--- a/Documentacion_Desafio1.docx
+++ b/Documentacion_Desafio1.docx
@@ -7,7 +7,7 @@
         <w:pBdr/>
         <w:spacing/>
         <w:ind/>
-        <w:jc w:val="left"/>
+        <w:jc w:val="center"/>
         <w:rPr>
           <w:rFonts w:ascii="Liberation Serif" w:hAnsi="Liberation Serif" w:cs="Liberation Serif"/>
           <w:sz w:val="28"/>
@@ -27,18 +27,203 @@
           <w:sz w:val="28"/>
           <w:szCs w:val="28"/>
         </w:rPr>
+        <w:t xml:space="preserve">Dpto. de Electrónica y de Telecomunicaciones</w:t>
+      </w:r>
+      <w:r>
+        <w:rPr>
+          <w:rFonts w:ascii="Liberation Serif" w:hAnsi="Liberation Serif" w:cs="Liberation Serif"/>
+          <w:sz w:val="28"/>
+          <w:szCs w:val="28"/>
+        </w:rPr>
+      </w:r>
+      <w:r>
+        <w:rPr>
+          <w:rFonts w:ascii="Liberation Serif" w:hAnsi="Liberation Serif" w:cs="Liberation Serif"/>
+          <w:sz w:val="28"/>
+          <w:szCs w:val="28"/>
+        </w:rPr>
+      </w:r>
+    </w:p>
+    <w:p>
+      <w:pPr>
+        <w:pBdr/>
+        <w:spacing/>
+        <w:ind/>
+        <w:jc w:val="center"/>
+        <w:rPr>
+          <w:rFonts w:ascii="Liberation Serif" w:hAnsi="Liberation Serif" w:cs="Liberation Serif"/>
+          <w:sz w:val="28"/>
+          <w:szCs w:val="28"/>
+        </w:rPr>
+      </w:pPr>
+      <w:r>
+        <w:rPr>
+          <w:rFonts w:ascii="Liberation Serif" w:hAnsi="Liberation Serif" w:eastAsia="Liberation Serif" w:cs="Liberation Serif"/>
+          <w:sz w:val="28"/>
+          <w:szCs w:val="28"/>
+        </w:rPr>
+        <w:t xml:space="preserve">Facultad de Ingenierı́a</w:t>
+      </w:r>
+      <w:r>
+        <w:rPr>
+          <w:rFonts w:ascii="Liberation Serif" w:hAnsi="Liberation Serif" w:cs="Liberation Serif"/>
+          <w:sz w:val="28"/>
+          <w:szCs w:val="28"/>
+        </w:rPr>
+      </w:r>
+      <w:r>
+        <w:rPr>
+          <w:rFonts w:ascii="Liberation Serif" w:hAnsi="Liberation Serif" w:cs="Liberation Serif"/>
+          <w:sz w:val="28"/>
+          <w:szCs w:val="28"/>
+        </w:rPr>
+      </w:r>
+    </w:p>
+    <w:p>
+      <w:pPr>
+        <w:pBdr/>
+        <w:spacing/>
+        <w:ind/>
+        <w:jc w:val="center"/>
+        <w:rPr>
+          <w:rFonts w:ascii="Liberation Serif" w:hAnsi="Liberation Serif" w:cs="Liberation Serif"/>
+          <w:sz w:val="28"/>
+          <w:szCs w:val="28"/>
+          <w:highlight w:val="none"/>
+        </w:rPr>
+      </w:pPr>
+      <w:r>
+        <w:rPr>
+          <w:rFonts w:ascii="Liberation Serif" w:hAnsi="Liberation Serif" w:eastAsia="Liberation Serif" w:cs="Liberation Serif"/>
+          <w:sz w:val="28"/>
+          <w:szCs w:val="28"/>
+        </w:rPr>
+        <w:t xml:space="preserve">Universidad de Antioquia</w:t>
+      </w:r>
+      <w:r>
+        <w:rPr>
+          <w:rFonts w:ascii="Liberation Serif" w:hAnsi="Liberation Serif" w:cs="Liberation Serif"/>
+          <w:sz w:val="28"/>
+          <w:szCs w:val="28"/>
+          <w:highlight w:val="none"/>
+        </w:rPr>
+      </w:r>
+      <w:r>
+        <w:rPr>
+          <w:rFonts w:ascii="Liberation Serif" w:hAnsi="Liberation Serif" w:cs="Liberation Serif"/>
+          <w:sz w:val="28"/>
+          <w:szCs w:val="28"/>
+          <w:highlight w:val="none"/>
+        </w:rPr>
+      </w:r>
+    </w:p>
+    <w:p>
+      <w:pPr>
+        <w:pBdr/>
+        <w:spacing/>
+        <w:ind/>
+        <w:jc w:val="left"/>
+        <w:rPr>
+          <w:rFonts w:ascii="Asana Math" w:hAnsi="Asana Math" w:cs="Asana Math"/>
+        </w:rPr>
+      </w:pPr>
+      <w:r>
+        <w:rPr>
+          <w:rFonts w:ascii="Asana Math" w:hAnsi="Asana Math" w:cs="Asana Math"/>
+        </w:rPr>
+      </w:r>
+      <w:r>
+        <w:rPr>
+          <w:rFonts w:ascii="Asana Math" w:hAnsi="Asana Math" w:cs="Asana Math"/>
+          <w:lang w:val="es-ES"/>
+        </w:rPr>
+      </w:r>
+      <w:r>
+        <w:rPr>
+          <w:rFonts w:ascii="Asana Math" w:hAnsi="Asana Math" w:cs="Asana Math"/>
+        </w:rPr>
+      </w:r>
+    </w:p>
+    <w:p>
+      <w:pPr>
+        <w:pBdr/>
+        <w:spacing/>
+        <w:ind/>
+        <w:jc w:val="left"/>
+        <w:rPr>
+          <w:rFonts w:ascii="Asana Math" w:hAnsi="Asana Math" w:cs="Asana Math"/>
+        </w:rPr>
+      </w:pPr>
+      <w:r>
+        <w:rPr>
+          <w:rFonts w:ascii="Asana Math" w:hAnsi="Asana Math" w:cs="Asana Math"/>
+        </w:rPr>
+      </w:r>
+      <w:r>
+        <w:rPr>
+          <w:rFonts w:ascii="Asana Math" w:hAnsi="Asana Math" w:cs="Asana Math"/>
+        </w:rPr>
+      </w:r>
+      <w:r>
+        <w:rPr>
+          <w:rFonts w:ascii="Asana Math" w:hAnsi="Asana Math" w:cs="Asana Math"/>
+        </w:rPr>
+      </w:r>
+    </w:p>
+    <w:p>
+      <w:pPr>
+        <w:pBdr/>
+        <w:spacing/>
+        <w:ind/>
+        <w:jc w:val="left"/>
+        <w:rPr>
+          <w:rFonts w:ascii="Asana Math" w:hAnsi="Asana Math" w:cs="Asana Math"/>
+        </w:rPr>
+      </w:pPr>
+      <w:r>
+        <w:rPr>
+          <w:rFonts w:ascii="Asana Math" w:hAnsi="Asana Math" w:cs="Asana Math"/>
+        </w:rPr>
+      </w:r>
+      <w:r>
+        <w:rPr>
+          <w:rFonts w:ascii="Asana Math" w:hAnsi="Asana Math" w:cs="Asana Math"/>
+        </w:rPr>
+      </w:r>
+      <w:r>
+        <w:rPr>
+          <w:rFonts w:ascii="Asana Math" w:hAnsi="Asana Math" w:cs="Asana Math"/>
+        </w:rPr>
+      </w:r>
+    </w:p>
+    <w:p>
+      <w:pPr>
+        <w:pBdr/>
+        <w:spacing/>
+        <w:ind/>
+        <w:jc w:val="left"/>
+        <w:rPr>
+          <w:rFonts w:ascii="Asana Math" w:hAnsi="Asana Math" w:cs="Asana Math"/>
+        </w:rPr>
+      </w:pPr>
+      <w:r>
+        <w:rPr>
+          <w:rFonts w:ascii="Asana Math" w:hAnsi="Asana Math" w:cs="Asana Math"/>
+        </w:rPr>
+      </w:r>
+      <w:r>
         <mc:AlternateContent>
           <mc:Choice Requires="wpg">
             <w:drawing>
-              <wp:anchor xmlns:wp="http://schemas.openxmlformats.org/drawingml/2006/wordprocessingDrawing" xmlns:wp14="http://schemas.microsoft.com/office/word/2010/wordprocessingDrawing" distT="0" distB="0" distL="115200" distR="115200" simplePos="0" relativeHeight="2048" behindDoc="0" locked="0" layoutInCell="1" allowOverlap="1">
+              <wp:anchor xmlns:wp="http://schemas.openxmlformats.org/drawingml/2006/wordprocessingDrawing" xmlns:wp14="http://schemas.microsoft.com/office/word/2010/wordprocessingDrawing" distT="0" distB="0" distL="115200" distR="115200" simplePos="0" relativeHeight="3072" behindDoc="0" locked="0" layoutInCell="1" allowOverlap="1">
                 <wp:simplePos x="0" y="0"/>
                 <wp:positionH relativeFrom="column">
-                  <wp:posOffset>3571875</wp:posOffset>
+                  <wp:posOffset>1347787</wp:posOffset>
                 </wp:positionH>
                 <wp:positionV relativeFrom="paragraph">
-                  <wp:posOffset>-653257</wp:posOffset>
+                  <wp:posOffset>214595</wp:posOffset>
                 </wp:positionV>
-                <wp:extent cx="2781300" cy="3019425"/>
+                <wp:extent cx="3248025" cy="1352550"/>
                 <wp:effectExtent l="0" t="0" r="0" b="0"/>
                 <wp:wrapNone/>
                 <wp:docPr id="1" name=""/>
@@ -49,20 +234,20 @@
                   <a:graphicData uri="http://schemas.openxmlformats.org/drawingml/2006/picture">
                     <pic:pic xmlns:pic="http://schemas.openxmlformats.org/drawingml/2006/picture">
                       <pic:nvPicPr>
-                        <pic:cNvPr id="30403344" name=""/>
+                        <pic:cNvPr id="669678284" name=""/>
                         <pic:cNvPicPr>
                           <a:picLocks noChangeAspect="1"/>
                         </pic:cNvPicPr>
                         <pic:nvPr/>
                       </pic:nvPicPr>
                       <pic:blipFill rotWithShape="1">
-                        <a:blip r:embed="rId8"/>
+                        <a:blip r:embed="rId10"/>
                         <a:stretch/>
                       </pic:blipFill>
                       <pic:spPr bwMode="auto">
                         <a:xfrm>
                           <a:off x="0" y="0"/>
-                          <a:ext cx="2781299" cy="3019424"/>
+                          <a:ext cx="3248024" cy="1352549"/>
                         </a:xfrm>
                         <a:prstGeom prst="rect">
                           <a:avLst/>
@@ -95,8 +280,8 @@
                 <v:path o:extrusionok="f" gradientshapeok="t" o:connecttype="rect"/>
                 <o:lock v:ext="edit" aspectratio="t"/>
               </v:shapetype>
-              <v:shape id="_x0000_i0" o:spid="_x0000_s0" type="#_x0000_t75" style="position:absolute;z-index:2048;o:allowoverlap:true;o:allowincell:true;mso-position-horizontal-relative:text;margin-left:281.25pt;mso-position-horizontal:absolute;mso-position-vertical-relative:text;margin-top:-51.44pt;mso-position-vertical:absolute;width:219.00pt;height:237.75pt;mso-wrap-distance-left:9.07pt;mso-wrap-distance-top:0.00pt;mso-wrap-distance-right:9.07pt;mso-wrap-distance-bottom:0.00pt;z-index:1;" stroked="false">
-                <v:imagedata r:id="rId8" o:title=""/>
+              <v:shape id="_x0000_i0" o:spid="_x0000_s0" type="#_x0000_t75" style="position:absolute;z-index:3072;o:allowoverlap:true;o:allowincell:true;mso-position-horizontal-relative:text;margin-left:106.12pt;mso-position-horizontal:absolute;mso-position-vertical-relative:text;margin-top:16.90pt;mso-position-vertical:absolute;width:255.75pt;height:106.50pt;mso-wrap-distance-left:9.07pt;mso-wrap-distance-top:0.00pt;mso-wrap-distance-right:9.07pt;mso-wrap-distance-bottom:0.00pt;z-index:1;" stroked="false">
+                <v:imagedata r:id="rId10" o:title=""/>
                 <o:lock v:ext="edit" rotation="t"/>
               </v:shape>
             </w:pict>
@@ -105,81 +290,12 @@
       </w:r>
       <w:r>
         <w:rPr>
-          <w:rFonts w:ascii="Liberation Serif" w:hAnsi="Liberation Serif" w:eastAsia="Liberation Serif" w:cs="Liberation Serif"/>
-          <w:sz w:val="28"/>
-          <w:szCs w:val="28"/>
-        </w:rPr>
-        <w:t xml:space="preserve">Dpto. de Electrónica y de Telecomunicaciones</w:t>
-      </w:r>
-      <w:r>
-        <w:rPr>
-          <w:rFonts w:ascii="Liberation Serif" w:hAnsi="Liberation Serif" w:eastAsia="Liberation Serif" w:cs="Liberation Serif"/>
-          <w:sz w:val="28"/>
-          <w:szCs w:val="28"/>
-        </w:rPr>
-      </w:r>
-    </w:p>
-    <w:p>
-      <w:pPr>
-        <w:pBdr/>
-        <w:spacing/>
-        <w:ind/>
-        <w:jc w:val="left"/>
-        <w:rPr>
-          <w:rFonts w:ascii="Liberation Serif" w:hAnsi="Liberation Serif" w:cs="Liberation Serif"/>
-          <w:sz w:val="28"/>
-          <w:szCs w:val="28"/>
-        </w:rPr>
-      </w:pPr>
-      <w:r>
-        <w:rPr>
-          <w:rFonts w:ascii="Liberation Serif" w:hAnsi="Liberation Serif" w:eastAsia="Liberation Serif" w:cs="Liberation Serif"/>
-          <w:sz w:val="28"/>
-          <w:szCs w:val="28"/>
-        </w:rPr>
-        <w:t xml:space="preserve">Facultad de Ingenierı́a</w:t>
-      </w:r>
-      <w:r>
-        <w:rPr>
-          <w:rFonts w:ascii="Liberation Serif" w:hAnsi="Liberation Serif" w:eastAsia="Liberation Serif" w:cs="Liberation Serif"/>
-          <w:sz w:val="28"/>
-          <w:szCs w:val="28"/>
-        </w:rPr>
-      </w:r>
-    </w:p>
-    <w:p>
-      <w:pPr>
-        <w:pBdr/>
-        <w:spacing/>
-        <w:ind/>
-        <w:jc w:val="left"/>
-        <w:rPr>
-          <w:rFonts w:ascii="Liberation Serif" w:hAnsi="Liberation Serif" w:cs="Liberation Serif"/>
-          <w:sz w:val="28"/>
-          <w:szCs w:val="28"/>
-          <w:highlight w:val="none"/>
-        </w:rPr>
-      </w:pPr>
-      <w:r>
-        <w:rPr>
-          <w:rFonts w:ascii="Liberation Serif" w:hAnsi="Liberation Serif" w:eastAsia="Liberation Serif" w:cs="Liberation Serif"/>
-          <w:sz w:val="28"/>
-          <w:szCs w:val="28"/>
-        </w:rPr>
-        <w:t xml:space="preserve">Universidad de Antioquia</w:t>
-      </w:r>
-      <w:r>
-        <w:rPr>
-          <w:rFonts w:ascii="Liberation Serif" w:hAnsi="Liberation Serif" w:eastAsia="Liberation Serif" w:cs="Liberation Serif"/>
-          <w:sz w:val="28"/>
-          <w:szCs w:val="28"/>
+          <w:rFonts w:ascii="Asana Math" w:hAnsi="Asana Math" w:cs="Asana Math"/>
         </w:rPr>
       </w:r>
       <w:r>
         <w:rPr>
-          <w:rFonts w:ascii="Liberation Serif" w:hAnsi="Liberation Serif" w:eastAsia="Liberation Serif" w:cs="Liberation Serif"/>
-          <w:sz w:val="28"/>
-          <w:szCs w:val="28"/>
+          <w:rFonts w:ascii="Asana Math" w:hAnsi="Asana Math" w:cs="Asana Math"/>
         </w:rPr>
       </w:r>
     </w:p>
@@ -370,105 +486,6 @@
         <w:pBdr/>
         <w:spacing/>
         <w:ind/>
-        <w:jc w:val="left"/>
-        <w:rPr>
-          <w:rFonts w:ascii="Asana Math" w:hAnsi="Asana Math" w:cs="Asana Math"/>
-        </w:rPr>
-      </w:pPr>
-      <w:r>
-        <w:rPr>
-          <w:rFonts w:ascii="Asana Math" w:hAnsi="Asana Math" w:cs="Asana Math"/>
-        </w:rPr>
-      </w:r>
-      <w:r>
-        <w:rPr>
-          <w:rFonts w:ascii="Asana Math" w:hAnsi="Asana Math" w:cs="Asana Math"/>
-        </w:rPr>
-      </w:r>
-      <w:r>
-        <w:rPr>
-          <w:rFonts w:ascii="Asana Math" w:hAnsi="Asana Math" w:cs="Asana Math"/>
-        </w:rPr>
-      </w:r>
-    </w:p>
-    <w:p>
-      <w:pPr>
-        <w:pBdr/>
-        <w:spacing/>
-        <w:ind/>
-        <w:jc w:val="left"/>
-        <w:rPr>
-          <w:rFonts w:ascii="Asana Math" w:hAnsi="Asana Math" w:cs="Asana Math"/>
-        </w:rPr>
-      </w:pPr>
-      <w:r>
-        <w:rPr>
-          <w:rFonts w:ascii="Asana Math" w:hAnsi="Asana Math" w:cs="Asana Math"/>
-        </w:rPr>
-      </w:r>
-      <w:r>
-        <w:rPr>
-          <w:rFonts w:ascii="Asana Math" w:hAnsi="Asana Math" w:cs="Asana Math"/>
-        </w:rPr>
-      </w:r>
-      <w:r>
-        <w:rPr>
-          <w:rFonts w:ascii="Asana Math" w:hAnsi="Asana Math" w:cs="Asana Math"/>
-        </w:rPr>
-      </w:r>
-    </w:p>
-    <w:p>
-      <w:pPr>
-        <w:pBdr/>
-        <w:spacing/>
-        <w:ind/>
-        <w:jc w:val="left"/>
-        <w:rPr>
-          <w:rFonts w:ascii="Asana Math" w:hAnsi="Asana Math" w:cs="Asana Math"/>
-        </w:rPr>
-      </w:pPr>
-      <w:r>
-        <w:rPr>
-          <w:rFonts w:ascii="Asana Math" w:hAnsi="Asana Math" w:cs="Asana Math"/>
-        </w:rPr>
-      </w:r>
-      <w:r>
-        <w:rPr>
-          <w:rFonts w:ascii="Asana Math" w:hAnsi="Asana Math" w:cs="Asana Math"/>
-        </w:rPr>
-      </w:r>
-      <w:r>
-        <w:rPr>
-          <w:rFonts w:ascii="Asana Math" w:hAnsi="Asana Math" w:cs="Asana Math"/>
-        </w:rPr>
-      </w:r>
-    </w:p>
-    <w:p>
-      <w:pPr>
-        <w:pBdr/>
-        <w:spacing/>
-        <w:ind/>
-        <w:jc w:val="left"/>
-        <w:rPr>
-          <w:rFonts w:ascii="Asana Math" w:hAnsi="Asana Math" w:cs="Asana Math"/>
-        </w:rPr>
-      </w:pPr>
-      <w:r>
-        <w:rPr>
-          <w:rFonts w:ascii="Asana Math" w:hAnsi="Asana Math" w:cs="Asana Math"/>
-        </w:rPr>
-      </w:r>
-      <w:r>
-        <w:rPr>
-          <w:rFonts w:ascii="Asana Math" w:hAnsi="Asana Math" w:cs="Asana Math"/>
-        </w:rPr>
-      </w:r>
-    </w:p>
-    <w:p>
-      <w:pPr>
-        <w:pBdr/>
-        <w:spacing/>
-        <w:ind/>
         <w:jc w:val="center"/>
         <w:rPr>
           <w:rFonts w:ascii="Asana Math" w:hAnsi="Asana Math" w:eastAsia="Asana Math" w:cs="Asana Math"/>
@@ -490,9 +507,20 @@
       </w:r>
       <w:r>
         <w:rPr>
-          <w:rFonts w:ascii="Asana Math" w:hAnsi="Asana Math" w:cs="Asana Math"/>
+          <w:rFonts w:ascii="Asana Math" w:hAnsi="Asana Math" w:eastAsia="Asana Math" w:cs="Asana Math"/>
           <w:sz w:val="52"/>
           <w:szCs w:val="52"/>
+          <w:highlight w:val="none"/>
+          <w:lang w:val="es-ES"/>
+        </w:rPr>
+      </w:r>
+      <w:r>
+        <w:rPr>
+          <w:rFonts w:ascii="Asana Math" w:hAnsi="Asana Math" w:eastAsia="Asana Math" w:cs="Asana Math"/>
+          <w:sz w:val="52"/>
+          <w:szCs w:val="52"/>
+          <w:highlight w:val="none"/>
+          <w:lang w:val="es-ES"/>
         </w:rPr>
       </w:r>
     </w:p>
@@ -522,9 +550,20 @@
       </w:r>
       <w:r>
         <w:rPr>
-          <w:rFonts w:ascii="Asana Math" w:hAnsi="Asana Math" w:cs="Asana Math"/>
-          <w:sz w:val="16"/>
-          <w:szCs w:val="16"/>
+          <w:rFonts w:ascii="Asana Math" w:hAnsi="Asana Math" w:eastAsia="Asana Math" w:cs="Asana Math"/>
+          <w:sz w:val="40"/>
+          <w:szCs w:val="40"/>
+          <w:highlight w:val="none"/>
+          <w:lang w:val="es-ES"/>
+        </w:rPr>
+      </w:r>
+      <w:r>
+        <w:rPr>
+          <w:rFonts w:ascii="Asana Math" w:hAnsi="Asana Math" w:eastAsia="Asana Math" w:cs="Asana Math"/>
+          <w:sz w:val="40"/>
+          <w:szCs w:val="40"/>
+          <w:highlight w:val="none"/>
+          <w:lang w:val="es-ES"/>
         </w:rPr>
       </w:r>
     </w:p>
@@ -554,9 +593,297 @@
       </w:r>
       <w:r>
         <w:rPr>
-          <w:rFonts w:ascii="Asana Math" w:hAnsi="Asana Math" w:cs="Asana Math"/>
-          <w:sz w:val="16"/>
-          <w:szCs w:val="16"/>
+          <w:rFonts w:ascii="Asana Math" w:hAnsi="Asana Math" w:eastAsia="Asana Math" w:cs="Asana Math"/>
+          <w:sz w:val="40"/>
+          <w:szCs w:val="40"/>
+          <w:highlight w:val="none"/>
+          <w:lang w:val="es-ES"/>
+        </w:rPr>
+      </w:r>
+      <w:r>
+        <w:rPr>
+          <w:rFonts w:ascii="Asana Math" w:hAnsi="Asana Math" w:eastAsia="Asana Math" w:cs="Asana Math"/>
+          <w:sz w:val="40"/>
+          <w:szCs w:val="40"/>
+          <w:highlight w:val="none"/>
+          <w:lang w:val="es-ES"/>
+        </w:rPr>
+      </w:r>
+    </w:p>
+    <w:p>
+      <w:pPr>
+        <w:pBdr/>
+        <w:shd w:val="nil"/>
+        <w:spacing/>
+        <w:ind/>
+        <w:rPr>
+          <w:rFonts w:ascii="Asana Math" w:hAnsi="Asana Math" w:eastAsia="Asana Math" w:cs="Asana Math"/>
+          <w:sz w:val="40"/>
+          <w:szCs w:val="40"/>
+          <w:highlight w:val="none"/>
+          <w:lang w:val="es-ES"/>
+        </w:rPr>
+      </w:pPr>
+      <w:r>
+        <w:rPr>
+          <w:rFonts w:ascii="Asana Math" w:hAnsi="Asana Math" w:eastAsia="Asana Math" w:cs="Asana Math"/>
+          <w:sz w:val="40"/>
+          <w:szCs w:val="40"/>
+          <w:highlight w:val="none"/>
+          <w:lang w:val="es-ES"/>
+        </w:rPr>
+        <w:br w:type="page" w:clear="all"/>
+      </w:r>
+      <w:r>
+        <w:rPr>
+          <w:rFonts w:ascii="Asana Math" w:hAnsi="Asana Math" w:eastAsia="Asana Math" w:cs="Asana Math"/>
+          <w:sz w:val="40"/>
+          <w:szCs w:val="40"/>
+          <w:highlight w:val="none"/>
+          <w:lang w:val="es-ES"/>
+        </w:rPr>
+      </w:r>
+      <w:r>
+        <w:rPr>
+          <w:rFonts w:ascii="Asana Math" w:hAnsi="Asana Math" w:eastAsia="Asana Math" w:cs="Asana Math"/>
+          <w:sz w:val="40"/>
+          <w:szCs w:val="40"/>
+          <w:highlight w:val="none"/>
+          <w:lang w:val="es-ES"/>
+        </w:rPr>
+      </w:r>
+    </w:p>
+    <w:p>
+      <w:pPr>
+        <w:pBdr/>
+        <w:spacing/>
+        <w:ind/>
+        <w:jc w:val="center"/>
+        <w:rPr>
+          <w:rFonts w:ascii="Asana Math" w:hAnsi="Asana Math" w:eastAsia="Asana Math" w:cs="Asana Math"/>
+          <w:sz w:val="28"/>
+          <w:szCs w:val="28"/>
+          <w:highlight w:val="none"/>
+          <w:lang w:val="es-ES"/>
+        </w:rPr>
+      </w:pPr>
+      <w:r>
+        <w:rPr>
+          <w:rFonts w:ascii="Asana Math" w:hAnsi="Asana Math" w:eastAsia="Asana Math" w:cs="Asana Math"/>
+          <w:sz w:val="28"/>
+          <w:szCs w:val="28"/>
+          <w:highlight w:val="none"/>
+          <w:lang w:val="es-ES" w:bidi="es-ES"/>
+        </w:rPr>
+        <w:t xml:space="preserve">TABLA DE CONTENIDOS</w:t>
+      </w:r>
+      <w:r>
+        <w:rPr>
+          <w:rFonts w:ascii="Asana Math" w:hAnsi="Asana Math" w:eastAsia="Asana Math" w:cs="Asana Math"/>
+          <w:sz w:val="28"/>
+          <w:szCs w:val="28"/>
+          <w:highlight w:val="none"/>
+          <w:lang w:val="es-ES"/>
+        </w:rPr>
+      </w:r>
+      <w:r>
+        <w:rPr>
+          <w:rFonts w:ascii="Asana Math" w:hAnsi="Asana Math" w:eastAsia="Asana Math" w:cs="Asana Math"/>
+          <w:sz w:val="28"/>
+          <w:szCs w:val="28"/>
+          <w:highlight w:val="none"/>
+          <w:lang w:val="es-ES"/>
+        </w:rPr>
+      </w:r>
+    </w:p>
+    <w:p>
+      <w:pPr>
+        <w:pBdr/>
+        <w:spacing/>
+        <w:ind w:firstLine="0" w:left="0"/>
+        <w:jc w:val="left"/>
+        <w:rPr>
+          <w:rFonts w:ascii="Asana Math" w:hAnsi="Asana Math" w:eastAsia="Asana Math" w:cs="Asana Math"/>
+          <w:sz w:val="28"/>
+          <w:szCs w:val="28"/>
+          <w:highlight w:val="none"/>
+          <w:lang w:val="es-ES"/>
+        </w:rPr>
+      </w:pPr>
+      <w:r>
+        <w:rPr>
+          <w:rFonts w:ascii="Asana Math" w:hAnsi="Asana Math" w:eastAsia="Asana Math" w:cs="Asana Math"/>
+          <w:sz w:val="24"/>
+          <w:szCs w:val="24"/>
+          <w:highlight w:val="none"/>
+          <w:lang w:val="es-ES" w:bidi="es-ES"/>
+        </w:rPr>
+        <w:t xml:space="preserve">1.INTRODUCCI</w:t>
+      </w:r>
+      <w:r>
+        <w:rPr>
+          <w:rFonts w:ascii="Asana Math" w:hAnsi="Asana Math" w:eastAsia="Asana Math" w:cs="Asana Math"/>
+          <w:sz w:val="24"/>
+          <w:szCs w:val="24"/>
+          <w:highlight w:val="none"/>
+          <w:lang w:val="es-ES" w:bidi="es-ES"/>
+        </w:rPr>
+        <w:t xml:space="preserve">ÓN</w:t>
+      </w:r>
+      <w:r>
+        <w:rPr>
+          <w:rFonts w:ascii="Asana Math" w:hAnsi="Asana Math" w:eastAsia="Asana Math" w:cs="Asana Math"/>
+          <w:sz w:val="28"/>
+          <w:szCs w:val="28"/>
+          <w:highlight w:val="none"/>
+          <w:lang w:val="es-ES" w:bidi="es-ES"/>
+        </w:rPr>
+        <w:t xml:space="preserve"> ...................................................................................................3</w:t>
+      </w:r>
+      <w:r>
+        <w:rPr>
+          <w:rFonts w:ascii="Asana Math" w:hAnsi="Asana Math" w:eastAsia="Asana Math" w:cs="Asana Math"/>
+          <w:sz w:val="28"/>
+          <w:szCs w:val="28"/>
+          <w:highlight w:val="none"/>
+          <w:lang w:val="es-ES"/>
+        </w:rPr>
+      </w:r>
+      <w:r>
+        <w:rPr>
+          <w:rFonts w:ascii="Asana Math" w:hAnsi="Asana Math" w:eastAsia="Asana Math" w:cs="Asana Math"/>
+          <w:sz w:val="28"/>
+          <w:szCs w:val="28"/>
+          <w:highlight w:val="none"/>
+          <w:lang w:val="es-ES"/>
+        </w:rPr>
+      </w:r>
+    </w:p>
+    <w:p>
+      <w:pPr>
+        <w:pBdr/>
+        <w:spacing/>
+        <w:ind/>
+        <w:jc w:val="left"/>
+        <w:rPr>
+          <w:rFonts w:ascii="Asana Math" w:hAnsi="Asana Math" w:eastAsia="Asana Math" w:cs="Asana Math"/>
+          <w:sz w:val="24"/>
+          <w:szCs w:val="24"/>
+          <w:highlight w:val="none"/>
+          <w:lang w:val="es-ES"/>
+        </w:rPr>
+      </w:pPr>
+      <w:r>
+        <w:rPr>
+          <w:rFonts w:ascii="Asana Math" w:hAnsi="Asana Math" w:eastAsia="Asana Math" w:cs="Asana Math"/>
+          <w:sz w:val="24"/>
+          <w:szCs w:val="24"/>
+          <w:highlight w:val="none"/>
+          <w:lang w:val="es-ES"/>
+        </w:rPr>
+        <w:t xml:space="preserve">2.EL TABLERO</w:t>
+      </w:r>
+      <w:r>
+        <w:rPr>
+          <w:rFonts w:ascii="Asana Math" w:hAnsi="Asana Math" w:eastAsia="Asana Math" w:cs="Asana Math"/>
+          <w:sz w:val="24"/>
+          <w:szCs w:val="24"/>
+          <w:highlight w:val="none"/>
+          <w:lang w:val="es-ES"/>
+        </w:rPr>
+        <w:t xml:space="preserve"> ............................................................................................................................4</w:t>
+      </w:r>
+      <w:r>
+        <w:rPr>
+          <w:rFonts w:ascii="Asana Math" w:hAnsi="Asana Math" w:eastAsia="Asana Math" w:cs="Asana Math"/>
+          <w:sz w:val="24"/>
+          <w:szCs w:val="24"/>
+          <w:highlight w:val="none"/>
+          <w:lang w:val="es-ES"/>
+        </w:rPr>
+      </w:r>
+    </w:p>
+    <w:p>
+      <w:pPr>
+        <w:pBdr/>
+        <w:spacing/>
+        <w:ind/>
+        <w:jc w:val="left"/>
+        <w:rPr>
+          <w:rFonts w:ascii="Asana Math" w:hAnsi="Asana Math" w:eastAsia="Asana Math" w:cs="Asana Math"/>
+          <w:sz w:val="28"/>
+          <w:szCs w:val="28"/>
+          <w:highlight w:val="none"/>
+          <w:lang w:val="es-ES"/>
+        </w:rPr>
+      </w:pPr>
+      <w:r>
+        <w:rPr>
+          <w:rFonts w:ascii="Asana Math" w:hAnsi="Asana Math" w:eastAsia="Asana Math" w:cs="Asana Math"/>
+          <w:sz w:val="28"/>
+          <w:szCs w:val="28"/>
+          <w:highlight w:val="none"/>
+          <w:lang w:val="es-ES" w:bidi="es-ES"/>
+        </w:rPr>
+      </w:r>
+      <w:r>
+        <w:rPr>
+          <w:rFonts w:ascii="Asana Math" w:hAnsi="Asana Math" w:eastAsia="Asana Math" w:cs="Asana Math"/>
+          <w:sz w:val="28"/>
+          <w:szCs w:val="28"/>
+          <w:highlight w:val="none"/>
+          <w:lang w:val="es-ES" w:bidi="es-ES"/>
+        </w:rPr>
+      </w:r>
+      <w:r>
+        <w:rPr>
+          <w:rFonts w:ascii="Asana Math" w:hAnsi="Asana Math" w:eastAsia="Asana Math" w:cs="Asana Math"/>
+          <w:sz w:val="28"/>
+          <w:szCs w:val="28"/>
+          <w:highlight w:val="none"/>
+          <w:lang w:val="es-ES"/>
+        </w:rPr>
+      </w:r>
+    </w:p>
+    <w:p>
+      <w:pPr>
+        <w:pBdr/>
+        <w:spacing/>
+        <w:ind/>
+        <w:jc w:val="left"/>
+        <w:rPr>
+          <w:rFonts w:ascii="Asana Math" w:hAnsi="Asana Math" w:eastAsia="Asana Math" w:cs="Asana Math"/>
+          <w:sz w:val="28"/>
+          <w:szCs w:val="28"/>
+          <w:highlight w:val="none"/>
+          <w:lang w:val="es-ES"/>
+        </w:rPr>
+      </w:pPr>
+      <w:r>
+        <w:rPr>
+          <w:rFonts w:ascii="Asana Math" w:hAnsi="Asana Math" w:eastAsia="Asana Math" w:cs="Asana Math"/>
+          <w:sz w:val="28"/>
+          <w:szCs w:val="28"/>
+          <w:highlight w:val="none"/>
+          <w:lang w:val="es-ES" w:bidi="es-ES"/>
+        </w:rPr>
+      </w:r>
+      <w:r>
+        <w:rPr>
+          <w:rFonts w:ascii="Asana Math" w:hAnsi="Asana Math" w:eastAsia="Asana Math" w:cs="Asana Math"/>
+          <w:sz w:val="28"/>
+          <w:szCs w:val="28"/>
+          <w:highlight w:val="none"/>
+          <w:lang w:val="es-ES" w:bidi="es-ES"/>
+        </w:rPr>
+      </w:r>
+      <w:r>
+        <w:rPr>
+          <w:rFonts w:ascii="Asana Math" w:hAnsi="Asana Math" w:eastAsia="Asana Math" w:cs="Asana Math"/>
+          <w:sz w:val="28"/>
+          <w:szCs w:val="28"/>
+          <w:highlight w:val="none"/>
+          <w:lang w:val="es-ES"/>
         </w:rPr>
       </w:r>
     </w:p>
@@ -626,6 +953,15 @@
           <w:lang w:val="es-ES"/>
         </w:rPr>
       </w:r>
+      <w:r>
+        <w:rPr>
+          <w:rFonts w:ascii="Asana Math" w:hAnsi="Asana Math" w:eastAsia="Asana Math" w:cs="Asana Math"/>
+          <w:sz w:val="40"/>
+          <w:szCs w:val="40"/>
+          <w:highlight w:val="none"/>
+          <w:lang w:val="es-ES"/>
+        </w:rPr>
+      </w:r>
     </w:p>
     <w:p>
       <w:pPr>
@@ -651,36 +987,9 @@
       </w:r>
       <w:r>
         <w:rPr>
-          <w:rFonts w:ascii="Asana Math" w:hAnsi="Asana Math" w:eastAsia="Asana Math" w:cs="Asana Math"/>
-          <w:sz w:val="40"/>
-          <w:szCs w:val="40"/>
-          <w:highlight w:val="none"/>
-          <w:lang w:val="es-ES"/>
-        </w:rPr>
-      </w:r>
-      <w:r/>
-    </w:p>
-    <w:p>
-      <w:pPr>
-        <w:pBdr/>
-        <w:spacing/>
-        <w:ind/>
-        <w:jc w:val="center"/>
-        <w:rPr>
-          <w:rFonts w:ascii="Asana Math" w:hAnsi="Asana Math" w:eastAsia="Asana Math" w:cs="Asana Math"/>
-          <w:sz w:val="40"/>
-          <w:szCs w:val="40"/>
-          <w:highlight w:val="none"/>
-          <w:lang w:val="es-ES"/>
-        </w:rPr>
-      </w:pPr>
-      <w:r>
-        <w:rPr>
-          <w:rFonts w:ascii="Asana Math" w:hAnsi="Asana Math" w:eastAsia="Asana Math" w:cs="Asana Math"/>
-          <w:sz w:val="40"/>
-          <w:szCs w:val="40"/>
-          <w:highlight w:val="none"/>
-          <w:lang w:val="es-ES"/>
+          <w:rFonts w:ascii="Asana Math" w:hAnsi="Asana Math" w:cs="Asana Math"/>
+          <w:sz w:val="16"/>
+          <w:szCs w:val="16"/>
         </w:rPr>
       </w:r>
       <w:r>
@@ -690,9 +999,547 @@
           <w:szCs w:val="16"/>
         </w:rPr>
       </w:r>
-      <w:r/>
+    </w:p>
+    <w:p>
+      <w:pPr>
+        <w:pBdr/>
+        <w:spacing/>
+        <w:ind/>
+        <w:jc w:val="center"/>
+        <w:rPr>
+          <w:rFonts w:ascii="Asana Math" w:hAnsi="Asana Math" w:eastAsia="Asana Math" w:cs="Asana Math"/>
+          <w:sz w:val="28"/>
+          <w:szCs w:val="28"/>
+          <w:highlight w:val="none"/>
+          <w:lang w:val="es-ES"/>
+        </w:rPr>
+      </w:pPr>
+      <w:r>
+        <w:rPr>
+          <w:rFonts w:ascii="Asana Math" w:hAnsi="Asana Math" w:eastAsia="Asana Math" w:cs="Asana Math"/>
+          <w:sz w:val="28"/>
+          <w:szCs w:val="28"/>
+          <w:highlight w:val="none"/>
+          <w:lang w:val="es-ES"/>
+        </w:rPr>
+      </w:r>
+      <w:r>
+        <w:rPr>
+          <w:rFonts w:ascii="Asana Math" w:hAnsi="Asana Math" w:eastAsia="Asana Math" w:cs="Asana Math"/>
+          <w:sz w:val="28"/>
+          <w:szCs w:val="28"/>
+          <w:highlight w:val="none"/>
+          <w:lang w:val="es-ES"/>
+        </w:rPr>
+        <w:t xml:space="preserve">INTRODUCCI</w:t>
+      </w:r>
+      <w:r>
+        <w:rPr>
+          <w:rFonts w:ascii="Asana Math" w:hAnsi="Asana Math" w:eastAsia="Asana Math" w:cs="Asana Math"/>
+          <w:sz w:val="28"/>
+          <w:szCs w:val="28"/>
+          <w:highlight w:val="none"/>
+          <w:lang w:val="es-ES"/>
+        </w:rPr>
+        <w:t xml:space="preserve">ÓN</w:t>
+      </w:r>
+      <w:r>
+        <w:rPr>
+          <w:rFonts w:ascii="Asana Math" w:hAnsi="Asana Math" w:eastAsia="Asana Math" w:cs="Asana Math"/>
+          <w:sz w:val="28"/>
+          <w:szCs w:val="28"/>
+          <w:highlight w:val="none"/>
+          <w:lang w:val="es-ES"/>
+        </w:rPr>
+      </w:r>
+      <w:r>
+        <w:rPr>
+          <w:rFonts w:ascii="Asana Math" w:hAnsi="Asana Math" w:eastAsia="Asana Math" w:cs="Asana Math"/>
+          <w:sz w:val="28"/>
+          <w:szCs w:val="28"/>
+          <w:highlight w:val="none"/>
+          <w:lang w:val="es-ES"/>
+        </w:rPr>
+      </w:r>
+    </w:p>
+    <w:p>
+      <w:pPr>
+        <w:pBdr/>
+        <w:spacing/>
+        <w:ind/>
+        <w:jc w:val="center"/>
+        <w:rPr>
+          <w:rFonts w:ascii="Asana Math" w:hAnsi="Asana Math" w:eastAsia="Asana Math" w:cs="Asana Math"/>
+          <w:sz w:val="28"/>
+          <w:szCs w:val="28"/>
+          <w:highlight w:val="none"/>
+          <w:lang w:val="es-ES"/>
+        </w:rPr>
+      </w:pPr>
+      <w:r>
+        <w:rPr>
+          <w:rFonts w:ascii="Asana Math" w:hAnsi="Asana Math" w:eastAsia="Asana Math" w:cs="Asana Math"/>
+          <w:sz w:val="28"/>
+          <w:szCs w:val="28"/>
+          <w:highlight w:val="none"/>
+          <w:lang w:val="es-ES" w:bidi="es-ES"/>
+        </w:rPr>
+      </w:r>
+      <w:r>
+        <w:rPr>
+          <w:rFonts w:ascii="Asana Math" w:hAnsi="Asana Math" w:eastAsia="Asana Math" w:cs="Asana Math"/>
+          <w:sz w:val="28"/>
+          <w:szCs w:val="28"/>
+          <w:highlight w:val="none"/>
+          <w:lang w:val="es-ES" w:bidi="es-ES"/>
+        </w:rPr>
+      </w:r>
+      <w:r>
+        <w:rPr>
+          <w:rFonts w:ascii="Asana Math" w:hAnsi="Asana Math" w:eastAsia="Asana Math" w:cs="Asana Math"/>
+          <w:sz w:val="28"/>
+          <w:szCs w:val="28"/>
+          <w:highlight w:val="none"/>
+          <w:lang w:val="es-ES"/>
+        </w:rPr>
+      </w:r>
+    </w:p>
+    <w:p>
+      <w:pPr>
+        <w:pBdr/>
+        <w:spacing/>
+        <w:ind/>
+        <w:jc w:val="left"/>
+        <w:rPr>
+          <w:rFonts w:ascii="Asana Math" w:hAnsi="Asana Math" w:eastAsia="Asana Math" w:cs="Asana Math"/>
+          <w:sz w:val="22"/>
+          <w:szCs w:val="22"/>
+          <w:highlight w:val="none"/>
+          <w:lang w:val="es-ES"/>
+        </w:rPr>
+      </w:pPr>
+      <w:r>
+        <w:rPr>
+          <w:rFonts w:ascii="Asana Math" w:hAnsi="Asana Math" w:eastAsia="Asana Math" w:cs="Asana Math"/>
+          <w:sz w:val="22"/>
+          <w:szCs w:val="22"/>
+          <w:highlight w:val="none"/>
+          <w:lang w:val="es-ES" w:bidi="es-ES"/>
+        </w:rPr>
+      </w:r>
+      <w:r>
+        <w:rPr>
+          <w:rFonts w:ascii="Asana Math" w:hAnsi="Asana Math" w:eastAsia="Asana Math" w:cs="Asana Math"/>
+          <w:sz w:val="22"/>
+          <w:szCs w:val="22"/>
+          <w:highlight w:val="none"/>
+          <w:lang w:val="es-ES" w:bidi="es-ES"/>
+        </w:rPr>
+      </w:r>
+      <w:r>
+        <w:rPr>
+          <w:rFonts w:ascii="Asana Math" w:hAnsi="Asana Math" w:eastAsia="Asana Math" w:cs="Asana Math"/>
+          <w:sz w:val="22"/>
+          <w:szCs w:val="22"/>
+          <w:highlight w:val="none"/>
+          <w:lang w:val="es-ES"/>
+        </w:rPr>
+      </w:r>
+    </w:p>
+    <w:p>
+      <w:pPr>
+        <w:pBdr/>
+        <w:spacing/>
+        <w:ind/>
+        <w:jc w:val="left"/>
+        <w:rPr>
+          <w:rFonts w:ascii="Asana Math" w:hAnsi="Asana Math" w:eastAsia="Asana Math" w:cs="Asana Math"/>
+          <w:sz w:val="28"/>
+          <w:szCs w:val="28"/>
+          <w:highlight w:val="none"/>
+          <w:lang w:val="es-ES"/>
+        </w:rPr>
+      </w:pPr>
+      <w:r>
+        <w:rPr>
+          <w:rFonts w:ascii="Asana Math" w:hAnsi="Asana Math" w:eastAsia="Asana Math" w:cs="Asana Math"/>
+          <w:sz w:val="28"/>
+          <w:szCs w:val="28"/>
+          <w:highlight w:val="none"/>
+          <w:lang w:val="es-ES" w:bidi="es-ES"/>
+        </w:rPr>
+      </w:r>
+      <w:r>
+        <w:rPr>
+          <w:rFonts w:ascii="Asana Math" w:hAnsi="Asana Math" w:eastAsia="Asana Math" w:cs="Asana Math"/>
+          <w:sz w:val="28"/>
+          <w:szCs w:val="28"/>
+          <w:highlight w:val="none"/>
+          <w:lang w:val="es-ES" w:bidi="es-ES"/>
+        </w:rPr>
+      </w:r>
+      <w:r>
+        <w:rPr>
+          <w:rFonts w:ascii="Asana Math" w:hAnsi="Asana Math" w:eastAsia="Asana Math" w:cs="Asana Math"/>
+          <w:sz w:val="28"/>
+          <w:szCs w:val="28"/>
+          <w:highlight w:val="none"/>
+          <w:lang w:val="es-ES"/>
+        </w:rPr>
+      </w:r>
+    </w:p>
+    <w:p>
+      <w:pPr>
+        <w:pBdr/>
+        <w:spacing/>
+        <w:ind/>
+        <w:jc w:val="center"/>
+        <w:rPr>
+          <w:rFonts w:ascii="Asana Math" w:hAnsi="Asana Math" w:eastAsia="Asana Math" w:cs="Asana Math"/>
+          <w:sz w:val="28"/>
+          <w:szCs w:val="28"/>
+          <w:highlight w:val="none"/>
+          <w:lang w:val="es-ES"/>
+        </w:rPr>
+      </w:pPr>
+      <w:r>
+        <w:rPr>
+          <w:rFonts w:ascii="Asana Math" w:hAnsi="Asana Math" w:eastAsia="Asana Math" w:cs="Asana Math"/>
+          <w:sz w:val="28"/>
+          <w:szCs w:val="28"/>
+          <w:highlight w:val="none"/>
+          <w:lang w:val="es-ES" w:bidi="es-ES"/>
+        </w:rPr>
+      </w:r>
+      <w:r>
+        <w:rPr>
+          <w:rFonts w:ascii="Asana Math" w:hAnsi="Asana Math" w:eastAsia="Asana Math" w:cs="Asana Math"/>
+          <w:sz w:val="28"/>
+          <w:szCs w:val="28"/>
+          <w:highlight w:val="none"/>
+          <w:lang w:val="es-ES" w:bidi="es-ES"/>
+        </w:rPr>
+      </w:r>
+      <w:r>
+        <w:rPr>
+          <w:rFonts w:ascii="Asana Math" w:hAnsi="Asana Math" w:eastAsia="Asana Math" w:cs="Asana Math"/>
+          <w:sz w:val="28"/>
+          <w:szCs w:val="28"/>
+          <w:highlight w:val="none"/>
+          <w:lang w:val="es-ES"/>
+        </w:rPr>
+      </w:r>
+    </w:p>
+    <w:p>
+      <w:pPr>
+        <w:pBdr/>
+        <w:spacing/>
+        <w:ind/>
+        <w:jc w:val="center"/>
+        <w:rPr>
+          <w:rFonts w:ascii="Asana Math" w:hAnsi="Asana Math" w:eastAsia="Asana Math" w:cs="Asana Math"/>
+          <w:sz w:val="28"/>
+          <w:szCs w:val="28"/>
+          <w:highlight w:val="none"/>
+          <w:lang w:val="es-ES" w:bidi="es-ES"/>
+        </w:rPr>
+      </w:pPr>
+      <w:r>
+        <w:rPr>
+          <w:rFonts w:ascii="Asana Math" w:hAnsi="Asana Math" w:eastAsia="Asana Math" w:cs="Asana Math"/>
+          <w:sz w:val="28"/>
+          <w:szCs w:val="28"/>
+          <w:highlight w:val="none"/>
+          <w:lang w:val="es-ES" w:bidi="es-ES"/>
+        </w:rPr>
+      </w:r>
+      <w:r>
+        <w:rPr>
+          <w:rFonts w:ascii="Asana Math" w:hAnsi="Asana Math" w:eastAsia="Asana Math" w:cs="Asana Math"/>
+          <w:sz w:val="28"/>
+          <w:szCs w:val="28"/>
+          <w:highlight w:val="none"/>
+          <w:lang w:val="es-ES" w:bidi="es-ES"/>
+        </w:rPr>
+      </w:r>
+      <w:r>
+        <w:rPr>
+          <w:rFonts w:ascii="Asana Math" w:hAnsi="Asana Math" w:eastAsia="Asana Math" w:cs="Asana Math"/>
+          <w:sz w:val="28"/>
+          <w:szCs w:val="28"/>
+          <w:highlight w:val="none"/>
+          <w:lang w:val="es-ES" w:bidi="es-ES"/>
+        </w:rPr>
+      </w:r>
+    </w:p>
+    <w:p>
+      <w:pPr>
+        <w:pBdr/>
+        <w:spacing/>
+        <w:ind/>
+        <w:jc w:val="center"/>
+        <w:rPr>
+          <w:rFonts w:ascii="Asana Math" w:hAnsi="Asana Math" w:eastAsia="Asana Math" w:cs="Asana Math"/>
+          <w:sz w:val="28"/>
+          <w:szCs w:val="28"/>
+          <w:highlight w:val="none"/>
+          <w:lang w:val="es-ES"/>
+        </w:rPr>
+      </w:pPr>
+      <w:r>
+        <w:rPr>
+          <w:rFonts w:ascii="Asana Math" w:hAnsi="Asana Math" w:eastAsia="Asana Math" w:cs="Asana Math"/>
+          <w:sz w:val="28"/>
+          <w:szCs w:val="28"/>
+          <w:highlight w:val="none"/>
+          <w:lang w:val="es-ES" w:bidi="es-ES"/>
+        </w:rPr>
+        <w:br w:type="page" w:clear="all"/>
+      </w:r>
+      <w:r>
+        <w:rPr>
+          <w:rFonts w:ascii="Asana Math" w:hAnsi="Asana Math" w:eastAsia="Asana Math" w:cs="Asana Math"/>
+          <w:sz w:val="28"/>
+          <w:szCs w:val="28"/>
+          <w:highlight w:val="none"/>
+          <w:lang w:val="es-ES"/>
+        </w:rPr>
+      </w:r>
+      <w:r>
+        <w:rPr>
+          <w:rFonts w:ascii="Asana Math" w:hAnsi="Asana Math" w:eastAsia="Asana Math" w:cs="Asana Math"/>
+          <w:sz w:val="28"/>
+          <w:szCs w:val="28"/>
+          <w:highlight w:val="none"/>
+          <w:lang w:val="es-ES"/>
+        </w:rPr>
+      </w:r>
+    </w:p>
+    <w:p>
+      <w:pPr>
+        <w:pBdr/>
+        <w:spacing/>
+        <w:ind/>
+        <w:jc w:val="center"/>
+        <w:rPr>
+          <w:rFonts w:ascii="Asana Math" w:hAnsi="Asana Math" w:eastAsia="Asana Math" w:cs="Asana Math"/>
+          <w:sz w:val="28"/>
+          <w:szCs w:val="28"/>
+          <w:highlight w:val="none"/>
+          <w:lang w:val="es-ES"/>
+        </w:rPr>
+      </w:pPr>
+      <w:r>
+        <w:rPr>
+          <w:rFonts w:ascii="Asana Math" w:hAnsi="Asana Math" w:eastAsia="Asana Math" w:cs="Asana Math"/>
+          <w:sz w:val="28"/>
+          <w:szCs w:val="28"/>
+          <w:highlight w:val="none"/>
+          <w:lang w:val="es-ES"/>
+        </w:rPr>
+        <w:t xml:space="preserve">EL TABLERO</w:t>
+      </w:r>
+      <w:r>
+        <w:rPr>
+          <w:rFonts w:ascii="Asana Math" w:hAnsi="Asana Math" w:eastAsia="Asana Math" w:cs="Asana Math"/>
+          <w:sz w:val="28"/>
+          <w:szCs w:val="28"/>
+          <w:highlight w:val="none"/>
+          <w:lang w:val="es-ES"/>
+        </w:rPr>
+      </w:r>
+    </w:p>
+    <w:p>
+      <w:pPr>
+        <w:pBdr/>
+        <w:spacing/>
+        <w:ind/>
+        <w:jc w:val="center"/>
+        <w:rPr>
+          <w:rFonts w:ascii="Asana Math" w:hAnsi="Asana Math" w:eastAsia="Asana Math" w:cs="Asana Math"/>
+          <w:sz w:val="28"/>
+          <w:szCs w:val="28"/>
+          <w:highlight w:val="none"/>
+          <w:lang w:val="es-ES"/>
+        </w:rPr>
+      </w:pPr>
+      <w:r>
+        <w:rPr>
+          <w:rFonts w:ascii="Asana Math" w:hAnsi="Asana Math" w:eastAsia="Asana Math" w:cs="Asana Math"/>
+          <w:sz w:val="28"/>
+          <w:szCs w:val="28"/>
+          <w:highlight w:val="none"/>
+          <w:lang w:val="es-ES" w:bidi="es-ES"/>
+        </w:rPr>
+      </w:r>
+      <w:r>
+        <w:rPr>
+          <w:rFonts w:ascii="Asana Math" w:hAnsi="Asana Math" w:eastAsia="Asana Math" w:cs="Asana Math"/>
+          <w:sz w:val="28"/>
+          <w:szCs w:val="28"/>
+          <w:highlight w:val="none"/>
+          <w:lang w:val="es-ES"/>
+        </w:rPr>
+      </w:r>
+      <w:r>
+        <w:rPr>
+          <w:rFonts w:ascii="Asana Math" w:hAnsi="Asana Math" w:eastAsia="Asana Math" w:cs="Asana Math"/>
+          <w:sz w:val="28"/>
+          <w:szCs w:val="28"/>
+          <w:highlight w:val="none"/>
+          <w:lang w:val="es-ES"/>
+        </w:rPr>
+      </w:r>
+    </w:p>
+    <w:p>
+      <w:pPr>
+        <w:pBdr/>
+        <w:spacing/>
+        <w:ind/>
+        <w:jc w:val="center"/>
+        <w:rPr>
+          <w:rFonts w:ascii="Asana Math" w:hAnsi="Asana Math" w:eastAsia="Asana Math" w:cs="Asana Math"/>
+          <w:sz w:val="28"/>
+          <w:szCs w:val="28"/>
+          <w:highlight w:val="none"/>
+          <w:lang w:val="es-ES" w:bidi="es-ES"/>
+        </w:rPr>
+      </w:pPr>
+      <w:r>
+        <w:rPr>
+          <w:rFonts w:ascii="Asana Math" w:hAnsi="Asana Math" w:eastAsia="Asana Math" w:cs="Asana Math"/>
+          <w:sz w:val="28"/>
+          <w:szCs w:val="28"/>
+          <w:highlight w:val="none"/>
+          <w:lang w:val="es-ES" w:bidi="es-ES"/>
+        </w:rPr>
+        <w:t xml:space="preserve">¿C</w:t>
+      </w:r>
+      <w:r>
+        <w:rPr>
+          <w:rFonts w:ascii="Asana Math" w:hAnsi="Asana Math" w:eastAsia="Asana Math" w:cs="Asana Math"/>
+          <w:sz w:val="28"/>
+          <w:szCs w:val="28"/>
+          <w:highlight w:val="none"/>
+          <w:lang w:val="es-ES" w:bidi="es-ES"/>
+        </w:rPr>
+        <w:t xml:space="preserve">ómo puedo hacer y representar al trablero mediante caracteres “.” y “#” cumpliendo las condiciones dadas?</w:t>
+      </w:r>
+      <w:r>
+        <w:rPr>
+          <w:rFonts w:ascii="Asana Math" w:hAnsi="Asana Math" w:eastAsia="Asana Math" w:cs="Asana Math"/>
+          <w:sz w:val="28"/>
+          <w:szCs w:val="28"/>
+          <w:highlight w:val="none"/>
+          <w:lang w:val="es-ES" w:bidi="es-ES"/>
+        </w:rPr>
+        <w:t xml:space="preserve">   </w:t>
+      </w:r>
+      <w:r>
+        <w:rPr>
+          <w:rFonts w:ascii="Asana Math" w:hAnsi="Asana Math" w:eastAsia="Asana Math" w:cs="Asana Math"/>
+          <w:sz w:val="28"/>
+          <w:szCs w:val="28"/>
+          <w:highlight w:val="none"/>
+          <w:lang w:val="es-ES"/>
+        </w:rPr>
+      </w:r>
+      <w:r>
+        <w:rPr>
+          <w:rFonts w:ascii="Asana Math" w:hAnsi="Asana Math" w:eastAsia="Asana Math" w:cs="Asana Math"/>
+          <w:sz w:val="28"/>
+          <w:szCs w:val="28"/>
+          <w:highlight w:val="none"/>
+          <w:lang w:val="es-ES" w:bidi="es-ES"/>
+        </w:rPr>
+      </w:r>
+      <w:r>
+        <w:rPr>
+          <w:rFonts w:ascii="Asana Math" w:hAnsi="Asana Math" w:eastAsia="Asana Math" w:cs="Asana Math"/>
+          <w:sz w:val="28"/>
+          <w:szCs w:val="28"/>
+          <w:highlight w:val="none"/>
+          <w:lang w:val="es-ES"/>
+        </w:rPr>
+      </w:r>
+    </w:p>
+    <w:p>
+      <w:pPr>
+        <w:pBdr/>
+        <w:spacing/>
+        <w:ind/>
+        <w:jc w:val="center"/>
+        <w:rPr>
+          <w:rFonts w:ascii="Asana Math" w:hAnsi="Asana Math" w:eastAsia="Asana Math" w:cs="Asana Math"/>
+          <w:sz w:val="28"/>
+          <w:szCs w:val="28"/>
+          <w:highlight w:val="none"/>
+          <w:lang w:val="es-ES"/>
+        </w:rPr>
+      </w:pPr>
+      <w:r>
+        <w:rPr>
+          <w:rFonts w:ascii="Asana Math" w:hAnsi="Asana Math" w:eastAsia="Asana Math" w:cs="Asana Math"/>
+          <w:sz w:val="28"/>
+          <w:szCs w:val="28"/>
+          <w:highlight w:val="none"/>
+          <w:lang w:val="es-ES" w:bidi="es-ES"/>
+        </w:rPr>
+      </w:r>
+      <w:r>
+        <w:rPr>
+          <w:rFonts w:ascii="Asana Math" w:hAnsi="Asana Math" w:eastAsia="Asana Math" w:cs="Asana Math"/>
+          <w:sz w:val="28"/>
+          <w:szCs w:val="28"/>
+          <w:highlight w:val="none"/>
+          <w:lang w:val="es-ES" w:bidi="es-ES"/>
+        </w:rPr>
+      </w:r>
+    </w:p>
+    <w:p>
+      <w:pPr>
+        <w:pBdr/>
+        <w:spacing/>
+        <w:ind/>
+        <w:jc w:val="center"/>
+        <w:rPr>
+          <w:rFonts w:ascii="Asana Math" w:hAnsi="Asana Math" w:eastAsia="Asana Math" w:cs="Asana Math"/>
+          <w:sz w:val="28"/>
+          <w:szCs w:val="28"/>
+          <w:highlight w:val="none"/>
+          <w:lang w:val="es-ES" w:bidi="es-ES"/>
+        </w:rPr>
+      </w:pPr>
+      <w:r>
+        <w:rPr>
+          <w:rFonts w:ascii="Asana Math" w:hAnsi="Asana Math" w:eastAsia="Asana Math" w:cs="Asana Math"/>
+          <w:sz w:val="28"/>
+          <w:szCs w:val="28"/>
+          <w:highlight w:val="none"/>
+          <w:lang w:val="es-ES" w:bidi="es-ES"/>
+        </w:rPr>
+      </w:r>
+      <w:r>
+        <w:rPr>
+          <w:rFonts w:ascii="Asana Math" w:hAnsi="Asana Math" w:eastAsia="Asana Math" w:cs="Asana Math"/>
+          <w:sz w:val="28"/>
+          <w:szCs w:val="28"/>
+          <w:highlight w:val="none"/>
+          <w:lang w:val="es-ES" w:bidi="es-ES"/>
+        </w:rPr>
+      </w:r>
+      <w:r>
+        <w:rPr>
+          <w:rFonts w:ascii="Asana Math" w:hAnsi="Asana Math" w:eastAsia="Asana Math" w:cs="Asana Math"/>
+          <w:sz w:val="28"/>
+          <w:szCs w:val="28"/>
+          <w:highlight w:val="none"/>
+          <w:lang w:val="es-ES"/>
+        </w:rPr>
+      </w:r>
     </w:p>
     <w:sectPr>
+      <w:footerReference w:type="default" r:id="rId9"/>
       <w:footnotePr/>
       <w:endnotePr/>
       <w:type w:val="nextPage"/>
@@ -714,7 +1561,6 @@
         <w:ind/>
         <w:rPr/>
       </w:pPr>
-      <w:r/>
       <w:r>
         <w:separator/>
       </w:r>
@@ -729,7 +1575,6 @@
         <w:ind/>
         <w:rPr/>
       </w:pPr>
-      <w:r/>
       <w:r>
         <w:continuationSeparator/>
       </w:r>
@@ -739,6 +1584,38 @@
 </w:endnotes>
 </file>
 
+<file path=word/footer1.xml><?xml version="1.0" encoding="utf-8"?>
+<w:ftr xmlns:wpc="http://schemas.microsoft.com/office/word/2010/wordprocessingCanvas" xmlns:mc="http://schemas.openxmlformats.org/markup-compatibility/2006" xmlns:o="urn:schemas-microsoft-com:office:office" xmlns:r="http://schemas.openxmlformats.org/officeDocument/2006/relationships" xmlns:m="http://schemas.openxmlformats.org/officeDocument/2006/math" xmlns:v="urn:schemas-microsoft-com:vml" xmlns:wp14="http://schemas.microsoft.com/office/word/2010/wordprocessingDrawing" xmlns:wp="http://schemas.openxmlformats.org/drawingml/2006/wordprocessingDrawing" xmlns:w10="urn:schemas-microsoft-com:office:word" xmlns:w="http://schemas.openxmlformats.org/wordprocessingml/2006/main" xmlns:w14="http://schemas.microsoft.com/office/word/2010/wordml" xmlns:w15="http://schemas.microsoft.com/office/word/2012/wordml" xmlns:wpg="http://schemas.microsoft.com/office/word/2010/wordprocessingGroup" xmlns:wpi="http://schemas.microsoft.com/office/word/2010/wordprocessingInk" xmlns:wne="http://schemas.microsoft.com/office/word/2006/wordml" xmlns:a="http://schemas.openxmlformats.org/drawingml/2006/main" xmlns:wps="http://schemas.microsoft.com/office/word/2010/wordprocessingShape" mc:Ignorable="w14 w15 wp14">
+  <w:p>
+    <w:pPr>
+      <w:pStyle w:val="863"/>
+      <w:pBdr/>
+      <w:spacing/>
+      <w:ind/>
+      <w:jc w:val="right"/>
+      <w:rPr/>
+    </w:pPr>
+    <w:fldSimple w:instr="PAGE \* MERGEFORMAT">
+      <w:r>
+        <w:t xml:space="preserve">1</w:t>
+      </w:r>
+    </w:fldSimple>
+    <w:r/>
+    <w:r/>
+  </w:p>
+  <w:p>
+    <w:pPr>
+      <w:pStyle w:val="863"/>
+      <w:pBdr/>
+      <w:spacing/>
+      <w:ind/>
+      <w:rPr/>
+    </w:pPr>
+    <w:r/>
+  </w:p>
+</w:ftr>
+</file>
+
 <file path=word/footnotes.xml><?xml version="1.0" encoding="utf-8"?>
 <w:footnotes xmlns:wpc="http://schemas.microsoft.com/office/word/2010/wordprocessingCanvas" xmlns:mc="http://schemas.openxmlformats.org/markup-compatibility/2006" xmlns:o="urn:schemas-microsoft-com:office:office" xmlns:r="http://schemas.openxmlformats.org/officeDocument/2006/relationships" xmlns:m="http://schemas.openxmlformats.org/officeDocument/2006/math" xmlns:v="urn:schemas-microsoft-com:vml" xmlns:wp14="http://schemas.microsoft.com/office/word/2010/wordprocessingDrawing" xmlns:wp="http://schemas.openxmlformats.org/drawingml/2006/wordprocessingDrawing" xmlns:w10="urn:schemas-microsoft-com:office:word" xmlns:w="http://schemas.openxmlformats.org/wordprocessingml/2006/main" xmlns:w14="http://schemas.microsoft.com/office/word/2010/wordml" xmlns:w15="http://schemas.microsoft.com/office/word/2012/wordml" xmlns:wpg="http://schemas.microsoft.com/office/word/2010/wordprocessingGroup" xmlns:wpi="http://schemas.microsoft.com/office/word/2010/wordprocessingInk" xmlns:wne="http://schemas.microsoft.com/office/word/2006/wordml" xmlns:a="http://schemas.openxmlformats.org/drawingml/2006/main" xmlns:wps="http://schemas.microsoft.com/office/word/2010/wordprocessingShape" mc:Ignorable="w14 w15 wp14">
   <w:footnote w:type="separator" w:id="-1">
@@ -749,7 +1626,6 @@
         <w:ind/>
         <w:rPr/>
       </w:pPr>
-      <w:r/>
       <w:r>
         <w:separator/>
       </w:r>
@@ -764,7 +1640,6 @@
         <w:ind/>
         <w:rPr/>
       </w:pPr>
-      <w:r/>
       <w:r>
         <w:continuationSeparator/>
       </w:r>
@@ -772,6 +1647,143 @@
     </w:p>
   </w:footnote>
 </w:footnotes>
+</file>
+
+<file path=word/numbering.xml><?xml version="1.0" encoding="utf-8"?>
+<w:numbering xmlns:wpc="http://schemas.microsoft.com/office/word/2010/wordprocessingCanvas" xmlns:mc="http://schemas.openxmlformats.org/markup-compatibility/2006" xmlns:o="urn:schemas-microsoft-com:office:office" xmlns:r="http://schemas.openxmlformats.org/officeDocument/2006/relationships" xmlns:m="http://schemas.openxmlformats.org/officeDocument/2006/math" xmlns:v="urn:schemas-microsoft-com:vml" xmlns:wp14="http://schemas.microsoft.com/office/word/2010/wordprocessingDrawing" xmlns:wp="http://schemas.openxmlformats.org/drawingml/2006/wordprocessingDrawing" xmlns:w10="urn:schemas-microsoft-com:office:word" xmlns:w="http://schemas.openxmlformats.org/wordprocessingml/2006/main" xmlns:w14="http://schemas.microsoft.com/office/word/2010/wordml" xmlns:w15="http://schemas.microsoft.com/office/word/2012/wordml" xmlns:wpg="http://schemas.microsoft.com/office/word/2010/wordprocessingGroup" xmlns:wpi="http://schemas.microsoft.com/office/word/2010/wordprocessingInk" xmlns:wne="http://schemas.microsoft.com/office/word/2006/wordml" xmlns:wps="http://schemas.microsoft.com/office/word/2010/wordprocessingShape" mc:Ignorable="w14 w15 wp14">
+  <w:abstractNum w:abstractNumId="0">
+    <w:nsid w:val="0FD53162"/>
+    <w:lvl w:ilvl="0">
+      <w:isLgl w:val="false"/>
+      <w:lvlJc w:val="left"/>
+      <w:lvlText w:val="%1."/>
+      <w:numFmt w:val="decimal"/>
+      <w:pPr>
+        <w:pBdr/>
+        <w:spacing/>
+        <w:ind w:hanging="360" w:left="709"/>
+      </w:pPr>
+      <w:rPr/>
+      <w:start w:val="1"/>
+      <w:suff w:val="tab"/>
+    </w:lvl>
+    <w:lvl w:ilvl="1">
+      <w:isLgl w:val="false"/>
+      <w:lvlJc w:val="left"/>
+      <w:lvlText w:val="%2."/>
+      <w:numFmt w:val="lowerLetter"/>
+      <w:pPr>
+        <w:pBdr/>
+        <w:spacing/>
+        <w:ind w:hanging="360" w:left="1429"/>
+      </w:pPr>
+      <w:rPr/>
+      <w:start w:val="1"/>
+      <w:suff w:val="tab"/>
+    </w:lvl>
+    <w:lvl w:ilvl="2">
+      <w:isLgl w:val="false"/>
+      <w:lvlJc w:val="right"/>
+      <w:lvlText w:val="%3."/>
+      <w:numFmt w:val="lowerRoman"/>
+      <w:pPr>
+        <w:pBdr/>
+        <w:spacing/>
+        <w:ind w:hanging="180" w:left="2149"/>
+      </w:pPr>
+      <w:rPr/>
+      <w:start w:val="1"/>
+      <w:suff w:val="tab"/>
+    </w:lvl>
+    <w:lvl w:ilvl="3">
+      <w:isLgl w:val="false"/>
+      <w:lvlJc w:val="left"/>
+      <w:lvlText w:val="%4."/>
+      <w:numFmt w:val="decimal"/>
+      <w:pPr>
+        <w:pBdr/>
+        <w:spacing/>
+        <w:ind w:hanging="360" w:left="2869"/>
+      </w:pPr>
+      <w:rPr/>
+      <w:start w:val="1"/>
+      <w:suff w:val="tab"/>
+    </w:lvl>
+    <w:lvl w:ilvl="4">
+      <w:isLgl w:val="false"/>
+      <w:lvlJc w:val="left"/>
+      <w:lvlText w:val="%5."/>
+      <w:numFmt w:val="lowerLetter"/>
+      <w:pPr>
+        <w:pBdr/>
+        <w:spacing/>
+        <w:ind w:hanging="360" w:left="3589"/>
+      </w:pPr>
+      <w:rPr/>
+      <w:start w:val="1"/>
+      <w:suff w:val="tab"/>
+    </w:lvl>
+    <w:lvl w:ilvl="5">
+      <w:isLgl w:val="false"/>
+      <w:lvlJc w:val="right"/>
+      <w:lvlText w:val="%6."/>
+      <w:numFmt w:val="lowerRoman"/>
+      <w:pPr>
+        <w:pBdr/>
+        <w:spacing/>
+        <w:ind w:hanging="180" w:left="4309"/>
+      </w:pPr>
+      <w:rPr/>
+      <w:start w:val="1"/>
+      <w:suff w:val="tab"/>
+    </w:lvl>
+    <w:lvl w:ilvl="6">
+      <w:isLgl w:val="false"/>
+      <w:lvlJc w:val="left"/>
+      <w:lvlText w:val="%7."/>
+      <w:numFmt w:val="decimal"/>
+      <w:pPr>
+        <w:pBdr/>
+        <w:spacing/>
+        <w:ind w:hanging="360" w:left="5029"/>
+      </w:pPr>
+      <w:rPr/>
+      <w:start w:val="1"/>
+      <w:suff w:val="tab"/>
+    </w:lvl>
+    <w:lvl w:ilvl="7">
+      <w:isLgl w:val="false"/>
+      <w:lvlJc w:val="left"/>
+      <w:lvlText w:val="%8."/>
+      <w:numFmt w:val="lowerLetter"/>
+      <w:pPr>
+        <w:pBdr/>
+        <w:spacing/>
+        <w:ind w:hanging="360" w:left="5749"/>
+      </w:pPr>
+      <w:rPr/>
+      <w:start w:val="1"/>
+      <w:suff w:val="tab"/>
+    </w:lvl>
+    <w:lvl w:ilvl="8">
+      <w:isLgl w:val="false"/>
+      <w:lvlJc w:val="right"/>
+      <w:lvlText w:val="%9."/>
+      <w:numFmt w:val="lowerRoman"/>
+      <w:pPr>
+        <w:pBdr/>
+        <w:spacing/>
+        <w:ind w:hanging="180" w:left="6469"/>
+      </w:pPr>
+      <w:rPr/>
+      <w:start w:val="1"/>
+      <w:suff w:val="tab"/>
+    </w:lvl>
+  </w:abstractNum>
+  <w:num w:numId="1">
+    <w:abstractNumId w:val="0"/>
+  </w:num>
+</w:numbering>
 </file>
 
 <file path=word/styles.xml><?xml version="1.0" encoding="utf-8"?>
@@ -932,9 +1944,9 @@
     <w:lsdException w:name="Bibliography" w:uiPriority="37"/>
     <w:lsdException w:name="TOC Heading" w:uiPriority="39" w:qFormat="1"/>
   </w:latentStyles>
-  <w:style w:type="table" w:styleId="12">
+  <w:style w:type="table" w:styleId="701">
     <w:name w:val="Table Grid"/>
-    <w:basedOn w:val="665"/>
+    <w:basedOn w:val="887"/>
     <w:uiPriority w:val="59"/>
     <w:pPr>
       <w:pBdr/>
@@ -1131,9 +2143,9 @@
       </w:tcPr>
     </w:tblStylePr>
   </w:style>
-  <w:style w:type="table" w:styleId="13">
+  <w:style w:type="table" w:styleId="702">
     <w:name w:val="Table Grid Light"/>
-    <w:basedOn w:val="665"/>
+    <w:basedOn w:val="887"/>
     <w:uiPriority w:val="59"/>
     <w:pPr>
       <w:pBdr/>
@@ -1330,9 +2342,9 @@
       </w:tcPr>
     </w:tblStylePr>
   </w:style>
-  <w:style w:type="table" w:styleId="14">
+  <w:style w:type="table" w:styleId="703">
     <w:name w:val="Plain Table 1"/>
-    <w:basedOn w:val="665"/>
+    <w:basedOn w:val="887"/>
     <w:uiPriority w:val="59"/>
     <w:pPr>
       <w:pBdr/>
@@ -1555,9 +2567,9 @@
       </w:tcPr>
     </w:tblStylePr>
   </w:style>
-  <w:style w:type="table" w:styleId="15">
+  <w:style w:type="table" w:styleId="704">
     <w:name w:val="Plain Table 2"/>
-    <w:basedOn w:val="665"/>
+    <w:basedOn w:val="887"/>
     <w:uiPriority w:val="59"/>
     <w:pPr>
       <w:pBdr/>
@@ -1788,9 +2800,9 @@
       </w:tcPr>
     </w:tblStylePr>
   </w:style>
-  <w:style w:type="table" w:styleId="16">
+  <w:style w:type="table" w:styleId="705">
     <w:name w:val="Plain Table 3"/>
-    <w:basedOn w:val="665"/>
+    <w:basedOn w:val="887"/>
     <w:uiPriority w:val="99"/>
     <w:pPr>
       <w:pBdr/>
@@ -2018,9 +3030,9 @@
       </w:tcPr>
     </w:tblStylePr>
   </w:style>
-  <w:style w:type="table" w:styleId="17">
+  <w:style w:type="table" w:styleId="706">
     <w:name w:val="Plain Table 4"/>
-    <w:basedOn w:val="665"/>
+    <w:basedOn w:val="887"/>
     <w:uiPriority w:val="99"/>
     <w:pPr>
       <w:pBdr/>
@@ -2234,9 +3246,9 @@
       </w:tcPr>
     </w:tblStylePr>
   </w:style>
-  <w:style w:type="table" w:styleId="18">
+  <w:style w:type="table" w:styleId="707">
     <w:name w:val="Plain Table 5"/>
-    <w:basedOn w:val="665"/>
+    <w:basedOn w:val="887"/>
     <w:uiPriority w:val="99"/>
     <w:pPr>
       <w:pBdr/>
@@ -2467,9 +3479,9 @@
       </w:tcPr>
     </w:tblStylePr>
   </w:style>
-  <w:style w:type="table" w:styleId="19">
+  <w:style w:type="table" w:styleId="708">
     <w:name w:val="Grid Table 1 Light"/>
-    <w:basedOn w:val="665"/>
+    <w:basedOn w:val="887"/>
     <w:uiPriority w:val="99"/>
     <w:pPr>
       <w:pBdr/>
@@ -2690,9 +3702,9 @@
       </w:tcPr>
     </w:tblStylePr>
   </w:style>
-  <w:style w:type="table" w:styleId="20">
+  <w:style w:type="table" w:styleId="709">
     <w:name w:val="Grid Table 1 Light - Accent 1"/>
-    <w:basedOn w:val="665"/>
+    <w:basedOn w:val="887"/>
     <w:uiPriority w:val="99"/>
     <w:pPr>
       <w:pBdr/>
@@ -2913,9 +3925,9 @@
       </w:tcPr>
     </w:tblStylePr>
   </w:style>
-  <w:style w:type="table" w:styleId="21">
+  <w:style w:type="table" w:styleId="710">
     <w:name w:val="Grid Table 1 Light - Accent 2"/>
-    <w:basedOn w:val="665"/>
+    <w:basedOn w:val="887"/>
     <w:uiPriority w:val="99"/>
     <w:pPr>
       <w:pBdr/>
@@ -3136,9 +4148,9 @@
       </w:tcPr>
     </w:tblStylePr>
   </w:style>
-  <w:style w:type="table" w:styleId="22">
+  <w:style w:type="table" w:styleId="711">
     <w:name w:val="Grid Table 1 Light - Accent 3"/>
-    <w:basedOn w:val="665"/>
+    <w:basedOn w:val="887"/>
     <w:uiPriority w:val="99"/>
     <w:pPr>
       <w:pBdr/>
@@ -3359,9 +4371,9 @@
       </w:tcPr>
     </w:tblStylePr>
   </w:style>
-  <w:style w:type="table" w:styleId="23">
+  <w:style w:type="table" w:styleId="712">
     <w:name w:val="Grid Table 1 Light - Accent 4"/>
-    <w:basedOn w:val="665"/>
+    <w:basedOn w:val="887"/>
     <w:uiPriority w:val="99"/>
     <w:pPr>
       <w:pBdr/>
@@ -3582,9 +4594,9 @@
       </w:tcPr>
     </w:tblStylePr>
   </w:style>
-  <w:style w:type="table" w:styleId="24">
+  <w:style w:type="table" w:styleId="713">
     <w:name w:val="Grid Table 1 Light - Accent 5"/>
-    <w:basedOn w:val="665"/>
+    <w:basedOn w:val="887"/>
     <w:uiPriority w:val="99"/>
     <w:pPr>
       <w:pBdr/>
@@ -3805,9 +4817,9 @@
       </w:tcPr>
     </w:tblStylePr>
   </w:style>
-  <w:style w:type="table" w:styleId="25">
+  <w:style w:type="table" w:styleId="714">
     <w:name w:val="Grid Table 1 Light - Accent 6"/>
-    <w:basedOn w:val="665"/>
+    <w:basedOn w:val="887"/>
     <w:uiPriority w:val="99"/>
     <w:pPr>
       <w:pBdr/>
@@ -4028,9 +5040,9 @@
       </w:tcPr>
     </w:tblStylePr>
   </w:style>
-  <w:style w:type="table" w:styleId="26">
+  <w:style w:type="table" w:styleId="715">
     <w:name w:val="Grid Table 2"/>
-    <w:basedOn w:val="665"/>
+    <w:basedOn w:val="887"/>
     <w:uiPriority w:val="99"/>
     <w:pPr>
       <w:pBdr/>
@@ -4260,9 +5272,9 @@
       </w:tcPr>
     </w:tblStylePr>
   </w:style>
-  <w:style w:type="table" w:styleId="27">
+  <w:style w:type="table" w:styleId="716">
     <w:name w:val="Grid Table 2 - Accent 1"/>
-    <w:basedOn w:val="665"/>
+    <w:basedOn w:val="887"/>
     <w:uiPriority w:val="99"/>
     <w:pPr>
       <w:pBdr/>
@@ -4492,9 +5504,9 @@
       </w:tcPr>
     </w:tblStylePr>
   </w:style>
-  <w:style w:type="table" w:styleId="28">
+  <w:style w:type="table" w:styleId="717">
     <w:name w:val="Grid Table 2 - Accent 2"/>
-    <w:basedOn w:val="665"/>
+    <w:basedOn w:val="887"/>
     <w:uiPriority w:val="99"/>
     <w:pPr>
       <w:pBdr/>
@@ -4724,9 +5736,9 @@
       </w:tcPr>
     </w:tblStylePr>
   </w:style>
-  <w:style w:type="table" w:styleId="29">
+  <w:style w:type="table" w:styleId="718">
     <w:name w:val="Grid Table 2 - Accent 3"/>
-    <w:basedOn w:val="665"/>
+    <w:basedOn w:val="887"/>
     <w:uiPriority w:val="99"/>
     <w:pPr>
       <w:pBdr/>
@@ -4956,9 +5968,9 @@
       </w:tcPr>
     </w:tblStylePr>
   </w:style>
-  <w:style w:type="table" w:styleId="30">
+  <w:style w:type="table" w:styleId="719">
     <w:name w:val="Grid Table 2 - Accent 4"/>
-    <w:basedOn w:val="665"/>
+    <w:basedOn w:val="887"/>
     <w:uiPriority w:val="99"/>
     <w:pPr>
       <w:pBdr/>
@@ -5188,9 +6200,9 @@
       </w:tcPr>
     </w:tblStylePr>
   </w:style>
-  <w:style w:type="table" w:styleId="31">
+  <w:style w:type="table" w:styleId="720">
     <w:name w:val="Grid Table 2 - Accent 5"/>
-    <w:basedOn w:val="665"/>
+    <w:basedOn w:val="887"/>
     <w:uiPriority w:val="99"/>
     <w:pPr>
       <w:pBdr/>
@@ -5420,9 +6432,9 @@
       </w:tcPr>
     </w:tblStylePr>
   </w:style>
-  <w:style w:type="table" w:styleId="32">
+  <w:style w:type="table" w:styleId="721">
     <w:name w:val="Grid Table 2 - Accent 6"/>
-    <w:basedOn w:val="665"/>
+    <w:basedOn w:val="887"/>
     <w:uiPriority w:val="99"/>
     <w:pPr>
       <w:pBdr/>
@@ -5652,9 +6664,9 @@
       </w:tcPr>
     </w:tblStylePr>
   </w:style>
-  <w:style w:type="table" w:styleId="33">
+  <w:style w:type="table" w:styleId="722">
     <w:name w:val="Grid Table 3"/>
-    <w:basedOn w:val="665"/>
+    <w:basedOn w:val="887"/>
     <w:uiPriority w:val="99"/>
     <w:pPr>
       <w:pBdr/>
@@ -5753,29 +6765,6 @@
         <w:tblBorders/>
       </w:tblPr>
       <w:tcPr>
-        <w:shd w:color="ffffff"/>
-        <w:tcBorders>
-          <w:top w:val="none" w:color="000000" w:sz="4" w:space="0"/>
-          <w:left w:val="none" w:color="000000" w:sz="4" w:space="0"/>
-          <w:bottom w:val="none" w:color="000000" w:sz="4" w:space="0"/>
-          <w:right w:val="none" w:color="000000" w:sz="4" w:space="0"/>
-        </w:tcBorders>
-      </w:tcPr>
-    </w:tblStylePr>
-    <w:tblStylePr w:type="firstRow">
-      <w:rPr>
-        <w:b/>
-        <w:color w:val="404040"/>
-      </w:rPr>
-      <w:pPr>
-        <w:pBdr/>
-        <w:spacing/>
-        <w:ind/>
-      </w:pPr>
-      <w:tblPr>
-        <w:tblBorders/>
-      </w:tblPr>
-      <w:tcPr>
         <w:shd w:val="clear" w:color="ffffff"/>
         <w:tcBorders>
           <w:top w:val="none" w:color="000000" w:sz="4" w:space="0"/>
@@ -5785,30 +6774,7 @@
         </w:tcBorders>
       </w:tcPr>
     </w:tblStylePr>
-    <w:tblStylePr w:type="lastCol">
-      <w:rPr>
-        <w:i/>
-        <w:color w:val="404040"/>
-      </w:rPr>
-      <w:pPr>
-        <w:pBdr/>
-        <w:spacing/>
-        <w:ind/>
-      </w:pPr>
-      <w:tblPr>
-        <w:tblBorders/>
-      </w:tblPr>
-      <w:tcPr>
-        <w:shd w:color="ffffff"/>
-        <w:tcBorders>
-          <w:top w:val="none" w:color="000000" w:sz="4" w:space="0"/>
-          <w:left w:val="none" w:color="000000" w:sz="4" w:space="0"/>
-          <w:bottom w:val="none" w:color="000000" w:sz="4" w:space="0"/>
-          <w:right w:val="none" w:color="000000" w:sz="4" w:space="0"/>
-        </w:tcBorders>
-      </w:tcPr>
-    </w:tblStylePr>
-    <w:tblStylePr w:type="lastRow">
+    <w:tblStylePr w:type="firstRow">
       <w:rPr>
         <w:b/>
         <w:color w:val="404040"/>
@@ -5831,6 +6797,52 @@
         </w:tcBorders>
       </w:tcPr>
     </w:tblStylePr>
+    <w:tblStylePr w:type="lastCol">
+      <w:rPr>
+        <w:i/>
+        <w:color w:val="404040"/>
+      </w:rPr>
+      <w:pPr>
+        <w:pBdr/>
+        <w:spacing/>
+        <w:ind/>
+      </w:pPr>
+      <w:tblPr>
+        <w:tblBorders/>
+      </w:tblPr>
+      <w:tcPr>
+        <w:shd w:val="clear" w:color="ffffff"/>
+        <w:tcBorders>
+          <w:top w:val="none" w:color="000000" w:sz="4" w:space="0"/>
+          <w:left w:val="none" w:color="000000" w:sz="4" w:space="0"/>
+          <w:bottom w:val="none" w:color="000000" w:sz="4" w:space="0"/>
+          <w:right w:val="none" w:color="000000" w:sz="4" w:space="0"/>
+        </w:tcBorders>
+      </w:tcPr>
+    </w:tblStylePr>
+    <w:tblStylePr w:type="lastRow">
+      <w:rPr>
+        <w:b/>
+        <w:color w:val="404040"/>
+      </w:rPr>
+      <w:pPr>
+        <w:pBdr/>
+        <w:spacing/>
+        <w:ind/>
+      </w:pPr>
+      <w:tblPr>
+        <w:tblBorders/>
+      </w:tblPr>
+      <w:tcPr>
+        <w:shd w:val="clear" w:color="ffffff"/>
+        <w:tcBorders>
+          <w:top w:val="none" w:color="000000" w:sz="4" w:space="0"/>
+          <w:left w:val="none" w:color="000000" w:sz="4" w:space="0"/>
+          <w:bottom w:val="none" w:color="000000" w:sz="4" w:space="0"/>
+          <w:right w:val="none" w:color="000000" w:sz="4" w:space="0"/>
+        </w:tcBorders>
+      </w:tcPr>
+    </w:tblStylePr>
     <w:tblStylePr w:type="nwCell">
       <w:pPr>
         <w:pBdr/>
@@ -5897,9 +6909,9 @@
       </w:tcPr>
     </w:tblStylePr>
   </w:style>
-  <w:style w:type="table" w:styleId="34">
+  <w:style w:type="table" w:styleId="723">
     <w:name w:val="Grid Table 3 - Accent 1"/>
-    <w:basedOn w:val="665"/>
+    <w:basedOn w:val="887"/>
     <w:uiPriority w:val="99"/>
     <w:pPr>
       <w:pBdr/>
@@ -5998,29 +7010,6 @@
         <w:tblBorders/>
       </w:tblPr>
       <w:tcPr>
-        <w:shd w:color="ffffff"/>
-        <w:tcBorders>
-          <w:top w:val="none" w:color="000000" w:sz="4" w:space="0"/>
-          <w:left w:val="none" w:color="000000" w:sz="4" w:space="0"/>
-          <w:bottom w:val="none" w:color="000000" w:sz="4" w:space="0"/>
-          <w:right w:val="none" w:color="000000" w:sz="4" w:space="0"/>
-        </w:tcBorders>
-      </w:tcPr>
-    </w:tblStylePr>
-    <w:tblStylePr w:type="firstRow">
-      <w:rPr>
-        <w:b/>
-        <w:color w:val="404040"/>
-      </w:rPr>
-      <w:pPr>
-        <w:pBdr/>
-        <w:spacing/>
-        <w:ind/>
-      </w:pPr>
-      <w:tblPr>
-        <w:tblBorders/>
-      </w:tblPr>
-      <w:tcPr>
         <w:shd w:val="clear" w:color="ffffff"/>
         <w:tcBorders>
           <w:top w:val="none" w:color="000000" w:sz="4" w:space="0"/>
@@ -6030,30 +7019,7 @@
         </w:tcBorders>
       </w:tcPr>
     </w:tblStylePr>
-    <w:tblStylePr w:type="lastCol">
-      <w:rPr>
-        <w:i/>
-        <w:color w:val="404040"/>
-      </w:rPr>
-      <w:pPr>
-        <w:pBdr/>
-        <w:spacing/>
-        <w:ind/>
-      </w:pPr>
-      <w:tblPr>
-        <w:tblBorders/>
-      </w:tblPr>
-      <w:tcPr>
-        <w:shd w:color="ffffff"/>
-        <w:tcBorders>
-          <w:top w:val="none" w:color="000000" w:sz="4" w:space="0"/>
-          <w:left w:val="none" w:color="000000" w:sz="4" w:space="0"/>
-          <w:bottom w:val="none" w:color="000000" w:sz="4" w:space="0"/>
-          <w:right w:val="none" w:color="000000" w:sz="4" w:space="0"/>
-        </w:tcBorders>
-      </w:tcPr>
-    </w:tblStylePr>
-    <w:tblStylePr w:type="lastRow">
+    <w:tblStylePr w:type="firstRow">
       <w:rPr>
         <w:b/>
         <w:color w:val="404040"/>
@@ -6076,6 +7042,52 @@
         </w:tcBorders>
       </w:tcPr>
     </w:tblStylePr>
+    <w:tblStylePr w:type="lastCol">
+      <w:rPr>
+        <w:i/>
+        <w:color w:val="404040"/>
+      </w:rPr>
+      <w:pPr>
+        <w:pBdr/>
+        <w:spacing/>
+        <w:ind/>
+      </w:pPr>
+      <w:tblPr>
+        <w:tblBorders/>
+      </w:tblPr>
+      <w:tcPr>
+        <w:shd w:val="clear" w:color="ffffff"/>
+        <w:tcBorders>
+          <w:top w:val="none" w:color="000000" w:sz="4" w:space="0"/>
+          <w:left w:val="none" w:color="000000" w:sz="4" w:space="0"/>
+          <w:bottom w:val="none" w:color="000000" w:sz="4" w:space="0"/>
+          <w:right w:val="none" w:color="000000" w:sz="4" w:space="0"/>
+        </w:tcBorders>
+      </w:tcPr>
+    </w:tblStylePr>
+    <w:tblStylePr w:type="lastRow">
+      <w:rPr>
+        <w:b/>
+        <w:color w:val="404040"/>
+      </w:rPr>
+      <w:pPr>
+        <w:pBdr/>
+        <w:spacing/>
+        <w:ind/>
+      </w:pPr>
+      <w:tblPr>
+        <w:tblBorders/>
+      </w:tblPr>
+      <w:tcPr>
+        <w:shd w:val="clear" w:color="ffffff"/>
+        <w:tcBorders>
+          <w:top w:val="none" w:color="000000" w:sz="4" w:space="0"/>
+          <w:left w:val="none" w:color="000000" w:sz="4" w:space="0"/>
+          <w:bottom w:val="none" w:color="000000" w:sz="4" w:space="0"/>
+          <w:right w:val="none" w:color="000000" w:sz="4" w:space="0"/>
+        </w:tcBorders>
+      </w:tcPr>
+    </w:tblStylePr>
     <w:tblStylePr w:type="nwCell">
       <w:pPr>
         <w:pBdr/>
@@ -6142,9 +7154,9 @@
       </w:tcPr>
     </w:tblStylePr>
   </w:style>
-  <w:style w:type="table" w:styleId="35">
+  <w:style w:type="table" w:styleId="724">
     <w:name w:val="Grid Table 3 - Accent 2"/>
-    <w:basedOn w:val="665"/>
+    <w:basedOn w:val="887"/>
     <w:uiPriority w:val="99"/>
     <w:pPr>
       <w:pBdr/>
@@ -6243,29 +7255,6 @@
         <w:tblBorders/>
       </w:tblPr>
       <w:tcPr>
-        <w:shd w:color="ffffff"/>
-        <w:tcBorders>
-          <w:top w:val="none" w:color="000000" w:sz="4" w:space="0"/>
-          <w:left w:val="none" w:color="000000" w:sz="4" w:space="0"/>
-          <w:bottom w:val="none" w:color="000000" w:sz="4" w:space="0"/>
-          <w:right w:val="none" w:color="000000" w:sz="4" w:space="0"/>
-        </w:tcBorders>
-      </w:tcPr>
-    </w:tblStylePr>
-    <w:tblStylePr w:type="firstRow">
-      <w:rPr>
-        <w:b/>
-        <w:color w:val="404040"/>
-      </w:rPr>
-      <w:pPr>
-        <w:pBdr/>
-        <w:spacing/>
-        <w:ind/>
-      </w:pPr>
-      <w:tblPr>
-        <w:tblBorders/>
-      </w:tblPr>
-      <w:tcPr>
         <w:shd w:val="clear" w:color="ffffff"/>
         <w:tcBorders>
           <w:top w:val="none" w:color="000000" w:sz="4" w:space="0"/>
@@ -6275,30 +7264,7 @@
         </w:tcBorders>
       </w:tcPr>
     </w:tblStylePr>
-    <w:tblStylePr w:type="lastCol">
-      <w:rPr>
-        <w:i/>
-        <w:color w:val="404040"/>
-      </w:rPr>
-      <w:pPr>
-        <w:pBdr/>
-        <w:spacing/>
-        <w:ind/>
-      </w:pPr>
-      <w:tblPr>
-        <w:tblBorders/>
-      </w:tblPr>
-      <w:tcPr>
-        <w:shd w:color="ffffff"/>
-        <w:tcBorders>
-          <w:top w:val="none" w:color="000000" w:sz="4" w:space="0"/>
-          <w:left w:val="none" w:color="000000" w:sz="4" w:space="0"/>
-          <w:bottom w:val="none" w:color="000000" w:sz="4" w:space="0"/>
-          <w:right w:val="none" w:color="000000" w:sz="4" w:space="0"/>
-        </w:tcBorders>
-      </w:tcPr>
-    </w:tblStylePr>
-    <w:tblStylePr w:type="lastRow">
+    <w:tblStylePr w:type="firstRow">
       <w:rPr>
         <w:b/>
         <w:color w:val="404040"/>
@@ -6321,6 +7287,52 @@
         </w:tcBorders>
       </w:tcPr>
     </w:tblStylePr>
+    <w:tblStylePr w:type="lastCol">
+      <w:rPr>
+        <w:i/>
+        <w:color w:val="404040"/>
+      </w:rPr>
+      <w:pPr>
+        <w:pBdr/>
+        <w:spacing/>
+        <w:ind/>
+      </w:pPr>
+      <w:tblPr>
+        <w:tblBorders/>
+      </w:tblPr>
+      <w:tcPr>
+        <w:shd w:val="clear" w:color="ffffff"/>
+        <w:tcBorders>
+          <w:top w:val="none" w:color="000000" w:sz="4" w:space="0"/>
+          <w:left w:val="none" w:color="000000" w:sz="4" w:space="0"/>
+          <w:bottom w:val="none" w:color="000000" w:sz="4" w:space="0"/>
+          <w:right w:val="none" w:color="000000" w:sz="4" w:space="0"/>
+        </w:tcBorders>
+      </w:tcPr>
+    </w:tblStylePr>
+    <w:tblStylePr w:type="lastRow">
+      <w:rPr>
+        <w:b/>
+        <w:color w:val="404040"/>
+      </w:rPr>
+      <w:pPr>
+        <w:pBdr/>
+        <w:spacing/>
+        <w:ind/>
+      </w:pPr>
+      <w:tblPr>
+        <w:tblBorders/>
+      </w:tblPr>
+      <w:tcPr>
+        <w:shd w:val="clear" w:color="ffffff"/>
+        <w:tcBorders>
+          <w:top w:val="none" w:color="000000" w:sz="4" w:space="0"/>
+          <w:left w:val="none" w:color="000000" w:sz="4" w:space="0"/>
+          <w:bottom w:val="none" w:color="000000" w:sz="4" w:space="0"/>
+          <w:right w:val="none" w:color="000000" w:sz="4" w:space="0"/>
+        </w:tcBorders>
+      </w:tcPr>
+    </w:tblStylePr>
     <w:tblStylePr w:type="nwCell">
       <w:pPr>
         <w:pBdr/>
@@ -6387,9 +7399,9 @@
       </w:tcPr>
     </w:tblStylePr>
   </w:style>
-  <w:style w:type="table" w:styleId="36">
+  <w:style w:type="table" w:styleId="725">
     <w:name w:val="Grid Table 3 - Accent 3"/>
-    <w:basedOn w:val="665"/>
+    <w:basedOn w:val="887"/>
     <w:uiPriority w:val="99"/>
     <w:pPr>
       <w:pBdr/>
@@ -6488,29 +7500,6 @@
         <w:tblBorders/>
       </w:tblPr>
       <w:tcPr>
-        <w:shd w:color="ffffff"/>
-        <w:tcBorders>
-          <w:top w:val="none" w:color="000000" w:sz="4" w:space="0"/>
-          <w:left w:val="none" w:color="000000" w:sz="4" w:space="0"/>
-          <w:bottom w:val="none" w:color="000000" w:sz="4" w:space="0"/>
-          <w:right w:val="none" w:color="000000" w:sz="4" w:space="0"/>
-        </w:tcBorders>
-      </w:tcPr>
-    </w:tblStylePr>
-    <w:tblStylePr w:type="firstRow">
-      <w:rPr>
-        <w:b/>
-        <w:color w:val="404040"/>
-      </w:rPr>
-      <w:pPr>
-        <w:pBdr/>
-        <w:spacing/>
-        <w:ind/>
-      </w:pPr>
-      <w:tblPr>
-        <w:tblBorders/>
-      </w:tblPr>
-      <w:tcPr>
         <w:shd w:val="clear" w:color="ffffff"/>
         <w:tcBorders>
           <w:top w:val="none" w:color="000000" w:sz="4" w:space="0"/>
@@ -6520,30 +7509,7 @@
         </w:tcBorders>
       </w:tcPr>
     </w:tblStylePr>
-    <w:tblStylePr w:type="lastCol">
-      <w:rPr>
-        <w:i/>
-        <w:color w:val="404040"/>
-      </w:rPr>
-      <w:pPr>
-        <w:pBdr/>
-        <w:spacing/>
-        <w:ind/>
-      </w:pPr>
-      <w:tblPr>
-        <w:tblBorders/>
-      </w:tblPr>
-      <w:tcPr>
-        <w:shd w:color="ffffff"/>
-        <w:tcBorders>
-          <w:top w:val="none" w:color="000000" w:sz="4" w:space="0"/>
-          <w:left w:val="none" w:color="000000" w:sz="4" w:space="0"/>
-          <w:bottom w:val="none" w:color="000000" w:sz="4" w:space="0"/>
-          <w:right w:val="none" w:color="000000" w:sz="4" w:space="0"/>
-        </w:tcBorders>
-      </w:tcPr>
-    </w:tblStylePr>
-    <w:tblStylePr w:type="lastRow">
+    <w:tblStylePr w:type="firstRow">
       <w:rPr>
         <w:b/>
         <w:color w:val="404040"/>
@@ -6566,6 +7532,52 @@
         </w:tcBorders>
       </w:tcPr>
     </w:tblStylePr>
+    <w:tblStylePr w:type="lastCol">
+      <w:rPr>
+        <w:i/>
+        <w:color w:val="404040"/>
+      </w:rPr>
+      <w:pPr>
+        <w:pBdr/>
+        <w:spacing/>
+        <w:ind/>
+      </w:pPr>
+      <w:tblPr>
+        <w:tblBorders/>
+      </w:tblPr>
+      <w:tcPr>
+        <w:shd w:val="clear" w:color="ffffff"/>
+        <w:tcBorders>
+          <w:top w:val="none" w:color="000000" w:sz="4" w:space="0"/>
+          <w:left w:val="none" w:color="000000" w:sz="4" w:space="0"/>
+          <w:bottom w:val="none" w:color="000000" w:sz="4" w:space="0"/>
+          <w:right w:val="none" w:color="000000" w:sz="4" w:space="0"/>
+        </w:tcBorders>
+      </w:tcPr>
+    </w:tblStylePr>
+    <w:tblStylePr w:type="lastRow">
+      <w:rPr>
+        <w:b/>
+        <w:color w:val="404040"/>
+      </w:rPr>
+      <w:pPr>
+        <w:pBdr/>
+        <w:spacing/>
+        <w:ind/>
+      </w:pPr>
+      <w:tblPr>
+        <w:tblBorders/>
+      </w:tblPr>
+      <w:tcPr>
+        <w:shd w:val="clear" w:color="ffffff"/>
+        <w:tcBorders>
+          <w:top w:val="none" w:color="000000" w:sz="4" w:space="0"/>
+          <w:left w:val="none" w:color="000000" w:sz="4" w:space="0"/>
+          <w:bottom w:val="none" w:color="000000" w:sz="4" w:space="0"/>
+          <w:right w:val="none" w:color="000000" w:sz="4" w:space="0"/>
+        </w:tcBorders>
+      </w:tcPr>
+    </w:tblStylePr>
     <w:tblStylePr w:type="nwCell">
       <w:pPr>
         <w:pBdr/>
@@ -6632,9 +7644,9 @@
       </w:tcPr>
     </w:tblStylePr>
   </w:style>
-  <w:style w:type="table" w:styleId="37">
+  <w:style w:type="table" w:styleId="726">
     <w:name w:val="Grid Table 3 - Accent 4"/>
-    <w:basedOn w:val="665"/>
+    <w:basedOn w:val="887"/>
     <w:uiPriority w:val="99"/>
     <w:pPr>
       <w:pBdr/>
@@ -6733,29 +7745,6 @@
         <w:tblBorders/>
       </w:tblPr>
       <w:tcPr>
-        <w:shd w:color="ffffff"/>
-        <w:tcBorders>
-          <w:top w:val="none" w:color="000000" w:sz="4" w:space="0"/>
-          <w:left w:val="none" w:color="000000" w:sz="4" w:space="0"/>
-          <w:bottom w:val="none" w:color="000000" w:sz="4" w:space="0"/>
-          <w:right w:val="none" w:color="000000" w:sz="4" w:space="0"/>
-        </w:tcBorders>
-      </w:tcPr>
-    </w:tblStylePr>
-    <w:tblStylePr w:type="firstRow">
-      <w:rPr>
-        <w:b/>
-        <w:color w:val="404040"/>
-      </w:rPr>
-      <w:pPr>
-        <w:pBdr/>
-        <w:spacing/>
-        <w:ind/>
-      </w:pPr>
-      <w:tblPr>
-        <w:tblBorders/>
-      </w:tblPr>
-      <w:tcPr>
         <w:shd w:val="clear" w:color="ffffff"/>
         <w:tcBorders>
           <w:top w:val="none" w:color="000000" w:sz="4" w:space="0"/>
@@ -6765,30 +7754,7 @@
         </w:tcBorders>
       </w:tcPr>
     </w:tblStylePr>
-    <w:tblStylePr w:type="lastCol">
-      <w:rPr>
-        <w:i/>
-        <w:color w:val="404040"/>
-      </w:rPr>
-      <w:pPr>
-        <w:pBdr/>
-        <w:spacing/>
-        <w:ind/>
-      </w:pPr>
-      <w:tblPr>
-        <w:tblBorders/>
-      </w:tblPr>
-      <w:tcPr>
-        <w:shd w:color="ffffff"/>
-        <w:tcBorders>
-          <w:top w:val="none" w:color="000000" w:sz="4" w:space="0"/>
-          <w:left w:val="none" w:color="000000" w:sz="4" w:space="0"/>
-          <w:bottom w:val="none" w:color="000000" w:sz="4" w:space="0"/>
-          <w:right w:val="none" w:color="000000" w:sz="4" w:space="0"/>
-        </w:tcBorders>
-      </w:tcPr>
-    </w:tblStylePr>
-    <w:tblStylePr w:type="lastRow">
+    <w:tblStylePr w:type="firstRow">
       <w:rPr>
         <w:b/>
         <w:color w:val="404040"/>
@@ -6811,6 +7777,52 @@
         </w:tcBorders>
       </w:tcPr>
     </w:tblStylePr>
+    <w:tblStylePr w:type="lastCol">
+      <w:rPr>
+        <w:i/>
+        <w:color w:val="404040"/>
+      </w:rPr>
+      <w:pPr>
+        <w:pBdr/>
+        <w:spacing/>
+        <w:ind/>
+      </w:pPr>
+      <w:tblPr>
+        <w:tblBorders/>
+      </w:tblPr>
+      <w:tcPr>
+        <w:shd w:val="clear" w:color="ffffff"/>
+        <w:tcBorders>
+          <w:top w:val="none" w:color="000000" w:sz="4" w:space="0"/>
+          <w:left w:val="none" w:color="000000" w:sz="4" w:space="0"/>
+          <w:bottom w:val="none" w:color="000000" w:sz="4" w:space="0"/>
+          <w:right w:val="none" w:color="000000" w:sz="4" w:space="0"/>
+        </w:tcBorders>
+      </w:tcPr>
+    </w:tblStylePr>
+    <w:tblStylePr w:type="lastRow">
+      <w:rPr>
+        <w:b/>
+        <w:color w:val="404040"/>
+      </w:rPr>
+      <w:pPr>
+        <w:pBdr/>
+        <w:spacing/>
+        <w:ind/>
+      </w:pPr>
+      <w:tblPr>
+        <w:tblBorders/>
+      </w:tblPr>
+      <w:tcPr>
+        <w:shd w:val="clear" w:color="ffffff"/>
+        <w:tcBorders>
+          <w:top w:val="none" w:color="000000" w:sz="4" w:space="0"/>
+          <w:left w:val="none" w:color="000000" w:sz="4" w:space="0"/>
+          <w:bottom w:val="none" w:color="000000" w:sz="4" w:space="0"/>
+          <w:right w:val="none" w:color="000000" w:sz="4" w:space="0"/>
+        </w:tcBorders>
+      </w:tcPr>
+    </w:tblStylePr>
     <w:tblStylePr w:type="nwCell">
       <w:pPr>
         <w:pBdr/>
@@ -6877,9 +7889,9 @@
       </w:tcPr>
     </w:tblStylePr>
   </w:style>
-  <w:style w:type="table" w:styleId="38">
+  <w:style w:type="table" w:styleId="727">
     <w:name w:val="Grid Table 3 - Accent 5"/>
-    <w:basedOn w:val="665"/>
+    <w:basedOn w:val="887"/>
     <w:uiPriority w:val="99"/>
     <w:pPr>
       <w:pBdr/>
@@ -6978,29 +7990,6 @@
         <w:tblBorders/>
       </w:tblPr>
       <w:tcPr>
-        <w:shd w:color="ffffff"/>
-        <w:tcBorders>
-          <w:top w:val="none" w:color="000000" w:sz="4" w:space="0"/>
-          <w:left w:val="none" w:color="000000" w:sz="4" w:space="0"/>
-          <w:bottom w:val="none" w:color="000000" w:sz="4" w:space="0"/>
-          <w:right w:val="none" w:color="000000" w:sz="4" w:space="0"/>
-        </w:tcBorders>
-      </w:tcPr>
-    </w:tblStylePr>
-    <w:tblStylePr w:type="firstRow">
-      <w:rPr>
-        <w:b/>
-        <w:color w:val="404040"/>
-      </w:rPr>
-      <w:pPr>
-        <w:pBdr/>
-        <w:spacing/>
-        <w:ind/>
-      </w:pPr>
-      <w:tblPr>
-        <w:tblBorders/>
-      </w:tblPr>
-      <w:tcPr>
         <w:shd w:val="clear" w:color="ffffff"/>
         <w:tcBorders>
           <w:top w:val="none" w:color="000000" w:sz="4" w:space="0"/>
@@ -7010,30 +7999,7 @@
         </w:tcBorders>
       </w:tcPr>
     </w:tblStylePr>
-    <w:tblStylePr w:type="lastCol">
-      <w:rPr>
-        <w:i/>
-        <w:color w:val="404040"/>
-      </w:rPr>
-      <w:pPr>
-        <w:pBdr/>
-        <w:spacing/>
-        <w:ind/>
-      </w:pPr>
-      <w:tblPr>
-        <w:tblBorders/>
-      </w:tblPr>
-      <w:tcPr>
-        <w:shd w:color="ffffff"/>
-        <w:tcBorders>
-          <w:top w:val="none" w:color="000000" w:sz="4" w:space="0"/>
-          <w:left w:val="none" w:color="000000" w:sz="4" w:space="0"/>
-          <w:bottom w:val="none" w:color="000000" w:sz="4" w:space="0"/>
-          <w:right w:val="none" w:color="000000" w:sz="4" w:space="0"/>
-        </w:tcBorders>
-      </w:tcPr>
-    </w:tblStylePr>
-    <w:tblStylePr w:type="lastRow">
+    <w:tblStylePr w:type="firstRow">
       <w:rPr>
         <w:b/>
         <w:color w:val="404040"/>
@@ -7056,6 +8022,52 @@
         </w:tcBorders>
       </w:tcPr>
     </w:tblStylePr>
+    <w:tblStylePr w:type="lastCol">
+      <w:rPr>
+        <w:i/>
+        <w:color w:val="404040"/>
+      </w:rPr>
+      <w:pPr>
+        <w:pBdr/>
+        <w:spacing/>
+        <w:ind/>
+      </w:pPr>
+      <w:tblPr>
+        <w:tblBorders/>
+      </w:tblPr>
+      <w:tcPr>
+        <w:shd w:val="clear" w:color="ffffff"/>
+        <w:tcBorders>
+          <w:top w:val="none" w:color="000000" w:sz="4" w:space="0"/>
+          <w:left w:val="none" w:color="000000" w:sz="4" w:space="0"/>
+          <w:bottom w:val="none" w:color="000000" w:sz="4" w:space="0"/>
+          <w:right w:val="none" w:color="000000" w:sz="4" w:space="0"/>
+        </w:tcBorders>
+      </w:tcPr>
+    </w:tblStylePr>
+    <w:tblStylePr w:type="lastRow">
+      <w:rPr>
+        <w:b/>
+        <w:color w:val="404040"/>
+      </w:rPr>
+      <w:pPr>
+        <w:pBdr/>
+        <w:spacing/>
+        <w:ind/>
+      </w:pPr>
+      <w:tblPr>
+        <w:tblBorders/>
+      </w:tblPr>
+      <w:tcPr>
+        <w:shd w:val="clear" w:color="ffffff"/>
+        <w:tcBorders>
+          <w:top w:val="none" w:color="000000" w:sz="4" w:space="0"/>
+          <w:left w:val="none" w:color="000000" w:sz="4" w:space="0"/>
+          <w:bottom w:val="none" w:color="000000" w:sz="4" w:space="0"/>
+          <w:right w:val="none" w:color="000000" w:sz="4" w:space="0"/>
+        </w:tcBorders>
+      </w:tcPr>
+    </w:tblStylePr>
     <w:tblStylePr w:type="nwCell">
       <w:pPr>
         <w:pBdr/>
@@ -7122,9 +8134,9 @@
       </w:tcPr>
     </w:tblStylePr>
   </w:style>
-  <w:style w:type="table" w:styleId="39">
+  <w:style w:type="table" w:styleId="728">
     <w:name w:val="Grid Table 3 - Accent 6"/>
-    <w:basedOn w:val="665"/>
+    <w:basedOn w:val="887"/>
     <w:uiPriority w:val="99"/>
     <w:pPr>
       <w:pBdr/>
@@ -7223,29 +8235,6 @@
         <w:tblBorders/>
       </w:tblPr>
       <w:tcPr>
-        <w:shd w:color="ffffff"/>
-        <w:tcBorders>
-          <w:top w:val="none" w:color="000000" w:sz="4" w:space="0"/>
-          <w:left w:val="none" w:color="000000" w:sz="4" w:space="0"/>
-          <w:bottom w:val="none" w:color="000000" w:sz="4" w:space="0"/>
-          <w:right w:val="none" w:color="000000" w:sz="4" w:space="0"/>
-        </w:tcBorders>
-      </w:tcPr>
-    </w:tblStylePr>
-    <w:tblStylePr w:type="firstRow">
-      <w:rPr>
-        <w:b/>
-        <w:color w:val="404040"/>
-      </w:rPr>
-      <w:pPr>
-        <w:pBdr/>
-        <w:spacing/>
-        <w:ind/>
-      </w:pPr>
-      <w:tblPr>
-        <w:tblBorders/>
-      </w:tblPr>
-      <w:tcPr>
         <w:shd w:val="clear" w:color="ffffff"/>
         <w:tcBorders>
           <w:top w:val="none" w:color="000000" w:sz="4" w:space="0"/>
@@ -7255,30 +8244,7 @@
         </w:tcBorders>
       </w:tcPr>
     </w:tblStylePr>
-    <w:tblStylePr w:type="lastCol">
-      <w:rPr>
-        <w:i/>
-        <w:color w:val="404040"/>
-      </w:rPr>
-      <w:pPr>
-        <w:pBdr/>
-        <w:spacing/>
-        <w:ind/>
-      </w:pPr>
-      <w:tblPr>
-        <w:tblBorders/>
-      </w:tblPr>
-      <w:tcPr>
-        <w:shd w:color="ffffff"/>
-        <w:tcBorders>
-          <w:top w:val="none" w:color="000000" w:sz="4" w:space="0"/>
-          <w:left w:val="none" w:color="000000" w:sz="4" w:space="0"/>
-          <w:bottom w:val="none" w:color="000000" w:sz="4" w:space="0"/>
-          <w:right w:val="none" w:color="000000" w:sz="4" w:space="0"/>
-        </w:tcBorders>
-      </w:tcPr>
-    </w:tblStylePr>
-    <w:tblStylePr w:type="lastRow">
+    <w:tblStylePr w:type="firstRow">
       <w:rPr>
         <w:b/>
         <w:color w:val="404040"/>
@@ -7301,6 +8267,52 @@
         </w:tcBorders>
       </w:tcPr>
     </w:tblStylePr>
+    <w:tblStylePr w:type="lastCol">
+      <w:rPr>
+        <w:i/>
+        <w:color w:val="404040"/>
+      </w:rPr>
+      <w:pPr>
+        <w:pBdr/>
+        <w:spacing/>
+        <w:ind/>
+      </w:pPr>
+      <w:tblPr>
+        <w:tblBorders/>
+      </w:tblPr>
+      <w:tcPr>
+        <w:shd w:val="clear" w:color="ffffff"/>
+        <w:tcBorders>
+          <w:top w:val="none" w:color="000000" w:sz="4" w:space="0"/>
+          <w:left w:val="none" w:color="000000" w:sz="4" w:space="0"/>
+          <w:bottom w:val="none" w:color="000000" w:sz="4" w:space="0"/>
+          <w:right w:val="none" w:color="000000" w:sz="4" w:space="0"/>
+        </w:tcBorders>
+      </w:tcPr>
+    </w:tblStylePr>
+    <w:tblStylePr w:type="lastRow">
+      <w:rPr>
+        <w:b/>
+        <w:color w:val="404040"/>
+      </w:rPr>
+      <w:pPr>
+        <w:pBdr/>
+        <w:spacing/>
+        <w:ind/>
+      </w:pPr>
+      <w:tblPr>
+        <w:tblBorders/>
+      </w:tblPr>
+      <w:tcPr>
+        <w:shd w:val="clear" w:color="ffffff"/>
+        <w:tcBorders>
+          <w:top w:val="none" w:color="000000" w:sz="4" w:space="0"/>
+          <w:left w:val="none" w:color="000000" w:sz="4" w:space="0"/>
+          <w:bottom w:val="none" w:color="000000" w:sz="4" w:space="0"/>
+          <w:right w:val="none" w:color="000000" w:sz="4" w:space="0"/>
+        </w:tcBorders>
+      </w:tcPr>
+    </w:tblStylePr>
     <w:tblStylePr w:type="nwCell">
       <w:pPr>
         <w:pBdr/>
@@ -7367,9 +8379,9 @@
       </w:tcPr>
     </w:tblStylePr>
   </w:style>
-  <w:style w:type="table" w:styleId="40">
+  <w:style w:type="table" w:styleId="729">
     <w:name w:val="Grid Table 4"/>
-    <w:basedOn w:val="665"/>
+    <w:basedOn w:val="887"/>
     <w:uiPriority w:val="59"/>
     <w:pPr>
       <w:pBdr/>
@@ -7600,9 +8612,9 @@
       </w:tcPr>
     </w:tblStylePr>
   </w:style>
-  <w:style w:type="table" w:styleId="41">
+  <w:style w:type="table" w:styleId="730">
     <w:name w:val="Grid Table 4 - Accent 1"/>
-    <w:basedOn w:val="665"/>
+    <w:basedOn w:val="887"/>
     <w:uiPriority w:val="59"/>
     <w:pPr>
       <w:pBdr/>
@@ -7833,9 +8845,9 @@
       </w:tcPr>
     </w:tblStylePr>
   </w:style>
-  <w:style w:type="table" w:styleId="42">
+  <w:style w:type="table" w:styleId="731">
     <w:name w:val="Grid Table 4 - Accent 2"/>
-    <w:basedOn w:val="665"/>
+    <w:basedOn w:val="887"/>
     <w:uiPriority w:val="59"/>
     <w:pPr>
       <w:pBdr/>
@@ -8066,9 +9078,9 @@
       </w:tcPr>
     </w:tblStylePr>
   </w:style>
-  <w:style w:type="table" w:styleId="43">
+  <w:style w:type="table" w:styleId="732">
     <w:name w:val="Grid Table 4 - Accent 3"/>
-    <w:basedOn w:val="665"/>
+    <w:basedOn w:val="887"/>
     <w:uiPriority w:val="59"/>
     <w:pPr>
       <w:pBdr/>
@@ -8299,9 +9311,9 @@
       </w:tcPr>
     </w:tblStylePr>
   </w:style>
-  <w:style w:type="table" w:styleId="44">
+  <w:style w:type="table" w:styleId="733">
     <w:name w:val="Grid Table 4 - Accent 4"/>
-    <w:basedOn w:val="665"/>
+    <w:basedOn w:val="887"/>
     <w:uiPriority w:val="59"/>
     <w:pPr>
       <w:pBdr/>
@@ -8532,9 +9544,9 @@
       </w:tcPr>
     </w:tblStylePr>
   </w:style>
-  <w:style w:type="table" w:styleId="45">
+  <w:style w:type="table" w:styleId="734">
     <w:name w:val="Grid Table 4 - Accent 5"/>
-    <w:basedOn w:val="665"/>
+    <w:basedOn w:val="887"/>
     <w:uiPriority w:val="59"/>
     <w:pPr>
       <w:pBdr/>
@@ -8765,9 +9777,9 @@
       </w:tcPr>
     </w:tblStylePr>
   </w:style>
-  <w:style w:type="table" w:styleId="46">
+  <w:style w:type="table" w:styleId="735">
     <w:name w:val="Grid Table 4 - Accent 6"/>
-    <w:basedOn w:val="665"/>
+    <w:basedOn w:val="887"/>
     <w:uiPriority w:val="59"/>
     <w:pPr>
       <w:pBdr/>
@@ -8998,9 +10010,9 @@
       </w:tcPr>
     </w:tblStylePr>
   </w:style>
-  <w:style w:type="table" w:styleId="47">
+  <w:style w:type="table" w:styleId="736">
     <w:name w:val="Grid Table 5 Dark"/>
-    <w:basedOn w:val="665"/>
+    <w:basedOn w:val="887"/>
     <w:uiPriority w:val="99"/>
     <w:pPr>
       <w:pBdr/>
@@ -9226,9 +10238,9 @@
       </w:tcPr>
     </w:tblStylePr>
   </w:style>
-  <w:style w:type="table" w:styleId="48">
+  <w:style w:type="table" w:styleId="737">
     <w:name w:val="Grid Table 5 Dark- Accent 1"/>
-    <w:basedOn w:val="665"/>
+    <w:basedOn w:val="887"/>
     <w:uiPriority w:val="99"/>
     <w:pPr>
       <w:pBdr/>
@@ -9454,9 +10466,9 @@
       </w:tcPr>
     </w:tblStylePr>
   </w:style>
-  <w:style w:type="table" w:styleId="49">
+  <w:style w:type="table" w:styleId="738">
     <w:name w:val="Grid Table 5 Dark - Accent 2"/>
-    <w:basedOn w:val="665"/>
+    <w:basedOn w:val="887"/>
     <w:uiPriority w:val="99"/>
     <w:pPr>
       <w:pBdr/>
@@ -9682,9 +10694,9 @@
       </w:tcPr>
     </w:tblStylePr>
   </w:style>
-  <w:style w:type="table" w:styleId="50">
+  <w:style w:type="table" w:styleId="739">
     <w:name w:val="Grid Table 5 Dark - Accent 3"/>
-    <w:basedOn w:val="665"/>
+    <w:basedOn w:val="887"/>
     <w:uiPriority w:val="99"/>
     <w:pPr>
       <w:pBdr/>
@@ -9910,9 +10922,9 @@
       </w:tcPr>
     </w:tblStylePr>
   </w:style>
-  <w:style w:type="table" w:styleId="51">
+  <w:style w:type="table" w:styleId="740">
     <w:name w:val="Grid Table 5 Dark- Accent 4"/>
-    <w:basedOn w:val="665"/>
+    <w:basedOn w:val="887"/>
     <w:uiPriority w:val="99"/>
     <w:pPr>
       <w:pBdr/>
@@ -10138,9 +11150,9 @@
       </w:tcPr>
     </w:tblStylePr>
   </w:style>
-  <w:style w:type="table" w:styleId="52">
+  <w:style w:type="table" w:styleId="741">
     <w:name w:val="Grid Table 5 Dark - Accent 5"/>
-    <w:basedOn w:val="665"/>
+    <w:basedOn w:val="887"/>
     <w:uiPriority w:val="99"/>
     <w:pPr>
       <w:pBdr/>
@@ -10366,9 +11378,9 @@
       </w:tcPr>
     </w:tblStylePr>
   </w:style>
-  <w:style w:type="table" w:styleId="53">
+  <w:style w:type="table" w:styleId="742">
     <w:name w:val="Grid Table 5 Dark - Accent 6"/>
-    <w:basedOn w:val="665"/>
+    <w:basedOn w:val="887"/>
     <w:uiPriority w:val="99"/>
     <w:pPr>
       <w:pBdr/>
@@ -10594,9 +11606,9 @@
       </w:tcPr>
     </w:tblStylePr>
   </w:style>
-  <w:style w:type="table" w:styleId="54">
+  <w:style w:type="table" w:styleId="743">
     <w:name w:val="Grid Table 6 Colorful"/>
-    <w:basedOn w:val="665"/>
+    <w:basedOn w:val="887"/>
     <w:uiPriority w:val="99"/>
     <w:pPr>
       <w:pBdr/>
@@ -10824,9 +11836,9 @@
       </w:tcPr>
     </w:tblStylePr>
   </w:style>
-  <w:style w:type="table" w:styleId="55">
+  <w:style w:type="table" w:styleId="744">
     <w:name w:val="Grid Table 6 Colorful - Accent 1"/>
-    <w:basedOn w:val="665"/>
+    <w:basedOn w:val="887"/>
     <w:uiPriority w:val="99"/>
     <w:pPr>
       <w:pBdr/>
@@ -11054,9 +12066,9 @@
       </w:tcPr>
     </w:tblStylePr>
   </w:style>
-  <w:style w:type="table" w:styleId="56">
+  <w:style w:type="table" w:styleId="745">
     <w:name w:val="Grid Table 6 Colorful - Accent 2"/>
-    <w:basedOn w:val="665"/>
+    <w:basedOn w:val="887"/>
     <w:uiPriority w:val="99"/>
     <w:pPr>
       <w:pBdr/>
@@ -11284,9 +12296,9 @@
       </w:tcPr>
     </w:tblStylePr>
   </w:style>
-  <w:style w:type="table" w:styleId="57">
+  <w:style w:type="table" w:styleId="746">
     <w:name w:val="Grid Table 6 Colorful - Accent 3"/>
-    <w:basedOn w:val="665"/>
+    <w:basedOn w:val="887"/>
     <w:uiPriority w:val="99"/>
     <w:pPr>
       <w:pBdr/>
@@ -11514,9 +12526,9 @@
       </w:tcPr>
     </w:tblStylePr>
   </w:style>
-  <w:style w:type="table" w:styleId="58">
+  <w:style w:type="table" w:styleId="747">
     <w:name w:val="Grid Table 6 Colorful - Accent 4"/>
-    <w:basedOn w:val="665"/>
+    <w:basedOn w:val="887"/>
     <w:uiPriority w:val="99"/>
     <w:pPr>
       <w:pBdr/>
@@ -11744,9 +12756,9 @@
       </w:tcPr>
     </w:tblStylePr>
   </w:style>
-  <w:style w:type="table" w:styleId="59">
+  <w:style w:type="table" w:styleId="748">
     <w:name w:val="Grid Table 6 Colorful - Accent 5"/>
-    <w:basedOn w:val="665"/>
+    <w:basedOn w:val="887"/>
     <w:uiPriority w:val="99"/>
     <w:pPr>
       <w:pBdr/>
@@ -11974,9 +12986,9 @@
       </w:tcPr>
     </w:tblStylePr>
   </w:style>
-  <w:style w:type="table" w:styleId="60">
+  <w:style w:type="table" w:styleId="749">
     <w:name w:val="Grid Table 6 Colorful - Accent 6"/>
-    <w:basedOn w:val="665"/>
+    <w:basedOn w:val="887"/>
     <w:uiPriority w:val="99"/>
     <w:pPr>
       <w:pBdr/>
@@ -12204,9 +13216,9 @@
       </w:tcPr>
     </w:tblStylePr>
   </w:style>
-  <w:style w:type="table" w:styleId="61">
+  <w:style w:type="table" w:styleId="750">
     <w:name w:val="Grid Table 7 Colorful"/>
-    <w:basedOn w:val="665"/>
+    <w:basedOn w:val="887"/>
     <w:uiPriority w:val="99"/>
     <w:pPr>
       <w:pBdr/>
@@ -12308,11 +13320,11 @@
         <w:tblBorders/>
       </w:tblPr>
       <w:tcPr>
-        <w:shd w:color="ffffff"/>
+        <w:shd w:val="clear" w:color="ffffff"/>
         <w:tcBorders>
-          <w:top w:val="none"/>
-          <w:left w:val="none"/>
-          <w:bottom w:val="none"/>
+          <w:top w:val="none" w:color="000000" w:sz="4" w:space="0"/>
+          <w:left w:val="none" w:color="000000" w:sz="4" w:space="0"/>
+          <w:bottom w:val="none" w:color="000000" w:sz="4" w:space="0"/>
           <w:right w:val="single" w:color="000000" w:themeColor="text1" w:themeTint="80" w:sz="4" w:space="0"/>
         </w:tcBorders>
       </w:tcPr>
@@ -12335,10 +13347,10 @@
       <w:tcPr>
         <w:shd w:val="clear" w:color="ffffff" w:themeColor="light1" w:fill="ffffff" w:themeFill="light1"/>
         <w:tcBorders>
-          <w:top w:val="none"/>
-          <w:left w:val="none"/>
+          <w:top w:val="none" w:color="000000" w:sz="4" w:space="0"/>
+          <w:left w:val="none" w:color="000000" w:sz="4" w:space="0"/>
           <w:bottom w:val="single" w:color="000000" w:themeColor="text1" w:themeTint="80" w:sz="4" w:space="0"/>
-          <w:right w:val="none"/>
+          <w:right w:val="none" w:color="000000" w:sz="4" w:space="0"/>
         </w:tcBorders>
       </w:tcPr>
     </w:tblStylePr>
@@ -12358,12 +13370,12 @@
         <w:tblBorders/>
       </w:tblPr>
       <w:tcPr>
-        <w:shd w:color="ffffff"/>
+        <w:shd w:val="clear" w:color="ffffff"/>
         <w:tcBorders>
-          <w:top w:val="none"/>
+          <w:top w:val="none" w:color="000000" w:sz="4" w:space="0"/>
           <w:left w:val="single" w:color="000000" w:themeColor="text1" w:themeTint="80" w:sz="4" w:space="0"/>
-          <w:bottom w:val="none"/>
-          <w:right w:val="none"/>
+          <w:bottom w:val="none" w:color="000000" w:sz="4" w:space="0"/>
+          <w:right w:val="none" w:color="000000" w:sz="4" w:space="0"/>
         </w:tcBorders>
       </w:tcPr>
     </w:tblStylePr>
@@ -12386,9 +13398,9 @@
         <w:shd w:val="clear" w:color="ffffff" w:themeColor="light1" w:fill="ffffff" w:themeFill="light1"/>
         <w:tcBorders>
           <w:top w:val="single" w:color="000000" w:themeColor="text1" w:themeTint="80" w:sz="4" w:space="0"/>
-          <w:left w:val="none"/>
-          <w:bottom w:val="none"/>
-          <w:right w:val="none"/>
+          <w:left w:val="none" w:color="000000" w:sz="4" w:space="0"/>
+          <w:bottom w:val="none" w:color="000000" w:sz="4" w:space="0"/>
+          <w:right w:val="none" w:color="000000" w:sz="4" w:space="0"/>
         </w:tcBorders>
       </w:tcPr>
     </w:tblStylePr>
@@ -12458,9 +13470,9 @@
       </w:tcPr>
     </w:tblStylePr>
   </w:style>
-  <w:style w:type="table" w:styleId="62">
+  <w:style w:type="table" w:styleId="751">
     <w:name w:val="Grid Table 7 Colorful - Accent 1"/>
-    <w:basedOn w:val="665"/>
+    <w:basedOn w:val="887"/>
     <w:uiPriority w:val="99"/>
     <w:pPr>
       <w:pBdr/>
@@ -12562,11 +13574,11 @@
         <w:tblBorders/>
       </w:tblPr>
       <w:tcPr>
-        <w:shd w:color="ffffff"/>
+        <w:shd w:val="clear" w:color="ffffff"/>
         <w:tcBorders>
-          <w:top w:val="none"/>
-          <w:left w:val="none"/>
-          <w:bottom w:val="none"/>
+          <w:top w:val="none" w:color="000000" w:sz="4" w:space="0"/>
+          <w:left w:val="none" w:color="000000" w:sz="4" w:space="0"/>
+          <w:bottom w:val="none" w:color="000000" w:sz="4" w:space="0"/>
           <w:right w:val="single" w:color="000000" w:themeColor="accent1" w:themeTint="80" w:sz="4" w:space="0"/>
         </w:tcBorders>
       </w:tcPr>
@@ -12589,10 +13601,10 @@
       <w:tcPr>
         <w:shd w:val="clear" w:color="ffffff" w:themeColor="light1" w:fill="ffffff" w:themeFill="light1"/>
         <w:tcBorders>
-          <w:top w:val="none"/>
-          <w:left w:val="none"/>
+          <w:top w:val="none" w:color="000000" w:sz="4" w:space="0"/>
+          <w:left w:val="none" w:color="000000" w:sz="4" w:space="0"/>
           <w:bottom w:val="single" w:color="000000" w:themeColor="accent1" w:themeTint="80" w:sz="4" w:space="0"/>
-          <w:right w:val="none"/>
+          <w:right w:val="none" w:color="000000" w:sz="4" w:space="0"/>
         </w:tcBorders>
       </w:tcPr>
     </w:tblStylePr>
@@ -12612,12 +13624,12 @@
         <w:tblBorders/>
       </w:tblPr>
       <w:tcPr>
-        <w:shd w:color="ffffff"/>
+        <w:shd w:val="clear" w:color="ffffff"/>
         <w:tcBorders>
-          <w:top w:val="none"/>
+          <w:top w:val="none" w:color="000000" w:sz="4" w:space="0"/>
           <w:left w:val="single" w:color="000000" w:themeColor="accent1" w:themeTint="80" w:sz="4" w:space="0"/>
-          <w:bottom w:val="none"/>
-          <w:right w:val="none"/>
+          <w:bottom w:val="none" w:color="000000" w:sz="4" w:space="0"/>
+          <w:right w:val="none" w:color="000000" w:sz="4" w:space="0"/>
         </w:tcBorders>
       </w:tcPr>
     </w:tblStylePr>
@@ -12640,9 +13652,9 @@
         <w:shd w:val="clear" w:color="ffffff" w:themeColor="light1" w:fill="ffffff" w:themeFill="light1"/>
         <w:tcBorders>
           <w:top w:val="single" w:color="000000" w:themeColor="accent1" w:themeTint="80" w:sz="4" w:space="0"/>
-          <w:left w:val="none"/>
-          <w:bottom w:val="none"/>
-          <w:right w:val="none"/>
+          <w:left w:val="none" w:color="000000" w:sz="4" w:space="0"/>
+          <w:bottom w:val="none" w:color="000000" w:sz="4" w:space="0"/>
+          <w:right w:val="none" w:color="000000" w:sz="4" w:space="0"/>
         </w:tcBorders>
       </w:tcPr>
     </w:tblStylePr>
@@ -12712,9 +13724,9 @@
       </w:tcPr>
     </w:tblStylePr>
   </w:style>
-  <w:style w:type="table" w:styleId="63">
+  <w:style w:type="table" w:styleId="752">
     <w:name w:val="Grid Table 7 Colorful - Accent 2"/>
-    <w:basedOn w:val="665"/>
+    <w:basedOn w:val="887"/>
     <w:uiPriority w:val="99"/>
     <w:pPr>
       <w:pBdr/>
@@ -12816,11 +13828,11 @@
         <w:tblBorders/>
       </w:tblPr>
       <w:tcPr>
-        <w:shd w:color="ffffff"/>
+        <w:shd w:val="clear" w:color="ffffff"/>
         <w:tcBorders>
-          <w:top w:val="none"/>
-          <w:left w:val="none"/>
-          <w:bottom w:val="none"/>
+          <w:top w:val="none" w:color="000000" w:sz="4" w:space="0"/>
+          <w:left w:val="none" w:color="000000" w:sz="4" w:space="0"/>
+          <w:bottom w:val="none" w:color="000000" w:sz="4" w:space="0"/>
           <w:right w:val="single" w:color="000000" w:themeColor="accent2" w:themeTint="97" w:sz="4" w:space="0"/>
         </w:tcBorders>
       </w:tcPr>
@@ -12843,10 +13855,10 @@
       <w:tcPr>
         <w:shd w:val="clear" w:color="ffffff" w:themeColor="light1" w:fill="ffffff" w:themeFill="light1"/>
         <w:tcBorders>
-          <w:top w:val="none"/>
-          <w:left w:val="none"/>
+          <w:top w:val="none" w:color="000000" w:sz="4" w:space="0"/>
+          <w:left w:val="none" w:color="000000" w:sz="4" w:space="0"/>
           <w:bottom w:val="single" w:color="000000" w:themeColor="accent2" w:themeTint="97" w:sz="4" w:space="0"/>
-          <w:right w:val="none"/>
+          <w:right w:val="none" w:color="000000" w:sz="4" w:space="0"/>
         </w:tcBorders>
       </w:tcPr>
     </w:tblStylePr>
@@ -12866,12 +13878,12 @@
         <w:tblBorders/>
       </w:tblPr>
       <w:tcPr>
-        <w:shd w:color="ffffff"/>
+        <w:shd w:val="clear" w:color="ffffff"/>
         <w:tcBorders>
-          <w:top w:val="none"/>
+          <w:top w:val="none" w:color="000000" w:sz="4" w:space="0"/>
           <w:left w:val="single" w:color="000000" w:themeColor="accent2" w:themeTint="97" w:sz="4" w:space="0"/>
-          <w:bottom w:val="none"/>
-          <w:right w:val="none"/>
+          <w:bottom w:val="none" w:color="000000" w:sz="4" w:space="0"/>
+          <w:right w:val="none" w:color="000000" w:sz="4" w:space="0"/>
         </w:tcBorders>
       </w:tcPr>
     </w:tblStylePr>
@@ -12894,9 +13906,9 @@
         <w:shd w:val="clear" w:color="ffffff" w:themeColor="light1" w:fill="ffffff" w:themeFill="light1"/>
         <w:tcBorders>
           <w:top w:val="single" w:color="000000" w:themeColor="accent2" w:themeTint="97" w:sz="4" w:space="0"/>
-          <w:left w:val="none"/>
-          <w:bottom w:val="none"/>
-          <w:right w:val="none"/>
+          <w:left w:val="none" w:color="000000" w:sz="4" w:space="0"/>
+          <w:bottom w:val="none" w:color="000000" w:sz="4" w:space="0"/>
+          <w:right w:val="none" w:color="000000" w:sz="4" w:space="0"/>
         </w:tcBorders>
       </w:tcPr>
     </w:tblStylePr>
@@ -12966,9 +13978,9 @@
       </w:tcPr>
     </w:tblStylePr>
   </w:style>
-  <w:style w:type="table" w:styleId="64">
+  <w:style w:type="table" w:styleId="753">
     <w:name w:val="Grid Table 7 Colorful - Accent 3"/>
-    <w:basedOn w:val="665"/>
+    <w:basedOn w:val="887"/>
     <w:uiPriority w:val="99"/>
     <w:pPr>
       <w:pBdr/>
@@ -13070,11 +14082,11 @@
         <w:tblBorders/>
       </w:tblPr>
       <w:tcPr>
-        <w:shd w:color="ffffff"/>
+        <w:shd w:val="clear" w:color="ffffff"/>
         <w:tcBorders>
-          <w:top w:val="none"/>
-          <w:left w:val="none"/>
-          <w:bottom w:val="none"/>
+          <w:top w:val="none" w:color="000000" w:sz="4" w:space="0"/>
+          <w:left w:val="none" w:color="000000" w:sz="4" w:space="0"/>
+          <w:bottom w:val="none" w:color="000000" w:sz="4" w:space="0"/>
           <w:right w:val="single" w:color="000000" w:themeColor="accent3" w:themeTint="FE" w:sz="4" w:space="0"/>
         </w:tcBorders>
       </w:tcPr>
@@ -13097,10 +14109,10 @@
       <w:tcPr>
         <w:shd w:val="clear" w:color="ffffff" w:themeColor="light1" w:fill="ffffff" w:themeFill="light1"/>
         <w:tcBorders>
-          <w:top w:val="none"/>
-          <w:left w:val="none"/>
+          <w:top w:val="none" w:color="000000" w:sz="4" w:space="0"/>
+          <w:left w:val="none" w:color="000000" w:sz="4" w:space="0"/>
           <w:bottom w:val="single" w:color="000000" w:themeColor="accent3" w:themeTint="FE" w:sz="4" w:space="0"/>
-          <w:right w:val="none"/>
+          <w:right w:val="none" w:color="000000" w:sz="4" w:space="0"/>
         </w:tcBorders>
       </w:tcPr>
     </w:tblStylePr>
@@ -13120,12 +14132,12 @@
         <w:tblBorders/>
       </w:tblPr>
       <w:tcPr>
-        <w:shd w:color="ffffff"/>
+        <w:shd w:val="clear" w:color="ffffff"/>
         <w:tcBorders>
-          <w:top w:val="none"/>
+          <w:top w:val="none" w:color="000000" w:sz="4" w:space="0"/>
           <w:left w:val="single" w:color="000000" w:themeColor="accent3" w:themeTint="FE" w:sz="4" w:space="0"/>
-          <w:bottom w:val="none"/>
-          <w:right w:val="none"/>
+          <w:bottom w:val="none" w:color="000000" w:sz="4" w:space="0"/>
+          <w:right w:val="none" w:color="000000" w:sz="4" w:space="0"/>
         </w:tcBorders>
       </w:tcPr>
     </w:tblStylePr>
@@ -13148,9 +14160,9 @@
         <w:shd w:val="clear" w:color="ffffff" w:themeColor="light1" w:fill="ffffff" w:themeFill="light1"/>
         <w:tcBorders>
           <w:top w:val="single" w:color="000000" w:themeColor="accent3" w:themeTint="FE" w:sz="4" w:space="0"/>
-          <w:left w:val="none"/>
-          <w:bottom w:val="none"/>
-          <w:right w:val="none"/>
+          <w:left w:val="none" w:color="000000" w:sz="4" w:space="0"/>
+          <w:bottom w:val="none" w:color="000000" w:sz="4" w:space="0"/>
+          <w:right w:val="none" w:color="000000" w:sz="4" w:space="0"/>
         </w:tcBorders>
       </w:tcPr>
     </w:tblStylePr>
@@ -13220,9 +14232,9 @@
       </w:tcPr>
     </w:tblStylePr>
   </w:style>
-  <w:style w:type="table" w:styleId="65">
+  <w:style w:type="table" w:styleId="754">
     <w:name w:val="Grid Table 7 Colorful - Accent 4"/>
-    <w:basedOn w:val="665"/>
+    <w:basedOn w:val="887"/>
     <w:uiPriority w:val="99"/>
     <w:pPr>
       <w:pBdr/>
@@ -13324,11 +14336,11 @@
         <w:tblBorders/>
       </w:tblPr>
       <w:tcPr>
-        <w:shd w:color="ffffff"/>
+        <w:shd w:val="clear" w:color="ffffff"/>
         <w:tcBorders>
-          <w:top w:val="none"/>
-          <w:left w:val="none"/>
-          <w:bottom w:val="none"/>
+          <w:top w:val="none" w:color="000000" w:sz="4" w:space="0"/>
+          <w:left w:val="none" w:color="000000" w:sz="4" w:space="0"/>
+          <w:bottom w:val="none" w:color="000000" w:sz="4" w:space="0"/>
           <w:right w:val="single" w:color="000000" w:themeColor="accent4" w:themeTint="9A" w:sz="4" w:space="0"/>
         </w:tcBorders>
       </w:tcPr>
@@ -13351,10 +14363,10 @@
       <w:tcPr>
         <w:shd w:val="clear" w:color="ffffff" w:themeColor="light1" w:fill="ffffff" w:themeFill="light1"/>
         <w:tcBorders>
-          <w:top w:val="none"/>
-          <w:left w:val="none"/>
+          <w:top w:val="none" w:color="000000" w:sz="4" w:space="0"/>
+          <w:left w:val="none" w:color="000000" w:sz="4" w:space="0"/>
           <w:bottom w:val="single" w:color="000000" w:themeColor="accent4" w:themeTint="9A" w:sz="4" w:space="0"/>
-          <w:right w:val="none"/>
+          <w:right w:val="none" w:color="000000" w:sz="4" w:space="0"/>
         </w:tcBorders>
       </w:tcPr>
     </w:tblStylePr>
@@ -13374,12 +14386,12 @@
         <w:tblBorders/>
       </w:tblPr>
       <w:tcPr>
-        <w:shd w:color="ffffff"/>
+        <w:shd w:val="clear" w:color="ffffff"/>
         <w:tcBorders>
-          <w:top w:val="none"/>
+          <w:top w:val="none" w:color="000000" w:sz="4" w:space="0"/>
           <w:left w:val="single" w:color="000000" w:themeColor="accent4" w:themeTint="9A" w:sz="4" w:space="0"/>
-          <w:bottom w:val="none"/>
-          <w:right w:val="none"/>
+          <w:bottom w:val="none" w:color="000000" w:sz="4" w:space="0"/>
+          <w:right w:val="none" w:color="000000" w:sz="4" w:space="0"/>
         </w:tcBorders>
       </w:tcPr>
     </w:tblStylePr>
@@ -13402,9 +14414,9 @@
         <w:shd w:val="clear" w:color="ffffff" w:themeColor="light1" w:fill="ffffff" w:themeFill="light1"/>
         <w:tcBorders>
           <w:top w:val="single" w:color="000000" w:themeColor="accent4" w:themeTint="9A" w:sz="4" w:space="0"/>
-          <w:left w:val="none"/>
-          <w:bottom w:val="none"/>
-          <w:right w:val="none"/>
+          <w:left w:val="none" w:color="000000" w:sz="4" w:space="0"/>
+          <w:bottom w:val="none" w:color="000000" w:sz="4" w:space="0"/>
+          <w:right w:val="none" w:color="000000" w:sz="4" w:space="0"/>
         </w:tcBorders>
       </w:tcPr>
     </w:tblStylePr>
@@ -13474,9 +14486,9 @@
       </w:tcPr>
     </w:tblStylePr>
   </w:style>
-  <w:style w:type="table" w:styleId="66">
+  <w:style w:type="table" w:styleId="755">
     <w:name w:val="Grid Table 7 Colorful - Accent 5"/>
-    <w:basedOn w:val="665"/>
+    <w:basedOn w:val="887"/>
     <w:uiPriority w:val="99"/>
     <w:pPr>
       <w:pBdr/>
@@ -13578,11 +14590,11 @@
         <w:tblBorders/>
       </w:tblPr>
       <w:tcPr>
-        <w:shd w:color="ffffff"/>
+        <w:shd w:val="clear" w:color="ffffff"/>
         <w:tcBorders>
-          <w:top w:val="none"/>
-          <w:left w:val="none"/>
-          <w:bottom w:val="none"/>
+          <w:top w:val="none" w:color="000000" w:sz="4" w:space="0"/>
+          <w:left w:val="none" w:color="000000" w:sz="4" w:space="0"/>
+          <w:bottom w:val="none" w:color="000000" w:sz="4" w:space="0"/>
           <w:right w:val="single" w:color="000000" w:themeColor="accent5" w:themeTint="90" w:sz="4" w:space="0"/>
         </w:tcBorders>
       </w:tcPr>
@@ -13605,10 +14617,10 @@
       <w:tcPr>
         <w:shd w:val="clear" w:color="ffffff" w:themeColor="light1" w:fill="ffffff" w:themeFill="light1"/>
         <w:tcBorders>
-          <w:top w:val="none"/>
-          <w:left w:val="none"/>
+          <w:top w:val="none" w:color="000000" w:sz="4" w:space="0"/>
+          <w:left w:val="none" w:color="000000" w:sz="4" w:space="0"/>
           <w:bottom w:val="single" w:color="000000" w:themeColor="accent5" w:themeTint="90" w:sz="4" w:space="0"/>
-          <w:right w:val="none"/>
+          <w:right w:val="none" w:color="000000" w:sz="4" w:space="0"/>
         </w:tcBorders>
       </w:tcPr>
     </w:tblStylePr>
@@ -13628,12 +14640,12 @@
         <w:tblBorders/>
       </w:tblPr>
       <w:tcPr>
-        <w:shd w:color="ffffff"/>
+        <w:shd w:val="clear" w:color="ffffff"/>
         <w:tcBorders>
-          <w:top w:val="none"/>
+          <w:top w:val="none" w:color="000000" w:sz="4" w:space="0"/>
           <w:left w:val="single" w:color="000000" w:themeColor="accent5" w:themeTint="90" w:sz="4" w:space="0"/>
-          <w:bottom w:val="none"/>
-          <w:right w:val="none"/>
+          <w:bottom w:val="none" w:color="000000" w:sz="4" w:space="0"/>
+          <w:right w:val="none" w:color="000000" w:sz="4" w:space="0"/>
         </w:tcBorders>
       </w:tcPr>
     </w:tblStylePr>
@@ -13656,9 +14668,9 @@
         <w:shd w:val="clear" w:color="ffffff" w:themeColor="light1" w:fill="ffffff" w:themeFill="light1"/>
         <w:tcBorders>
           <w:top w:val="single" w:color="000000" w:themeColor="accent5" w:themeTint="90" w:sz="4" w:space="0"/>
-          <w:left w:val="none"/>
-          <w:bottom w:val="none"/>
-          <w:right w:val="none"/>
+          <w:left w:val="none" w:color="000000" w:sz="4" w:space="0"/>
+          <w:bottom w:val="none" w:color="000000" w:sz="4" w:space="0"/>
+          <w:right w:val="none" w:color="000000" w:sz="4" w:space="0"/>
         </w:tcBorders>
       </w:tcPr>
     </w:tblStylePr>
@@ -13728,9 +14740,9 @@
       </w:tcPr>
     </w:tblStylePr>
   </w:style>
-  <w:style w:type="table" w:styleId="67">
+  <w:style w:type="table" w:styleId="756">
     <w:name w:val="Grid Table 7 Colorful - Accent 6"/>
-    <w:basedOn w:val="665"/>
+    <w:basedOn w:val="887"/>
     <w:uiPriority w:val="99"/>
     <w:pPr>
       <w:pBdr/>
@@ -13832,11 +14844,11 @@
         <w:tblBorders/>
       </w:tblPr>
       <w:tcPr>
-        <w:shd w:color="ffffff"/>
+        <w:shd w:val="clear" w:color="ffffff"/>
         <w:tcBorders>
-          <w:top w:val="none"/>
-          <w:left w:val="none"/>
-          <w:bottom w:val="none"/>
+          <w:top w:val="none" w:color="000000" w:sz="4" w:space="0"/>
+          <w:left w:val="none" w:color="000000" w:sz="4" w:space="0"/>
+          <w:bottom w:val="none" w:color="000000" w:sz="4" w:space="0"/>
           <w:right w:val="single" w:color="000000" w:themeColor="accent6" w:themeTint="90" w:sz="4" w:space="0"/>
         </w:tcBorders>
       </w:tcPr>
@@ -13859,10 +14871,10 @@
       <w:tcPr>
         <w:shd w:val="clear" w:color="ffffff" w:themeColor="light1" w:fill="ffffff" w:themeFill="light1"/>
         <w:tcBorders>
-          <w:top w:val="none"/>
-          <w:left w:val="none"/>
+          <w:top w:val="none" w:color="000000" w:sz="4" w:space="0"/>
+          <w:left w:val="none" w:color="000000" w:sz="4" w:space="0"/>
           <w:bottom w:val="single" w:color="000000" w:themeColor="accent6" w:themeTint="90" w:sz="4" w:space="0"/>
-          <w:right w:val="none"/>
+          <w:right w:val="none" w:color="000000" w:sz="4" w:space="0"/>
         </w:tcBorders>
       </w:tcPr>
     </w:tblStylePr>
@@ -13882,12 +14894,12 @@
         <w:tblBorders/>
       </w:tblPr>
       <w:tcPr>
-        <w:shd w:color="ffffff"/>
+        <w:shd w:val="clear" w:color="ffffff"/>
         <w:tcBorders>
-          <w:top w:val="none"/>
+          <w:top w:val="none" w:color="000000" w:sz="4" w:space="0"/>
           <w:left w:val="single" w:color="000000" w:themeColor="accent6" w:themeTint="90" w:sz="4" w:space="0"/>
-          <w:bottom w:val="none"/>
-          <w:right w:val="none"/>
+          <w:bottom w:val="none" w:color="000000" w:sz="4" w:space="0"/>
+          <w:right w:val="none" w:color="000000" w:sz="4" w:space="0"/>
         </w:tcBorders>
       </w:tcPr>
     </w:tblStylePr>
@@ -13910,9 +14922,9 @@
         <w:shd w:val="clear" w:color="ffffff" w:themeColor="light1" w:fill="ffffff" w:themeFill="light1"/>
         <w:tcBorders>
           <w:top w:val="single" w:color="000000" w:themeColor="accent6" w:themeTint="90" w:sz="4" w:space="0"/>
-          <w:left w:val="none"/>
-          <w:bottom w:val="none"/>
-          <w:right w:val="none"/>
+          <w:left w:val="none" w:color="000000" w:sz="4" w:space="0"/>
+          <w:bottom w:val="none" w:color="000000" w:sz="4" w:space="0"/>
+          <w:right w:val="none" w:color="000000" w:sz="4" w:space="0"/>
         </w:tcBorders>
       </w:tcPr>
     </w:tblStylePr>
@@ -13982,9 +14994,9 @@
       </w:tcPr>
     </w:tblStylePr>
   </w:style>
-  <w:style w:type="table" w:styleId="68">
+  <w:style w:type="table" w:styleId="757">
     <w:name w:val="List Table 1 Light"/>
-    <w:basedOn w:val="665"/>
+    <w:basedOn w:val="887"/>
     <w:uiPriority w:val="99"/>
     <w:pPr>
       <w:pBdr/>
@@ -14198,9 +15210,9 @@
       </w:tcPr>
     </w:tblStylePr>
   </w:style>
-  <w:style w:type="table" w:styleId="69">
+  <w:style w:type="table" w:styleId="758">
     <w:name w:val="List Table 1 Light - Accent 1"/>
-    <w:basedOn w:val="665"/>
+    <w:basedOn w:val="887"/>
     <w:uiPriority w:val="99"/>
     <w:pPr>
       <w:pBdr/>
@@ -14414,9 +15426,9 @@
       </w:tcPr>
     </w:tblStylePr>
   </w:style>
-  <w:style w:type="table" w:styleId="70">
+  <w:style w:type="table" w:styleId="759">
     <w:name w:val="List Table 1 Light - Accent 2"/>
-    <w:basedOn w:val="665"/>
+    <w:basedOn w:val="887"/>
     <w:uiPriority w:val="99"/>
     <w:pPr>
       <w:pBdr/>
@@ -14630,9 +15642,9 @@
       </w:tcPr>
     </w:tblStylePr>
   </w:style>
-  <w:style w:type="table" w:styleId="71">
+  <w:style w:type="table" w:styleId="760">
     <w:name w:val="List Table 1 Light - Accent 3"/>
-    <w:basedOn w:val="665"/>
+    <w:basedOn w:val="887"/>
     <w:uiPriority w:val="99"/>
     <w:pPr>
       <w:pBdr/>
@@ -14846,9 +15858,9 @@
       </w:tcPr>
     </w:tblStylePr>
   </w:style>
-  <w:style w:type="table" w:styleId="72">
+  <w:style w:type="table" w:styleId="761">
     <w:name w:val="List Table 1 Light - Accent 4"/>
-    <w:basedOn w:val="665"/>
+    <w:basedOn w:val="887"/>
     <w:uiPriority w:val="99"/>
     <w:pPr>
       <w:pBdr/>
@@ -15062,9 +16074,9 @@
       </w:tcPr>
     </w:tblStylePr>
   </w:style>
-  <w:style w:type="table" w:styleId="73">
+  <w:style w:type="table" w:styleId="762">
     <w:name w:val="List Table 1 Light - Accent 5"/>
-    <w:basedOn w:val="665"/>
+    <w:basedOn w:val="887"/>
     <w:uiPriority w:val="99"/>
     <w:pPr>
       <w:pBdr/>
@@ -15278,9 +16290,9 @@
       </w:tcPr>
     </w:tblStylePr>
   </w:style>
-  <w:style w:type="table" w:styleId="74">
+  <w:style w:type="table" w:styleId="763">
     <w:name w:val="List Table 1 Light - Accent 6"/>
-    <w:basedOn w:val="665"/>
+    <w:basedOn w:val="887"/>
     <w:uiPriority w:val="99"/>
     <w:pPr>
       <w:pBdr/>
@@ -15494,9 +16506,9 @@
       </w:tcPr>
     </w:tblStylePr>
   </w:style>
-  <w:style w:type="table" w:styleId="75">
+  <w:style w:type="table" w:styleId="764">
     <w:name w:val="List Table 2"/>
-    <w:basedOn w:val="665"/>
+    <w:basedOn w:val="887"/>
     <w:uiPriority w:val="99"/>
     <w:pPr>
       <w:pBdr/>
@@ -15732,9 +16744,9 @@
       </w:tcPr>
     </w:tblStylePr>
   </w:style>
-  <w:style w:type="table" w:styleId="76">
+  <w:style w:type="table" w:styleId="765">
     <w:name w:val="List Table 2 - Accent 1"/>
-    <w:basedOn w:val="665"/>
+    <w:basedOn w:val="887"/>
     <w:uiPriority w:val="99"/>
     <w:pPr>
       <w:pBdr/>
@@ -15970,9 +16982,9 @@
       </w:tcPr>
     </w:tblStylePr>
   </w:style>
-  <w:style w:type="table" w:styleId="77">
+  <w:style w:type="table" w:styleId="766">
     <w:name w:val="List Table 2 - Accent 2"/>
-    <w:basedOn w:val="665"/>
+    <w:basedOn w:val="887"/>
     <w:uiPriority w:val="99"/>
     <w:pPr>
       <w:pBdr/>
@@ -16208,9 +17220,9 @@
       </w:tcPr>
     </w:tblStylePr>
   </w:style>
-  <w:style w:type="table" w:styleId="78">
+  <w:style w:type="table" w:styleId="767">
     <w:name w:val="List Table 2 - Accent 3"/>
-    <w:basedOn w:val="665"/>
+    <w:basedOn w:val="887"/>
     <w:uiPriority w:val="99"/>
     <w:pPr>
       <w:pBdr/>
@@ -16446,9 +17458,9 @@
       </w:tcPr>
     </w:tblStylePr>
   </w:style>
-  <w:style w:type="table" w:styleId="79">
+  <w:style w:type="table" w:styleId="768">
     <w:name w:val="List Table 2 - Accent 4"/>
-    <w:basedOn w:val="665"/>
+    <w:basedOn w:val="887"/>
     <w:uiPriority w:val="99"/>
     <w:pPr>
       <w:pBdr/>
@@ -16684,9 +17696,9 @@
       </w:tcPr>
     </w:tblStylePr>
   </w:style>
-  <w:style w:type="table" w:styleId="80">
+  <w:style w:type="table" w:styleId="769">
     <w:name w:val="List Table 2 - Accent 5"/>
-    <w:basedOn w:val="665"/>
+    <w:basedOn w:val="887"/>
     <w:uiPriority w:val="99"/>
     <w:pPr>
       <w:pBdr/>
@@ -16922,9 +17934,9 @@
       </w:tcPr>
     </w:tblStylePr>
   </w:style>
-  <w:style w:type="table" w:styleId="81">
+  <w:style w:type="table" w:styleId="770">
     <w:name w:val="List Table 2 - Accent 6"/>
-    <w:basedOn w:val="665"/>
+    <w:basedOn w:val="887"/>
     <w:uiPriority w:val="99"/>
     <w:pPr>
       <w:pBdr/>
@@ -17160,9 +18172,9 @@
       </w:tcPr>
     </w:tblStylePr>
   </w:style>
-  <w:style w:type="table" w:styleId="82">
+  <w:style w:type="table" w:styleId="771">
     <w:name w:val="List Table 3"/>
-    <w:basedOn w:val="665"/>
+    <w:basedOn w:val="887"/>
     <w:uiPriority w:val="99"/>
     <w:pPr>
       <w:pBdr/>
@@ -17388,9 +18400,9 @@
       </w:tcPr>
     </w:tblStylePr>
   </w:style>
-  <w:style w:type="table" w:styleId="83">
+  <w:style w:type="table" w:styleId="772">
     <w:name w:val="List Table 3 - Accent 1"/>
-    <w:basedOn w:val="665"/>
+    <w:basedOn w:val="887"/>
     <w:uiPriority w:val="99"/>
     <w:pPr>
       <w:pBdr/>
@@ -17616,9 +18628,9 @@
       </w:tcPr>
     </w:tblStylePr>
   </w:style>
-  <w:style w:type="table" w:styleId="84">
+  <w:style w:type="table" w:styleId="773">
     <w:name w:val="List Table 3 - Accent 2"/>
-    <w:basedOn w:val="665"/>
+    <w:basedOn w:val="887"/>
     <w:uiPriority w:val="99"/>
     <w:pPr>
       <w:pBdr/>
@@ -17844,9 +18856,9 @@
       </w:tcPr>
     </w:tblStylePr>
   </w:style>
-  <w:style w:type="table" w:styleId="85">
+  <w:style w:type="table" w:styleId="774">
     <w:name w:val="List Table 3 - Accent 3"/>
-    <w:basedOn w:val="665"/>
+    <w:basedOn w:val="887"/>
     <w:uiPriority w:val="99"/>
     <w:pPr>
       <w:pBdr/>
@@ -18072,9 +19084,9 @@
       </w:tcPr>
     </w:tblStylePr>
   </w:style>
-  <w:style w:type="table" w:styleId="86">
+  <w:style w:type="table" w:styleId="775">
     <w:name w:val="List Table 3 - Accent 4"/>
-    <w:basedOn w:val="665"/>
+    <w:basedOn w:val="887"/>
     <w:uiPriority w:val="99"/>
     <w:pPr>
       <w:pBdr/>
@@ -18300,9 +19312,9 @@
       </w:tcPr>
     </w:tblStylePr>
   </w:style>
-  <w:style w:type="table" w:styleId="87">
+  <w:style w:type="table" w:styleId="776">
     <w:name w:val="List Table 3 - Accent 5"/>
-    <w:basedOn w:val="665"/>
+    <w:basedOn w:val="887"/>
     <w:uiPriority w:val="99"/>
     <w:pPr>
       <w:pBdr/>
@@ -18528,9 +19540,9 @@
       </w:tcPr>
     </w:tblStylePr>
   </w:style>
-  <w:style w:type="table" w:styleId="88">
+  <w:style w:type="table" w:styleId="777">
     <w:name w:val="List Table 3 - Accent 6"/>
-    <w:basedOn w:val="665"/>
+    <w:basedOn w:val="887"/>
     <w:uiPriority w:val="99"/>
     <w:pPr>
       <w:pBdr/>
@@ -18756,9 +19768,9 @@
       </w:tcPr>
     </w:tblStylePr>
   </w:style>
-  <w:style w:type="table" w:styleId="89">
+  <w:style w:type="table" w:styleId="778">
     <w:name w:val="List Table 4"/>
-    <w:basedOn w:val="665"/>
+    <w:basedOn w:val="887"/>
     <w:uiPriority w:val="99"/>
     <w:pPr>
       <w:pBdr/>
@@ -18981,9 +19993,9 @@
       </w:tcPr>
     </w:tblStylePr>
   </w:style>
-  <w:style w:type="table" w:styleId="90">
+  <w:style w:type="table" w:styleId="779">
     <w:name w:val="List Table 4 - Accent 1"/>
-    <w:basedOn w:val="665"/>
+    <w:basedOn w:val="887"/>
     <w:uiPriority w:val="99"/>
     <w:pPr>
       <w:pBdr/>
@@ -19206,9 +20218,9 @@
       </w:tcPr>
     </w:tblStylePr>
   </w:style>
-  <w:style w:type="table" w:styleId="91">
+  <w:style w:type="table" w:styleId="780">
     <w:name w:val="List Table 4 - Accent 2"/>
-    <w:basedOn w:val="665"/>
+    <w:basedOn w:val="887"/>
     <w:uiPriority w:val="99"/>
     <w:pPr>
       <w:pBdr/>
@@ -19431,9 +20443,9 @@
       </w:tcPr>
     </w:tblStylePr>
   </w:style>
-  <w:style w:type="table" w:styleId="92">
+  <w:style w:type="table" w:styleId="781">
     <w:name w:val="List Table 4 - Accent 3"/>
-    <w:basedOn w:val="665"/>
+    <w:basedOn w:val="887"/>
     <w:uiPriority w:val="99"/>
     <w:pPr>
       <w:pBdr/>
@@ -19656,9 +20668,9 @@
       </w:tcPr>
     </w:tblStylePr>
   </w:style>
-  <w:style w:type="table" w:styleId="93">
+  <w:style w:type="table" w:styleId="782">
     <w:name w:val="List Table 4 - Accent 4"/>
-    <w:basedOn w:val="665"/>
+    <w:basedOn w:val="887"/>
     <w:uiPriority w:val="99"/>
     <w:pPr>
       <w:pBdr/>
@@ -19881,9 +20893,9 @@
       </w:tcPr>
     </w:tblStylePr>
   </w:style>
-  <w:style w:type="table" w:styleId="94">
+  <w:style w:type="table" w:styleId="783">
     <w:name w:val="List Table 4 - Accent 5"/>
-    <w:basedOn w:val="665"/>
+    <w:basedOn w:val="887"/>
     <w:uiPriority w:val="99"/>
     <w:pPr>
       <w:pBdr/>
@@ -20106,9 +21118,9 @@
       </w:tcPr>
     </w:tblStylePr>
   </w:style>
-  <w:style w:type="table" w:styleId="95">
+  <w:style w:type="table" w:styleId="784">
     <w:name w:val="List Table 4 - Accent 6"/>
-    <w:basedOn w:val="665"/>
+    <w:basedOn w:val="887"/>
     <w:uiPriority w:val="99"/>
     <w:pPr>
       <w:pBdr/>
@@ -20331,9 +21343,9 @@
       </w:tcPr>
     </w:tblStylePr>
   </w:style>
-  <w:style w:type="table" w:styleId="96">
+  <w:style w:type="table" w:styleId="785">
     <w:name w:val="List Table 5 Dark"/>
-    <w:basedOn w:val="665"/>
+    <w:basedOn w:val="887"/>
     <w:uiPriority w:val="99"/>
     <w:pPr>
       <w:pBdr/>
@@ -20573,9 +21585,9 @@
       </w:tcPr>
     </w:tblStylePr>
   </w:style>
-  <w:style w:type="table" w:styleId="97">
+  <w:style w:type="table" w:styleId="786">
     <w:name w:val="List Table 5 Dark - Accent 1"/>
-    <w:basedOn w:val="665"/>
+    <w:basedOn w:val="887"/>
     <w:uiPriority w:val="99"/>
     <w:pPr>
       <w:pBdr/>
@@ -20815,9 +21827,9 @@
       </w:tcPr>
     </w:tblStylePr>
   </w:style>
-  <w:style w:type="table" w:styleId="98">
+  <w:style w:type="table" w:styleId="787">
     <w:name w:val="List Table 5 Dark - Accent 2"/>
-    <w:basedOn w:val="665"/>
+    <w:basedOn w:val="887"/>
     <w:uiPriority w:val="99"/>
     <w:pPr>
       <w:pBdr/>
@@ -21057,9 +22069,9 @@
       </w:tcPr>
     </w:tblStylePr>
   </w:style>
-  <w:style w:type="table" w:styleId="99">
+  <w:style w:type="table" w:styleId="788">
     <w:name w:val="List Table 5 Dark - Accent 3"/>
-    <w:basedOn w:val="665"/>
+    <w:basedOn w:val="887"/>
     <w:uiPriority w:val="99"/>
     <w:pPr>
       <w:pBdr/>
@@ -21299,9 +22311,9 @@
       </w:tcPr>
     </w:tblStylePr>
   </w:style>
-  <w:style w:type="table" w:styleId="100">
+  <w:style w:type="table" w:styleId="789">
     <w:name w:val="List Table 5 Dark - Accent 4"/>
-    <w:basedOn w:val="665"/>
+    <w:basedOn w:val="887"/>
     <w:uiPriority w:val="99"/>
     <w:pPr>
       <w:pBdr/>
@@ -21541,9 +22553,9 @@
       </w:tcPr>
     </w:tblStylePr>
   </w:style>
-  <w:style w:type="table" w:styleId="101">
+  <w:style w:type="table" w:styleId="790">
     <w:name w:val="List Table 5 Dark - Accent 5"/>
-    <w:basedOn w:val="665"/>
+    <w:basedOn w:val="887"/>
     <w:uiPriority w:val="99"/>
     <w:pPr>
       <w:pBdr/>
@@ -21783,9 +22795,9 @@
       </w:tcPr>
     </w:tblStylePr>
   </w:style>
-  <w:style w:type="table" w:styleId="102">
+  <w:style w:type="table" w:styleId="791">
     <w:name w:val="List Table 5 Dark - Accent 6"/>
-    <w:basedOn w:val="665"/>
+    <w:basedOn w:val="887"/>
     <w:uiPriority w:val="99"/>
     <w:pPr>
       <w:pBdr/>
@@ -22025,9 +23037,9 @@
       </w:tcPr>
     </w:tblStylePr>
   </w:style>
-  <w:style w:type="table" w:styleId="103">
+  <w:style w:type="table" w:styleId="792">
     <w:name w:val="List Table 6 Colorful"/>
-    <w:basedOn w:val="665"/>
+    <w:basedOn w:val="887"/>
     <w:uiPriority w:val="99"/>
     <w:pPr>
       <w:pBdr/>
@@ -22248,9 +23260,9 @@
       </w:tcPr>
     </w:tblStylePr>
   </w:style>
-  <w:style w:type="table" w:styleId="104">
+  <w:style w:type="table" w:styleId="793">
     <w:name w:val="List Table 6 Colorful - Accent 1"/>
-    <w:basedOn w:val="665"/>
+    <w:basedOn w:val="887"/>
     <w:uiPriority w:val="99"/>
     <w:pPr>
       <w:pBdr/>
@@ -22471,9 +23483,9 @@
       </w:tcPr>
     </w:tblStylePr>
   </w:style>
-  <w:style w:type="table" w:styleId="105">
+  <w:style w:type="table" w:styleId="794">
     <w:name w:val="List Table 6 Colorful - Accent 2"/>
-    <w:basedOn w:val="665"/>
+    <w:basedOn w:val="887"/>
     <w:uiPriority w:val="99"/>
     <w:pPr>
       <w:pBdr/>
@@ -22694,9 +23706,9 @@
       </w:tcPr>
     </w:tblStylePr>
   </w:style>
-  <w:style w:type="table" w:styleId="106">
+  <w:style w:type="table" w:styleId="795">
     <w:name w:val="List Table 6 Colorful - Accent 3"/>
-    <w:basedOn w:val="665"/>
+    <w:basedOn w:val="887"/>
     <w:uiPriority w:val="99"/>
     <w:pPr>
       <w:pBdr/>
@@ -22917,9 +23929,9 @@
       </w:tcPr>
     </w:tblStylePr>
   </w:style>
-  <w:style w:type="table" w:styleId="107">
+  <w:style w:type="table" w:styleId="796">
     <w:name w:val="List Table 6 Colorful - Accent 4"/>
-    <w:basedOn w:val="665"/>
+    <w:basedOn w:val="887"/>
     <w:uiPriority w:val="99"/>
     <w:pPr>
       <w:pBdr/>
@@ -23140,9 +24152,9 @@
       </w:tcPr>
     </w:tblStylePr>
   </w:style>
-  <w:style w:type="table" w:styleId="108">
+  <w:style w:type="table" w:styleId="797">
     <w:name w:val="List Table 6 Colorful - Accent 5"/>
-    <w:basedOn w:val="665"/>
+    <w:basedOn w:val="887"/>
     <w:uiPriority w:val="99"/>
     <w:pPr>
       <w:pBdr/>
@@ -23363,9 +24375,9 @@
       </w:tcPr>
     </w:tblStylePr>
   </w:style>
-  <w:style w:type="table" w:styleId="109">
+  <w:style w:type="table" w:styleId="798">
     <w:name w:val="List Table 6 Colorful - Accent 6"/>
-    <w:basedOn w:val="665"/>
+    <w:basedOn w:val="887"/>
     <w:uiPriority w:val="99"/>
     <w:pPr>
       <w:pBdr/>
@@ -23586,9 +24598,9 @@
       </w:tcPr>
     </w:tblStylePr>
   </w:style>
-  <w:style w:type="table" w:styleId="110">
+  <w:style w:type="table" w:styleId="799">
     <w:name w:val="List Table 7 Colorful"/>
-    <w:basedOn w:val="665"/>
+    <w:basedOn w:val="887"/>
     <w:uiPriority w:val="99"/>
     <w:pPr>
       <w:pBdr/>
@@ -23687,11 +24699,11 @@
         <w:tblBorders/>
       </w:tblPr>
       <w:tcPr>
-        <w:shd w:color="ffffff"/>
+        <w:shd w:val="clear" w:color="ffffff"/>
         <w:tcBorders>
-          <w:top w:val="none"/>
-          <w:left w:val="none"/>
-          <w:bottom w:val="none"/>
+          <w:top w:val="none" w:color="000000" w:sz="4" w:space="0"/>
+          <w:left w:val="none" w:color="000000" w:sz="4" w:space="0"/>
+          <w:bottom w:val="none" w:color="000000" w:sz="4" w:space="0"/>
           <w:right w:val="single" w:color="000000" w:themeColor="text1" w:themeTint="80" w:sz="4" w:space="0"/>
         </w:tcBorders>
       </w:tcPr>
@@ -23714,10 +24726,10 @@
       <w:tcPr>
         <w:shd w:val="clear" w:color="ffffff" w:themeColor="light1" w:fill="ffffff" w:themeFill="light1"/>
         <w:tcBorders>
-          <w:top w:val="none"/>
-          <w:left w:val="none"/>
+          <w:top w:val="none" w:color="000000" w:sz="4" w:space="0"/>
+          <w:left w:val="none" w:color="000000" w:sz="4" w:space="0"/>
           <w:bottom w:val="single" w:color="000000" w:themeColor="text1" w:themeTint="80" w:sz="4" w:space="0"/>
-          <w:right w:val="none"/>
+          <w:right w:val="none" w:color="000000" w:sz="4" w:space="0"/>
         </w:tcBorders>
       </w:tcPr>
     </w:tblStylePr>
@@ -23737,12 +24749,12 @@
         <w:tblBorders/>
       </w:tblPr>
       <w:tcPr>
-        <w:shd w:color="ffffff"/>
+        <w:shd w:val="clear" w:color="ffffff"/>
         <w:tcBorders>
-          <w:top w:val="none"/>
+          <w:top w:val="none" w:color="000000" w:sz="4" w:space="0"/>
           <w:left w:val="single" w:color="000000" w:themeColor="text1" w:themeTint="80" w:sz="4" w:space="0"/>
-          <w:bottom w:val="none"/>
-          <w:right w:val="none"/>
+          <w:bottom w:val="none" w:color="000000" w:sz="4" w:space="0"/>
+          <w:right w:val="none" w:color="000000" w:sz="4" w:space="0"/>
         </w:tcBorders>
       </w:tcPr>
     </w:tblStylePr>
@@ -23765,9 +24777,9 @@
         <w:shd w:val="clear" w:color="ffffff" w:themeColor="light1" w:fill="ffffff" w:themeFill="light1"/>
         <w:tcBorders>
           <w:top w:val="single" w:color="000000" w:themeColor="text1" w:themeTint="80" w:sz="4" w:space="0"/>
-          <w:left w:val="none"/>
-          <w:bottom w:val="none"/>
-          <w:right w:val="none"/>
+          <w:left w:val="none" w:color="000000" w:sz="4" w:space="0"/>
+          <w:bottom w:val="none" w:color="000000" w:sz="4" w:space="0"/>
+          <w:right w:val="none" w:color="000000" w:sz="4" w:space="0"/>
         </w:tcBorders>
       </w:tcPr>
     </w:tblStylePr>
@@ -23842,9 +24854,9 @@
       </w:tcPr>
     </w:tblStylePr>
   </w:style>
-  <w:style w:type="table" w:styleId="111">
+  <w:style w:type="table" w:styleId="800">
     <w:name w:val="List Table 7 Colorful - Accent 1"/>
-    <w:basedOn w:val="665"/>
+    <w:basedOn w:val="887"/>
     <w:uiPriority w:val="99"/>
     <w:pPr>
       <w:pBdr/>
@@ -23943,11 +24955,11 @@
         <w:tblBorders/>
       </w:tblPr>
       <w:tcPr>
-        <w:shd w:color="ffffff"/>
+        <w:shd w:val="clear" w:color="ffffff"/>
         <w:tcBorders>
-          <w:top w:val="none"/>
-          <w:left w:val="none"/>
-          <w:bottom w:val="none"/>
+          <w:top w:val="none" w:color="000000" w:sz="4" w:space="0"/>
+          <w:left w:val="none" w:color="000000" w:sz="4" w:space="0"/>
+          <w:bottom w:val="none" w:color="000000" w:sz="4" w:space="0"/>
           <w:right w:val="single" w:color="000000" w:themeColor="accent1" w:sz="4" w:space="0"/>
         </w:tcBorders>
       </w:tcPr>
@@ -23970,10 +24982,10 @@
       <w:tcPr>
         <w:shd w:val="clear" w:color="ffffff" w:themeColor="light1" w:fill="ffffff" w:themeFill="light1"/>
         <w:tcBorders>
-          <w:top w:val="none"/>
-          <w:left w:val="none"/>
+          <w:top w:val="none" w:color="000000" w:sz="4" w:space="0"/>
+          <w:left w:val="none" w:color="000000" w:sz="4" w:space="0"/>
           <w:bottom w:val="single" w:color="000000" w:themeColor="accent1" w:sz="4" w:space="0"/>
-          <w:right w:val="none"/>
+          <w:right w:val="none" w:color="000000" w:sz="4" w:space="0"/>
         </w:tcBorders>
       </w:tcPr>
     </w:tblStylePr>
@@ -23993,12 +25005,12 @@
         <w:tblBorders/>
       </w:tblPr>
       <w:tcPr>
-        <w:shd w:color="ffffff"/>
+        <w:shd w:val="clear" w:color="ffffff"/>
         <w:tcBorders>
-          <w:top w:val="none"/>
+          <w:top w:val="none" w:color="000000" w:sz="4" w:space="0"/>
           <w:left w:val="single" w:color="000000" w:themeColor="accent1" w:sz="4" w:space="0"/>
-          <w:bottom w:val="none"/>
-          <w:right w:val="none"/>
+          <w:bottom w:val="none" w:color="000000" w:sz="4" w:space="0"/>
+          <w:right w:val="none" w:color="000000" w:sz="4" w:space="0"/>
         </w:tcBorders>
       </w:tcPr>
     </w:tblStylePr>
@@ -24021,9 +25033,9 @@
         <w:shd w:val="clear" w:color="ffffff" w:themeColor="light1" w:fill="ffffff" w:themeFill="light1"/>
         <w:tcBorders>
           <w:top w:val="single" w:color="000000" w:themeColor="accent1" w:sz="4" w:space="0"/>
-          <w:left w:val="none"/>
-          <w:bottom w:val="none"/>
-          <w:right w:val="none"/>
+          <w:left w:val="none" w:color="000000" w:sz="4" w:space="0"/>
+          <w:bottom w:val="none" w:color="000000" w:sz="4" w:space="0"/>
+          <w:right w:val="none" w:color="000000" w:sz="4" w:space="0"/>
         </w:tcBorders>
       </w:tcPr>
     </w:tblStylePr>
@@ -24098,9 +25110,9 @@
       </w:tcPr>
     </w:tblStylePr>
   </w:style>
-  <w:style w:type="table" w:styleId="112">
+  <w:style w:type="table" w:styleId="801">
     <w:name w:val="List Table 7 Colorful - Accent 2"/>
-    <w:basedOn w:val="665"/>
+    <w:basedOn w:val="887"/>
     <w:uiPriority w:val="99"/>
     <w:pPr>
       <w:pBdr/>
@@ -24199,11 +25211,11 @@
         <w:tblBorders/>
       </w:tblPr>
       <w:tcPr>
-        <w:shd w:color="ffffff"/>
+        <w:shd w:val="clear" w:color="ffffff"/>
         <w:tcBorders>
-          <w:top w:val="none"/>
-          <w:left w:val="none"/>
-          <w:bottom w:val="none"/>
+          <w:top w:val="none" w:color="000000" w:sz="4" w:space="0"/>
+          <w:left w:val="none" w:color="000000" w:sz="4" w:space="0"/>
+          <w:bottom w:val="none" w:color="000000" w:sz="4" w:space="0"/>
           <w:right w:val="single" w:color="000000" w:themeColor="accent2" w:themeTint="97" w:sz="4" w:space="0"/>
         </w:tcBorders>
       </w:tcPr>
@@ -24226,10 +25238,10 @@
       <w:tcPr>
         <w:shd w:val="clear" w:color="ffffff" w:themeColor="light1" w:fill="ffffff" w:themeFill="light1"/>
         <w:tcBorders>
-          <w:top w:val="none"/>
-          <w:left w:val="none"/>
+          <w:top w:val="none" w:color="000000" w:sz="4" w:space="0"/>
+          <w:left w:val="none" w:color="000000" w:sz="4" w:space="0"/>
           <w:bottom w:val="single" w:color="000000" w:themeColor="accent2" w:themeTint="97" w:sz="4" w:space="0"/>
-          <w:right w:val="none"/>
+          <w:right w:val="none" w:color="000000" w:sz="4" w:space="0"/>
         </w:tcBorders>
       </w:tcPr>
     </w:tblStylePr>
@@ -24249,12 +25261,12 @@
         <w:tblBorders/>
       </w:tblPr>
       <w:tcPr>
-        <w:shd w:color="ffffff"/>
+        <w:shd w:val="clear" w:color="ffffff"/>
         <w:tcBorders>
-          <w:top w:val="none"/>
+          <w:top w:val="none" w:color="000000" w:sz="4" w:space="0"/>
           <w:left w:val="single" w:color="000000" w:themeColor="accent2" w:themeTint="97" w:sz="4" w:space="0"/>
-          <w:bottom w:val="none"/>
-          <w:right w:val="none"/>
+          <w:bottom w:val="none" w:color="000000" w:sz="4" w:space="0"/>
+          <w:right w:val="none" w:color="000000" w:sz="4" w:space="0"/>
         </w:tcBorders>
       </w:tcPr>
     </w:tblStylePr>
@@ -24277,9 +25289,9 @@
         <w:shd w:val="clear" w:color="ffffff" w:themeColor="light1" w:fill="ffffff" w:themeFill="light1"/>
         <w:tcBorders>
           <w:top w:val="single" w:color="000000" w:themeColor="accent2" w:themeTint="97" w:sz="4" w:space="0"/>
-          <w:left w:val="none"/>
-          <w:bottom w:val="none"/>
-          <w:right w:val="none"/>
+          <w:left w:val="none" w:color="000000" w:sz="4" w:space="0"/>
+          <w:bottom w:val="none" w:color="000000" w:sz="4" w:space="0"/>
+          <w:right w:val="none" w:color="000000" w:sz="4" w:space="0"/>
         </w:tcBorders>
       </w:tcPr>
     </w:tblStylePr>
@@ -24354,9 +25366,9 @@
       </w:tcPr>
     </w:tblStylePr>
   </w:style>
-  <w:style w:type="table" w:styleId="113">
+  <w:style w:type="table" w:styleId="802">
     <w:name w:val="List Table 7 Colorful - Accent 3"/>
-    <w:basedOn w:val="665"/>
+    <w:basedOn w:val="887"/>
     <w:uiPriority w:val="99"/>
     <w:pPr>
       <w:pBdr/>
@@ -24455,11 +25467,11 @@
         <w:tblBorders/>
       </w:tblPr>
       <w:tcPr>
-        <w:shd w:color="ffffff"/>
+        <w:shd w:val="clear" w:color="ffffff"/>
         <w:tcBorders>
-          <w:top w:val="none"/>
-          <w:left w:val="none"/>
-          <w:bottom w:val="none"/>
+          <w:top w:val="none" w:color="000000" w:sz="4" w:space="0"/>
+          <w:left w:val="none" w:color="000000" w:sz="4" w:space="0"/>
+          <w:bottom w:val="none" w:color="000000" w:sz="4" w:space="0"/>
           <w:right w:val="single" w:color="000000" w:themeColor="accent3" w:themeTint="98" w:sz="4" w:space="0"/>
         </w:tcBorders>
       </w:tcPr>
@@ -24482,10 +25494,10 @@
       <w:tcPr>
         <w:shd w:val="clear" w:color="ffffff" w:themeColor="light1" w:fill="ffffff" w:themeFill="light1"/>
         <w:tcBorders>
-          <w:top w:val="none"/>
-          <w:left w:val="none"/>
+          <w:top w:val="none" w:color="000000" w:sz="4" w:space="0"/>
+          <w:left w:val="none" w:color="000000" w:sz="4" w:space="0"/>
           <w:bottom w:val="single" w:color="000000" w:themeColor="accent3" w:themeTint="98" w:sz="4" w:space="0"/>
-          <w:right w:val="none"/>
+          <w:right w:val="none" w:color="000000" w:sz="4" w:space="0"/>
         </w:tcBorders>
       </w:tcPr>
     </w:tblStylePr>
@@ -24505,12 +25517,12 @@
         <w:tblBorders/>
       </w:tblPr>
       <w:tcPr>
-        <w:shd w:color="ffffff"/>
+        <w:shd w:val="clear" w:color="ffffff"/>
         <w:tcBorders>
-          <w:top w:val="none"/>
+          <w:top w:val="none" w:color="000000" w:sz="4" w:space="0"/>
           <w:left w:val="single" w:color="000000" w:themeColor="accent3" w:themeTint="98" w:sz="4" w:space="0"/>
-          <w:bottom w:val="none"/>
-          <w:right w:val="none"/>
+          <w:bottom w:val="none" w:color="000000" w:sz="4" w:space="0"/>
+          <w:right w:val="none" w:color="000000" w:sz="4" w:space="0"/>
         </w:tcBorders>
       </w:tcPr>
     </w:tblStylePr>
@@ -24533,9 +25545,9 @@
         <w:shd w:val="clear" w:color="ffffff" w:themeColor="light1" w:fill="ffffff" w:themeFill="light1"/>
         <w:tcBorders>
           <w:top w:val="single" w:color="000000" w:themeColor="accent3" w:themeTint="98" w:sz="4" w:space="0"/>
-          <w:left w:val="none"/>
-          <w:bottom w:val="none"/>
-          <w:right w:val="none"/>
+          <w:left w:val="none" w:color="000000" w:sz="4" w:space="0"/>
+          <w:bottom w:val="none" w:color="000000" w:sz="4" w:space="0"/>
+          <w:right w:val="none" w:color="000000" w:sz="4" w:space="0"/>
         </w:tcBorders>
       </w:tcPr>
     </w:tblStylePr>
@@ -24610,9 +25622,9 @@
       </w:tcPr>
     </w:tblStylePr>
   </w:style>
-  <w:style w:type="table" w:styleId="114">
+  <w:style w:type="table" w:styleId="803">
     <w:name w:val="List Table 7 Colorful - Accent 4"/>
-    <w:basedOn w:val="665"/>
+    <w:basedOn w:val="887"/>
     <w:uiPriority w:val="99"/>
     <w:pPr>
       <w:pBdr/>
@@ -24711,11 +25723,11 @@
         <w:tblBorders/>
       </w:tblPr>
       <w:tcPr>
-        <w:shd w:color="ffffff"/>
+        <w:shd w:val="clear" w:color="ffffff"/>
         <w:tcBorders>
-          <w:top w:val="none"/>
-          <w:left w:val="none"/>
-          <w:bottom w:val="none"/>
+          <w:top w:val="none" w:color="000000" w:sz="4" w:space="0"/>
+          <w:left w:val="none" w:color="000000" w:sz="4" w:space="0"/>
+          <w:bottom w:val="none" w:color="000000" w:sz="4" w:space="0"/>
           <w:right w:val="single" w:color="000000" w:themeColor="accent4" w:themeTint="9A" w:sz="4" w:space="0"/>
         </w:tcBorders>
       </w:tcPr>
@@ -24738,10 +25750,10 @@
       <w:tcPr>
         <w:shd w:val="clear" w:color="ffffff" w:themeColor="light1" w:fill="ffffff" w:themeFill="light1"/>
         <w:tcBorders>
-          <w:top w:val="none"/>
-          <w:left w:val="none"/>
+          <w:top w:val="none" w:color="000000" w:sz="4" w:space="0"/>
+          <w:left w:val="none" w:color="000000" w:sz="4" w:space="0"/>
           <w:bottom w:val="single" w:color="000000" w:themeColor="accent4" w:themeTint="9A" w:sz="4" w:space="0"/>
-          <w:right w:val="none"/>
+          <w:right w:val="none" w:color="000000" w:sz="4" w:space="0"/>
         </w:tcBorders>
       </w:tcPr>
     </w:tblStylePr>
@@ -24761,12 +25773,12 @@
         <w:tblBorders/>
       </w:tblPr>
       <w:tcPr>
-        <w:shd w:color="ffffff"/>
+        <w:shd w:val="clear" w:color="ffffff"/>
         <w:tcBorders>
-          <w:top w:val="none"/>
+          <w:top w:val="none" w:color="000000" w:sz="4" w:space="0"/>
           <w:left w:val="single" w:color="000000" w:themeColor="accent4" w:themeTint="9A" w:sz="4" w:space="0"/>
-          <w:bottom w:val="none"/>
-          <w:right w:val="none"/>
+          <w:bottom w:val="none" w:color="000000" w:sz="4" w:space="0"/>
+          <w:right w:val="none" w:color="000000" w:sz="4" w:space="0"/>
         </w:tcBorders>
       </w:tcPr>
     </w:tblStylePr>
@@ -24789,9 +25801,9 @@
         <w:shd w:val="clear" w:color="ffffff" w:themeColor="light1" w:fill="ffffff" w:themeFill="light1"/>
         <w:tcBorders>
           <w:top w:val="single" w:color="000000" w:themeColor="accent4" w:themeTint="9A" w:sz="4" w:space="0"/>
-          <w:left w:val="none"/>
-          <w:bottom w:val="none"/>
-          <w:right w:val="none"/>
+          <w:left w:val="none" w:color="000000" w:sz="4" w:space="0"/>
+          <w:bottom w:val="none" w:color="000000" w:sz="4" w:space="0"/>
+          <w:right w:val="none" w:color="000000" w:sz="4" w:space="0"/>
         </w:tcBorders>
       </w:tcPr>
     </w:tblStylePr>
@@ -24866,9 +25878,9 @@
       </w:tcPr>
     </w:tblStylePr>
   </w:style>
-  <w:style w:type="table" w:styleId="115">
+  <w:style w:type="table" w:styleId="804">
     <w:name w:val="List Table 7 Colorful - Accent 5"/>
-    <w:basedOn w:val="665"/>
+    <w:basedOn w:val="887"/>
     <w:uiPriority w:val="99"/>
     <w:pPr>
       <w:pBdr/>
@@ -24967,11 +25979,11 @@
         <w:tblBorders/>
       </w:tblPr>
       <w:tcPr>
-        <w:shd w:color="ffffff"/>
+        <w:shd w:val="clear" w:color="ffffff"/>
         <w:tcBorders>
-          <w:top w:val="none"/>
-          <w:left w:val="none"/>
-          <w:bottom w:val="none"/>
+          <w:top w:val="none" w:color="000000" w:sz="4" w:space="0"/>
+          <w:left w:val="none" w:color="000000" w:sz="4" w:space="0"/>
+          <w:bottom w:val="none" w:color="000000" w:sz="4" w:space="0"/>
           <w:right w:val="single" w:color="000000" w:themeColor="accent5" w:themeTint="9A" w:sz="4" w:space="0"/>
         </w:tcBorders>
       </w:tcPr>
@@ -24994,10 +26006,10 @@
       <w:tcPr>
         <w:shd w:val="clear" w:color="ffffff" w:themeColor="light1" w:fill="ffffff" w:themeFill="light1"/>
         <w:tcBorders>
-          <w:top w:val="none"/>
-          <w:left w:val="none"/>
+          <w:top w:val="none" w:color="000000" w:sz="4" w:space="0"/>
+          <w:left w:val="none" w:color="000000" w:sz="4" w:space="0"/>
           <w:bottom w:val="single" w:color="000000" w:themeColor="accent5" w:themeTint="9A" w:sz="4" w:space="0"/>
-          <w:right w:val="none"/>
+          <w:right w:val="none" w:color="000000" w:sz="4" w:space="0"/>
         </w:tcBorders>
       </w:tcPr>
     </w:tblStylePr>
@@ -25017,12 +26029,12 @@
         <w:tblBorders/>
       </w:tblPr>
       <w:tcPr>
-        <w:shd w:color="ffffff"/>
+        <w:shd w:val="clear" w:color="ffffff"/>
         <w:tcBorders>
-          <w:top w:val="none"/>
+          <w:top w:val="none" w:color="000000" w:sz="4" w:space="0"/>
           <w:left w:val="single" w:color="000000" w:themeColor="accent5" w:themeTint="9A" w:sz="4" w:space="0"/>
-          <w:bottom w:val="none"/>
-          <w:right w:val="none"/>
+          <w:bottom w:val="none" w:color="000000" w:sz="4" w:space="0"/>
+          <w:right w:val="none" w:color="000000" w:sz="4" w:space="0"/>
         </w:tcBorders>
       </w:tcPr>
     </w:tblStylePr>
@@ -25045,9 +26057,9 @@
         <w:shd w:val="clear" w:color="ffffff" w:themeColor="light1" w:fill="ffffff" w:themeFill="light1"/>
         <w:tcBorders>
           <w:top w:val="single" w:color="000000" w:themeColor="accent5" w:themeTint="9A" w:sz="4" w:space="0"/>
-          <w:left w:val="none"/>
-          <w:bottom w:val="none"/>
-          <w:right w:val="none"/>
+          <w:left w:val="none" w:color="000000" w:sz="4" w:space="0"/>
+          <w:bottom w:val="none" w:color="000000" w:sz="4" w:space="0"/>
+          <w:right w:val="none" w:color="000000" w:sz="4" w:space="0"/>
         </w:tcBorders>
       </w:tcPr>
     </w:tblStylePr>
@@ -25122,9 +26134,9 @@
       </w:tcPr>
     </w:tblStylePr>
   </w:style>
-  <w:style w:type="table" w:styleId="116">
+  <w:style w:type="table" w:styleId="805">
     <w:name w:val="List Table 7 Colorful - Accent 6"/>
-    <w:basedOn w:val="665"/>
+    <w:basedOn w:val="887"/>
     <w:uiPriority w:val="99"/>
     <w:pPr>
       <w:pBdr/>
@@ -25223,11 +26235,11 @@
         <w:tblBorders/>
       </w:tblPr>
       <w:tcPr>
-        <w:shd w:color="ffffff"/>
+        <w:shd w:val="clear" w:color="ffffff"/>
         <w:tcBorders>
-          <w:top w:val="none"/>
-          <w:left w:val="none"/>
-          <w:bottom w:val="none"/>
+          <w:top w:val="none" w:color="000000" w:sz="4" w:space="0"/>
+          <w:left w:val="none" w:color="000000" w:sz="4" w:space="0"/>
+          <w:bottom w:val="none" w:color="000000" w:sz="4" w:space="0"/>
           <w:right w:val="single" w:color="000000" w:themeColor="accent6" w:themeTint="98" w:sz="4" w:space="0"/>
         </w:tcBorders>
       </w:tcPr>
@@ -25250,10 +26262,10 @@
       <w:tcPr>
         <w:shd w:val="clear" w:color="ffffff" w:themeColor="light1" w:fill="ffffff" w:themeFill="light1"/>
         <w:tcBorders>
-          <w:top w:val="none"/>
-          <w:left w:val="none"/>
+          <w:top w:val="none" w:color="000000" w:sz="4" w:space="0"/>
+          <w:left w:val="none" w:color="000000" w:sz="4" w:space="0"/>
           <w:bottom w:val="single" w:color="000000" w:themeColor="accent6" w:themeTint="98" w:sz="4" w:space="0"/>
-          <w:right w:val="none"/>
+          <w:right w:val="none" w:color="000000" w:sz="4" w:space="0"/>
         </w:tcBorders>
       </w:tcPr>
     </w:tblStylePr>
@@ -25273,12 +26285,12 @@
         <w:tblBorders/>
       </w:tblPr>
       <w:tcPr>
-        <w:shd w:color="ffffff"/>
+        <w:shd w:val="clear" w:color="ffffff"/>
         <w:tcBorders>
-          <w:top w:val="none"/>
+          <w:top w:val="none" w:color="000000" w:sz="4" w:space="0"/>
           <w:left w:val="single" w:color="000000" w:themeColor="accent6" w:themeTint="98" w:sz="4" w:space="0"/>
-          <w:bottom w:val="none"/>
-          <w:right w:val="none"/>
+          <w:bottom w:val="none" w:color="000000" w:sz="4" w:space="0"/>
+          <w:right w:val="none" w:color="000000" w:sz="4" w:space="0"/>
         </w:tcBorders>
       </w:tcPr>
     </w:tblStylePr>
@@ -25301,9 +26313,9 @@
         <w:shd w:val="clear" w:color="ffffff" w:themeColor="light1" w:fill="ffffff" w:themeFill="light1"/>
         <w:tcBorders>
           <w:top w:val="single" w:color="000000" w:themeColor="accent6" w:themeTint="98" w:sz="4" w:space="0"/>
-          <w:left w:val="none"/>
-          <w:bottom w:val="none"/>
-          <w:right w:val="none"/>
+          <w:left w:val="none" w:color="000000" w:sz="4" w:space="0"/>
+          <w:bottom w:val="none" w:color="000000" w:sz="4" w:space="0"/>
+          <w:right w:val="none" w:color="000000" w:sz="4" w:space="0"/>
         </w:tcBorders>
       </w:tcPr>
     </w:tblStylePr>
@@ -25378,9 +26390,9 @@
       </w:tcPr>
     </w:tblStylePr>
   </w:style>
-  <w:style w:type="table" w:styleId="117">
+  <w:style w:type="table" w:styleId="806">
     <w:name w:val="Lined - Accent"/>
-    <w:basedOn w:val="665"/>
+    <w:basedOn w:val="887"/>
     <w:uiPriority w:val="99"/>
     <w:pPr>
       <w:pBdr/>
@@ -25615,9 +26627,9 @@
       </w:tcPr>
     </w:tblStylePr>
   </w:style>
-  <w:style w:type="table" w:styleId="118">
+  <w:style w:type="table" w:styleId="807">
     <w:name w:val="Lined - Accent 1"/>
-    <w:basedOn w:val="665"/>
+    <w:basedOn w:val="887"/>
     <w:uiPriority w:val="99"/>
     <w:pPr>
       <w:pBdr/>
@@ -25852,9 +26864,9 @@
       </w:tcPr>
     </w:tblStylePr>
   </w:style>
-  <w:style w:type="table" w:styleId="119">
+  <w:style w:type="table" w:styleId="808">
     <w:name w:val="Lined - Accent 2"/>
-    <w:basedOn w:val="665"/>
+    <w:basedOn w:val="887"/>
     <w:uiPriority w:val="99"/>
     <w:pPr>
       <w:pBdr/>
@@ -26089,9 +27101,9 @@
       </w:tcPr>
     </w:tblStylePr>
   </w:style>
-  <w:style w:type="table" w:styleId="120">
+  <w:style w:type="table" w:styleId="809">
     <w:name w:val="Lined - Accent 3"/>
-    <w:basedOn w:val="665"/>
+    <w:basedOn w:val="887"/>
     <w:uiPriority w:val="99"/>
     <w:pPr>
       <w:pBdr/>
@@ -26326,9 +27338,9 @@
       </w:tcPr>
     </w:tblStylePr>
   </w:style>
-  <w:style w:type="table" w:styleId="121">
+  <w:style w:type="table" w:styleId="810">
     <w:name w:val="Lined - Accent 4"/>
-    <w:basedOn w:val="665"/>
+    <w:basedOn w:val="887"/>
     <w:uiPriority w:val="99"/>
     <w:pPr>
       <w:pBdr/>
@@ -26563,9 +27575,9 @@
       </w:tcPr>
     </w:tblStylePr>
   </w:style>
-  <w:style w:type="table" w:styleId="122">
+  <w:style w:type="table" w:styleId="811">
     <w:name w:val="Lined - Accent 5"/>
-    <w:basedOn w:val="665"/>
+    <w:basedOn w:val="887"/>
     <w:uiPriority w:val="99"/>
     <w:pPr>
       <w:pBdr/>
@@ -26800,9 +27812,9 @@
       </w:tcPr>
     </w:tblStylePr>
   </w:style>
-  <w:style w:type="table" w:styleId="123">
+  <w:style w:type="table" w:styleId="812">
     <w:name w:val="Lined - Accent 6"/>
-    <w:basedOn w:val="665"/>
+    <w:basedOn w:val="887"/>
     <w:uiPriority w:val="99"/>
     <w:pPr>
       <w:pBdr/>
@@ -27037,9 +28049,9 @@
       </w:tcPr>
     </w:tblStylePr>
   </w:style>
-  <w:style w:type="table" w:styleId="124">
+  <w:style w:type="table" w:styleId="813">
     <w:name w:val="Bordered &amp; Lined - Accent"/>
-    <w:basedOn w:val="665"/>
+    <w:basedOn w:val="887"/>
     <w:uiPriority w:val="99"/>
     <w:pPr>
       <w:pBdr/>
@@ -27281,9 +28293,9 @@
       </w:tcPr>
     </w:tblStylePr>
   </w:style>
-  <w:style w:type="table" w:styleId="125">
+  <w:style w:type="table" w:styleId="814">
     <w:name w:val="Bordered &amp; Lined - Accent 1"/>
-    <w:basedOn w:val="665"/>
+    <w:basedOn w:val="887"/>
     <w:uiPriority w:val="99"/>
     <w:pPr>
       <w:pBdr/>
@@ -27525,9 +28537,9 @@
       </w:tcPr>
     </w:tblStylePr>
   </w:style>
-  <w:style w:type="table" w:styleId="126">
+  <w:style w:type="table" w:styleId="815">
     <w:name w:val="Bordered &amp; Lined - Accent 2"/>
-    <w:basedOn w:val="665"/>
+    <w:basedOn w:val="887"/>
     <w:uiPriority w:val="99"/>
     <w:pPr>
       <w:pBdr/>
@@ -27769,9 +28781,9 @@
       </w:tcPr>
     </w:tblStylePr>
   </w:style>
-  <w:style w:type="table" w:styleId="127">
+  <w:style w:type="table" w:styleId="816">
     <w:name w:val="Bordered &amp; Lined - Accent 3"/>
-    <w:basedOn w:val="665"/>
+    <w:basedOn w:val="887"/>
     <w:uiPriority w:val="99"/>
     <w:pPr>
       <w:pBdr/>
@@ -28013,9 +29025,9 @@
       </w:tcPr>
     </w:tblStylePr>
   </w:style>
-  <w:style w:type="table" w:styleId="128">
+  <w:style w:type="table" w:styleId="817">
     <w:name w:val="Bordered &amp; Lined - Accent 4"/>
-    <w:basedOn w:val="665"/>
+    <w:basedOn w:val="887"/>
     <w:uiPriority w:val="99"/>
     <w:pPr>
       <w:pBdr/>
@@ -28257,9 +29269,9 @@
       </w:tcPr>
     </w:tblStylePr>
   </w:style>
-  <w:style w:type="table" w:styleId="129">
+  <w:style w:type="table" w:styleId="818">
     <w:name w:val="Bordered &amp; Lined - Accent 5"/>
-    <w:basedOn w:val="665"/>
+    <w:basedOn w:val="887"/>
     <w:uiPriority w:val="99"/>
     <w:pPr>
       <w:pBdr/>
@@ -28501,9 +29513,9 @@
       </w:tcPr>
     </w:tblStylePr>
   </w:style>
-  <w:style w:type="table" w:styleId="130">
+  <w:style w:type="table" w:styleId="819">
     <w:name w:val="Bordered &amp; Lined - Accent 6"/>
-    <w:basedOn w:val="665"/>
+    <w:basedOn w:val="887"/>
     <w:uiPriority w:val="99"/>
     <w:pPr>
       <w:pBdr/>
@@ -28745,9 +29757,9 @@
       </w:tcPr>
     </w:tblStylePr>
   </w:style>
-  <w:style w:type="table" w:styleId="131">
+  <w:style w:type="table" w:styleId="820">
     <w:name w:val="Bordered"/>
-    <w:basedOn w:val="665"/>
+    <w:basedOn w:val="887"/>
     <w:uiPriority w:val="99"/>
     <w:pPr>
       <w:pBdr/>
@@ -28976,9 +29988,9 @@
       </w:tcPr>
     </w:tblStylePr>
   </w:style>
-  <w:style w:type="table" w:styleId="132">
+  <w:style w:type="table" w:styleId="821">
     <w:name w:val="Bordered - Accent 1"/>
-    <w:basedOn w:val="665"/>
+    <w:basedOn w:val="887"/>
     <w:uiPriority w:val="99"/>
     <w:pPr>
       <w:pBdr/>
@@ -29207,9 +30219,9 @@
       </w:tcPr>
     </w:tblStylePr>
   </w:style>
-  <w:style w:type="table" w:styleId="133">
+  <w:style w:type="table" w:styleId="822">
     <w:name w:val="Bordered - Accent 2"/>
-    <w:basedOn w:val="665"/>
+    <w:basedOn w:val="887"/>
     <w:uiPriority w:val="99"/>
     <w:pPr>
       <w:pBdr/>
@@ -29438,9 +30450,9 @@
       </w:tcPr>
     </w:tblStylePr>
   </w:style>
-  <w:style w:type="table" w:styleId="134">
+  <w:style w:type="table" w:styleId="823">
     <w:name w:val="Bordered - Accent 3"/>
-    <w:basedOn w:val="665"/>
+    <w:basedOn w:val="887"/>
     <w:uiPriority w:val="99"/>
     <w:pPr>
       <w:pBdr/>
@@ -29669,9 +30681,9 @@
       </w:tcPr>
     </w:tblStylePr>
   </w:style>
-  <w:style w:type="table" w:styleId="135">
+  <w:style w:type="table" w:styleId="824">
     <w:name w:val="Bordered - Accent 4"/>
-    <w:basedOn w:val="665"/>
+    <w:basedOn w:val="887"/>
     <w:uiPriority w:val="99"/>
     <w:pPr>
       <w:pBdr/>
@@ -29900,9 +30912,9 @@
       </w:tcPr>
     </w:tblStylePr>
   </w:style>
-  <w:style w:type="table" w:styleId="136">
+  <w:style w:type="table" w:styleId="825">
     <w:name w:val="Bordered - Accent 5"/>
-    <w:basedOn w:val="665"/>
+    <w:basedOn w:val="887"/>
     <w:uiPriority w:val="99"/>
     <w:pPr>
       <w:pBdr/>
@@ -30131,9 +31143,9 @@
       </w:tcPr>
     </w:tblStylePr>
   </w:style>
-  <w:style w:type="table" w:styleId="137">
+  <w:style w:type="table" w:styleId="826">
     <w:name w:val="Bordered - Accent 6"/>
-    <w:basedOn w:val="665"/>
+    <w:basedOn w:val="887"/>
     <w:uiPriority w:val="99"/>
     <w:pPr>
       <w:pBdr/>
@@ -30362,11 +31374,11 @@
       </w:tcPr>
     </w:tblStylePr>
   </w:style>
-  <w:style w:type="paragraph" w:styleId="139">
+  <w:style w:type="paragraph" w:styleId="827">
     <w:name w:val="Heading 1"/>
-    <w:basedOn w:val="664"/>
-    <w:next w:val="664"/>
-    <w:link w:val="150"/>
+    <w:basedOn w:val="886"/>
+    <w:next w:val="886"/>
+    <w:link w:val="837"/>
     <w:uiPriority w:val="9"/>
     <w:qFormat/>
     <w:pPr>
@@ -30384,11 +31396,11 @@
       <w:szCs w:val="40"/>
     </w:rPr>
   </w:style>
-  <w:style w:type="paragraph" w:styleId="140">
+  <w:style w:type="paragraph" w:styleId="828">
     <w:name w:val="Heading 2"/>
-    <w:basedOn w:val="664"/>
-    <w:next w:val="664"/>
-    <w:link w:val="151"/>
+    <w:basedOn w:val="886"/>
+    <w:next w:val="886"/>
+    <w:link w:val="838"/>
     <w:uiPriority w:val="9"/>
     <w:unhideWhenUsed/>
     <w:qFormat/>
@@ -30407,11 +31419,11 @@
       <w:szCs w:val="32"/>
     </w:rPr>
   </w:style>
-  <w:style w:type="paragraph" w:styleId="141">
+  <w:style w:type="paragraph" w:styleId="829">
     <w:name w:val="Heading 3"/>
-    <w:basedOn w:val="664"/>
-    <w:next w:val="664"/>
-    <w:link w:val="152"/>
+    <w:basedOn w:val="886"/>
+    <w:next w:val="886"/>
+    <w:link w:val="839"/>
     <w:uiPriority w:val="9"/>
     <w:unhideWhenUsed/>
     <w:qFormat/>
@@ -30430,11 +31442,11 @@
       <w:szCs w:val="28"/>
     </w:rPr>
   </w:style>
-  <w:style w:type="paragraph" w:styleId="142">
+  <w:style w:type="paragraph" w:styleId="830">
     <w:name w:val="Heading 4"/>
-    <w:basedOn w:val="664"/>
-    <w:next w:val="664"/>
-    <w:link w:val="153"/>
+    <w:basedOn w:val="886"/>
+    <w:next w:val="886"/>
+    <w:link w:val="840"/>
     <w:uiPriority w:val="9"/>
     <w:unhideWhenUsed/>
     <w:qFormat/>
@@ -30453,11 +31465,11 @@
       <w:color w:val="0f4761" w:themeColor="accent1" w:themeShade="BF"/>
     </w:rPr>
   </w:style>
-  <w:style w:type="paragraph" w:styleId="143">
+  <w:style w:type="paragraph" w:styleId="831">
     <w:name w:val="Heading 5"/>
-    <w:basedOn w:val="664"/>
-    <w:next w:val="664"/>
-    <w:link w:val="154"/>
+    <w:basedOn w:val="886"/>
+    <w:next w:val="886"/>
+    <w:link w:val="841"/>
     <w:uiPriority w:val="9"/>
     <w:unhideWhenUsed/>
     <w:qFormat/>
@@ -30474,11 +31486,11 @@
       <w:color w:val="0f4761" w:themeColor="accent1" w:themeShade="BF"/>
     </w:rPr>
   </w:style>
-  <w:style w:type="paragraph" w:styleId="144">
+  <w:style w:type="paragraph" w:styleId="832">
     <w:name w:val="Heading 6"/>
-    <w:basedOn w:val="664"/>
-    <w:next w:val="664"/>
-    <w:link w:val="155"/>
+    <w:basedOn w:val="886"/>
+    <w:next w:val="886"/>
+    <w:link w:val="842"/>
     <w:uiPriority w:val="9"/>
     <w:unhideWhenUsed/>
     <w:qFormat/>
@@ -30497,11 +31509,11 @@
       <w:color w:val="595959" w:themeColor="text1" w:themeTint="A6"/>
     </w:rPr>
   </w:style>
-  <w:style w:type="paragraph" w:styleId="145">
+  <w:style w:type="paragraph" w:styleId="833">
     <w:name w:val="Heading 7"/>
-    <w:basedOn w:val="664"/>
-    <w:next w:val="664"/>
-    <w:link w:val="156"/>
+    <w:basedOn w:val="886"/>
+    <w:next w:val="886"/>
+    <w:link w:val="843"/>
     <w:uiPriority w:val="9"/>
     <w:unhideWhenUsed/>
     <w:qFormat/>
@@ -30518,11 +31530,11 @@
       <w:color w:val="595959" w:themeColor="text1" w:themeTint="A6"/>
     </w:rPr>
   </w:style>
-  <w:style w:type="paragraph" w:styleId="146">
+  <w:style w:type="paragraph" w:styleId="834">
     <w:name w:val="Heading 8"/>
-    <w:basedOn w:val="664"/>
-    <w:next w:val="664"/>
-    <w:link w:val="157"/>
+    <w:basedOn w:val="886"/>
+    <w:next w:val="886"/>
+    <w:link w:val="844"/>
     <w:uiPriority w:val="9"/>
     <w:unhideWhenUsed/>
     <w:qFormat/>
@@ -30541,11 +31553,11 @@
       <w:color w:val="272727" w:themeColor="text1" w:themeTint="D8"/>
     </w:rPr>
   </w:style>
-  <w:style w:type="paragraph" w:styleId="147">
+  <w:style w:type="paragraph" w:styleId="835">
     <w:name w:val="Heading 9"/>
-    <w:basedOn w:val="664"/>
-    <w:next w:val="664"/>
-    <w:link w:val="158"/>
+    <w:basedOn w:val="886"/>
+    <w:next w:val="886"/>
+    <w:link w:val="845"/>
     <w:uiPriority w:val="9"/>
     <w:unhideWhenUsed/>
     <w:qFormat/>
@@ -30564,7 +31576,7 @@
       <w:color w:val="272727" w:themeColor="text1" w:themeTint="D8"/>
     </w:rPr>
   </w:style>
-  <w:style w:type="character" w:styleId="148" w:default="1">
+  <w:style w:type="character" w:styleId="836" w:default="1">
     <w:name w:val="Default Paragraph Font"/>
     <w:uiPriority w:val="1"/>
     <w:semiHidden/>
@@ -30575,10 +31587,10 @@
       <w:ind/>
     </w:pPr>
   </w:style>
-  <w:style w:type="character" w:styleId="150">
+  <w:style w:type="character" w:styleId="837">
     <w:name w:val="Heading 1 Char"/>
-    <w:basedOn w:val="148"/>
-    <w:link w:val="139"/>
+    <w:basedOn w:val="836"/>
+    <w:link w:val="827"/>
     <w:uiPriority w:val="9"/>
     <w:pPr>
       <w:pBdr/>
@@ -30592,10 +31604,10 @@
       <w:szCs w:val="40"/>
     </w:rPr>
   </w:style>
-  <w:style w:type="character" w:styleId="151">
+  <w:style w:type="character" w:styleId="838">
     <w:name w:val="Heading 2 Char"/>
-    <w:basedOn w:val="148"/>
-    <w:link w:val="140"/>
+    <w:basedOn w:val="836"/>
+    <w:link w:val="828"/>
     <w:uiPriority w:val="9"/>
     <w:pPr>
       <w:pBdr/>
@@ -30609,10 +31621,10 @@
       <w:szCs w:val="32"/>
     </w:rPr>
   </w:style>
-  <w:style w:type="character" w:styleId="152">
+  <w:style w:type="character" w:styleId="839">
     <w:name w:val="Heading 3 Char"/>
-    <w:basedOn w:val="148"/>
-    <w:link w:val="141"/>
+    <w:basedOn w:val="836"/>
+    <w:link w:val="829"/>
     <w:uiPriority w:val="9"/>
     <w:pPr>
       <w:pBdr/>
@@ -30626,10 +31638,10 @@
       <w:szCs w:val="28"/>
     </w:rPr>
   </w:style>
-  <w:style w:type="character" w:styleId="153">
+  <w:style w:type="character" w:styleId="840">
     <w:name w:val="Heading 4 Char"/>
-    <w:basedOn w:val="148"/>
-    <w:link w:val="142"/>
+    <w:basedOn w:val="836"/>
+    <w:link w:val="830"/>
     <w:uiPriority w:val="9"/>
     <w:pPr>
       <w:pBdr/>
@@ -30643,10 +31655,10 @@
       <w:color w:val="0f4761" w:themeColor="accent1" w:themeShade="BF"/>
     </w:rPr>
   </w:style>
-  <w:style w:type="character" w:styleId="154">
+  <w:style w:type="character" w:styleId="841">
     <w:name w:val="Heading 5 Char"/>
-    <w:basedOn w:val="148"/>
-    <w:link w:val="143"/>
+    <w:basedOn w:val="836"/>
+    <w:link w:val="831"/>
     <w:uiPriority w:val="9"/>
     <w:pPr>
       <w:pBdr/>
@@ -30658,10 +31670,10 @@
       <w:color w:val="0f4761" w:themeColor="accent1" w:themeShade="BF"/>
     </w:rPr>
   </w:style>
-  <w:style w:type="character" w:styleId="155">
+  <w:style w:type="character" w:styleId="842">
     <w:name w:val="Heading 6 Char"/>
-    <w:basedOn w:val="148"/>
-    <w:link w:val="144"/>
+    <w:basedOn w:val="836"/>
+    <w:link w:val="832"/>
     <w:uiPriority w:val="9"/>
     <w:pPr>
       <w:pBdr/>
@@ -30675,10 +31687,10 @@
       <w:color w:val="595959" w:themeColor="text1" w:themeTint="A6"/>
     </w:rPr>
   </w:style>
-  <w:style w:type="character" w:styleId="156">
+  <w:style w:type="character" w:styleId="843">
     <w:name w:val="Heading 7 Char"/>
-    <w:basedOn w:val="148"/>
-    <w:link w:val="145"/>
+    <w:basedOn w:val="836"/>
+    <w:link w:val="833"/>
     <w:uiPriority w:val="9"/>
     <w:pPr>
       <w:pBdr/>
@@ -30690,10 +31702,10 @@
       <w:color w:val="595959" w:themeColor="text1" w:themeTint="A6"/>
     </w:rPr>
   </w:style>
-  <w:style w:type="character" w:styleId="157">
+  <w:style w:type="character" w:styleId="844">
     <w:name w:val="Heading 8 Char"/>
-    <w:basedOn w:val="148"/>
-    <w:link w:val="146"/>
+    <w:basedOn w:val="836"/>
+    <w:link w:val="834"/>
     <w:uiPriority w:val="9"/>
     <w:pPr>
       <w:pBdr/>
@@ -30707,10 +31719,10 @@
       <w:color w:val="272727" w:themeColor="text1" w:themeTint="D8"/>
     </w:rPr>
   </w:style>
-  <w:style w:type="character" w:styleId="158">
+  <w:style w:type="character" w:styleId="845">
     <w:name w:val="Heading 9 Char"/>
-    <w:basedOn w:val="148"/>
-    <w:link w:val="147"/>
+    <w:basedOn w:val="836"/>
+    <w:link w:val="835"/>
     <w:uiPriority w:val="9"/>
     <w:pPr>
       <w:pBdr/>
@@ -30724,11 +31736,11 @@
       <w:color w:val="272727" w:themeColor="text1" w:themeTint="D8"/>
     </w:rPr>
   </w:style>
-  <w:style w:type="paragraph" w:styleId="159">
+  <w:style w:type="paragraph" w:styleId="846">
     <w:name w:val="Title"/>
-    <w:basedOn w:val="664"/>
-    <w:next w:val="664"/>
-    <w:link w:val="160"/>
+    <w:basedOn w:val="886"/>
+    <w:next w:val="886"/>
+    <w:link w:val="847"/>
     <w:uiPriority w:val="10"/>
     <w:qFormat/>
     <w:pPr>
@@ -30744,10 +31756,10 @@
       <w:szCs w:val="56"/>
     </w:rPr>
   </w:style>
-  <w:style w:type="character" w:styleId="160">
+  <w:style w:type="character" w:styleId="847">
     <w:name w:val="Title Char"/>
-    <w:basedOn w:val="148"/>
-    <w:link w:val="159"/>
+    <w:basedOn w:val="836"/>
+    <w:link w:val="846"/>
     <w:uiPriority w:val="10"/>
     <w:pPr>
       <w:pBdr/>
@@ -30761,11 +31773,11 @@
       <w:szCs w:val="56"/>
     </w:rPr>
   </w:style>
-  <w:style w:type="paragraph" w:styleId="161">
+  <w:style w:type="paragraph" w:styleId="848">
     <w:name w:val="Subtitle"/>
-    <w:basedOn w:val="664"/>
-    <w:next w:val="664"/>
-    <w:link w:val="162"/>
+    <w:basedOn w:val="886"/>
+    <w:next w:val="886"/>
+    <w:link w:val="849"/>
     <w:uiPriority w:val="11"/>
     <w:qFormat/>
     <w:pPr>
@@ -30783,10 +31795,10 @@
       <w:szCs w:val="28"/>
     </w:rPr>
   </w:style>
-  <w:style w:type="character" w:styleId="162">
+  <w:style w:type="character" w:styleId="849">
     <w:name w:val="Subtitle Char"/>
-    <w:basedOn w:val="148"/>
-    <w:link w:val="161"/>
+    <w:basedOn w:val="836"/>
+    <w:link w:val="848"/>
     <w:uiPriority w:val="11"/>
     <w:pPr>
       <w:pBdr/>
@@ -30800,11 +31812,11 @@
       <w:szCs w:val="28"/>
     </w:rPr>
   </w:style>
-  <w:style w:type="paragraph" w:styleId="163">
+  <w:style w:type="paragraph" w:styleId="850">
     <w:name w:val="Quote"/>
-    <w:basedOn w:val="664"/>
-    <w:next w:val="664"/>
-    <w:link w:val="164"/>
+    <w:basedOn w:val="886"/>
+    <w:next w:val="886"/>
+    <w:link w:val="851"/>
     <w:uiPriority w:val="29"/>
     <w:qFormat/>
     <w:pPr>
@@ -30819,10 +31831,10 @@
       <w:color w:val="404040" w:themeColor="text1" w:themeTint="BF"/>
     </w:rPr>
   </w:style>
-  <w:style w:type="character" w:styleId="164">
+  <w:style w:type="character" w:styleId="851">
     <w:name w:val="Quote Char"/>
-    <w:basedOn w:val="148"/>
-    <w:link w:val="163"/>
+    <w:basedOn w:val="836"/>
+    <w:link w:val="850"/>
     <w:uiPriority w:val="29"/>
     <w:pPr>
       <w:pBdr/>
@@ -30835,9 +31847,9 @@
       <w:color w:val="404040" w:themeColor="text1" w:themeTint="BF"/>
     </w:rPr>
   </w:style>
-  <w:style w:type="character" w:styleId="166">
+  <w:style w:type="character" w:styleId="852">
     <w:name w:val="Intense Emphasis"/>
-    <w:basedOn w:val="148"/>
+    <w:basedOn w:val="836"/>
     <w:uiPriority w:val="21"/>
     <w:qFormat/>
     <w:pPr>
@@ -30851,11 +31863,11 @@
       <w:color w:val="0f4761" w:themeColor="accent1" w:themeShade="BF"/>
     </w:rPr>
   </w:style>
-  <w:style w:type="paragraph" w:styleId="167">
+  <w:style w:type="paragraph" w:styleId="853">
     <w:name w:val="Intense Quote"/>
-    <w:basedOn w:val="664"/>
-    <w:next w:val="664"/>
-    <w:link w:val="168"/>
+    <w:basedOn w:val="886"/>
+    <w:next w:val="886"/>
+    <w:link w:val="854"/>
     <w:uiPriority w:val="30"/>
     <w:qFormat/>
     <w:pPr>
@@ -30873,10 +31885,10 @@
       <w:color w:val="0f4761" w:themeColor="accent1" w:themeShade="BF"/>
     </w:rPr>
   </w:style>
-  <w:style w:type="character" w:styleId="168">
+  <w:style w:type="character" w:styleId="854">
     <w:name w:val="Intense Quote Char"/>
-    <w:basedOn w:val="148"/>
-    <w:link w:val="167"/>
+    <w:basedOn w:val="836"/>
+    <w:link w:val="853"/>
     <w:uiPriority w:val="30"/>
     <w:pPr>
       <w:pBdr/>
@@ -30889,9 +31901,9 @@
       <w:color w:val="0f4761" w:themeColor="accent1" w:themeShade="BF"/>
     </w:rPr>
   </w:style>
-  <w:style w:type="character" w:styleId="169">
+  <w:style w:type="character" w:styleId="855">
     <w:name w:val="Intense Reference"/>
-    <w:basedOn w:val="148"/>
+    <w:basedOn w:val="836"/>
     <w:uiPriority w:val="32"/>
     <w:qFormat/>
     <w:pPr>
@@ -30907,9 +31919,9 @@
       <w:spacing w:val="5"/>
     </w:rPr>
   </w:style>
-  <w:style w:type="character" w:styleId="171">
+  <w:style w:type="character" w:styleId="856">
     <w:name w:val="Subtle Emphasis"/>
-    <w:basedOn w:val="148"/>
+    <w:basedOn w:val="836"/>
     <w:uiPriority w:val="19"/>
     <w:qFormat/>
     <w:pPr>
@@ -30923,9 +31935,9 @@
       <w:color w:val="404040" w:themeColor="text1" w:themeTint="BF"/>
     </w:rPr>
   </w:style>
-  <w:style w:type="character" w:styleId="172">
+  <w:style w:type="character" w:styleId="857">
     <w:name w:val="Emphasis"/>
-    <w:basedOn w:val="148"/>
+    <w:basedOn w:val="836"/>
     <w:uiPriority w:val="20"/>
     <w:qFormat/>
     <w:pPr>
@@ -30938,9 +31950,9 @@
       <w:iCs/>
     </w:rPr>
   </w:style>
-  <w:style w:type="character" w:styleId="173">
+  <w:style w:type="character" w:styleId="858">
     <w:name w:val="Strong"/>
-    <w:basedOn w:val="148"/>
+    <w:basedOn w:val="836"/>
     <w:uiPriority w:val="22"/>
     <w:qFormat/>
     <w:pPr>
@@ -30953,9 +31965,9 @@
       <w:bCs/>
     </w:rPr>
   </w:style>
-  <w:style w:type="character" w:styleId="174">
+  <w:style w:type="character" w:styleId="859">
     <w:name w:val="Subtle Reference"/>
-    <w:basedOn w:val="148"/>
+    <w:basedOn w:val="836"/>
     <w:uiPriority w:val="31"/>
     <w:qFormat/>
     <w:pPr>
@@ -30968,9 +31980,9 @@
       <w:color w:val="5a5a5a" w:themeColor="text1" w:themeTint="A5"/>
     </w:rPr>
   </w:style>
-  <w:style w:type="character" w:styleId="175">
+  <w:style w:type="character" w:styleId="860">
     <w:name w:val="Book Title"/>
-    <w:basedOn w:val="148"/>
+    <w:basedOn w:val="836"/>
     <w:uiPriority w:val="33"/>
     <w:qFormat/>
     <w:pPr>
@@ -30986,10 +31998,10 @@
       <w:spacing w:val="5"/>
     </w:rPr>
   </w:style>
-  <w:style w:type="paragraph" w:styleId="176">
+  <w:style w:type="paragraph" w:styleId="861">
     <w:name w:val="Header"/>
-    <w:basedOn w:val="664"/>
-    <w:link w:val="177"/>
+    <w:basedOn w:val="886"/>
+    <w:link w:val="862"/>
     <w:uiPriority w:val="99"/>
     <w:unhideWhenUsed/>
     <w:pPr>
@@ -31002,10 +32014,10 @@
       <w:ind/>
     </w:pPr>
   </w:style>
-  <w:style w:type="character" w:styleId="177">
+  <w:style w:type="character" w:styleId="862">
     <w:name w:val="Header Char"/>
-    <w:basedOn w:val="148"/>
-    <w:link w:val="176"/>
+    <w:basedOn w:val="836"/>
+    <w:link w:val="861"/>
     <w:uiPriority w:val="99"/>
     <w:pPr>
       <w:pBdr/>
@@ -31013,10 +32025,10 @@
       <w:ind/>
     </w:pPr>
   </w:style>
-  <w:style w:type="paragraph" w:styleId="178">
+  <w:style w:type="paragraph" w:styleId="863">
     <w:name w:val="Footer"/>
-    <w:basedOn w:val="664"/>
-    <w:link w:val="179"/>
+    <w:basedOn w:val="886"/>
+    <w:link w:val="864"/>
     <w:uiPriority w:val="99"/>
     <w:unhideWhenUsed/>
     <w:pPr>
@@ -31029,10 +32041,10 @@
       <w:ind/>
     </w:pPr>
   </w:style>
-  <w:style w:type="character" w:styleId="179">
+  <w:style w:type="character" w:styleId="864">
     <w:name w:val="Footer Char"/>
-    <w:basedOn w:val="148"/>
-    <w:link w:val="178"/>
+    <w:basedOn w:val="836"/>
+    <w:link w:val="863"/>
     <w:uiPriority w:val="99"/>
     <w:pPr>
       <w:pBdr/>
@@ -31040,10 +32052,10 @@
       <w:ind/>
     </w:pPr>
   </w:style>
-  <w:style w:type="paragraph" w:styleId="180">
+  <w:style w:type="paragraph" w:styleId="865">
     <w:name w:val="Caption"/>
-    <w:basedOn w:val="664"/>
-    <w:next w:val="664"/>
+    <w:basedOn w:val="886"/>
+    <w:next w:val="886"/>
     <w:uiPriority w:val="35"/>
     <w:unhideWhenUsed/>
     <w:qFormat/>
@@ -31060,10 +32072,10 @@
       <w:szCs w:val="18"/>
     </w:rPr>
   </w:style>
-  <w:style w:type="paragraph" w:styleId="181">
+  <w:style w:type="paragraph" w:styleId="866">
     <w:name w:val="footnote text"/>
-    <w:basedOn w:val="664"/>
-    <w:link w:val="182"/>
+    <w:basedOn w:val="886"/>
+    <w:link w:val="867"/>
     <w:uiPriority w:val="99"/>
     <w:semiHidden/>
     <w:unhideWhenUsed/>
@@ -31077,10 +32089,10 @@
       <w:szCs w:val="20"/>
     </w:rPr>
   </w:style>
-  <w:style w:type="character" w:styleId="182">
+  <w:style w:type="character" w:styleId="867">
     <w:name w:val="Footnote Text Char"/>
-    <w:basedOn w:val="148"/>
-    <w:link w:val="181"/>
+    <w:basedOn w:val="836"/>
+    <w:link w:val="866"/>
     <w:uiPriority w:val="99"/>
     <w:semiHidden/>
     <w:pPr>
@@ -31093,9 +32105,9 @@
       <w:szCs w:val="20"/>
     </w:rPr>
   </w:style>
-  <w:style w:type="character" w:styleId="183">
+  <w:style w:type="character" w:styleId="868">
     <w:name w:val="footnote reference"/>
-    <w:basedOn w:val="148"/>
+    <w:basedOn w:val="836"/>
     <w:uiPriority w:val="99"/>
     <w:semiHidden/>
     <w:unhideWhenUsed/>
@@ -31108,10 +32120,10 @@
       <w:vertAlign w:val="superscript"/>
     </w:rPr>
   </w:style>
-  <w:style w:type="paragraph" w:styleId="184">
+  <w:style w:type="paragraph" w:styleId="869">
     <w:name w:val="endnote text"/>
-    <w:basedOn w:val="664"/>
-    <w:link w:val="185"/>
+    <w:basedOn w:val="886"/>
+    <w:link w:val="870"/>
     <w:uiPriority w:val="99"/>
     <w:semiHidden/>
     <w:unhideWhenUsed/>
@@ -31125,10 +32137,10 @@
       <w:szCs w:val="20"/>
     </w:rPr>
   </w:style>
-  <w:style w:type="character" w:styleId="185">
+  <w:style w:type="character" w:styleId="870">
     <w:name w:val="Endnote Text Char"/>
-    <w:basedOn w:val="148"/>
-    <w:link w:val="184"/>
+    <w:basedOn w:val="836"/>
+    <w:link w:val="869"/>
     <w:uiPriority w:val="99"/>
     <w:semiHidden/>
     <w:pPr>
@@ -31141,9 +32153,9 @@
       <w:szCs w:val="20"/>
     </w:rPr>
   </w:style>
-  <w:style w:type="character" w:styleId="186">
+  <w:style w:type="character" w:styleId="871">
     <w:name w:val="endnote reference"/>
-    <w:basedOn w:val="148"/>
+    <w:basedOn w:val="836"/>
     <w:uiPriority w:val="99"/>
     <w:semiHidden/>
     <w:unhideWhenUsed/>
@@ -31156,9 +32168,9 @@
       <w:vertAlign w:val="superscript"/>
     </w:rPr>
   </w:style>
-  <w:style w:type="character" w:styleId="187">
+  <w:style w:type="character" w:styleId="872">
     <w:name w:val="Hyperlink"/>
-    <w:basedOn w:val="148"/>
+    <w:basedOn w:val="836"/>
     <w:uiPriority w:val="99"/>
     <w:unhideWhenUsed/>
     <w:pPr>
@@ -31171,9 +32183,9 @@
       <w:u w:val="single"/>
     </w:rPr>
   </w:style>
-  <w:style w:type="character" w:styleId="188">
+  <w:style w:type="character" w:styleId="873">
     <w:name w:val="FollowedHyperlink"/>
-    <w:basedOn w:val="148"/>
+    <w:basedOn w:val="836"/>
     <w:uiPriority w:val="99"/>
     <w:semiHidden/>
     <w:unhideWhenUsed/>
@@ -31187,10 +32199,10 @@
       <w:u w:val="single"/>
     </w:rPr>
   </w:style>
-  <w:style w:type="paragraph" w:styleId="189">
+  <w:style w:type="paragraph" w:styleId="874">
     <w:name w:val="toc 1"/>
-    <w:basedOn w:val="664"/>
-    <w:next w:val="664"/>
+    <w:basedOn w:val="886"/>
+    <w:next w:val="886"/>
     <w:uiPriority w:val="39"/>
     <w:unhideWhenUsed/>
     <w:pPr>
@@ -31198,11 +32210,15 @@
       <w:spacing w:after="100"/>
       <w:ind/>
     </w:pPr>
+    <w:rPr>
+      <w:color w:val="00c8c3" w:themeColor="hyperlink"/>
+      <w:u w:val="single"/>
+    </w:rPr>
   </w:style>
-  <w:style w:type="paragraph" w:styleId="190">
+  <w:style w:type="paragraph" w:styleId="875">
     <w:name w:val="toc 2"/>
-    <w:basedOn w:val="664"/>
-    <w:next w:val="664"/>
+    <w:basedOn w:val="886"/>
+    <w:next w:val="886"/>
     <w:uiPriority w:val="39"/>
     <w:unhideWhenUsed/>
     <w:pPr>
@@ -31210,11 +32226,15 @@
       <w:spacing w:after="100"/>
       <w:ind w:left="220"/>
     </w:pPr>
+    <w:rPr>
+      <w:color w:val="00c8c3" w:themeColor="hyperlink"/>
+      <w:u w:val="single"/>
+    </w:rPr>
   </w:style>
-  <w:style w:type="paragraph" w:styleId="191">
+  <w:style w:type="paragraph" w:styleId="876">
     <w:name w:val="toc 3"/>
-    <w:basedOn w:val="664"/>
-    <w:next w:val="664"/>
+    <w:basedOn w:val="886"/>
+    <w:next w:val="886"/>
     <w:uiPriority w:val="39"/>
     <w:unhideWhenUsed/>
     <w:pPr>
@@ -31222,82 +32242,110 @@
       <w:spacing w:after="100"/>
       <w:ind w:left="440"/>
     </w:pPr>
+    <w:rPr>
+      <w:color w:val="00c8c3" w:themeColor="hyperlink"/>
+      <w:u w:val="single"/>
+    </w:rPr>
   </w:style>
-  <w:style w:type="paragraph" w:styleId="192">
+  <w:style w:type="paragraph" w:styleId="877">
     <w:name w:val="toc 4"/>
-    <w:basedOn w:val="664"/>
-    <w:next w:val="664"/>
+    <w:basedOn w:val="886"/>
+    <w:next w:val="886"/>
     <w:uiPriority w:val="39"/>
     <w:unhideWhenUsed/>
     <w:pPr>
       <w:pBdr/>
-      <w:spacing w:after="100"/>
-      <w:ind w:left="660"/>
+      <w:spacing w:after="57"/>
+      <w:ind w:left="850"/>
     </w:pPr>
+    <w:rPr>
+      <w:color w:val="00c8c3" w:themeColor="hyperlink"/>
+      <w:u w:val="single"/>
+    </w:rPr>
   </w:style>
-  <w:style w:type="paragraph" w:styleId="193">
+  <w:style w:type="paragraph" w:styleId="878">
     <w:name w:val="toc 5"/>
-    <w:basedOn w:val="664"/>
-    <w:next w:val="664"/>
+    <w:basedOn w:val="886"/>
+    <w:next w:val="886"/>
     <w:uiPriority w:val="39"/>
     <w:unhideWhenUsed/>
     <w:pPr>
       <w:pBdr/>
-      <w:spacing w:after="100"/>
-      <w:ind w:left="880"/>
+      <w:spacing w:after="57"/>
+      <w:ind w:left="1134"/>
     </w:pPr>
+    <w:rPr>
+      <w:color w:val="00c8c3" w:themeColor="hyperlink"/>
+      <w:u w:val="single"/>
+    </w:rPr>
   </w:style>
-  <w:style w:type="paragraph" w:styleId="194">
+  <w:style w:type="paragraph" w:styleId="879">
     <w:name w:val="toc 6"/>
-    <w:basedOn w:val="664"/>
-    <w:next w:val="664"/>
+    <w:basedOn w:val="886"/>
+    <w:next w:val="886"/>
     <w:uiPriority w:val="39"/>
     <w:unhideWhenUsed/>
     <w:pPr>
       <w:pBdr/>
-      <w:spacing w:after="100"/>
-      <w:ind w:left="1100"/>
+      <w:spacing w:after="57"/>
+      <w:ind w:left="1417"/>
     </w:pPr>
+    <w:rPr>
+      <w:color w:val="00c8c3" w:themeColor="hyperlink"/>
+      <w:u w:val="single"/>
+    </w:rPr>
   </w:style>
-  <w:style w:type="paragraph" w:styleId="195">
+  <w:style w:type="paragraph" w:styleId="880">
     <w:name w:val="toc 7"/>
-    <w:basedOn w:val="664"/>
-    <w:next w:val="664"/>
+    <w:basedOn w:val="886"/>
+    <w:next w:val="886"/>
     <w:uiPriority w:val="39"/>
     <w:unhideWhenUsed/>
     <w:pPr>
       <w:pBdr/>
-      <w:spacing w:after="100"/>
-      <w:ind w:left="1320"/>
+      <w:spacing w:after="57"/>
+      <w:ind w:left="1701"/>
     </w:pPr>
+    <w:rPr>
+      <w:color w:val="00c8c3" w:themeColor="hyperlink"/>
+      <w:u w:val="single"/>
+    </w:rPr>
   </w:style>
-  <w:style w:type="paragraph" w:styleId="196">
+  <w:style w:type="paragraph" w:styleId="881">
     <w:name w:val="toc 8"/>
-    <w:basedOn w:val="664"/>
-    <w:next w:val="664"/>
+    <w:basedOn w:val="886"/>
+    <w:next w:val="886"/>
     <w:uiPriority w:val="39"/>
     <w:unhideWhenUsed/>
     <w:pPr>
       <w:pBdr/>
-      <w:spacing w:after="100"/>
-      <w:ind w:left="1540"/>
+      <w:spacing w:after="57"/>
+      <w:ind w:left="1984"/>
     </w:pPr>
+    <w:rPr>
+      <w:color w:val="00c8c3" w:themeColor="hyperlink"/>
+      <w:u w:val="single"/>
+    </w:rPr>
   </w:style>
-  <w:style w:type="paragraph" w:styleId="197">
+  <w:style w:type="paragraph" w:styleId="882">
     <w:name w:val="toc 9"/>
-    <w:basedOn w:val="664"/>
-    <w:next w:val="664"/>
+    <w:basedOn w:val="886"/>
+    <w:next w:val="886"/>
     <w:uiPriority w:val="39"/>
     <w:unhideWhenUsed/>
     <w:pPr>
       <w:pBdr/>
-      <w:spacing w:after="100"/>
-      <w:ind w:left="1760"/>
+      <w:spacing w:after="57"/>
+      <w:ind w:left="2268"/>
     </w:pPr>
+    <w:rPr>
+      <w:color w:val="00c8c3" w:themeColor="hyperlink"/>
+      <w:u w:val="single"/>
+    </w:rPr>
   </w:style>
-  <w:style w:type="character" w:styleId="198">
+  <w:style w:type="character" w:styleId="883">
     <w:name w:val="Placeholder Text"/>
-    <w:basedOn w:val="148"/>
+    <w:basedOn w:val="836"/>
     <w:uiPriority w:val="99"/>
     <w:semiHidden/>
     <w:pPr>
@@ -31309,7 +32357,7 @@
       <w:color w:val="666666"/>
     </w:rPr>
   </w:style>
-  <w:style w:type="paragraph" w:styleId="208">
+  <w:style w:type="paragraph" w:styleId="884">
     <w:name w:val="TOC Heading"/>
     <w:uiPriority w:val="39"/>
     <w:unhideWhenUsed/>
@@ -31319,10 +32367,10 @@
       <w:ind/>
     </w:pPr>
   </w:style>
-  <w:style w:type="paragraph" w:styleId="209">
+  <w:style w:type="paragraph" w:styleId="885">
     <w:name w:val="table of figures"/>
-    <w:basedOn w:val="664"/>
-    <w:next w:val="664"/>
+    <w:basedOn w:val="886"/>
+    <w:next w:val="886"/>
     <w:uiPriority w:val="99"/>
     <w:unhideWhenUsed/>
     <w:pPr>
@@ -31331,7 +32379,7 @@
       <w:ind/>
     </w:pPr>
   </w:style>
-  <w:style w:type="paragraph" w:styleId="664" w:default="1">
+  <w:style w:type="paragraph" w:styleId="886" w:default="1">
     <w:name w:val="Normal"/>
     <w:qFormat/>
     <w:pPr>
@@ -31340,7 +32388,7 @@
       <w:ind/>
     </w:pPr>
   </w:style>
-  <w:style w:type="table" w:styleId="665" w:default="1">
+  <w:style w:type="table" w:styleId="887" w:default="1">
     <w:name w:val="Normal Table"/>
     <w:uiPriority w:val="99"/>
     <w:semiHidden/>
@@ -31533,7 +32581,7 @@
       </w:tcPr>
     </w:tblStylePr>
   </w:style>
-  <w:style w:type="numbering" w:styleId="666" w:default="1">
+  <w:style w:type="numbering" w:styleId="888" w:default="1">
     <w:name w:val="No List"/>
     <w:uiPriority w:val="99"/>
     <w:semiHidden/>
@@ -31544,9 +32592,9 @@
       <w:ind/>
     </w:pPr>
   </w:style>
-  <w:style w:type="paragraph" w:styleId="667">
+  <w:style w:type="paragraph" w:styleId="889">
     <w:name w:val="No Spacing"/>
-    <w:basedOn w:val="664"/>
+    <w:basedOn w:val="886"/>
     <w:uiPriority w:val="1"/>
     <w:qFormat/>
     <w:pPr>
@@ -31555,9 +32603,9 @@
       <w:ind/>
     </w:pPr>
   </w:style>
-  <w:style w:type="paragraph" w:styleId="668">
+  <w:style w:type="paragraph" w:styleId="890">
     <w:name w:val="List Paragraph"/>
-    <w:basedOn w:val="664"/>
+    <w:basedOn w:val="886"/>
     <w:uiPriority w:val="34"/>
     <w:qFormat/>
     <w:pPr>

--- a/Documentacion_Desafio1.docx
+++ b/Documentacion_Desafio1.docx
@@ -135,7 +135,6 @@
       <w:r>
         <w:rPr>
           <w:rFonts w:ascii="Asana Math" w:hAnsi="Asana Math" w:cs="Asana Math"/>
-          <w:lang w:val="es-ES"/>
         </w:rPr>
       </w:r>
       <w:r>
@@ -613,7 +612,7 @@
     <w:p>
       <w:pPr>
         <w:pBdr/>
-        <w:shd w:val="nil"/>
+        <w:shd w:val="nil" w:color="auto"/>
         <w:spacing/>
         <w:ind/>
         <w:rPr>
@@ -802,6 +801,15 @@
           <w:lang w:val="es-ES"/>
         </w:rPr>
       </w:r>
+      <w:r>
+        <w:rPr>
+          <w:rFonts w:ascii="Asana Math" w:hAnsi="Asana Math" w:eastAsia="Asana Math" w:cs="Asana Math"/>
+          <w:sz w:val="24"/>
+          <w:szCs w:val="24"/>
+          <w:highlight w:val="none"/>
+          <w:lang w:val="es-ES"/>
+        </w:rPr>
+      </w:r>
     </w:p>
     <w:p>
       <w:pPr>
@@ -817,15 +825,6 @@
           <w:lang w:val="es-ES"/>
         </w:rPr>
       </w:pPr>
-      <w:r>
-        <w:rPr>
-          <w:rFonts w:ascii="Asana Math" w:hAnsi="Asana Math" w:eastAsia="Asana Math" w:cs="Asana Math"/>
-          <w:sz w:val="28"/>
-          <w:szCs w:val="28"/>
-          <w:highlight w:val="none"/>
-          <w:lang w:val="es-ES" w:bidi="es-ES"/>
-        </w:rPr>
-      </w:r>
       <w:r>
         <w:rPr>
           <w:rFonts w:ascii="Asana Math" w:hAnsi="Asana Math" w:eastAsia="Asana Math" w:cs="Asana Math"/>
@@ -844,6 +843,15 @@
           <w:lang w:val="es-ES"/>
         </w:rPr>
       </w:r>
+      <w:r>
+        <w:rPr>
+          <w:rFonts w:ascii="Asana Math" w:hAnsi="Asana Math" w:eastAsia="Asana Math" w:cs="Asana Math"/>
+          <w:sz w:val="28"/>
+          <w:szCs w:val="28"/>
+          <w:highlight w:val="none"/>
+          <w:lang w:val="es-ES"/>
+        </w:rPr>
+      </w:r>
     </w:p>
     <w:p>
       <w:pPr>
@@ -874,7 +882,7 @@
           <w:sz w:val="28"/>
           <w:szCs w:val="28"/>
           <w:highlight w:val="none"/>
-          <w:lang w:val="es-ES" w:bidi="es-ES"/>
+          <w:lang w:val="es-ES"/>
         </w:rPr>
       </w:r>
       <w:r>
@@ -1091,7 +1099,7 @@
           <w:sz w:val="28"/>
           <w:szCs w:val="28"/>
           <w:highlight w:val="none"/>
-          <w:lang w:val="es-ES" w:bidi="es-ES"/>
+          <w:lang w:val="es-ES"/>
         </w:rPr>
       </w:r>
       <w:r>
@@ -1118,15 +1126,6 @@
           <w:lang w:val="es-ES"/>
         </w:rPr>
       </w:pPr>
-      <w:r>
-        <w:rPr>
-          <w:rFonts w:ascii="Asana Math" w:hAnsi="Asana Math" w:eastAsia="Asana Math" w:cs="Asana Math"/>
-          <w:sz w:val="22"/>
-          <w:szCs w:val="22"/>
-          <w:highlight w:val="none"/>
-          <w:lang w:val="es-ES" w:bidi="es-ES"/>
-        </w:rPr>
-      </w:r>
       <w:r>
         <w:rPr>
           <w:rFonts w:ascii="Asana Math" w:hAnsi="Asana Math" w:eastAsia="Asana Math" w:cs="Asana Math"/>
@@ -1145,6 +1144,15 @@
           <w:lang w:val="es-ES"/>
         </w:rPr>
       </w:r>
+      <w:r>
+        <w:rPr>
+          <w:rFonts w:ascii="Asana Math" w:hAnsi="Asana Math" w:eastAsia="Asana Math" w:cs="Asana Math"/>
+          <w:sz w:val="22"/>
+          <w:szCs w:val="22"/>
+          <w:highlight w:val="none"/>
+          <w:lang w:val="es-ES"/>
+        </w:rPr>
+      </w:r>
     </w:p>
     <w:p>
       <w:pPr>
@@ -1160,15 +1168,6 @@
           <w:lang w:val="es-ES"/>
         </w:rPr>
       </w:pPr>
-      <w:r>
-        <w:rPr>
-          <w:rFonts w:ascii="Asana Math" w:hAnsi="Asana Math" w:eastAsia="Asana Math" w:cs="Asana Math"/>
-          <w:sz w:val="28"/>
-          <w:szCs w:val="28"/>
-          <w:highlight w:val="none"/>
-          <w:lang w:val="es-ES" w:bidi="es-ES"/>
-        </w:rPr>
-      </w:r>
       <w:r>
         <w:rPr>
           <w:rFonts w:ascii="Asana Math" w:hAnsi="Asana Math" w:eastAsia="Asana Math" w:cs="Asana Math"/>
@@ -1187,6 +1186,15 @@
           <w:lang w:val="es-ES"/>
         </w:rPr>
       </w:r>
+      <w:r>
+        <w:rPr>
+          <w:rFonts w:ascii="Asana Math" w:hAnsi="Asana Math" w:eastAsia="Asana Math" w:cs="Asana Math"/>
+          <w:sz w:val="28"/>
+          <w:szCs w:val="28"/>
+          <w:highlight w:val="none"/>
+          <w:lang w:val="es-ES"/>
+        </w:rPr>
+      </w:r>
     </w:p>
     <w:p>
       <w:pPr>
@@ -1217,7 +1225,7 @@
           <w:sz w:val="28"/>
           <w:szCs w:val="28"/>
           <w:highlight w:val="none"/>
-          <w:lang w:val="es-ES" w:bidi="es-ES"/>
+          <w:lang w:val="es-ES"/>
         </w:rPr>
       </w:r>
       <w:r>
@@ -1348,6 +1356,15 @@
           <w:lang w:val="es-ES"/>
         </w:rPr>
       </w:r>
+      <w:r>
+        <w:rPr>
+          <w:rFonts w:ascii="Asana Math" w:hAnsi="Asana Math" w:eastAsia="Asana Math" w:cs="Asana Math"/>
+          <w:sz w:val="28"/>
+          <w:szCs w:val="28"/>
+          <w:highlight w:val="none"/>
+          <w:lang w:val="es-ES"/>
+        </w:rPr>
+      </w:r>
     </w:p>
     <w:p>
       <w:pPr>
@@ -1402,7 +1419,7 @@
           <w:sz w:val="28"/>
           <w:szCs w:val="28"/>
           <w:highlight w:val="none"/>
-          <w:lang w:val="es-ES" w:bidi="es-ES"/>
+          <w:lang w:val="es-ES"/>
         </w:rPr>
       </w:pPr>
       <w:r>
@@ -1453,6 +1470,1018 @@
           <w:lang w:val="es-ES" w:bidi="es-ES"/>
         </w:rPr>
       </w:r>
+    </w:p>
+    <w:p>
+      <w:pPr>
+        <w:pBdr/>
+        <w:spacing/>
+        <w:ind/>
+        <w:jc w:val="center"/>
+        <w:rPr>
+          <w:rFonts w:ascii="Asana Math" w:hAnsi="Asana Math" w:eastAsia="Asana Math" w:cs="Asana Math"/>
+          <w:sz w:val="22"/>
+          <w:szCs w:val="22"/>
+          <w:highlight w:val="none"/>
+          <w:lang w:val="es-ES"/>
+        </w:rPr>
+      </w:pPr>
+      <w:r>
+        <w:rPr>
+          <w:rFonts w:ascii="Asana Math" w:hAnsi="Asana Math" w:eastAsia="Asana Math" w:cs="Asana Math"/>
+          <w:sz w:val="22"/>
+          <w:szCs w:val="22"/>
+          <w:highlight w:val="none"/>
+          <w:lang w:val="es-ES" w:bidi="es-ES"/>
+        </w:rPr>
+        <w:t xml:space="preserve">Realmente no trabajaremos con ese tipo de archivos , esos simbolos char unicamente seran la representacion por consola del programa a desarrollar</w:t>
+      </w:r>
+      <w:r>
+        <w:rPr>
+          <w:rFonts w:ascii="Asana Math" w:hAnsi="Asana Math" w:eastAsia="Asana Math" w:cs="Asana Math"/>
+          <w:sz w:val="22"/>
+          <w:szCs w:val="22"/>
+          <w:highlight w:val="none"/>
+          <w:lang w:val="es-ES" w:bidi="es-ES"/>
+        </w:rPr>
+      </w:r>
+      <w:r>
+        <w:rPr>
+          <w:rFonts w:ascii="Asana Math" w:hAnsi="Asana Math" w:eastAsia="Asana Math" w:cs="Asana Math"/>
+          <w:sz w:val="22"/>
+          <w:szCs w:val="22"/>
+          <w:highlight w:val="none"/>
+          <w:lang w:val="es-ES"/>
+        </w:rPr>
+        <w:t xml:space="preserve">.</w:t>
+      </w:r>
+      <w:r>
+        <w:rPr>
+          <w:rFonts w:ascii="Asana Math" w:hAnsi="Asana Math" w:eastAsia="Asana Math" w:cs="Asana Math"/>
+          <w:sz w:val="22"/>
+          <w:szCs w:val="22"/>
+          <w:highlight w:val="none"/>
+          <w:lang w:val="es-ES" w:bidi="es-ES"/>
+        </w:rPr>
+      </w:r>
+    </w:p>
+    <w:p>
+      <w:pPr>
+        <w:pBdr/>
+        <w:spacing/>
+        <w:ind/>
+        <w:jc w:val="center"/>
+        <w:rPr>
+          <w:rFonts w:ascii="Asana Math" w:hAnsi="Asana Math" w:eastAsia="Asana Math" w:cs="Asana Math"/>
+          <w:sz w:val="22"/>
+          <w:szCs w:val="22"/>
+          <w:highlight w:val="none"/>
+          <w:lang w:val="es-ES"/>
+        </w:rPr>
+      </w:pPr>
+      <w:r>
+        <w:rPr>
+          <w:rFonts w:ascii="Asana Math" w:hAnsi="Asana Math" w:eastAsia="Asana Math" w:cs="Asana Math"/>
+          <w:sz w:val="22"/>
+          <w:szCs w:val="22"/>
+          <w:highlight w:val="none"/>
+          <w:lang w:val="es-ES" w:bidi="es-ES"/>
+        </w:rPr>
+        <w:t xml:space="preserve">La verdadera escencia y lo fundamental del tablero es la representacion que tendremos </w:t>
+      </w:r>
+      <w:r>
+        <w:rPr>
+          <w:rFonts w:ascii="Asana Math" w:hAnsi="Asana Math" w:eastAsia="Asana Math" w:cs="Asana Math"/>
+          <w:sz w:val="22"/>
+          <w:szCs w:val="22"/>
+          <w:highlight w:val="none"/>
+          <w:lang w:val="es-ES"/>
+        </w:rPr>
+        <w:t xml:space="preserve">y el tipo de variables que utilizaremos para ello; Pero debido a una obligacion de entrega tendremos que  trabajar a nivel de bits con operadores bitwise(Bit a bit) asi que la mejor manera de manejarlo es trabajar con enteros , mas directamente con su valor binario; es decir que lo que nos interesa es el manejo de los bits.</w:t>
+      </w:r>
+      <w:r>
+        <w:rPr>
+          <w:rFonts w:ascii="Asana Math" w:hAnsi="Asana Math" w:eastAsia="Asana Math" w:cs="Asana Math"/>
+          <w:sz w:val="22"/>
+          <w:szCs w:val="22"/>
+          <w:highlight w:val="none"/>
+          <w:lang w:val="es-ES"/>
+        </w:rPr>
+      </w:r>
+    </w:p>
+    <w:p>
+      <w:pPr>
+        <w:pBdr/>
+        <w:spacing/>
+        <w:ind/>
+        <w:jc w:val="center"/>
+        <w:rPr>
+          <w:rFonts w:ascii="Asana Math" w:hAnsi="Asana Math" w:eastAsia="Asana Math" w:cs="Asana Math"/>
+          <w:sz w:val="22"/>
+          <w:szCs w:val="22"/>
+          <w:highlight w:val="none"/>
+          <w:lang w:val="es-ES" w:bidi="es-ES"/>
+        </w:rPr>
+      </w:pPr>
+      <w:r>
+        <w:rPr>
+          <w:rFonts w:ascii="Asana Math" w:hAnsi="Asana Math" w:eastAsia="Asana Math" w:cs="Asana Math"/>
+          <w:sz w:val="22"/>
+          <w:szCs w:val="22"/>
+          <w:highlight w:val="none"/>
+          <w:lang w:val="es-ES" w:bidi="es-ES"/>
+        </w:rPr>
+        <w:t xml:space="preserve">Nosotros por b</w:t>
+      </w:r>
+      <w:r>
+        <w:rPr>
+          <w:rFonts w:ascii="Asana Math" w:hAnsi="Asana Math" w:eastAsia="Asana Math" w:cs="Asana Math"/>
+          <w:sz w:val="22"/>
+          <w:szCs w:val="22"/>
+          <w:highlight w:val="none"/>
+          <w:lang w:val="es-ES" w:bidi="es-ES"/>
+        </w:rPr>
+        <w:t xml:space="preserve">ásica informatica sabemos que un entero tiene un valor en bytes que lo define la arquitectura en la que se emplea dicho valor informatico teniendo asi, que el valor b</w:t>
+      </w:r>
+      <w:r>
+        <w:rPr>
+          <w:rFonts w:ascii="Asana Math" w:hAnsi="Asana Math" w:eastAsia="Asana Math" w:cs="Asana Math"/>
+          <w:sz w:val="22"/>
+          <w:szCs w:val="22"/>
+          <w:highlight w:val="none"/>
+          <w:lang w:val="es-ES" w:bidi="es-ES"/>
+        </w:rPr>
+        <w:t xml:space="preserve">ásico informatico de un entero es 4 byte.</w:t>
+      </w:r>
+      <w:r>
+        <w:rPr>
+          <w:rFonts w:ascii="Asana Math" w:hAnsi="Asana Math" w:eastAsia="Asana Math" w:cs="Asana Math"/>
+          <w:sz w:val="22"/>
+          <w:szCs w:val="22"/>
+          <w:highlight w:val="none"/>
+          <w:lang w:val="es-ES" w:bidi="es-ES"/>
+        </w:rPr>
+      </w:r>
+    </w:p>
+    <w:p>
+      <w:pPr>
+        <w:pBdr/>
+        <w:spacing/>
+        <w:ind/>
+        <w:jc w:val="center"/>
+        <w:rPr>
+          <w:rFonts w:ascii="Asana Math" w:hAnsi="Asana Math" w:eastAsia="Asana Math" w:cs="Asana Math"/>
+          <w:sz w:val="22"/>
+          <w:szCs w:val="22"/>
+          <w:highlight w:val="none"/>
+          <w:lang w:val="es-ES" w:bidi="es-ES"/>
+        </w:rPr>
+      </w:pPr>
+      <w:r>
+        <w:rPr>
+          <w:rFonts w:ascii="Asana Math" w:hAnsi="Asana Math" w:eastAsia="Asana Math" w:cs="Asana Math"/>
+          <w:sz w:val="22"/>
+          <w:szCs w:val="22"/>
+          <w:highlight w:val="none"/>
+          <w:lang w:val="es-ES" w:bidi="es-ES"/>
+        </w:rPr>
+        <w:t xml:space="preserve">4 byte en binario serian 32 bits disponibles viendolo de una forma gr</w:t>
+      </w:r>
+      <w:r>
+        <w:rPr>
+          <w:rFonts w:ascii="Asana Math" w:hAnsi="Asana Math" w:eastAsia="Asana Math" w:cs="Asana Math"/>
+          <w:sz w:val="22"/>
+          <w:szCs w:val="22"/>
+          <w:highlight w:val="none"/>
+          <w:lang w:val="es-ES" w:bidi="es-ES"/>
+        </w:rPr>
+        <w:t xml:space="preserve">áfica.</w:t>
+      </w:r>
+      <w:r>
+        <w:rPr>
+          <w:rFonts w:ascii="Asana Math" w:hAnsi="Asana Math" w:eastAsia="Asana Math" w:cs="Asana Math"/>
+          <w:sz w:val="22"/>
+          <w:szCs w:val="22"/>
+          <w:highlight w:val="none"/>
+          <w:lang w:val="es-ES" w:bidi="es-ES"/>
+        </w:rPr>
+      </w:r>
+    </w:p>
+    <w:p>
+      <w:pPr>
+        <w:pBdr/>
+        <w:spacing/>
+        <w:ind/>
+        <w:jc w:val="center"/>
+        <w:rPr>
+          <w:rFonts w:ascii="Asana Math" w:hAnsi="Asana Math" w:eastAsia="Asana Math" w:cs="Asana Math"/>
+          <w:sz w:val="22"/>
+          <w:szCs w:val="22"/>
+          <w:highlight w:val="none"/>
+          <w:lang w:val="es-ES" w:bidi="es-ES"/>
+        </w:rPr>
+      </w:pPr>
+      <w:r>
+        <w:rPr>
+          <w:rFonts w:ascii="Asana Math" w:hAnsi="Asana Math" w:eastAsia="Asana Math" w:cs="Asana Math"/>
+          <w:sz w:val="22"/>
+          <w:szCs w:val="22"/>
+          <w:highlight w:val="none"/>
+          <w:lang w:val="es-ES" w:bidi="es-ES"/>
+        </w:rPr>
+      </w:r>
+      <w:r>
+        <mc:AlternateContent>
+          <mc:Choice Requires="wpg">
+            <w:drawing>
+              <wp:inline xmlns:wp="http://schemas.openxmlformats.org/drawingml/2006/wordprocessingDrawing" distT="0" distB="0" distL="0" distR="0">
+                <wp:extent cx="3547506" cy="1576669"/>
+                <wp:effectExtent l="0" t="0" r="0" b="0"/>
+                <wp:docPr id="2" name=""/>
+                <wp:cNvGraphicFramePr>
+                  <a:graphicFrameLocks xmlns:a="http://schemas.openxmlformats.org/drawingml/2006/main" noChangeAspect="1"/>
+                </wp:cNvGraphicFramePr>
+                <a:graphic xmlns:a="http://schemas.openxmlformats.org/drawingml/2006/main">
+                  <a:graphicData uri="http://schemas.openxmlformats.org/drawingml/2006/picture">
+                    <pic:pic xmlns:pic="http://schemas.openxmlformats.org/drawingml/2006/picture">
+                      <pic:nvPicPr>
+                        <pic:cNvPr id="1877819913" name=""/>
+                        <pic:cNvPicPr>
+                          <a:picLocks noChangeAspect="1"/>
+                        </pic:cNvPicPr>
+                        <pic:nvPr/>
+                      </pic:nvPicPr>
+                      <pic:blipFill rotWithShape="1">
+                        <a:blip r:embed="rId11"/>
+                        <a:stretch/>
+                      </pic:blipFill>
+                      <pic:spPr bwMode="auto">
+                        <a:xfrm flipH="0" flipV="0">
+                          <a:off x="0" y="0"/>
+                          <a:ext cx="3547506" cy="1576669"/>
+                        </a:xfrm>
+                        <a:prstGeom prst="rect">
+                          <a:avLst/>
+                        </a:prstGeom>
+                      </pic:spPr>
+                    </pic:pic>
+                  </a:graphicData>
+                </a:graphic>
+              </wp:inline>
+            </w:drawing>
+          </mc:Choice>
+          <mc:Fallback>
+            <w:pict>
+              <v:shapetype id="_x0000_t75" coordsize="21600,21600" o:spt="75" o:preferrelative="t" path="m@4@5l@4@11@9@11@9@5xe" filled="f" stroked="f">
+                <v:stroke joinstyle="miter"/>
+                <v:formulas>
+                  <v:f eqn="if lineDrawn pixelLineWidth 0"/>
+                  <v:f eqn="sum @0 1 0"/>
+                  <v:f eqn="sum 0 0 @1"/>
+                  <v:f eqn="prod @2 1 2"/>
+                  <v:f eqn="prod @3 21600 pixelWidth"/>
+                  <v:f eqn="prod @3 21600 pixelHeight"/>
+                  <v:f eqn="sum @0 0 1"/>
+                  <v:f eqn="prod @6 1 2"/>
+                  <v:f eqn="prod @7 21600 pixelWidth"/>
+                  <v:f eqn="sum @8 21600 0"/>
+                  <v:f eqn="prod @7 21600 pixelHeight"/>
+                  <v:f eqn="sum @10 21600 0"/>
+                </v:formulas>
+                <v:path o:extrusionok="f" gradientshapeok="t" o:connecttype="rect"/>
+                <o:lock v:ext="edit" aspectratio="t"/>
+              </v:shapetype>
+              <v:shape id="_x0000_i1" o:spid="_x0000_s1" type="#_x0000_t75" style="width:279.33pt;height:124.15pt;mso-wrap-distance-left:0.00pt;mso-wrap-distance-top:0.00pt;mso-wrap-distance-right:0.00pt;mso-wrap-distance-bottom:0.00pt;z-index:1;" stroked="false">
+                <v:imagedata r:id="rId11" o:title=""/>
+                <o:lock v:ext="edit" rotation="t"/>
+              </v:shape>
+            </w:pict>
+          </mc:Fallback>
+        </mc:AlternateContent>
+      </w:r>
+      <w:r>
+        <w:rPr>
+          <w:rFonts w:ascii="Asana Math" w:hAnsi="Asana Math" w:eastAsia="Asana Math" w:cs="Asana Math"/>
+          <w:sz w:val="22"/>
+          <w:szCs w:val="22"/>
+          <w:highlight w:val="none"/>
+          <w:lang w:val="es-ES" w:bidi="es-ES"/>
+        </w:rPr>
+      </w:r>
+      <w:r>
+        <w:rPr>
+          <w:rFonts w:ascii="Asana Math" w:hAnsi="Asana Math" w:eastAsia="Asana Math" w:cs="Asana Math"/>
+          <w:sz w:val="22"/>
+          <w:szCs w:val="22"/>
+          <w:highlight w:val="none"/>
+          <w:lang w:val="es-ES" w:bidi="es-ES"/>
+        </w:rPr>
+      </w:r>
+      <w:r>
+        <w:rPr>
+          <w:rFonts w:ascii="Asana Math" w:hAnsi="Asana Math" w:eastAsia="Asana Math" w:cs="Asana Math"/>
+          <w:sz w:val="22"/>
+          <w:szCs w:val="22"/>
+          <w:highlight w:val="none"/>
+          <w:lang w:val="es-ES" w:bidi="es-ES"/>
+        </w:rPr>
+      </w:r>
+    </w:p>
+    <w:p>
+      <w:pPr>
+        <w:pStyle w:val="883"/>
+        <w:pBdr/>
+        <w:spacing/>
+        <w:ind/>
+        <w:jc w:val="center"/>
+        <w:rPr/>
+      </w:pPr>
+      <w:r>
+        <w:t xml:space="preserve">F</w:t>
+      </w:r>
+      <w:r>
+        <w:rPr>
+          <w:lang w:val="es-ES"/>
+        </w:rPr>
+        <w:t xml:space="preserve">igura </w:t>
+      </w:r>
+      <w:r>
+        <w:fldChar w:fldCharType="begin"/>
+        <w:instrText xml:space="preserve"> SEQ Figure \* Arabic </w:instrText>
+        <w:fldChar w:fldCharType="separate"/>
+      </w:r>
+      <w:r>
+        <w:t xml:space="preserve">1</w:t>
+      </w:r>
+      <w:r/>
+      <w:r>
+        <w:fldChar w:fldCharType="end"/>
+      </w:r>
+      <w:r>
+        <w:rPr>
+          <w:lang w:val="es-ES"/>
+        </w:rPr>
+        <w:t xml:space="preserve">. Representaci</w:t>
+      </w:r>
+      <w:r>
+        <w:rPr>
+          <w:lang w:val="es-ES"/>
+        </w:rPr>
+        <w:t xml:space="preserve">ón g</w:t>
+      </w:r>
+      <w:r>
+        <w:rPr>
+          <w:lang w:val="es-ES"/>
+        </w:rPr>
+        <w:t xml:space="preserve">r</w:t>
+      </w:r>
+      <w:r>
+        <w:rPr>
+          <w:lang w:val="es-ES"/>
+        </w:rPr>
+        <w:t xml:space="preserve">áfica de un entero a binarios.</w:t>
+      </w:r>
+      <w:r/>
+      <w:r/>
+      <w:r/>
+      <w:r/>
+      <w:r/>
+    </w:p>
+    <w:p>
+      <w:pPr>
+        <w:pBdr/>
+        <w:spacing/>
+        <w:ind/>
+        <w:jc w:val="center"/>
+        <w:rPr>
+          <w:rFonts w:ascii="Asana Math" w:hAnsi="Asana Math" w:eastAsia="Asana Math" w:cs="Asana Math"/>
+          <w:highlight w:val="none"/>
+          <w:lang w:val="es-ES"/>
+        </w:rPr>
+      </w:pPr>
+      <w:r>
+        <w:rPr>
+          <w:rFonts w:ascii="Asana Math" w:hAnsi="Asana Math" w:eastAsia="Asana Math" w:cs="Asana Math"/>
+          <w:lang w:val="es-ES"/>
+        </w:rPr>
+        <w:t xml:space="preserve">Si somos los suficientes atentos podemos notar que un entero a nivel de bits se parece a una fila con 32 columnas; Y si nos llevamos esa l</w:t>
+      </w:r>
+      <w:r>
+        <w:rPr>
+          <w:rFonts w:ascii="Asana Math" w:hAnsi="Asana Math" w:eastAsia="Asana Math" w:cs="Asana Math"/>
+          <w:lang w:val="es-ES"/>
+        </w:rPr>
+        <w:t xml:space="preserve">ógica podemos decir que si tuvieras 1 byte tendriamos un fila con 8 columnas </w:t>
+      </w:r>
+      <w:r>
+        <w:rPr>
+          <w:rFonts w:ascii="Asana Math" w:hAnsi="Asana Math" w:cs="Asana Math"/>
+        </w:rPr>
+      </w:r>
+    </w:p>
+    <w:p>
+      <w:pPr>
+        <w:pBdr/>
+        <w:spacing/>
+        <w:ind/>
+        <w:jc w:val="center"/>
+        <w:rPr>
+          <w:rFonts w:ascii="Asana Math" w:hAnsi="Asana Math" w:cs="Asana Math"/>
+        </w:rPr>
+      </w:pPr>
+      <w:r>
+        <w:rPr>
+          <w:rFonts w:ascii="Asana Math" w:hAnsi="Asana Math" w:eastAsia="Asana Math" w:cs="Asana Math"/>
+          <w:highlight w:val="none"/>
+          <w:lang w:val="es-ES"/>
+        </w:rPr>
+      </w:r>
+      <w:r/>
+      <w:r>
+        <mc:AlternateContent>
+          <mc:Choice Requires="wpg">
+            <w:drawing>
+              <wp:inline xmlns:wp="http://schemas.openxmlformats.org/drawingml/2006/wordprocessingDrawing" distT="0" distB="0" distL="0" distR="0">
+                <wp:extent cx="3400390" cy="1511284"/>
+                <wp:effectExtent l="0" t="0" r="0" b="0"/>
+                <wp:docPr id="3" name=""/>
+                <wp:cNvGraphicFramePr>
+                  <a:graphicFrameLocks xmlns:a="http://schemas.openxmlformats.org/drawingml/2006/main" noChangeAspect="1"/>
+                </wp:cNvGraphicFramePr>
+                <a:graphic xmlns:a="http://schemas.openxmlformats.org/drawingml/2006/main">
+                  <a:graphicData uri="http://schemas.openxmlformats.org/drawingml/2006/picture">
+                    <pic:pic xmlns:pic="http://schemas.openxmlformats.org/drawingml/2006/picture">
+                      <pic:nvPicPr>
+                        <pic:cNvPr id="1788337247" name=""/>
+                        <pic:cNvPicPr>
+                          <a:picLocks noChangeAspect="1"/>
+                        </pic:cNvPicPr>
+                        <pic:nvPr/>
+                      </pic:nvPicPr>
+                      <pic:blipFill rotWithShape="1">
+                        <a:blip r:embed="rId12"/>
+                        <a:stretch/>
+                      </pic:blipFill>
+                      <pic:spPr bwMode="auto">
+                        <a:xfrm flipH="0" flipV="0">
+                          <a:off x="0" y="0"/>
+                          <a:ext cx="3400390" cy="1511284"/>
+                        </a:xfrm>
+                        <a:prstGeom prst="rect">
+                          <a:avLst/>
+                        </a:prstGeom>
+                      </pic:spPr>
+                    </pic:pic>
+                  </a:graphicData>
+                </a:graphic>
+              </wp:inline>
+            </w:drawing>
+          </mc:Choice>
+          <mc:Fallback>
+            <w:pict>
+              <v:shapetype id="_x0000_t75" coordsize="21600,21600" o:spt="75" o:preferrelative="t" path="m@4@5l@4@11@9@11@9@5xe" filled="f" stroked="f">
+                <v:stroke joinstyle="miter"/>
+                <v:formulas>
+                  <v:f eqn="if lineDrawn pixelLineWidth 0"/>
+                  <v:f eqn="sum @0 1 0"/>
+                  <v:f eqn="sum 0 0 @1"/>
+                  <v:f eqn="prod @2 1 2"/>
+                  <v:f eqn="prod @3 21600 pixelWidth"/>
+                  <v:f eqn="prod @3 21600 pixelHeight"/>
+                  <v:f eqn="sum @0 0 1"/>
+                  <v:f eqn="prod @6 1 2"/>
+                  <v:f eqn="prod @7 21600 pixelWidth"/>
+                  <v:f eqn="sum @8 21600 0"/>
+                  <v:f eqn="prod @7 21600 pixelHeight"/>
+                  <v:f eqn="sum @10 21600 0"/>
+                </v:formulas>
+                <v:path o:extrusionok="f" gradientshapeok="t" o:connecttype="rect"/>
+                <o:lock v:ext="edit" aspectratio="t"/>
+              </v:shapetype>
+              <v:shape id="_x0000_i2" o:spid="_x0000_s2" type="#_x0000_t75" style="width:267.75pt;height:119.00pt;mso-wrap-distance-left:0.00pt;mso-wrap-distance-top:0.00pt;mso-wrap-distance-right:0.00pt;mso-wrap-distance-bottom:0.00pt;z-index:1;" stroked="false">
+                <v:imagedata r:id="rId12" o:title=""/>
+                <o:lock v:ext="edit" rotation="t"/>
+              </v:shape>
+            </w:pict>
+          </mc:Fallback>
+        </mc:AlternateContent>
+      </w:r>
+      <w:r/>
+      <w:r>
+        <w:rPr>
+          <w:rFonts w:ascii="Asana Math" w:hAnsi="Asana Math" w:eastAsia="Asana Math" w:cs="Asana Math"/>
+          <w:highlight w:val="none"/>
+          <w:lang w:val="es-ES"/>
+        </w:rPr>
+      </w:r>
+      <w:r>
+        <w:rPr>
+          <w:rFonts w:ascii="Asana Math" w:hAnsi="Asana Math" w:eastAsia="Asana Math" w:cs="Asana Math"/>
+          <w:highlight w:val="none"/>
+          <w:lang w:val="es-ES"/>
+        </w:rPr>
+      </w:r>
+      <w:r>
+        <w:rPr>
+          <w:rFonts w:ascii="Asana Math" w:hAnsi="Asana Math" w:eastAsia="Asana Math" w:cs="Asana Math"/>
+          <w:highlight w:val="none"/>
+          <w:lang w:val="es-ES"/>
+        </w:rPr>
+      </w:r>
+    </w:p>
+    <w:p>
+      <w:pPr>
+        <w:pStyle w:val="883"/>
+        <w:pBdr/>
+        <w:spacing/>
+        <w:ind/>
+        <w:jc w:val="center"/>
+        <w:rPr/>
+      </w:pPr>
+      <w:r>
+        <w:t xml:space="preserve">Fi</w:t>
+      </w:r>
+      <w:r>
+        <w:rPr>
+          <w:lang w:val="es-ES"/>
+        </w:rPr>
+        <w:t xml:space="preserve">gura</w:t>
+      </w:r>
+      <w:r>
+        <w:t xml:space="preserve"> </w:t>
+      </w:r>
+      <w:r>
+        <w:fldChar w:fldCharType="begin"/>
+        <w:instrText xml:space="preserve"> SEQ Figure \* Arabic </w:instrText>
+        <w:fldChar w:fldCharType="separate"/>
+      </w:r>
+      <w:r>
+        <w:t xml:space="preserve">2</w:t>
+      </w:r>
+      <w:r/>
+      <w:r>
+        <w:fldChar w:fldCharType="end"/>
+      </w:r>
+      <w:r>
+        <w:rPr>
+          <w:lang w:val="es-ES"/>
+        </w:rPr>
+        <w:t xml:space="preserve">. Representacion Gr</w:t>
+      </w:r>
+      <w:r>
+        <w:rPr>
+          <w:lang w:val="es-ES"/>
+        </w:rPr>
+        <w:t xml:space="preserve">áfica de un 1byte.</w:t>
+      </w:r>
+      <w:r/>
+    </w:p>
+    <w:p>
+      <w:pPr>
+        <w:pBdr/>
+        <w:spacing/>
+        <w:ind/>
+        <w:jc w:val="center"/>
+        <w:rPr>
+          <w:rFonts w:ascii="Asana Math" w:hAnsi="Asana Math" w:eastAsia="Asana Math" w:cs="Asana Math"/>
+          <w:highlight w:val="none"/>
+          <w:lang w:val="es-ES"/>
+        </w:rPr>
+      </w:pPr>
+      <w:r>
+        <w:rPr>
+          <w:rFonts w:ascii="Asana Math" w:hAnsi="Asana Math" w:eastAsia="Asana Math" w:cs="Asana Math"/>
+          <w:highlight w:val="none"/>
+          <w:lang w:val="es-ES"/>
+        </w:rPr>
+        <w:t xml:space="preserve">Entonces nuestra l</w:t>
+      </w:r>
+      <w:r>
+        <w:rPr>
+          <w:rFonts w:ascii="Asana Math" w:hAnsi="Asana Math" w:eastAsia="Asana Math" w:cs="Asana Math"/>
+          <w:highlight w:val="none"/>
+          <w:lang w:val="es-ES"/>
+        </w:rPr>
+        <w:t xml:space="preserve">ógica nos dice que el tipo de variable debe de ser de un 1 byte.</w:t>
+      </w:r>
+      <w:r>
+        <w:rPr>
+          <w:rFonts w:ascii="Asana Math" w:hAnsi="Asana Math" w:cs="Asana Math"/>
+          <w:highlight w:val="none"/>
+        </w:rPr>
+      </w:r>
+    </w:p>
+    <w:p>
+      <w:pPr>
+        <w:pBdr/>
+        <w:spacing/>
+        <w:ind/>
+        <w:jc w:val="center"/>
+        <w:rPr>
+          <w:rFonts w:ascii="Asana Math" w:hAnsi="Asana Math" w:cs="Asana Math"/>
+          <w:highlight w:val="none"/>
+        </w:rPr>
+      </w:pPr>
+      <w:r>
+        <w:rPr>
+          <w:rFonts w:ascii="Asana Math" w:hAnsi="Asana Math" w:eastAsia="Asana Math" w:cs="Asana Math"/>
+          <w:highlight w:val="none"/>
+          <w:lang w:val="es-ES"/>
+        </w:rPr>
+        <w:t xml:space="preserve">Y esa variables es la variable </w:t>
+      </w:r>
+      <w:r>
+        <w:rPr>
+          <w:rFonts w:ascii="Asana Math" w:hAnsi="Asana Math" w:eastAsia="Asana Math" w:cs="Asana Math"/>
+          <w:b/>
+          <w:bCs/>
+          <w:color w:val="000000" w:themeColor="text1"/>
+          <w:highlight w:val="none"/>
+          <w:lang w:val="es-ES"/>
+        </w:rPr>
+        <w:t xml:space="preserve">char → 1 byte</w:t>
+      </w:r>
+      <w:r>
+        <w:rPr>
+          <w:rFonts w:ascii="Asana Math" w:hAnsi="Asana Math" w:eastAsia="Asana Math" w:cs="Asana Math"/>
+          <w:highlight w:val="none"/>
+          <w:lang w:val="es-ES"/>
+        </w:rPr>
+        <w:t xml:space="preserve">.</w:t>
+      </w:r>
+      <w:r>
+        <w:rPr>
+          <w:rFonts w:ascii="Asana Math" w:hAnsi="Asana Math" w:eastAsia="Asana Math" w:cs="Asana Math"/>
+          <w:highlight w:val="none"/>
+          <w:lang w:val="es-ES"/>
+        </w:rPr>
+      </w:r>
+    </w:p>
+    <w:p>
+      <w:pPr>
+        <w:pBdr/>
+        <w:spacing/>
+        <w:ind/>
+        <w:jc w:val="center"/>
+        <w:rPr>
+          <w:rFonts w:ascii="Asana Math" w:hAnsi="Asana Math" w:eastAsia="Asana Math" w:cs="Asana Math"/>
+          <w:highlight w:val="none"/>
+          <w:lang w:val="es-ES"/>
+        </w:rPr>
+      </w:pPr>
+      <w:r>
+        <w:rPr>
+          <w:rFonts w:ascii="Asana Math" w:hAnsi="Asana Math" w:eastAsia="Asana Math" w:cs="Asana Math"/>
+          <w:lang w:val="es-ES"/>
+        </w:rPr>
+        <w:t xml:space="preserve">Ya tengo las columnas minimas(ancho) de nuestro tablero de tetris, pero y las otra filas como ¿podriamos nosotros representarlas a nivel de bits?</w:t>
+      </w:r>
+      <w:r>
+        <w:rPr>
+          <w:rFonts w:ascii="Asana Math" w:hAnsi="Asana Math" w:cs="Asana Math"/>
+        </w:rPr>
+      </w:r>
+      <w:r>
+        <w:rPr>
+          <w:rFonts w:ascii="Asana Math" w:hAnsi="Asana Math" w:cs="Asana Math"/>
+        </w:rPr>
+      </w:r>
+    </w:p>
+    <w:p>
+      <w:pPr>
+        <w:pBdr/>
+        <w:spacing/>
+        <w:ind/>
+        <w:jc w:val="center"/>
+        <w:rPr>
+          <w:rFonts w:ascii="Asana Math" w:hAnsi="Asana Math" w:cs="Asana Math"/>
+          <w:highlight w:val="none"/>
+          <w:lang w:val="es-ES"/>
+        </w:rPr>
+      </w:pPr>
+      <w:r>
+        <w:rPr>
+          <w:rFonts w:ascii="Asana Math" w:hAnsi="Asana Math" w:cs="Asana Math"/>
+          <w:highlight w:val="none"/>
+          <w:lang w:val="es-ES"/>
+        </w:rPr>
+        <w:t xml:space="preserve">Normalmente  tenemos la costumbre de malinterpretar lo que significa </w:t>
+      </w:r>
+      <w:r>
+        <w:rPr>
+          <w:rFonts w:ascii="Asana Math" w:hAnsi="Asana Math" w:cs="Asana Math"/>
+          <w:highlight w:val="none"/>
+          <w:lang w:val="es-ES"/>
+        </w:rPr>
+        <w:t xml:space="preserve">una matriz a nivel de memoria y pensamos que se basa en filas y columnas, pero en realidad son posiciones de memoria que estan contiguas, unas pegadas a las otras , y mediante esa contiguidad podemos crear matrices graficamente.</w:t>
+      </w:r>
+      <w:r>
+        <w:rPr>
+          <w:rFonts w:ascii="Asana Math" w:hAnsi="Asana Math" w:cs="Asana Math"/>
+        </w:rPr>
+      </w:r>
+    </w:p>
+    <w:p>
+      <w:pPr>
+        <w:pBdr/>
+        <w:spacing/>
+        <w:ind/>
+        <w:jc w:val="center"/>
+        <w:rPr>
+          <w:rFonts w:ascii="Asana Math" w:hAnsi="Asana Math" w:cs="Asana Math"/>
+        </w:rPr>
+      </w:pPr>
+      <w:r>
+        <w:rPr>
+          <w:rFonts w:ascii="Asana Math" w:hAnsi="Asana Math" w:cs="Asana Math"/>
+          <w:highlight w:val="none"/>
+          <w:lang w:val="es-ES"/>
+        </w:rPr>
+      </w:r>
+      <w:r>
+        <mc:AlternateContent>
+          <mc:Choice Requires="wpg">
+            <w:drawing>
+              <wp:inline xmlns:wp="http://schemas.openxmlformats.org/drawingml/2006/wordprocessingDrawing" distT="0" distB="0" distL="0" distR="0">
+                <wp:extent cx="3396624" cy="1531456"/>
+                <wp:effectExtent l="0" t="0" r="0" b="0"/>
+                <wp:docPr id="4" name=""/>
+                <wp:cNvGraphicFramePr>
+                  <a:graphicFrameLocks xmlns:a="http://schemas.openxmlformats.org/drawingml/2006/main" noChangeAspect="1"/>
+                </wp:cNvGraphicFramePr>
+                <a:graphic xmlns:a="http://schemas.openxmlformats.org/drawingml/2006/main">
+                  <a:graphicData uri="http://schemas.openxmlformats.org/drawingml/2006/picture">
+                    <pic:pic xmlns:pic="http://schemas.openxmlformats.org/drawingml/2006/picture">
+                      <pic:nvPicPr>
+                        <pic:cNvPr id="1751154076" name=""/>
+                        <pic:cNvPicPr>
+                          <a:picLocks noChangeAspect="1"/>
+                        </pic:cNvPicPr>
+                        <pic:nvPr/>
+                      </pic:nvPicPr>
+                      <pic:blipFill rotWithShape="1">
+                        <a:blip r:embed="rId13"/>
+                        <a:stretch/>
+                      </pic:blipFill>
+                      <pic:spPr bwMode="auto">
+                        <a:xfrm flipH="0" flipV="0">
+                          <a:off x="0" y="0"/>
+                          <a:ext cx="3396624" cy="1531455"/>
+                        </a:xfrm>
+                        <a:prstGeom prst="rect">
+                          <a:avLst/>
+                        </a:prstGeom>
+                      </pic:spPr>
+                    </pic:pic>
+                  </a:graphicData>
+                </a:graphic>
+              </wp:inline>
+            </w:drawing>
+          </mc:Choice>
+          <mc:Fallback>
+            <w:pict>
+              <v:shapetype id="_x0000_t75" coordsize="21600,21600" o:spt="75" o:preferrelative="t" path="m@4@5l@4@11@9@11@9@5xe" filled="f" stroked="f">
+                <v:stroke joinstyle="miter"/>
+                <v:formulas>
+                  <v:f eqn="if lineDrawn pixelLineWidth 0"/>
+                  <v:f eqn="sum @0 1 0"/>
+                  <v:f eqn="sum 0 0 @1"/>
+                  <v:f eqn="prod @2 1 2"/>
+                  <v:f eqn="prod @3 21600 pixelWidth"/>
+                  <v:f eqn="prod @3 21600 pixelHeight"/>
+                  <v:f eqn="sum @0 0 1"/>
+                  <v:f eqn="prod @6 1 2"/>
+                  <v:f eqn="prod @7 21600 pixelWidth"/>
+                  <v:f eqn="sum @8 21600 0"/>
+                  <v:f eqn="prod @7 21600 pixelHeight"/>
+                  <v:f eqn="sum @10 21600 0"/>
+                </v:formulas>
+                <v:path o:extrusionok="f" gradientshapeok="t" o:connecttype="rect"/>
+                <o:lock v:ext="edit" aspectratio="t"/>
+              </v:shapetype>
+              <v:shape id="_x0000_i3" o:spid="_x0000_s3" type="#_x0000_t75" style="width:267.45pt;height:120.59pt;mso-wrap-distance-left:0.00pt;mso-wrap-distance-top:0.00pt;mso-wrap-distance-right:0.00pt;mso-wrap-distance-bottom:0.00pt;z-index:1;" stroked="false">
+                <v:imagedata r:id="rId13" o:title=""/>
+                <o:lock v:ext="edit" rotation="t"/>
+              </v:shape>
+            </w:pict>
+          </mc:Fallback>
+        </mc:AlternateContent>
+      </w:r>
+      <w:r>
+        <w:rPr>
+          <w:rFonts w:ascii="Asana Math" w:hAnsi="Asana Math" w:cs="Asana Math"/>
+          <w:highlight w:val="none"/>
+          <w:lang w:val="es-ES"/>
+        </w:rPr>
+      </w:r>
+      <w:r>
+        <w:rPr>
+          <w:rFonts w:ascii="Asana Math" w:hAnsi="Asana Math" w:cs="Asana Math"/>
+          <w:highlight w:val="none"/>
+          <w:lang w:val="es-ES"/>
+        </w:rPr>
+      </w:r>
+      <w:r>
+        <w:rPr>
+          <w:rFonts w:ascii="Asana Math" w:hAnsi="Asana Math" w:cs="Asana Math"/>
+          <w:highlight w:val="none"/>
+          <w:lang w:val="es-ES"/>
+        </w:rPr>
+      </w:r>
+    </w:p>
+    <w:p>
+      <w:pPr>
+        <w:pStyle w:val="883"/>
+        <w:pBdr/>
+        <w:spacing/>
+        <w:ind/>
+        <w:jc w:val="center"/>
+        <w:rPr/>
+      </w:pPr>
+      <w:r>
+        <w:t xml:space="preserve">Figure </w:t>
+      </w:r>
+      <w:r>
+        <w:fldChar w:fldCharType="begin"/>
+        <w:instrText xml:space="preserve"> SEQ Figure \* Arabic </w:instrText>
+        <w:fldChar w:fldCharType="separate"/>
+      </w:r>
+      <w:r>
+        <w:t xml:space="preserve">3</w:t>
+      </w:r>
+      <w:r/>
+      <w:r>
+        <w:fldChar w:fldCharType="end"/>
+      </w:r>
+      <w:r>
+        <w:t xml:space="preserve">. Representacion </w:t>
+      </w:r>
+      <w:r>
+        <w:rPr>
+          <w:lang w:val="es-ES"/>
+        </w:rPr>
+        <w:t xml:space="preserve">en</w:t>
+      </w:r>
+      <w:r>
+        <w:t xml:space="preserve"> memoria de una matriz</w:t>
+      </w:r>
+      <w:r>
+        <w:rPr>
+          <w:lang w:val="es-ES"/>
+        </w:rPr>
+        <w:t xml:space="preserve">.</w:t>
+      </w:r>
+      <w:r>
+        <w:t xml:space="preserve"> </w:t>
+      </w:r>
+      <w:r/>
+    </w:p>
+    <w:p>
+      <w:pPr>
+        <w:pBdr/>
+        <w:spacing/>
+        <w:ind/>
+        <w:jc w:val="center"/>
+        <w:rPr>
+          <w:rFonts w:ascii="Asana Math" w:hAnsi="Asana Math" w:eastAsia="Asana Math" w:cs="Asana Math"/>
+          <w:highlight w:val="none"/>
+          <w:lang w:val="es-ES"/>
+        </w:rPr>
+      </w:pPr>
+      <w:r>
+        <w:rPr>
+          <w:rFonts w:ascii="Asana Math" w:hAnsi="Asana Math" w:eastAsia="Asana Math" w:cs="Asana Math"/>
+          <w:lang w:val="es-ES"/>
+        </w:rPr>
+        <w:t xml:space="preserve">Siguiendo esa l</w:t>
+      </w:r>
+      <w:r>
+        <w:rPr>
+          <w:rFonts w:ascii="Asana Math" w:hAnsi="Asana Math" w:eastAsia="Asana Math" w:cs="Asana Math"/>
+          <w:lang w:val="es-ES"/>
+        </w:rPr>
+        <w:t xml:space="preserve">ógica podemos decir que podemos crear un tablero con un arreglo dinamico de chars , que primordialmente los trabajaremos a nivel de bits y luego los convertiremos a Caracteres en consola.</w:t>
+      </w:r>
+      <w:r>
+        <w:rPr>
+          <w:rFonts w:ascii="Asana Math" w:hAnsi="Asana Math" w:cs="Asana Math"/>
+        </w:rPr>
+      </w:r>
+    </w:p>
+    <w:p>
+      <w:pPr>
+        <w:pBdr/>
+        <w:spacing/>
+        <w:ind/>
+        <w:jc w:val="center"/>
+        <w:rPr>
+          <w:rFonts w:ascii="Asana Math" w:hAnsi="Asana Math" w:eastAsia="Asana Math" w:cs="Asana Math"/>
+          <w:highlight w:val="none"/>
+          <w:lang w:val="es-ES"/>
+        </w:rPr>
+      </w:pPr>
+      <w:r>
+        <w:rPr>
+          <w:rFonts w:ascii="Asana Math" w:hAnsi="Asana Math" w:eastAsia="Asana Math" w:cs="Asana Math"/>
+          <w:highlight w:val="none"/>
+          <w:lang w:val="es-ES"/>
+        </w:rPr>
+        <w:t xml:space="preserve">Un punto importante a tener en cuenta es que el ancho de nuestro tablero seran multiplos de byte(8 bits), de una forma matematica nuestro ancho estar</w:t>
+      </w:r>
+      <w:r>
+        <w:rPr>
+          <w:rFonts w:ascii="Asana Math" w:hAnsi="Asana Math" w:eastAsia="Asana Math" w:cs="Asana Math"/>
+          <w:highlight w:val="none"/>
+          <w:lang w:val="es-ES"/>
+        </w:rPr>
+        <w:t xml:space="preserve">á dado por</w:t>
+      </w:r>
+      <w:r>
+        <w:rPr>
+          <w:rFonts w:ascii="Asana Math" w:hAnsi="Asana Math" w:cs="Asana Math"/>
+        </w:rPr>
+      </w:r>
+    </w:p>
+    <w:p>
+      <w:pPr>
+        <w:suppressLineNumbers w:val="false"/>
+        <w:pBdr>
+          <w:top w:val="single" w:color="000000" w:sz="4" w:space="0"/>
+          <w:left w:val="single" w:color="000000" w:sz="4" w:space="0"/>
+          <w:bottom w:val="single" w:color="000000" w:sz="4" w:space="0"/>
+          <w:right w:val="single" w:color="000000" w:sz="4" w:space="0"/>
+          <w:between w:val="none" w:color="000000" w:sz="4" w:space="0"/>
+        </w:pBdr>
+        <w:spacing/>
+        <w:ind/>
+        <w:jc w:val="center"/>
+        <w:rPr>
+          <w:rFonts w:ascii="Asana Math" w:hAnsi="Asana Math" w:cs="Asana Math"/>
+        </w:rPr>
+      </w:pPr>
+      <w:r>
+        <w:rPr>
+          <w:rFonts w:ascii="Asana Math" w:hAnsi="Asana Math" w:eastAsia="Asana Math" w:cs="Asana Math"/>
+          <w:highlight w:val="none"/>
+          <w:lang w:val="es-ES"/>
+        </w:rPr>
+        <w:t xml:space="preserve"> </w:t>
+      </w:r>
+      <m:oMath>
+        <m:r>
+          <w:rPr>
+            <w:rFonts w:hint="default" w:ascii="Cambria Math" w:hAnsi="Cambria Math" w:eastAsia="Cambria Math" w:cs="Cambria Math"/>
+            <w:highlight w:val="none"/>
+            <w:lang w:val="es-ES" w:bidi="es-ES"/>
+          </w:rPr>
+          <m:rPr>
+            <m:sty m:val="i"/>
+          </m:rPr>
+          <m:t>N*Byte=N*8bits</m:t>
+        </m:r>
+      </m:oMath>
+      <w:r>
+        <w:rPr>
+          <w:rFonts w:ascii="Asana Math" w:hAnsi="Asana Math" w:eastAsia="Asana Math" w:cs="Asana Math"/>
+          <w:highlight w:val="none"/>
+          <w:lang w:val="es-ES"/>
+        </w:rPr>
+      </w:r>
+      <w:r/>
+    </w:p>
+    <w:p>
+      <w:pPr>
+        <w:pBdr/>
+        <w:spacing/>
+        <w:ind/>
+        <w:jc w:val="center"/>
+        <w:rPr>
+          <w:rFonts w:ascii="Asana Math" w:hAnsi="Asana Math" w:eastAsia="Asana Math" w:cs="Asana Math"/>
+          <w:sz w:val="28"/>
+          <w:szCs w:val="28"/>
+          <w:highlight w:val="none"/>
+          <w:lang w:val="es-ES" w:bidi="es-ES"/>
+        </w:rPr>
+      </w:pPr>
+      <w:r>
+        <w:rPr>
+          <w:rFonts w:ascii="Asana Math" w:hAnsi="Asana Math" w:eastAsia="Asana Math" w:cs="Asana Math"/>
+          <w:sz w:val="28"/>
+          <w:szCs w:val="28"/>
+          <w:highlight w:val="none"/>
+          <w:lang w:val="es-ES" w:bidi="es-ES"/>
+        </w:rPr>
+        <w:t xml:space="preserve">CREACI</w:t>
+      </w:r>
+      <w:r>
+        <w:rPr>
+          <w:rFonts w:ascii="Asana Math" w:hAnsi="Asana Math" w:eastAsia="Asana Math" w:cs="Asana Math"/>
+          <w:sz w:val="28"/>
+          <w:szCs w:val="28"/>
+          <w:highlight w:val="none"/>
+          <w:lang w:val="es-ES" w:bidi="es-ES"/>
+        </w:rPr>
+        <w:t xml:space="preserve">ÓN DEL TABLERO.</w:t>
+      </w:r>
       <w:r>
         <w:rPr>
           <w:rFonts w:ascii="Asana Math" w:hAnsi="Asana Math" w:eastAsia="Asana Math" w:cs="Asana Math"/>
@@ -1471,8 +2500,231 @@
         <w:jc w:val="center"/>
         <w:rPr>
           <w:rFonts w:ascii="Asana Math" w:hAnsi="Asana Math" w:eastAsia="Asana Math" w:cs="Asana Math"/>
-          <w:sz w:val="28"/>
-          <w:szCs w:val="28"/>
+          <w:sz w:val="22"/>
+          <w:szCs w:val="22"/>
+          <w:highlight w:val="none"/>
+          <w:lang w:val="es-ES" w:bidi="es-ES"/>
+        </w:rPr>
+      </w:pPr>
+      <w:r>
+        <w:rPr>
+          <w:rFonts w:ascii="Asana Math" w:hAnsi="Asana Math" w:eastAsia="Asana Math" w:cs="Asana Math"/>
+          <w:sz w:val="22"/>
+          <w:szCs w:val="22"/>
+          <w:highlight w:val="none"/>
+          <w:lang w:val="es-ES" w:bidi="es-ES"/>
+        </w:rPr>
+        <w:t xml:space="preserve">En la l</w:t>
+      </w:r>
+      <w:r>
+        <w:rPr>
+          <w:rFonts w:ascii="Asana Math" w:hAnsi="Asana Math" w:eastAsia="Asana Math" w:cs="Asana Math"/>
+          <w:sz w:val="22"/>
+          <w:szCs w:val="22"/>
+          <w:highlight w:val="none"/>
+          <w:lang w:val="es-ES" w:bidi="es-ES"/>
+        </w:rPr>
+        <w:t xml:space="preserve">ógica primordial que tenemos un usuario ingresar</w:t>
+      </w:r>
+      <w:r>
+        <w:rPr>
+          <w:rFonts w:ascii="Asana Math" w:hAnsi="Asana Math" w:eastAsia="Asana Math" w:cs="Asana Math"/>
+          <w:sz w:val="22"/>
+          <w:szCs w:val="22"/>
+          <w:highlight w:val="none"/>
+          <w:lang w:val="es-ES" w:bidi="es-ES"/>
+        </w:rPr>
+        <w:t xml:space="preserve">á por consola un ancho y alto minimo y nuestro programa debera convertir eso a un tablero de bits , no sin antes pasar por nuestras tranformaciones.</w:t>
+      </w:r>
+      <w:r>
+        <w:rPr>
+          <w:rFonts w:ascii="Asana Math" w:hAnsi="Asana Math" w:eastAsia="Asana Math" w:cs="Asana Math"/>
+          <w:sz w:val="22"/>
+          <w:szCs w:val="22"/>
+          <w:highlight w:val="none"/>
+          <w:lang w:val="es-ES"/>
+        </w:rPr>
+      </w:r>
+      <w:r>
+        <w:rPr>
+          <w:rFonts w:ascii="Asana Math" w:hAnsi="Asana Math" w:eastAsia="Asana Math" w:cs="Asana Math"/>
+          <w:sz w:val="22"/>
+          <w:szCs w:val="22"/>
+          <w:highlight w:val="none"/>
+          <w:lang w:val="es-ES"/>
+        </w:rPr>
+      </w:r>
+      <w:r>
+        <w:rPr>
+          <w:rFonts w:ascii="Asana Math" w:hAnsi="Asana Math" w:eastAsia="Asana Math" w:cs="Asana Math"/>
+          <w:sz w:val="22"/>
+          <w:szCs w:val="22"/>
+          <w:highlight w:val="none"/>
+          <w:lang w:val="es-ES"/>
+        </w:rPr>
+      </w:r>
+      <w:r>
+        <w:rPr>
+          <w:rFonts w:ascii="Asana Math" w:hAnsi="Asana Math" w:eastAsia="Asana Math" w:cs="Asana Math"/>
+          <w:sz w:val="22"/>
+          <w:szCs w:val="22"/>
+          <w:highlight w:val="none"/>
+          <w:lang w:val="es-ES"/>
+        </w:rPr>
+      </w:r>
+      <w:r>
+        <w:rPr>
+          <w:rFonts w:ascii="Asana Math" w:hAnsi="Asana Math" w:eastAsia="Asana Math" w:cs="Asana Math"/>
+          <w:sz w:val="22"/>
+          <w:szCs w:val="22"/>
+          <w:highlight w:val="none"/>
+          <w:lang w:val="es-ES" w:bidi="es-ES"/>
+        </w:rPr>
+      </w:r>
+    </w:p>
+    <w:p>
+      <w:pPr>
+        <w:suppressLineNumbers w:val="false"/>
+        <w:pBdr>
+          <w:top w:val="single" w:color="000000" w:sz="4" w:space="0"/>
+          <w:left w:val="single" w:color="000000" w:sz="4" w:space="0"/>
+          <w:bottom w:val="single" w:color="000000" w:sz="4" w:space="0"/>
+          <w:right w:val="single" w:color="000000" w:sz="4" w:space="0"/>
+          <w:between w:val="none" w:color="000000" w:sz="4" w:space="0"/>
+        </w:pBdr>
+        <w:spacing/>
+        <w:ind/>
+        <w:jc w:val="center"/>
+        <w:rPr>
+          <w:rFonts w:ascii="Asana Math" w:hAnsi="Asana Math" w:eastAsia="Asana Math" w:cs="Asana Math"/>
+          <w:sz w:val="22"/>
+          <w:szCs w:val="22"/>
+          <w:highlight w:val="none"/>
+        </w:rPr>
+      </w:pPr>
+      <w:r>
+        <w:rPr>
+          <w:rFonts w:ascii="Asana Math" w:hAnsi="Asana Math" w:eastAsia="Asana Math" w:cs="Asana Math"/>
+          <w:sz w:val="22"/>
+          <w:szCs w:val="22"/>
+          <w:highlight w:val="none"/>
+          <w:lang w:val="es-ES" w:bidi="es-ES"/>
+        </w:rPr>
+      </w:r>
+      <m:oMathPara>
+        <m:oMathParaPr/>
+        <m:oMath>
+          <m:r>
+            <w:rPr>
+              <w:rFonts w:hint="default" w:ascii="Cambria Math" w:hAnsi="Cambria Math" w:eastAsia="Cambria Math" w:cs="Cambria Math"/>
+              <w:sz w:val="22"/>
+              <w:szCs w:val="22"/>
+              <w:highlight w:val="none"/>
+              <w:lang w:val="es-ES" w:bidi="es-ES"/>
+            </w:rPr>
+            <m:rPr/>
+            <m:t> Bytes por filas=</m:t>
+          </m:r>
+          <m:f>
+            <m:fPr>
+              <m:ctrlPr>
+                <w:rPr>
+                  <w:rFonts w:ascii="Cambria Math" w:hAnsi="Cambria Math" w:eastAsia="Cambria Math" w:cs="Cambria Math"/>
+                  <w:sz w:val="22"/>
+                  <w:szCs w:val="22"/>
+                  <w:highlight w:val="none"/>
+                  <w:lang w:val="es-ES" w:bidi="es-ES"/>
+                </w:rPr>
+              </m:ctrlPr>
+            </m:fPr>
+            <m:num>
+              <m:r>
+                <w:rPr>
+                  <w:rFonts w:hint="default" w:ascii="Cambria Math" w:hAnsi="Cambria Math" w:eastAsia="Cambria Math" w:cs="Cambria Math"/>
+                  <w:sz w:val="22"/>
+                  <w:szCs w:val="22"/>
+                  <w:highlight w:val="none"/>
+                  <w:lang w:val="es-ES" w:bidi="es-ES"/>
+                </w:rPr>
+                <m:rPr>
+                  <m:sty m:val="i"/>
+                </m:rPr>
+                <m:t>Ancho</m:t>
+              </m:r>
+            </m:num>
+            <m:den>
+              <m:r>
+                <w:rPr>
+                  <w:rFonts w:hint="default" w:ascii="Cambria Math" w:hAnsi="Cambria Math" w:eastAsia="Cambria Math" w:cs="Cambria Math"/>
+                  <w:sz w:val="22"/>
+                  <w:szCs w:val="22"/>
+                  <w:highlight w:val="none"/>
+                  <w:lang w:val="es-ES" w:bidi="es-ES"/>
+                </w:rPr>
+                <m:rPr>
+                  <m:sty m:val="i"/>
+                </m:rPr>
+                <m:t>8</m:t>
+              </m:r>
+            </m:den>
+          </m:f>
+          <m:r>
+            <w:rPr>
+              <w:rFonts w:hint="default" w:ascii="Cambria Math" w:hAnsi="Cambria Math" w:eastAsia="Cambria Math" w:cs="Cambria Math"/>
+              <w:sz w:val="22"/>
+              <w:szCs w:val="22"/>
+              <w:highlight w:val="none"/>
+              <w:lang w:val="es-ES" w:bidi="es-ES"/>
+            </w:rPr>
+            <m:rPr>
+              <m:sty m:val="i"/>
+            </m:rPr>
+            <m:t>→ # </m:t>
+          </m:r>
+          <m:r>
+            <w:rPr>
+              <w:rFonts w:hint="default" w:ascii="Cambria Math" w:hAnsi="Cambria Math" w:eastAsia="Cambria Math" w:cs="Cambria Math"/>
+              <w:sz w:val="22"/>
+              <w:szCs w:val="22"/>
+              <w:highlight w:val="none"/>
+              <w:lang w:val="es-ES" w:bidi="es-ES"/>
+            </w:rPr>
+            <m:rPr>
+              <m:sty m:val="i"/>
+            </m:rPr>
+            <m:t>byte</m:t>
+          </m:r>
+        </m:oMath>
+      </m:oMathPara>
+      <w:r>
+        <w:rPr>
+          <w:rFonts w:ascii="Asana Math" w:hAnsi="Asana Math" w:eastAsia="Asana Math" w:cs="Asana Math"/>
+          <w:sz w:val="22"/>
+          <w:szCs w:val="22"/>
+          <w:highlight w:val="none"/>
+          <w:lang w:val="es-ES" w:bidi="es-ES"/>
+        </w:rPr>
+      </w:r>
+      <w:r>
+        <w:rPr>
+          <w:rFonts w:ascii="Asana Math" w:hAnsi="Asana Math" w:eastAsia="Asana Math" w:cs="Asana Math"/>
+          <w:sz w:val="22"/>
+          <w:szCs w:val="22"/>
+          <w:highlight w:val="none"/>
+          <w:lang w:val="es-ES" w:bidi="es-ES"/>
+        </w:rPr>
+      </w:r>
+    </w:p>
+    <w:p>
+      <w:pPr>
+        <w:pBdr/>
+        <w:spacing/>
+        <w:ind/>
+        <w:jc w:val="center"/>
+        <w:rPr>
+          <w:rFonts w:ascii="Asana Math" w:hAnsi="Asana Math" w:eastAsia="Asana Math" w:cs="Asana Math"/>
+          <w:sz w:val="22"/>
+          <w:szCs w:val="22"/>
           <w:highlight w:val="none"/>
           <w:lang w:val="es-ES"/>
         </w:rPr>
@@ -1489,32 +2741,155 @@
       <w:r>
         <w:rPr>
           <w:rFonts w:ascii="Asana Math" w:hAnsi="Asana Math" w:eastAsia="Asana Math" w:cs="Asana Math"/>
-          <w:sz w:val="28"/>
-          <w:szCs w:val="28"/>
+          <w:sz w:val="22"/>
+          <w:szCs w:val="22"/>
           <w:highlight w:val="none"/>
-          <w:lang w:val="es-ES" w:bidi="es-ES"/>
+          <w:lang w:val="es-ES"/>
+        </w:rPr>
+        <w:t xml:space="preserve">Con el resultado de nuestra primera tranformaci</w:t>
+      </w:r>
+      <w:r>
+        <w:rPr>
+          <w:rFonts w:ascii="Asana Math" w:hAnsi="Asana Math" w:eastAsia="Asana Math" w:cs="Asana Math"/>
+          <w:sz w:val="22"/>
+          <w:szCs w:val="22"/>
+          <w:highlight w:val="none"/>
+          <w:lang w:val="es-ES"/>
+        </w:rPr>
+        <w:t xml:space="preserve">ón podemos asignar de cuantos byte a nuestro entero.</w:t>
+      </w:r>
+      <w:r>
+        <w:rPr>
+          <w:rFonts w:ascii="Asana Math" w:hAnsi="Asana Math" w:eastAsia="Asana Math" w:cs="Asana Math"/>
+          <w:sz w:val="22"/>
+          <w:szCs w:val="22"/>
+          <w:highlight w:val="none"/>
+          <w:lang w:val="es-ES"/>
         </w:rPr>
       </w:r>
     </w:p>
     <w:p>
       <w:pPr>
+        <w:suppressLineNumbers w:val="false"/>
+        <w:pBdr>
+          <w:top w:val="single" w:color="000000" w:sz="4" w:space="0"/>
+          <w:left w:val="single" w:color="000000" w:sz="4" w:space="0"/>
+          <w:bottom w:val="single" w:color="000000" w:sz="4" w:space="0"/>
+          <w:right w:val="single" w:color="000000" w:sz="4" w:space="0"/>
+          <w:between w:val="none" w:color="000000" w:sz="4" w:space="0"/>
+        </w:pBdr>
+        <w:spacing/>
+        <w:ind/>
+        <w:jc w:val="center"/>
+        <w:rPr>
+          <w:rFonts w:ascii="Cambria Math" w:hAnsi="Cambria Math" w:eastAsia="Cambria Math" w:cs="Cambria Math"/>
+          <w:sz w:val="22"/>
+          <w:szCs w:val="22"/>
+          <w:highlight w:val="none"/>
+        </w:rPr>
+      </w:pPr>
+      <m:oMathPara>
+        <m:oMathParaPr/>
+        <m:oMath>
+          <m:r>
+            <w:rPr>
+              <w:rFonts w:hint="default" w:ascii="Cambria Math" w:hAnsi="Cambria Math" w:eastAsia="Cambria Math" w:cs="Cambria Math"/>
+              <w:sz w:val="22"/>
+              <w:szCs w:val="22"/>
+              <w:highlight w:val="none"/>
+              <w:lang w:val="es-ES" w:bidi="es-ES"/>
+            </w:rPr>
+            <m:rPr>
+              <m:sty m:val="i"/>
+            </m:rPr>
+            <m:t> Unsigned char tablero[alto][Bytes por filas]</m:t>
+          </m:r>
+        </m:oMath>
+      </m:oMathPara>
+      <w:r/>
+      <w:r>
+        <w:rPr>
+          <w:rFonts w:ascii="Asana Math" w:hAnsi="Asana Math" w:eastAsia="Asana Math" w:cs="Asana Math"/>
+          <w:sz w:val="22"/>
+          <w:szCs w:val="22"/>
+          <w:highlight w:val="none"/>
+          <w:lang w:val="es-ES"/>
+        </w:rPr>
+      </w:r>
+    </w:p>
+    <w:p>
+      <w:pPr>
         <w:pBdr/>
         <w:spacing/>
         <w:ind/>
         <w:jc w:val="center"/>
         <w:rPr>
           <w:rFonts w:ascii="Asana Math" w:hAnsi="Asana Math" w:eastAsia="Asana Math" w:cs="Asana Math"/>
-          <w:sz w:val="28"/>
-          <w:szCs w:val="28"/>
+          <w:sz w:val="22"/>
+          <w:szCs w:val="22"/>
           <w:highlight w:val="none"/>
-          <w:lang w:val="es-ES" w:bidi="es-ES"/>
+          <w:lang w:val="es-ES"/>
         </w:rPr>
       </w:pPr>
       <w:r>
         <w:rPr>
           <w:rFonts w:ascii="Asana Math" w:hAnsi="Asana Math" w:eastAsia="Asana Math" w:cs="Asana Math"/>
-          <w:sz w:val="28"/>
-          <w:szCs w:val="28"/>
+          <w:sz w:val="22"/>
+          <w:szCs w:val="22"/>
+          <w:highlight w:val="none"/>
+          <w:lang w:val="es-ES"/>
+        </w:rPr>
+        <w:t xml:space="preserve">La tranformaci</w:t>
+      </w:r>
+      <w:r>
+        <w:rPr>
+          <w:rFonts w:ascii="Asana Math" w:hAnsi="Asana Math" w:eastAsia="Asana Math" w:cs="Asana Math"/>
+          <w:sz w:val="22"/>
+          <w:szCs w:val="22"/>
+          <w:highlight w:val="none"/>
+          <w:lang w:val="es-ES"/>
+        </w:rPr>
+        <w:t xml:space="preserve">ón del alto me dara la dimensi</w:t>
+      </w:r>
+      <w:r>
+        <w:rPr>
+          <w:rFonts w:ascii="Asana Math" w:hAnsi="Asana Math" w:eastAsia="Asana Math" w:cs="Asana Math"/>
+          <w:sz w:val="22"/>
+          <w:szCs w:val="22"/>
+          <w:highlight w:val="none"/>
+          <w:lang w:val="es-ES"/>
+        </w:rPr>
+        <w:t xml:space="preserve">ón de nuestro array y por ende nuestro tablero de tetris(Convirtiendolo mentalmente a un tablero)</w:t>
+      </w:r>
+      <w:r>
+        <w:rPr>
+          <w:rFonts w:ascii="Asana Math" w:hAnsi="Asana Math" w:eastAsia="Asana Math" w:cs="Asana Math"/>
+          <w:sz w:val="22"/>
+          <w:szCs w:val="22"/>
+          <w:highlight w:val="none"/>
+          <w:lang w:val="es-ES"/>
+        </w:rPr>
+      </w:r>
+    </w:p>
+    <w:p>
+      <w:pPr>
+        <w:pBdr/>
+        <w:spacing/>
+        <w:ind/>
+        <w:jc w:val="center"/>
+        <w:rPr>
+          <w:rFonts w:ascii="Asana Math" w:hAnsi="Asana Math" w:eastAsia="Asana Math" w:cs="Asana Math"/>
+          <w:sz w:val="22"/>
+          <w:szCs w:val="22"/>
+          <w:highlight w:val="none"/>
+          <w:lang w:val="es-ES"/>
+        </w:rPr>
+      </w:pPr>
+      <w:r>
+        <w:rPr>
+          <w:rFonts w:ascii="Asana Math" w:hAnsi="Asana Math" w:eastAsia="Asana Math" w:cs="Asana Math"/>
+          <w:sz w:val="22"/>
+          <w:szCs w:val="22"/>
           <w:highlight w:val="none"/>
           <w:lang w:val="es-ES" w:bidi="es-ES"/>
         </w:rPr>
@@ -1522,8 +2897,8 @@
       <w:r>
         <w:rPr>
           <w:rFonts w:ascii="Asana Math" w:hAnsi="Asana Math" w:eastAsia="Asana Math" w:cs="Asana Math"/>
-          <w:sz w:val="28"/>
-          <w:szCs w:val="28"/>
+          <w:sz w:val="22"/>
+          <w:szCs w:val="22"/>
           <w:highlight w:val="none"/>
           <w:lang w:val="es-ES" w:bidi="es-ES"/>
         </w:rPr>
@@ -1531,8 +2906,1043 @@
       <w:r>
         <w:rPr>
           <w:rFonts w:ascii="Asana Math" w:hAnsi="Asana Math" w:eastAsia="Asana Math" w:cs="Asana Math"/>
+          <w:sz w:val="22"/>
+          <w:szCs w:val="22"/>
+          <w:highlight w:val="none"/>
+          <w:lang w:val="es-ES"/>
+        </w:rPr>
+      </w:r>
+    </w:p>
+    <w:p>
+      <w:pPr>
+        <w:pBdr/>
+        <w:spacing/>
+        <w:ind/>
+        <w:jc w:val="center"/>
+        <w:rPr>
+          <w:rFonts w:ascii="Asana Math" w:hAnsi="Asana Math" w:eastAsia="Asana Math" w:cs="Asana Math"/>
+          <w:sz w:val="22"/>
+          <w:szCs w:val="22"/>
+          <w:highlight w:val="none"/>
+          <w:lang w:val="es-ES" w:bidi="es-ES"/>
+        </w:rPr>
+      </w:pPr>
+      <w:r>
+        <w:rPr>
+          <w:rFonts w:ascii="Asana Math" w:hAnsi="Asana Math" w:eastAsia="Asana Math" w:cs="Asana Math"/>
+          <w:sz w:val="22"/>
+          <w:szCs w:val="22"/>
+          <w:highlight w:val="none"/>
+          <w:lang w:val="es-ES" w:bidi="es-ES"/>
+        </w:rPr>
+      </w:r>
+      <w:r>
+        <w:rPr>
+          <w:rFonts w:ascii="Asana Math" w:hAnsi="Asana Math" w:eastAsia="Asana Math" w:cs="Asana Math"/>
+          <w:sz w:val="22"/>
+          <w:szCs w:val="22"/>
+          <w:highlight w:val="none"/>
+          <w:lang w:val="es-ES" w:bidi="es-ES"/>
+        </w:rPr>
+      </w:r>
+      <w:r>
+        <mc:AlternateContent>
+          <mc:Choice Requires="wpg">
+            <w:drawing>
+              <wp:inline xmlns:wp="http://schemas.openxmlformats.org/drawingml/2006/wordprocessingDrawing" distT="0" distB="0" distL="0" distR="0">
+                <wp:extent cx="5943600" cy="2679826"/>
+                <wp:effectExtent l="0" t="0" r="0" b="0"/>
+                <wp:docPr id="5" name=""/>
+                <wp:cNvGraphicFramePr>
+                  <a:graphicFrameLocks xmlns:a="http://schemas.openxmlformats.org/drawingml/2006/main" noChangeAspect="1"/>
+                </wp:cNvGraphicFramePr>
+                <a:graphic xmlns:a="http://schemas.openxmlformats.org/drawingml/2006/main">
+                  <a:graphicData uri="http://schemas.openxmlformats.org/drawingml/2006/picture">
+                    <pic:pic xmlns:pic="http://schemas.openxmlformats.org/drawingml/2006/picture">
+                      <pic:nvPicPr>
+                        <pic:cNvPr id="1129519644" name=""/>
+                        <pic:cNvPicPr>
+                          <a:picLocks noChangeAspect="1"/>
+                        </pic:cNvPicPr>
+                        <pic:nvPr/>
+                      </pic:nvPicPr>
+                      <pic:blipFill rotWithShape="1">
+                        <a:blip r:embed="rId14"/>
+                        <a:stretch/>
+                      </pic:blipFill>
+                      <pic:spPr bwMode="auto">
+                        <a:xfrm>
+                          <a:off x="0" y="0"/>
+                          <a:ext cx="5943599" cy="2679825"/>
+                        </a:xfrm>
+                        <a:prstGeom prst="rect">
+                          <a:avLst/>
+                        </a:prstGeom>
+                      </pic:spPr>
+                    </pic:pic>
+                  </a:graphicData>
+                </a:graphic>
+              </wp:inline>
+            </w:drawing>
+          </mc:Choice>
+          <mc:Fallback>
+            <w:pict>
+              <v:shapetype id="_x0000_t75" coordsize="21600,21600" o:spt="75" o:preferrelative="t" path="m@4@5l@4@11@9@11@9@5xe" filled="f" stroked="f">
+                <v:stroke joinstyle="miter"/>
+                <v:formulas>
+                  <v:f eqn="if lineDrawn pixelLineWidth 0"/>
+                  <v:f eqn="sum @0 1 0"/>
+                  <v:f eqn="sum 0 0 @1"/>
+                  <v:f eqn="prod @2 1 2"/>
+                  <v:f eqn="prod @3 21600 pixelWidth"/>
+                  <v:f eqn="prod @3 21600 pixelHeight"/>
+                  <v:f eqn="sum @0 0 1"/>
+                  <v:f eqn="prod @6 1 2"/>
+                  <v:f eqn="prod @7 21600 pixelWidth"/>
+                  <v:f eqn="sum @8 21600 0"/>
+                  <v:f eqn="prod @7 21600 pixelHeight"/>
+                  <v:f eqn="sum @10 21600 0"/>
+                </v:formulas>
+                <v:path o:extrusionok="f" gradientshapeok="t" o:connecttype="rect"/>
+                <o:lock v:ext="edit" aspectratio="t"/>
+              </v:shapetype>
+              <v:shape id="_x0000_i4" o:spid="_x0000_s4" type="#_x0000_t75" style="width:468.00pt;height:211.01pt;mso-wrap-distance-left:0.00pt;mso-wrap-distance-top:0.00pt;mso-wrap-distance-right:0.00pt;mso-wrap-distance-bottom:0.00pt;z-index:1;" stroked="false">
+                <v:imagedata r:id="rId14" o:title=""/>
+                <o:lock v:ext="edit" rotation="t"/>
+              </v:shape>
+            </w:pict>
+          </mc:Fallback>
+        </mc:AlternateContent>
+      </w:r>
+      <w:r>
+        <w:rPr>
+          <w:rFonts w:ascii="Asana Math" w:hAnsi="Asana Math" w:eastAsia="Asana Math" w:cs="Asana Math"/>
+          <w:sz w:val="22"/>
+          <w:szCs w:val="22"/>
+          <w:highlight w:val="none"/>
+          <w:lang w:val="es-ES" w:bidi="es-ES"/>
+        </w:rPr>
+      </w:r>
+      <w:r>
+        <w:rPr>
+          <w:rFonts w:ascii="Asana Math" w:hAnsi="Asana Math" w:eastAsia="Asana Math" w:cs="Asana Math"/>
+          <w:sz w:val="22"/>
+          <w:szCs w:val="22"/>
+          <w:highlight w:val="none"/>
+          <w:lang w:val="es-ES"/>
+        </w:rPr>
+      </w:r>
+    </w:p>
+    <w:p>
+      <w:pPr>
+        <w:pStyle w:val="883"/>
+        <w:pBdr/>
+        <w:spacing/>
+        <w:ind/>
+        <w:jc w:val="center"/>
+        <w:rPr/>
+      </w:pPr>
+      <w:r>
+        <w:t xml:space="preserve">Figure </w:t>
+      </w:r>
+      <w:r>
+        <w:fldChar w:fldCharType="begin"/>
+        <w:instrText xml:space="preserve"> SEQ Figure \* Arabic </w:instrText>
+        <w:fldChar w:fldCharType="separate"/>
+      </w:r>
+      <w:r>
+        <w:t xml:space="preserve">4</w:t>
+      </w:r>
+      <w:r/>
+      <w:r>
+        <w:fldChar w:fldCharType="end"/>
+      </w:r>
+      <w:r>
+        <w:t xml:space="preserve">. Representación Grafica de una matriz </w:t>
+      </w:r>
+      <w:r>
+        <w:rPr>
+          <w:lang w:val="es-ES"/>
+        </w:rPr>
+        <w:t xml:space="preserve">a</w:t>
+      </w:r>
+      <w:r>
+        <w:t xml:space="preserve"> una matriz de bits </w:t>
+      </w:r>
+      <w:r/>
+    </w:p>
+    <w:p>
+      <w:pPr>
+        <w:pBdr/>
+        <w:spacing/>
+        <w:ind/>
+        <w:jc w:val="center"/>
+        <w:rPr>
+          <w:rFonts w:ascii="Asana Math" w:hAnsi="Asana Math" w:eastAsia="Asana Math" w:cs="Asana Math"/>
           <w:sz w:val="28"/>
           <w:szCs w:val="28"/>
+          <w:highlight w:val="none"/>
+          <w:lang w:val="es-ES"/>
+        </w:rPr>
+      </w:pPr>
+      <w:r/>
+      <w:r>
+        <w:rPr>
+          <w:rFonts w:ascii="Asana Math" w:hAnsi="Asana Math" w:eastAsia="Asana Math" w:cs="Asana Math"/>
+          <w:sz w:val="28"/>
+          <w:szCs w:val="28"/>
+          <w:lang w:val="es-ES"/>
+        </w:rPr>
+        <w:t xml:space="preserve">USO DE MEMORIA DINAMICA</w:t>
+      </w:r>
+      <w:r>
+        <w:rPr>
+          <w:rFonts w:ascii="Asana Math" w:hAnsi="Asana Math" w:cs="Asana Math"/>
+          <w:sz w:val="28"/>
+          <w:szCs w:val="28"/>
+        </w:rPr>
+      </w:r>
+    </w:p>
+    <w:p>
+      <w:pPr>
+        <w:pBdr/>
+        <w:spacing/>
+        <w:ind/>
+        <w:jc w:val="center"/>
+        <w:rPr>
+          <w:rFonts w:ascii="Asana Math" w:hAnsi="Asana Math" w:eastAsia="Asana Math" w:cs="Asana Math"/>
+          <w:sz w:val="22"/>
+          <w:szCs w:val="22"/>
+          <w:highlight w:val="none"/>
+          <w:lang w:val="es-ES"/>
+        </w:rPr>
+      </w:pPr>
+      <w:r>
+        <w:rPr>
+          <w:rFonts w:ascii="Asana Math" w:hAnsi="Asana Math" w:eastAsia="Asana Math" w:cs="Asana Math"/>
+          <w:sz w:val="22"/>
+          <w:szCs w:val="22"/>
+          <w:highlight w:val="none"/>
+          <w:lang w:val="es-ES"/>
+        </w:rPr>
+        <w:t xml:space="preserve">Necesitamos asignar Memoria dinamica para crear nuestro tablero, eso lo hacemos de la siguiente forma:</w:t>
+      </w:r>
+      <w:r>
+        <w:rPr>
+          <w:rFonts w:ascii="Asana Math" w:hAnsi="Asana Math" w:eastAsia="Asana Math" w:cs="Asana Math"/>
+          <w:sz w:val="22"/>
+          <w:szCs w:val="22"/>
+          <w:highlight w:val="none"/>
+          <w:lang w:val="es-ES"/>
+        </w:rPr>
+      </w:r>
+    </w:p>
+    <w:p>
+      <w:pPr>
+        <w:pBdr/>
+        <w:spacing/>
+        <w:ind/>
+        <w:jc w:val="center"/>
+        <w:rPr>
+          <w:rFonts w:ascii="Asana Math" w:hAnsi="Asana Math" w:eastAsia="Asana Math" w:cs="Asana Math"/>
+          <w:sz w:val="22"/>
+          <w:szCs w:val="22"/>
+          <w:highlight w:val="none"/>
+          <w:lang w:val="es-ES" w:bidi="es-ES"/>
+        </w:rPr>
+      </w:pPr>
+      <w:r>
+        <w:rPr>
+          <w:rFonts w:ascii="Asana Math" w:hAnsi="Asana Math" w:eastAsia="Asana Math" w:cs="Asana Math"/>
+          <w:sz w:val="22"/>
+          <w:szCs w:val="22"/>
+          <w:highlight w:val="none"/>
+          <w:lang w:val="es-ES" w:bidi="es-ES"/>
+        </w:rPr>
+        <w:t xml:space="preserve">Primero necesito un puntero que me apunte a un puntero que apunte a filas y ese puntero a filas que me apunte a las columnas</w:t>
+      </w:r>
+      <w:r>
+        <w:rPr>
+          <w:rFonts w:ascii="Asana Math" w:hAnsi="Asana Math" w:eastAsia="Asana Math" w:cs="Asana Math"/>
+          <w:sz w:val="22"/>
+          <w:szCs w:val="22"/>
+          <w:highlight w:val="none"/>
+          <w:lang w:val="es-ES"/>
+        </w:rPr>
+      </w:r>
+    </w:p>
+    <w:p>
+      <w:pPr>
+        <w:suppressLineNumbers w:val="false"/>
+        <w:pBdr>
+          <w:top w:val="single" w:color="000000" w:sz="4" w:space="0"/>
+          <w:left w:val="single" w:color="000000" w:sz="4" w:space="0"/>
+          <w:bottom w:val="single" w:color="000000" w:sz="4" w:space="0"/>
+          <w:right w:val="single" w:color="000000" w:sz="4" w:space="0"/>
+          <w:between w:val="none" w:color="000000" w:sz="4" w:space="0"/>
+        </w:pBdr>
+        <w:spacing/>
+        <w:ind/>
+        <w:jc w:val="center"/>
+        <w:rPr>
+          <w:rFonts w:ascii="Asana Math" w:hAnsi="Asana Math" w:eastAsia="Asana Math" w:cs="Asana Math"/>
+          <w:sz w:val="22"/>
+          <w:szCs w:val="22"/>
+          <w:highlight w:val="none"/>
+        </w:rPr>
+      </w:pPr>
+      <w:r>
+        <w:rPr>
+          <w:rFonts w:ascii="Asana Math" w:hAnsi="Asana Math" w:eastAsia="Asana Math" w:cs="Asana Math"/>
+          <w:sz w:val="22"/>
+          <w:szCs w:val="22"/>
+          <w:highlight w:val="none"/>
+          <w:lang w:val="es-ES" w:bidi="es-ES"/>
+        </w:rPr>
+      </w:r>
+      <m:oMathPara>
+        <m:oMathParaPr/>
+        <m:oMath>
+          <m:r>
+            <w:rPr>
+              <w:rFonts w:hint="default" w:ascii="Cambria Math" w:hAnsi="Cambria Math" w:eastAsia="Cambria Math" w:cs="Cambria Math"/>
+              <w:sz w:val="22"/>
+              <w:szCs w:val="22"/>
+              <w:highlight w:val="none"/>
+              <w:lang w:val="es-ES" w:bidi="es-ES"/>
+            </w:rPr>
+            <m:rPr>
+              <m:sty m:val="i"/>
+            </m:rPr>
+            <m:t>unsigned char **tablero;</m:t>
+          </m:r>
+        </m:oMath>
+      </m:oMathPara>
+      <w:r>
+        <w:rPr>
+          <w:rFonts w:ascii="Asana Math" w:hAnsi="Asana Math" w:eastAsia="Asana Math" w:cs="Asana Math"/>
+          <w:sz w:val="22"/>
+          <w:szCs w:val="22"/>
+          <w:highlight w:val="none"/>
+          <w:lang w:val="es-ES" w:bidi="es-ES"/>
+        </w:rPr>
+      </w:r>
+      <w:r>
+        <w:rPr>
+          <w:rFonts w:ascii="Asana Math" w:hAnsi="Asana Math" w:eastAsia="Asana Math" w:cs="Asana Math"/>
+          <w:sz w:val="22"/>
+          <w:szCs w:val="22"/>
+          <w:highlight w:val="none"/>
+          <w:lang w:val="es-ES" w:bidi="es-ES"/>
+        </w:rPr>
+      </w:r>
+      <w:r>
+        <w:rPr>
+          <w:rFonts w:ascii="Asana Math" w:hAnsi="Asana Math" w:eastAsia="Asana Math" w:cs="Asana Math"/>
+          <w:sz w:val="22"/>
+          <w:szCs w:val="22"/>
+          <w:highlight w:val="none"/>
+          <w:lang w:val="es-ES" w:bidi="es-ES"/>
+        </w:rPr>
+      </w:r>
+      <w:r>
+        <w:rPr>
+          <w:rFonts w:ascii="Asana Math" w:hAnsi="Asana Math" w:eastAsia="Asana Math" w:cs="Asana Math"/>
+          <w:sz w:val="22"/>
+          <w:szCs w:val="22"/>
+          <w:highlight w:val="none"/>
+          <w:lang w:val="es-ES"/>
+        </w:rPr>
+      </w:r>
+      <w:r>
+        <w:rPr>
+          <w:rFonts w:ascii="Asana Math" w:hAnsi="Asana Math" w:eastAsia="Asana Math" w:cs="Asana Math"/>
+          <w:sz w:val="22"/>
+          <w:szCs w:val="22"/>
+          <w:highlight w:val="none"/>
+        </w:rPr>
+      </w:r>
+    </w:p>
+    <w:p>
+      <w:pPr>
+        <w:pBdr/>
+        <w:spacing/>
+        <w:ind/>
+        <w:jc w:val="center"/>
+        <w:rPr>
+          <w:rFonts w:ascii="Asana Math" w:hAnsi="Asana Math" w:eastAsia="Asana Math" w:cs="Asana Math"/>
+          <w:sz w:val="22"/>
+          <w:szCs w:val="22"/>
+          <w:highlight w:val="none"/>
+          <w:lang w:val="es-ES"/>
+        </w:rPr>
+      </w:pPr>
+      <w:r>
+        <w:rPr>
+          <w:rFonts w:ascii="Asana Math" w:hAnsi="Asana Math" w:eastAsia="Asana Math" w:cs="Asana Math"/>
+          <w:sz w:val="22"/>
+          <w:szCs w:val="22"/>
+          <w:highlight w:val="none"/>
+          <w:lang w:val="es-ES" w:bidi="es-ES"/>
+        </w:rPr>
+        <w:t xml:space="preserve">Despues reservo un arreglo de punteros que me apuntaran a cada fila</w:t>
+      </w:r>
+      <w:r>
+        <w:rPr>
+          <w:rFonts w:ascii="Asana Math" w:hAnsi="Asana Math" w:eastAsia="Asana Math" w:cs="Asana Math"/>
+          <w:sz w:val="22"/>
+          <w:szCs w:val="22"/>
+          <w:highlight w:val="none"/>
+          <w:lang w:val="es-ES" w:bidi="es-ES"/>
+        </w:rPr>
+      </w:r>
+      <w:r>
+        <w:rPr>
+          <w:rFonts w:ascii="Asana Math" w:hAnsi="Asana Math" w:eastAsia="Asana Math" w:cs="Asana Math"/>
+          <w:sz w:val="22"/>
+          <w:szCs w:val="22"/>
+          <w:highlight w:val="none"/>
+          <w:lang w:val="es-ES"/>
+        </w:rPr>
+      </w:r>
+    </w:p>
+    <w:p>
+      <w:pPr>
+        <w:suppressLineNumbers w:val="false"/>
+        <w:pBdr>
+          <w:top w:val="single" w:color="000000" w:sz="4" w:space="0"/>
+          <w:left w:val="single" w:color="000000" w:sz="4" w:space="0"/>
+          <w:bottom w:val="single" w:color="000000" w:sz="4" w:space="0"/>
+          <w:right w:val="single" w:color="000000" w:sz="4" w:space="0"/>
+          <w:between w:val="none" w:color="000000" w:sz="4" w:space="0"/>
+        </w:pBdr>
+        <w:spacing/>
+        <w:ind/>
+        <w:jc w:val="center"/>
+        <w:rPr>
+          <w:rFonts w:ascii="Asana Math" w:hAnsi="Asana Math" w:eastAsia="Asana Math" w:cs="Asana Math"/>
+          <w:sz w:val="22"/>
+          <w:szCs w:val="22"/>
+          <w:highlight w:val="none"/>
+        </w:rPr>
+      </w:pPr>
+      <w:r>
+        <w:rPr>
+          <w:rFonts w:ascii="Asana Math" w:hAnsi="Asana Math" w:eastAsia="Asana Math" w:cs="Asana Math"/>
+          <w:sz w:val="22"/>
+          <w:szCs w:val="22"/>
+          <w:highlight w:val="none"/>
+          <w:lang w:val="es-ES"/>
+        </w:rPr>
+      </w:r>
+      <m:oMathPara>
+        <m:oMathParaPr/>
+        <m:oMath>
+          <m:r>
+            <w:rPr>
+              <w:rFonts w:hint="default" w:ascii="Cambria Math" w:hAnsi="Cambria Math" w:eastAsia="Cambria Math" w:cs="Cambria Math"/>
+              <w:sz w:val="22"/>
+              <w:szCs w:val="22"/>
+              <w:highlight w:val="none"/>
+              <w:lang w:val="es-ES" w:bidi="es-ES"/>
+            </w:rPr>
+            <m:rPr>
+              <m:sty m:val="i"/>
+            </m:rPr>
+            <m:t>tablero = new unsigned char*(alto)</m:t>
+          </m:r>
+        </m:oMath>
+      </m:oMathPara>
+      <w:r>
+        <w:rPr>
+          <w:rFonts w:ascii="Asana Math" w:hAnsi="Asana Math" w:eastAsia="Asana Math" w:cs="Asana Math"/>
+          <w:sz w:val="22"/>
+          <w:szCs w:val="22"/>
+          <w:highlight w:val="none"/>
+          <w:lang w:val="es-ES"/>
+        </w:rPr>
+      </w:r>
+      <w:r>
+        <w:rPr>
+          <w:rFonts w:ascii="Asana Math" w:hAnsi="Asana Math" w:cs="Asana Math"/>
+          <w:sz w:val="18"/>
+          <w:szCs w:val="18"/>
+        </w:rPr>
+      </w:r>
+    </w:p>
+    <w:p>
+      <w:pPr>
+        <w:pBdr/>
+        <w:spacing/>
+        <w:ind/>
+        <w:jc w:val="center"/>
+        <w:rPr>
+          <w:rFonts w:ascii="Asana Math" w:hAnsi="Asana Math" w:eastAsia="Asana Math" w:cs="Asana Math"/>
+          <w:sz w:val="22"/>
+          <w:szCs w:val="22"/>
+          <w:highlight w:val="none"/>
+          <w:lang w:val="es-ES"/>
+        </w:rPr>
+      </w:pPr>
+      <w:r>
+        <w:rPr>
+          <w:rFonts w:ascii="Asana Math" w:hAnsi="Asana Math" w:eastAsia="Asana Math" w:cs="Asana Math"/>
+          <w:sz w:val="22"/>
+          <w:szCs w:val="22"/>
+          <w:highlight w:val="none"/>
+          <w:lang w:val="es-ES"/>
+        </w:rPr>
+        <w:t xml:space="preserve">Luego reservo los bis que utilizare para cada fila </w:t>
+      </w:r>
+      <w:r>
+        <w:rPr>
+          <w:rFonts w:ascii="Asana Math" w:hAnsi="Asana Math" w:cs="Asana Math"/>
+          <w:sz w:val="18"/>
+          <w:szCs w:val="18"/>
+        </w:rPr>
+      </w:r>
+    </w:p>
+    <w:p>
+      <w:pPr>
+        <w:suppressLineNumbers w:val="false"/>
+        <w:pBdr>
+          <w:top w:val="single" w:color="000000" w:sz="4" w:space="0"/>
+          <w:left w:val="single" w:color="000000" w:sz="4" w:space="0"/>
+          <w:bottom w:val="single" w:color="000000" w:sz="4" w:space="0"/>
+          <w:right w:val="single" w:color="000000" w:sz="4" w:space="0"/>
+          <w:between w:val="none" w:color="000000" w:sz="4" w:space="0"/>
+        </w:pBdr>
+        <w:spacing/>
+        <w:ind/>
+        <w:jc w:val="center"/>
+        <w:rPr>
+          <w:rFonts w:ascii="Asana Math" w:hAnsi="Asana Math" w:eastAsia="Asana Math" w:cs="Asana Math"/>
+          <w:sz w:val="22"/>
+          <w:szCs w:val="22"/>
+          <w:highlight w:val="none"/>
+        </w:rPr>
+      </w:pPr>
+      <w:r>
+        <w:rPr>
+          <w:rFonts w:ascii="Asana Math" w:hAnsi="Asana Math" w:eastAsia="Asana Math" w:cs="Asana Math"/>
+          <w:sz w:val="22"/>
+          <w:szCs w:val="22"/>
+          <w:highlight w:val="none"/>
+          <w:lang w:val="es-ES"/>
+        </w:rPr>
+      </w:r>
+      <m:oMathPara>
+        <m:oMathParaPr/>
+        <m:oMath>
+          <m:r>
+            <w:rPr>
+              <w:rFonts w:hint="default" w:ascii="Cambria Math" w:hAnsi="Cambria Math" w:eastAsia="Cambria Math" w:cs="Cambria Math"/>
+              <w:sz w:val="22"/>
+              <w:szCs w:val="22"/>
+              <w:highlight w:val="none"/>
+              <w:lang w:val="es-ES" w:bidi="es-ES"/>
+            </w:rPr>
+            <m:rPr>
+              <m:sty m:val="i"/>
+            </m:rPr>
+            <m:t>tablero</m:t>
+          </m:r>
+          <m:d>
+            <m:dPr>
+              <m:begChr m:val="["/>
+              <m:endChr m:val="]"/>
+              <m:ctrlPr>
+                <w:rPr>
+                  <w:rFonts w:hint="default" w:ascii="Cambria Math" w:hAnsi="Cambria Math" w:eastAsia="Cambria Math" w:cs="Cambria Math"/>
+                  <w:sz w:val="22"/>
+                  <w:szCs w:val="22"/>
+                  <w:highlight w:val="none"/>
+                  <w:lang w:val="es-ES" w:bidi="es-ES"/>
+                </w:rPr>
+              </m:ctrlPr>
+            </m:dPr>
+            <m:e>
+              <m:r>
+                <w:rPr>
+                  <w:rFonts w:hint="default" w:ascii="Cambria Math" w:hAnsi="Cambria Math" w:eastAsia="Cambria Math" w:cs="Cambria Math"/>
+                  <w:sz w:val="22"/>
+                  <w:szCs w:val="22"/>
+                  <w:highlight w:val="none"/>
+                  <w:lang w:val="es-ES" w:bidi="es-ES"/>
+                </w:rPr>
+                <m:rPr>
+                  <m:sty m:val="i"/>
+                </m:rPr>
+                <m:t>i</m:t>
+              </m:r>
+            </m:e>
+          </m:d>
+          <m:r>
+            <w:rPr>
+              <w:rFonts w:hint="default" w:ascii="Cambria Math" w:hAnsi="Cambria Math" w:eastAsia="Cambria Math" w:cs="Cambria Math"/>
+              <w:sz w:val="22"/>
+              <w:szCs w:val="22"/>
+              <w:highlight w:val="none"/>
+              <w:lang w:val="es-ES" w:bidi="es-ES"/>
+            </w:rPr>
+            <m:rPr>
+              <m:sty m:val="i"/>
+            </m:rPr>
+            <m:t>=new unsigned char[bytes por fila]</m:t>
+          </m:r>
+        </m:oMath>
+      </m:oMathPara>
+      <w:r>
+        <w:rPr>
+          <w:rFonts w:ascii="Asana Math" w:hAnsi="Asana Math" w:eastAsia="Asana Math" w:cs="Asana Math"/>
+          <w:sz w:val="22"/>
+          <w:szCs w:val="22"/>
+          <w:highlight w:val="none"/>
+          <w:lang w:val="es-ES"/>
+        </w:rPr>
+      </w:r>
+      <w:r>
+        <w:rPr>
+          <w:rFonts w:ascii="Asana Math" w:hAnsi="Asana Math" w:eastAsia="Asana Math" w:cs="Asana Math"/>
+          <w:sz w:val="22"/>
+          <w:szCs w:val="22"/>
+          <w:highlight w:val="none"/>
+        </w:rPr>
+      </w:r>
+    </w:p>
+    <w:p>
+      <w:pPr>
+        <w:suppressLineNumbers w:val="false"/>
+        <w:pBdr>
+          <w:top w:val="nil" w:color="000000" w:sz="4" w:space="0"/>
+          <w:left w:val="nil" w:color="000000" w:sz="4" w:space="0"/>
+          <w:bottom w:val="nil" w:color="000000" w:sz="4" w:space="0"/>
+          <w:right w:val="nil" w:color="000000" w:sz="4" w:space="0"/>
+          <w:between w:val="none" w:color="000000" w:sz="4" w:space="0"/>
+        </w:pBdr>
+        <w:spacing/>
+        <w:ind/>
+        <w:jc w:val="center"/>
+        <w:rPr>
+          <w:rFonts w:ascii="Asana Math" w:hAnsi="Asana Math" w:eastAsia="Asana Math" w:cs="Asana Math"/>
+          <w:sz w:val="22"/>
+          <w:szCs w:val="22"/>
+          <w:highlight w:val="none"/>
+          <w:lang w:val="es-ES"/>
+        </w:rPr>
+      </w:pPr>
+      <w:r>
+        <w:rPr>
+          <w:rFonts w:ascii="Asana Math" w:hAnsi="Asana Math" w:eastAsia="Asana Math" w:cs="Asana Math"/>
+          <w:sz w:val="22"/>
+          <w:szCs w:val="22"/>
+          <w:highlight w:val="none"/>
+          <w:lang w:val="es-ES"/>
+        </w:rPr>
+        <w:t xml:space="preserve">Algo gr</w:t>
+      </w:r>
+      <w:r>
+        <w:rPr>
+          <w:rFonts w:ascii="Asana Math" w:hAnsi="Asana Math" w:eastAsia="Asana Math" w:cs="Asana Math"/>
+          <w:sz w:val="22"/>
+          <w:szCs w:val="22"/>
+          <w:highlight w:val="none"/>
+          <w:lang w:val="es-ES"/>
+        </w:rPr>
+        <w:t xml:space="preserve">áficamente como:</w:t>
+      </w:r>
+      <w:r>
+        <w:rPr>
+          <w:rFonts w:ascii="Asana Math" w:hAnsi="Asana Math" w:eastAsia="Asana Math" w:cs="Asana Math"/>
+          <w:sz w:val="22"/>
+          <w:szCs w:val="22"/>
+          <w:highlight w:val="none"/>
+        </w:rPr>
+      </w:r>
+    </w:p>
+    <w:p>
+      <w:pPr>
+        <w:suppressLineNumbers w:val="false"/>
+        <w:pBdr>
+          <w:top w:val="nil" w:color="000000" w:sz="4" w:space="0"/>
+          <w:left w:val="nil" w:color="000000" w:sz="4" w:space="0"/>
+          <w:bottom w:val="nil" w:color="000000" w:sz="4" w:space="0"/>
+          <w:right w:val="nil" w:color="000000" w:sz="4" w:space="0"/>
+          <w:between w:val="none" w:color="000000" w:sz="4" w:space="0"/>
+        </w:pBdr>
+        <w:spacing/>
+        <w:ind/>
+        <w:jc w:val="center"/>
+        <w:rPr>
+          <w:rFonts w:ascii="Asana Math" w:hAnsi="Asana Math" w:eastAsia="Asana Math" w:cs="Asana Math"/>
+          <w:sz w:val="22"/>
+          <w:szCs w:val="22"/>
+          <w:highlight w:val="none"/>
+        </w:rPr>
+      </w:pPr>
+      <w:r>
+        <w:rPr>
+          <w:rFonts w:ascii="Asana Math" w:hAnsi="Asana Math" w:eastAsia="Asana Math" w:cs="Asana Math"/>
+          <w:sz w:val="22"/>
+          <w:szCs w:val="22"/>
+          <w:highlight w:val="none"/>
+          <w:lang w:val="es-ES"/>
+        </w:rPr>
+      </w:r>
+      <w:r>
+        <mc:AlternateContent>
+          <mc:Choice Requires="wpg">
+            <w:drawing>
+              <wp:inline xmlns:wp="http://schemas.openxmlformats.org/drawingml/2006/wordprocessingDrawing" distT="0" distB="0" distL="0" distR="0">
+                <wp:extent cx="3574293" cy="1703992"/>
+                <wp:effectExtent l="0" t="0" r="0" b="0"/>
+                <wp:docPr id="6" name=""/>
+                <wp:cNvGraphicFramePr>
+                  <a:graphicFrameLocks xmlns:a="http://schemas.openxmlformats.org/drawingml/2006/main" noChangeAspect="1"/>
+                </wp:cNvGraphicFramePr>
+                <a:graphic xmlns:a="http://schemas.openxmlformats.org/drawingml/2006/main">
+                  <a:graphicData uri="http://schemas.openxmlformats.org/drawingml/2006/picture">
+                    <pic:pic xmlns:pic="http://schemas.openxmlformats.org/drawingml/2006/picture">
+                      <pic:nvPicPr>
+                        <pic:cNvPr id="1494720373" name=""/>
+                        <pic:cNvPicPr>
+                          <a:picLocks noChangeAspect="1"/>
+                        </pic:cNvPicPr>
+                        <pic:nvPr/>
+                      </pic:nvPicPr>
+                      <pic:blipFill rotWithShape="1">
+                        <a:blip r:embed="rId15"/>
+                        <a:stretch/>
+                      </pic:blipFill>
+                      <pic:spPr bwMode="auto">
+                        <a:xfrm flipH="0" flipV="0">
+                          <a:off x="0" y="0"/>
+                          <a:ext cx="3574292" cy="1703991"/>
+                        </a:xfrm>
+                        <a:prstGeom prst="rect">
+                          <a:avLst/>
+                        </a:prstGeom>
+                      </pic:spPr>
+                    </pic:pic>
+                  </a:graphicData>
+                </a:graphic>
+              </wp:inline>
+            </w:drawing>
+          </mc:Choice>
+          <mc:Fallback>
+            <w:pict>
+              <v:shapetype id="_x0000_t75" coordsize="21600,21600" o:spt="75" o:preferrelative="t" path="m@4@5l@4@11@9@11@9@5xe" filled="f" stroked="f">
+                <v:stroke joinstyle="miter"/>
+                <v:formulas>
+                  <v:f eqn="if lineDrawn pixelLineWidth 0"/>
+                  <v:f eqn="sum @0 1 0"/>
+                  <v:f eqn="sum 0 0 @1"/>
+                  <v:f eqn="prod @2 1 2"/>
+                  <v:f eqn="prod @3 21600 pixelWidth"/>
+                  <v:f eqn="prod @3 21600 pixelHeight"/>
+                  <v:f eqn="sum @0 0 1"/>
+                  <v:f eqn="prod @6 1 2"/>
+                  <v:f eqn="prod @7 21600 pixelWidth"/>
+                  <v:f eqn="sum @8 21600 0"/>
+                  <v:f eqn="prod @7 21600 pixelHeight"/>
+                  <v:f eqn="sum @10 21600 0"/>
+                </v:formulas>
+                <v:path o:extrusionok="f" gradientshapeok="t" o:connecttype="rect"/>
+                <o:lock v:ext="edit" aspectratio="t"/>
+              </v:shapetype>
+              <v:shape id="_x0000_i5" o:spid="_x0000_s5" type="#_x0000_t75" style="width:281.44pt;height:134.17pt;mso-wrap-distance-left:0.00pt;mso-wrap-distance-top:0.00pt;mso-wrap-distance-right:0.00pt;mso-wrap-distance-bottom:0.00pt;z-index:1;" stroked="false">
+                <v:imagedata r:id="rId15" o:title=""/>
+                <o:lock v:ext="edit" rotation="t"/>
+              </v:shape>
+            </w:pict>
+          </mc:Fallback>
+        </mc:AlternateContent>
+      </w:r>
+      <w:r>
+        <w:rPr>
+          <w:rFonts w:ascii="Asana Math" w:hAnsi="Asana Math" w:eastAsia="Asana Math" w:cs="Asana Math"/>
+          <w:sz w:val="22"/>
+          <w:szCs w:val="22"/>
+          <w:highlight w:val="none"/>
+          <w:lang w:val="es-ES"/>
+        </w:rPr>
+      </w:r>
+      <w:r>
+        <w:rPr>
+          <w:rFonts w:ascii="Asana Math" w:hAnsi="Asana Math" w:eastAsia="Asana Math" w:cs="Asana Math"/>
+          <w:sz w:val="22"/>
+          <w:szCs w:val="22"/>
+          <w:highlight w:val="none"/>
+          <w:lang w:val="es-ES"/>
+        </w:rPr>
+      </w:r>
+      <w:r>
+        <w:rPr>
+          <w:rFonts w:ascii="Asana Math" w:hAnsi="Asana Math" w:eastAsia="Asana Math" w:cs="Asana Math"/>
+          <w:sz w:val="22"/>
+          <w:szCs w:val="22"/>
+          <w:highlight w:val="none"/>
+          <w:lang w:val="es-ES"/>
+        </w:rPr>
+      </w:r>
+    </w:p>
+    <w:p>
+      <w:pPr>
+        <w:pStyle w:val="883"/>
+        <w:pBdr/>
+        <w:spacing/>
+        <w:ind/>
+        <w:jc w:val="center"/>
+        <w:rPr/>
+      </w:pPr>
+      <w:r>
+        <w:t xml:space="preserve">Figure </w:t>
+      </w:r>
+      <w:r>
+        <w:fldChar w:fldCharType="begin"/>
+        <w:instrText xml:space="preserve"> SEQ Figure \* Arabic </w:instrText>
+        <w:fldChar w:fldCharType="separate"/>
+      </w:r>
+      <w:r>
+        <w:t xml:space="preserve">5</w:t>
+      </w:r>
+      <w:r/>
+      <w:r>
+        <w:fldChar w:fldCharType="end"/>
+      </w:r>
+      <w:r>
+        <w:t xml:space="preserve">. Representación Gráfica de punteros sucesivos </w:t>
+      </w:r>
+      <w:r/>
+      <w:r/>
+    </w:p>
+    <w:p>
+      <w:pPr>
+        <w:pBdr/>
+        <w:spacing/>
+        <w:ind/>
+        <w:jc w:val="center"/>
+        <w:rPr>
+          <w:rFonts w:ascii="Asana Math" w:hAnsi="Asana Math" w:eastAsia="Asana Math" w:cs="Asana Math"/>
+          <w:highlight w:val="none"/>
+          <w:lang w:val="es-ES"/>
+        </w:rPr>
+      </w:pPr>
+      <w:r>
+        <w:rPr>
+          <w:rFonts w:ascii="Asana Math" w:hAnsi="Asana Math" w:eastAsia="Asana Math" w:cs="Asana Math"/>
+          <w:lang w:val="es-ES"/>
+        </w:rPr>
+        <w:t xml:space="preserve">Al final unicamente rellenamos los valores con 0 para que nos quede algo tipo:</w:t>
+      </w:r>
+      <w:r>
+        <w:rPr>
+          <w:rFonts w:ascii="Asana Math" w:hAnsi="Asana Math" w:eastAsia="Asana Math" w:cs="Asana Math"/>
+          <w:highlight w:val="none"/>
+          <w:lang w:val="es-ES"/>
+        </w:rPr>
+      </w:r>
+    </w:p>
+    <w:p>
+      <w:pPr>
+        <w:pBdr/>
+        <w:spacing/>
+        <w:ind/>
+        <w:jc w:val="center"/>
+        <w:rPr>
+          <w:rFonts w:ascii="Asana Math" w:hAnsi="Asana Math" w:eastAsia="Asana Math" w:cs="Asana Math"/>
+          <w:highlight w:val="none"/>
+          <w:lang w:val="es-ES"/>
+        </w:rPr>
+      </w:pPr>
+      <w:r>
+        <w:rPr>
+          <w:rFonts w:ascii="Asana Math" w:hAnsi="Asana Math" w:eastAsia="Asana Math" w:cs="Asana Math"/>
+          <w:highlight w:val="none"/>
+          <w:lang w:val="es-ES" w:bidi="es-ES"/>
+        </w:rPr>
+      </w:r>
+      <w:r>
+        <mc:AlternateContent>
+          <mc:Choice Requires="wpg">
+            <w:drawing>
+              <wp:inline xmlns:wp="http://schemas.openxmlformats.org/drawingml/2006/wordprocessingDrawing" distT="0" distB="0" distL="0" distR="0">
+                <wp:extent cx="2271658" cy="2255633"/>
+                <wp:effectExtent l="0" t="0" r="0" b="0"/>
+                <wp:docPr id="7" name=""/>
+                <wp:cNvGraphicFramePr>
+                  <a:graphicFrameLocks xmlns:a="http://schemas.openxmlformats.org/drawingml/2006/main" noChangeAspect="1"/>
+                </wp:cNvGraphicFramePr>
+                <a:graphic xmlns:a="http://schemas.openxmlformats.org/drawingml/2006/main">
+                  <a:graphicData uri="http://schemas.openxmlformats.org/drawingml/2006/picture">
+                    <pic:pic xmlns:pic="http://schemas.openxmlformats.org/drawingml/2006/picture">
+                      <pic:nvPicPr>
+                        <pic:cNvPr id="1372107079" name=""/>
+                        <pic:cNvPicPr>
+                          <a:picLocks noChangeAspect="1"/>
+                        </pic:cNvPicPr>
+                        <pic:nvPr/>
+                      </pic:nvPicPr>
+                      <pic:blipFill rotWithShape="1">
+                        <a:blip r:embed="rId16"/>
+                        <a:stretch/>
+                      </pic:blipFill>
+                      <pic:spPr bwMode="auto">
+                        <a:xfrm flipH="0" flipV="0">
+                          <a:off x="0" y="0"/>
+                          <a:ext cx="2271658" cy="2255632"/>
+                        </a:xfrm>
+                        <a:prstGeom prst="rect">
+                          <a:avLst/>
+                        </a:prstGeom>
+                      </pic:spPr>
+                    </pic:pic>
+                  </a:graphicData>
+                </a:graphic>
+              </wp:inline>
+            </w:drawing>
+          </mc:Choice>
+          <mc:Fallback>
+            <w:pict>
+              <v:shapetype id="_x0000_t75" coordsize="21600,21600" o:spt="75" o:preferrelative="t" path="m@4@5l@4@11@9@11@9@5xe" filled="f" stroked="f">
+                <v:stroke joinstyle="miter"/>
+                <v:formulas>
+                  <v:f eqn="if lineDrawn pixelLineWidth 0"/>
+                  <v:f eqn="sum @0 1 0"/>
+                  <v:f eqn="sum 0 0 @1"/>
+                  <v:f eqn="prod @2 1 2"/>
+                  <v:f eqn="prod @3 21600 pixelWidth"/>
+                  <v:f eqn="prod @3 21600 pixelHeight"/>
+                  <v:f eqn="sum @0 0 1"/>
+                  <v:f eqn="prod @6 1 2"/>
+                  <v:f eqn="prod @7 21600 pixelWidth"/>
+                  <v:f eqn="sum @8 21600 0"/>
+                  <v:f eqn="prod @7 21600 pixelHeight"/>
+                  <v:f eqn="sum @10 21600 0"/>
+                </v:formulas>
+                <v:path o:extrusionok="f" gradientshapeok="t" o:connecttype="rect"/>
+                <o:lock v:ext="edit" aspectratio="t"/>
+              </v:shapetype>
+              <v:shape id="_x0000_i6" o:spid="_x0000_s6" type="#_x0000_t75" style="width:178.87pt;height:177.61pt;mso-wrap-distance-left:0.00pt;mso-wrap-distance-top:0.00pt;mso-wrap-distance-right:0.00pt;mso-wrap-distance-bottom:0.00pt;z-index:1;" stroked="false">
+                <v:imagedata r:id="rId16" o:title=""/>
+                <o:lock v:ext="edit" rotation="t"/>
+              </v:shape>
+            </w:pict>
+          </mc:Fallback>
+        </mc:AlternateContent>
+      </w:r>
+      <w:r>
+        <w:rPr>
+          <w:rFonts w:ascii="Asana Math" w:hAnsi="Asana Math" w:eastAsia="Asana Math" w:cs="Asana Math"/>
+          <w:highlight w:val="none"/>
+          <w:lang w:val="es-ES" w:bidi="es-ES"/>
+        </w:rPr>
+      </w:r>
+      <w:r>
+        <w:rPr>
+          <w:rFonts w:ascii="Asana Math" w:hAnsi="Asana Math" w:eastAsia="Asana Math" w:cs="Asana Math"/>
+          <w:highlight w:val="none"/>
+          <w:lang w:val="es-ES" w:bidi="es-ES"/>
+        </w:rPr>
+      </w:r>
+      <w:r>
+        <w:rPr>
+          <w:rFonts w:ascii="Asana Math" w:hAnsi="Asana Math" w:eastAsia="Asana Math" w:cs="Asana Math"/>
+          <w:highlight w:val="none"/>
+          <w:lang w:val="es-ES"/>
+        </w:rPr>
+      </w:r>
+    </w:p>
+    <w:p>
+      <w:pPr>
+        <w:pStyle w:val="883"/>
+        <w:pBdr/>
+        <w:spacing/>
+        <w:ind/>
+        <w:jc w:val="center"/>
+        <w:rPr/>
+      </w:pPr>
+      <w:r>
+        <w:t xml:space="preserve">Figure </w:t>
+      </w:r>
+      <w:r>
+        <w:fldChar w:fldCharType="begin"/>
+        <w:instrText xml:space="preserve"> SEQ Figure \* Arabic </w:instrText>
+        <w:fldChar w:fldCharType="separate"/>
+      </w:r>
+      <w:r>
+        <w:t xml:space="preserve">6</w:t>
+      </w:r>
+      <w:r/>
+      <w:r>
+        <w:fldChar w:fldCharType="end"/>
+      </w:r>
+      <w:r>
+        <w:t xml:space="preserve">. Creacion Tablero tetris con 8 de ancho y 8 de alto llenado con 0's </w:t>
+      </w:r>
+      <w:r/>
+    </w:p>
+    <w:p>
+      <w:pPr>
+        <w:pBdr/>
+        <w:spacing/>
+        <w:ind/>
+        <w:jc w:val="center"/>
+        <w:rPr>
+          <w:rFonts w:ascii="Asana Math" w:hAnsi="Asana Math" w:eastAsia="Asana Math" w:cs="Asana Math"/>
+          <w:highlight w:val="none"/>
+          <w:lang w:val="es-ES"/>
+        </w:rPr>
+      </w:pPr>
+      <w:r>
+        <w:rPr>
+          <w:rFonts w:ascii="Asana Math" w:hAnsi="Asana Math" w:eastAsia="Asana Math" w:cs="Asana Math"/>
+          <w:highlight w:val="none"/>
+          <w:lang w:val="es-ES" w:bidi="es-ES"/>
+        </w:rPr>
+      </w:r>
+      <w:r>
+        <w:rPr>
+          <w:rFonts w:ascii="Asana Math" w:hAnsi="Asana Math" w:eastAsia="Asana Math" w:cs="Asana Math"/>
+          <w:highlight w:val="none"/>
+          <w:lang w:val="es-ES" w:bidi="es-ES"/>
+        </w:rPr>
+      </w:r>
+      <w:r>
+        <w:rPr>
+          <w:rFonts w:ascii="Asana Math" w:hAnsi="Asana Math" w:eastAsia="Asana Math" w:cs="Asana Math"/>
+          <w:highlight w:val="none"/>
+          <w:lang w:val="es-ES"/>
+        </w:rPr>
+      </w:r>
+    </w:p>
+    <w:p>
+      <w:pPr>
+        <w:pBdr/>
+        <w:spacing/>
+        <w:ind/>
+        <w:jc w:val="center"/>
+        <w:rPr>
+          <w:rFonts w:ascii="Asana Math" w:hAnsi="Asana Math" w:cs="Asana Math"/>
+        </w:rPr>
+      </w:pPr>
+      <w:r>
+        <w:rPr>
+          <w:rFonts w:ascii="Asana Math" w:hAnsi="Asana Math" w:eastAsia="Asana Math" w:cs="Asana Math"/>
+          <w:highlight w:val="none"/>
+          <w:lang w:val="es-ES"/>
+        </w:rPr>
+      </w:r>
+      <w:r>
+        <w:rPr>
+          <w:rFonts w:ascii="Asana Math" w:hAnsi="Asana Math" w:eastAsia="Asana Math" w:cs="Asana Math"/>
+          <w:highlight w:val="none"/>
+          <w:lang w:val="es-ES"/>
+        </w:rPr>
+      </w:r>
+      <w:r>
+        <w:rPr>
+          <w:rFonts w:ascii="Asana Math" w:hAnsi="Asana Math" w:eastAsia="Asana Math" w:cs="Asana Math"/>
           <w:highlight w:val="none"/>
           <w:lang w:val="es-ES"/>
         </w:rPr>
@@ -1588,7 +3998,7 @@
 <w:ftr xmlns:wpc="http://schemas.microsoft.com/office/word/2010/wordprocessingCanvas" xmlns:mc="http://schemas.openxmlformats.org/markup-compatibility/2006" xmlns:o="urn:schemas-microsoft-com:office:office" xmlns:r="http://schemas.openxmlformats.org/officeDocument/2006/relationships" xmlns:m="http://schemas.openxmlformats.org/officeDocument/2006/math" xmlns:v="urn:schemas-microsoft-com:vml" xmlns:wp14="http://schemas.microsoft.com/office/word/2010/wordprocessingDrawing" xmlns:wp="http://schemas.openxmlformats.org/drawingml/2006/wordprocessingDrawing" xmlns:w10="urn:schemas-microsoft-com:office:word" xmlns:w="http://schemas.openxmlformats.org/wordprocessingml/2006/main" xmlns:w14="http://schemas.microsoft.com/office/word/2010/wordml" xmlns:w15="http://schemas.microsoft.com/office/word/2012/wordml" xmlns:wpg="http://schemas.microsoft.com/office/word/2010/wordprocessingGroup" xmlns:wpi="http://schemas.microsoft.com/office/word/2010/wordprocessingInk" xmlns:wne="http://schemas.microsoft.com/office/word/2006/wordml" xmlns:a="http://schemas.openxmlformats.org/drawingml/2006/main" xmlns:wps="http://schemas.microsoft.com/office/word/2010/wordprocessingShape" mc:Ignorable="w14 w15 wp14">
   <w:p>
     <w:pPr>
-      <w:pStyle w:val="863"/>
+      <w:pStyle w:val="881"/>
       <w:pBdr/>
       <w:spacing/>
       <w:ind/>
@@ -1605,12 +4015,13 @@
   </w:p>
   <w:p>
     <w:pPr>
-      <w:pStyle w:val="863"/>
+      <w:pStyle w:val="881"/>
       <w:pBdr/>
       <w:spacing/>
       <w:ind/>
       <w:rPr/>
     </w:pPr>
+    <w:r/>
     <w:r/>
   </w:p>
 </w:ftr>
@@ -1944,9 +4355,9 @@
     <w:lsdException w:name="Bibliography" w:uiPriority="37"/>
     <w:lsdException w:name="TOC Heading" w:uiPriority="39" w:qFormat="1"/>
   </w:latentStyles>
-  <w:style w:type="table" w:styleId="701">
+  <w:style w:type="table" w:styleId="719">
     <w:name w:val="Table Grid"/>
-    <w:basedOn w:val="887"/>
+    <w:basedOn w:val="905"/>
     <w:uiPriority w:val="59"/>
     <w:pPr>
       <w:pBdr/>
@@ -2143,9 +4554,9 @@
       </w:tcPr>
     </w:tblStylePr>
   </w:style>
-  <w:style w:type="table" w:styleId="702">
+  <w:style w:type="table" w:styleId="720">
     <w:name w:val="Table Grid Light"/>
-    <w:basedOn w:val="887"/>
+    <w:basedOn w:val="905"/>
     <w:uiPriority w:val="59"/>
     <w:pPr>
       <w:pBdr/>
@@ -2342,9 +4753,9 @@
       </w:tcPr>
     </w:tblStylePr>
   </w:style>
-  <w:style w:type="table" w:styleId="703">
+  <w:style w:type="table" w:styleId="721">
     <w:name w:val="Plain Table 1"/>
-    <w:basedOn w:val="887"/>
+    <w:basedOn w:val="905"/>
     <w:uiPriority w:val="59"/>
     <w:pPr>
       <w:pBdr/>
@@ -2567,9 +4978,9 @@
       </w:tcPr>
     </w:tblStylePr>
   </w:style>
-  <w:style w:type="table" w:styleId="704">
+  <w:style w:type="table" w:styleId="722">
     <w:name w:val="Plain Table 2"/>
-    <w:basedOn w:val="887"/>
+    <w:basedOn w:val="905"/>
     <w:uiPriority w:val="59"/>
     <w:pPr>
       <w:pBdr/>
@@ -2800,9 +5211,9 @@
       </w:tcPr>
     </w:tblStylePr>
   </w:style>
-  <w:style w:type="table" w:styleId="705">
+  <w:style w:type="table" w:styleId="723">
     <w:name w:val="Plain Table 3"/>
-    <w:basedOn w:val="887"/>
+    <w:basedOn w:val="905"/>
     <w:uiPriority w:val="99"/>
     <w:pPr>
       <w:pBdr/>
@@ -3030,9 +5441,9 @@
       </w:tcPr>
     </w:tblStylePr>
   </w:style>
-  <w:style w:type="table" w:styleId="706">
+  <w:style w:type="table" w:styleId="724">
     <w:name w:val="Plain Table 4"/>
-    <w:basedOn w:val="887"/>
+    <w:basedOn w:val="905"/>
     <w:uiPriority w:val="99"/>
     <w:pPr>
       <w:pBdr/>
@@ -3246,9 +5657,9 @@
       </w:tcPr>
     </w:tblStylePr>
   </w:style>
-  <w:style w:type="table" w:styleId="707">
+  <w:style w:type="table" w:styleId="725">
     <w:name w:val="Plain Table 5"/>
-    <w:basedOn w:val="887"/>
+    <w:basedOn w:val="905"/>
     <w:uiPriority w:val="99"/>
     <w:pPr>
       <w:pBdr/>
@@ -3479,9 +5890,9 @@
       </w:tcPr>
     </w:tblStylePr>
   </w:style>
-  <w:style w:type="table" w:styleId="708">
+  <w:style w:type="table" w:styleId="726">
     <w:name w:val="Grid Table 1 Light"/>
-    <w:basedOn w:val="887"/>
+    <w:basedOn w:val="905"/>
     <w:uiPriority w:val="99"/>
     <w:pPr>
       <w:pBdr/>
@@ -3702,9 +6113,9 @@
       </w:tcPr>
     </w:tblStylePr>
   </w:style>
-  <w:style w:type="table" w:styleId="709">
+  <w:style w:type="table" w:styleId="727">
     <w:name w:val="Grid Table 1 Light - Accent 1"/>
-    <w:basedOn w:val="887"/>
+    <w:basedOn w:val="905"/>
     <w:uiPriority w:val="99"/>
     <w:pPr>
       <w:pBdr/>
@@ -3925,9 +6336,9 @@
       </w:tcPr>
     </w:tblStylePr>
   </w:style>
-  <w:style w:type="table" w:styleId="710">
+  <w:style w:type="table" w:styleId="728">
     <w:name w:val="Grid Table 1 Light - Accent 2"/>
-    <w:basedOn w:val="887"/>
+    <w:basedOn w:val="905"/>
     <w:uiPriority w:val="99"/>
     <w:pPr>
       <w:pBdr/>
@@ -4148,9 +6559,9 @@
       </w:tcPr>
     </w:tblStylePr>
   </w:style>
-  <w:style w:type="table" w:styleId="711">
+  <w:style w:type="table" w:styleId="729">
     <w:name w:val="Grid Table 1 Light - Accent 3"/>
-    <w:basedOn w:val="887"/>
+    <w:basedOn w:val="905"/>
     <w:uiPriority w:val="99"/>
     <w:pPr>
       <w:pBdr/>
@@ -4371,9 +6782,9 @@
       </w:tcPr>
     </w:tblStylePr>
   </w:style>
-  <w:style w:type="table" w:styleId="712">
+  <w:style w:type="table" w:styleId="730">
     <w:name w:val="Grid Table 1 Light - Accent 4"/>
-    <w:basedOn w:val="887"/>
+    <w:basedOn w:val="905"/>
     <w:uiPriority w:val="99"/>
     <w:pPr>
       <w:pBdr/>
@@ -4594,9 +7005,9 @@
       </w:tcPr>
     </w:tblStylePr>
   </w:style>
-  <w:style w:type="table" w:styleId="713">
+  <w:style w:type="table" w:styleId="731">
     <w:name w:val="Grid Table 1 Light - Accent 5"/>
-    <w:basedOn w:val="887"/>
+    <w:basedOn w:val="905"/>
     <w:uiPriority w:val="99"/>
     <w:pPr>
       <w:pBdr/>
@@ -4817,9 +7228,9 @@
       </w:tcPr>
     </w:tblStylePr>
   </w:style>
-  <w:style w:type="table" w:styleId="714">
+  <w:style w:type="table" w:styleId="732">
     <w:name w:val="Grid Table 1 Light - Accent 6"/>
-    <w:basedOn w:val="887"/>
+    <w:basedOn w:val="905"/>
     <w:uiPriority w:val="99"/>
     <w:pPr>
       <w:pBdr/>
@@ -5040,9 +7451,9 @@
       </w:tcPr>
     </w:tblStylePr>
   </w:style>
-  <w:style w:type="table" w:styleId="715">
+  <w:style w:type="table" w:styleId="733">
     <w:name w:val="Grid Table 2"/>
-    <w:basedOn w:val="887"/>
+    <w:basedOn w:val="905"/>
     <w:uiPriority w:val="99"/>
     <w:pPr>
       <w:pBdr/>
@@ -5272,9 +7683,9 @@
       </w:tcPr>
     </w:tblStylePr>
   </w:style>
-  <w:style w:type="table" w:styleId="716">
+  <w:style w:type="table" w:styleId="734">
     <w:name w:val="Grid Table 2 - Accent 1"/>
-    <w:basedOn w:val="887"/>
+    <w:basedOn w:val="905"/>
     <w:uiPriority w:val="99"/>
     <w:pPr>
       <w:pBdr/>
@@ -5504,9 +7915,9 @@
       </w:tcPr>
     </w:tblStylePr>
   </w:style>
-  <w:style w:type="table" w:styleId="717">
+  <w:style w:type="table" w:styleId="735">
     <w:name w:val="Grid Table 2 - Accent 2"/>
-    <w:basedOn w:val="887"/>
+    <w:basedOn w:val="905"/>
     <w:uiPriority w:val="99"/>
     <w:pPr>
       <w:pBdr/>
@@ -5736,9 +8147,9 @@
       </w:tcPr>
     </w:tblStylePr>
   </w:style>
-  <w:style w:type="table" w:styleId="718">
+  <w:style w:type="table" w:styleId="736">
     <w:name w:val="Grid Table 2 - Accent 3"/>
-    <w:basedOn w:val="887"/>
+    <w:basedOn w:val="905"/>
     <w:uiPriority w:val="99"/>
     <w:pPr>
       <w:pBdr/>
@@ -5968,9 +8379,9 @@
       </w:tcPr>
     </w:tblStylePr>
   </w:style>
-  <w:style w:type="table" w:styleId="719">
+  <w:style w:type="table" w:styleId="737">
     <w:name w:val="Grid Table 2 - Accent 4"/>
-    <w:basedOn w:val="887"/>
+    <w:basedOn w:val="905"/>
     <w:uiPriority w:val="99"/>
     <w:pPr>
       <w:pBdr/>
@@ -6200,9 +8611,9 @@
       </w:tcPr>
     </w:tblStylePr>
   </w:style>
-  <w:style w:type="table" w:styleId="720">
+  <w:style w:type="table" w:styleId="738">
     <w:name w:val="Grid Table 2 - Accent 5"/>
-    <w:basedOn w:val="887"/>
+    <w:basedOn w:val="905"/>
     <w:uiPriority w:val="99"/>
     <w:pPr>
       <w:pBdr/>
@@ -6432,9 +8843,9 @@
       </w:tcPr>
     </w:tblStylePr>
   </w:style>
-  <w:style w:type="table" w:styleId="721">
+  <w:style w:type="table" w:styleId="739">
     <w:name w:val="Grid Table 2 - Accent 6"/>
-    <w:basedOn w:val="887"/>
+    <w:basedOn w:val="905"/>
     <w:uiPriority w:val="99"/>
     <w:pPr>
       <w:pBdr/>
@@ -6664,9 +9075,9 @@
       </w:tcPr>
     </w:tblStylePr>
   </w:style>
-  <w:style w:type="table" w:styleId="722">
+  <w:style w:type="table" w:styleId="740">
     <w:name w:val="Grid Table 3"/>
-    <w:basedOn w:val="887"/>
+    <w:basedOn w:val="905"/>
     <w:uiPriority w:val="99"/>
     <w:pPr>
       <w:pBdr/>
@@ -6909,9 +9320,9 @@
       </w:tcPr>
     </w:tblStylePr>
   </w:style>
-  <w:style w:type="table" w:styleId="723">
+  <w:style w:type="table" w:styleId="741">
     <w:name w:val="Grid Table 3 - Accent 1"/>
-    <w:basedOn w:val="887"/>
+    <w:basedOn w:val="905"/>
     <w:uiPriority w:val="99"/>
     <w:pPr>
       <w:pBdr/>
@@ -7154,9 +9565,9 @@
       </w:tcPr>
     </w:tblStylePr>
   </w:style>
-  <w:style w:type="table" w:styleId="724">
+  <w:style w:type="table" w:styleId="742">
     <w:name w:val="Grid Table 3 - Accent 2"/>
-    <w:basedOn w:val="887"/>
+    <w:basedOn w:val="905"/>
     <w:uiPriority w:val="99"/>
     <w:pPr>
       <w:pBdr/>
@@ -7399,9 +9810,9 @@
       </w:tcPr>
     </w:tblStylePr>
   </w:style>
-  <w:style w:type="table" w:styleId="725">
+  <w:style w:type="table" w:styleId="743">
     <w:name w:val="Grid Table 3 - Accent 3"/>
-    <w:basedOn w:val="887"/>
+    <w:basedOn w:val="905"/>
     <w:uiPriority w:val="99"/>
     <w:pPr>
       <w:pBdr/>
@@ -7644,9 +10055,9 @@
       </w:tcPr>
     </w:tblStylePr>
   </w:style>
-  <w:style w:type="table" w:styleId="726">
+  <w:style w:type="table" w:styleId="744">
     <w:name w:val="Grid Table 3 - Accent 4"/>
-    <w:basedOn w:val="887"/>
+    <w:basedOn w:val="905"/>
     <w:uiPriority w:val="99"/>
     <w:pPr>
       <w:pBdr/>
@@ -7889,9 +10300,9 @@
       </w:tcPr>
     </w:tblStylePr>
   </w:style>
-  <w:style w:type="table" w:styleId="727">
+  <w:style w:type="table" w:styleId="745">
     <w:name w:val="Grid Table 3 - Accent 5"/>
-    <w:basedOn w:val="887"/>
+    <w:basedOn w:val="905"/>
     <w:uiPriority w:val="99"/>
     <w:pPr>
       <w:pBdr/>
@@ -8134,9 +10545,9 @@
       </w:tcPr>
     </w:tblStylePr>
   </w:style>
-  <w:style w:type="table" w:styleId="728">
+  <w:style w:type="table" w:styleId="746">
     <w:name w:val="Grid Table 3 - Accent 6"/>
-    <w:basedOn w:val="887"/>
+    <w:basedOn w:val="905"/>
     <w:uiPriority w:val="99"/>
     <w:pPr>
       <w:pBdr/>
@@ -8379,9 +10790,9 @@
       </w:tcPr>
     </w:tblStylePr>
   </w:style>
-  <w:style w:type="table" w:styleId="729">
+  <w:style w:type="table" w:styleId="747">
     <w:name w:val="Grid Table 4"/>
-    <w:basedOn w:val="887"/>
+    <w:basedOn w:val="905"/>
     <w:uiPriority w:val="59"/>
     <w:pPr>
       <w:pBdr/>
@@ -8612,9 +11023,9 @@
       </w:tcPr>
     </w:tblStylePr>
   </w:style>
-  <w:style w:type="table" w:styleId="730">
+  <w:style w:type="table" w:styleId="748">
     <w:name w:val="Grid Table 4 - Accent 1"/>
-    <w:basedOn w:val="887"/>
+    <w:basedOn w:val="905"/>
     <w:uiPriority w:val="59"/>
     <w:pPr>
       <w:pBdr/>
@@ -8845,9 +11256,9 @@
       </w:tcPr>
     </w:tblStylePr>
   </w:style>
-  <w:style w:type="table" w:styleId="731">
+  <w:style w:type="table" w:styleId="749">
     <w:name w:val="Grid Table 4 - Accent 2"/>
-    <w:basedOn w:val="887"/>
+    <w:basedOn w:val="905"/>
     <w:uiPriority w:val="59"/>
     <w:pPr>
       <w:pBdr/>
@@ -9078,9 +11489,9 @@
       </w:tcPr>
     </w:tblStylePr>
   </w:style>
-  <w:style w:type="table" w:styleId="732">
+  <w:style w:type="table" w:styleId="750">
     <w:name w:val="Grid Table 4 - Accent 3"/>
-    <w:basedOn w:val="887"/>
+    <w:basedOn w:val="905"/>
     <w:uiPriority w:val="59"/>
     <w:pPr>
       <w:pBdr/>
@@ -9311,9 +11722,9 @@
       </w:tcPr>
     </w:tblStylePr>
   </w:style>
-  <w:style w:type="table" w:styleId="733">
+  <w:style w:type="table" w:styleId="751">
     <w:name w:val="Grid Table 4 - Accent 4"/>
-    <w:basedOn w:val="887"/>
+    <w:basedOn w:val="905"/>
     <w:uiPriority w:val="59"/>
     <w:pPr>
       <w:pBdr/>
@@ -9544,9 +11955,9 @@
       </w:tcPr>
     </w:tblStylePr>
   </w:style>
-  <w:style w:type="table" w:styleId="734">
+  <w:style w:type="table" w:styleId="752">
     <w:name w:val="Grid Table 4 - Accent 5"/>
-    <w:basedOn w:val="887"/>
+    <w:basedOn w:val="905"/>
     <w:uiPriority w:val="59"/>
     <w:pPr>
       <w:pBdr/>
@@ -9777,9 +12188,9 @@
       </w:tcPr>
     </w:tblStylePr>
   </w:style>
-  <w:style w:type="table" w:styleId="735">
+  <w:style w:type="table" w:styleId="753">
     <w:name w:val="Grid Table 4 - Accent 6"/>
-    <w:basedOn w:val="887"/>
+    <w:basedOn w:val="905"/>
     <w:uiPriority w:val="59"/>
     <w:pPr>
       <w:pBdr/>
@@ -10010,9 +12421,9 @@
       </w:tcPr>
     </w:tblStylePr>
   </w:style>
-  <w:style w:type="table" w:styleId="736">
+  <w:style w:type="table" w:styleId="754">
     <w:name w:val="Grid Table 5 Dark"/>
-    <w:basedOn w:val="887"/>
+    <w:basedOn w:val="905"/>
     <w:uiPriority w:val="99"/>
     <w:pPr>
       <w:pBdr/>
@@ -10238,9 +12649,9 @@
       </w:tcPr>
     </w:tblStylePr>
   </w:style>
-  <w:style w:type="table" w:styleId="737">
+  <w:style w:type="table" w:styleId="755">
     <w:name w:val="Grid Table 5 Dark- Accent 1"/>
-    <w:basedOn w:val="887"/>
+    <w:basedOn w:val="905"/>
     <w:uiPriority w:val="99"/>
     <w:pPr>
       <w:pBdr/>
@@ -10466,9 +12877,9 @@
       </w:tcPr>
     </w:tblStylePr>
   </w:style>
-  <w:style w:type="table" w:styleId="738">
+  <w:style w:type="table" w:styleId="756">
     <w:name w:val="Grid Table 5 Dark - Accent 2"/>
-    <w:basedOn w:val="887"/>
+    <w:basedOn w:val="905"/>
     <w:uiPriority w:val="99"/>
     <w:pPr>
       <w:pBdr/>
@@ -10694,9 +13105,9 @@
       </w:tcPr>
     </w:tblStylePr>
   </w:style>
-  <w:style w:type="table" w:styleId="739">
+  <w:style w:type="table" w:styleId="757">
     <w:name w:val="Grid Table 5 Dark - Accent 3"/>
-    <w:basedOn w:val="887"/>
+    <w:basedOn w:val="905"/>
     <w:uiPriority w:val="99"/>
     <w:pPr>
       <w:pBdr/>
@@ -10922,9 +13333,9 @@
       </w:tcPr>
     </w:tblStylePr>
   </w:style>
-  <w:style w:type="table" w:styleId="740">
+  <w:style w:type="table" w:styleId="758">
     <w:name w:val="Grid Table 5 Dark- Accent 4"/>
-    <w:basedOn w:val="887"/>
+    <w:basedOn w:val="905"/>
     <w:uiPriority w:val="99"/>
     <w:pPr>
       <w:pBdr/>
@@ -11150,9 +13561,9 @@
       </w:tcPr>
     </w:tblStylePr>
   </w:style>
-  <w:style w:type="table" w:styleId="741">
+  <w:style w:type="table" w:styleId="759">
     <w:name w:val="Grid Table 5 Dark - Accent 5"/>
-    <w:basedOn w:val="887"/>
+    <w:basedOn w:val="905"/>
     <w:uiPriority w:val="99"/>
     <w:pPr>
       <w:pBdr/>
@@ -11378,9 +13789,9 @@
       </w:tcPr>
     </w:tblStylePr>
   </w:style>
-  <w:style w:type="table" w:styleId="742">
+  <w:style w:type="table" w:styleId="760">
     <w:name w:val="Grid Table 5 Dark - Accent 6"/>
-    <w:basedOn w:val="887"/>
+    <w:basedOn w:val="905"/>
     <w:uiPriority w:val="99"/>
     <w:pPr>
       <w:pBdr/>
@@ -11606,9 +14017,9 @@
       </w:tcPr>
     </w:tblStylePr>
   </w:style>
-  <w:style w:type="table" w:styleId="743">
+  <w:style w:type="table" w:styleId="761">
     <w:name w:val="Grid Table 6 Colorful"/>
-    <w:basedOn w:val="887"/>
+    <w:basedOn w:val="905"/>
     <w:uiPriority w:val="99"/>
     <w:pPr>
       <w:pBdr/>
@@ -11836,9 +14247,9 @@
       </w:tcPr>
     </w:tblStylePr>
   </w:style>
-  <w:style w:type="table" w:styleId="744">
+  <w:style w:type="table" w:styleId="762">
     <w:name w:val="Grid Table 6 Colorful - Accent 1"/>
-    <w:basedOn w:val="887"/>
+    <w:basedOn w:val="905"/>
     <w:uiPriority w:val="99"/>
     <w:pPr>
       <w:pBdr/>
@@ -12066,9 +14477,9 @@
       </w:tcPr>
     </w:tblStylePr>
   </w:style>
-  <w:style w:type="table" w:styleId="745">
+  <w:style w:type="table" w:styleId="763">
     <w:name w:val="Grid Table 6 Colorful - Accent 2"/>
-    <w:basedOn w:val="887"/>
+    <w:basedOn w:val="905"/>
     <w:uiPriority w:val="99"/>
     <w:pPr>
       <w:pBdr/>
@@ -12296,9 +14707,9 @@
       </w:tcPr>
     </w:tblStylePr>
   </w:style>
-  <w:style w:type="table" w:styleId="746">
+  <w:style w:type="table" w:styleId="764">
     <w:name w:val="Grid Table 6 Colorful - Accent 3"/>
-    <w:basedOn w:val="887"/>
+    <w:basedOn w:val="905"/>
     <w:uiPriority w:val="99"/>
     <w:pPr>
       <w:pBdr/>
@@ -12526,9 +14937,9 @@
       </w:tcPr>
     </w:tblStylePr>
   </w:style>
-  <w:style w:type="table" w:styleId="747">
+  <w:style w:type="table" w:styleId="765">
     <w:name w:val="Grid Table 6 Colorful - Accent 4"/>
-    <w:basedOn w:val="887"/>
+    <w:basedOn w:val="905"/>
     <w:uiPriority w:val="99"/>
     <w:pPr>
       <w:pBdr/>
@@ -12756,9 +15167,9 @@
       </w:tcPr>
     </w:tblStylePr>
   </w:style>
-  <w:style w:type="table" w:styleId="748">
+  <w:style w:type="table" w:styleId="766">
     <w:name w:val="Grid Table 6 Colorful - Accent 5"/>
-    <w:basedOn w:val="887"/>
+    <w:basedOn w:val="905"/>
     <w:uiPriority w:val="99"/>
     <w:pPr>
       <w:pBdr/>
@@ -12986,9 +15397,9 @@
       </w:tcPr>
     </w:tblStylePr>
   </w:style>
-  <w:style w:type="table" w:styleId="749">
+  <w:style w:type="table" w:styleId="767">
     <w:name w:val="Grid Table 6 Colorful - Accent 6"/>
-    <w:basedOn w:val="887"/>
+    <w:basedOn w:val="905"/>
     <w:uiPriority w:val="99"/>
     <w:pPr>
       <w:pBdr/>
@@ -13216,9 +15627,9 @@
       </w:tcPr>
     </w:tblStylePr>
   </w:style>
-  <w:style w:type="table" w:styleId="750">
+  <w:style w:type="table" w:styleId="768">
     <w:name w:val="Grid Table 7 Colorful"/>
-    <w:basedOn w:val="887"/>
+    <w:basedOn w:val="905"/>
     <w:uiPriority w:val="99"/>
     <w:pPr>
       <w:pBdr/>
@@ -13470,9 +15881,9 @@
       </w:tcPr>
     </w:tblStylePr>
   </w:style>
-  <w:style w:type="table" w:styleId="751">
+  <w:style w:type="table" w:styleId="769">
     <w:name w:val="Grid Table 7 Colorful - Accent 1"/>
-    <w:basedOn w:val="887"/>
+    <w:basedOn w:val="905"/>
     <w:uiPriority w:val="99"/>
     <w:pPr>
       <w:pBdr/>
@@ -13724,9 +16135,9 @@
       </w:tcPr>
     </w:tblStylePr>
   </w:style>
-  <w:style w:type="table" w:styleId="752">
+  <w:style w:type="table" w:styleId="770">
     <w:name w:val="Grid Table 7 Colorful - Accent 2"/>
-    <w:basedOn w:val="887"/>
+    <w:basedOn w:val="905"/>
     <w:uiPriority w:val="99"/>
     <w:pPr>
       <w:pBdr/>
@@ -13978,9 +16389,9 @@
       </w:tcPr>
     </w:tblStylePr>
   </w:style>
-  <w:style w:type="table" w:styleId="753">
+  <w:style w:type="table" w:styleId="771">
     <w:name w:val="Grid Table 7 Colorful - Accent 3"/>
-    <w:basedOn w:val="887"/>
+    <w:basedOn w:val="905"/>
     <w:uiPriority w:val="99"/>
     <w:pPr>
       <w:pBdr/>
@@ -14232,9 +16643,9 @@
       </w:tcPr>
     </w:tblStylePr>
   </w:style>
-  <w:style w:type="table" w:styleId="754">
+  <w:style w:type="table" w:styleId="772">
     <w:name w:val="Grid Table 7 Colorful - Accent 4"/>
-    <w:basedOn w:val="887"/>
+    <w:basedOn w:val="905"/>
     <w:uiPriority w:val="99"/>
     <w:pPr>
       <w:pBdr/>
@@ -14486,9 +16897,9 @@
       </w:tcPr>
     </w:tblStylePr>
   </w:style>
-  <w:style w:type="table" w:styleId="755">
+  <w:style w:type="table" w:styleId="773">
     <w:name w:val="Grid Table 7 Colorful - Accent 5"/>
-    <w:basedOn w:val="887"/>
+    <w:basedOn w:val="905"/>
     <w:uiPriority w:val="99"/>
     <w:pPr>
       <w:pBdr/>
@@ -14740,9 +17151,9 @@
       </w:tcPr>
     </w:tblStylePr>
   </w:style>
-  <w:style w:type="table" w:styleId="756">
+  <w:style w:type="table" w:styleId="774">
     <w:name w:val="Grid Table 7 Colorful - Accent 6"/>
-    <w:basedOn w:val="887"/>
+    <w:basedOn w:val="905"/>
     <w:uiPriority w:val="99"/>
     <w:pPr>
       <w:pBdr/>
@@ -14994,9 +17405,9 @@
       </w:tcPr>
     </w:tblStylePr>
   </w:style>
-  <w:style w:type="table" w:styleId="757">
+  <w:style w:type="table" w:styleId="775">
     <w:name w:val="List Table 1 Light"/>
-    <w:basedOn w:val="887"/>
+    <w:basedOn w:val="905"/>
     <w:uiPriority w:val="99"/>
     <w:pPr>
       <w:pBdr/>
@@ -15210,9 +17621,9 @@
       </w:tcPr>
     </w:tblStylePr>
   </w:style>
-  <w:style w:type="table" w:styleId="758">
+  <w:style w:type="table" w:styleId="776">
     <w:name w:val="List Table 1 Light - Accent 1"/>
-    <w:basedOn w:val="887"/>
+    <w:basedOn w:val="905"/>
     <w:uiPriority w:val="99"/>
     <w:pPr>
       <w:pBdr/>
@@ -15426,9 +17837,9 @@
       </w:tcPr>
     </w:tblStylePr>
   </w:style>
-  <w:style w:type="table" w:styleId="759">
+  <w:style w:type="table" w:styleId="777">
     <w:name w:val="List Table 1 Light - Accent 2"/>
-    <w:basedOn w:val="887"/>
+    <w:basedOn w:val="905"/>
     <w:uiPriority w:val="99"/>
     <w:pPr>
       <w:pBdr/>
@@ -15642,9 +18053,9 @@
       </w:tcPr>
     </w:tblStylePr>
   </w:style>
-  <w:style w:type="table" w:styleId="760">
+  <w:style w:type="table" w:styleId="778">
     <w:name w:val="List Table 1 Light - Accent 3"/>
-    <w:basedOn w:val="887"/>
+    <w:basedOn w:val="905"/>
     <w:uiPriority w:val="99"/>
     <w:pPr>
       <w:pBdr/>
@@ -15858,9 +18269,9 @@
       </w:tcPr>
     </w:tblStylePr>
   </w:style>
-  <w:style w:type="table" w:styleId="761">
+  <w:style w:type="table" w:styleId="779">
     <w:name w:val="List Table 1 Light - Accent 4"/>
-    <w:basedOn w:val="887"/>
+    <w:basedOn w:val="905"/>
     <w:uiPriority w:val="99"/>
     <w:pPr>
       <w:pBdr/>
@@ -16074,9 +18485,9 @@
       </w:tcPr>
     </w:tblStylePr>
   </w:style>
-  <w:style w:type="table" w:styleId="762">
+  <w:style w:type="table" w:styleId="780">
     <w:name w:val="List Table 1 Light - Accent 5"/>
-    <w:basedOn w:val="887"/>
+    <w:basedOn w:val="905"/>
     <w:uiPriority w:val="99"/>
     <w:pPr>
       <w:pBdr/>
@@ -16290,9 +18701,9 @@
       </w:tcPr>
     </w:tblStylePr>
   </w:style>
-  <w:style w:type="table" w:styleId="763">
+  <w:style w:type="table" w:styleId="781">
     <w:name w:val="List Table 1 Light - Accent 6"/>
-    <w:basedOn w:val="887"/>
+    <w:basedOn w:val="905"/>
     <w:uiPriority w:val="99"/>
     <w:pPr>
       <w:pBdr/>
@@ -16506,9 +18917,9 @@
       </w:tcPr>
     </w:tblStylePr>
   </w:style>
-  <w:style w:type="table" w:styleId="764">
+  <w:style w:type="table" w:styleId="782">
     <w:name w:val="List Table 2"/>
-    <w:basedOn w:val="887"/>
+    <w:basedOn w:val="905"/>
     <w:uiPriority w:val="99"/>
     <w:pPr>
       <w:pBdr/>
@@ -16744,9 +19155,9 @@
       </w:tcPr>
     </w:tblStylePr>
   </w:style>
-  <w:style w:type="table" w:styleId="765">
+  <w:style w:type="table" w:styleId="783">
     <w:name w:val="List Table 2 - Accent 1"/>
-    <w:basedOn w:val="887"/>
+    <w:basedOn w:val="905"/>
     <w:uiPriority w:val="99"/>
     <w:pPr>
       <w:pBdr/>
@@ -16982,9 +19393,9 @@
       </w:tcPr>
     </w:tblStylePr>
   </w:style>
-  <w:style w:type="table" w:styleId="766">
+  <w:style w:type="table" w:styleId="784">
     <w:name w:val="List Table 2 - Accent 2"/>
-    <w:basedOn w:val="887"/>
+    <w:basedOn w:val="905"/>
     <w:uiPriority w:val="99"/>
     <w:pPr>
       <w:pBdr/>
@@ -17220,9 +19631,9 @@
       </w:tcPr>
     </w:tblStylePr>
   </w:style>
-  <w:style w:type="table" w:styleId="767">
+  <w:style w:type="table" w:styleId="785">
     <w:name w:val="List Table 2 - Accent 3"/>
-    <w:basedOn w:val="887"/>
+    <w:basedOn w:val="905"/>
     <w:uiPriority w:val="99"/>
     <w:pPr>
       <w:pBdr/>
@@ -17458,9 +19869,9 @@
       </w:tcPr>
     </w:tblStylePr>
   </w:style>
-  <w:style w:type="table" w:styleId="768">
+  <w:style w:type="table" w:styleId="786">
     <w:name w:val="List Table 2 - Accent 4"/>
-    <w:basedOn w:val="887"/>
+    <w:basedOn w:val="905"/>
     <w:uiPriority w:val="99"/>
     <w:pPr>
       <w:pBdr/>
@@ -17696,9 +20107,9 @@
       </w:tcPr>
     </w:tblStylePr>
   </w:style>
-  <w:style w:type="table" w:styleId="769">
+  <w:style w:type="table" w:styleId="787">
     <w:name w:val="List Table 2 - Accent 5"/>
-    <w:basedOn w:val="887"/>
+    <w:basedOn w:val="905"/>
     <w:uiPriority w:val="99"/>
     <w:pPr>
       <w:pBdr/>
@@ -17934,9 +20345,9 @@
       </w:tcPr>
     </w:tblStylePr>
   </w:style>
-  <w:style w:type="table" w:styleId="770">
+  <w:style w:type="table" w:styleId="788">
     <w:name w:val="List Table 2 - Accent 6"/>
-    <w:basedOn w:val="887"/>
+    <w:basedOn w:val="905"/>
     <w:uiPriority w:val="99"/>
     <w:pPr>
       <w:pBdr/>
@@ -18172,9 +20583,9 @@
       </w:tcPr>
     </w:tblStylePr>
   </w:style>
-  <w:style w:type="table" w:styleId="771">
+  <w:style w:type="table" w:styleId="789">
     <w:name w:val="List Table 3"/>
-    <w:basedOn w:val="887"/>
+    <w:basedOn w:val="905"/>
     <w:uiPriority w:val="99"/>
     <w:pPr>
       <w:pBdr/>
@@ -18400,9 +20811,9 @@
       </w:tcPr>
     </w:tblStylePr>
   </w:style>
-  <w:style w:type="table" w:styleId="772">
+  <w:style w:type="table" w:styleId="790">
     <w:name w:val="List Table 3 - Accent 1"/>
-    <w:basedOn w:val="887"/>
+    <w:basedOn w:val="905"/>
     <w:uiPriority w:val="99"/>
     <w:pPr>
       <w:pBdr/>
@@ -18628,9 +21039,9 @@
       </w:tcPr>
     </w:tblStylePr>
   </w:style>
-  <w:style w:type="table" w:styleId="773">
+  <w:style w:type="table" w:styleId="791">
     <w:name w:val="List Table 3 - Accent 2"/>
-    <w:basedOn w:val="887"/>
+    <w:basedOn w:val="905"/>
     <w:uiPriority w:val="99"/>
     <w:pPr>
       <w:pBdr/>
@@ -18856,9 +21267,9 @@
       </w:tcPr>
     </w:tblStylePr>
   </w:style>
-  <w:style w:type="table" w:styleId="774">
+  <w:style w:type="table" w:styleId="792">
     <w:name w:val="List Table 3 - Accent 3"/>
-    <w:basedOn w:val="887"/>
+    <w:basedOn w:val="905"/>
     <w:uiPriority w:val="99"/>
     <w:pPr>
       <w:pBdr/>
@@ -19084,9 +21495,9 @@
       </w:tcPr>
     </w:tblStylePr>
   </w:style>
-  <w:style w:type="table" w:styleId="775">
+  <w:style w:type="table" w:styleId="793">
     <w:name w:val="List Table 3 - Accent 4"/>
-    <w:basedOn w:val="887"/>
+    <w:basedOn w:val="905"/>
     <w:uiPriority w:val="99"/>
     <w:pPr>
       <w:pBdr/>
@@ -19312,9 +21723,9 @@
       </w:tcPr>
     </w:tblStylePr>
   </w:style>
-  <w:style w:type="table" w:styleId="776">
+  <w:style w:type="table" w:styleId="794">
     <w:name w:val="List Table 3 - Accent 5"/>
-    <w:basedOn w:val="887"/>
+    <w:basedOn w:val="905"/>
     <w:uiPriority w:val="99"/>
     <w:pPr>
       <w:pBdr/>
@@ -19540,9 +21951,9 @@
       </w:tcPr>
     </w:tblStylePr>
   </w:style>
-  <w:style w:type="table" w:styleId="777">
+  <w:style w:type="table" w:styleId="795">
     <w:name w:val="List Table 3 - Accent 6"/>
-    <w:basedOn w:val="887"/>
+    <w:basedOn w:val="905"/>
     <w:uiPriority w:val="99"/>
     <w:pPr>
       <w:pBdr/>
@@ -19768,9 +22179,9 @@
       </w:tcPr>
     </w:tblStylePr>
   </w:style>
-  <w:style w:type="table" w:styleId="778">
+  <w:style w:type="table" w:styleId="796">
     <w:name w:val="List Table 4"/>
-    <w:basedOn w:val="887"/>
+    <w:basedOn w:val="905"/>
     <w:uiPriority w:val="99"/>
     <w:pPr>
       <w:pBdr/>
@@ -19993,9 +22404,9 @@
       </w:tcPr>
     </w:tblStylePr>
   </w:style>
-  <w:style w:type="table" w:styleId="779">
+  <w:style w:type="table" w:styleId="797">
     <w:name w:val="List Table 4 - Accent 1"/>
-    <w:basedOn w:val="887"/>
+    <w:basedOn w:val="905"/>
     <w:uiPriority w:val="99"/>
     <w:pPr>
       <w:pBdr/>
@@ -20218,9 +22629,9 @@
       </w:tcPr>
     </w:tblStylePr>
   </w:style>
-  <w:style w:type="table" w:styleId="780">
+  <w:style w:type="table" w:styleId="798">
     <w:name w:val="List Table 4 - Accent 2"/>
-    <w:basedOn w:val="887"/>
+    <w:basedOn w:val="905"/>
     <w:uiPriority w:val="99"/>
     <w:pPr>
       <w:pBdr/>
@@ -20443,9 +22854,9 @@
       </w:tcPr>
     </w:tblStylePr>
   </w:style>
-  <w:style w:type="table" w:styleId="781">
+  <w:style w:type="table" w:styleId="799">
     <w:name w:val="List Table 4 - Accent 3"/>
-    <w:basedOn w:val="887"/>
+    <w:basedOn w:val="905"/>
     <w:uiPriority w:val="99"/>
     <w:pPr>
       <w:pBdr/>
@@ -20668,9 +23079,9 @@
       </w:tcPr>
     </w:tblStylePr>
   </w:style>
-  <w:style w:type="table" w:styleId="782">
+  <w:style w:type="table" w:styleId="800">
     <w:name w:val="List Table 4 - Accent 4"/>
-    <w:basedOn w:val="887"/>
+    <w:basedOn w:val="905"/>
     <w:uiPriority w:val="99"/>
     <w:pPr>
       <w:pBdr/>
@@ -20893,9 +23304,9 @@
       </w:tcPr>
     </w:tblStylePr>
   </w:style>
-  <w:style w:type="table" w:styleId="783">
+  <w:style w:type="table" w:styleId="801">
     <w:name w:val="List Table 4 - Accent 5"/>
-    <w:basedOn w:val="887"/>
+    <w:basedOn w:val="905"/>
     <w:uiPriority w:val="99"/>
     <w:pPr>
       <w:pBdr/>
@@ -21118,9 +23529,9 @@
       </w:tcPr>
     </w:tblStylePr>
   </w:style>
-  <w:style w:type="table" w:styleId="784">
+  <w:style w:type="table" w:styleId="802">
     <w:name w:val="List Table 4 - Accent 6"/>
-    <w:basedOn w:val="887"/>
+    <w:basedOn w:val="905"/>
     <w:uiPriority w:val="99"/>
     <w:pPr>
       <w:pBdr/>
@@ -21343,9 +23754,9 @@
       </w:tcPr>
     </w:tblStylePr>
   </w:style>
-  <w:style w:type="table" w:styleId="785">
+  <w:style w:type="table" w:styleId="803">
     <w:name w:val="List Table 5 Dark"/>
-    <w:basedOn w:val="887"/>
+    <w:basedOn w:val="905"/>
     <w:uiPriority w:val="99"/>
     <w:pPr>
       <w:pBdr/>
@@ -21585,9 +23996,9 @@
       </w:tcPr>
     </w:tblStylePr>
   </w:style>
-  <w:style w:type="table" w:styleId="786">
+  <w:style w:type="table" w:styleId="804">
     <w:name w:val="List Table 5 Dark - Accent 1"/>
-    <w:basedOn w:val="887"/>
+    <w:basedOn w:val="905"/>
     <w:uiPriority w:val="99"/>
     <w:pPr>
       <w:pBdr/>
@@ -21827,9 +24238,9 @@
       </w:tcPr>
     </w:tblStylePr>
   </w:style>
-  <w:style w:type="table" w:styleId="787">
+  <w:style w:type="table" w:styleId="805">
     <w:name w:val="List Table 5 Dark - Accent 2"/>
-    <w:basedOn w:val="887"/>
+    <w:basedOn w:val="905"/>
     <w:uiPriority w:val="99"/>
     <w:pPr>
       <w:pBdr/>
@@ -22069,9 +24480,9 @@
       </w:tcPr>
     </w:tblStylePr>
   </w:style>
-  <w:style w:type="table" w:styleId="788">
+  <w:style w:type="table" w:styleId="806">
     <w:name w:val="List Table 5 Dark - Accent 3"/>
-    <w:basedOn w:val="887"/>
+    <w:basedOn w:val="905"/>
     <w:uiPriority w:val="99"/>
     <w:pPr>
       <w:pBdr/>
@@ -22311,9 +24722,9 @@
       </w:tcPr>
     </w:tblStylePr>
   </w:style>
-  <w:style w:type="table" w:styleId="789">
+  <w:style w:type="table" w:styleId="807">
     <w:name w:val="List Table 5 Dark - Accent 4"/>
-    <w:basedOn w:val="887"/>
+    <w:basedOn w:val="905"/>
     <w:uiPriority w:val="99"/>
     <w:pPr>
       <w:pBdr/>
@@ -22553,9 +24964,9 @@
       </w:tcPr>
     </w:tblStylePr>
   </w:style>
-  <w:style w:type="table" w:styleId="790">
+  <w:style w:type="table" w:styleId="808">
     <w:name w:val="List Table 5 Dark - Accent 5"/>
-    <w:basedOn w:val="887"/>
+    <w:basedOn w:val="905"/>
     <w:uiPriority w:val="99"/>
     <w:pPr>
       <w:pBdr/>
@@ -22795,9 +25206,9 @@
       </w:tcPr>
     </w:tblStylePr>
   </w:style>
-  <w:style w:type="table" w:styleId="791">
+  <w:style w:type="table" w:styleId="809">
     <w:name w:val="List Table 5 Dark - Accent 6"/>
-    <w:basedOn w:val="887"/>
+    <w:basedOn w:val="905"/>
     <w:uiPriority w:val="99"/>
     <w:pPr>
       <w:pBdr/>
@@ -23037,9 +25448,9 @@
       </w:tcPr>
     </w:tblStylePr>
   </w:style>
-  <w:style w:type="table" w:styleId="792">
+  <w:style w:type="table" w:styleId="810">
     <w:name w:val="List Table 6 Colorful"/>
-    <w:basedOn w:val="887"/>
+    <w:basedOn w:val="905"/>
     <w:uiPriority w:val="99"/>
     <w:pPr>
       <w:pBdr/>
@@ -23260,9 +25671,9 @@
       </w:tcPr>
     </w:tblStylePr>
   </w:style>
-  <w:style w:type="table" w:styleId="793">
+  <w:style w:type="table" w:styleId="811">
     <w:name w:val="List Table 6 Colorful - Accent 1"/>
-    <w:basedOn w:val="887"/>
+    <w:basedOn w:val="905"/>
     <w:uiPriority w:val="99"/>
     <w:pPr>
       <w:pBdr/>
@@ -23483,9 +25894,9 @@
       </w:tcPr>
     </w:tblStylePr>
   </w:style>
-  <w:style w:type="table" w:styleId="794">
+  <w:style w:type="table" w:styleId="812">
     <w:name w:val="List Table 6 Colorful - Accent 2"/>
-    <w:basedOn w:val="887"/>
+    <w:basedOn w:val="905"/>
     <w:uiPriority w:val="99"/>
     <w:pPr>
       <w:pBdr/>
@@ -23706,9 +26117,9 @@
       </w:tcPr>
     </w:tblStylePr>
   </w:style>
-  <w:style w:type="table" w:styleId="795">
+  <w:style w:type="table" w:styleId="813">
     <w:name w:val="List Table 6 Colorful - Accent 3"/>
-    <w:basedOn w:val="887"/>
+    <w:basedOn w:val="905"/>
     <w:uiPriority w:val="99"/>
     <w:pPr>
       <w:pBdr/>
@@ -23929,9 +26340,9 @@
       </w:tcPr>
     </w:tblStylePr>
   </w:style>
-  <w:style w:type="table" w:styleId="796">
+  <w:style w:type="table" w:styleId="814">
     <w:name w:val="List Table 6 Colorful - Accent 4"/>
-    <w:basedOn w:val="887"/>
+    <w:basedOn w:val="905"/>
     <w:uiPriority w:val="99"/>
     <w:pPr>
       <w:pBdr/>
@@ -24152,9 +26563,9 @@
       </w:tcPr>
     </w:tblStylePr>
   </w:style>
-  <w:style w:type="table" w:styleId="797">
+  <w:style w:type="table" w:styleId="815">
     <w:name w:val="List Table 6 Colorful - Accent 5"/>
-    <w:basedOn w:val="887"/>
+    <w:basedOn w:val="905"/>
     <w:uiPriority w:val="99"/>
     <w:pPr>
       <w:pBdr/>
@@ -24375,9 +26786,9 @@
       </w:tcPr>
     </w:tblStylePr>
   </w:style>
-  <w:style w:type="table" w:styleId="798">
+  <w:style w:type="table" w:styleId="816">
     <w:name w:val="List Table 6 Colorful - Accent 6"/>
-    <w:basedOn w:val="887"/>
+    <w:basedOn w:val="905"/>
     <w:uiPriority w:val="99"/>
     <w:pPr>
       <w:pBdr/>
@@ -24598,9 +27009,9 @@
       </w:tcPr>
     </w:tblStylePr>
   </w:style>
-  <w:style w:type="table" w:styleId="799">
+  <w:style w:type="table" w:styleId="817">
     <w:name w:val="List Table 7 Colorful"/>
-    <w:basedOn w:val="887"/>
+    <w:basedOn w:val="905"/>
     <w:uiPriority w:val="99"/>
     <w:pPr>
       <w:pBdr/>
@@ -24854,9 +27265,9 @@
       </w:tcPr>
     </w:tblStylePr>
   </w:style>
-  <w:style w:type="table" w:styleId="800">
+  <w:style w:type="table" w:styleId="818">
     <w:name w:val="List Table 7 Colorful - Accent 1"/>
-    <w:basedOn w:val="887"/>
+    <w:basedOn w:val="905"/>
     <w:uiPriority w:val="99"/>
     <w:pPr>
       <w:pBdr/>
@@ -25110,9 +27521,9 @@
       </w:tcPr>
     </w:tblStylePr>
   </w:style>
-  <w:style w:type="table" w:styleId="801">
+  <w:style w:type="table" w:styleId="819">
     <w:name w:val="List Table 7 Colorful - Accent 2"/>
-    <w:basedOn w:val="887"/>
+    <w:basedOn w:val="905"/>
     <w:uiPriority w:val="99"/>
     <w:pPr>
       <w:pBdr/>
@@ -25366,9 +27777,9 @@
       </w:tcPr>
     </w:tblStylePr>
   </w:style>
-  <w:style w:type="table" w:styleId="802">
+  <w:style w:type="table" w:styleId="820">
     <w:name w:val="List Table 7 Colorful - Accent 3"/>
-    <w:basedOn w:val="887"/>
+    <w:basedOn w:val="905"/>
     <w:uiPriority w:val="99"/>
     <w:pPr>
       <w:pBdr/>
@@ -25622,9 +28033,9 @@
       </w:tcPr>
     </w:tblStylePr>
   </w:style>
-  <w:style w:type="table" w:styleId="803">
+  <w:style w:type="table" w:styleId="821">
     <w:name w:val="List Table 7 Colorful - Accent 4"/>
-    <w:basedOn w:val="887"/>
+    <w:basedOn w:val="905"/>
     <w:uiPriority w:val="99"/>
     <w:pPr>
       <w:pBdr/>
@@ -25878,9 +28289,9 @@
       </w:tcPr>
     </w:tblStylePr>
   </w:style>
-  <w:style w:type="table" w:styleId="804">
+  <w:style w:type="table" w:styleId="822">
     <w:name w:val="List Table 7 Colorful - Accent 5"/>
-    <w:basedOn w:val="887"/>
+    <w:basedOn w:val="905"/>
     <w:uiPriority w:val="99"/>
     <w:pPr>
       <w:pBdr/>
@@ -26134,9 +28545,9 @@
       </w:tcPr>
     </w:tblStylePr>
   </w:style>
-  <w:style w:type="table" w:styleId="805">
+  <w:style w:type="table" w:styleId="823">
     <w:name w:val="List Table 7 Colorful - Accent 6"/>
-    <w:basedOn w:val="887"/>
+    <w:basedOn w:val="905"/>
     <w:uiPriority w:val="99"/>
     <w:pPr>
       <w:pBdr/>
@@ -26390,9 +28801,9 @@
       </w:tcPr>
     </w:tblStylePr>
   </w:style>
-  <w:style w:type="table" w:styleId="806">
+  <w:style w:type="table" w:styleId="824">
     <w:name w:val="Lined - Accent"/>
-    <w:basedOn w:val="887"/>
+    <w:basedOn w:val="905"/>
     <w:uiPriority w:val="99"/>
     <w:pPr>
       <w:pBdr/>
@@ -26627,9 +29038,9 @@
       </w:tcPr>
     </w:tblStylePr>
   </w:style>
-  <w:style w:type="table" w:styleId="807">
+  <w:style w:type="table" w:styleId="825">
     <w:name w:val="Lined - Accent 1"/>
-    <w:basedOn w:val="887"/>
+    <w:basedOn w:val="905"/>
     <w:uiPriority w:val="99"/>
     <w:pPr>
       <w:pBdr/>
@@ -26864,9 +29275,9 @@
       </w:tcPr>
     </w:tblStylePr>
   </w:style>
-  <w:style w:type="table" w:styleId="808">
+  <w:style w:type="table" w:styleId="826">
     <w:name w:val="Lined - Accent 2"/>
-    <w:basedOn w:val="887"/>
+    <w:basedOn w:val="905"/>
     <w:uiPriority w:val="99"/>
     <w:pPr>
       <w:pBdr/>
@@ -27101,9 +29512,9 @@
       </w:tcPr>
     </w:tblStylePr>
   </w:style>
-  <w:style w:type="table" w:styleId="809">
+  <w:style w:type="table" w:styleId="827">
     <w:name w:val="Lined - Accent 3"/>
-    <w:basedOn w:val="887"/>
+    <w:basedOn w:val="905"/>
     <w:uiPriority w:val="99"/>
     <w:pPr>
       <w:pBdr/>
@@ -27338,9 +29749,9 @@
       </w:tcPr>
     </w:tblStylePr>
   </w:style>
-  <w:style w:type="table" w:styleId="810">
+  <w:style w:type="table" w:styleId="828">
     <w:name w:val="Lined - Accent 4"/>
-    <w:basedOn w:val="887"/>
+    <w:basedOn w:val="905"/>
     <w:uiPriority w:val="99"/>
     <w:pPr>
       <w:pBdr/>
@@ -27575,9 +29986,9 @@
       </w:tcPr>
     </w:tblStylePr>
   </w:style>
-  <w:style w:type="table" w:styleId="811">
+  <w:style w:type="table" w:styleId="829">
     <w:name w:val="Lined - Accent 5"/>
-    <w:basedOn w:val="887"/>
+    <w:basedOn w:val="905"/>
     <w:uiPriority w:val="99"/>
     <w:pPr>
       <w:pBdr/>
@@ -27812,9 +30223,9 @@
       </w:tcPr>
     </w:tblStylePr>
   </w:style>
-  <w:style w:type="table" w:styleId="812">
+  <w:style w:type="table" w:styleId="830">
     <w:name w:val="Lined - Accent 6"/>
-    <w:basedOn w:val="887"/>
+    <w:basedOn w:val="905"/>
     <w:uiPriority w:val="99"/>
     <w:pPr>
       <w:pBdr/>
@@ -28049,9 +30460,9 @@
       </w:tcPr>
     </w:tblStylePr>
   </w:style>
-  <w:style w:type="table" w:styleId="813">
+  <w:style w:type="table" w:styleId="831">
     <w:name w:val="Bordered &amp; Lined - Accent"/>
-    <w:basedOn w:val="887"/>
+    <w:basedOn w:val="905"/>
     <w:uiPriority w:val="99"/>
     <w:pPr>
       <w:pBdr/>
@@ -28293,9 +30704,9 @@
       </w:tcPr>
     </w:tblStylePr>
   </w:style>
-  <w:style w:type="table" w:styleId="814">
+  <w:style w:type="table" w:styleId="832">
     <w:name w:val="Bordered &amp; Lined - Accent 1"/>
-    <w:basedOn w:val="887"/>
+    <w:basedOn w:val="905"/>
     <w:uiPriority w:val="99"/>
     <w:pPr>
       <w:pBdr/>
@@ -28537,9 +30948,9 @@
       </w:tcPr>
     </w:tblStylePr>
   </w:style>
-  <w:style w:type="table" w:styleId="815">
+  <w:style w:type="table" w:styleId="833">
     <w:name w:val="Bordered &amp; Lined - Accent 2"/>
-    <w:basedOn w:val="887"/>
+    <w:basedOn w:val="905"/>
     <w:uiPriority w:val="99"/>
     <w:pPr>
       <w:pBdr/>
@@ -28781,9 +31192,9 @@
       </w:tcPr>
     </w:tblStylePr>
   </w:style>
-  <w:style w:type="table" w:styleId="816">
+  <w:style w:type="table" w:styleId="834">
     <w:name w:val="Bordered &amp; Lined - Accent 3"/>
-    <w:basedOn w:val="887"/>
+    <w:basedOn w:val="905"/>
     <w:uiPriority w:val="99"/>
     <w:pPr>
       <w:pBdr/>
@@ -29025,9 +31436,9 @@
       </w:tcPr>
     </w:tblStylePr>
   </w:style>
-  <w:style w:type="table" w:styleId="817">
+  <w:style w:type="table" w:styleId="835">
     <w:name w:val="Bordered &amp; Lined - Accent 4"/>
-    <w:basedOn w:val="887"/>
+    <w:basedOn w:val="905"/>
     <w:uiPriority w:val="99"/>
     <w:pPr>
       <w:pBdr/>
@@ -29269,9 +31680,9 @@
       </w:tcPr>
     </w:tblStylePr>
   </w:style>
-  <w:style w:type="table" w:styleId="818">
+  <w:style w:type="table" w:styleId="836">
     <w:name w:val="Bordered &amp; Lined - Accent 5"/>
-    <w:basedOn w:val="887"/>
+    <w:basedOn w:val="905"/>
     <w:uiPriority w:val="99"/>
     <w:pPr>
       <w:pBdr/>
@@ -29513,9 +31924,9 @@
       </w:tcPr>
     </w:tblStylePr>
   </w:style>
-  <w:style w:type="table" w:styleId="819">
+  <w:style w:type="table" w:styleId="837">
     <w:name w:val="Bordered &amp; Lined - Accent 6"/>
-    <w:basedOn w:val="887"/>
+    <w:basedOn w:val="905"/>
     <w:uiPriority w:val="99"/>
     <w:pPr>
       <w:pBdr/>
@@ -29757,9 +32168,9 @@
       </w:tcPr>
     </w:tblStylePr>
   </w:style>
-  <w:style w:type="table" w:styleId="820">
+  <w:style w:type="table" w:styleId="838">
     <w:name w:val="Bordered"/>
-    <w:basedOn w:val="887"/>
+    <w:basedOn w:val="905"/>
     <w:uiPriority w:val="99"/>
     <w:pPr>
       <w:pBdr/>
@@ -29988,9 +32399,9 @@
       </w:tcPr>
     </w:tblStylePr>
   </w:style>
-  <w:style w:type="table" w:styleId="821">
+  <w:style w:type="table" w:styleId="839">
     <w:name w:val="Bordered - Accent 1"/>
-    <w:basedOn w:val="887"/>
+    <w:basedOn w:val="905"/>
     <w:uiPriority w:val="99"/>
     <w:pPr>
       <w:pBdr/>
@@ -30219,9 +32630,9 @@
       </w:tcPr>
     </w:tblStylePr>
   </w:style>
-  <w:style w:type="table" w:styleId="822">
+  <w:style w:type="table" w:styleId="840">
     <w:name w:val="Bordered - Accent 2"/>
-    <w:basedOn w:val="887"/>
+    <w:basedOn w:val="905"/>
     <w:uiPriority w:val="99"/>
     <w:pPr>
       <w:pBdr/>
@@ -30450,9 +32861,9 @@
       </w:tcPr>
     </w:tblStylePr>
   </w:style>
-  <w:style w:type="table" w:styleId="823">
+  <w:style w:type="table" w:styleId="841">
     <w:name w:val="Bordered - Accent 3"/>
-    <w:basedOn w:val="887"/>
+    <w:basedOn w:val="905"/>
     <w:uiPriority w:val="99"/>
     <w:pPr>
       <w:pBdr/>
@@ -30681,9 +33092,9 @@
       </w:tcPr>
     </w:tblStylePr>
   </w:style>
-  <w:style w:type="table" w:styleId="824">
+  <w:style w:type="table" w:styleId="842">
     <w:name w:val="Bordered - Accent 4"/>
-    <w:basedOn w:val="887"/>
+    <w:basedOn w:val="905"/>
     <w:uiPriority w:val="99"/>
     <w:pPr>
       <w:pBdr/>
@@ -30912,9 +33323,9 @@
       </w:tcPr>
     </w:tblStylePr>
   </w:style>
-  <w:style w:type="table" w:styleId="825">
+  <w:style w:type="table" w:styleId="843">
     <w:name w:val="Bordered - Accent 5"/>
-    <w:basedOn w:val="887"/>
+    <w:basedOn w:val="905"/>
     <w:uiPriority w:val="99"/>
     <w:pPr>
       <w:pBdr/>
@@ -31143,9 +33554,9 @@
       </w:tcPr>
     </w:tblStylePr>
   </w:style>
-  <w:style w:type="table" w:styleId="826">
+  <w:style w:type="table" w:styleId="844">
     <w:name w:val="Bordered - Accent 6"/>
-    <w:basedOn w:val="887"/>
+    <w:basedOn w:val="905"/>
     <w:uiPriority w:val="99"/>
     <w:pPr>
       <w:pBdr/>
@@ -31374,11 +33785,11 @@
       </w:tcPr>
     </w:tblStylePr>
   </w:style>
-  <w:style w:type="paragraph" w:styleId="827">
+  <w:style w:type="paragraph" w:styleId="845">
     <w:name w:val="Heading 1"/>
-    <w:basedOn w:val="886"/>
-    <w:next w:val="886"/>
-    <w:link w:val="837"/>
+    <w:basedOn w:val="904"/>
+    <w:next w:val="904"/>
+    <w:link w:val="855"/>
     <w:uiPriority w:val="9"/>
     <w:qFormat/>
     <w:pPr>
@@ -31396,11 +33807,11 @@
       <w:szCs w:val="40"/>
     </w:rPr>
   </w:style>
-  <w:style w:type="paragraph" w:styleId="828">
+  <w:style w:type="paragraph" w:styleId="846">
     <w:name w:val="Heading 2"/>
-    <w:basedOn w:val="886"/>
-    <w:next w:val="886"/>
-    <w:link w:val="838"/>
+    <w:basedOn w:val="904"/>
+    <w:next w:val="904"/>
+    <w:link w:val="856"/>
     <w:uiPriority w:val="9"/>
     <w:unhideWhenUsed/>
     <w:qFormat/>
@@ -31419,11 +33830,11 @@
       <w:szCs w:val="32"/>
     </w:rPr>
   </w:style>
-  <w:style w:type="paragraph" w:styleId="829">
+  <w:style w:type="paragraph" w:styleId="847">
     <w:name w:val="Heading 3"/>
-    <w:basedOn w:val="886"/>
-    <w:next w:val="886"/>
-    <w:link w:val="839"/>
+    <w:basedOn w:val="904"/>
+    <w:next w:val="904"/>
+    <w:link w:val="857"/>
     <w:uiPriority w:val="9"/>
     <w:unhideWhenUsed/>
     <w:qFormat/>
@@ -31442,11 +33853,11 @@
       <w:szCs w:val="28"/>
     </w:rPr>
   </w:style>
-  <w:style w:type="paragraph" w:styleId="830">
+  <w:style w:type="paragraph" w:styleId="848">
     <w:name w:val="Heading 4"/>
-    <w:basedOn w:val="886"/>
-    <w:next w:val="886"/>
-    <w:link w:val="840"/>
+    <w:basedOn w:val="904"/>
+    <w:next w:val="904"/>
+    <w:link w:val="858"/>
     <w:uiPriority w:val="9"/>
     <w:unhideWhenUsed/>
     <w:qFormat/>
@@ -31465,11 +33876,11 @@
       <w:color w:val="0f4761" w:themeColor="accent1" w:themeShade="BF"/>
     </w:rPr>
   </w:style>
-  <w:style w:type="paragraph" w:styleId="831">
+  <w:style w:type="paragraph" w:styleId="849">
     <w:name w:val="Heading 5"/>
-    <w:basedOn w:val="886"/>
-    <w:next w:val="886"/>
-    <w:link w:val="841"/>
+    <w:basedOn w:val="904"/>
+    <w:next w:val="904"/>
+    <w:link w:val="859"/>
     <w:uiPriority w:val="9"/>
     <w:unhideWhenUsed/>
     <w:qFormat/>
@@ -31486,11 +33897,11 @@
       <w:color w:val="0f4761" w:themeColor="accent1" w:themeShade="BF"/>
     </w:rPr>
   </w:style>
-  <w:style w:type="paragraph" w:styleId="832">
+  <w:style w:type="paragraph" w:styleId="850">
     <w:name w:val="Heading 6"/>
-    <w:basedOn w:val="886"/>
-    <w:next w:val="886"/>
-    <w:link w:val="842"/>
+    <w:basedOn w:val="904"/>
+    <w:next w:val="904"/>
+    <w:link w:val="860"/>
     <w:uiPriority w:val="9"/>
     <w:unhideWhenUsed/>
     <w:qFormat/>
@@ -31509,11 +33920,11 @@
       <w:color w:val="595959" w:themeColor="text1" w:themeTint="A6"/>
     </w:rPr>
   </w:style>
-  <w:style w:type="paragraph" w:styleId="833">
+  <w:style w:type="paragraph" w:styleId="851">
     <w:name w:val="Heading 7"/>
-    <w:basedOn w:val="886"/>
-    <w:next w:val="886"/>
-    <w:link w:val="843"/>
+    <w:basedOn w:val="904"/>
+    <w:next w:val="904"/>
+    <w:link w:val="861"/>
     <w:uiPriority w:val="9"/>
     <w:unhideWhenUsed/>
     <w:qFormat/>
@@ -31530,11 +33941,11 @@
       <w:color w:val="595959" w:themeColor="text1" w:themeTint="A6"/>
     </w:rPr>
   </w:style>
-  <w:style w:type="paragraph" w:styleId="834">
+  <w:style w:type="paragraph" w:styleId="852">
     <w:name w:val="Heading 8"/>
-    <w:basedOn w:val="886"/>
-    <w:next w:val="886"/>
-    <w:link w:val="844"/>
+    <w:basedOn w:val="904"/>
+    <w:next w:val="904"/>
+    <w:link w:val="862"/>
     <w:uiPriority w:val="9"/>
     <w:unhideWhenUsed/>
     <w:qFormat/>
@@ -31553,11 +33964,11 @@
       <w:color w:val="272727" w:themeColor="text1" w:themeTint="D8"/>
     </w:rPr>
   </w:style>
-  <w:style w:type="paragraph" w:styleId="835">
+  <w:style w:type="paragraph" w:styleId="853">
     <w:name w:val="Heading 9"/>
-    <w:basedOn w:val="886"/>
-    <w:next w:val="886"/>
-    <w:link w:val="845"/>
+    <w:basedOn w:val="904"/>
+    <w:next w:val="904"/>
+    <w:link w:val="863"/>
     <w:uiPriority w:val="9"/>
     <w:unhideWhenUsed/>
     <w:qFormat/>
@@ -31576,7 +33987,7 @@
       <w:color w:val="272727" w:themeColor="text1" w:themeTint="D8"/>
     </w:rPr>
   </w:style>
-  <w:style w:type="character" w:styleId="836" w:default="1">
+  <w:style w:type="character" w:styleId="854" w:default="1">
     <w:name w:val="Default Paragraph Font"/>
     <w:uiPriority w:val="1"/>
     <w:semiHidden/>
@@ -31587,10 +33998,10 @@
       <w:ind/>
     </w:pPr>
   </w:style>
-  <w:style w:type="character" w:styleId="837">
+  <w:style w:type="character" w:styleId="855">
     <w:name w:val="Heading 1 Char"/>
-    <w:basedOn w:val="836"/>
-    <w:link w:val="827"/>
+    <w:basedOn w:val="854"/>
+    <w:link w:val="845"/>
     <w:uiPriority w:val="9"/>
     <w:pPr>
       <w:pBdr/>
@@ -31604,10 +34015,10 @@
       <w:szCs w:val="40"/>
     </w:rPr>
   </w:style>
-  <w:style w:type="character" w:styleId="838">
+  <w:style w:type="character" w:styleId="856">
     <w:name w:val="Heading 2 Char"/>
-    <w:basedOn w:val="836"/>
-    <w:link w:val="828"/>
+    <w:basedOn w:val="854"/>
+    <w:link w:val="846"/>
     <w:uiPriority w:val="9"/>
     <w:pPr>
       <w:pBdr/>
@@ -31621,10 +34032,10 @@
       <w:szCs w:val="32"/>
     </w:rPr>
   </w:style>
-  <w:style w:type="character" w:styleId="839">
+  <w:style w:type="character" w:styleId="857">
     <w:name w:val="Heading 3 Char"/>
-    <w:basedOn w:val="836"/>
-    <w:link w:val="829"/>
+    <w:basedOn w:val="854"/>
+    <w:link w:val="847"/>
     <w:uiPriority w:val="9"/>
     <w:pPr>
       <w:pBdr/>
@@ -31638,10 +34049,10 @@
       <w:szCs w:val="28"/>
     </w:rPr>
   </w:style>
-  <w:style w:type="character" w:styleId="840">
+  <w:style w:type="character" w:styleId="858">
     <w:name w:val="Heading 4 Char"/>
-    <w:basedOn w:val="836"/>
-    <w:link w:val="830"/>
+    <w:basedOn w:val="854"/>
+    <w:link w:val="848"/>
     <w:uiPriority w:val="9"/>
     <w:pPr>
       <w:pBdr/>
@@ -31655,10 +34066,10 @@
       <w:color w:val="0f4761" w:themeColor="accent1" w:themeShade="BF"/>
     </w:rPr>
   </w:style>
-  <w:style w:type="character" w:styleId="841">
+  <w:style w:type="character" w:styleId="859">
     <w:name w:val="Heading 5 Char"/>
-    <w:basedOn w:val="836"/>
-    <w:link w:val="831"/>
+    <w:basedOn w:val="854"/>
+    <w:link w:val="849"/>
     <w:uiPriority w:val="9"/>
     <w:pPr>
       <w:pBdr/>
@@ -31670,10 +34081,10 @@
       <w:color w:val="0f4761" w:themeColor="accent1" w:themeShade="BF"/>
     </w:rPr>
   </w:style>
-  <w:style w:type="character" w:styleId="842">
+  <w:style w:type="character" w:styleId="860">
     <w:name w:val="Heading 6 Char"/>
-    <w:basedOn w:val="836"/>
-    <w:link w:val="832"/>
+    <w:basedOn w:val="854"/>
+    <w:link w:val="850"/>
     <w:uiPriority w:val="9"/>
     <w:pPr>
       <w:pBdr/>
@@ -31687,10 +34098,10 @@
       <w:color w:val="595959" w:themeColor="text1" w:themeTint="A6"/>
     </w:rPr>
   </w:style>
-  <w:style w:type="character" w:styleId="843">
+  <w:style w:type="character" w:styleId="861">
     <w:name w:val="Heading 7 Char"/>
-    <w:basedOn w:val="836"/>
-    <w:link w:val="833"/>
+    <w:basedOn w:val="854"/>
+    <w:link w:val="851"/>
     <w:uiPriority w:val="9"/>
     <w:pPr>
       <w:pBdr/>
@@ -31702,10 +34113,10 @@
       <w:color w:val="595959" w:themeColor="text1" w:themeTint="A6"/>
     </w:rPr>
   </w:style>
-  <w:style w:type="character" w:styleId="844">
+  <w:style w:type="character" w:styleId="862">
     <w:name w:val="Heading 8 Char"/>
-    <w:basedOn w:val="836"/>
-    <w:link w:val="834"/>
+    <w:basedOn w:val="854"/>
+    <w:link w:val="852"/>
     <w:uiPriority w:val="9"/>
     <w:pPr>
       <w:pBdr/>
@@ -31719,10 +34130,10 @@
       <w:color w:val="272727" w:themeColor="text1" w:themeTint="D8"/>
     </w:rPr>
   </w:style>
-  <w:style w:type="character" w:styleId="845">
+  <w:style w:type="character" w:styleId="863">
     <w:name w:val="Heading 9 Char"/>
-    <w:basedOn w:val="836"/>
-    <w:link w:val="835"/>
+    <w:basedOn w:val="854"/>
+    <w:link w:val="853"/>
     <w:uiPriority w:val="9"/>
     <w:pPr>
       <w:pBdr/>
@@ -31736,11 +34147,11 @@
       <w:color w:val="272727" w:themeColor="text1" w:themeTint="D8"/>
     </w:rPr>
   </w:style>
-  <w:style w:type="paragraph" w:styleId="846">
+  <w:style w:type="paragraph" w:styleId="864">
     <w:name w:val="Title"/>
-    <w:basedOn w:val="886"/>
-    <w:next w:val="886"/>
-    <w:link w:val="847"/>
+    <w:basedOn w:val="904"/>
+    <w:next w:val="904"/>
+    <w:link w:val="865"/>
     <w:uiPriority w:val="10"/>
     <w:qFormat/>
     <w:pPr>
@@ -31756,10 +34167,10 @@
       <w:szCs w:val="56"/>
     </w:rPr>
   </w:style>
-  <w:style w:type="character" w:styleId="847">
+  <w:style w:type="character" w:styleId="865">
     <w:name w:val="Title Char"/>
-    <w:basedOn w:val="836"/>
-    <w:link w:val="846"/>
+    <w:basedOn w:val="854"/>
+    <w:link w:val="864"/>
     <w:uiPriority w:val="10"/>
     <w:pPr>
       <w:pBdr/>
@@ -31773,11 +34184,11 @@
       <w:szCs w:val="56"/>
     </w:rPr>
   </w:style>
-  <w:style w:type="paragraph" w:styleId="848">
+  <w:style w:type="paragraph" w:styleId="866">
     <w:name w:val="Subtitle"/>
-    <w:basedOn w:val="886"/>
-    <w:next w:val="886"/>
-    <w:link w:val="849"/>
+    <w:basedOn w:val="904"/>
+    <w:next w:val="904"/>
+    <w:link w:val="867"/>
     <w:uiPriority w:val="11"/>
     <w:qFormat/>
     <w:pPr>
@@ -31795,10 +34206,10 @@
       <w:szCs w:val="28"/>
     </w:rPr>
   </w:style>
-  <w:style w:type="character" w:styleId="849">
+  <w:style w:type="character" w:styleId="867">
     <w:name w:val="Subtitle Char"/>
-    <w:basedOn w:val="836"/>
-    <w:link w:val="848"/>
+    <w:basedOn w:val="854"/>
+    <w:link w:val="866"/>
     <w:uiPriority w:val="11"/>
     <w:pPr>
       <w:pBdr/>
@@ -31812,11 +34223,11 @@
       <w:szCs w:val="28"/>
     </w:rPr>
   </w:style>
-  <w:style w:type="paragraph" w:styleId="850">
+  <w:style w:type="paragraph" w:styleId="868">
     <w:name w:val="Quote"/>
-    <w:basedOn w:val="886"/>
-    <w:next w:val="886"/>
-    <w:link w:val="851"/>
+    <w:basedOn w:val="904"/>
+    <w:next w:val="904"/>
+    <w:link w:val="869"/>
     <w:uiPriority w:val="29"/>
     <w:qFormat/>
     <w:pPr>
@@ -31831,10 +34242,10 @@
       <w:color w:val="404040" w:themeColor="text1" w:themeTint="BF"/>
     </w:rPr>
   </w:style>
-  <w:style w:type="character" w:styleId="851">
+  <w:style w:type="character" w:styleId="869">
     <w:name w:val="Quote Char"/>
-    <w:basedOn w:val="836"/>
-    <w:link w:val="850"/>
+    <w:basedOn w:val="854"/>
+    <w:link w:val="868"/>
     <w:uiPriority w:val="29"/>
     <w:pPr>
       <w:pBdr/>
@@ -31847,9 +34258,9 @@
       <w:color w:val="404040" w:themeColor="text1" w:themeTint="BF"/>
     </w:rPr>
   </w:style>
-  <w:style w:type="character" w:styleId="852">
+  <w:style w:type="character" w:styleId="870">
     <w:name w:val="Intense Emphasis"/>
-    <w:basedOn w:val="836"/>
+    <w:basedOn w:val="854"/>
     <w:uiPriority w:val="21"/>
     <w:qFormat/>
     <w:pPr>
@@ -31863,11 +34274,11 @@
       <w:color w:val="0f4761" w:themeColor="accent1" w:themeShade="BF"/>
     </w:rPr>
   </w:style>
-  <w:style w:type="paragraph" w:styleId="853">
+  <w:style w:type="paragraph" w:styleId="871">
     <w:name w:val="Intense Quote"/>
-    <w:basedOn w:val="886"/>
-    <w:next w:val="886"/>
-    <w:link w:val="854"/>
+    <w:basedOn w:val="904"/>
+    <w:next w:val="904"/>
+    <w:link w:val="872"/>
     <w:uiPriority w:val="30"/>
     <w:qFormat/>
     <w:pPr>
@@ -31885,10 +34296,10 @@
       <w:color w:val="0f4761" w:themeColor="accent1" w:themeShade="BF"/>
     </w:rPr>
   </w:style>
-  <w:style w:type="character" w:styleId="854">
+  <w:style w:type="character" w:styleId="872">
     <w:name w:val="Intense Quote Char"/>
-    <w:basedOn w:val="836"/>
-    <w:link w:val="853"/>
+    <w:basedOn w:val="854"/>
+    <w:link w:val="871"/>
     <w:uiPriority w:val="30"/>
     <w:pPr>
       <w:pBdr/>
@@ -31901,9 +34312,9 @@
       <w:color w:val="0f4761" w:themeColor="accent1" w:themeShade="BF"/>
     </w:rPr>
   </w:style>
-  <w:style w:type="character" w:styleId="855">
+  <w:style w:type="character" w:styleId="873">
     <w:name w:val="Intense Reference"/>
-    <w:basedOn w:val="836"/>
+    <w:basedOn w:val="854"/>
     <w:uiPriority w:val="32"/>
     <w:qFormat/>
     <w:pPr>
@@ -31919,9 +34330,9 @@
       <w:spacing w:val="5"/>
     </w:rPr>
   </w:style>
-  <w:style w:type="character" w:styleId="856">
+  <w:style w:type="character" w:styleId="874">
     <w:name w:val="Subtle Emphasis"/>
-    <w:basedOn w:val="836"/>
+    <w:basedOn w:val="854"/>
     <w:uiPriority w:val="19"/>
     <w:qFormat/>
     <w:pPr>
@@ -31935,9 +34346,9 @@
       <w:color w:val="404040" w:themeColor="text1" w:themeTint="BF"/>
     </w:rPr>
   </w:style>
-  <w:style w:type="character" w:styleId="857">
+  <w:style w:type="character" w:styleId="875">
     <w:name w:val="Emphasis"/>
-    <w:basedOn w:val="836"/>
+    <w:basedOn w:val="854"/>
     <w:uiPriority w:val="20"/>
     <w:qFormat/>
     <w:pPr>
@@ -31950,9 +34361,9 @@
       <w:iCs/>
     </w:rPr>
   </w:style>
-  <w:style w:type="character" w:styleId="858">
+  <w:style w:type="character" w:styleId="876">
     <w:name w:val="Strong"/>
-    <w:basedOn w:val="836"/>
+    <w:basedOn w:val="854"/>
     <w:uiPriority w:val="22"/>
     <w:qFormat/>
     <w:pPr>
@@ -31965,9 +34376,9 @@
       <w:bCs/>
     </w:rPr>
   </w:style>
-  <w:style w:type="character" w:styleId="859">
+  <w:style w:type="character" w:styleId="877">
     <w:name w:val="Subtle Reference"/>
-    <w:basedOn w:val="836"/>
+    <w:basedOn w:val="854"/>
     <w:uiPriority w:val="31"/>
     <w:qFormat/>
     <w:pPr>
@@ -31980,9 +34391,9 @@
       <w:color w:val="5a5a5a" w:themeColor="text1" w:themeTint="A5"/>
     </w:rPr>
   </w:style>
-  <w:style w:type="character" w:styleId="860">
+  <w:style w:type="character" w:styleId="878">
     <w:name w:val="Book Title"/>
-    <w:basedOn w:val="836"/>
+    <w:basedOn w:val="854"/>
     <w:uiPriority w:val="33"/>
     <w:qFormat/>
     <w:pPr>
@@ -31998,10 +34409,10 @@
       <w:spacing w:val="5"/>
     </w:rPr>
   </w:style>
-  <w:style w:type="paragraph" w:styleId="861">
+  <w:style w:type="paragraph" w:styleId="879">
     <w:name w:val="Header"/>
-    <w:basedOn w:val="886"/>
-    <w:link w:val="862"/>
+    <w:basedOn w:val="904"/>
+    <w:link w:val="880"/>
     <w:uiPriority w:val="99"/>
     <w:unhideWhenUsed/>
     <w:pPr>
@@ -32014,10 +34425,10 @@
       <w:ind/>
     </w:pPr>
   </w:style>
-  <w:style w:type="character" w:styleId="862">
+  <w:style w:type="character" w:styleId="880">
     <w:name w:val="Header Char"/>
-    <w:basedOn w:val="836"/>
-    <w:link w:val="861"/>
+    <w:basedOn w:val="854"/>
+    <w:link w:val="879"/>
     <w:uiPriority w:val="99"/>
     <w:pPr>
       <w:pBdr/>
@@ -32025,10 +34436,10 @@
       <w:ind/>
     </w:pPr>
   </w:style>
-  <w:style w:type="paragraph" w:styleId="863">
+  <w:style w:type="paragraph" w:styleId="881">
     <w:name w:val="Footer"/>
-    <w:basedOn w:val="886"/>
-    <w:link w:val="864"/>
+    <w:basedOn w:val="904"/>
+    <w:link w:val="882"/>
     <w:uiPriority w:val="99"/>
     <w:unhideWhenUsed/>
     <w:pPr>
@@ -32041,10 +34452,10 @@
       <w:ind/>
     </w:pPr>
   </w:style>
-  <w:style w:type="character" w:styleId="864">
+  <w:style w:type="character" w:styleId="882">
     <w:name w:val="Footer Char"/>
-    <w:basedOn w:val="836"/>
-    <w:link w:val="863"/>
+    <w:basedOn w:val="854"/>
+    <w:link w:val="881"/>
     <w:uiPriority w:val="99"/>
     <w:pPr>
       <w:pBdr/>
@@ -32052,10 +34463,10 @@
       <w:ind/>
     </w:pPr>
   </w:style>
-  <w:style w:type="paragraph" w:styleId="865">
+  <w:style w:type="paragraph" w:styleId="883">
     <w:name w:val="Caption"/>
-    <w:basedOn w:val="886"/>
-    <w:next w:val="886"/>
+    <w:basedOn w:val="904"/>
+    <w:next w:val="904"/>
     <w:uiPriority w:val="35"/>
     <w:unhideWhenUsed/>
     <w:qFormat/>
@@ -32072,10 +34483,10 @@
       <w:szCs w:val="18"/>
     </w:rPr>
   </w:style>
-  <w:style w:type="paragraph" w:styleId="866">
+  <w:style w:type="paragraph" w:styleId="884">
     <w:name w:val="footnote text"/>
-    <w:basedOn w:val="886"/>
-    <w:link w:val="867"/>
+    <w:basedOn w:val="904"/>
+    <w:link w:val="885"/>
     <w:uiPriority w:val="99"/>
     <w:semiHidden/>
     <w:unhideWhenUsed/>
@@ -32089,10 +34500,10 @@
       <w:szCs w:val="20"/>
     </w:rPr>
   </w:style>
-  <w:style w:type="character" w:styleId="867">
+  <w:style w:type="character" w:styleId="885">
     <w:name w:val="Footnote Text Char"/>
-    <w:basedOn w:val="836"/>
-    <w:link w:val="866"/>
+    <w:basedOn w:val="854"/>
+    <w:link w:val="884"/>
     <w:uiPriority w:val="99"/>
     <w:semiHidden/>
     <w:pPr>
@@ -32105,9 +34516,9 @@
       <w:szCs w:val="20"/>
     </w:rPr>
   </w:style>
-  <w:style w:type="character" w:styleId="868">
+  <w:style w:type="character" w:styleId="886">
     <w:name w:val="footnote reference"/>
-    <w:basedOn w:val="836"/>
+    <w:basedOn w:val="854"/>
     <w:uiPriority w:val="99"/>
     <w:semiHidden/>
     <w:unhideWhenUsed/>
@@ -32120,10 +34531,10 @@
       <w:vertAlign w:val="superscript"/>
     </w:rPr>
   </w:style>
-  <w:style w:type="paragraph" w:styleId="869">
+  <w:style w:type="paragraph" w:styleId="887">
     <w:name w:val="endnote text"/>
-    <w:basedOn w:val="886"/>
-    <w:link w:val="870"/>
+    <w:basedOn w:val="904"/>
+    <w:link w:val="888"/>
     <w:uiPriority w:val="99"/>
     <w:semiHidden/>
     <w:unhideWhenUsed/>
@@ -32137,10 +34548,10 @@
       <w:szCs w:val="20"/>
     </w:rPr>
   </w:style>
-  <w:style w:type="character" w:styleId="870">
+  <w:style w:type="character" w:styleId="888">
     <w:name w:val="Endnote Text Char"/>
-    <w:basedOn w:val="836"/>
-    <w:link w:val="869"/>
+    <w:basedOn w:val="854"/>
+    <w:link w:val="887"/>
     <w:uiPriority w:val="99"/>
     <w:semiHidden/>
     <w:pPr>
@@ -32153,9 +34564,9 @@
       <w:szCs w:val="20"/>
     </w:rPr>
   </w:style>
-  <w:style w:type="character" w:styleId="871">
+  <w:style w:type="character" w:styleId="889">
     <w:name w:val="endnote reference"/>
-    <w:basedOn w:val="836"/>
+    <w:basedOn w:val="854"/>
     <w:uiPriority w:val="99"/>
     <w:semiHidden/>
     <w:unhideWhenUsed/>
@@ -32168,9 +34579,9 @@
       <w:vertAlign w:val="superscript"/>
     </w:rPr>
   </w:style>
-  <w:style w:type="character" w:styleId="872">
+  <w:style w:type="character" w:styleId="890">
     <w:name w:val="Hyperlink"/>
-    <w:basedOn w:val="836"/>
+    <w:basedOn w:val="854"/>
     <w:uiPriority w:val="99"/>
     <w:unhideWhenUsed/>
     <w:pPr>
@@ -32183,9 +34594,9 @@
       <w:u w:val="single"/>
     </w:rPr>
   </w:style>
-  <w:style w:type="character" w:styleId="873">
+  <w:style w:type="character" w:styleId="891">
     <w:name w:val="FollowedHyperlink"/>
-    <w:basedOn w:val="836"/>
+    <w:basedOn w:val="854"/>
     <w:uiPriority w:val="99"/>
     <w:semiHidden/>
     <w:unhideWhenUsed/>
@@ -32199,10 +34610,10 @@
       <w:u w:val="single"/>
     </w:rPr>
   </w:style>
-  <w:style w:type="paragraph" w:styleId="874">
+  <w:style w:type="paragraph" w:styleId="892">
     <w:name w:val="toc 1"/>
-    <w:basedOn w:val="886"/>
-    <w:next w:val="886"/>
+    <w:basedOn w:val="904"/>
+    <w:next w:val="904"/>
     <w:uiPriority w:val="39"/>
     <w:unhideWhenUsed/>
     <w:pPr>
@@ -32215,10 +34626,10 @@
       <w:u w:val="single"/>
     </w:rPr>
   </w:style>
-  <w:style w:type="paragraph" w:styleId="875">
+  <w:style w:type="paragraph" w:styleId="893">
     <w:name w:val="toc 2"/>
-    <w:basedOn w:val="886"/>
-    <w:next w:val="886"/>
+    <w:basedOn w:val="904"/>
+    <w:next w:val="904"/>
     <w:uiPriority w:val="39"/>
     <w:unhideWhenUsed/>
     <w:pPr>
@@ -32231,10 +34642,10 @@
       <w:u w:val="single"/>
     </w:rPr>
   </w:style>
-  <w:style w:type="paragraph" w:styleId="876">
+  <w:style w:type="paragraph" w:styleId="894">
     <w:name w:val="toc 3"/>
-    <w:basedOn w:val="886"/>
-    <w:next w:val="886"/>
+    <w:basedOn w:val="904"/>
+    <w:next w:val="904"/>
     <w:uiPriority w:val="39"/>
     <w:unhideWhenUsed/>
     <w:pPr>
@@ -32247,10 +34658,10 @@
       <w:u w:val="single"/>
     </w:rPr>
   </w:style>
-  <w:style w:type="paragraph" w:styleId="877">
+  <w:style w:type="paragraph" w:styleId="895">
     <w:name w:val="toc 4"/>
-    <w:basedOn w:val="886"/>
-    <w:next w:val="886"/>
+    <w:basedOn w:val="904"/>
+    <w:next w:val="904"/>
     <w:uiPriority w:val="39"/>
     <w:unhideWhenUsed/>
     <w:pPr>
@@ -32263,10 +34674,10 @@
       <w:u w:val="single"/>
     </w:rPr>
   </w:style>
-  <w:style w:type="paragraph" w:styleId="878">
+  <w:style w:type="paragraph" w:styleId="896">
     <w:name w:val="toc 5"/>
-    <w:basedOn w:val="886"/>
-    <w:next w:val="886"/>
+    <w:basedOn w:val="904"/>
+    <w:next w:val="904"/>
     <w:uiPriority w:val="39"/>
     <w:unhideWhenUsed/>
     <w:pPr>
@@ -32279,10 +34690,10 @@
       <w:u w:val="single"/>
     </w:rPr>
   </w:style>
-  <w:style w:type="paragraph" w:styleId="879">
+  <w:style w:type="paragraph" w:styleId="897">
     <w:name w:val="toc 6"/>
-    <w:basedOn w:val="886"/>
-    <w:next w:val="886"/>
+    <w:basedOn w:val="904"/>
+    <w:next w:val="904"/>
     <w:uiPriority w:val="39"/>
     <w:unhideWhenUsed/>
     <w:pPr>
@@ -32295,10 +34706,10 @@
       <w:u w:val="single"/>
     </w:rPr>
   </w:style>
-  <w:style w:type="paragraph" w:styleId="880">
+  <w:style w:type="paragraph" w:styleId="898">
     <w:name w:val="toc 7"/>
-    <w:basedOn w:val="886"/>
-    <w:next w:val="886"/>
+    <w:basedOn w:val="904"/>
+    <w:next w:val="904"/>
     <w:uiPriority w:val="39"/>
     <w:unhideWhenUsed/>
     <w:pPr>
@@ -32311,10 +34722,10 @@
       <w:u w:val="single"/>
     </w:rPr>
   </w:style>
-  <w:style w:type="paragraph" w:styleId="881">
+  <w:style w:type="paragraph" w:styleId="899">
     <w:name w:val="toc 8"/>
-    <w:basedOn w:val="886"/>
-    <w:next w:val="886"/>
+    <w:basedOn w:val="904"/>
+    <w:next w:val="904"/>
     <w:uiPriority w:val="39"/>
     <w:unhideWhenUsed/>
     <w:pPr>
@@ -32327,10 +34738,10 @@
       <w:u w:val="single"/>
     </w:rPr>
   </w:style>
-  <w:style w:type="paragraph" w:styleId="882">
+  <w:style w:type="paragraph" w:styleId="900">
     <w:name w:val="toc 9"/>
-    <w:basedOn w:val="886"/>
-    <w:next w:val="886"/>
+    <w:basedOn w:val="904"/>
+    <w:next w:val="904"/>
     <w:uiPriority w:val="39"/>
     <w:unhideWhenUsed/>
     <w:pPr>
@@ -32343,9 +34754,9 @@
       <w:u w:val="single"/>
     </w:rPr>
   </w:style>
-  <w:style w:type="character" w:styleId="883">
+  <w:style w:type="character" w:styleId="901">
     <w:name w:val="Placeholder Text"/>
-    <w:basedOn w:val="836"/>
+    <w:basedOn w:val="854"/>
     <w:uiPriority w:val="99"/>
     <w:semiHidden/>
     <w:pPr>
@@ -32357,7 +34768,7 @@
       <w:color w:val="666666"/>
     </w:rPr>
   </w:style>
-  <w:style w:type="paragraph" w:styleId="884">
+  <w:style w:type="paragraph" w:styleId="902">
     <w:name w:val="TOC Heading"/>
     <w:uiPriority w:val="39"/>
     <w:unhideWhenUsed/>
@@ -32367,10 +34778,10 @@
       <w:ind/>
     </w:pPr>
   </w:style>
-  <w:style w:type="paragraph" w:styleId="885">
+  <w:style w:type="paragraph" w:styleId="903">
     <w:name w:val="table of figures"/>
-    <w:basedOn w:val="886"/>
-    <w:next w:val="886"/>
+    <w:basedOn w:val="904"/>
+    <w:next w:val="904"/>
     <w:uiPriority w:val="99"/>
     <w:unhideWhenUsed/>
     <w:pPr>
@@ -32379,7 +34790,7 @@
       <w:ind/>
     </w:pPr>
   </w:style>
-  <w:style w:type="paragraph" w:styleId="886" w:default="1">
+  <w:style w:type="paragraph" w:styleId="904" w:default="1">
     <w:name w:val="Normal"/>
     <w:qFormat/>
     <w:pPr>
@@ -32388,7 +34799,7 @@
       <w:ind/>
     </w:pPr>
   </w:style>
-  <w:style w:type="table" w:styleId="887" w:default="1">
+  <w:style w:type="table" w:styleId="905" w:default="1">
     <w:name w:val="Normal Table"/>
     <w:uiPriority w:val="99"/>
     <w:semiHidden/>
@@ -32581,7 +34992,7 @@
       </w:tcPr>
     </w:tblStylePr>
   </w:style>
-  <w:style w:type="numbering" w:styleId="888" w:default="1">
+  <w:style w:type="numbering" w:styleId="906" w:default="1">
     <w:name w:val="No List"/>
     <w:uiPriority w:val="99"/>
     <w:semiHidden/>
@@ -32592,9 +35003,9 @@
       <w:ind/>
     </w:pPr>
   </w:style>
-  <w:style w:type="paragraph" w:styleId="889">
+  <w:style w:type="paragraph" w:styleId="907">
     <w:name w:val="No Spacing"/>
-    <w:basedOn w:val="886"/>
+    <w:basedOn w:val="904"/>
     <w:uiPriority w:val="1"/>
     <w:qFormat/>
     <w:pPr>
@@ -32603,9 +35014,9 @@
       <w:ind/>
     </w:pPr>
   </w:style>
-  <w:style w:type="paragraph" w:styleId="890">
+  <w:style w:type="paragraph" w:styleId="908">
     <w:name w:val="List Paragraph"/>
-    <w:basedOn w:val="886"/>
+    <w:basedOn w:val="904"/>
     <w:uiPriority w:val="34"/>
     <w:qFormat/>
     <w:pPr>

--- a/Documentacion_Desafio1.docx
+++ b/Documentacion_Desafio1.docx
@@ -588,7 +588,6 @@
           <w:highlight w:val="none"/>
           <w:lang w:val="es-ES"/>
         </w:rPr>
-        <w:t xml:space="preserve">Mateo Rodriguez Yepez</w:t>
       </w:r>
       <w:r>
         <w:rPr>
@@ -612,9 +611,9 @@
     <w:p>
       <w:pPr>
         <w:pBdr/>
-        <w:shd w:val="nil" w:color="auto"/>
-        <w:spacing/>
-        <w:ind/>
+        <w:spacing/>
+        <w:ind/>
+        <w:jc w:val="center"/>
         <w:rPr>
           <w:rFonts w:ascii="Asana Math" w:hAnsi="Asana Math" w:eastAsia="Asana Math" w:cs="Asana Math"/>
           <w:sz w:val="40"/>
@@ -631,7 +630,6 @@
           <w:highlight w:val="none"/>
           <w:lang w:val="es-ES"/>
         </w:rPr>
-        <w:br w:type="page" w:clear="all"/>
       </w:r>
       <w:r>
         <w:rPr>
@@ -660,30 +658,266 @@
         <w:jc w:val="center"/>
         <w:rPr>
           <w:rFonts w:ascii="Asana Math" w:hAnsi="Asana Math" w:eastAsia="Asana Math" w:cs="Asana Math"/>
-          <w:sz w:val="28"/>
-          <w:szCs w:val="28"/>
+          <w:sz w:val="40"/>
+          <w:szCs w:val="40"/>
           <w:highlight w:val="none"/>
           <w:lang w:val="es-ES"/>
         </w:rPr>
       </w:pPr>
       <w:r>
+        <w:rPr>
+          <w:rFonts w:ascii="Asana Math" w:hAnsi="Asana Math" w:eastAsia="Asana Math" w:cs="Asana Math"/>
+          <w:sz w:val="40"/>
+          <w:szCs w:val="40"/>
+          <w:highlight w:val="none"/>
+          <w:lang w:val="es-ES"/>
+        </w:rPr>
+      </w:r>
+      <w:r>
+        <w:rPr>
+          <w:rFonts w:ascii="Asana Math" w:hAnsi="Asana Math" w:eastAsia="Asana Math" w:cs="Asana Math"/>
+          <w:sz w:val="40"/>
+          <w:szCs w:val="40"/>
+          <w:highlight w:val="none"/>
+          <w:lang w:val="es-ES"/>
+        </w:rPr>
+      </w:r>
+      <w:r>
+        <w:rPr>
+          <w:rFonts w:ascii="Asana Math" w:hAnsi="Asana Math" w:eastAsia="Asana Math" w:cs="Asana Math"/>
+          <w:sz w:val="40"/>
+          <w:szCs w:val="40"/>
+          <w:highlight w:val="none"/>
+          <w:lang w:val="es-ES"/>
+        </w:rPr>
+      </w:r>
+    </w:p>
+    <w:p>
+      <w:pPr>
+        <w:pBdr/>
+        <w:spacing/>
+        <w:ind/>
+        <w:jc w:val="center"/>
+        <w:rPr>
+          <w:rFonts w:ascii="Asana Math" w:hAnsi="Asana Math" w:eastAsia="Asana Math" w:cs="Asana Math"/>
+          <w:sz w:val="40"/>
+          <w:szCs w:val="40"/>
+          <w:highlight w:val="none"/>
+          <w:lang w:val="es-ES"/>
+        </w:rPr>
+      </w:pPr>
+      <w:r>
+        <w:rPr>
+          <w:rFonts w:ascii="Asana Math" w:hAnsi="Asana Math" w:eastAsia="Asana Math" w:cs="Asana Math"/>
+          <w:sz w:val="40"/>
+          <w:szCs w:val="40"/>
+          <w:highlight w:val="none"/>
+          <w:lang w:val="es-ES"/>
+        </w:rPr>
+      </w:r>
+      <w:r>
+        <w:rPr>
+          <w:rFonts w:ascii="Asana Math" w:hAnsi="Asana Math" w:eastAsia="Asana Math" w:cs="Asana Math"/>
+          <w:sz w:val="40"/>
+          <w:szCs w:val="40"/>
+          <w:highlight w:val="none"/>
+          <w:lang w:val="es-ES"/>
+        </w:rPr>
+      </w:r>
+      <w:r>
+        <w:rPr>
+          <w:rFonts w:ascii="Asana Math" w:hAnsi="Asana Math" w:eastAsia="Asana Math" w:cs="Asana Math"/>
+          <w:sz w:val="40"/>
+          <w:szCs w:val="40"/>
+          <w:highlight w:val="none"/>
+          <w:lang w:val="es-ES"/>
+        </w:rPr>
+      </w:r>
+    </w:p>
+    <w:p>
+      <w:pPr>
+        <w:pBdr/>
+        <w:spacing/>
+        <w:ind/>
+        <w:jc w:val="center"/>
+        <w:rPr>
+          <w:rFonts w:ascii="Asana Math" w:hAnsi="Asana Math" w:eastAsia="Asana Math" w:cs="Asana Math"/>
+          <w:sz w:val="40"/>
+          <w:szCs w:val="40"/>
+          <w:highlight w:val="none"/>
+          <w:lang w:val="es-ES"/>
+        </w:rPr>
+      </w:pPr>
+      <w:r>
+        <w:rPr>
+          <w:rFonts w:ascii="Asana Math" w:hAnsi="Asana Math" w:eastAsia="Asana Math" w:cs="Asana Math"/>
+          <w:sz w:val="40"/>
+          <w:szCs w:val="40"/>
+          <w:highlight w:val="none"/>
+          <w:lang w:val="es-ES"/>
+        </w:rPr>
+      </w:r>
+      <w:r>
+        <w:rPr>
+          <w:rFonts w:ascii="Asana Math" w:hAnsi="Asana Math" w:eastAsia="Asana Math" w:cs="Asana Math"/>
+          <w:sz w:val="40"/>
+          <w:szCs w:val="40"/>
+          <w:highlight w:val="none"/>
+          <w:lang w:val="es-ES"/>
+        </w:rPr>
+      </w:r>
+      <w:r>
+        <w:rPr>
+          <w:rFonts w:ascii="Asana Math" w:hAnsi="Asana Math" w:eastAsia="Asana Math" w:cs="Asana Math"/>
+          <w:sz w:val="40"/>
+          <w:szCs w:val="40"/>
+          <w:highlight w:val="none"/>
+          <w:lang w:val="es-ES"/>
+        </w:rPr>
+      </w:r>
+    </w:p>
+    <w:p>
+      <w:pPr>
+        <w:pBdr/>
+        <w:spacing/>
+        <w:ind/>
+        <w:jc w:val="center"/>
+        <w:rPr>
+          <w:rFonts w:ascii="Asana Math" w:hAnsi="Asana Math" w:eastAsia="Asana Math" w:cs="Asana Math"/>
+          <w:sz w:val="40"/>
+          <w:szCs w:val="40"/>
+          <w:highlight w:val="none"/>
+          <w:lang w:val="es-ES"/>
+        </w:rPr>
+      </w:pPr>
+      <w:r>
+        <w:rPr>
+          <w:rFonts w:ascii="Asana Math" w:hAnsi="Asana Math" w:eastAsia="Asana Math" w:cs="Asana Math"/>
+          <w:sz w:val="40"/>
+          <w:szCs w:val="40"/>
+          <w:highlight w:val="none"/>
+          <w:lang w:val="es-ES" w:bidi="es-ES"/>
+        </w:rPr>
+      </w:r>
+      <w:r>
+        <w:rPr>
+          <w:rFonts w:ascii="Asana Math" w:hAnsi="Asana Math" w:eastAsia="Asana Math" w:cs="Asana Math"/>
+          <w:sz w:val="40"/>
+          <w:szCs w:val="40"/>
+          <w:highlight w:val="none"/>
+          <w:lang w:val="es-ES" w:bidi="es-ES"/>
+        </w:rPr>
+      </w:r>
+      <w:r>
+        <w:rPr>
+          <w:rFonts w:ascii="Asana Math" w:hAnsi="Asana Math" w:eastAsia="Asana Math" w:cs="Asana Math"/>
+          <w:sz w:val="40"/>
+          <w:szCs w:val="40"/>
+          <w:highlight w:val="none"/>
+          <w:lang w:val="es-ES"/>
+        </w:rPr>
+      </w:r>
+    </w:p>
+    <w:p>
+      <w:pPr>
+        <w:pBdr/>
+        <w:spacing/>
+        <w:ind/>
+        <w:jc w:val="center"/>
+        <w:rPr>
+          <w:rFonts w:ascii="Asana Math" w:hAnsi="Asana Math" w:eastAsia="Asana Math" w:cs="Asana Math"/>
+          <w:sz w:val="40"/>
+          <w:szCs w:val="40"/>
+          <w:highlight w:val="none"/>
+          <w:lang w:val="es-ES"/>
+        </w:rPr>
+      </w:pPr>
+      <w:r>
+        <w:rPr>
+          <w:rFonts w:ascii="Asana Math" w:hAnsi="Asana Math" w:eastAsia="Asana Math" w:cs="Asana Math"/>
+          <w:sz w:val="40"/>
+          <w:szCs w:val="40"/>
+          <w:highlight w:val="none"/>
+          <w:lang w:val="es-ES"/>
+        </w:rPr>
+        <w:t xml:space="preserve">Mateo Rodriguez Yepez</w:t>
+      </w:r>
+      <w:r>
+        <w:rPr>
+          <w:rFonts w:ascii="Asana Math" w:hAnsi="Asana Math" w:eastAsia="Asana Math" w:cs="Asana Math"/>
+          <w:sz w:val="40"/>
+          <w:szCs w:val="40"/>
+          <w:highlight w:val="none"/>
+          <w:lang w:val="es-ES"/>
+        </w:rPr>
+      </w:r>
+      <w:r>
+        <w:rPr>
+          <w:rFonts w:ascii="Asana Math" w:hAnsi="Asana Math" w:eastAsia="Asana Math" w:cs="Asana Math"/>
+          <w:sz w:val="40"/>
+          <w:szCs w:val="40"/>
+          <w:highlight w:val="none"/>
+          <w:lang w:val="es-ES"/>
+        </w:rPr>
+      </w:r>
+    </w:p>
+    <w:p>
+      <w:pPr>
+        <w:pageBreakBefore w:val="true"/>
+        <w:pBdr/>
+        <w:shd w:val="nil" w:color="auto"/>
+        <w:spacing/>
+        <w:ind/>
+        <w:rPr>
+          <w:rFonts w:ascii="Asana Math" w:hAnsi="Asana Math" w:eastAsia="Asana Math" w:cs="Asana Math"/>
+          <w:sz w:val="40"/>
+          <w:szCs w:val="40"/>
+          <w:highlight w:val="none"/>
+          <w:lang w:val="es-ES"/>
+        </w:rPr>
+      </w:pPr>
+      <w:r>
+        <w:rPr>
+          <w:rFonts w:ascii="Asana Math" w:hAnsi="Asana Math" w:eastAsia="Asana Math" w:cs="Asana Math"/>
+          <w:sz w:val="40"/>
+          <w:szCs w:val="40"/>
+          <w:highlight w:val="none"/>
+          <w:lang w:val="es-ES"/>
+        </w:rPr>
+      </w:r>
+      <w:r>
+        <w:rPr>
+          <w:rFonts w:ascii="Asana Math" w:hAnsi="Asana Math" w:eastAsia="Asana Math" w:cs="Asana Math"/>
+          <w:sz w:val="40"/>
+          <w:szCs w:val="40"/>
+          <w:highlight w:val="none"/>
+          <w:lang w:val="es-ES"/>
+        </w:rPr>
+      </w:r>
+    </w:p>
+    <w:p>
+      <w:pPr>
+        <w:pBdr/>
+        <w:spacing/>
+        <w:ind/>
+        <w:jc w:val="center"/>
         <w:rPr>
           <w:rFonts w:ascii="Asana Math" w:hAnsi="Asana Math" w:eastAsia="Asana Math" w:cs="Asana Math"/>
           <w:sz w:val="28"/>
           <w:szCs w:val="28"/>
           <w:highlight w:val="none"/>
-          <w:lang w:val="es-ES" w:bidi="es-ES"/>
-        </w:rPr>
-        <w:t xml:space="preserve">TABLA DE CONTENIDOS</w:t>
-      </w:r>
+          <w:lang w:val="es-ES"/>
+        </w:rPr>
+      </w:pPr>
       <w:r>
         <w:rPr>
           <w:rFonts w:ascii="Asana Math" w:hAnsi="Asana Math" w:eastAsia="Asana Math" w:cs="Asana Math"/>
           <w:sz w:val="28"/>
           <w:szCs w:val="28"/>
           <w:highlight w:val="none"/>
-          <w:lang w:val="es-ES"/>
-        </w:rPr>
+          <w:lang w:val="es-ES" w:bidi="es-ES"/>
+        </w:rPr>
+        <w:t xml:space="preserve">TABLA DE CONTENIDOS</w:t>
       </w:r>
       <w:r>
         <w:rPr>
@@ -694,13 +928,7 @@
           <w:lang w:val="es-ES"/>
         </w:rPr>
       </w:r>
-    </w:p>
-    <w:p>
-      <w:pPr>
-        <w:pBdr/>
-        <w:spacing/>
-        <w:ind w:firstLine="0" w:left="0"/>
-        <w:jc w:val="left"/>
+      <w:r>
         <w:rPr>
           <w:rFonts w:ascii="Asana Math" w:hAnsi="Asana Math" w:eastAsia="Asana Math" w:cs="Asana Math"/>
           <w:sz w:val="28"/>
@@ -708,6 +936,21 @@
           <w:highlight w:val="none"/>
           <w:lang w:val="es-ES"/>
         </w:rPr>
+      </w:r>
+    </w:p>
+    <w:p>
+      <w:pPr>
+        <w:pBdr/>
+        <w:spacing/>
+        <w:ind w:firstLine="0" w:left="0"/>
+        <w:jc w:val="left"/>
+        <w:rPr>
+          <w:rFonts w:ascii="Asana Math" w:hAnsi="Asana Math" w:eastAsia="Asana Math" w:cs="Asana Math"/>
+          <w:sz w:val="28"/>
+          <w:szCs w:val="28"/>
+          <w:highlight w:val="none"/>
+          <w:lang w:val="es-ES"/>
+        </w:rPr>
       </w:pPr>
       <w:r>
         <w:rPr>
@@ -819,28 +1062,169 @@
         <w:jc w:val="left"/>
         <w:rPr>
           <w:rFonts w:ascii="Asana Math" w:hAnsi="Asana Math" w:eastAsia="Asana Math" w:cs="Asana Math"/>
-          <w:sz w:val="28"/>
-          <w:szCs w:val="28"/>
+          <w:sz w:val="24"/>
+          <w:szCs w:val="24"/>
+          <w:highlight w:val="none"/>
+          <w:lang w:val="es-ES" w:bidi="es-ES"/>
+        </w:rPr>
+      </w:pPr>
+      <w:r>
+        <w:rPr>
+          <w:rFonts w:ascii="Asana Math" w:hAnsi="Asana Math" w:eastAsia="Asana Math" w:cs="Asana Math"/>
+          <w:sz w:val="24"/>
+          <w:szCs w:val="24"/>
+          <w:highlight w:val="none"/>
+          <w:lang w:val="es-ES" w:bidi="es-ES"/>
+        </w:rPr>
+        <w:t xml:space="preserve">2.1.</w:t>
+      </w:r>
+      <w:r>
+        <w:rPr>
+          <w:rFonts w:ascii="Asana Math" w:hAnsi="Asana Math" w:eastAsia="Asana Math" w:cs="Asana Math"/>
+          <w:sz w:val="24"/>
+          <w:szCs w:val="24"/>
+          <w:highlight w:val="none"/>
+          <w:lang w:val="es-ES" w:bidi="es-ES"/>
+        </w:rPr>
+        <w:t xml:space="preserve">CREACI</w:t>
+      </w:r>
+      <w:r>
+        <w:rPr>
+          <w:rFonts w:ascii="Asana Math" w:hAnsi="Asana Math" w:eastAsia="Asana Math" w:cs="Asana Math"/>
+          <w:sz w:val="24"/>
+          <w:szCs w:val="24"/>
+          <w:highlight w:val="none"/>
+          <w:lang w:val="es-ES" w:bidi="es-ES"/>
+        </w:rPr>
+        <w:t xml:space="preserve">ÓN DEL TABLERO................................................................................................</w:t>
+      </w:r>
+      <w:r>
+        <w:rPr>
+          <w:rFonts w:ascii="Asana Math" w:hAnsi="Asana Math" w:eastAsia="Asana Math" w:cs="Asana Math"/>
+          <w:sz w:val="24"/>
+          <w:szCs w:val="24"/>
           <w:highlight w:val="none"/>
           <w:lang w:val="es-ES"/>
         </w:rPr>
-      </w:pPr>
-      <w:r>
+      </w:r>
+    </w:p>
+    <w:p>
+      <w:pPr>
+        <w:pBdr/>
+        <w:spacing/>
+        <w:ind/>
+        <w:jc w:val="left"/>
+        <w:rPr>
+          <w:rFonts w:ascii="Asana Math" w:hAnsi="Asana Math" w:eastAsia="Asana Math" w:cs="Asana Math"/>
+          <w:sz w:val="24"/>
+          <w:szCs w:val="24"/>
+          <w:highlight w:val="none"/>
+          <w:lang w:val="es-ES"/>
+        </w:rPr>
+      </w:pPr>
+      <w:r>
+        <w:rPr>
+          <w:rFonts w:ascii="Asana Math" w:hAnsi="Asana Math" w:eastAsia="Asana Math" w:cs="Asana Math"/>
+          <w:sz w:val="24"/>
+          <w:szCs w:val="24"/>
+          <w:highlight w:val="none"/>
+          <w:lang w:val="es-ES" w:bidi="es-ES"/>
+        </w:rPr>
+        <w:t xml:space="preserve">2.2.USO DE MEMORIA DINAMICA.......................................................................................</w:t>
+      </w:r>
+      <w:r>
+        <w:rPr>
+          <w:rFonts w:ascii="Asana Math" w:hAnsi="Asana Math" w:eastAsia="Asana Math" w:cs="Asana Math"/>
+          <w:sz w:val="24"/>
+          <w:szCs w:val="24"/>
+          <w:highlight w:val="none"/>
+          <w:lang w:val="es-ES" w:bidi="es-ES"/>
+        </w:rPr>
+      </w:r>
+      <w:r>
+        <w:rPr>
+          <w:rFonts w:ascii="Asana Math" w:hAnsi="Asana Math" w:eastAsia="Asana Math" w:cs="Asana Math"/>
+          <w:sz w:val="24"/>
+          <w:szCs w:val="24"/>
+          <w:highlight w:val="none"/>
+          <w:lang w:val="es-ES" w:bidi="es-ES"/>
+        </w:rPr>
+      </w:r>
+    </w:p>
+    <w:p>
+      <w:pPr>
+        <w:pBdr/>
+        <w:spacing/>
+        <w:ind/>
+        <w:jc w:val="left"/>
+        <w:rPr>
+          <w:rFonts w:ascii="Asana Math" w:hAnsi="Asana Math" w:eastAsia="Asana Math" w:cs="Asana Math"/>
+          <w:sz w:val="24"/>
+          <w:szCs w:val="24"/>
+          <w:highlight w:val="none"/>
+          <w:lang w:val="es-ES"/>
+        </w:rPr>
+      </w:pPr>
+      <w:r>
+        <w:rPr>
+          <w:rFonts w:ascii="Asana Math" w:hAnsi="Asana Math" w:eastAsia="Asana Math" w:cs="Asana Math"/>
+          <w:sz w:val="24"/>
+          <w:szCs w:val="24"/>
+          <w:highlight w:val="none"/>
+          <w:lang w:val="es-ES" w:bidi="es-ES"/>
+        </w:rPr>
+        <w:t xml:space="preserve">3. PIEZAS Y SU REPRESENTACI</w:t>
+      </w:r>
+      <w:r>
+        <w:rPr>
+          <w:rFonts w:ascii="Asana Math" w:hAnsi="Asana Math" w:eastAsia="Asana Math" w:cs="Asana Math"/>
+          <w:sz w:val="24"/>
+          <w:szCs w:val="24"/>
+          <w:highlight w:val="none"/>
+          <w:lang w:val="es-ES" w:bidi="es-ES"/>
+        </w:rPr>
+        <w:t xml:space="preserve">ÓN.......................................................................................</w:t>
+      </w:r>
+      <w:r>
+        <w:rPr>
+          <w:rFonts w:ascii="Asana Math" w:hAnsi="Asana Math" w:eastAsia="Asana Math" w:cs="Asana Math"/>
+          <w:sz w:val="24"/>
+          <w:szCs w:val="24"/>
+          <w:highlight w:val="none"/>
+          <w:lang w:val="es-ES" w:bidi="es-ES"/>
+        </w:rPr>
+      </w:r>
+      <w:r>
+        <w:rPr>
+          <w:rFonts w:ascii="Asana Math" w:hAnsi="Asana Math" w:eastAsia="Asana Math" w:cs="Asana Math"/>
+          <w:sz w:val="24"/>
+          <w:szCs w:val="24"/>
+          <w:highlight w:val="none"/>
+          <w:lang w:val="es-ES"/>
+        </w:rPr>
+      </w:r>
+    </w:p>
+    <w:p>
+      <w:pPr>
+        <w:pBdr/>
+        <w:spacing/>
+        <w:ind/>
+        <w:jc w:val="left"/>
         <w:rPr>
           <w:rFonts w:ascii="Asana Math" w:hAnsi="Asana Math" w:eastAsia="Asana Math" w:cs="Asana Math"/>
           <w:sz w:val="28"/>
           <w:szCs w:val="28"/>
           <w:highlight w:val="none"/>
-          <w:lang w:val="es-ES" w:bidi="es-ES"/>
-        </w:rPr>
-      </w:r>
+          <w:lang w:val="es-ES"/>
+        </w:rPr>
+      </w:pPr>
       <w:r>
         <w:rPr>
           <w:rFonts w:ascii="Asana Math" w:hAnsi="Asana Math" w:eastAsia="Asana Math" w:cs="Asana Math"/>
           <w:sz w:val="28"/>
           <w:szCs w:val="28"/>
           <w:highlight w:val="none"/>
-          <w:lang w:val="es-ES"/>
+          <w:lang w:val="es-ES" w:bidi="es-ES"/>
         </w:rPr>
       </w:r>
       <w:r>
@@ -852,13 +1236,7 @@
           <w:lang w:val="es-ES"/>
         </w:rPr>
       </w:r>
-    </w:p>
-    <w:p>
-      <w:pPr>
-        <w:pBdr/>
-        <w:spacing/>
-        <w:ind/>
-        <w:jc w:val="left"/>
+      <w:r>
         <w:rPr>
           <w:rFonts w:ascii="Asana Math" w:hAnsi="Asana Math" w:eastAsia="Asana Math" w:cs="Asana Math"/>
           <w:sz w:val="28"/>
@@ -866,23 +1244,29 @@
           <w:highlight w:val="none"/>
           <w:lang w:val="es-ES"/>
         </w:rPr>
-      </w:pPr>
-      <w:r>
+      </w:r>
+    </w:p>
+    <w:p>
+      <w:pPr>
+        <w:pBdr/>
+        <w:spacing/>
+        <w:ind/>
+        <w:jc w:val="left"/>
         <w:rPr>
           <w:rFonts w:ascii="Asana Math" w:hAnsi="Asana Math" w:eastAsia="Asana Math" w:cs="Asana Math"/>
           <w:sz w:val="28"/>
           <w:szCs w:val="28"/>
           <w:highlight w:val="none"/>
-          <w:lang w:val="es-ES" w:bidi="es-ES"/>
-        </w:rPr>
-      </w:r>
+          <w:lang w:val="es-ES"/>
+        </w:rPr>
+      </w:pPr>
       <w:r>
         <w:rPr>
           <w:rFonts w:ascii="Asana Math" w:hAnsi="Asana Math" w:eastAsia="Asana Math" w:cs="Asana Math"/>
           <w:sz w:val="28"/>
           <w:szCs w:val="28"/>
           <w:highlight w:val="none"/>
-          <w:lang w:val="es-ES"/>
+          <w:lang w:val="es-ES" w:bidi="es-ES"/>
         </w:rPr>
       </w:r>
       <w:r>
@@ -894,6 +1278,15 @@
           <w:lang w:val="es-ES"/>
         </w:rPr>
       </w:r>
+      <w:r>
+        <w:rPr>
+          <w:rFonts w:ascii="Asana Math" w:hAnsi="Asana Math" w:eastAsia="Asana Math" w:cs="Asana Math"/>
+          <w:sz w:val="28"/>
+          <w:szCs w:val="28"/>
+          <w:highlight w:val="none"/>
+          <w:lang w:val="es-ES"/>
+        </w:rPr>
+      </w:r>
     </w:p>
     <w:p>
       <w:pPr>
@@ -1355,6 +1748,7 @@
           <w:highlight w:val="none"/>
           <w:lang w:val="es-ES"/>
         </w:rPr>
+        <w:t xml:space="preserve">.</w:t>
       </w:r>
       <w:r>
         <w:rPr>
@@ -1458,7 +1852,7 @@
           <w:sz w:val="28"/>
           <w:szCs w:val="28"/>
           <w:highlight w:val="none"/>
-          <w:lang w:val="es-ES"/>
+          <w:lang w:val="es-ES" w:bidi="es-ES"/>
         </w:rPr>
       </w:r>
       <w:r>
@@ -1467,7 +1861,7 @@
           <w:sz w:val="28"/>
           <w:szCs w:val="28"/>
           <w:highlight w:val="none"/>
-          <w:lang w:val="es-ES" w:bidi="es-ES"/>
+          <w:lang w:val="es-ES"/>
         </w:rPr>
       </w:r>
     </w:p>
@@ -1501,8 +1895,9 @@
           <w:sz w:val="22"/>
           <w:szCs w:val="22"/>
           <w:highlight w:val="none"/>
-          <w:lang w:val="es-ES" w:bidi="es-ES"/>
-        </w:rPr>
+          <w:lang w:val="es-ES"/>
+        </w:rPr>
+        <w:t xml:space="preserve">.</w:t>
       </w:r>
       <w:r>
         <w:rPr>
@@ -1510,9 +1905,8 @@
           <w:sz w:val="22"/>
           <w:szCs w:val="22"/>
           <w:highlight w:val="none"/>
-          <w:lang w:val="es-ES"/>
-        </w:rPr>
-        <w:t xml:space="preserve">.</w:t>
+          <w:lang w:val="es-ES" w:bidi="es-ES"/>
+        </w:rPr>
       </w:r>
       <w:r>
         <w:rPr>
@@ -1520,7 +1914,7 @@
           <w:sz w:val="22"/>
           <w:szCs w:val="22"/>
           <w:highlight w:val="none"/>
-          <w:lang w:val="es-ES" w:bidi="es-ES"/>
+          <w:lang w:val="es-ES"/>
         </w:rPr>
       </w:r>
     </w:p>
@@ -1556,7 +1950,7 @@
           <w:highlight w:val="none"/>
           <w:lang w:val="es-ES"/>
         </w:rPr>
-        <w:t xml:space="preserve">y el tipo de variables que utilizaremos para ello; Pero debido a una obligacion de entrega tendremos que  trabajar a nivel de bits con operadores bitwise(Bit a bit) asi que la mejor manera de manejarlo es trabajar con enteros , mas directamente con su valor binario; es decir que lo que nos interesa es el manejo de los bits.</w:t>
+        <w:t xml:space="preserve">y el tipo de variables que utilizaremos para ello; Pero debido a una </w:t>
       </w:r>
       <w:r>
         <w:rPr>
@@ -1566,33 +1960,33 @@
           <w:highlight w:val="none"/>
           <w:lang w:val="es-ES"/>
         </w:rPr>
-      </w:r>
-    </w:p>
-    <w:p>
-      <w:pPr>
-        <w:pBdr/>
-        <w:spacing/>
-        <w:ind/>
-        <w:jc w:val="center"/>
+        <w:t xml:space="preserve">obligacion de entrega tendremos que  trabajar a nivel de bits con operadores bitwise(Bit a bit) asi que la mejor manera de manejarlo es trabajar con enteros , mas directamente con su valor binario; es decir que lo que nos interesa es el manejo de los bits.</w:t>
+      </w:r>
+      <w:r>
         <w:rPr>
           <w:rFonts w:ascii="Asana Math" w:hAnsi="Asana Math" w:eastAsia="Asana Math" w:cs="Asana Math"/>
           <w:sz w:val="22"/>
           <w:szCs w:val="22"/>
           <w:highlight w:val="none"/>
-          <w:lang w:val="es-ES" w:bidi="es-ES"/>
-        </w:rPr>
-      </w:pPr>
+          <w:lang w:val="es-ES"/>
+        </w:rPr>
+      </w:r>
       <w:r>
         <w:rPr>
           <w:rFonts w:ascii="Asana Math" w:hAnsi="Asana Math" w:eastAsia="Asana Math" w:cs="Asana Math"/>
           <w:sz w:val="22"/>
           <w:szCs w:val="22"/>
           <w:highlight w:val="none"/>
-          <w:lang w:val="es-ES" w:bidi="es-ES"/>
-        </w:rPr>
-        <w:t xml:space="preserve">Nosotros por b</w:t>
-      </w:r>
-      <w:r>
+          <w:lang w:val="es-ES"/>
+        </w:rPr>
+      </w:r>
+    </w:p>
+    <w:p>
+      <w:pPr>
+        <w:pBdr/>
+        <w:spacing/>
+        <w:ind/>
+        <w:jc w:val="center"/>
         <w:rPr>
           <w:rFonts w:ascii="Asana Math" w:hAnsi="Asana Math" w:eastAsia="Asana Math" w:cs="Asana Math"/>
           <w:sz w:val="22"/>
@@ -1600,8 +1994,7 @@
           <w:highlight w:val="none"/>
           <w:lang w:val="es-ES" w:bidi="es-ES"/>
         </w:rPr>
-        <w:t xml:space="preserve">ásica informatica sabemos que un entero tiene un valor en bytes que lo define la arquitectura en la que se emplea dicho valor informatico teniendo asi, que el valor b</w:t>
-      </w:r>
+      </w:pPr>
       <w:r>
         <w:rPr>
           <w:rFonts w:ascii="Asana Math" w:hAnsi="Asana Math" w:eastAsia="Asana Math" w:cs="Asana Math"/>
@@ -1610,7 +2003,7 @@
           <w:highlight w:val="none"/>
           <w:lang w:val="es-ES" w:bidi="es-ES"/>
         </w:rPr>
-        <w:t xml:space="preserve">ásico informatico de un entero es 4 byte.</w:t>
+        <w:t xml:space="preserve">Nosotros por b</w:t>
       </w:r>
       <w:r>
         <w:rPr>
@@ -1620,14 +2013,9 @@
           <w:highlight w:val="none"/>
           <w:lang w:val="es-ES" w:bidi="es-ES"/>
         </w:rPr>
-      </w:r>
-    </w:p>
-    <w:p>
-      <w:pPr>
-        <w:pBdr/>
-        <w:spacing/>
-        <w:ind/>
-        <w:jc w:val="center"/>
+        <w:t xml:space="preserve">ásica informatica sabemos que un entero tiene un valor en bytes que lo define la arquitectura en la que se emplea dicho valor informatico teniendo asi, que el valor b</w:t>
+      </w:r>
+      <w:r>
         <w:rPr>
           <w:rFonts w:ascii="Asana Math" w:hAnsi="Asana Math" w:eastAsia="Asana Math" w:cs="Asana Math"/>
           <w:sz w:val="22"/>
@@ -1635,7 +2023,8 @@
           <w:highlight w:val="none"/>
           <w:lang w:val="es-ES" w:bidi="es-ES"/>
         </w:rPr>
-      </w:pPr>
+        <w:t xml:space="preserve">ásico informatico de un entero es 4 byte.</w:t>
+      </w:r>
       <w:r>
         <w:rPr>
           <w:rFonts w:ascii="Asana Math" w:hAnsi="Asana Math" w:eastAsia="Asana Math" w:cs="Asana Math"/>
@@ -1644,7 +2033,6 @@
           <w:highlight w:val="none"/>
           <w:lang w:val="es-ES" w:bidi="es-ES"/>
         </w:rPr>
-        <w:t xml:space="preserve">4 byte en binario serian 32 bits disponibles viendolo de una forma gr</w:t>
       </w:r>
       <w:r>
         <w:rPr>
@@ -1654,7 +2042,50 @@
           <w:highlight w:val="none"/>
           <w:lang w:val="es-ES" w:bidi="es-ES"/>
         </w:rPr>
+      </w:r>
+    </w:p>
+    <w:p>
+      <w:pPr>
+        <w:pBdr/>
+        <w:spacing/>
+        <w:ind/>
+        <w:jc w:val="center"/>
+        <w:rPr>
+          <w:rFonts w:ascii="Asana Math" w:hAnsi="Asana Math" w:eastAsia="Asana Math" w:cs="Asana Math"/>
+          <w:sz w:val="22"/>
+          <w:szCs w:val="22"/>
+          <w:highlight w:val="none"/>
+          <w:lang w:val="es-ES" w:bidi="es-ES"/>
+        </w:rPr>
+      </w:pPr>
+      <w:r>
+        <w:rPr>
+          <w:rFonts w:ascii="Asana Math" w:hAnsi="Asana Math" w:eastAsia="Asana Math" w:cs="Asana Math"/>
+          <w:sz w:val="22"/>
+          <w:szCs w:val="22"/>
+          <w:highlight w:val="none"/>
+          <w:lang w:val="es-ES" w:bidi="es-ES"/>
+        </w:rPr>
+        <w:t xml:space="preserve">4 byte en binario serian 32 bits disponibles viendolo de una forma gr</w:t>
+      </w:r>
+      <w:r>
+        <w:rPr>
+          <w:rFonts w:ascii="Asana Math" w:hAnsi="Asana Math" w:eastAsia="Asana Math" w:cs="Asana Math"/>
+          <w:sz w:val="22"/>
+          <w:szCs w:val="22"/>
+          <w:highlight w:val="none"/>
+          <w:lang w:val="es-ES" w:bidi="es-ES"/>
+        </w:rPr>
         <w:t xml:space="preserve">áfica.</w:t>
+      </w:r>
+      <w:r>
+        <w:rPr>
+          <w:rFonts w:ascii="Asana Math" w:hAnsi="Asana Math" w:eastAsia="Asana Math" w:cs="Asana Math"/>
+          <w:sz w:val="22"/>
+          <w:szCs w:val="22"/>
+          <w:highlight w:val="none"/>
+          <w:lang w:val="es-ES" w:bidi="es-ES"/>
+        </w:rPr>
       </w:r>
       <w:r>
         <w:rPr>
@@ -1776,15 +2207,6 @@
           <w:lang w:val="es-ES" w:bidi="es-ES"/>
         </w:rPr>
       </w:r>
-      <w:r>
-        <w:rPr>
-          <w:rFonts w:ascii="Asana Math" w:hAnsi="Asana Math" w:eastAsia="Asana Math" w:cs="Asana Math"/>
-          <w:sz w:val="22"/>
-          <w:szCs w:val="22"/>
-          <w:highlight w:val="none"/>
-          <w:lang w:val="es-ES" w:bidi="es-ES"/>
-        </w:rPr>
-      </w:r>
     </w:p>
     <w:p>
       <w:pPr>
@@ -1841,10 +2263,6 @@
         <w:t xml:space="preserve">áfica de un entero a binarios.</w:t>
       </w:r>
       <w:r/>
-      <w:r/>
-      <w:r/>
-      <w:r/>
-      <w:r/>
     </w:p>
     <w:p>
       <w:pPr>
@@ -1877,6 +2295,13 @@
           <w:rFonts w:ascii="Asana Math" w:hAnsi="Asana Math" w:cs="Asana Math"/>
         </w:rPr>
       </w:r>
+      <w:r>
+        <w:rPr>
+          <w:rFonts w:ascii="Asana Math" w:hAnsi="Asana Math" w:eastAsia="Asana Math" w:cs="Asana Math"/>
+          <w:highlight w:val="none"/>
+          <w:lang w:val="es-ES"/>
+        </w:rPr>
+      </w:r>
     </w:p>
     <w:p>
       <w:pPr>
@@ -1895,7 +2320,6 @@
           <w:lang w:val="es-ES"/>
         </w:rPr>
       </w:r>
-      <w:r/>
       <w:r>
         <mc:AlternateContent>
           <mc:Choice Requires="wpg">
@@ -1965,7 +2389,6 @@
           </mc:Fallback>
         </mc:AlternateContent>
       </w:r>
-      <w:r/>
       <w:r>
         <w:rPr>
           <w:rFonts w:ascii="Asana Math" w:hAnsi="Asana Math" w:eastAsia="Asana Math" w:cs="Asana Math"/>
@@ -1975,16 +2398,7 @@
       </w:r>
       <w:r>
         <w:rPr>
-          <w:rFonts w:ascii="Asana Math" w:hAnsi="Asana Math" w:eastAsia="Asana Math" w:cs="Asana Math"/>
-          <w:highlight w:val="none"/>
-          <w:lang w:val="es-ES"/>
-        </w:rPr>
-      </w:r>
-      <w:r>
-        <w:rPr>
-          <w:rFonts w:ascii="Asana Math" w:hAnsi="Asana Math" w:eastAsia="Asana Math" w:cs="Asana Math"/>
-          <w:highlight w:val="none"/>
-          <w:lang w:val="es-ES"/>
+          <w:rFonts w:ascii="Asana Math" w:hAnsi="Asana Math" w:cs="Asana Math"/>
         </w:rPr>
       </w:r>
     </w:p>
@@ -2067,6 +2481,13 @@
         <w:rPr>
           <w:rFonts w:ascii="Asana Math" w:hAnsi="Asana Math" w:cs="Asana Math"/>
           <w:highlight w:val="none"/>
+        </w:rPr>
+      </w:r>
+      <w:r>
+        <w:rPr>
+          <w:rFonts w:ascii="Asana Math" w:hAnsi="Asana Math" w:eastAsia="Asana Math" w:cs="Asana Math"/>
+          <w:highlight w:val="none"/>
+          <w:lang w:val="es-ES"/>
         </w:rPr>
       </w:r>
     </w:p>
@@ -2115,6 +2536,12 @@
           <w:lang w:val="es-ES"/>
         </w:rPr>
       </w:r>
+      <w:r>
+        <w:rPr>
+          <w:rFonts w:ascii="Asana Math" w:hAnsi="Asana Math" w:cs="Asana Math"/>
+          <w:highlight w:val="none"/>
+        </w:rPr>
+      </w:r>
     </w:p>
     <w:p>
       <w:pPr>
@@ -2142,7 +2569,9 @@
       </w:r>
       <w:r>
         <w:rPr>
-          <w:rFonts w:ascii="Asana Math" w:hAnsi="Asana Math" w:cs="Asana Math"/>
+          <w:rFonts w:ascii="Asana Math" w:hAnsi="Asana Math" w:eastAsia="Asana Math" w:cs="Asana Math"/>
+          <w:highlight w:val="none"/>
+          <w:lang w:val="es-ES"/>
         </w:rPr>
       </w:r>
     </w:p>
@@ -2177,6 +2606,13 @@
       <w:r>
         <w:rPr>
           <w:rFonts w:ascii="Asana Math" w:hAnsi="Asana Math" w:cs="Asana Math"/>
+        </w:rPr>
+      </w:r>
+      <w:r>
+        <w:rPr>
+          <w:rFonts w:ascii="Asana Math" w:hAnsi="Asana Math" w:cs="Asana Math"/>
+          <w:highlight w:val="none"/>
+          <w:lang w:val="es-ES"/>
         </w:rPr>
       </w:r>
     </w:p>
@@ -2276,15 +2712,6 @@
       <w:r>
         <w:rPr>
           <w:rFonts w:ascii="Asana Math" w:hAnsi="Asana Math" w:cs="Asana Math"/>
-          <w:highlight w:val="none"/>
-          <w:lang w:val="es-ES"/>
-        </w:rPr>
-      </w:r>
-      <w:r>
-        <w:rPr>
-          <w:rFonts w:ascii="Asana Math" w:hAnsi="Asana Math" w:cs="Asana Math"/>
-          <w:highlight w:val="none"/>
-          <w:lang w:val="es-ES"/>
         </w:rPr>
       </w:r>
     </w:p>
@@ -2366,6 +2793,13 @@
           <w:rFonts w:ascii="Asana Math" w:hAnsi="Asana Math" w:cs="Asana Math"/>
         </w:rPr>
       </w:r>
+      <w:r>
+        <w:rPr>
+          <w:rFonts w:ascii="Asana Math" w:hAnsi="Asana Math" w:eastAsia="Asana Math" w:cs="Asana Math"/>
+          <w:highlight w:val="none"/>
+          <w:lang w:val="es-ES"/>
+        </w:rPr>
+      </w:r>
     </w:p>
     <w:p>
       <w:pPr>
@@ -2398,6 +2832,13 @@
       <w:r>
         <w:rPr>
           <w:rFonts w:ascii="Asana Math" w:hAnsi="Asana Math" w:cs="Asana Math"/>
+        </w:rPr>
+      </w:r>
+      <w:r>
+        <w:rPr>
+          <w:rFonts w:ascii="Asana Math" w:hAnsi="Asana Math" w:eastAsia="Asana Math" w:cs="Asana Math"/>
+          <w:highlight w:val="none"/>
+          <w:lang w:val="es-ES"/>
         </w:rPr>
       </w:r>
     </w:p>
@@ -2446,7 +2887,11 @@
           <w:lang w:val="es-ES"/>
         </w:rPr>
       </w:r>
-      <w:r/>
+      <w:r>
+        <w:rPr>
+          <w:rFonts w:ascii="Asana Math" w:hAnsi="Asana Math" w:cs="Asana Math"/>
+        </w:rPr>
+      </w:r>
     </w:p>
     <w:p>
       <w:pPr>
@@ -2491,6 +2936,15 @@
           <w:lang w:val="es-ES"/>
         </w:rPr>
       </w:r>
+      <w:r>
+        <w:rPr>
+          <w:rFonts w:ascii="Asana Math" w:hAnsi="Asana Math" w:eastAsia="Asana Math" w:cs="Asana Math"/>
+          <w:sz w:val="28"/>
+          <w:szCs w:val="28"/>
+          <w:highlight w:val="none"/>
+          <w:lang w:val="es-ES" w:bidi="es-ES"/>
+        </w:rPr>
+      </w:r>
     </w:p>
     <w:p>
       <w:pPr>
@@ -2542,34 +2996,7 @@
           <w:sz w:val="22"/>
           <w:szCs w:val="22"/>
           <w:highlight w:val="none"/>
-          <w:lang w:val="es-ES"/>
-        </w:rPr>
-      </w:r>
-      <w:r>
-        <w:rPr>
-          <w:rFonts w:ascii="Asana Math" w:hAnsi="Asana Math" w:eastAsia="Asana Math" w:cs="Asana Math"/>
-          <w:sz w:val="22"/>
-          <w:szCs w:val="22"/>
-          <w:highlight w:val="none"/>
-          <w:lang w:val="es-ES"/>
-        </w:rPr>
-      </w:r>
-      <w:r>
-        <w:rPr>
-          <w:rFonts w:ascii="Asana Math" w:hAnsi="Asana Math" w:eastAsia="Asana Math" w:cs="Asana Math"/>
-          <w:sz w:val="22"/>
-          <w:szCs w:val="22"/>
-          <w:highlight w:val="none"/>
-          <w:lang w:val="es-ES"/>
-        </w:rPr>
-      </w:r>
-      <w:r>
-        <w:rPr>
-          <w:rFonts w:ascii="Asana Math" w:hAnsi="Asana Math" w:eastAsia="Asana Math" w:cs="Asana Math"/>
-          <w:sz w:val="22"/>
-          <w:szCs w:val="22"/>
-          <w:highlight w:val="none"/>
-          <w:lang w:val="es-ES"/>
+          <w:lang w:val="es-ES" w:bidi="es-ES"/>
         </w:rPr>
       </w:r>
       <w:r>
@@ -2711,7 +3138,6 @@
           <w:sz w:val="22"/>
           <w:szCs w:val="22"/>
           <w:highlight w:val="none"/>
-          <w:lang w:val="es-ES" w:bidi="es-ES"/>
         </w:rPr>
       </w:r>
     </w:p>
@@ -2757,6 +3183,15 @@
           <w:lang w:val="es-ES"/>
         </w:rPr>
         <w:t xml:space="preserve">ón podemos asignar de cuantos byte a nuestro entero.</w:t>
+      </w:r>
+      <w:r>
+        <w:rPr>
+          <w:rFonts w:ascii="Asana Math" w:hAnsi="Asana Math" w:eastAsia="Asana Math" w:cs="Asana Math"/>
+          <w:sz w:val="22"/>
+          <w:szCs w:val="22"/>
+          <w:highlight w:val="none"/>
+          <w:lang w:val="es-ES"/>
+        </w:rPr>
       </w:r>
       <w:r>
         <w:rPr>
@@ -2788,6 +3223,7 @@
           <w:highlight w:val="none"/>
         </w:rPr>
       </w:pPr>
+      <w:r/>
       <m:oMathPara>
         <m:oMathParaPr/>
         <m:oMath>
@@ -2806,7 +3242,6 @@
           </m:r>
         </m:oMath>
       </m:oMathPara>
-      <w:r/>
       <w:r>
         <w:rPr>
           <w:rFonts w:ascii="Asana Math" w:hAnsi="Asana Math" w:eastAsia="Asana Math" w:cs="Asana Math"/>
@@ -2816,6 +3251,14 @@
           <w:lang w:val="es-ES"/>
         </w:rPr>
       </w:r>
+      <w:r>
+        <w:rPr>
+          <w:rFonts w:ascii="Cambria Math" w:hAnsi="Cambria Math" w:eastAsia="Cambria Math" w:cs="Cambria Math"/>
+          <w:sz w:val="22"/>
+          <w:szCs w:val="22"/>
+          <w:highlight w:val="none"/>
+        </w:rPr>
+      </w:r>
     </w:p>
     <w:p>
       <w:pPr>
@@ -2870,13 +3313,7 @@
           <w:lang w:val="es-ES"/>
         </w:rPr>
       </w:r>
-    </w:p>
-    <w:p>
-      <w:pPr>
-        <w:pBdr/>
-        <w:spacing/>
-        <w:ind/>
-        <w:jc w:val="center"/>
+      <w:r>
         <w:rPr>
           <w:rFonts w:ascii="Asana Math" w:hAnsi="Asana Math" w:eastAsia="Asana Math" w:cs="Asana Math"/>
           <w:sz w:val="22"/>
@@ -2884,16 +3321,22 @@
           <w:highlight w:val="none"/>
           <w:lang w:val="es-ES"/>
         </w:rPr>
-      </w:pPr>
-      <w:r>
+      </w:r>
+    </w:p>
+    <w:p>
+      <w:pPr>
+        <w:pBdr/>
+        <w:spacing/>
+        <w:ind/>
+        <w:jc w:val="center"/>
         <w:rPr>
           <w:rFonts w:ascii="Asana Math" w:hAnsi="Asana Math" w:eastAsia="Asana Math" w:cs="Asana Math"/>
           <w:sz w:val="22"/>
           <w:szCs w:val="22"/>
           <w:highlight w:val="none"/>
-          <w:lang w:val="es-ES" w:bidi="es-ES"/>
-        </w:rPr>
-      </w:r>
+          <w:lang w:val="es-ES"/>
+        </w:rPr>
+      </w:pPr>
       <w:r>
         <w:rPr>
           <w:rFonts w:ascii="Asana Math" w:hAnsi="Asana Math" w:eastAsia="Asana Math" w:cs="Asana Math"/>
@@ -2912,22 +3355,22 @@
           <w:lang w:val="es-ES"/>
         </w:rPr>
       </w:r>
-    </w:p>
-    <w:p>
-      <w:pPr>
-        <w:pBdr/>
-        <w:spacing/>
-        <w:ind/>
-        <w:jc w:val="center"/>
+      <w:r>
         <w:rPr>
           <w:rFonts w:ascii="Asana Math" w:hAnsi="Asana Math" w:eastAsia="Asana Math" w:cs="Asana Math"/>
           <w:sz w:val="22"/>
           <w:szCs w:val="22"/>
           <w:highlight w:val="none"/>
-          <w:lang w:val="es-ES" w:bidi="es-ES"/>
-        </w:rPr>
-      </w:pPr>
-      <w:r>
+          <w:lang w:val="es-ES"/>
+        </w:rPr>
+      </w:r>
+    </w:p>
+    <w:p>
+      <w:pPr>
+        <w:pBdr/>
+        <w:spacing/>
+        <w:ind/>
+        <w:jc w:val="center"/>
         <w:rPr>
           <w:rFonts w:ascii="Asana Math" w:hAnsi="Asana Math" w:eastAsia="Asana Math" w:cs="Asana Math"/>
           <w:sz w:val="22"/>
@@ -2935,7 +3378,7 @@
           <w:highlight w:val="none"/>
           <w:lang w:val="es-ES" w:bidi="es-ES"/>
         </w:rPr>
-      </w:r>
+      </w:pPr>
       <w:r>
         <w:rPr>
           <w:rFonts w:ascii="Asana Math" w:hAnsi="Asana Math" w:eastAsia="Asana Math" w:cs="Asana Math"/>
@@ -3020,7 +3463,7 @@
           <w:sz w:val="22"/>
           <w:szCs w:val="22"/>
           <w:highlight w:val="none"/>
-          <w:lang w:val="es-ES" w:bidi="es-ES"/>
+          <w:lang w:val="es-ES"/>
         </w:rPr>
       </w:r>
       <w:r>
@@ -3029,7 +3472,7 @@
           <w:sz w:val="22"/>
           <w:szCs w:val="22"/>
           <w:highlight w:val="none"/>
-          <w:lang w:val="es-ES"/>
+          <w:lang w:val="es-ES" w:bidi="es-ES"/>
         </w:rPr>
       </w:r>
     </w:p>
@@ -3085,7 +3528,6 @@
           <w:lang w:val="es-ES"/>
         </w:rPr>
       </w:pPr>
-      <w:r/>
       <w:r>
         <w:rPr>
           <w:rFonts w:ascii="Asana Math" w:hAnsi="Asana Math" w:eastAsia="Asana Math" w:cs="Asana Math"/>
@@ -3100,6 +3542,17 @@
           <w:rFonts w:ascii="Asana Math" w:hAnsi="Asana Math" w:cs="Asana Math"/>
           <w:sz w:val="28"/>
           <w:szCs w:val="28"/>
+          <w:lang w:val="es-ES"/>
+        </w:rPr>
+        <w:t xml:space="preserve">.</w:t>
+      </w:r>
+      <w:r>
+        <w:rPr>
+          <w:rFonts w:ascii="Asana Math" w:hAnsi="Asana Math" w:eastAsia="Asana Math" w:cs="Asana Math"/>
+          <w:sz w:val="28"/>
+          <w:szCs w:val="28"/>
+          <w:highlight w:val="none"/>
+          <w:lang w:val="es-ES"/>
         </w:rPr>
       </w:r>
     </w:p>
@@ -3136,22 +3589,22 @@
           <w:lang w:val="es-ES"/>
         </w:rPr>
       </w:r>
-    </w:p>
-    <w:p>
-      <w:pPr>
-        <w:pBdr/>
-        <w:spacing/>
-        <w:ind/>
-        <w:jc w:val="center"/>
+      <w:r>
         <w:rPr>
           <w:rFonts w:ascii="Asana Math" w:hAnsi="Asana Math" w:eastAsia="Asana Math" w:cs="Asana Math"/>
           <w:sz w:val="22"/>
           <w:szCs w:val="22"/>
           <w:highlight w:val="none"/>
-          <w:lang w:val="es-ES" w:bidi="es-ES"/>
-        </w:rPr>
-      </w:pPr>
-      <w:r>
+          <w:lang w:val="es-ES"/>
+        </w:rPr>
+      </w:r>
+    </w:p>
+    <w:p>
+      <w:pPr>
+        <w:pBdr/>
+        <w:spacing/>
+        <w:ind/>
+        <w:jc w:val="center"/>
         <w:rPr>
           <w:rFonts w:ascii="Asana Math" w:hAnsi="Asana Math" w:eastAsia="Asana Math" w:cs="Asana Math"/>
           <w:sz w:val="22"/>
@@ -3159,15 +3612,33 @@
           <w:highlight w:val="none"/>
           <w:lang w:val="es-ES" w:bidi="es-ES"/>
         </w:rPr>
-        <w:t xml:space="preserve">Primero necesito un puntero que me apunte a un puntero que apunte a filas y ese puntero a filas que me apunte a las columnas</w:t>
-      </w:r>
+      </w:pPr>
       <w:r>
         <w:rPr>
           <w:rFonts w:ascii="Asana Math" w:hAnsi="Asana Math" w:eastAsia="Asana Math" w:cs="Asana Math"/>
           <w:sz w:val="22"/>
           <w:szCs w:val="22"/>
           <w:highlight w:val="none"/>
+          <w:lang w:val="es-ES" w:bidi="es-ES"/>
+        </w:rPr>
+        <w:t xml:space="preserve">Primero necesito un puntero que me apunte a un puntero que apunte a filas y ese puntero a filas que me apunte a las columnas</w:t>
+      </w:r>
+      <w:r>
+        <w:rPr>
+          <w:rFonts w:ascii="Asana Math" w:hAnsi="Asana Math" w:eastAsia="Asana Math" w:cs="Asana Math"/>
+          <w:sz w:val="22"/>
+          <w:szCs w:val="22"/>
+          <w:highlight w:val="none"/>
           <w:lang w:val="es-ES"/>
+        </w:rPr>
+      </w:r>
+      <w:r>
+        <w:rPr>
+          <w:rFonts w:ascii="Asana Math" w:hAnsi="Asana Math" w:eastAsia="Asana Math" w:cs="Asana Math"/>
+          <w:sz w:val="22"/>
+          <w:szCs w:val="22"/>
+          <w:highlight w:val="none"/>
+          <w:lang w:val="es-ES" w:bidi="es-ES"/>
         </w:rPr>
       </w:r>
     </w:p>
@@ -3224,7 +3695,6 @@
           <w:sz w:val="22"/>
           <w:szCs w:val="22"/>
           <w:highlight w:val="none"/>
-          <w:lang w:val="es-ES" w:bidi="es-ES"/>
         </w:rPr>
       </w:r>
       <w:r>
@@ -3233,26 +3703,32 @@
           <w:sz w:val="22"/>
           <w:szCs w:val="22"/>
           <w:highlight w:val="none"/>
-          <w:lang w:val="es-ES" w:bidi="es-ES"/>
-        </w:rPr>
-      </w:r>
-      <w:r>
+        </w:rPr>
+      </w:r>
+    </w:p>
+    <w:p>
+      <w:pPr>
+        <w:pBdr/>
+        <w:spacing/>
+        <w:ind/>
+        <w:jc w:val="center"/>
         <w:rPr>
           <w:rFonts w:ascii="Asana Math" w:hAnsi="Asana Math" w:eastAsia="Asana Math" w:cs="Asana Math"/>
           <w:sz w:val="22"/>
           <w:szCs w:val="22"/>
           <w:highlight w:val="none"/>
-          <w:lang w:val="es-ES" w:bidi="es-ES"/>
-        </w:rPr>
-      </w:r>
+          <w:lang w:val="es-ES"/>
+        </w:rPr>
+      </w:pPr>
       <w:r>
         <w:rPr>
           <w:rFonts w:ascii="Asana Math" w:hAnsi="Asana Math" w:eastAsia="Asana Math" w:cs="Asana Math"/>
           <w:sz w:val="22"/>
           <w:szCs w:val="22"/>
           <w:highlight w:val="none"/>
-          <w:lang w:val="es-ES"/>
-        </w:rPr>
+          <w:lang w:val="es-ES" w:bidi="es-ES"/>
+        </w:rPr>
+        <w:t xml:space="preserve">Despues reservo un arreglo de punteros que me apuntaran a cada fila</w:t>
       </w:r>
       <w:r>
         <w:rPr>
@@ -3260,40 +3736,7 @@
           <w:sz w:val="22"/>
           <w:szCs w:val="22"/>
           <w:highlight w:val="none"/>
-        </w:rPr>
-      </w:r>
-    </w:p>
-    <w:p>
-      <w:pPr>
-        <w:pBdr/>
-        <w:spacing/>
-        <w:ind/>
-        <w:jc w:val="center"/>
-        <w:rPr>
-          <w:rFonts w:ascii="Asana Math" w:hAnsi="Asana Math" w:eastAsia="Asana Math" w:cs="Asana Math"/>
-          <w:sz w:val="22"/>
-          <w:szCs w:val="22"/>
-          <w:highlight w:val="none"/>
           <w:lang w:val="es-ES"/>
-        </w:rPr>
-      </w:pPr>
-      <w:r>
-        <w:rPr>
-          <w:rFonts w:ascii="Asana Math" w:hAnsi="Asana Math" w:eastAsia="Asana Math" w:cs="Asana Math"/>
-          <w:sz w:val="22"/>
-          <w:szCs w:val="22"/>
-          <w:highlight w:val="none"/>
-          <w:lang w:val="es-ES" w:bidi="es-ES"/>
-        </w:rPr>
-        <w:t xml:space="preserve">Despues reservo un arreglo de punteros que me apuntaran a cada fila</w:t>
-      </w:r>
-      <w:r>
-        <w:rPr>
-          <w:rFonts w:ascii="Asana Math" w:hAnsi="Asana Math" w:eastAsia="Asana Math" w:cs="Asana Math"/>
-          <w:sz w:val="22"/>
-          <w:szCs w:val="22"/>
-          <w:highlight w:val="none"/>
-          <w:lang w:val="es-ES" w:bidi="es-ES"/>
         </w:rPr>
       </w:r>
       <w:r>
@@ -3355,12 +3798,43 @@
       </m:oMathPara>
       <w:r>
         <w:rPr>
+          <w:rFonts w:ascii="Asana Math" w:hAnsi="Asana Math" w:cs="Asana Math"/>
+          <w:sz w:val="18"/>
+          <w:szCs w:val="18"/>
+        </w:rPr>
+      </w:r>
+      <w:r>
+        <w:rPr>
           <w:rFonts w:ascii="Asana Math" w:hAnsi="Asana Math" w:eastAsia="Asana Math" w:cs="Asana Math"/>
           <w:sz w:val="22"/>
           <w:szCs w:val="22"/>
           <w:highlight w:val="none"/>
+        </w:rPr>
+      </w:r>
+    </w:p>
+    <w:p>
+      <w:pPr>
+        <w:pBdr/>
+        <w:spacing/>
+        <w:ind/>
+        <w:jc w:val="center"/>
+        <w:rPr>
+          <w:rFonts w:ascii="Asana Math" w:hAnsi="Asana Math" w:eastAsia="Asana Math" w:cs="Asana Math"/>
+          <w:sz w:val="22"/>
+          <w:szCs w:val="22"/>
+          <w:highlight w:val="none"/>
           <w:lang w:val="es-ES"/>
         </w:rPr>
+      </w:pPr>
+      <w:r>
+        <w:rPr>
+          <w:rFonts w:ascii="Asana Math" w:hAnsi="Asana Math" w:eastAsia="Asana Math" w:cs="Asana Math"/>
+          <w:sz w:val="22"/>
+          <w:szCs w:val="22"/>
+          <w:highlight w:val="none"/>
+          <w:lang w:val="es-ES"/>
+        </w:rPr>
+        <w:t xml:space="preserve">Luego reservo los bis que utilizare para cada fila </w:t>
       </w:r>
       <w:r>
         <w:rPr>
@@ -3369,36 +3843,13 @@
           <w:szCs w:val="18"/>
         </w:rPr>
       </w:r>
-    </w:p>
-    <w:p>
-      <w:pPr>
-        <w:pBdr/>
-        <w:spacing/>
-        <w:ind/>
-        <w:jc w:val="center"/>
+      <w:r>
         <w:rPr>
           <w:rFonts w:ascii="Asana Math" w:hAnsi="Asana Math" w:eastAsia="Asana Math" w:cs="Asana Math"/>
           <w:sz w:val="22"/>
           <w:szCs w:val="22"/>
           <w:highlight w:val="none"/>
           <w:lang w:val="es-ES"/>
-        </w:rPr>
-      </w:pPr>
-      <w:r>
-        <w:rPr>
-          <w:rFonts w:ascii="Asana Math" w:hAnsi="Asana Math" w:eastAsia="Asana Math" w:cs="Asana Math"/>
-          <w:sz w:val="22"/>
-          <w:szCs w:val="22"/>
-          <w:highlight w:val="none"/>
-          <w:lang w:val="es-ES"/>
-        </w:rPr>
-        <w:t xml:space="preserve">Luego reservo los bis que utilizare para cada fila </w:t>
-      </w:r>
-      <w:r>
-        <w:rPr>
-          <w:rFonts w:ascii="Asana Math" w:hAnsi="Asana Math" w:cs="Asana Math"/>
-          <w:sz w:val="18"/>
-          <w:szCs w:val="18"/>
         </w:rPr>
       </w:r>
     </w:p>
@@ -3453,7 +3904,7 @@
               <m:endChr m:val="]"/>
               <m:ctrlPr>
                 <w:rPr>
-                  <w:rFonts w:hint="default" w:ascii="Cambria Math" w:hAnsi="Cambria Math" w:eastAsia="Cambria Math" w:cs="Cambria Math"/>
+                  <w:rFonts w:ascii="Cambria Math" w:hAnsi="Cambria Math" w:eastAsia="Cambria Math" w:cs="Cambria Math"/>
                   <w:sz w:val="22"/>
                   <w:szCs w:val="22"/>
                   <w:highlight w:val="none"/>
@@ -3498,7 +3949,6 @@
           <w:sz w:val="22"/>
           <w:szCs w:val="22"/>
           <w:highlight w:val="none"/>
-          <w:lang w:val="es-ES"/>
         </w:rPr>
       </w:r>
       <w:r>
@@ -3514,10 +3964,10 @@
       <w:pPr>
         <w:suppressLineNumbers w:val="false"/>
         <w:pBdr>
-          <w:top w:val="nil" w:color="000000" w:sz="4" w:space="0"/>
-          <w:left w:val="nil" w:color="000000" w:sz="4" w:space="0"/>
-          <w:bottom w:val="nil" w:color="000000" w:sz="4" w:space="0"/>
-          <w:right w:val="nil" w:color="000000" w:sz="4" w:space="0"/>
+          <w:top w:val="none" w:color="000000" w:sz="4" w:space="0"/>
+          <w:left w:val="none" w:color="000000" w:sz="4" w:space="0"/>
+          <w:bottom w:val="none" w:color="000000" w:sz="4" w:space="0"/>
+          <w:right w:val="none" w:color="000000" w:sz="4" w:space="0"/>
           <w:between w:val="none" w:color="000000" w:sz="4" w:space="0"/>
         </w:pBdr>
         <w:spacing/>
@@ -3559,15 +4009,24 @@
           <w:highlight w:val="none"/>
         </w:rPr>
       </w:r>
+      <w:r>
+        <w:rPr>
+          <w:rFonts w:ascii="Asana Math" w:hAnsi="Asana Math" w:eastAsia="Asana Math" w:cs="Asana Math"/>
+          <w:sz w:val="22"/>
+          <w:szCs w:val="22"/>
+          <w:highlight w:val="none"/>
+          <w:lang w:val="es-ES"/>
+        </w:rPr>
+      </w:r>
     </w:p>
     <w:p>
       <w:pPr>
         <w:suppressLineNumbers w:val="false"/>
         <w:pBdr>
-          <w:top w:val="nil" w:color="000000" w:sz="4" w:space="0"/>
-          <w:left w:val="nil" w:color="000000" w:sz="4" w:space="0"/>
-          <w:bottom w:val="nil" w:color="000000" w:sz="4" w:space="0"/>
-          <w:right w:val="nil" w:color="000000" w:sz="4" w:space="0"/>
+          <w:top w:val="none" w:color="000000" w:sz="4" w:space="0"/>
+          <w:left w:val="none" w:color="000000" w:sz="4" w:space="0"/>
+          <w:bottom w:val="none" w:color="000000" w:sz="4" w:space="0"/>
+          <w:right w:val="none" w:color="000000" w:sz="4" w:space="0"/>
           <w:between w:val="none" w:color="000000" w:sz="4" w:space="0"/>
         </w:pBdr>
         <w:spacing/>
@@ -3673,16 +4132,6 @@
           <w:sz w:val="22"/>
           <w:szCs w:val="22"/>
           <w:highlight w:val="none"/>
-          <w:lang w:val="es-ES"/>
-        </w:rPr>
-      </w:r>
-      <w:r>
-        <w:rPr>
-          <w:rFonts w:ascii="Asana Math" w:hAnsi="Asana Math" w:eastAsia="Asana Math" w:cs="Asana Math"/>
-          <w:sz w:val="22"/>
-          <w:szCs w:val="22"/>
-          <w:highlight w:val="none"/>
-          <w:lang w:val="es-ES"/>
         </w:rPr>
       </w:r>
     </w:p>
@@ -3714,7 +4163,6 @@
         <w:t xml:space="preserve">. Representación Gráfica de punteros sucesivos </w:t>
       </w:r>
       <w:r/>
-      <w:r/>
     </w:p>
     <w:p>
       <w:pPr>
@@ -3734,6 +4182,13 @@
           <w:lang w:val="es-ES"/>
         </w:rPr>
         <w:t xml:space="preserve">Al final unicamente rellenamos los valores con 0 para que nos quede algo tipo:</w:t>
+      </w:r>
+      <w:r>
+        <w:rPr>
+          <w:rFonts w:ascii="Asana Math" w:hAnsi="Asana Math" w:eastAsia="Asana Math" w:cs="Asana Math"/>
+          <w:highlight w:val="none"/>
+          <w:lang w:val="es-ES"/>
+        </w:rPr>
       </w:r>
       <w:r>
         <w:rPr>
@@ -3835,14 +4290,7 @@
         <w:rPr>
           <w:rFonts w:ascii="Asana Math" w:hAnsi="Asana Math" w:eastAsia="Asana Math" w:cs="Asana Math"/>
           <w:highlight w:val="none"/>
-          <w:lang w:val="es-ES" w:bidi="es-ES"/>
-        </w:rPr>
-      </w:r>
-      <w:r>
-        <w:rPr>
-          <w:rFonts w:ascii="Asana Math" w:hAnsi="Asana Math" w:eastAsia="Asana Math" w:cs="Asana Math"/>
-          <w:highlight w:val="none"/>
-          <w:lang w:val="es-ES" w:bidi="es-ES"/>
+          <w:lang w:val="es-ES"/>
         </w:rPr>
       </w:r>
       <w:r>
@@ -3898,14 +4346,14 @@
         <w:rPr>
           <w:rFonts w:ascii="Asana Math" w:hAnsi="Asana Math" w:eastAsia="Asana Math" w:cs="Asana Math"/>
           <w:highlight w:val="none"/>
-          <w:lang w:val="es-ES" w:bidi="es-ES"/>
+          <w:lang w:val="es-ES"/>
         </w:rPr>
       </w:r>
       <w:r>
         <w:rPr>
           <w:rFonts w:ascii="Asana Math" w:hAnsi="Asana Math" w:eastAsia="Asana Math" w:cs="Asana Math"/>
           <w:highlight w:val="none"/>
-          <w:lang w:val="es-ES" w:bidi="es-ES"/>
+          <w:lang w:val="es-ES"/>
         </w:rPr>
       </w:r>
       <w:r>
@@ -3923,7 +4371,390 @@
         <w:ind/>
         <w:jc w:val="center"/>
         <w:rPr>
+          <w:rFonts w:ascii="Asana Math" w:hAnsi="Asana Math" w:eastAsia="Asana Math" w:cs="Asana Math"/>
+          <w:sz w:val="28"/>
+          <w:szCs w:val="28"/>
+          <w:highlight w:val="none"/>
+          <w:lang w:val="es-ES"/>
+        </w:rPr>
+      </w:pPr>
+      <w:r>
+        <w:rPr>
+          <w:rFonts w:ascii="Asana Math" w:hAnsi="Asana Math" w:eastAsia="Asana Math" w:cs="Asana Math"/>
+          <w:sz w:val="28"/>
+          <w:szCs w:val="28"/>
+          <w:highlight w:val="none"/>
+          <w:lang w:val="es-ES"/>
+        </w:rPr>
+        <w:t xml:space="preserve">PIEZAS Y SU REPRESENTACI</w:t>
+      </w:r>
+      <w:r>
+        <w:rPr>
+          <w:rFonts w:ascii="Asana Math" w:hAnsi="Asana Math" w:eastAsia="Asana Math" w:cs="Asana Math"/>
+          <w:sz w:val="28"/>
+          <w:szCs w:val="28"/>
+          <w:highlight w:val="none"/>
+          <w:lang w:val="es-ES"/>
+        </w:rPr>
+        <w:t xml:space="preserve">ÓN.</w:t>
+      </w:r>
+      <w:r>
+        <w:rPr>
+          <w:rFonts w:ascii="Asana Math" w:hAnsi="Asana Math" w:eastAsia="Asana Math" w:cs="Asana Math"/>
+          <w:sz w:val="28"/>
+          <w:szCs w:val="28"/>
+          <w:highlight w:val="none"/>
+          <w:lang w:val="es-ES"/>
+        </w:rPr>
+      </w:r>
+    </w:p>
+    <w:p>
+      <w:pPr>
+        <w:pBdr/>
+        <w:spacing/>
+        <w:ind/>
+        <w:jc w:val="center"/>
+        <w:rPr>
+          <w:rFonts w:ascii="Asana Math" w:hAnsi="Asana Math" w:eastAsia="Asana Math" w:cs="Asana Math"/>
+          <w:sz w:val="22"/>
+          <w:szCs w:val="22"/>
+          <w:highlight w:val="none"/>
+          <w:lang w:val="es-ES"/>
+        </w:rPr>
+      </w:pPr>
+      <w:r>
+        <w:rPr>
+          <w:rFonts w:ascii="Asana Math" w:hAnsi="Asana Math" w:eastAsia="Asana Math" w:cs="Asana Math"/>
+          <w:sz w:val="22"/>
+          <w:szCs w:val="22"/>
+          <w:highlight w:val="none"/>
+          <w:lang w:val="es-ES"/>
+        </w:rPr>
+      </w:r>
+      <w:r>
+        <w:rPr>
+          <w:rFonts w:ascii="Asana Math" w:hAnsi="Asana Math" w:eastAsia="Asana Math" w:cs="Asana Math"/>
+          <w:sz w:val="22"/>
+          <w:szCs w:val="22"/>
+          <w:highlight w:val="none"/>
+          <w:lang w:val="es-ES"/>
+        </w:rPr>
+      </w:r>
+      <w:r>
+        <w:rPr>
+          <w:rFonts w:ascii="Asana Math" w:hAnsi="Asana Math" w:eastAsia="Asana Math" w:cs="Asana Math"/>
+          <w:sz w:val="22"/>
+          <w:szCs w:val="22"/>
+          <w:highlight w:val="none"/>
+          <w:lang w:val="es-ES"/>
+        </w:rPr>
+      </w:r>
+    </w:p>
+    <w:p>
+      <w:pPr>
+        <w:pBdr/>
+        <w:spacing/>
+        <w:ind/>
+        <w:jc w:val="center"/>
+        <w:rPr>
+          <w:rFonts w:ascii="Asana Math" w:hAnsi="Asana Math" w:eastAsia="Asana Math" w:cs="Asana Math"/>
+          <w:sz w:val="22"/>
+          <w:szCs w:val="22"/>
+          <w:highlight w:val="none"/>
+          <w:lang w:val="es-ES" w:bidi="es-ES"/>
+        </w:rPr>
+      </w:pPr>
+      <w:r>
+        <w:rPr>
+          <w:rFonts w:ascii="Asana Math" w:hAnsi="Asana Math" w:eastAsia="Asana Math" w:cs="Asana Math"/>
+          <w:sz w:val="22"/>
+          <w:szCs w:val="22"/>
+          <w:highlight w:val="none"/>
+          <w:lang w:val="es-ES" w:bidi="es-ES"/>
+        </w:rPr>
+        <w:t xml:space="preserve">Ahora nos enfrentamos a la representaci</w:t>
+      </w:r>
+      <w:r>
+        <w:rPr>
+          <w:rFonts w:ascii="Asana Math" w:hAnsi="Asana Math" w:eastAsia="Asana Math" w:cs="Asana Math"/>
+          <w:sz w:val="22"/>
+          <w:szCs w:val="22"/>
+          <w:highlight w:val="none"/>
+          <w:lang w:val="es-ES" w:bidi="es-ES"/>
+        </w:rPr>
+        <w:t xml:space="preserve">ón y l</w:t>
+      </w:r>
+      <w:r>
+        <w:rPr>
+          <w:rFonts w:ascii="Asana Math" w:hAnsi="Asana Math" w:eastAsia="Asana Math" w:cs="Asana Math"/>
+          <w:sz w:val="22"/>
+          <w:szCs w:val="22"/>
+          <w:highlight w:val="none"/>
+          <w:lang w:val="es-ES" w:bidi="es-ES"/>
+        </w:rPr>
+        <w:t xml:space="preserve">ógica de nuestros tetriminos(7 en total).</w:t>
+      </w:r>
+      <w:r>
+        <w:rPr>
+          <w:rFonts w:ascii="Asana Math" w:hAnsi="Asana Math" w:eastAsia="Asana Math" w:cs="Asana Math"/>
+          <w:sz w:val="18"/>
+          <w:szCs w:val="18"/>
+          <w:highlight w:val="none"/>
+          <w:lang w:val="es-ES"/>
+        </w:rPr>
+      </w:r>
+    </w:p>
+    <w:p>
+      <w:pPr>
+        <w:pBdr/>
+        <w:spacing/>
+        <w:ind/>
+        <w:jc w:val="center"/>
+        <w:rPr>
+          <w:rFonts w:ascii="Asana Math" w:hAnsi="Asana Math" w:eastAsia="Asana Math" w:cs="Asana Math"/>
+          <w:b w:val="0"/>
+          <w:bCs w:val="0"/>
+          <w:sz w:val="22"/>
+          <w:szCs w:val="22"/>
+          <w:highlight w:val="none"/>
+          <w:lang w:val="es-ES" w:bidi="es-ES"/>
+        </w:rPr>
+      </w:pPr>
+      <w:r>
+        <w:rPr>
+          <w:rFonts w:ascii="Asana Math" w:hAnsi="Asana Math" w:eastAsia="Asana Math" w:cs="Asana Math"/>
+          <w:sz w:val="22"/>
+          <w:szCs w:val="22"/>
+          <w:highlight w:val="none"/>
+          <w:lang w:val="es-ES" w:bidi="es-ES"/>
+        </w:rPr>
+        <w:t xml:space="preserve">Primero nos enfrentamos como los representaremos a nivel de  bits ya que son estos los que nos daran una mecanica fundamental en nuestro desarrollo “el </w:t>
+      </w:r>
+      <w:r>
+        <w:rPr>
+          <w:rFonts w:ascii="Asana Math" w:hAnsi="Asana Math" w:eastAsia="Asana Math" w:cs="Asana Math"/>
+          <w:b/>
+          <w:bCs/>
+          <w:sz w:val="22"/>
+          <w:szCs w:val="22"/>
+          <w:highlight w:val="none"/>
+          <w:lang w:val="es-ES" w:bidi="es-ES"/>
+        </w:rPr>
+        <w:t xml:space="preserve">bit masking </w:t>
+      </w:r>
+      <w:r>
+        <w:rPr>
+          <w:rFonts w:ascii="Asana Math" w:hAnsi="Asana Math" w:eastAsia="Asana Math" w:cs="Asana Math"/>
+          <w:b w:val="0"/>
+          <w:bCs w:val="0"/>
+          <w:sz w:val="22"/>
+          <w:szCs w:val="22"/>
+          <w:highlight w:val="none"/>
+          <w:lang w:val="es-ES" w:bidi="es-ES"/>
+        </w:rPr>
+        <w:t xml:space="preserve">“ asi que lo primordial es nuestros tetriminos y la representaci</w:t>
+      </w:r>
+      <w:r>
+        <w:rPr>
+          <w:rFonts w:ascii="Asana Math" w:hAnsi="Asana Math" w:eastAsia="Asana Math" w:cs="Asana Math"/>
+          <w:b w:val="0"/>
+          <w:bCs w:val="0"/>
+          <w:sz w:val="22"/>
+          <w:szCs w:val="22"/>
+          <w:highlight w:val="none"/>
+          <w:lang w:val="es-ES" w:bidi="es-ES"/>
+        </w:rPr>
+        <w:t xml:space="preserve">ón en binario</w:t>
+      </w:r>
+      <w:r>
+        <w:rPr>
+          <w:rFonts w:ascii="Asana Math" w:hAnsi="Asana Math" w:eastAsia="Asana Math" w:cs="Asana Math"/>
+          <w:b w:val="0"/>
+          <w:bCs w:val="0"/>
+          <w:sz w:val="22"/>
+          <w:szCs w:val="22"/>
+          <w:highlight w:val="none"/>
+          <w:lang w:val="es-ES" w:bidi="es-ES"/>
+        </w:rPr>
+        <w:t xml:space="preserve">.</w:t>
+      </w:r>
+      <w:r>
+        <w:rPr>
+          <w:rFonts w:ascii="Asana Math" w:hAnsi="Asana Math" w:eastAsia="Asana Math" w:cs="Asana Math"/>
+          <w:sz w:val="22"/>
+          <w:szCs w:val="22"/>
+          <w:highlight w:val="none"/>
+          <w:lang w:val="es-ES" w:bidi="es-ES"/>
+        </w:rPr>
+      </w:r>
+    </w:p>
+    <w:p>
+      <w:pPr>
+        <w:pBdr/>
+        <w:spacing/>
+        <w:ind/>
+        <w:jc w:val="center"/>
+        <w:rPr>
+          <w:rFonts w:ascii="Asana Math" w:hAnsi="Asana Math" w:eastAsia="Asana Math" w:cs="Asana Math"/>
+          <w:sz w:val="22"/>
+          <w:szCs w:val="22"/>
+          <w:highlight w:val="none"/>
+          <w:lang w:val="es-ES" w:bidi="es-ES"/>
+        </w:rPr>
+      </w:pPr>
+      <w:r>
+        <w:rPr>
+          <w:rFonts w:ascii="Asana Math" w:hAnsi="Asana Math" w:eastAsia="Asana Math" w:cs="Asana Math"/>
+          <w:b w:val="0"/>
+          <w:bCs w:val="0"/>
+          <w:sz w:val="22"/>
+          <w:szCs w:val="22"/>
+          <w:highlight w:val="none"/>
+          <w:lang w:val="es-ES" w:bidi="es-ES"/>
+        </w:rPr>
+      </w:r>
+      <w:r>
+        <mc:AlternateContent>
+          <mc:Choice Requires="wpg">
+            <w:drawing>
+              <wp:inline xmlns:wp="http://schemas.openxmlformats.org/drawingml/2006/wordprocessingDrawing" distT="0" distB="0" distL="0" distR="0">
+                <wp:extent cx="1607644" cy="1592618"/>
+                <wp:effectExtent l="0" t="0" r="0" b="0"/>
+                <wp:docPr id="8" name=""/>
+                <wp:cNvGraphicFramePr>
+                  <a:graphicFrameLocks xmlns:a="http://schemas.openxmlformats.org/drawingml/2006/main" noChangeAspect="1"/>
+                </wp:cNvGraphicFramePr>
+                <a:graphic xmlns:a="http://schemas.openxmlformats.org/drawingml/2006/main">
+                  <a:graphicData uri="http://schemas.openxmlformats.org/drawingml/2006/picture">
+                    <pic:pic xmlns:pic="http://schemas.openxmlformats.org/drawingml/2006/picture">
+                      <pic:nvPicPr>
+                        <pic:cNvPr id="634993907" name=""/>
+                        <pic:cNvPicPr>
+                          <a:picLocks noChangeAspect="1"/>
+                        </pic:cNvPicPr>
+                        <pic:nvPr/>
+                      </pic:nvPicPr>
+                      <pic:blipFill rotWithShape="1">
+                        <a:blip r:embed="rId17"/>
+                        <a:stretch/>
+                      </pic:blipFill>
+                      <pic:spPr bwMode="auto">
+                        <a:xfrm flipH="0" flipV="0">
+                          <a:off x="0" y="0"/>
+                          <a:ext cx="1607644" cy="1592618"/>
+                        </a:xfrm>
+                        <a:prstGeom prst="rect">
+                          <a:avLst/>
+                        </a:prstGeom>
+                      </pic:spPr>
+                    </pic:pic>
+                  </a:graphicData>
+                </a:graphic>
+              </wp:inline>
+            </w:drawing>
+          </mc:Choice>
+          <mc:Fallback>
+            <w:pict>
+              <v:shapetype id="_x0000_t75" coordsize="21600,21600" o:spt="75" o:preferrelative="t" path="m@4@5l@4@11@9@11@9@5xe" filled="f" stroked="f">
+                <v:stroke joinstyle="miter"/>
+                <v:formulas>
+                  <v:f eqn="if lineDrawn pixelLineWidth 0"/>
+                  <v:f eqn="sum @0 1 0"/>
+                  <v:f eqn="sum 0 0 @1"/>
+                  <v:f eqn="prod @2 1 2"/>
+                  <v:f eqn="prod @3 21600 pixelWidth"/>
+                  <v:f eqn="prod @3 21600 pixelHeight"/>
+                  <v:f eqn="sum @0 0 1"/>
+                  <v:f eqn="prod @6 1 2"/>
+                  <v:f eqn="prod @7 21600 pixelWidth"/>
+                  <v:f eqn="sum @8 21600 0"/>
+                  <v:f eqn="prod @7 21600 pixelHeight"/>
+                  <v:f eqn="sum @10 21600 0"/>
+                </v:formulas>
+                <v:path o:extrusionok="f" gradientshapeok="t" o:connecttype="rect"/>
+                <o:lock v:ext="edit" aspectratio="t"/>
+              </v:shapetype>
+              <v:shape id="_x0000_i7" o:spid="_x0000_s7" type="#_x0000_t75" style="width:126.59pt;height:125.40pt;mso-wrap-distance-left:0.00pt;mso-wrap-distance-top:0.00pt;mso-wrap-distance-right:0.00pt;mso-wrap-distance-bottom:0.00pt;z-index:1;" stroked="false">
+                <v:imagedata r:id="rId17" o:title=""/>
+                <o:lock v:ext="edit" rotation="t"/>
+              </v:shape>
+            </w:pict>
+          </mc:Fallback>
+        </mc:AlternateContent>
+      </w:r>
+      <w:r>
+        <w:rPr>
+          <w:rFonts w:ascii="Asana Math" w:hAnsi="Asana Math" w:eastAsia="Asana Math" w:cs="Asana Math"/>
+          <w:b w:val="0"/>
+          <w:bCs w:val="0"/>
+          <w:sz w:val="22"/>
+          <w:szCs w:val="22"/>
+          <w:highlight w:val="none"/>
+          <w:lang w:val="es-ES" w:bidi="es-ES"/>
+        </w:rPr>
+      </w:r>
+      <w:r>
+        <w:rPr>
+          <w:rFonts w:ascii="Asana Math" w:hAnsi="Asana Math" w:eastAsia="Asana Math" w:cs="Asana Math"/>
+          <w:b w:val="0"/>
+          <w:bCs w:val="0"/>
+          <w:sz w:val="22"/>
+          <w:szCs w:val="22"/>
+          <w:highlight w:val="none"/>
+          <w:lang w:val="es-ES" w:bidi="es-ES"/>
+        </w:rPr>
+      </w:r>
+      <w:r>
+        <w:rPr>
+          <w:rFonts w:ascii="Asana Math" w:hAnsi="Asana Math" w:eastAsia="Asana Math" w:cs="Asana Math"/>
+          <w:b w:val="0"/>
+          <w:bCs w:val="0"/>
+          <w:sz w:val="22"/>
+          <w:szCs w:val="22"/>
+          <w:highlight w:val="none"/>
+          <w:lang w:val="es-ES" w:bidi="es-ES"/>
+        </w:rPr>
+      </w:r>
+    </w:p>
+    <w:p>
+      <w:pPr>
+        <w:pStyle w:val="883"/>
+        <w:pBdr/>
+        <w:spacing/>
+        <w:ind/>
+        <w:jc w:val="center"/>
+        <w:rPr/>
+      </w:pPr>
+      <w:r>
+        <w:t xml:space="preserve">Figure </w:t>
+      </w:r>
+      <w:r>
+        <w:fldChar w:fldCharType="begin"/>
+        <w:instrText xml:space="preserve"> SEQ Figure \* Arabic </w:instrText>
+        <w:fldChar w:fldCharType="separate"/>
+      </w:r>
+      <w:r>
+        <w:t xml:space="preserve">7</w:t>
+      </w:r>
+      <w:r/>
+      <w:r>
+        <w:fldChar w:fldCharType="end"/>
+      </w:r>
+      <w:r>
+        <w:t xml:space="preserve">.Tetriminos y sus rotaciones. </w:t>
+      </w:r>
+      <w:r/>
+    </w:p>
+    <w:p>
+      <w:pPr>
+        <w:pBdr/>
+        <w:spacing/>
+        <w:ind/>
+        <w:jc w:val="center"/>
+        <w:rPr>
           <w:rFonts w:ascii="Asana Math" w:hAnsi="Asana Math" w:cs="Asana Math"/>
+          <w:highlight w:val="none"/>
+          <w:lang w:val="es-ES"/>
         </w:rPr>
       </w:pPr>
       <w:r>
@@ -3932,6 +4763,7 @@
           <w:highlight w:val="none"/>
           <w:lang w:val="es-ES"/>
         </w:rPr>
+        <w:t xml:space="preserve">Utilizando su representaci</w:t>
       </w:r>
       <w:r>
         <w:rPr>
@@ -3939,10 +4771,2945 @@
           <w:highlight w:val="none"/>
           <w:lang w:val="es-ES"/>
         </w:rPr>
-      </w:r>
-      <w:r>
-        <w:rPr>
-          <w:rFonts w:ascii="Asana Math" w:hAnsi="Asana Math" w:eastAsia="Asana Math" w:cs="Asana Math"/>
+        <w:t xml:space="preserve">ón de bits podemos decir que en matrices si hay color </w:t>
+      </w:r>
+      <w:r>
+        <w:rPr>
+          <w:rFonts w:ascii="Asana Math" w:hAnsi="Asana Math" w:cs="Asana Math"/>
+          <w:lang w:val="es-ES"/>
+        </w:rPr>
+        <w:t xml:space="preserve">es un 1’s y si hay negro es un 0’s, teniendo una representac</w:t>
+      </w:r>
+      <w:r>
+        <w:rPr>
+          <w:rFonts w:ascii="Asana Math" w:hAnsi="Asana Math" w:cs="Asana Math"/>
+          <w:lang w:val="es-ES"/>
+        </w:rPr>
+        <w:t xml:space="preserve">i</w:t>
+      </w:r>
+      <w:r>
+        <w:rPr>
+          <w:rFonts w:ascii="Asana Math" w:hAnsi="Asana Math" w:cs="Asana Math"/>
+          <w:lang w:val="es-ES"/>
+        </w:rPr>
+        <w:t xml:space="preserve">ón acertada de bits</w:t>
+      </w:r>
+      <w:r>
+        <w:rPr>
+          <w:rFonts w:ascii="Asana Math" w:hAnsi="Asana Math" w:cs="Asana Math"/>
+          <w:lang w:val="es-ES"/>
+        </w:rPr>
+        <w:t xml:space="preserve">.</w:t>
+      </w:r>
+      <w:r>
+        <w:rPr>
+          <w:rFonts w:ascii="Asana Math" w:hAnsi="Asana Math" w:cs="Asana Math"/>
+          <w:highlight w:val="none"/>
+          <w:lang w:val="es-ES"/>
+        </w:rPr>
+      </w:r>
+    </w:p>
+    <w:p>
+      <w:pPr>
+        <w:pBdr/>
+        <w:spacing/>
+        <w:ind/>
+        <w:jc w:val="center"/>
+        <w:rPr/>
+      </w:pPr>
+      <w:r>
+        <w:rPr>
+          <w:rFonts w:ascii="Asana Math" w:hAnsi="Asana Math" w:cs="Asana Math"/>
+          <w:highlight w:val="none"/>
+          <w:lang w:val="es-ES" w:bidi="es-ES"/>
+        </w:rPr>
+      </w:r>
+      <w:r>
+        <mc:AlternateContent>
+          <mc:Choice Requires="wpg">
+            <w:drawing>
+              <wp:anchor xmlns:wp="http://schemas.openxmlformats.org/drawingml/2006/wordprocessingDrawing" xmlns:wp14="http://schemas.microsoft.com/office/word/2010/wordprocessingDrawing" distT="0" distB="0" distL="115200" distR="115200" simplePos="0" relativeHeight="14336" behindDoc="0" locked="0" layoutInCell="1" allowOverlap="1">
+                <wp:simplePos x="0" y="0"/>
+                <wp:positionH relativeFrom="column">
+                  <wp:posOffset>2429289</wp:posOffset>
+                </wp:positionH>
+                <wp:positionV relativeFrom="paragraph">
+                  <wp:posOffset>284822</wp:posOffset>
+                </wp:positionV>
+                <wp:extent cx="939267" cy="1242750"/>
+                <wp:effectExtent l="3175" t="3175" r="3175" b="3175"/>
+                <wp:wrapNone/>
+                <wp:docPr id="9" name=""/>
+                <wp:cNvGraphicFramePr/>
+                <a:graphic xmlns:a="http://schemas.openxmlformats.org/drawingml/2006/main">
+                  <a:graphicData uri="http://schemas.microsoft.com/office/word/2010/wordprocessingShape">
+                    <wps:wsp>
+                      <wps:cNvPr id="0" name=""/>
+                      <wps:cNvSpPr txBox="1"/>
+                      <wps:spPr bwMode="auto">
+                        <a:xfrm rot="0" flipH="0" flipV="0">
+                          <a:off x="0" y="0"/>
+                          <a:ext cx="939267" cy="1242749"/>
+                        </a:xfrm>
+                        <a:prstGeom prst="rect">
+                          <a:avLst/>
+                        </a:prstGeom>
+                        <a:solidFill>
+                          <a:schemeClr val="lt1"/>
+                        </a:solidFill>
+                        <a:ln w="6350">
+                          <a:solidFill>
+                            <a:prstClr val="black"/>
+                          </a:solidFill>
+                        </a:ln>
+                      </wps:spPr>
+                      <wps:txbx>
+                        <w:txbxContent>
+                          <w:p>
+                            <w:pPr>
+                              <w:pBdr/>
+                              <w:spacing/>
+                              <w:ind/>
+                              <w:rPr>
+                                <w:rFonts w:ascii="Asana Math" w:hAnsi="Asana Math" w:eastAsia="Asana Math" w:cs="Asana Math"/>
+                                <w:highlight w:val="none"/>
+                                <w:lang w:val="es-ES"/>
+                              </w:rPr>
+                            </w:pPr>
+                            <w:r>
+                              <w:rPr>
+                                <w:rFonts w:ascii="Asana Math" w:hAnsi="Asana Math" w:eastAsia="Asana Math" w:cs="Asana Math"/>
+                                <w:lang w:val="es-ES"/>
+                              </w:rPr>
+                              <w:t xml:space="preserve">0000  - 0010</w:t>
+                            </w:r>
+                            <w:r>
+                              <w:rPr>
+                                <w:rFonts w:ascii="Asana Math" w:hAnsi="Asana Math" w:cs="Asana Math"/>
+                              </w:rPr>
+                            </w:r>
+                          </w:p>
+                          <w:p>
+                            <w:pPr>
+                              <w:pBdr/>
+                              <w:spacing/>
+                              <w:ind/>
+                              <w:rPr>
+                                <w:rFonts w:ascii="Asana Math" w:hAnsi="Asana Math" w:eastAsia="Asana Math" w:cs="Asana Math"/>
+                                <w:highlight w:val="none"/>
+                                <w:lang w:val="es-ES"/>
+                              </w:rPr>
+                            </w:pPr>
+                            <w:r>
+                              <w:rPr>
+                                <w:rFonts w:ascii="Asana Math" w:hAnsi="Asana Math" w:eastAsia="Asana Math" w:cs="Asana Math"/>
+                                <w:highlight w:val="none"/>
+                                <w:lang w:val="es-ES"/>
+                              </w:rPr>
+                              <w:t xml:space="preserve">1111  - 0010</w:t>
+                            </w:r>
+                            <w:r>
+                              <w:rPr>
+                                <w:rFonts w:ascii="Asana Math" w:hAnsi="Asana Math" w:cs="Asana Math"/>
+                              </w:rPr>
+                            </w:r>
+                          </w:p>
+                          <w:p>
+                            <w:pPr>
+                              <w:pBdr/>
+                              <w:spacing/>
+                              <w:ind/>
+                              <w:rPr>
+                                <w:rFonts w:ascii="Asana Math" w:hAnsi="Asana Math" w:eastAsia="Asana Math" w:cs="Asana Math"/>
+                                <w:highlight w:val="none"/>
+                                <w:lang w:val="es-ES"/>
+                              </w:rPr>
+                            </w:pPr>
+                            <w:r>
+                              <w:rPr>
+                                <w:rFonts w:ascii="Asana Math" w:hAnsi="Asana Math" w:eastAsia="Asana Math" w:cs="Asana Math"/>
+                                <w:highlight w:val="none"/>
+                                <w:lang w:val="es-ES"/>
+                              </w:rPr>
+                              <w:t xml:space="preserve">0000  - 0010</w:t>
+                            </w:r>
+                            <w:r>
+                              <w:rPr>
+                                <w:rFonts w:ascii="Asana Math" w:hAnsi="Asana Math" w:cs="Asana Math"/>
+                              </w:rPr>
+                            </w:r>
+                          </w:p>
+                          <w:p>
+                            <w:pPr>
+                              <w:pBdr/>
+                              <w:spacing/>
+                              <w:ind/>
+                              <w:rPr>
+                                <w:rFonts w:ascii="Asana Math" w:hAnsi="Asana Math" w:cs="Asana Math"/>
+                              </w:rPr>
+                            </w:pPr>
+                            <w:r>
+                              <w:rPr>
+                                <w:rFonts w:ascii="Asana Math" w:hAnsi="Asana Math" w:eastAsia="Asana Math" w:cs="Asana Math"/>
+                                <w:highlight w:val="none"/>
+                                <w:lang w:val="es-ES"/>
+                              </w:rPr>
+                              <w:t xml:space="preserve">0000  - 0010</w:t>
+                            </w:r>
+                            <w:r>
+                              <w:rPr>
+                                <w:rFonts w:ascii="Asana Math" w:hAnsi="Asana Math" w:eastAsia="Asana Math" w:cs="Asana Math"/>
+                                <w:highlight w:val="none"/>
+                                <w:lang w:val="es-ES"/>
+                              </w:rPr>
+                            </w:r>
+                          </w:p>
+                        </w:txbxContent>
+                      </wps:txbx>
+                      <wps:bodyPr vertOverflow="overflow" horzOverflow="overflow" vert="horz" wrap="square" lIns="91440" tIns="45720" rIns="91440" bIns="45720" numCol="1" spcCol="0" rtlCol="0" fromWordArt="0" anchor="t" anchorCtr="0" forceAA="0" upright="0" compatLnSpc="0"/>
+                    </wps:wsp>
+                  </a:graphicData>
+                </a:graphic>
+              </wp:anchor>
+            </w:drawing>
+          </mc:Choice>
+          <mc:Fallback>
+            <w:pict>
+              <v:shape id="shape 8" o:spid="_x0000_s8" o:spt="202" type="#_x0000_t202" style="position:absolute;z-index:14336;o:allowoverlap:true;o:allowincell:true;mso-position-horizontal-relative:text;margin-left:191.28pt;mso-position-horizontal:absolute;mso-position-vertical-relative:text;margin-top:22.43pt;mso-position-vertical:absolute;width:73.96pt;height:97.85pt;mso-wrap-distance-left:9.07pt;mso-wrap-distance-top:0.00pt;mso-wrap-distance-right:9.07pt;mso-wrap-distance-bottom:0.00pt;rotation:0;v-text-anchor:top;visibility:visible;" fillcolor="#FFFFFF" strokecolor="#000000" strokeweight="0.50pt">
+                <v:textbox inset="0,0,0,0">
+                  <w:txbxContent>
+                    <w:p>
+                      <w:pPr>
+                        <w:pBdr/>
+                        <w:spacing/>
+                        <w:ind/>
+                        <w:rPr>
+                          <w:rFonts w:ascii="Asana Math" w:hAnsi="Asana Math" w:eastAsia="Asana Math" w:cs="Asana Math"/>
+                          <w:highlight w:val="none"/>
+                          <w:lang w:val="es-ES"/>
+                        </w:rPr>
+                      </w:pPr>
+                      <w:r>
+                        <w:rPr>
+                          <w:rFonts w:ascii="Asana Math" w:hAnsi="Asana Math" w:eastAsia="Asana Math" w:cs="Asana Math"/>
+                          <w:lang w:val="es-ES"/>
+                        </w:rPr>
+                        <w:t xml:space="preserve">0000  - 0010</w:t>
+                      </w:r>
+                      <w:r>
+                        <w:rPr>
+                          <w:rFonts w:ascii="Asana Math" w:hAnsi="Asana Math" w:cs="Asana Math"/>
+                        </w:rPr>
+                      </w:r>
+                    </w:p>
+                    <w:p>
+                      <w:pPr>
+                        <w:pBdr/>
+                        <w:spacing/>
+                        <w:ind/>
+                        <w:rPr>
+                          <w:rFonts w:ascii="Asana Math" w:hAnsi="Asana Math" w:eastAsia="Asana Math" w:cs="Asana Math"/>
+                          <w:highlight w:val="none"/>
+                          <w:lang w:val="es-ES"/>
+                        </w:rPr>
+                      </w:pPr>
+                      <w:r>
+                        <w:rPr>
+                          <w:rFonts w:ascii="Asana Math" w:hAnsi="Asana Math" w:eastAsia="Asana Math" w:cs="Asana Math"/>
+                          <w:highlight w:val="none"/>
+                          <w:lang w:val="es-ES"/>
+                        </w:rPr>
+                        <w:t xml:space="preserve">1111  - 0010</w:t>
+                      </w:r>
+                      <w:r>
+                        <w:rPr>
+                          <w:rFonts w:ascii="Asana Math" w:hAnsi="Asana Math" w:cs="Asana Math"/>
+                        </w:rPr>
+                      </w:r>
+                    </w:p>
+                    <w:p>
+                      <w:pPr>
+                        <w:pBdr/>
+                        <w:spacing/>
+                        <w:ind/>
+                        <w:rPr>
+                          <w:rFonts w:ascii="Asana Math" w:hAnsi="Asana Math" w:eastAsia="Asana Math" w:cs="Asana Math"/>
+                          <w:highlight w:val="none"/>
+                          <w:lang w:val="es-ES"/>
+                        </w:rPr>
+                      </w:pPr>
+                      <w:r>
+                        <w:rPr>
+                          <w:rFonts w:ascii="Asana Math" w:hAnsi="Asana Math" w:eastAsia="Asana Math" w:cs="Asana Math"/>
+                          <w:highlight w:val="none"/>
+                          <w:lang w:val="es-ES"/>
+                        </w:rPr>
+                        <w:t xml:space="preserve">0000  - 0010</w:t>
+                      </w:r>
+                      <w:r>
+                        <w:rPr>
+                          <w:rFonts w:ascii="Asana Math" w:hAnsi="Asana Math" w:cs="Asana Math"/>
+                        </w:rPr>
+                      </w:r>
+                    </w:p>
+                    <w:p>
+                      <w:pPr>
+                        <w:pBdr/>
+                        <w:spacing/>
+                        <w:ind/>
+                        <w:rPr>
+                          <w:rFonts w:ascii="Asana Math" w:hAnsi="Asana Math" w:cs="Asana Math"/>
+                        </w:rPr>
+                      </w:pPr>
+                      <w:r>
+                        <w:rPr>
+                          <w:rFonts w:ascii="Asana Math" w:hAnsi="Asana Math" w:eastAsia="Asana Math" w:cs="Asana Math"/>
+                          <w:highlight w:val="none"/>
+                          <w:lang w:val="es-ES"/>
+                        </w:rPr>
+                        <w:t xml:space="preserve">0000  - 0010</w:t>
+                      </w:r>
+                      <w:r>
+                        <w:rPr>
+                          <w:rFonts w:ascii="Asana Math" w:hAnsi="Asana Math" w:eastAsia="Asana Math" w:cs="Asana Math"/>
+                          <w:highlight w:val="none"/>
+                          <w:lang w:val="es-ES"/>
+                        </w:rPr>
+                      </w:r>
+                    </w:p>
+                  </w:txbxContent>
+                </v:textbox>
+              </v:shape>
+            </w:pict>
+          </mc:Fallback>
+        </mc:AlternateContent>
+      </w:r>
+      <w:r>
+        <w:rPr>
+          <w:rFonts w:ascii="Asana Math" w:hAnsi="Asana Math" w:cs="Asana Math"/>
+          <w:highlight w:val="none"/>
+          <w:lang w:val="es-ES" w:bidi="es-ES"/>
+        </w:rPr>
+        <w:t xml:space="preserve">− I (Línea o Pieza I): Recta de cuatro bloques (1x4).</w:t>
+      </w:r>
+      <w:r/>
+    </w:p>
+    <w:p>
+      <w:pPr>
+        <w:pBdr/>
+        <w:spacing/>
+        <w:ind/>
+        <w:jc w:val="center"/>
+        <w:rPr>
+          <w:rFonts w:ascii="Asana Math" w:hAnsi="Asana Math" w:cs="Asana Math"/>
+          <w:highlight w:val="none"/>
+          <w:lang w:val="es-ES" w:bidi="es-ES"/>
+        </w:rPr>
+      </w:pPr>
+      <w:r/>
+      <w:r/>
+      <w:r/>
+    </w:p>
+    <w:p>
+      <w:pPr>
+        <w:pBdr/>
+        <w:spacing/>
+        <w:ind/>
+        <w:jc w:val="center"/>
+        <w:rPr>
+          <w:rFonts w:ascii="Asana Math" w:hAnsi="Asana Math" w:cs="Asana Math"/>
+          <w:highlight w:val="none"/>
+          <w:lang w:val="es-ES" w:bidi="es-ES"/>
+        </w:rPr>
+      </w:pPr>
+      <w:r>
+        <w:rPr>
+          <w:rFonts w:ascii="Asana Math" w:hAnsi="Asana Math" w:cs="Asana Math"/>
+          <w:highlight w:val="none"/>
+          <w:lang w:val="es-ES" w:bidi="es-ES"/>
+        </w:rPr>
+      </w:r>
+      <w:r>
+        <w:rPr>
+          <w:rFonts w:ascii="Asana Math" w:hAnsi="Asana Math" w:cs="Asana Math"/>
+          <w:highlight w:val="none"/>
+          <w:lang w:val="es-ES" w:bidi="es-ES"/>
+        </w:rPr>
+      </w:r>
+      <w:r>
+        <w:rPr>
+          <w:rFonts w:ascii="Asana Math" w:hAnsi="Asana Math" w:cs="Asana Math"/>
+          <w:highlight w:val="none"/>
+          <w:lang w:val="es-ES" w:bidi="es-ES"/>
+        </w:rPr>
+      </w:r>
+    </w:p>
+    <w:p>
+      <w:pPr>
+        <w:pBdr/>
+        <w:spacing/>
+        <w:ind/>
+        <w:jc w:val="center"/>
+        <w:rPr>
+          <w:rFonts w:ascii="Asana Math" w:hAnsi="Asana Math" w:cs="Asana Math"/>
+          <w:highlight w:val="none"/>
+          <w:lang w:val="es-ES" w:bidi="es-ES"/>
+        </w:rPr>
+      </w:pPr>
+      <w:r>
+        <w:rPr>
+          <w:rFonts w:ascii="Asana Math" w:hAnsi="Asana Math" w:cs="Asana Math"/>
+          <w:highlight w:val="none"/>
+          <w:lang w:val="es-ES" w:bidi="es-ES"/>
+        </w:rPr>
+        <w:t xml:space="preserve"> O (Cu</w:t>
+      </w:r>
+      <w:r>
+        <mc:AlternateContent>
+          <mc:Choice Requires="wpg">
+            <w:drawing>
+              <wp:anchor xmlns:wp="http://schemas.openxmlformats.org/drawingml/2006/wordprocessingDrawing" xmlns:wp14="http://schemas.microsoft.com/office/word/2010/wordprocessingDrawing" distT="0" distB="0" distL="115200" distR="115200" simplePos="0" relativeHeight="15360" behindDoc="0" locked="0" layoutInCell="1" allowOverlap="1">
+                <wp:simplePos x="0" y="0"/>
+                <wp:positionH relativeFrom="column">
+                  <wp:posOffset>2789582</wp:posOffset>
+                </wp:positionH>
+                <wp:positionV relativeFrom="paragraph">
+                  <wp:posOffset>257948</wp:posOffset>
+                </wp:positionV>
+                <wp:extent cx="364434" cy="646043"/>
+                <wp:effectExtent l="3175" t="3175" r="3175" b="3175"/>
+                <wp:wrapNone/>
+                <wp:docPr id="10" name=""/>
+                <wp:cNvGraphicFramePr/>
+                <a:graphic xmlns:a="http://schemas.openxmlformats.org/drawingml/2006/main">
+                  <a:graphicData uri="http://schemas.microsoft.com/office/word/2010/wordprocessingShape">
+                    <wps:wsp>
+                      <wps:cNvPr id="0" name=""/>
+                      <wps:cNvSpPr txBox="1"/>
+                      <wps:spPr bwMode="auto">
+                        <a:xfrm rot="0" flipH="0" flipV="0">
+                          <a:off x="0" y="0"/>
+                          <a:ext cx="364434" cy="646043"/>
+                        </a:xfrm>
+                        <a:prstGeom prst="rect">
+                          <a:avLst/>
+                        </a:prstGeom>
+                        <a:solidFill>
+                          <a:schemeClr val="lt1"/>
+                        </a:solidFill>
+                        <a:ln w="6350">
+                          <a:solidFill>
+                            <a:prstClr val="black"/>
+                          </a:solidFill>
+                        </a:ln>
+                      </wps:spPr>
+                      <wps:txbx>
+                        <w:txbxContent>
+                          <w:p>
+                            <w:pPr>
+                              <w:pBdr/>
+                              <w:spacing/>
+                              <w:ind/>
+                              <w:rPr>
+                                <w:rFonts w:ascii="Asana Math" w:hAnsi="Asana Math" w:eastAsia="Asana Math" w:cs="Asana Math"/>
+                                <w:highlight w:val="none"/>
+                                <w:lang w:val="es-ES"/>
+                              </w:rPr>
+                            </w:pPr>
+                            <w:r>
+                              <w:rPr>
+                                <w:rFonts w:ascii="Asana Math" w:hAnsi="Asana Math" w:eastAsia="Asana Math" w:cs="Asana Math"/>
+                                <w:lang w:val="es-ES"/>
+                              </w:rPr>
+                              <w:t xml:space="preserve"> 11</w:t>
+                            </w:r>
+                            <w:r>
+                              <w:rPr>
+                                <w:rFonts w:ascii="Asana Math" w:hAnsi="Asana Math" w:cs="Asana Math"/>
+                              </w:rPr>
+                            </w:r>
+                          </w:p>
+                          <w:p>
+                            <w:pPr>
+                              <w:pBdr/>
+                              <w:spacing/>
+                              <w:ind/>
+                              <w:rPr>
+                                <w:rFonts w:ascii="Asana Math" w:hAnsi="Asana Math" w:cs="Asana Math"/>
+                              </w:rPr>
+                            </w:pPr>
+                            <w:r>
+                              <w:rPr>
+                                <w:rFonts w:ascii="Asana Math" w:hAnsi="Asana Math" w:eastAsia="Asana Math" w:cs="Asana Math"/>
+                                <w:highlight w:val="none"/>
+                                <w:lang w:val="es-ES"/>
+                              </w:rPr>
+                              <w:t xml:space="preserve"> 11</w:t>
+                            </w:r>
+                            <w:r>
+                              <w:rPr>
+                                <w:rFonts w:ascii="Asana Math" w:hAnsi="Asana Math" w:eastAsia="Asana Math" w:cs="Asana Math"/>
+                                <w:highlight w:val="none"/>
+                                <w:lang w:val="es-ES"/>
+                              </w:rPr>
+                            </w:r>
+                            <w:r>
+                              <w:rPr>
+                                <w:rFonts w:ascii="Asana Math" w:hAnsi="Asana Math" w:eastAsia="Asana Math" w:cs="Asana Math"/>
+                                <w:highlight w:val="none"/>
+                                <w:lang w:val="es-ES"/>
+                              </w:rPr>
+                            </w:r>
+                          </w:p>
+                        </w:txbxContent>
+                      </wps:txbx>
+                      <wps:bodyPr vertOverflow="overflow" horzOverflow="overflow" vert="horz" wrap="square" lIns="91440" tIns="45720" rIns="91440" bIns="45720" numCol="1" spcCol="0" rtlCol="0" fromWordArt="0" anchor="t" anchorCtr="0" forceAA="0" upright="0" compatLnSpc="0"/>
+                    </wps:wsp>
+                  </a:graphicData>
+                </a:graphic>
+              </wp:anchor>
+            </w:drawing>
+          </mc:Choice>
+          <mc:Fallback>
+            <w:pict>
+              <v:shape id="shape 9" o:spid="_x0000_s9" o:spt="202" type="#_x0000_t202" style="position:absolute;z-index:15360;o:allowoverlap:true;o:allowincell:true;mso-position-horizontal-relative:text;margin-left:219.65pt;mso-position-horizontal:absolute;mso-position-vertical-relative:text;margin-top:20.31pt;mso-position-vertical:absolute;width:28.70pt;height:50.87pt;mso-wrap-distance-left:9.07pt;mso-wrap-distance-top:0.00pt;mso-wrap-distance-right:9.07pt;mso-wrap-distance-bottom:0.00pt;rotation:0;v-text-anchor:top;visibility:visible;" fillcolor="#FFFFFF" strokecolor="#000000" strokeweight="0.50pt">
+                <v:textbox inset="0,0,0,0">
+                  <w:txbxContent>
+                    <w:p>
+                      <w:pPr>
+                        <w:pBdr/>
+                        <w:spacing/>
+                        <w:ind/>
+                        <w:rPr>
+                          <w:rFonts w:ascii="Asana Math" w:hAnsi="Asana Math" w:eastAsia="Asana Math" w:cs="Asana Math"/>
+                          <w:highlight w:val="none"/>
+                          <w:lang w:val="es-ES"/>
+                        </w:rPr>
+                      </w:pPr>
+                      <w:r>
+                        <w:rPr>
+                          <w:rFonts w:ascii="Asana Math" w:hAnsi="Asana Math" w:eastAsia="Asana Math" w:cs="Asana Math"/>
+                          <w:lang w:val="es-ES"/>
+                        </w:rPr>
+                        <w:t xml:space="preserve"> 11</w:t>
+                      </w:r>
+                      <w:r>
+                        <w:rPr>
+                          <w:rFonts w:ascii="Asana Math" w:hAnsi="Asana Math" w:cs="Asana Math"/>
+                        </w:rPr>
+                      </w:r>
+                    </w:p>
+                    <w:p>
+                      <w:pPr>
+                        <w:pBdr/>
+                        <w:spacing/>
+                        <w:ind/>
+                        <w:rPr>
+                          <w:rFonts w:ascii="Asana Math" w:hAnsi="Asana Math" w:cs="Asana Math"/>
+                        </w:rPr>
+                      </w:pPr>
+                      <w:r>
+                        <w:rPr>
+                          <w:rFonts w:ascii="Asana Math" w:hAnsi="Asana Math" w:eastAsia="Asana Math" w:cs="Asana Math"/>
+                          <w:highlight w:val="none"/>
+                          <w:lang w:val="es-ES"/>
+                        </w:rPr>
+                        <w:t xml:space="preserve"> 11</w:t>
+                      </w:r>
+                      <w:r>
+                        <w:rPr>
+                          <w:rFonts w:ascii="Asana Math" w:hAnsi="Asana Math" w:eastAsia="Asana Math" w:cs="Asana Math"/>
+                          <w:highlight w:val="none"/>
+                          <w:lang w:val="es-ES"/>
+                        </w:rPr>
+                      </w:r>
+                      <w:r>
+                        <w:rPr>
+                          <w:rFonts w:ascii="Asana Math" w:hAnsi="Asana Math" w:eastAsia="Asana Math" w:cs="Asana Math"/>
+                          <w:highlight w:val="none"/>
+                          <w:lang w:val="es-ES"/>
+                        </w:rPr>
+                      </w:r>
+                    </w:p>
+                  </w:txbxContent>
+                </v:textbox>
+              </v:shape>
+            </w:pict>
+          </mc:Fallback>
+        </mc:AlternateContent>
+      </w:r>
+      <w:r>
+        <w:rPr>
+          <w:rFonts w:ascii="Asana Math" w:hAnsi="Asana Math" w:cs="Asana Math"/>
+          <w:highlight w:val="none"/>
+          <w:lang w:val="es-ES" w:bidi="es-ES"/>
+        </w:rPr>
+        <w:t xml:space="preserve">adrado): Bloque de 2x2.</w:t>
+      </w:r>
+      <w:r>
+        <w:rPr>
+          <w:rFonts w:ascii="Asana Math" w:hAnsi="Asana Math" w:cs="Asana Math"/>
+          <w:highlight w:val="none"/>
+          <w:lang w:val="es-ES" w:bidi="es-ES"/>
+        </w:rPr>
+      </w:r>
+    </w:p>
+    <w:p>
+      <w:pPr>
+        <w:pBdr/>
+        <w:spacing/>
+        <w:ind/>
+        <w:jc w:val="center"/>
+        <w:rPr>
+          <w:rFonts w:ascii="Asana Math" w:hAnsi="Asana Math" w:cs="Asana Math"/>
+          <w:highlight w:val="none"/>
+          <w:lang w:val="es-ES" w:bidi="es-ES"/>
+        </w:rPr>
+      </w:pPr>
+      <w:r>
+        <w:rPr>
+          <w:rFonts w:ascii="Asana Math" w:hAnsi="Asana Math" w:cs="Asana Math"/>
+          <w:highlight w:val="none"/>
+          <w:lang w:val="es-ES" w:bidi="es-ES"/>
+        </w:rPr>
+      </w:r>
+      <w:r>
+        <w:rPr>
+          <w:rFonts w:ascii="Asana Math" w:hAnsi="Asana Math" w:cs="Asana Math"/>
+          <w:highlight w:val="none"/>
+          <w:lang w:val="es-ES" w:bidi="es-ES"/>
+        </w:rPr>
+      </w:r>
+      <w:r>
+        <w:rPr>
+          <w:rFonts w:ascii="Asana Math" w:hAnsi="Asana Math" w:cs="Asana Math"/>
+          <w:highlight w:val="none"/>
+          <w:lang w:val="es-ES" w:bidi="es-ES"/>
+        </w:rPr>
+      </w:r>
+    </w:p>
+    <w:p>
+      <w:pPr>
+        <w:pBdr/>
+        <w:spacing/>
+        <w:ind/>
+        <w:jc w:val="left"/>
+        <w:rPr>
+          <w:rFonts w:ascii="Asana Math" w:hAnsi="Asana Math" w:cs="Asana Math"/>
+          <w:highlight w:val="none"/>
+          <w:lang w:val="es-ES" w:bidi="es-ES"/>
+        </w:rPr>
+      </w:pPr>
+      <w:r>
+        <w:rPr>
+          <w:rFonts w:ascii="Asana Math" w:hAnsi="Asana Math" w:cs="Asana Math"/>
+          <w:highlight w:val="none"/>
+          <w:lang w:val="es-ES" w:bidi="es-ES"/>
+        </w:rPr>
+      </w:r>
+      <w:r>
+        <w:rPr>
+          <w:rFonts w:ascii="Asana Math" w:hAnsi="Asana Math" w:cs="Asana Math"/>
+          <w:highlight w:val="none"/>
+          <w:lang w:val="es-ES" w:bidi="es-ES"/>
+        </w:rPr>
+      </w:r>
+      <w:r>
+        <w:rPr>
+          <w:rFonts w:ascii="Asana Math" w:hAnsi="Asana Math" w:cs="Asana Math"/>
+          <w:highlight w:val="none"/>
+          <w:lang w:val="es-ES" w:bidi="es-ES"/>
+        </w:rPr>
+      </w:r>
+    </w:p>
+    <w:p>
+      <w:pPr>
+        <w:pBdr/>
+        <w:spacing/>
+        <w:ind/>
+        <w:jc w:val="center"/>
+        <w:rPr/>
+      </w:pPr>
+      <w:r>
+        <w:rPr>
+          <w:rFonts w:ascii="Asana Math" w:hAnsi="Asana Math" w:cs="Asana Math"/>
+          <w:highlight w:val="none"/>
+          <w:lang w:val="es-ES" w:bidi="es-ES"/>
+        </w:rPr>
+        <w:t xml:space="preserve">−</w:t>
+      </w:r>
+      <w:r/>
+    </w:p>
+    <w:p>
+      <w:pPr>
+        <w:pBdr/>
+        <w:spacing/>
+        <w:ind/>
+        <w:jc w:val="center"/>
+        <w:rPr>
+          <w:rFonts w:ascii="Asana Math" w:hAnsi="Asana Math" w:cs="Asana Math"/>
+          <w:highlight w:val="none"/>
+          <w:lang w:val="es-ES" w:bidi="es-ES"/>
+        </w:rPr>
+      </w:pPr>
+      <w:r>
+        <w:rPr>
+          <w:rFonts w:ascii="Asana Math" w:hAnsi="Asana Math" w:cs="Asana Math"/>
+          <w:highlight w:val="none"/>
+          <w:lang w:val="es-ES" w:bidi="es-ES"/>
+        </w:rPr>
+        <w:t xml:space="preserve"> T (Pieza T): Forma de T. Versátil para encajar en espacios irregulares (3x2).</w:t>
+      </w:r>
+      <w:r>
+        <w:rPr>
+          <w:rFonts w:ascii="Asana Math" w:hAnsi="Asana Math" w:cs="Asana Math"/>
+          <w:highlight w:val="none"/>
+          <w:lang w:val="es-ES" w:bidi="es-ES"/>
+        </w:rPr>
+      </w:r>
+    </w:p>
+    <w:p>
+      <w:pPr>
+        <w:pBdr/>
+        <w:spacing/>
+        <w:ind/>
+        <w:jc w:val="center"/>
+        <w:rPr>
+          <w:rFonts w:ascii="Asana Math" w:hAnsi="Asana Math" w:cs="Asana Math"/>
+          <w:highlight w:val="none"/>
+          <w:lang w:val="es-ES" w:bidi="es-ES"/>
+        </w:rPr>
+      </w:pPr>
+      <w:r>
+        <w:rPr>
+          <w:rFonts w:ascii="Asana Math" w:hAnsi="Asana Math" w:cs="Asana Math"/>
+          <w:highlight w:val="none"/>
+          <w:lang w:val="es-ES" w:bidi="es-ES"/>
+        </w:rPr>
+      </w:r>
+      <w:r>
+        <mc:AlternateContent>
+          <mc:Choice Requires="wpg">
+            <w:drawing>
+              <wp:anchor xmlns:wp="http://schemas.openxmlformats.org/drawingml/2006/wordprocessingDrawing" xmlns:wp14="http://schemas.microsoft.com/office/word/2010/wordprocessingDrawing" distT="0" distB="0" distL="115200" distR="115200" simplePos="0" relativeHeight="16384" behindDoc="0" locked="0" layoutInCell="1" allowOverlap="1">
+                <wp:simplePos x="0" y="0"/>
+                <wp:positionH relativeFrom="column">
+                  <wp:posOffset>2205658</wp:posOffset>
+                </wp:positionH>
+                <wp:positionV relativeFrom="paragraph">
+                  <wp:posOffset>9068</wp:posOffset>
+                </wp:positionV>
+                <wp:extent cx="1532282" cy="911087"/>
+                <wp:effectExtent l="3175" t="3175" r="3175" b="3175"/>
+                <wp:wrapNone/>
+                <wp:docPr id="11" name=""/>
+                <wp:cNvGraphicFramePr/>
+                <a:graphic xmlns:a="http://schemas.openxmlformats.org/drawingml/2006/main">
+                  <a:graphicData uri="http://schemas.microsoft.com/office/word/2010/wordprocessingShape">
+                    <wps:wsp>
+                      <wps:cNvPr id="0" name=""/>
+                      <wps:cNvSpPr txBox="1"/>
+                      <wps:spPr bwMode="auto">
+                        <a:xfrm rot="0" flipH="0" flipV="0">
+                          <a:off x="0" y="0"/>
+                          <a:ext cx="1532282" cy="911086"/>
+                        </a:xfrm>
+                        <a:prstGeom prst="rect">
+                          <a:avLst/>
+                        </a:prstGeom>
+                        <a:solidFill>
+                          <a:schemeClr val="lt1"/>
+                        </a:solidFill>
+                        <a:ln w="6350">
+                          <a:solidFill>
+                            <a:prstClr val="black"/>
+                          </a:solidFill>
+                        </a:ln>
+                      </wps:spPr>
+                      <wps:txbx>
+                        <w:txbxContent>
+                          <w:p>
+                            <w:pPr>
+                              <w:pBdr/>
+                              <w:spacing/>
+                              <w:ind/>
+                              <w:rPr>
+                                <w:rFonts w:ascii="Asana Math" w:hAnsi="Asana Math" w:eastAsia="Asana Math" w:cs="Asana Math"/>
+                                <w:highlight w:val="none"/>
+                                <w:lang w:val="es-ES"/>
+                              </w:rPr>
+                            </w:pPr>
+                            <w:r>
+                              <w:rPr>
+                                <w:rFonts w:ascii="Asana Math" w:hAnsi="Asana Math" w:eastAsia="Asana Math" w:cs="Asana Math"/>
+                                <w:lang w:val="es-ES"/>
+                              </w:rPr>
+                              <w:t xml:space="preserve">000  - 010</w:t>
+                            </w:r>
+                            <w:r>
+                              <w:rPr>
+                                <w:rFonts w:ascii="Asana Math" w:hAnsi="Asana Math" w:cs="Asana Math"/>
+                                <w:lang w:val="es-ES"/>
+                              </w:rPr>
+                              <w:t xml:space="preserve">  - 000 - 010</w:t>
+                            </w:r>
+                            <w:r>
+                              <w:rPr>
+                                <w:rFonts w:ascii="Asana Math" w:hAnsi="Asana Math" w:cs="Asana Math"/>
+                              </w:rPr>
+                            </w:r>
+                          </w:p>
+                          <w:p>
+                            <w:pPr>
+                              <w:pBdr/>
+                              <w:spacing/>
+                              <w:ind/>
+                              <w:rPr>
+                                <w:rFonts w:ascii="Asana Math" w:hAnsi="Asana Math" w:eastAsia="Asana Math" w:cs="Asana Math"/>
+                                <w:highlight w:val="none"/>
+                                <w:lang w:val="es-ES"/>
+                              </w:rPr>
+                            </w:pPr>
+                            <w:r>
+                              <w:rPr>
+                                <w:rFonts w:ascii="Asana Math" w:hAnsi="Asana Math" w:eastAsia="Asana Math" w:cs="Asana Math"/>
+                                <w:highlight w:val="none"/>
+                                <w:lang w:val="es-ES"/>
+                              </w:rPr>
+                              <w:t xml:space="preserve">010  - 110  - 010 -</w:t>
+                            </w:r>
+                            <w:r>
+                              <w:rPr>
+                                <w:rFonts w:ascii="Asana Math" w:hAnsi="Asana Math" w:cs="Asana Math"/>
+                                <w:lang w:val="es-ES"/>
+                              </w:rPr>
+                              <w:t xml:space="preserve"> 011</w:t>
+                            </w:r>
+                            <w:r>
+                              <w:rPr>
+                                <w:rFonts w:ascii="Asana Math" w:hAnsi="Asana Math" w:cs="Asana Math"/>
+                              </w:rPr>
+                            </w:r>
+                          </w:p>
+                          <w:p>
+                            <w:pPr>
+                              <w:pBdr/>
+                              <w:spacing/>
+                              <w:ind/>
+                              <w:rPr>
+                                <w:rFonts w:ascii="Asana Math" w:hAnsi="Asana Math" w:cs="Asana Math"/>
+                              </w:rPr>
+                            </w:pPr>
+                            <w:r>
+                              <w:rPr>
+                                <w:rFonts w:ascii="Asana Math" w:hAnsi="Asana Math" w:eastAsia="Asana Math" w:cs="Asana Math"/>
+                                <w:highlight w:val="none"/>
+                                <w:lang w:val="es-ES"/>
+                              </w:rPr>
+                              <w:t xml:space="preserve">111  - 010  - 111 - 010</w:t>
+                            </w:r>
+                            <w:r>
+                              <w:rPr>
+                                <w:rFonts w:ascii="Asana Math" w:hAnsi="Asana Math" w:eastAsia="Asana Math" w:cs="Asana Math"/>
+                                <w:highlight w:val="none"/>
+                                <w:lang w:val="es-ES"/>
+                              </w:rPr>
+                            </w:r>
+                          </w:p>
+                        </w:txbxContent>
+                      </wps:txbx>
+                      <wps:bodyPr vertOverflow="overflow" horzOverflow="overflow" vert="horz" wrap="square" lIns="91440" tIns="45720" rIns="91440" bIns="45720" numCol="1" spcCol="0" rtlCol="0" fromWordArt="0" anchor="t" anchorCtr="0" forceAA="0" upright="0" compatLnSpc="0"/>
+                    </wps:wsp>
+                  </a:graphicData>
+                </a:graphic>
+              </wp:anchor>
+            </w:drawing>
+          </mc:Choice>
+          <mc:Fallback>
+            <w:pict>
+              <v:shape id="shape 10" o:spid="_x0000_s10" o:spt="202" type="#_x0000_t202" style="position:absolute;z-index:16384;o:allowoverlap:true;o:allowincell:true;mso-position-horizontal-relative:text;margin-left:173.67pt;mso-position-horizontal:absolute;mso-position-vertical-relative:text;margin-top:0.71pt;mso-position-vertical:absolute;width:120.65pt;height:71.74pt;mso-wrap-distance-left:9.07pt;mso-wrap-distance-top:0.00pt;mso-wrap-distance-right:9.07pt;mso-wrap-distance-bottom:0.00pt;rotation:0;v-text-anchor:top;visibility:visible;" fillcolor="#FFFFFF" strokecolor="#000000" strokeweight="0.50pt">
+                <v:textbox inset="0,0,0,0">
+                  <w:txbxContent>
+                    <w:p>
+                      <w:pPr>
+                        <w:pBdr/>
+                        <w:spacing/>
+                        <w:ind/>
+                        <w:rPr>
+                          <w:rFonts w:ascii="Asana Math" w:hAnsi="Asana Math" w:eastAsia="Asana Math" w:cs="Asana Math"/>
+                          <w:highlight w:val="none"/>
+                          <w:lang w:val="es-ES"/>
+                        </w:rPr>
+                      </w:pPr>
+                      <w:r>
+                        <w:rPr>
+                          <w:rFonts w:ascii="Asana Math" w:hAnsi="Asana Math" w:eastAsia="Asana Math" w:cs="Asana Math"/>
+                          <w:lang w:val="es-ES"/>
+                        </w:rPr>
+                        <w:t xml:space="preserve">000  - 010</w:t>
+                      </w:r>
+                      <w:r>
+                        <w:rPr>
+                          <w:rFonts w:ascii="Asana Math" w:hAnsi="Asana Math" w:cs="Asana Math"/>
+                          <w:lang w:val="es-ES"/>
+                        </w:rPr>
+                        <w:t xml:space="preserve">  - 000 - 010</w:t>
+                      </w:r>
+                      <w:r>
+                        <w:rPr>
+                          <w:rFonts w:ascii="Asana Math" w:hAnsi="Asana Math" w:cs="Asana Math"/>
+                        </w:rPr>
+                      </w:r>
+                    </w:p>
+                    <w:p>
+                      <w:pPr>
+                        <w:pBdr/>
+                        <w:spacing/>
+                        <w:ind/>
+                        <w:rPr>
+                          <w:rFonts w:ascii="Asana Math" w:hAnsi="Asana Math" w:eastAsia="Asana Math" w:cs="Asana Math"/>
+                          <w:highlight w:val="none"/>
+                          <w:lang w:val="es-ES"/>
+                        </w:rPr>
+                      </w:pPr>
+                      <w:r>
+                        <w:rPr>
+                          <w:rFonts w:ascii="Asana Math" w:hAnsi="Asana Math" w:eastAsia="Asana Math" w:cs="Asana Math"/>
+                          <w:highlight w:val="none"/>
+                          <w:lang w:val="es-ES"/>
+                        </w:rPr>
+                        <w:t xml:space="preserve">010  - 110  - 010 -</w:t>
+                      </w:r>
+                      <w:r>
+                        <w:rPr>
+                          <w:rFonts w:ascii="Asana Math" w:hAnsi="Asana Math" w:cs="Asana Math"/>
+                          <w:lang w:val="es-ES"/>
+                        </w:rPr>
+                        <w:t xml:space="preserve"> 011</w:t>
+                      </w:r>
+                      <w:r>
+                        <w:rPr>
+                          <w:rFonts w:ascii="Asana Math" w:hAnsi="Asana Math" w:cs="Asana Math"/>
+                        </w:rPr>
+                      </w:r>
+                    </w:p>
+                    <w:p>
+                      <w:pPr>
+                        <w:pBdr/>
+                        <w:spacing/>
+                        <w:ind/>
+                        <w:rPr>
+                          <w:rFonts w:ascii="Asana Math" w:hAnsi="Asana Math" w:cs="Asana Math"/>
+                        </w:rPr>
+                      </w:pPr>
+                      <w:r>
+                        <w:rPr>
+                          <w:rFonts w:ascii="Asana Math" w:hAnsi="Asana Math" w:eastAsia="Asana Math" w:cs="Asana Math"/>
+                          <w:highlight w:val="none"/>
+                          <w:lang w:val="es-ES"/>
+                        </w:rPr>
+                        <w:t xml:space="preserve">111  - 010  - 111 - 010</w:t>
+                      </w:r>
+                      <w:r>
+                        <w:rPr>
+                          <w:rFonts w:ascii="Asana Math" w:hAnsi="Asana Math" w:eastAsia="Asana Math" w:cs="Asana Math"/>
+                          <w:highlight w:val="none"/>
+                          <w:lang w:val="es-ES"/>
+                        </w:rPr>
+                      </w:r>
+                    </w:p>
+                  </w:txbxContent>
+                </v:textbox>
+              </v:shape>
+            </w:pict>
+          </mc:Fallback>
+        </mc:AlternateContent>
+      </w:r>
+      <w:r>
+        <w:rPr>
+          <w:rFonts w:ascii="Asana Math" w:hAnsi="Asana Math" w:cs="Asana Math"/>
+          <w:highlight w:val="none"/>
+          <w:lang w:val="es-ES" w:bidi="es-ES"/>
+        </w:rPr>
+      </w:r>
+      <w:r>
+        <w:rPr>
+          <w:rFonts w:ascii="Asana Math" w:hAnsi="Asana Math" w:cs="Asana Math"/>
+          <w:highlight w:val="none"/>
+          <w:lang w:val="es-ES" w:bidi="es-ES"/>
+        </w:rPr>
+      </w:r>
+      <w:r>
+        <w:rPr>
+          <w:rFonts w:ascii="Asana Math" w:hAnsi="Asana Math" w:cs="Asana Math"/>
+          <w:highlight w:val="none"/>
+          <w:lang w:val="es-ES" w:bidi="es-ES"/>
+        </w:rPr>
+      </w:r>
+    </w:p>
+    <w:p>
+      <w:pPr>
+        <w:pBdr/>
+        <w:spacing/>
+        <w:ind/>
+        <w:jc w:val="center"/>
+        <w:rPr>
+          <w:rFonts w:ascii="Asana Math" w:hAnsi="Asana Math" w:cs="Asana Math"/>
+          <w:highlight w:val="none"/>
+          <w:lang w:val="es-ES" w:bidi="es-ES"/>
+        </w:rPr>
+      </w:pPr>
+      <w:r>
+        <w:rPr>
+          <w:rFonts w:ascii="Asana Math" w:hAnsi="Asana Math" w:cs="Asana Math"/>
+          <w:highlight w:val="none"/>
+          <w:lang w:val="es-ES" w:bidi="es-ES"/>
+        </w:rPr>
+      </w:r>
+      <w:r>
+        <w:rPr>
+          <w:rFonts w:ascii="Asana Math" w:hAnsi="Asana Math" w:cs="Asana Math"/>
+          <w:highlight w:val="none"/>
+          <w:lang w:val="es-ES" w:bidi="es-ES"/>
+        </w:rPr>
+      </w:r>
+      <w:r>
+        <w:rPr>
+          <w:rFonts w:ascii="Asana Math" w:hAnsi="Asana Math" w:cs="Asana Math"/>
+          <w:highlight w:val="none"/>
+          <w:lang w:val="es-ES" w:bidi="es-ES"/>
+        </w:rPr>
+      </w:r>
+    </w:p>
+    <w:p>
+      <w:pPr>
+        <w:pBdr/>
+        <w:spacing/>
+        <w:ind/>
+        <w:jc w:val="center"/>
+        <w:rPr>
+          <w:rFonts w:ascii="Asana Math" w:hAnsi="Asana Math" w:cs="Asana Math"/>
+          <w:highlight w:val="none"/>
+          <w:lang w:val="es-ES" w:bidi="es-ES"/>
+        </w:rPr>
+      </w:pPr>
+      <w:r>
+        <w:rPr>
+          <w:rFonts w:ascii="Asana Math" w:hAnsi="Asana Math" w:cs="Asana Math"/>
+          <w:highlight w:val="none"/>
+          <w:lang w:val="es-ES" w:bidi="es-ES"/>
+        </w:rPr>
+      </w:r>
+      <w:r>
+        <w:rPr>
+          <w:rFonts w:ascii="Asana Math" w:hAnsi="Asana Math" w:cs="Asana Math"/>
+          <w:highlight w:val="none"/>
+          <w:lang w:val="es-ES" w:bidi="es-ES"/>
+        </w:rPr>
+      </w:r>
+      <w:r>
+        <w:rPr>
+          <w:rFonts w:ascii="Asana Math" w:hAnsi="Asana Math" w:cs="Asana Math"/>
+          <w:highlight w:val="none"/>
+          <w:lang w:val="es-ES" w:bidi="es-ES"/>
+        </w:rPr>
+      </w:r>
+    </w:p>
+    <w:p>
+      <w:pPr>
+        <w:pBdr/>
+        <w:spacing/>
+        <w:ind/>
+        <w:jc w:val="center"/>
+        <w:rPr>
+          <w:rFonts w:ascii="Asana Math" w:hAnsi="Asana Math" w:cs="Asana Math"/>
+          <w:highlight w:val="none"/>
+          <w:lang w:val="es-ES" w:bidi="es-ES"/>
+        </w:rPr>
+      </w:pPr>
+      <w:r>
+        <w:rPr>
+          <w:rFonts w:ascii="Asana Math" w:hAnsi="Asana Math" w:cs="Asana Math"/>
+          <w:highlight w:val="none"/>
+          <w:lang w:val="es-ES" w:bidi="es-ES"/>
+        </w:rPr>
+      </w:r>
+      <w:r>
+        <w:rPr>
+          <w:rFonts w:ascii="Asana Math" w:hAnsi="Asana Math" w:cs="Asana Math"/>
+          <w:highlight w:val="none"/>
+          <w:lang w:val="es-ES" w:bidi="es-ES"/>
+        </w:rPr>
+      </w:r>
+      <w:r>
+        <w:rPr>
+          <w:rFonts w:ascii="Asana Math" w:hAnsi="Asana Math" w:cs="Asana Math"/>
+          <w:highlight w:val="none"/>
+          <w:lang w:val="es-ES" w:bidi="es-ES"/>
+        </w:rPr>
+      </w:r>
+    </w:p>
+    <w:p>
+      <w:pPr>
+        <w:pBdr/>
+        <w:spacing/>
+        <w:ind/>
+        <w:jc w:val="center"/>
+        <w:rPr/>
+      </w:pPr>
+      <w:r>
+        <w:rPr>
+          <w:rFonts w:ascii="Asana Math" w:hAnsi="Asana Math" w:cs="Asana Math"/>
+          <w:highlight w:val="none"/>
+          <w:lang w:val="es-ES" w:bidi="es-ES"/>
+        </w:rPr>
+        <w:t xml:space="preserve">−</w:t>
+      </w:r>
+      <w:r/>
+    </w:p>
+    <w:p>
+      <w:pPr>
+        <w:pBdr/>
+        <w:spacing/>
+        <w:ind/>
+        <w:jc w:val="center"/>
+        <w:rPr>
+          <w:highlight w:val="none"/>
+        </w:rPr>
+      </w:pPr>
+      <w:r>
+        <w:rPr>
+          <w:rFonts w:ascii="Asana Math" w:hAnsi="Asana Math" w:cs="Asana Math"/>
+          <w:highlight w:val="none"/>
+          <w:lang w:val="es-ES" w:bidi="es-ES"/>
+        </w:rPr>
+        <w:t xml:space="preserve"> S (Pieza S): Forma de S, se orienta hacia la derecha (3x2).</w:t>
+      </w:r>
+      <w:r/>
+      <w:r>
+        <w:rPr>
+          <w:rFonts w:ascii="Asana Math" w:hAnsi="Asana Math" w:cs="Asana Math"/>
+          <w:highlight w:val="none"/>
+          <w:lang w:val="es-ES" w:bidi="es-ES"/>
+        </w:rPr>
+      </w:r>
+    </w:p>
+    <w:p>
+      <w:pPr>
+        <w:pBdr/>
+        <w:spacing/>
+        <w:ind/>
+        <w:jc w:val="center"/>
+        <w:rPr>
+          <w:rFonts w:ascii="Asana Math" w:hAnsi="Asana Math" w:cs="Asana Math"/>
+          <w:highlight w:val="none"/>
+          <w:lang w:val="es-ES" w:bidi="es-ES"/>
+        </w:rPr>
+      </w:pPr>
+      <w:r>
+        <w:rPr>
+          <w:rFonts w:ascii="Asana Math" w:hAnsi="Asana Math" w:cs="Asana Math"/>
+          <w:highlight w:val="none"/>
+          <w:lang w:val="es-ES" w:bidi="es-ES"/>
+        </w:rPr>
+      </w:r>
+      <w:r>
+        <mc:AlternateContent>
+          <mc:Choice Requires="wpg">
+            <w:drawing>
+              <wp:anchor xmlns:wp="http://schemas.openxmlformats.org/drawingml/2006/wordprocessingDrawing" xmlns:wp14="http://schemas.microsoft.com/office/word/2010/wordprocessingDrawing" distT="0" distB="0" distL="115200" distR="115200" simplePos="0" relativeHeight="17408" behindDoc="0" locked="0" layoutInCell="1" allowOverlap="1">
+                <wp:simplePos x="0" y="0"/>
+                <wp:positionH relativeFrom="column">
+                  <wp:posOffset>2582113</wp:posOffset>
+                </wp:positionH>
+                <wp:positionV relativeFrom="paragraph">
+                  <wp:posOffset>10242</wp:posOffset>
+                </wp:positionV>
+                <wp:extent cx="779374" cy="927652"/>
+                <wp:effectExtent l="3175" t="3175" r="3175" b="3175"/>
+                <wp:wrapNone/>
+                <wp:docPr id="12" name=""/>
+                <wp:cNvGraphicFramePr/>
+                <a:graphic xmlns:a="http://schemas.openxmlformats.org/drawingml/2006/main">
+                  <a:graphicData uri="http://schemas.microsoft.com/office/word/2010/wordprocessingShape">
+                    <wps:wsp>
+                      <wps:cNvPr id="0" name=""/>
+                      <wps:cNvSpPr txBox="1"/>
+                      <wps:spPr bwMode="auto">
+                        <a:xfrm rot="0" flipH="0" flipV="0">
+                          <a:off x="0" y="0"/>
+                          <a:ext cx="779373" cy="927651"/>
+                        </a:xfrm>
+                        <a:prstGeom prst="rect">
+                          <a:avLst/>
+                        </a:prstGeom>
+                        <a:solidFill>
+                          <a:schemeClr val="lt1"/>
+                        </a:solidFill>
+                        <a:ln w="6350">
+                          <a:solidFill>
+                            <a:prstClr val="black"/>
+                          </a:solidFill>
+                        </a:ln>
+                      </wps:spPr>
+                      <wps:txbx>
+                        <w:txbxContent>
+                          <w:p>
+                            <w:pPr>
+                              <w:pBdr/>
+                              <w:spacing/>
+                              <w:ind/>
+                              <w:rPr>
+                                <w:rFonts w:ascii="Asana Math" w:hAnsi="Asana Math" w:eastAsia="Asana Math" w:cs="Asana Math"/>
+                                <w:highlight w:val="none"/>
+                                <w:lang w:val="es-ES"/>
+                              </w:rPr>
+                            </w:pPr>
+                            <w:r>
+                              <w:rPr>
+                                <w:rFonts w:ascii="Asana Math" w:hAnsi="Asana Math" w:eastAsia="Asana Math" w:cs="Asana Math"/>
+                                <w:lang w:val="es-ES"/>
+                              </w:rPr>
+                              <w:t xml:space="preserve">000  - 100  </w:t>
+                            </w:r>
+                            <w:r>
+                              <w:rPr>
+                                <w:rFonts w:ascii="Asana Math" w:hAnsi="Asana Math" w:cs="Asana Math"/>
+                              </w:rPr>
+                            </w:r>
+                          </w:p>
+                          <w:p>
+                            <w:pPr>
+                              <w:pBdr/>
+                              <w:spacing/>
+                              <w:ind/>
+                              <w:rPr>
+                                <w:rFonts w:ascii="Asana Math" w:hAnsi="Asana Math" w:eastAsia="Asana Math" w:cs="Asana Math"/>
+                                <w:highlight w:val="none"/>
+                                <w:lang w:val="es-ES"/>
+                              </w:rPr>
+                            </w:pPr>
+                            <w:r>
+                              <w:rPr>
+                                <w:rFonts w:ascii="Asana Math" w:hAnsi="Asana Math" w:eastAsia="Asana Math" w:cs="Asana Math"/>
+                                <w:highlight w:val="none"/>
+                                <w:lang w:val="es-ES"/>
+                              </w:rPr>
+                              <w:t xml:space="preserve">011  - 110</w:t>
+                            </w:r>
+                            <w:r>
+                              <w:rPr>
+                                <w:rFonts w:ascii="Asana Math" w:hAnsi="Asana Math" w:cs="Asana Math"/>
+                              </w:rPr>
+                            </w:r>
+                          </w:p>
+                          <w:p>
+                            <w:pPr>
+                              <w:pBdr/>
+                              <w:spacing/>
+                              <w:ind/>
+                              <w:rPr>
+                                <w:rFonts w:ascii="Asana Math" w:hAnsi="Asana Math" w:cs="Asana Math"/>
+                              </w:rPr>
+                            </w:pPr>
+                            <w:r>
+                              <w:rPr>
+                                <w:rFonts w:ascii="Asana Math" w:hAnsi="Asana Math" w:eastAsia="Asana Math" w:cs="Asana Math"/>
+                                <w:highlight w:val="none"/>
+                                <w:lang w:val="es-ES"/>
+                              </w:rPr>
+                              <w:t xml:space="preserve">110</w:t>
+                            </w:r>
+                            <w:r>
+                              <w:rPr>
+                                <w:rFonts w:ascii="Asana Math" w:hAnsi="Asana Math" w:eastAsia="Asana Math" w:cs="Asana Math"/>
+                                <w:highlight w:val="none"/>
+                                <w:lang w:val="es-ES"/>
+                              </w:rPr>
+                              <w:t xml:space="preserve">  - 010</w:t>
+                            </w:r>
+                            <w:r>
+                              <w:rPr>
+                                <w:rFonts w:ascii="Asana Math" w:hAnsi="Asana Math" w:eastAsia="Asana Math" w:cs="Asana Math"/>
+                                <w:highlight w:val="none"/>
+                                <w:lang w:val="es-ES"/>
+                              </w:rPr>
+                            </w:r>
+                          </w:p>
+                        </w:txbxContent>
+                      </wps:txbx>
+                      <wps:bodyPr vertOverflow="overflow" horzOverflow="overflow" vert="horz" wrap="square" lIns="91440" tIns="45720" rIns="91440" bIns="45720" numCol="1" spcCol="0" rtlCol="0" fromWordArt="0" anchor="t" anchorCtr="0" forceAA="0" upright="0" compatLnSpc="0"/>
+                    </wps:wsp>
+                  </a:graphicData>
+                </a:graphic>
+              </wp:anchor>
+            </w:drawing>
+          </mc:Choice>
+          <mc:Fallback>
+            <w:pict>
+              <v:shape id="shape 11" o:spid="_x0000_s11" o:spt="202" type="#_x0000_t202" style="position:absolute;z-index:17408;o:allowoverlap:true;o:allowincell:true;mso-position-horizontal-relative:text;margin-left:203.32pt;mso-position-horizontal:absolute;mso-position-vertical-relative:text;margin-top:0.81pt;mso-position-vertical:absolute;width:61.37pt;height:73.04pt;mso-wrap-distance-left:9.07pt;mso-wrap-distance-top:0.00pt;mso-wrap-distance-right:9.07pt;mso-wrap-distance-bottom:0.00pt;rotation:0;v-text-anchor:top;visibility:visible;" fillcolor="#FFFFFF" strokecolor="#000000" strokeweight="0.50pt">
+                <v:textbox inset="0,0,0,0">
+                  <w:txbxContent>
+                    <w:p>
+                      <w:pPr>
+                        <w:pBdr/>
+                        <w:spacing/>
+                        <w:ind/>
+                        <w:rPr>
+                          <w:rFonts w:ascii="Asana Math" w:hAnsi="Asana Math" w:eastAsia="Asana Math" w:cs="Asana Math"/>
+                          <w:highlight w:val="none"/>
+                          <w:lang w:val="es-ES"/>
+                        </w:rPr>
+                      </w:pPr>
+                      <w:r>
+                        <w:rPr>
+                          <w:rFonts w:ascii="Asana Math" w:hAnsi="Asana Math" w:eastAsia="Asana Math" w:cs="Asana Math"/>
+                          <w:lang w:val="es-ES"/>
+                        </w:rPr>
+                        <w:t xml:space="preserve">000  - 100  </w:t>
+                      </w:r>
+                      <w:r>
+                        <w:rPr>
+                          <w:rFonts w:ascii="Asana Math" w:hAnsi="Asana Math" w:cs="Asana Math"/>
+                        </w:rPr>
+                      </w:r>
+                    </w:p>
+                    <w:p>
+                      <w:pPr>
+                        <w:pBdr/>
+                        <w:spacing/>
+                        <w:ind/>
+                        <w:rPr>
+                          <w:rFonts w:ascii="Asana Math" w:hAnsi="Asana Math" w:eastAsia="Asana Math" w:cs="Asana Math"/>
+                          <w:highlight w:val="none"/>
+                          <w:lang w:val="es-ES"/>
+                        </w:rPr>
+                      </w:pPr>
+                      <w:r>
+                        <w:rPr>
+                          <w:rFonts w:ascii="Asana Math" w:hAnsi="Asana Math" w:eastAsia="Asana Math" w:cs="Asana Math"/>
+                          <w:highlight w:val="none"/>
+                          <w:lang w:val="es-ES"/>
+                        </w:rPr>
+                        <w:t xml:space="preserve">011  - 110</w:t>
+                      </w:r>
+                      <w:r>
+                        <w:rPr>
+                          <w:rFonts w:ascii="Asana Math" w:hAnsi="Asana Math" w:cs="Asana Math"/>
+                        </w:rPr>
+                      </w:r>
+                    </w:p>
+                    <w:p>
+                      <w:pPr>
+                        <w:pBdr/>
+                        <w:spacing/>
+                        <w:ind/>
+                        <w:rPr>
+                          <w:rFonts w:ascii="Asana Math" w:hAnsi="Asana Math" w:cs="Asana Math"/>
+                        </w:rPr>
+                      </w:pPr>
+                      <w:r>
+                        <w:rPr>
+                          <w:rFonts w:ascii="Asana Math" w:hAnsi="Asana Math" w:eastAsia="Asana Math" w:cs="Asana Math"/>
+                          <w:highlight w:val="none"/>
+                          <w:lang w:val="es-ES"/>
+                        </w:rPr>
+                        <w:t xml:space="preserve">110</w:t>
+                      </w:r>
+                      <w:r>
+                        <w:rPr>
+                          <w:rFonts w:ascii="Asana Math" w:hAnsi="Asana Math" w:eastAsia="Asana Math" w:cs="Asana Math"/>
+                          <w:highlight w:val="none"/>
+                          <w:lang w:val="es-ES"/>
+                        </w:rPr>
+                        <w:t xml:space="preserve">  - 010</w:t>
+                      </w:r>
+                      <w:r>
+                        <w:rPr>
+                          <w:rFonts w:ascii="Asana Math" w:hAnsi="Asana Math" w:eastAsia="Asana Math" w:cs="Asana Math"/>
+                          <w:highlight w:val="none"/>
+                          <w:lang w:val="es-ES"/>
+                        </w:rPr>
+                      </w:r>
+                    </w:p>
+                  </w:txbxContent>
+                </v:textbox>
+              </v:shape>
+            </w:pict>
+          </mc:Fallback>
+        </mc:AlternateContent>
+      </w:r>
+      <w:r>
+        <w:rPr>
+          <w:rFonts w:ascii="Asana Math" w:hAnsi="Asana Math" w:cs="Asana Math"/>
+          <w:highlight w:val="none"/>
+          <w:lang w:val="es-ES" w:bidi="es-ES"/>
+        </w:rPr>
+      </w:r>
+      <w:r>
+        <w:rPr>
+          <w:rFonts w:ascii="Asana Math" w:hAnsi="Asana Math" w:cs="Asana Math"/>
+          <w:highlight w:val="none"/>
+          <w:lang w:val="es-ES" w:bidi="es-ES"/>
+        </w:rPr>
+      </w:r>
+      <w:r>
+        <w:rPr>
+          <w:rFonts w:ascii="Asana Math" w:hAnsi="Asana Math" w:cs="Asana Math"/>
+          <w:highlight w:val="none"/>
+          <w:lang w:val="es-ES" w:bidi="es-ES"/>
+        </w:rPr>
+      </w:r>
+    </w:p>
+    <w:p>
+      <w:pPr>
+        <w:pBdr/>
+        <w:spacing/>
+        <w:ind/>
+        <w:jc w:val="center"/>
+        <w:rPr>
+          <w:rFonts w:ascii="Asana Math" w:hAnsi="Asana Math" w:cs="Asana Math"/>
+          <w:highlight w:val="none"/>
+          <w:lang w:val="es-ES" w:bidi="es-ES"/>
+        </w:rPr>
+      </w:pPr>
+      <w:r>
+        <w:rPr>
+          <w:rFonts w:ascii="Asana Math" w:hAnsi="Asana Math" w:cs="Asana Math"/>
+          <w:highlight w:val="none"/>
+          <w:lang w:val="es-ES" w:bidi="es-ES"/>
+        </w:rPr>
+      </w:r>
+      <w:r>
+        <w:rPr>
+          <w:rFonts w:ascii="Asana Math" w:hAnsi="Asana Math" w:cs="Asana Math"/>
+          <w:highlight w:val="none"/>
+          <w:lang w:val="es-ES" w:bidi="es-ES"/>
+        </w:rPr>
+      </w:r>
+      <w:r>
+        <w:rPr>
+          <w:rFonts w:ascii="Asana Math" w:hAnsi="Asana Math" w:cs="Asana Math"/>
+          <w:highlight w:val="none"/>
+          <w:lang w:val="es-ES" w:bidi="es-ES"/>
+        </w:rPr>
+      </w:r>
+    </w:p>
+    <w:p>
+      <w:pPr>
+        <w:pBdr/>
+        <w:spacing/>
+        <w:ind/>
+        <w:jc w:val="center"/>
+        <w:rPr>
+          <w:rFonts w:ascii="Asana Math" w:hAnsi="Asana Math" w:cs="Asana Math"/>
+          <w:highlight w:val="none"/>
+          <w:lang w:val="es-ES" w:bidi="es-ES"/>
+        </w:rPr>
+      </w:pPr>
+      <w:r>
+        <w:rPr>
+          <w:rFonts w:ascii="Asana Math" w:hAnsi="Asana Math" w:cs="Asana Math"/>
+          <w:highlight w:val="none"/>
+          <w:lang w:val="es-ES" w:bidi="es-ES"/>
+        </w:rPr>
+      </w:r>
+      <w:r>
+        <w:rPr>
+          <w:rFonts w:ascii="Asana Math" w:hAnsi="Asana Math" w:cs="Asana Math"/>
+          <w:highlight w:val="none"/>
+          <w:lang w:val="es-ES" w:bidi="es-ES"/>
+        </w:rPr>
+      </w:r>
+      <w:r>
+        <w:rPr>
+          <w:rFonts w:ascii="Asana Math" w:hAnsi="Asana Math" w:cs="Asana Math"/>
+          <w:highlight w:val="none"/>
+          <w:lang w:val="es-ES" w:bidi="es-ES"/>
+        </w:rPr>
+      </w:r>
+    </w:p>
+    <w:p>
+      <w:pPr>
+        <w:pBdr/>
+        <w:spacing/>
+        <w:ind/>
+        <w:jc w:val="center"/>
+        <w:rPr>
+          <w:rFonts w:ascii="Asana Math" w:hAnsi="Asana Math" w:cs="Asana Math"/>
+          <w:highlight w:val="none"/>
+          <w:lang w:val="es-ES" w:bidi="es-ES"/>
+        </w:rPr>
+      </w:pPr>
+      <w:r>
+        <w:rPr>
+          <w:highlight w:val="none"/>
+          <w:lang w:val="es-ES" w:bidi="es-ES"/>
+        </w:rPr>
+      </w:r>
+      <w:r>
+        <w:rPr>
+          <w:highlight w:val="none"/>
+          <w:lang w:val="es-ES" w:bidi="es-ES"/>
+        </w:rPr>
+      </w:r>
+      <w:r>
+        <w:rPr>
+          <w:highlight w:val="none"/>
+          <w:lang w:val="es-ES"/>
+        </w:rPr>
+      </w:r>
+    </w:p>
+    <w:p>
+      <w:pPr>
+        <w:pBdr/>
+        <w:spacing/>
+        <w:ind/>
+        <w:jc w:val="center"/>
+        <w:rPr/>
+      </w:pPr>
+      <w:r>
+        <w:rPr>
+          <w:rFonts w:ascii="Asana Math" w:hAnsi="Asana Math" w:cs="Asana Math"/>
+          <w:highlight w:val="none"/>
+          <w:lang w:val="es-ES" w:bidi="es-ES"/>
+        </w:rPr>
+        <w:t xml:space="preserve">−</w:t>
+      </w:r>
+      <w:r/>
+    </w:p>
+    <w:p>
+      <w:pPr>
+        <w:pBdr/>
+        <w:spacing/>
+        <w:ind/>
+        <w:jc w:val="center"/>
+        <w:rPr>
+          <w:rFonts w:ascii="Asana Math" w:hAnsi="Asana Math" w:cs="Asana Math"/>
+          <w:highlight w:val="none"/>
+          <w:lang w:val="es-ES" w:bidi="es-ES"/>
+        </w:rPr>
+      </w:pPr>
+      <w:r>
+        <w:rPr>
+          <w:rFonts w:ascii="Asana Math" w:hAnsi="Asana Math" w:cs="Asana Math"/>
+          <w:highlight w:val="none"/>
+          <w:lang w:val="es-ES" w:bidi="es-ES"/>
+        </w:rPr>
+      </w:r>
+      <w:r>
+        <mc:AlternateContent>
+          <mc:Choice Requires="wpg">
+            <w:drawing>
+              <wp:anchor xmlns:wp="http://schemas.openxmlformats.org/drawingml/2006/wordprocessingDrawing" xmlns:wp14="http://schemas.microsoft.com/office/word/2010/wordprocessingDrawing" distT="0" distB="0" distL="115200" distR="115200" simplePos="0" relativeHeight="18432" behindDoc="0" locked="0" layoutInCell="1" allowOverlap="1">
+                <wp:simplePos x="0" y="0"/>
+                <wp:positionH relativeFrom="column">
+                  <wp:posOffset>2544841</wp:posOffset>
+                </wp:positionH>
+                <wp:positionV relativeFrom="paragraph">
+                  <wp:posOffset>183776</wp:posOffset>
+                </wp:positionV>
+                <wp:extent cx="853917" cy="927652"/>
+                <wp:effectExtent l="3175" t="3175" r="3175" b="3175"/>
+                <wp:wrapNone/>
+                <wp:docPr id="13" name=""/>
+                <wp:cNvGraphicFramePr/>
+                <a:graphic xmlns:a="http://schemas.openxmlformats.org/drawingml/2006/main">
+                  <a:graphicData uri="http://schemas.microsoft.com/office/word/2010/wordprocessingShape">
+                    <wps:wsp>
+                      <wps:cNvPr id="0" name=""/>
+                      <wps:cNvSpPr txBox="1"/>
+                      <wps:spPr bwMode="auto">
+                        <a:xfrm rot="0" flipH="0" flipV="0">
+                          <a:off x="0" y="0"/>
+                          <a:ext cx="853917" cy="927651"/>
+                        </a:xfrm>
+                        <a:prstGeom prst="rect">
+                          <a:avLst/>
+                        </a:prstGeom>
+                        <a:solidFill>
+                          <a:schemeClr val="lt1"/>
+                        </a:solidFill>
+                        <a:ln w="6350">
+                          <a:solidFill>
+                            <a:prstClr val="black"/>
+                          </a:solidFill>
+                        </a:ln>
+                      </wps:spPr>
+                      <wps:txbx>
+                        <w:txbxContent>
+                          <w:p>
+                            <w:pPr>
+                              <w:pBdr/>
+                              <w:spacing/>
+                              <w:ind/>
+                              <w:rPr>
+                                <w:rFonts w:ascii="Asana Math" w:hAnsi="Asana Math" w:eastAsia="Asana Math" w:cs="Asana Math"/>
+                                <w:highlight w:val="none"/>
+                                <w:lang w:val="es-ES"/>
+                              </w:rPr>
+                            </w:pPr>
+                            <w:r>
+                              <w:rPr>
+                                <w:rFonts w:ascii="Asana Math" w:hAnsi="Asana Math" w:eastAsia="Asana Math" w:cs="Asana Math"/>
+                                <w:lang w:val="es-ES"/>
+                              </w:rPr>
+                              <w:t xml:space="preserve">000  - 001  </w:t>
+                            </w:r>
+                            <w:r>
+                              <w:rPr>
+                                <w:rFonts w:ascii="Asana Math" w:hAnsi="Asana Math" w:eastAsia="Asana Math" w:cs="Asana Math"/>
+                                <w:highlight w:val="none"/>
+                                <w:lang w:val="es-ES"/>
+                              </w:rPr>
+                            </w:r>
+                            <w:r>
+                              <w:rPr>
+                                <w:rFonts w:ascii="Asana Math" w:hAnsi="Asana Math" w:eastAsia="Asana Math" w:cs="Asana Math"/>
+                                <w:highlight w:val="none"/>
+                                <w:lang w:val="es-ES"/>
+                              </w:rPr>
+                            </w:r>
+                          </w:p>
+                          <w:p>
+                            <w:pPr>
+                              <w:pBdr/>
+                              <w:spacing/>
+                              <w:ind/>
+                              <w:rPr>
+                                <w:rFonts w:ascii="Asana Math" w:hAnsi="Asana Math" w:eastAsia="Asana Math" w:cs="Asana Math"/>
+                                <w:highlight w:val="none"/>
+                                <w:lang w:val="es-ES"/>
+                              </w:rPr>
+                            </w:pPr>
+                            <w:r>
+                              <w:rPr>
+                                <w:rFonts w:ascii="Asana Math" w:hAnsi="Asana Math" w:eastAsia="Asana Math" w:cs="Asana Math"/>
+                                <w:highlight w:val="none"/>
+                                <w:lang w:val="es-ES"/>
+                              </w:rPr>
+                              <w:t xml:space="preserve">110  - 011</w:t>
+                            </w:r>
+                            <w:r>
+                              <w:rPr>
+                                <w:rFonts w:ascii="Asana Math" w:hAnsi="Asana Math" w:eastAsia="Asana Math" w:cs="Asana Math"/>
+                                <w:highlight w:val="none"/>
+                                <w:lang w:val="es-ES"/>
+                              </w:rPr>
+                            </w:r>
+                            <w:r>
+                              <w:rPr>
+                                <w:rFonts w:ascii="Asana Math" w:hAnsi="Asana Math" w:eastAsia="Asana Math" w:cs="Asana Math"/>
+                                <w:highlight w:val="none"/>
+                                <w:lang w:val="es-ES"/>
+                              </w:rPr>
+                            </w:r>
+                          </w:p>
+                          <w:p>
+                            <w:pPr>
+                              <w:pBdr/>
+                              <w:spacing/>
+                              <w:ind/>
+                              <w:rPr>
+                                <w:rFonts w:ascii="Asana Math" w:hAnsi="Asana Math" w:cs="Asana Math"/>
+                              </w:rPr>
+                            </w:pPr>
+                            <w:r>
+                              <w:rPr>
+                                <w:rFonts w:ascii="Asana Math" w:hAnsi="Asana Math" w:eastAsia="Asana Math" w:cs="Asana Math"/>
+                                <w:highlight w:val="none"/>
+                                <w:lang w:val="es-ES"/>
+                              </w:rPr>
+                              <w:t xml:space="preserve">011</w:t>
+                            </w:r>
+                            <w:r>
+                              <w:rPr>
+                                <w:rFonts w:ascii="Asana Math" w:hAnsi="Asana Math" w:eastAsia="Asana Math" w:cs="Asana Math"/>
+                                <w:highlight w:val="none"/>
+                                <w:lang w:val="es-ES"/>
+                              </w:rPr>
+                              <w:t xml:space="preserve">  - 010</w:t>
+                            </w:r>
+                            <w:r>
+                              <w:rPr>
+                                <w:rFonts w:ascii="Asana Math" w:hAnsi="Asana Math" w:cs="Asana Math"/>
+                              </w:rPr>
+                            </w:r>
+                            <w:r>
+                              <w:rPr>
+                                <w:rFonts w:ascii="Asana Math" w:hAnsi="Asana Math" w:cs="Asana Math"/>
+                              </w:rPr>
+                            </w:r>
+                          </w:p>
+                          <w:p>
+                            <w:pPr>
+                              <w:pBdr/>
+                              <w:spacing/>
+                              <w:ind/>
+                              <w:rPr/>
+                            </w:pPr>
+                            <w:r/>
+                            <w:r/>
+                          </w:p>
+                        </w:txbxContent>
+                      </wps:txbx>
+                      <wps:bodyPr vertOverflow="overflow" horzOverflow="overflow" vert="horz" wrap="square" lIns="91440" tIns="45720" rIns="91440" bIns="45720" numCol="1" spcCol="0" rtlCol="0" fromWordArt="0" anchor="t" anchorCtr="0" forceAA="0" upright="0" compatLnSpc="0"/>
+                    </wps:wsp>
+                  </a:graphicData>
+                </a:graphic>
+              </wp:anchor>
+            </w:drawing>
+          </mc:Choice>
+          <mc:Fallback>
+            <w:pict>
+              <v:shape id="shape 12" o:spid="_x0000_s12" o:spt="202" type="#_x0000_t202" style="position:absolute;z-index:18432;o:allowoverlap:true;o:allowincell:true;mso-position-horizontal-relative:text;margin-left:200.38pt;mso-position-horizontal:absolute;mso-position-vertical-relative:text;margin-top:14.47pt;mso-position-vertical:absolute;width:67.24pt;height:73.04pt;mso-wrap-distance-left:9.07pt;mso-wrap-distance-top:0.00pt;mso-wrap-distance-right:9.07pt;mso-wrap-distance-bottom:0.00pt;rotation:0;v-text-anchor:top;visibility:visible;" fillcolor="#FFFFFF" strokecolor="#000000" strokeweight="0.50pt">
+                <v:textbox inset="0,0,0,0">
+                  <w:txbxContent>
+                    <w:p>
+                      <w:pPr>
+                        <w:pBdr/>
+                        <w:spacing/>
+                        <w:ind/>
+                        <w:rPr>
+                          <w:rFonts w:ascii="Asana Math" w:hAnsi="Asana Math" w:eastAsia="Asana Math" w:cs="Asana Math"/>
+                          <w:highlight w:val="none"/>
+                          <w:lang w:val="es-ES"/>
+                        </w:rPr>
+                      </w:pPr>
+                      <w:r>
+                        <w:rPr>
+                          <w:rFonts w:ascii="Asana Math" w:hAnsi="Asana Math" w:eastAsia="Asana Math" w:cs="Asana Math"/>
+                          <w:lang w:val="es-ES"/>
+                        </w:rPr>
+                        <w:t xml:space="preserve">000  - 001  </w:t>
+                      </w:r>
+                      <w:r>
+                        <w:rPr>
+                          <w:rFonts w:ascii="Asana Math" w:hAnsi="Asana Math" w:eastAsia="Asana Math" w:cs="Asana Math"/>
+                          <w:highlight w:val="none"/>
+                          <w:lang w:val="es-ES"/>
+                        </w:rPr>
+                      </w:r>
+                      <w:r>
+                        <w:rPr>
+                          <w:rFonts w:ascii="Asana Math" w:hAnsi="Asana Math" w:eastAsia="Asana Math" w:cs="Asana Math"/>
+                          <w:highlight w:val="none"/>
+                          <w:lang w:val="es-ES"/>
+                        </w:rPr>
+                      </w:r>
+                    </w:p>
+                    <w:p>
+                      <w:pPr>
+                        <w:pBdr/>
+                        <w:spacing/>
+                        <w:ind/>
+                        <w:rPr>
+                          <w:rFonts w:ascii="Asana Math" w:hAnsi="Asana Math" w:eastAsia="Asana Math" w:cs="Asana Math"/>
+                          <w:highlight w:val="none"/>
+                          <w:lang w:val="es-ES"/>
+                        </w:rPr>
+                      </w:pPr>
+                      <w:r>
+                        <w:rPr>
+                          <w:rFonts w:ascii="Asana Math" w:hAnsi="Asana Math" w:eastAsia="Asana Math" w:cs="Asana Math"/>
+                          <w:highlight w:val="none"/>
+                          <w:lang w:val="es-ES"/>
+                        </w:rPr>
+                        <w:t xml:space="preserve">110  - 011</w:t>
+                      </w:r>
+                      <w:r>
+                        <w:rPr>
+                          <w:rFonts w:ascii="Asana Math" w:hAnsi="Asana Math" w:eastAsia="Asana Math" w:cs="Asana Math"/>
+                          <w:highlight w:val="none"/>
+                          <w:lang w:val="es-ES"/>
+                        </w:rPr>
+                      </w:r>
+                      <w:r>
+                        <w:rPr>
+                          <w:rFonts w:ascii="Asana Math" w:hAnsi="Asana Math" w:eastAsia="Asana Math" w:cs="Asana Math"/>
+                          <w:highlight w:val="none"/>
+                          <w:lang w:val="es-ES"/>
+                        </w:rPr>
+                      </w:r>
+                    </w:p>
+                    <w:p>
+                      <w:pPr>
+                        <w:pBdr/>
+                        <w:spacing/>
+                        <w:ind/>
+                        <w:rPr>
+                          <w:rFonts w:ascii="Asana Math" w:hAnsi="Asana Math" w:cs="Asana Math"/>
+                        </w:rPr>
+                      </w:pPr>
+                      <w:r>
+                        <w:rPr>
+                          <w:rFonts w:ascii="Asana Math" w:hAnsi="Asana Math" w:eastAsia="Asana Math" w:cs="Asana Math"/>
+                          <w:highlight w:val="none"/>
+                          <w:lang w:val="es-ES"/>
+                        </w:rPr>
+                        <w:t xml:space="preserve">011</w:t>
+                      </w:r>
+                      <w:r>
+                        <w:rPr>
+                          <w:rFonts w:ascii="Asana Math" w:hAnsi="Asana Math" w:eastAsia="Asana Math" w:cs="Asana Math"/>
+                          <w:highlight w:val="none"/>
+                          <w:lang w:val="es-ES"/>
+                        </w:rPr>
+                        <w:t xml:space="preserve">  - 010</w:t>
+                      </w:r>
+                      <w:r>
+                        <w:rPr>
+                          <w:rFonts w:ascii="Asana Math" w:hAnsi="Asana Math" w:cs="Asana Math"/>
+                        </w:rPr>
+                      </w:r>
+                      <w:r>
+                        <w:rPr>
+                          <w:rFonts w:ascii="Asana Math" w:hAnsi="Asana Math" w:cs="Asana Math"/>
+                        </w:rPr>
+                      </w:r>
+                    </w:p>
+                    <w:p>
+                      <w:pPr>
+                        <w:pBdr/>
+                        <w:spacing/>
+                        <w:ind/>
+                        <w:rPr/>
+                      </w:pPr>
+                      <w:r/>
+                      <w:r/>
+                    </w:p>
+                  </w:txbxContent>
+                </v:textbox>
+              </v:shape>
+            </w:pict>
+          </mc:Fallback>
+        </mc:AlternateContent>
+      </w:r>
+      <w:r>
+        <w:rPr>
+          <w:rFonts w:ascii="Asana Math" w:hAnsi="Asana Math" w:cs="Asana Math"/>
+          <w:highlight w:val="none"/>
+          <w:lang w:val="es-ES" w:bidi="es-ES"/>
+        </w:rPr>
+        <w:t xml:space="preserve"> Z (Pieza Z): Forma de Z, se orienta hacia la izquierda (3x2).</w:t>
+      </w:r>
+      <w:r>
+        <w:rPr>
+          <w:rFonts w:ascii="Asana Math" w:hAnsi="Asana Math" w:cs="Asana Math"/>
+          <w:highlight w:val="none"/>
+          <w:lang w:val="es-ES" w:bidi="es-ES"/>
+        </w:rPr>
+      </w:r>
+    </w:p>
+    <w:p>
+      <w:pPr>
+        <w:pBdr/>
+        <w:spacing/>
+        <w:ind/>
+        <w:jc w:val="center"/>
+        <w:rPr>
+          <w:rFonts w:ascii="Asana Math" w:hAnsi="Asana Math" w:cs="Asana Math"/>
+          <w:highlight w:val="none"/>
+          <w:lang w:val="es-ES" w:bidi="es-ES"/>
+        </w:rPr>
+      </w:pPr>
+      <w:r>
+        <w:rPr>
+          <w:rFonts w:ascii="Asana Math" w:hAnsi="Asana Math" w:cs="Asana Math"/>
+          <w:highlight w:val="none"/>
+          <w:lang w:val="es-ES" w:bidi="es-ES"/>
+        </w:rPr>
+      </w:r>
+      <w:r>
+        <w:rPr>
+          <w:rFonts w:ascii="Asana Math" w:hAnsi="Asana Math" w:cs="Asana Math"/>
+          <w:highlight w:val="none"/>
+          <w:lang w:val="es-ES" w:bidi="es-ES"/>
+        </w:rPr>
+      </w:r>
+      <w:r>
+        <w:rPr>
+          <w:rFonts w:ascii="Asana Math" w:hAnsi="Asana Math" w:cs="Asana Math"/>
+          <w:highlight w:val="none"/>
+          <w:lang w:val="es-ES" w:bidi="es-ES"/>
+        </w:rPr>
+      </w:r>
+    </w:p>
+    <w:p>
+      <w:pPr>
+        <w:pBdr/>
+        <w:spacing/>
+        <w:ind/>
+        <w:jc w:val="center"/>
+        <w:rPr>
+          <w:rFonts w:ascii="Asana Math" w:hAnsi="Asana Math" w:cs="Asana Math"/>
+          <w:highlight w:val="none"/>
+          <w:lang w:val="es-ES" w:bidi="es-ES"/>
+        </w:rPr>
+      </w:pPr>
+      <w:r>
+        <w:rPr>
+          <w:rFonts w:ascii="Asana Math" w:hAnsi="Asana Math" w:cs="Asana Math"/>
+          <w:highlight w:val="none"/>
+          <w:lang w:val="es-ES" w:bidi="es-ES"/>
+        </w:rPr>
+      </w:r>
+      <w:r>
+        <w:rPr>
+          <w:rFonts w:ascii="Asana Math" w:hAnsi="Asana Math" w:cs="Asana Math"/>
+          <w:highlight w:val="none"/>
+          <w:lang w:val="es-ES" w:bidi="es-ES"/>
+        </w:rPr>
+      </w:r>
+      <w:r>
+        <w:rPr>
+          <w:rFonts w:ascii="Asana Math" w:hAnsi="Asana Math" w:cs="Asana Math"/>
+          <w:highlight w:val="none"/>
+          <w:lang w:val="es-ES" w:bidi="es-ES"/>
+        </w:rPr>
+      </w:r>
+    </w:p>
+    <w:p>
+      <w:pPr>
+        <w:pBdr/>
+        <w:spacing/>
+        <w:ind/>
+        <w:jc w:val="left"/>
+        <w:rPr>
+          <w:rFonts w:ascii="Asana Math" w:hAnsi="Asana Math" w:cs="Asana Math"/>
+          <w:highlight w:val="none"/>
+          <w:lang w:val="es-ES" w:bidi="es-ES"/>
+        </w:rPr>
+      </w:pPr>
+      <w:r>
+        <w:rPr>
+          <w:rFonts w:ascii="Asana Math" w:hAnsi="Asana Math" w:cs="Asana Math"/>
+          <w:highlight w:val="none"/>
+          <w:lang w:val="es-ES" w:bidi="es-ES"/>
+        </w:rPr>
+      </w:r>
+      <w:r>
+        <w:rPr>
+          <w:rFonts w:ascii="Asana Math" w:hAnsi="Asana Math" w:cs="Asana Math"/>
+          <w:highlight w:val="none"/>
+          <w:lang w:val="es-ES" w:bidi="es-ES"/>
+        </w:rPr>
+      </w:r>
+      <w:r>
+        <w:rPr>
+          <w:rFonts w:ascii="Asana Math" w:hAnsi="Asana Math" w:cs="Asana Math"/>
+          <w:highlight w:val="none"/>
+          <w:lang w:val="es-ES" w:bidi="es-ES"/>
+        </w:rPr>
+      </w:r>
+    </w:p>
+    <w:p>
+      <w:pPr>
+        <w:pBdr/>
+        <w:spacing/>
+        <w:ind/>
+        <w:jc w:val="center"/>
+        <w:rPr>
+          <w:rFonts w:ascii="Asana Math" w:hAnsi="Asana Math" w:cs="Asana Math"/>
+          <w:highlight w:val="none"/>
+          <w:lang w:val="es-ES" w:bidi="es-ES"/>
+        </w:rPr>
+      </w:pPr>
+      <w:r>
+        <w:rPr>
+          <w:rFonts w:ascii="Asana Math" w:hAnsi="Asana Math" w:cs="Asana Math"/>
+          <w:highlight w:val="none"/>
+          <w:lang w:val="es-ES" w:bidi="es-ES"/>
+        </w:rPr>
+        <w:t xml:space="preserve">−</w:t>
+      </w:r>
+      <w:r/>
+    </w:p>
+    <w:p>
+      <w:pPr>
+        <w:pBdr/>
+        <w:spacing/>
+        <w:ind/>
+        <w:jc w:val="center"/>
+        <w:rPr>
+          <w:rFonts w:ascii="Asana Math" w:hAnsi="Asana Math" w:cs="Asana Math"/>
+          <w:highlight w:val="none"/>
+          <w:lang w:val="es-ES" w:bidi="es-ES"/>
+        </w:rPr>
+      </w:pPr>
+      <w:r>
+        <w:rPr>
+          <w:rFonts w:ascii="Asana Math" w:hAnsi="Asana Math" w:cs="Asana Math"/>
+          <w:highlight w:val="none"/>
+          <w:lang w:val="es-ES" w:bidi="es-ES"/>
+        </w:rPr>
+        <w:t xml:space="preserve"> J (Pieza J): Forma de L invertida o con gancho a la izquierda (2x3).</w:t>
+      </w:r>
+      <w:r>
+        <w:rPr>
+          <w:rFonts w:ascii="Asana Math" w:hAnsi="Asana Math" w:cs="Asana Math"/>
+          <w:highlight w:val="none"/>
+          <w:lang w:val="es-ES" w:bidi="es-ES"/>
+        </w:rPr>
+      </w:r>
+    </w:p>
+    <w:p>
+      <w:pPr>
+        <w:pBdr/>
+        <w:spacing/>
+        <w:ind/>
+        <w:jc w:val="center"/>
+        <w:rPr>
+          <w:rFonts w:ascii="Asana Math" w:hAnsi="Asana Math" w:cs="Asana Math"/>
+          <w:highlight w:val="none"/>
+          <w:lang w:val="es-ES" w:bidi="es-ES"/>
+        </w:rPr>
+      </w:pPr>
+      <w:r>
+        <w:rPr>
+          <w:rFonts w:ascii="Asana Math" w:hAnsi="Asana Math" w:cs="Asana Math"/>
+          <w:highlight w:val="none"/>
+          <w:lang w:val="es-ES" w:bidi="es-ES"/>
+        </w:rPr>
+      </w:r>
+      <w:r>
+        <mc:AlternateContent>
+          <mc:Choice Requires="wpg">
+            <w:drawing>
+              <wp:anchor xmlns:wp="http://schemas.openxmlformats.org/drawingml/2006/wordprocessingDrawing" xmlns:wp14="http://schemas.microsoft.com/office/word/2010/wordprocessingDrawing" distT="0" distB="0" distL="115200" distR="115200" simplePos="0" relativeHeight="19456" behindDoc="0" locked="0" layoutInCell="1" allowOverlap="1">
+                <wp:simplePos x="0" y="0"/>
+                <wp:positionH relativeFrom="column">
+                  <wp:posOffset>2189093</wp:posOffset>
+                </wp:positionH>
+                <wp:positionV relativeFrom="paragraph">
+                  <wp:posOffset>52429</wp:posOffset>
+                </wp:positionV>
+                <wp:extent cx="1565413" cy="944217"/>
+                <wp:effectExtent l="3175" t="3175" r="3175" b="3175"/>
+                <wp:wrapNone/>
+                <wp:docPr id="14" name=""/>
+                <wp:cNvGraphicFramePr/>
+                <a:graphic xmlns:a="http://schemas.openxmlformats.org/drawingml/2006/main">
+                  <a:graphicData uri="http://schemas.microsoft.com/office/word/2010/wordprocessingShape">
+                    <wps:wsp>
+                      <wps:cNvPr id="0" name=""/>
+                      <wps:cNvSpPr txBox="1"/>
+                      <wps:spPr bwMode="auto">
+                        <a:xfrm rot="0" flipH="0" flipV="0">
+                          <a:off x="0" y="0"/>
+                          <a:ext cx="1565412" cy="944217"/>
+                        </a:xfrm>
+                        <a:prstGeom prst="rect">
+                          <a:avLst/>
+                        </a:prstGeom>
+                        <a:solidFill>
+                          <a:schemeClr val="lt1"/>
+                        </a:solidFill>
+                        <a:ln w="6350">
+                          <a:solidFill>
+                            <a:prstClr val="black"/>
+                          </a:solidFill>
+                        </a:ln>
+                      </wps:spPr>
+                      <wps:txbx>
+                        <w:txbxContent>
+                          <w:p>
+                            <w:pPr>
+                              <w:pBdr/>
+                              <w:spacing/>
+                              <w:ind/>
+                              <w:rPr>
+                                <w:rFonts w:ascii="Asana Math" w:hAnsi="Asana Math" w:eastAsia="Asana Math" w:cs="Asana Math"/>
+                                <w:highlight w:val="none"/>
+                                <w:lang w:val="es-ES"/>
+                              </w:rPr>
+                            </w:pPr>
+                            <w:r>
+                              <w:rPr>
+                                <w:rFonts w:ascii="Asana Math" w:hAnsi="Asana Math" w:eastAsia="Asana Math" w:cs="Asana Math"/>
+                                <w:lang w:val="es-ES"/>
+                              </w:rPr>
+                              <w:t xml:space="preserve">010</w:t>
+                            </w:r>
+                            <w:r>
+                              <w:rPr>
+                                <w:rFonts w:ascii="Asana Math" w:hAnsi="Asana Math" w:cs="Asana Math"/>
+                                <w:lang w:val="es-ES"/>
+                              </w:rPr>
+                              <w:t xml:space="preserve">  - 000  - 000  - 011</w:t>
+                            </w:r>
+                            <w:r>
+                              <w:rPr>
+                                <w:rFonts w:ascii="Asana Math" w:hAnsi="Asana Math" w:cs="Asana Math"/>
+                              </w:rPr>
+                            </w:r>
+                          </w:p>
+                          <w:p>
+                            <w:pPr>
+                              <w:pBdr/>
+                              <w:spacing/>
+                              <w:ind/>
+                              <w:rPr>
+                                <w:rFonts w:ascii="Asana Math" w:hAnsi="Asana Math" w:eastAsia="Asana Math" w:cs="Asana Math"/>
+                                <w:highlight w:val="none"/>
+                                <w:lang w:val="es-ES"/>
+                              </w:rPr>
+                            </w:pPr>
+                            <w:r>
+                              <w:rPr>
+                                <w:rFonts w:ascii="Asana Math" w:hAnsi="Asana Math" w:eastAsia="Asana Math" w:cs="Asana Math"/>
+                                <w:highlight w:val="none"/>
+                                <w:lang w:val="es-ES"/>
+                              </w:rPr>
+                              <w:t xml:space="preserve">010  - 111  - 100  - 010</w:t>
+                            </w:r>
+                            <w:r>
+                              <w:rPr>
+                                <w:rFonts w:ascii="Asana Math" w:hAnsi="Asana Math" w:cs="Asana Math"/>
+                              </w:rPr>
+                            </w:r>
+                          </w:p>
+                          <w:p>
+                            <w:pPr>
+                              <w:pBdr/>
+                              <w:spacing/>
+                              <w:ind/>
+                              <w:rPr>
+                                <w:rFonts w:ascii="Asana Math" w:hAnsi="Asana Math" w:cs="Asana Math"/>
+                              </w:rPr>
+                            </w:pPr>
+                            <w:r>
+                              <w:rPr>
+                                <w:rFonts w:ascii="Asana Math" w:hAnsi="Asana Math" w:eastAsia="Asana Math" w:cs="Asana Math"/>
+                                <w:highlight w:val="none"/>
+                                <w:lang w:val="es-ES"/>
+                              </w:rPr>
+                              <w:t xml:space="preserve">110</w:t>
+                            </w:r>
+                            <w:r>
+                              <w:rPr>
+                                <w:rFonts w:ascii="Asana Math" w:hAnsi="Asana Math" w:eastAsia="Asana Math" w:cs="Asana Math"/>
+                                <w:highlight w:val="none"/>
+                                <w:lang w:val="es-ES"/>
+                              </w:rPr>
+                              <w:t xml:space="preserve">  - 001</w:t>
+                            </w:r>
+                            <w:r>
+                              <w:rPr>
+                                <w:rFonts w:ascii="Asana Math" w:hAnsi="Asana Math" w:eastAsia="Asana Math" w:cs="Asana Math"/>
+                                <w:highlight w:val="none"/>
+                                <w:lang w:val="es-ES"/>
+                              </w:rPr>
+                              <w:t xml:space="preserve">  - 111  - 010</w:t>
+                            </w:r>
+                            <w:r>
+                              <w:rPr>
+                                <w:rFonts w:ascii="Asana Math" w:hAnsi="Asana Math" w:eastAsia="Asana Math" w:cs="Asana Math"/>
+                                <w:highlight w:val="none"/>
+                                <w:lang w:val="es-ES"/>
+                              </w:rPr>
+                            </w:r>
+                          </w:p>
+                        </w:txbxContent>
+                      </wps:txbx>
+                      <wps:bodyPr vertOverflow="overflow" horzOverflow="overflow" vert="horz" wrap="square" lIns="91440" tIns="45720" rIns="91440" bIns="45720" numCol="1" spcCol="0" rtlCol="0" fromWordArt="0" anchor="t" anchorCtr="0" forceAA="0" upright="0" compatLnSpc="0"/>
+                    </wps:wsp>
+                  </a:graphicData>
+                </a:graphic>
+              </wp:anchor>
+            </w:drawing>
+          </mc:Choice>
+          <mc:Fallback>
+            <w:pict>
+              <v:shape id="shape 13" o:spid="_x0000_s13" o:spt="202" type="#_x0000_t202" style="position:absolute;z-index:19456;o:allowoverlap:true;o:allowincell:true;mso-position-horizontal-relative:text;margin-left:172.37pt;mso-position-horizontal:absolute;mso-position-vertical-relative:text;margin-top:4.13pt;mso-position-vertical:absolute;width:123.26pt;height:74.35pt;mso-wrap-distance-left:9.07pt;mso-wrap-distance-top:0.00pt;mso-wrap-distance-right:9.07pt;mso-wrap-distance-bottom:0.00pt;rotation:0;v-text-anchor:top;visibility:visible;" fillcolor="#FFFFFF" strokecolor="#000000" strokeweight="0.50pt">
+                <v:textbox inset="0,0,0,0">
+                  <w:txbxContent>
+                    <w:p>
+                      <w:pPr>
+                        <w:pBdr/>
+                        <w:spacing/>
+                        <w:ind/>
+                        <w:rPr>
+                          <w:rFonts w:ascii="Asana Math" w:hAnsi="Asana Math" w:eastAsia="Asana Math" w:cs="Asana Math"/>
+                          <w:highlight w:val="none"/>
+                          <w:lang w:val="es-ES"/>
+                        </w:rPr>
+                      </w:pPr>
+                      <w:r>
+                        <w:rPr>
+                          <w:rFonts w:ascii="Asana Math" w:hAnsi="Asana Math" w:eastAsia="Asana Math" w:cs="Asana Math"/>
+                          <w:lang w:val="es-ES"/>
+                        </w:rPr>
+                        <w:t xml:space="preserve">010</w:t>
+                      </w:r>
+                      <w:r>
+                        <w:rPr>
+                          <w:rFonts w:ascii="Asana Math" w:hAnsi="Asana Math" w:cs="Asana Math"/>
+                          <w:lang w:val="es-ES"/>
+                        </w:rPr>
+                        <w:t xml:space="preserve">  - 000  - 000  - 011</w:t>
+                      </w:r>
+                      <w:r>
+                        <w:rPr>
+                          <w:rFonts w:ascii="Asana Math" w:hAnsi="Asana Math" w:cs="Asana Math"/>
+                        </w:rPr>
+                      </w:r>
+                    </w:p>
+                    <w:p>
+                      <w:pPr>
+                        <w:pBdr/>
+                        <w:spacing/>
+                        <w:ind/>
+                        <w:rPr>
+                          <w:rFonts w:ascii="Asana Math" w:hAnsi="Asana Math" w:eastAsia="Asana Math" w:cs="Asana Math"/>
+                          <w:highlight w:val="none"/>
+                          <w:lang w:val="es-ES"/>
+                        </w:rPr>
+                      </w:pPr>
+                      <w:r>
+                        <w:rPr>
+                          <w:rFonts w:ascii="Asana Math" w:hAnsi="Asana Math" w:eastAsia="Asana Math" w:cs="Asana Math"/>
+                          <w:highlight w:val="none"/>
+                          <w:lang w:val="es-ES"/>
+                        </w:rPr>
+                        <w:t xml:space="preserve">010  - 111  - 100  - 010</w:t>
+                      </w:r>
+                      <w:r>
+                        <w:rPr>
+                          <w:rFonts w:ascii="Asana Math" w:hAnsi="Asana Math" w:cs="Asana Math"/>
+                        </w:rPr>
+                      </w:r>
+                    </w:p>
+                    <w:p>
+                      <w:pPr>
+                        <w:pBdr/>
+                        <w:spacing/>
+                        <w:ind/>
+                        <w:rPr>
+                          <w:rFonts w:ascii="Asana Math" w:hAnsi="Asana Math" w:cs="Asana Math"/>
+                        </w:rPr>
+                      </w:pPr>
+                      <w:r>
+                        <w:rPr>
+                          <w:rFonts w:ascii="Asana Math" w:hAnsi="Asana Math" w:eastAsia="Asana Math" w:cs="Asana Math"/>
+                          <w:highlight w:val="none"/>
+                          <w:lang w:val="es-ES"/>
+                        </w:rPr>
+                        <w:t xml:space="preserve">110</w:t>
+                      </w:r>
+                      <w:r>
+                        <w:rPr>
+                          <w:rFonts w:ascii="Asana Math" w:hAnsi="Asana Math" w:eastAsia="Asana Math" w:cs="Asana Math"/>
+                          <w:highlight w:val="none"/>
+                          <w:lang w:val="es-ES"/>
+                        </w:rPr>
+                        <w:t xml:space="preserve">  - 001</w:t>
+                      </w:r>
+                      <w:r>
+                        <w:rPr>
+                          <w:rFonts w:ascii="Asana Math" w:hAnsi="Asana Math" w:eastAsia="Asana Math" w:cs="Asana Math"/>
+                          <w:highlight w:val="none"/>
+                          <w:lang w:val="es-ES"/>
+                        </w:rPr>
+                        <w:t xml:space="preserve">  - 111  - 010</w:t>
+                      </w:r>
+                      <w:r>
+                        <w:rPr>
+                          <w:rFonts w:ascii="Asana Math" w:hAnsi="Asana Math" w:eastAsia="Asana Math" w:cs="Asana Math"/>
+                          <w:highlight w:val="none"/>
+                          <w:lang w:val="es-ES"/>
+                        </w:rPr>
+                      </w:r>
+                    </w:p>
+                  </w:txbxContent>
+                </v:textbox>
+              </v:shape>
+            </w:pict>
+          </mc:Fallback>
+        </mc:AlternateContent>
+      </w:r>
+      <w:r>
+        <w:rPr>
+          <w:rFonts w:ascii="Asana Math" w:hAnsi="Asana Math" w:cs="Asana Math"/>
+          <w:highlight w:val="none"/>
+          <w:lang w:val="es-ES" w:bidi="es-ES"/>
+        </w:rPr>
+      </w:r>
+      <w:r>
+        <w:rPr>
+          <w:rFonts w:ascii="Asana Math" w:hAnsi="Asana Math" w:cs="Asana Math"/>
+          <w:highlight w:val="none"/>
+          <w:lang w:val="es-ES" w:bidi="es-ES"/>
+        </w:rPr>
+      </w:r>
+      <w:r>
+        <w:rPr>
+          <w:rFonts w:ascii="Asana Math" w:hAnsi="Asana Math" w:cs="Asana Math"/>
+          <w:highlight w:val="none"/>
+          <w:lang w:val="es-ES" w:bidi="es-ES"/>
+        </w:rPr>
+      </w:r>
+    </w:p>
+    <w:p>
+      <w:pPr>
+        <w:pBdr/>
+        <w:spacing/>
+        <w:ind/>
+        <w:jc w:val="center"/>
+        <w:rPr>
+          <w:rFonts w:ascii="Asana Math" w:hAnsi="Asana Math" w:cs="Asana Math"/>
+          <w:highlight w:val="none"/>
+          <w:lang w:val="es-ES" w:bidi="es-ES"/>
+        </w:rPr>
+      </w:pPr>
+      <w:r>
+        <w:rPr>
+          <w:rFonts w:ascii="Asana Math" w:hAnsi="Asana Math" w:cs="Asana Math"/>
+          <w:highlight w:val="none"/>
+          <w:lang w:val="es-ES" w:bidi="es-ES"/>
+        </w:rPr>
+      </w:r>
+      <w:r>
+        <w:rPr>
+          <w:rFonts w:ascii="Asana Math" w:hAnsi="Asana Math" w:cs="Asana Math"/>
+          <w:highlight w:val="none"/>
+          <w:lang w:val="es-ES" w:bidi="es-ES"/>
+        </w:rPr>
+      </w:r>
+      <w:r>
+        <w:rPr>
+          <w:rFonts w:ascii="Asana Math" w:hAnsi="Asana Math" w:cs="Asana Math"/>
+          <w:highlight w:val="none"/>
+          <w:lang w:val="es-ES" w:bidi="es-ES"/>
+        </w:rPr>
+      </w:r>
+    </w:p>
+    <w:p>
+      <w:pPr>
+        <w:pBdr/>
+        <w:spacing/>
+        <w:ind/>
+        <w:jc w:val="center"/>
+        <w:rPr>
+          <w:rFonts w:ascii="Asana Math" w:hAnsi="Asana Math" w:cs="Asana Math"/>
+          <w:highlight w:val="none"/>
+          <w:lang w:val="es-ES" w:bidi="es-ES"/>
+        </w:rPr>
+      </w:pPr>
+      <w:r>
+        <w:rPr>
+          <w:rFonts w:ascii="Asana Math" w:hAnsi="Asana Math" w:cs="Asana Math"/>
+          <w:highlight w:val="none"/>
+          <w:lang w:val="es-ES" w:bidi="es-ES"/>
+        </w:rPr>
+      </w:r>
+      <w:r>
+        <w:rPr>
+          <w:rFonts w:ascii="Asana Math" w:hAnsi="Asana Math" w:cs="Asana Math"/>
+          <w:highlight w:val="none"/>
+          <w:lang w:val="es-ES" w:bidi="es-ES"/>
+        </w:rPr>
+      </w:r>
+      <w:r>
+        <w:rPr>
+          <w:rFonts w:ascii="Asana Math" w:hAnsi="Asana Math" w:cs="Asana Math"/>
+          <w:highlight w:val="none"/>
+          <w:lang w:val="es-ES" w:bidi="es-ES"/>
+        </w:rPr>
+      </w:r>
+    </w:p>
+    <w:p>
+      <w:pPr>
+        <w:pBdr/>
+        <w:spacing/>
+        <w:ind/>
+        <w:jc w:val="left"/>
+        <w:rPr>
+          <w:rFonts w:ascii="Asana Math" w:hAnsi="Asana Math" w:cs="Asana Math"/>
+          <w:highlight w:val="none"/>
+          <w:lang w:val="es-ES" w:bidi="es-ES"/>
+        </w:rPr>
+      </w:pPr>
+      <w:r>
+        <w:rPr>
+          <w:rFonts w:ascii="Asana Math" w:hAnsi="Asana Math" w:cs="Asana Math"/>
+          <w:highlight w:val="none"/>
+          <w:lang w:val="es-ES" w:bidi="es-ES"/>
+        </w:rPr>
+      </w:r>
+      <w:r>
+        <w:rPr>
+          <w:rFonts w:ascii="Asana Math" w:hAnsi="Asana Math" w:cs="Asana Math"/>
+          <w:highlight w:val="none"/>
+          <w:lang w:val="es-ES" w:bidi="es-ES"/>
+        </w:rPr>
+      </w:r>
+    </w:p>
+    <w:p>
+      <w:pPr>
+        <w:pBdr/>
+        <w:spacing/>
+        <w:ind/>
+        <w:jc w:val="center"/>
+        <w:rPr/>
+      </w:pPr>
+      <w:r>
+        <w:rPr>
+          <w:rFonts w:ascii="Asana Math" w:hAnsi="Asana Math" w:cs="Asana Math"/>
+          <w:highlight w:val="none"/>
+          <w:lang w:val="es-ES" w:bidi="es-ES"/>
+        </w:rPr>
+        <w:t xml:space="preserve">−</w:t>
+      </w:r>
+      <w:r/>
+    </w:p>
+    <w:p>
+      <w:pPr>
+        <w:pBdr/>
+        <w:spacing/>
+        <w:ind/>
+        <w:jc w:val="center"/>
+        <w:rPr>
+          <w:rFonts w:ascii="Asana Math" w:hAnsi="Asana Math" w:cs="Asana Math"/>
+          <w:highlight w:val="none"/>
+          <w:lang w:val="es-ES"/>
+        </w:rPr>
+      </w:pPr>
+      <w:r>
+        <w:rPr>
+          <w:rFonts w:ascii="Asana Math" w:hAnsi="Asana Math" w:cs="Asana Math"/>
+          <w:highlight w:val="none"/>
+          <w:lang w:val="es-ES" w:bidi="es-ES"/>
+        </w:rPr>
+      </w:r>
+      <w:r>
+        <w:rPr>
+          <w:rFonts w:ascii="Asana Math" w:hAnsi="Asana Math" w:cs="Asana Math"/>
+          <w:highlight w:val="none"/>
+          <w:lang w:val="es-ES" w:bidi="es-ES"/>
+        </w:rPr>
+      </w:r>
+      <w:r>
+        <w:rPr>
+          <w:rFonts w:ascii="Asana Math" w:hAnsi="Asana Math" w:cs="Asana Math"/>
+          <w:highlight w:val="none"/>
+          <w:lang w:val="es-ES" w:bidi="es-ES"/>
+        </w:rPr>
+      </w:r>
+    </w:p>
+    <w:p>
+      <w:pPr>
+        <w:pBdr/>
+        <w:spacing/>
+        <w:ind/>
+        <w:jc w:val="center"/>
+        <w:rPr>
+          <w:rFonts w:ascii="Asana Math" w:hAnsi="Asana Math" w:cs="Asana Math"/>
+          <w:highlight w:val="none"/>
+          <w:lang w:val="es-ES" w:bidi="es-ES"/>
+        </w:rPr>
+      </w:pPr>
+      <w:r>
+        <w:rPr>
+          <w:rFonts w:ascii="Asana Math" w:hAnsi="Asana Math" w:cs="Asana Math"/>
+          <w:highlight w:val="none"/>
+          <w:lang w:val="es-ES" w:bidi="es-ES"/>
+        </w:rPr>
+        <w:t xml:space="preserve"> L (Pieza L): Forma d</w:t>
+      </w:r>
+      <w:r/>
+      <w:r>
+        <w:rPr>
+          <w:rFonts w:ascii="Asana Math" w:hAnsi="Asana Math" w:cs="Asana Math"/>
+          <w:highlight w:val="none"/>
+          <w:lang w:val="es-ES" w:bidi="es-ES"/>
+        </w:rPr>
+        <w:t xml:space="preserve">e L estándar o con gancho a la derecha(2x3).</w:t>
+      </w:r>
+      <w:r/>
+      <w:r>
+        <w:rPr>
+          <w:rFonts w:ascii="Asana Math" w:hAnsi="Asana Math" w:cs="Asana Math"/>
+          <w:highlight w:val="none"/>
+          <w:lang w:val="es-ES" w:bidi="es-ES"/>
+        </w:rPr>
+      </w:r>
+      <w:r>
+        <w:rPr>
+          <w:rFonts w:ascii="Asana Math" w:hAnsi="Asana Math" w:cs="Asana Math"/>
+          <w:highlight w:val="none"/>
+          <w:lang w:val="es-ES" w:bidi="es-ES"/>
+        </w:rPr>
+      </w:r>
+      <w:r>
+        <w:rPr>
+          <w:rFonts w:ascii="Asana Math" w:hAnsi="Asana Math" w:cs="Asana Math"/>
+          <w:highlight w:val="none"/>
+          <w:lang w:val="es-ES"/>
+        </w:rPr>
+      </w:r>
+    </w:p>
+    <w:p>
+      <w:pPr>
+        <w:pBdr/>
+        <w:spacing/>
+        <w:ind/>
+        <w:jc w:val="center"/>
+        <w:rPr>
+          <w:rFonts w:ascii="Asana Math" w:hAnsi="Asana Math" w:cs="Asana Math"/>
+        </w:rPr>
+      </w:pPr>
+      <w:r>
+        <w:rPr>
+          <w:rFonts w:ascii="Asana Math" w:hAnsi="Asana Math" w:cs="Asana Math"/>
+        </w:rPr>
+      </w:r>
+      <w:r>
+        <mc:AlternateContent>
+          <mc:Choice Requires="wpg">
+            <w:drawing>
+              <wp:anchor xmlns:wp="http://schemas.openxmlformats.org/drawingml/2006/wordprocessingDrawing" xmlns:wp14="http://schemas.microsoft.com/office/word/2010/wordprocessingDrawing" distT="0" distB="0" distL="115200" distR="115200" simplePos="0" relativeHeight="20480" behindDoc="0" locked="0" layoutInCell="1" allowOverlap="1">
+                <wp:simplePos x="0" y="0"/>
+                <wp:positionH relativeFrom="column">
+                  <wp:posOffset>2230506</wp:posOffset>
+                </wp:positionH>
+                <wp:positionV relativeFrom="paragraph">
+                  <wp:posOffset>55024</wp:posOffset>
+                </wp:positionV>
+                <wp:extent cx="1482587" cy="886239"/>
+                <wp:effectExtent l="3175" t="3175" r="3175" b="3175"/>
+                <wp:wrapNone/>
+                <wp:docPr id="15" name=""/>
+                <wp:cNvGraphicFramePr/>
+                <a:graphic xmlns:a="http://schemas.openxmlformats.org/drawingml/2006/main">
+                  <a:graphicData uri="http://schemas.microsoft.com/office/word/2010/wordprocessingShape">
+                    <wps:wsp>
+                      <wps:cNvPr id="0" name=""/>
+                      <wps:cNvSpPr txBox="1"/>
+                      <wps:spPr bwMode="auto">
+                        <a:xfrm rot="0" flipH="0" flipV="0">
+                          <a:off x="0" y="0"/>
+                          <a:ext cx="1482586" cy="886239"/>
+                        </a:xfrm>
+                        <a:prstGeom prst="rect">
+                          <a:avLst/>
+                        </a:prstGeom>
+                        <a:solidFill>
+                          <a:schemeClr val="lt1"/>
+                        </a:solidFill>
+                        <a:ln w="6350">
+                          <a:solidFill>
+                            <a:prstClr val="black"/>
+                          </a:solidFill>
+                        </a:ln>
+                      </wps:spPr>
+                      <wps:txbx>
+                        <w:txbxContent>
+                          <w:p>
+                            <w:pPr>
+                              <w:pBdr/>
+                              <w:spacing/>
+                              <w:ind/>
+                              <w:rPr>
+                                <w:rFonts w:ascii="Asana Math" w:hAnsi="Asana Math" w:eastAsia="Asana Math" w:cs="Asana Math"/>
+                                <w:highlight w:val="none"/>
+                                <w:lang w:val="es-ES"/>
+                              </w:rPr>
+                            </w:pPr>
+                            <w:r>
+                              <w:rPr>
+                                <w:rFonts w:ascii="Asana Math" w:hAnsi="Asana Math" w:eastAsia="Asana Math" w:cs="Asana Math"/>
+                                <w:lang w:val="es-ES"/>
+                              </w:rPr>
+                              <w:t xml:space="preserve">010</w:t>
+                            </w:r>
+                            <w:r>
+                              <w:rPr>
+                                <w:rFonts w:ascii="Asana Math" w:hAnsi="Asana Math" w:cs="Asana Math"/>
+                                <w:lang w:val="es-ES"/>
+                              </w:rPr>
+                              <w:t xml:space="preserve">  - 000  - 110  - 000</w:t>
+                            </w:r>
+                            <w:r>
+                              <w:rPr>
+                                <w:rFonts w:ascii="Asana Math" w:hAnsi="Asana Math" w:cs="Asana Math"/>
+                              </w:rPr>
+                            </w:r>
+                            <w:r>
+                              <w:rPr>
+                                <w:rFonts w:ascii="Asana Math" w:hAnsi="Asana Math" w:eastAsia="Asana Math" w:cs="Asana Math"/>
+                                <w:highlight w:val="none"/>
+                                <w:lang w:val="es-ES"/>
+                              </w:rPr>
+                            </w:r>
+                            <w:r>
+                              <w:rPr>
+                                <w:rFonts w:ascii="Asana Math" w:hAnsi="Asana Math" w:eastAsia="Asana Math" w:cs="Asana Math"/>
+                                <w:highlight w:val="none"/>
+                                <w:lang w:val="es-ES"/>
+                              </w:rPr>
+                            </w:r>
+                          </w:p>
+                          <w:p>
+                            <w:pPr>
+                              <w:pBdr/>
+                              <w:spacing/>
+                              <w:ind/>
+                              <w:rPr>
+                                <w:rFonts w:ascii="Asana Math" w:hAnsi="Asana Math" w:eastAsia="Asana Math" w:cs="Asana Math"/>
+                                <w:highlight w:val="none"/>
+                                <w:lang w:val="es-ES"/>
+                              </w:rPr>
+                            </w:pPr>
+                            <w:r>
+                              <w:rPr>
+                                <w:rFonts w:ascii="Asana Math" w:hAnsi="Asana Math" w:eastAsia="Asana Math" w:cs="Asana Math"/>
+                                <w:highlight w:val="none"/>
+                                <w:lang w:val="es-ES"/>
+                              </w:rPr>
+                              <w:t xml:space="preserve">010  - 111  - 010  - 001</w:t>
+                            </w:r>
+                            <w:r>
+                              <w:rPr>
+                                <w:rFonts w:ascii="Asana Math" w:hAnsi="Asana Math" w:cs="Asana Math"/>
+                              </w:rPr>
+                            </w:r>
+                            <w:r>
+                              <w:rPr>
+                                <w:rFonts w:ascii="Asana Math" w:hAnsi="Asana Math" w:eastAsia="Asana Math" w:cs="Asana Math"/>
+                                <w:highlight w:val="none"/>
+                                <w:lang w:val="es-ES"/>
+                              </w:rPr>
+                            </w:r>
+                            <w:r>
+                              <w:rPr>
+                                <w:rFonts w:ascii="Asana Math" w:hAnsi="Asana Math" w:eastAsia="Asana Math" w:cs="Asana Math"/>
+                                <w:highlight w:val="none"/>
+                                <w:lang w:val="es-ES"/>
+                              </w:rPr>
+                            </w:r>
+                          </w:p>
+                          <w:p>
+                            <w:pPr>
+                              <w:pBdr/>
+                              <w:spacing/>
+                              <w:ind/>
+                              <w:rPr>
+                                <w:rFonts w:ascii="Asana Math" w:hAnsi="Asana Math" w:cs="Asana Math"/>
+                              </w:rPr>
+                            </w:pPr>
+                            <w:r>
+                              <w:rPr>
+                                <w:rFonts w:ascii="Asana Math" w:hAnsi="Asana Math" w:eastAsia="Asana Math" w:cs="Asana Math"/>
+                                <w:highlight w:val="none"/>
+                                <w:lang w:val="es-ES"/>
+                              </w:rPr>
+                              <w:t xml:space="preserve">011</w:t>
+                            </w:r>
+                            <w:r>
+                              <w:rPr>
+                                <w:rFonts w:ascii="Asana Math" w:hAnsi="Asana Math" w:eastAsia="Asana Math" w:cs="Asana Math"/>
+                                <w:highlight w:val="none"/>
+                                <w:lang w:val="es-ES"/>
+                              </w:rPr>
+                              <w:t xml:space="preserve">  - 100  - 010  - 111</w:t>
+                            </w:r>
+                            <w:r>
+                              <w:rPr>
+                                <w:rFonts w:ascii="Asana Math" w:hAnsi="Asana Math" w:eastAsia="Asana Math" w:cs="Asana Math"/>
+                                <w:highlight w:val="none"/>
+                                <w:lang w:val="es-ES"/>
+                              </w:rPr>
+                            </w:r>
+                            <w:r>
+                              <w:rPr>
+                                <w:rFonts w:ascii="Asana Math" w:hAnsi="Asana Math" w:cs="Asana Math"/>
+                              </w:rPr>
+                            </w:r>
+                            <w:r>
+                              <w:rPr>
+                                <w:rFonts w:ascii="Asana Math" w:hAnsi="Asana Math" w:cs="Asana Math"/>
+                              </w:rPr>
+                            </w:r>
+                          </w:p>
+                        </w:txbxContent>
+                      </wps:txbx>
+                      <wps:bodyPr vertOverflow="overflow" horzOverflow="overflow" vert="horz" wrap="square" lIns="91440" tIns="45720" rIns="91440" bIns="45720" numCol="1" spcCol="0" rtlCol="0" fromWordArt="0" anchor="t" anchorCtr="0" forceAA="0" upright="0" compatLnSpc="0"/>
+                    </wps:wsp>
+                  </a:graphicData>
+                </a:graphic>
+              </wp:anchor>
+            </w:drawing>
+          </mc:Choice>
+          <mc:Fallback>
+            <w:pict>
+              <v:shape id="shape 14" o:spid="_x0000_s14" o:spt="202" type="#_x0000_t202" style="position:absolute;z-index:20480;o:allowoverlap:true;o:allowincell:true;mso-position-horizontal-relative:text;margin-left:175.63pt;mso-position-horizontal:absolute;mso-position-vertical-relative:text;margin-top:4.33pt;mso-position-vertical:absolute;width:116.74pt;height:69.78pt;mso-wrap-distance-left:9.07pt;mso-wrap-distance-top:0.00pt;mso-wrap-distance-right:9.07pt;mso-wrap-distance-bottom:0.00pt;rotation:0;v-text-anchor:top;visibility:visible;" fillcolor="#FFFFFF" strokecolor="#000000" strokeweight="0.50pt">
+                <v:textbox inset="0,0,0,0">
+                  <w:txbxContent>
+                    <w:p>
+                      <w:pPr>
+                        <w:pBdr/>
+                        <w:spacing/>
+                        <w:ind/>
+                        <w:rPr>
+                          <w:rFonts w:ascii="Asana Math" w:hAnsi="Asana Math" w:eastAsia="Asana Math" w:cs="Asana Math"/>
+                          <w:highlight w:val="none"/>
+                          <w:lang w:val="es-ES"/>
+                        </w:rPr>
+                      </w:pPr>
+                      <w:r>
+                        <w:rPr>
+                          <w:rFonts w:ascii="Asana Math" w:hAnsi="Asana Math" w:eastAsia="Asana Math" w:cs="Asana Math"/>
+                          <w:lang w:val="es-ES"/>
+                        </w:rPr>
+                        <w:t xml:space="preserve">010</w:t>
+                      </w:r>
+                      <w:r>
+                        <w:rPr>
+                          <w:rFonts w:ascii="Asana Math" w:hAnsi="Asana Math" w:cs="Asana Math"/>
+                          <w:lang w:val="es-ES"/>
+                        </w:rPr>
+                        <w:t xml:space="preserve">  - 000  - 110  - 000</w:t>
+                      </w:r>
+                      <w:r>
+                        <w:rPr>
+                          <w:rFonts w:ascii="Asana Math" w:hAnsi="Asana Math" w:cs="Asana Math"/>
+                        </w:rPr>
+                      </w:r>
+                      <w:r>
+                        <w:rPr>
+                          <w:rFonts w:ascii="Asana Math" w:hAnsi="Asana Math" w:eastAsia="Asana Math" w:cs="Asana Math"/>
+                          <w:highlight w:val="none"/>
+                          <w:lang w:val="es-ES"/>
+                        </w:rPr>
+                      </w:r>
+                      <w:r>
+                        <w:rPr>
+                          <w:rFonts w:ascii="Asana Math" w:hAnsi="Asana Math" w:eastAsia="Asana Math" w:cs="Asana Math"/>
+                          <w:highlight w:val="none"/>
+                          <w:lang w:val="es-ES"/>
+                        </w:rPr>
+                      </w:r>
+                    </w:p>
+                    <w:p>
+                      <w:pPr>
+                        <w:pBdr/>
+                        <w:spacing/>
+                        <w:ind/>
+                        <w:rPr>
+                          <w:rFonts w:ascii="Asana Math" w:hAnsi="Asana Math" w:eastAsia="Asana Math" w:cs="Asana Math"/>
+                          <w:highlight w:val="none"/>
+                          <w:lang w:val="es-ES"/>
+                        </w:rPr>
+                      </w:pPr>
+                      <w:r>
+                        <w:rPr>
+                          <w:rFonts w:ascii="Asana Math" w:hAnsi="Asana Math" w:eastAsia="Asana Math" w:cs="Asana Math"/>
+                          <w:highlight w:val="none"/>
+                          <w:lang w:val="es-ES"/>
+                        </w:rPr>
+                        <w:t xml:space="preserve">010  - 111  - 010  - 001</w:t>
+                      </w:r>
+                      <w:r>
+                        <w:rPr>
+                          <w:rFonts w:ascii="Asana Math" w:hAnsi="Asana Math" w:cs="Asana Math"/>
+                        </w:rPr>
+                      </w:r>
+                      <w:r>
+                        <w:rPr>
+                          <w:rFonts w:ascii="Asana Math" w:hAnsi="Asana Math" w:eastAsia="Asana Math" w:cs="Asana Math"/>
+                          <w:highlight w:val="none"/>
+                          <w:lang w:val="es-ES"/>
+                        </w:rPr>
+                      </w:r>
+                      <w:r>
+                        <w:rPr>
+                          <w:rFonts w:ascii="Asana Math" w:hAnsi="Asana Math" w:eastAsia="Asana Math" w:cs="Asana Math"/>
+                          <w:highlight w:val="none"/>
+                          <w:lang w:val="es-ES"/>
+                        </w:rPr>
+                      </w:r>
+                    </w:p>
+                    <w:p>
+                      <w:pPr>
+                        <w:pBdr/>
+                        <w:spacing/>
+                        <w:ind/>
+                        <w:rPr>
+                          <w:rFonts w:ascii="Asana Math" w:hAnsi="Asana Math" w:cs="Asana Math"/>
+                        </w:rPr>
+                      </w:pPr>
+                      <w:r>
+                        <w:rPr>
+                          <w:rFonts w:ascii="Asana Math" w:hAnsi="Asana Math" w:eastAsia="Asana Math" w:cs="Asana Math"/>
+                          <w:highlight w:val="none"/>
+                          <w:lang w:val="es-ES"/>
+                        </w:rPr>
+                        <w:t xml:space="preserve">011</w:t>
+                      </w:r>
+                      <w:r>
+                        <w:rPr>
+                          <w:rFonts w:ascii="Asana Math" w:hAnsi="Asana Math" w:eastAsia="Asana Math" w:cs="Asana Math"/>
+                          <w:highlight w:val="none"/>
+                          <w:lang w:val="es-ES"/>
+                        </w:rPr>
+                        <w:t xml:space="preserve">  - 100  - 010  - 111</w:t>
+                      </w:r>
+                      <w:r>
+                        <w:rPr>
+                          <w:rFonts w:ascii="Asana Math" w:hAnsi="Asana Math" w:eastAsia="Asana Math" w:cs="Asana Math"/>
+                          <w:highlight w:val="none"/>
+                          <w:lang w:val="es-ES"/>
+                        </w:rPr>
+                      </w:r>
+                      <w:r>
+                        <w:rPr>
+                          <w:rFonts w:ascii="Asana Math" w:hAnsi="Asana Math" w:cs="Asana Math"/>
+                        </w:rPr>
+                      </w:r>
+                      <w:r>
+                        <w:rPr>
+                          <w:rFonts w:ascii="Asana Math" w:hAnsi="Asana Math" w:cs="Asana Math"/>
+                        </w:rPr>
+                      </w:r>
+                    </w:p>
+                  </w:txbxContent>
+                </v:textbox>
+              </v:shape>
+            </w:pict>
+          </mc:Fallback>
+        </mc:AlternateContent>
+      </w:r>
+      <w:r>
+        <w:rPr>
+          <w:rFonts w:ascii="Asana Math" w:hAnsi="Asana Math" w:cs="Asana Math"/>
+        </w:rPr>
+      </w:r>
+      <w:r>
+        <w:rPr>
+          <w:rFonts w:ascii="Asana Math" w:hAnsi="Asana Math" w:cs="Asana Math"/>
+        </w:rPr>
+      </w:r>
+      <w:r>
+        <w:rPr>
+          <w:rFonts w:ascii="Asana Math" w:hAnsi="Asana Math" w:cs="Asana Math"/>
+        </w:rPr>
+      </w:r>
+    </w:p>
+    <w:p>
+      <w:pPr>
+        <w:pBdr/>
+        <w:spacing/>
+        <w:ind/>
+        <w:jc w:val="center"/>
+        <w:rPr>
+          <w:rFonts w:ascii="Asana Math" w:hAnsi="Asana Math" w:cs="Asana Math"/>
+        </w:rPr>
+      </w:pPr>
+      <w:r>
+        <w:rPr>
+          <w:rFonts w:ascii="Asana Math" w:hAnsi="Asana Math" w:cs="Asana Math"/>
+        </w:rPr>
+      </w:r>
+      <w:r>
+        <w:rPr>
+          <w:rFonts w:ascii="Asana Math" w:hAnsi="Asana Math" w:cs="Asana Math"/>
+        </w:rPr>
+      </w:r>
+      <w:r>
+        <w:rPr>
+          <w:rFonts w:ascii="Asana Math" w:hAnsi="Asana Math" w:cs="Asana Math"/>
+        </w:rPr>
+      </w:r>
+    </w:p>
+    <w:p>
+      <w:pPr>
+        <w:pBdr/>
+        <w:spacing/>
+        <w:ind/>
+        <w:jc w:val="center"/>
+        <w:rPr>
+          <w:rFonts w:ascii="Asana Math" w:hAnsi="Asana Math" w:cs="Asana Math"/>
+        </w:rPr>
+      </w:pPr>
+      <w:r>
+        <w:rPr>
+          <w:rFonts w:ascii="Asana Math" w:hAnsi="Asana Math" w:cs="Asana Math"/>
+          <w:highlight w:val="none"/>
+          <w:lang w:val="es-ES"/>
+        </w:rPr>
+      </w:r>
+      <w:r>
+        <w:rPr>
+          <w:rFonts w:ascii="Asana Math" w:hAnsi="Asana Math" w:cs="Asana Math"/>
+          <w:highlight w:val="none"/>
+          <w:lang w:val="es-ES"/>
+        </w:rPr>
+      </w:r>
+      <w:r>
+        <w:rPr>
+          <w:rFonts w:ascii="Asana Math" w:hAnsi="Asana Math" w:cs="Asana Math"/>
+          <w:highlight w:val="none"/>
+          <w:lang w:val="es-ES"/>
+        </w:rPr>
+      </w:r>
+    </w:p>
+    <w:p>
+      <w:pPr>
+        <w:pBdr/>
+        <w:spacing/>
+        <w:ind/>
+        <w:jc w:val="left"/>
+        <w:rPr>
+          <w:rFonts w:ascii="Asana Math" w:hAnsi="Asana Math" w:cs="Asana Math"/>
+          <w:highlight w:val="none"/>
+          <w:lang w:val="es-ES"/>
+        </w:rPr>
+      </w:pPr>
+      <w:r>
+        <w:rPr>
+          <w:rFonts w:ascii="Asana Math" w:hAnsi="Asana Math" w:cs="Asana Math"/>
+          <w:highlight w:val="none"/>
+          <w:lang w:val="es-ES"/>
+        </w:rPr>
+      </w:r>
+      <w:r>
+        <w:rPr>
+          <w:rFonts w:ascii="Asana Math" w:hAnsi="Asana Math" w:cs="Asana Math"/>
+          <w:highlight w:val="none"/>
+          <w:lang w:val="es-ES"/>
+        </w:rPr>
+      </w:r>
+      <w:r>
+        <w:rPr>
+          <w:rFonts w:ascii="Asana Math" w:hAnsi="Asana Math" w:cs="Asana Math"/>
+          <w:highlight w:val="none"/>
+          <w:lang w:val="es-ES"/>
+        </w:rPr>
+      </w:r>
+    </w:p>
+    <w:p>
+      <w:pPr>
+        <w:pBdr/>
+        <w:spacing/>
+        <w:ind/>
+        <w:jc w:val="center"/>
+        <w:rPr>
+          <w:rFonts w:ascii="Asana Math" w:hAnsi="Asana Math" w:cs="Asana Math"/>
+          <w:highlight w:val="none"/>
+          <w:lang w:val="es-ES"/>
+        </w:rPr>
+      </w:pPr>
+      <w:r>
+        <w:rPr>
+          <w:rFonts w:ascii="Asana Math" w:hAnsi="Asana Math" w:cs="Asana Math"/>
+          <w:highlight w:val="none"/>
+          <w:lang w:val="es-ES"/>
+        </w:rPr>
+      </w:r>
+      <w:r>
+        <w:rPr>
+          <w:rFonts w:ascii="Asana Math" w:hAnsi="Asana Math" w:cs="Asana Math"/>
           <w:highlight w:val="none"/>
           <w:lang w:val="es-ES"/>
         </w:rPr>

--- a/Documentacion_Desafio1.docx
+++ b/Documentacion_Desafio1.docx
@@ -805,7 +805,7 @@
           <w:sz w:val="40"/>
           <w:szCs w:val="40"/>
           <w:highlight w:val="none"/>
-          <w:lang w:val="es-ES" w:bidi="es-ES"/>
+          <w:lang w:val="es-ES"/>
         </w:rPr>
       </w:r>
       <w:r>
@@ -894,6 +894,15 @@
           <w:lang w:val="es-ES"/>
         </w:rPr>
       </w:r>
+      <w:r>
+        <w:rPr>
+          <w:rFonts w:ascii="Asana Math" w:hAnsi="Asana Math" w:eastAsia="Asana Math" w:cs="Asana Math"/>
+          <w:sz w:val="40"/>
+          <w:szCs w:val="40"/>
+          <w:highlight w:val="none"/>
+          <w:lang w:val="es-ES"/>
+        </w:rPr>
+      </w:r>
     </w:p>
     <w:p>
       <w:pPr>
@@ -1104,34 +1113,33 @@
           <w:sz w:val="24"/>
           <w:szCs w:val="24"/>
           <w:highlight w:val="none"/>
-          <w:lang w:val="es-ES"/>
-        </w:rPr>
-      </w:r>
-    </w:p>
-    <w:p>
-      <w:pPr>
-        <w:pBdr/>
-        <w:spacing/>
-        <w:ind/>
-        <w:jc w:val="left"/>
+          <w:lang w:val="es-ES" w:bidi="es-ES"/>
+        </w:rPr>
+      </w:r>
+      <w:r>
         <w:rPr>
           <w:rFonts w:ascii="Asana Math" w:hAnsi="Asana Math" w:eastAsia="Asana Math" w:cs="Asana Math"/>
           <w:sz w:val="24"/>
           <w:szCs w:val="24"/>
           <w:highlight w:val="none"/>
-          <w:lang w:val="es-ES"/>
-        </w:rPr>
-      </w:pPr>
-      <w:r>
+          <w:lang w:val="es-ES" w:bidi="es-ES"/>
+        </w:rPr>
+      </w:r>
+    </w:p>
+    <w:p>
+      <w:pPr>
+        <w:pBdr/>
+        <w:spacing/>
+        <w:ind/>
+        <w:jc w:val="left"/>
         <w:rPr>
           <w:rFonts w:ascii="Asana Math" w:hAnsi="Asana Math" w:eastAsia="Asana Math" w:cs="Asana Math"/>
           <w:sz w:val="24"/>
           <w:szCs w:val="24"/>
           <w:highlight w:val="none"/>
-          <w:lang w:val="es-ES" w:bidi="es-ES"/>
-        </w:rPr>
-        <w:t xml:space="preserve">2.2.USO DE MEMORIA DINAMICA.......................................................................................</w:t>
-      </w:r>
+          <w:lang w:val="es-ES"/>
+        </w:rPr>
+      </w:pPr>
       <w:r>
         <w:rPr>
           <w:rFonts w:ascii="Asana Math" w:hAnsi="Asana Math" w:eastAsia="Asana Math" w:cs="Asana Math"/>
@@ -1140,6 +1148,7 @@
           <w:highlight w:val="none"/>
           <w:lang w:val="es-ES" w:bidi="es-ES"/>
         </w:rPr>
+        <w:t xml:space="preserve">2.2.USO DE MEMORIA DINAMICA.......................................................................................</w:t>
       </w:r>
       <w:r>
         <w:rPr>
@@ -1147,16 +1156,10 @@
           <w:sz w:val="24"/>
           <w:szCs w:val="24"/>
           <w:highlight w:val="none"/>
-          <w:lang w:val="es-ES" w:bidi="es-ES"/>
-        </w:rPr>
-      </w:r>
-    </w:p>
-    <w:p>
-      <w:pPr>
-        <w:pBdr/>
-        <w:spacing/>
-        <w:ind/>
-        <w:jc w:val="left"/>
+          <w:lang w:val="es-ES"/>
+        </w:rPr>
+      </w:r>
+      <w:r>
         <w:rPr>
           <w:rFonts w:ascii="Asana Math" w:hAnsi="Asana Math" w:eastAsia="Asana Math" w:cs="Asana Math"/>
           <w:sz w:val="24"/>
@@ -1164,17 +1167,22 @@
           <w:highlight w:val="none"/>
           <w:lang w:val="es-ES"/>
         </w:rPr>
-      </w:pPr>
-      <w:r>
+      </w:r>
+    </w:p>
+    <w:p>
+      <w:pPr>
+        <w:pBdr/>
+        <w:spacing/>
+        <w:ind/>
+        <w:jc w:val="left"/>
         <w:rPr>
           <w:rFonts w:ascii="Asana Math" w:hAnsi="Asana Math" w:eastAsia="Asana Math" w:cs="Asana Math"/>
           <w:sz w:val="24"/>
           <w:szCs w:val="24"/>
           <w:highlight w:val="none"/>
-          <w:lang w:val="es-ES" w:bidi="es-ES"/>
-        </w:rPr>
-        <w:t xml:space="preserve">3. PIEZAS Y SU REPRESENTACI</w:t>
-      </w:r>
+          <w:lang w:val="es-ES"/>
+        </w:rPr>
+      </w:pPr>
       <w:r>
         <w:rPr>
           <w:rFonts w:ascii="Asana Math" w:hAnsi="Asana Math" w:eastAsia="Asana Math" w:cs="Asana Math"/>
@@ -1183,7 +1191,7 @@
           <w:highlight w:val="none"/>
           <w:lang w:val="es-ES" w:bidi="es-ES"/>
         </w:rPr>
-        <w:t xml:space="preserve">ÓN.......................................................................................</w:t>
+        <w:t xml:space="preserve">3. PIEZAS Y SU REPRESENTACI</w:t>
       </w:r>
       <w:r>
         <w:rPr>
@@ -1193,6 +1201,7 @@
           <w:highlight w:val="none"/>
           <w:lang w:val="es-ES" w:bidi="es-ES"/>
         </w:rPr>
+        <w:t xml:space="preserve">ÓN.......................................................................................</w:t>
       </w:r>
       <w:r>
         <w:rPr>
@@ -1203,6 +1212,302 @@
           <w:lang w:val="es-ES"/>
         </w:rPr>
       </w:r>
+      <w:r>
+        <w:rPr>
+          <w:rFonts w:ascii="Asana Math" w:hAnsi="Asana Math" w:eastAsia="Asana Math" w:cs="Asana Math"/>
+          <w:sz w:val="24"/>
+          <w:szCs w:val="24"/>
+          <w:highlight w:val="none"/>
+          <w:lang w:val="es-ES"/>
+        </w:rPr>
+      </w:r>
+      <w:r>
+        <w:rPr>
+          <w:rFonts w:ascii="Asana Math" w:hAnsi="Asana Math" w:eastAsia="Asana Math" w:cs="Asana Math"/>
+          <w:sz w:val="24"/>
+          <w:szCs w:val="24"/>
+          <w:highlight w:val="none"/>
+          <w:lang w:val="es-ES"/>
+        </w:rPr>
+      </w:r>
+    </w:p>
+    <w:p>
+      <w:pPr>
+        <w:pBdr/>
+        <w:spacing/>
+        <w:ind/>
+        <w:jc w:val="left"/>
+        <w:rPr>
+          <w:rFonts w:ascii="Asana Math" w:hAnsi="Asana Math" w:cs="Asana Math"/>
+          <w:b w:val="0"/>
+          <w:bCs w:val="0"/>
+          <w:color w:val="000000" w:themeColor="text1"/>
+          <w:sz w:val="24"/>
+          <w:szCs w:val="24"/>
+          <w:highlight w:val="none"/>
+          <w:lang w:val="es-ES" w:bidi="es-ES"/>
+        </w:rPr>
+      </w:pPr>
+      <w:r>
+        <w:rPr>
+          <w:rFonts w:ascii="Asana Math" w:hAnsi="Asana Math" w:eastAsia="Asana Math" w:cs="Asana Math"/>
+          <w:sz w:val="24"/>
+          <w:szCs w:val="24"/>
+          <w:highlight w:val="none"/>
+          <w:lang w:val="es-ES" w:bidi="es-ES"/>
+        </w:rPr>
+        <w:t xml:space="preserve">3.1 </w:t>
+      </w:r>
+      <w:r>
+        <w:rPr>
+          <w:rFonts w:ascii="Asana Math" w:hAnsi="Asana Math" w:cs="Asana Math"/>
+          <w:b w:val="0"/>
+          <w:bCs w:val="0"/>
+          <w:color w:val="000000" w:themeColor="text1"/>
+          <w:sz w:val="24"/>
+          <w:szCs w:val="24"/>
+          <w:highlight w:val="none"/>
+          <w:lang w:val="es-ES" w:bidi="es-ES"/>
+        </w:rPr>
+        <w:t xml:space="preserve">INDEXACION Y BIT MASKING.</w:t>
+      </w:r>
+      <w:r>
+        <w:rPr>
+          <w:rFonts w:ascii="Asana Math" w:hAnsi="Asana Math" w:cs="Asana Math"/>
+          <w:b w:val="0"/>
+          <w:bCs w:val="0"/>
+          <w:color w:val="000000" w:themeColor="text1"/>
+          <w:sz w:val="24"/>
+          <w:szCs w:val="24"/>
+          <w:highlight w:val="none"/>
+          <w:lang w:val="es-ES" w:bidi="es-ES"/>
+        </w:rPr>
+        <w:t xml:space="preserve">.......................................................................................</w:t>
+      </w:r>
+      <w:r>
+        <w:rPr>
+          <w:rFonts w:ascii="Asana Math" w:hAnsi="Asana Math" w:cs="Asana Math"/>
+          <w:b w:val="0"/>
+          <w:bCs w:val="0"/>
+          <w:color w:val="000000" w:themeColor="text1"/>
+          <w:sz w:val="24"/>
+          <w:szCs w:val="24"/>
+          <w:highlight w:val="none"/>
+          <w:lang w:val="es-ES" w:bidi="es-ES"/>
+        </w:rPr>
+      </w:r>
+    </w:p>
+    <w:p>
+      <w:pPr>
+        <w:pBdr/>
+        <w:spacing/>
+        <w:ind/>
+        <w:jc w:val="left"/>
+        <w:rPr>
+          <w:rFonts w:ascii="Asana Math" w:hAnsi="Asana Math" w:cs="Asana Math"/>
+          <w:b w:val="0"/>
+          <w:bCs w:val="0"/>
+          <w:color w:val="000000" w:themeColor="text1"/>
+          <w:sz w:val="24"/>
+          <w:szCs w:val="24"/>
+          <w:highlight w:val="none"/>
+          <w:lang w:val="es-ES" w:bidi="es-ES"/>
+        </w:rPr>
+      </w:pPr>
+      <w:r>
+        <w:rPr>
+          <w:rFonts w:ascii="Asana Math" w:hAnsi="Asana Math" w:cs="Asana Math"/>
+          <w:b w:val="0"/>
+          <w:bCs w:val="0"/>
+          <w:color w:val="000000" w:themeColor="text1"/>
+          <w:sz w:val="24"/>
+          <w:szCs w:val="24"/>
+          <w:highlight w:val="none"/>
+          <w:lang w:val="es-ES" w:bidi="es-ES"/>
+        </w:rPr>
+        <w:t xml:space="preserve">3.2 ROTACI</w:t>
+      </w:r>
+      <w:r>
+        <w:rPr>
+          <w:rFonts w:ascii="Asana Math" w:hAnsi="Asana Math" w:cs="Asana Math"/>
+          <w:b w:val="0"/>
+          <w:bCs w:val="0"/>
+          <w:color w:val="000000" w:themeColor="text1"/>
+          <w:sz w:val="24"/>
+          <w:szCs w:val="24"/>
+          <w:highlight w:val="none"/>
+          <w:lang w:val="es-ES" w:bidi="es-ES"/>
+        </w:rPr>
+        <w:t xml:space="preserve">ÓN DE FICHAS......................................................................................................</w:t>
+      </w:r>
+      <w:r>
+        <w:rPr>
+          <w:rFonts w:ascii="Asana Math" w:hAnsi="Asana Math" w:cs="Asana Math"/>
+          <w:b w:val="0"/>
+          <w:bCs w:val="0"/>
+          <w:color w:val="000000" w:themeColor="text1"/>
+          <w:sz w:val="24"/>
+          <w:szCs w:val="24"/>
+          <w:highlight w:val="none"/>
+          <w:lang w:val="es-ES" w:bidi="es-ES"/>
+        </w:rPr>
+      </w:r>
+      <w:r>
+        <w:rPr>
+          <w:rFonts w:ascii="Asana Math" w:hAnsi="Asana Math" w:cs="Asana Math"/>
+          <w:b w:val="0"/>
+          <w:bCs w:val="0"/>
+          <w:color w:val="000000" w:themeColor="text1"/>
+          <w:sz w:val="24"/>
+          <w:szCs w:val="24"/>
+          <w:highlight w:val="none"/>
+          <w:lang w:val="es-ES" w:bidi="es-ES"/>
+        </w:rPr>
+      </w:r>
+    </w:p>
+    <w:p>
+      <w:pPr>
+        <w:pBdr/>
+        <w:spacing/>
+        <w:ind/>
+        <w:jc w:val="left"/>
+        <w:rPr>
+          <w:rFonts w:ascii="Asana Math" w:hAnsi="Asana Math" w:cs="Asana Math"/>
+          <w:b w:val="0"/>
+          <w:bCs w:val="0"/>
+          <w:color w:val="000000" w:themeColor="text1"/>
+          <w:sz w:val="24"/>
+          <w:szCs w:val="24"/>
+          <w:highlight w:val="none"/>
+          <w:lang w:val="es-ES" w:bidi="es-ES"/>
+        </w:rPr>
+      </w:pPr>
+      <w:r>
+        <w:rPr>
+          <w:rFonts w:ascii="Asana Math" w:hAnsi="Asana Math" w:cs="Asana Math"/>
+          <w:b w:val="0"/>
+          <w:bCs w:val="0"/>
+          <w:color w:val="000000" w:themeColor="text1"/>
+          <w:sz w:val="24"/>
+          <w:szCs w:val="24"/>
+          <w:highlight w:val="none"/>
+          <w:lang w:val="es-ES" w:bidi="es-ES"/>
+        </w:rPr>
+        <w:t xml:space="preserve">3.3 MEMORIA DINAMICA.......................................................................................................</w:t>
+      </w:r>
+      <w:r>
+        <w:rPr>
+          <w:rFonts w:ascii="Asana Math" w:hAnsi="Asana Math" w:cs="Asana Math"/>
+          <w:b w:val="0"/>
+          <w:bCs w:val="0"/>
+          <w:color w:val="000000" w:themeColor="text1"/>
+          <w:sz w:val="24"/>
+          <w:szCs w:val="24"/>
+          <w:highlight w:val="none"/>
+          <w:lang w:val="es-ES" w:bidi="es-ES"/>
+        </w:rPr>
+      </w:r>
+      <w:r>
+        <w:rPr>
+          <w:rFonts w:ascii="Asana Math" w:hAnsi="Asana Math" w:cs="Asana Math"/>
+          <w:b w:val="0"/>
+          <w:bCs w:val="0"/>
+          <w:color w:val="000000" w:themeColor="text1"/>
+          <w:sz w:val="24"/>
+          <w:szCs w:val="24"/>
+          <w:highlight w:val="none"/>
+          <w:lang w:val="es-ES" w:bidi="es-ES"/>
+        </w:rPr>
+      </w:r>
+    </w:p>
+    <w:p>
+      <w:pPr>
+        <w:pBdr/>
+        <w:spacing/>
+        <w:ind/>
+        <w:jc w:val="left"/>
+        <w:rPr>
+          <w:rFonts w:ascii="Asana Math" w:hAnsi="Asana Math" w:cs="Asana Math"/>
+          <w:b w:val="0"/>
+          <w:bCs w:val="0"/>
+          <w:color w:val="000000" w:themeColor="text1"/>
+          <w:sz w:val="24"/>
+          <w:szCs w:val="24"/>
+          <w:highlight w:val="none"/>
+          <w:lang w:val="es-ES" w:bidi="es-ES"/>
+        </w:rPr>
+      </w:pPr>
+      <w:r>
+        <w:rPr>
+          <w:rFonts w:ascii="Asana Math" w:hAnsi="Asana Math" w:cs="Asana Math"/>
+          <w:b w:val="0"/>
+          <w:bCs w:val="0"/>
+          <w:color w:val="000000" w:themeColor="text1"/>
+          <w:sz w:val="24"/>
+          <w:szCs w:val="24"/>
+          <w:highlight w:val="none"/>
+          <w:lang w:val="es-ES" w:bidi="es-ES"/>
+        </w:rPr>
+        <w:t xml:space="preserve">4. MOVIMIENTOS......................................................................................................................</w:t>
+      </w:r>
+      <w:r>
+        <w:rPr>
+          <w:rFonts w:ascii="Asana Math" w:hAnsi="Asana Math" w:cs="Asana Math"/>
+          <w:b w:val="0"/>
+          <w:bCs w:val="0"/>
+          <w:color w:val="000000" w:themeColor="text1"/>
+          <w:sz w:val="24"/>
+          <w:szCs w:val="24"/>
+          <w:highlight w:val="none"/>
+          <w:lang w:val="es-ES" w:bidi="es-ES"/>
+        </w:rPr>
+      </w:r>
+      <w:r>
+        <w:rPr>
+          <w:rFonts w:ascii="Asana Math" w:hAnsi="Asana Math" w:cs="Asana Math"/>
+          <w:b w:val="0"/>
+          <w:bCs w:val="0"/>
+          <w:color w:val="000000" w:themeColor="text1"/>
+          <w:sz w:val="24"/>
+          <w:szCs w:val="24"/>
+          <w:highlight w:val="none"/>
+          <w:lang w:val="es-ES" w:bidi="es-ES"/>
+        </w:rPr>
+      </w:r>
+    </w:p>
+    <w:p>
+      <w:pPr>
+        <w:pBdr/>
+        <w:spacing/>
+        <w:ind/>
+        <w:jc w:val="left"/>
+        <w:rPr>
+          <w:rFonts w:ascii="Asana Math" w:hAnsi="Asana Math" w:eastAsia="Asana Math" w:cs="Asana Math"/>
+          <w:sz w:val="24"/>
+          <w:szCs w:val="24"/>
+          <w:highlight w:val="none"/>
+          <w:lang w:val="es-ES"/>
+        </w:rPr>
+      </w:pPr>
+      <w:r>
+        <w:rPr>
+          <w:rFonts w:ascii="Asana Math" w:hAnsi="Asana Math" w:eastAsia="Asana Math" w:cs="Asana Math"/>
+          <w:sz w:val="24"/>
+          <w:szCs w:val="24"/>
+          <w:highlight w:val="none"/>
+          <w:lang w:val="es-ES" w:bidi="es-ES"/>
+        </w:rPr>
+      </w:r>
+      <w:r>
+        <w:rPr>
+          <w:rFonts w:ascii="Asana Math" w:hAnsi="Asana Math" w:eastAsia="Asana Math" w:cs="Asana Math"/>
+          <w:sz w:val="24"/>
+          <w:szCs w:val="24"/>
+          <w:highlight w:val="none"/>
+          <w:lang w:val="es-ES"/>
+        </w:rPr>
+      </w:r>
+      <w:r/>
     </w:p>
     <w:p>
       <w:pPr>
@@ -1759,13 +2064,7 @@
           <w:lang w:val="es-ES"/>
         </w:rPr>
       </w:r>
-    </w:p>
-    <w:p>
-      <w:pPr>
-        <w:pBdr/>
-        <w:spacing/>
-        <w:ind/>
-        <w:jc w:val="center"/>
+      <w:r>
         <w:rPr>
           <w:rFonts w:ascii="Asana Math" w:hAnsi="Asana Math" w:eastAsia="Asana Math" w:cs="Asana Math"/>
           <w:sz w:val="28"/>
@@ -1773,23 +2072,29 @@
           <w:highlight w:val="none"/>
           <w:lang w:val="es-ES"/>
         </w:rPr>
-      </w:pPr>
-      <w:r>
+      </w:r>
+    </w:p>
+    <w:p>
+      <w:pPr>
+        <w:pBdr/>
+        <w:spacing/>
+        <w:ind/>
+        <w:jc w:val="center"/>
         <w:rPr>
           <w:rFonts w:ascii="Asana Math" w:hAnsi="Asana Math" w:eastAsia="Asana Math" w:cs="Asana Math"/>
           <w:sz w:val="28"/>
           <w:szCs w:val="28"/>
           <w:highlight w:val="none"/>
-          <w:lang w:val="es-ES" w:bidi="es-ES"/>
-        </w:rPr>
-      </w:r>
+          <w:lang w:val="es-ES"/>
+        </w:rPr>
+      </w:pPr>
       <w:r>
         <w:rPr>
           <w:rFonts w:ascii="Asana Math" w:hAnsi="Asana Math" w:eastAsia="Asana Math" w:cs="Asana Math"/>
           <w:sz w:val="28"/>
           <w:szCs w:val="28"/>
           <w:highlight w:val="none"/>
-          <w:lang w:val="es-ES"/>
+          <w:lang w:val="es-ES" w:bidi="es-ES"/>
         </w:rPr>
       </w:r>
       <w:r>
@@ -1801,13 +2106,7 @@
           <w:lang w:val="es-ES"/>
         </w:rPr>
       </w:r>
-    </w:p>
-    <w:p>
-      <w:pPr>
-        <w:pBdr/>
-        <w:spacing/>
-        <w:ind/>
-        <w:jc w:val="center"/>
+      <w:r>
         <w:rPr>
           <w:rFonts w:ascii="Asana Math" w:hAnsi="Asana Math" w:eastAsia="Asana Math" w:cs="Asana Math"/>
           <w:sz w:val="28"/>
@@ -1815,17 +2114,22 @@
           <w:highlight w:val="none"/>
           <w:lang w:val="es-ES"/>
         </w:rPr>
-      </w:pPr>
-      <w:r>
+      </w:r>
+    </w:p>
+    <w:p>
+      <w:pPr>
+        <w:pBdr/>
+        <w:spacing/>
+        <w:ind/>
+        <w:jc w:val="center"/>
         <w:rPr>
           <w:rFonts w:ascii="Asana Math" w:hAnsi="Asana Math" w:eastAsia="Asana Math" w:cs="Asana Math"/>
           <w:sz w:val="28"/>
           <w:szCs w:val="28"/>
           <w:highlight w:val="none"/>
-          <w:lang w:val="es-ES" w:bidi="es-ES"/>
-        </w:rPr>
-        <w:t xml:space="preserve">¿C</w:t>
-      </w:r>
+          <w:lang w:val="es-ES"/>
+        </w:rPr>
+      </w:pPr>
       <w:r>
         <w:rPr>
           <w:rFonts w:ascii="Asana Math" w:hAnsi="Asana Math" w:eastAsia="Asana Math" w:cs="Asana Math"/>
@@ -1834,7 +2138,7 @@
           <w:highlight w:val="none"/>
           <w:lang w:val="es-ES" w:bidi="es-ES"/>
         </w:rPr>
-        <w:t xml:space="preserve">ómo puedo hacer y representar al trablero mediante caracteres “.” y “#” cumpliendo las condiciones dadas?</w:t>
+        <w:t xml:space="preserve">¿C</w:t>
       </w:r>
       <w:r>
         <w:rPr>
@@ -1844,7 +2148,7 @@
           <w:highlight w:val="none"/>
           <w:lang w:val="es-ES" w:bidi="es-ES"/>
         </w:rPr>
-        <w:t xml:space="preserve">   </w:t>
+        <w:t xml:space="preserve">ómo puedo hacer y representar al trablero mediante caracteres “.” y “#” cumpliendo las condiciones dadas?</w:t>
       </w:r>
       <w:r>
         <w:rPr>
@@ -1854,6 +2158,7 @@
           <w:highlight w:val="none"/>
           <w:lang w:val="es-ES" w:bidi="es-ES"/>
         </w:rPr>
+        <w:t xml:space="preserve">   </w:t>
       </w:r>
       <w:r>
         <w:rPr>
@@ -1864,6 +2169,15 @@
           <w:lang w:val="es-ES"/>
         </w:rPr>
       </w:r>
+      <w:r>
+        <w:rPr>
+          <w:rFonts w:ascii="Asana Math" w:hAnsi="Asana Math" w:eastAsia="Asana Math" w:cs="Asana Math"/>
+          <w:sz w:val="28"/>
+          <w:szCs w:val="28"/>
+          <w:highlight w:val="none"/>
+          <w:lang w:val="es-ES"/>
+        </w:rPr>
+      </w:r>
     </w:p>
     <w:p>
       <w:pPr>
@@ -1905,7 +2219,7 @@
           <w:sz w:val="22"/>
           <w:szCs w:val="22"/>
           <w:highlight w:val="none"/>
-          <w:lang w:val="es-ES" w:bidi="es-ES"/>
+          <w:lang w:val="es-ES"/>
         </w:rPr>
       </w:r>
       <w:r>
@@ -2292,7 +2606,9 @@
       </w:r>
       <w:r>
         <w:rPr>
-          <w:rFonts w:ascii="Asana Math" w:hAnsi="Asana Math" w:cs="Asana Math"/>
+          <w:rFonts w:ascii="Asana Math" w:hAnsi="Asana Math" w:eastAsia="Asana Math" w:cs="Asana Math"/>
+          <w:highlight w:val="none"/>
+          <w:lang w:val="es-ES"/>
         </w:rPr>
       </w:r>
       <w:r>
@@ -2391,9 +2707,7 @@
       </w:r>
       <w:r>
         <w:rPr>
-          <w:rFonts w:ascii="Asana Math" w:hAnsi="Asana Math" w:eastAsia="Asana Math" w:cs="Asana Math"/>
-          <w:highlight w:val="none"/>
-          <w:lang w:val="es-ES"/>
+          <w:rFonts w:ascii="Asana Math" w:hAnsi="Asana Math" w:cs="Asana Math"/>
         </w:rPr>
       </w:r>
       <w:r>
@@ -2479,8 +2793,9 @@
       </w:r>
       <w:r>
         <w:rPr>
-          <w:rFonts w:ascii="Asana Math" w:hAnsi="Asana Math" w:cs="Asana Math"/>
-          <w:highlight w:val="none"/>
+          <w:rFonts w:ascii="Asana Math" w:hAnsi="Asana Math" w:eastAsia="Asana Math" w:cs="Asana Math"/>
+          <w:highlight w:val="none"/>
+          <w:lang w:val="es-ES"/>
         </w:rPr>
       </w:r>
       <w:r>
@@ -2531,9 +2846,8 @@
       </w:r>
       <w:r>
         <w:rPr>
-          <w:rFonts w:ascii="Asana Math" w:hAnsi="Asana Math" w:eastAsia="Asana Math" w:cs="Asana Math"/>
-          <w:highlight w:val="none"/>
-          <w:lang w:val="es-ES"/>
+          <w:rFonts w:ascii="Asana Math" w:hAnsi="Asana Math" w:cs="Asana Math"/>
+          <w:highlight w:val="none"/>
         </w:rPr>
       </w:r>
       <w:r>
@@ -2564,7 +2878,9 @@
       </w:r>
       <w:r>
         <w:rPr>
-          <w:rFonts w:ascii="Asana Math" w:hAnsi="Asana Math" w:cs="Asana Math"/>
+          <w:rFonts w:ascii="Asana Math" w:hAnsi="Asana Math" w:eastAsia="Asana Math" w:cs="Asana Math"/>
+          <w:highlight w:val="none"/>
+          <w:lang w:val="es-ES"/>
         </w:rPr>
       </w:r>
       <w:r>
@@ -2606,6 +2922,8 @@
       <w:r>
         <w:rPr>
           <w:rFonts w:ascii="Asana Math" w:hAnsi="Asana Math" w:cs="Asana Math"/>
+          <w:highlight w:val="none"/>
+          <w:lang w:val="es-ES"/>
         </w:rPr>
       </w:r>
       <w:r>
@@ -2705,8 +3023,6 @@
       <w:r>
         <w:rPr>
           <w:rFonts w:ascii="Asana Math" w:hAnsi="Asana Math" w:cs="Asana Math"/>
-          <w:highlight w:val="none"/>
-          <w:lang w:val="es-ES"/>
         </w:rPr>
       </w:r>
       <w:r>
@@ -2790,7 +3106,9 @@
       </w:r>
       <w:r>
         <w:rPr>
-          <w:rFonts w:ascii="Asana Math" w:hAnsi="Asana Math" w:cs="Asana Math"/>
+          <w:rFonts w:ascii="Asana Math" w:hAnsi="Asana Math" w:eastAsia="Asana Math" w:cs="Asana Math"/>
+          <w:highlight w:val="none"/>
+          <w:lang w:val="es-ES"/>
         </w:rPr>
       </w:r>
       <w:r>
@@ -2831,7 +3149,9 @@
       </w:r>
       <w:r>
         <w:rPr>
-          <w:rFonts w:ascii="Asana Math" w:hAnsi="Asana Math" w:cs="Asana Math"/>
+          <w:rFonts w:ascii="Asana Math" w:hAnsi="Asana Math" w:eastAsia="Asana Math" w:cs="Asana Math"/>
+          <w:highlight w:val="none"/>
+          <w:lang w:val="es-ES"/>
         </w:rPr>
       </w:r>
       <w:r>
@@ -2882,9 +3202,7 @@
       </m:oMath>
       <w:r>
         <w:rPr>
-          <w:rFonts w:ascii="Asana Math" w:hAnsi="Asana Math" w:eastAsia="Asana Math" w:cs="Asana Math"/>
-          <w:highlight w:val="none"/>
-          <w:lang w:val="es-ES"/>
+          <w:rFonts w:ascii="Asana Math" w:hAnsi="Asana Math" w:cs="Asana Math"/>
         </w:rPr>
       </w:r>
       <w:r>
@@ -2901,8 +3219,8 @@
         <w:jc w:val="center"/>
         <w:rPr>
           <w:rFonts w:ascii="Asana Math" w:hAnsi="Asana Math" w:eastAsia="Asana Math" w:cs="Asana Math"/>
-          <w:sz w:val="28"/>
-          <w:szCs w:val="28"/>
+          <w:sz w:val="24"/>
+          <w:szCs w:val="24"/>
           <w:highlight w:val="none"/>
           <w:lang w:val="es-ES" w:bidi="es-ES"/>
         </w:rPr>
@@ -2910,8 +3228,8 @@
       <w:r>
         <w:rPr>
           <w:rFonts w:ascii="Asana Math" w:hAnsi="Asana Math" w:eastAsia="Asana Math" w:cs="Asana Math"/>
-          <w:sz w:val="28"/>
-          <w:szCs w:val="28"/>
+          <w:sz w:val="24"/>
+          <w:szCs w:val="24"/>
           <w:highlight w:val="none"/>
           <w:lang w:val="es-ES" w:bidi="es-ES"/>
         </w:rPr>
@@ -2920,8 +3238,8 @@
       <w:r>
         <w:rPr>
           <w:rFonts w:ascii="Asana Math" w:hAnsi="Asana Math" w:eastAsia="Asana Math" w:cs="Asana Math"/>
-          <w:sz w:val="28"/>
-          <w:szCs w:val="28"/>
+          <w:sz w:val="24"/>
+          <w:szCs w:val="24"/>
           <w:highlight w:val="none"/>
           <w:lang w:val="es-ES" w:bidi="es-ES"/>
         </w:rPr>
@@ -2930,17 +3248,17 @@
       <w:r>
         <w:rPr>
           <w:rFonts w:ascii="Asana Math" w:hAnsi="Asana Math" w:eastAsia="Asana Math" w:cs="Asana Math"/>
-          <w:sz w:val="28"/>
-          <w:szCs w:val="28"/>
-          <w:highlight w:val="none"/>
-          <w:lang w:val="es-ES"/>
+          <w:sz w:val="24"/>
+          <w:szCs w:val="24"/>
+          <w:highlight w:val="none"/>
+          <w:lang w:val="es-ES" w:bidi="es-ES"/>
         </w:rPr>
       </w:r>
       <w:r>
         <w:rPr>
           <w:rFonts w:ascii="Asana Math" w:hAnsi="Asana Math" w:eastAsia="Asana Math" w:cs="Asana Math"/>
-          <w:sz w:val="28"/>
-          <w:szCs w:val="28"/>
+          <w:sz w:val="24"/>
+          <w:szCs w:val="24"/>
           <w:highlight w:val="none"/>
           <w:lang w:val="es-ES" w:bidi="es-ES"/>
         </w:rPr>
@@ -3129,7 +3447,6 @@
           <w:sz w:val="22"/>
           <w:szCs w:val="22"/>
           <w:highlight w:val="none"/>
-          <w:lang w:val="es-ES" w:bidi="es-ES"/>
         </w:rPr>
       </w:r>
       <w:r>
@@ -3244,11 +3561,10 @@
       </m:oMathPara>
       <w:r>
         <w:rPr>
-          <w:rFonts w:ascii="Asana Math" w:hAnsi="Asana Math" w:eastAsia="Asana Math" w:cs="Asana Math"/>
+          <w:rFonts w:ascii="Cambria Math" w:hAnsi="Cambria Math" w:eastAsia="Cambria Math" w:cs="Cambria Math"/>
           <w:sz w:val="22"/>
           <w:szCs w:val="22"/>
           <w:highlight w:val="none"/>
-          <w:lang w:val="es-ES"/>
         </w:rPr>
       </w:r>
       <w:r>
@@ -3463,7 +3779,7 @@
           <w:sz w:val="22"/>
           <w:szCs w:val="22"/>
           <w:highlight w:val="none"/>
-          <w:lang w:val="es-ES"/>
+          <w:lang w:val="es-ES" w:bidi="es-ES"/>
         </w:rPr>
       </w:r>
       <w:r>
@@ -3522,8 +3838,8 @@
         <w:jc w:val="center"/>
         <w:rPr>
           <w:rFonts w:ascii="Asana Math" w:hAnsi="Asana Math" w:eastAsia="Asana Math" w:cs="Asana Math"/>
-          <w:sz w:val="28"/>
-          <w:szCs w:val="28"/>
+          <w:sz w:val="24"/>
+          <w:szCs w:val="24"/>
           <w:highlight w:val="none"/>
           <w:lang w:val="es-ES"/>
         </w:rPr>
@@ -3531,8 +3847,8 @@
       <w:r>
         <w:rPr>
           <w:rFonts w:ascii="Asana Math" w:hAnsi="Asana Math" w:eastAsia="Asana Math" w:cs="Asana Math"/>
-          <w:sz w:val="28"/>
-          <w:szCs w:val="28"/>
+          <w:sz w:val="24"/>
+          <w:szCs w:val="24"/>
           <w:lang w:val="es-ES"/>
         </w:rPr>
         <w:t xml:space="preserve">USO DE MEMORIA DINAMICA</w:t>
@@ -3540,8 +3856,8 @@
       <w:r>
         <w:rPr>
           <w:rFonts w:ascii="Asana Math" w:hAnsi="Asana Math" w:cs="Asana Math"/>
-          <w:sz w:val="28"/>
-          <w:szCs w:val="28"/>
+          <w:sz w:val="24"/>
+          <w:szCs w:val="24"/>
           <w:lang w:val="es-ES"/>
         </w:rPr>
         <w:t xml:space="preserve">.</w:t>
@@ -3549,8 +3865,17 @@
       <w:r>
         <w:rPr>
           <w:rFonts w:ascii="Asana Math" w:hAnsi="Asana Math" w:eastAsia="Asana Math" w:cs="Asana Math"/>
-          <w:sz w:val="28"/>
-          <w:szCs w:val="28"/>
+          <w:sz w:val="24"/>
+          <w:szCs w:val="24"/>
+          <w:highlight w:val="none"/>
+          <w:lang w:val="es-ES"/>
+        </w:rPr>
+      </w:r>
+      <w:r>
+        <w:rPr>
+          <w:rFonts w:ascii="Asana Math" w:hAnsi="Asana Math" w:eastAsia="Asana Math" w:cs="Asana Math"/>
+          <w:sz w:val="24"/>
+          <w:szCs w:val="24"/>
           <w:highlight w:val="none"/>
           <w:lang w:val="es-ES"/>
         </w:rPr>
@@ -3629,7 +3954,7 @@
           <w:sz w:val="22"/>
           <w:szCs w:val="22"/>
           <w:highlight w:val="none"/>
-          <w:lang w:val="es-ES"/>
+          <w:lang w:val="es-ES" w:bidi="es-ES"/>
         </w:rPr>
       </w:r>
       <w:r>
@@ -3798,35 +4123,27 @@
       </m:oMathPara>
       <w:r>
         <w:rPr>
-          <w:rFonts w:ascii="Asana Math" w:hAnsi="Asana Math" w:cs="Asana Math"/>
-          <w:sz w:val="18"/>
-          <w:szCs w:val="18"/>
-        </w:rPr>
-      </w:r>
-      <w:r>
-        <w:rPr>
           <w:rFonts w:ascii="Asana Math" w:hAnsi="Asana Math" w:eastAsia="Asana Math" w:cs="Asana Math"/>
           <w:sz w:val="22"/>
           <w:szCs w:val="22"/>
           <w:highlight w:val="none"/>
         </w:rPr>
       </w:r>
-    </w:p>
-    <w:p>
-      <w:pPr>
-        <w:pBdr/>
-        <w:spacing/>
-        <w:ind/>
-        <w:jc w:val="center"/>
+      <w:r>
         <w:rPr>
           <w:rFonts w:ascii="Asana Math" w:hAnsi="Asana Math" w:eastAsia="Asana Math" w:cs="Asana Math"/>
           <w:sz w:val="22"/>
           <w:szCs w:val="22"/>
           <w:highlight w:val="none"/>
-          <w:lang w:val="es-ES"/>
-        </w:rPr>
-      </w:pPr>
-      <w:r>
+        </w:rPr>
+      </w:r>
+    </w:p>
+    <w:p>
+      <w:pPr>
+        <w:pBdr/>
+        <w:spacing/>
+        <w:ind/>
+        <w:jc w:val="center"/>
         <w:rPr>
           <w:rFonts w:ascii="Asana Math" w:hAnsi="Asana Math" w:eastAsia="Asana Math" w:cs="Asana Math"/>
           <w:sz w:val="22"/>
@@ -3834,13 +4151,24 @@
           <w:highlight w:val="none"/>
           <w:lang w:val="es-ES"/>
         </w:rPr>
+      </w:pPr>
+      <w:r>
+        <w:rPr>
+          <w:rFonts w:ascii="Asana Math" w:hAnsi="Asana Math" w:eastAsia="Asana Math" w:cs="Asana Math"/>
+          <w:sz w:val="22"/>
+          <w:szCs w:val="22"/>
+          <w:highlight w:val="none"/>
+          <w:lang w:val="es-ES"/>
+        </w:rPr>
         <w:t xml:space="preserve">Luego reservo los bis que utilizare para cada fila </w:t>
       </w:r>
       <w:r>
         <w:rPr>
-          <w:rFonts w:ascii="Asana Math" w:hAnsi="Asana Math" w:cs="Asana Math"/>
-          <w:sz w:val="18"/>
-          <w:szCs w:val="18"/>
+          <w:rFonts w:ascii="Asana Math" w:hAnsi="Asana Math" w:eastAsia="Asana Math" w:cs="Asana Math"/>
+          <w:sz w:val="22"/>
+          <w:szCs w:val="22"/>
+          <w:highlight w:val="none"/>
+          <w:lang w:val="es-ES"/>
         </w:rPr>
       </w:r>
       <w:r>
@@ -4007,6 +4335,7 @@
           <w:sz w:val="22"/>
           <w:szCs w:val="22"/>
           <w:highlight w:val="none"/>
+          <w:lang w:val="es-ES"/>
         </w:rPr>
       </w:r>
       <w:r>
@@ -4123,7 +4452,6 @@
           <w:sz w:val="22"/>
           <w:szCs w:val="22"/>
           <w:highlight w:val="none"/>
-          <w:lang w:val="es-ES"/>
         </w:rPr>
       </w:r>
       <w:r>
@@ -4407,6 +4735,15 @@
           <w:lang w:val="es-ES"/>
         </w:rPr>
       </w:r>
+      <w:r>
+        <w:rPr>
+          <w:rFonts w:ascii="Asana Math" w:hAnsi="Asana Math" w:eastAsia="Asana Math" w:cs="Asana Math"/>
+          <w:sz w:val="28"/>
+          <w:szCs w:val="28"/>
+          <w:highlight w:val="none"/>
+          <w:lang w:val="es-ES"/>
+        </w:rPr>
+      </w:r>
     </w:p>
     <w:p>
       <w:pPr>
@@ -4497,10 +4834,19 @@
       <w:r>
         <w:rPr>
           <w:rFonts w:ascii="Asana Math" w:hAnsi="Asana Math" w:eastAsia="Asana Math" w:cs="Asana Math"/>
-          <w:sz w:val="18"/>
-          <w:szCs w:val="18"/>
-          <w:highlight w:val="none"/>
-          <w:lang w:val="es-ES"/>
+          <w:sz w:val="22"/>
+          <w:szCs w:val="22"/>
+          <w:highlight w:val="none"/>
+          <w:lang w:val="es-ES" w:bidi="es-ES"/>
+        </w:rPr>
+      </w:r>
+      <w:r>
+        <w:rPr>
+          <w:rFonts w:ascii="Asana Math" w:hAnsi="Asana Math" w:eastAsia="Asana Math" w:cs="Asana Math"/>
+          <w:sz w:val="22"/>
+          <w:szCs w:val="22"/>
+          <w:highlight w:val="none"/>
+          <w:lang w:val="es-ES" w:bidi="es-ES"/>
         </w:rPr>
       </w:r>
     </w:p>
@@ -4581,6 +4927,19 @@
       <w:r>
         <w:rPr>
           <w:rFonts w:ascii="Asana Math" w:hAnsi="Asana Math" w:eastAsia="Asana Math" w:cs="Asana Math"/>
+          <w:b w:val="0"/>
+          <w:bCs w:val="0"/>
+          <w:sz w:val="22"/>
+          <w:szCs w:val="22"/>
+          <w:highlight w:val="none"/>
+          <w:lang w:val="es-ES" w:bidi="es-ES"/>
+        </w:rPr>
+      </w:r>
+      <w:r>
+        <w:rPr>
+          <w:rFonts w:ascii="Asana Math" w:hAnsi="Asana Math" w:eastAsia="Asana Math" w:cs="Asana Math"/>
+          <w:b w:val="0"/>
+          <w:bCs w:val="0"/>
           <w:sz w:val="22"/>
           <w:szCs w:val="22"/>
           <w:highlight w:val="none"/>
@@ -4685,8 +5044,6 @@
       <w:r>
         <w:rPr>
           <w:rFonts w:ascii="Asana Math" w:hAnsi="Asana Math" w:eastAsia="Asana Math" w:cs="Asana Math"/>
-          <w:b w:val="0"/>
-          <w:bCs w:val="0"/>
           <w:sz w:val="22"/>
           <w:szCs w:val="22"/>
           <w:highlight w:val="none"/>
@@ -4696,19 +5053,6 @@
       <w:r>
         <w:rPr>
           <w:rFonts w:ascii="Asana Math" w:hAnsi="Asana Math" w:eastAsia="Asana Math" w:cs="Asana Math"/>
-          <w:b w:val="0"/>
-          <w:bCs w:val="0"/>
-          <w:sz w:val="22"/>
-          <w:szCs w:val="22"/>
-          <w:highlight w:val="none"/>
-          <w:lang w:val="es-ES" w:bidi="es-ES"/>
-        </w:rPr>
-      </w:r>
-      <w:r>
-        <w:rPr>
-          <w:rFonts w:ascii="Asana Math" w:hAnsi="Asana Math" w:eastAsia="Asana Math" w:cs="Asana Math"/>
-          <w:b w:val="0"/>
-          <w:bCs w:val="0"/>
           <w:sz w:val="22"/>
           <w:szCs w:val="22"/>
           <w:highlight w:val="none"/>
@@ -4800,6 +5144,13 @@
           <w:lang w:val="es-ES"/>
         </w:rPr>
         <w:t xml:space="preserve">.</w:t>
+      </w:r>
+      <w:r>
+        <w:rPr>
+          <w:rFonts w:ascii="Asana Math" w:hAnsi="Asana Math" w:cs="Asana Math"/>
+          <w:highlight w:val="none"/>
+          <w:lang w:val="es-ES"/>
+        </w:rPr>
       </w:r>
       <w:r>
         <w:rPr>
@@ -4879,13 +5230,30 @@
                             <w:r>
                               <w:rPr>
                                 <w:rFonts w:ascii="Asana Math" w:hAnsi="Asana Math" w:eastAsia="Asana Math" w:cs="Asana Math"/>
+                                <w:highlight w:val="yellow"/>
                                 <w:lang w:val="es-ES"/>
                               </w:rPr>
-                              <w:t xml:space="preserve">0000  - 0010</w:t>
+                              <w:t xml:space="preserve">0000</w:t>
                             </w:r>
                             <w:r>
                               <w:rPr>
-                                <w:rFonts w:ascii="Asana Math" w:hAnsi="Asana Math" w:cs="Asana Math"/>
+                                <w:rFonts w:ascii="Asana Math" w:hAnsi="Asana Math" w:eastAsia="Asana Math" w:cs="Asana Math"/>
+                                <w:lang w:val="es-ES"/>
+                              </w:rPr>
+                              <w:t xml:space="preserve">  - 0010</w:t>
+                            </w:r>
+                            <w:r>
+                              <w:rPr>
+                                <w:rFonts w:ascii="Asana Math" w:hAnsi="Asana Math" w:eastAsia="Asana Math" w:cs="Asana Math"/>
+                                <w:highlight w:val="none"/>
+                                <w:lang w:val="es-ES"/>
+                              </w:rPr>
+                            </w:r>
+                            <w:r>
+                              <w:rPr>
+                                <w:rFonts w:ascii="Asana Math" w:hAnsi="Asana Math" w:eastAsia="Asana Math" w:cs="Asana Math"/>
+                                <w:highlight w:val="none"/>
+                                <w:lang w:val="es-ES"/>
                               </w:rPr>
                             </w:r>
                           </w:p>
@@ -4903,14 +5271,31 @@
                             <w:r>
                               <w:rPr>
                                 <w:rFonts w:ascii="Asana Math" w:hAnsi="Asana Math" w:eastAsia="Asana Math" w:cs="Asana Math"/>
+                                <w:highlight w:val="yellow"/>
+                                <w:lang w:val="es-ES"/>
+                              </w:rPr>
+                              <w:t xml:space="preserve">1111</w:t>
+                            </w:r>
+                            <w:r>
+                              <w:rPr>
+                                <w:rFonts w:ascii="Asana Math" w:hAnsi="Asana Math" w:eastAsia="Asana Math" w:cs="Asana Math"/>
                                 <w:highlight w:val="none"/>
                                 <w:lang w:val="es-ES"/>
                               </w:rPr>
-                              <w:t xml:space="preserve">1111  - 0010</w:t>
+                              <w:t xml:space="preserve">  - 0010</w:t>
                             </w:r>
                             <w:r>
                               <w:rPr>
-                                <w:rFonts w:ascii="Asana Math" w:hAnsi="Asana Math" w:cs="Asana Math"/>
+                                <w:rFonts w:ascii="Asana Math" w:hAnsi="Asana Math" w:eastAsia="Asana Math" w:cs="Asana Math"/>
+                                <w:highlight w:val="none"/>
+                                <w:lang w:val="es-ES"/>
+                              </w:rPr>
+                            </w:r>
+                            <w:r>
+                              <w:rPr>
+                                <w:rFonts w:ascii="Asana Math" w:hAnsi="Asana Math" w:eastAsia="Asana Math" w:cs="Asana Math"/>
+                                <w:highlight w:val="none"/>
+                                <w:lang w:val="es-ES"/>
                               </w:rPr>
                             </w:r>
                           </w:p>
@@ -4928,14 +5313,31 @@
                             <w:r>
                               <w:rPr>
                                 <w:rFonts w:ascii="Asana Math" w:hAnsi="Asana Math" w:eastAsia="Asana Math" w:cs="Asana Math"/>
+                                <w:highlight w:val="yellow"/>
+                                <w:lang w:val="es-ES"/>
+                              </w:rPr>
+                              <w:t xml:space="preserve">0000</w:t>
+                            </w:r>
+                            <w:r>
+                              <w:rPr>
+                                <w:rFonts w:ascii="Asana Math" w:hAnsi="Asana Math" w:eastAsia="Asana Math" w:cs="Asana Math"/>
                                 <w:highlight w:val="none"/>
                                 <w:lang w:val="es-ES"/>
                               </w:rPr>
-                              <w:t xml:space="preserve">0000  - 0010</w:t>
+                              <w:t xml:space="preserve">  - 0010</w:t>
                             </w:r>
                             <w:r>
                               <w:rPr>
-                                <w:rFonts w:ascii="Asana Math" w:hAnsi="Asana Math" w:cs="Asana Math"/>
+                                <w:rFonts w:ascii="Asana Math" w:hAnsi="Asana Math" w:eastAsia="Asana Math" w:cs="Asana Math"/>
+                                <w:highlight w:val="none"/>
+                                <w:lang w:val="es-ES"/>
+                              </w:rPr>
+                            </w:r>
+                            <w:r>
+                              <w:rPr>
+                                <w:rFonts w:ascii="Asana Math" w:hAnsi="Asana Math" w:eastAsia="Asana Math" w:cs="Asana Math"/>
+                                <w:highlight w:val="none"/>
+                                <w:lang w:val="es-ES"/>
                               </w:rPr>
                             </w:r>
                           </w:p>
@@ -4951,16 +5353,27 @@
                             <w:r>
                               <w:rPr>
                                 <w:rFonts w:ascii="Asana Math" w:hAnsi="Asana Math" w:eastAsia="Asana Math" w:cs="Asana Math"/>
-                                <w:highlight w:val="none"/>
+                                <w:highlight w:val="yellow"/>
                                 <w:lang w:val="es-ES"/>
                               </w:rPr>
-                              <w:t xml:space="preserve">0000  - 0010</w:t>
+                              <w:t xml:space="preserve">0000</w:t>
                             </w:r>
                             <w:r>
                               <w:rPr>
                                 <w:rFonts w:ascii="Asana Math" w:hAnsi="Asana Math" w:eastAsia="Asana Math" w:cs="Asana Math"/>
                                 <w:highlight w:val="none"/>
                                 <w:lang w:val="es-ES"/>
+                              </w:rPr>
+                              <w:t xml:space="preserve">  - 0010</w:t>
+                            </w:r>
+                            <w:r>
+                              <w:rPr>
+                                <w:rFonts w:ascii="Asana Math" w:hAnsi="Asana Math" w:cs="Asana Math"/>
+                              </w:rPr>
+                            </w:r>
+                            <w:r>
+                              <w:rPr>
+                                <w:rFonts w:ascii="Asana Math" w:hAnsi="Asana Math" w:cs="Asana Math"/>
                               </w:rPr>
                             </w:r>
                           </w:p>
@@ -4992,13 +5405,30 @@
                       <w:r>
                         <w:rPr>
                           <w:rFonts w:ascii="Asana Math" w:hAnsi="Asana Math" w:eastAsia="Asana Math" w:cs="Asana Math"/>
+                          <w:highlight w:val="yellow"/>
                           <w:lang w:val="es-ES"/>
                         </w:rPr>
-                        <w:t xml:space="preserve">0000  - 0010</w:t>
+                        <w:t xml:space="preserve">0000</w:t>
                       </w:r>
                       <w:r>
                         <w:rPr>
-                          <w:rFonts w:ascii="Asana Math" w:hAnsi="Asana Math" w:cs="Asana Math"/>
+                          <w:rFonts w:ascii="Asana Math" w:hAnsi="Asana Math" w:eastAsia="Asana Math" w:cs="Asana Math"/>
+                          <w:lang w:val="es-ES"/>
+                        </w:rPr>
+                        <w:t xml:space="preserve">  - 0010</w:t>
+                      </w:r>
+                      <w:r>
+                        <w:rPr>
+                          <w:rFonts w:ascii="Asana Math" w:hAnsi="Asana Math" w:eastAsia="Asana Math" w:cs="Asana Math"/>
+                          <w:highlight w:val="none"/>
+                          <w:lang w:val="es-ES"/>
+                        </w:rPr>
+                      </w:r>
+                      <w:r>
+                        <w:rPr>
+                          <w:rFonts w:ascii="Asana Math" w:hAnsi="Asana Math" w:eastAsia="Asana Math" w:cs="Asana Math"/>
+                          <w:highlight w:val="none"/>
+                          <w:lang w:val="es-ES"/>
                         </w:rPr>
                       </w:r>
                     </w:p>
@@ -5016,14 +5446,31 @@
                       <w:r>
                         <w:rPr>
                           <w:rFonts w:ascii="Asana Math" w:hAnsi="Asana Math" w:eastAsia="Asana Math" w:cs="Asana Math"/>
+                          <w:highlight w:val="yellow"/>
+                          <w:lang w:val="es-ES"/>
+                        </w:rPr>
+                        <w:t xml:space="preserve">1111</w:t>
+                      </w:r>
+                      <w:r>
+                        <w:rPr>
+                          <w:rFonts w:ascii="Asana Math" w:hAnsi="Asana Math" w:eastAsia="Asana Math" w:cs="Asana Math"/>
                           <w:highlight w:val="none"/>
                           <w:lang w:val="es-ES"/>
                         </w:rPr>
-                        <w:t xml:space="preserve">1111  - 0010</w:t>
+                        <w:t xml:space="preserve">  - 0010</w:t>
                       </w:r>
                       <w:r>
                         <w:rPr>
-                          <w:rFonts w:ascii="Asana Math" w:hAnsi="Asana Math" w:cs="Asana Math"/>
+                          <w:rFonts w:ascii="Asana Math" w:hAnsi="Asana Math" w:eastAsia="Asana Math" w:cs="Asana Math"/>
+                          <w:highlight w:val="none"/>
+                          <w:lang w:val="es-ES"/>
+                        </w:rPr>
+                      </w:r>
+                      <w:r>
+                        <w:rPr>
+                          <w:rFonts w:ascii="Asana Math" w:hAnsi="Asana Math" w:eastAsia="Asana Math" w:cs="Asana Math"/>
+                          <w:highlight w:val="none"/>
+                          <w:lang w:val="es-ES"/>
                         </w:rPr>
                       </w:r>
                     </w:p>
@@ -5041,14 +5488,31 @@
                       <w:r>
                         <w:rPr>
                           <w:rFonts w:ascii="Asana Math" w:hAnsi="Asana Math" w:eastAsia="Asana Math" w:cs="Asana Math"/>
+                          <w:highlight w:val="yellow"/>
+                          <w:lang w:val="es-ES"/>
+                        </w:rPr>
+                        <w:t xml:space="preserve">0000</w:t>
+                      </w:r>
+                      <w:r>
+                        <w:rPr>
+                          <w:rFonts w:ascii="Asana Math" w:hAnsi="Asana Math" w:eastAsia="Asana Math" w:cs="Asana Math"/>
                           <w:highlight w:val="none"/>
                           <w:lang w:val="es-ES"/>
                         </w:rPr>
-                        <w:t xml:space="preserve">0000  - 0010</w:t>
+                        <w:t xml:space="preserve">  - 0010</w:t>
                       </w:r>
                       <w:r>
                         <w:rPr>
-                          <w:rFonts w:ascii="Asana Math" w:hAnsi="Asana Math" w:cs="Asana Math"/>
+                          <w:rFonts w:ascii="Asana Math" w:hAnsi="Asana Math" w:eastAsia="Asana Math" w:cs="Asana Math"/>
+                          <w:highlight w:val="none"/>
+                          <w:lang w:val="es-ES"/>
+                        </w:rPr>
+                      </w:r>
+                      <w:r>
+                        <w:rPr>
+                          <w:rFonts w:ascii="Asana Math" w:hAnsi="Asana Math" w:eastAsia="Asana Math" w:cs="Asana Math"/>
+                          <w:highlight w:val="none"/>
+                          <w:lang w:val="es-ES"/>
                         </w:rPr>
                       </w:r>
                     </w:p>
@@ -5064,16 +5528,27 @@
                       <w:r>
                         <w:rPr>
                           <w:rFonts w:ascii="Asana Math" w:hAnsi="Asana Math" w:eastAsia="Asana Math" w:cs="Asana Math"/>
-                          <w:highlight w:val="none"/>
+                          <w:highlight w:val="yellow"/>
                           <w:lang w:val="es-ES"/>
                         </w:rPr>
-                        <w:t xml:space="preserve">0000  - 0010</w:t>
+                        <w:t xml:space="preserve">0000</w:t>
                       </w:r>
                       <w:r>
                         <w:rPr>
                           <w:rFonts w:ascii="Asana Math" w:hAnsi="Asana Math" w:eastAsia="Asana Math" w:cs="Asana Math"/>
                           <w:highlight w:val="none"/>
                           <w:lang w:val="es-ES"/>
+                        </w:rPr>
+                        <w:t xml:space="preserve">  - 0010</w:t>
+                      </w:r>
+                      <w:r>
+                        <w:rPr>
+                          <w:rFonts w:ascii="Asana Math" w:hAnsi="Asana Math" w:cs="Asana Math"/>
+                        </w:rPr>
+                      </w:r>
+                      <w:r>
+                        <w:rPr>
+                          <w:rFonts w:ascii="Asana Math" w:hAnsi="Asana Math" w:cs="Asana Math"/>
                         </w:rPr>
                       </w:r>
                     </w:p>
@@ -5106,9 +5581,27 @@
           <w:lang w:val="es-ES" w:bidi="es-ES"/>
         </w:rPr>
       </w:pPr>
-      <w:r/>
-      <w:r/>
-      <w:r/>
+      <w:r>
+        <w:rPr>
+          <w:rFonts w:ascii="Asana Math" w:hAnsi="Asana Math" w:cs="Asana Math"/>
+          <w:highlight w:val="none"/>
+          <w:lang w:val="es-ES" w:bidi="es-ES"/>
+        </w:rPr>
+      </w:r>
+      <w:r>
+        <w:rPr>
+          <w:rFonts w:ascii="Asana Math" w:hAnsi="Asana Math" w:cs="Asana Math"/>
+          <w:highlight w:val="none"/>
+          <w:lang w:val="es-ES" w:bidi="es-ES"/>
+        </w:rPr>
+      </w:r>
+      <w:r>
+        <w:rPr>
+          <w:rFonts w:ascii="Asana Math" w:hAnsi="Asana Math" w:cs="Asana Math"/>
+          <w:highlight w:val="none"/>
+          <w:lang w:val="es-ES" w:bidi="es-ES"/>
+        </w:rPr>
+      </w:r>
     </w:p>
     <w:p>
       <w:pPr>
@@ -5212,20 +5705,28 @@
                               <w:ind/>
                               <w:rPr>
                                 <w:rFonts w:ascii="Asana Math" w:hAnsi="Asana Math" w:eastAsia="Asana Math" w:cs="Asana Math"/>
-                                <w:highlight w:val="none"/>
-                                <w:lang w:val="es-ES"/>
+                                <w:highlight w:val="yellow"/>
                               </w:rPr>
                             </w:pPr>
                             <w:r>
                               <w:rPr>
                                 <w:rFonts w:ascii="Asana Math" w:hAnsi="Asana Math" w:eastAsia="Asana Math" w:cs="Asana Math"/>
+                                <w:highlight w:val="yellow"/>
                                 <w:lang w:val="es-ES"/>
                               </w:rPr>
                               <w:t xml:space="preserve"> 11</w:t>
                             </w:r>
                             <w:r>
                               <w:rPr>
-                                <w:rFonts w:ascii="Asana Math" w:hAnsi="Asana Math" w:cs="Asana Math"/>
+                                <w:rFonts w:ascii="Asana Math" w:hAnsi="Asana Math" w:eastAsia="Asana Math" w:cs="Asana Math"/>
+                                <w:highlight w:val="yellow"/>
+                                <w:lang w:val="es-ES"/>
+                              </w:rPr>
+                            </w:r>
+                            <w:r>
+                              <w:rPr>
+                                <w:rFonts w:ascii="Asana Math" w:hAnsi="Asana Math" w:eastAsia="Asana Math" w:cs="Asana Math"/>
+                                <w:highlight w:val="yellow"/>
                               </w:rPr>
                             </w:r>
                           </w:p>
@@ -5236,28 +5737,27 @@
                               <w:ind/>
                               <w:rPr>
                                 <w:rFonts w:ascii="Asana Math" w:hAnsi="Asana Math" w:cs="Asana Math"/>
+                                <w:highlight w:val="yellow"/>
                               </w:rPr>
                             </w:pPr>
                             <w:r>
                               <w:rPr>
                                 <w:rFonts w:ascii="Asana Math" w:hAnsi="Asana Math" w:eastAsia="Asana Math" w:cs="Asana Math"/>
-                                <w:highlight w:val="none"/>
+                                <w:highlight w:val="yellow"/>
                                 <w:lang w:val="es-ES"/>
                               </w:rPr>
                               <w:t xml:space="preserve"> 11</w:t>
                             </w:r>
                             <w:r>
                               <w:rPr>
-                                <w:rFonts w:ascii="Asana Math" w:hAnsi="Asana Math" w:eastAsia="Asana Math" w:cs="Asana Math"/>
-                                <w:highlight w:val="none"/>
-                                <w:lang w:val="es-ES"/>
+                                <w:rFonts w:ascii="Asana Math" w:hAnsi="Asana Math" w:cs="Asana Math"/>
+                                <w:highlight w:val="yellow"/>
                               </w:rPr>
                             </w:r>
                             <w:r>
                               <w:rPr>
-                                <w:rFonts w:ascii="Asana Math" w:hAnsi="Asana Math" w:eastAsia="Asana Math" w:cs="Asana Math"/>
-                                <w:highlight w:val="none"/>
-                                <w:lang w:val="es-ES"/>
+                                <w:rFonts w:ascii="Asana Math" w:hAnsi="Asana Math" w:cs="Asana Math"/>
+                                <w:highlight w:val="yellow"/>
                               </w:rPr>
                             </w:r>
                           </w:p>
@@ -5282,20 +5782,28 @@
                         <w:ind/>
                         <w:rPr>
                           <w:rFonts w:ascii="Asana Math" w:hAnsi="Asana Math" w:eastAsia="Asana Math" w:cs="Asana Math"/>
-                          <w:highlight w:val="none"/>
-                          <w:lang w:val="es-ES"/>
+                          <w:highlight w:val="yellow"/>
                         </w:rPr>
                       </w:pPr>
                       <w:r>
                         <w:rPr>
                           <w:rFonts w:ascii="Asana Math" w:hAnsi="Asana Math" w:eastAsia="Asana Math" w:cs="Asana Math"/>
+                          <w:highlight w:val="yellow"/>
                           <w:lang w:val="es-ES"/>
                         </w:rPr>
                         <w:t xml:space="preserve"> 11</w:t>
                       </w:r>
                       <w:r>
                         <w:rPr>
-                          <w:rFonts w:ascii="Asana Math" w:hAnsi="Asana Math" w:cs="Asana Math"/>
+                          <w:rFonts w:ascii="Asana Math" w:hAnsi="Asana Math" w:eastAsia="Asana Math" w:cs="Asana Math"/>
+                          <w:highlight w:val="yellow"/>
+                          <w:lang w:val="es-ES"/>
+                        </w:rPr>
+                      </w:r>
+                      <w:r>
+                        <w:rPr>
+                          <w:rFonts w:ascii="Asana Math" w:hAnsi="Asana Math" w:eastAsia="Asana Math" w:cs="Asana Math"/>
+                          <w:highlight w:val="yellow"/>
                         </w:rPr>
                       </w:r>
                     </w:p>
@@ -5306,28 +5814,27 @@
                         <w:ind/>
                         <w:rPr>
                           <w:rFonts w:ascii="Asana Math" w:hAnsi="Asana Math" w:cs="Asana Math"/>
+                          <w:highlight w:val="yellow"/>
                         </w:rPr>
                       </w:pPr>
                       <w:r>
                         <w:rPr>
                           <w:rFonts w:ascii="Asana Math" w:hAnsi="Asana Math" w:eastAsia="Asana Math" w:cs="Asana Math"/>
-                          <w:highlight w:val="none"/>
+                          <w:highlight w:val="yellow"/>
                           <w:lang w:val="es-ES"/>
                         </w:rPr>
                         <w:t xml:space="preserve"> 11</w:t>
                       </w:r>
                       <w:r>
                         <w:rPr>
-                          <w:rFonts w:ascii="Asana Math" w:hAnsi="Asana Math" w:eastAsia="Asana Math" w:cs="Asana Math"/>
-                          <w:highlight w:val="none"/>
-                          <w:lang w:val="es-ES"/>
+                          <w:rFonts w:ascii="Asana Math" w:hAnsi="Asana Math" w:cs="Asana Math"/>
+                          <w:highlight w:val="yellow"/>
                         </w:rPr>
                       </w:r>
                       <w:r>
                         <w:rPr>
-                          <w:rFonts w:ascii="Asana Math" w:hAnsi="Asana Math" w:eastAsia="Asana Math" w:cs="Asana Math"/>
-                          <w:highlight w:val="none"/>
-                          <w:lang w:val="es-ES"/>
+                          <w:rFonts w:ascii="Asana Math" w:hAnsi="Asana Math" w:cs="Asana Math"/>
+                          <w:highlight w:val="yellow"/>
                         </w:rPr>
                       </w:r>
                     </w:p>
@@ -5353,6 +5860,13 @@
           <w:lang w:val="es-ES" w:bidi="es-ES"/>
         </w:rPr>
       </w:r>
+      <w:r>
+        <w:rPr>
+          <w:rFonts w:ascii="Asana Math" w:hAnsi="Asana Math" w:cs="Asana Math"/>
+          <w:highlight w:val="none"/>
+          <w:lang w:val="es-ES" w:bidi="es-ES"/>
+        </w:rPr>
+      </w:r>
     </w:p>
     <w:p>
       <w:pPr>
@@ -5459,6 +5973,13 @@
           <w:lang w:val="es-ES" w:bidi="es-ES"/>
         </w:rPr>
         <w:t xml:space="preserve"> T (Pieza T): Forma de T. Versátil para encajar en espacios irregulares (3x2).</w:t>
+      </w:r>
+      <w:r>
+        <w:rPr>
+          <w:rFonts w:ascii="Asana Math" w:hAnsi="Asana Math" w:cs="Asana Math"/>
+          <w:highlight w:val="none"/>
+          <w:lang w:val="es-ES" w:bidi="es-ES"/>
+        </w:rPr>
       </w:r>
       <w:r>
         <w:rPr>
@@ -5542,9 +6063,17 @@
                             <w:r>
                               <w:rPr>
                                 <w:rFonts w:ascii="Asana Math" w:hAnsi="Asana Math" w:eastAsia="Asana Math" w:cs="Asana Math"/>
+                                <w:highlight w:val="yellow"/>
                                 <w:lang w:val="es-ES"/>
                               </w:rPr>
-                              <w:t xml:space="preserve">000  - 010</w:t>
+                              <w:t xml:space="preserve">000</w:t>
+                            </w:r>
+                            <w:r>
+                              <w:rPr>
+                                <w:rFonts w:ascii="Asana Math" w:hAnsi="Asana Math" w:eastAsia="Asana Math" w:cs="Asana Math"/>
+                                <w:lang w:val="es-ES"/>
+                              </w:rPr>
+                              <w:t xml:space="preserve">  - 010</w:t>
                             </w:r>
                             <w:r>
                               <w:rPr>
@@ -5555,7 +6084,16 @@
                             </w:r>
                             <w:r>
                               <w:rPr>
-                                <w:rFonts w:ascii="Asana Math" w:hAnsi="Asana Math" w:cs="Asana Math"/>
+                                <w:rFonts w:ascii="Asana Math" w:hAnsi="Asana Math" w:eastAsia="Asana Math" w:cs="Asana Math"/>
+                                <w:highlight w:val="none"/>
+                                <w:lang w:val="es-ES"/>
+                              </w:rPr>
+                            </w:r>
+                            <w:r>
+                              <w:rPr>
+                                <w:rFonts w:ascii="Asana Math" w:hAnsi="Asana Math" w:eastAsia="Asana Math" w:cs="Asana Math"/>
+                                <w:highlight w:val="none"/>
+                                <w:lang w:val="es-ES"/>
                               </w:rPr>
                             </w:r>
                           </w:p>
@@ -5573,10 +6111,18 @@
                             <w:r>
                               <w:rPr>
                                 <w:rFonts w:ascii="Asana Math" w:hAnsi="Asana Math" w:eastAsia="Asana Math" w:cs="Asana Math"/>
+                                <w:highlight w:val="yellow"/>
+                                <w:lang w:val="es-ES"/>
+                              </w:rPr>
+                              <w:t xml:space="preserve">111</w:t>
+                            </w:r>
+                            <w:r>
+                              <w:rPr>
+                                <w:rFonts w:ascii="Asana Math" w:hAnsi="Asana Math" w:eastAsia="Asana Math" w:cs="Asana Math"/>
                                 <w:highlight w:val="none"/>
                                 <w:lang w:val="es-ES"/>
                               </w:rPr>
-                              <w:t xml:space="preserve">010  - 110  - 010 -</w:t>
+                              <w:t xml:space="preserve">  - 110  - 010 -</w:t>
                             </w:r>
                             <w:r>
                               <w:rPr>
@@ -5587,7 +6133,16 @@
                             </w:r>
                             <w:r>
                               <w:rPr>
-                                <w:rFonts w:ascii="Asana Math" w:hAnsi="Asana Math" w:cs="Asana Math"/>
+                                <w:rFonts w:ascii="Asana Math" w:hAnsi="Asana Math" w:eastAsia="Asana Math" w:cs="Asana Math"/>
+                                <w:highlight w:val="none"/>
+                                <w:lang w:val="es-ES"/>
+                              </w:rPr>
+                            </w:r>
+                            <w:r>
+                              <w:rPr>
+                                <w:rFonts w:ascii="Asana Math" w:hAnsi="Asana Math" w:eastAsia="Asana Math" w:cs="Asana Math"/>
+                                <w:highlight w:val="none"/>
+                                <w:lang w:val="es-ES"/>
                               </w:rPr>
                             </w:r>
                           </w:p>
@@ -5603,16 +6158,27 @@
                             <w:r>
                               <w:rPr>
                                 <w:rFonts w:ascii="Asana Math" w:hAnsi="Asana Math" w:eastAsia="Asana Math" w:cs="Asana Math"/>
-                                <w:highlight w:val="none"/>
+                                <w:highlight w:val="yellow"/>
                                 <w:lang w:val="es-ES"/>
                               </w:rPr>
-                              <w:t xml:space="preserve">111  - 010  - 111 - 010</w:t>
+                              <w:t xml:space="preserve">010</w:t>
                             </w:r>
                             <w:r>
                               <w:rPr>
                                 <w:rFonts w:ascii="Asana Math" w:hAnsi="Asana Math" w:eastAsia="Asana Math" w:cs="Asana Math"/>
                                 <w:highlight w:val="none"/>
                                 <w:lang w:val="es-ES"/>
+                              </w:rPr>
+                              <w:t xml:space="preserve">  - 010  - 111 - 010</w:t>
+                            </w:r>
+                            <w:r>
+                              <w:rPr>
+                                <w:rFonts w:ascii="Asana Math" w:hAnsi="Asana Math" w:cs="Asana Math"/>
+                              </w:rPr>
+                            </w:r>
+                            <w:r>
+                              <w:rPr>
+                                <w:rFonts w:ascii="Asana Math" w:hAnsi="Asana Math" w:cs="Asana Math"/>
                               </w:rPr>
                             </w:r>
                           </w:p>
@@ -5644,9 +6210,17 @@
                       <w:r>
                         <w:rPr>
                           <w:rFonts w:ascii="Asana Math" w:hAnsi="Asana Math" w:eastAsia="Asana Math" w:cs="Asana Math"/>
+                          <w:highlight w:val="yellow"/>
                           <w:lang w:val="es-ES"/>
                         </w:rPr>
-                        <w:t xml:space="preserve">000  - 010</w:t>
+                        <w:t xml:space="preserve">000</w:t>
+                      </w:r>
+                      <w:r>
+                        <w:rPr>
+                          <w:rFonts w:ascii="Asana Math" w:hAnsi="Asana Math" w:eastAsia="Asana Math" w:cs="Asana Math"/>
+                          <w:lang w:val="es-ES"/>
+                        </w:rPr>
+                        <w:t xml:space="preserve">  - 010</w:t>
                       </w:r>
                       <w:r>
                         <w:rPr>
@@ -5657,7 +6231,16 @@
                       </w:r>
                       <w:r>
                         <w:rPr>
-                          <w:rFonts w:ascii="Asana Math" w:hAnsi="Asana Math" w:cs="Asana Math"/>
+                          <w:rFonts w:ascii="Asana Math" w:hAnsi="Asana Math" w:eastAsia="Asana Math" w:cs="Asana Math"/>
+                          <w:highlight w:val="none"/>
+                          <w:lang w:val="es-ES"/>
+                        </w:rPr>
+                      </w:r>
+                      <w:r>
+                        <w:rPr>
+                          <w:rFonts w:ascii="Asana Math" w:hAnsi="Asana Math" w:eastAsia="Asana Math" w:cs="Asana Math"/>
+                          <w:highlight w:val="none"/>
+                          <w:lang w:val="es-ES"/>
                         </w:rPr>
                       </w:r>
                     </w:p>
@@ -5675,10 +6258,18 @@
                       <w:r>
                         <w:rPr>
                           <w:rFonts w:ascii="Asana Math" w:hAnsi="Asana Math" w:eastAsia="Asana Math" w:cs="Asana Math"/>
+                          <w:highlight w:val="yellow"/>
+                          <w:lang w:val="es-ES"/>
+                        </w:rPr>
+                        <w:t xml:space="preserve">111</w:t>
+                      </w:r>
+                      <w:r>
+                        <w:rPr>
+                          <w:rFonts w:ascii="Asana Math" w:hAnsi="Asana Math" w:eastAsia="Asana Math" w:cs="Asana Math"/>
                           <w:highlight w:val="none"/>
                           <w:lang w:val="es-ES"/>
                         </w:rPr>
-                        <w:t xml:space="preserve">010  - 110  - 010 -</w:t>
+                        <w:t xml:space="preserve">  - 110  - 010 -</w:t>
                       </w:r>
                       <w:r>
                         <w:rPr>
@@ -5689,7 +6280,16 @@
                       </w:r>
                       <w:r>
                         <w:rPr>
-                          <w:rFonts w:ascii="Asana Math" w:hAnsi="Asana Math" w:cs="Asana Math"/>
+                          <w:rFonts w:ascii="Asana Math" w:hAnsi="Asana Math" w:eastAsia="Asana Math" w:cs="Asana Math"/>
+                          <w:highlight w:val="none"/>
+                          <w:lang w:val="es-ES"/>
+                        </w:rPr>
+                      </w:r>
+                      <w:r>
+                        <w:rPr>
+                          <w:rFonts w:ascii="Asana Math" w:hAnsi="Asana Math" w:eastAsia="Asana Math" w:cs="Asana Math"/>
+                          <w:highlight w:val="none"/>
+                          <w:lang w:val="es-ES"/>
                         </w:rPr>
                       </w:r>
                     </w:p>
@@ -5705,16 +6305,27 @@
                       <w:r>
                         <w:rPr>
                           <w:rFonts w:ascii="Asana Math" w:hAnsi="Asana Math" w:eastAsia="Asana Math" w:cs="Asana Math"/>
-                          <w:highlight w:val="none"/>
+                          <w:highlight w:val="yellow"/>
                           <w:lang w:val="es-ES"/>
                         </w:rPr>
-                        <w:t xml:space="preserve">111  - 010  - 111 - 010</w:t>
+                        <w:t xml:space="preserve">010</w:t>
                       </w:r>
                       <w:r>
                         <w:rPr>
                           <w:rFonts w:ascii="Asana Math" w:hAnsi="Asana Math" w:eastAsia="Asana Math" w:cs="Asana Math"/>
                           <w:highlight w:val="none"/>
                           <w:lang w:val="es-ES"/>
+                        </w:rPr>
+                        <w:t xml:space="preserve">  - 010  - 111 - 010</w:t>
+                      </w:r>
+                      <w:r>
+                        <w:rPr>
+                          <w:rFonts w:ascii="Asana Math" w:hAnsi="Asana Math" w:cs="Asana Math"/>
+                        </w:rPr>
+                      </w:r>
+                      <w:r>
+                        <w:rPr>
+                          <w:rFonts w:ascii="Asana Math" w:hAnsi="Asana Math" w:cs="Asana Math"/>
                         </w:rPr>
                       </w:r>
                     </w:p>
@@ -5739,13 +6350,6 @@
           <w:lang w:val="es-ES" w:bidi="es-ES"/>
         </w:rPr>
       </w:r>
-      <w:r>
-        <w:rPr>
-          <w:rFonts w:ascii="Asana Math" w:hAnsi="Asana Math" w:cs="Asana Math"/>
-          <w:highlight w:val="none"/>
-          <w:lang w:val="es-ES" w:bidi="es-ES"/>
-        </w:rPr>
-      </w:r>
     </w:p>
     <w:p>
       <w:pPr>
@@ -5885,12 +6489,14 @@
         </w:rPr>
         <w:t xml:space="preserve"> S (Pieza S): Forma de S, se orienta hacia la derecha (3x2).</w:t>
       </w:r>
-      <w:r/>
-      <w:r>
-        <w:rPr>
-          <w:rFonts w:ascii="Asana Math" w:hAnsi="Asana Math" w:cs="Asana Math"/>
-          <w:highlight w:val="none"/>
-          <w:lang w:val="es-ES" w:bidi="es-ES"/>
+      <w:r>
+        <w:rPr>
+          <w:highlight w:val="none"/>
+        </w:rPr>
+      </w:r>
+      <w:r>
+        <w:rPr>
+          <w:highlight w:val="none"/>
         </w:rPr>
       </w:r>
     </w:p>
@@ -5968,13 +6574,30 @@
                             <w:r>
                               <w:rPr>
                                 <w:rFonts w:ascii="Asana Math" w:hAnsi="Asana Math" w:eastAsia="Asana Math" w:cs="Asana Math"/>
+                                <w:highlight w:val="yellow"/>
                                 <w:lang w:val="es-ES"/>
                               </w:rPr>
-                              <w:t xml:space="preserve">000  - 100  </w:t>
+                              <w:t xml:space="preserve">000</w:t>
                             </w:r>
                             <w:r>
                               <w:rPr>
-                                <w:rFonts w:ascii="Asana Math" w:hAnsi="Asana Math" w:cs="Asana Math"/>
+                                <w:rFonts w:ascii="Asana Math" w:hAnsi="Asana Math" w:eastAsia="Asana Math" w:cs="Asana Math"/>
+                                <w:lang w:val="es-ES"/>
+                              </w:rPr>
+                              <w:t xml:space="preserve">  - 100  </w:t>
+                            </w:r>
+                            <w:r>
+                              <w:rPr>
+                                <w:rFonts w:ascii="Asana Math" w:hAnsi="Asana Math" w:eastAsia="Asana Math" w:cs="Asana Math"/>
+                                <w:highlight w:val="none"/>
+                                <w:lang w:val="es-ES"/>
+                              </w:rPr>
+                            </w:r>
+                            <w:r>
+                              <w:rPr>
+                                <w:rFonts w:ascii="Asana Math" w:hAnsi="Asana Math" w:eastAsia="Asana Math" w:cs="Asana Math"/>
+                                <w:highlight w:val="none"/>
+                                <w:lang w:val="es-ES"/>
                               </w:rPr>
                             </w:r>
                           </w:p>
@@ -5992,14 +6615,31 @@
                             <w:r>
                               <w:rPr>
                                 <w:rFonts w:ascii="Asana Math" w:hAnsi="Asana Math" w:eastAsia="Asana Math" w:cs="Asana Math"/>
+                                <w:highlight w:val="yellow"/>
+                                <w:lang w:val="es-ES"/>
+                              </w:rPr>
+                              <w:t xml:space="preserve">011</w:t>
+                            </w:r>
+                            <w:r>
+                              <w:rPr>
+                                <w:rFonts w:ascii="Asana Math" w:hAnsi="Asana Math" w:eastAsia="Asana Math" w:cs="Asana Math"/>
                                 <w:highlight w:val="none"/>
                                 <w:lang w:val="es-ES"/>
                               </w:rPr>
-                              <w:t xml:space="preserve">011  - 110</w:t>
+                              <w:t xml:space="preserve">  - 110</w:t>
                             </w:r>
                             <w:r>
                               <w:rPr>
-                                <w:rFonts w:ascii="Asana Math" w:hAnsi="Asana Math" w:cs="Asana Math"/>
+                                <w:rFonts w:ascii="Asana Math" w:hAnsi="Asana Math" w:eastAsia="Asana Math" w:cs="Asana Math"/>
+                                <w:highlight w:val="none"/>
+                                <w:lang w:val="es-ES"/>
+                              </w:rPr>
+                            </w:r>
+                            <w:r>
+                              <w:rPr>
+                                <w:rFonts w:ascii="Asana Math" w:hAnsi="Asana Math" w:eastAsia="Asana Math" w:cs="Asana Math"/>
+                                <w:highlight w:val="none"/>
+                                <w:lang w:val="es-ES"/>
                               </w:rPr>
                             </w:r>
                           </w:p>
@@ -6015,7 +6655,7 @@
                             <w:r>
                               <w:rPr>
                                 <w:rFonts w:ascii="Asana Math" w:hAnsi="Asana Math" w:eastAsia="Asana Math" w:cs="Asana Math"/>
-                                <w:highlight w:val="none"/>
+                                <w:highlight w:val="yellow"/>
                                 <w:lang w:val="es-ES"/>
                               </w:rPr>
                               <w:t xml:space="preserve">110</w:t>
@@ -6030,9 +6670,12 @@
                             </w:r>
                             <w:r>
                               <w:rPr>
-                                <w:rFonts w:ascii="Asana Math" w:hAnsi="Asana Math" w:eastAsia="Asana Math" w:cs="Asana Math"/>
-                                <w:highlight w:val="none"/>
-                                <w:lang w:val="es-ES"/>
+                                <w:rFonts w:ascii="Asana Math" w:hAnsi="Asana Math" w:cs="Asana Math"/>
+                              </w:rPr>
+                            </w:r>
+                            <w:r>
+                              <w:rPr>
+                                <w:rFonts w:ascii="Asana Math" w:hAnsi="Asana Math" w:cs="Asana Math"/>
                               </w:rPr>
                             </w:r>
                           </w:p>
@@ -6064,13 +6707,30 @@
                       <w:r>
                         <w:rPr>
                           <w:rFonts w:ascii="Asana Math" w:hAnsi="Asana Math" w:eastAsia="Asana Math" w:cs="Asana Math"/>
+                          <w:highlight w:val="yellow"/>
                           <w:lang w:val="es-ES"/>
                         </w:rPr>
-                        <w:t xml:space="preserve">000  - 100  </w:t>
+                        <w:t xml:space="preserve">000</w:t>
                       </w:r>
                       <w:r>
                         <w:rPr>
-                          <w:rFonts w:ascii="Asana Math" w:hAnsi="Asana Math" w:cs="Asana Math"/>
+                          <w:rFonts w:ascii="Asana Math" w:hAnsi="Asana Math" w:eastAsia="Asana Math" w:cs="Asana Math"/>
+                          <w:lang w:val="es-ES"/>
+                        </w:rPr>
+                        <w:t xml:space="preserve">  - 100  </w:t>
+                      </w:r>
+                      <w:r>
+                        <w:rPr>
+                          <w:rFonts w:ascii="Asana Math" w:hAnsi="Asana Math" w:eastAsia="Asana Math" w:cs="Asana Math"/>
+                          <w:highlight w:val="none"/>
+                          <w:lang w:val="es-ES"/>
+                        </w:rPr>
+                      </w:r>
+                      <w:r>
+                        <w:rPr>
+                          <w:rFonts w:ascii="Asana Math" w:hAnsi="Asana Math" w:eastAsia="Asana Math" w:cs="Asana Math"/>
+                          <w:highlight w:val="none"/>
+                          <w:lang w:val="es-ES"/>
                         </w:rPr>
                       </w:r>
                     </w:p>
@@ -6088,14 +6748,31 @@
                       <w:r>
                         <w:rPr>
                           <w:rFonts w:ascii="Asana Math" w:hAnsi="Asana Math" w:eastAsia="Asana Math" w:cs="Asana Math"/>
+                          <w:highlight w:val="yellow"/>
+                          <w:lang w:val="es-ES"/>
+                        </w:rPr>
+                        <w:t xml:space="preserve">011</w:t>
+                      </w:r>
+                      <w:r>
+                        <w:rPr>
+                          <w:rFonts w:ascii="Asana Math" w:hAnsi="Asana Math" w:eastAsia="Asana Math" w:cs="Asana Math"/>
                           <w:highlight w:val="none"/>
                           <w:lang w:val="es-ES"/>
                         </w:rPr>
-                        <w:t xml:space="preserve">011  - 110</w:t>
+                        <w:t xml:space="preserve">  - 110</w:t>
                       </w:r>
                       <w:r>
                         <w:rPr>
-                          <w:rFonts w:ascii="Asana Math" w:hAnsi="Asana Math" w:cs="Asana Math"/>
+                          <w:rFonts w:ascii="Asana Math" w:hAnsi="Asana Math" w:eastAsia="Asana Math" w:cs="Asana Math"/>
+                          <w:highlight w:val="none"/>
+                          <w:lang w:val="es-ES"/>
+                        </w:rPr>
+                      </w:r>
+                      <w:r>
+                        <w:rPr>
+                          <w:rFonts w:ascii="Asana Math" w:hAnsi="Asana Math" w:eastAsia="Asana Math" w:cs="Asana Math"/>
+                          <w:highlight w:val="none"/>
+                          <w:lang w:val="es-ES"/>
                         </w:rPr>
                       </w:r>
                     </w:p>
@@ -6111,7 +6788,7 @@
                       <w:r>
                         <w:rPr>
                           <w:rFonts w:ascii="Asana Math" w:hAnsi="Asana Math" w:eastAsia="Asana Math" w:cs="Asana Math"/>
-                          <w:highlight w:val="none"/>
+                          <w:highlight w:val="yellow"/>
                           <w:lang w:val="es-ES"/>
                         </w:rPr>
                         <w:t xml:space="preserve">110</w:t>
@@ -6126,9 +6803,12 @@
                       </w:r>
                       <w:r>
                         <w:rPr>
-                          <w:rFonts w:ascii="Asana Math" w:hAnsi="Asana Math" w:eastAsia="Asana Math" w:cs="Asana Math"/>
-                          <w:highlight w:val="none"/>
-                          <w:lang w:val="es-ES"/>
+                          <w:rFonts w:ascii="Asana Math" w:hAnsi="Asana Math" w:cs="Asana Math"/>
+                        </w:rPr>
+                      </w:r>
+                      <w:r>
+                        <w:rPr>
+                          <w:rFonts w:ascii="Asana Math" w:hAnsi="Asana Math" w:cs="Asana Math"/>
                         </w:rPr>
                       </w:r>
                     </w:p>
@@ -6153,13 +6833,6 @@
           <w:lang w:val="es-ES" w:bidi="es-ES"/>
         </w:rPr>
       </w:r>
-      <w:r>
-        <w:rPr>
-          <w:rFonts w:ascii="Asana Math" w:hAnsi="Asana Math" w:cs="Asana Math"/>
-          <w:highlight w:val="none"/>
-          <w:lang w:val="es-ES" w:bidi="es-ES"/>
-        </w:rPr>
-      </w:r>
     </w:p>
     <w:p>
       <w:pPr>
@@ -6249,14 +6922,16 @@
       </w:r>
       <w:r>
         <w:rPr>
+          <w:rFonts w:ascii="Asana Math" w:hAnsi="Asana Math" w:cs="Asana Math"/>
           <w:highlight w:val="none"/>
           <w:lang w:val="es-ES" w:bidi="es-ES"/>
         </w:rPr>
       </w:r>
       <w:r>
         <w:rPr>
-          <w:highlight w:val="none"/>
-          <w:lang w:val="es-ES"/>
+          <w:rFonts w:ascii="Asana Math" w:hAnsi="Asana Math" w:cs="Asana Math"/>
+          <w:highlight w:val="none"/>
+          <w:lang w:val="es-ES" w:bidi="es-ES"/>
         </w:rPr>
       </w:r>
     </w:p>
@@ -6352,9 +7027,17 @@
                             <w:r>
                               <w:rPr>
                                 <w:rFonts w:ascii="Asana Math" w:hAnsi="Asana Math" w:eastAsia="Asana Math" w:cs="Asana Math"/>
+                                <w:highlight w:val="yellow"/>
                                 <w:lang w:val="es-ES"/>
                               </w:rPr>
-                              <w:t xml:space="preserve">000  - 001  </w:t>
+                              <w:t xml:space="preserve">000</w:t>
+                            </w:r>
+                            <w:r>
+                              <w:rPr>
+                                <w:rFonts w:ascii="Asana Math" w:hAnsi="Asana Math" w:eastAsia="Asana Math" w:cs="Asana Math"/>
+                                <w:lang w:val="es-ES"/>
+                              </w:rPr>
+                              <w:t xml:space="preserve">  - 001  </w:t>
                             </w:r>
                             <w:r>
                               <w:rPr>
@@ -6385,10 +7068,18 @@
                             <w:r>
                               <w:rPr>
                                 <w:rFonts w:ascii="Asana Math" w:hAnsi="Asana Math" w:eastAsia="Asana Math" w:cs="Asana Math"/>
+                                <w:highlight w:val="yellow"/>
+                                <w:lang w:val="es-ES"/>
+                              </w:rPr>
+                              <w:t xml:space="preserve">110</w:t>
+                            </w:r>
+                            <w:r>
+                              <w:rPr>
+                                <w:rFonts w:ascii="Asana Math" w:hAnsi="Asana Math" w:eastAsia="Asana Math" w:cs="Asana Math"/>
                                 <w:highlight w:val="none"/>
                                 <w:lang w:val="es-ES"/>
                               </w:rPr>
-                              <w:t xml:space="preserve">110  - 011</w:t>
+                              <w:t xml:space="preserve">  - 011</w:t>
                             </w:r>
                             <w:r>
                               <w:rPr>
@@ -6417,7 +7108,7 @@
                             <w:r>
                               <w:rPr>
                                 <w:rFonts w:ascii="Asana Math" w:hAnsi="Asana Math" w:eastAsia="Asana Math" w:cs="Asana Math"/>
-                                <w:highlight w:val="none"/>
+                                <w:highlight w:val="yellow"/>
                                 <w:lang w:val="es-ES"/>
                               </w:rPr>
                               <w:t xml:space="preserve">011</w:t>
@@ -6479,9 +7170,17 @@
                       <w:r>
                         <w:rPr>
                           <w:rFonts w:ascii="Asana Math" w:hAnsi="Asana Math" w:eastAsia="Asana Math" w:cs="Asana Math"/>
+                          <w:highlight w:val="yellow"/>
                           <w:lang w:val="es-ES"/>
                         </w:rPr>
-                        <w:t xml:space="preserve">000  - 001  </w:t>
+                        <w:t xml:space="preserve">000</w:t>
+                      </w:r>
+                      <w:r>
+                        <w:rPr>
+                          <w:rFonts w:ascii="Asana Math" w:hAnsi="Asana Math" w:eastAsia="Asana Math" w:cs="Asana Math"/>
+                          <w:lang w:val="es-ES"/>
+                        </w:rPr>
+                        <w:t xml:space="preserve">  - 001  </w:t>
                       </w:r>
                       <w:r>
                         <w:rPr>
@@ -6512,10 +7211,18 @@
                       <w:r>
                         <w:rPr>
                           <w:rFonts w:ascii="Asana Math" w:hAnsi="Asana Math" w:eastAsia="Asana Math" w:cs="Asana Math"/>
+                          <w:highlight w:val="yellow"/>
+                          <w:lang w:val="es-ES"/>
+                        </w:rPr>
+                        <w:t xml:space="preserve">110</w:t>
+                      </w:r>
+                      <w:r>
+                        <w:rPr>
+                          <w:rFonts w:ascii="Asana Math" w:hAnsi="Asana Math" w:eastAsia="Asana Math" w:cs="Asana Math"/>
                           <w:highlight w:val="none"/>
                           <w:lang w:val="es-ES"/>
                         </w:rPr>
-                        <w:t xml:space="preserve">110  - 011</w:t>
+                        <w:t xml:space="preserve">  - 011</w:t>
                       </w:r>
                       <w:r>
                         <w:rPr>
@@ -6544,7 +7251,7 @@
                       <w:r>
                         <w:rPr>
                           <w:rFonts w:ascii="Asana Math" w:hAnsi="Asana Math" w:eastAsia="Asana Math" w:cs="Asana Math"/>
-                          <w:highlight w:val="none"/>
+                          <w:highlight w:val="yellow"/>
                           <w:lang w:val="es-ES"/>
                         </w:rPr>
                         <w:t xml:space="preserve">011</w:t>
@@ -6600,6 +7307,13 @@
           <w:lang w:val="es-ES" w:bidi="es-ES"/>
         </w:rPr>
       </w:r>
+      <w:r>
+        <w:rPr>
+          <w:rFonts w:ascii="Asana Math" w:hAnsi="Asana Math" w:cs="Asana Math"/>
+          <w:highlight w:val="none"/>
+          <w:lang w:val="es-ES" w:bidi="es-ES"/>
+        </w:rPr>
+      </w:r>
     </w:p>
     <w:p>
       <w:pPr>
@@ -6723,7 +7437,20 @@
         </w:rPr>
         <w:t xml:space="preserve">−</w:t>
       </w:r>
-      <w:r/>
+      <w:r>
+        <w:rPr>
+          <w:rFonts w:ascii="Asana Math" w:hAnsi="Asana Math" w:cs="Asana Math"/>
+          <w:highlight w:val="none"/>
+          <w:lang w:val="es-ES" w:bidi="es-ES"/>
+        </w:rPr>
+      </w:r>
+      <w:r>
+        <w:rPr>
+          <w:rFonts w:ascii="Asana Math" w:hAnsi="Asana Math" w:cs="Asana Math"/>
+          <w:highlight w:val="none"/>
+          <w:lang w:val="es-ES" w:bidi="es-ES"/>
+        </w:rPr>
+      </w:r>
     </w:p>
     <w:p>
       <w:pPr>
@@ -6744,6 +7471,13 @@
           <w:lang w:val="es-ES" w:bidi="es-ES"/>
         </w:rPr>
         <w:t xml:space="preserve"> J (Pieza J): Forma de L invertida o con gancho a la izquierda (2x3).</w:t>
+      </w:r>
+      <w:r>
+        <w:rPr>
+          <w:rFonts w:ascii="Asana Math" w:hAnsi="Asana Math" w:cs="Asana Math"/>
+          <w:highlight w:val="none"/>
+          <w:lang w:val="es-ES" w:bidi="es-ES"/>
+        </w:rPr>
       </w:r>
       <w:r>
         <w:rPr>
@@ -6827,6 +7561,7 @@
                             <w:r>
                               <w:rPr>
                                 <w:rFonts w:ascii="Asana Math" w:hAnsi="Asana Math" w:eastAsia="Asana Math" w:cs="Asana Math"/>
+                                <w:highlight w:val="yellow"/>
                                 <w:lang w:val="es-ES"/>
                               </w:rPr>
                               <w:t xml:space="preserve">010</w:t>
@@ -6840,7 +7575,16 @@
                             </w:r>
                             <w:r>
                               <w:rPr>
-                                <w:rFonts w:ascii="Asana Math" w:hAnsi="Asana Math" w:cs="Asana Math"/>
+                                <w:rFonts w:ascii="Asana Math" w:hAnsi="Asana Math" w:eastAsia="Asana Math" w:cs="Asana Math"/>
+                                <w:highlight w:val="none"/>
+                                <w:lang w:val="es-ES"/>
+                              </w:rPr>
+                            </w:r>
+                            <w:r>
+                              <w:rPr>
+                                <w:rFonts w:ascii="Asana Math" w:hAnsi="Asana Math" w:eastAsia="Asana Math" w:cs="Asana Math"/>
+                                <w:highlight w:val="none"/>
+                                <w:lang w:val="es-ES"/>
                               </w:rPr>
                             </w:r>
                           </w:p>
@@ -6858,14 +7602,31 @@
                             <w:r>
                               <w:rPr>
                                 <w:rFonts w:ascii="Asana Math" w:hAnsi="Asana Math" w:eastAsia="Asana Math" w:cs="Asana Math"/>
+                                <w:highlight w:val="yellow"/>
+                                <w:lang w:val="es-ES"/>
+                              </w:rPr>
+                              <w:t xml:space="preserve">010</w:t>
+                            </w:r>
+                            <w:r>
+                              <w:rPr>
+                                <w:rFonts w:ascii="Asana Math" w:hAnsi="Asana Math" w:eastAsia="Asana Math" w:cs="Asana Math"/>
                                 <w:highlight w:val="none"/>
                                 <w:lang w:val="es-ES"/>
                               </w:rPr>
-                              <w:t xml:space="preserve">010  - 111  - 100  - 010</w:t>
+                              <w:t xml:space="preserve">  - 111  - 100  - 010</w:t>
                             </w:r>
                             <w:r>
                               <w:rPr>
-                                <w:rFonts w:ascii="Asana Math" w:hAnsi="Asana Math" w:cs="Asana Math"/>
+                                <w:rFonts w:ascii="Asana Math" w:hAnsi="Asana Math" w:eastAsia="Asana Math" w:cs="Asana Math"/>
+                                <w:highlight w:val="none"/>
+                                <w:lang w:val="es-ES"/>
+                              </w:rPr>
+                            </w:r>
+                            <w:r>
+                              <w:rPr>
+                                <w:rFonts w:ascii="Asana Math" w:hAnsi="Asana Math" w:eastAsia="Asana Math" w:cs="Asana Math"/>
+                                <w:highlight w:val="none"/>
+                                <w:lang w:val="es-ES"/>
                               </w:rPr>
                             </w:r>
                           </w:p>
@@ -6881,7 +7642,7 @@
                             <w:r>
                               <w:rPr>
                                 <w:rFonts w:ascii="Asana Math" w:hAnsi="Asana Math" w:eastAsia="Asana Math" w:cs="Asana Math"/>
-                                <w:highlight w:val="none"/>
+                                <w:highlight w:val="yellow"/>
                                 <w:lang w:val="es-ES"/>
                               </w:rPr>
                               <w:t xml:space="preserve">110</w:t>
@@ -6904,9 +7665,12 @@
                             </w:r>
                             <w:r>
                               <w:rPr>
-                                <w:rFonts w:ascii="Asana Math" w:hAnsi="Asana Math" w:eastAsia="Asana Math" w:cs="Asana Math"/>
-                                <w:highlight w:val="none"/>
-                                <w:lang w:val="es-ES"/>
+                                <w:rFonts w:ascii="Asana Math" w:hAnsi="Asana Math" w:cs="Asana Math"/>
+                              </w:rPr>
+                            </w:r>
+                            <w:r>
+                              <w:rPr>
+                                <w:rFonts w:ascii="Asana Math" w:hAnsi="Asana Math" w:cs="Asana Math"/>
                               </w:rPr>
                             </w:r>
                           </w:p>
@@ -6938,6 +7702,7 @@
                       <w:r>
                         <w:rPr>
                           <w:rFonts w:ascii="Asana Math" w:hAnsi="Asana Math" w:eastAsia="Asana Math" w:cs="Asana Math"/>
+                          <w:highlight w:val="yellow"/>
                           <w:lang w:val="es-ES"/>
                         </w:rPr>
                         <w:t xml:space="preserve">010</w:t>
@@ -6951,7 +7716,16 @@
                       </w:r>
                       <w:r>
                         <w:rPr>
-                          <w:rFonts w:ascii="Asana Math" w:hAnsi="Asana Math" w:cs="Asana Math"/>
+                          <w:rFonts w:ascii="Asana Math" w:hAnsi="Asana Math" w:eastAsia="Asana Math" w:cs="Asana Math"/>
+                          <w:highlight w:val="none"/>
+                          <w:lang w:val="es-ES"/>
+                        </w:rPr>
+                      </w:r>
+                      <w:r>
+                        <w:rPr>
+                          <w:rFonts w:ascii="Asana Math" w:hAnsi="Asana Math" w:eastAsia="Asana Math" w:cs="Asana Math"/>
+                          <w:highlight w:val="none"/>
+                          <w:lang w:val="es-ES"/>
                         </w:rPr>
                       </w:r>
                     </w:p>
@@ -6969,14 +7743,31 @@
                       <w:r>
                         <w:rPr>
                           <w:rFonts w:ascii="Asana Math" w:hAnsi="Asana Math" w:eastAsia="Asana Math" w:cs="Asana Math"/>
+                          <w:highlight w:val="yellow"/>
+                          <w:lang w:val="es-ES"/>
+                        </w:rPr>
+                        <w:t xml:space="preserve">010</w:t>
+                      </w:r>
+                      <w:r>
+                        <w:rPr>
+                          <w:rFonts w:ascii="Asana Math" w:hAnsi="Asana Math" w:eastAsia="Asana Math" w:cs="Asana Math"/>
                           <w:highlight w:val="none"/>
                           <w:lang w:val="es-ES"/>
                         </w:rPr>
-                        <w:t xml:space="preserve">010  - 111  - 100  - 010</w:t>
+                        <w:t xml:space="preserve">  - 111  - 100  - 010</w:t>
                       </w:r>
                       <w:r>
                         <w:rPr>
-                          <w:rFonts w:ascii="Asana Math" w:hAnsi="Asana Math" w:cs="Asana Math"/>
+                          <w:rFonts w:ascii="Asana Math" w:hAnsi="Asana Math" w:eastAsia="Asana Math" w:cs="Asana Math"/>
+                          <w:highlight w:val="none"/>
+                          <w:lang w:val="es-ES"/>
+                        </w:rPr>
+                      </w:r>
+                      <w:r>
+                        <w:rPr>
+                          <w:rFonts w:ascii="Asana Math" w:hAnsi="Asana Math" w:eastAsia="Asana Math" w:cs="Asana Math"/>
+                          <w:highlight w:val="none"/>
+                          <w:lang w:val="es-ES"/>
                         </w:rPr>
                       </w:r>
                     </w:p>
@@ -6992,7 +7783,7 @@
                       <w:r>
                         <w:rPr>
                           <w:rFonts w:ascii="Asana Math" w:hAnsi="Asana Math" w:eastAsia="Asana Math" w:cs="Asana Math"/>
-                          <w:highlight w:val="none"/>
+                          <w:highlight w:val="yellow"/>
                           <w:lang w:val="es-ES"/>
                         </w:rPr>
                         <w:t xml:space="preserve">110</w:t>
@@ -7015,9 +7806,12 @@
                       </w:r>
                       <w:r>
                         <w:rPr>
-                          <w:rFonts w:ascii="Asana Math" w:hAnsi="Asana Math" w:eastAsia="Asana Math" w:cs="Asana Math"/>
-                          <w:highlight w:val="none"/>
-                          <w:lang w:val="es-ES"/>
+                          <w:rFonts w:ascii="Asana Math" w:hAnsi="Asana Math" w:cs="Asana Math"/>
+                        </w:rPr>
+                      </w:r>
+                      <w:r>
+                        <w:rPr>
+                          <w:rFonts w:ascii="Asana Math" w:hAnsi="Asana Math" w:cs="Asana Math"/>
                         </w:rPr>
                       </w:r>
                     </w:p>
@@ -7042,13 +7836,6 @@
           <w:lang w:val="es-ES" w:bidi="es-ES"/>
         </w:rPr>
       </w:r>
-      <w:r>
-        <w:rPr>
-          <w:rFonts w:ascii="Asana Math" w:hAnsi="Asana Math" w:cs="Asana Math"/>
-          <w:highlight w:val="none"/>
-          <w:lang w:val="es-ES" w:bidi="es-ES"/>
-        </w:rPr>
-      </w:r>
     </w:p>
     <w:p>
       <w:pPr>
@@ -7130,6 +7917,13 @@
           <w:lang w:val="es-ES" w:bidi="es-ES"/>
         </w:rPr>
       </w:pPr>
+      <w:r>
+        <w:rPr>
+          <w:rFonts w:ascii="Asana Math" w:hAnsi="Asana Math" w:cs="Asana Math"/>
+          <w:highlight w:val="none"/>
+          <w:lang w:val="es-ES" w:bidi="es-ES"/>
+        </w:rPr>
+      </w:r>
       <w:r>
         <w:rPr>
           <w:rFonts w:ascii="Asana Math" w:hAnsi="Asana Math" w:cs="Asana Math"/>
@@ -7186,14 +7980,14 @@
         <w:rPr>
           <w:rFonts w:ascii="Asana Math" w:hAnsi="Asana Math" w:cs="Asana Math"/>
           <w:highlight w:val="none"/>
-          <w:lang w:val="es-ES" w:bidi="es-ES"/>
+          <w:lang w:val="es-ES"/>
         </w:rPr>
       </w:r>
       <w:r>
         <w:rPr>
           <w:rFonts w:ascii="Asana Math" w:hAnsi="Asana Math" w:cs="Asana Math"/>
           <w:highlight w:val="none"/>
-          <w:lang w:val="es-ES" w:bidi="es-ES"/>
+          <w:lang w:val="es-ES"/>
         </w:rPr>
       </w:r>
     </w:p>
@@ -7217,7 +8011,6 @@
         </w:rPr>
         <w:t xml:space="preserve"> L (Pieza L): Forma d</w:t>
       </w:r>
-      <w:r/>
       <w:r>
         <w:rPr>
           <w:rFonts w:ascii="Asana Math" w:hAnsi="Asana Math" w:cs="Asana Math"/>
@@ -7226,7 +8019,6 @@
         </w:rPr>
         <w:t xml:space="preserve">e L estándar o con gancho a la derecha(2x3).</w:t>
       </w:r>
-      <w:r/>
       <w:r>
         <w:rPr>
           <w:rFonts w:ascii="Asana Math" w:hAnsi="Asana Math" w:cs="Asana Math"/>
@@ -7239,13 +8031,6 @@
           <w:rFonts w:ascii="Asana Math" w:hAnsi="Asana Math" w:cs="Asana Math"/>
           <w:highlight w:val="none"/>
           <w:lang w:val="es-ES" w:bidi="es-ES"/>
-        </w:rPr>
-      </w:r>
-      <w:r>
-        <w:rPr>
-          <w:rFonts w:ascii="Asana Math" w:hAnsi="Asana Math" w:cs="Asana Math"/>
-          <w:highlight w:val="none"/>
-          <w:lang w:val="es-ES"/>
         </w:rPr>
       </w:r>
     </w:p>
@@ -7319,6 +8104,7 @@
                             <w:r>
                               <w:rPr>
                                 <w:rFonts w:ascii="Asana Math" w:hAnsi="Asana Math" w:eastAsia="Asana Math" w:cs="Asana Math"/>
+                                <w:highlight w:val="yellow"/>
                                 <w:lang w:val="es-ES"/>
                               </w:rPr>
                               <w:t xml:space="preserve">010</w:t>
@@ -7329,11 +8115,6 @@
                                 <w:lang w:val="es-ES"/>
                               </w:rPr>
                               <w:t xml:space="preserve">  - 000  - 110  - 000</w:t>
-                            </w:r>
-                            <w:r>
-                              <w:rPr>
-                                <w:rFonts w:ascii="Asana Math" w:hAnsi="Asana Math" w:cs="Asana Math"/>
-                              </w:rPr>
                             </w:r>
                             <w:r>
                               <w:rPr>
@@ -7364,15 +8145,18 @@
                             <w:r>
                               <w:rPr>
                                 <w:rFonts w:ascii="Asana Math" w:hAnsi="Asana Math" w:eastAsia="Asana Math" w:cs="Asana Math"/>
+                                <w:highlight w:val="yellow"/>
+                                <w:lang w:val="es-ES"/>
+                              </w:rPr>
+                              <w:t xml:space="preserve">010</w:t>
+                            </w:r>
+                            <w:r>
+                              <w:rPr>
+                                <w:rFonts w:ascii="Asana Math" w:hAnsi="Asana Math" w:eastAsia="Asana Math" w:cs="Asana Math"/>
                                 <w:highlight w:val="none"/>
                                 <w:lang w:val="es-ES"/>
                               </w:rPr>
-                              <w:t xml:space="preserve">010  - 111  - 010  - 001</w:t>
-                            </w:r>
-                            <w:r>
-                              <w:rPr>
-                                <w:rFonts w:ascii="Asana Math" w:hAnsi="Asana Math" w:cs="Asana Math"/>
-                              </w:rPr>
+                              <w:t xml:space="preserve">  - 111  - 010  - 001</w:t>
                             </w:r>
                             <w:r>
                               <w:rPr>
@@ -7401,7 +8185,7 @@
                             <w:r>
                               <w:rPr>
                                 <w:rFonts w:ascii="Asana Math" w:hAnsi="Asana Math" w:eastAsia="Asana Math" w:cs="Asana Math"/>
-                                <w:highlight w:val="none"/>
+                                <w:highlight w:val="yellow"/>
                                 <w:lang w:val="es-ES"/>
                               </w:rPr>
                               <w:t xml:space="preserve">011</w:t>
@@ -7413,13 +8197,6 @@
                                 <w:lang w:val="es-ES"/>
                               </w:rPr>
                               <w:t xml:space="preserve">  - 100  - 010  - 111</w:t>
-                            </w:r>
-                            <w:r>
-                              <w:rPr>
-                                <w:rFonts w:ascii="Asana Math" w:hAnsi="Asana Math" w:eastAsia="Asana Math" w:cs="Asana Math"/>
-                                <w:highlight w:val="none"/>
-                                <w:lang w:val="es-ES"/>
-                              </w:rPr>
                             </w:r>
                             <w:r>
                               <w:rPr>
@@ -7460,6 +8237,7 @@
                       <w:r>
                         <w:rPr>
                           <w:rFonts w:ascii="Asana Math" w:hAnsi="Asana Math" w:eastAsia="Asana Math" w:cs="Asana Math"/>
+                          <w:highlight w:val="yellow"/>
                           <w:lang w:val="es-ES"/>
                         </w:rPr>
                         <w:t xml:space="preserve">010</w:t>
@@ -7470,11 +8248,6 @@
                           <w:lang w:val="es-ES"/>
                         </w:rPr>
                         <w:t xml:space="preserve">  - 000  - 110  - 000</w:t>
-                      </w:r>
-                      <w:r>
-                        <w:rPr>
-                          <w:rFonts w:ascii="Asana Math" w:hAnsi="Asana Math" w:cs="Asana Math"/>
-                        </w:rPr>
                       </w:r>
                       <w:r>
                         <w:rPr>
@@ -7505,15 +8278,18 @@
                       <w:r>
                         <w:rPr>
                           <w:rFonts w:ascii="Asana Math" w:hAnsi="Asana Math" w:eastAsia="Asana Math" w:cs="Asana Math"/>
+                          <w:highlight w:val="yellow"/>
+                          <w:lang w:val="es-ES"/>
+                        </w:rPr>
+                        <w:t xml:space="preserve">010</w:t>
+                      </w:r>
+                      <w:r>
+                        <w:rPr>
+                          <w:rFonts w:ascii="Asana Math" w:hAnsi="Asana Math" w:eastAsia="Asana Math" w:cs="Asana Math"/>
                           <w:highlight w:val="none"/>
                           <w:lang w:val="es-ES"/>
                         </w:rPr>
-                        <w:t xml:space="preserve">010  - 111  - 010  - 001</w:t>
-                      </w:r>
-                      <w:r>
-                        <w:rPr>
-                          <w:rFonts w:ascii="Asana Math" w:hAnsi="Asana Math" w:cs="Asana Math"/>
-                        </w:rPr>
+                        <w:t xml:space="preserve">  - 111  - 010  - 001</w:t>
                       </w:r>
                       <w:r>
                         <w:rPr>
@@ -7542,7 +8318,7 @@
                       <w:r>
                         <w:rPr>
                           <w:rFonts w:ascii="Asana Math" w:hAnsi="Asana Math" w:eastAsia="Asana Math" w:cs="Asana Math"/>
-                          <w:highlight w:val="none"/>
+                          <w:highlight w:val="yellow"/>
                           <w:lang w:val="es-ES"/>
                         </w:rPr>
                         <w:t xml:space="preserve">011</w:t>
@@ -7554,13 +8330,6 @@
                           <w:lang w:val="es-ES"/>
                         </w:rPr>
                         <w:t xml:space="preserve">  - 100  - 010  - 111</w:t>
-                      </w:r>
-                      <w:r>
-                        <w:rPr>
-                          <w:rFonts w:ascii="Asana Math" w:hAnsi="Asana Math" w:eastAsia="Asana Math" w:cs="Asana Math"/>
-                          <w:highlight w:val="none"/>
-                          <w:lang w:val="es-ES"/>
-                        </w:rPr>
                       </w:r>
                       <w:r>
                         <w:rPr>
@@ -7590,11 +8359,6 @@
           <w:rFonts w:ascii="Asana Math" w:hAnsi="Asana Math" w:cs="Asana Math"/>
         </w:rPr>
       </w:r>
-      <w:r>
-        <w:rPr>
-          <w:rFonts w:ascii="Asana Math" w:hAnsi="Asana Math" w:cs="Asana Math"/>
-        </w:rPr>
-      </w:r>
     </w:p>
     <w:p>
       <w:pPr>
@@ -7642,15 +8406,11 @@
       <w:r>
         <w:rPr>
           <w:rFonts w:ascii="Asana Math" w:hAnsi="Asana Math" w:cs="Asana Math"/>
-          <w:highlight w:val="none"/>
-          <w:lang w:val="es-ES"/>
         </w:rPr>
       </w:r>
       <w:r>
         <w:rPr>
           <w:rFonts w:ascii="Asana Math" w:hAnsi="Asana Math" w:cs="Asana Math"/>
-          <w:highlight w:val="none"/>
-          <w:lang w:val="es-ES"/>
         </w:rPr>
       </w:r>
     </w:p>
@@ -7706,10 +8466,2228 @@
           <w:highlight w:val="none"/>
           <w:lang w:val="es-ES"/>
         </w:rPr>
+        <w:t xml:space="preserve">Ahora </w:t>
       </w:r>
       <w:r>
         <w:rPr>
           <w:rFonts w:ascii="Asana Math" w:hAnsi="Asana Math" w:cs="Asana Math"/>
+          <w:highlight w:val="none"/>
+          <w:lang w:val="es-ES"/>
+        </w:rPr>
+      </w:r>
+      <w:r>
+        <w:rPr>
+          <w:rFonts w:ascii="Asana Math" w:hAnsi="Asana Math" w:cs="Asana Math"/>
+          <w:highlight w:val="none"/>
+          <w:lang w:val="es-ES"/>
+        </w:rPr>
+      </w:r>
+    </w:p>
+    <w:p>
+      <w:pPr>
+        <w:pBdr/>
+        <w:spacing/>
+        <w:ind/>
+        <w:jc w:val="center"/>
+        <w:rPr>
+          <w:rFonts w:ascii="Asana Math" w:hAnsi="Asana Math" w:cs="Asana Math"/>
+          <w:highlight w:val="none"/>
+          <w:lang w:val="es-ES"/>
+        </w:rPr>
+      </w:pPr>
+      <w:r>
+        <w:rPr>
+          <w:rFonts w:ascii="Asana Math" w:hAnsi="Asana Math" w:cs="Asana Math"/>
+          <w:highlight w:val="none"/>
+          <w:lang w:val="es-ES"/>
+        </w:rPr>
+      </w:r>
+      <w:r>
+        <w:rPr>
+          <w:rFonts w:ascii="Asana Math" w:hAnsi="Asana Math" w:cs="Asana Math"/>
+          <w:highlight w:val="none"/>
+          <w:lang w:val="es-ES"/>
+        </w:rPr>
+        <w:t xml:space="preserve">En los ejemplos anteriores vemos su representaci</w:t>
+      </w:r>
+      <w:r>
+        <w:rPr>
+          <w:rFonts w:ascii="Asana Math" w:hAnsi="Asana Math" w:cs="Asana Math"/>
+          <w:highlight w:val="none"/>
+          <w:lang w:val="es-ES"/>
+        </w:rPr>
+        <w:t xml:space="preserve">ón binaria y aparte las rotaciones que ciertos tetriminos hacen, ahora seguimos con la siguiente cuestion.</w:t>
+      </w:r>
+      <w:r>
+        <w:rPr>
+          <w:rFonts w:ascii="Asana Math" w:hAnsi="Asana Math" w:cs="Asana Math"/>
+          <w:highlight w:val="none"/>
+          <w:lang w:val="es-ES"/>
+        </w:rPr>
+      </w:r>
+      <w:r>
+        <w:rPr>
+          <w:rFonts w:ascii="Asana Math" w:hAnsi="Asana Math" w:cs="Asana Math"/>
+          <w:highlight w:val="none"/>
+          <w:lang w:val="es-ES"/>
+        </w:rPr>
+      </w:r>
+    </w:p>
+    <w:p>
+      <w:pPr>
+        <w:pBdr/>
+        <w:spacing/>
+        <w:ind/>
+        <w:jc w:val="center"/>
+        <w:rPr>
+          <w:rFonts w:ascii="Asana Math" w:hAnsi="Asana Math" w:cs="Asana Math"/>
+          <w:highlight w:val="none"/>
+          <w:lang w:val="es-ES" w:bidi="es-ES"/>
+        </w:rPr>
+      </w:pPr>
+      <w:r>
+        <w:rPr>
+          <w:rFonts w:ascii="Asana Math" w:hAnsi="Asana Math" w:cs="Asana Math"/>
+          <w:highlight w:val="none"/>
+          <w:lang w:val="es-ES" w:bidi="es-ES"/>
+        </w:rPr>
+        <w:t xml:space="preserve">Ya tenemos nuestro tablero pero,</w:t>
+      </w:r>
+      <w:r>
+        <w:rPr>
+          <w:rFonts w:ascii="Asana Math" w:hAnsi="Asana Math" w:cs="Asana Math"/>
+          <w:highlight w:val="none"/>
+          <w:lang w:val="es-ES" w:bidi="es-ES"/>
+        </w:rPr>
+        <w:t xml:space="preserve"> ¿ c</w:t>
+      </w:r>
+      <w:r>
+        <w:rPr>
+          <w:rFonts w:ascii="Asana Math" w:hAnsi="Asana Math" w:cs="Asana Math"/>
+          <w:highlight w:val="none"/>
+          <w:lang w:val="es-ES" w:bidi="es-ES"/>
+        </w:rPr>
+        <w:t xml:space="preserve">ómo añado mis piezas a mi tablero ? </w:t>
+      </w:r>
+      <w:r>
+        <w:rPr>
+          <w:rFonts w:ascii="Asana Math" w:hAnsi="Asana Math" w:cs="Asana Math"/>
+          <w:highlight w:val="none"/>
+          <w:lang w:val="es-ES"/>
+        </w:rPr>
+      </w:r>
+      <w:r>
+        <w:rPr>
+          <w:rFonts w:ascii="Asana Math" w:hAnsi="Asana Math" w:cs="Asana Math"/>
+          <w:highlight w:val="none"/>
+          <w:lang w:val="es-ES" w:bidi="es-ES"/>
+        </w:rPr>
+      </w:r>
+    </w:p>
+    <w:p>
+      <w:pPr>
+        <w:pBdr/>
+        <w:spacing/>
+        <w:ind/>
+        <w:jc w:val="center"/>
+        <w:rPr>
+          <w:rFonts w:ascii="Asana Math" w:hAnsi="Asana Math" w:cs="Asana Math"/>
+          <w:b w:val="0"/>
+          <w:bCs w:val="0"/>
+          <w:color w:val="000000" w:themeColor="text1"/>
+          <w:highlight w:val="none"/>
+          <w:lang w:val="es-ES" w:bidi="es-ES"/>
+        </w:rPr>
+      </w:pPr>
+      <w:r>
+        <w:rPr>
+          <w:rFonts w:ascii="Asana Math" w:hAnsi="Asana Math" w:cs="Asana Math"/>
+          <w:highlight w:val="none"/>
+          <w:lang w:val="es-ES" w:bidi="es-ES"/>
+        </w:rPr>
+        <w:t xml:space="preserve">Es aqui en donde utilizamos otra mecanica del programa el </w:t>
+      </w:r>
+      <w:r>
+        <w:rPr>
+          <w:rFonts w:ascii="Asana Math" w:hAnsi="Asana Math" w:cs="Asana Math"/>
+          <w:b/>
+          <w:bCs/>
+          <w:color w:val="000000" w:themeColor="text1"/>
+          <w:highlight w:val="none"/>
+          <w:lang w:val="es-ES" w:bidi="es-ES"/>
+        </w:rPr>
+        <w:t xml:space="preserve">bits masking, </w:t>
+      </w:r>
+      <w:r>
+        <w:rPr>
+          <w:rFonts w:ascii="Asana Math" w:hAnsi="Asana Math" w:cs="Asana Math"/>
+          <w:b w:val="0"/>
+          <w:bCs w:val="0"/>
+          <w:color w:val="000000" w:themeColor="text1"/>
+          <w:highlight w:val="none"/>
+          <w:lang w:val="es-ES" w:bidi="es-ES"/>
+        </w:rPr>
+        <w:t xml:space="preserve">pero antes de utilizar el bit masking la verdadera pregunta es, como me indexo para que el bit masking sea ejecutado correctamente y es aqui en donde nos enfrentamos a otro gran problema</w:t>
+      </w:r>
+      <w:r>
+        <w:rPr>
+          <w:rFonts w:ascii="Asana Math" w:hAnsi="Asana Math" w:cs="Asana Math"/>
+          <w:b w:val="0"/>
+          <w:bCs w:val="0"/>
+          <w:highlight w:val="none"/>
+        </w:rPr>
+      </w:r>
+      <w:r>
+        <w:rPr>
+          <w:rFonts w:ascii="Asana Math" w:hAnsi="Asana Math" w:cs="Asana Math"/>
+          <w:b w:val="0"/>
+          <w:bCs w:val="0"/>
+          <w:color w:val="000000" w:themeColor="text1"/>
+          <w:highlight w:val="none"/>
+          <w:lang w:val="es-ES" w:bidi="es-ES"/>
+        </w:rPr>
+      </w:r>
+    </w:p>
+    <w:p>
+      <w:pPr>
+        <w:pBdr/>
+        <w:spacing/>
+        <w:ind/>
+        <w:jc w:val="center"/>
+        <w:rPr>
+          <w:rFonts w:ascii="Asana Math" w:hAnsi="Asana Math" w:cs="Asana Math"/>
+          <w:b w:val="0"/>
+          <w:bCs w:val="0"/>
+          <w:color w:val="000000" w:themeColor="text1"/>
+          <w:sz w:val="24"/>
+          <w:szCs w:val="24"/>
+          <w:highlight w:val="none"/>
+          <w:lang w:val="es-ES" w:bidi="es-ES"/>
+        </w:rPr>
+      </w:pPr>
+      <w:r>
+        <w:rPr>
+          <w:rFonts w:ascii="Asana Math" w:hAnsi="Asana Math" w:cs="Asana Math"/>
+          <w:b w:val="0"/>
+          <w:bCs w:val="0"/>
+          <w:color w:val="000000" w:themeColor="text1"/>
+          <w:sz w:val="24"/>
+          <w:szCs w:val="24"/>
+          <w:highlight w:val="none"/>
+          <w:lang w:val="es-ES" w:bidi="es-ES"/>
+        </w:rPr>
+        <w:t xml:space="preserve">INDEXACION Y BIT MASKING.</w:t>
+      </w:r>
+      <w:r>
+        <w:rPr>
+          <w:rFonts w:ascii="Asana Math" w:hAnsi="Asana Math" w:cs="Asana Math"/>
+          <w:b w:val="0"/>
+          <w:bCs w:val="0"/>
+          <w:sz w:val="24"/>
+          <w:szCs w:val="24"/>
+          <w:highlight w:val="none"/>
+        </w:rPr>
+      </w:r>
+      <w:r>
+        <w:rPr>
+          <w:rFonts w:ascii="Asana Math" w:hAnsi="Asana Math" w:cs="Asana Math"/>
+          <w:b w:val="0"/>
+          <w:bCs w:val="0"/>
+          <w:color w:val="000000" w:themeColor="text1"/>
+          <w:sz w:val="24"/>
+          <w:szCs w:val="24"/>
+          <w:highlight w:val="none"/>
+          <w:lang w:val="es-ES" w:bidi="es-ES"/>
+        </w:rPr>
+      </w:r>
+    </w:p>
+    <w:p>
+      <w:pPr>
+        <w:pBdr/>
+        <w:spacing/>
+        <w:ind/>
+        <w:jc w:val="center"/>
+        <w:rPr>
+          <w:rFonts w:ascii="Asana Math" w:hAnsi="Asana Math" w:cs="Asana Math"/>
+          <w:b w:val="0"/>
+          <w:bCs w:val="0"/>
+          <w:color w:val="000000" w:themeColor="text1"/>
+          <w:sz w:val="22"/>
+          <w:szCs w:val="22"/>
+          <w:highlight w:val="none"/>
+          <w:lang w:val="es-ES" w:bidi="es-ES"/>
+        </w:rPr>
+      </w:pPr>
+      <w:r>
+        <w:rPr>
+          <w:rFonts w:ascii="Asana Math" w:hAnsi="Asana Math" w:cs="Asana Math"/>
+          <w:b w:val="0"/>
+          <w:bCs w:val="0"/>
+          <w:color w:val="000000" w:themeColor="text1"/>
+          <w:sz w:val="22"/>
+          <w:szCs w:val="22"/>
+          <w:highlight w:val="none"/>
+          <w:lang w:val="es-ES" w:bidi="es-ES"/>
+        </w:rPr>
+        <w:t xml:space="preserve">Como mi opcion principal, toda pieza ingresara en la mitad de nuestro tablero y de alli podemos hacer la indexacion.</w:t>
+      </w:r>
+      <w:r>
+        <w:rPr>
+          <w:rFonts w:ascii="Asana Math" w:hAnsi="Asana Math" w:cs="Asana Math"/>
+          <w:b w:val="0"/>
+          <w:bCs w:val="0"/>
+          <w:sz w:val="18"/>
+          <w:szCs w:val="18"/>
+          <w:highlight w:val="none"/>
+        </w:rPr>
+      </w:r>
+      <w:r>
+        <w:rPr>
+          <w:rFonts w:ascii="Asana Math" w:hAnsi="Asana Math" w:cs="Asana Math"/>
+          <w:b w:val="0"/>
+          <w:bCs w:val="0"/>
+          <w:color w:val="000000" w:themeColor="text1"/>
+          <w:sz w:val="22"/>
+          <w:szCs w:val="22"/>
+          <w:highlight w:val="none"/>
+          <w:lang w:val="es-ES" w:bidi="es-ES"/>
+        </w:rPr>
+      </w:r>
+    </w:p>
+    <w:p>
+      <w:pPr>
+        <w:pBdr/>
+        <w:spacing/>
+        <w:ind/>
+        <w:jc w:val="center"/>
+        <w:rPr>
+          <w:rFonts w:ascii="Asana Math" w:hAnsi="Asana Math" w:cs="Asana Math"/>
+          <w:b w:val="0"/>
+          <w:bCs w:val="0"/>
+          <w:color w:val="000000" w:themeColor="text1"/>
+          <w:sz w:val="22"/>
+          <w:szCs w:val="22"/>
+          <w:highlight w:val="none"/>
+          <w:lang w:val="es-ES" w:bidi="es-ES"/>
+        </w:rPr>
+      </w:pPr>
+      <w:r>
+        <w:rPr>
+          <w:rFonts w:ascii="Asana Math" w:hAnsi="Asana Math" w:cs="Asana Math"/>
+          <w:b w:val="0"/>
+          <w:bCs w:val="0"/>
+          <w:color w:val="000000" w:themeColor="text1"/>
+          <w:sz w:val="22"/>
+          <w:szCs w:val="22"/>
+          <w:highlight w:val="none"/>
+          <w:lang w:val="es-ES" w:bidi="es-ES"/>
+        </w:rPr>
+        <w:t xml:space="preserve">Sabiendo que nuestro tablero tiene tamaño</w:t>
+      </w:r>
+      <w:r>
+        <w:rPr>
+          <w:rFonts w:ascii="Asana Math" w:hAnsi="Asana Math" w:cs="Asana Math"/>
+          <w:b w:val="0"/>
+          <w:bCs w:val="0"/>
+          <w:sz w:val="18"/>
+          <w:szCs w:val="18"/>
+          <w:highlight w:val="none"/>
+        </w:rPr>
+      </w:r>
+      <w:r>
+        <w:rPr>
+          <w:rFonts w:ascii="Asana Math" w:hAnsi="Asana Math" w:cs="Asana Math"/>
+          <w:b w:val="0"/>
+          <w:bCs w:val="0"/>
+          <w:color w:val="000000" w:themeColor="text1"/>
+          <w:sz w:val="22"/>
+          <w:szCs w:val="22"/>
+          <w:highlight w:val="none"/>
+          <w:lang w:val="es-ES" w:bidi="es-ES"/>
+        </w:rPr>
+      </w:r>
+    </w:p>
+    <w:p>
+      <w:pPr>
+        <w:suppressLineNumbers w:val="false"/>
+        <w:pBdr>
+          <w:top w:val="single" w:color="000000" w:sz="4" w:space="0"/>
+          <w:left w:val="single" w:color="000000" w:sz="4" w:space="0"/>
+          <w:bottom w:val="single" w:color="000000" w:sz="4" w:space="0"/>
+          <w:right w:val="single" w:color="000000" w:sz="4" w:space="0"/>
+          <w:between w:val="none" w:color="000000" w:sz="4" w:space="0"/>
+        </w:pBdr>
+        <w:spacing/>
+        <w:ind/>
+        <w:jc w:val="center"/>
+        <w:rPr>
+          <w:rFonts w:ascii="Asana Math" w:hAnsi="Asana Math" w:cs="Asana Math"/>
+          <w:b w:val="0"/>
+          <w:bCs w:val="0"/>
+          <w:color w:val="000000" w:themeColor="text1"/>
+          <w:sz w:val="22"/>
+          <w:szCs w:val="22"/>
+          <w:highlight w:val="none"/>
+        </w:rPr>
+      </w:pPr>
+      <w:r>
+        <w:rPr>
+          <w:rFonts w:ascii="Asana Math" w:hAnsi="Asana Math" w:cs="Asana Math"/>
+          <w:b w:val="0"/>
+          <w:bCs w:val="0"/>
+          <w:color w:val="000000" w:themeColor="text1"/>
+          <w:sz w:val="22"/>
+          <w:szCs w:val="22"/>
+          <w:highlight w:val="none"/>
+          <w:lang w:val="es-ES" w:bidi="es-ES"/>
+        </w:rPr>
+      </w:r>
+      <m:oMathPara>
+        <m:oMathParaPr/>
+        <m:oMath>
+          <m:r>
+            <w:rPr>
+              <w:rFonts w:hint="default" w:ascii="Cambria Math" w:hAnsi="Cambria Math" w:eastAsia="Cambria Math" w:cs="Cambria Math"/>
+              <w:color w:val="000000" w:themeColor="text1"/>
+              <w:sz w:val="22"/>
+              <w:szCs w:val="22"/>
+              <w:highlight w:val="none"/>
+              <w:lang w:val="es-ES" w:bidi="es-ES"/>
+            </w:rPr>
+            <m:rPr>
+              <m:sty m:val="i"/>
+            </m:rPr>
+            <m:t>tablero[alto][byte por fila]</m:t>
+          </m:r>
+        </m:oMath>
+      </m:oMathPara>
+      <w:r>
+        <w:rPr>
+          <w:rFonts w:ascii="Asana Math" w:hAnsi="Asana Math" w:cs="Asana Math"/>
+          <w:b w:val="0"/>
+          <w:bCs w:val="0"/>
+          <w:sz w:val="18"/>
+          <w:szCs w:val="18"/>
+          <w:highlight w:val="none"/>
+        </w:rPr>
+      </w:r>
+      <w:r>
+        <w:rPr>
+          <w:rFonts w:ascii="Asana Math" w:hAnsi="Asana Math" w:cs="Asana Math"/>
+          <w:b w:val="0"/>
+          <w:bCs w:val="0"/>
+          <w:color w:val="000000" w:themeColor="text1"/>
+          <w:sz w:val="22"/>
+          <w:szCs w:val="22"/>
+          <w:highlight w:val="none"/>
+        </w:rPr>
+      </w:r>
+    </w:p>
+    <w:p>
+      <w:pPr>
+        <w:pBdr/>
+        <w:spacing/>
+        <w:ind/>
+        <w:jc w:val="center"/>
+        <w:rPr>
+          <w:rFonts w:ascii="Asana Math" w:hAnsi="Asana Math" w:cs="Asana Math"/>
+          <w:b w:val="0"/>
+          <w:bCs w:val="0"/>
+          <w:color w:val="000000" w:themeColor="text1"/>
+          <w:sz w:val="22"/>
+          <w:szCs w:val="22"/>
+          <w:highlight w:val="none"/>
+          <w:lang w:val="es-ES" w:bidi="es-ES"/>
+        </w:rPr>
+      </w:pPr>
+      <w:r>
+        <w:rPr>
+          <w:rFonts w:ascii="Asana Math" w:hAnsi="Asana Math" w:cs="Asana Math"/>
+          <w:b w:val="0"/>
+          <w:bCs w:val="0"/>
+          <w:color w:val="000000" w:themeColor="text1"/>
+          <w:sz w:val="22"/>
+          <w:szCs w:val="22"/>
+          <w:highlight w:val="none"/>
+          <w:lang w:val="es-ES" w:bidi="es-ES"/>
+        </w:rPr>
+      </w:r>
+      <w:r>
+        <w:rPr>
+          <w:rFonts w:ascii="Asana Math" w:hAnsi="Asana Math" w:cs="Asana Math"/>
+          <w:b w:val="0"/>
+          <w:bCs w:val="0"/>
+          <w:color w:val="000000" w:themeColor="text1"/>
+          <w:sz w:val="22"/>
+          <w:szCs w:val="22"/>
+          <w:highlight w:val="none"/>
+          <w:lang w:val="es-ES" w:bidi="es-ES"/>
+        </w:rPr>
+        <w:t xml:space="preserve">Tenemos que la mitad de nuestro tablero ser</w:t>
+      </w:r>
+      <w:r>
+        <w:rPr>
+          <w:rFonts w:ascii="Asana Math" w:hAnsi="Asana Math" w:cs="Asana Math"/>
+          <w:b w:val="0"/>
+          <w:bCs w:val="0"/>
+          <w:color w:val="000000" w:themeColor="text1"/>
+          <w:sz w:val="22"/>
+          <w:szCs w:val="22"/>
+          <w:highlight w:val="none"/>
+          <w:lang w:val="es-ES" w:bidi="es-ES"/>
+        </w:rPr>
+        <w:t xml:space="preserve">á</w:t>
+      </w:r>
+      <w:r>
+        <w:rPr>
+          <w:rFonts w:ascii="Asana Math" w:hAnsi="Asana Math" w:cs="Asana Math"/>
+          <w:b w:val="0"/>
+          <w:bCs w:val="0"/>
+          <w:sz w:val="18"/>
+          <w:szCs w:val="18"/>
+          <w:highlight w:val="none"/>
+        </w:rPr>
+      </w:r>
+      <w:r>
+        <w:rPr>
+          <w:rFonts w:ascii="Asana Math" w:hAnsi="Asana Math" w:cs="Asana Math"/>
+          <w:b w:val="0"/>
+          <w:bCs w:val="0"/>
+          <w:color w:val="000000" w:themeColor="text1"/>
+          <w:sz w:val="22"/>
+          <w:szCs w:val="22"/>
+          <w:highlight w:val="none"/>
+          <w:lang w:val="es-ES" w:bidi="es-ES"/>
+        </w:rPr>
+      </w:r>
+    </w:p>
+    <w:p>
+      <w:pPr>
+        <w:pBdr/>
+        <w:spacing/>
+        <w:ind/>
+        <w:jc w:val="center"/>
+        <w:rPr>
+          <w:rFonts w:ascii="Asana Math" w:hAnsi="Asana Math" w:cs="Asana Math"/>
+          <w:b w:val="0"/>
+          <w:bCs w:val="0"/>
+          <w:sz w:val="18"/>
+          <w:szCs w:val="18"/>
+          <w:highlight w:val="none"/>
+        </w:rPr>
+      </w:pPr>
+      <w:r>
+        <w:rPr>
+          <w:rFonts w:ascii="Asana Math" w:hAnsi="Asana Math" w:cs="Asana Math"/>
+          <w:b w:val="0"/>
+          <w:bCs w:val="0"/>
+          <w:color w:val="000000" w:themeColor="text1"/>
+          <w:sz w:val="22"/>
+          <w:szCs w:val="22"/>
+          <w:highlight w:val="none"/>
+          <w:lang w:val="es-ES" w:bidi="es-ES"/>
+        </w:rPr>
+      </w:r>
+      <w:r>
+        <mc:AlternateContent>
+          <mc:Choice Requires="wpg">
+            <w:drawing>
+              <wp:inline xmlns:wp="http://schemas.openxmlformats.org/drawingml/2006/wordprocessingDrawing" distT="0" distB="0" distL="0" distR="0">
+                <wp:extent cx="4175130" cy="2838090"/>
+                <wp:effectExtent l="0" t="0" r="0" b="0"/>
+                <wp:docPr id="16" name=""/>
+                <wp:cNvGraphicFramePr>
+                  <a:graphicFrameLocks xmlns:a="http://schemas.openxmlformats.org/drawingml/2006/main" noChangeAspect="1"/>
+                </wp:cNvGraphicFramePr>
+                <a:graphic xmlns:a="http://schemas.openxmlformats.org/drawingml/2006/main">
+                  <a:graphicData uri="http://schemas.openxmlformats.org/drawingml/2006/picture">
+                    <pic:pic xmlns:pic="http://schemas.openxmlformats.org/drawingml/2006/picture">
+                      <pic:nvPicPr>
+                        <pic:cNvPr id="987690603" name=""/>
+                        <pic:cNvPicPr>
+                          <a:picLocks noChangeAspect="1"/>
+                        </pic:cNvPicPr>
+                        <pic:nvPr/>
+                      </pic:nvPicPr>
+                      <pic:blipFill rotWithShape="1">
+                        <a:blip r:embed="rId18"/>
+                        <a:stretch/>
+                      </pic:blipFill>
+                      <pic:spPr bwMode="auto">
+                        <a:xfrm flipH="0" flipV="0">
+                          <a:off x="0" y="0"/>
+                          <a:ext cx="4175129" cy="2838089"/>
+                        </a:xfrm>
+                        <a:prstGeom prst="rect">
+                          <a:avLst/>
+                        </a:prstGeom>
+                      </pic:spPr>
+                    </pic:pic>
+                  </a:graphicData>
+                </a:graphic>
+              </wp:inline>
+            </w:drawing>
+          </mc:Choice>
+          <mc:Fallback>
+            <w:pict>
+              <v:shapetype id="_x0000_t75" coordsize="21600,21600" o:spt="75" o:preferrelative="t" path="m@4@5l@4@11@9@11@9@5xe" filled="f" stroked="f">
+                <v:stroke joinstyle="miter"/>
+                <v:formulas>
+                  <v:f eqn="if lineDrawn pixelLineWidth 0"/>
+                  <v:f eqn="sum @0 1 0"/>
+                  <v:f eqn="sum 0 0 @1"/>
+                  <v:f eqn="prod @2 1 2"/>
+                  <v:f eqn="prod @3 21600 pixelWidth"/>
+                  <v:f eqn="prod @3 21600 pixelHeight"/>
+                  <v:f eqn="sum @0 0 1"/>
+                  <v:f eqn="prod @6 1 2"/>
+                  <v:f eqn="prod @7 21600 pixelWidth"/>
+                  <v:f eqn="sum @8 21600 0"/>
+                  <v:f eqn="prod @7 21600 pixelHeight"/>
+                  <v:f eqn="sum @10 21600 0"/>
+                </v:formulas>
+                <v:path o:extrusionok="f" gradientshapeok="t" o:connecttype="rect"/>
+                <o:lock v:ext="edit" aspectratio="t"/>
+              </v:shapetype>
+              <v:shape id="_x0000_i15" o:spid="_x0000_s15" type="#_x0000_t75" style="width:328.75pt;height:223.47pt;mso-wrap-distance-left:0.00pt;mso-wrap-distance-top:0.00pt;mso-wrap-distance-right:0.00pt;mso-wrap-distance-bottom:0.00pt;z-index:1;" stroked="false">
+                <v:imagedata r:id="rId18" o:title=""/>
+                <o:lock v:ext="edit" rotation="t"/>
+              </v:shape>
+            </w:pict>
+          </mc:Fallback>
+        </mc:AlternateContent>
+      </w:r>
+      <w:r>
+        <w:rPr>
+          <w:rFonts w:ascii="Asana Math" w:hAnsi="Asana Math" w:cs="Asana Math"/>
+          <w:b w:val="0"/>
+          <w:bCs w:val="0"/>
+          <w:color w:val="000000" w:themeColor="text1"/>
+          <w:sz w:val="22"/>
+          <w:szCs w:val="22"/>
+          <w:highlight w:val="none"/>
+          <w:lang w:val="es-ES" w:bidi="es-ES"/>
+        </w:rPr>
+      </w:r>
+      <w:r>
+        <w:rPr>
+          <w:rFonts w:ascii="Asana Math" w:hAnsi="Asana Math" w:cs="Asana Math"/>
+          <w:b w:val="0"/>
+          <w:bCs w:val="0"/>
+          <w:sz w:val="18"/>
+          <w:szCs w:val="18"/>
+          <w:highlight w:val="none"/>
+        </w:rPr>
+      </w:r>
+    </w:p>
+    <w:p>
+      <w:pPr>
+        <w:pStyle w:val="883"/>
+        <w:pBdr/>
+        <w:spacing/>
+        <w:ind/>
+        <w:jc w:val="center"/>
+        <w:rPr/>
+      </w:pPr>
+      <w:r>
+        <w:t xml:space="preserve">Figure </w:t>
+      </w:r>
+      <w:r>
+        <w:fldChar w:fldCharType="begin"/>
+        <w:instrText xml:space="preserve"> SEQ Figure \* Arabic </w:instrText>
+        <w:fldChar w:fldCharType="separate"/>
+      </w:r>
+      <w:r>
+        <w:t xml:space="preserve">8</w:t>
+      </w:r>
+      <w:r/>
+      <w:r>
+        <w:fldChar w:fldCharType="end"/>
+      </w:r>
+      <w:r>
+        <w:t xml:space="preserve">.Esquema propio de indexación de tetriminos </w:t>
+      </w:r>
+      <w:r/>
+    </w:p>
+    <w:p>
+      <w:pPr>
+        <w:pBdr/>
+        <w:spacing/>
+        <w:ind/>
+        <w:jc w:val="center"/>
+        <w:rPr>
+          <w:rFonts w:ascii="Asana Math" w:hAnsi="Asana Math" w:eastAsia="Asana Math" w:cs="Asana Math"/>
+          <w:highlight w:val="none"/>
+          <w:lang w:val="es-ES"/>
+        </w:rPr>
+      </w:pPr>
+      <w:r>
+        <w:rPr>
+          <w:rFonts w:ascii="Asana Math" w:hAnsi="Asana Math" w:eastAsia="Asana Math" w:cs="Asana Math"/>
+          <w:lang w:val="es-ES"/>
+        </w:rPr>
+        <w:t xml:space="preserve">Utilizo que mis figuras tengan dimensiones fijas y cuadradas para mejorar las mecanicas en </w:t>
+      </w:r>
+      <w:r>
+        <w:rPr>
+          <w:rFonts w:ascii="Asana Math" w:hAnsi="Asana Math" w:eastAsia="Asana Math" w:cs="Asana Math"/>
+          <w:lang w:val="es-ES"/>
+        </w:rPr>
+        <w:t xml:space="preserve">el bit masking, y ya  con esto estoy indexado; Ahora unicamente me toca utilizar la mecanica de bit masking pero no sin antes hacer lo siguiente tengo que apuntar bien debido a que si unicamente utilizo bit masking me rellenara la columna de manera lineal.</w:t>
+      </w:r>
+      <w:r>
+        <w:rPr>
+          <w:rFonts w:ascii="Asana Math" w:hAnsi="Asana Math" w:eastAsia="Asana Math" w:cs="Asana Math"/>
+          <w:highlight w:val="none"/>
+          <w:lang w:val="es-ES"/>
+        </w:rPr>
+      </w:r>
+      <w:r>
+        <w:rPr>
+          <w:rFonts w:ascii="Asana Math" w:hAnsi="Asana Math" w:eastAsia="Asana Math" w:cs="Asana Math"/>
+          <w:highlight w:val="none"/>
+          <w:lang w:val="es-ES"/>
+        </w:rPr>
+      </w:r>
+    </w:p>
+    <w:p>
+      <w:pPr>
+        <w:pBdr/>
+        <w:spacing/>
+        <w:ind/>
+        <w:jc w:val="center"/>
+        <w:rPr>
+          <w:rFonts w:ascii="Asana Math" w:hAnsi="Asana Math" w:eastAsia="Asana Math" w:cs="Asana Math"/>
+          <w:highlight w:val="none"/>
+          <w:lang w:val="es-ES" w:bidi="es-ES"/>
+        </w:rPr>
+      </w:pPr>
+      <w:r>
+        <w:rPr>
+          <w:rFonts w:ascii="Asana Math" w:hAnsi="Asana Math" w:eastAsia="Asana Math" w:cs="Asana Math"/>
+          <w:highlight w:val="none"/>
+          <w:lang w:val="es-ES" w:bidi="es-ES"/>
+        </w:rPr>
+        <w:t xml:space="preserve">Nuestra mecanica para indexarnos es la siguiente:</w:t>
+      </w:r>
+      <w:r>
+        <w:rPr>
+          <w:rFonts w:ascii="Asana Math" w:hAnsi="Asana Math" w:eastAsia="Asana Math" w:cs="Asana Math"/>
+          <w:highlight w:val="none"/>
+          <w:lang w:val="es-ES"/>
+        </w:rPr>
+      </w:r>
+      <w:r>
+        <w:rPr>
+          <w:rFonts w:ascii="Asana Math" w:hAnsi="Asana Math" w:eastAsia="Asana Math" w:cs="Asana Math"/>
+          <w:highlight w:val="none"/>
+          <w:lang w:val="es-ES" w:bidi="es-ES"/>
+        </w:rPr>
+      </w:r>
+    </w:p>
+    <w:p>
+      <w:pPr>
+        <w:pBdr/>
+        <w:spacing/>
+        <w:ind/>
+        <w:jc w:val="center"/>
+        <w:rPr>
+          <w:rFonts w:ascii="Asana Math" w:hAnsi="Asana Math" w:eastAsia="Asana Math" w:cs="Asana Math"/>
+          <w:highlight w:val="none"/>
+          <w:lang w:val="es-ES" w:bidi="es-ES"/>
+        </w:rPr>
+      </w:pPr>
+      <w:r>
+        <w:rPr>
+          <w:rFonts w:ascii="Asana Math" w:hAnsi="Asana Math" w:eastAsia="Asana Math" w:cs="Asana Math"/>
+          <w:highlight w:val="none"/>
+          <w:lang w:val="es-ES" w:bidi="es-ES"/>
+        </w:rPr>
+        <w:t xml:space="preserve">“Para cada fila de la pieza apuntar a la fila del tablero</w:t>
+      </w:r>
+      <w:r>
+        <w:rPr>
+          <w:rFonts w:ascii="Asana Math" w:hAnsi="Asana Math" w:eastAsia="Asana Math" w:cs="Asana Math"/>
+          <w:highlight w:val="none"/>
+          <w:lang w:val="es-ES" w:bidi="es-ES"/>
+        </w:rPr>
+        <w:t xml:space="preserve">”</w:t>
+      </w:r>
+      <w:r>
+        <w:rPr>
+          <w:rFonts w:ascii="Asana Math" w:hAnsi="Asana Math" w:eastAsia="Asana Math" w:cs="Asana Math"/>
+          <w:highlight w:val="none"/>
+          <w:lang w:val="es-ES"/>
+        </w:rPr>
+      </w:r>
+      <w:r>
+        <w:rPr>
+          <w:rFonts w:ascii="Asana Math" w:hAnsi="Asana Math" w:eastAsia="Asana Math" w:cs="Asana Math"/>
+          <w:highlight w:val="none"/>
+          <w:lang w:val="es-ES" w:bidi="es-ES"/>
+        </w:rPr>
+      </w:r>
+    </w:p>
+    <w:p>
+      <w:pPr>
+        <w:pBdr/>
+        <w:spacing/>
+        <w:ind/>
+        <w:jc w:val="center"/>
+        <w:rPr>
+          <w:rFonts w:ascii="Asana Math" w:hAnsi="Asana Math" w:eastAsia="Asana Math" w:cs="Asana Math"/>
+          <w:highlight w:val="none"/>
+          <w:lang w:val="es-ES" w:bidi="es-ES"/>
+        </w:rPr>
+      </w:pPr>
+      <w:r>
+        <w:rPr>
+          <w:rFonts w:ascii="Asana Math" w:hAnsi="Asana Math" w:eastAsia="Asana Math" w:cs="Asana Math"/>
+          <w:highlight w:val="none"/>
+          <w:lang w:val="es-ES" w:bidi="es-ES"/>
+        </w:rPr>
+        <w:t xml:space="preserve">“para cada columna de la pieza utilizar el bitmasking”</w:t>
+      </w:r>
+      <w:r>
+        <w:rPr>
+          <w:rFonts w:ascii="Asana Math" w:hAnsi="Asana Math" w:eastAsia="Asana Math" w:cs="Asana Math"/>
+          <w:highlight w:val="none"/>
+          <w:lang w:val="es-ES"/>
+        </w:rPr>
+      </w:r>
+      <w:r>
+        <w:rPr>
+          <w:rFonts w:ascii="Asana Math" w:hAnsi="Asana Math" w:eastAsia="Asana Math" w:cs="Asana Math"/>
+          <w:highlight w:val="none"/>
+          <w:lang w:val="es-ES" w:bidi="es-ES"/>
+        </w:rPr>
+      </w:r>
+    </w:p>
+    <w:p>
+      <w:pPr>
+        <w:pBdr/>
+        <w:spacing/>
+        <w:ind/>
+        <w:jc w:val="center"/>
+        <w:rPr>
+          <w:rFonts w:ascii="Asana Math" w:hAnsi="Asana Math" w:eastAsia="Asana Math" w:cs="Asana Math"/>
+          <w:highlight w:val="none"/>
+          <w:lang w:val="es-ES" w:bidi="es-ES"/>
+        </w:rPr>
+      </w:pPr>
+      <w:r>
+        <w:rPr>
+          <w:rFonts w:ascii="Asana Math" w:hAnsi="Asana Math" w:eastAsia="Asana Math" w:cs="Asana Math"/>
+          <w:highlight w:val="none"/>
+          <w:lang w:val="es-ES" w:bidi="es-ES"/>
+        </w:rPr>
+        <w:t xml:space="preserve">Eso se hace utilizando unicamente ciclos e indexadores.</w:t>
+      </w:r>
+      <w:r>
+        <w:rPr>
+          <w:rFonts w:ascii="Asana Math" w:hAnsi="Asana Math" w:eastAsia="Asana Math" w:cs="Asana Math"/>
+          <w:highlight w:val="none"/>
+          <w:lang w:val="es-ES"/>
+        </w:rPr>
+      </w:r>
+      <w:r>
+        <w:rPr>
+          <w:rFonts w:ascii="Asana Math" w:hAnsi="Asana Math" w:eastAsia="Asana Math" w:cs="Asana Math"/>
+          <w:highlight w:val="none"/>
+          <w:lang w:val="es-ES" w:bidi="es-ES"/>
+        </w:rPr>
+      </w:r>
+    </w:p>
+    <w:p>
+      <w:pPr>
+        <w:pBdr/>
+        <w:spacing/>
+        <w:ind/>
+        <w:jc w:val="center"/>
+        <w:rPr>
+          <w:rFonts w:ascii="Asana Math" w:hAnsi="Asana Math" w:eastAsia="Asana Math" w:cs="Asana Math"/>
+          <w:highlight w:val="none"/>
+          <w:lang w:val="es-ES" w:bidi="es-ES"/>
+        </w:rPr>
+      </w:pPr>
+      <w:r>
+        <w:rPr>
+          <w:rFonts w:ascii="Asana Math" w:hAnsi="Asana Math" w:eastAsia="Asana Math" w:cs="Asana Math"/>
+          <w:highlight w:val="none"/>
+          <w:lang w:val="es-ES" w:bidi="es-ES"/>
+        </w:rPr>
+      </w:r>
+      <w:r>
+        <w:rPr>
+          <w:rFonts w:ascii="Asana Math" w:hAnsi="Asana Math" w:eastAsia="Asana Math" w:cs="Asana Math"/>
+          <w:highlight w:val="none"/>
+          <w:lang w:val="es-ES" w:bidi="es-ES"/>
+        </w:rPr>
+        <w:t xml:space="preserve">A</w:t>
+      </w:r>
+      <w:r>
+        <w:rPr>
+          <w:rFonts w:ascii="Asana Math" w:hAnsi="Asana Math" w:eastAsia="Asana Math" w:cs="Asana Math"/>
+          <w:highlight w:val="none"/>
+          <w:lang w:val="es-ES" w:bidi="es-ES"/>
+        </w:rPr>
+        <w:t xml:space="preserve">qui tenemos que hacer algo sumamente importante y eso es el bit masking, pero que en realidad se debe de hacer, primero tenemos nuestro tablero, nuestro tablero esta lleno de 0 y nuestras fichas son matrices que tienen bits activos(1’s) y bits inactivos (0</w:t>
+      </w:r>
+      <w:r>
+        <w:rPr>
+          <w:rFonts w:ascii="Asana Math" w:hAnsi="Asana Math" w:eastAsia="Asana Math" w:cs="Asana Math"/>
+          <w:highlight w:val="none"/>
+          <w:lang w:val="es-ES" w:bidi="es-ES"/>
+        </w:rPr>
+        <w:t xml:space="preserve">’s) asi que lo que tenemos que hacer es recorrer y comparar esos bits utilizando el operador “|” el cual nos dice si uno de los bits est</w:t>
+      </w:r>
+      <w:r>
+        <w:rPr>
+          <w:rFonts w:ascii="Asana Math" w:hAnsi="Asana Math" w:eastAsia="Asana Math" w:cs="Asana Math"/>
+          <w:highlight w:val="none"/>
+          <w:lang w:val="es-ES" w:bidi="es-ES"/>
+        </w:rPr>
+        <w:t xml:space="preserve">á activo entonces el resultado ser</w:t>
+      </w:r>
+      <w:r>
+        <w:rPr>
+          <w:rFonts w:ascii="Asana Math" w:hAnsi="Asana Math" w:eastAsia="Asana Math" w:cs="Asana Math"/>
+          <w:highlight w:val="none"/>
+          <w:lang w:val="es-ES" w:bidi="es-ES"/>
+        </w:rPr>
+        <w:t xml:space="preserve">á un bit activo, pero lo primordial es que tenemos que movernos dentro de las columnas y eso lo hacemos con los operadores shift</w:t>
+      </w:r>
+      <w:r>
+        <w:rPr>
+          <w:rFonts w:ascii="Asana Math" w:hAnsi="Asana Math" w:eastAsia="Asana Math" w:cs="Asana Math"/>
+          <w:highlight w:val="none"/>
+          <w:lang w:val="es-ES" w:bidi="es-ES"/>
+        </w:rPr>
+      </w:r>
+    </w:p>
+    <w:p>
+      <w:pPr>
+        <w:pBdr/>
+        <w:spacing/>
+        <w:ind/>
+        <w:jc w:val="center"/>
+        <w:rPr>
+          <w:rFonts w:ascii="Asana Math" w:hAnsi="Asana Math" w:eastAsia="Asana Math" w:cs="Asana Math"/>
+          <w:highlight w:val="none"/>
+          <w:lang w:val="es-ES" w:bidi="es-ES"/>
+        </w:rPr>
+      </w:pPr>
+      <w:r>
+        <w:rPr>
+          <w:rFonts w:ascii="Asana Math" w:hAnsi="Asana Math" w:eastAsia="Asana Math" w:cs="Asana Math"/>
+          <w:highlight w:val="none"/>
+          <w:lang w:val="es-ES" w:bidi="es-ES"/>
+        </w:rPr>
+        <w:t xml:space="preserve"> “&lt;&lt; , &gt;&gt;”  </w:t>
+      </w:r>
+      <w:r>
+        <w:rPr>
+          <w:rFonts w:ascii="Asana Math" w:hAnsi="Asana Math" w:eastAsia="Asana Math" w:cs="Asana Math"/>
+          <w:highlight w:val="none"/>
+          <w:lang w:val="es-ES" w:bidi="es-ES"/>
+        </w:rPr>
+      </w:r>
+    </w:p>
+    <w:p>
+      <w:pPr>
+        <w:pBdr/>
+        <w:spacing/>
+        <w:ind/>
+        <w:jc w:val="center"/>
+        <w:rPr>
+          <w:rFonts w:ascii="Asana Math" w:hAnsi="Asana Math" w:eastAsia="Asana Math" w:cs="Asana Math"/>
+          <w:highlight w:val="none"/>
+          <w:lang w:val="es-ES" w:bidi="es-ES"/>
+        </w:rPr>
+      </w:pPr>
+      <w:r>
+        <w:rPr>
+          <w:rFonts w:ascii="Asana Math" w:hAnsi="Asana Math" w:eastAsia="Asana Math" w:cs="Asana Math"/>
+          <w:highlight w:val="none"/>
+          <w:lang w:val="es-ES" w:bidi="es-ES"/>
+        </w:rPr>
+        <w:t xml:space="preserve">cuando nos movemos y comparamos estamos indexando nuestra ficha completa.</w:t>
+      </w:r>
+      <w:r/>
+      <w:r/>
+    </w:p>
+    <w:p>
+      <w:pPr>
+        <w:pBdr/>
+        <w:spacing/>
+        <w:ind/>
+        <w:jc w:val="left"/>
+        <w:rPr>
+          <w:rFonts w:ascii="Asana Math" w:hAnsi="Asana Math" w:eastAsia="Asana Math" w:cs="Asana Math"/>
+          <w:highlight w:val="none"/>
+          <w:lang w:val="es-ES" w:bidi="es-ES"/>
+        </w:rPr>
+      </w:pPr>
+      <w:r>
+        <w:rPr>
+          <w:rFonts w:ascii="Asana Math" w:hAnsi="Asana Math" w:eastAsia="Asana Math" w:cs="Asana Math"/>
+          <w:highlight w:val="none"/>
+          <w:lang w:val="es-ES" w:bidi="es-ES"/>
+        </w:rPr>
+      </w:r>
+      <w:r>
+        <w:rPr>
+          <w:rFonts w:ascii="Asana Math" w:hAnsi="Asana Math" w:eastAsia="Asana Math" w:cs="Asana Math"/>
+          <w:highlight w:val="none"/>
+          <w:lang w:val="es-ES" w:bidi="es-ES"/>
+        </w:rPr>
+      </w:r>
+      <w:r>
+        <w:rPr>
+          <w:rFonts w:ascii="Asana Math" w:hAnsi="Asana Math" w:eastAsia="Asana Math" w:cs="Asana Math"/>
+          <w:highlight w:val="none"/>
+          <w:lang w:val="es-ES" w:bidi="es-ES"/>
+        </w:rPr>
+      </w:r>
+    </w:p>
+    <w:p>
+      <w:pPr>
+        <w:pBdr/>
+        <w:spacing/>
+        <w:ind/>
+        <w:jc w:val="center"/>
+        <w:rPr>
+          <w:rFonts w:ascii="Asana Math" w:hAnsi="Asana Math" w:eastAsia="Asana Math" w:cs="Asana Math"/>
+          <w:highlight w:val="none"/>
+          <w:lang w:val="es-ES"/>
+        </w:rPr>
+      </w:pPr>
+      <w:r>
+        <w:rPr>
+          <w:rFonts w:ascii="Asana Math" w:hAnsi="Asana Math" w:eastAsia="Asana Math" w:cs="Asana Math"/>
+          <w:highlight w:val="none"/>
+          <w:lang w:val="es-ES" w:bidi="es-ES"/>
+        </w:rPr>
+      </w:r>
+      <w:r>
+        <mc:AlternateContent>
+          <mc:Choice Requires="wpg">
+            <w:drawing>
+              <wp:anchor xmlns:wp="http://schemas.openxmlformats.org/drawingml/2006/wordprocessingDrawing" xmlns:wp14="http://schemas.microsoft.com/office/word/2010/wordprocessingDrawing" distT="0" distB="0" distL="115200" distR="115200" simplePos="0" relativeHeight="22528" behindDoc="0" locked="0" layoutInCell="1" allowOverlap="1">
+                <wp:simplePos x="0" y="0"/>
+                <wp:positionH relativeFrom="column">
+                  <wp:posOffset>2189093</wp:posOffset>
+                </wp:positionH>
+                <wp:positionV relativeFrom="paragraph">
+                  <wp:posOffset>15542</wp:posOffset>
+                </wp:positionV>
+                <wp:extent cx="1565413" cy="1681370"/>
+                <wp:effectExtent l="3175" t="3175" r="3175" b="3175"/>
+                <wp:wrapNone/>
+                <wp:docPr id="17" name=""/>
+                <wp:cNvGraphicFramePr/>
+                <a:graphic xmlns:a="http://schemas.openxmlformats.org/drawingml/2006/main">
+                  <a:graphicData uri="http://schemas.microsoft.com/office/word/2010/wordprocessingShape">
+                    <wps:wsp>
+                      <wps:cNvPr id="0" name=""/>
+                      <wps:cNvSpPr txBox="1"/>
+                      <wps:spPr bwMode="auto">
+                        <a:xfrm rot="0" flipH="0" flipV="0">
+                          <a:off x="0" y="0"/>
+                          <a:ext cx="1565411" cy="1681368"/>
+                        </a:xfrm>
+                        <a:prstGeom prst="rect">
+                          <a:avLst/>
+                        </a:prstGeom>
+                        <a:solidFill>
+                          <a:schemeClr val="lt1"/>
+                        </a:solidFill>
+                        <a:ln w="6350">
+                          <a:solidFill>
+                            <a:prstClr val="black"/>
+                          </a:solidFill>
+                        </a:ln>
+                      </wps:spPr>
+                      <wps:txbx>
+                        <w:txbxContent>
+                          <w:p>
+                            <w:pPr>
+                              <w:pBdr/>
+                              <w:spacing/>
+                              <w:ind/>
+                              <w:rPr/>
+                            </w:pPr>
+                            <w:r>
+                              <w:t xml:space="preserve">1 &lt;&lt; 0 → 00000001</w:t>
+                            </w:r>
+                            <w:r/>
+                            <w:r/>
+                          </w:p>
+                          <w:p>
+                            <w:pPr>
+                              <w:pBdr/>
+                              <w:spacing/>
+                              <w:ind/>
+                              <w:rPr/>
+                            </w:pPr>
+                            <w:r>
+                              <w:t xml:space="preserve">1 &lt;&lt; 1 → 00000010</w:t>
+                            </w:r>
+                            <w:r/>
+                            <w:r/>
+                          </w:p>
+                          <w:p>
+                            <w:pPr>
+                              <w:pBdr/>
+                              <w:spacing/>
+                              <w:ind/>
+                              <w:rPr/>
+                            </w:pPr>
+                            <w:r>
+                              <w:t xml:space="preserve">1 &lt;&lt; 2 → 00000100</w:t>
+                            </w:r>
+                            <w:r/>
+                            <w:r/>
+                          </w:p>
+                          <w:p>
+                            <w:pPr>
+                              <w:pBdr/>
+                              <w:spacing/>
+                              <w:ind/>
+                              <w:rPr/>
+                            </w:pPr>
+                            <w:r>
+                              <w:t xml:space="preserve">1 &lt;&lt; 3 → 00001000</w:t>
+                            </w:r>
+                            <w:r/>
+                            <w:r/>
+                          </w:p>
+                          <w:p>
+                            <w:pPr>
+                              <w:pBdr/>
+                              <w:spacing/>
+                              <w:ind/>
+                              <w:rPr/>
+                            </w:pPr>
+                            <w:r>
+                              <w:t xml:space="preserve">1 &lt;&lt; 4 → 00010000</w:t>
+                            </w:r>
+                            <w:r/>
+                            <w:r/>
+                          </w:p>
+                        </w:txbxContent>
+                      </wps:txbx>
+                      <wps:bodyPr vertOverflow="overflow" horzOverflow="overflow" vert="horz" wrap="square" lIns="91440" tIns="45720" rIns="91440" bIns="45720" numCol="1" spcCol="0" rtlCol="0" fromWordArt="0" anchor="t" anchorCtr="0" forceAA="0" upright="0" compatLnSpc="0"/>
+                    </wps:wsp>
+                  </a:graphicData>
+                </a:graphic>
+              </wp:anchor>
+            </w:drawing>
+          </mc:Choice>
+          <mc:Fallback>
+            <w:pict>
+              <v:shape id="shape 16" o:spid="_x0000_s16" o:spt="202" type="#_x0000_t202" style="position:absolute;z-index:22528;o:allowoverlap:true;o:allowincell:true;mso-position-horizontal-relative:text;margin-left:172.37pt;mso-position-horizontal:absolute;mso-position-vertical-relative:text;margin-top:1.22pt;mso-position-vertical:absolute;width:123.26pt;height:132.39pt;mso-wrap-distance-left:9.07pt;mso-wrap-distance-top:0.00pt;mso-wrap-distance-right:9.07pt;mso-wrap-distance-bottom:0.00pt;rotation:0;v-text-anchor:top;visibility:visible;" fillcolor="#FFFFFF" strokecolor="#000000" strokeweight="0.50pt">
+                <v:textbox inset="0,0,0,0">
+                  <w:txbxContent>
+                    <w:p>
+                      <w:pPr>
+                        <w:pBdr/>
+                        <w:spacing/>
+                        <w:ind/>
+                        <w:rPr/>
+                      </w:pPr>
+                      <w:r>
+                        <w:t xml:space="preserve">1 &lt;&lt; 0 → 00000001</w:t>
+                      </w:r>
+                      <w:r/>
+                      <w:r/>
+                    </w:p>
+                    <w:p>
+                      <w:pPr>
+                        <w:pBdr/>
+                        <w:spacing/>
+                        <w:ind/>
+                        <w:rPr/>
+                      </w:pPr>
+                      <w:r>
+                        <w:t xml:space="preserve">1 &lt;&lt; 1 → 00000010</w:t>
+                      </w:r>
+                      <w:r/>
+                      <w:r/>
+                    </w:p>
+                    <w:p>
+                      <w:pPr>
+                        <w:pBdr/>
+                        <w:spacing/>
+                        <w:ind/>
+                        <w:rPr/>
+                      </w:pPr>
+                      <w:r>
+                        <w:t xml:space="preserve">1 &lt;&lt; 2 → 00000100</w:t>
+                      </w:r>
+                      <w:r/>
+                      <w:r/>
+                    </w:p>
+                    <w:p>
+                      <w:pPr>
+                        <w:pBdr/>
+                        <w:spacing/>
+                        <w:ind/>
+                        <w:rPr/>
+                      </w:pPr>
+                      <w:r>
+                        <w:t xml:space="preserve">1 &lt;&lt; 3 → 00001000</w:t>
+                      </w:r>
+                      <w:r/>
+                      <w:r/>
+                    </w:p>
+                    <w:p>
+                      <w:pPr>
+                        <w:pBdr/>
+                        <w:spacing/>
+                        <w:ind/>
+                        <w:rPr/>
+                      </w:pPr>
+                      <w:r>
+                        <w:t xml:space="preserve">1 &lt;&lt; 4 → 00010000</w:t>
+                      </w:r>
+                      <w:r/>
+                      <w:r/>
+                    </w:p>
+                  </w:txbxContent>
+                </v:textbox>
+              </v:shape>
+            </w:pict>
+          </mc:Fallback>
+        </mc:AlternateContent>
+      </w:r>
+      <w:r>
+        <w:rPr>
+          <w:rFonts w:ascii="Asana Math" w:hAnsi="Asana Math" w:eastAsia="Asana Math" w:cs="Asana Math"/>
+          <w:highlight w:val="none"/>
+          <w:lang w:val="es-ES" w:bidi="es-ES"/>
+        </w:rPr>
+      </w:r>
+      <w:r>
+        <w:rPr>
+          <w:rFonts w:ascii="Asana Math" w:hAnsi="Asana Math" w:eastAsia="Asana Math" w:cs="Asana Math"/>
+          <w:highlight w:val="none"/>
+          <w:lang w:val="es-ES" w:bidi="es-ES"/>
+        </w:rPr>
+      </w:r>
+      <w:r>
+        <w:rPr>
+          <w:rFonts w:ascii="Asana Math" w:hAnsi="Asana Math" w:eastAsia="Asana Math" w:cs="Asana Math"/>
+          <w:highlight w:val="none"/>
+          <w:lang w:val="es-ES"/>
+        </w:rPr>
+      </w:r>
+    </w:p>
+    <w:p>
+      <w:pPr>
+        <w:pBdr/>
+        <w:spacing/>
+        <w:ind/>
+        <w:jc w:val="center"/>
+        <w:rPr>
+          <w:rFonts w:ascii="Asana Math" w:hAnsi="Asana Math" w:eastAsia="Asana Math" w:cs="Asana Math"/>
+          <w:highlight w:val="none"/>
+          <w:lang w:val="es-ES"/>
+        </w:rPr>
+      </w:pPr>
+      <w:r>
+        <w:rPr>
+          <w:rFonts w:ascii="Asana Math" w:hAnsi="Asana Math" w:eastAsia="Asana Math" w:cs="Asana Math"/>
+          <w:highlight w:val="none"/>
+          <w:lang w:val="es-ES" w:bidi="es-ES"/>
+        </w:rPr>
+      </w:r>
+      <w:r>
+        <w:rPr>
+          <w:rFonts w:ascii="Asana Math" w:hAnsi="Asana Math" w:eastAsia="Asana Math" w:cs="Asana Math"/>
+          <w:highlight w:val="none"/>
+          <w:lang w:val="es-ES"/>
+        </w:rPr>
+      </w:r>
+      <w:r>
+        <w:rPr>
+          <w:rFonts w:ascii="Asana Math" w:hAnsi="Asana Math" w:eastAsia="Asana Math" w:cs="Asana Math"/>
+          <w:highlight w:val="none"/>
+          <w:lang w:val="es-ES"/>
+        </w:rPr>
+      </w:r>
+    </w:p>
+    <w:p>
+      <w:pPr>
+        <w:pBdr/>
+        <w:spacing/>
+        <w:ind/>
+        <w:jc w:val="center"/>
+        <w:rPr>
+          <w:rFonts w:ascii="Asana Math" w:hAnsi="Asana Math" w:cs="Asana Math"/>
+        </w:rPr>
+      </w:pPr>
+      <w:r>
+        <w:rPr>
+          <w:rFonts w:ascii="Asana Math" w:hAnsi="Asana Math" w:cs="Asana Math"/>
+        </w:rPr>
+      </w:r>
+      <w:r>
+        <w:rPr>
+          <w:rFonts w:ascii="Asana Math" w:hAnsi="Asana Math" w:cs="Asana Math"/>
+        </w:rPr>
+      </w:r>
+      <w:r>
+        <w:rPr>
+          <w:rFonts w:ascii="Asana Math" w:hAnsi="Asana Math" w:cs="Asana Math"/>
+        </w:rPr>
+      </w:r>
+    </w:p>
+    <w:p>
+      <w:pPr>
+        <w:pBdr/>
+        <w:spacing/>
+        <w:ind/>
+        <w:jc w:val="center"/>
+        <w:rPr>
+          <w:rFonts w:ascii="Asana Math" w:hAnsi="Asana Math" w:cs="Asana Math"/>
+        </w:rPr>
+      </w:pPr>
+      <w:r>
+        <w:rPr>
+          <w:rFonts w:ascii="Asana Math" w:hAnsi="Asana Math" w:cs="Asana Math"/>
+        </w:rPr>
+      </w:r>
+      <w:r>
+        <w:rPr>
+          <w:rFonts w:ascii="Asana Math" w:hAnsi="Asana Math" w:cs="Asana Math"/>
+        </w:rPr>
+      </w:r>
+      <w:r>
+        <w:rPr>
+          <w:rFonts w:ascii="Asana Math" w:hAnsi="Asana Math" w:cs="Asana Math"/>
+        </w:rPr>
+      </w:r>
+    </w:p>
+    <w:p>
+      <w:pPr>
+        <w:pBdr/>
+        <w:spacing/>
+        <w:ind/>
+        <w:jc w:val="center"/>
+        <w:rPr>
+          <w:rFonts w:ascii="Asana Math" w:hAnsi="Asana Math" w:cs="Asana Math"/>
+        </w:rPr>
+      </w:pPr>
+      <w:r>
+        <w:rPr>
+          <w:rFonts w:ascii="Asana Math" w:hAnsi="Asana Math" w:cs="Asana Math"/>
+        </w:rPr>
+      </w:r>
+      <w:r>
+        <w:rPr>
+          <w:rFonts w:ascii="Asana Math" w:hAnsi="Asana Math" w:cs="Asana Math"/>
+        </w:rPr>
+      </w:r>
+      <w:r>
+        <w:rPr>
+          <w:rFonts w:ascii="Asana Math" w:hAnsi="Asana Math" w:cs="Asana Math"/>
+        </w:rPr>
+      </w:r>
+    </w:p>
+    <w:p>
+      <w:pPr>
+        <w:pBdr/>
+        <w:spacing/>
+        <w:ind/>
+        <w:jc w:val="center"/>
+        <w:rPr>
+          <w:rFonts w:ascii="Asana Math" w:hAnsi="Asana Math" w:eastAsia="Asana Math" w:cs="Asana Math"/>
+          <w:highlight w:val="none"/>
+          <w:lang w:val="es-ES"/>
+        </w:rPr>
+      </w:pPr>
+      <w:r>
+        <w:rPr>
+          <w:rFonts w:ascii="Asana Math" w:hAnsi="Asana Math" w:eastAsia="Asana Math" w:cs="Asana Math"/>
+          <w:highlight w:val="none"/>
+          <w:lang w:val="es-ES"/>
+        </w:rPr>
+        <w:t xml:space="preserve"> </w:t>
+      </w:r>
+      <w:r>
+        <w:rPr>
+          <w:rFonts w:ascii="Asana Math" w:hAnsi="Asana Math" w:eastAsia="Asana Math" w:cs="Asana Math"/>
+          <w:highlight w:val="none"/>
+          <w:lang w:val="es-ES"/>
+        </w:rPr>
+      </w:r>
+    </w:p>
+    <w:p>
+      <w:pPr>
+        <w:pBdr/>
+        <w:spacing/>
+        <w:ind/>
+        <w:jc w:val="center"/>
+        <w:rPr>
+          <w:rFonts w:ascii="Asana Math" w:hAnsi="Asana Math" w:eastAsia="Asana Math" w:cs="Asana Math"/>
+          <w:highlight w:val="none"/>
+          <w:lang w:val="es-ES"/>
+        </w:rPr>
+      </w:pPr>
+      <w:r>
+        <w:rPr>
+          <w:rFonts w:ascii="Asana Math" w:hAnsi="Asana Math" w:eastAsia="Asana Math" w:cs="Asana Math"/>
+          <w:highlight w:val="none"/>
+          <w:lang w:val="es-ES" w:bidi="es-ES"/>
+        </w:rPr>
+      </w:r>
+      <w:r>
+        <w:rPr>
+          <w:rFonts w:ascii="Asana Math" w:hAnsi="Asana Math" w:eastAsia="Asana Math" w:cs="Asana Math"/>
+          <w:highlight w:val="none"/>
+          <w:lang w:val="es-ES" w:bidi="es-ES"/>
+        </w:rPr>
+      </w:r>
+      <w:r>
+        <w:rPr>
+          <w:rFonts w:ascii="Asana Math" w:hAnsi="Asana Math" w:eastAsia="Asana Math" w:cs="Asana Math"/>
+          <w:highlight w:val="none"/>
+          <w:lang w:val="es-ES"/>
+        </w:rPr>
+      </w:r>
+    </w:p>
+    <w:p>
+      <w:pPr>
+        <w:pBdr/>
+        <w:spacing/>
+        <w:ind/>
+        <w:jc w:val="center"/>
+        <w:rPr>
+          <w:rFonts w:ascii="Asana Math" w:hAnsi="Asana Math" w:cs="Asana Math"/>
+        </w:rPr>
+      </w:pPr>
+      <w:r>
+        <w:rPr>
+          <w:rFonts w:ascii="Asana Math" w:hAnsi="Asana Math" w:cs="Asana Math"/>
+        </w:rPr>
+      </w:r>
+      <w:r>
+        <w:rPr>
+          <w:rFonts w:ascii="Asana Math" w:hAnsi="Asana Math" w:cs="Asana Math"/>
+        </w:rPr>
+      </w:r>
+      <w:r>
+        <w:rPr>
+          <w:rFonts w:ascii="Asana Math" w:hAnsi="Asana Math" w:cs="Asana Math"/>
+        </w:rPr>
+      </w:r>
+    </w:p>
+    <w:p>
+      <w:pPr>
+        <w:pBdr/>
+        <w:spacing/>
+        <w:ind/>
+        <w:jc w:val="center"/>
+        <w:rPr>
+          <w:rFonts w:ascii="Asana Math" w:hAnsi="Asana Math" w:cs="Asana Math"/>
+        </w:rPr>
+      </w:pPr>
+      <w:r>
+        <w:rPr>
+          <w:rFonts w:ascii="Asana Math" w:hAnsi="Asana Math" w:cs="Asana Math"/>
+        </w:rPr>
+      </w:r>
+      <w:r>
+        <w:rPr>
+          <w:rFonts w:ascii="Asana Math" w:hAnsi="Asana Math" w:cs="Asana Math"/>
+        </w:rPr>
+      </w:r>
+      <w:r>
+        <w:rPr>
+          <w:rFonts w:ascii="Asana Math" w:hAnsi="Asana Math" w:cs="Asana Math"/>
+        </w:rPr>
+      </w:r>
+    </w:p>
+    <w:p>
+      <w:pPr>
+        <w:pBdr/>
+        <w:spacing/>
+        <w:ind/>
+        <w:jc w:val="center"/>
+        <w:rPr>
+          <w:rFonts w:ascii="Asana Math" w:hAnsi="Asana Math" w:cs="Asana Math"/>
+        </w:rPr>
+      </w:pPr>
+      <w:r>
+        <w:rPr>
+          <w:rFonts w:ascii="Asana Math" w:hAnsi="Asana Math" w:cs="Asana Math"/>
+        </w:rPr>
+      </w:r>
+      <w:r>
+        <w:rPr>
+          <w:rFonts w:ascii="Asana Math" w:hAnsi="Asana Math" w:cs="Asana Math"/>
+        </w:rPr>
+      </w:r>
+      <w:r>
+        <w:rPr>
+          <w:rFonts w:ascii="Asana Math" w:hAnsi="Asana Math" w:cs="Asana Math"/>
+        </w:rPr>
+      </w:r>
+    </w:p>
+    <w:p>
+      <w:pPr>
+        <w:pBdr/>
+        <w:spacing/>
+        <w:ind/>
+        <w:jc w:val="center"/>
+        <w:rPr>
+          <w:rFonts w:ascii="Asana Math" w:hAnsi="Asana Math" w:cs="Asana Math"/>
+        </w:rPr>
+      </w:pPr>
+      <w:r>
+        <w:rPr>
+          <w:rFonts w:ascii="Asana Math" w:hAnsi="Asana Math" w:cs="Asana Math"/>
+        </w:rPr>
+      </w:r>
+      <w:r>
+        <w:rPr>
+          <w:rFonts w:ascii="Asana Math" w:hAnsi="Asana Math" w:cs="Asana Math"/>
+        </w:rPr>
+      </w:r>
+      <w:r>
+        <w:rPr>
+          <w:rFonts w:ascii="Asana Math" w:hAnsi="Asana Math" w:cs="Asana Math"/>
+        </w:rPr>
+      </w:r>
+    </w:p>
+    <w:p>
+      <w:pPr>
+        <w:pBdr/>
+        <w:spacing/>
+        <w:ind/>
+        <w:jc w:val="center"/>
+        <w:rPr>
+          <w:rFonts w:ascii="Asana Math" w:hAnsi="Asana Math" w:cs="Asana Math"/>
+        </w:rPr>
+      </w:pPr>
+      <w:r>
+        <w:rPr>
+          <w:rFonts w:ascii="Asana Math" w:hAnsi="Asana Math" w:cs="Asana Math"/>
+        </w:rPr>
+      </w:r>
+      <w:r>
+        <w:rPr>
+          <w:rFonts w:ascii="Asana Math" w:hAnsi="Asana Math" w:cs="Asana Math"/>
+        </w:rPr>
+      </w:r>
+      <w:r>
+        <w:rPr>
+          <w:rFonts w:ascii="Asana Math" w:hAnsi="Asana Math" w:cs="Asana Math"/>
+        </w:rPr>
+      </w:r>
+    </w:p>
+    <w:p>
+      <w:pPr>
+        <w:pBdr/>
+        <w:spacing/>
+        <w:ind/>
+        <w:jc w:val="center"/>
+        <w:rPr>
+          <w:rFonts w:ascii="Asana Math" w:hAnsi="Asana Math" w:cs="Asana Math"/>
+        </w:rPr>
+      </w:pPr>
+      <w:r>
+        <w:rPr>
+          <w:rFonts w:ascii="Asana Math" w:hAnsi="Asana Math" w:cs="Asana Math"/>
+        </w:rPr>
+      </w:r>
+      <w:r>
+        <w:rPr>
+          <w:rFonts w:ascii="Asana Math" w:hAnsi="Asana Math" w:cs="Asana Math"/>
+        </w:rPr>
+      </w:r>
+      <w:r>
+        <w:rPr>
+          <w:rFonts w:ascii="Asana Math" w:hAnsi="Asana Math" w:cs="Asana Math"/>
+        </w:rPr>
+      </w:r>
+    </w:p>
+    <w:p>
+      <w:pPr>
+        <w:pBdr/>
+        <w:spacing/>
+        <w:ind/>
+        <w:jc w:val="center"/>
+        <w:rPr>
+          <w:rFonts w:ascii="Asana Math" w:hAnsi="Asana Math" w:cs="Asana Math"/>
+        </w:rPr>
+      </w:pPr>
+      <w:r>
+        <w:rPr>
+          <w:rFonts w:ascii="Asana Math" w:hAnsi="Asana Math" w:cs="Asana Math"/>
+        </w:rPr>
+      </w:r>
+      <w:r>
+        <w:rPr>
+          <w:rFonts w:ascii="Asana Math" w:hAnsi="Asana Math" w:cs="Asana Math"/>
+        </w:rPr>
+      </w:r>
+      <w:r>
+        <w:rPr>
+          <w:rFonts w:ascii="Asana Math" w:hAnsi="Asana Math" w:cs="Asana Math"/>
+        </w:rPr>
+      </w:r>
+    </w:p>
+    <w:p>
+      <w:pPr>
+        <w:pBdr/>
+        <w:spacing/>
+        <w:ind/>
+        <w:jc w:val="center"/>
+        <w:rPr>
+          <w:rFonts w:ascii="Asana Math" w:hAnsi="Asana Math" w:cs="Asana Math"/>
+          <w:sz w:val="24"/>
+          <w:szCs w:val="24"/>
+        </w:rPr>
+      </w:pPr>
+      <w:r>
+        <w:rPr>
+          <w:rFonts w:ascii="Asana Math" w:hAnsi="Asana Math" w:cs="Asana Math"/>
+          <w:sz w:val="24"/>
+          <w:szCs w:val="24"/>
+          <w:lang w:val="es-ES"/>
+        </w:rPr>
+        <w:t xml:space="preserve">ROTACI</w:t>
+      </w:r>
+      <w:r>
+        <w:rPr>
+          <w:rFonts w:ascii="Asana Math" w:hAnsi="Asana Math" w:cs="Asana Math"/>
+          <w:sz w:val="24"/>
+          <w:szCs w:val="24"/>
+          <w:lang w:val="es-ES"/>
+        </w:rPr>
+        <w:t xml:space="preserve">ÓN DE FICHAS.</w:t>
+      </w:r>
+      <w:r>
+        <w:rPr>
+          <w:rFonts w:ascii="Asana Math" w:hAnsi="Asana Math" w:cs="Asana Math"/>
+          <w:sz w:val="24"/>
+          <w:szCs w:val="24"/>
+        </w:rPr>
+      </w:r>
+      <w:r>
+        <w:rPr>
+          <w:rFonts w:ascii="Asana Math" w:hAnsi="Asana Math" w:cs="Asana Math"/>
+          <w:sz w:val="24"/>
+          <w:szCs w:val="24"/>
+        </w:rPr>
+      </w:r>
+    </w:p>
+    <w:p>
+      <w:pPr>
+        <w:pBdr/>
+        <w:spacing/>
+        <w:ind/>
+        <w:jc w:val="center"/>
+        <w:rPr>
+          <w:rFonts w:ascii="Asana Math" w:hAnsi="Asana Math" w:eastAsia="Asana Math" w:cs="Asana Math"/>
+          <w:highlight w:val="none"/>
+          <w:lang w:val="es-ES"/>
+        </w:rPr>
+      </w:pPr>
+      <w:r>
+        <w:rPr>
+          <w:rFonts w:ascii="Asana Math" w:hAnsi="Asana Math" w:eastAsia="Asana Math" w:cs="Asana Math"/>
+          <w:highlight w:val="none"/>
+          <w:lang w:val="es-ES"/>
+        </w:rPr>
+        <w:t xml:space="preserve">Nuestras fichas de tetris seran un array y por ende lo unico que yo necesito es rotar una matriz y luego aplicarle el bit masking y eso lo haremos de la siguiente y con el siguiente ejemplo que es rotar una matriz 4x4.</w:t>
+      </w:r>
+      <w:r>
+        <w:rPr>
+          <w:rFonts w:ascii="Asana Math" w:hAnsi="Asana Math" w:cs="Asana Math"/>
+        </w:rPr>
+      </w:r>
+    </w:p>
+    <w:p>
+      <w:pPr>
+        <w:pStyle w:val="908"/>
+        <w:numPr>
+          <w:ilvl w:val="0"/>
+          <w:numId w:val="2"/>
+        </w:numPr>
+        <w:pBdr/>
+        <w:spacing/>
+        <w:ind/>
+        <w:jc w:val="center"/>
+        <w:rPr>
+          <w:rFonts w:ascii="Asana Math" w:hAnsi="Asana Math" w:cs="Asana Math"/>
+        </w:rPr>
+      </w:pPr>
+      <w:r>
+        <w:rPr>
+          <w:rFonts w:ascii="Asana Math" w:hAnsi="Asana Math" w:eastAsia="Asana Math" w:cs="Asana Math"/>
+          <w:highlight w:val="none"/>
+          <w:lang w:val="es-ES"/>
+        </w:rPr>
+        <w:t xml:space="preserve">Primero utilizamos los valores indexados de la matriz y los rotamos 90 grados.</w:t>
+      </w:r>
+      <w:r>
+        <w:rPr>
+          <w:rFonts w:ascii="Asana Math" w:hAnsi="Asana Math" w:cs="Asana Math"/>
+        </w:rPr>
+      </w:r>
+    </w:p>
+    <w:p>
+      <w:pPr>
+        <w:pBdr/>
+        <w:spacing/>
+        <w:ind w:firstLine="0" w:left="709"/>
+        <w:jc w:val="center"/>
+        <w:rPr>
+          <w:rFonts w:ascii="Asana Math" w:hAnsi="Asana Math" w:cs="Asana Math"/>
+        </w:rPr>
+      </w:pPr>
+      <w:r>
+        <w:rPr>
+          <w:rFonts w:ascii="Asana Math" w:hAnsi="Asana Math" w:eastAsia="Asana Math" w:cs="Asana Math"/>
+          <w:highlight w:val="none"/>
+          <w:lang w:val="es-ES"/>
+        </w:rPr>
+      </w:r>
+      <w:r>
+        <mc:AlternateContent>
+          <mc:Choice Requires="wpg">
+            <w:drawing>
+              <wp:inline xmlns:wp="http://schemas.openxmlformats.org/drawingml/2006/wordprocessingDrawing" distT="0" distB="0" distL="0" distR="0">
+                <wp:extent cx="3573518" cy="1962102"/>
+                <wp:effectExtent l="0" t="0" r="0" b="0"/>
+                <wp:docPr id="18" name=""/>
+                <wp:cNvGraphicFramePr>
+                  <a:graphicFrameLocks xmlns:a="http://schemas.openxmlformats.org/drawingml/2006/main" noChangeAspect="1"/>
+                </wp:cNvGraphicFramePr>
+                <a:graphic xmlns:a="http://schemas.openxmlformats.org/drawingml/2006/main">
+                  <a:graphicData uri="http://schemas.openxmlformats.org/drawingml/2006/picture">
+                    <pic:pic xmlns:pic="http://schemas.openxmlformats.org/drawingml/2006/picture">
+                      <pic:nvPicPr>
+                        <pic:cNvPr id="215351432" name=""/>
+                        <pic:cNvPicPr>
+                          <a:picLocks noChangeAspect="1"/>
+                        </pic:cNvPicPr>
+                        <pic:nvPr/>
+                      </pic:nvPicPr>
+                      <pic:blipFill rotWithShape="1">
+                        <a:blip r:embed="rId19"/>
+                        <a:stretch/>
+                      </pic:blipFill>
+                      <pic:spPr bwMode="auto">
+                        <a:xfrm flipH="0" flipV="0">
+                          <a:off x="0" y="0"/>
+                          <a:ext cx="3573518" cy="1962101"/>
+                        </a:xfrm>
+                        <a:prstGeom prst="rect">
+                          <a:avLst/>
+                        </a:prstGeom>
+                      </pic:spPr>
+                    </pic:pic>
+                  </a:graphicData>
+                </a:graphic>
+              </wp:inline>
+            </w:drawing>
+          </mc:Choice>
+          <mc:Fallback>
+            <w:pict>
+              <v:shapetype id="_x0000_t75" coordsize="21600,21600" o:spt="75" o:preferrelative="t" path="m@4@5l@4@11@9@11@9@5xe" filled="f" stroked="f">
+                <v:stroke joinstyle="miter"/>
+                <v:formulas>
+                  <v:f eqn="if lineDrawn pixelLineWidth 0"/>
+                  <v:f eqn="sum @0 1 0"/>
+                  <v:f eqn="sum 0 0 @1"/>
+                  <v:f eqn="prod @2 1 2"/>
+                  <v:f eqn="prod @3 21600 pixelWidth"/>
+                  <v:f eqn="prod @3 21600 pixelHeight"/>
+                  <v:f eqn="sum @0 0 1"/>
+                  <v:f eqn="prod @6 1 2"/>
+                  <v:f eqn="prod @7 21600 pixelWidth"/>
+                  <v:f eqn="sum @8 21600 0"/>
+                  <v:f eqn="prod @7 21600 pixelHeight"/>
+                  <v:f eqn="sum @10 21600 0"/>
+                </v:formulas>
+                <v:path o:extrusionok="f" gradientshapeok="t" o:connecttype="rect"/>
+                <o:lock v:ext="edit" aspectratio="t"/>
+              </v:shapetype>
+              <v:shape id="_x0000_i17" o:spid="_x0000_s17" type="#_x0000_t75" style="width:281.38pt;height:154.50pt;mso-wrap-distance-left:0.00pt;mso-wrap-distance-top:0.00pt;mso-wrap-distance-right:0.00pt;mso-wrap-distance-bottom:0.00pt;z-index:1;" stroked="false">
+                <v:imagedata r:id="rId19" o:title=""/>
+                <o:lock v:ext="edit" rotation="t"/>
+              </v:shape>
+            </w:pict>
+          </mc:Fallback>
+        </mc:AlternateContent>
+      </w:r>
+      <w:r>
+        <w:rPr>
+          <w:rFonts w:ascii="Asana Math" w:hAnsi="Asana Math" w:eastAsia="Asana Math" w:cs="Asana Math"/>
+          <w:highlight w:val="none"/>
+          <w:lang w:val="es-ES"/>
+        </w:rPr>
+      </w:r>
+      <w:r>
+        <w:rPr>
+          <w:rFonts w:ascii="Asana Math" w:hAnsi="Asana Math" w:eastAsia="Asana Math" w:cs="Asana Math"/>
+          <w:highlight w:val="none"/>
+          <w:lang w:val="es-ES"/>
+        </w:rPr>
+      </w:r>
+      <w:r>
+        <w:rPr>
+          <w:rFonts w:ascii="Asana Math" w:hAnsi="Asana Math" w:eastAsia="Asana Math" w:cs="Asana Math"/>
+          <w:highlight w:val="none"/>
+          <w:lang w:val="es-ES"/>
+        </w:rPr>
+      </w:r>
+    </w:p>
+    <w:p>
+      <w:pPr>
+        <w:pStyle w:val="883"/>
+        <w:pBdr/>
+        <w:spacing/>
+        <w:ind/>
+        <w:jc w:val="center"/>
+        <w:rPr/>
+      </w:pPr>
+      <w:r>
+        <w:t xml:space="preserve">Figure </w:t>
+      </w:r>
+      <w:r>
+        <w:fldChar w:fldCharType="begin"/>
+        <w:instrText xml:space="preserve"> SEQ Figure \* Arabic </w:instrText>
+        <w:fldChar w:fldCharType="separate"/>
+      </w:r>
+      <w:r>
+        <w:t xml:space="preserve">9</w:t>
+      </w:r>
+      <w:r/>
+      <w:r>
+        <w:fldChar w:fldCharType="end"/>
+      </w:r>
+      <w:r>
+        <w:t xml:space="preserve">. Rotación de matriz</w:t>
+      </w:r>
+      <w:r>
+        <w:rPr>
+          <w:lang w:val="es-ES"/>
+        </w:rPr>
+        <w:t xml:space="preserve"> 90°</w:t>
+      </w:r>
+      <w:r>
+        <w:rPr>
+          <w:lang w:val="es-ES"/>
+        </w:rPr>
+        <w:t xml:space="preserve">.</w:t>
+      </w:r>
+      <w:r/>
+    </w:p>
+    <w:p>
+      <w:pPr>
+        <w:pBdr/>
+        <w:spacing/>
+        <w:ind/>
+        <w:jc w:val="center"/>
+        <w:rPr>
+          <w:rFonts w:ascii="Asana Math" w:hAnsi="Asana Math" w:eastAsia="Asana Math" w:cs="Asana Math"/>
+          <w:highlight w:val="none"/>
+          <w:lang w:val="es-ES"/>
+        </w:rPr>
+      </w:pPr>
+      <w:r>
+        <w:rPr>
+          <w:lang w:val="es-ES"/>
+        </w:rPr>
+      </w:r>
+      <w:r>
+        <w:rPr>
+          <w:rFonts w:ascii="Asana Math" w:hAnsi="Asana Math" w:eastAsia="Asana Math" w:cs="Asana Math"/>
+          <w:lang w:val="es-ES"/>
+        </w:rPr>
+        <w:t xml:space="preserve">Las rotaciones de matriz por indexaci</w:t>
+      </w:r>
+      <w:r>
+        <w:rPr>
+          <w:rFonts w:ascii="Asana Math" w:hAnsi="Asana Math" w:eastAsia="Asana Math" w:cs="Asana Math"/>
+          <w:lang w:val="es-ES"/>
+        </w:rPr>
+        <w:t xml:space="preserve">ón sigue una regla que es la siguiente </w:t>
+      </w:r>
+      <w:r>
+        <w:rPr>
+          <w:rFonts w:ascii="Asana Math" w:hAnsi="Asana Math" w:cs="Asana Math"/>
+        </w:rPr>
+      </w:r>
+    </w:p>
+    <w:p>
+      <w:pPr>
+        <w:suppressLineNumbers w:val="false"/>
+        <w:pBdr>
+          <w:top w:val="single" w:color="000000" w:sz="4" w:space="0"/>
+          <w:left w:val="single" w:color="000000" w:sz="4" w:space="0"/>
+          <w:bottom w:val="single" w:color="000000" w:sz="4" w:space="0"/>
+          <w:right w:val="single" w:color="000000" w:sz="4" w:space="0"/>
+          <w:between w:val="none" w:color="000000" w:sz="4" w:space="0"/>
+        </w:pBdr>
+        <w:spacing/>
+        <w:ind/>
+        <w:jc w:val="center"/>
+        <w:rPr>
+          <w:rFonts w:ascii="Asana Math" w:hAnsi="Asana Math" w:eastAsia="Asana Math" w:cs="Asana Math"/>
+          <w:highlight w:val="none"/>
+        </w:rPr>
+      </w:pPr>
+      <w:r>
+        <w:rPr>
+          <w:rFonts w:ascii="Asana Math" w:hAnsi="Asana Math" w:eastAsia="Asana Math" w:cs="Asana Math"/>
+          <w:highlight w:val="none"/>
+          <w:lang w:val="es-ES"/>
+        </w:rPr>
+      </w:r>
+      <m:oMathPara>
+        <m:oMathParaPr/>
+        <m:oMath>
+          <m:r>
+            <w:rPr>
+              <w:rFonts w:hint="default" w:ascii="Cambria Math" w:hAnsi="Cambria Math" w:eastAsia="Cambria Math" w:cs="Cambria Math"/>
+              <w:highlight w:val="none"/>
+              <w:lang w:val="es-ES" w:bidi="es-ES"/>
+            </w:rPr>
+            <m:rPr>
+              <m:sty m:val="i"/>
+            </m:rPr>
+            <m:t>para cada elemento </m:t>
+          </m:r>
+          <m:d>
+            <m:dPr>
+              <m:begChr m:val="("/>
+              <m:endChr m:val=")"/>
+              <m:ctrlPr>
+                <w:rPr>
+                  <w:rFonts w:hint="default" w:ascii="Cambria Math" w:hAnsi="Cambria Math" w:eastAsia="Cambria Math" w:cs="Cambria Math"/>
+                  <w:highlight w:val="none"/>
+                  <w:lang w:val="es-ES" w:bidi="es-ES"/>
+                </w:rPr>
+              </m:ctrlPr>
+            </m:dPr>
+            <m:e>
+              <m:r>
+                <w:rPr>
+                  <w:rFonts w:hint="default" w:ascii="Cambria Math" w:hAnsi="Cambria Math" w:eastAsia="Cambria Math" w:cs="Cambria Math"/>
+                  <w:highlight w:val="none"/>
+                  <w:lang w:val="es-ES" w:bidi="es-ES"/>
+                </w:rPr>
+                <m:rPr>
+                  <m:sty m:val="i"/>
+                </m:rPr>
+                <m:t>i,j</m:t>
+              </m:r>
+            </m:e>
+          </m:d>
+          <m:r>
+            <w:rPr>
+              <w:rFonts w:hint="default" w:ascii="Cambria Math" w:hAnsi="Cambria Math" w:eastAsia="Cambria Math" w:cs="Cambria Math"/>
+              <w:highlight w:val="none"/>
+              <w:lang w:val="es-ES" w:bidi="es-ES"/>
+            </w:rPr>
+            <m:rPr>
+              <m:sty m:val="i"/>
+            </m:rPr>
+            <m:t>→ se rotara (j, n-1-i)</m:t>
+          </m:r>
+        </m:oMath>
+      </m:oMathPara>
+      <w:r>
+        <w:rPr>
+          <w:rFonts w:ascii="Asana Math" w:hAnsi="Asana Math" w:eastAsia="Asana Math" w:cs="Asana Math"/>
+          <w:highlight w:val="none"/>
+          <w:lang w:val="es-ES"/>
+        </w:rPr>
+      </w:r>
+      <w:r>
+        <w:rPr>
+          <w:rFonts w:ascii="Asana Math" w:hAnsi="Asana Math" w:cs="Asana Math"/>
+        </w:rPr>
+      </w:r>
+    </w:p>
+    <w:p>
+      <w:pPr>
+        <w:pBdr/>
+        <w:spacing/>
+        <w:ind/>
+        <w:jc w:val="center"/>
+        <w:rPr>
+          <w:rFonts w:ascii="Asana Math" w:hAnsi="Asana Math" w:eastAsia="Asana Math" w:cs="Asana Math"/>
+          <w:highlight w:val="none"/>
+          <w:lang w:val="es-ES"/>
+        </w:rPr>
+      </w:pPr>
+      <w:r>
+        <w:rPr>
+          <w:rFonts w:ascii="Asana Math" w:hAnsi="Asana Math" w:eastAsia="Asana Math" w:cs="Asana Math"/>
+          <w:highlight w:val="none"/>
+          <w:lang w:val="es-ES"/>
+        </w:rPr>
+      </w:r>
+      <w:r>
+        <w:rPr>
+          <w:rFonts w:ascii="Asana Math" w:hAnsi="Asana Math" w:eastAsia="Asana Math" w:cs="Asana Math"/>
+          <w:highlight w:val="none"/>
+          <w:lang w:val="es-ES"/>
+        </w:rPr>
+        <w:t xml:space="preserve">Donde n es el tamaño de la matriz, asi que nuestra idea principal es recorrer toda la matriz de la ficha, aplicar la rotaci</w:t>
+      </w:r>
+      <w:r>
+        <w:rPr>
+          <w:rFonts w:ascii="Asana Math" w:hAnsi="Asana Math" w:eastAsia="Asana Math" w:cs="Asana Math"/>
+          <w:highlight w:val="none"/>
+          <w:lang w:val="es-ES"/>
+        </w:rPr>
+        <w:t xml:space="preserve">ón vista anteriormente y aplicar la mascara de bitwise</w:t>
+      </w:r>
+      <w:r>
+        <w:rPr>
+          <w:rFonts w:ascii="Asana Math" w:hAnsi="Asana Math" w:cs="Asana Math"/>
+        </w:rPr>
+      </w:r>
+    </w:p>
+    <w:p>
+      <w:pPr>
+        <w:pBdr/>
+        <w:spacing/>
+        <w:ind/>
+        <w:jc w:val="center"/>
+        <w:rPr>
+          <w:rFonts w:ascii="Asana Math" w:hAnsi="Asana Math" w:eastAsia="Asana Math" w:cs="Asana Math"/>
+          <w:highlight w:val="none"/>
+          <w:lang w:val="es-ES"/>
+        </w:rPr>
+      </w:pPr>
+      <w:r>
+        <w:rPr>
+          <w:rFonts w:ascii="Asana Math" w:hAnsi="Asana Math" w:eastAsia="Asana Math" w:cs="Asana Math"/>
+          <w:highlight w:val="none"/>
+          <w:lang w:val="es-ES"/>
+        </w:rPr>
+        <w:t xml:space="preserve">Pero no sin antes ver algo sumamente Importante.</w:t>
+      </w:r>
+      <w:r>
+        <w:rPr>
+          <w:rFonts w:ascii="Asana Math" w:hAnsi="Asana Math" w:cs="Asana Math"/>
+        </w:rPr>
+      </w:r>
+    </w:p>
+    <w:p>
+      <w:pPr>
+        <w:pBdr/>
+        <w:spacing/>
+        <w:ind/>
+        <w:jc w:val="center"/>
+        <w:rPr>
+          <w:rFonts w:ascii="Asana Math" w:hAnsi="Asana Math" w:eastAsia="Asana Math" w:cs="Asana Math"/>
+          <w:sz w:val="24"/>
+          <w:szCs w:val="24"/>
+          <w:highlight w:val="none"/>
+          <w:lang w:val="es-ES"/>
+        </w:rPr>
+      </w:pPr>
+      <w:r>
+        <w:rPr>
+          <w:rFonts w:ascii="Asana Math" w:hAnsi="Asana Math" w:eastAsia="Asana Math" w:cs="Asana Math"/>
+          <w:sz w:val="24"/>
+          <w:szCs w:val="24"/>
+          <w:highlight w:val="none"/>
+          <w:lang w:val="es-ES"/>
+        </w:rPr>
+        <w:t xml:space="preserve">MEMORIA DINAMICA.</w:t>
+      </w:r>
+      <w:r>
+        <w:rPr>
+          <w:rFonts w:ascii="Asana Math" w:hAnsi="Asana Math" w:cs="Asana Math"/>
+          <w:sz w:val="20"/>
+          <w:szCs w:val="20"/>
+        </w:rPr>
+      </w:r>
+    </w:p>
+    <w:p>
+      <w:pPr>
+        <w:pBdr/>
+        <w:spacing/>
+        <w:ind/>
+        <w:jc w:val="center"/>
+        <w:rPr>
+          <w:b/>
+          <w:bCs/>
+          <w:highlight w:val="none"/>
+        </w:rPr>
+      </w:pPr>
+      <w:r>
+        <w:rPr>
+          <w:rFonts w:ascii="Asana Math" w:hAnsi="Asana Math" w:eastAsia="Asana Math" w:cs="Asana Math"/>
+          <w:highlight w:val="none"/>
+          <w:lang w:val="es-ES"/>
+        </w:rPr>
+        <w:t xml:space="preserve">Realmente no trabajaremos con nuestra matriz original , ella unicamente nos serivira como base y copia para las rotaciones ya que al rotar , los valores cambien y es aqui donde entra la memoria dinamica, haremos una copia de nuestras fichas a las cuales si les podremos hacer las rotaci</w:t>
+      </w:r>
+      <w:r>
+        <w:rPr>
+          <w:rFonts w:ascii="Asana Math" w:hAnsi="Asana Math" w:eastAsia="Asana Math" w:cs="Asana Math"/>
+          <w:highlight w:val="none"/>
+          <w:lang w:val="es-ES"/>
+        </w:rPr>
+        <w:t xml:space="preserve">ónes correspondientes , esa copia de fichas se hara hasta que lleguemos a la base de nuestro tablero y hagamos el bitmasking cuando hacemos el bitmasking inmediatamente esa copia se borrar</w:t>
+      </w:r>
+      <w:r>
+        <w:rPr>
+          <w:rFonts w:ascii="Asana Math" w:hAnsi="Asana Math" w:eastAsia="Asana Math" w:cs="Asana Math"/>
+          <w:highlight w:val="none"/>
+          <w:lang w:val="es-ES"/>
+        </w:rPr>
+        <w:t xml:space="preserve">á de la </w:t>
+      </w:r>
+      <w:r>
+        <w:rPr>
+          <w:rFonts w:ascii="Asana Math" w:hAnsi="Asana Math" w:eastAsia="Asana Math" w:cs="Asana Math"/>
+          <w:b/>
+          <w:bCs/>
+          <w:highlight w:val="none"/>
+          <w:lang w:val="es-ES"/>
+        </w:rPr>
+        <w:t xml:space="preserve">dinamic memory.</w:t>
+      </w:r>
+      <w:r>
+        <w:rPr>
+          <w:rFonts w:ascii="Asana Math" w:hAnsi="Asana Math" w:eastAsia="Asana Math" w:cs="Asana Math"/>
+          <w:b/>
+          <w:bCs/>
+          <w:highlight w:val="none"/>
+          <w:lang w:val="es-ES"/>
+        </w:rPr>
+        <w:t xml:space="preserve"> </w:t>
+      </w:r>
+      <w:r>
+        <w:rPr>
+          <w:b/>
+          <w:bCs/>
+        </w:rPr>
+      </w:r>
+      <w:r>
+        <w:rPr>
+          <w:rFonts w:ascii="Asana Math" w:hAnsi="Asana Math" w:cs="Asana Math"/>
+        </w:rPr>
+      </w:r>
+    </w:p>
+    <w:p>
+      <w:pPr>
+        <w:pBdr/>
+        <w:spacing/>
+        <w:ind/>
+        <w:jc w:val="center"/>
+        <w:rPr>
+          <w:rFonts w:ascii="Asana Math" w:hAnsi="Asana Math" w:cs="Asana Math"/>
+        </w:rPr>
+      </w:pPr>
+      <w:r>
+        <w:rPr>
+          <w:rFonts w:ascii="Asana Math" w:hAnsi="Asana Math" w:cs="Asana Math"/>
+        </w:rPr>
+      </w:r>
+      <w:r>
+        <w:rPr>
+          <w:rFonts w:ascii="Asana Math" w:hAnsi="Asana Math" w:cs="Asana Math"/>
+        </w:rPr>
+      </w:r>
+      <w:r>
+        <w:rPr>
+          <w:rFonts w:ascii="Asana Math" w:hAnsi="Asana Math" w:cs="Asana Math"/>
+        </w:rPr>
+      </w:r>
+    </w:p>
+    <w:p>
+      <w:pPr>
+        <w:pBdr/>
+        <w:spacing/>
+        <w:ind/>
+        <w:jc w:val="center"/>
+        <w:rPr>
+          <w:rFonts w:ascii="Asana Math" w:hAnsi="Asana Math" w:cs="Asana Math"/>
+          <w:b w:val="0"/>
+          <w:bCs w:val="0"/>
+          <w:sz w:val="36"/>
+          <w:szCs w:val="36"/>
+        </w:rPr>
+      </w:pPr>
+      <w:r>
+        <w:rPr>
+          <w:rFonts w:ascii="Asana Math" w:hAnsi="Asana Math" w:eastAsia="Asana Math" w:cs="Asana Math"/>
+          <w:b w:val="0"/>
+          <w:bCs w:val="0"/>
+          <w:sz w:val="28"/>
+          <w:szCs w:val="28"/>
+          <w:highlight w:val="none"/>
+          <w:lang w:val="es-ES"/>
+        </w:rPr>
+        <w:t xml:space="preserve">MOVIMIENTOS.</w:t>
+      </w:r>
+      <w:r>
+        <w:rPr>
+          <w:rFonts w:ascii="Asana Math" w:hAnsi="Asana Math" w:cs="Asana Math"/>
+          <w:b w:val="0"/>
+          <w:bCs w:val="0"/>
+          <w:sz w:val="36"/>
+          <w:szCs w:val="36"/>
+        </w:rPr>
+      </w:r>
+    </w:p>
+    <w:p>
+      <w:pPr>
+        <w:pBdr/>
+        <w:spacing/>
+        <w:ind/>
+        <w:jc w:val="center"/>
+        <w:rPr/>
+      </w:pPr>
+      <w:r>
+        <w:rPr>
+          <w:lang w:val="es-ES"/>
+        </w:rPr>
+      </w:r>
+      <w:r/>
+      <w:r/>
+    </w:p>
+    <w:p>
+      <w:pPr>
+        <w:pBdr/>
+        <w:spacing/>
+        <w:ind w:firstLine="0" w:left="709"/>
+        <w:jc w:val="center"/>
+        <w:rPr>
+          <w:rFonts w:ascii="Asana Math" w:hAnsi="Asana Math" w:cs="Asana Math"/>
+        </w:rPr>
+      </w:pPr>
+      <w:r>
+        <w:rPr>
+          <w:rFonts w:ascii="Asana Math" w:hAnsi="Asana Math" w:eastAsia="Asana Math" w:cs="Asana Math"/>
+          <w:highlight w:val="none"/>
+          <w:lang w:val="es-ES"/>
+        </w:rPr>
+      </w:r>
+      <w:r>
+        <w:rPr>
+          <w:rFonts w:ascii="Asana Math" w:hAnsi="Asana Math" w:eastAsia="Asana Math" w:cs="Asana Math"/>
+          <w:highlight w:val="none"/>
+          <w:lang w:val="es-ES"/>
+        </w:rPr>
+      </w:r>
+      <w:r>
+        <w:rPr>
+          <w:rFonts w:ascii="Asana Math" w:hAnsi="Asana Math" w:eastAsia="Asana Math" w:cs="Asana Math"/>
           <w:highlight w:val="none"/>
           <w:lang w:val="es-ES"/>
         </w:rPr>
@@ -7958,8 +10936,140 @@
       <w:suff w:val="tab"/>
     </w:lvl>
   </w:abstractNum>
+  <w:abstractNum w:abstractNumId="1">
+    <w:nsid w:val="27E49775"/>
+    <w:lvl w:ilvl="0">
+      <w:isLgl w:val="false"/>
+      <w:lvlJc w:val="left"/>
+      <w:lvlText w:val="%1)"/>
+      <w:numFmt w:val="upperLetter"/>
+      <w:pPr>
+        <w:pBdr/>
+        <w:spacing/>
+        <w:ind w:hanging="360" w:left="709"/>
+      </w:pPr>
+      <w:rPr/>
+      <w:start w:val="1"/>
+      <w:suff w:val="tab"/>
+    </w:lvl>
+    <w:lvl w:ilvl="1">
+      <w:isLgl w:val="false"/>
+      <w:lvlJc w:val="left"/>
+      <w:lvlText w:val="%2."/>
+      <w:numFmt w:val="lowerLetter"/>
+      <w:pPr>
+        <w:pBdr/>
+        <w:spacing/>
+        <w:ind w:hanging="360" w:left="1429"/>
+      </w:pPr>
+      <w:rPr/>
+      <w:start w:val="1"/>
+      <w:suff w:val="tab"/>
+    </w:lvl>
+    <w:lvl w:ilvl="2">
+      <w:isLgl w:val="false"/>
+      <w:lvlJc w:val="right"/>
+      <w:lvlText w:val="%3."/>
+      <w:numFmt w:val="lowerRoman"/>
+      <w:pPr>
+        <w:pBdr/>
+        <w:spacing/>
+        <w:ind w:hanging="180" w:left="2149"/>
+      </w:pPr>
+      <w:rPr/>
+      <w:start w:val="1"/>
+      <w:suff w:val="tab"/>
+    </w:lvl>
+    <w:lvl w:ilvl="3">
+      <w:isLgl w:val="false"/>
+      <w:lvlJc w:val="left"/>
+      <w:lvlText w:val="%4."/>
+      <w:numFmt w:val="decimal"/>
+      <w:pPr>
+        <w:pBdr/>
+        <w:spacing/>
+        <w:ind w:hanging="360" w:left="2869"/>
+      </w:pPr>
+      <w:rPr/>
+      <w:start w:val="1"/>
+      <w:suff w:val="tab"/>
+    </w:lvl>
+    <w:lvl w:ilvl="4">
+      <w:isLgl w:val="false"/>
+      <w:lvlJc w:val="left"/>
+      <w:lvlText w:val="%5."/>
+      <w:numFmt w:val="lowerLetter"/>
+      <w:pPr>
+        <w:pBdr/>
+        <w:spacing/>
+        <w:ind w:hanging="360" w:left="3589"/>
+      </w:pPr>
+      <w:rPr/>
+      <w:start w:val="1"/>
+      <w:suff w:val="tab"/>
+    </w:lvl>
+    <w:lvl w:ilvl="5">
+      <w:isLgl w:val="false"/>
+      <w:lvlJc w:val="right"/>
+      <w:lvlText w:val="%6."/>
+      <w:numFmt w:val="lowerRoman"/>
+      <w:pPr>
+        <w:pBdr/>
+        <w:spacing/>
+        <w:ind w:hanging="180" w:left="4309"/>
+      </w:pPr>
+      <w:rPr/>
+      <w:start w:val="1"/>
+      <w:suff w:val="tab"/>
+    </w:lvl>
+    <w:lvl w:ilvl="6">
+      <w:isLgl w:val="false"/>
+      <w:lvlJc w:val="left"/>
+      <w:lvlText w:val="%7."/>
+      <w:numFmt w:val="decimal"/>
+      <w:pPr>
+        <w:pBdr/>
+        <w:spacing/>
+        <w:ind w:hanging="360" w:left="5029"/>
+      </w:pPr>
+      <w:rPr/>
+      <w:start w:val="1"/>
+      <w:suff w:val="tab"/>
+    </w:lvl>
+    <w:lvl w:ilvl="7">
+      <w:isLgl w:val="false"/>
+      <w:lvlJc w:val="left"/>
+      <w:lvlText w:val="%8."/>
+      <w:numFmt w:val="lowerLetter"/>
+      <w:pPr>
+        <w:pBdr/>
+        <w:spacing/>
+        <w:ind w:hanging="360" w:left="5749"/>
+      </w:pPr>
+      <w:rPr/>
+      <w:start w:val="1"/>
+      <w:suff w:val="tab"/>
+    </w:lvl>
+    <w:lvl w:ilvl="8">
+      <w:isLgl w:val="false"/>
+      <w:lvlJc w:val="right"/>
+      <w:lvlText w:val="%9."/>
+      <w:numFmt w:val="lowerRoman"/>
+      <w:pPr>
+        <w:pBdr/>
+        <w:spacing/>
+        <w:ind w:hanging="180" w:left="6469"/>
+      </w:pPr>
+      <w:rPr/>
+      <w:start w:val="1"/>
+      <w:suff w:val="tab"/>
+    </w:lvl>
+  </w:abstractNum>
   <w:num w:numId="1">
     <w:abstractNumId w:val="0"/>
+  </w:num>
+  <w:num w:numId="2">
+    <w:abstractNumId w:val="1"/>
   </w:num>
 </w:numbering>
 </file>

--- a/Documentacion_Desafio1.docx
+++ b/Documentacion_Desafio1.docx
@@ -1221,15 +1221,6 @@
           <w:lang w:val="es-ES"/>
         </w:rPr>
       </w:r>
-      <w:r>
-        <w:rPr>
-          <w:rFonts w:ascii="Asana Math" w:hAnsi="Asana Math" w:eastAsia="Asana Math" w:cs="Asana Math"/>
-          <w:sz w:val="24"/>
-          <w:szCs w:val="24"/>
-          <w:highlight w:val="none"/>
-          <w:lang w:val="es-ES"/>
-        </w:rPr>
-      </w:r>
     </w:p>
     <w:p>
       <w:pPr>
@@ -1296,13 +1287,7 @@
           <w:lang w:val="es-ES" w:bidi="es-ES"/>
         </w:rPr>
       </w:r>
-    </w:p>
-    <w:p>
-      <w:pPr>
-        <w:pBdr/>
-        <w:spacing/>
-        <w:ind/>
-        <w:jc w:val="left"/>
+      <w:r>
         <w:rPr>
           <w:rFonts w:ascii="Asana Math" w:hAnsi="Asana Math" w:cs="Asana Math"/>
           <w:b w:val="0"/>
@@ -1313,8 +1298,14 @@
           <w:highlight w:val="none"/>
           <w:lang w:val="es-ES" w:bidi="es-ES"/>
         </w:rPr>
-      </w:pPr>
-      <w:r>
+      </w:r>
+    </w:p>
+    <w:p>
+      <w:pPr>
+        <w:pBdr/>
+        <w:spacing/>
+        <w:ind/>
+        <w:jc w:val="left"/>
         <w:rPr>
           <w:rFonts w:ascii="Asana Math" w:hAnsi="Asana Math" w:cs="Asana Math"/>
           <w:b w:val="0"/>
@@ -1325,8 +1316,7 @@
           <w:highlight w:val="none"/>
           <w:lang w:val="es-ES" w:bidi="es-ES"/>
         </w:rPr>
-        <w:t xml:space="preserve">3.2 ROTACI</w:t>
-      </w:r>
+      </w:pPr>
       <w:r>
         <w:rPr>
           <w:rFonts w:ascii="Asana Math" w:hAnsi="Asana Math" w:cs="Asana Math"/>
@@ -1338,7 +1328,7 @@
           <w:highlight w:val="none"/>
           <w:lang w:val="es-ES" w:bidi="es-ES"/>
         </w:rPr>
-        <w:t xml:space="preserve">ÓN DE FICHAS......................................................................................................</w:t>
+        <w:t xml:space="preserve">3.2 ROTACI</w:t>
       </w:r>
       <w:r>
         <w:rPr>
@@ -1351,6 +1341,7 @@
           <w:highlight w:val="none"/>
           <w:lang w:val="es-ES" w:bidi="es-ES"/>
         </w:rPr>
+        <w:t xml:space="preserve">ÓN DE FICHAS......................................................................................................</w:t>
       </w:r>
       <w:r>
         <w:rPr>
@@ -1364,13 +1355,7 @@
           <w:lang w:val="es-ES" w:bidi="es-ES"/>
         </w:rPr>
       </w:r>
-    </w:p>
-    <w:p>
-      <w:pPr>
-        <w:pBdr/>
-        <w:spacing/>
-        <w:ind/>
-        <w:jc w:val="left"/>
+      <w:r>
         <w:rPr>
           <w:rFonts w:ascii="Asana Math" w:hAnsi="Asana Math" w:cs="Asana Math"/>
           <w:b w:val="0"/>
@@ -1381,8 +1366,14 @@
           <w:highlight w:val="none"/>
           <w:lang w:val="es-ES" w:bidi="es-ES"/>
         </w:rPr>
-      </w:pPr>
-      <w:r>
+      </w:r>
+    </w:p>
+    <w:p>
+      <w:pPr>
+        <w:pBdr/>
+        <w:spacing/>
+        <w:ind/>
+        <w:jc w:val="left"/>
         <w:rPr>
           <w:rFonts w:ascii="Asana Math" w:hAnsi="Asana Math" w:cs="Asana Math"/>
           <w:b w:val="0"/>
@@ -1393,8 +1384,7 @@
           <w:highlight w:val="none"/>
           <w:lang w:val="es-ES" w:bidi="es-ES"/>
         </w:rPr>
-        <w:t xml:space="preserve">3.3 MEMORIA DINAMICA.......................................................................................................</w:t>
-      </w:r>
+      </w:pPr>
       <w:r>
         <w:rPr>
           <w:rFonts w:ascii="Asana Math" w:hAnsi="Asana Math" w:cs="Asana Math"/>
@@ -1406,6 +1396,7 @@
           <w:highlight w:val="none"/>
           <w:lang w:val="es-ES" w:bidi="es-ES"/>
         </w:rPr>
+        <w:t xml:space="preserve">3.3 MEMORIA DINAMICA.......................................................................................................</w:t>
       </w:r>
       <w:r>
         <w:rPr>
@@ -1419,13 +1410,7 @@
           <w:lang w:val="es-ES" w:bidi="es-ES"/>
         </w:rPr>
       </w:r>
-    </w:p>
-    <w:p>
-      <w:pPr>
-        <w:pBdr/>
-        <w:spacing/>
-        <w:ind/>
-        <w:jc w:val="left"/>
+      <w:r>
         <w:rPr>
           <w:rFonts w:ascii="Asana Math" w:hAnsi="Asana Math" w:cs="Asana Math"/>
           <w:b w:val="0"/>
@@ -1436,8 +1421,14 @@
           <w:highlight w:val="none"/>
           <w:lang w:val="es-ES" w:bidi="es-ES"/>
         </w:rPr>
-      </w:pPr>
-      <w:r>
+      </w:r>
+    </w:p>
+    <w:p>
+      <w:pPr>
+        <w:pBdr/>
+        <w:spacing/>
+        <w:ind/>
+        <w:jc w:val="left"/>
         <w:rPr>
           <w:rFonts w:ascii="Asana Math" w:hAnsi="Asana Math" w:cs="Asana Math"/>
           <w:b w:val="0"/>
@@ -1448,8 +1439,7 @@
           <w:highlight w:val="none"/>
           <w:lang w:val="es-ES" w:bidi="es-ES"/>
         </w:rPr>
-        <w:t xml:space="preserve">4. MOVIMIENTOS......................................................................................................................</w:t>
-      </w:r>
+      </w:pPr>
       <w:r>
         <w:rPr>
           <w:rFonts w:ascii="Asana Math" w:hAnsi="Asana Math" w:cs="Asana Math"/>
@@ -1461,6 +1451,7 @@
           <w:highlight w:val="none"/>
           <w:lang w:val="es-ES" w:bidi="es-ES"/>
         </w:rPr>
+        <w:t xml:space="preserve">4. MOVIMIENTOS......................................................................................................................</w:t>
       </w:r>
       <w:r>
         <w:rPr>
@@ -1474,6 +1465,18 @@
           <w:lang w:val="es-ES" w:bidi="es-ES"/>
         </w:rPr>
       </w:r>
+      <w:r>
+        <w:rPr>
+          <w:rFonts w:ascii="Asana Math" w:hAnsi="Asana Math" w:cs="Asana Math"/>
+          <w:b w:val="0"/>
+          <w:bCs w:val="0"/>
+          <w:color w:val="000000" w:themeColor="text1"/>
+          <w:sz w:val="24"/>
+          <w:szCs w:val="24"/>
+          <w:highlight w:val="none"/>
+          <w:lang w:val="es-ES" w:bidi="es-ES"/>
+        </w:rPr>
+      </w:r>
     </w:p>
     <w:p>
       <w:pPr>
@@ -1507,7 +1510,15 @@
           <w:lang w:val="es-ES"/>
         </w:rPr>
       </w:r>
-      <w:r/>
+      <w:r>
+        <w:rPr>
+          <w:rFonts w:ascii="Asana Math" w:hAnsi="Asana Math" w:eastAsia="Asana Math" w:cs="Asana Math"/>
+          <w:sz w:val="24"/>
+          <w:szCs w:val="24"/>
+          <w:highlight w:val="none"/>
+          <w:lang w:val="es-ES"/>
+        </w:rPr>
+      </w:r>
     </w:p>
     <w:p>
       <w:pPr>
@@ -2524,7 +2535,7 @@
     </w:p>
     <w:p>
       <w:pPr>
-        <w:pStyle w:val="883"/>
+        <w:pStyle w:val="885"/>
         <w:pBdr/>
         <w:spacing/>
         <w:ind/>
@@ -2548,7 +2559,6 @@
       <w:r>
         <w:t xml:space="preserve">1</w:t>
       </w:r>
-      <w:r/>
       <w:r>
         <w:fldChar w:fldCharType="end"/>
       </w:r>
@@ -2718,7 +2728,7 @@
     </w:p>
     <w:p>
       <w:pPr>
-        <w:pStyle w:val="883"/>
+        <w:pStyle w:val="885"/>
         <w:pBdr/>
         <w:spacing/>
         <w:ind/>
@@ -2745,7 +2755,6 @@
       <w:r>
         <w:t xml:space="preserve">2</w:t>
       </w:r>
-      <w:r/>
       <w:r>
         <w:fldChar w:fldCharType="end"/>
       </w:r>
@@ -3033,7 +3042,7 @@
     </w:p>
     <w:p>
       <w:pPr>
-        <w:pStyle w:val="883"/>
+        <w:pStyle w:val="885"/>
         <w:pBdr/>
         <w:spacing/>
         <w:ind/>
@@ -3051,7 +3060,6 @@
       <w:r>
         <w:t xml:space="preserve">3</w:t>
       </w:r>
-      <w:r/>
       <w:r>
         <w:fldChar w:fldCharType="end"/>
       </w:r>
@@ -3794,7 +3802,7 @@
     </w:p>
     <w:p>
       <w:pPr>
-        <w:pStyle w:val="883"/>
+        <w:pStyle w:val="885"/>
         <w:pBdr/>
         <w:spacing/>
         <w:ind/>
@@ -3812,7 +3820,6 @@
       <w:r>
         <w:t xml:space="preserve">4</w:t>
       </w:r>
-      <w:r/>
       <w:r>
         <w:fldChar w:fldCharType="end"/>
       </w:r>
@@ -4465,7 +4472,7 @@
     </w:p>
     <w:p>
       <w:pPr>
-        <w:pStyle w:val="883"/>
+        <w:pStyle w:val="885"/>
         <w:pBdr/>
         <w:spacing/>
         <w:ind/>
@@ -4483,7 +4490,6 @@
       <w:r>
         <w:t xml:space="preserve">5</w:t>
       </w:r>
-      <w:r/>
       <w:r>
         <w:fldChar w:fldCharType="end"/>
       </w:r>
@@ -4631,7 +4637,7 @@
     </w:p>
     <w:p>
       <w:pPr>
-        <w:pStyle w:val="883"/>
+        <w:pStyle w:val="885"/>
         <w:pBdr/>
         <w:spacing/>
         <w:ind/>
@@ -4649,7 +4655,6 @@
       <w:r>
         <w:t xml:space="preserve">6</w:t>
       </w:r>
-      <w:r/>
       <w:r>
         <w:fldChar w:fldCharType="end"/>
       </w:r>
@@ -5062,7 +5067,7 @@
     </w:p>
     <w:p>
       <w:pPr>
-        <w:pStyle w:val="883"/>
+        <w:pStyle w:val="885"/>
         <w:pBdr/>
         <w:spacing/>
         <w:ind/>
@@ -5080,7 +5085,6 @@
       <w:r>
         <w:t xml:space="preserve">7</w:t>
       </w:r>
-      <w:r/>
       <w:r>
         <w:fldChar w:fldCharType="end"/>
       </w:r>
@@ -5720,7 +5724,6 @@
                               <w:rPr>
                                 <w:rFonts w:ascii="Asana Math" w:hAnsi="Asana Math" w:eastAsia="Asana Math" w:cs="Asana Math"/>
                                 <w:highlight w:val="yellow"/>
-                                <w:lang w:val="es-ES"/>
                               </w:rPr>
                             </w:r>
                             <w:r>
@@ -5797,7 +5800,6 @@
                         <w:rPr>
                           <w:rFonts w:ascii="Asana Math" w:hAnsi="Asana Math" w:eastAsia="Asana Math" w:cs="Asana Math"/>
                           <w:highlight w:val="yellow"/>
-                          <w:lang w:val="es-ES"/>
                         </w:rPr>
                       </w:r>
                       <w:r>
@@ -8573,7 +8575,7 @@
         <w:rPr>
           <w:rFonts w:ascii="Asana Math" w:hAnsi="Asana Math" w:cs="Asana Math"/>
           <w:highlight w:val="none"/>
-          <w:lang w:val="es-ES"/>
+          <w:lang w:val="es-ES" w:bidi="es-ES"/>
         </w:rPr>
       </w:r>
       <w:r>
@@ -8634,7 +8636,9 @@
           <w:rFonts w:ascii="Asana Math" w:hAnsi="Asana Math" w:cs="Asana Math"/>
           <w:b w:val="0"/>
           <w:bCs w:val="0"/>
-          <w:highlight w:val="none"/>
+          <w:color w:val="000000" w:themeColor="text1"/>
+          <w:highlight w:val="none"/>
+          <w:lang w:val="es-ES" w:bidi="es-ES"/>
         </w:rPr>
       </w:r>
       <w:r>
@@ -8683,9 +8687,11 @@
           <w:rFonts w:ascii="Asana Math" w:hAnsi="Asana Math" w:cs="Asana Math"/>
           <w:b w:val="0"/>
           <w:bCs w:val="0"/>
+          <w:color w:val="000000" w:themeColor="text1"/>
           <w:sz w:val="24"/>
           <w:szCs w:val="24"/>
           <w:highlight w:val="none"/>
+          <w:lang w:val="es-ES" w:bidi="es-ES"/>
         </w:rPr>
       </w:r>
       <w:r>
@@ -8736,9 +8742,11 @@
           <w:rFonts w:ascii="Asana Math" w:hAnsi="Asana Math" w:cs="Asana Math"/>
           <w:b w:val="0"/>
           <w:bCs w:val="0"/>
-          <w:sz w:val="18"/>
-          <w:szCs w:val="18"/>
-          <w:highlight w:val="none"/>
+          <w:color w:val="000000" w:themeColor="text1"/>
+          <w:sz w:val="22"/>
+          <w:szCs w:val="22"/>
+          <w:highlight w:val="none"/>
+          <w:lang w:val="es-ES" w:bidi="es-ES"/>
         </w:rPr>
       </w:r>
       <w:r>
@@ -8789,9 +8797,11 @@
           <w:rFonts w:ascii="Asana Math" w:hAnsi="Asana Math" w:cs="Asana Math"/>
           <w:b w:val="0"/>
           <w:bCs w:val="0"/>
-          <w:sz w:val="18"/>
-          <w:szCs w:val="18"/>
-          <w:highlight w:val="none"/>
+          <w:color w:val="000000" w:themeColor="text1"/>
+          <w:sz w:val="22"/>
+          <w:szCs w:val="22"/>
+          <w:highlight w:val="none"/>
+          <w:lang w:val="es-ES" w:bidi="es-ES"/>
         </w:rPr>
       </w:r>
       <w:r>
@@ -8866,8 +8876,9 @@
           <w:rFonts w:ascii="Asana Math" w:hAnsi="Asana Math" w:cs="Asana Math"/>
           <w:b w:val="0"/>
           <w:bCs w:val="0"/>
-          <w:sz w:val="18"/>
-          <w:szCs w:val="18"/>
+          <w:color w:val="000000" w:themeColor="text1"/>
+          <w:sz w:val="22"/>
+          <w:szCs w:val="22"/>
           <w:highlight w:val="none"/>
         </w:rPr>
       </w:r>
@@ -8943,9 +8954,11 @@
           <w:rFonts w:ascii="Asana Math" w:hAnsi="Asana Math" w:cs="Asana Math"/>
           <w:b w:val="0"/>
           <w:bCs w:val="0"/>
-          <w:sz w:val="18"/>
-          <w:szCs w:val="18"/>
-          <w:highlight w:val="none"/>
+          <w:color w:val="000000" w:themeColor="text1"/>
+          <w:sz w:val="22"/>
+          <w:szCs w:val="22"/>
+          <w:highlight w:val="none"/>
+          <w:lang w:val="es-ES" w:bidi="es-ES"/>
         </w:rPr>
       </w:r>
       <w:r>
@@ -9062,11 +9075,9 @@
           <w:rFonts w:ascii="Asana Math" w:hAnsi="Asana Math" w:cs="Asana Math"/>
           <w:b w:val="0"/>
           <w:bCs w:val="0"/>
-          <w:color w:val="000000" w:themeColor="text1"/>
-          <w:sz w:val="22"/>
-          <w:szCs w:val="22"/>
-          <w:highlight w:val="none"/>
-          <w:lang w:val="es-ES" w:bidi="es-ES"/>
+          <w:sz w:val="18"/>
+          <w:szCs w:val="18"/>
+          <w:highlight w:val="none"/>
         </w:rPr>
       </w:r>
       <w:r>
@@ -9082,7 +9093,7 @@
     </w:p>
     <w:p>
       <w:pPr>
-        <w:pStyle w:val="883"/>
+        <w:pStyle w:val="885"/>
         <w:pBdr/>
         <w:spacing/>
         <w:ind/>
@@ -9100,7 +9111,6 @@
       <w:r>
         <w:t xml:space="preserve">8</w:t>
       </w:r>
-      <w:r/>
       <w:r>
         <w:fldChar w:fldCharType="end"/>
       </w:r>
@@ -9117,7 +9127,6 @@
         <w:jc w:val="center"/>
         <w:rPr>
           <w:rFonts w:ascii="Asana Math" w:hAnsi="Asana Math" w:eastAsia="Asana Math" w:cs="Asana Math"/>
-          <w:highlight w:val="none"/>
           <w:lang w:val="es-ES"/>
         </w:rPr>
       </w:pPr>
@@ -9133,14 +9142,7 @@
           <w:rFonts w:ascii="Asana Math" w:hAnsi="Asana Math" w:eastAsia="Asana Math" w:cs="Asana Math"/>
           <w:lang w:val="es-ES"/>
         </w:rPr>
-        <w:t xml:space="preserve">el bit masking, y ya  con esto estoy indexado; Ahora unicamente me toca utilizar la mecanica de bit masking pero no sin antes hacer lo siguiente tengo que apuntar bien debido a que si unicamente utilizo bit masking me rellenara la columna de manera lineal.</w:t>
-      </w:r>
-      <w:r>
-        <w:rPr>
-          <w:rFonts w:ascii="Asana Math" w:hAnsi="Asana Math" w:eastAsia="Asana Math" w:cs="Asana Math"/>
-          <w:highlight w:val="none"/>
-          <w:lang w:val="es-ES"/>
-        </w:rPr>
+        <w:t xml:space="preserve">el bit masking por ejemplo 2x2, 3x3 , 4x4, y ya  con esto estoy indexado</w:t>
       </w:r>
       <w:r>
         <w:rPr>
@@ -9159,16 +9161,16 @@
         <w:rPr>
           <w:rFonts w:ascii="Asana Math" w:hAnsi="Asana Math" w:eastAsia="Asana Math" w:cs="Asana Math"/>
           <w:highlight w:val="none"/>
-          <w:lang w:val="es-ES" w:bidi="es-ES"/>
+          <w:lang w:val="es-ES"/>
         </w:rPr>
       </w:pPr>
       <w:r>
         <w:rPr>
           <w:rFonts w:ascii="Asana Math" w:hAnsi="Asana Math" w:eastAsia="Asana Math" w:cs="Asana Math"/>
           <w:highlight w:val="none"/>
-          <w:lang w:val="es-ES" w:bidi="es-ES"/>
-        </w:rPr>
-        <w:t xml:space="preserve">Nuestra mecanica para indexarnos es la siguiente:</w:t>
+          <w:lang w:val="es-ES"/>
+        </w:rPr>
+        <w:t xml:space="preserve">Pero para mejorar considerablemente mi indexaci</w:t>
       </w:r>
       <w:r>
         <w:rPr>
@@ -9176,55 +9178,132 @@
           <w:highlight w:val="none"/>
           <w:lang w:val="es-ES"/>
         </w:rPr>
+        <w:t xml:space="preserve">ón puedo utilizar variables de posicion como por ejemplo:</w:t>
       </w:r>
       <w:r>
         <w:rPr>
           <w:rFonts w:ascii="Asana Math" w:hAnsi="Asana Math" w:eastAsia="Asana Math" w:cs="Asana Math"/>
           <w:highlight w:val="none"/>
-          <w:lang w:val="es-ES" w:bidi="es-ES"/>
+          <w:lang w:val="es-ES"/>
         </w:rPr>
       </w:r>
     </w:p>
     <w:p>
       <w:pPr>
-        <w:pBdr/>
+        <w:suppressLineNumbers w:val="false"/>
+        <w:pBdr>
+          <w:top w:val="single" w:color="000000" w:sz="4" w:space="0"/>
+          <w:left w:val="single" w:color="000000" w:sz="4" w:space="0"/>
+          <w:bottom w:val="single" w:color="000000" w:sz="4" w:space="0"/>
+          <w:right w:val="single" w:color="000000" w:sz="4" w:space="0"/>
+          <w:between w:val="none" w:color="000000" w:sz="4" w:space="0"/>
+        </w:pBdr>
         <w:spacing/>
         <w:ind/>
         <w:jc w:val="center"/>
         <w:rPr>
           <w:rFonts w:ascii="Asana Math" w:hAnsi="Asana Math" w:eastAsia="Asana Math" w:cs="Asana Math"/>
           <w:highlight w:val="none"/>
+        </w:rPr>
+      </w:pPr>
+      <w:r>
+        <w:rPr>
+          <w:rFonts w:ascii="Asana Math" w:hAnsi="Asana Math" w:eastAsia="Asana Math" w:cs="Asana Math"/>
+          <w:highlight w:val="none"/>
           <w:lang w:val="es-ES" w:bidi="es-ES"/>
         </w:rPr>
-      </w:pPr>
+      </w:r>
+      <m:oMathPara>
+        <m:oMathParaPr/>
+        <m:oMath>
+          <m:r>
+            <w:rPr>
+              <w:rFonts w:hint="default" w:ascii="Cambria Math" w:hAnsi="Cambria Math" w:eastAsia="Cambria Math" w:cs="Cambria Math"/>
+              <w:highlight w:val="none"/>
+              <w:lang w:val="es-ES" w:bidi="es-ES"/>
+            </w:rPr>
+            <m:rPr>
+              <m:sty m:val="i"/>
+            </m:rPr>
+            <m:t>x =</m:t>
+          </m:r>
+          <m:d>
+            <m:dPr>
+              <m:begChr m:val="("/>
+              <m:endChr m:val=")"/>
+              <m:ctrlPr>
+                <w:rPr>
+                  <w:rFonts w:hint="default" w:ascii="Cambria Math" w:hAnsi="Cambria Math" w:eastAsia="Cambria Math" w:cs="Cambria Math"/>
+                  <w:highlight w:val="none"/>
+                  <w:lang w:val="es-ES" w:bidi="es-ES"/>
+                </w:rPr>
+              </m:ctrlPr>
+            </m:dPr>
+            <m:e>
+              <m:f>
+                <m:fPr>
+                  <m:ctrlPr>
+                    <w:rPr>
+                      <w:rFonts w:hint="default" w:ascii="Cambria Math" w:hAnsi="Cambria Math" w:eastAsia="Cambria Math" w:cs="Cambria Math"/>
+                      <w:highlight w:val="none"/>
+                      <w:lang w:val="es-ES" w:bidi="es-ES"/>
+                    </w:rPr>
+                  </m:ctrlPr>
+                </m:fPr>
+                <m:num>
+                  <m:r>
+                    <w:rPr>
+                      <w:rFonts w:hint="default" w:ascii="Cambria Math" w:hAnsi="Cambria Math" w:eastAsia="Cambria Math" w:cs="Cambria Math"/>
+                      <w:highlight w:val="none"/>
+                      <w:lang w:val="es-ES" w:bidi="es-ES"/>
+                    </w:rPr>
+                    <m:rPr>
+                      <m:sty m:val="i"/>
+                    </m:rPr>
+                    <m:t>byte</m:t>
+                  </m:r>
+                </m:num>
+                <m:den>
+                  <m:r>
+                    <w:rPr>
+                      <w:rFonts w:hint="default" w:ascii="Cambria Math" w:hAnsi="Cambria Math" w:eastAsia="Cambria Math" w:cs="Cambria Math"/>
+                      <w:highlight w:val="none"/>
+                      <w:lang w:val="es-ES" w:bidi="es-ES"/>
+                    </w:rPr>
+                    <m:rPr>
+                      <m:sty m:val="i"/>
+                    </m:rPr>
+                    <m:t>2</m:t>
+                  </m:r>
+                </m:den>
+              </m:f>
+            </m:e>
+          </m:d>
+          <m:r>
+            <w:rPr>
+              <w:rFonts w:hint="default" w:ascii="Cambria Math" w:hAnsi="Cambria Math" w:eastAsia="Cambria Math" w:cs="Cambria Math"/>
+              <w:highlight w:val="none"/>
+              <w:lang w:val="es-ES" w:bidi="es-ES"/>
+            </w:rPr>
+            <m:rPr>
+              <m:sty m:val="i"/>
+            </m:rPr>
+            <m:t>-1 , y = 0;</m:t>
+          </m:r>
+        </m:oMath>
+      </m:oMathPara>
       <w:r>
         <w:rPr>
           <w:rFonts w:ascii="Asana Math" w:hAnsi="Asana Math" w:eastAsia="Asana Math" w:cs="Asana Math"/>
           <w:highlight w:val="none"/>
           <w:lang w:val="es-ES" w:bidi="es-ES"/>
         </w:rPr>
-        <w:t xml:space="preserve">“Para cada fila de la pieza apuntar a la fila del tablero</w:t>
       </w:r>
       <w:r>
         <w:rPr>
           <w:rFonts w:ascii="Asana Math" w:hAnsi="Asana Math" w:eastAsia="Asana Math" w:cs="Asana Math"/>
           <w:highlight w:val="none"/>
-          <w:lang w:val="es-ES" w:bidi="es-ES"/>
-        </w:rPr>
-        <w:t xml:space="preserve">”</w:t>
-      </w:r>
-      <w:r>
-        <w:rPr>
-          <w:rFonts w:ascii="Asana Math" w:hAnsi="Asana Math" w:eastAsia="Asana Math" w:cs="Asana Math"/>
-          <w:highlight w:val="none"/>
           <w:lang w:val="es-ES"/>
-        </w:rPr>
-      </w:r>
-      <w:r>
-        <w:rPr>
-          <w:rFonts w:ascii="Asana Math" w:hAnsi="Asana Math" w:eastAsia="Asana Math" w:cs="Asana Math"/>
-          <w:highlight w:val="none"/>
-          <w:lang w:val="es-ES" w:bidi="es-ES"/>
         </w:rPr>
       </w:r>
     </w:p>
@@ -9237,16 +9316,15 @@
         <w:rPr>
           <w:rFonts w:ascii="Asana Math" w:hAnsi="Asana Math" w:eastAsia="Asana Math" w:cs="Asana Math"/>
           <w:highlight w:val="none"/>
-          <w:lang w:val="es-ES" w:bidi="es-ES"/>
+          <w:lang w:val="es-ES"/>
         </w:rPr>
       </w:pPr>
       <w:r>
         <w:rPr>
           <w:rFonts w:ascii="Asana Math" w:hAnsi="Asana Math" w:eastAsia="Asana Math" w:cs="Asana Math"/>
-          <w:highlight w:val="none"/>
-          <w:lang w:val="es-ES" w:bidi="es-ES"/>
-        </w:rPr>
-        <w:t xml:space="preserve">“para cada columna de la pieza utilizar el bitmasking”</w:t>
+          <w:lang w:val="es-ES"/>
+        </w:rPr>
+        <w:t xml:space="preserve"> Ahora unicamente me toca utilizar la mecanica de bit masking pero no sin antes hacer lo siguiente tengo que apuntar bien debido a que si unicamente utilizo bit masking me rellenara la columna de manera lineal.</w:t>
       </w:r>
       <w:r>
         <w:rPr>
@@ -9255,13 +9333,7 @@
           <w:lang w:val="es-ES"/>
         </w:rPr>
       </w:r>
-      <w:r>
-        <w:rPr>
-          <w:rFonts w:ascii="Asana Math" w:hAnsi="Asana Math" w:eastAsia="Asana Math" w:cs="Asana Math"/>
-          <w:highlight w:val="none"/>
-          <w:lang w:val="es-ES" w:bidi="es-ES"/>
-        </w:rPr>
-      </w:r>
+      <w:r/>
     </w:p>
     <w:p>
       <w:pPr>
@@ -9281,13 +9353,13 @@
           <w:highlight w:val="none"/>
           <w:lang w:val="es-ES" w:bidi="es-ES"/>
         </w:rPr>
-        <w:t xml:space="preserve">Eso se hace utilizando unicamente ciclos e indexadores.</w:t>
+        <w:t xml:space="preserve">Nuestra mecanica para indexarnos es la siguiente:</w:t>
       </w:r>
       <w:r>
         <w:rPr>
           <w:rFonts w:ascii="Asana Math" w:hAnsi="Asana Math" w:eastAsia="Asana Math" w:cs="Asana Math"/>
           <w:highlight w:val="none"/>
-          <w:lang w:val="es-ES"/>
+          <w:lang w:val="es-ES" w:bidi="es-ES"/>
         </w:rPr>
       </w:r>
       <w:r>
@@ -9316,6 +9388,7 @@
           <w:highlight w:val="none"/>
           <w:lang w:val="es-ES" w:bidi="es-ES"/>
         </w:rPr>
+        <w:t xml:space="preserve">“Para cada fila de la pieza apuntar a la fila del tablero</w:t>
       </w:r>
       <w:r>
         <w:rPr>
@@ -9323,7 +9396,7 @@
           <w:highlight w:val="none"/>
           <w:lang w:val="es-ES" w:bidi="es-ES"/>
         </w:rPr>
-        <w:t xml:space="preserve">A</w:t>
+        <w:t xml:space="preserve">”</w:t>
       </w:r>
       <w:r>
         <w:rPr>
@@ -9331,31 +9404,6 @@
           <w:highlight w:val="none"/>
           <w:lang w:val="es-ES" w:bidi="es-ES"/>
         </w:rPr>
-        <w:t xml:space="preserve">qui tenemos que hacer algo sumamente importante y eso es el bit masking, pero que en realidad se debe de hacer, primero tenemos nuestro tablero, nuestro tablero esta lleno de 0 y nuestras fichas son matrices que tienen bits activos(1’s) y bits inactivos (0</w:t>
-      </w:r>
-      <w:r>
-        <w:rPr>
-          <w:rFonts w:ascii="Asana Math" w:hAnsi="Asana Math" w:eastAsia="Asana Math" w:cs="Asana Math"/>
-          <w:highlight w:val="none"/>
-          <w:lang w:val="es-ES" w:bidi="es-ES"/>
-        </w:rPr>
-        <w:t xml:space="preserve">’s) asi que lo que tenemos que hacer es recorrer y comparar esos bits utilizando el operador “|” el cual nos dice si uno de los bits est</w:t>
-      </w:r>
-      <w:r>
-        <w:rPr>
-          <w:rFonts w:ascii="Asana Math" w:hAnsi="Asana Math" w:eastAsia="Asana Math" w:cs="Asana Math"/>
-          <w:highlight w:val="none"/>
-          <w:lang w:val="es-ES" w:bidi="es-ES"/>
-        </w:rPr>
-        <w:t xml:space="preserve">á activo entonces el resultado ser</w:t>
-      </w:r>
-      <w:r>
-        <w:rPr>
-          <w:rFonts w:ascii="Asana Math" w:hAnsi="Asana Math" w:eastAsia="Asana Math" w:cs="Asana Math"/>
-          <w:highlight w:val="none"/>
-          <w:lang w:val="es-ES" w:bidi="es-ES"/>
-        </w:rPr>
-        <w:t xml:space="preserve">á un bit activo, pero lo primordial es que tenemos que movernos dentro de las columnas y eso lo hacemos con los operadores shift</w:t>
       </w:r>
       <w:r>
         <w:rPr>
@@ -9383,7 +9431,14 @@
           <w:highlight w:val="none"/>
           <w:lang w:val="es-ES" w:bidi="es-ES"/>
         </w:rPr>
-        <w:t xml:space="preserve"> “&lt;&lt; , &gt;&gt;”  </w:t>
+        <w:t xml:space="preserve">“para cada columna de la pieza utilizar el bitmasking”</w:t>
+      </w:r>
+      <w:r>
+        <w:rPr>
+          <w:rFonts w:ascii="Asana Math" w:hAnsi="Asana Math" w:eastAsia="Asana Math" w:cs="Asana Math"/>
+          <w:highlight w:val="none"/>
+          <w:lang w:val="es-ES" w:bidi="es-ES"/>
+        </w:rPr>
       </w:r>
       <w:r>
         <w:rPr>
@@ -9411,10 +9466,159 @@
           <w:highlight w:val="none"/>
           <w:lang w:val="es-ES" w:bidi="es-ES"/>
         </w:rPr>
+        <w:t xml:space="preserve">Eso se hace utilizando unicamente ciclos e indexadores.</w:t>
+      </w:r>
+      <w:r>
+        <w:rPr>
+          <w:rFonts w:ascii="Asana Math" w:hAnsi="Asana Math" w:eastAsia="Asana Math" w:cs="Asana Math"/>
+          <w:highlight w:val="none"/>
+          <w:lang w:val="es-ES" w:bidi="es-ES"/>
+        </w:rPr>
+      </w:r>
+      <w:r>
+        <w:rPr>
+          <w:rFonts w:ascii="Asana Math" w:hAnsi="Asana Math" w:eastAsia="Asana Math" w:cs="Asana Math"/>
+          <w:highlight w:val="none"/>
+          <w:lang w:val="es-ES" w:bidi="es-ES"/>
+        </w:rPr>
+      </w:r>
+    </w:p>
+    <w:p>
+      <w:pPr>
+        <w:pBdr/>
+        <w:spacing/>
+        <w:ind/>
+        <w:jc w:val="center"/>
+        <w:rPr>
+          <w:rFonts w:ascii="Asana Math" w:hAnsi="Asana Math" w:eastAsia="Asana Math" w:cs="Asana Math"/>
+          <w:highlight w:val="none"/>
+          <w:lang w:val="es-ES" w:bidi="es-ES"/>
+        </w:rPr>
+      </w:pPr>
+      <w:r>
+        <w:rPr>
+          <w:rFonts w:ascii="Asana Math" w:hAnsi="Asana Math" w:eastAsia="Asana Math" w:cs="Asana Math"/>
+          <w:highlight w:val="none"/>
+          <w:lang w:val="es-ES" w:bidi="es-ES"/>
+        </w:rPr>
+      </w:r>
+      <w:r>
+        <w:rPr>
+          <w:rFonts w:ascii="Asana Math" w:hAnsi="Asana Math" w:eastAsia="Asana Math" w:cs="Asana Math"/>
+          <w:highlight w:val="none"/>
+          <w:lang w:val="es-ES" w:bidi="es-ES"/>
+        </w:rPr>
+        <w:t xml:space="preserve">A</w:t>
+      </w:r>
+      <w:r>
+        <w:rPr>
+          <w:rFonts w:ascii="Asana Math" w:hAnsi="Asana Math" w:eastAsia="Asana Math" w:cs="Asana Math"/>
+          <w:highlight w:val="none"/>
+          <w:lang w:val="es-ES" w:bidi="es-ES"/>
+        </w:rPr>
+        <w:t xml:space="preserve">qui tenemos que hacer algo sumamente importante y eso es el bit masking, pero que en realidad se debe de hacer, primero tenemos nuestro tablero, nuestro tablero esta lleno de 0 y nuestras fichas son matrices que tienen bits activos(1’s) y bits inactivos (0</w:t>
+      </w:r>
+      <w:r>
+        <w:rPr>
+          <w:rFonts w:ascii="Asana Math" w:hAnsi="Asana Math" w:eastAsia="Asana Math" w:cs="Asana Math"/>
+          <w:highlight w:val="none"/>
+          <w:lang w:val="es-ES" w:bidi="es-ES"/>
+        </w:rPr>
+        <w:t xml:space="preserve">’s) asi que lo que tenemos que hacer es recorrer y comparar esos bits utilizando el operador “ | ” el cual nos dice si uno de los bits est</w:t>
+      </w:r>
+      <w:r>
+        <w:rPr>
+          <w:rFonts w:ascii="Asana Math" w:hAnsi="Asana Math" w:eastAsia="Asana Math" w:cs="Asana Math"/>
+          <w:highlight w:val="none"/>
+          <w:lang w:val="es-ES" w:bidi="es-ES"/>
+        </w:rPr>
+        <w:t xml:space="preserve">á activo entonces el resultado ser</w:t>
+      </w:r>
+      <w:r>
+        <w:rPr>
+          <w:rFonts w:ascii="Asana Math" w:hAnsi="Asana Math" w:eastAsia="Asana Math" w:cs="Asana Math"/>
+          <w:highlight w:val="none"/>
+          <w:lang w:val="es-ES" w:bidi="es-ES"/>
+        </w:rPr>
+        <w:t xml:space="preserve">á un bit activo, pero lo primordial es que tenemos que movernos dentro de las columnas y eso lo hacemos con los operadores shift</w:t>
+      </w:r>
+      <w:r>
+        <w:rPr>
+          <w:rFonts w:ascii="Asana Math" w:hAnsi="Asana Math" w:eastAsia="Asana Math" w:cs="Asana Math"/>
+          <w:highlight w:val="none"/>
+          <w:lang w:val="es-ES" w:bidi="es-ES"/>
+        </w:rPr>
+      </w:r>
+      <w:r>
+        <w:rPr>
+          <w:rFonts w:ascii="Asana Math" w:hAnsi="Asana Math" w:eastAsia="Asana Math" w:cs="Asana Math"/>
+          <w:highlight w:val="none"/>
+          <w:lang w:val="es-ES" w:bidi="es-ES"/>
+        </w:rPr>
+      </w:r>
+    </w:p>
+    <w:p>
+      <w:pPr>
+        <w:pBdr/>
+        <w:spacing/>
+        <w:ind/>
+        <w:jc w:val="center"/>
+        <w:rPr>
+          <w:rFonts w:ascii="Asana Math" w:hAnsi="Asana Math" w:eastAsia="Asana Math" w:cs="Asana Math"/>
+          <w:highlight w:val="none"/>
+          <w:lang w:val="es-ES" w:bidi="es-ES"/>
+        </w:rPr>
+      </w:pPr>
+      <w:r>
+        <w:rPr>
+          <w:rFonts w:ascii="Asana Math" w:hAnsi="Asana Math" w:eastAsia="Asana Math" w:cs="Asana Math"/>
+          <w:highlight w:val="none"/>
+          <w:lang w:val="es-ES" w:bidi="es-ES"/>
+        </w:rPr>
+        <w:t xml:space="preserve"> “&lt;&lt; , &gt;&gt;”  </w:t>
+      </w:r>
+      <w:r>
+        <w:rPr>
+          <w:rFonts w:ascii="Asana Math" w:hAnsi="Asana Math" w:eastAsia="Asana Math" w:cs="Asana Math"/>
+          <w:highlight w:val="none"/>
+          <w:lang w:val="es-ES" w:bidi="es-ES"/>
+        </w:rPr>
+      </w:r>
+      <w:r>
+        <w:rPr>
+          <w:rFonts w:ascii="Asana Math" w:hAnsi="Asana Math" w:eastAsia="Asana Math" w:cs="Asana Math"/>
+          <w:highlight w:val="none"/>
+          <w:lang w:val="es-ES" w:bidi="es-ES"/>
+        </w:rPr>
+      </w:r>
+    </w:p>
+    <w:p>
+      <w:pPr>
+        <w:pBdr/>
+        <w:spacing/>
+        <w:ind/>
+        <w:jc w:val="center"/>
+        <w:rPr>
+          <w:rFonts w:ascii="Asana Math" w:hAnsi="Asana Math" w:eastAsia="Asana Math" w:cs="Asana Math"/>
+          <w:highlight w:val="none"/>
+          <w:lang w:val="es-ES" w:bidi="es-ES"/>
+        </w:rPr>
+      </w:pPr>
+      <w:r>
+        <w:rPr>
+          <w:rFonts w:ascii="Asana Math" w:hAnsi="Asana Math" w:eastAsia="Asana Math" w:cs="Asana Math"/>
+          <w:highlight w:val="none"/>
+          <w:lang w:val="es-ES" w:bidi="es-ES"/>
+        </w:rPr>
         <w:t xml:space="preserve">cuando nos movemos y comparamos estamos indexando nuestra ficha completa.</w:t>
       </w:r>
-      <w:r/>
-      <w:r/>
+      <w:r>
+        <w:rPr>
+          <w:rFonts w:ascii="Asana Math" w:hAnsi="Asana Math" w:eastAsia="Asana Math" w:cs="Asana Math"/>
+          <w:highlight w:val="none"/>
+          <w:lang w:val="es-ES" w:bidi="es-ES"/>
+        </w:rPr>
+      </w:r>
     </w:p>
     <w:p>
       <w:pPr>
@@ -9521,7 +9725,6 @@
                               <w:t xml:space="preserve">1 &lt;&lt; 0 → 00000001</w:t>
                             </w:r>
                             <w:r/>
-                            <w:r/>
                           </w:p>
                           <w:p>
                             <w:pPr>
@@ -9533,7 +9736,6 @@
                             <w:r>
                               <w:t xml:space="preserve">1 &lt;&lt; 1 → 00000010</w:t>
                             </w:r>
-                            <w:r/>
                             <w:r/>
                           </w:p>
                           <w:p>
@@ -9547,7 +9749,6 @@
                               <w:t xml:space="preserve">1 &lt;&lt; 2 → 00000100</w:t>
                             </w:r>
                             <w:r/>
-                            <w:r/>
                           </w:p>
                           <w:p>
                             <w:pPr>
@@ -9560,7 +9761,6 @@
                               <w:t xml:space="preserve">1 &lt;&lt; 3 → 00001000</w:t>
                             </w:r>
                             <w:r/>
-                            <w:r/>
                           </w:p>
                           <w:p>
                             <w:pPr>
@@ -9572,7 +9772,6 @@
                             <w:r>
                               <w:t xml:space="preserve">1 &lt;&lt; 4 → 00010000</w:t>
                             </w:r>
-                            <w:r/>
                             <w:r/>
                           </w:p>
                         </w:txbxContent>
@@ -9600,7 +9799,6 @@
                         <w:t xml:space="preserve">1 &lt;&lt; 0 → 00000001</w:t>
                       </w:r>
                       <w:r/>
-                      <w:r/>
                     </w:p>
                     <w:p>
                       <w:pPr>
@@ -9612,7 +9810,6 @@
                       <w:r>
                         <w:t xml:space="preserve">1 &lt;&lt; 1 → 00000010</w:t>
                       </w:r>
-                      <w:r/>
                       <w:r/>
                     </w:p>
                     <w:p>
@@ -9626,7 +9823,6 @@
                         <w:t xml:space="preserve">1 &lt;&lt; 2 → 00000100</w:t>
                       </w:r>
                       <w:r/>
-                      <w:r/>
                     </w:p>
                     <w:p>
                       <w:pPr>
@@ -9638,7 +9834,6 @@
                       <w:r>
                         <w:t xml:space="preserve">1 &lt;&lt; 3 → 00001000</w:t>
                       </w:r>
-                      <w:r/>
                       <w:r/>
                     </w:p>
                     <w:p>
@@ -9652,7 +9847,6 @@
                         <w:t xml:space="preserve">1 &lt;&lt; 4 → 00010000</w:t>
                       </w:r>
                       <w:r/>
-                      <w:r/>
                     </w:p>
                   </w:txbxContent>
                 </v:textbox>
@@ -9665,14 +9859,7 @@
         <w:rPr>
           <w:rFonts w:ascii="Asana Math" w:hAnsi="Asana Math" w:eastAsia="Asana Math" w:cs="Asana Math"/>
           <w:highlight w:val="none"/>
-          <w:lang w:val="es-ES" w:bidi="es-ES"/>
-        </w:rPr>
-      </w:r>
-      <w:r>
-        <w:rPr>
-          <w:rFonts w:ascii="Asana Math" w:hAnsi="Asana Math" w:eastAsia="Asana Math" w:cs="Asana Math"/>
-          <w:highlight w:val="none"/>
-          <w:lang w:val="es-ES" w:bidi="es-ES"/>
+          <w:lang w:val="es-ES"/>
         </w:rPr>
       </w:r>
       <w:r>
@@ -9822,6 +10009,13 @@
           <w:lang w:val="es-ES"/>
         </w:rPr>
       </w:r>
+      <w:r>
+        <w:rPr>
+          <w:rFonts w:ascii="Asana Math" w:hAnsi="Asana Math" w:eastAsia="Asana Math" w:cs="Asana Math"/>
+          <w:highlight w:val="none"/>
+          <w:lang w:val="es-ES"/>
+        </w:rPr>
+      </w:r>
     </w:p>
     <w:p>
       <w:pPr>
@@ -9846,7 +10040,7 @@
         <w:rPr>
           <w:rFonts w:ascii="Asana Math" w:hAnsi="Asana Math" w:eastAsia="Asana Math" w:cs="Asana Math"/>
           <w:highlight w:val="none"/>
-          <w:lang w:val="es-ES" w:bidi="es-ES"/>
+          <w:lang w:val="es-ES"/>
         </w:rPr>
       </w:r>
       <w:r>
@@ -10109,10 +10303,17 @@
           <w:rFonts w:ascii="Asana Math" w:hAnsi="Asana Math" w:cs="Asana Math"/>
         </w:rPr>
       </w:r>
+      <w:r>
+        <w:rPr>
+          <w:rFonts w:ascii="Asana Math" w:hAnsi="Asana Math" w:eastAsia="Asana Math" w:cs="Asana Math"/>
+          <w:highlight w:val="none"/>
+          <w:lang w:val="es-ES"/>
+        </w:rPr>
+      </w:r>
     </w:p>
     <w:p>
       <w:pPr>
-        <w:pStyle w:val="908"/>
+        <w:pStyle w:val="910"/>
         <w:numPr>
           <w:ilvl w:val="0"/>
           <w:numId w:val="2"/>
@@ -10132,6 +10333,11 @@
           <w:lang w:val="es-ES"/>
         </w:rPr>
         <w:t xml:space="preserve">Primero utilizamos los valores indexados de la matriz y los rotamos 90 grados.</w:t>
+      </w:r>
+      <w:r>
+        <w:rPr>
+          <w:rFonts w:ascii="Asana Math" w:hAnsi="Asana Math" w:cs="Asana Math"/>
+        </w:rPr>
       </w:r>
       <w:r>
         <w:rPr>
@@ -10234,22 +10440,13 @@
       </w:r>
       <w:r>
         <w:rPr>
-          <w:rFonts w:ascii="Asana Math" w:hAnsi="Asana Math" w:eastAsia="Asana Math" w:cs="Asana Math"/>
-          <w:highlight w:val="none"/>
-          <w:lang w:val="es-ES"/>
-        </w:rPr>
-      </w:r>
-      <w:r>
-        <w:rPr>
-          <w:rFonts w:ascii="Asana Math" w:hAnsi="Asana Math" w:eastAsia="Asana Math" w:cs="Asana Math"/>
-          <w:highlight w:val="none"/>
-          <w:lang w:val="es-ES"/>
+          <w:rFonts w:ascii="Asana Math" w:hAnsi="Asana Math" w:cs="Asana Math"/>
         </w:rPr>
       </w:r>
     </w:p>
     <w:p>
       <w:pPr>
-        <w:pStyle w:val="883"/>
+        <w:pStyle w:val="885"/>
         <w:pBdr/>
         <w:spacing/>
         <w:ind/>
@@ -10267,7 +10464,6 @@
       <w:r>
         <w:t xml:space="preserve">9</w:t>
       </w:r>
-      <w:r/>
       <w:r>
         <w:fldChar w:fldCharType="end"/>
       </w:r>
@@ -10322,6 +10518,13 @@
       <w:r>
         <w:rPr>
           <w:rFonts w:ascii="Asana Math" w:hAnsi="Asana Math" w:cs="Asana Math"/>
+        </w:rPr>
+      </w:r>
+      <w:r>
+        <w:rPr>
+          <w:rFonts w:ascii="Asana Math" w:hAnsi="Asana Math" w:eastAsia="Asana Math" w:cs="Asana Math"/>
+          <w:highlight w:val="none"/>
+          <w:lang w:val="es-ES"/>
         </w:rPr>
       </w:r>
     </w:p>
@@ -10370,7 +10573,7 @@
               <m:endChr m:val=")"/>
               <m:ctrlPr>
                 <w:rPr>
-                  <w:rFonts w:hint="default" w:ascii="Cambria Math" w:hAnsi="Cambria Math" w:eastAsia="Cambria Math" w:cs="Cambria Math"/>
+                  <w:rFonts w:ascii="Cambria Math" w:hAnsi="Cambria Math" w:eastAsia="Cambria Math" w:cs="Cambria Math"/>
                   <w:highlight w:val="none"/>
                   <w:lang w:val="es-ES" w:bidi="es-ES"/>
                 </w:rPr>
@@ -10405,14 +10608,13 @@
       </m:oMathPara>
       <w:r>
         <w:rPr>
+          <w:rFonts w:ascii="Asana Math" w:hAnsi="Asana Math" w:cs="Asana Math"/>
+        </w:rPr>
+      </w:r>
+      <w:r>
+        <w:rPr>
           <w:rFonts w:ascii="Asana Math" w:hAnsi="Asana Math" w:eastAsia="Asana Math" w:cs="Asana Math"/>
           <w:highlight w:val="none"/>
-          <w:lang w:val="es-ES"/>
-        </w:rPr>
-      </w:r>
-      <w:r>
-        <w:rPr>
-          <w:rFonts w:ascii="Asana Math" w:hAnsi="Asana Math" w:cs="Asana Math"/>
         </w:rPr>
       </w:r>
     </w:p>
@@ -10456,6 +10658,13 @@
           <w:rFonts w:ascii="Asana Math" w:hAnsi="Asana Math" w:cs="Asana Math"/>
         </w:rPr>
       </w:r>
+      <w:r>
+        <w:rPr>
+          <w:rFonts w:ascii="Asana Math" w:hAnsi="Asana Math" w:eastAsia="Asana Math" w:cs="Asana Math"/>
+          <w:highlight w:val="none"/>
+          <w:lang w:val="es-ES"/>
+        </w:rPr>
+      </w:r>
     </w:p>
     <w:p>
       <w:pPr>
@@ -10480,6 +10689,13 @@
       <w:r>
         <w:rPr>
           <w:rFonts w:ascii="Asana Math" w:hAnsi="Asana Math" w:cs="Asana Math"/>
+        </w:rPr>
+      </w:r>
+      <w:r>
+        <w:rPr>
+          <w:rFonts w:ascii="Asana Math" w:hAnsi="Asana Math" w:eastAsia="Asana Math" w:cs="Asana Math"/>
+          <w:highlight w:val="none"/>
+          <w:lang w:val="es-ES"/>
         </w:rPr>
       </w:r>
     </w:p>
@@ -10514,6 +10730,15 @@
           <w:szCs w:val="20"/>
         </w:rPr>
       </w:r>
+      <w:r>
+        <w:rPr>
+          <w:rFonts w:ascii="Asana Math" w:hAnsi="Asana Math" w:eastAsia="Asana Math" w:cs="Asana Math"/>
+          <w:sz w:val="24"/>
+          <w:szCs w:val="24"/>
+          <w:highlight w:val="none"/>
+          <w:lang w:val="es-ES"/>
+        </w:rPr>
+      </w:r>
     </w:p>
     <w:p>
       <w:pPr>
@@ -10533,7 +10758,15 @@
           <w:highlight w:val="none"/>
           <w:lang w:val="es-ES"/>
         </w:rPr>
-        <w:t xml:space="preserve">Realmente no trabajaremos con nuestra matriz original , ella unicamente nos serivira como base y copia para las rotaciones ya que al rotar , los valores cambien y es aqui donde entra la memoria dinamica, haremos una copia de nuestras fichas a las cuales si les podremos hacer las rotaci</w:t>
+        <w:t xml:space="preserve">Realmente no trabajaremos con </w:t>
+      </w:r>
+      <w:r>
+        <w:rPr>
+          <w:rFonts w:ascii="Asana Math" w:hAnsi="Asana Math" w:eastAsia="Asana Math" w:cs="Asana Math"/>
+          <w:highlight w:val="none"/>
+          <w:lang w:val="es-ES"/>
+        </w:rPr>
+        <w:t xml:space="preserve">nuestra matriz original , ella unicamente nos serivira como base y copia para las rotaciones ya que al rotar , los valores cambien y es aqui donde entra la memoria dinamica, haremos una copia de nuestras fichas a las cuales si les podremos hacer las rotaci</w:t>
       </w:r>
       <w:r>
         <w:rPr>
@@ -10573,13 +10806,14 @@
       </w:r>
       <w:r>
         <w:rPr>
+          <w:rFonts w:ascii="Asana Math" w:hAnsi="Asana Math" w:cs="Asana Math"/>
+        </w:rPr>
+      </w:r>
+      <w:r>
+        <w:rPr>
           <w:b/>
           <w:bCs/>
-        </w:rPr>
-      </w:r>
-      <w:r>
-        <w:rPr>
-          <w:rFonts w:ascii="Asana Math" w:hAnsi="Asana Math" w:cs="Asana Math"/>
+          <w:highlight w:val="none"/>
         </w:rPr>
       </w:r>
     </w:p>
@@ -10644,52 +10878,156 @@
           <w:szCs w:val="36"/>
         </w:rPr>
       </w:r>
+      <w:r>
+        <w:rPr>
+          <w:rFonts w:ascii="Asana Math" w:hAnsi="Asana Math" w:cs="Asana Math"/>
+          <w:b w:val="0"/>
+          <w:bCs w:val="0"/>
+          <w:sz w:val="36"/>
+          <w:szCs w:val="36"/>
+        </w:rPr>
+      </w:r>
     </w:p>
     <w:p>
       <w:pPr>
         <w:pBdr/>
         <w:spacing/>
-        <w:ind/>
+        <w:ind w:firstLine="0" w:left="0"/>
         <w:jc w:val="center"/>
-        <w:rPr/>
-      </w:pPr>
-      <w:r>
-        <w:rPr>
+        <w:rPr>
+          <w:rFonts w:ascii="Asana Math" w:hAnsi="Asana Math" w:cs="Asana Math"/>
+        </w:rPr>
+      </w:pPr>
+      <w:r>
+        <w:rPr>
+          <w:rFonts w:ascii="Asana Math" w:hAnsi="Asana Math" w:eastAsia="Asana Math" w:cs="Asana Math"/>
+          <w:highlight w:val="none"/>
           <w:lang w:val="es-ES"/>
         </w:rPr>
-      </w:r>
-      <w:r/>
-      <w:r/>
-    </w:p>
-    <w:p>
-      <w:pPr>
-        <w:pBdr/>
-        <w:spacing/>
-        <w:ind w:firstLine="0" w:left="709"/>
-        <w:jc w:val="center"/>
+        <w:t xml:space="preserve">Ahora nos centraremos en los movimientos b</w:t>
+      </w:r>
+      <w:r>
+        <w:rPr>
+          <w:rFonts w:ascii="Asana Math" w:hAnsi="Asana Math" w:eastAsia="Asana Math" w:cs="Asana Math"/>
+          <w:highlight w:val="none"/>
+          <w:lang w:val="es-ES"/>
+        </w:rPr>
+        <w:t xml:space="preserve">ásicos que tendra nuestro tetris que son derecha-izquierda y abajo, nuestra idea principal ser</w:t>
+      </w:r>
+      <w:r>
+        <w:rPr>
+          <w:rFonts w:ascii="Asana Math" w:hAnsi="Asana Math" w:eastAsia="Asana Math" w:cs="Asana Math"/>
+          <w:highlight w:val="none"/>
+          <w:lang w:val="es-ES"/>
+        </w:rPr>
+        <w:t xml:space="preserve">á no mover la ficha o modificar alguien valor binario, lo unico que haremos ser</w:t>
+      </w:r>
+      <w:r>
+        <w:rPr>
+          <w:rFonts w:ascii="Asana Math" w:hAnsi="Asana Math" w:eastAsia="Asana Math" w:cs="Asana Math"/>
+          <w:highlight w:val="none"/>
+          <w:lang w:val="es-ES"/>
+        </w:rPr>
+        <w:t xml:space="preserve">á mover la posici</w:t>
+      </w:r>
+      <w:r>
+        <w:rPr>
+          <w:rFonts w:ascii="Asana Math" w:hAnsi="Asana Math" w:eastAsia="Asana Math" w:cs="Asana Math"/>
+          <w:highlight w:val="none"/>
+          <w:lang w:val="es-ES"/>
+        </w:rPr>
+        <w:t xml:space="preserve">ón en donde se coloca la matriz de la pieza que en este caso esta en valores de posicion x y y, entonces si queremos que la ficha este mas a la derecha lo unico que haremos ser</w:t>
+      </w:r>
+      <w:r>
+        <w:rPr>
+          <w:rFonts w:ascii="Asana Math" w:hAnsi="Asana Math" w:eastAsia="Asana Math" w:cs="Asana Math"/>
+          <w:highlight w:val="none"/>
+          <w:lang w:val="es-ES"/>
+        </w:rPr>
+        <w:t xml:space="preserve">á un </w:t>
+      </w:r>
+      <m:oMath>
+        <m:r>
+          <w:rPr>
+            <w:rFonts w:hint="default" w:ascii="Cambria Math" w:hAnsi="Cambria Math" w:eastAsia="Cambria Math" w:cs="Cambria Math"/>
+            <w:highlight w:val="none"/>
+            <w:lang w:val="es-ES" w:bidi="es-ES"/>
+          </w:rPr>
+          <m:rPr>
+            <m:sty m:val="i"/>
+          </m:rPr>
+          <m:t>x++</m:t>
+        </m:r>
+      </m:oMath>
+      <w:r>
+        <w:rPr>
+          <w:rFonts w:ascii="Asana Math" w:hAnsi="Asana Math" w:eastAsia="Asana Math" w:cs="Asana Math"/>
+          <w:highlight w:val="none"/>
+          <w:lang w:val="es-ES"/>
+        </w:rPr>
+        <w:t xml:space="preserve"> o si quieremos que la ficha esta mas a la izquierda utilizamos un </w:t>
+      </w:r>
+      <m:oMath>
+        <m:r>
+          <w:rPr>
+            <w:rFonts w:hint="default" w:ascii="Cambria Math" w:hAnsi="Cambria Math" w:eastAsia="Cambria Math" w:cs="Cambria Math"/>
+            <w:highlight w:val="none"/>
+            <w:lang w:val="es-ES" w:bidi="es-ES"/>
+          </w:rPr>
+          <m:rPr>
+            <m:sty m:val="i"/>
+          </m:rPr>
+          <m:t>x--</m:t>
+        </m:r>
+      </m:oMath>
+      <w:r>
+        <w:rPr>
+          <w:rFonts w:ascii="Asana Math" w:hAnsi="Asana Math" w:eastAsia="Asana Math" w:cs="Asana Math"/>
+          <w:highlight w:val="none"/>
+          <w:lang w:val="es-ES"/>
+        </w:rPr>
+        <w:t xml:space="preserve">, despues que colocamos la nueva posicion inmediatamente se har</w:t>
+      </w:r>
+      <w:r>
+        <w:rPr>
+          <w:rFonts w:ascii="Asana Math" w:hAnsi="Asana Math" w:eastAsia="Asana Math" w:cs="Asana Math"/>
+          <w:highlight w:val="none"/>
+          <w:lang w:val="es-ES"/>
+        </w:rPr>
+        <w:t xml:space="preserve">á el bitmasking , para moverle para abajo lo unico que haremos ser</w:t>
+      </w:r>
+      <w:r>
+        <w:rPr>
+          <w:rFonts w:ascii="Asana Math" w:hAnsi="Asana Math" w:eastAsia="Asana Math" w:cs="Asana Math"/>
+          <w:highlight w:val="none"/>
+          <w:lang w:val="es-ES"/>
+        </w:rPr>
+        <w:t xml:space="preserve">á sumar el eje y en </w:t>
+      </w:r>
+      <m:oMath>
+        <m:r>
+          <w:rPr>
+            <w:rFonts w:hint="default" w:ascii="Cambria Math" w:hAnsi="Cambria Math" w:eastAsia="Cambria Math" w:cs="Cambria Math"/>
+            <w:highlight w:val="none"/>
+            <w:lang w:val="es-ES" w:bidi="es-ES"/>
+          </w:rPr>
+          <m:rPr>
+            <m:sty m:val="i"/>
+          </m:rPr>
+          <m:t>y++</m:t>
+        </m:r>
+      </m:oMath>
+      <w:r>
+        <w:rPr>
+          <w:rFonts w:ascii="Asana Math" w:hAnsi="Asana Math" w:eastAsia="Asana Math" w:cs="Asana Math"/>
+          <w:highlight w:val="none"/>
+          <w:lang w:val="es-ES"/>
+        </w:rPr>
+        <w:t xml:space="preserve"> esto inmediatamente me movera las fichas.</w:t>
+      </w:r>
+      <w:r>
         <w:rPr>
           <w:rFonts w:ascii="Asana Math" w:hAnsi="Asana Math" w:cs="Asana Math"/>
-        </w:rPr>
-      </w:pPr>
-      <w:r>
-        <w:rPr>
-          <w:rFonts w:ascii="Asana Math" w:hAnsi="Asana Math" w:eastAsia="Asana Math" w:cs="Asana Math"/>
-          <w:highlight w:val="none"/>
-          <w:lang w:val="es-ES"/>
-        </w:rPr>
-      </w:r>
-      <w:r>
-        <w:rPr>
-          <w:rFonts w:ascii="Asana Math" w:hAnsi="Asana Math" w:eastAsia="Asana Math" w:cs="Asana Math"/>
-          <w:highlight w:val="none"/>
-          <w:lang w:val="es-ES"/>
-        </w:rPr>
-      </w:r>
-      <w:r>
-        <w:rPr>
-          <w:rFonts w:ascii="Asana Math" w:hAnsi="Asana Math" w:eastAsia="Asana Math" w:cs="Asana Math"/>
-          <w:highlight w:val="none"/>
-          <w:lang w:val="es-ES"/>
         </w:rPr>
       </w:r>
     </w:p>
@@ -10743,7 +11081,7 @@
 <w:ftr xmlns:wpc="http://schemas.microsoft.com/office/word/2010/wordprocessingCanvas" xmlns:mc="http://schemas.openxmlformats.org/markup-compatibility/2006" xmlns:o="urn:schemas-microsoft-com:office:office" xmlns:r="http://schemas.openxmlformats.org/officeDocument/2006/relationships" xmlns:m="http://schemas.openxmlformats.org/officeDocument/2006/math" xmlns:v="urn:schemas-microsoft-com:vml" xmlns:wp14="http://schemas.microsoft.com/office/word/2010/wordprocessingDrawing" xmlns:wp="http://schemas.openxmlformats.org/drawingml/2006/wordprocessingDrawing" xmlns:w10="urn:schemas-microsoft-com:office:word" xmlns:w="http://schemas.openxmlformats.org/wordprocessingml/2006/main" xmlns:w14="http://schemas.microsoft.com/office/word/2010/wordml" xmlns:w15="http://schemas.microsoft.com/office/word/2012/wordml" xmlns:wpg="http://schemas.microsoft.com/office/word/2010/wordprocessingGroup" xmlns:wpi="http://schemas.microsoft.com/office/word/2010/wordprocessingInk" xmlns:wne="http://schemas.microsoft.com/office/word/2006/wordml" xmlns:a="http://schemas.openxmlformats.org/drawingml/2006/main" xmlns:wps="http://schemas.microsoft.com/office/word/2010/wordprocessingShape" mc:Ignorable="w14 w15 wp14">
   <w:p>
     <w:pPr>
-      <w:pStyle w:val="881"/>
+      <w:pStyle w:val="883"/>
       <w:pBdr/>
       <w:spacing/>
       <w:ind/>
@@ -10760,7 +11098,7 @@
   </w:p>
   <w:p>
     <w:pPr>
-      <w:pStyle w:val="881"/>
+      <w:pStyle w:val="883"/>
       <w:pBdr/>
       <w:spacing/>
       <w:ind/>
@@ -11232,9 +11570,9 @@
     <w:lsdException w:name="Bibliography" w:uiPriority="37"/>
     <w:lsdException w:name="TOC Heading" w:uiPriority="39" w:qFormat="1"/>
   </w:latentStyles>
-  <w:style w:type="table" w:styleId="719">
+  <w:style w:type="table" w:styleId="721">
     <w:name w:val="Table Grid"/>
-    <w:basedOn w:val="905"/>
+    <w:basedOn w:val="907"/>
     <w:uiPriority w:val="59"/>
     <w:pPr>
       <w:pBdr/>
@@ -11431,9 +11769,9 @@
       </w:tcPr>
     </w:tblStylePr>
   </w:style>
-  <w:style w:type="table" w:styleId="720">
+  <w:style w:type="table" w:styleId="722">
     <w:name w:val="Table Grid Light"/>
-    <w:basedOn w:val="905"/>
+    <w:basedOn w:val="907"/>
     <w:uiPriority w:val="59"/>
     <w:pPr>
       <w:pBdr/>
@@ -11630,9 +11968,9 @@
       </w:tcPr>
     </w:tblStylePr>
   </w:style>
-  <w:style w:type="table" w:styleId="721">
+  <w:style w:type="table" w:styleId="723">
     <w:name w:val="Plain Table 1"/>
-    <w:basedOn w:val="905"/>
+    <w:basedOn w:val="907"/>
     <w:uiPriority w:val="59"/>
     <w:pPr>
       <w:pBdr/>
@@ -11855,9 +12193,9 @@
       </w:tcPr>
     </w:tblStylePr>
   </w:style>
-  <w:style w:type="table" w:styleId="722">
+  <w:style w:type="table" w:styleId="724">
     <w:name w:val="Plain Table 2"/>
-    <w:basedOn w:val="905"/>
+    <w:basedOn w:val="907"/>
     <w:uiPriority w:val="59"/>
     <w:pPr>
       <w:pBdr/>
@@ -12088,9 +12426,9 @@
       </w:tcPr>
     </w:tblStylePr>
   </w:style>
-  <w:style w:type="table" w:styleId="723">
+  <w:style w:type="table" w:styleId="725">
     <w:name w:val="Plain Table 3"/>
-    <w:basedOn w:val="905"/>
+    <w:basedOn w:val="907"/>
     <w:uiPriority w:val="99"/>
     <w:pPr>
       <w:pBdr/>
@@ -12318,9 +12656,9 @@
       </w:tcPr>
     </w:tblStylePr>
   </w:style>
-  <w:style w:type="table" w:styleId="724">
+  <w:style w:type="table" w:styleId="726">
     <w:name w:val="Plain Table 4"/>
-    <w:basedOn w:val="905"/>
+    <w:basedOn w:val="907"/>
     <w:uiPriority w:val="99"/>
     <w:pPr>
       <w:pBdr/>
@@ -12534,9 +12872,9 @@
       </w:tcPr>
     </w:tblStylePr>
   </w:style>
-  <w:style w:type="table" w:styleId="725">
+  <w:style w:type="table" w:styleId="727">
     <w:name w:val="Plain Table 5"/>
-    <w:basedOn w:val="905"/>
+    <w:basedOn w:val="907"/>
     <w:uiPriority w:val="99"/>
     <w:pPr>
       <w:pBdr/>
@@ -12767,9 +13105,9 @@
       </w:tcPr>
     </w:tblStylePr>
   </w:style>
-  <w:style w:type="table" w:styleId="726">
+  <w:style w:type="table" w:styleId="728">
     <w:name w:val="Grid Table 1 Light"/>
-    <w:basedOn w:val="905"/>
+    <w:basedOn w:val="907"/>
     <w:uiPriority w:val="99"/>
     <w:pPr>
       <w:pBdr/>
@@ -12990,9 +13328,9 @@
       </w:tcPr>
     </w:tblStylePr>
   </w:style>
-  <w:style w:type="table" w:styleId="727">
+  <w:style w:type="table" w:styleId="729">
     <w:name w:val="Grid Table 1 Light - Accent 1"/>
-    <w:basedOn w:val="905"/>
+    <w:basedOn w:val="907"/>
     <w:uiPriority w:val="99"/>
     <w:pPr>
       <w:pBdr/>
@@ -13213,9 +13551,9 @@
       </w:tcPr>
     </w:tblStylePr>
   </w:style>
-  <w:style w:type="table" w:styleId="728">
+  <w:style w:type="table" w:styleId="730">
     <w:name w:val="Grid Table 1 Light - Accent 2"/>
-    <w:basedOn w:val="905"/>
+    <w:basedOn w:val="907"/>
     <w:uiPriority w:val="99"/>
     <w:pPr>
       <w:pBdr/>
@@ -13436,9 +13774,9 @@
       </w:tcPr>
     </w:tblStylePr>
   </w:style>
-  <w:style w:type="table" w:styleId="729">
+  <w:style w:type="table" w:styleId="731">
     <w:name w:val="Grid Table 1 Light - Accent 3"/>
-    <w:basedOn w:val="905"/>
+    <w:basedOn w:val="907"/>
     <w:uiPriority w:val="99"/>
     <w:pPr>
       <w:pBdr/>
@@ -13659,9 +13997,9 @@
       </w:tcPr>
     </w:tblStylePr>
   </w:style>
-  <w:style w:type="table" w:styleId="730">
+  <w:style w:type="table" w:styleId="732">
     <w:name w:val="Grid Table 1 Light - Accent 4"/>
-    <w:basedOn w:val="905"/>
+    <w:basedOn w:val="907"/>
     <w:uiPriority w:val="99"/>
     <w:pPr>
       <w:pBdr/>
@@ -13882,9 +14220,9 @@
       </w:tcPr>
     </w:tblStylePr>
   </w:style>
-  <w:style w:type="table" w:styleId="731">
+  <w:style w:type="table" w:styleId="733">
     <w:name w:val="Grid Table 1 Light - Accent 5"/>
-    <w:basedOn w:val="905"/>
+    <w:basedOn w:val="907"/>
     <w:uiPriority w:val="99"/>
     <w:pPr>
       <w:pBdr/>
@@ -14105,9 +14443,9 @@
       </w:tcPr>
     </w:tblStylePr>
   </w:style>
-  <w:style w:type="table" w:styleId="732">
+  <w:style w:type="table" w:styleId="734">
     <w:name w:val="Grid Table 1 Light - Accent 6"/>
-    <w:basedOn w:val="905"/>
+    <w:basedOn w:val="907"/>
     <w:uiPriority w:val="99"/>
     <w:pPr>
       <w:pBdr/>
@@ -14328,9 +14666,9 @@
       </w:tcPr>
     </w:tblStylePr>
   </w:style>
-  <w:style w:type="table" w:styleId="733">
+  <w:style w:type="table" w:styleId="735">
     <w:name w:val="Grid Table 2"/>
-    <w:basedOn w:val="905"/>
+    <w:basedOn w:val="907"/>
     <w:uiPriority w:val="99"/>
     <w:pPr>
       <w:pBdr/>
@@ -14560,9 +14898,9 @@
       </w:tcPr>
     </w:tblStylePr>
   </w:style>
-  <w:style w:type="table" w:styleId="734">
+  <w:style w:type="table" w:styleId="736">
     <w:name w:val="Grid Table 2 - Accent 1"/>
-    <w:basedOn w:val="905"/>
+    <w:basedOn w:val="907"/>
     <w:uiPriority w:val="99"/>
     <w:pPr>
       <w:pBdr/>
@@ -14792,9 +15130,9 @@
       </w:tcPr>
     </w:tblStylePr>
   </w:style>
-  <w:style w:type="table" w:styleId="735">
+  <w:style w:type="table" w:styleId="737">
     <w:name w:val="Grid Table 2 - Accent 2"/>
-    <w:basedOn w:val="905"/>
+    <w:basedOn w:val="907"/>
     <w:uiPriority w:val="99"/>
     <w:pPr>
       <w:pBdr/>
@@ -15024,9 +15362,9 @@
       </w:tcPr>
     </w:tblStylePr>
   </w:style>
-  <w:style w:type="table" w:styleId="736">
+  <w:style w:type="table" w:styleId="738">
     <w:name w:val="Grid Table 2 - Accent 3"/>
-    <w:basedOn w:val="905"/>
+    <w:basedOn w:val="907"/>
     <w:uiPriority w:val="99"/>
     <w:pPr>
       <w:pBdr/>
@@ -15256,9 +15594,9 @@
       </w:tcPr>
     </w:tblStylePr>
   </w:style>
-  <w:style w:type="table" w:styleId="737">
+  <w:style w:type="table" w:styleId="739">
     <w:name w:val="Grid Table 2 - Accent 4"/>
-    <w:basedOn w:val="905"/>
+    <w:basedOn w:val="907"/>
     <w:uiPriority w:val="99"/>
     <w:pPr>
       <w:pBdr/>
@@ -15488,9 +15826,9 @@
       </w:tcPr>
     </w:tblStylePr>
   </w:style>
-  <w:style w:type="table" w:styleId="738">
+  <w:style w:type="table" w:styleId="740">
     <w:name w:val="Grid Table 2 - Accent 5"/>
-    <w:basedOn w:val="905"/>
+    <w:basedOn w:val="907"/>
     <w:uiPriority w:val="99"/>
     <w:pPr>
       <w:pBdr/>
@@ -15720,9 +16058,9 @@
       </w:tcPr>
     </w:tblStylePr>
   </w:style>
-  <w:style w:type="table" w:styleId="739">
+  <w:style w:type="table" w:styleId="741">
     <w:name w:val="Grid Table 2 - Accent 6"/>
-    <w:basedOn w:val="905"/>
+    <w:basedOn w:val="907"/>
     <w:uiPriority w:val="99"/>
     <w:pPr>
       <w:pBdr/>
@@ -15952,9 +16290,9 @@
       </w:tcPr>
     </w:tblStylePr>
   </w:style>
-  <w:style w:type="table" w:styleId="740">
+  <w:style w:type="table" w:styleId="742">
     <w:name w:val="Grid Table 3"/>
-    <w:basedOn w:val="905"/>
+    <w:basedOn w:val="907"/>
     <w:uiPriority w:val="99"/>
     <w:pPr>
       <w:pBdr/>
@@ -16197,9 +16535,9 @@
       </w:tcPr>
     </w:tblStylePr>
   </w:style>
-  <w:style w:type="table" w:styleId="741">
+  <w:style w:type="table" w:styleId="743">
     <w:name w:val="Grid Table 3 - Accent 1"/>
-    <w:basedOn w:val="905"/>
+    <w:basedOn w:val="907"/>
     <w:uiPriority w:val="99"/>
     <w:pPr>
       <w:pBdr/>
@@ -16442,9 +16780,9 @@
       </w:tcPr>
     </w:tblStylePr>
   </w:style>
-  <w:style w:type="table" w:styleId="742">
+  <w:style w:type="table" w:styleId="744">
     <w:name w:val="Grid Table 3 - Accent 2"/>
-    <w:basedOn w:val="905"/>
+    <w:basedOn w:val="907"/>
     <w:uiPriority w:val="99"/>
     <w:pPr>
       <w:pBdr/>
@@ -16687,9 +17025,9 @@
       </w:tcPr>
     </w:tblStylePr>
   </w:style>
-  <w:style w:type="table" w:styleId="743">
+  <w:style w:type="table" w:styleId="745">
     <w:name w:val="Grid Table 3 - Accent 3"/>
-    <w:basedOn w:val="905"/>
+    <w:basedOn w:val="907"/>
     <w:uiPriority w:val="99"/>
     <w:pPr>
       <w:pBdr/>
@@ -16932,9 +17270,9 @@
       </w:tcPr>
     </w:tblStylePr>
   </w:style>
-  <w:style w:type="table" w:styleId="744">
+  <w:style w:type="table" w:styleId="746">
     <w:name w:val="Grid Table 3 - Accent 4"/>
-    <w:basedOn w:val="905"/>
+    <w:basedOn w:val="907"/>
     <w:uiPriority w:val="99"/>
     <w:pPr>
       <w:pBdr/>
@@ -17177,9 +17515,9 @@
       </w:tcPr>
     </w:tblStylePr>
   </w:style>
-  <w:style w:type="table" w:styleId="745">
+  <w:style w:type="table" w:styleId="747">
     <w:name w:val="Grid Table 3 - Accent 5"/>
-    <w:basedOn w:val="905"/>
+    <w:basedOn w:val="907"/>
     <w:uiPriority w:val="99"/>
     <w:pPr>
       <w:pBdr/>
@@ -17422,9 +17760,9 @@
       </w:tcPr>
     </w:tblStylePr>
   </w:style>
-  <w:style w:type="table" w:styleId="746">
+  <w:style w:type="table" w:styleId="748">
     <w:name w:val="Grid Table 3 - Accent 6"/>
-    <w:basedOn w:val="905"/>
+    <w:basedOn w:val="907"/>
     <w:uiPriority w:val="99"/>
     <w:pPr>
       <w:pBdr/>
@@ -17667,9 +18005,9 @@
       </w:tcPr>
     </w:tblStylePr>
   </w:style>
-  <w:style w:type="table" w:styleId="747">
+  <w:style w:type="table" w:styleId="749">
     <w:name w:val="Grid Table 4"/>
-    <w:basedOn w:val="905"/>
+    <w:basedOn w:val="907"/>
     <w:uiPriority w:val="59"/>
     <w:pPr>
       <w:pBdr/>
@@ -17900,9 +18238,9 @@
       </w:tcPr>
     </w:tblStylePr>
   </w:style>
-  <w:style w:type="table" w:styleId="748">
+  <w:style w:type="table" w:styleId="750">
     <w:name w:val="Grid Table 4 - Accent 1"/>
-    <w:basedOn w:val="905"/>
+    <w:basedOn w:val="907"/>
     <w:uiPriority w:val="59"/>
     <w:pPr>
       <w:pBdr/>
@@ -18133,9 +18471,9 @@
       </w:tcPr>
     </w:tblStylePr>
   </w:style>
-  <w:style w:type="table" w:styleId="749">
+  <w:style w:type="table" w:styleId="751">
     <w:name w:val="Grid Table 4 - Accent 2"/>
-    <w:basedOn w:val="905"/>
+    <w:basedOn w:val="907"/>
     <w:uiPriority w:val="59"/>
     <w:pPr>
       <w:pBdr/>
@@ -18366,9 +18704,9 @@
       </w:tcPr>
     </w:tblStylePr>
   </w:style>
-  <w:style w:type="table" w:styleId="750">
+  <w:style w:type="table" w:styleId="752">
     <w:name w:val="Grid Table 4 - Accent 3"/>
-    <w:basedOn w:val="905"/>
+    <w:basedOn w:val="907"/>
     <w:uiPriority w:val="59"/>
     <w:pPr>
       <w:pBdr/>
@@ -18599,9 +18937,9 @@
       </w:tcPr>
     </w:tblStylePr>
   </w:style>
-  <w:style w:type="table" w:styleId="751">
+  <w:style w:type="table" w:styleId="753">
     <w:name w:val="Grid Table 4 - Accent 4"/>
-    <w:basedOn w:val="905"/>
+    <w:basedOn w:val="907"/>
     <w:uiPriority w:val="59"/>
     <w:pPr>
       <w:pBdr/>
@@ -18832,9 +19170,9 @@
       </w:tcPr>
     </w:tblStylePr>
   </w:style>
-  <w:style w:type="table" w:styleId="752">
+  <w:style w:type="table" w:styleId="754">
     <w:name w:val="Grid Table 4 - Accent 5"/>
-    <w:basedOn w:val="905"/>
+    <w:basedOn w:val="907"/>
     <w:uiPriority w:val="59"/>
     <w:pPr>
       <w:pBdr/>
@@ -19065,9 +19403,9 @@
       </w:tcPr>
     </w:tblStylePr>
   </w:style>
-  <w:style w:type="table" w:styleId="753">
+  <w:style w:type="table" w:styleId="755">
     <w:name w:val="Grid Table 4 - Accent 6"/>
-    <w:basedOn w:val="905"/>
+    <w:basedOn w:val="907"/>
     <w:uiPriority w:val="59"/>
     <w:pPr>
       <w:pBdr/>
@@ -19298,9 +19636,9 @@
       </w:tcPr>
     </w:tblStylePr>
   </w:style>
-  <w:style w:type="table" w:styleId="754">
+  <w:style w:type="table" w:styleId="756">
     <w:name w:val="Grid Table 5 Dark"/>
-    <w:basedOn w:val="905"/>
+    <w:basedOn w:val="907"/>
     <w:uiPriority w:val="99"/>
     <w:pPr>
       <w:pBdr/>
@@ -19526,9 +19864,9 @@
       </w:tcPr>
     </w:tblStylePr>
   </w:style>
-  <w:style w:type="table" w:styleId="755">
+  <w:style w:type="table" w:styleId="757">
     <w:name w:val="Grid Table 5 Dark- Accent 1"/>
-    <w:basedOn w:val="905"/>
+    <w:basedOn w:val="907"/>
     <w:uiPriority w:val="99"/>
     <w:pPr>
       <w:pBdr/>
@@ -19754,9 +20092,9 @@
       </w:tcPr>
     </w:tblStylePr>
   </w:style>
-  <w:style w:type="table" w:styleId="756">
+  <w:style w:type="table" w:styleId="758">
     <w:name w:val="Grid Table 5 Dark - Accent 2"/>
-    <w:basedOn w:val="905"/>
+    <w:basedOn w:val="907"/>
     <w:uiPriority w:val="99"/>
     <w:pPr>
       <w:pBdr/>
@@ -19982,9 +20320,9 @@
       </w:tcPr>
     </w:tblStylePr>
   </w:style>
-  <w:style w:type="table" w:styleId="757">
+  <w:style w:type="table" w:styleId="759">
     <w:name w:val="Grid Table 5 Dark - Accent 3"/>
-    <w:basedOn w:val="905"/>
+    <w:basedOn w:val="907"/>
     <w:uiPriority w:val="99"/>
     <w:pPr>
       <w:pBdr/>
@@ -20210,9 +20548,9 @@
       </w:tcPr>
     </w:tblStylePr>
   </w:style>
-  <w:style w:type="table" w:styleId="758">
+  <w:style w:type="table" w:styleId="760">
     <w:name w:val="Grid Table 5 Dark- Accent 4"/>
-    <w:basedOn w:val="905"/>
+    <w:basedOn w:val="907"/>
     <w:uiPriority w:val="99"/>
     <w:pPr>
       <w:pBdr/>
@@ -20438,9 +20776,9 @@
       </w:tcPr>
     </w:tblStylePr>
   </w:style>
-  <w:style w:type="table" w:styleId="759">
+  <w:style w:type="table" w:styleId="761">
     <w:name w:val="Grid Table 5 Dark - Accent 5"/>
-    <w:basedOn w:val="905"/>
+    <w:basedOn w:val="907"/>
     <w:uiPriority w:val="99"/>
     <w:pPr>
       <w:pBdr/>
@@ -20666,9 +21004,9 @@
       </w:tcPr>
     </w:tblStylePr>
   </w:style>
-  <w:style w:type="table" w:styleId="760">
+  <w:style w:type="table" w:styleId="762">
     <w:name w:val="Grid Table 5 Dark - Accent 6"/>
-    <w:basedOn w:val="905"/>
+    <w:basedOn w:val="907"/>
     <w:uiPriority w:val="99"/>
     <w:pPr>
       <w:pBdr/>
@@ -20894,9 +21232,9 @@
       </w:tcPr>
     </w:tblStylePr>
   </w:style>
-  <w:style w:type="table" w:styleId="761">
+  <w:style w:type="table" w:styleId="763">
     <w:name w:val="Grid Table 6 Colorful"/>
-    <w:basedOn w:val="905"/>
+    <w:basedOn w:val="907"/>
     <w:uiPriority w:val="99"/>
     <w:pPr>
       <w:pBdr/>
@@ -21124,9 +21462,9 @@
       </w:tcPr>
     </w:tblStylePr>
   </w:style>
-  <w:style w:type="table" w:styleId="762">
+  <w:style w:type="table" w:styleId="764">
     <w:name w:val="Grid Table 6 Colorful - Accent 1"/>
-    <w:basedOn w:val="905"/>
+    <w:basedOn w:val="907"/>
     <w:uiPriority w:val="99"/>
     <w:pPr>
       <w:pBdr/>
@@ -21354,9 +21692,9 @@
       </w:tcPr>
     </w:tblStylePr>
   </w:style>
-  <w:style w:type="table" w:styleId="763">
+  <w:style w:type="table" w:styleId="765">
     <w:name w:val="Grid Table 6 Colorful - Accent 2"/>
-    <w:basedOn w:val="905"/>
+    <w:basedOn w:val="907"/>
     <w:uiPriority w:val="99"/>
     <w:pPr>
       <w:pBdr/>
@@ -21584,9 +21922,9 @@
       </w:tcPr>
     </w:tblStylePr>
   </w:style>
-  <w:style w:type="table" w:styleId="764">
+  <w:style w:type="table" w:styleId="766">
     <w:name w:val="Grid Table 6 Colorful - Accent 3"/>
-    <w:basedOn w:val="905"/>
+    <w:basedOn w:val="907"/>
     <w:uiPriority w:val="99"/>
     <w:pPr>
       <w:pBdr/>
@@ -21814,9 +22152,9 @@
       </w:tcPr>
     </w:tblStylePr>
   </w:style>
-  <w:style w:type="table" w:styleId="765">
+  <w:style w:type="table" w:styleId="767">
     <w:name w:val="Grid Table 6 Colorful - Accent 4"/>
-    <w:basedOn w:val="905"/>
+    <w:basedOn w:val="907"/>
     <w:uiPriority w:val="99"/>
     <w:pPr>
       <w:pBdr/>
@@ -22044,9 +22382,9 @@
       </w:tcPr>
     </w:tblStylePr>
   </w:style>
-  <w:style w:type="table" w:styleId="766">
+  <w:style w:type="table" w:styleId="768">
     <w:name w:val="Grid Table 6 Colorful - Accent 5"/>
-    <w:basedOn w:val="905"/>
+    <w:basedOn w:val="907"/>
     <w:uiPriority w:val="99"/>
     <w:pPr>
       <w:pBdr/>
@@ -22274,9 +22612,9 @@
       </w:tcPr>
     </w:tblStylePr>
   </w:style>
-  <w:style w:type="table" w:styleId="767">
+  <w:style w:type="table" w:styleId="769">
     <w:name w:val="Grid Table 6 Colorful - Accent 6"/>
-    <w:basedOn w:val="905"/>
+    <w:basedOn w:val="907"/>
     <w:uiPriority w:val="99"/>
     <w:pPr>
       <w:pBdr/>
@@ -22504,9 +22842,9 @@
       </w:tcPr>
     </w:tblStylePr>
   </w:style>
-  <w:style w:type="table" w:styleId="768">
+  <w:style w:type="table" w:styleId="770">
     <w:name w:val="Grid Table 7 Colorful"/>
-    <w:basedOn w:val="905"/>
+    <w:basedOn w:val="907"/>
     <w:uiPriority w:val="99"/>
     <w:pPr>
       <w:pBdr/>
@@ -22758,9 +23096,9 @@
       </w:tcPr>
     </w:tblStylePr>
   </w:style>
-  <w:style w:type="table" w:styleId="769">
+  <w:style w:type="table" w:styleId="771">
     <w:name w:val="Grid Table 7 Colorful - Accent 1"/>
-    <w:basedOn w:val="905"/>
+    <w:basedOn w:val="907"/>
     <w:uiPriority w:val="99"/>
     <w:pPr>
       <w:pBdr/>
@@ -23012,9 +23350,9 @@
       </w:tcPr>
     </w:tblStylePr>
   </w:style>
-  <w:style w:type="table" w:styleId="770">
+  <w:style w:type="table" w:styleId="772">
     <w:name w:val="Grid Table 7 Colorful - Accent 2"/>
-    <w:basedOn w:val="905"/>
+    <w:basedOn w:val="907"/>
     <w:uiPriority w:val="99"/>
     <w:pPr>
       <w:pBdr/>
@@ -23266,9 +23604,9 @@
       </w:tcPr>
     </w:tblStylePr>
   </w:style>
-  <w:style w:type="table" w:styleId="771">
+  <w:style w:type="table" w:styleId="773">
     <w:name w:val="Grid Table 7 Colorful - Accent 3"/>
-    <w:basedOn w:val="905"/>
+    <w:basedOn w:val="907"/>
     <w:uiPriority w:val="99"/>
     <w:pPr>
       <w:pBdr/>
@@ -23520,9 +23858,9 @@
       </w:tcPr>
     </w:tblStylePr>
   </w:style>
-  <w:style w:type="table" w:styleId="772">
+  <w:style w:type="table" w:styleId="774">
     <w:name w:val="Grid Table 7 Colorful - Accent 4"/>
-    <w:basedOn w:val="905"/>
+    <w:basedOn w:val="907"/>
     <w:uiPriority w:val="99"/>
     <w:pPr>
       <w:pBdr/>
@@ -23774,9 +24112,9 @@
       </w:tcPr>
     </w:tblStylePr>
   </w:style>
-  <w:style w:type="table" w:styleId="773">
+  <w:style w:type="table" w:styleId="775">
     <w:name w:val="Grid Table 7 Colorful - Accent 5"/>
-    <w:basedOn w:val="905"/>
+    <w:basedOn w:val="907"/>
     <w:uiPriority w:val="99"/>
     <w:pPr>
       <w:pBdr/>
@@ -24028,9 +24366,9 @@
       </w:tcPr>
     </w:tblStylePr>
   </w:style>
-  <w:style w:type="table" w:styleId="774">
+  <w:style w:type="table" w:styleId="776">
     <w:name w:val="Grid Table 7 Colorful - Accent 6"/>
-    <w:basedOn w:val="905"/>
+    <w:basedOn w:val="907"/>
     <w:uiPriority w:val="99"/>
     <w:pPr>
       <w:pBdr/>
@@ -24282,9 +24620,9 @@
       </w:tcPr>
     </w:tblStylePr>
   </w:style>
-  <w:style w:type="table" w:styleId="775">
+  <w:style w:type="table" w:styleId="777">
     <w:name w:val="List Table 1 Light"/>
-    <w:basedOn w:val="905"/>
+    <w:basedOn w:val="907"/>
     <w:uiPriority w:val="99"/>
     <w:pPr>
       <w:pBdr/>
@@ -24498,9 +24836,9 @@
       </w:tcPr>
     </w:tblStylePr>
   </w:style>
-  <w:style w:type="table" w:styleId="776">
+  <w:style w:type="table" w:styleId="778">
     <w:name w:val="List Table 1 Light - Accent 1"/>
-    <w:basedOn w:val="905"/>
+    <w:basedOn w:val="907"/>
     <w:uiPriority w:val="99"/>
     <w:pPr>
       <w:pBdr/>
@@ -24714,9 +25052,9 @@
       </w:tcPr>
     </w:tblStylePr>
   </w:style>
-  <w:style w:type="table" w:styleId="777">
+  <w:style w:type="table" w:styleId="779">
     <w:name w:val="List Table 1 Light - Accent 2"/>
-    <w:basedOn w:val="905"/>
+    <w:basedOn w:val="907"/>
     <w:uiPriority w:val="99"/>
     <w:pPr>
       <w:pBdr/>
@@ -24930,9 +25268,9 @@
       </w:tcPr>
     </w:tblStylePr>
   </w:style>
-  <w:style w:type="table" w:styleId="778">
+  <w:style w:type="table" w:styleId="780">
     <w:name w:val="List Table 1 Light - Accent 3"/>
-    <w:basedOn w:val="905"/>
+    <w:basedOn w:val="907"/>
     <w:uiPriority w:val="99"/>
     <w:pPr>
       <w:pBdr/>
@@ -25146,9 +25484,9 @@
       </w:tcPr>
     </w:tblStylePr>
   </w:style>
-  <w:style w:type="table" w:styleId="779">
+  <w:style w:type="table" w:styleId="781">
     <w:name w:val="List Table 1 Light - Accent 4"/>
-    <w:basedOn w:val="905"/>
+    <w:basedOn w:val="907"/>
     <w:uiPriority w:val="99"/>
     <w:pPr>
       <w:pBdr/>
@@ -25362,9 +25700,9 @@
       </w:tcPr>
     </w:tblStylePr>
   </w:style>
-  <w:style w:type="table" w:styleId="780">
+  <w:style w:type="table" w:styleId="782">
     <w:name w:val="List Table 1 Light - Accent 5"/>
-    <w:basedOn w:val="905"/>
+    <w:basedOn w:val="907"/>
     <w:uiPriority w:val="99"/>
     <w:pPr>
       <w:pBdr/>
@@ -25578,9 +25916,9 @@
       </w:tcPr>
     </w:tblStylePr>
   </w:style>
-  <w:style w:type="table" w:styleId="781">
+  <w:style w:type="table" w:styleId="783">
     <w:name w:val="List Table 1 Light - Accent 6"/>
-    <w:basedOn w:val="905"/>
+    <w:basedOn w:val="907"/>
     <w:uiPriority w:val="99"/>
     <w:pPr>
       <w:pBdr/>
@@ -25794,9 +26132,9 @@
       </w:tcPr>
     </w:tblStylePr>
   </w:style>
-  <w:style w:type="table" w:styleId="782">
+  <w:style w:type="table" w:styleId="784">
     <w:name w:val="List Table 2"/>
-    <w:basedOn w:val="905"/>
+    <w:basedOn w:val="907"/>
     <w:uiPriority w:val="99"/>
     <w:pPr>
       <w:pBdr/>
@@ -26032,9 +26370,9 @@
       </w:tcPr>
     </w:tblStylePr>
   </w:style>
-  <w:style w:type="table" w:styleId="783">
+  <w:style w:type="table" w:styleId="785">
     <w:name w:val="List Table 2 - Accent 1"/>
-    <w:basedOn w:val="905"/>
+    <w:basedOn w:val="907"/>
     <w:uiPriority w:val="99"/>
     <w:pPr>
       <w:pBdr/>
@@ -26270,9 +26608,9 @@
       </w:tcPr>
     </w:tblStylePr>
   </w:style>
-  <w:style w:type="table" w:styleId="784">
+  <w:style w:type="table" w:styleId="786">
     <w:name w:val="List Table 2 - Accent 2"/>
-    <w:basedOn w:val="905"/>
+    <w:basedOn w:val="907"/>
     <w:uiPriority w:val="99"/>
     <w:pPr>
       <w:pBdr/>
@@ -26508,9 +26846,9 @@
       </w:tcPr>
     </w:tblStylePr>
   </w:style>
-  <w:style w:type="table" w:styleId="785">
+  <w:style w:type="table" w:styleId="787">
     <w:name w:val="List Table 2 - Accent 3"/>
-    <w:basedOn w:val="905"/>
+    <w:basedOn w:val="907"/>
     <w:uiPriority w:val="99"/>
     <w:pPr>
       <w:pBdr/>
@@ -26746,9 +27084,9 @@
       </w:tcPr>
     </w:tblStylePr>
   </w:style>
-  <w:style w:type="table" w:styleId="786">
+  <w:style w:type="table" w:styleId="788">
     <w:name w:val="List Table 2 - Accent 4"/>
-    <w:basedOn w:val="905"/>
+    <w:basedOn w:val="907"/>
     <w:uiPriority w:val="99"/>
     <w:pPr>
       <w:pBdr/>
@@ -26984,9 +27322,9 @@
       </w:tcPr>
     </w:tblStylePr>
   </w:style>
-  <w:style w:type="table" w:styleId="787">
+  <w:style w:type="table" w:styleId="789">
     <w:name w:val="List Table 2 - Accent 5"/>
-    <w:basedOn w:val="905"/>
+    <w:basedOn w:val="907"/>
     <w:uiPriority w:val="99"/>
     <w:pPr>
       <w:pBdr/>
@@ -27222,9 +27560,9 @@
       </w:tcPr>
     </w:tblStylePr>
   </w:style>
-  <w:style w:type="table" w:styleId="788">
+  <w:style w:type="table" w:styleId="790">
     <w:name w:val="List Table 2 - Accent 6"/>
-    <w:basedOn w:val="905"/>
+    <w:basedOn w:val="907"/>
     <w:uiPriority w:val="99"/>
     <w:pPr>
       <w:pBdr/>
@@ -27460,9 +27798,9 @@
       </w:tcPr>
     </w:tblStylePr>
   </w:style>
-  <w:style w:type="table" w:styleId="789">
+  <w:style w:type="table" w:styleId="791">
     <w:name w:val="List Table 3"/>
-    <w:basedOn w:val="905"/>
+    <w:basedOn w:val="907"/>
     <w:uiPriority w:val="99"/>
     <w:pPr>
       <w:pBdr/>
@@ -27688,9 +28026,9 @@
       </w:tcPr>
     </w:tblStylePr>
   </w:style>
-  <w:style w:type="table" w:styleId="790">
+  <w:style w:type="table" w:styleId="792">
     <w:name w:val="List Table 3 - Accent 1"/>
-    <w:basedOn w:val="905"/>
+    <w:basedOn w:val="907"/>
     <w:uiPriority w:val="99"/>
     <w:pPr>
       <w:pBdr/>
@@ -27916,9 +28254,9 @@
       </w:tcPr>
     </w:tblStylePr>
   </w:style>
-  <w:style w:type="table" w:styleId="791">
+  <w:style w:type="table" w:styleId="793">
     <w:name w:val="List Table 3 - Accent 2"/>
-    <w:basedOn w:val="905"/>
+    <w:basedOn w:val="907"/>
     <w:uiPriority w:val="99"/>
     <w:pPr>
       <w:pBdr/>
@@ -28144,9 +28482,9 @@
       </w:tcPr>
     </w:tblStylePr>
   </w:style>
-  <w:style w:type="table" w:styleId="792">
+  <w:style w:type="table" w:styleId="794">
     <w:name w:val="List Table 3 - Accent 3"/>
-    <w:basedOn w:val="905"/>
+    <w:basedOn w:val="907"/>
     <w:uiPriority w:val="99"/>
     <w:pPr>
       <w:pBdr/>
@@ -28372,9 +28710,9 @@
       </w:tcPr>
     </w:tblStylePr>
   </w:style>
-  <w:style w:type="table" w:styleId="793">
+  <w:style w:type="table" w:styleId="795">
     <w:name w:val="List Table 3 - Accent 4"/>
-    <w:basedOn w:val="905"/>
+    <w:basedOn w:val="907"/>
     <w:uiPriority w:val="99"/>
     <w:pPr>
       <w:pBdr/>
@@ -28600,9 +28938,9 @@
       </w:tcPr>
     </w:tblStylePr>
   </w:style>
-  <w:style w:type="table" w:styleId="794">
+  <w:style w:type="table" w:styleId="796">
     <w:name w:val="List Table 3 - Accent 5"/>
-    <w:basedOn w:val="905"/>
+    <w:basedOn w:val="907"/>
     <w:uiPriority w:val="99"/>
     <w:pPr>
       <w:pBdr/>
@@ -28828,9 +29166,9 @@
       </w:tcPr>
     </w:tblStylePr>
   </w:style>
-  <w:style w:type="table" w:styleId="795">
+  <w:style w:type="table" w:styleId="797">
     <w:name w:val="List Table 3 - Accent 6"/>
-    <w:basedOn w:val="905"/>
+    <w:basedOn w:val="907"/>
     <w:uiPriority w:val="99"/>
     <w:pPr>
       <w:pBdr/>
@@ -29056,9 +29394,9 @@
       </w:tcPr>
     </w:tblStylePr>
   </w:style>
-  <w:style w:type="table" w:styleId="796">
+  <w:style w:type="table" w:styleId="798">
     <w:name w:val="List Table 4"/>
-    <w:basedOn w:val="905"/>
+    <w:basedOn w:val="907"/>
     <w:uiPriority w:val="99"/>
     <w:pPr>
       <w:pBdr/>
@@ -29281,9 +29619,9 @@
       </w:tcPr>
     </w:tblStylePr>
   </w:style>
-  <w:style w:type="table" w:styleId="797">
+  <w:style w:type="table" w:styleId="799">
     <w:name w:val="List Table 4 - Accent 1"/>
-    <w:basedOn w:val="905"/>
+    <w:basedOn w:val="907"/>
     <w:uiPriority w:val="99"/>
     <w:pPr>
       <w:pBdr/>
@@ -29506,9 +29844,9 @@
       </w:tcPr>
     </w:tblStylePr>
   </w:style>
-  <w:style w:type="table" w:styleId="798">
+  <w:style w:type="table" w:styleId="800">
     <w:name w:val="List Table 4 - Accent 2"/>
-    <w:basedOn w:val="905"/>
+    <w:basedOn w:val="907"/>
     <w:uiPriority w:val="99"/>
     <w:pPr>
       <w:pBdr/>
@@ -29731,9 +30069,9 @@
       </w:tcPr>
     </w:tblStylePr>
   </w:style>
-  <w:style w:type="table" w:styleId="799">
+  <w:style w:type="table" w:styleId="801">
     <w:name w:val="List Table 4 - Accent 3"/>
-    <w:basedOn w:val="905"/>
+    <w:basedOn w:val="907"/>
     <w:uiPriority w:val="99"/>
     <w:pPr>
       <w:pBdr/>
@@ -29956,9 +30294,9 @@
       </w:tcPr>
     </w:tblStylePr>
   </w:style>
-  <w:style w:type="table" w:styleId="800">
+  <w:style w:type="table" w:styleId="802">
     <w:name w:val="List Table 4 - Accent 4"/>
-    <w:basedOn w:val="905"/>
+    <w:basedOn w:val="907"/>
     <w:uiPriority w:val="99"/>
     <w:pPr>
       <w:pBdr/>
@@ -30181,9 +30519,9 @@
       </w:tcPr>
     </w:tblStylePr>
   </w:style>
-  <w:style w:type="table" w:styleId="801">
+  <w:style w:type="table" w:styleId="803">
     <w:name w:val="List Table 4 - Accent 5"/>
-    <w:basedOn w:val="905"/>
+    <w:basedOn w:val="907"/>
     <w:uiPriority w:val="99"/>
     <w:pPr>
       <w:pBdr/>
@@ -30406,9 +30744,9 @@
       </w:tcPr>
     </w:tblStylePr>
   </w:style>
-  <w:style w:type="table" w:styleId="802">
+  <w:style w:type="table" w:styleId="804">
     <w:name w:val="List Table 4 - Accent 6"/>
-    <w:basedOn w:val="905"/>
+    <w:basedOn w:val="907"/>
     <w:uiPriority w:val="99"/>
     <w:pPr>
       <w:pBdr/>
@@ -30631,9 +30969,9 @@
       </w:tcPr>
     </w:tblStylePr>
   </w:style>
-  <w:style w:type="table" w:styleId="803">
+  <w:style w:type="table" w:styleId="805">
     <w:name w:val="List Table 5 Dark"/>
-    <w:basedOn w:val="905"/>
+    <w:basedOn w:val="907"/>
     <w:uiPriority w:val="99"/>
     <w:pPr>
       <w:pBdr/>
@@ -30873,9 +31211,9 @@
       </w:tcPr>
     </w:tblStylePr>
   </w:style>
-  <w:style w:type="table" w:styleId="804">
+  <w:style w:type="table" w:styleId="806">
     <w:name w:val="List Table 5 Dark - Accent 1"/>
-    <w:basedOn w:val="905"/>
+    <w:basedOn w:val="907"/>
     <w:uiPriority w:val="99"/>
     <w:pPr>
       <w:pBdr/>
@@ -31115,9 +31453,9 @@
       </w:tcPr>
     </w:tblStylePr>
   </w:style>
-  <w:style w:type="table" w:styleId="805">
+  <w:style w:type="table" w:styleId="807">
     <w:name w:val="List Table 5 Dark - Accent 2"/>
-    <w:basedOn w:val="905"/>
+    <w:basedOn w:val="907"/>
     <w:uiPriority w:val="99"/>
     <w:pPr>
       <w:pBdr/>
@@ -31357,9 +31695,9 @@
       </w:tcPr>
     </w:tblStylePr>
   </w:style>
-  <w:style w:type="table" w:styleId="806">
+  <w:style w:type="table" w:styleId="808">
     <w:name w:val="List Table 5 Dark - Accent 3"/>
-    <w:basedOn w:val="905"/>
+    <w:basedOn w:val="907"/>
     <w:uiPriority w:val="99"/>
     <w:pPr>
       <w:pBdr/>
@@ -31599,9 +31937,9 @@
       </w:tcPr>
     </w:tblStylePr>
   </w:style>
-  <w:style w:type="table" w:styleId="807">
+  <w:style w:type="table" w:styleId="809">
     <w:name w:val="List Table 5 Dark - Accent 4"/>
-    <w:basedOn w:val="905"/>
+    <w:basedOn w:val="907"/>
     <w:uiPriority w:val="99"/>
     <w:pPr>
       <w:pBdr/>
@@ -31841,9 +32179,9 @@
       </w:tcPr>
     </w:tblStylePr>
   </w:style>
-  <w:style w:type="table" w:styleId="808">
+  <w:style w:type="table" w:styleId="810">
     <w:name w:val="List Table 5 Dark - Accent 5"/>
-    <w:basedOn w:val="905"/>
+    <w:basedOn w:val="907"/>
     <w:uiPriority w:val="99"/>
     <w:pPr>
       <w:pBdr/>
@@ -32083,9 +32421,9 @@
       </w:tcPr>
     </w:tblStylePr>
   </w:style>
-  <w:style w:type="table" w:styleId="809">
+  <w:style w:type="table" w:styleId="811">
     <w:name w:val="List Table 5 Dark - Accent 6"/>
-    <w:basedOn w:val="905"/>
+    <w:basedOn w:val="907"/>
     <w:uiPriority w:val="99"/>
     <w:pPr>
       <w:pBdr/>
@@ -32325,9 +32663,9 @@
       </w:tcPr>
     </w:tblStylePr>
   </w:style>
-  <w:style w:type="table" w:styleId="810">
+  <w:style w:type="table" w:styleId="812">
     <w:name w:val="List Table 6 Colorful"/>
-    <w:basedOn w:val="905"/>
+    <w:basedOn w:val="907"/>
     <w:uiPriority w:val="99"/>
     <w:pPr>
       <w:pBdr/>
@@ -32548,9 +32886,9 @@
       </w:tcPr>
     </w:tblStylePr>
   </w:style>
-  <w:style w:type="table" w:styleId="811">
+  <w:style w:type="table" w:styleId="813">
     <w:name w:val="List Table 6 Colorful - Accent 1"/>
-    <w:basedOn w:val="905"/>
+    <w:basedOn w:val="907"/>
     <w:uiPriority w:val="99"/>
     <w:pPr>
       <w:pBdr/>
@@ -32771,9 +33109,9 @@
       </w:tcPr>
     </w:tblStylePr>
   </w:style>
-  <w:style w:type="table" w:styleId="812">
+  <w:style w:type="table" w:styleId="814">
     <w:name w:val="List Table 6 Colorful - Accent 2"/>
-    <w:basedOn w:val="905"/>
+    <w:basedOn w:val="907"/>
     <w:uiPriority w:val="99"/>
     <w:pPr>
       <w:pBdr/>
@@ -32994,9 +33332,9 @@
       </w:tcPr>
     </w:tblStylePr>
   </w:style>
-  <w:style w:type="table" w:styleId="813">
+  <w:style w:type="table" w:styleId="815">
     <w:name w:val="List Table 6 Colorful - Accent 3"/>
-    <w:basedOn w:val="905"/>
+    <w:basedOn w:val="907"/>
     <w:uiPriority w:val="99"/>
     <w:pPr>
       <w:pBdr/>
@@ -33217,9 +33555,9 @@
       </w:tcPr>
     </w:tblStylePr>
   </w:style>
-  <w:style w:type="table" w:styleId="814">
+  <w:style w:type="table" w:styleId="816">
     <w:name w:val="List Table 6 Colorful - Accent 4"/>
-    <w:basedOn w:val="905"/>
+    <w:basedOn w:val="907"/>
     <w:uiPriority w:val="99"/>
     <w:pPr>
       <w:pBdr/>
@@ -33440,9 +33778,9 @@
       </w:tcPr>
     </w:tblStylePr>
   </w:style>
-  <w:style w:type="table" w:styleId="815">
+  <w:style w:type="table" w:styleId="817">
     <w:name w:val="List Table 6 Colorful - Accent 5"/>
-    <w:basedOn w:val="905"/>
+    <w:basedOn w:val="907"/>
     <w:uiPriority w:val="99"/>
     <w:pPr>
       <w:pBdr/>
@@ -33663,9 +34001,9 @@
       </w:tcPr>
     </w:tblStylePr>
   </w:style>
-  <w:style w:type="table" w:styleId="816">
+  <w:style w:type="table" w:styleId="818">
     <w:name w:val="List Table 6 Colorful - Accent 6"/>
-    <w:basedOn w:val="905"/>
+    <w:basedOn w:val="907"/>
     <w:uiPriority w:val="99"/>
     <w:pPr>
       <w:pBdr/>
@@ -33886,9 +34224,9 @@
       </w:tcPr>
     </w:tblStylePr>
   </w:style>
-  <w:style w:type="table" w:styleId="817">
+  <w:style w:type="table" w:styleId="819">
     <w:name w:val="List Table 7 Colorful"/>
-    <w:basedOn w:val="905"/>
+    <w:basedOn w:val="907"/>
     <w:uiPriority w:val="99"/>
     <w:pPr>
       <w:pBdr/>
@@ -34142,9 +34480,9 @@
       </w:tcPr>
     </w:tblStylePr>
   </w:style>
-  <w:style w:type="table" w:styleId="818">
+  <w:style w:type="table" w:styleId="820">
     <w:name w:val="List Table 7 Colorful - Accent 1"/>
-    <w:basedOn w:val="905"/>
+    <w:basedOn w:val="907"/>
     <w:uiPriority w:val="99"/>
     <w:pPr>
       <w:pBdr/>
@@ -34398,9 +34736,9 @@
       </w:tcPr>
     </w:tblStylePr>
   </w:style>
-  <w:style w:type="table" w:styleId="819">
+  <w:style w:type="table" w:styleId="821">
     <w:name w:val="List Table 7 Colorful - Accent 2"/>
-    <w:basedOn w:val="905"/>
+    <w:basedOn w:val="907"/>
     <w:uiPriority w:val="99"/>
     <w:pPr>
       <w:pBdr/>
@@ -34654,9 +34992,9 @@
       </w:tcPr>
     </w:tblStylePr>
   </w:style>
-  <w:style w:type="table" w:styleId="820">
+  <w:style w:type="table" w:styleId="822">
     <w:name w:val="List Table 7 Colorful - Accent 3"/>
-    <w:basedOn w:val="905"/>
+    <w:basedOn w:val="907"/>
     <w:uiPriority w:val="99"/>
     <w:pPr>
       <w:pBdr/>
@@ -34910,9 +35248,9 @@
       </w:tcPr>
     </w:tblStylePr>
   </w:style>
-  <w:style w:type="table" w:styleId="821">
+  <w:style w:type="table" w:styleId="823">
     <w:name w:val="List Table 7 Colorful - Accent 4"/>
-    <w:basedOn w:val="905"/>
+    <w:basedOn w:val="907"/>
     <w:uiPriority w:val="99"/>
     <w:pPr>
       <w:pBdr/>
@@ -35166,9 +35504,9 @@
       </w:tcPr>
     </w:tblStylePr>
   </w:style>
-  <w:style w:type="table" w:styleId="822">
+  <w:style w:type="table" w:styleId="824">
     <w:name w:val="List Table 7 Colorful - Accent 5"/>
-    <w:basedOn w:val="905"/>
+    <w:basedOn w:val="907"/>
     <w:uiPriority w:val="99"/>
     <w:pPr>
       <w:pBdr/>
@@ -35422,9 +35760,9 @@
       </w:tcPr>
     </w:tblStylePr>
   </w:style>
-  <w:style w:type="table" w:styleId="823">
+  <w:style w:type="table" w:styleId="825">
     <w:name w:val="List Table 7 Colorful - Accent 6"/>
-    <w:basedOn w:val="905"/>
+    <w:basedOn w:val="907"/>
     <w:uiPriority w:val="99"/>
     <w:pPr>
       <w:pBdr/>
@@ -35678,9 +36016,9 @@
       </w:tcPr>
     </w:tblStylePr>
   </w:style>
-  <w:style w:type="table" w:styleId="824">
+  <w:style w:type="table" w:styleId="826">
     <w:name w:val="Lined - Accent"/>
-    <w:basedOn w:val="905"/>
+    <w:basedOn w:val="907"/>
     <w:uiPriority w:val="99"/>
     <w:pPr>
       <w:pBdr/>
@@ -35915,9 +36253,9 @@
       </w:tcPr>
     </w:tblStylePr>
   </w:style>
-  <w:style w:type="table" w:styleId="825">
+  <w:style w:type="table" w:styleId="827">
     <w:name w:val="Lined - Accent 1"/>
-    <w:basedOn w:val="905"/>
+    <w:basedOn w:val="907"/>
     <w:uiPriority w:val="99"/>
     <w:pPr>
       <w:pBdr/>
@@ -36152,9 +36490,9 @@
       </w:tcPr>
     </w:tblStylePr>
   </w:style>
-  <w:style w:type="table" w:styleId="826">
+  <w:style w:type="table" w:styleId="828">
     <w:name w:val="Lined - Accent 2"/>
-    <w:basedOn w:val="905"/>
+    <w:basedOn w:val="907"/>
     <w:uiPriority w:val="99"/>
     <w:pPr>
       <w:pBdr/>
@@ -36389,9 +36727,9 @@
       </w:tcPr>
     </w:tblStylePr>
   </w:style>
-  <w:style w:type="table" w:styleId="827">
+  <w:style w:type="table" w:styleId="829">
     <w:name w:val="Lined - Accent 3"/>
-    <w:basedOn w:val="905"/>
+    <w:basedOn w:val="907"/>
     <w:uiPriority w:val="99"/>
     <w:pPr>
       <w:pBdr/>
@@ -36626,9 +36964,9 @@
       </w:tcPr>
     </w:tblStylePr>
   </w:style>
-  <w:style w:type="table" w:styleId="828">
+  <w:style w:type="table" w:styleId="830">
     <w:name w:val="Lined - Accent 4"/>
-    <w:basedOn w:val="905"/>
+    <w:basedOn w:val="907"/>
     <w:uiPriority w:val="99"/>
     <w:pPr>
       <w:pBdr/>
@@ -36863,9 +37201,9 @@
       </w:tcPr>
     </w:tblStylePr>
   </w:style>
-  <w:style w:type="table" w:styleId="829">
+  <w:style w:type="table" w:styleId="831">
     <w:name w:val="Lined - Accent 5"/>
-    <w:basedOn w:val="905"/>
+    <w:basedOn w:val="907"/>
     <w:uiPriority w:val="99"/>
     <w:pPr>
       <w:pBdr/>
@@ -37100,9 +37438,9 @@
       </w:tcPr>
     </w:tblStylePr>
   </w:style>
-  <w:style w:type="table" w:styleId="830">
+  <w:style w:type="table" w:styleId="832">
     <w:name w:val="Lined - Accent 6"/>
-    <w:basedOn w:val="905"/>
+    <w:basedOn w:val="907"/>
     <w:uiPriority w:val="99"/>
     <w:pPr>
       <w:pBdr/>
@@ -37337,9 +37675,9 @@
       </w:tcPr>
     </w:tblStylePr>
   </w:style>
-  <w:style w:type="table" w:styleId="831">
+  <w:style w:type="table" w:styleId="833">
     <w:name w:val="Bordered &amp; Lined - Accent"/>
-    <w:basedOn w:val="905"/>
+    <w:basedOn w:val="907"/>
     <w:uiPriority w:val="99"/>
     <w:pPr>
       <w:pBdr/>
@@ -37581,9 +37919,9 @@
       </w:tcPr>
     </w:tblStylePr>
   </w:style>
-  <w:style w:type="table" w:styleId="832">
+  <w:style w:type="table" w:styleId="834">
     <w:name w:val="Bordered &amp; Lined - Accent 1"/>
-    <w:basedOn w:val="905"/>
+    <w:basedOn w:val="907"/>
     <w:uiPriority w:val="99"/>
     <w:pPr>
       <w:pBdr/>
@@ -37825,9 +38163,9 @@
       </w:tcPr>
     </w:tblStylePr>
   </w:style>
-  <w:style w:type="table" w:styleId="833">
+  <w:style w:type="table" w:styleId="835">
     <w:name w:val="Bordered &amp; Lined - Accent 2"/>
-    <w:basedOn w:val="905"/>
+    <w:basedOn w:val="907"/>
     <w:uiPriority w:val="99"/>
     <w:pPr>
       <w:pBdr/>
@@ -38069,9 +38407,9 @@
       </w:tcPr>
     </w:tblStylePr>
   </w:style>
-  <w:style w:type="table" w:styleId="834">
+  <w:style w:type="table" w:styleId="836">
     <w:name w:val="Bordered &amp; Lined - Accent 3"/>
-    <w:basedOn w:val="905"/>
+    <w:basedOn w:val="907"/>
     <w:uiPriority w:val="99"/>
     <w:pPr>
       <w:pBdr/>
@@ -38313,9 +38651,9 @@
       </w:tcPr>
     </w:tblStylePr>
   </w:style>
-  <w:style w:type="table" w:styleId="835">
+  <w:style w:type="table" w:styleId="837">
     <w:name w:val="Bordered &amp; Lined - Accent 4"/>
-    <w:basedOn w:val="905"/>
+    <w:basedOn w:val="907"/>
     <w:uiPriority w:val="99"/>
     <w:pPr>
       <w:pBdr/>
@@ -38557,9 +38895,9 @@
       </w:tcPr>
     </w:tblStylePr>
   </w:style>
-  <w:style w:type="table" w:styleId="836">
+  <w:style w:type="table" w:styleId="838">
     <w:name w:val="Bordered &amp; Lined - Accent 5"/>
-    <w:basedOn w:val="905"/>
+    <w:basedOn w:val="907"/>
     <w:uiPriority w:val="99"/>
     <w:pPr>
       <w:pBdr/>
@@ -38801,9 +39139,9 @@
       </w:tcPr>
     </w:tblStylePr>
   </w:style>
-  <w:style w:type="table" w:styleId="837">
+  <w:style w:type="table" w:styleId="839">
     <w:name w:val="Bordered &amp; Lined - Accent 6"/>
-    <w:basedOn w:val="905"/>
+    <w:basedOn w:val="907"/>
     <w:uiPriority w:val="99"/>
     <w:pPr>
       <w:pBdr/>
@@ -39045,9 +39383,9 @@
       </w:tcPr>
     </w:tblStylePr>
   </w:style>
-  <w:style w:type="table" w:styleId="838">
+  <w:style w:type="table" w:styleId="840">
     <w:name w:val="Bordered"/>
-    <w:basedOn w:val="905"/>
+    <w:basedOn w:val="907"/>
     <w:uiPriority w:val="99"/>
     <w:pPr>
       <w:pBdr/>
@@ -39276,9 +39614,9 @@
       </w:tcPr>
     </w:tblStylePr>
   </w:style>
-  <w:style w:type="table" w:styleId="839">
+  <w:style w:type="table" w:styleId="841">
     <w:name w:val="Bordered - Accent 1"/>
-    <w:basedOn w:val="905"/>
+    <w:basedOn w:val="907"/>
     <w:uiPriority w:val="99"/>
     <w:pPr>
       <w:pBdr/>
@@ -39507,9 +39845,9 @@
       </w:tcPr>
     </w:tblStylePr>
   </w:style>
-  <w:style w:type="table" w:styleId="840">
+  <w:style w:type="table" w:styleId="842">
     <w:name w:val="Bordered - Accent 2"/>
-    <w:basedOn w:val="905"/>
+    <w:basedOn w:val="907"/>
     <w:uiPriority w:val="99"/>
     <w:pPr>
       <w:pBdr/>
@@ -39738,9 +40076,9 @@
       </w:tcPr>
     </w:tblStylePr>
   </w:style>
-  <w:style w:type="table" w:styleId="841">
+  <w:style w:type="table" w:styleId="843">
     <w:name w:val="Bordered - Accent 3"/>
-    <w:basedOn w:val="905"/>
+    <w:basedOn w:val="907"/>
     <w:uiPriority w:val="99"/>
     <w:pPr>
       <w:pBdr/>
@@ -39969,9 +40307,9 @@
       </w:tcPr>
     </w:tblStylePr>
   </w:style>
-  <w:style w:type="table" w:styleId="842">
+  <w:style w:type="table" w:styleId="844">
     <w:name w:val="Bordered - Accent 4"/>
-    <w:basedOn w:val="905"/>
+    <w:basedOn w:val="907"/>
     <w:uiPriority w:val="99"/>
     <w:pPr>
       <w:pBdr/>
@@ -40200,9 +40538,9 @@
       </w:tcPr>
     </w:tblStylePr>
   </w:style>
-  <w:style w:type="table" w:styleId="843">
+  <w:style w:type="table" w:styleId="845">
     <w:name w:val="Bordered - Accent 5"/>
-    <w:basedOn w:val="905"/>
+    <w:basedOn w:val="907"/>
     <w:uiPriority w:val="99"/>
     <w:pPr>
       <w:pBdr/>
@@ -40431,9 +40769,9 @@
       </w:tcPr>
     </w:tblStylePr>
   </w:style>
-  <w:style w:type="table" w:styleId="844">
+  <w:style w:type="table" w:styleId="846">
     <w:name w:val="Bordered - Accent 6"/>
-    <w:basedOn w:val="905"/>
+    <w:basedOn w:val="907"/>
     <w:uiPriority w:val="99"/>
     <w:pPr>
       <w:pBdr/>
@@ -40662,11 +41000,11 @@
       </w:tcPr>
     </w:tblStylePr>
   </w:style>
-  <w:style w:type="paragraph" w:styleId="845">
+  <w:style w:type="paragraph" w:styleId="847">
     <w:name w:val="Heading 1"/>
-    <w:basedOn w:val="904"/>
-    <w:next w:val="904"/>
-    <w:link w:val="855"/>
+    <w:basedOn w:val="906"/>
+    <w:next w:val="906"/>
+    <w:link w:val="857"/>
     <w:uiPriority w:val="9"/>
     <w:qFormat/>
     <w:pPr>
@@ -40684,11 +41022,11 @@
       <w:szCs w:val="40"/>
     </w:rPr>
   </w:style>
-  <w:style w:type="paragraph" w:styleId="846">
+  <w:style w:type="paragraph" w:styleId="848">
     <w:name w:val="Heading 2"/>
-    <w:basedOn w:val="904"/>
-    <w:next w:val="904"/>
-    <w:link w:val="856"/>
+    <w:basedOn w:val="906"/>
+    <w:next w:val="906"/>
+    <w:link w:val="858"/>
     <w:uiPriority w:val="9"/>
     <w:unhideWhenUsed/>
     <w:qFormat/>
@@ -40707,11 +41045,11 @@
       <w:szCs w:val="32"/>
     </w:rPr>
   </w:style>
-  <w:style w:type="paragraph" w:styleId="847">
+  <w:style w:type="paragraph" w:styleId="849">
     <w:name w:val="Heading 3"/>
-    <w:basedOn w:val="904"/>
-    <w:next w:val="904"/>
-    <w:link w:val="857"/>
+    <w:basedOn w:val="906"/>
+    <w:next w:val="906"/>
+    <w:link w:val="859"/>
     <w:uiPriority w:val="9"/>
     <w:unhideWhenUsed/>
     <w:qFormat/>
@@ -40730,11 +41068,11 @@
       <w:szCs w:val="28"/>
     </w:rPr>
   </w:style>
-  <w:style w:type="paragraph" w:styleId="848">
+  <w:style w:type="paragraph" w:styleId="850">
     <w:name w:val="Heading 4"/>
-    <w:basedOn w:val="904"/>
-    <w:next w:val="904"/>
-    <w:link w:val="858"/>
+    <w:basedOn w:val="906"/>
+    <w:next w:val="906"/>
+    <w:link w:val="860"/>
     <w:uiPriority w:val="9"/>
     <w:unhideWhenUsed/>
     <w:qFormat/>
@@ -40753,11 +41091,11 @@
       <w:color w:val="0f4761" w:themeColor="accent1" w:themeShade="BF"/>
     </w:rPr>
   </w:style>
-  <w:style w:type="paragraph" w:styleId="849">
+  <w:style w:type="paragraph" w:styleId="851">
     <w:name w:val="Heading 5"/>
-    <w:basedOn w:val="904"/>
-    <w:next w:val="904"/>
-    <w:link w:val="859"/>
+    <w:basedOn w:val="906"/>
+    <w:next w:val="906"/>
+    <w:link w:val="861"/>
     <w:uiPriority w:val="9"/>
     <w:unhideWhenUsed/>
     <w:qFormat/>
@@ -40774,11 +41112,11 @@
       <w:color w:val="0f4761" w:themeColor="accent1" w:themeShade="BF"/>
     </w:rPr>
   </w:style>
-  <w:style w:type="paragraph" w:styleId="850">
+  <w:style w:type="paragraph" w:styleId="852">
     <w:name w:val="Heading 6"/>
-    <w:basedOn w:val="904"/>
-    <w:next w:val="904"/>
-    <w:link w:val="860"/>
+    <w:basedOn w:val="906"/>
+    <w:next w:val="906"/>
+    <w:link w:val="862"/>
     <w:uiPriority w:val="9"/>
     <w:unhideWhenUsed/>
     <w:qFormat/>
@@ -40797,11 +41135,11 @@
       <w:color w:val="595959" w:themeColor="text1" w:themeTint="A6"/>
     </w:rPr>
   </w:style>
-  <w:style w:type="paragraph" w:styleId="851">
+  <w:style w:type="paragraph" w:styleId="853">
     <w:name w:val="Heading 7"/>
-    <w:basedOn w:val="904"/>
-    <w:next w:val="904"/>
-    <w:link w:val="861"/>
+    <w:basedOn w:val="906"/>
+    <w:next w:val="906"/>
+    <w:link w:val="863"/>
     <w:uiPriority w:val="9"/>
     <w:unhideWhenUsed/>
     <w:qFormat/>
@@ -40818,11 +41156,11 @@
       <w:color w:val="595959" w:themeColor="text1" w:themeTint="A6"/>
     </w:rPr>
   </w:style>
-  <w:style w:type="paragraph" w:styleId="852">
+  <w:style w:type="paragraph" w:styleId="854">
     <w:name w:val="Heading 8"/>
-    <w:basedOn w:val="904"/>
-    <w:next w:val="904"/>
-    <w:link w:val="862"/>
+    <w:basedOn w:val="906"/>
+    <w:next w:val="906"/>
+    <w:link w:val="864"/>
     <w:uiPriority w:val="9"/>
     <w:unhideWhenUsed/>
     <w:qFormat/>
@@ -40841,11 +41179,11 @@
       <w:color w:val="272727" w:themeColor="text1" w:themeTint="D8"/>
     </w:rPr>
   </w:style>
-  <w:style w:type="paragraph" w:styleId="853">
+  <w:style w:type="paragraph" w:styleId="855">
     <w:name w:val="Heading 9"/>
-    <w:basedOn w:val="904"/>
-    <w:next w:val="904"/>
-    <w:link w:val="863"/>
+    <w:basedOn w:val="906"/>
+    <w:next w:val="906"/>
+    <w:link w:val="865"/>
     <w:uiPriority w:val="9"/>
     <w:unhideWhenUsed/>
     <w:qFormat/>
@@ -40864,7 +41202,7 @@
       <w:color w:val="272727" w:themeColor="text1" w:themeTint="D8"/>
     </w:rPr>
   </w:style>
-  <w:style w:type="character" w:styleId="854" w:default="1">
+  <w:style w:type="character" w:styleId="856" w:default="1">
     <w:name w:val="Default Paragraph Font"/>
     <w:uiPriority w:val="1"/>
     <w:semiHidden/>
@@ -40875,10 +41213,10 @@
       <w:ind/>
     </w:pPr>
   </w:style>
-  <w:style w:type="character" w:styleId="855">
+  <w:style w:type="character" w:styleId="857">
     <w:name w:val="Heading 1 Char"/>
-    <w:basedOn w:val="854"/>
-    <w:link w:val="845"/>
+    <w:basedOn w:val="856"/>
+    <w:link w:val="847"/>
     <w:uiPriority w:val="9"/>
     <w:pPr>
       <w:pBdr/>
@@ -40892,10 +41230,10 @@
       <w:szCs w:val="40"/>
     </w:rPr>
   </w:style>
-  <w:style w:type="character" w:styleId="856">
+  <w:style w:type="character" w:styleId="858">
     <w:name w:val="Heading 2 Char"/>
-    <w:basedOn w:val="854"/>
-    <w:link w:val="846"/>
+    <w:basedOn w:val="856"/>
+    <w:link w:val="848"/>
     <w:uiPriority w:val="9"/>
     <w:pPr>
       <w:pBdr/>
@@ -40909,10 +41247,10 @@
       <w:szCs w:val="32"/>
     </w:rPr>
   </w:style>
-  <w:style w:type="character" w:styleId="857">
+  <w:style w:type="character" w:styleId="859">
     <w:name w:val="Heading 3 Char"/>
-    <w:basedOn w:val="854"/>
-    <w:link w:val="847"/>
+    <w:basedOn w:val="856"/>
+    <w:link w:val="849"/>
     <w:uiPriority w:val="9"/>
     <w:pPr>
       <w:pBdr/>
@@ -40926,10 +41264,10 @@
       <w:szCs w:val="28"/>
     </w:rPr>
   </w:style>
-  <w:style w:type="character" w:styleId="858">
+  <w:style w:type="character" w:styleId="860">
     <w:name w:val="Heading 4 Char"/>
-    <w:basedOn w:val="854"/>
-    <w:link w:val="848"/>
+    <w:basedOn w:val="856"/>
+    <w:link w:val="850"/>
     <w:uiPriority w:val="9"/>
     <w:pPr>
       <w:pBdr/>
@@ -40943,10 +41281,10 @@
       <w:color w:val="0f4761" w:themeColor="accent1" w:themeShade="BF"/>
     </w:rPr>
   </w:style>
-  <w:style w:type="character" w:styleId="859">
+  <w:style w:type="character" w:styleId="861">
     <w:name w:val="Heading 5 Char"/>
-    <w:basedOn w:val="854"/>
-    <w:link w:val="849"/>
+    <w:basedOn w:val="856"/>
+    <w:link w:val="851"/>
     <w:uiPriority w:val="9"/>
     <w:pPr>
       <w:pBdr/>
@@ -40958,10 +41296,10 @@
       <w:color w:val="0f4761" w:themeColor="accent1" w:themeShade="BF"/>
     </w:rPr>
   </w:style>
-  <w:style w:type="character" w:styleId="860">
+  <w:style w:type="character" w:styleId="862">
     <w:name w:val="Heading 6 Char"/>
-    <w:basedOn w:val="854"/>
-    <w:link w:val="850"/>
+    <w:basedOn w:val="856"/>
+    <w:link w:val="852"/>
     <w:uiPriority w:val="9"/>
     <w:pPr>
       <w:pBdr/>
@@ -40975,10 +41313,10 @@
       <w:color w:val="595959" w:themeColor="text1" w:themeTint="A6"/>
     </w:rPr>
   </w:style>
-  <w:style w:type="character" w:styleId="861">
+  <w:style w:type="character" w:styleId="863">
     <w:name w:val="Heading 7 Char"/>
-    <w:basedOn w:val="854"/>
-    <w:link w:val="851"/>
+    <w:basedOn w:val="856"/>
+    <w:link w:val="853"/>
     <w:uiPriority w:val="9"/>
     <w:pPr>
       <w:pBdr/>
@@ -40990,10 +41328,10 @@
       <w:color w:val="595959" w:themeColor="text1" w:themeTint="A6"/>
     </w:rPr>
   </w:style>
-  <w:style w:type="character" w:styleId="862">
+  <w:style w:type="character" w:styleId="864">
     <w:name w:val="Heading 8 Char"/>
-    <w:basedOn w:val="854"/>
-    <w:link w:val="852"/>
+    <w:basedOn w:val="856"/>
+    <w:link w:val="854"/>
     <w:uiPriority w:val="9"/>
     <w:pPr>
       <w:pBdr/>
@@ -41007,10 +41345,10 @@
       <w:color w:val="272727" w:themeColor="text1" w:themeTint="D8"/>
     </w:rPr>
   </w:style>
-  <w:style w:type="character" w:styleId="863">
+  <w:style w:type="character" w:styleId="865">
     <w:name w:val="Heading 9 Char"/>
-    <w:basedOn w:val="854"/>
-    <w:link w:val="853"/>
+    <w:basedOn w:val="856"/>
+    <w:link w:val="855"/>
     <w:uiPriority w:val="9"/>
     <w:pPr>
       <w:pBdr/>
@@ -41024,11 +41362,11 @@
       <w:color w:val="272727" w:themeColor="text1" w:themeTint="D8"/>
     </w:rPr>
   </w:style>
-  <w:style w:type="paragraph" w:styleId="864">
+  <w:style w:type="paragraph" w:styleId="866">
     <w:name w:val="Title"/>
-    <w:basedOn w:val="904"/>
-    <w:next w:val="904"/>
-    <w:link w:val="865"/>
+    <w:basedOn w:val="906"/>
+    <w:next w:val="906"/>
+    <w:link w:val="867"/>
     <w:uiPriority w:val="10"/>
     <w:qFormat/>
     <w:pPr>
@@ -41044,10 +41382,10 @@
       <w:szCs w:val="56"/>
     </w:rPr>
   </w:style>
-  <w:style w:type="character" w:styleId="865">
+  <w:style w:type="character" w:styleId="867">
     <w:name w:val="Title Char"/>
-    <w:basedOn w:val="854"/>
-    <w:link w:val="864"/>
+    <w:basedOn w:val="856"/>
+    <w:link w:val="866"/>
     <w:uiPriority w:val="10"/>
     <w:pPr>
       <w:pBdr/>
@@ -41061,11 +41399,11 @@
       <w:szCs w:val="56"/>
     </w:rPr>
   </w:style>
-  <w:style w:type="paragraph" w:styleId="866">
+  <w:style w:type="paragraph" w:styleId="868">
     <w:name w:val="Subtitle"/>
-    <w:basedOn w:val="904"/>
-    <w:next w:val="904"/>
-    <w:link w:val="867"/>
+    <w:basedOn w:val="906"/>
+    <w:next w:val="906"/>
+    <w:link w:val="869"/>
     <w:uiPriority w:val="11"/>
     <w:qFormat/>
     <w:pPr>
@@ -41083,10 +41421,10 @@
       <w:szCs w:val="28"/>
     </w:rPr>
   </w:style>
-  <w:style w:type="character" w:styleId="867">
+  <w:style w:type="character" w:styleId="869">
     <w:name w:val="Subtitle Char"/>
-    <w:basedOn w:val="854"/>
-    <w:link w:val="866"/>
+    <w:basedOn w:val="856"/>
+    <w:link w:val="868"/>
     <w:uiPriority w:val="11"/>
     <w:pPr>
       <w:pBdr/>
@@ -41100,11 +41438,11 @@
       <w:szCs w:val="28"/>
     </w:rPr>
   </w:style>
-  <w:style w:type="paragraph" w:styleId="868">
+  <w:style w:type="paragraph" w:styleId="870">
     <w:name w:val="Quote"/>
-    <w:basedOn w:val="904"/>
-    <w:next w:val="904"/>
-    <w:link w:val="869"/>
+    <w:basedOn w:val="906"/>
+    <w:next w:val="906"/>
+    <w:link w:val="871"/>
     <w:uiPriority w:val="29"/>
     <w:qFormat/>
     <w:pPr>
@@ -41119,10 +41457,10 @@
       <w:color w:val="404040" w:themeColor="text1" w:themeTint="BF"/>
     </w:rPr>
   </w:style>
-  <w:style w:type="character" w:styleId="869">
+  <w:style w:type="character" w:styleId="871">
     <w:name w:val="Quote Char"/>
-    <w:basedOn w:val="854"/>
-    <w:link w:val="868"/>
+    <w:basedOn w:val="856"/>
+    <w:link w:val="870"/>
     <w:uiPriority w:val="29"/>
     <w:pPr>
       <w:pBdr/>
@@ -41135,9 +41473,9 @@
       <w:color w:val="404040" w:themeColor="text1" w:themeTint="BF"/>
     </w:rPr>
   </w:style>
-  <w:style w:type="character" w:styleId="870">
+  <w:style w:type="character" w:styleId="872">
     <w:name w:val="Intense Emphasis"/>
-    <w:basedOn w:val="854"/>
+    <w:basedOn w:val="856"/>
     <w:uiPriority w:val="21"/>
     <w:qFormat/>
     <w:pPr>
@@ -41151,11 +41489,11 @@
       <w:color w:val="0f4761" w:themeColor="accent1" w:themeShade="BF"/>
     </w:rPr>
   </w:style>
-  <w:style w:type="paragraph" w:styleId="871">
+  <w:style w:type="paragraph" w:styleId="873">
     <w:name w:val="Intense Quote"/>
-    <w:basedOn w:val="904"/>
-    <w:next w:val="904"/>
-    <w:link w:val="872"/>
+    <w:basedOn w:val="906"/>
+    <w:next w:val="906"/>
+    <w:link w:val="874"/>
     <w:uiPriority w:val="30"/>
     <w:qFormat/>
     <w:pPr>
@@ -41173,10 +41511,10 @@
       <w:color w:val="0f4761" w:themeColor="accent1" w:themeShade="BF"/>
     </w:rPr>
   </w:style>
-  <w:style w:type="character" w:styleId="872">
+  <w:style w:type="character" w:styleId="874">
     <w:name w:val="Intense Quote Char"/>
-    <w:basedOn w:val="854"/>
-    <w:link w:val="871"/>
+    <w:basedOn w:val="856"/>
+    <w:link w:val="873"/>
     <w:uiPriority w:val="30"/>
     <w:pPr>
       <w:pBdr/>
@@ -41189,9 +41527,9 @@
       <w:color w:val="0f4761" w:themeColor="accent1" w:themeShade="BF"/>
     </w:rPr>
   </w:style>
-  <w:style w:type="character" w:styleId="873">
+  <w:style w:type="character" w:styleId="875">
     <w:name w:val="Intense Reference"/>
-    <w:basedOn w:val="854"/>
+    <w:basedOn w:val="856"/>
     <w:uiPriority w:val="32"/>
     <w:qFormat/>
     <w:pPr>
@@ -41207,9 +41545,9 @@
       <w:spacing w:val="5"/>
     </w:rPr>
   </w:style>
-  <w:style w:type="character" w:styleId="874">
+  <w:style w:type="character" w:styleId="876">
     <w:name w:val="Subtle Emphasis"/>
-    <w:basedOn w:val="854"/>
+    <w:basedOn w:val="856"/>
     <w:uiPriority w:val="19"/>
     <w:qFormat/>
     <w:pPr>
@@ -41223,9 +41561,9 @@
       <w:color w:val="404040" w:themeColor="text1" w:themeTint="BF"/>
     </w:rPr>
   </w:style>
-  <w:style w:type="character" w:styleId="875">
+  <w:style w:type="character" w:styleId="877">
     <w:name w:val="Emphasis"/>
-    <w:basedOn w:val="854"/>
+    <w:basedOn w:val="856"/>
     <w:uiPriority w:val="20"/>
     <w:qFormat/>
     <w:pPr>
@@ -41238,9 +41576,9 @@
       <w:iCs/>
     </w:rPr>
   </w:style>
-  <w:style w:type="character" w:styleId="876">
+  <w:style w:type="character" w:styleId="878">
     <w:name w:val="Strong"/>
-    <w:basedOn w:val="854"/>
+    <w:basedOn w:val="856"/>
     <w:uiPriority w:val="22"/>
     <w:qFormat/>
     <w:pPr>
@@ -41253,9 +41591,9 @@
       <w:bCs/>
     </w:rPr>
   </w:style>
-  <w:style w:type="character" w:styleId="877">
+  <w:style w:type="character" w:styleId="879">
     <w:name w:val="Subtle Reference"/>
-    <w:basedOn w:val="854"/>
+    <w:basedOn w:val="856"/>
     <w:uiPriority w:val="31"/>
     <w:qFormat/>
     <w:pPr>
@@ -41268,9 +41606,9 @@
       <w:color w:val="5a5a5a" w:themeColor="text1" w:themeTint="A5"/>
     </w:rPr>
   </w:style>
-  <w:style w:type="character" w:styleId="878">
+  <w:style w:type="character" w:styleId="880">
     <w:name w:val="Book Title"/>
-    <w:basedOn w:val="854"/>
+    <w:basedOn w:val="856"/>
     <w:uiPriority w:val="33"/>
     <w:qFormat/>
     <w:pPr>
@@ -41286,36 +41624,9 @@
       <w:spacing w:val="5"/>
     </w:rPr>
   </w:style>
-  <w:style w:type="paragraph" w:styleId="879">
+  <w:style w:type="paragraph" w:styleId="881">
     <w:name w:val="Header"/>
-    <w:basedOn w:val="904"/>
-    <w:link w:val="880"/>
-    <w:uiPriority w:val="99"/>
-    <w:unhideWhenUsed/>
-    <w:pPr>
-      <w:pBdr/>
-      <w:tabs>
-        <w:tab w:val="center" w:leader="none" w:pos="4844"/>
-        <w:tab w:val="right" w:leader="none" w:pos="9689"/>
-      </w:tabs>
-      <w:spacing w:after="0" w:line="240" w:lineRule="auto"/>
-      <w:ind/>
-    </w:pPr>
-  </w:style>
-  <w:style w:type="character" w:styleId="880">
-    <w:name w:val="Header Char"/>
-    <w:basedOn w:val="854"/>
-    <w:link w:val="879"/>
-    <w:uiPriority w:val="99"/>
-    <w:pPr>
-      <w:pBdr/>
-      <w:spacing/>
-      <w:ind/>
-    </w:pPr>
-  </w:style>
-  <w:style w:type="paragraph" w:styleId="881">
-    <w:name w:val="Footer"/>
-    <w:basedOn w:val="904"/>
+    <w:basedOn w:val="906"/>
     <w:link w:val="882"/>
     <w:uiPriority w:val="99"/>
     <w:unhideWhenUsed/>
@@ -41330,8 +41641,8 @@
     </w:pPr>
   </w:style>
   <w:style w:type="character" w:styleId="882">
-    <w:name w:val="Footer Char"/>
-    <w:basedOn w:val="854"/>
+    <w:name w:val="Header Char"/>
+    <w:basedOn w:val="856"/>
     <w:link w:val="881"/>
     <w:uiPriority w:val="99"/>
     <w:pPr>
@@ -41341,9 +41652,36 @@
     </w:pPr>
   </w:style>
   <w:style w:type="paragraph" w:styleId="883">
+    <w:name w:val="Footer"/>
+    <w:basedOn w:val="906"/>
+    <w:link w:val="884"/>
+    <w:uiPriority w:val="99"/>
+    <w:unhideWhenUsed/>
+    <w:pPr>
+      <w:pBdr/>
+      <w:tabs>
+        <w:tab w:val="center" w:leader="none" w:pos="4844"/>
+        <w:tab w:val="right" w:leader="none" w:pos="9689"/>
+      </w:tabs>
+      <w:spacing w:after="0" w:line="240" w:lineRule="auto"/>
+      <w:ind/>
+    </w:pPr>
+  </w:style>
+  <w:style w:type="character" w:styleId="884">
+    <w:name w:val="Footer Char"/>
+    <w:basedOn w:val="856"/>
+    <w:link w:val="883"/>
+    <w:uiPriority w:val="99"/>
+    <w:pPr>
+      <w:pBdr/>
+      <w:spacing/>
+      <w:ind/>
+    </w:pPr>
+  </w:style>
+  <w:style w:type="paragraph" w:styleId="885">
     <w:name w:val="Caption"/>
-    <w:basedOn w:val="904"/>
-    <w:next w:val="904"/>
+    <w:basedOn w:val="906"/>
+    <w:next w:val="906"/>
     <w:uiPriority w:val="35"/>
     <w:unhideWhenUsed/>
     <w:qFormat/>
@@ -41360,10 +41698,10 @@
       <w:szCs w:val="18"/>
     </w:rPr>
   </w:style>
-  <w:style w:type="paragraph" w:styleId="884">
+  <w:style w:type="paragraph" w:styleId="886">
     <w:name w:val="footnote text"/>
-    <w:basedOn w:val="904"/>
-    <w:link w:val="885"/>
+    <w:basedOn w:val="906"/>
+    <w:link w:val="887"/>
     <w:uiPriority w:val="99"/>
     <w:semiHidden/>
     <w:unhideWhenUsed/>
@@ -41377,10 +41715,10 @@
       <w:szCs w:val="20"/>
     </w:rPr>
   </w:style>
-  <w:style w:type="character" w:styleId="885">
+  <w:style w:type="character" w:styleId="887">
     <w:name w:val="Footnote Text Char"/>
-    <w:basedOn w:val="854"/>
-    <w:link w:val="884"/>
+    <w:basedOn w:val="856"/>
+    <w:link w:val="886"/>
     <w:uiPriority w:val="99"/>
     <w:semiHidden/>
     <w:pPr>
@@ -41393,9 +41731,9 @@
       <w:szCs w:val="20"/>
     </w:rPr>
   </w:style>
-  <w:style w:type="character" w:styleId="886">
+  <w:style w:type="character" w:styleId="888">
     <w:name w:val="footnote reference"/>
-    <w:basedOn w:val="854"/>
+    <w:basedOn w:val="856"/>
     <w:uiPriority w:val="99"/>
     <w:semiHidden/>
     <w:unhideWhenUsed/>
@@ -41408,10 +41746,10 @@
       <w:vertAlign w:val="superscript"/>
     </w:rPr>
   </w:style>
-  <w:style w:type="paragraph" w:styleId="887">
+  <w:style w:type="paragraph" w:styleId="889">
     <w:name w:val="endnote text"/>
-    <w:basedOn w:val="904"/>
-    <w:link w:val="888"/>
+    <w:basedOn w:val="906"/>
+    <w:link w:val="890"/>
     <w:uiPriority w:val="99"/>
     <w:semiHidden/>
     <w:unhideWhenUsed/>
@@ -41425,10 +41763,10 @@
       <w:szCs w:val="20"/>
     </w:rPr>
   </w:style>
-  <w:style w:type="character" w:styleId="888">
+  <w:style w:type="character" w:styleId="890">
     <w:name w:val="Endnote Text Char"/>
-    <w:basedOn w:val="854"/>
-    <w:link w:val="887"/>
+    <w:basedOn w:val="856"/>
+    <w:link w:val="889"/>
     <w:uiPriority w:val="99"/>
     <w:semiHidden/>
     <w:pPr>
@@ -41441,9 +41779,9 @@
       <w:szCs w:val="20"/>
     </w:rPr>
   </w:style>
-  <w:style w:type="character" w:styleId="889">
+  <w:style w:type="character" w:styleId="891">
     <w:name w:val="endnote reference"/>
-    <w:basedOn w:val="854"/>
+    <w:basedOn w:val="856"/>
     <w:uiPriority w:val="99"/>
     <w:semiHidden/>
     <w:unhideWhenUsed/>
@@ -41456,9 +41794,9 @@
       <w:vertAlign w:val="superscript"/>
     </w:rPr>
   </w:style>
-  <w:style w:type="character" w:styleId="890">
+  <w:style w:type="character" w:styleId="892">
     <w:name w:val="Hyperlink"/>
-    <w:basedOn w:val="854"/>
+    <w:basedOn w:val="856"/>
     <w:uiPriority w:val="99"/>
     <w:unhideWhenUsed/>
     <w:pPr>
@@ -41471,9 +41809,9 @@
       <w:u w:val="single"/>
     </w:rPr>
   </w:style>
-  <w:style w:type="character" w:styleId="891">
+  <w:style w:type="character" w:styleId="893">
     <w:name w:val="FollowedHyperlink"/>
-    <w:basedOn w:val="854"/>
+    <w:basedOn w:val="856"/>
     <w:uiPriority w:val="99"/>
     <w:semiHidden/>
     <w:unhideWhenUsed/>
@@ -41487,10 +41825,10 @@
       <w:u w:val="single"/>
     </w:rPr>
   </w:style>
-  <w:style w:type="paragraph" w:styleId="892">
+  <w:style w:type="paragraph" w:styleId="894">
     <w:name w:val="toc 1"/>
-    <w:basedOn w:val="904"/>
-    <w:next w:val="904"/>
+    <w:basedOn w:val="906"/>
+    <w:next w:val="906"/>
     <w:uiPriority w:val="39"/>
     <w:unhideWhenUsed/>
     <w:pPr>
@@ -41503,10 +41841,10 @@
       <w:u w:val="single"/>
     </w:rPr>
   </w:style>
-  <w:style w:type="paragraph" w:styleId="893">
+  <w:style w:type="paragraph" w:styleId="895">
     <w:name w:val="toc 2"/>
-    <w:basedOn w:val="904"/>
-    <w:next w:val="904"/>
+    <w:basedOn w:val="906"/>
+    <w:next w:val="906"/>
     <w:uiPriority w:val="39"/>
     <w:unhideWhenUsed/>
     <w:pPr>
@@ -41519,10 +41857,10 @@
       <w:u w:val="single"/>
     </w:rPr>
   </w:style>
-  <w:style w:type="paragraph" w:styleId="894">
+  <w:style w:type="paragraph" w:styleId="896">
     <w:name w:val="toc 3"/>
-    <w:basedOn w:val="904"/>
-    <w:next w:val="904"/>
+    <w:basedOn w:val="906"/>
+    <w:next w:val="906"/>
     <w:uiPriority w:val="39"/>
     <w:unhideWhenUsed/>
     <w:pPr>
@@ -41535,10 +41873,10 @@
       <w:u w:val="single"/>
     </w:rPr>
   </w:style>
-  <w:style w:type="paragraph" w:styleId="895">
+  <w:style w:type="paragraph" w:styleId="897">
     <w:name w:val="toc 4"/>
-    <w:basedOn w:val="904"/>
-    <w:next w:val="904"/>
+    <w:basedOn w:val="906"/>
+    <w:next w:val="906"/>
     <w:uiPriority w:val="39"/>
     <w:unhideWhenUsed/>
     <w:pPr>
@@ -41551,10 +41889,10 @@
       <w:u w:val="single"/>
     </w:rPr>
   </w:style>
-  <w:style w:type="paragraph" w:styleId="896">
+  <w:style w:type="paragraph" w:styleId="898">
     <w:name w:val="toc 5"/>
-    <w:basedOn w:val="904"/>
-    <w:next w:val="904"/>
+    <w:basedOn w:val="906"/>
+    <w:next w:val="906"/>
     <w:uiPriority w:val="39"/>
     <w:unhideWhenUsed/>
     <w:pPr>
@@ -41567,10 +41905,10 @@
       <w:u w:val="single"/>
     </w:rPr>
   </w:style>
-  <w:style w:type="paragraph" w:styleId="897">
+  <w:style w:type="paragraph" w:styleId="899">
     <w:name w:val="toc 6"/>
-    <w:basedOn w:val="904"/>
-    <w:next w:val="904"/>
+    <w:basedOn w:val="906"/>
+    <w:next w:val="906"/>
     <w:uiPriority w:val="39"/>
     <w:unhideWhenUsed/>
     <w:pPr>
@@ -41583,10 +41921,10 @@
       <w:u w:val="single"/>
     </w:rPr>
   </w:style>
-  <w:style w:type="paragraph" w:styleId="898">
+  <w:style w:type="paragraph" w:styleId="900">
     <w:name w:val="toc 7"/>
-    <w:basedOn w:val="904"/>
-    <w:next w:val="904"/>
+    <w:basedOn w:val="906"/>
+    <w:next w:val="906"/>
     <w:uiPriority w:val="39"/>
     <w:unhideWhenUsed/>
     <w:pPr>
@@ -41599,10 +41937,10 @@
       <w:u w:val="single"/>
     </w:rPr>
   </w:style>
-  <w:style w:type="paragraph" w:styleId="899">
+  <w:style w:type="paragraph" w:styleId="901">
     <w:name w:val="toc 8"/>
-    <w:basedOn w:val="904"/>
-    <w:next w:val="904"/>
+    <w:basedOn w:val="906"/>
+    <w:next w:val="906"/>
     <w:uiPriority w:val="39"/>
     <w:unhideWhenUsed/>
     <w:pPr>
@@ -41615,10 +41953,10 @@
       <w:u w:val="single"/>
     </w:rPr>
   </w:style>
-  <w:style w:type="paragraph" w:styleId="900">
+  <w:style w:type="paragraph" w:styleId="902">
     <w:name w:val="toc 9"/>
-    <w:basedOn w:val="904"/>
-    <w:next w:val="904"/>
+    <w:basedOn w:val="906"/>
+    <w:next w:val="906"/>
     <w:uiPriority w:val="39"/>
     <w:unhideWhenUsed/>
     <w:pPr>
@@ -41631,9 +41969,9 @@
       <w:u w:val="single"/>
     </w:rPr>
   </w:style>
-  <w:style w:type="character" w:styleId="901">
+  <w:style w:type="character" w:styleId="903">
     <w:name w:val="Placeholder Text"/>
-    <w:basedOn w:val="854"/>
+    <w:basedOn w:val="856"/>
     <w:uiPriority w:val="99"/>
     <w:semiHidden/>
     <w:pPr>
@@ -41645,7 +41983,7 @@
       <w:color w:val="666666"/>
     </w:rPr>
   </w:style>
-  <w:style w:type="paragraph" w:styleId="902">
+  <w:style w:type="paragraph" w:styleId="904">
     <w:name w:val="TOC Heading"/>
     <w:uiPriority w:val="39"/>
     <w:unhideWhenUsed/>
@@ -41655,10 +41993,10 @@
       <w:ind/>
     </w:pPr>
   </w:style>
-  <w:style w:type="paragraph" w:styleId="903">
+  <w:style w:type="paragraph" w:styleId="905">
     <w:name w:val="table of figures"/>
-    <w:basedOn w:val="904"/>
-    <w:next w:val="904"/>
+    <w:basedOn w:val="906"/>
+    <w:next w:val="906"/>
     <w:uiPriority w:val="99"/>
     <w:unhideWhenUsed/>
     <w:pPr>
@@ -41667,7 +42005,7 @@
       <w:ind/>
     </w:pPr>
   </w:style>
-  <w:style w:type="paragraph" w:styleId="904" w:default="1">
+  <w:style w:type="paragraph" w:styleId="906" w:default="1">
     <w:name w:val="Normal"/>
     <w:qFormat/>
     <w:pPr>
@@ -41676,7 +42014,7 @@
       <w:ind/>
     </w:pPr>
   </w:style>
-  <w:style w:type="table" w:styleId="905" w:default="1">
+  <w:style w:type="table" w:styleId="907" w:default="1">
     <w:name w:val="Normal Table"/>
     <w:uiPriority w:val="99"/>
     <w:semiHidden/>
@@ -41869,7 +42207,7 @@
       </w:tcPr>
     </w:tblStylePr>
   </w:style>
-  <w:style w:type="numbering" w:styleId="906" w:default="1">
+  <w:style w:type="numbering" w:styleId="908" w:default="1">
     <w:name w:val="No List"/>
     <w:uiPriority w:val="99"/>
     <w:semiHidden/>
@@ -41880,9 +42218,9 @@
       <w:ind/>
     </w:pPr>
   </w:style>
-  <w:style w:type="paragraph" w:styleId="907">
+  <w:style w:type="paragraph" w:styleId="909">
     <w:name w:val="No Spacing"/>
-    <w:basedOn w:val="904"/>
+    <w:basedOn w:val="906"/>
     <w:uiPriority w:val="1"/>
     <w:qFormat/>
     <w:pPr>
@@ -41891,9 +42229,9 @@
       <w:ind/>
     </w:pPr>
   </w:style>
-  <w:style w:type="paragraph" w:styleId="908">
+  <w:style w:type="paragraph" w:styleId="910">
     <w:name w:val="List Paragraph"/>
-    <w:basedOn w:val="904"/>
+    <w:basedOn w:val="906"/>
     <w:uiPriority w:val="34"/>
     <w:qFormat/>
     <w:pPr>

--- a/Documentacion_Desafio1.docx
+++ b/Documentacion_Desafio1.docx
@@ -8867,7 +8867,7 @@
             <m:rPr>
               <m:sty m:val="i"/>
             </m:rPr>
-            <m:t>tablero[alto][byte por fila]</m:t>
+            <m:t>tablero[alto][ancho_bits]</m:t>
           </m:r>
         </m:oMath>
       </m:oMathPara>
@@ -9127,6 +9127,7 @@
         <w:jc w:val="center"/>
         <w:rPr>
           <w:rFonts w:ascii="Asana Math" w:hAnsi="Asana Math" w:eastAsia="Asana Math" w:cs="Asana Math"/>
+          <w:highlight w:val="none"/>
           <w:lang w:val="es-ES"/>
         </w:rPr>
       </w:pPr>
@@ -9142,34 +9143,99 @@
           <w:rFonts w:ascii="Asana Math" w:hAnsi="Asana Math" w:eastAsia="Asana Math" w:cs="Asana Math"/>
           <w:lang w:val="es-ES"/>
         </w:rPr>
-        <w:t xml:space="preserve">el bit masking por ejemplo 2x2, 3x3 , 4x4, y ya  con esto estoy indexado</w:t>
-      </w:r>
-      <w:r>
-        <w:rPr>
-          <w:rFonts w:ascii="Asana Math" w:hAnsi="Asana Math" w:eastAsia="Asana Math" w:cs="Asana Math"/>
-          <w:highlight w:val="none"/>
+        <w:t xml:space="preserve">el bit masking por ejemplo 2x2, 3x3 , 4x4, y ya  con esto estoy indexado.</w:t>
+      </w:r>
+      <w:r>
+        <w:rPr>
+          <w:rFonts w:ascii="Asana Math" w:hAnsi="Asana Math" w:eastAsia="Asana Math" w:cs="Asana Math"/>
           <w:lang w:val="es-ES"/>
         </w:rPr>
       </w:r>
     </w:p>
     <w:p>
       <w:pPr>
-        <w:pBdr/>
+        <w:suppressLineNumbers w:val="false"/>
+        <w:pBdr>
+          <w:top w:val="single" w:color="000000" w:sz="4" w:space="0"/>
+          <w:left w:val="single" w:color="000000" w:sz="4" w:space="0"/>
+          <w:bottom w:val="single" w:color="000000" w:sz="4" w:space="0"/>
+          <w:right w:val="single" w:color="000000" w:sz="4" w:space="0"/>
+          <w:between w:val="none" w:color="000000" w:sz="4" w:space="0"/>
+        </w:pBdr>
         <w:spacing/>
         <w:ind/>
         <w:jc w:val="center"/>
         <w:rPr>
           <w:rFonts w:ascii="Asana Math" w:hAnsi="Asana Math" w:eastAsia="Asana Math" w:cs="Asana Math"/>
-          <w:highlight w:val="none"/>
+          <w:color w:val="ff0000"/>
+        </w:rPr>
+      </w:pPr>
+      <w:r>
+        <w:rPr>
+          <w:rFonts w:ascii="Asana Math" w:hAnsi="Asana Math" w:eastAsia="Asana Math" w:cs="Asana Math"/>
+          <w:color w:val="ff0000"/>
           <w:lang w:val="es-ES"/>
         </w:rPr>
-      </w:pPr>
-      <w:r>
-        <w:rPr>
-          <w:rFonts w:ascii="Asana Math" w:hAnsi="Asana Math" w:eastAsia="Asana Math" w:cs="Asana Math"/>
-          <w:highlight w:val="none"/>
+        <w:t xml:space="preserve">Debido a problemas en el codigo, todas las fichas deben de ocupar un espacio de matriz de 4x4 aunque algunas unicamente ocupen un espacio de 2x2.</w:t>
+      </w:r>
+      <w:r>
+        <w:rPr>
+          <w:rFonts w:ascii="Asana Math" w:hAnsi="Asana Math" w:eastAsia="Asana Math" w:cs="Asana Math"/>
+          <w:color w:val="ff0000"/>
+        </w:rPr>
+      </w:r>
+    </w:p>
+    <w:p>
+      <w:pPr>
+        <w:pBdr/>
+        <w:spacing/>
+        <w:ind/>
+        <w:jc w:val="center"/>
+        <w:rPr>
+          <w:rFonts w:ascii="Asana Math" w:hAnsi="Asana Math" w:eastAsia="Asana Math" w:cs="Asana Math"/>
           <w:lang w:val="es-ES"/>
         </w:rPr>
+      </w:pPr>
+      <w:r>
+        <w:rPr>
+          <w:rFonts w:ascii="Asana Math" w:hAnsi="Asana Math" w:eastAsia="Asana Math" w:cs="Asana Math"/>
+          <w:highlight w:val="none"/>
+          <w:lang w:val="es-ES" w:bidi="es-ES"/>
+        </w:rPr>
+      </w:r>
+      <w:r>
+        <w:rPr>
+          <w:rFonts w:ascii="Asana Math" w:hAnsi="Asana Math" w:eastAsia="Asana Math" w:cs="Asana Math"/>
+          <w:highlight w:val="none"/>
+          <w:lang w:val="es-ES" w:bidi="es-ES"/>
+        </w:rPr>
+      </w:r>
+      <w:r>
+        <w:rPr>
+          <w:rFonts w:ascii="Asana Math" w:hAnsi="Asana Math" w:eastAsia="Asana Math" w:cs="Asana Math"/>
+          <w:highlight w:val="none"/>
+          <w:lang w:val="es-ES"/>
+        </w:rPr>
+      </w:r>
+    </w:p>
+    <w:p>
+      <w:pPr>
+        <w:pBdr/>
+        <w:spacing/>
+        <w:ind/>
+        <w:jc w:val="center"/>
+        <w:rPr>
+          <w:rFonts w:ascii="Asana Math" w:hAnsi="Asana Math" w:eastAsia="Asana Math" w:cs="Asana Math"/>
+          <w:highlight w:val="none"/>
+          <w:lang w:val="es-ES"/>
+        </w:rPr>
+      </w:pPr>
+      <w:r>
+        <w:rPr>
+          <w:rFonts w:ascii="Asana Math" w:hAnsi="Asana Math" w:eastAsia="Asana Math" w:cs="Asana Math"/>
+          <w:highlight w:val="none"/>
+          <w:lang w:val="es-ES"/>
+        </w:rPr>
         <w:t xml:space="preserve">Pero para mejorar considerablemente mi indexaci</w:t>
       </w:r>
       <w:r>
@@ -9179,6 +9245,13 @@
           <w:lang w:val="es-ES"/>
         </w:rPr>
         <w:t xml:space="preserve">ón puedo utilizar variables de posicion como por ejemplo:</w:t>
+      </w:r>
+      <w:r>
+        <w:rPr>
+          <w:rFonts w:ascii="Asana Math" w:hAnsi="Asana Math" w:eastAsia="Asana Math" w:cs="Asana Math"/>
+          <w:highlight w:val="none"/>
+          <w:lang w:val="es-ES"/>
+        </w:rPr>
       </w:r>
       <w:r>
         <w:rPr>
@@ -9233,7 +9306,7 @@
               <m:endChr m:val=")"/>
               <m:ctrlPr>
                 <w:rPr>
-                  <w:rFonts w:hint="default" w:ascii="Cambria Math" w:hAnsi="Cambria Math" w:eastAsia="Cambria Math" w:cs="Cambria Math"/>
+                  <w:rFonts w:ascii="Cambria Math" w:hAnsi="Cambria Math" w:eastAsia="Cambria Math" w:cs="Cambria Math"/>
                   <w:highlight w:val="none"/>
                   <w:lang w:val="es-ES" w:bidi="es-ES"/>
                 </w:rPr>
@@ -9244,7 +9317,7 @@
                 <m:fPr>
                   <m:ctrlPr>
                     <w:rPr>
-                      <w:rFonts w:hint="default" w:ascii="Cambria Math" w:hAnsi="Cambria Math" w:eastAsia="Cambria Math" w:cs="Cambria Math"/>
+                      <w:rFonts w:ascii="Cambria Math" w:hAnsi="Cambria Math" w:eastAsia="Cambria Math" w:cs="Cambria Math"/>
                       <w:highlight w:val="none"/>
                       <w:lang w:val="es-ES" w:bidi="es-ES"/>
                     </w:rPr>
@@ -9296,14 +9369,13 @@
         <w:rPr>
           <w:rFonts w:ascii="Asana Math" w:hAnsi="Asana Math" w:eastAsia="Asana Math" w:cs="Asana Math"/>
           <w:highlight w:val="none"/>
-          <w:lang w:val="es-ES" w:bidi="es-ES"/>
-        </w:rPr>
-      </w:r>
-      <w:r>
-        <w:rPr>
-          <w:rFonts w:ascii="Asana Math" w:hAnsi="Asana Math" w:eastAsia="Asana Math" w:cs="Asana Math"/>
-          <w:highlight w:val="none"/>
           <w:lang w:val="es-ES"/>
+        </w:rPr>
+      </w:r>
+      <w:r>
+        <w:rPr>
+          <w:rFonts w:ascii="Asana Math" w:hAnsi="Asana Math" w:eastAsia="Asana Math" w:cs="Asana Math"/>
+          <w:highlight w:val="none"/>
         </w:rPr>
       </w:r>
     </w:p>
@@ -9333,7 +9405,13 @@
           <w:lang w:val="es-ES"/>
         </w:rPr>
       </w:r>
-      <w:r/>
+      <w:r>
+        <w:rPr>
+          <w:rFonts w:ascii="Asana Math" w:hAnsi="Asana Math" w:eastAsia="Asana Math" w:cs="Asana Math"/>
+          <w:highlight w:val="none"/>
+          <w:lang w:val="es-ES"/>
+        </w:rPr>
+      </w:r>
     </w:p>
     <w:p>
       <w:pPr>
@@ -9611,6 +9689,13 @@
           <w:lang w:val="es-ES" w:bidi="es-ES"/>
         </w:rPr>
         <w:t xml:space="preserve">cuando nos movemos y comparamos estamos indexando nuestra ficha completa.</w:t>
+      </w:r>
+      <w:r>
+        <w:rPr>
+          <w:rFonts w:ascii="Asana Math" w:hAnsi="Asana Math" w:eastAsia="Asana Math" w:cs="Asana Math"/>
+          <w:highlight w:val="none"/>
+          <w:lang w:val="es-ES" w:bidi="es-ES"/>
+        </w:rPr>
       </w:r>
       <w:r>
         <w:rPr>
@@ -10300,7 +10385,9 @@
       </w:r>
       <w:r>
         <w:rPr>
-          <w:rFonts w:ascii="Asana Math" w:hAnsi="Asana Math" w:cs="Asana Math"/>
+          <w:rFonts w:ascii="Asana Math" w:hAnsi="Asana Math" w:eastAsia="Asana Math" w:cs="Asana Math"/>
+          <w:highlight w:val="none"/>
+          <w:lang w:val="es-ES"/>
         </w:rPr>
       </w:r>
       <w:r>
@@ -10367,7 +10454,7 @@
           <mc:Choice Requires="wpg">
             <w:drawing>
               <wp:inline xmlns:wp="http://schemas.openxmlformats.org/drawingml/2006/wordprocessingDrawing" distT="0" distB="0" distL="0" distR="0">
-                <wp:extent cx="3573518" cy="1962102"/>
+                <wp:extent cx="3573518" cy="1962101"/>
                 <wp:effectExtent l="0" t="0" r="0" b="0"/>
                 <wp:docPr id="18" name=""/>
                 <wp:cNvGraphicFramePr>
@@ -10377,7 +10464,7 @@
                   <a:graphicData uri="http://schemas.openxmlformats.org/drawingml/2006/picture">
                     <pic:pic xmlns:pic="http://schemas.openxmlformats.org/drawingml/2006/picture">
                       <pic:nvPicPr>
-                        <pic:cNvPr id="215351432" name=""/>
+                        <pic:cNvPr id="1966354941" name=""/>
                         <pic:cNvPicPr>
                           <a:picLocks noChangeAspect="1"/>
                         </pic:cNvPicPr>
@@ -10390,7 +10477,7 @@
                       <pic:spPr bwMode="auto">
                         <a:xfrm flipH="0" flipV="0">
                           <a:off x="0" y="0"/>
-                          <a:ext cx="3573518" cy="1962101"/>
+                          <a:ext cx="3573517" cy="1962100"/>
                         </a:xfrm>
                         <a:prstGeom prst="rect">
                           <a:avLst/>
@@ -10438,6 +10525,12 @@
           <w:lang w:val="es-ES"/>
         </w:rPr>
       </w:r>
+      <w:r/>
+      <w:r>
+        <w:rPr>
+          <w:rFonts w:ascii="Asana Math" w:hAnsi="Asana Math" w:cs="Asana Math"/>
+        </w:rPr>
+      </w:r>
       <w:r>
         <w:rPr>
           <w:rFonts w:ascii="Asana Math" w:hAnsi="Asana Math" w:cs="Asana Math"/>
@@ -10517,7 +10610,9 @@
       </w:r>
       <w:r>
         <w:rPr>
-          <w:rFonts w:ascii="Asana Math" w:hAnsi="Asana Math" w:cs="Asana Math"/>
+          <w:rFonts w:ascii="Asana Math" w:hAnsi="Asana Math" w:eastAsia="Asana Math" w:cs="Asana Math"/>
+          <w:highlight w:val="none"/>
+          <w:lang w:val="es-ES"/>
         </w:rPr>
       </w:r>
       <w:r>
@@ -10608,7 +10703,8 @@
       </m:oMathPara>
       <w:r>
         <w:rPr>
-          <w:rFonts w:ascii="Asana Math" w:hAnsi="Asana Math" w:cs="Asana Math"/>
+          <w:rFonts w:ascii="Asana Math" w:hAnsi="Asana Math" w:eastAsia="Asana Math" w:cs="Asana Math"/>
+          <w:highlight w:val="none"/>
         </w:rPr>
       </w:r>
       <w:r>
@@ -10655,7 +10751,9 @@
       </w:r>
       <w:r>
         <w:rPr>
-          <w:rFonts w:ascii="Asana Math" w:hAnsi="Asana Math" w:cs="Asana Math"/>
+          <w:rFonts w:ascii="Asana Math" w:hAnsi="Asana Math" w:eastAsia="Asana Math" w:cs="Asana Math"/>
+          <w:highlight w:val="none"/>
+          <w:lang w:val="es-ES"/>
         </w:rPr>
       </w:r>
       <w:r>
@@ -10688,7 +10786,9 @@
       </w:r>
       <w:r>
         <w:rPr>
-          <w:rFonts w:ascii="Asana Math" w:hAnsi="Asana Math" w:cs="Asana Math"/>
+          <w:rFonts w:ascii="Asana Math" w:hAnsi="Asana Math" w:eastAsia="Asana Math" w:cs="Asana Math"/>
+          <w:highlight w:val="none"/>
+          <w:lang w:val="es-ES"/>
         </w:rPr>
       </w:r>
       <w:r>
@@ -10725,13 +10825,6 @@
       </w:r>
       <w:r>
         <w:rPr>
-          <w:rFonts w:ascii="Asana Math" w:hAnsi="Asana Math" w:cs="Asana Math"/>
-          <w:sz w:val="20"/>
-          <w:szCs w:val="20"/>
-        </w:rPr>
-      </w:r>
-      <w:r>
-        <w:rPr>
           <w:rFonts w:ascii="Asana Math" w:hAnsi="Asana Math" w:eastAsia="Asana Math" w:cs="Asana Math"/>
           <w:sz w:val="24"/>
           <w:szCs w:val="24"/>
@@ -10739,6 +10832,15 @@
           <w:lang w:val="es-ES"/>
         </w:rPr>
       </w:r>
+      <w:r>
+        <w:rPr>
+          <w:rFonts w:ascii="Asana Math" w:hAnsi="Asana Math" w:eastAsia="Asana Math" w:cs="Asana Math"/>
+          <w:sz w:val="24"/>
+          <w:szCs w:val="24"/>
+          <w:highlight w:val="none"/>
+          <w:lang w:val="es-ES"/>
+        </w:rPr>
+      </w:r>
     </w:p>
     <w:p>
       <w:pPr>
@@ -10806,7 +10908,9 @@
       </w:r>
       <w:r>
         <w:rPr>
-          <w:rFonts w:ascii="Asana Math" w:hAnsi="Asana Math" w:cs="Asana Math"/>
+          <w:b/>
+          <w:bCs/>
+          <w:highlight w:val="none"/>
         </w:rPr>
       </w:r>
       <w:r>
@@ -11024,6 +11128,11 @@
           <w:lang w:val="es-ES"/>
         </w:rPr>
         <w:t xml:space="preserve"> esto inmediatamente me movera las fichas.</w:t>
+      </w:r>
+      <w:r>
+        <w:rPr>
+          <w:rFonts w:ascii="Asana Math" w:hAnsi="Asana Math" w:cs="Asana Math"/>
+        </w:rPr>
       </w:r>
       <w:r>
         <w:rPr>

--- a/Documentacion_Desafio1.docx
+++ b/Documentacion_Desafio1.docx
@@ -2039,49 +2039,40 @@
         <w:ind/>
         <w:jc w:val="center"/>
         <w:rPr>
-          <w:rFonts w:ascii="Asana Math" w:hAnsi="Asana Math" w:eastAsia="Asana Math" w:cs="Asana Math"/>
-          <w:sz w:val="28"/>
-          <w:szCs w:val="28"/>
-          <w:highlight w:val="none"/>
-          <w:lang w:val="es-ES"/>
-        </w:rPr>
-      </w:pPr>
-      <w:r>
-        <w:rPr>
-          <w:rFonts w:ascii="Asana Math" w:hAnsi="Asana Math" w:eastAsia="Asana Math" w:cs="Asana Math"/>
-          <w:sz w:val="28"/>
-          <w:szCs w:val="28"/>
-          <w:highlight w:val="none"/>
-          <w:lang w:val="es-ES"/>
+          <w:rFonts w:ascii="Times New Roman" w:hAnsi="Times New Roman" w:cs="Times New Roman"/>
+          <w:b/>
+          <w:bCs/>
+          <w:i/>
+          <w:sz w:val="24"/>
+          <w:szCs w:val="24"/>
+          <w:u w:val="single"/>
+        </w:rPr>
+      </w:pPr>
+      <w:r>
+        <w:rPr>
+          <w:rFonts w:ascii="Times New Roman" w:hAnsi="Times New Roman" w:eastAsia="Times New Roman" w:cs="Times New Roman"/>
+          <w:b/>
+          <w:bCs/>
+          <w:i/>
+          <w:iCs/>
+          <w:sz w:val="24"/>
+          <w:szCs w:val="24"/>
+          <w:highlight w:val="none"/>
+          <w:u w:val="single"/>
+          <w:lang w:val="es-ES" w:bidi="es-ES"/>
         </w:rPr>
         <w:t xml:space="preserve">EL TABLERO</w:t>
       </w:r>
       <w:r>
         <w:rPr>
-          <w:rFonts w:ascii="Asana Math" w:hAnsi="Asana Math" w:eastAsia="Asana Math" w:cs="Asana Math"/>
-          <w:sz w:val="28"/>
-          <w:szCs w:val="28"/>
-          <w:highlight w:val="none"/>
-          <w:lang w:val="es-ES"/>
-        </w:rPr>
-        <w:t xml:space="preserve">.</w:t>
-      </w:r>
-      <w:r>
-        <w:rPr>
-          <w:rFonts w:ascii="Asana Math" w:hAnsi="Asana Math" w:eastAsia="Asana Math" w:cs="Asana Math"/>
-          <w:sz w:val="28"/>
-          <w:szCs w:val="28"/>
-          <w:highlight w:val="none"/>
-          <w:lang w:val="es-ES"/>
-        </w:rPr>
-      </w:r>
-      <w:r>
-        <w:rPr>
-          <w:rFonts w:ascii="Asana Math" w:hAnsi="Asana Math" w:eastAsia="Asana Math" w:cs="Asana Math"/>
-          <w:sz w:val="28"/>
-          <w:szCs w:val="28"/>
-          <w:highlight w:val="none"/>
-          <w:lang w:val="es-ES"/>
+          <w:rFonts w:ascii="Times New Roman" w:hAnsi="Times New Roman" w:eastAsia="Times New Roman" w:cs="Times New Roman"/>
+          <w:b/>
+          <w:bCs/>
+          <w:i/>
+          <w:iCs/>
+          <w:sz w:val="24"/>
+          <w:szCs w:val="24"/>
+          <w:u w:val="single"/>
         </w:rPr>
       </w:r>
     </w:p>
@@ -2092,38 +2083,22 @@
         <w:ind/>
         <w:jc w:val="center"/>
         <w:rPr>
-          <w:rFonts w:ascii="Asana Math" w:hAnsi="Asana Math" w:eastAsia="Asana Math" w:cs="Asana Math"/>
-          <w:sz w:val="28"/>
-          <w:szCs w:val="28"/>
-          <w:highlight w:val="none"/>
-          <w:lang w:val="es-ES"/>
-        </w:rPr>
-      </w:pPr>
-      <w:r>
-        <w:rPr>
-          <w:rFonts w:ascii="Asana Math" w:hAnsi="Asana Math" w:eastAsia="Asana Math" w:cs="Asana Math"/>
-          <w:sz w:val="28"/>
-          <w:szCs w:val="28"/>
+          <w:rFonts w:ascii="Times New Roman" w:hAnsi="Times New Roman" w:cs="Times New Roman"/>
+        </w:rPr>
+      </w:pPr>
+      <w:r>
+        <w:rPr>
+          <w:rFonts w:ascii="Times New Roman" w:hAnsi="Times New Roman" w:eastAsia="Times New Roman" w:cs="Times New Roman"/>
+          <w:sz w:val="22"/>
+          <w:szCs w:val="22"/>
           <w:highlight w:val="none"/>
           <w:lang w:val="es-ES" w:bidi="es-ES"/>
         </w:rPr>
-      </w:r>
-      <w:r>
-        <w:rPr>
-          <w:rFonts w:ascii="Asana Math" w:hAnsi="Asana Math" w:eastAsia="Asana Math" w:cs="Asana Math"/>
-          <w:sz w:val="28"/>
-          <w:szCs w:val="28"/>
-          <w:highlight w:val="none"/>
-          <w:lang w:val="es-ES"/>
-        </w:rPr>
-      </w:r>
-      <w:r>
-        <w:rPr>
-          <w:rFonts w:ascii="Asana Math" w:hAnsi="Asana Math" w:eastAsia="Asana Math" w:cs="Asana Math"/>
-          <w:sz w:val="28"/>
-          <w:szCs w:val="28"/>
-          <w:highlight w:val="none"/>
-          <w:lang w:val="es-ES"/>
+        <w:t xml:space="preserve">¿Cómo puedo hacer y representar el tablero mediante caracteres "." y "#" cumpliendo las condiciones dadas?</w:t>
+      </w:r>
+      <w:r>
+        <w:rPr>
+          <w:rFonts w:ascii="Times New Roman" w:hAnsi="Times New Roman" w:eastAsia="Times New Roman" w:cs="Times New Roman"/>
         </w:rPr>
       </w:r>
     </w:p>
@@ -2134,59 +2109,22 @@
         <w:ind/>
         <w:jc w:val="center"/>
         <w:rPr>
-          <w:rFonts w:ascii="Asana Math" w:hAnsi="Asana Math" w:eastAsia="Asana Math" w:cs="Asana Math"/>
-          <w:sz w:val="28"/>
-          <w:szCs w:val="28"/>
-          <w:highlight w:val="none"/>
-          <w:lang w:val="es-ES"/>
-        </w:rPr>
-      </w:pPr>
-      <w:r>
-        <w:rPr>
-          <w:rFonts w:ascii="Asana Math" w:hAnsi="Asana Math" w:eastAsia="Asana Math" w:cs="Asana Math"/>
-          <w:sz w:val="28"/>
-          <w:szCs w:val="28"/>
+          <w:rFonts w:ascii="Times New Roman" w:hAnsi="Times New Roman" w:cs="Times New Roman"/>
+        </w:rPr>
+      </w:pPr>
+      <w:r>
+        <w:rPr>
+          <w:rFonts w:ascii="Times New Roman" w:hAnsi="Times New Roman" w:eastAsia="Times New Roman" w:cs="Times New Roman"/>
+          <w:sz w:val="22"/>
+          <w:szCs w:val="22"/>
           <w:highlight w:val="none"/>
           <w:lang w:val="es-ES" w:bidi="es-ES"/>
         </w:rPr>
-        <w:t xml:space="preserve">¿C</w:t>
-      </w:r>
-      <w:r>
-        <w:rPr>
-          <w:rFonts w:ascii="Asana Math" w:hAnsi="Asana Math" w:eastAsia="Asana Math" w:cs="Asana Math"/>
-          <w:sz w:val="28"/>
-          <w:szCs w:val="28"/>
-          <w:highlight w:val="none"/>
-          <w:lang w:val="es-ES" w:bidi="es-ES"/>
-        </w:rPr>
-        <w:t xml:space="preserve">ómo puedo hacer y representar al trablero mediante caracteres “.” y “#” cumpliendo las condiciones dadas?</w:t>
-      </w:r>
-      <w:r>
-        <w:rPr>
-          <w:rFonts w:ascii="Asana Math" w:hAnsi="Asana Math" w:eastAsia="Asana Math" w:cs="Asana Math"/>
-          <w:sz w:val="28"/>
-          <w:szCs w:val="28"/>
-          <w:highlight w:val="none"/>
-          <w:lang w:val="es-ES" w:bidi="es-ES"/>
-        </w:rPr>
-        <w:t xml:space="preserve">   </w:t>
-      </w:r>
-      <w:r>
-        <w:rPr>
-          <w:rFonts w:ascii="Asana Math" w:hAnsi="Asana Math" w:eastAsia="Asana Math" w:cs="Asana Math"/>
-          <w:sz w:val="28"/>
-          <w:szCs w:val="28"/>
-          <w:highlight w:val="none"/>
-          <w:lang w:val="es-ES"/>
-        </w:rPr>
-      </w:r>
-      <w:r>
-        <w:rPr>
-          <w:rFonts w:ascii="Asana Math" w:hAnsi="Asana Math" w:eastAsia="Asana Math" w:cs="Asana Math"/>
-          <w:sz w:val="28"/>
-          <w:szCs w:val="28"/>
-          <w:highlight w:val="none"/>
-          <w:lang w:val="es-ES"/>
+        <w:t xml:space="preserve">Realmente no trabajaremos con ese tipo de archivos; esos símbolos char únicamente serán la representación por consola del programa a desarrollar.</w:t>
+      </w:r>
+      <w:r>
+        <w:rPr>
+          <w:rFonts w:ascii="Times New Roman" w:hAnsi="Times New Roman" w:eastAsia="Times New Roman" w:cs="Times New Roman"/>
         </w:rPr>
       </w:r>
     </w:p>
@@ -2197,224 +2135,96 @@
         <w:ind/>
         <w:jc w:val="center"/>
         <w:rPr>
-          <w:rFonts w:ascii="Asana Math" w:hAnsi="Asana Math" w:eastAsia="Asana Math" w:cs="Asana Math"/>
+          <w:rFonts w:ascii="Times New Roman" w:hAnsi="Times New Roman" w:cs="Times New Roman"/>
+        </w:rPr>
+      </w:pPr>
+      <w:r>
+        <w:rPr>
+          <w:rFonts w:ascii="Times New Roman" w:hAnsi="Times New Roman" w:eastAsia="Times New Roman" w:cs="Times New Roman"/>
           <w:sz w:val="22"/>
           <w:szCs w:val="22"/>
           <w:highlight w:val="none"/>
-          <w:lang w:val="es-ES"/>
-        </w:rPr>
-      </w:pPr>
-      <w:r>
-        <w:rPr>
-          <w:rFonts w:ascii="Asana Math" w:hAnsi="Asana Math" w:eastAsia="Asana Math" w:cs="Asana Math"/>
+          <w:lang w:val="es-ES" w:bidi="es-ES"/>
+        </w:rPr>
+        <w:t xml:space="preserve">La verdadera esencia y lo fundamental del tablero es la representación que tendremos y el tipo de variables que utilizaremos para ello. Pero debido a una obligación de entrega, tendremos que trabajar a nivel de bits con operadores bitwise (bit a bit), así q</w:t>
+      </w:r>
+      <w:r>
+        <w:rPr>
+          <w:rFonts w:ascii="Times New Roman" w:hAnsi="Times New Roman" w:eastAsia="Times New Roman" w:cs="Times New Roman"/>
           <w:sz w:val="22"/>
           <w:szCs w:val="22"/>
           <w:highlight w:val="none"/>
           <w:lang w:val="es-ES" w:bidi="es-ES"/>
         </w:rPr>
-        <w:t xml:space="preserve">Realmente no trabajaremos con ese tipo de archivos , esos simbolos char unicamente seran la representacion por consola del programa a desarrollar</w:t>
-      </w:r>
-      <w:r>
-        <w:rPr>
-          <w:rFonts w:ascii="Asana Math" w:hAnsi="Asana Math" w:eastAsia="Asana Math" w:cs="Asana Math"/>
+        <w:t xml:space="preserve">ue la mejor manera de manejarlo es trabajar con enteros, más directamente con su valor binario; es decir, que lo que nos interesa es el manejo de los bits.</w:t>
+      </w:r>
+      <w:r>
+        <w:rPr>
+          <w:rFonts w:ascii="Times New Roman" w:hAnsi="Times New Roman" w:eastAsia="Times New Roman" w:cs="Times New Roman"/>
+        </w:rPr>
+      </w:r>
+    </w:p>
+    <w:p>
+      <w:pPr>
+        <w:pBdr/>
+        <w:spacing/>
+        <w:ind/>
+        <w:jc w:val="center"/>
+        <w:rPr>
+          <w:rFonts w:ascii="Times New Roman" w:hAnsi="Times New Roman" w:cs="Times New Roman"/>
+        </w:rPr>
+      </w:pPr>
+      <w:r>
+        <w:rPr>
+          <w:rFonts w:ascii="Times New Roman" w:hAnsi="Times New Roman" w:eastAsia="Times New Roman" w:cs="Times New Roman"/>
           <w:sz w:val="22"/>
           <w:szCs w:val="22"/>
           <w:highlight w:val="none"/>
-          <w:lang w:val="es-ES"/>
-        </w:rPr>
-        <w:t xml:space="preserve">.</w:t>
-      </w:r>
-      <w:r>
-        <w:rPr>
-          <w:rFonts w:ascii="Asana Math" w:hAnsi="Asana Math" w:eastAsia="Asana Math" w:cs="Asana Math"/>
+          <w:lang w:val="es-ES" w:bidi="es-ES"/>
+        </w:rPr>
+        <w:t xml:space="preserve">Nosotros, por básica informática, sabemos que un entero tiene un valor en bytes que lo define la arquitectura en la que se emplea dicho valor informático, teniendo así que el valor básico informático de un entero es 4 bytes.</w:t>
+      </w:r>
+      <w:r>
+        <w:rPr>
+          <w:rFonts w:ascii="Times New Roman" w:hAnsi="Times New Roman" w:eastAsia="Times New Roman" w:cs="Times New Roman"/>
+        </w:rPr>
+      </w:r>
+    </w:p>
+    <w:p>
+      <w:pPr>
+        <w:pBdr/>
+        <w:spacing/>
+        <w:ind/>
+        <w:jc w:val="center"/>
+        <w:rPr>
+          <w:rFonts w:ascii="Times New Roman" w:hAnsi="Times New Roman" w:cs="Times New Roman"/>
           <w:sz w:val="22"/>
           <w:szCs w:val="22"/>
           <w:highlight w:val="none"/>
-          <w:lang w:val="es-ES"/>
-        </w:rPr>
-      </w:r>
-      <w:r>
-        <w:rPr>
-          <w:rFonts w:ascii="Asana Math" w:hAnsi="Asana Math" w:eastAsia="Asana Math" w:cs="Asana Math"/>
+        </w:rPr>
+      </w:pPr>
+      <w:r>
+        <w:rPr>
+          <w:rFonts w:ascii="Times New Roman" w:hAnsi="Times New Roman" w:eastAsia="Times New Roman" w:cs="Times New Roman"/>
           <w:sz w:val="22"/>
           <w:szCs w:val="22"/>
           <w:highlight w:val="none"/>
-          <w:lang w:val="es-ES"/>
-        </w:rPr>
-      </w:r>
-    </w:p>
-    <w:p>
-      <w:pPr>
-        <w:pBdr/>
-        <w:spacing/>
-        <w:ind/>
-        <w:jc w:val="center"/>
-        <w:rPr>
-          <w:rFonts w:ascii="Asana Math" w:hAnsi="Asana Math" w:eastAsia="Asana Math" w:cs="Asana Math"/>
+          <w:lang w:val="es-ES" w:bidi="es-ES"/>
+        </w:rPr>
+        <w:t xml:space="preserve">4 bytes en binario serían 32 bits disponibles, viéndolo de una forma gráfica.</w:t>
+      </w:r>
+      <w:r>
+        <w:rPr>
+          <w:rFonts w:ascii="Times New Roman" w:hAnsi="Times New Roman" w:eastAsia="Times New Roman" w:cs="Times New Roman"/>
           <w:sz w:val="22"/>
           <w:szCs w:val="22"/>
           <w:highlight w:val="none"/>
-          <w:lang w:val="es-ES"/>
-        </w:rPr>
-      </w:pPr>
-      <w:r>
-        <w:rPr>
-          <w:rFonts w:ascii="Asana Math" w:hAnsi="Asana Math" w:eastAsia="Asana Math" w:cs="Asana Math"/>
-          <w:sz w:val="22"/>
-          <w:szCs w:val="22"/>
-          <w:highlight w:val="none"/>
           <w:lang w:val="es-ES" w:bidi="es-ES"/>
         </w:rPr>
-        <w:t xml:space="preserve">La verdadera escencia y lo fundamental del tablero es la representacion que tendremos </w:t>
-      </w:r>
-      <w:r>
-        <w:rPr>
-          <w:rFonts w:ascii="Asana Math" w:hAnsi="Asana Math" w:eastAsia="Asana Math" w:cs="Asana Math"/>
-          <w:sz w:val="22"/>
-          <w:szCs w:val="22"/>
-          <w:highlight w:val="none"/>
-          <w:lang w:val="es-ES"/>
-        </w:rPr>
-        <w:t xml:space="preserve">y el tipo de variables que utilizaremos para ello; Pero debido a una </w:t>
-      </w:r>
-      <w:r>
-        <w:rPr>
-          <w:rFonts w:ascii="Asana Math" w:hAnsi="Asana Math" w:eastAsia="Asana Math" w:cs="Asana Math"/>
-          <w:sz w:val="22"/>
-          <w:szCs w:val="22"/>
-          <w:highlight w:val="none"/>
-          <w:lang w:val="es-ES"/>
-        </w:rPr>
-        <w:t xml:space="preserve">obligacion de entrega tendremos que  trabajar a nivel de bits con operadores bitwise(Bit a bit) asi que la mejor manera de manejarlo es trabajar con enteros , mas directamente con su valor binario; es decir que lo que nos interesa es el manejo de los bits.</w:t>
-      </w:r>
-      <w:r>
-        <w:rPr>
-          <w:rFonts w:ascii="Asana Math" w:hAnsi="Asana Math" w:eastAsia="Asana Math" w:cs="Asana Math"/>
-          <w:sz w:val="22"/>
-          <w:szCs w:val="22"/>
-          <w:highlight w:val="none"/>
-          <w:lang w:val="es-ES"/>
-        </w:rPr>
-      </w:r>
-      <w:r>
-        <w:rPr>
-          <w:rFonts w:ascii="Asana Math" w:hAnsi="Asana Math" w:eastAsia="Asana Math" w:cs="Asana Math"/>
-          <w:sz w:val="22"/>
-          <w:szCs w:val="22"/>
-          <w:highlight w:val="none"/>
-          <w:lang w:val="es-ES"/>
-        </w:rPr>
-      </w:r>
-    </w:p>
-    <w:p>
-      <w:pPr>
-        <w:pBdr/>
-        <w:spacing/>
-        <w:ind/>
-        <w:jc w:val="center"/>
-        <w:rPr>
-          <w:rFonts w:ascii="Asana Math" w:hAnsi="Asana Math" w:eastAsia="Asana Math" w:cs="Asana Math"/>
-          <w:sz w:val="22"/>
-          <w:szCs w:val="22"/>
-          <w:highlight w:val="none"/>
-          <w:lang w:val="es-ES" w:bidi="es-ES"/>
-        </w:rPr>
-      </w:pPr>
-      <w:r>
-        <w:rPr>
-          <w:rFonts w:ascii="Asana Math" w:hAnsi="Asana Math" w:eastAsia="Asana Math" w:cs="Asana Math"/>
-          <w:sz w:val="22"/>
-          <w:szCs w:val="22"/>
-          <w:highlight w:val="none"/>
-          <w:lang w:val="es-ES" w:bidi="es-ES"/>
-        </w:rPr>
-        <w:t xml:space="preserve">Nosotros por b</w:t>
-      </w:r>
-      <w:r>
-        <w:rPr>
-          <w:rFonts w:ascii="Asana Math" w:hAnsi="Asana Math" w:eastAsia="Asana Math" w:cs="Asana Math"/>
-          <w:sz w:val="22"/>
-          <w:szCs w:val="22"/>
-          <w:highlight w:val="none"/>
-          <w:lang w:val="es-ES" w:bidi="es-ES"/>
-        </w:rPr>
-        <w:t xml:space="preserve">ásica informatica sabemos que un entero tiene un valor en bytes que lo define la arquitectura en la que se emplea dicho valor informatico teniendo asi, que el valor b</w:t>
-      </w:r>
-      <w:r>
-        <w:rPr>
-          <w:rFonts w:ascii="Asana Math" w:hAnsi="Asana Math" w:eastAsia="Asana Math" w:cs="Asana Math"/>
-          <w:sz w:val="22"/>
-          <w:szCs w:val="22"/>
-          <w:highlight w:val="none"/>
-          <w:lang w:val="es-ES" w:bidi="es-ES"/>
-        </w:rPr>
-        <w:t xml:space="preserve">ásico informatico de un entero es 4 byte.</w:t>
-      </w:r>
-      <w:r>
-        <w:rPr>
-          <w:rFonts w:ascii="Asana Math" w:hAnsi="Asana Math" w:eastAsia="Asana Math" w:cs="Asana Math"/>
-          <w:sz w:val="22"/>
-          <w:szCs w:val="22"/>
-          <w:highlight w:val="none"/>
-          <w:lang w:val="es-ES" w:bidi="es-ES"/>
-        </w:rPr>
-      </w:r>
-      <w:r>
-        <w:rPr>
-          <w:rFonts w:ascii="Asana Math" w:hAnsi="Asana Math" w:eastAsia="Asana Math" w:cs="Asana Math"/>
-          <w:sz w:val="22"/>
-          <w:szCs w:val="22"/>
-          <w:highlight w:val="none"/>
-          <w:lang w:val="es-ES" w:bidi="es-ES"/>
-        </w:rPr>
-      </w:r>
-    </w:p>
-    <w:p>
-      <w:pPr>
-        <w:pBdr/>
-        <w:spacing/>
-        <w:ind/>
-        <w:jc w:val="center"/>
-        <w:rPr>
-          <w:rFonts w:ascii="Asana Math" w:hAnsi="Asana Math" w:eastAsia="Asana Math" w:cs="Asana Math"/>
-          <w:sz w:val="22"/>
-          <w:szCs w:val="22"/>
-          <w:highlight w:val="none"/>
-          <w:lang w:val="es-ES" w:bidi="es-ES"/>
-        </w:rPr>
-      </w:pPr>
-      <w:r>
-        <w:rPr>
-          <w:rFonts w:ascii="Asana Math" w:hAnsi="Asana Math" w:eastAsia="Asana Math" w:cs="Asana Math"/>
-          <w:sz w:val="22"/>
-          <w:szCs w:val="22"/>
-          <w:highlight w:val="none"/>
-          <w:lang w:val="es-ES" w:bidi="es-ES"/>
-        </w:rPr>
-        <w:t xml:space="preserve">4 byte en binario serian 32 bits disponibles viendolo de una forma gr</w:t>
-      </w:r>
-      <w:r>
-        <w:rPr>
-          <w:rFonts w:ascii="Asana Math" w:hAnsi="Asana Math" w:eastAsia="Asana Math" w:cs="Asana Math"/>
-          <w:sz w:val="22"/>
-          <w:szCs w:val="22"/>
-          <w:highlight w:val="none"/>
-          <w:lang w:val="es-ES" w:bidi="es-ES"/>
-        </w:rPr>
-        <w:t xml:space="preserve">áfica.</w:t>
-      </w:r>
-      <w:r>
-        <w:rPr>
-          <w:rFonts w:ascii="Asana Math" w:hAnsi="Asana Math" w:eastAsia="Asana Math" w:cs="Asana Math"/>
-          <w:sz w:val="22"/>
-          <w:szCs w:val="22"/>
-          <w:highlight w:val="none"/>
-          <w:lang w:val="es-ES" w:bidi="es-ES"/>
-        </w:rPr>
-      </w:r>
-      <w:r>
-        <w:rPr>
-          <w:rFonts w:ascii="Asana Math" w:hAnsi="Asana Math" w:eastAsia="Asana Math" w:cs="Asana Math"/>
+      </w:r>
+      <w:r>
+        <w:rPr>
+          <w:rFonts w:ascii="Times New Roman" w:hAnsi="Times New Roman" w:eastAsia="Times New Roman" w:cs="Times New Roman"/>
           <w:sz w:val="22"/>
           <w:szCs w:val="22"/>
           <w:highlight w:val="none"/>
@@ -2595,35 +2405,32 @@
         <w:ind/>
         <w:jc w:val="center"/>
         <w:rPr>
-          <w:rFonts w:ascii="Asana Math" w:hAnsi="Asana Math" w:eastAsia="Asana Math" w:cs="Asana Math"/>
-          <w:highlight w:val="none"/>
+          <w:rFonts w:ascii="Times New Roman" w:hAnsi="Times New Roman" w:cs="Times New Roman"/>
+          <w:highlight w:val="none"/>
+        </w:rPr>
+      </w:pPr>
+      <w:r>
+        <w:rPr>
+          <w:rFonts w:ascii="Times New Roman" w:hAnsi="Times New Roman" w:eastAsia="Times New Roman" w:cs="Times New Roman"/>
           <w:lang w:val="es-ES"/>
         </w:rPr>
-      </w:pPr>
-      <w:r>
-        <w:rPr>
-          <w:rFonts w:ascii="Asana Math" w:hAnsi="Asana Math" w:eastAsia="Asana Math" w:cs="Asana Math"/>
+      </w:r>
+      <w:r>
+        <w:rPr>
+          <w:rFonts w:ascii="Times New Roman" w:hAnsi="Times New Roman" w:eastAsia="Times New Roman" w:cs="Times New Roman"/>
           <w:lang w:val="es-ES"/>
         </w:rPr>
-        <w:t xml:space="preserve">Si somos los suficientes atentos podemos notar que un entero a nivel de bits se parece a una fila con 32 columnas; Y si nos llevamos esa l</w:t>
-      </w:r>
-      <w:r>
-        <w:rPr>
-          <w:rFonts w:ascii="Asana Math" w:hAnsi="Asana Math" w:eastAsia="Asana Math" w:cs="Asana Math"/>
+        <w:t xml:space="preserve">Si somos los suficientemente atentos, podemos notar que un entero a nivel de bits se parece a una fila con 32 columnas. Y si nos llevamos esa lógica, podemos decir que si tuviéramos 1 byte, tendríamos una fila con 8 columnas.</w:t>
+      </w:r>
+      <w:r>
+        <w:rPr>
+          <w:rFonts w:ascii="Times New Roman" w:hAnsi="Times New Roman" w:eastAsia="Times New Roman" w:cs="Times New Roman"/>
           <w:lang w:val="es-ES"/>
         </w:rPr>
-        <w:t xml:space="preserve">ógica podemos decir que si tuvieras 1 byte tendriamos un fila con 8 columnas </w:t>
-      </w:r>
-      <w:r>
-        <w:rPr>
-          <w:rFonts w:ascii="Asana Math" w:hAnsi="Asana Math" w:eastAsia="Asana Math" w:cs="Asana Math"/>
-          <w:highlight w:val="none"/>
-          <w:lang w:val="es-ES"/>
-        </w:rPr>
-      </w:r>
-      <w:r>
-        <w:rPr>
-          <w:rFonts w:ascii="Asana Math" w:hAnsi="Asana Math" w:eastAsia="Asana Math" w:cs="Asana Math"/>
+      </w:r>
+      <w:r>
+        <w:rPr>
+          <w:rFonts w:ascii="Times New Roman" w:hAnsi="Times New Roman" w:eastAsia="Times New Roman" w:cs="Times New Roman"/>
           <w:highlight w:val="none"/>
           <w:lang w:val="es-ES"/>
         </w:rPr>
@@ -2779,39 +2586,20 @@
         <w:ind/>
         <w:jc w:val="center"/>
         <w:rPr>
-          <w:rFonts w:ascii="Asana Math" w:hAnsi="Asana Math" w:eastAsia="Asana Math" w:cs="Asana Math"/>
+          <w:rFonts w:ascii="Times New Roman" w:hAnsi="Times New Roman" w:cs="Times New Roman"/>
+        </w:rPr>
+      </w:pPr>
+      <w:r>
+        <w:rPr>
+          <w:rFonts w:ascii="Times New Roman" w:hAnsi="Times New Roman" w:eastAsia="Times New Roman" w:cs="Times New Roman"/>
           <w:highlight w:val="none"/>
           <w:lang w:val="es-ES"/>
         </w:rPr>
-      </w:pPr>
-      <w:r>
-        <w:rPr>
-          <w:rFonts w:ascii="Asana Math" w:hAnsi="Asana Math" w:eastAsia="Asana Math" w:cs="Asana Math"/>
-          <w:highlight w:val="none"/>
-          <w:lang w:val="es-ES"/>
-        </w:rPr>
-        <w:t xml:space="preserve">Entonces nuestra l</w:t>
-      </w:r>
-      <w:r>
-        <w:rPr>
-          <w:rFonts w:ascii="Asana Math" w:hAnsi="Asana Math" w:eastAsia="Asana Math" w:cs="Asana Math"/>
-          <w:highlight w:val="none"/>
-          <w:lang w:val="es-ES"/>
-        </w:rPr>
-        <w:t xml:space="preserve">ógica nos dice que el tipo de variable debe de ser de un 1 byte.</w:t>
-      </w:r>
-      <w:r>
-        <w:rPr>
-          <w:rFonts w:ascii="Asana Math" w:hAnsi="Asana Math" w:eastAsia="Asana Math" w:cs="Asana Math"/>
-          <w:highlight w:val="none"/>
-          <w:lang w:val="es-ES"/>
-        </w:rPr>
-      </w:r>
-      <w:r>
-        <w:rPr>
-          <w:rFonts w:ascii="Asana Math" w:hAnsi="Asana Math" w:eastAsia="Asana Math" w:cs="Asana Math"/>
-          <w:highlight w:val="none"/>
-          <w:lang w:val="es-ES"/>
+        <w:t xml:space="preserve">Entonces, nuestra lógica nos dice que el tipo de variable debe ser de 1 byte. Y esa variable es la variable char → 1 byte.</w:t>
+      </w:r>
+      <w:r>
+        <w:rPr>
+          <w:rFonts w:ascii="Times New Roman" w:hAnsi="Times New Roman" w:eastAsia="Times New Roman" w:cs="Times New Roman"/>
         </w:rPr>
       </w:r>
     </w:p>
@@ -2822,47 +2610,19 @@
         <w:ind/>
         <w:jc w:val="center"/>
         <w:rPr>
-          <w:rFonts w:ascii="Asana Math" w:hAnsi="Asana Math" w:cs="Asana Math"/>
-          <w:highlight w:val="none"/>
-        </w:rPr>
-      </w:pPr>
-      <w:r>
-        <w:rPr>
-          <w:rFonts w:ascii="Asana Math" w:hAnsi="Asana Math" w:eastAsia="Asana Math" w:cs="Asana Math"/>
+          <w:rFonts w:ascii="Times New Roman" w:hAnsi="Times New Roman" w:cs="Times New Roman"/>
+        </w:rPr>
+      </w:pPr>
+      <w:r>
+        <w:rPr>
+          <w:rFonts w:ascii="Times New Roman" w:hAnsi="Times New Roman" w:eastAsia="Times New Roman" w:cs="Times New Roman"/>
           <w:highlight w:val="none"/>
           <w:lang w:val="es-ES"/>
         </w:rPr>
-        <w:t xml:space="preserve">Y esa variables es la variable </w:t>
-      </w:r>
-      <w:r>
-        <w:rPr>
-          <w:rFonts w:ascii="Asana Math" w:hAnsi="Asana Math" w:eastAsia="Asana Math" w:cs="Asana Math"/>
-          <w:b/>
-          <w:bCs/>
-          <w:color w:val="000000" w:themeColor="text1"/>
-          <w:highlight w:val="none"/>
-          <w:lang w:val="es-ES"/>
-        </w:rPr>
-        <w:t xml:space="preserve">char → 1 byte</w:t>
-      </w:r>
-      <w:r>
-        <w:rPr>
-          <w:rFonts w:ascii="Asana Math" w:hAnsi="Asana Math" w:eastAsia="Asana Math" w:cs="Asana Math"/>
-          <w:highlight w:val="none"/>
-          <w:lang w:val="es-ES"/>
-        </w:rPr>
-        <w:t xml:space="preserve">.</w:t>
-      </w:r>
-      <w:r>
-        <w:rPr>
-          <w:rFonts w:ascii="Asana Math" w:hAnsi="Asana Math" w:cs="Asana Math"/>
-          <w:highlight w:val="none"/>
-        </w:rPr>
-      </w:r>
-      <w:r>
-        <w:rPr>
-          <w:rFonts w:ascii="Asana Math" w:hAnsi="Asana Math" w:cs="Asana Math"/>
-          <w:highlight w:val="none"/>
+      </w:r>
+      <w:r>
+        <w:rPr>
+          <w:rFonts w:ascii="Times New Roman" w:hAnsi="Times New Roman" w:eastAsia="Times New Roman" w:cs="Times New Roman"/>
         </w:rPr>
       </w:r>
     </w:p>
@@ -2873,30 +2633,20 @@
         <w:ind/>
         <w:jc w:val="center"/>
         <w:rPr>
-          <w:rFonts w:ascii="Asana Math" w:hAnsi="Asana Math" w:eastAsia="Asana Math" w:cs="Asana Math"/>
+          <w:rFonts w:ascii="Times New Roman" w:hAnsi="Times New Roman" w:cs="Times New Roman"/>
+        </w:rPr>
+      </w:pPr>
+      <w:r>
+        <w:rPr>
+          <w:rFonts w:ascii="Times New Roman" w:hAnsi="Times New Roman" w:eastAsia="Times New Roman" w:cs="Times New Roman"/>
           <w:highlight w:val="none"/>
           <w:lang w:val="es-ES"/>
         </w:rPr>
-      </w:pPr>
-      <w:r>
-        <w:rPr>
-          <w:rFonts w:ascii="Asana Math" w:hAnsi="Asana Math" w:eastAsia="Asana Math" w:cs="Asana Math"/>
-          <w:lang w:val="es-ES"/>
-        </w:rPr>
-        <w:t xml:space="preserve">Ya tengo las columnas minimas(ancho) de nuestro tablero de tetris, pero y las otra filas como ¿podriamos nosotros representarlas a nivel de bits?</w:t>
-      </w:r>
-      <w:r>
-        <w:rPr>
-          <w:rFonts w:ascii="Asana Math" w:hAnsi="Asana Math" w:eastAsia="Asana Math" w:cs="Asana Math"/>
-          <w:highlight w:val="none"/>
-          <w:lang w:val="es-ES"/>
-        </w:rPr>
-      </w:r>
-      <w:r>
-        <w:rPr>
-          <w:rFonts w:ascii="Asana Math" w:hAnsi="Asana Math" w:eastAsia="Asana Math" w:cs="Asana Math"/>
-          <w:highlight w:val="none"/>
-          <w:lang w:val="es-ES"/>
+        <w:t xml:space="preserve">Ya tengo las columnas mínimas (ancho) de nuestro tablero de Tetris, pero las otras filas, ¿cómo podríamos nosotros representarlas a nivel de bits?</w:t>
+      </w:r>
+      <w:r>
+        <w:rPr>
+          <w:rFonts w:ascii="Times New Roman" w:hAnsi="Times New Roman" w:eastAsia="Times New Roman" w:cs="Times New Roman"/>
         </w:rPr>
       </w:r>
     </w:p>
@@ -2907,37 +2657,59 @@
         <w:ind/>
         <w:jc w:val="center"/>
         <w:rPr>
-          <w:rFonts w:ascii="Asana Math" w:hAnsi="Asana Math" w:cs="Asana Math"/>
+          <w:rFonts w:ascii="Times New Roman" w:hAnsi="Times New Roman" w:cs="Times New Roman"/>
+        </w:rPr>
+      </w:pPr>
+      <w:r>
+        <w:rPr>
+          <w:rFonts w:ascii="Times New Roman" w:hAnsi="Times New Roman" w:eastAsia="Times New Roman" w:cs="Times New Roman"/>
           <w:highlight w:val="none"/>
           <w:lang w:val="es-ES"/>
         </w:rPr>
-      </w:pPr>
-      <w:r>
-        <w:rPr>
-          <w:rFonts w:ascii="Asana Math" w:hAnsi="Asana Math" w:cs="Asana Math"/>
+      </w:r>
+      <w:r>
+        <w:rPr>
+          <w:rFonts w:ascii="Times New Roman" w:hAnsi="Times New Roman" w:eastAsia="Times New Roman" w:cs="Times New Roman"/>
+        </w:rPr>
+      </w:r>
+    </w:p>
+    <w:p>
+      <w:pPr>
+        <w:pBdr/>
+        <w:spacing/>
+        <w:ind/>
+        <w:jc w:val="center"/>
+        <w:rPr>
+          <w:rFonts w:ascii="Times New Roman" w:hAnsi="Times New Roman" w:cs="Times New Roman"/>
+          <w:highlight w:val="none"/>
+        </w:rPr>
+      </w:pPr>
+      <w:r>
+        <w:rPr>
+          <w:rFonts w:ascii="Times New Roman" w:hAnsi="Times New Roman" w:eastAsia="Times New Roman" w:cs="Times New Roman"/>
           <w:highlight w:val="none"/>
           <w:lang w:val="es-ES"/>
         </w:rPr>
-        <w:t xml:space="preserve">Normalmente  tenemos la costumbre de malinterpretar lo que significa </w:t>
-      </w:r>
-      <w:r>
-        <w:rPr>
-          <w:rFonts w:ascii="Asana Math" w:hAnsi="Asana Math" w:cs="Asana Math"/>
+        <w:t xml:space="preserve">Normalmente tenemos la costumbre de malinterpretar lo que significa una matriz a nivel de memoria y pensamos que se basa en filas y columnas, pero en realidad son posiciones de memoria que están contiguas, unas pegadas a las otras, y mediante esa contiguida</w:t>
+      </w:r>
+      <w:r>
+        <w:rPr>
+          <w:rFonts w:ascii="Times New Roman" w:hAnsi="Times New Roman" w:eastAsia="Times New Roman" w:cs="Times New Roman"/>
           <w:highlight w:val="none"/>
           <w:lang w:val="es-ES"/>
         </w:rPr>
-        <w:t xml:space="preserve">una matriz a nivel de memoria y pensamos que se basa en filas y columnas, pero en realidad son posiciones de memoria que estan contiguas, unas pegadas a las otras , y mediante esa contiguidad podemos crear matrices graficamente.</w:t>
-      </w:r>
-      <w:r>
-        <w:rPr>
-          <w:rFonts w:ascii="Asana Math" w:hAnsi="Asana Math" w:cs="Asana Math"/>
+        <w:t xml:space="preserve">d podemos crear matrices gráficamente.</w:t>
+      </w:r>
+      <w:r>
+        <w:rPr>
+          <w:rFonts w:ascii="Times New Roman" w:hAnsi="Times New Roman" w:eastAsia="Times New Roman" w:cs="Times New Roman"/>
           <w:highlight w:val="none"/>
           <w:lang w:val="es-ES"/>
         </w:rPr>
       </w:r>
       <w:r>
         <w:rPr>
-          <w:rFonts w:ascii="Asana Math" w:hAnsi="Asana Math" w:cs="Asana Math"/>
+          <w:rFonts w:ascii="Times New Roman" w:hAnsi="Times New Roman" w:eastAsia="Times New Roman" w:cs="Times New Roman"/>
           <w:highlight w:val="none"/>
           <w:lang w:val="es-ES"/>
         </w:rPr>
@@ -3093,35 +2865,25 @@
         <w:ind/>
         <w:jc w:val="center"/>
         <w:rPr>
-          <w:rFonts w:ascii="Asana Math" w:hAnsi="Asana Math" w:eastAsia="Asana Math" w:cs="Asana Math"/>
+          <w:rFonts w:ascii="Times New Roman" w:hAnsi="Times New Roman" w:cs="Times New Roman"/>
+        </w:rPr>
+      </w:pPr>
+      <w:r>
+        <w:rPr>
+          <w:rFonts w:ascii="Times New Roman" w:hAnsi="Times New Roman" w:eastAsia="Times New Roman" w:cs="Times New Roman"/>
           <w:highlight w:val="none"/>
           <w:lang w:val="es-ES"/>
         </w:rPr>
-      </w:pPr>
-      <w:r>
-        <w:rPr>
-          <w:rFonts w:ascii="Asana Math" w:hAnsi="Asana Math" w:eastAsia="Asana Math" w:cs="Asana Math"/>
-          <w:lang w:val="es-ES"/>
-        </w:rPr>
-        <w:t xml:space="preserve">Siguiendo esa l</w:t>
-      </w:r>
-      <w:r>
-        <w:rPr>
-          <w:rFonts w:ascii="Asana Math" w:hAnsi="Asana Math" w:eastAsia="Asana Math" w:cs="Asana Math"/>
-          <w:lang w:val="es-ES"/>
-        </w:rPr>
-        <w:t xml:space="preserve">ógica podemos decir que podemos crear un tablero con un arreglo dinamico de chars , que primordialmente los trabajaremos a nivel de bits y luego los convertiremos a Caracteres en consola.</w:t>
-      </w:r>
-      <w:r>
-        <w:rPr>
-          <w:rFonts w:ascii="Asana Math" w:hAnsi="Asana Math" w:eastAsia="Asana Math" w:cs="Asana Math"/>
-          <w:highlight w:val="none"/>
-          <w:lang w:val="es-ES"/>
-        </w:rPr>
-      </w:r>
-      <w:r>
-        <w:rPr>
-          <w:rFonts w:ascii="Asana Math" w:hAnsi="Asana Math" w:eastAsia="Asana Math" w:cs="Asana Math"/>
+        <w:t xml:space="preserve">Siguiendo esa lógica, podemos decir que podemos crear un tablero con un arreglo dinámico de chars, que primordialmente los trabajaremos a nivel de bits y luego los convertiremos a caracteres en consola.</w:t>
+      </w:r>
+      <w:r>
+        <w:rPr>
+          <w:rFonts w:ascii="Times New Roman" w:hAnsi="Times New Roman" w:eastAsia="Times New Roman" w:cs="Times New Roman"/>
+        </w:rPr>
+      </w:r>
+      <w:r>
+        <w:rPr>
+          <w:rFonts w:ascii="Times New Roman" w:hAnsi="Times New Roman" w:eastAsia="Times New Roman" w:cs="Times New Roman"/>
           <w:highlight w:val="none"/>
           <w:lang w:val="es-ES"/>
         </w:rPr>
@@ -3134,37 +2896,28 @@
         <w:ind/>
         <w:jc w:val="center"/>
         <w:rPr>
-          <w:rFonts w:ascii="Asana Math" w:hAnsi="Asana Math" w:eastAsia="Asana Math" w:cs="Asana Math"/>
+          <w:rFonts w:ascii="Times New Roman" w:hAnsi="Times New Roman" w:cs="Times New Roman"/>
+          <w:highlight w:val="none"/>
+        </w:rPr>
+      </w:pPr>
+      <w:r>
+        <w:rPr>
+          <w:rFonts w:ascii="Times New Roman" w:hAnsi="Times New Roman" w:eastAsia="Times New Roman" w:cs="Times New Roman"/>
           <w:highlight w:val="none"/>
           <w:lang w:val="es-ES"/>
         </w:rPr>
-      </w:pPr>
-      <w:r>
-        <w:rPr>
-          <w:rFonts w:ascii="Asana Math" w:hAnsi="Asana Math" w:eastAsia="Asana Math" w:cs="Asana Math"/>
+        <w:t xml:space="preserve">Un punto importante a tener en cuenta es que el ancho de nuestro tablero será múltiplo de byte (8 bits). De una forma matemática, nuestro ancho estará dado por:</w:t>
+      </w:r>
+      <w:r>
+        <w:rPr>
+          <w:rFonts w:ascii="Times New Roman" w:hAnsi="Times New Roman" w:eastAsia="Times New Roman" w:cs="Times New Roman"/>
           <w:highlight w:val="none"/>
           <w:lang w:val="es-ES"/>
         </w:rPr>
-        <w:t xml:space="preserve">Un punto importante a tener en cuenta es que el ancho de nuestro tablero seran multiplos de byte(8 bits), de una forma matematica nuestro ancho estar</w:t>
-      </w:r>
-      <w:r>
-        <w:rPr>
-          <w:rFonts w:ascii="Asana Math" w:hAnsi="Asana Math" w:eastAsia="Asana Math" w:cs="Asana Math"/>
-          <w:highlight w:val="none"/>
-          <w:lang w:val="es-ES"/>
-        </w:rPr>
-        <w:t xml:space="preserve">á dado por</w:t>
-      </w:r>
-      <w:r>
-        <w:rPr>
-          <w:rFonts w:ascii="Asana Math" w:hAnsi="Asana Math" w:eastAsia="Asana Math" w:cs="Asana Math"/>
-          <w:highlight w:val="none"/>
-          <w:lang w:val="es-ES"/>
-        </w:rPr>
-      </w:r>
-      <w:r>
-        <w:rPr>
-          <w:rFonts w:ascii="Asana Math" w:hAnsi="Asana Math" w:eastAsia="Asana Math" w:cs="Asana Math"/>
+      </w:r>
+      <w:r>
+        <w:rPr>
+          <w:rFonts w:ascii="Times New Roman" w:hAnsi="Times New Roman" w:eastAsia="Times New Roman" w:cs="Times New Roman"/>
           <w:highlight w:val="none"/>
           <w:lang w:val="es-ES"/>
         </w:rPr>
@@ -3184,38 +2937,28 @@
         <w:ind/>
         <w:jc w:val="center"/>
         <w:rPr>
-          <w:rFonts w:ascii="Asana Math" w:hAnsi="Asana Math" w:cs="Asana Math"/>
-        </w:rPr>
-      </w:pPr>
-      <w:r>
-        <w:rPr>
-          <w:rFonts w:ascii="Asana Math" w:hAnsi="Asana Math" w:eastAsia="Asana Math" w:cs="Asana Math"/>
+          <w:rFonts w:ascii="Classic Console" w:hAnsi="Classic Console" w:cs="Classic Console"/>
+          <w:sz w:val="36"/>
+          <w:szCs w:val="36"/>
+          <w:highlight w:val="none"/>
+        </w:rPr>
+      </w:pPr>
+      <w:r>
+        <w:rPr>
+          <w:rFonts w:ascii="Classic Console" w:hAnsi="Classic Console" w:eastAsia="Classic Console" w:cs="Classic Console"/>
+          <w:sz w:val="32"/>
+          <w:szCs w:val="32"/>
           <w:highlight w:val="none"/>
           <w:lang w:val="es-ES"/>
         </w:rPr>
-        <w:t xml:space="preserve"> </w:t>
-      </w:r>
-      <m:oMath>
-        <m:r>
-          <w:rPr>
-            <w:rFonts w:hint="default" w:ascii="Cambria Math" w:hAnsi="Cambria Math" w:eastAsia="Cambria Math" w:cs="Cambria Math"/>
-            <w:highlight w:val="none"/>
-            <w:lang w:val="es-ES" w:bidi="es-ES"/>
-          </w:rPr>
-          <m:rPr>
-            <m:sty m:val="i"/>
-          </m:rPr>
-          <m:t>N*Byte=N*8bits</m:t>
-        </m:r>
-      </m:oMath>
-      <w:r>
-        <w:rPr>
-          <w:rFonts w:ascii="Asana Math" w:hAnsi="Asana Math" w:cs="Asana Math"/>
-        </w:rPr>
-      </w:r>
-      <w:r>
-        <w:rPr>
-          <w:rFonts w:ascii="Asana Math" w:hAnsi="Asana Math" w:cs="Asana Math"/>
+        <w:t xml:space="preserve">N*Byte = N*(8) bits</w:t>
+      </w:r>
+      <w:r>
+        <w:rPr>
+          <w:rFonts w:ascii="Classic Console" w:hAnsi="Classic Console" w:eastAsia="Classic Console" w:cs="Classic Console"/>
+          <w:sz w:val="32"/>
+          <w:szCs w:val="32"/>
+          <w:highlight w:val="none"/>
         </w:rPr>
       </w:r>
     </w:p>
@@ -3226,49 +2969,172 @@
         <w:ind/>
         <w:jc w:val="center"/>
         <w:rPr>
-          <w:rFonts w:ascii="Asana Math" w:hAnsi="Asana Math" w:eastAsia="Asana Math" w:cs="Asana Math"/>
+          <w:rFonts w:ascii="Times New Roman" w:hAnsi="Times New Roman" w:eastAsia="Times New Roman" w:cs="Times New Roman"/>
+          <w:b/>
+          <w:bCs/>
+          <w:i/>
           <w:sz w:val="24"/>
           <w:szCs w:val="24"/>
           <w:highlight w:val="none"/>
-          <w:lang w:val="es-ES" w:bidi="es-ES"/>
-        </w:rPr>
-      </w:pPr>
-      <w:r>
-        <w:rPr>
-          <w:rFonts w:ascii="Asana Math" w:hAnsi="Asana Math" w:eastAsia="Asana Math" w:cs="Asana Math"/>
+          <w:u w:val="none"/>
+        </w:rPr>
+      </w:pPr>
+      <w:r>
+        <w:rPr>
+          <w:rFonts w:ascii="Times New Roman" w:hAnsi="Times New Roman" w:eastAsia="Times New Roman" w:cs="Times New Roman"/>
+          <w:b/>
+          <w:bCs/>
+          <w:i/>
+          <w:iCs/>
           <w:sz w:val="24"/>
           <w:szCs w:val="24"/>
           <w:highlight w:val="none"/>
+          <w:u w:val="none"/>
           <w:lang w:val="es-ES" w:bidi="es-ES"/>
         </w:rPr>
-        <w:t xml:space="preserve">CREACI</w:t>
-      </w:r>
-      <w:r>
-        <w:rPr>
-          <w:rFonts w:ascii="Asana Math" w:hAnsi="Asana Math" w:eastAsia="Asana Math" w:cs="Asana Math"/>
+      </w:r>
+      <w:r>
+        <w:rPr>
+          <w:rFonts w:ascii="Times New Roman" w:hAnsi="Times New Roman" w:eastAsia="Times New Roman" w:cs="Times New Roman"/>
+          <w:b/>
+          <w:bCs/>
+          <w:i/>
+          <w:iCs/>
           <w:sz w:val="24"/>
           <w:szCs w:val="24"/>
           <w:highlight w:val="none"/>
+          <w:u w:val="none"/>
           <w:lang w:val="es-ES" w:bidi="es-ES"/>
         </w:rPr>
-        <w:t xml:space="preserve">ÓN DEL TABLERO.</w:t>
-      </w:r>
-      <w:r>
-        <w:rPr>
-          <w:rFonts w:ascii="Asana Math" w:hAnsi="Asana Math" w:eastAsia="Asana Math" w:cs="Asana Math"/>
+      </w:r>
+      <w:r>
+        <w:rPr>
+          <w:rFonts w:ascii="Times New Roman" w:hAnsi="Times New Roman" w:eastAsia="Times New Roman" w:cs="Times New Roman"/>
+          <w:b/>
+          <w:bCs/>
+          <w:i/>
+          <w:iCs/>
           <w:sz w:val="24"/>
           <w:szCs w:val="24"/>
           <w:highlight w:val="none"/>
+          <w:u w:val="none"/>
           <w:lang w:val="es-ES" w:bidi="es-ES"/>
         </w:rPr>
       </w:r>
-      <w:r>
-        <w:rPr>
-          <w:rFonts w:ascii="Asana Math" w:hAnsi="Asana Math" w:eastAsia="Asana Math" w:cs="Asana Math"/>
+    </w:p>
+    <w:p>
+      <w:pPr>
+        <w:pBdr/>
+        <w:spacing/>
+        <w:ind/>
+        <w:jc w:val="center"/>
+        <w:rPr>
+          <w:rFonts w:ascii="Times New Roman" w:hAnsi="Times New Roman" w:eastAsia="Times New Roman" w:cs="Times New Roman"/>
+          <w:b/>
+          <w:bCs/>
+          <w:i/>
           <w:sz w:val="24"/>
           <w:szCs w:val="24"/>
           <w:highlight w:val="none"/>
+          <w:u w:val="none"/>
           <w:lang w:val="es-ES" w:bidi="es-ES"/>
+        </w:rPr>
+      </w:pPr>
+      <w:r>
+        <w:rPr>
+          <w:rFonts w:ascii="Times New Roman" w:hAnsi="Times New Roman" w:eastAsia="Times New Roman" w:cs="Times New Roman"/>
+          <w:b/>
+          <w:bCs/>
+          <w:i/>
+          <w:iCs/>
+          <w:sz w:val="24"/>
+          <w:szCs w:val="24"/>
+          <w:highlight w:val="none"/>
+          <w:u w:val="none"/>
+          <w:lang w:val="es-ES" w:bidi="es-ES"/>
+        </w:rPr>
+        <w:t xml:space="preserve">CREACI</w:t>
+      </w:r>
+      <w:r>
+        <w:rPr>
+          <w:rFonts w:ascii="Times New Roman" w:hAnsi="Times New Roman" w:eastAsia="Times New Roman" w:cs="Times New Roman"/>
+          <w:b/>
+          <w:bCs/>
+          <w:i/>
+          <w:iCs/>
+          <w:sz w:val="24"/>
+          <w:szCs w:val="24"/>
+          <w:highlight w:val="none"/>
+          <w:u w:val="none"/>
+          <w:lang w:val="es-ES" w:bidi="es-ES"/>
+        </w:rPr>
+        <w:t xml:space="preserve">ÓN DEL TABLERO.</w:t>
+      </w:r>
+      <w:r>
+        <w:rPr>
+          <w:rFonts w:ascii="Times New Roman" w:hAnsi="Times New Roman" w:eastAsia="Times New Roman" w:cs="Times New Roman"/>
+          <w:b/>
+          <w:bCs/>
+          <w:i/>
+          <w:iCs/>
+          <w:sz w:val="24"/>
+          <w:szCs w:val="24"/>
+          <w:highlight w:val="none"/>
+          <w:u w:val="none"/>
+          <w:lang w:val="es-ES" w:bidi="es-ES"/>
+        </w:rPr>
+      </w:r>
+      <w:r>
+        <w:rPr>
+          <w:rFonts w:ascii="Times New Roman" w:hAnsi="Times New Roman" w:eastAsia="Times New Roman" w:cs="Times New Roman"/>
+          <w:b/>
+          <w:bCs/>
+          <w:i/>
+          <w:iCs/>
+          <w:sz w:val="24"/>
+          <w:szCs w:val="24"/>
+          <w:highlight w:val="none"/>
+          <w:u w:val="none"/>
+          <w:lang w:val="es-ES" w:bidi="es-ES"/>
+        </w:rPr>
+      </w:r>
+      <w:r>
+        <w:rPr>
+          <w:rFonts w:ascii="Times New Roman" w:hAnsi="Times New Roman" w:eastAsia="Times New Roman" w:cs="Times New Roman"/>
+          <w:sz w:val="24"/>
+          <w:szCs w:val="24"/>
+          <w:highlight w:val="none"/>
+          <w:lang w:val="es-ES" w:bidi="es-ES"/>
+        </w:rPr>
+      </w:r>
+      <w:r>
+        <w:rPr>
+          <w:rFonts w:ascii="Times New Roman" w:hAnsi="Times New Roman" w:eastAsia="Times New Roman" w:cs="Times New Roman"/>
+          <w:sz w:val="24"/>
+          <w:szCs w:val="24"/>
+          <w:highlight w:val="none"/>
+          <w:lang w:val="es-ES" w:bidi="es-ES"/>
+        </w:rPr>
+      </w:r>
+      <w:r>
+        <w:rPr>
+          <w:rFonts w:ascii="Times New Roman" w:hAnsi="Times New Roman" w:eastAsia="Times New Roman" w:cs="Times New Roman"/>
+          <w:sz w:val="24"/>
+          <w:szCs w:val="24"/>
+          <w:highlight w:val="none"/>
+          <w:lang w:val="es-ES" w:bidi="es-ES"/>
+        </w:rPr>
+      </w:r>
+      <w:r>
+        <w:rPr>
+          <w:rFonts w:ascii="Times New Roman" w:hAnsi="Times New Roman" w:eastAsia="Times New Roman" w:cs="Times New Roman"/>
+          <w:b/>
+          <w:bCs/>
+          <w:i/>
+          <w:sz w:val="24"/>
+          <w:szCs w:val="24"/>
+          <w:highlight w:val="none"/>
+          <w:u w:val="none"/>
         </w:rPr>
       </w:r>
     </w:p>
@@ -3279,7 +3145,7 @@
         <w:ind/>
         <w:jc w:val="center"/>
         <w:rPr>
-          <w:rFonts w:ascii="Asana Math" w:hAnsi="Asana Math" w:eastAsia="Asana Math" w:cs="Asana Math"/>
+          <w:rFonts w:ascii="Times New Roman" w:hAnsi="Times New Roman" w:eastAsia="Times New Roman" w:cs="Times New Roman"/>
           <w:sz w:val="22"/>
           <w:szCs w:val="22"/>
           <w:highlight w:val="none"/>
@@ -3288,46 +3154,70 @@
       </w:pPr>
       <w:r>
         <w:rPr>
-          <w:rFonts w:ascii="Asana Math" w:hAnsi="Asana Math" w:eastAsia="Asana Math" w:cs="Asana Math"/>
+          <w:rFonts w:ascii="Times New Roman" w:hAnsi="Times New Roman" w:eastAsia="Times New Roman" w:cs="Times New Roman"/>
           <w:sz w:val="22"/>
           <w:szCs w:val="22"/>
           <w:highlight w:val="none"/>
           <w:lang w:val="es-ES" w:bidi="es-ES"/>
         </w:rPr>
-        <w:t xml:space="preserve">En la l</w:t>
-      </w:r>
-      <w:r>
-        <w:rPr>
-          <w:rFonts w:ascii="Asana Math" w:hAnsi="Asana Math" w:eastAsia="Asana Math" w:cs="Asana Math"/>
+      </w:r>
+      <w:r>
+        <w:rPr>
+          <w:rFonts w:ascii="Times New Roman" w:hAnsi="Times New Roman" w:eastAsia="Times New Roman" w:cs="Times New Roman"/>
           <w:sz w:val="22"/>
           <w:szCs w:val="22"/>
           <w:highlight w:val="none"/>
           <w:lang w:val="es-ES" w:bidi="es-ES"/>
         </w:rPr>
-        <w:t xml:space="preserve">ógica primordial que tenemos un usuario ingresar</w:t>
-      </w:r>
-      <w:r>
-        <w:rPr>
-          <w:rFonts w:ascii="Asana Math" w:hAnsi="Asana Math" w:eastAsia="Asana Math" w:cs="Asana Math"/>
+        <w:t xml:space="preserve">En la lógica primordial, tenemos que un usuario ingresará por consola un ancho y alto mínimo, y nuestro programa deberá convertir eso a un tablero de bits, no sin antes pasar por nuestras transformaciones.</w:t>
+      </w:r>
+      <w:r>
+        <w:rPr>
+          <w:rFonts w:ascii="Times New Roman" w:hAnsi="Times New Roman" w:eastAsia="Times New Roman" w:cs="Times New Roman"/>
           <w:sz w:val="22"/>
           <w:szCs w:val="22"/>
           <w:highlight w:val="none"/>
           <w:lang w:val="es-ES" w:bidi="es-ES"/>
         </w:rPr>
-        <w:t xml:space="preserve">á por consola un ancho y alto minimo y nuestro programa debera convertir eso a un tablero de bits , no sin antes pasar por nuestras tranformaciones.</w:t>
-      </w:r>
-      <w:r>
-        <w:rPr>
-          <w:rFonts w:ascii="Asana Math" w:hAnsi="Asana Math" w:eastAsia="Asana Math" w:cs="Asana Math"/>
+      </w:r>
+      <w:r>
+        <w:rPr>
+          <w:rFonts w:ascii="Times New Roman" w:hAnsi="Times New Roman" w:cs="Times New Roman"/>
           <w:sz w:val="22"/>
           <w:szCs w:val="22"/>
           <w:highlight w:val="none"/>
+        </w:rPr>
+      </w:r>
+      <w:r>
+        <w:rPr>
+          <w:rFonts w:ascii="Times New Roman" w:hAnsi="Times New Roman" w:eastAsia="Times New Roman" w:cs="Times New Roman"/>
+          <w:sz w:val="22"/>
+          <w:szCs w:val="22"/>
+          <w:highlight w:val="none"/>
           <w:lang w:val="es-ES" w:bidi="es-ES"/>
         </w:rPr>
       </w:r>
       <w:r>
         <w:rPr>
-          <w:rFonts w:ascii="Asana Math" w:hAnsi="Asana Math" w:eastAsia="Asana Math" w:cs="Asana Math"/>
+          <w:rFonts w:ascii="Times New Roman" w:hAnsi="Times New Roman" w:eastAsia="Times New Roman" w:cs="Times New Roman"/>
+          <w:sz w:val="22"/>
+          <w:szCs w:val="22"/>
+          <w:highlight w:val="none"/>
+          <w:lang w:val="es-ES" w:bidi="es-ES"/>
+        </w:rPr>
+      </w:r>
+      <w:r>
+        <w:rPr>
+          <w:rFonts w:ascii="Times New Roman" w:hAnsi="Times New Roman" w:eastAsia="Times New Roman" w:cs="Times New Roman"/>
+          <w:sz w:val="22"/>
+          <w:szCs w:val="22"/>
+          <w:highlight w:val="none"/>
+          <w:lang w:val="es-ES" w:bidi="es-ES"/>
+        </w:rPr>
+      </w:r>
+      <w:r>
+        <w:rPr>
+          <w:rFonts w:ascii="Times New Roman" w:hAnsi="Times New Roman" w:eastAsia="Times New Roman" w:cs="Times New Roman"/>
           <w:sz w:val="22"/>
           <w:szCs w:val="22"/>
           <w:highlight w:val="none"/>
@@ -3349,182 +3239,108 @@
         <w:ind/>
         <w:jc w:val="center"/>
         <w:rPr>
-          <w:rFonts w:ascii="Asana Math" w:hAnsi="Asana Math" w:eastAsia="Asana Math" w:cs="Asana Math"/>
+          <w:rFonts w:ascii="Classic Console" w:hAnsi="Classic Console" w:cs="Classic Console"/>
+          <w:sz w:val="24"/>
+          <w:szCs w:val="24"/>
+          <w:highlight w:val="none"/>
+        </w:rPr>
+      </w:pPr>
+      <w:r>
+        <w:rPr>
+          <w:rFonts w:ascii="Times New Roman" w:hAnsi="Times New Roman" w:eastAsia="Times New Roman" w:cs="Times New Roman"/>
+          <w:sz w:val="32"/>
+          <w:szCs w:val="32"/>
+          <w:highlight w:val="none"/>
+          <w:lang w:val="es-ES" w:bidi="es-ES"/>
+        </w:rPr>
+      </w:r>
+      <w:r>
+        <w:rPr>
+          <w:rFonts w:ascii="Classic Console" w:hAnsi="Classic Console" w:eastAsia="Classic Console" w:cs="Classic Console"/>
+          <w:sz w:val="32"/>
+          <w:szCs w:val="32"/>
+          <w:highlight w:val="none"/>
+          <w:lang w:val="es-ES" w:bidi="es-ES"/>
+        </w:rPr>
+        <w:t xml:space="preserve">Bytes_por_filas = (ancho)/(8) #Bytes</w:t>
+      </w:r>
+      <w:r>
+        <w:rPr>
+          <w:rFonts w:ascii="Classic Console" w:hAnsi="Classic Console" w:cs="Classic Console"/>
+          <w:sz w:val="24"/>
+          <w:szCs w:val="24"/>
+          <w:highlight w:val="none"/>
+        </w:rPr>
+      </w:r>
+    </w:p>
+    <w:p>
+      <w:pPr>
+        <w:pBdr/>
+        <w:spacing/>
+        <w:ind/>
+        <w:jc w:val="center"/>
+        <w:rPr>
+          <w:rFonts w:ascii="Times New Roman" w:hAnsi="Times New Roman" w:eastAsia="Times New Roman" w:cs="Times New Roman"/>
           <w:sz w:val="22"/>
           <w:szCs w:val="22"/>
           <w:highlight w:val="none"/>
-        </w:rPr>
-      </w:pPr>
-      <w:r>
-        <w:rPr>
-          <w:rFonts w:ascii="Asana Math" w:hAnsi="Asana Math" w:eastAsia="Asana Math" w:cs="Asana Math"/>
+          <w:lang w:val="es-ES" w:bidi="es-ES"/>
+        </w:rPr>
+      </w:pPr>
+      <w:r>
+        <w:rPr>
+          <w:rFonts w:ascii="Times New Roman" w:hAnsi="Times New Roman" w:eastAsia="Times New Roman" w:cs="Times New Roman"/>
           <w:sz w:val="22"/>
           <w:szCs w:val="22"/>
           <w:highlight w:val="none"/>
           <w:lang w:val="es-ES" w:bidi="es-ES"/>
         </w:rPr>
       </w:r>
-      <m:oMathPara>
-        <m:oMathParaPr/>
-        <m:oMath>
-          <m:r>
-            <w:rPr>
-              <w:rFonts w:hint="default" w:ascii="Cambria Math" w:hAnsi="Cambria Math" w:eastAsia="Cambria Math" w:cs="Cambria Math"/>
-              <w:sz w:val="22"/>
-              <w:szCs w:val="22"/>
-              <w:highlight w:val="none"/>
-              <w:lang w:val="es-ES" w:bidi="es-ES"/>
-            </w:rPr>
-            <m:rPr/>
-            <m:t> Bytes por filas=</m:t>
-          </m:r>
-          <m:f>
-            <m:fPr>
-              <m:ctrlPr>
-                <w:rPr>
-                  <w:rFonts w:ascii="Cambria Math" w:hAnsi="Cambria Math" w:eastAsia="Cambria Math" w:cs="Cambria Math"/>
-                  <w:sz w:val="22"/>
-                  <w:szCs w:val="22"/>
-                  <w:highlight w:val="none"/>
-                  <w:lang w:val="es-ES" w:bidi="es-ES"/>
-                </w:rPr>
-              </m:ctrlPr>
-            </m:fPr>
-            <m:num>
-              <m:r>
-                <w:rPr>
-                  <w:rFonts w:hint="default" w:ascii="Cambria Math" w:hAnsi="Cambria Math" w:eastAsia="Cambria Math" w:cs="Cambria Math"/>
-                  <w:sz w:val="22"/>
-                  <w:szCs w:val="22"/>
-                  <w:highlight w:val="none"/>
-                  <w:lang w:val="es-ES" w:bidi="es-ES"/>
-                </w:rPr>
-                <m:rPr>
-                  <m:sty m:val="i"/>
-                </m:rPr>
-                <m:t>Ancho</m:t>
-              </m:r>
-            </m:num>
-            <m:den>
-              <m:r>
-                <w:rPr>
-                  <w:rFonts w:hint="default" w:ascii="Cambria Math" w:hAnsi="Cambria Math" w:eastAsia="Cambria Math" w:cs="Cambria Math"/>
-                  <w:sz w:val="22"/>
-                  <w:szCs w:val="22"/>
-                  <w:highlight w:val="none"/>
-                  <w:lang w:val="es-ES" w:bidi="es-ES"/>
-                </w:rPr>
-                <m:rPr>
-                  <m:sty m:val="i"/>
-                </m:rPr>
-                <m:t>8</m:t>
-              </m:r>
-            </m:den>
-          </m:f>
-          <m:r>
-            <w:rPr>
-              <w:rFonts w:hint="default" w:ascii="Cambria Math" w:hAnsi="Cambria Math" w:eastAsia="Cambria Math" w:cs="Cambria Math"/>
-              <w:sz w:val="22"/>
-              <w:szCs w:val="22"/>
-              <w:highlight w:val="none"/>
-              <w:lang w:val="es-ES" w:bidi="es-ES"/>
-            </w:rPr>
-            <m:rPr>
-              <m:sty m:val="i"/>
-            </m:rPr>
-            <m:t>→ # </m:t>
-          </m:r>
-          <m:r>
-            <w:rPr>
-              <w:rFonts w:hint="default" w:ascii="Cambria Math" w:hAnsi="Cambria Math" w:eastAsia="Cambria Math" w:cs="Cambria Math"/>
-              <w:sz w:val="22"/>
-              <w:szCs w:val="22"/>
-              <w:highlight w:val="none"/>
-              <w:lang w:val="es-ES" w:bidi="es-ES"/>
-            </w:rPr>
-            <m:rPr>
-              <m:sty m:val="i"/>
-            </m:rPr>
-            <m:t>byte</m:t>
-          </m:r>
-        </m:oMath>
-      </m:oMathPara>
-      <w:r>
-        <w:rPr>
-          <w:rFonts w:ascii="Asana Math" w:hAnsi="Asana Math" w:eastAsia="Asana Math" w:cs="Asana Math"/>
+      <w:r>
+        <w:rPr>
+          <w:rFonts w:ascii="Times New Roman" w:hAnsi="Times New Roman" w:eastAsia="Times New Roman" w:cs="Times New Roman"/>
           <w:sz w:val="22"/>
           <w:szCs w:val="22"/>
           <w:highlight w:val="none"/>
-        </w:rPr>
-      </w:r>
-      <w:r>
-        <w:rPr>
-          <w:rFonts w:ascii="Asana Math" w:hAnsi="Asana Math" w:eastAsia="Asana Math" w:cs="Asana Math"/>
+          <w:lang w:val="es-ES" w:bidi="es-ES"/>
+        </w:rPr>
+        <w:t xml:space="preserve">Con el resultado de nuestra primera </w:t>
+      </w:r>
+      <w:r>
+        <w:rPr>
+          <w:rFonts w:ascii="Times New Roman" w:hAnsi="Times New Roman" w:eastAsia="Times New Roman" w:cs="Times New Roman"/>
           <w:sz w:val="22"/>
           <w:szCs w:val="22"/>
           <w:highlight w:val="none"/>
-        </w:rPr>
-      </w:r>
-    </w:p>
-    <w:p>
-      <w:pPr>
-        <w:pBdr/>
-        <w:spacing/>
-        <w:ind/>
-        <w:jc w:val="center"/>
-        <w:rPr>
-          <w:rFonts w:ascii="Asana Math" w:hAnsi="Asana Math" w:eastAsia="Asana Math" w:cs="Asana Math"/>
+          <w:lang w:val="es-ES" w:bidi="es-ES"/>
+        </w:rPr>
+        <w:t xml:space="preserve">transformación</w:t>
+      </w:r>
+      <w:r>
+        <w:rPr>
+          <w:rFonts w:ascii="Times New Roman" w:hAnsi="Times New Roman" w:eastAsia="Times New Roman" w:cs="Times New Roman"/>
           <w:sz w:val="22"/>
           <w:szCs w:val="22"/>
           <w:highlight w:val="none"/>
-          <w:lang w:val="es-ES"/>
-        </w:rPr>
-      </w:pPr>
-      <w:r>
-        <w:rPr>
-          <w:rFonts w:ascii="Asana Math" w:hAnsi="Asana Math" w:eastAsia="Asana Math" w:cs="Asana Math"/>
-          <w:sz w:val="28"/>
-          <w:szCs w:val="28"/>
-          <w:highlight w:val="none"/>
           <w:lang w:val="es-ES" w:bidi="es-ES"/>
         </w:rPr>
-      </w:r>
-      <w:r>
-        <w:rPr>
-          <w:rFonts w:ascii="Asana Math" w:hAnsi="Asana Math" w:eastAsia="Asana Math" w:cs="Asana Math"/>
+        <w:t xml:space="preserve">, podemos asignar de cuántos bytes será nuestro entero.</w:t>
+      </w:r>
+      <w:r>
+        <w:rPr>
+          <w:rFonts w:ascii="Cambria Math" w:hAnsi="Cambria Math" w:eastAsia="Cambria Math" w:cs="Cambria Math"/>
           <w:sz w:val="22"/>
           <w:szCs w:val="22"/>
           <w:highlight w:val="none"/>
-          <w:lang w:val="es-ES"/>
-        </w:rPr>
-        <w:t xml:space="preserve">Con el resultado de nuestra primera tranformaci</w:t>
-      </w:r>
-      <w:r>
-        <w:rPr>
-          <w:rFonts w:ascii="Asana Math" w:hAnsi="Asana Math" w:eastAsia="Asana Math" w:cs="Asana Math"/>
+        </w:rPr>
+      </w:r>
+      <w:r>
+        <w:rPr>
+          <w:rFonts w:ascii="Times New Roman" w:hAnsi="Times New Roman" w:eastAsia="Times New Roman" w:cs="Times New Roman"/>
           <w:sz w:val="22"/>
           <w:szCs w:val="22"/>
           <w:highlight w:val="none"/>
-          <w:lang w:val="es-ES"/>
-        </w:rPr>
-        <w:t xml:space="preserve">ón podemos asignar de cuantos byte a nuestro entero.</w:t>
-      </w:r>
-      <w:r>
-        <w:rPr>
-          <w:rFonts w:ascii="Asana Math" w:hAnsi="Asana Math" w:eastAsia="Asana Math" w:cs="Asana Math"/>
-          <w:sz w:val="22"/>
-          <w:szCs w:val="22"/>
-          <w:highlight w:val="none"/>
-          <w:lang w:val="es-ES"/>
-        </w:rPr>
-      </w:r>
-      <w:r>
-        <w:rPr>
-          <w:rFonts w:ascii="Asana Math" w:hAnsi="Asana Math" w:eastAsia="Asana Math" w:cs="Asana Math"/>
-          <w:sz w:val="22"/>
-          <w:szCs w:val="22"/>
-          <w:highlight w:val="none"/>
-          <w:lang w:val="es-ES"/>
+          <w:lang w:val="es-ES" w:bidi="es-ES"/>
         </w:rPr>
       </w:r>
     </w:p>
@@ -3542,104 +3358,76 @@
         <w:ind/>
         <w:jc w:val="center"/>
         <w:rPr>
-          <w:rFonts w:ascii="Cambria Math" w:hAnsi="Cambria Math" w:eastAsia="Cambria Math" w:cs="Cambria Math"/>
+          <w:rFonts w:ascii="Classic Console" w:hAnsi="Classic Console" w:cs="Classic Console"/>
+          <w:sz w:val="44"/>
+          <w:szCs w:val="44"/>
+          <w:highlight w:val="none"/>
+        </w:rPr>
+      </w:pPr>
+      <w:r>
+        <w:rPr>
+          <w:rFonts w:ascii="Classic Console" w:hAnsi="Classic Console" w:eastAsia="Classic Console" w:cs="Classic Console"/>
+          <w:sz w:val="32"/>
+          <w:szCs w:val="32"/>
+          <w:highlight w:val="none"/>
+          <w:lang w:val="es-ES"/>
+        </w:rPr>
+        <w:t xml:space="preserve">Unsigned char tablero[alto][bytes_por_filas]</w:t>
+      </w:r>
+      <w:r>
+        <w:rPr>
+          <w:rFonts w:ascii="Classic Console" w:hAnsi="Classic Console" w:cs="Classic Console"/>
+          <w:sz w:val="44"/>
+          <w:szCs w:val="44"/>
+          <w:highlight w:val="none"/>
+        </w:rPr>
+      </w:r>
+    </w:p>
+    <w:p>
+      <w:pPr>
+        <w:pBdr/>
+        <w:spacing/>
+        <w:ind/>
+        <w:jc w:val="center"/>
+        <w:rPr>
+          <w:rFonts w:ascii="Times New Roman" w:hAnsi="Times New Roman" w:eastAsia="Times New Roman" w:cs="Times New Roman"/>
           <w:sz w:val="22"/>
           <w:szCs w:val="22"/>
           <w:highlight w:val="none"/>
-        </w:rPr>
-      </w:pPr>
-      <w:r/>
-      <m:oMathPara>
-        <m:oMathParaPr/>
-        <m:oMath>
-          <m:r>
-            <w:rPr>
-              <w:rFonts w:hint="default" w:ascii="Cambria Math" w:hAnsi="Cambria Math" w:eastAsia="Cambria Math" w:cs="Cambria Math"/>
-              <w:sz w:val="22"/>
-              <w:szCs w:val="22"/>
-              <w:highlight w:val="none"/>
-              <w:lang w:val="es-ES" w:bidi="es-ES"/>
-            </w:rPr>
-            <m:rPr>
-              <m:sty m:val="i"/>
-            </m:rPr>
-            <m:t> Unsigned char tablero[alto][Bytes por filas]</m:t>
-          </m:r>
-        </m:oMath>
-      </m:oMathPara>
-      <w:r>
-        <w:rPr>
-          <w:rFonts w:ascii="Cambria Math" w:hAnsi="Cambria Math" w:eastAsia="Cambria Math" w:cs="Cambria Math"/>
+          <w:lang w:val="es-ES"/>
+        </w:rPr>
+      </w:pPr>
+      <w:r>
+        <w:rPr>
+          <w:rFonts w:ascii="Times New Roman" w:hAnsi="Times New Roman" w:eastAsia="Times New Roman" w:cs="Times New Roman"/>
           <w:sz w:val="22"/>
           <w:szCs w:val="22"/>
           <w:highlight w:val="none"/>
-        </w:rPr>
-      </w:r>
-      <w:r>
-        <w:rPr>
-          <w:rFonts w:ascii="Cambria Math" w:hAnsi="Cambria Math" w:eastAsia="Cambria Math" w:cs="Cambria Math"/>
+          <w:lang w:val="es-ES"/>
+        </w:rPr>
+      </w:r>
+      <w:r>
+        <w:rPr>
+          <w:rFonts w:ascii="Times New Roman" w:hAnsi="Times New Roman" w:eastAsia="Times New Roman" w:cs="Times New Roman"/>
           <w:sz w:val="22"/>
           <w:szCs w:val="22"/>
           <w:highlight w:val="none"/>
-        </w:rPr>
-      </w:r>
-    </w:p>
-    <w:p>
-      <w:pPr>
-        <w:pBdr/>
-        <w:spacing/>
-        <w:ind/>
-        <w:jc w:val="center"/>
-        <w:rPr>
-          <w:rFonts w:ascii="Asana Math" w:hAnsi="Asana Math" w:eastAsia="Asana Math" w:cs="Asana Math"/>
+          <w:lang w:val="es-ES"/>
+        </w:rPr>
+        <w:t xml:space="preserve">La transformación del alto me dará la dimensión de nuestro array y, por ende, nuestro tablero de Tetris (convirtiéndolo mentalmente a un tablero).</w:t>
+      </w:r>
+      <w:r>
+        <w:rPr>
+          <w:rFonts w:ascii="Times New Roman" w:hAnsi="Times New Roman" w:eastAsia="Times New Roman" w:cs="Times New Roman"/>
           <w:sz w:val="22"/>
           <w:szCs w:val="22"/>
           <w:highlight w:val="none"/>
           <w:lang w:val="es-ES"/>
         </w:rPr>
-      </w:pPr>
-      <w:r>
-        <w:rPr>
-          <w:rFonts w:ascii="Asana Math" w:hAnsi="Asana Math" w:eastAsia="Asana Math" w:cs="Asana Math"/>
-          <w:sz w:val="22"/>
-          <w:szCs w:val="22"/>
-          <w:highlight w:val="none"/>
-          <w:lang w:val="es-ES"/>
-        </w:rPr>
-        <w:t xml:space="preserve">La tranformaci</w:t>
-      </w:r>
-      <w:r>
-        <w:rPr>
-          <w:rFonts w:ascii="Asana Math" w:hAnsi="Asana Math" w:eastAsia="Asana Math" w:cs="Asana Math"/>
-          <w:sz w:val="22"/>
-          <w:szCs w:val="22"/>
-          <w:highlight w:val="none"/>
-          <w:lang w:val="es-ES"/>
-        </w:rPr>
-        <w:t xml:space="preserve">ón del alto me dara la dimensi</w:t>
-      </w:r>
-      <w:r>
-        <w:rPr>
-          <w:rFonts w:ascii="Asana Math" w:hAnsi="Asana Math" w:eastAsia="Asana Math" w:cs="Asana Math"/>
-          <w:sz w:val="22"/>
-          <w:szCs w:val="22"/>
-          <w:highlight w:val="none"/>
-          <w:lang w:val="es-ES"/>
-        </w:rPr>
-        <w:t xml:space="preserve">ón de nuestro array y por ende nuestro tablero de tetris(Convirtiendolo mentalmente a un tablero)</w:t>
-      </w:r>
-      <w:r>
-        <w:rPr>
-          <w:rFonts w:ascii="Asana Math" w:hAnsi="Asana Math" w:eastAsia="Asana Math" w:cs="Asana Math"/>
-          <w:sz w:val="22"/>
-          <w:szCs w:val="22"/>
-          <w:highlight w:val="none"/>
-          <w:lang w:val="es-ES"/>
-        </w:rPr>
-      </w:r>
-      <w:r>
-        <w:rPr>
-          <w:rFonts w:ascii="Asana Math" w:hAnsi="Asana Math" w:eastAsia="Asana Math" w:cs="Asana Math"/>
+      </w:r>
+      <w:r>
+        <w:rPr>
+          <w:rFonts w:ascii="Times New Roman" w:hAnsi="Times New Roman" w:eastAsia="Times New Roman" w:cs="Times New Roman"/>
           <w:sz w:val="22"/>
           <w:szCs w:val="22"/>
           <w:highlight w:val="none"/>
@@ -3727,7 +3515,7 @@
                   <a:graphicData uri="http://schemas.openxmlformats.org/drawingml/2006/picture">
                     <pic:pic xmlns:pic="http://schemas.openxmlformats.org/drawingml/2006/picture">
                       <pic:nvPicPr>
-                        <pic:cNvPr id="1129519644" name=""/>
+                        <pic:cNvPr id="1934559401" name=""/>
                         <pic:cNvPicPr>
                           <a:picLocks noChangeAspect="1"/>
                         </pic:cNvPicPr>
@@ -3740,7 +3528,7 @@
                       <pic:spPr bwMode="auto">
                         <a:xfrm>
                           <a:off x="0" y="0"/>
-                          <a:ext cx="5943599" cy="2679825"/>
+                          <a:ext cx="5943598" cy="2679824"/>
                         </a:xfrm>
                         <a:prstGeom prst="rect">
                           <a:avLst/>
@@ -3790,6 +3578,7 @@
           <w:lang w:val="es-ES" w:bidi="es-ES"/>
         </w:rPr>
       </w:r>
+      <w:r/>
       <w:r>
         <w:rPr>
           <w:rFonts w:ascii="Asana Math" w:hAnsi="Asana Math" w:eastAsia="Asana Math" w:cs="Asana Math"/>
@@ -3799,6 +3588,15 @@
           <w:lang w:val="es-ES" w:bidi="es-ES"/>
         </w:rPr>
       </w:r>
+      <w:r>
+        <w:rPr>
+          <w:rFonts w:ascii="Asana Math" w:hAnsi="Asana Math" w:eastAsia="Asana Math" w:cs="Asana Math"/>
+          <w:sz w:val="22"/>
+          <w:szCs w:val="22"/>
+          <w:highlight w:val="none"/>
+          <w:lang w:val="es-ES" w:bidi="es-ES"/>
+        </w:rPr>
+      </w:r>
     </w:p>
     <w:p>
       <w:pPr>
@@ -3844,16 +3642,22 @@
         <w:ind/>
         <w:jc w:val="center"/>
         <w:rPr>
-          <w:rFonts w:ascii="Asana Math" w:hAnsi="Asana Math" w:eastAsia="Asana Math" w:cs="Asana Math"/>
+          <w:rFonts w:ascii="Times New Roman" w:hAnsi="Times New Roman" w:cs="Times New Roman"/>
+          <w:b/>
+          <w:bCs/>
+          <w:i/>
           <w:sz w:val="24"/>
           <w:szCs w:val="24"/>
           <w:highlight w:val="none"/>
-          <w:lang w:val="es-ES"/>
-        </w:rPr>
-      </w:pPr>
-      <w:r>
-        <w:rPr>
-          <w:rFonts w:ascii="Asana Math" w:hAnsi="Asana Math" w:eastAsia="Asana Math" w:cs="Asana Math"/>
+        </w:rPr>
+      </w:pPr>
+      <w:r>
+        <w:rPr>
+          <w:rFonts w:ascii="Times New Roman" w:hAnsi="Times New Roman" w:eastAsia="Times New Roman" w:cs="Times New Roman"/>
+          <w:b/>
+          <w:bCs/>
+          <w:i/>
+          <w:iCs/>
           <w:sz w:val="24"/>
           <w:szCs w:val="24"/>
           <w:lang w:val="es-ES"/>
@@ -3862,31 +3666,30 @@
       </w:r>
       <w:r>
         <w:rPr>
-          <w:rFonts w:ascii="Asana Math" w:hAnsi="Asana Math" w:cs="Asana Math"/>
+          <w:rFonts w:ascii="Times New Roman" w:hAnsi="Times New Roman" w:eastAsia="Times New Roman" w:cs="Times New Roman"/>
+          <w:b/>
+          <w:bCs/>
+          <w:i/>
+          <w:iCs/>
           <w:sz w:val="24"/>
           <w:szCs w:val="24"/>
+          <w:highlight w:val="none"/>
           <w:lang w:val="es-ES"/>
         </w:rPr>
-        <w:t xml:space="preserve">.</w:t>
-      </w:r>
-      <w:r>
-        <w:rPr>
-          <w:rFonts w:ascii="Asana Math" w:hAnsi="Asana Math" w:eastAsia="Asana Math" w:cs="Asana Math"/>
+      </w:r>
+      <w:r>
+        <w:rPr>
+          <w:rFonts w:ascii="Times New Roman" w:hAnsi="Times New Roman" w:eastAsia="Times New Roman" w:cs="Times New Roman"/>
+          <w:b/>
+          <w:bCs/>
+          <w:i/>
+          <w:iCs/>
           <w:sz w:val="24"/>
           <w:szCs w:val="24"/>
           <w:highlight w:val="none"/>
           <w:lang w:val="es-ES"/>
         </w:rPr>
       </w:r>
-      <w:r>
-        <w:rPr>
-          <w:rFonts w:ascii="Asana Math" w:hAnsi="Asana Math" w:eastAsia="Asana Math" w:cs="Asana Math"/>
-          <w:sz w:val="24"/>
-          <w:szCs w:val="24"/>
-          <w:highlight w:val="none"/>
-          <w:lang w:val="es-ES"/>
-        </w:rPr>
-      </w:r>
     </w:p>
     <w:p>
       <w:pPr>
@@ -3895,78 +3698,69 @@
         <w:ind/>
         <w:jc w:val="center"/>
         <w:rPr>
-          <w:rFonts w:ascii="Asana Math" w:hAnsi="Asana Math" w:eastAsia="Asana Math" w:cs="Asana Math"/>
+          <w:rFonts w:ascii="Times New Roman" w:hAnsi="Times New Roman" w:cs="Times New Roman"/>
+        </w:rPr>
+      </w:pPr>
+      <w:r>
+        <w:rPr>
+          <w:rFonts w:ascii="Times New Roman" w:hAnsi="Times New Roman" w:eastAsia="Times New Roman" w:cs="Times New Roman"/>
           <w:sz w:val="22"/>
           <w:szCs w:val="22"/>
           <w:highlight w:val="none"/>
-          <w:lang w:val="es-ES"/>
-        </w:rPr>
-      </w:pPr>
-      <w:r>
-        <w:rPr>
-          <w:rFonts w:ascii="Asana Math" w:hAnsi="Asana Math" w:eastAsia="Asana Math" w:cs="Asana Math"/>
+          <w:lang w:val="es-ES" w:bidi="es-ES"/>
+        </w:rPr>
+        <w:t xml:space="preserve">Necesitamos asignar memoria dinámica para crear nuestro tablero. Esto lo hacemos de la siguiente forma:</w:t>
+      </w:r>
+      <w:r>
+        <w:rPr>
+          <w:rFonts w:ascii="Times New Roman" w:hAnsi="Times New Roman" w:eastAsia="Times New Roman" w:cs="Times New Roman"/>
+        </w:rPr>
+      </w:r>
+      <w:r>
+        <w:rPr>
+          <w:rFonts w:ascii="Times New Roman" w:hAnsi="Times New Roman" w:eastAsia="Times New Roman" w:cs="Times New Roman"/>
           <w:sz w:val="22"/>
           <w:szCs w:val="22"/>
           <w:highlight w:val="none"/>
-          <w:lang w:val="es-ES"/>
-        </w:rPr>
-        <w:t xml:space="preserve">Necesitamos asignar Memoria dinamica para crear nuestro tablero, eso lo hacemos de la siguiente forma:</w:t>
-      </w:r>
-      <w:r>
-        <w:rPr>
-          <w:rFonts w:ascii="Asana Math" w:hAnsi="Asana Math" w:eastAsia="Asana Math" w:cs="Asana Math"/>
+          <w:lang w:val="es-ES" w:bidi="es-ES"/>
+        </w:rPr>
+      </w:r>
+    </w:p>
+    <w:p>
+      <w:pPr>
+        <w:pBdr/>
+        <w:spacing/>
+        <w:ind/>
+        <w:jc w:val="center"/>
+        <w:rPr>
+          <w:rFonts w:ascii="Times New Roman" w:hAnsi="Times New Roman" w:cs="Times New Roman"/>
           <w:sz w:val="22"/>
           <w:szCs w:val="22"/>
           <w:highlight w:val="none"/>
-          <w:lang w:val="es-ES"/>
-        </w:rPr>
-      </w:r>
-      <w:r>
-        <w:rPr>
-          <w:rFonts w:ascii="Asana Math" w:hAnsi="Asana Math" w:eastAsia="Asana Math" w:cs="Asana Math"/>
+        </w:rPr>
+      </w:pPr>
+      <w:r>
+        <w:rPr>
+          <w:rFonts w:ascii="Times New Roman" w:hAnsi="Times New Roman" w:eastAsia="Times New Roman" w:cs="Times New Roman"/>
           <w:sz w:val="22"/>
           <w:szCs w:val="22"/>
           <w:highlight w:val="none"/>
-          <w:lang w:val="es-ES"/>
-        </w:rPr>
-      </w:r>
-    </w:p>
-    <w:p>
-      <w:pPr>
-        <w:pBdr/>
-        <w:spacing/>
-        <w:ind/>
-        <w:jc w:val="center"/>
-        <w:rPr>
-          <w:rFonts w:ascii="Asana Math" w:hAnsi="Asana Math" w:eastAsia="Asana Math" w:cs="Asana Math"/>
+          <w:lang w:val="es-ES" w:bidi="es-ES"/>
+        </w:rPr>
+        <w:t xml:space="preserve">Primero, necesito un puntero que me apunte a un puntero, que a su vez apunte a filas, y ese puntero a filas que me apunte a las columnas:</w:t>
+      </w:r>
+      <w:r>
+        <w:rPr>
+          <w:rFonts w:ascii="Times New Roman" w:hAnsi="Times New Roman" w:eastAsia="Times New Roman" w:cs="Times New Roman"/>
           <w:sz w:val="22"/>
           <w:szCs w:val="22"/>
           <w:highlight w:val="none"/>
           <w:lang w:val="es-ES" w:bidi="es-ES"/>
         </w:rPr>
-      </w:pPr>
-      <w:r>
-        <w:rPr>
-          <w:rFonts w:ascii="Asana Math" w:hAnsi="Asana Math" w:eastAsia="Asana Math" w:cs="Asana Math"/>
-          <w:sz w:val="22"/>
-          <w:szCs w:val="22"/>
-          <w:highlight w:val="none"/>
-          <w:lang w:val="es-ES" w:bidi="es-ES"/>
-        </w:rPr>
-        <w:t xml:space="preserve">Primero necesito un puntero que me apunte a un puntero que apunte a filas y ese puntero a filas que me apunte a las columnas</w:t>
-      </w:r>
-      <w:r>
-        <w:rPr>
-          <w:rFonts w:ascii="Asana Math" w:hAnsi="Asana Math" w:eastAsia="Asana Math" w:cs="Asana Math"/>
-          <w:sz w:val="22"/>
-          <w:szCs w:val="22"/>
-          <w:highlight w:val="none"/>
-          <w:lang w:val="es-ES" w:bidi="es-ES"/>
-        </w:rPr>
-      </w:r>
-      <w:r>
-        <w:rPr>
-          <w:rFonts w:ascii="Asana Math" w:hAnsi="Asana Math" w:eastAsia="Asana Math" w:cs="Asana Math"/>
+      </w:r>
+      <w:r>
+        <w:rPr>
+          <w:rFonts w:ascii="Times New Roman" w:hAnsi="Times New Roman" w:eastAsia="Times New Roman" w:cs="Times New Roman"/>
           <w:sz w:val="22"/>
           <w:szCs w:val="22"/>
           <w:highlight w:val="none"/>
@@ -3988,92 +3782,86 @@
         <w:ind/>
         <w:jc w:val="center"/>
         <w:rPr>
-          <w:rFonts w:ascii="Asana Math" w:hAnsi="Asana Math" w:eastAsia="Asana Math" w:cs="Asana Math"/>
+          <w:rFonts w:ascii="Classic Console" w:hAnsi="Classic Console" w:cs="Classic Console"/>
+          <w:sz w:val="32"/>
+          <w:szCs w:val="32"/>
+          <w:highlight w:val="none"/>
+        </w:rPr>
+      </w:pPr>
+      <w:r>
+        <w:rPr>
+          <w:rFonts w:ascii="Classic Console" w:hAnsi="Classic Console" w:eastAsia="Classic Console" w:cs="Classic Console"/>
+          <w:sz w:val="32"/>
+          <w:szCs w:val="32"/>
+          <w:highlight w:val="none"/>
+          <w:lang w:val="es-ES" w:bidi="es-ES"/>
+        </w:rPr>
+        <w:t xml:space="preserve">Unsigned char ** tablero;</w:t>
+      </w:r>
+      <w:r>
+        <w:rPr>
+          <w:rFonts w:ascii="Classic Console" w:hAnsi="Classic Console" w:eastAsia="Classic Console" w:cs="Classic Console"/>
+          <w:sz w:val="32"/>
+          <w:szCs w:val="32"/>
+          <w:highlight w:val="none"/>
+          <w:lang w:val="es-ES" w:bidi="es-ES"/>
+        </w:rPr>
+      </w:r>
+      <w:r>
+        <w:rPr>
+          <w:rFonts w:ascii="Classic Console" w:hAnsi="Classic Console" w:eastAsia="Classic Console" w:cs="Classic Console"/>
+          <w:sz w:val="32"/>
+          <w:szCs w:val="32"/>
+          <w:highlight w:val="none"/>
+          <w:lang w:val="es-ES" w:bidi="es-ES"/>
+        </w:rPr>
+      </w:r>
+    </w:p>
+    <w:p>
+      <w:pPr>
+        <w:pBdr/>
+        <w:spacing/>
+        <w:ind/>
+        <w:jc w:val="center"/>
+        <w:rPr>
+          <w:rFonts w:ascii="Times New Roman" w:hAnsi="Times New Roman" w:eastAsia="Times New Roman" w:cs="Times New Roman"/>
           <w:sz w:val="22"/>
           <w:szCs w:val="22"/>
           <w:highlight w:val="none"/>
-        </w:rPr>
-      </w:pPr>
-      <w:r>
-        <w:rPr>
-          <w:rFonts w:ascii="Asana Math" w:hAnsi="Asana Math" w:eastAsia="Asana Math" w:cs="Asana Math"/>
+          <w:lang w:val="es-ES" w:bidi="es-ES"/>
+        </w:rPr>
+      </w:pPr>
+      <w:r>
+        <w:rPr>
+          <w:rFonts w:ascii="Times New Roman" w:hAnsi="Times New Roman" w:eastAsia="Times New Roman" w:cs="Times New Roman"/>
           <w:sz w:val="22"/>
           <w:szCs w:val="22"/>
           <w:highlight w:val="none"/>
           <w:lang w:val="es-ES" w:bidi="es-ES"/>
         </w:rPr>
       </w:r>
-      <m:oMathPara>
-        <m:oMathParaPr/>
-        <m:oMath>
-          <m:r>
-            <w:rPr>
-              <w:rFonts w:hint="default" w:ascii="Cambria Math" w:hAnsi="Cambria Math" w:eastAsia="Cambria Math" w:cs="Cambria Math"/>
-              <w:sz w:val="22"/>
-              <w:szCs w:val="22"/>
-              <w:highlight w:val="none"/>
-              <w:lang w:val="es-ES" w:bidi="es-ES"/>
-            </w:rPr>
-            <m:rPr>
-              <m:sty m:val="i"/>
-            </m:rPr>
-            <m:t>unsigned char **tablero;</m:t>
-          </m:r>
-        </m:oMath>
-      </m:oMathPara>
-      <w:r>
-        <w:rPr>
-          <w:rFonts w:ascii="Asana Math" w:hAnsi="Asana Math" w:eastAsia="Asana Math" w:cs="Asana Math"/>
+      <w:r>
+        <w:rPr>
+          <w:rFonts w:ascii="Times New Roman" w:hAnsi="Times New Roman" w:eastAsia="Times New Roman" w:cs="Times New Roman"/>
           <w:sz w:val="22"/>
           <w:szCs w:val="22"/>
           <w:highlight w:val="none"/>
-        </w:rPr>
-      </w:r>
-      <w:r>
-        <w:rPr>
-          <w:rFonts w:ascii="Asana Math" w:hAnsi="Asana Math" w:eastAsia="Asana Math" w:cs="Asana Math"/>
+          <w:lang w:val="es-ES" w:bidi="es-ES"/>
+        </w:rPr>
+        <w:t xml:space="preserve">Después, reservo un arreglo de punteros que me apuntarán a cada fila:</w:t>
+      </w:r>
+      <w:r>
+        <w:rPr>
+          <w:rFonts w:ascii="Times New Roman" w:hAnsi="Times New Roman" w:eastAsia="Times New Roman" w:cs="Times New Roman"/>
           <w:sz w:val="22"/>
           <w:szCs w:val="22"/>
           <w:highlight w:val="none"/>
-        </w:rPr>
-      </w:r>
-    </w:p>
-    <w:p>
-      <w:pPr>
-        <w:pBdr/>
-        <w:spacing/>
-        <w:ind/>
-        <w:jc w:val="center"/>
-        <w:rPr>
-          <w:rFonts w:ascii="Asana Math" w:hAnsi="Asana Math" w:eastAsia="Asana Math" w:cs="Asana Math"/>
-          <w:sz w:val="22"/>
-          <w:szCs w:val="22"/>
-          <w:highlight w:val="none"/>
-          <w:lang w:val="es-ES"/>
-        </w:rPr>
-      </w:pPr>
-      <w:r>
-        <w:rPr>
-          <w:rFonts w:ascii="Asana Math" w:hAnsi="Asana Math" w:eastAsia="Asana Math" w:cs="Asana Math"/>
-          <w:sz w:val="22"/>
-          <w:szCs w:val="22"/>
-          <w:highlight w:val="none"/>
           <w:lang w:val="es-ES" w:bidi="es-ES"/>
         </w:rPr>
-        <w:t xml:space="preserve">Despues reservo un arreglo de punteros que me apuntaran a cada fila</w:t>
-      </w:r>
-      <w:r>
-        <w:rPr>
-          <w:rFonts w:ascii="Asana Math" w:hAnsi="Asana Math" w:eastAsia="Asana Math" w:cs="Asana Math"/>
-          <w:sz w:val="22"/>
-          <w:szCs w:val="22"/>
-          <w:highlight w:val="none"/>
-          <w:lang w:val="es-ES"/>
-        </w:rPr>
-      </w:r>
-      <w:r>
-        <w:rPr>
-          <w:rFonts w:ascii="Asana Math" w:hAnsi="Asana Math" w:eastAsia="Asana Math" w:cs="Asana Math"/>
+      </w:r>
+      <w:r>
+        <w:rPr>
+          <w:rFonts w:ascii="Times New Roman" w:hAnsi="Times New Roman" w:eastAsia="Times New Roman" w:cs="Times New Roman"/>
           <w:sz w:val="22"/>
           <w:szCs w:val="22"/>
           <w:highlight w:val="none"/>
@@ -4095,92 +3883,88 @@
         <w:ind/>
         <w:jc w:val="center"/>
         <w:rPr>
-          <w:rFonts w:ascii="Asana Math" w:hAnsi="Asana Math" w:eastAsia="Asana Math" w:cs="Asana Math"/>
+          <w:rFonts w:ascii="Classic Console" w:hAnsi="Classic Console" w:cs="Classic Console"/>
+          <w:sz w:val="32"/>
+          <w:szCs w:val="32"/>
+          <w:highlight w:val="none"/>
+        </w:rPr>
+      </w:pPr>
+      <w:r>
+        <w:rPr>
+          <w:rFonts w:ascii="Classic Console" w:hAnsi="Classic Console" w:eastAsia="Classic Console" w:cs="Classic Console"/>
+          <w:sz w:val="32"/>
+          <w:szCs w:val="32"/>
+          <w:highlight w:val="none"/>
+          <w:lang w:val="es-ES"/>
+        </w:rPr>
+        <w:t xml:space="preserve">tablero = new unsigned char*(alto)</w:t>
+      </w:r>
+      <w:r>
+        <w:rPr>
+          <w:rFonts w:ascii="Classic Console" w:hAnsi="Classic Console" w:eastAsia="Classic Console" w:cs="Classic Console"/>
+          <w:sz w:val="32"/>
+          <w:szCs w:val="32"/>
+          <w:highlight w:val="none"/>
+          <w:lang w:val="es-ES"/>
+        </w:rPr>
+      </w:r>
+      <w:r>
+        <w:rPr>
+          <w:rFonts w:ascii="Classic Console" w:hAnsi="Classic Console" w:eastAsia="Classic Console" w:cs="Classic Console"/>
+          <w:sz w:val="32"/>
+          <w:szCs w:val="32"/>
+          <w:highlight w:val="none"/>
+          <w:lang w:val="es-ES"/>
+        </w:rPr>
+      </w:r>
+    </w:p>
+    <w:p>
+      <w:pPr>
+        <w:pBdr/>
+        <w:spacing/>
+        <w:ind/>
+        <w:jc w:val="center"/>
+        <w:rPr>
+          <w:rFonts w:ascii="Times New Roman" w:hAnsi="Times New Roman" w:eastAsia="Times New Roman" w:cs="Times New Roman"/>
           <w:sz w:val="22"/>
           <w:szCs w:val="22"/>
           <w:highlight w:val="none"/>
-        </w:rPr>
-      </w:pPr>
-      <w:r>
-        <w:rPr>
-          <w:rFonts w:ascii="Asana Math" w:hAnsi="Asana Math" w:eastAsia="Asana Math" w:cs="Asana Math"/>
+          <w:lang w:val="es-ES"/>
+        </w:rPr>
+      </w:pPr>
+      <w:r>
+        <w:rPr>
+          <w:rFonts w:ascii="Times New Roman" w:hAnsi="Times New Roman" w:eastAsia="Times New Roman" w:cs="Times New Roman"/>
           <w:sz w:val="22"/>
           <w:szCs w:val="22"/>
           <w:highlight w:val="none"/>
           <w:lang w:val="es-ES"/>
         </w:rPr>
-      </w:r>
-      <m:oMathPara>
-        <m:oMathParaPr/>
-        <m:oMath>
-          <m:r>
-            <w:rPr>
-              <w:rFonts w:hint="default" w:ascii="Cambria Math" w:hAnsi="Cambria Math" w:eastAsia="Cambria Math" w:cs="Cambria Math"/>
-              <w:sz w:val="22"/>
-              <w:szCs w:val="22"/>
-              <w:highlight w:val="none"/>
-              <w:lang w:val="es-ES" w:bidi="es-ES"/>
-            </w:rPr>
-            <m:rPr>
-              <m:sty m:val="i"/>
-            </m:rPr>
-            <m:t>tablero = new unsigned char*(alto)</m:t>
-          </m:r>
-        </m:oMath>
-      </m:oMathPara>
-      <w:r>
-        <w:rPr>
-          <w:rFonts w:ascii="Asana Math" w:hAnsi="Asana Math" w:eastAsia="Asana Math" w:cs="Asana Math"/>
+        <w:t xml:space="preserve">Luego,reservo los bis que utilizar</w:t>
+      </w:r>
+      <w:r>
+        <w:rPr>
+          <w:rFonts w:ascii="Times New Roman" w:hAnsi="Times New Roman" w:eastAsia="Times New Roman" w:cs="Times New Roman"/>
           <w:sz w:val="22"/>
           <w:szCs w:val="22"/>
           <w:highlight w:val="none"/>
-        </w:rPr>
-      </w:r>
-      <w:r>
-        <w:rPr>
-          <w:rFonts w:ascii="Asana Math" w:hAnsi="Asana Math" w:eastAsia="Asana Math" w:cs="Asana Math"/>
+          <w:lang w:val="es-ES"/>
+        </w:rPr>
+        <w:t xml:space="preserve">é </w:t>
+      </w:r>
+      <w:r>
+        <w:rPr>
+          <w:rFonts w:ascii="Times New Roman" w:hAnsi="Times New Roman" w:eastAsia="Times New Roman" w:cs="Times New Roman"/>
           <w:sz w:val="22"/>
           <w:szCs w:val="22"/>
           <w:highlight w:val="none"/>
-        </w:rPr>
-      </w:r>
-    </w:p>
-    <w:p>
-      <w:pPr>
-        <w:pBdr/>
-        <w:spacing/>
-        <w:ind/>
-        <w:jc w:val="center"/>
-        <w:rPr>
-          <w:rFonts w:ascii="Asana Math" w:hAnsi="Asana Math" w:eastAsia="Asana Math" w:cs="Asana Math"/>
-          <w:sz w:val="22"/>
-          <w:szCs w:val="22"/>
-          <w:highlight w:val="none"/>
           <w:lang w:val="es-ES"/>
         </w:rPr>
-      </w:pPr>
-      <w:r>
-        <w:rPr>
-          <w:rFonts w:ascii="Asana Math" w:hAnsi="Asana Math" w:eastAsia="Asana Math" w:cs="Asana Math"/>
-          <w:sz w:val="22"/>
-          <w:szCs w:val="22"/>
-          <w:highlight w:val="none"/>
-          <w:lang w:val="es-ES"/>
-        </w:rPr>
-        <w:t xml:space="preserve">Luego reservo los bis que utilizare para cada fila </w:t>
-      </w:r>
-      <w:r>
-        <w:rPr>
-          <w:rFonts w:ascii="Asana Math" w:hAnsi="Asana Math" w:eastAsia="Asana Math" w:cs="Asana Math"/>
-          <w:sz w:val="22"/>
-          <w:szCs w:val="22"/>
-          <w:highlight w:val="none"/>
-          <w:lang w:val="es-ES"/>
-        </w:rPr>
-      </w:r>
-      <w:r>
-        <w:rPr>
-          <w:rFonts w:ascii="Asana Math" w:hAnsi="Asana Math" w:eastAsia="Asana Math" w:cs="Asana Math"/>
+        <w:t xml:space="preserve">para cada fila</w:t>
+      </w:r>
+      <w:r>
+        <w:rPr>
+          <w:rFonts w:ascii="Times New Roman" w:hAnsi="Times New Roman" w:eastAsia="Times New Roman" w:cs="Times New Roman"/>
           <w:sz w:val="22"/>
           <w:szCs w:val="22"/>
           <w:highlight w:val="none"/>
@@ -4202,96 +3986,36 @@
         <w:ind/>
         <w:jc w:val="center"/>
         <w:rPr>
-          <w:rFonts w:ascii="Asana Math" w:hAnsi="Asana Math" w:eastAsia="Asana Math" w:cs="Asana Math"/>
-          <w:sz w:val="22"/>
-          <w:szCs w:val="22"/>
-          <w:highlight w:val="none"/>
-        </w:rPr>
-      </w:pPr>
-      <w:r>
-        <w:rPr>
-          <w:rFonts w:ascii="Asana Math" w:hAnsi="Asana Math" w:eastAsia="Asana Math" w:cs="Asana Math"/>
-          <w:sz w:val="22"/>
-          <w:szCs w:val="22"/>
+          <w:rFonts w:ascii="Classic Console" w:hAnsi="Classic Console" w:cs="Classic Console"/>
+          <w:sz w:val="32"/>
+          <w:szCs w:val="32"/>
+          <w:highlight w:val="none"/>
+        </w:rPr>
+      </w:pPr>
+      <w:r>
+        <w:rPr>
+          <w:rFonts w:ascii="Classic Console" w:hAnsi="Classic Console" w:eastAsia="Classic Console" w:cs="Classic Console"/>
+          <w:sz w:val="32"/>
+          <w:szCs w:val="32"/>
           <w:highlight w:val="none"/>
           <w:lang w:val="es-ES"/>
         </w:rPr>
-      </w:r>
-      <m:oMathPara>
-        <m:oMathParaPr/>
-        <m:oMath>
-          <m:r>
-            <w:rPr>
-              <w:rFonts w:hint="default" w:ascii="Cambria Math" w:hAnsi="Cambria Math" w:eastAsia="Cambria Math" w:cs="Cambria Math"/>
-              <w:sz w:val="22"/>
-              <w:szCs w:val="22"/>
-              <w:highlight w:val="none"/>
-              <w:lang w:val="es-ES" w:bidi="es-ES"/>
-            </w:rPr>
-            <m:rPr>
-              <m:sty m:val="i"/>
-            </m:rPr>
-            <m:t>tablero</m:t>
-          </m:r>
-          <m:d>
-            <m:dPr>
-              <m:begChr m:val="["/>
-              <m:endChr m:val="]"/>
-              <m:ctrlPr>
-                <w:rPr>
-                  <w:rFonts w:ascii="Cambria Math" w:hAnsi="Cambria Math" w:eastAsia="Cambria Math" w:cs="Cambria Math"/>
-                  <w:sz w:val="22"/>
-                  <w:szCs w:val="22"/>
-                  <w:highlight w:val="none"/>
-                  <w:lang w:val="es-ES" w:bidi="es-ES"/>
-                </w:rPr>
-              </m:ctrlPr>
-            </m:dPr>
-            <m:e>
-              <m:r>
-                <w:rPr>
-                  <w:rFonts w:hint="default" w:ascii="Cambria Math" w:hAnsi="Cambria Math" w:eastAsia="Cambria Math" w:cs="Cambria Math"/>
-                  <w:sz w:val="22"/>
-                  <w:szCs w:val="22"/>
-                  <w:highlight w:val="none"/>
-                  <w:lang w:val="es-ES" w:bidi="es-ES"/>
-                </w:rPr>
-                <m:rPr>
-                  <m:sty m:val="i"/>
-                </m:rPr>
-                <m:t>i</m:t>
-              </m:r>
-            </m:e>
-          </m:d>
-          <m:r>
-            <w:rPr>
-              <w:rFonts w:hint="default" w:ascii="Cambria Math" w:hAnsi="Cambria Math" w:eastAsia="Cambria Math" w:cs="Cambria Math"/>
-              <w:sz w:val="22"/>
-              <w:szCs w:val="22"/>
-              <w:highlight w:val="none"/>
-              <w:lang w:val="es-ES" w:bidi="es-ES"/>
-            </w:rPr>
-            <m:rPr>
-              <m:sty m:val="i"/>
-            </m:rPr>
-            <m:t>=new unsigned char[bytes por fila]</m:t>
-          </m:r>
-        </m:oMath>
-      </m:oMathPara>
-      <w:r>
-        <w:rPr>
-          <w:rFonts w:ascii="Asana Math" w:hAnsi="Asana Math" w:eastAsia="Asana Math" w:cs="Asana Math"/>
-          <w:sz w:val="22"/>
-          <w:szCs w:val="22"/>
-          <w:highlight w:val="none"/>
-        </w:rPr>
-      </w:r>
-      <w:r>
-        <w:rPr>
-          <w:rFonts w:ascii="Asana Math" w:hAnsi="Asana Math" w:eastAsia="Asana Math" w:cs="Asana Math"/>
-          <w:sz w:val="22"/>
-          <w:szCs w:val="22"/>
-          <w:highlight w:val="none"/>
+        <w:t xml:space="preserve">tablero[i] = new unsigned char[bytes_por_filas] </w:t>
+      </w:r>
+      <w:r>
+        <w:rPr>
+          <w:rFonts w:ascii="Classic Console" w:hAnsi="Classic Console" w:eastAsia="Classic Console" w:cs="Classic Console"/>
+          <w:sz w:val="32"/>
+          <w:szCs w:val="32"/>
+          <w:highlight w:val="none"/>
+          <w:lang w:val="es-ES"/>
+        </w:rPr>
+      </w:r>
+      <w:r>
+        <w:rPr>
+          <w:rFonts w:ascii="Classic Console" w:hAnsi="Classic Console" w:eastAsia="Classic Console" w:cs="Classic Console"/>
+          <w:sz w:val="32"/>
+          <w:szCs w:val="32"/>
         </w:rPr>
       </w:r>
     </w:p>
@@ -4309,16 +4033,15 @@
         <w:ind/>
         <w:jc w:val="center"/>
         <w:rPr>
-          <w:rFonts w:ascii="Asana Math" w:hAnsi="Asana Math" w:eastAsia="Asana Math" w:cs="Asana Math"/>
+          <w:rFonts w:ascii="Times New Roman" w:hAnsi="Times New Roman" w:cs="Times New Roman"/>
           <w:sz w:val="22"/>
           <w:szCs w:val="22"/>
           <w:highlight w:val="none"/>
-          <w:lang w:val="es-ES"/>
-        </w:rPr>
-      </w:pPr>
-      <w:r>
-        <w:rPr>
-          <w:rFonts w:ascii="Asana Math" w:hAnsi="Asana Math" w:eastAsia="Asana Math" w:cs="Asana Math"/>
+        </w:rPr>
+      </w:pPr>
+      <w:r>
+        <w:rPr>
+          <w:rFonts w:ascii="Times New Roman" w:hAnsi="Times New Roman" w:eastAsia="Times New Roman" w:cs="Times New Roman"/>
           <w:sz w:val="22"/>
           <w:szCs w:val="22"/>
           <w:highlight w:val="none"/>
@@ -4328,7 +4051,7 @@
       </w:r>
       <w:r>
         <w:rPr>
-          <w:rFonts w:ascii="Asana Math" w:hAnsi="Asana Math" w:eastAsia="Asana Math" w:cs="Asana Math"/>
+          <w:rFonts w:ascii="Times New Roman" w:hAnsi="Times New Roman" w:eastAsia="Times New Roman" w:cs="Times New Roman"/>
           <w:sz w:val="22"/>
           <w:szCs w:val="22"/>
           <w:highlight w:val="none"/>
@@ -4338,7 +4061,7 @@
       </w:r>
       <w:r>
         <w:rPr>
-          <w:rFonts w:ascii="Asana Math" w:hAnsi="Asana Math" w:eastAsia="Asana Math" w:cs="Asana Math"/>
+          <w:rFonts w:ascii="Times New Roman" w:hAnsi="Times New Roman" w:eastAsia="Times New Roman" w:cs="Times New Roman"/>
           <w:sz w:val="22"/>
           <w:szCs w:val="22"/>
           <w:highlight w:val="none"/>
@@ -4347,7 +4070,7 @@
       </w:r>
       <w:r>
         <w:rPr>
-          <w:rFonts w:ascii="Asana Math" w:hAnsi="Asana Math" w:eastAsia="Asana Math" w:cs="Asana Math"/>
+          <w:rFonts w:ascii="Times New Roman" w:hAnsi="Times New Roman" w:eastAsia="Times New Roman" w:cs="Times New Roman"/>
           <w:sz w:val="22"/>
           <w:szCs w:val="22"/>
           <w:highlight w:val="none"/>
@@ -4505,28 +4228,27 @@
         <w:ind/>
         <w:jc w:val="center"/>
         <w:rPr>
-          <w:rFonts w:ascii="Asana Math" w:hAnsi="Asana Math" w:eastAsia="Asana Math" w:cs="Asana Math"/>
-          <w:highlight w:val="none"/>
+          <w:rFonts w:ascii="Times New Roman" w:hAnsi="Times New Roman" w:cs="Times New Roman"/>
+          <w:highlight w:val="none"/>
+        </w:rPr>
+      </w:pPr>
+      <w:r>
+        <w:rPr>
+          <w:rFonts w:ascii="Times New Roman" w:hAnsi="Times New Roman" w:eastAsia="Times New Roman" w:cs="Times New Roman"/>
           <w:lang w:val="es-ES"/>
         </w:rPr>
-      </w:pPr>
-      <w:r>
-        <w:rPr>
-          <w:rFonts w:ascii="Asana Math" w:hAnsi="Asana Math" w:eastAsia="Asana Math" w:cs="Asana Math"/>
+        <w:t xml:space="preserve">Al final unicamente rellenamos los valores con 0 para que nos quede algo tipo:</w:t>
+      </w:r>
+      <w:r>
+        <w:rPr>
+          <w:rFonts w:ascii="Times New Roman" w:hAnsi="Times New Roman" w:eastAsia="Times New Roman" w:cs="Times New Roman"/>
+          <w:highlight w:val="none"/>
           <w:lang w:val="es-ES"/>
         </w:rPr>
-        <w:t xml:space="preserve">Al final unicamente rellenamos los valores con 0 para que nos quede algo tipo:</w:t>
-      </w:r>
-      <w:r>
-        <w:rPr>
-          <w:rFonts w:ascii="Asana Math" w:hAnsi="Asana Math" w:eastAsia="Asana Math" w:cs="Asana Math"/>
-          <w:highlight w:val="none"/>
-          <w:lang w:val="es-ES"/>
-        </w:rPr>
-      </w:r>
-      <w:r>
-        <w:rPr>
-          <w:rFonts w:ascii="Asana Math" w:hAnsi="Asana Math" w:eastAsia="Asana Math" w:cs="Asana Math"/>
+      </w:r>
+      <w:r>
+        <w:rPr>
+          <w:rFonts w:ascii="Times New Roman" w:hAnsi="Times New Roman" w:eastAsia="Times New Roman" w:cs="Times New Roman"/>
           <w:highlight w:val="none"/>
           <w:lang w:val="es-ES"/>
         </w:rPr>
@@ -9151,6 +8873,13 @@
           <w:lang w:val="es-ES"/>
         </w:rPr>
       </w:r>
+      <w:r>
+        <w:rPr>
+          <w:rFonts w:ascii="Asana Math" w:hAnsi="Asana Math" w:eastAsia="Asana Math" w:cs="Asana Math"/>
+          <w:highlight w:val="none"/>
+          <w:lang w:val="es-ES"/>
+        </w:rPr>
+      </w:r>
     </w:p>
     <w:p>
       <w:pPr>
@@ -9184,6 +8913,12 @@
           <w:color w:val="ff0000"/>
         </w:rPr>
       </w:r>
+      <w:r>
+        <w:rPr>
+          <w:rFonts w:ascii="Asana Math" w:hAnsi="Asana Math" w:eastAsia="Asana Math" w:cs="Asana Math"/>
+          <w:color w:val="ff0000"/>
+        </w:rPr>
+      </w:r>
     </w:p>
     <w:p>
       <w:pPr>
@@ -9207,13 +8942,12 @@
         <w:rPr>
           <w:rFonts w:ascii="Asana Math" w:hAnsi="Asana Math" w:eastAsia="Asana Math" w:cs="Asana Math"/>
           <w:highlight w:val="none"/>
-          <w:lang w:val="es-ES" w:bidi="es-ES"/>
+          <w:lang w:val="es-ES"/>
         </w:rPr>
       </w:r>
       <w:r>
         <w:rPr>
           <w:rFonts w:ascii="Asana Math" w:hAnsi="Asana Math" w:eastAsia="Asana Math" w:cs="Asana Math"/>
-          <w:highlight w:val="none"/>
           <w:lang w:val="es-ES"/>
         </w:rPr>
       </w:r>
@@ -9369,7 +9103,6 @@
         <w:rPr>
           <w:rFonts w:ascii="Asana Math" w:hAnsi="Asana Math" w:eastAsia="Asana Math" w:cs="Asana Math"/>
           <w:highlight w:val="none"/>
-          <w:lang w:val="es-ES"/>
         </w:rPr>
       </w:r>
       <w:r>
@@ -10518,14 +10251,6 @@
           </mc:Fallback>
         </mc:AlternateContent>
       </w:r>
-      <w:r>
-        <w:rPr>
-          <w:rFonts w:ascii="Asana Math" w:hAnsi="Asana Math" w:eastAsia="Asana Math" w:cs="Asana Math"/>
-          <w:highlight w:val="none"/>
-          <w:lang w:val="es-ES"/>
-        </w:rPr>
-      </w:r>
-      <w:r/>
       <w:r>
         <w:rPr>
           <w:rFonts w:ascii="Asana Math" w:hAnsi="Asana Math" w:cs="Asana Math"/>

--- a/Documentacion_Desafio1.docx
+++ b/Documentacion_Desafio1.docx
@@ -9,21 +9,21 @@
         <w:ind/>
         <w:jc w:val="center"/>
         <w:rPr>
-          <w:rFonts w:ascii="Liberation Serif" w:hAnsi="Liberation Serif" w:cs="Liberation Serif"/>
+          <w:rFonts w:ascii="Times New Roman" w:hAnsi="Times New Roman" w:cs="Times New Roman"/>
           <w:sz w:val="28"/>
           <w:szCs w:val="28"/>
         </w:rPr>
       </w:pPr>
       <w:r>
         <w:rPr>
-          <w:rFonts w:ascii="Liberation Serif" w:hAnsi="Liberation Serif" w:eastAsia="Liberation Serif" w:cs="Liberation Serif"/>
+          <w:rFonts w:ascii="Times New Roman" w:hAnsi="Times New Roman" w:eastAsia="Times New Roman" w:cs="Times New Roman"/>
           <w:sz w:val="28"/>
           <w:szCs w:val="28"/>
         </w:rPr>
       </w:r>
       <w:r>
         <w:rPr>
-          <w:rFonts w:ascii="Liberation Serif" w:hAnsi="Liberation Serif" w:eastAsia="Liberation Serif" w:cs="Liberation Serif"/>
+          <w:rFonts w:ascii="Times New Roman" w:hAnsi="Times New Roman" w:eastAsia="Times New Roman" w:cs="Times New Roman"/>
           <w:sz w:val="28"/>
           <w:szCs w:val="28"/>
         </w:rPr>
@@ -31,14 +31,14 @@
       </w:r>
       <w:r>
         <w:rPr>
-          <w:rFonts w:ascii="Liberation Serif" w:hAnsi="Liberation Serif" w:cs="Liberation Serif"/>
+          <w:rFonts w:ascii="Times New Roman" w:hAnsi="Times New Roman" w:eastAsia="Times New Roman" w:cs="Times New Roman"/>
           <w:sz w:val="28"/>
           <w:szCs w:val="28"/>
         </w:rPr>
       </w:r>
       <w:r>
         <w:rPr>
-          <w:rFonts w:ascii="Liberation Serif" w:hAnsi="Liberation Serif" w:cs="Liberation Serif"/>
+          <w:rFonts w:ascii="Times New Roman" w:hAnsi="Times New Roman" w:eastAsia="Times New Roman" w:cs="Times New Roman"/>
           <w:sz w:val="28"/>
           <w:szCs w:val="28"/>
         </w:rPr>
@@ -51,14 +51,14 @@
         <w:ind/>
         <w:jc w:val="center"/>
         <w:rPr>
-          <w:rFonts w:ascii="Liberation Serif" w:hAnsi="Liberation Serif" w:cs="Liberation Serif"/>
+          <w:rFonts w:ascii="Times New Roman" w:hAnsi="Times New Roman" w:cs="Times New Roman"/>
           <w:sz w:val="28"/>
           <w:szCs w:val="28"/>
         </w:rPr>
       </w:pPr>
       <w:r>
         <w:rPr>
-          <w:rFonts w:ascii="Liberation Serif" w:hAnsi="Liberation Serif" w:eastAsia="Liberation Serif" w:cs="Liberation Serif"/>
+          <w:rFonts w:ascii="Times New Roman" w:hAnsi="Times New Roman" w:eastAsia="Times New Roman" w:cs="Times New Roman"/>
           <w:sz w:val="28"/>
           <w:szCs w:val="28"/>
         </w:rPr>
@@ -66,14 +66,14 @@
       </w:r>
       <w:r>
         <w:rPr>
-          <w:rFonts w:ascii="Liberation Serif" w:hAnsi="Liberation Serif" w:cs="Liberation Serif"/>
+          <w:rFonts w:ascii="Times New Roman" w:hAnsi="Times New Roman" w:eastAsia="Times New Roman" w:cs="Times New Roman"/>
           <w:sz w:val="28"/>
           <w:szCs w:val="28"/>
         </w:rPr>
       </w:r>
       <w:r>
         <w:rPr>
-          <w:rFonts w:ascii="Liberation Serif" w:hAnsi="Liberation Serif" w:cs="Liberation Serif"/>
+          <w:rFonts w:ascii="Times New Roman" w:hAnsi="Times New Roman" w:eastAsia="Times New Roman" w:cs="Times New Roman"/>
           <w:sz w:val="28"/>
           <w:szCs w:val="28"/>
         </w:rPr>
@@ -86,7 +86,7 @@
         <w:ind/>
         <w:jc w:val="center"/>
         <w:rPr>
-          <w:rFonts w:ascii="Liberation Serif" w:hAnsi="Liberation Serif" w:cs="Liberation Serif"/>
+          <w:rFonts w:ascii="Times New Roman" w:hAnsi="Times New Roman" w:cs="Times New Roman"/>
           <w:sz w:val="28"/>
           <w:szCs w:val="28"/>
           <w:highlight w:val="none"/>
@@ -94,7 +94,7 @@
       </w:pPr>
       <w:r>
         <w:rPr>
-          <w:rFonts w:ascii="Liberation Serif" w:hAnsi="Liberation Serif" w:eastAsia="Liberation Serif" w:cs="Liberation Serif"/>
+          <w:rFonts w:ascii="Times New Roman" w:hAnsi="Times New Roman" w:eastAsia="Times New Roman" w:cs="Times New Roman"/>
           <w:sz w:val="28"/>
           <w:szCs w:val="28"/>
         </w:rPr>
@@ -102,7 +102,7 @@
       </w:r>
       <w:r>
         <w:rPr>
-          <w:rFonts w:ascii="Liberation Serif" w:hAnsi="Liberation Serif" w:cs="Liberation Serif"/>
+          <w:rFonts w:ascii="Times New Roman" w:hAnsi="Times New Roman" w:eastAsia="Times New Roman" w:cs="Times New Roman"/>
           <w:sz w:val="28"/>
           <w:szCs w:val="28"/>
           <w:highlight w:val="none"/>
@@ -110,7 +110,7 @@
       </w:r>
       <w:r>
         <w:rPr>
-          <w:rFonts w:ascii="Liberation Serif" w:hAnsi="Liberation Serif" w:cs="Liberation Serif"/>
+          <w:rFonts w:ascii="Times New Roman" w:hAnsi="Times New Roman" w:eastAsia="Times New Roman" w:cs="Times New Roman"/>
           <w:sz w:val="28"/>
           <w:szCs w:val="28"/>
           <w:highlight w:val="none"/>
@@ -487,37 +487,36 @@
         <w:ind/>
         <w:jc w:val="center"/>
         <w:rPr>
-          <w:rFonts w:ascii="Asana Math" w:hAnsi="Asana Math" w:eastAsia="Asana Math" w:cs="Asana Math"/>
-          <w:sz w:val="52"/>
-          <w:szCs w:val="52"/>
+          <w:rFonts w:ascii="Times New Roman" w:hAnsi="Times New Roman" w:cs="Times New Roman"/>
+          <w:sz w:val="28"/>
+          <w:szCs w:val="28"/>
+          <w:highlight w:val="none"/>
+        </w:rPr>
+      </w:pPr>
+      <w:r>
+        <w:rPr>
+          <w:rFonts w:ascii="Times New Roman" w:hAnsi="Times New Roman" w:eastAsia="Times New Roman" w:cs="Times New Roman"/>
+          <w:sz w:val="28"/>
+          <w:szCs w:val="28"/>
           <w:highlight w:val="none"/>
           <w:lang w:val="es-ES"/>
         </w:rPr>
-      </w:pPr>
-      <w:r>
-        <w:rPr>
-          <w:rFonts w:ascii="Asana Math" w:hAnsi="Asana Math" w:eastAsia="Asana Math" w:cs="Asana Math"/>
-          <w:sz w:val="52"/>
-          <w:szCs w:val="52"/>
+        <w:t xml:space="preserve">DESAFIO 1</w:t>
+      </w:r>
+      <w:r>
+        <w:rPr>
+          <w:rFonts w:ascii="Times New Roman" w:hAnsi="Times New Roman" w:eastAsia="Times New Roman" w:cs="Times New Roman"/>
+          <w:sz w:val="28"/>
+          <w:szCs w:val="28"/>
           <w:highlight w:val="none"/>
           <w:lang w:val="es-ES"/>
         </w:rPr>
-        <w:t xml:space="preserve">DESAFIO 1</w:t>
-      </w:r>
-      <w:r>
-        <w:rPr>
-          <w:rFonts w:ascii="Asana Math" w:hAnsi="Asana Math" w:eastAsia="Asana Math" w:cs="Asana Math"/>
-          <w:sz w:val="52"/>
-          <w:szCs w:val="52"/>
-          <w:highlight w:val="none"/>
-          <w:lang w:val="es-ES"/>
-        </w:rPr>
-      </w:r>
-      <w:r>
-        <w:rPr>
-          <w:rFonts w:ascii="Asana Math" w:hAnsi="Asana Math" w:eastAsia="Asana Math" w:cs="Asana Math"/>
-          <w:sz w:val="52"/>
-          <w:szCs w:val="52"/>
+      </w:r>
+      <w:r>
+        <w:rPr>
+          <w:rFonts w:ascii="Times New Roman" w:hAnsi="Times New Roman" w:eastAsia="Times New Roman" w:cs="Times New Roman"/>
+          <w:sz w:val="28"/>
+          <w:szCs w:val="28"/>
           <w:highlight w:val="none"/>
           <w:lang w:val="es-ES"/>
         </w:rPr>
@@ -529,6 +528,337 @@
         <w:spacing/>
         <w:ind/>
         <w:jc w:val="center"/>
+        <w:rPr>
+          <w:rFonts w:ascii="Times New Roman" w:hAnsi="Times New Roman" w:cs="Times New Roman"/>
+          <w:sz w:val="28"/>
+          <w:szCs w:val="28"/>
+          <w:highlight w:val="none"/>
+        </w:rPr>
+      </w:pPr>
+      <w:r>
+        <w:rPr>
+          <w:rFonts w:ascii="Times New Roman" w:hAnsi="Times New Roman" w:eastAsia="Times New Roman" w:cs="Times New Roman"/>
+          <w:sz w:val="28"/>
+          <w:szCs w:val="28"/>
+          <w:highlight w:val="none"/>
+          <w:lang w:val="es-ES"/>
+        </w:rPr>
+        <w:t xml:space="preserve">Augusto Enrique Salazar Jimenez</w:t>
+      </w:r>
+      <w:r>
+        <w:rPr>
+          <w:rFonts w:ascii="Times New Roman" w:hAnsi="Times New Roman" w:eastAsia="Times New Roman" w:cs="Times New Roman"/>
+          <w:sz w:val="28"/>
+          <w:szCs w:val="28"/>
+          <w:highlight w:val="none"/>
+          <w:lang w:val="es-ES"/>
+        </w:rPr>
+      </w:r>
+      <w:r>
+        <w:rPr>
+          <w:rFonts w:ascii="Times New Roman" w:hAnsi="Times New Roman" w:eastAsia="Times New Roman" w:cs="Times New Roman"/>
+          <w:sz w:val="28"/>
+          <w:szCs w:val="28"/>
+          <w:highlight w:val="none"/>
+          <w:lang w:val="es-ES"/>
+        </w:rPr>
+      </w:r>
+    </w:p>
+    <w:p>
+      <w:pPr>
+        <w:pBdr/>
+        <w:spacing/>
+        <w:ind/>
+        <w:jc w:val="center"/>
+        <w:rPr>
+          <w:rFonts w:ascii="Times New Roman" w:hAnsi="Times New Roman" w:cs="Times New Roman"/>
+          <w:sz w:val="40"/>
+          <w:szCs w:val="40"/>
+          <w:highlight w:val="none"/>
+        </w:rPr>
+      </w:pPr>
+      <w:r>
+        <w:rPr>
+          <w:rFonts w:ascii="Times New Roman" w:hAnsi="Times New Roman" w:eastAsia="Times New Roman" w:cs="Times New Roman"/>
+          <w:sz w:val="40"/>
+          <w:szCs w:val="40"/>
+          <w:highlight w:val="none"/>
+          <w:lang w:val="es-ES"/>
+        </w:rPr>
+      </w:r>
+      <w:r>
+        <w:rPr>
+          <w:rFonts w:ascii="Times New Roman" w:hAnsi="Times New Roman" w:eastAsia="Times New Roman" w:cs="Times New Roman"/>
+          <w:sz w:val="40"/>
+          <w:szCs w:val="40"/>
+          <w:highlight w:val="none"/>
+          <w:lang w:val="es-ES"/>
+        </w:rPr>
+      </w:r>
+      <w:r>
+        <w:rPr>
+          <w:rFonts w:ascii="Times New Roman" w:hAnsi="Times New Roman" w:eastAsia="Times New Roman" w:cs="Times New Roman"/>
+          <w:sz w:val="40"/>
+          <w:szCs w:val="40"/>
+          <w:highlight w:val="none"/>
+          <w:lang w:val="es-ES"/>
+        </w:rPr>
+      </w:r>
+    </w:p>
+    <w:p>
+      <w:pPr>
+        <w:pBdr/>
+        <w:spacing/>
+        <w:ind/>
+        <w:jc w:val="center"/>
+        <w:rPr>
+          <w:rFonts w:ascii="Times New Roman" w:hAnsi="Times New Roman" w:cs="Times New Roman"/>
+          <w:sz w:val="40"/>
+          <w:szCs w:val="40"/>
+          <w:highlight w:val="none"/>
+        </w:rPr>
+      </w:pPr>
+      <w:r>
+        <w:rPr>
+          <w:rFonts w:ascii="Times New Roman" w:hAnsi="Times New Roman" w:eastAsia="Times New Roman" w:cs="Times New Roman"/>
+          <w:sz w:val="40"/>
+          <w:szCs w:val="40"/>
+          <w:highlight w:val="none"/>
+          <w:lang w:val="es-ES"/>
+        </w:rPr>
+      </w:r>
+      <w:r>
+        <w:rPr>
+          <w:rFonts w:ascii="Times New Roman" w:hAnsi="Times New Roman" w:eastAsia="Times New Roman" w:cs="Times New Roman"/>
+          <w:sz w:val="40"/>
+          <w:szCs w:val="40"/>
+          <w:highlight w:val="none"/>
+          <w:lang w:val="es-ES"/>
+        </w:rPr>
+      </w:r>
+      <w:r>
+        <w:rPr>
+          <w:rFonts w:ascii="Times New Roman" w:hAnsi="Times New Roman" w:eastAsia="Times New Roman" w:cs="Times New Roman"/>
+          <w:sz w:val="40"/>
+          <w:szCs w:val="40"/>
+          <w:highlight w:val="none"/>
+          <w:lang w:val="es-ES"/>
+        </w:rPr>
+      </w:r>
+    </w:p>
+    <w:p>
+      <w:pPr>
+        <w:pBdr/>
+        <w:spacing/>
+        <w:ind/>
+        <w:jc w:val="center"/>
+        <w:rPr>
+          <w:rFonts w:ascii="Times New Roman" w:hAnsi="Times New Roman" w:cs="Times New Roman"/>
+          <w:sz w:val="40"/>
+          <w:szCs w:val="40"/>
+          <w:highlight w:val="none"/>
+        </w:rPr>
+      </w:pPr>
+      <w:r>
+        <w:rPr>
+          <w:rFonts w:ascii="Times New Roman" w:hAnsi="Times New Roman" w:eastAsia="Times New Roman" w:cs="Times New Roman"/>
+          <w:sz w:val="40"/>
+          <w:szCs w:val="40"/>
+          <w:highlight w:val="none"/>
+          <w:lang w:val="es-ES"/>
+        </w:rPr>
+      </w:r>
+      <w:r>
+        <w:rPr>
+          <w:rFonts w:ascii="Times New Roman" w:hAnsi="Times New Roman" w:eastAsia="Times New Roman" w:cs="Times New Roman"/>
+          <w:sz w:val="40"/>
+          <w:szCs w:val="40"/>
+          <w:highlight w:val="none"/>
+          <w:lang w:val="es-ES"/>
+        </w:rPr>
+      </w:r>
+      <w:r>
+        <w:rPr>
+          <w:rFonts w:ascii="Times New Roman" w:hAnsi="Times New Roman" w:eastAsia="Times New Roman" w:cs="Times New Roman"/>
+          <w:sz w:val="40"/>
+          <w:szCs w:val="40"/>
+          <w:highlight w:val="none"/>
+          <w:lang w:val="es-ES"/>
+        </w:rPr>
+      </w:r>
+    </w:p>
+    <w:p>
+      <w:pPr>
+        <w:pBdr/>
+        <w:spacing/>
+        <w:ind/>
+        <w:jc w:val="center"/>
+        <w:rPr>
+          <w:rFonts w:ascii="Times New Roman" w:hAnsi="Times New Roman" w:cs="Times New Roman"/>
+          <w:sz w:val="40"/>
+          <w:szCs w:val="40"/>
+          <w:highlight w:val="none"/>
+        </w:rPr>
+      </w:pPr>
+      <w:r>
+        <w:rPr>
+          <w:rFonts w:ascii="Times New Roman" w:hAnsi="Times New Roman" w:eastAsia="Times New Roman" w:cs="Times New Roman"/>
+          <w:sz w:val="40"/>
+          <w:szCs w:val="40"/>
+          <w:highlight w:val="none"/>
+          <w:lang w:val="es-ES"/>
+        </w:rPr>
+      </w:r>
+      <w:r>
+        <w:rPr>
+          <w:rFonts w:ascii="Times New Roman" w:hAnsi="Times New Roman" w:eastAsia="Times New Roman" w:cs="Times New Roman"/>
+          <w:sz w:val="40"/>
+          <w:szCs w:val="40"/>
+          <w:highlight w:val="none"/>
+          <w:lang w:val="es-ES"/>
+        </w:rPr>
+      </w:r>
+      <w:r>
+        <w:rPr>
+          <w:rFonts w:ascii="Times New Roman" w:hAnsi="Times New Roman" w:eastAsia="Times New Roman" w:cs="Times New Roman"/>
+          <w:sz w:val="40"/>
+          <w:szCs w:val="40"/>
+          <w:highlight w:val="none"/>
+          <w:lang w:val="es-ES"/>
+        </w:rPr>
+      </w:r>
+    </w:p>
+    <w:p>
+      <w:pPr>
+        <w:pBdr/>
+        <w:spacing/>
+        <w:ind/>
+        <w:jc w:val="center"/>
+        <w:rPr>
+          <w:rFonts w:ascii="Times New Roman" w:hAnsi="Times New Roman" w:cs="Times New Roman"/>
+          <w:sz w:val="40"/>
+          <w:szCs w:val="40"/>
+          <w:highlight w:val="none"/>
+        </w:rPr>
+      </w:pPr>
+      <w:r>
+        <w:rPr>
+          <w:rFonts w:ascii="Times New Roman" w:hAnsi="Times New Roman" w:eastAsia="Times New Roman" w:cs="Times New Roman"/>
+          <w:sz w:val="40"/>
+          <w:szCs w:val="40"/>
+          <w:highlight w:val="none"/>
+          <w:lang w:val="es-ES"/>
+        </w:rPr>
+      </w:r>
+      <w:r>
+        <w:rPr>
+          <w:rFonts w:ascii="Times New Roman" w:hAnsi="Times New Roman" w:eastAsia="Times New Roman" w:cs="Times New Roman"/>
+          <w:sz w:val="40"/>
+          <w:szCs w:val="40"/>
+          <w:highlight w:val="none"/>
+          <w:lang w:val="es-ES"/>
+        </w:rPr>
+      </w:r>
+      <w:r>
+        <w:rPr>
+          <w:rFonts w:ascii="Times New Roman" w:hAnsi="Times New Roman" w:eastAsia="Times New Roman" w:cs="Times New Roman"/>
+          <w:sz w:val="40"/>
+          <w:szCs w:val="40"/>
+          <w:highlight w:val="none"/>
+          <w:lang w:val="es-ES"/>
+        </w:rPr>
+      </w:r>
+    </w:p>
+    <w:p>
+      <w:pPr>
+        <w:pBdr/>
+        <w:spacing/>
+        <w:ind/>
+        <w:jc w:val="center"/>
+        <w:rPr>
+          <w:rFonts w:ascii="Times New Roman" w:hAnsi="Times New Roman" w:cs="Times New Roman"/>
+          <w:sz w:val="40"/>
+          <w:szCs w:val="40"/>
+          <w:highlight w:val="none"/>
+        </w:rPr>
+      </w:pPr>
+      <w:r>
+        <w:rPr>
+          <w:rFonts w:ascii="Times New Roman" w:hAnsi="Times New Roman" w:eastAsia="Times New Roman" w:cs="Times New Roman"/>
+          <w:sz w:val="40"/>
+          <w:szCs w:val="40"/>
+          <w:highlight w:val="none"/>
+          <w:lang w:val="es-ES" w:bidi="es-ES"/>
+        </w:rPr>
+      </w:r>
+      <w:r>
+        <w:rPr>
+          <w:rFonts w:ascii="Times New Roman" w:hAnsi="Times New Roman" w:eastAsia="Times New Roman" w:cs="Times New Roman"/>
+          <w:sz w:val="40"/>
+          <w:szCs w:val="40"/>
+          <w:highlight w:val="none"/>
+          <w:lang w:val="es-ES"/>
+        </w:rPr>
+      </w:r>
+      <w:r>
+        <w:rPr>
+          <w:rFonts w:ascii="Times New Roman" w:hAnsi="Times New Roman" w:eastAsia="Times New Roman" w:cs="Times New Roman"/>
+          <w:sz w:val="40"/>
+          <w:szCs w:val="40"/>
+          <w:highlight w:val="none"/>
+          <w:lang w:val="es-ES"/>
+        </w:rPr>
+      </w:r>
+    </w:p>
+    <w:p>
+      <w:pPr>
+        <w:pBdr/>
+        <w:spacing/>
+        <w:ind/>
+        <w:jc w:val="center"/>
+        <w:rPr>
+          <w:rFonts w:ascii="Times New Roman" w:hAnsi="Times New Roman" w:cs="Times New Roman"/>
+          <w:sz w:val="28"/>
+          <w:szCs w:val="28"/>
+          <w:highlight w:val="none"/>
+        </w:rPr>
+      </w:pPr>
+      <w:r>
+        <w:rPr>
+          <w:rFonts w:ascii="Times New Roman" w:hAnsi="Times New Roman" w:eastAsia="Times New Roman" w:cs="Times New Roman"/>
+          <w:sz w:val="28"/>
+          <w:szCs w:val="28"/>
+          <w:highlight w:val="none"/>
+          <w:lang w:val="es-ES"/>
+        </w:rPr>
+        <w:t xml:space="preserve">Mateo Rodriguez Yepez</w:t>
+      </w:r>
+      <w:r>
+        <w:rPr>
+          <w:rFonts w:ascii="Times New Roman" w:hAnsi="Times New Roman" w:eastAsia="Times New Roman" w:cs="Times New Roman"/>
+          <w:sz w:val="28"/>
+          <w:szCs w:val="28"/>
+          <w:highlight w:val="none"/>
+          <w:lang w:val="es-ES"/>
+        </w:rPr>
+      </w:r>
+      <w:r>
+        <w:rPr>
+          <w:rFonts w:ascii="Times New Roman" w:hAnsi="Times New Roman" w:eastAsia="Times New Roman" w:cs="Times New Roman"/>
+          <w:sz w:val="28"/>
+          <w:szCs w:val="28"/>
+          <w:highlight w:val="none"/>
+          <w:lang w:val="es-ES"/>
+        </w:rPr>
+      </w:r>
+    </w:p>
+    <w:p>
+      <w:pPr>
+        <w:pageBreakBefore w:val="true"/>
+        <w:pBdr/>
+        <w:shd w:val="nil" w:color="auto"/>
+        <w:spacing/>
+        <w:ind/>
         <w:rPr>
           <w:rFonts w:ascii="Asana Math" w:hAnsi="Asana Math" w:eastAsia="Asana Math" w:cs="Asana Math"/>
           <w:sz w:val="40"/>
@@ -545,7 +875,6 @@
           <w:highlight w:val="none"/>
           <w:lang w:val="es-ES"/>
         </w:rPr>
-        <w:t xml:space="preserve">Augusto Enrique Salazar Jimenez</w:t>
       </w:r>
       <w:r>
         <w:rPr>
@@ -573,36 +902,36 @@
         <w:ind/>
         <w:jc w:val="center"/>
         <w:rPr>
-          <w:rFonts w:ascii="Asana Math" w:hAnsi="Asana Math" w:eastAsia="Asana Math" w:cs="Asana Math"/>
-          <w:sz w:val="40"/>
-          <w:szCs w:val="40"/>
+          <w:rFonts w:ascii="Times New Roman" w:hAnsi="Times New Roman" w:cs="Times New Roman"/>
+          <w:sz w:val="28"/>
+          <w:szCs w:val="28"/>
+          <w:highlight w:val="none"/>
+        </w:rPr>
+      </w:pPr>
+      <w:r>
+        <w:rPr>
+          <w:rFonts w:ascii="Times New Roman" w:hAnsi="Times New Roman" w:eastAsia="Times New Roman" w:cs="Times New Roman"/>
+          <w:sz w:val="28"/>
+          <w:szCs w:val="28"/>
+          <w:highlight w:val="none"/>
+          <w:lang w:val="es-ES" w:bidi="es-ES"/>
+        </w:rPr>
+        <w:t xml:space="preserve">TABLA DE CONTENIDOS</w:t>
+      </w:r>
+      <w:r>
+        <w:rPr>
+          <w:rFonts w:ascii="Times New Roman" w:hAnsi="Times New Roman" w:eastAsia="Times New Roman" w:cs="Times New Roman"/>
+          <w:sz w:val="28"/>
+          <w:szCs w:val="28"/>
           <w:highlight w:val="none"/>
           <w:lang w:val="es-ES"/>
         </w:rPr>
-      </w:pPr>
-      <w:r>
-        <w:rPr>
-          <w:rFonts w:ascii="Asana Math" w:hAnsi="Asana Math" w:eastAsia="Asana Math" w:cs="Asana Math"/>
-          <w:sz w:val="40"/>
-          <w:szCs w:val="40"/>
-          <w:highlight w:val="none"/>
-          <w:lang w:val="es-ES"/>
-        </w:rPr>
-      </w:r>
-      <w:r>
-        <w:rPr>
-          <w:rFonts w:ascii="Asana Math" w:hAnsi="Asana Math" w:eastAsia="Asana Math" w:cs="Asana Math"/>
-          <w:sz w:val="40"/>
-          <w:szCs w:val="40"/>
-          <w:highlight w:val="none"/>
-          <w:lang w:val="es-ES"/>
-        </w:rPr>
-      </w:r>
-      <w:r>
-        <w:rPr>
-          <w:rFonts w:ascii="Asana Math" w:hAnsi="Asana Math" w:eastAsia="Asana Math" w:cs="Asana Math"/>
-          <w:sz w:val="40"/>
-          <w:szCs w:val="40"/>
+      </w:r>
+      <w:r>
+        <w:rPr>
+          <w:rFonts w:ascii="Times New Roman" w:hAnsi="Times New Roman" w:eastAsia="Times New Roman" w:cs="Times New Roman"/>
+          <w:sz w:val="28"/>
+          <w:szCs w:val="28"/>
           <w:highlight w:val="none"/>
           <w:lang w:val="es-ES"/>
         </w:rPr>
@@ -612,39 +941,59 @@
       <w:pPr>
         <w:pBdr/>
         <w:spacing/>
-        <w:ind/>
-        <w:jc w:val="center"/>
-        <w:rPr>
-          <w:rFonts w:ascii="Asana Math" w:hAnsi="Asana Math" w:eastAsia="Asana Math" w:cs="Asana Math"/>
-          <w:sz w:val="40"/>
-          <w:szCs w:val="40"/>
+        <w:ind w:firstLine="0" w:left="0"/>
+        <w:jc w:val="left"/>
+        <w:rPr>
+          <w:rFonts w:ascii="Times New Roman" w:hAnsi="Times New Roman" w:cs="Times New Roman"/>
+          <w:sz w:val="28"/>
+          <w:szCs w:val="28"/>
+          <w:highlight w:val="none"/>
+        </w:rPr>
+      </w:pPr>
+      <w:r>
+        <w:rPr>
+          <w:rFonts w:ascii="Times New Roman" w:hAnsi="Times New Roman" w:eastAsia="Times New Roman" w:cs="Times New Roman"/>
+          <w:sz w:val="24"/>
+          <w:szCs w:val="24"/>
+          <w:highlight w:val="none"/>
+          <w:lang w:val="es-ES" w:bidi="es-ES"/>
+        </w:rPr>
+        <w:t xml:space="preserve">1.INTRODUCCI</w:t>
+      </w:r>
+      <w:r>
+        <w:rPr>
+          <w:rFonts w:ascii="Times New Roman" w:hAnsi="Times New Roman" w:eastAsia="Times New Roman" w:cs="Times New Roman"/>
+          <w:sz w:val="24"/>
+          <w:szCs w:val="24"/>
+          <w:highlight w:val="none"/>
+          <w:lang w:val="es-ES" w:bidi="es-ES"/>
+        </w:rPr>
+        <w:t xml:space="preserve">ÓN</w:t>
+      </w:r>
+      <w:r>
+        <w:rPr>
+          <w:rFonts w:ascii="Times New Roman" w:hAnsi="Times New Roman" w:eastAsia="Times New Roman" w:cs="Times New Roman"/>
+          <w:sz w:val="28"/>
+          <w:szCs w:val="28"/>
+          <w:highlight w:val="none"/>
+          <w:lang w:val="es-ES" w:bidi="es-ES"/>
+        </w:rPr>
+        <w:t xml:space="preserve"> ...................................................................................................3</w:t>
+      </w:r>
+      <w:r>
+        <w:rPr>
+          <w:rFonts w:ascii="Times New Roman" w:hAnsi="Times New Roman" w:eastAsia="Times New Roman" w:cs="Times New Roman"/>
+          <w:sz w:val="28"/>
+          <w:szCs w:val="28"/>
           <w:highlight w:val="none"/>
           <w:lang w:val="es-ES"/>
         </w:rPr>
-      </w:pPr>
-      <w:r>
-        <w:rPr>
-          <w:rFonts w:ascii="Asana Math" w:hAnsi="Asana Math" w:eastAsia="Asana Math" w:cs="Asana Math"/>
-          <w:sz w:val="40"/>
-          <w:szCs w:val="40"/>
-          <w:highlight w:val="none"/>
-          <w:lang w:val="es-ES"/>
-        </w:rPr>
-      </w:r>
-      <w:r>
-        <w:rPr>
-          <w:rFonts w:ascii="Asana Math" w:hAnsi="Asana Math" w:eastAsia="Asana Math" w:cs="Asana Math"/>
-          <w:sz w:val="40"/>
-          <w:szCs w:val="40"/>
-          <w:highlight w:val="none"/>
-          <w:lang w:val="es-ES"/>
-        </w:rPr>
-      </w:r>
-      <w:r>
-        <w:rPr>
-          <w:rFonts w:ascii="Asana Math" w:hAnsi="Asana Math" w:eastAsia="Asana Math" w:cs="Asana Math"/>
-          <w:sz w:val="40"/>
-          <w:szCs w:val="40"/>
+      </w:r>
+      <w:r>
+        <w:rPr>
+          <w:rFonts w:ascii="Times New Roman" w:hAnsi="Times New Roman" w:eastAsia="Times New Roman" w:cs="Times New Roman"/>
+          <w:sz w:val="28"/>
+          <w:szCs w:val="28"/>
           <w:highlight w:val="none"/>
           <w:lang w:val="es-ES"/>
         </w:rPr>
@@ -655,38 +1004,48 @@
         <w:pBdr/>
         <w:spacing/>
         <w:ind/>
-        <w:jc w:val="center"/>
-        <w:rPr>
-          <w:rFonts w:ascii="Asana Math" w:hAnsi="Asana Math" w:eastAsia="Asana Math" w:cs="Asana Math"/>
-          <w:sz w:val="40"/>
-          <w:szCs w:val="40"/>
+        <w:jc w:val="left"/>
+        <w:rPr>
+          <w:rFonts w:ascii="Times New Roman" w:hAnsi="Times New Roman" w:cs="Times New Roman"/>
+          <w:sz w:val="24"/>
+          <w:szCs w:val="24"/>
+          <w:highlight w:val="none"/>
+        </w:rPr>
+      </w:pPr>
+      <w:r>
+        <w:rPr>
+          <w:rFonts w:ascii="Times New Roman" w:hAnsi="Times New Roman" w:eastAsia="Times New Roman" w:cs="Times New Roman"/>
+          <w:sz w:val="24"/>
+          <w:szCs w:val="24"/>
           <w:highlight w:val="none"/>
           <w:lang w:val="es-ES"/>
         </w:rPr>
-      </w:pPr>
-      <w:r>
-        <w:rPr>
-          <w:rFonts w:ascii="Asana Math" w:hAnsi="Asana Math" w:eastAsia="Asana Math" w:cs="Asana Math"/>
-          <w:sz w:val="40"/>
-          <w:szCs w:val="40"/>
+        <w:t xml:space="preserve">2.EL TABLERO</w:t>
+      </w:r>
+      <w:r>
+        <w:rPr>
+          <w:rFonts w:ascii="Times New Roman" w:hAnsi="Times New Roman" w:eastAsia="Times New Roman" w:cs="Times New Roman"/>
+          <w:sz w:val="24"/>
+          <w:szCs w:val="24"/>
           <w:highlight w:val="none"/>
           <w:lang w:val="es-ES"/>
         </w:rPr>
-      </w:r>
-      <w:r>
-        <w:rPr>
-          <w:rFonts w:ascii="Asana Math" w:hAnsi="Asana Math" w:eastAsia="Asana Math" w:cs="Asana Math"/>
-          <w:sz w:val="40"/>
-          <w:szCs w:val="40"/>
+        <w:t xml:space="preserve"> ............................................................................................................................4</w:t>
+      </w:r>
+      <w:r>
+        <w:rPr>
+          <w:rFonts w:ascii="Times New Roman" w:hAnsi="Times New Roman" w:eastAsia="Times New Roman" w:cs="Times New Roman"/>
+          <w:sz w:val="24"/>
+          <w:szCs w:val="24"/>
           <w:highlight w:val="none"/>
           <w:lang w:val="es-ES"/>
         </w:rPr>
       </w:r>
       <w:r>
         <w:rPr>
-          <w:rFonts w:ascii="Asana Math" w:hAnsi="Asana Math" w:eastAsia="Asana Math" w:cs="Asana Math"/>
-          <w:sz w:val="40"/>
-          <w:szCs w:val="40"/>
+          <w:rFonts w:ascii="Times New Roman" w:hAnsi="Times New Roman" w:eastAsia="Times New Roman" w:cs="Times New Roman"/>
+          <w:sz w:val="24"/>
+          <w:szCs w:val="24"/>
           <w:highlight w:val="none"/>
           <w:lang w:val="es-ES"/>
         </w:rPr>
@@ -697,40 +1056,60 @@
         <w:pBdr/>
         <w:spacing/>
         <w:ind/>
-        <w:jc w:val="center"/>
-        <w:rPr>
-          <w:rFonts w:ascii="Asana Math" w:hAnsi="Asana Math" w:eastAsia="Asana Math" w:cs="Asana Math"/>
-          <w:sz w:val="40"/>
-          <w:szCs w:val="40"/>
-          <w:highlight w:val="none"/>
-          <w:lang w:val="es-ES"/>
-        </w:rPr>
-      </w:pPr>
-      <w:r>
-        <w:rPr>
-          <w:rFonts w:ascii="Asana Math" w:hAnsi="Asana Math" w:eastAsia="Asana Math" w:cs="Asana Math"/>
-          <w:sz w:val="40"/>
-          <w:szCs w:val="40"/>
-          <w:highlight w:val="none"/>
-          <w:lang w:val="es-ES"/>
-        </w:rPr>
-      </w:r>
-      <w:r>
-        <w:rPr>
-          <w:rFonts w:ascii="Asana Math" w:hAnsi="Asana Math" w:eastAsia="Asana Math" w:cs="Asana Math"/>
-          <w:sz w:val="40"/>
-          <w:szCs w:val="40"/>
-          <w:highlight w:val="none"/>
-          <w:lang w:val="es-ES"/>
-        </w:rPr>
-      </w:r>
-      <w:r>
-        <w:rPr>
-          <w:rFonts w:ascii="Asana Math" w:hAnsi="Asana Math" w:eastAsia="Asana Math" w:cs="Asana Math"/>
-          <w:sz w:val="40"/>
-          <w:szCs w:val="40"/>
-          <w:highlight w:val="none"/>
-          <w:lang w:val="es-ES"/>
+        <w:jc w:val="left"/>
+        <w:rPr>
+          <w:rFonts w:ascii="Times New Roman" w:hAnsi="Times New Roman" w:cs="Times New Roman"/>
+          <w:sz w:val="24"/>
+          <w:szCs w:val="24"/>
+          <w:highlight w:val="none"/>
+        </w:rPr>
+      </w:pPr>
+      <w:r>
+        <w:rPr>
+          <w:rFonts w:ascii="Times New Roman" w:hAnsi="Times New Roman" w:eastAsia="Times New Roman" w:cs="Times New Roman"/>
+          <w:sz w:val="24"/>
+          <w:szCs w:val="24"/>
+          <w:highlight w:val="none"/>
+          <w:lang w:val="es-ES" w:bidi="es-ES"/>
+        </w:rPr>
+        <w:t xml:space="preserve">2.1.</w:t>
+      </w:r>
+      <w:r>
+        <w:rPr>
+          <w:rFonts w:ascii="Times New Roman" w:hAnsi="Times New Roman" w:eastAsia="Times New Roman" w:cs="Times New Roman"/>
+          <w:sz w:val="24"/>
+          <w:szCs w:val="24"/>
+          <w:highlight w:val="none"/>
+          <w:lang w:val="es-ES" w:bidi="es-ES"/>
+        </w:rPr>
+        <w:t xml:space="preserve">CREACI</w:t>
+      </w:r>
+      <w:r>
+        <w:rPr>
+          <w:rFonts w:ascii="Times New Roman" w:hAnsi="Times New Roman" w:eastAsia="Times New Roman" w:cs="Times New Roman"/>
+          <w:sz w:val="24"/>
+          <w:szCs w:val="24"/>
+          <w:highlight w:val="none"/>
+          <w:lang w:val="es-ES" w:bidi="es-ES"/>
+        </w:rPr>
+        <w:t xml:space="preserve">ÓN DEL TABLERO................................................................................................</w:t>
+      </w:r>
+      <w:r>
+        <w:rPr>
+          <w:rFonts w:ascii="Times New Roman" w:hAnsi="Times New Roman" w:eastAsia="Times New Roman" w:cs="Times New Roman"/>
+          <w:sz w:val="24"/>
+          <w:szCs w:val="24"/>
+          <w:highlight w:val="none"/>
+          <w:lang w:val="es-ES" w:bidi="es-ES"/>
+        </w:rPr>
+      </w:r>
+      <w:r>
+        <w:rPr>
+          <w:rFonts w:ascii="Times New Roman" w:hAnsi="Times New Roman" w:eastAsia="Times New Roman" w:cs="Times New Roman"/>
+          <w:sz w:val="24"/>
+          <w:szCs w:val="24"/>
+          <w:highlight w:val="none"/>
+          <w:lang w:val="es-ES" w:bidi="es-ES"/>
         </w:rPr>
       </w:r>
     </w:p>
@@ -739,38 +1118,38 @@
         <w:pBdr/>
         <w:spacing/>
         <w:ind/>
-        <w:jc w:val="center"/>
-        <w:rPr>
-          <w:rFonts w:ascii="Asana Math" w:hAnsi="Asana Math" w:eastAsia="Asana Math" w:cs="Asana Math"/>
-          <w:sz w:val="40"/>
-          <w:szCs w:val="40"/>
+        <w:jc w:val="left"/>
+        <w:rPr>
+          <w:rFonts w:ascii="Times New Roman" w:hAnsi="Times New Roman" w:cs="Times New Roman"/>
+          <w:sz w:val="24"/>
+          <w:szCs w:val="24"/>
+          <w:highlight w:val="none"/>
+        </w:rPr>
+      </w:pPr>
+      <w:r>
+        <w:rPr>
+          <w:rFonts w:ascii="Times New Roman" w:hAnsi="Times New Roman" w:eastAsia="Times New Roman" w:cs="Times New Roman"/>
+          <w:sz w:val="24"/>
+          <w:szCs w:val="24"/>
+          <w:highlight w:val="none"/>
+          <w:lang w:val="es-ES" w:bidi="es-ES"/>
+        </w:rPr>
+        <w:t xml:space="preserve">2.2.USO DE MEMORIA DINAMICA.......................................................................................</w:t>
+      </w:r>
+      <w:r>
+        <w:rPr>
+          <w:rFonts w:ascii="Times New Roman" w:hAnsi="Times New Roman" w:eastAsia="Times New Roman" w:cs="Times New Roman"/>
+          <w:sz w:val="24"/>
+          <w:szCs w:val="24"/>
           <w:highlight w:val="none"/>
           <w:lang w:val="es-ES"/>
         </w:rPr>
-      </w:pPr>
-      <w:r>
-        <w:rPr>
-          <w:rFonts w:ascii="Asana Math" w:hAnsi="Asana Math" w:eastAsia="Asana Math" w:cs="Asana Math"/>
-          <w:sz w:val="40"/>
-          <w:szCs w:val="40"/>
-          <w:highlight w:val="none"/>
-          <w:lang w:val="es-ES"/>
-        </w:rPr>
-      </w:r>
-      <w:r>
-        <w:rPr>
-          <w:rFonts w:ascii="Asana Math" w:hAnsi="Asana Math" w:eastAsia="Asana Math" w:cs="Asana Math"/>
-          <w:sz w:val="40"/>
-          <w:szCs w:val="40"/>
-          <w:highlight w:val="none"/>
-          <w:lang w:val="es-ES"/>
-        </w:rPr>
-      </w:r>
-      <w:r>
-        <w:rPr>
-          <w:rFonts w:ascii="Asana Math" w:hAnsi="Asana Math" w:eastAsia="Asana Math" w:cs="Asana Math"/>
-          <w:sz w:val="40"/>
-          <w:szCs w:val="40"/>
+      </w:r>
+      <w:r>
+        <w:rPr>
+          <w:rFonts w:ascii="Times New Roman" w:hAnsi="Times New Roman" w:eastAsia="Times New Roman" w:cs="Times New Roman"/>
+          <w:sz w:val="24"/>
+          <w:szCs w:val="24"/>
           <w:highlight w:val="none"/>
           <w:lang w:val="es-ES"/>
         </w:rPr>
@@ -781,38 +1160,48 @@
         <w:pBdr/>
         <w:spacing/>
         <w:ind/>
-        <w:jc w:val="center"/>
-        <w:rPr>
-          <w:rFonts w:ascii="Asana Math" w:hAnsi="Asana Math" w:eastAsia="Asana Math" w:cs="Asana Math"/>
-          <w:sz w:val="40"/>
-          <w:szCs w:val="40"/>
+        <w:jc w:val="left"/>
+        <w:rPr>
+          <w:rFonts w:ascii="Times New Roman" w:hAnsi="Times New Roman" w:cs="Times New Roman"/>
+          <w:sz w:val="24"/>
+          <w:szCs w:val="24"/>
+          <w:highlight w:val="none"/>
+        </w:rPr>
+      </w:pPr>
+      <w:r>
+        <w:rPr>
+          <w:rFonts w:ascii="Times New Roman" w:hAnsi="Times New Roman" w:eastAsia="Times New Roman" w:cs="Times New Roman"/>
+          <w:sz w:val="24"/>
+          <w:szCs w:val="24"/>
+          <w:highlight w:val="none"/>
+          <w:lang w:val="es-ES" w:bidi="es-ES"/>
+        </w:rPr>
+        <w:t xml:space="preserve">3. PIEZAS Y SU REPRESENTACI</w:t>
+      </w:r>
+      <w:r>
+        <w:rPr>
+          <w:rFonts w:ascii="Times New Roman" w:hAnsi="Times New Roman" w:eastAsia="Times New Roman" w:cs="Times New Roman"/>
+          <w:sz w:val="24"/>
+          <w:szCs w:val="24"/>
+          <w:highlight w:val="none"/>
+          <w:lang w:val="es-ES" w:bidi="es-ES"/>
+        </w:rPr>
+        <w:t xml:space="preserve">ÓN.......................................................................................</w:t>
+      </w:r>
+      <w:r>
+        <w:rPr>
+          <w:rFonts w:ascii="Times New Roman" w:hAnsi="Times New Roman" w:eastAsia="Times New Roman" w:cs="Times New Roman"/>
+          <w:sz w:val="24"/>
+          <w:szCs w:val="24"/>
           <w:highlight w:val="none"/>
           <w:lang w:val="es-ES"/>
         </w:rPr>
-      </w:pPr>
-      <w:r>
-        <w:rPr>
-          <w:rFonts w:ascii="Asana Math" w:hAnsi="Asana Math" w:eastAsia="Asana Math" w:cs="Asana Math"/>
-          <w:sz w:val="40"/>
-          <w:szCs w:val="40"/>
-          <w:highlight w:val="none"/>
-          <w:lang w:val="es-ES" w:bidi="es-ES"/>
-        </w:rPr>
-      </w:r>
-      <w:r>
-        <w:rPr>
-          <w:rFonts w:ascii="Asana Math" w:hAnsi="Asana Math" w:eastAsia="Asana Math" w:cs="Asana Math"/>
-          <w:sz w:val="40"/>
-          <w:szCs w:val="40"/>
-          <w:highlight w:val="none"/>
-          <w:lang w:val="es-ES"/>
-        </w:rPr>
-      </w:r>
-      <w:r>
-        <w:rPr>
-          <w:rFonts w:ascii="Asana Math" w:hAnsi="Asana Math" w:eastAsia="Asana Math" w:cs="Asana Math"/>
-          <w:sz w:val="40"/>
-          <w:szCs w:val="40"/>
+      </w:r>
+      <w:r>
+        <w:rPr>
+          <w:rFonts w:ascii="Times New Roman" w:hAnsi="Times New Roman" w:eastAsia="Times New Roman" w:cs="Times New Roman"/>
+          <w:sz w:val="24"/>
+          <w:szCs w:val="24"/>
           <w:highlight w:val="none"/>
           <w:lang w:val="es-ES"/>
         </w:rPr>
@@ -823,425 +1212,20 @@
         <w:pBdr/>
         <w:spacing/>
         <w:ind/>
-        <w:jc w:val="center"/>
-        <w:rPr>
-          <w:rFonts w:ascii="Asana Math" w:hAnsi="Asana Math" w:eastAsia="Asana Math" w:cs="Asana Math"/>
-          <w:sz w:val="40"/>
-          <w:szCs w:val="40"/>
-          <w:highlight w:val="none"/>
-          <w:lang w:val="es-ES"/>
-        </w:rPr>
-      </w:pPr>
-      <w:r>
-        <w:rPr>
-          <w:rFonts w:ascii="Asana Math" w:hAnsi="Asana Math" w:eastAsia="Asana Math" w:cs="Asana Math"/>
-          <w:sz w:val="40"/>
-          <w:szCs w:val="40"/>
-          <w:highlight w:val="none"/>
-          <w:lang w:val="es-ES"/>
-        </w:rPr>
-        <w:t xml:space="preserve">Mateo Rodriguez Yepez</w:t>
-      </w:r>
-      <w:r>
-        <w:rPr>
-          <w:rFonts w:ascii="Asana Math" w:hAnsi="Asana Math" w:eastAsia="Asana Math" w:cs="Asana Math"/>
-          <w:sz w:val="40"/>
-          <w:szCs w:val="40"/>
-          <w:highlight w:val="none"/>
-          <w:lang w:val="es-ES"/>
-        </w:rPr>
-      </w:r>
-      <w:r>
-        <w:rPr>
-          <w:rFonts w:ascii="Asana Math" w:hAnsi="Asana Math" w:eastAsia="Asana Math" w:cs="Asana Math"/>
-          <w:sz w:val="40"/>
-          <w:szCs w:val="40"/>
-          <w:highlight w:val="none"/>
-          <w:lang w:val="es-ES"/>
-        </w:rPr>
-      </w:r>
-    </w:p>
-    <w:p>
-      <w:pPr>
-        <w:pageBreakBefore w:val="true"/>
-        <w:pBdr/>
-        <w:shd w:val="nil" w:color="auto"/>
-        <w:spacing/>
-        <w:ind/>
-        <w:rPr>
-          <w:rFonts w:ascii="Asana Math" w:hAnsi="Asana Math" w:eastAsia="Asana Math" w:cs="Asana Math"/>
-          <w:sz w:val="40"/>
-          <w:szCs w:val="40"/>
-          <w:highlight w:val="none"/>
-          <w:lang w:val="es-ES"/>
-        </w:rPr>
-      </w:pPr>
-      <w:r>
-        <w:rPr>
-          <w:rFonts w:ascii="Asana Math" w:hAnsi="Asana Math" w:eastAsia="Asana Math" w:cs="Asana Math"/>
-          <w:sz w:val="40"/>
-          <w:szCs w:val="40"/>
-          <w:highlight w:val="none"/>
-          <w:lang w:val="es-ES"/>
-        </w:rPr>
-      </w:r>
-      <w:r>
-        <w:rPr>
-          <w:rFonts w:ascii="Asana Math" w:hAnsi="Asana Math" w:eastAsia="Asana Math" w:cs="Asana Math"/>
-          <w:sz w:val="40"/>
-          <w:szCs w:val="40"/>
-          <w:highlight w:val="none"/>
-          <w:lang w:val="es-ES"/>
-        </w:rPr>
-      </w:r>
-      <w:r>
-        <w:rPr>
-          <w:rFonts w:ascii="Asana Math" w:hAnsi="Asana Math" w:eastAsia="Asana Math" w:cs="Asana Math"/>
-          <w:sz w:val="40"/>
-          <w:szCs w:val="40"/>
-          <w:highlight w:val="none"/>
-          <w:lang w:val="es-ES"/>
-        </w:rPr>
-      </w:r>
-    </w:p>
-    <w:p>
-      <w:pPr>
-        <w:pBdr/>
-        <w:spacing/>
-        <w:ind/>
-        <w:jc w:val="center"/>
-        <w:rPr>
-          <w:rFonts w:ascii="Asana Math" w:hAnsi="Asana Math" w:eastAsia="Asana Math" w:cs="Asana Math"/>
-          <w:sz w:val="28"/>
-          <w:szCs w:val="28"/>
-          <w:highlight w:val="none"/>
-          <w:lang w:val="es-ES"/>
-        </w:rPr>
-      </w:pPr>
-      <w:r>
-        <w:rPr>
-          <w:rFonts w:ascii="Asana Math" w:hAnsi="Asana Math" w:eastAsia="Asana Math" w:cs="Asana Math"/>
-          <w:sz w:val="28"/>
-          <w:szCs w:val="28"/>
-          <w:highlight w:val="none"/>
-          <w:lang w:val="es-ES" w:bidi="es-ES"/>
-        </w:rPr>
-        <w:t xml:space="preserve">TABLA DE CONTENIDOS</w:t>
-      </w:r>
-      <w:r>
-        <w:rPr>
-          <w:rFonts w:ascii="Asana Math" w:hAnsi="Asana Math" w:eastAsia="Asana Math" w:cs="Asana Math"/>
-          <w:sz w:val="28"/>
-          <w:szCs w:val="28"/>
-          <w:highlight w:val="none"/>
-          <w:lang w:val="es-ES"/>
-        </w:rPr>
-      </w:r>
-      <w:r>
-        <w:rPr>
-          <w:rFonts w:ascii="Asana Math" w:hAnsi="Asana Math" w:eastAsia="Asana Math" w:cs="Asana Math"/>
-          <w:sz w:val="28"/>
-          <w:szCs w:val="28"/>
-          <w:highlight w:val="none"/>
-          <w:lang w:val="es-ES"/>
-        </w:rPr>
-      </w:r>
-    </w:p>
-    <w:p>
-      <w:pPr>
-        <w:pBdr/>
-        <w:spacing/>
-        <w:ind w:firstLine="0" w:left="0"/>
         <w:jc w:val="left"/>
         <w:rPr>
-          <w:rFonts w:ascii="Asana Math" w:hAnsi="Asana Math" w:eastAsia="Asana Math" w:cs="Asana Math"/>
-          <w:sz w:val="28"/>
-          <w:szCs w:val="28"/>
-          <w:highlight w:val="none"/>
-          <w:lang w:val="es-ES"/>
-        </w:rPr>
-      </w:pPr>
-      <w:r>
-        <w:rPr>
-          <w:rFonts w:ascii="Asana Math" w:hAnsi="Asana Math" w:eastAsia="Asana Math" w:cs="Asana Math"/>
-          <w:sz w:val="24"/>
-          <w:szCs w:val="24"/>
-          <w:highlight w:val="none"/>
-          <w:lang w:val="es-ES" w:bidi="es-ES"/>
-        </w:rPr>
-        <w:t xml:space="preserve">1.INTRODUCCI</w:t>
-      </w:r>
-      <w:r>
-        <w:rPr>
-          <w:rFonts w:ascii="Asana Math" w:hAnsi="Asana Math" w:eastAsia="Asana Math" w:cs="Asana Math"/>
-          <w:sz w:val="24"/>
-          <w:szCs w:val="24"/>
-          <w:highlight w:val="none"/>
-          <w:lang w:val="es-ES" w:bidi="es-ES"/>
-        </w:rPr>
-        <w:t xml:space="preserve">ÓN</w:t>
-      </w:r>
-      <w:r>
-        <w:rPr>
-          <w:rFonts w:ascii="Asana Math" w:hAnsi="Asana Math" w:eastAsia="Asana Math" w:cs="Asana Math"/>
-          <w:sz w:val="28"/>
-          <w:szCs w:val="28"/>
-          <w:highlight w:val="none"/>
-          <w:lang w:val="es-ES" w:bidi="es-ES"/>
-        </w:rPr>
-        <w:t xml:space="preserve"> ...................................................................................................3</w:t>
-      </w:r>
-      <w:r>
-        <w:rPr>
-          <w:rFonts w:ascii="Asana Math" w:hAnsi="Asana Math" w:eastAsia="Asana Math" w:cs="Asana Math"/>
-          <w:sz w:val="28"/>
-          <w:szCs w:val="28"/>
-          <w:highlight w:val="none"/>
-          <w:lang w:val="es-ES"/>
-        </w:rPr>
-      </w:r>
-      <w:r>
-        <w:rPr>
-          <w:rFonts w:ascii="Asana Math" w:hAnsi="Asana Math" w:eastAsia="Asana Math" w:cs="Asana Math"/>
-          <w:sz w:val="28"/>
-          <w:szCs w:val="28"/>
-          <w:highlight w:val="none"/>
-          <w:lang w:val="es-ES"/>
-        </w:rPr>
-      </w:r>
-    </w:p>
-    <w:p>
-      <w:pPr>
-        <w:pBdr/>
-        <w:spacing/>
-        <w:ind/>
-        <w:jc w:val="left"/>
-        <w:rPr>
-          <w:rFonts w:ascii="Asana Math" w:hAnsi="Asana Math" w:eastAsia="Asana Math" w:cs="Asana Math"/>
-          <w:sz w:val="24"/>
-          <w:szCs w:val="24"/>
-          <w:highlight w:val="none"/>
-          <w:lang w:val="es-ES"/>
-        </w:rPr>
-      </w:pPr>
-      <w:r>
-        <w:rPr>
-          <w:rFonts w:ascii="Asana Math" w:hAnsi="Asana Math" w:eastAsia="Asana Math" w:cs="Asana Math"/>
-          <w:sz w:val="24"/>
-          <w:szCs w:val="24"/>
-          <w:highlight w:val="none"/>
-          <w:lang w:val="es-ES"/>
-        </w:rPr>
-        <w:t xml:space="preserve">2.EL TABLERO</w:t>
-      </w:r>
-      <w:r>
-        <w:rPr>
-          <w:rFonts w:ascii="Asana Math" w:hAnsi="Asana Math" w:eastAsia="Asana Math" w:cs="Asana Math"/>
-          <w:sz w:val="24"/>
-          <w:szCs w:val="24"/>
-          <w:highlight w:val="none"/>
-          <w:lang w:val="es-ES"/>
-        </w:rPr>
-        <w:t xml:space="preserve"> ............................................................................................................................4</w:t>
-      </w:r>
-      <w:r>
-        <w:rPr>
-          <w:rFonts w:ascii="Asana Math" w:hAnsi="Asana Math" w:eastAsia="Asana Math" w:cs="Asana Math"/>
-          <w:sz w:val="24"/>
-          <w:szCs w:val="24"/>
-          <w:highlight w:val="none"/>
-          <w:lang w:val="es-ES"/>
-        </w:rPr>
-      </w:r>
-      <w:r>
-        <w:rPr>
-          <w:rFonts w:ascii="Asana Math" w:hAnsi="Asana Math" w:eastAsia="Asana Math" w:cs="Asana Math"/>
-          <w:sz w:val="24"/>
-          <w:szCs w:val="24"/>
-          <w:highlight w:val="none"/>
-          <w:lang w:val="es-ES"/>
-        </w:rPr>
-      </w:r>
-    </w:p>
-    <w:p>
-      <w:pPr>
-        <w:pBdr/>
-        <w:spacing/>
-        <w:ind/>
-        <w:jc w:val="left"/>
-        <w:rPr>
-          <w:rFonts w:ascii="Asana Math" w:hAnsi="Asana Math" w:eastAsia="Asana Math" w:cs="Asana Math"/>
-          <w:sz w:val="24"/>
-          <w:szCs w:val="24"/>
-          <w:highlight w:val="none"/>
-          <w:lang w:val="es-ES" w:bidi="es-ES"/>
-        </w:rPr>
-      </w:pPr>
-      <w:r>
-        <w:rPr>
-          <w:rFonts w:ascii="Asana Math" w:hAnsi="Asana Math" w:eastAsia="Asana Math" w:cs="Asana Math"/>
-          <w:sz w:val="24"/>
-          <w:szCs w:val="24"/>
-          <w:highlight w:val="none"/>
-          <w:lang w:val="es-ES" w:bidi="es-ES"/>
-        </w:rPr>
-        <w:t xml:space="preserve">2.1.</w:t>
-      </w:r>
-      <w:r>
-        <w:rPr>
-          <w:rFonts w:ascii="Asana Math" w:hAnsi="Asana Math" w:eastAsia="Asana Math" w:cs="Asana Math"/>
-          <w:sz w:val="24"/>
-          <w:szCs w:val="24"/>
-          <w:highlight w:val="none"/>
-          <w:lang w:val="es-ES" w:bidi="es-ES"/>
-        </w:rPr>
-        <w:t xml:space="preserve">CREACI</w:t>
-      </w:r>
-      <w:r>
-        <w:rPr>
-          <w:rFonts w:ascii="Asana Math" w:hAnsi="Asana Math" w:eastAsia="Asana Math" w:cs="Asana Math"/>
-          <w:sz w:val="24"/>
-          <w:szCs w:val="24"/>
-          <w:highlight w:val="none"/>
-          <w:lang w:val="es-ES" w:bidi="es-ES"/>
-        </w:rPr>
-        <w:t xml:space="preserve">ÓN DEL TABLERO................................................................................................</w:t>
-      </w:r>
-      <w:r>
-        <w:rPr>
-          <w:rFonts w:ascii="Asana Math" w:hAnsi="Asana Math" w:eastAsia="Asana Math" w:cs="Asana Math"/>
-          <w:sz w:val="24"/>
-          <w:szCs w:val="24"/>
-          <w:highlight w:val="none"/>
-          <w:lang w:val="es-ES" w:bidi="es-ES"/>
-        </w:rPr>
-      </w:r>
-      <w:r>
-        <w:rPr>
-          <w:rFonts w:ascii="Asana Math" w:hAnsi="Asana Math" w:eastAsia="Asana Math" w:cs="Asana Math"/>
-          <w:sz w:val="24"/>
-          <w:szCs w:val="24"/>
-          <w:highlight w:val="none"/>
-          <w:lang w:val="es-ES" w:bidi="es-ES"/>
-        </w:rPr>
-      </w:r>
-    </w:p>
-    <w:p>
-      <w:pPr>
-        <w:pBdr/>
-        <w:spacing/>
-        <w:ind/>
-        <w:jc w:val="left"/>
-        <w:rPr>
-          <w:rFonts w:ascii="Asana Math" w:hAnsi="Asana Math" w:eastAsia="Asana Math" w:cs="Asana Math"/>
-          <w:sz w:val="24"/>
-          <w:szCs w:val="24"/>
-          <w:highlight w:val="none"/>
-          <w:lang w:val="es-ES"/>
-        </w:rPr>
-      </w:pPr>
-      <w:r>
-        <w:rPr>
-          <w:rFonts w:ascii="Asana Math" w:hAnsi="Asana Math" w:eastAsia="Asana Math" w:cs="Asana Math"/>
-          <w:sz w:val="24"/>
-          <w:szCs w:val="24"/>
-          <w:highlight w:val="none"/>
-          <w:lang w:val="es-ES" w:bidi="es-ES"/>
-        </w:rPr>
-        <w:t xml:space="preserve">2.2.USO DE MEMORIA DINAMICA.......................................................................................</w:t>
-      </w:r>
-      <w:r>
-        <w:rPr>
-          <w:rFonts w:ascii="Asana Math" w:hAnsi="Asana Math" w:eastAsia="Asana Math" w:cs="Asana Math"/>
-          <w:sz w:val="24"/>
-          <w:szCs w:val="24"/>
-          <w:highlight w:val="none"/>
-          <w:lang w:val="es-ES"/>
-        </w:rPr>
-      </w:r>
-      <w:r>
-        <w:rPr>
-          <w:rFonts w:ascii="Asana Math" w:hAnsi="Asana Math" w:eastAsia="Asana Math" w:cs="Asana Math"/>
-          <w:sz w:val="24"/>
-          <w:szCs w:val="24"/>
-          <w:highlight w:val="none"/>
-          <w:lang w:val="es-ES"/>
-        </w:rPr>
-      </w:r>
-    </w:p>
-    <w:p>
-      <w:pPr>
-        <w:pBdr/>
-        <w:spacing/>
-        <w:ind/>
-        <w:jc w:val="left"/>
-        <w:rPr>
-          <w:rFonts w:ascii="Asana Math" w:hAnsi="Asana Math" w:eastAsia="Asana Math" w:cs="Asana Math"/>
-          <w:sz w:val="24"/>
-          <w:szCs w:val="24"/>
-          <w:highlight w:val="none"/>
-          <w:lang w:val="es-ES"/>
-        </w:rPr>
-      </w:pPr>
-      <w:r>
-        <w:rPr>
-          <w:rFonts w:ascii="Asana Math" w:hAnsi="Asana Math" w:eastAsia="Asana Math" w:cs="Asana Math"/>
-          <w:sz w:val="24"/>
-          <w:szCs w:val="24"/>
-          <w:highlight w:val="none"/>
-          <w:lang w:val="es-ES" w:bidi="es-ES"/>
-        </w:rPr>
-        <w:t xml:space="preserve">3. PIEZAS Y SU REPRESENTACI</w:t>
-      </w:r>
-      <w:r>
-        <w:rPr>
-          <w:rFonts w:ascii="Asana Math" w:hAnsi="Asana Math" w:eastAsia="Asana Math" w:cs="Asana Math"/>
-          <w:sz w:val="24"/>
-          <w:szCs w:val="24"/>
-          <w:highlight w:val="none"/>
-          <w:lang w:val="es-ES" w:bidi="es-ES"/>
-        </w:rPr>
-        <w:t xml:space="preserve">ÓN.......................................................................................</w:t>
-      </w:r>
-      <w:r>
-        <w:rPr>
-          <w:rFonts w:ascii="Asana Math" w:hAnsi="Asana Math" w:eastAsia="Asana Math" w:cs="Asana Math"/>
-          <w:sz w:val="24"/>
-          <w:szCs w:val="24"/>
-          <w:highlight w:val="none"/>
-          <w:lang w:val="es-ES"/>
-        </w:rPr>
-      </w:r>
-      <w:r>
-        <w:rPr>
-          <w:rFonts w:ascii="Asana Math" w:hAnsi="Asana Math" w:eastAsia="Asana Math" w:cs="Asana Math"/>
-          <w:sz w:val="24"/>
-          <w:szCs w:val="24"/>
-          <w:highlight w:val="none"/>
-          <w:lang w:val="es-ES"/>
-        </w:rPr>
-      </w:r>
-    </w:p>
-    <w:p>
-      <w:pPr>
-        <w:pBdr/>
-        <w:spacing/>
-        <w:ind/>
-        <w:jc w:val="left"/>
-        <w:rPr>
-          <w:rFonts w:ascii="Asana Math" w:hAnsi="Asana Math" w:cs="Asana Math"/>
+          <w:rFonts w:ascii="Times New Roman" w:hAnsi="Times New Roman" w:cs="Times New Roman"/>
           <w:b w:val="0"/>
           <w:bCs w:val="0"/>
           <w:color w:val="000000" w:themeColor="text1"/>
           <w:sz w:val="24"/>
           <w:szCs w:val="24"/>
           <w:highlight w:val="none"/>
-          <w:lang w:val="es-ES" w:bidi="es-ES"/>
-        </w:rPr>
-      </w:pPr>
-      <w:r>
-        <w:rPr>
-          <w:rFonts w:ascii="Asana Math" w:hAnsi="Asana Math" w:eastAsia="Asana Math" w:cs="Asana Math"/>
+        </w:rPr>
+      </w:pPr>
+      <w:r>
+        <w:rPr>
+          <w:rFonts w:ascii="Times New Roman" w:hAnsi="Times New Roman" w:eastAsia="Times New Roman" w:cs="Times New Roman"/>
           <w:sz w:val="24"/>
           <w:szCs w:val="24"/>
           <w:highlight w:val="none"/>
@@ -1251,7 +1235,7 @@
       </w:r>
       <w:r>
         <w:rPr>
-          <w:rFonts w:ascii="Asana Math" w:hAnsi="Asana Math" w:cs="Asana Math"/>
+          <w:rFonts w:ascii="Times New Roman" w:hAnsi="Times New Roman" w:eastAsia="Times New Roman" w:cs="Times New Roman"/>
           <w:b w:val="0"/>
           <w:bCs w:val="0"/>
           <w:color w:val="000000" w:themeColor="text1"/>
@@ -1264,7 +1248,7 @@
       </w:r>
       <w:r>
         <w:rPr>
-          <w:rFonts w:ascii="Asana Math" w:hAnsi="Asana Math" w:cs="Asana Math"/>
+          <w:rFonts w:ascii="Times New Roman" w:hAnsi="Times New Roman" w:eastAsia="Times New Roman" w:cs="Times New Roman"/>
           <w:b w:val="0"/>
           <w:bCs w:val="0"/>
           <w:color w:val="000000" w:themeColor="text1"/>
@@ -1277,7 +1261,7 @@
       </w:r>
       <w:r>
         <w:rPr>
-          <w:rFonts w:ascii="Asana Math" w:hAnsi="Asana Math" w:cs="Asana Math"/>
+          <w:rFonts w:ascii="Times New Roman" w:hAnsi="Times New Roman" w:eastAsia="Times New Roman" w:cs="Times New Roman"/>
           <w:b w:val="0"/>
           <w:bCs w:val="0"/>
           <w:color w:val="000000" w:themeColor="text1"/>
@@ -1289,7 +1273,7 @@
       </w:r>
       <w:r>
         <w:rPr>
-          <w:rFonts w:ascii="Asana Math" w:hAnsi="Asana Math" w:cs="Asana Math"/>
+          <w:rFonts w:ascii="Times New Roman" w:hAnsi="Times New Roman" w:eastAsia="Times New Roman" w:cs="Times New Roman"/>
           <w:b w:val="0"/>
           <w:bCs w:val="0"/>
           <w:color w:val="000000" w:themeColor="text1"/>
@@ -1307,19 +1291,18 @@
         <w:ind/>
         <w:jc w:val="left"/>
         <w:rPr>
-          <w:rFonts w:ascii="Asana Math" w:hAnsi="Asana Math" w:cs="Asana Math"/>
+          <w:rFonts w:ascii="Times New Roman" w:hAnsi="Times New Roman" w:cs="Times New Roman"/>
           <w:b w:val="0"/>
           <w:bCs w:val="0"/>
           <w:color w:val="000000" w:themeColor="text1"/>
           <w:sz w:val="24"/>
           <w:szCs w:val="24"/>
           <w:highlight w:val="none"/>
-          <w:lang w:val="es-ES" w:bidi="es-ES"/>
-        </w:rPr>
-      </w:pPr>
-      <w:r>
-        <w:rPr>
-          <w:rFonts w:ascii="Asana Math" w:hAnsi="Asana Math" w:cs="Asana Math"/>
+        </w:rPr>
+      </w:pPr>
+      <w:r>
+        <w:rPr>
+          <w:rFonts w:ascii="Times New Roman" w:hAnsi="Times New Roman" w:eastAsia="Times New Roman" w:cs="Times New Roman"/>
           <w:b w:val="0"/>
           <w:bCs w:val="0"/>
           <w:color w:val="000000" w:themeColor="text1"/>
@@ -1332,7 +1315,7 @@
       </w:r>
       <w:r>
         <w:rPr>
-          <w:rFonts w:ascii="Asana Math" w:hAnsi="Asana Math" w:cs="Asana Math"/>
+          <w:rFonts w:ascii="Times New Roman" w:hAnsi="Times New Roman" w:eastAsia="Times New Roman" w:cs="Times New Roman"/>
           <w:b w:val="0"/>
           <w:bCs w:val="0"/>
           <w:color w:val="000000" w:themeColor="text1"/>
@@ -1345,7 +1328,7 @@
       </w:r>
       <w:r>
         <w:rPr>
-          <w:rFonts w:ascii="Asana Math" w:hAnsi="Asana Math" w:cs="Asana Math"/>
+          <w:rFonts w:ascii="Times New Roman" w:hAnsi="Times New Roman" w:eastAsia="Times New Roman" w:cs="Times New Roman"/>
           <w:b w:val="0"/>
           <w:bCs w:val="0"/>
           <w:color w:val="000000" w:themeColor="text1"/>
@@ -1357,7 +1340,7 @@
       </w:r>
       <w:r>
         <w:rPr>
-          <w:rFonts w:ascii="Asana Math" w:hAnsi="Asana Math" w:cs="Asana Math"/>
+          <w:rFonts w:ascii="Times New Roman" w:hAnsi="Times New Roman" w:eastAsia="Times New Roman" w:cs="Times New Roman"/>
           <w:b w:val="0"/>
           <w:bCs w:val="0"/>
           <w:color w:val="000000" w:themeColor="text1"/>
@@ -1375,19 +1358,18 @@
         <w:ind/>
         <w:jc w:val="left"/>
         <w:rPr>
-          <w:rFonts w:ascii="Asana Math" w:hAnsi="Asana Math" w:cs="Asana Math"/>
+          <w:rFonts w:ascii="Times New Roman" w:hAnsi="Times New Roman" w:cs="Times New Roman"/>
           <w:b w:val="0"/>
           <w:bCs w:val="0"/>
           <w:color w:val="000000" w:themeColor="text1"/>
           <w:sz w:val="24"/>
           <w:szCs w:val="24"/>
           <w:highlight w:val="none"/>
-          <w:lang w:val="es-ES" w:bidi="es-ES"/>
-        </w:rPr>
-      </w:pPr>
-      <w:r>
-        <w:rPr>
-          <w:rFonts w:ascii="Asana Math" w:hAnsi="Asana Math" w:cs="Asana Math"/>
+        </w:rPr>
+      </w:pPr>
+      <w:r>
+        <w:rPr>
+          <w:rFonts w:ascii="Times New Roman" w:hAnsi="Times New Roman" w:eastAsia="Times New Roman" w:cs="Times New Roman"/>
           <w:b w:val="0"/>
           <w:bCs w:val="0"/>
           <w:color w:val="000000" w:themeColor="text1"/>
@@ -1400,7 +1382,7 @@
       </w:r>
       <w:r>
         <w:rPr>
-          <w:rFonts w:ascii="Asana Math" w:hAnsi="Asana Math" w:cs="Asana Math"/>
+          <w:rFonts w:ascii="Times New Roman" w:hAnsi="Times New Roman" w:eastAsia="Times New Roman" w:cs="Times New Roman"/>
           <w:b w:val="0"/>
           <w:bCs w:val="0"/>
           <w:color w:val="000000" w:themeColor="text1"/>
@@ -1412,7 +1394,7 @@
       </w:r>
       <w:r>
         <w:rPr>
-          <w:rFonts w:ascii="Asana Math" w:hAnsi="Asana Math" w:cs="Asana Math"/>
+          <w:rFonts w:ascii="Times New Roman" w:hAnsi="Times New Roman" w:eastAsia="Times New Roman" w:cs="Times New Roman"/>
           <w:b w:val="0"/>
           <w:bCs w:val="0"/>
           <w:color w:val="000000" w:themeColor="text1"/>
@@ -1430,19 +1412,18 @@
         <w:ind/>
         <w:jc w:val="left"/>
         <w:rPr>
-          <w:rFonts w:ascii="Asana Math" w:hAnsi="Asana Math" w:cs="Asana Math"/>
+          <w:rFonts w:ascii="Times New Roman" w:hAnsi="Times New Roman" w:cs="Times New Roman"/>
           <w:b w:val="0"/>
           <w:bCs w:val="0"/>
           <w:color w:val="000000" w:themeColor="text1"/>
           <w:sz w:val="24"/>
           <w:szCs w:val="24"/>
           <w:highlight w:val="none"/>
-          <w:lang w:val="es-ES" w:bidi="es-ES"/>
-        </w:rPr>
-      </w:pPr>
-      <w:r>
-        <w:rPr>
-          <w:rFonts w:ascii="Asana Math" w:hAnsi="Asana Math" w:cs="Asana Math"/>
+        </w:rPr>
+      </w:pPr>
+      <w:r>
+        <w:rPr>
+          <w:rFonts w:ascii="Times New Roman" w:hAnsi="Times New Roman" w:eastAsia="Times New Roman" w:cs="Times New Roman"/>
           <w:b w:val="0"/>
           <w:bCs w:val="0"/>
           <w:color w:val="000000" w:themeColor="text1"/>
@@ -1455,7 +1436,7 @@
       </w:r>
       <w:r>
         <w:rPr>
-          <w:rFonts w:ascii="Asana Math" w:hAnsi="Asana Math" w:cs="Asana Math"/>
+          <w:rFonts w:ascii="Times New Roman" w:hAnsi="Times New Roman" w:eastAsia="Times New Roman" w:cs="Times New Roman"/>
           <w:b w:val="0"/>
           <w:bCs w:val="0"/>
           <w:color w:val="000000" w:themeColor="text1"/>
@@ -1467,7 +1448,7 @@
       </w:r>
       <w:r>
         <w:rPr>
-          <w:rFonts w:ascii="Asana Math" w:hAnsi="Asana Math" w:cs="Asana Math"/>
+          <w:rFonts w:ascii="Times New Roman" w:hAnsi="Times New Roman" w:eastAsia="Times New Roman" w:cs="Times New Roman"/>
           <w:b w:val="0"/>
           <w:bCs w:val="0"/>
           <w:color w:val="000000" w:themeColor="text1"/>
@@ -1724,58 +1705,84 @@
         <w:ind/>
         <w:jc w:val="center"/>
         <w:rPr>
-          <w:rFonts w:ascii="Asana Math" w:hAnsi="Asana Math" w:eastAsia="Asana Math" w:cs="Asana Math"/>
-          <w:sz w:val="28"/>
-          <w:szCs w:val="28"/>
-          <w:highlight w:val="none"/>
+          <w:rFonts w:ascii="Times New Roman" w:hAnsi="Times New Roman" w:cs="Times New Roman"/>
+          <w:b/>
+          <w:bCs/>
+          <w:i/>
+          <w:sz w:val="24"/>
+          <w:szCs w:val="24"/>
+          <w:highlight w:val="none"/>
+          <w:u w:val="single"/>
+        </w:rPr>
+      </w:pPr>
+      <w:r>
+        <w:rPr>
+          <w:rFonts w:ascii="Times New Roman" w:hAnsi="Times New Roman" w:eastAsia="Times New Roman" w:cs="Times New Roman"/>
+          <w:b/>
+          <w:bCs/>
+          <w:i/>
+          <w:iCs/>
+          <w:sz w:val="24"/>
+          <w:szCs w:val="24"/>
+          <w:highlight w:val="none"/>
+          <w:u w:val="single"/>
           <w:lang w:val="es-ES"/>
         </w:rPr>
-      </w:pPr>
-      <w:r>
-        <w:rPr>
-          <w:rFonts w:ascii="Asana Math" w:hAnsi="Asana Math" w:eastAsia="Asana Math" w:cs="Asana Math"/>
-          <w:sz w:val="28"/>
-          <w:szCs w:val="28"/>
-          <w:highlight w:val="none"/>
+      </w:r>
+      <w:r>
+        <w:rPr>
+          <w:rFonts w:ascii="Times New Roman" w:hAnsi="Times New Roman" w:eastAsia="Times New Roman" w:cs="Times New Roman"/>
+          <w:b/>
+          <w:bCs/>
+          <w:i/>
+          <w:iCs/>
+          <w:sz w:val="24"/>
+          <w:szCs w:val="24"/>
+          <w:highlight w:val="none"/>
+          <w:u w:val="single"/>
           <w:lang w:val="es-ES"/>
         </w:rPr>
-      </w:r>
-      <w:r>
-        <w:rPr>
-          <w:rFonts w:ascii="Asana Math" w:hAnsi="Asana Math" w:eastAsia="Asana Math" w:cs="Asana Math"/>
-          <w:sz w:val="28"/>
-          <w:szCs w:val="28"/>
-          <w:highlight w:val="none"/>
+        <w:t xml:space="preserve">INTRODUCCI</w:t>
+      </w:r>
+      <w:r>
+        <w:rPr>
+          <w:rFonts w:ascii="Times New Roman" w:hAnsi="Times New Roman" w:eastAsia="Times New Roman" w:cs="Times New Roman"/>
+          <w:b/>
+          <w:bCs/>
+          <w:i/>
+          <w:iCs/>
+          <w:sz w:val="24"/>
+          <w:szCs w:val="24"/>
+          <w:highlight w:val="none"/>
+          <w:u w:val="single"/>
           <w:lang w:val="es-ES"/>
         </w:rPr>
-        <w:t xml:space="preserve">INTRODUCCI</w:t>
-      </w:r>
-      <w:r>
-        <w:rPr>
-          <w:rFonts w:ascii="Asana Math" w:hAnsi="Asana Math" w:eastAsia="Asana Math" w:cs="Asana Math"/>
-          <w:sz w:val="28"/>
-          <w:szCs w:val="28"/>
-          <w:highlight w:val="none"/>
+        <w:t xml:space="preserve">ÓN</w:t>
+      </w:r>
+      <w:r>
+        <w:rPr>
+          <w:rFonts w:ascii="Times New Roman" w:hAnsi="Times New Roman" w:eastAsia="Times New Roman" w:cs="Times New Roman"/>
+          <w:b/>
+          <w:bCs/>
+          <w:i/>
+          <w:iCs/>
+          <w:sz w:val="24"/>
+          <w:szCs w:val="24"/>
+          <w:highlight w:val="none"/>
+          <w:u w:val="single"/>
           <w:lang w:val="es-ES"/>
         </w:rPr>
-        <w:t xml:space="preserve">ÓN</w:t>
-      </w:r>
-      <w:r>
-        <w:rPr>
-          <w:rFonts w:ascii="Asana Math" w:hAnsi="Asana Math" w:eastAsia="Asana Math" w:cs="Asana Math"/>
-          <w:sz w:val="28"/>
-          <w:szCs w:val="28"/>
-          <w:highlight w:val="none"/>
-          <w:lang w:val="es-ES"/>
-        </w:rPr>
-      </w:r>
-      <w:r>
-        <w:rPr>
-          <w:rFonts w:ascii="Asana Math" w:hAnsi="Asana Math" w:eastAsia="Asana Math" w:cs="Asana Math"/>
-          <w:sz w:val="28"/>
-          <w:szCs w:val="28"/>
-          <w:highlight w:val="none"/>
-          <w:lang w:val="es-ES"/>
+      </w:r>
+      <w:r>
+        <w:rPr>
+          <w:rFonts w:ascii="Times New Roman" w:hAnsi="Times New Roman" w:cs="Times New Roman"/>
+          <w:b/>
+          <w:bCs/>
+          <w:i/>
+          <w:sz w:val="24"/>
+          <w:szCs w:val="24"/>
+          <w:highlight w:val="none"/>
+          <w:u w:val="single"/>
         </w:rPr>
       </w:r>
     </w:p>
@@ -2075,6 +2082,17 @@
           <w:u w:val="single"/>
         </w:rPr>
       </w:r>
+      <w:r>
+        <w:rPr>
+          <w:rFonts w:ascii="Times New Roman" w:hAnsi="Times New Roman" w:cs="Times New Roman"/>
+          <w:b/>
+          <w:bCs/>
+          <w:i/>
+          <w:sz w:val="24"/>
+          <w:szCs w:val="24"/>
+          <w:u w:val="single"/>
+        </w:rPr>
+      </w:r>
     </w:p>
     <w:p>
       <w:pPr>
@@ -2101,6 +2119,11 @@
           <w:rFonts w:ascii="Times New Roman" w:hAnsi="Times New Roman" w:eastAsia="Times New Roman" w:cs="Times New Roman"/>
         </w:rPr>
       </w:r>
+      <w:r>
+        <w:rPr>
+          <w:rFonts w:ascii="Times New Roman" w:hAnsi="Times New Roman" w:cs="Times New Roman"/>
+        </w:rPr>
+      </w:r>
     </w:p>
     <w:p>
       <w:pPr>
@@ -2127,6 +2150,11 @@
           <w:rFonts w:ascii="Times New Roman" w:hAnsi="Times New Roman" w:eastAsia="Times New Roman" w:cs="Times New Roman"/>
         </w:rPr>
       </w:r>
+      <w:r>
+        <w:rPr>
+          <w:rFonts w:ascii="Times New Roman" w:hAnsi="Times New Roman" w:cs="Times New Roman"/>
+        </w:rPr>
+      </w:r>
     </w:p>
     <w:p>
       <w:pPr>
@@ -2146,7 +2174,7 @@
           <w:highlight w:val="none"/>
           <w:lang w:val="es-ES" w:bidi="es-ES"/>
         </w:rPr>
-        <w:t xml:space="preserve">La verdadera esencia y lo fundamental del tablero es la representación que tendremos y el tipo de variables que utilizaremos para ello. Pero debido a una obligación de entrega, tendremos que trabajar a nivel de bits con operadores bitwise (bit a bit), así q</w:t>
+        <w:t xml:space="preserve">L</w:t>
       </w:r>
       <w:r>
         <w:rPr>
@@ -2156,24 +2184,8 @@
           <w:highlight w:val="none"/>
           <w:lang w:val="es-ES" w:bidi="es-ES"/>
         </w:rPr>
-        <w:t xml:space="preserve">ue la mejor manera de manejarlo es trabajar con enteros, más directamente con su valor binario; es decir, que lo que nos interesa es el manejo de los bits.</w:t>
-      </w:r>
-      <w:r>
-        <w:rPr>
-          <w:rFonts w:ascii="Times New Roman" w:hAnsi="Times New Roman" w:eastAsia="Times New Roman" w:cs="Times New Roman"/>
-        </w:rPr>
-      </w:r>
-    </w:p>
-    <w:p>
-      <w:pPr>
-        <w:pBdr/>
-        <w:spacing/>
-        <w:ind/>
-        <w:jc w:val="center"/>
-        <w:rPr>
-          <w:rFonts w:ascii="Times New Roman" w:hAnsi="Times New Roman" w:cs="Times New Roman"/>
-        </w:rPr>
-      </w:pPr>
+        <w:t xml:space="preserve">a verdadera esencia y lo fundamental del tablero es la representación que tendremos y el tipo de variables que utilizaremos para ello. Pero debido a una obligación de entrega, tendremos que trabajar a nivel de bits con operadores bitwise (bit a bit), así q</w:t>
+      </w:r>
       <w:r>
         <w:rPr>
           <w:rFonts w:ascii="Times New Roman" w:hAnsi="Times New Roman" w:eastAsia="Times New Roman" w:cs="Times New Roman"/>
@@ -2182,11 +2194,47 @@
           <w:highlight w:val="none"/>
           <w:lang w:val="es-ES" w:bidi="es-ES"/>
         </w:rPr>
+        <w:t xml:space="preserve">ue la mejor manera de manejarlo es trabajar con enteros, más directamente con su valor binario; es decir, que lo que nos interesa es el manejo de los bits.</w:t>
+      </w:r>
+      <w:r>
+        <w:rPr>
+          <w:rFonts w:ascii="Times New Roman" w:hAnsi="Times New Roman" w:eastAsia="Times New Roman" w:cs="Times New Roman"/>
+        </w:rPr>
+      </w:r>
+      <w:r>
+        <w:rPr>
+          <w:rFonts w:ascii="Times New Roman" w:hAnsi="Times New Roman" w:cs="Times New Roman"/>
+        </w:rPr>
+      </w:r>
+    </w:p>
+    <w:p>
+      <w:pPr>
+        <w:pBdr/>
+        <w:spacing/>
+        <w:ind/>
+        <w:jc w:val="center"/>
+        <w:rPr>
+          <w:rFonts w:ascii="Times New Roman" w:hAnsi="Times New Roman" w:cs="Times New Roman"/>
+        </w:rPr>
+      </w:pPr>
+      <w:r>
+        <w:rPr>
+          <w:rFonts w:ascii="Times New Roman" w:hAnsi="Times New Roman" w:eastAsia="Times New Roman" w:cs="Times New Roman"/>
+          <w:sz w:val="22"/>
+          <w:szCs w:val="22"/>
+          <w:highlight w:val="none"/>
+          <w:lang w:val="es-ES" w:bidi="es-ES"/>
+        </w:rPr>
         <w:t xml:space="preserve">Nosotros, por básica informática, sabemos que un entero tiene un valor en bytes que lo define la arquitectura en la que se emplea dicho valor informático, teniendo así que el valor básico informático de un entero es 4 bytes.</w:t>
       </w:r>
       <w:r>
         <w:rPr>
           <w:rFonts w:ascii="Times New Roman" w:hAnsi="Times New Roman" w:eastAsia="Times New Roman" w:cs="Times New Roman"/>
+        </w:rPr>
+      </w:r>
+      <w:r>
+        <w:rPr>
+          <w:rFonts w:ascii="Times New Roman" w:hAnsi="Times New Roman" w:cs="Times New Roman"/>
         </w:rPr>
       </w:r>
     </w:p>
@@ -2224,11 +2272,10 @@
       </w:r>
       <w:r>
         <w:rPr>
-          <w:rFonts w:ascii="Times New Roman" w:hAnsi="Times New Roman" w:eastAsia="Times New Roman" w:cs="Times New Roman"/>
+          <w:rFonts w:ascii="Times New Roman" w:hAnsi="Times New Roman" w:cs="Times New Roman"/>
           <w:sz w:val="22"/>
           <w:szCs w:val="22"/>
           <w:highlight w:val="none"/>
-          <w:lang w:val="es-ES" w:bidi="es-ES"/>
         </w:rPr>
       </w:r>
     </w:p>
@@ -2425,14 +2472,14 @@
       <w:r>
         <w:rPr>
           <w:rFonts w:ascii="Times New Roman" w:hAnsi="Times New Roman" w:eastAsia="Times New Roman" w:cs="Times New Roman"/>
+          <w:highlight w:val="none"/>
           <w:lang w:val="es-ES"/>
         </w:rPr>
       </w:r>
       <w:r>
         <w:rPr>
-          <w:rFonts w:ascii="Times New Roman" w:hAnsi="Times New Roman" w:eastAsia="Times New Roman" w:cs="Times New Roman"/>
-          <w:highlight w:val="none"/>
-          <w:lang w:val="es-ES"/>
+          <w:rFonts w:ascii="Times New Roman" w:hAnsi="Times New Roman" w:cs="Times New Roman"/>
+          <w:highlight w:val="none"/>
         </w:rPr>
       </w:r>
     </w:p>
@@ -2602,6 +2649,11 @@
           <w:rFonts w:ascii="Times New Roman" w:hAnsi="Times New Roman" w:eastAsia="Times New Roman" w:cs="Times New Roman"/>
         </w:rPr>
       </w:r>
+      <w:r>
+        <w:rPr>
+          <w:rFonts w:ascii="Times New Roman" w:hAnsi="Times New Roman" w:cs="Times New Roman"/>
+        </w:rPr>
+      </w:r>
     </w:p>
     <w:p>
       <w:pPr>
@@ -2625,6 +2677,11 @@
           <w:rFonts w:ascii="Times New Roman" w:hAnsi="Times New Roman" w:eastAsia="Times New Roman" w:cs="Times New Roman"/>
         </w:rPr>
       </w:r>
+      <w:r>
+        <w:rPr>
+          <w:rFonts w:ascii="Times New Roman" w:hAnsi="Times New Roman" w:cs="Times New Roman"/>
+        </w:rPr>
+      </w:r>
     </w:p>
     <w:p>
       <w:pPr>
@@ -2649,6 +2706,11 @@
           <w:rFonts w:ascii="Times New Roman" w:hAnsi="Times New Roman" w:eastAsia="Times New Roman" w:cs="Times New Roman"/>
         </w:rPr>
       </w:r>
+      <w:r>
+        <w:rPr>
+          <w:rFonts w:ascii="Times New Roman" w:hAnsi="Times New Roman" w:cs="Times New Roman"/>
+        </w:rPr>
+      </w:r>
     </w:p>
     <w:p>
       <w:pPr>
@@ -2672,6 +2734,11 @@
           <w:rFonts w:ascii="Times New Roman" w:hAnsi="Times New Roman" w:eastAsia="Times New Roman" w:cs="Times New Roman"/>
         </w:rPr>
       </w:r>
+      <w:r>
+        <w:rPr>
+          <w:rFonts w:ascii="Times New Roman" w:hAnsi="Times New Roman" w:cs="Times New Roman"/>
+        </w:rPr>
+      </w:r>
     </w:p>
     <w:p>
       <w:pPr>
@@ -2690,7 +2757,7 @@
           <w:highlight w:val="none"/>
           <w:lang w:val="es-ES"/>
         </w:rPr>
-        <w:t xml:space="preserve">Normalmente tenemos la costumbre de malinterpretar lo que significa una matriz a nivel de memoria y pensamos que se basa en filas y columnas, pero en realidad son posiciones de memoria que están contiguas, unas pegadas a las otras, y mediante esa contiguida</w:t>
+        <w:t xml:space="preserve">N</w:t>
       </w:r>
       <w:r>
         <w:rPr>
@@ -2698,6 +2765,14 @@
           <w:highlight w:val="none"/>
           <w:lang w:val="es-ES"/>
         </w:rPr>
+        <w:t xml:space="preserve">ormalmente tenemos la costumbre de malinterpretar lo que significa una matriz a nivel de memoria y pensamos que se basa en filas y columnas, pero en realidad son posiciones de memoria que están contiguas, unas pegadas a las otras, y mediante esa contiguida</w:t>
+      </w:r>
+      <w:r>
+        <w:rPr>
+          <w:rFonts w:ascii="Times New Roman" w:hAnsi="Times New Roman" w:eastAsia="Times New Roman" w:cs="Times New Roman"/>
+          <w:highlight w:val="none"/>
+          <w:lang w:val="es-ES"/>
+        </w:rPr>
         <w:t xml:space="preserve">d podemos crear matrices gráficamente.</w:t>
       </w:r>
       <w:r>
@@ -2709,9 +2784,8 @@
       </w:r>
       <w:r>
         <w:rPr>
-          <w:rFonts w:ascii="Times New Roman" w:hAnsi="Times New Roman" w:eastAsia="Times New Roman" w:cs="Times New Roman"/>
-          <w:highlight w:val="none"/>
-          <w:lang w:val="es-ES"/>
+          <w:rFonts w:ascii="Times New Roman" w:hAnsi="Times New Roman" w:cs="Times New Roman"/>
+          <w:highlight w:val="none"/>
         </w:rPr>
       </w:r>
     </w:p>
@@ -2879,13 +2953,13 @@
       <w:r>
         <w:rPr>
           <w:rFonts w:ascii="Times New Roman" w:hAnsi="Times New Roman" w:eastAsia="Times New Roman" w:cs="Times New Roman"/>
-        </w:rPr>
-      </w:r>
-      <w:r>
-        <w:rPr>
-          <w:rFonts w:ascii="Times New Roman" w:hAnsi="Times New Roman" w:eastAsia="Times New Roman" w:cs="Times New Roman"/>
           <w:highlight w:val="none"/>
           <w:lang w:val="es-ES"/>
+        </w:rPr>
+      </w:r>
+      <w:r>
+        <w:rPr>
+          <w:rFonts w:ascii="Times New Roman" w:hAnsi="Times New Roman" w:cs="Times New Roman"/>
         </w:rPr>
       </w:r>
     </w:p>
@@ -2917,9 +2991,8 @@
       </w:r>
       <w:r>
         <w:rPr>
-          <w:rFonts w:ascii="Times New Roman" w:hAnsi="Times New Roman" w:eastAsia="Times New Roman" w:cs="Times New Roman"/>
-          <w:highlight w:val="none"/>
-          <w:lang w:val="es-ES"/>
+          <w:rFonts w:ascii="Times New Roman" w:hAnsi="Times New Roman" w:cs="Times New Roman"/>
+          <w:highlight w:val="none"/>
         </w:rPr>
       </w:r>
     </w:p>
@@ -2961,6 +3034,14 @@
           <w:highlight w:val="none"/>
         </w:rPr>
       </w:r>
+      <w:r>
+        <w:rPr>
+          <w:rFonts w:ascii="Classic Console" w:hAnsi="Classic Console" w:cs="Classic Console"/>
+          <w:sz w:val="36"/>
+          <w:szCs w:val="36"/>
+          <w:highlight w:val="none"/>
+        </w:rPr>
+      </w:r>
     </w:p>
     <w:p>
       <w:pPr>
@@ -3013,12 +3094,10 @@
           <w:b/>
           <w:bCs/>
           <w:i/>
-          <w:iCs/>
           <w:sz w:val="24"/>
           <w:szCs w:val="24"/>
           <w:highlight w:val="none"/>
           <w:u w:val="none"/>
-          <w:lang w:val="es-ES" w:bidi="es-ES"/>
         </w:rPr>
       </w:r>
     </w:p>
@@ -3076,53 +3155,10 @@
           <w:b/>
           <w:bCs/>
           <w:i/>
-          <w:iCs/>
           <w:sz w:val="24"/>
           <w:szCs w:val="24"/>
           <w:highlight w:val="none"/>
           <w:u w:val="none"/>
-          <w:lang w:val="es-ES" w:bidi="es-ES"/>
-        </w:rPr>
-      </w:r>
-      <w:r>
-        <w:rPr>
-          <w:rFonts w:ascii="Times New Roman" w:hAnsi="Times New Roman" w:eastAsia="Times New Roman" w:cs="Times New Roman"/>
-          <w:b/>
-          <w:bCs/>
-          <w:i/>
-          <w:iCs/>
-          <w:sz w:val="24"/>
-          <w:szCs w:val="24"/>
-          <w:highlight w:val="none"/>
-          <w:u w:val="none"/>
-          <w:lang w:val="es-ES" w:bidi="es-ES"/>
-        </w:rPr>
-      </w:r>
-      <w:r>
-        <w:rPr>
-          <w:rFonts w:ascii="Times New Roman" w:hAnsi="Times New Roman" w:eastAsia="Times New Roman" w:cs="Times New Roman"/>
-          <w:sz w:val="24"/>
-          <w:szCs w:val="24"/>
-          <w:highlight w:val="none"/>
-          <w:lang w:val="es-ES" w:bidi="es-ES"/>
-        </w:rPr>
-      </w:r>
-      <w:r>
-        <w:rPr>
-          <w:rFonts w:ascii="Times New Roman" w:hAnsi="Times New Roman" w:eastAsia="Times New Roman" w:cs="Times New Roman"/>
-          <w:sz w:val="24"/>
-          <w:szCs w:val="24"/>
-          <w:highlight w:val="none"/>
-          <w:lang w:val="es-ES" w:bidi="es-ES"/>
-        </w:rPr>
-      </w:r>
-      <w:r>
-        <w:rPr>
-          <w:rFonts w:ascii="Times New Roman" w:hAnsi="Times New Roman" w:eastAsia="Times New Roman" w:cs="Times New Roman"/>
-          <w:sz w:val="24"/>
-          <w:szCs w:val="24"/>
-          <w:highlight w:val="none"/>
-          <w:lang w:val="es-ES" w:bidi="es-ES"/>
         </w:rPr>
       </w:r>
       <w:r>
@@ -3135,6 +3171,7 @@
           <w:szCs w:val="24"/>
           <w:highlight w:val="none"/>
           <w:u w:val="none"/>
+          <w:lang w:val="es-ES" w:bidi="es-ES"/>
         </w:rPr>
       </w:r>
     </w:p>
@@ -3170,41 +3207,6 @@
           <w:lang w:val="es-ES" w:bidi="es-ES"/>
         </w:rPr>
         <w:t xml:space="preserve">En la lógica primordial, tenemos que un usuario ingresará por consola un ancho y alto mínimo, y nuestro programa deberá convertir eso a un tablero de bits, no sin antes pasar por nuestras transformaciones.</w:t>
-      </w:r>
-      <w:r>
-        <w:rPr>
-          <w:rFonts w:ascii="Times New Roman" w:hAnsi="Times New Roman" w:eastAsia="Times New Roman" w:cs="Times New Roman"/>
-          <w:sz w:val="22"/>
-          <w:szCs w:val="22"/>
-          <w:highlight w:val="none"/>
-          <w:lang w:val="es-ES" w:bidi="es-ES"/>
-        </w:rPr>
-      </w:r>
-      <w:r>
-        <w:rPr>
-          <w:rFonts w:ascii="Times New Roman" w:hAnsi="Times New Roman" w:cs="Times New Roman"/>
-          <w:sz w:val="22"/>
-          <w:szCs w:val="22"/>
-          <w:highlight w:val="none"/>
-        </w:rPr>
-      </w:r>
-      <w:r>
-        <w:rPr>
-          <w:rFonts w:ascii="Times New Roman" w:hAnsi="Times New Roman" w:eastAsia="Times New Roman" w:cs="Times New Roman"/>
-          <w:sz w:val="22"/>
-          <w:szCs w:val="22"/>
-          <w:highlight w:val="none"/>
-          <w:lang w:val="es-ES" w:bidi="es-ES"/>
-        </w:rPr>
-      </w:r>
-      <w:r>
-        <w:rPr>
-          <w:rFonts w:ascii="Times New Roman" w:hAnsi="Times New Roman" w:eastAsia="Times New Roman" w:cs="Times New Roman"/>
-          <w:sz w:val="22"/>
-          <w:szCs w:val="22"/>
-          <w:highlight w:val="none"/>
-          <w:lang w:val="es-ES" w:bidi="es-ES"/>
-        </w:rPr>
       </w:r>
       <w:r>
         <w:rPr>
@@ -3272,6 +3274,14 @@
           <w:highlight w:val="none"/>
         </w:rPr>
       </w:r>
+      <w:r>
+        <w:rPr>
+          <w:rFonts w:ascii="Classic Console" w:hAnsi="Classic Console" w:cs="Classic Console"/>
+          <w:sz w:val="24"/>
+          <w:szCs w:val="24"/>
+          <w:highlight w:val="none"/>
+        </w:rPr>
+      </w:r>
     </w:p>
     <w:p>
       <w:pPr>
@@ -3328,10 +3338,11 @@
       </w:r>
       <w:r>
         <w:rPr>
-          <w:rFonts w:ascii="Cambria Math" w:hAnsi="Cambria Math" w:eastAsia="Cambria Math" w:cs="Cambria Math"/>
+          <w:rFonts w:ascii="Times New Roman" w:hAnsi="Times New Roman" w:eastAsia="Times New Roman" w:cs="Times New Roman"/>
           <w:sz w:val="22"/>
           <w:szCs w:val="22"/>
           <w:highlight w:val="none"/>
+          <w:lang w:val="es-ES" w:bidi="es-ES"/>
         </w:rPr>
       </w:r>
       <w:r>
@@ -3373,6 +3384,14 @@
           <w:lang w:val="es-ES"/>
         </w:rPr>
         <w:t xml:space="preserve">Unsigned char tablero[alto][bytes_por_filas]</w:t>
+      </w:r>
+      <w:r>
+        <w:rPr>
+          <w:rFonts w:ascii="Classic Console" w:hAnsi="Classic Console" w:cs="Classic Console"/>
+          <w:sz w:val="44"/>
+          <w:szCs w:val="44"/>
+          <w:highlight w:val="none"/>
+        </w:rPr>
       </w:r>
       <w:r>
         <w:rPr>
@@ -3578,16 +3597,6 @@
           <w:lang w:val="es-ES" w:bidi="es-ES"/>
         </w:rPr>
       </w:r>
-      <w:r/>
-      <w:r>
-        <w:rPr>
-          <w:rFonts w:ascii="Asana Math" w:hAnsi="Asana Math" w:eastAsia="Asana Math" w:cs="Asana Math"/>
-          <w:sz w:val="22"/>
-          <w:szCs w:val="22"/>
-          <w:highlight w:val="none"/>
-          <w:lang w:val="es-ES" w:bidi="es-ES"/>
-        </w:rPr>
-      </w:r>
       <w:r>
         <w:rPr>
           <w:rFonts w:ascii="Asana Math" w:hAnsi="Asana Math" w:eastAsia="Asana Math" w:cs="Asana Math"/>
@@ -3679,15 +3688,13 @@
       </w:r>
       <w:r>
         <w:rPr>
-          <w:rFonts w:ascii="Times New Roman" w:hAnsi="Times New Roman" w:eastAsia="Times New Roman" w:cs="Times New Roman"/>
+          <w:rFonts w:ascii="Times New Roman" w:hAnsi="Times New Roman" w:cs="Times New Roman"/>
           <w:b/>
           <w:bCs/>
           <w:i/>
-          <w:iCs/>
           <w:sz w:val="24"/>
           <w:szCs w:val="24"/>
           <w:highlight w:val="none"/>
-          <w:lang w:val="es-ES"/>
         </w:rPr>
       </w:r>
     </w:p>
@@ -3714,8 +3721,31 @@
       <w:r>
         <w:rPr>
           <w:rFonts w:ascii="Times New Roman" w:hAnsi="Times New Roman" w:eastAsia="Times New Roman" w:cs="Times New Roman"/>
-        </w:rPr>
-      </w:r>
+          <w:sz w:val="22"/>
+          <w:szCs w:val="22"/>
+          <w:highlight w:val="none"/>
+          <w:lang w:val="es-ES" w:bidi="es-ES"/>
+        </w:rPr>
+      </w:r>
+      <w:r>
+        <w:rPr>
+          <w:rFonts w:ascii="Times New Roman" w:hAnsi="Times New Roman" w:cs="Times New Roman"/>
+        </w:rPr>
+      </w:r>
+    </w:p>
+    <w:p>
+      <w:pPr>
+        <w:pBdr/>
+        <w:spacing/>
+        <w:ind/>
+        <w:jc w:val="center"/>
+        <w:rPr>
+          <w:rFonts w:ascii="Times New Roman" w:hAnsi="Times New Roman" w:cs="Times New Roman"/>
+          <w:sz w:val="22"/>
+          <w:szCs w:val="22"/>
+          <w:highlight w:val="none"/>
+        </w:rPr>
+      </w:pPr>
       <w:r>
         <w:rPr>
           <w:rFonts w:ascii="Times New Roman" w:hAnsi="Times New Roman" w:eastAsia="Times New Roman" w:cs="Times New Roman"/>
@@ -3724,47 +3754,23 @@
           <w:highlight w:val="none"/>
           <w:lang w:val="es-ES" w:bidi="es-ES"/>
         </w:rPr>
-      </w:r>
-    </w:p>
-    <w:p>
-      <w:pPr>
-        <w:pBdr/>
-        <w:spacing/>
-        <w:ind/>
-        <w:jc w:val="center"/>
+        <w:t xml:space="preserve">Primero, necesito un puntero que me apunte a un puntero, que a su vez apunte a filas, y ese puntero a filas que me apunte a las columnas:</w:t>
+      </w:r>
+      <w:r>
+        <w:rPr>
+          <w:rFonts w:ascii="Times New Roman" w:hAnsi="Times New Roman" w:eastAsia="Times New Roman" w:cs="Times New Roman"/>
+          <w:sz w:val="22"/>
+          <w:szCs w:val="22"/>
+          <w:highlight w:val="none"/>
+          <w:lang w:val="es-ES" w:bidi="es-ES"/>
+        </w:rPr>
+      </w:r>
+      <w:r>
         <w:rPr>
           <w:rFonts w:ascii="Times New Roman" w:hAnsi="Times New Roman" w:cs="Times New Roman"/>
           <w:sz w:val="22"/>
           <w:szCs w:val="22"/>
           <w:highlight w:val="none"/>
-        </w:rPr>
-      </w:pPr>
-      <w:r>
-        <w:rPr>
-          <w:rFonts w:ascii="Times New Roman" w:hAnsi="Times New Roman" w:eastAsia="Times New Roman" w:cs="Times New Roman"/>
-          <w:sz w:val="22"/>
-          <w:szCs w:val="22"/>
-          <w:highlight w:val="none"/>
-          <w:lang w:val="es-ES" w:bidi="es-ES"/>
-        </w:rPr>
-        <w:t xml:space="preserve">Primero, necesito un puntero que me apunte a un puntero, que a su vez apunte a filas, y ese puntero a filas que me apunte a las columnas:</w:t>
-      </w:r>
-      <w:r>
-        <w:rPr>
-          <w:rFonts w:ascii="Times New Roman" w:hAnsi="Times New Roman" w:eastAsia="Times New Roman" w:cs="Times New Roman"/>
-          <w:sz w:val="22"/>
-          <w:szCs w:val="22"/>
-          <w:highlight w:val="none"/>
-          <w:lang w:val="es-ES" w:bidi="es-ES"/>
-        </w:rPr>
-      </w:r>
-      <w:r>
-        <w:rPr>
-          <w:rFonts w:ascii="Times New Roman" w:hAnsi="Times New Roman" w:eastAsia="Times New Roman" w:cs="Times New Roman"/>
-          <w:sz w:val="22"/>
-          <w:szCs w:val="22"/>
-          <w:highlight w:val="none"/>
-          <w:lang w:val="es-ES" w:bidi="es-ES"/>
         </w:rPr>
       </w:r>
     </w:p>
@@ -3809,11 +3815,10 @@
       </w:r>
       <w:r>
         <w:rPr>
-          <w:rFonts w:ascii="Classic Console" w:hAnsi="Classic Console" w:eastAsia="Classic Console" w:cs="Classic Console"/>
+          <w:rFonts w:ascii="Classic Console" w:hAnsi="Classic Console" w:cs="Classic Console"/>
           <w:sz w:val="32"/>
           <w:szCs w:val="32"/>
           <w:highlight w:val="none"/>
-          <w:lang w:val="es-ES" w:bidi="es-ES"/>
         </w:rPr>
       </w:r>
     </w:p>
@@ -3856,7 +3861,7 @@
           <w:sz w:val="22"/>
           <w:szCs w:val="22"/>
           <w:highlight w:val="none"/>
-          <w:lang w:val="es-ES" w:bidi="es-ES"/>
+          <w:lang w:val="es-ES"/>
         </w:rPr>
       </w:r>
       <w:r>
@@ -3865,7 +3870,7 @@
           <w:sz w:val="22"/>
           <w:szCs w:val="22"/>
           <w:highlight w:val="none"/>
-          <w:lang w:val="es-ES"/>
+          <w:lang w:val="es-ES" w:bidi="es-ES"/>
         </w:rPr>
       </w:r>
     </w:p>
@@ -3910,11 +3915,10 @@
       </w:r>
       <w:r>
         <w:rPr>
-          <w:rFonts w:ascii="Classic Console" w:hAnsi="Classic Console" w:eastAsia="Classic Console" w:cs="Classic Console"/>
+          <w:rFonts w:ascii="Classic Console" w:hAnsi="Classic Console" w:cs="Classic Console"/>
           <w:sz w:val="32"/>
           <w:szCs w:val="32"/>
           <w:highlight w:val="none"/>
-          <w:lang w:val="es-ES"/>
         </w:rPr>
       </w:r>
     </w:p>
@@ -3961,6 +3965,15 @@
           <w:lang w:val="es-ES"/>
         </w:rPr>
         <w:t xml:space="preserve">para cada fila</w:t>
+      </w:r>
+      <w:r>
+        <w:rPr>
+          <w:rFonts w:ascii="Times New Roman" w:hAnsi="Times New Roman" w:eastAsia="Times New Roman" w:cs="Times New Roman"/>
+          <w:sz w:val="22"/>
+          <w:szCs w:val="22"/>
+          <w:highlight w:val="none"/>
+          <w:lang w:val="es-ES"/>
+        </w:rPr>
       </w:r>
       <w:r>
         <w:rPr>
@@ -4007,15 +4020,14 @@
           <w:rFonts w:ascii="Classic Console" w:hAnsi="Classic Console" w:eastAsia="Classic Console" w:cs="Classic Console"/>
           <w:sz w:val="32"/>
           <w:szCs w:val="32"/>
-          <w:highlight w:val="none"/>
-          <w:lang w:val="es-ES"/>
-        </w:rPr>
-      </w:r>
-      <w:r>
-        <w:rPr>
-          <w:rFonts w:ascii="Classic Console" w:hAnsi="Classic Console" w:eastAsia="Classic Console" w:cs="Classic Console"/>
+        </w:rPr>
+      </w:r>
+      <w:r>
+        <w:rPr>
+          <w:rFonts w:ascii="Classic Console" w:hAnsi="Classic Console" w:cs="Classic Console"/>
           <w:sz w:val="32"/>
           <w:szCs w:val="32"/>
+          <w:highlight w:val="none"/>
         </w:rPr>
       </w:r>
     </w:p>
@@ -4070,11 +4082,10 @@
       </w:r>
       <w:r>
         <w:rPr>
-          <w:rFonts w:ascii="Times New Roman" w:hAnsi="Times New Roman" w:eastAsia="Times New Roman" w:cs="Times New Roman"/>
+          <w:rFonts w:ascii="Times New Roman" w:hAnsi="Times New Roman" w:cs="Times New Roman"/>
           <w:sz w:val="22"/>
           <w:szCs w:val="22"/>
           <w:highlight w:val="none"/>
-          <w:lang w:val="es-ES"/>
         </w:rPr>
       </w:r>
     </w:p>
@@ -4248,9 +4259,8 @@
       </w:r>
       <w:r>
         <w:rPr>
-          <w:rFonts w:ascii="Times New Roman" w:hAnsi="Times New Roman" w:eastAsia="Times New Roman" w:cs="Times New Roman"/>
-          <w:highlight w:val="none"/>
-          <w:lang w:val="es-ES"/>
+          <w:rFonts w:ascii="Times New Roman" w:hAnsi="Times New Roman" w:cs="Times New Roman"/>
+          <w:highlight w:val="none"/>
         </w:rPr>
       </w:r>
     </w:p>
@@ -4426,48 +4436,71 @@
         <w:ind/>
         <w:jc w:val="center"/>
         <w:rPr>
-          <w:rFonts w:ascii="Asana Math" w:hAnsi="Asana Math" w:eastAsia="Asana Math" w:cs="Asana Math"/>
-          <w:sz w:val="28"/>
-          <w:szCs w:val="28"/>
-          <w:highlight w:val="none"/>
+          <w:rFonts w:ascii="Times New Roman" w:hAnsi="Times New Roman" w:cs="Times New Roman"/>
+          <w:b/>
+          <w:bCs/>
+          <w:i/>
+          <w:sz w:val="24"/>
+          <w:szCs w:val="24"/>
+          <w:highlight w:val="none"/>
+          <w:u w:val="single"/>
+        </w:rPr>
+      </w:pPr>
+      <w:r>
+        <w:rPr>
+          <w:rFonts w:ascii="Times New Roman" w:hAnsi="Times New Roman" w:eastAsia="Times New Roman" w:cs="Times New Roman"/>
+          <w:b/>
+          <w:bCs/>
+          <w:i/>
+          <w:iCs/>
+          <w:sz w:val="24"/>
+          <w:szCs w:val="24"/>
+          <w:highlight w:val="none"/>
+          <w:u w:val="single"/>
           <w:lang w:val="es-ES"/>
         </w:rPr>
-      </w:pPr>
-      <w:r>
-        <w:rPr>
-          <w:rFonts w:ascii="Asana Math" w:hAnsi="Asana Math" w:eastAsia="Asana Math" w:cs="Asana Math"/>
-          <w:sz w:val="28"/>
-          <w:szCs w:val="28"/>
-          <w:highlight w:val="none"/>
+        <w:t xml:space="preserve">PIEZAS Y SU REPRESENTACI</w:t>
+      </w:r>
+      <w:r>
+        <w:rPr>
+          <w:rFonts w:ascii="Times New Roman" w:hAnsi="Times New Roman" w:eastAsia="Times New Roman" w:cs="Times New Roman"/>
+          <w:b/>
+          <w:bCs/>
+          <w:i/>
+          <w:iCs/>
+          <w:sz w:val="24"/>
+          <w:szCs w:val="24"/>
+          <w:highlight w:val="none"/>
+          <w:u w:val="single"/>
           <w:lang w:val="es-ES"/>
         </w:rPr>
-        <w:t xml:space="preserve">PIEZAS Y SU REPRESENTACI</w:t>
-      </w:r>
-      <w:r>
-        <w:rPr>
-          <w:rFonts w:ascii="Asana Math" w:hAnsi="Asana Math" w:eastAsia="Asana Math" w:cs="Asana Math"/>
-          <w:sz w:val="28"/>
-          <w:szCs w:val="28"/>
-          <w:highlight w:val="none"/>
+        <w:t xml:space="preserve">ÓN</w:t>
+      </w:r>
+      <w:r>
+        <w:rPr>
+          <w:rFonts w:ascii="Times New Roman" w:hAnsi="Times New Roman" w:eastAsia="Times New Roman" w:cs="Times New Roman"/>
+          <w:b/>
+          <w:bCs/>
+          <w:i/>
+          <w:iCs/>
+          <w:sz w:val="24"/>
+          <w:szCs w:val="24"/>
+          <w:highlight w:val="none"/>
+          <w:u w:val="single"/>
           <w:lang w:val="es-ES"/>
         </w:rPr>
-        <w:t xml:space="preserve">ÓN.</w:t>
-      </w:r>
-      <w:r>
-        <w:rPr>
-          <w:rFonts w:ascii="Asana Math" w:hAnsi="Asana Math" w:eastAsia="Asana Math" w:cs="Asana Math"/>
-          <w:sz w:val="28"/>
-          <w:szCs w:val="28"/>
-          <w:highlight w:val="none"/>
-          <w:lang w:val="es-ES"/>
-        </w:rPr>
-      </w:r>
-      <w:r>
-        <w:rPr>
-          <w:rFonts w:ascii="Asana Math" w:hAnsi="Asana Math" w:eastAsia="Asana Math" w:cs="Asana Math"/>
-          <w:sz w:val="28"/>
-          <w:szCs w:val="28"/>
-          <w:highlight w:val="none"/>
+      </w:r>
+      <w:r>
+        <w:rPr>
+          <w:rFonts w:ascii="Times New Roman" w:hAnsi="Times New Roman" w:eastAsia="Times New Roman" w:cs="Times New Roman"/>
+          <w:b/>
+          <w:bCs/>
+          <w:i/>
+          <w:iCs/>
+          <w:sz w:val="24"/>
+          <w:szCs w:val="24"/>
+          <w:highlight w:val="none"/>
+          <w:u w:val="single"/>
           <w:lang w:val="es-ES"/>
         </w:rPr>
       </w:r>
@@ -4521,60 +4554,32 @@
         <w:ind/>
         <w:jc w:val="center"/>
         <w:rPr>
-          <w:rFonts w:ascii="Asana Math" w:hAnsi="Asana Math" w:eastAsia="Asana Math" w:cs="Asana Math"/>
+          <w:rFonts w:ascii="Times New Roman" w:hAnsi="Times New Roman" w:cs="Times New Roman"/>
+        </w:rPr>
+      </w:pPr>
+      <w:r>
+        <w:rPr>
+          <w:rFonts w:ascii="Times New Roman" w:hAnsi="Times New Roman" w:eastAsia="Times New Roman" w:cs="Times New Roman"/>
           <w:sz w:val="22"/>
           <w:szCs w:val="22"/>
           <w:highlight w:val="none"/>
           <w:lang w:val="es-ES" w:bidi="es-ES"/>
         </w:rPr>
-      </w:pPr>
-      <w:r>
-        <w:rPr>
-          <w:rFonts w:ascii="Asana Math" w:hAnsi="Asana Math" w:eastAsia="Asana Math" w:cs="Asana Math"/>
+        <w:t xml:space="preserve">Ahora nos enfrentamos a la representación y lógica de nuestros tetrominós (7 en total).</w:t>
+      </w:r>
+      <w:r>
+        <w:rPr>
+          <w:rFonts w:ascii="Times New Roman" w:hAnsi="Times New Roman" w:eastAsia="Times New Roman" w:cs="Times New Roman"/>
+        </w:rPr>
+      </w:r>
+      <w:r>
+        <w:rPr>
+          <w:rFonts w:ascii="Times New Roman" w:hAnsi="Times New Roman" w:eastAsia="Times New Roman" w:cs="Times New Roman"/>
           <w:sz w:val="22"/>
           <w:szCs w:val="22"/>
           <w:highlight w:val="none"/>
           <w:lang w:val="es-ES" w:bidi="es-ES"/>
         </w:rPr>
-        <w:t xml:space="preserve">Ahora nos enfrentamos a la representaci</w:t>
-      </w:r>
-      <w:r>
-        <w:rPr>
-          <w:rFonts w:ascii="Asana Math" w:hAnsi="Asana Math" w:eastAsia="Asana Math" w:cs="Asana Math"/>
-          <w:sz w:val="22"/>
-          <w:szCs w:val="22"/>
-          <w:highlight w:val="none"/>
-          <w:lang w:val="es-ES" w:bidi="es-ES"/>
-        </w:rPr>
-        <w:t xml:space="preserve">ón y l</w:t>
-      </w:r>
-      <w:r>
-        <w:rPr>
-          <w:rFonts w:ascii="Asana Math" w:hAnsi="Asana Math" w:eastAsia="Asana Math" w:cs="Asana Math"/>
-          <w:sz w:val="22"/>
-          <w:szCs w:val="22"/>
-          <w:highlight w:val="none"/>
-          <w:lang w:val="es-ES" w:bidi="es-ES"/>
-        </w:rPr>
-        <w:t xml:space="preserve">ógica de nuestros tetriminos(7 en total).</w:t>
-      </w:r>
-      <w:r>
-        <w:rPr>
-          <w:rFonts w:ascii="Asana Math" w:hAnsi="Asana Math" w:eastAsia="Asana Math" w:cs="Asana Math"/>
-          <w:sz w:val="22"/>
-          <w:szCs w:val="22"/>
-          <w:highlight w:val="none"/>
-          <w:lang w:val="es-ES" w:bidi="es-ES"/>
-        </w:rPr>
-      </w:r>
-      <w:r>
-        <w:rPr>
-          <w:rFonts w:ascii="Asana Math" w:hAnsi="Asana Math" w:eastAsia="Asana Math" w:cs="Asana Math"/>
-          <w:sz w:val="22"/>
-          <w:szCs w:val="22"/>
-          <w:highlight w:val="none"/>
-          <w:lang w:val="es-ES" w:bidi="es-ES"/>
-        </w:rPr>
       </w:r>
     </w:p>
     <w:p>
@@ -4584,87 +4589,36 @@
         <w:ind/>
         <w:jc w:val="center"/>
         <w:rPr>
-          <w:rFonts w:ascii="Asana Math" w:hAnsi="Asana Math" w:eastAsia="Asana Math" w:cs="Asana Math"/>
+          <w:rFonts w:ascii="Times New Roman" w:hAnsi="Times New Roman" w:cs="Times New Roman"/>
           <w:b w:val="0"/>
           <w:bCs w:val="0"/>
           <w:sz w:val="22"/>
           <w:szCs w:val="22"/>
           <w:highlight w:val="none"/>
-          <w:lang w:val="es-ES" w:bidi="es-ES"/>
-        </w:rPr>
-      </w:pPr>
-      <w:r>
-        <w:rPr>
-          <w:rFonts w:ascii="Asana Math" w:hAnsi="Asana Math" w:eastAsia="Asana Math" w:cs="Asana Math"/>
+        </w:rPr>
+      </w:pPr>
+      <w:r>
+        <w:rPr>
+          <w:rFonts w:ascii="Times New Roman" w:hAnsi="Times New Roman" w:eastAsia="Times New Roman" w:cs="Times New Roman"/>
           <w:sz w:val="22"/>
           <w:szCs w:val="22"/>
           <w:highlight w:val="none"/>
           <w:lang w:val="es-ES" w:bidi="es-ES"/>
         </w:rPr>
-        <w:t xml:space="preserve">Primero nos enfrentamos como los representaremos a nivel de  bits ya que son estos los que nos daran una mecanica fundamental en nuestro desarrollo “el </w:t>
-      </w:r>
-      <w:r>
-        <w:rPr>
-          <w:rFonts w:ascii="Asana Math" w:hAnsi="Asana Math" w:eastAsia="Asana Math" w:cs="Asana Math"/>
-          <w:b/>
-          <w:bCs/>
+        <w:t xml:space="preserve">Primero, debemos definir cómo los representaremos a nivel de bits, ya que son estos los que nos darán una mecánica fundamental en nuestro desarrollo: el bit masking. Así que lo primordial son nuestros tetrominós y su representación en binario.</w:t>
+      </w:r>
+      <w:r>
+        <w:rPr>
+          <w:rFonts w:ascii="Times New Roman" w:hAnsi="Times New Roman" w:eastAsia="Times New Roman" w:cs="Times New Roman"/>
           <w:sz w:val="22"/>
           <w:szCs w:val="22"/>
           <w:highlight w:val="none"/>
           <w:lang w:val="es-ES" w:bidi="es-ES"/>
         </w:rPr>
-        <w:t xml:space="preserve">bit masking </w:t>
-      </w:r>
-      <w:r>
-        <w:rPr>
-          <w:rFonts w:ascii="Asana Math" w:hAnsi="Asana Math" w:eastAsia="Asana Math" w:cs="Asana Math"/>
-          <w:b w:val="0"/>
-          <w:bCs w:val="0"/>
-          <w:sz w:val="22"/>
-          <w:szCs w:val="22"/>
-          <w:highlight w:val="none"/>
-          <w:lang w:val="es-ES" w:bidi="es-ES"/>
-        </w:rPr>
-        <w:t xml:space="preserve">“ asi que lo primordial es nuestros tetriminos y la representaci</w:t>
-      </w:r>
-      <w:r>
-        <w:rPr>
-          <w:rFonts w:ascii="Asana Math" w:hAnsi="Asana Math" w:eastAsia="Asana Math" w:cs="Asana Math"/>
-          <w:b w:val="0"/>
-          <w:bCs w:val="0"/>
-          <w:sz w:val="22"/>
-          <w:szCs w:val="22"/>
-          <w:highlight w:val="none"/>
-          <w:lang w:val="es-ES" w:bidi="es-ES"/>
-        </w:rPr>
-        <w:t xml:space="preserve">ón en binario</w:t>
-      </w:r>
-      <w:r>
-        <w:rPr>
-          <w:rFonts w:ascii="Asana Math" w:hAnsi="Asana Math" w:eastAsia="Asana Math" w:cs="Asana Math"/>
-          <w:b w:val="0"/>
-          <w:bCs w:val="0"/>
-          <w:sz w:val="22"/>
-          <w:szCs w:val="22"/>
-          <w:highlight w:val="none"/>
-          <w:lang w:val="es-ES" w:bidi="es-ES"/>
-        </w:rPr>
-        <w:t xml:space="preserve">.</w:t>
-      </w:r>
-      <w:r>
-        <w:rPr>
-          <w:rFonts w:ascii="Asana Math" w:hAnsi="Asana Math" w:eastAsia="Asana Math" w:cs="Asana Math"/>
-          <w:b w:val="0"/>
-          <w:bCs w:val="0"/>
-          <w:sz w:val="22"/>
-          <w:szCs w:val="22"/>
-          <w:highlight w:val="none"/>
-          <w:lang w:val="es-ES" w:bidi="es-ES"/>
-        </w:rPr>
-      </w:r>
-      <w:r>
-        <w:rPr>
-          <w:rFonts w:ascii="Asana Math" w:hAnsi="Asana Math" w:eastAsia="Asana Math" w:cs="Asana Math"/>
+      </w:r>
+      <w:r>
+        <w:rPr>
+          <w:rFonts w:ascii="Times New Roman" w:hAnsi="Times New Roman" w:eastAsia="Times New Roman" w:cs="Times New Roman"/>
           <w:b w:val="0"/>
           <w:bCs w:val="0"/>
           <w:sz w:val="22"/>
@@ -4822,65 +4776,35 @@
         <w:ind/>
         <w:jc w:val="center"/>
         <w:rPr>
-          <w:rFonts w:ascii="Asana Math" w:hAnsi="Asana Math" w:cs="Asana Math"/>
+          <w:rFonts w:ascii="Times New Roman" w:hAnsi="Times New Roman" w:cs="Times New Roman"/>
+          <w:highlight w:val="none"/>
+        </w:rPr>
+      </w:pPr>
+      <w:r>
+        <w:rPr>
+          <w:rFonts w:ascii="Times New Roman" w:hAnsi="Times New Roman" w:eastAsia="Times New Roman" w:cs="Times New Roman"/>
           <w:highlight w:val="none"/>
           <w:lang w:val="es-ES"/>
         </w:rPr>
-      </w:pPr>
-      <w:r>
-        <w:rPr>
-          <w:rFonts w:ascii="Asana Math" w:hAnsi="Asana Math" w:eastAsia="Asana Math" w:cs="Asana Math"/>
+      </w:r>
+      <w:r>
+        <w:rPr>
+          <w:rFonts w:ascii="Times New Roman" w:hAnsi="Times New Roman" w:eastAsia="Times New Roman" w:cs="Times New Roman"/>
           <w:highlight w:val="none"/>
           <w:lang w:val="es-ES"/>
         </w:rPr>
-        <w:t xml:space="preserve">Utilizando su representaci</w:t>
-      </w:r>
-      <w:r>
-        <w:rPr>
-          <w:rFonts w:ascii="Asana Math" w:hAnsi="Asana Math" w:eastAsia="Asana Math" w:cs="Asana Math"/>
+        <w:t xml:space="preserve">Utilizando su representación de bits, podemos decir que en las matrices, si hay color, son 1's, y si hay negro, son 0's, teniendo así una representación acertada en bits.</w:t>
+      </w:r>
+      <w:r>
+        <w:rPr>
+          <w:rFonts w:ascii="Times New Roman" w:hAnsi="Times New Roman" w:eastAsia="Times New Roman" w:cs="Times New Roman"/>
           <w:highlight w:val="none"/>
           <w:lang w:val="es-ES"/>
         </w:rPr>
-        <w:t xml:space="preserve">ón de bits podemos decir que en matrices si hay color </w:t>
-      </w:r>
-      <w:r>
-        <w:rPr>
-          <w:rFonts w:ascii="Asana Math" w:hAnsi="Asana Math" w:cs="Asana Math"/>
-          <w:lang w:val="es-ES"/>
-        </w:rPr>
-        <w:t xml:space="preserve">es un 1’s y si hay negro es un 0’s, teniendo una representac</w:t>
-      </w:r>
-      <w:r>
-        <w:rPr>
-          <w:rFonts w:ascii="Asana Math" w:hAnsi="Asana Math" w:cs="Asana Math"/>
-          <w:lang w:val="es-ES"/>
-        </w:rPr>
-        <w:t xml:space="preserve">i</w:t>
-      </w:r>
-      <w:r>
-        <w:rPr>
-          <w:rFonts w:ascii="Asana Math" w:hAnsi="Asana Math" w:cs="Asana Math"/>
-          <w:lang w:val="es-ES"/>
-        </w:rPr>
-        <w:t xml:space="preserve">ón acertada de bits</w:t>
-      </w:r>
-      <w:r>
-        <w:rPr>
-          <w:rFonts w:ascii="Asana Math" w:hAnsi="Asana Math" w:cs="Asana Math"/>
-          <w:lang w:val="es-ES"/>
-        </w:rPr>
-        <w:t xml:space="preserve">.</w:t>
-      </w:r>
-      <w:r>
-        <w:rPr>
-          <w:rFonts w:ascii="Asana Math" w:hAnsi="Asana Math" w:cs="Asana Math"/>
-          <w:highlight w:val="none"/>
-          <w:lang w:val="es-ES"/>
-        </w:rPr>
-      </w:r>
-      <w:r>
-        <w:rPr>
-          <w:rFonts w:ascii="Asana Math" w:hAnsi="Asana Math" w:cs="Asana Math"/>
+      </w:r>
+      <w:r>
+        <w:rPr>
+          <w:rFonts w:ascii="Times New Roman" w:hAnsi="Times New Roman" w:eastAsia="Times New Roman" w:cs="Times New Roman"/>
           <w:highlight w:val="none"/>
           <w:lang w:val="es-ES"/>
         </w:rPr>
@@ -4892,16 +4816,21 @@
         <w:spacing/>
         <w:ind/>
         <w:jc w:val="center"/>
-        <w:rPr/>
-      </w:pPr>
-      <w:r>
-        <w:rPr>
-          <w:rFonts w:ascii="Asana Math" w:hAnsi="Asana Math" w:cs="Asana Math"/>
+        <w:rPr>
+          <w:rFonts w:ascii="Times New Roman" w:hAnsi="Times New Roman" w:cs="Times New Roman"/>
+        </w:rPr>
+      </w:pPr>
+      <w:r>
+        <w:rPr>
+          <w:rFonts w:ascii="Times New Roman" w:hAnsi="Times New Roman" w:eastAsia="Times New Roman" w:cs="Times New Roman"/>
           <w:highlight w:val="none"/>
           <w:lang w:val="es-ES" w:bidi="es-ES"/>
         </w:rPr>
       </w:r>
       <w:r>
+        <w:rPr>
+          <w:rFonts w:ascii="Times New Roman" w:hAnsi="Times New Roman" w:eastAsia="Times New Roman" w:cs="Times New Roman"/>
+        </w:rPr>
         <mc:AlternateContent>
           <mc:Choice Requires="wpg">
             <w:drawing>
@@ -5287,13 +5216,17 @@
       </w:r>
       <w:r>
         <w:rPr>
-          <w:rFonts w:ascii="Asana Math" w:hAnsi="Asana Math" w:cs="Asana Math"/>
+          <w:rFonts w:ascii="Times New Roman" w:hAnsi="Times New Roman" w:eastAsia="Times New Roman" w:cs="Times New Roman"/>
           <w:highlight w:val="none"/>
           <w:lang w:val="es-ES" w:bidi="es-ES"/>
         </w:rPr>
         <w:t xml:space="preserve">− I (Línea o Pieza I): Recta de cuatro bloques (1x4).</w:t>
       </w:r>
-      <w:r/>
+      <w:r>
+        <w:rPr>
+          <w:rFonts w:ascii="Times New Roman" w:hAnsi="Times New Roman" w:eastAsia="Times New Roman" w:cs="Times New Roman"/>
+        </w:rPr>
+      </w:r>
     </w:p>
     <w:p>
       <w:pPr>
@@ -5302,28 +5235,27 @@
         <w:ind/>
         <w:jc w:val="center"/>
         <w:rPr>
-          <w:rFonts w:ascii="Asana Math" w:hAnsi="Asana Math" w:cs="Asana Math"/>
+          <w:rFonts w:ascii="Times New Roman" w:hAnsi="Times New Roman" w:cs="Times New Roman"/>
+          <w:highlight w:val="none"/>
+        </w:rPr>
+      </w:pPr>
+      <w:r>
+        <w:rPr>
+          <w:rFonts w:ascii="Times New Roman" w:hAnsi="Times New Roman" w:eastAsia="Times New Roman" w:cs="Times New Roman"/>
           <w:highlight w:val="none"/>
           <w:lang w:val="es-ES" w:bidi="es-ES"/>
         </w:rPr>
-      </w:pPr>
-      <w:r>
-        <w:rPr>
-          <w:rFonts w:ascii="Asana Math" w:hAnsi="Asana Math" w:cs="Asana Math"/>
+      </w:r>
+      <w:r>
+        <w:rPr>
+          <w:rFonts w:ascii="Times New Roman" w:hAnsi="Times New Roman" w:eastAsia="Times New Roman" w:cs="Times New Roman"/>
           <w:highlight w:val="none"/>
           <w:lang w:val="es-ES" w:bidi="es-ES"/>
         </w:rPr>
       </w:r>
       <w:r>
         <w:rPr>
-          <w:rFonts w:ascii="Asana Math" w:hAnsi="Asana Math" w:cs="Asana Math"/>
-          <w:highlight w:val="none"/>
-          <w:lang w:val="es-ES" w:bidi="es-ES"/>
-        </w:rPr>
-      </w:r>
-      <w:r>
-        <w:rPr>
-          <w:rFonts w:ascii="Asana Math" w:hAnsi="Asana Math" w:cs="Asana Math"/>
+          <w:rFonts w:ascii="Times New Roman" w:hAnsi="Times New Roman" w:eastAsia="Times New Roman" w:cs="Times New Roman"/>
           <w:highlight w:val="none"/>
           <w:lang w:val="es-ES" w:bidi="es-ES"/>
         </w:rPr>
@@ -5336,28 +5268,27 @@
         <w:ind/>
         <w:jc w:val="center"/>
         <w:rPr>
-          <w:rFonts w:ascii="Asana Math" w:hAnsi="Asana Math" w:cs="Asana Math"/>
+          <w:rFonts w:ascii="Times New Roman" w:hAnsi="Times New Roman" w:cs="Times New Roman"/>
+          <w:highlight w:val="none"/>
+        </w:rPr>
+      </w:pPr>
+      <w:r>
+        <w:rPr>
+          <w:rFonts w:ascii="Times New Roman" w:hAnsi="Times New Roman" w:eastAsia="Times New Roman" w:cs="Times New Roman"/>
           <w:highlight w:val="none"/>
           <w:lang w:val="es-ES" w:bidi="es-ES"/>
         </w:rPr>
-      </w:pPr>
-      <w:r>
-        <w:rPr>
-          <w:rFonts w:ascii="Asana Math" w:hAnsi="Asana Math" w:cs="Asana Math"/>
+      </w:r>
+      <w:r>
+        <w:rPr>
+          <w:rFonts w:ascii="Times New Roman" w:hAnsi="Times New Roman" w:eastAsia="Times New Roman" w:cs="Times New Roman"/>
           <w:highlight w:val="none"/>
           <w:lang w:val="es-ES" w:bidi="es-ES"/>
         </w:rPr>
       </w:r>
       <w:r>
         <w:rPr>
-          <w:rFonts w:ascii="Asana Math" w:hAnsi="Asana Math" w:cs="Asana Math"/>
-          <w:highlight w:val="none"/>
-          <w:lang w:val="es-ES" w:bidi="es-ES"/>
-        </w:rPr>
-      </w:r>
-      <w:r>
-        <w:rPr>
-          <w:rFonts w:ascii="Asana Math" w:hAnsi="Asana Math" w:cs="Asana Math"/>
+          <w:rFonts w:ascii="Times New Roman" w:hAnsi="Times New Roman" w:eastAsia="Times New Roman" w:cs="Times New Roman"/>
           <w:highlight w:val="none"/>
           <w:lang w:val="es-ES" w:bidi="es-ES"/>
         </w:rPr>
@@ -5370,20 +5301,22 @@
         <w:ind/>
         <w:jc w:val="center"/>
         <w:rPr>
-          <w:rFonts w:ascii="Asana Math" w:hAnsi="Asana Math" w:cs="Asana Math"/>
+          <w:rFonts w:ascii="Times New Roman" w:hAnsi="Times New Roman" w:cs="Times New Roman"/>
+          <w:highlight w:val="none"/>
+        </w:rPr>
+      </w:pPr>
+      <w:r>
+        <w:rPr>
+          <w:rFonts w:ascii="Times New Roman" w:hAnsi="Times New Roman" w:eastAsia="Times New Roman" w:cs="Times New Roman"/>
           <w:highlight w:val="none"/>
           <w:lang w:val="es-ES" w:bidi="es-ES"/>
         </w:rPr>
-      </w:pPr>
-      <w:r>
-        <w:rPr>
-          <w:rFonts w:ascii="Asana Math" w:hAnsi="Asana Math" w:cs="Asana Math"/>
-          <w:highlight w:val="none"/>
-          <w:lang w:val="es-ES" w:bidi="es-ES"/>
-        </w:rPr>
         <w:t xml:space="preserve"> O (Cu</w:t>
       </w:r>
       <w:r>
+        <w:rPr>
+          <w:rFonts w:ascii="Times New Roman" w:hAnsi="Times New Roman" w:eastAsia="Times New Roman" w:cs="Times New Roman"/>
+        </w:rPr>
         <mc:AlternateContent>
           <mc:Choice Requires="wpg">
             <w:drawing>
@@ -5571,7 +5504,7 @@
       </w:r>
       <w:r>
         <w:rPr>
-          <w:rFonts w:ascii="Asana Math" w:hAnsi="Asana Math" w:cs="Asana Math"/>
+          <w:rFonts w:ascii="Times New Roman" w:hAnsi="Times New Roman" w:eastAsia="Times New Roman" w:cs="Times New Roman"/>
           <w:highlight w:val="none"/>
           <w:lang w:val="es-ES" w:bidi="es-ES"/>
         </w:rPr>
@@ -5579,14 +5512,14 @@
       </w:r>
       <w:r>
         <w:rPr>
-          <w:rFonts w:ascii="Asana Math" w:hAnsi="Asana Math" w:cs="Asana Math"/>
+          <w:rFonts w:ascii="Times New Roman" w:hAnsi="Times New Roman" w:eastAsia="Times New Roman" w:cs="Times New Roman"/>
           <w:highlight w:val="none"/>
           <w:lang w:val="es-ES" w:bidi="es-ES"/>
         </w:rPr>
       </w:r>
       <w:r>
         <w:rPr>
-          <w:rFonts w:ascii="Asana Math" w:hAnsi="Asana Math" w:cs="Asana Math"/>
+          <w:rFonts w:ascii="Times New Roman" w:hAnsi="Times New Roman" w:eastAsia="Times New Roman" w:cs="Times New Roman"/>
           <w:highlight w:val="none"/>
           <w:lang w:val="es-ES" w:bidi="es-ES"/>
         </w:rPr>
@@ -5599,28 +5532,27 @@
         <w:ind/>
         <w:jc w:val="center"/>
         <w:rPr>
-          <w:rFonts w:ascii="Asana Math" w:hAnsi="Asana Math" w:cs="Asana Math"/>
+          <w:rFonts w:ascii="Times New Roman" w:hAnsi="Times New Roman" w:cs="Times New Roman"/>
+          <w:highlight w:val="none"/>
+        </w:rPr>
+      </w:pPr>
+      <w:r>
+        <w:rPr>
+          <w:rFonts w:ascii="Times New Roman" w:hAnsi="Times New Roman" w:eastAsia="Times New Roman" w:cs="Times New Roman"/>
           <w:highlight w:val="none"/>
           <w:lang w:val="es-ES" w:bidi="es-ES"/>
         </w:rPr>
-      </w:pPr>
-      <w:r>
-        <w:rPr>
-          <w:rFonts w:ascii="Asana Math" w:hAnsi="Asana Math" w:cs="Asana Math"/>
+      </w:r>
+      <w:r>
+        <w:rPr>
+          <w:rFonts w:ascii="Times New Roman" w:hAnsi="Times New Roman" w:eastAsia="Times New Roman" w:cs="Times New Roman"/>
           <w:highlight w:val="none"/>
           <w:lang w:val="es-ES" w:bidi="es-ES"/>
         </w:rPr>
       </w:r>
       <w:r>
         <w:rPr>
-          <w:rFonts w:ascii="Asana Math" w:hAnsi="Asana Math" w:cs="Asana Math"/>
-          <w:highlight w:val="none"/>
-          <w:lang w:val="es-ES" w:bidi="es-ES"/>
-        </w:rPr>
-      </w:r>
-      <w:r>
-        <w:rPr>
-          <w:rFonts w:ascii="Asana Math" w:hAnsi="Asana Math" w:cs="Asana Math"/>
+          <w:rFonts w:ascii="Times New Roman" w:hAnsi="Times New Roman" w:eastAsia="Times New Roman" w:cs="Times New Roman"/>
           <w:highlight w:val="none"/>
           <w:lang w:val="es-ES" w:bidi="es-ES"/>
         </w:rPr>
@@ -5633,28 +5565,27 @@
         <w:ind/>
         <w:jc w:val="left"/>
         <w:rPr>
-          <w:rFonts w:ascii="Asana Math" w:hAnsi="Asana Math" w:cs="Asana Math"/>
+          <w:rFonts w:ascii="Times New Roman" w:hAnsi="Times New Roman" w:cs="Times New Roman"/>
+          <w:highlight w:val="none"/>
+        </w:rPr>
+      </w:pPr>
+      <w:r>
+        <w:rPr>
+          <w:rFonts w:ascii="Times New Roman" w:hAnsi="Times New Roman" w:eastAsia="Times New Roman" w:cs="Times New Roman"/>
           <w:highlight w:val="none"/>
           <w:lang w:val="es-ES" w:bidi="es-ES"/>
         </w:rPr>
-      </w:pPr>
-      <w:r>
-        <w:rPr>
-          <w:rFonts w:ascii="Asana Math" w:hAnsi="Asana Math" w:cs="Asana Math"/>
+      </w:r>
+      <w:r>
+        <w:rPr>
+          <w:rFonts w:ascii="Times New Roman" w:hAnsi="Times New Roman" w:eastAsia="Times New Roman" w:cs="Times New Roman"/>
           <w:highlight w:val="none"/>
           <w:lang w:val="es-ES" w:bidi="es-ES"/>
         </w:rPr>
       </w:r>
       <w:r>
         <w:rPr>
-          <w:rFonts w:ascii="Asana Math" w:hAnsi="Asana Math" w:cs="Asana Math"/>
-          <w:highlight w:val="none"/>
-          <w:lang w:val="es-ES" w:bidi="es-ES"/>
-        </w:rPr>
-      </w:r>
-      <w:r>
-        <w:rPr>
-          <w:rFonts w:ascii="Asana Math" w:hAnsi="Asana Math" w:cs="Asana Math"/>
+          <w:rFonts w:ascii="Times New Roman" w:hAnsi="Times New Roman" w:eastAsia="Times New Roman" w:cs="Times New Roman"/>
           <w:highlight w:val="none"/>
           <w:lang w:val="es-ES" w:bidi="es-ES"/>
         </w:rPr>
@@ -5666,17 +5597,23 @@
         <w:spacing/>
         <w:ind/>
         <w:jc w:val="center"/>
-        <w:rPr/>
-      </w:pPr>
-      <w:r>
-        <w:rPr>
-          <w:rFonts w:ascii="Asana Math" w:hAnsi="Asana Math" w:cs="Asana Math"/>
+        <w:rPr>
+          <w:rFonts w:ascii="Times New Roman" w:hAnsi="Times New Roman" w:cs="Times New Roman"/>
+        </w:rPr>
+      </w:pPr>
+      <w:r>
+        <w:rPr>
+          <w:rFonts w:ascii="Times New Roman" w:hAnsi="Times New Roman" w:eastAsia="Times New Roman" w:cs="Times New Roman"/>
           <w:highlight w:val="none"/>
           <w:lang w:val="es-ES" w:bidi="es-ES"/>
         </w:rPr>
         <w:t xml:space="preserve">−</w:t>
       </w:r>
-      <w:r/>
+      <w:r>
+        <w:rPr>
+          <w:rFonts w:ascii="Times New Roman" w:hAnsi="Times New Roman" w:eastAsia="Times New Roman" w:cs="Times New Roman"/>
+        </w:rPr>
+      </w:r>
     </w:p>
     <w:p>
       <w:pPr>
@@ -5685,29 +5622,28 @@
         <w:ind/>
         <w:jc w:val="center"/>
         <w:rPr>
-          <w:rFonts w:ascii="Asana Math" w:hAnsi="Asana Math" w:cs="Asana Math"/>
+          <w:rFonts w:ascii="Times New Roman" w:hAnsi="Times New Roman" w:cs="Times New Roman"/>
+          <w:highlight w:val="none"/>
+        </w:rPr>
+      </w:pPr>
+      <w:r>
+        <w:rPr>
+          <w:rFonts w:ascii="Times New Roman" w:hAnsi="Times New Roman" w:eastAsia="Times New Roman" w:cs="Times New Roman"/>
           <w:highlight w:val="none"/>
           <w:lang w:val="es-ES" w:bidi="es-ES"/>
         </w:rPr>
-      </w:pPr>
-      <w:r>
-        <w:rPr>
-          <w:rFonts w:ascii="Asana Math" w:hAnsi="Asana Math" w:cs="Asana Math"/>
+        <w:t xml:space="preserve"> T (Pieza T): Forma de T. Versátil para encajar en espacios irregulares (3x2).</w:t>
+      </w:r>
+      <w:r>
+        <w:rPr>
+          <w:rFonts w:ascii="Times New Roman" w:hAnsi="Times New Roman" w:eastAsia="Times New Roman" w:cs="Times New Roman"/>
           <w:highlight w:val="none"/>
           <w:lang w:val="es-ES" w:bidi="es-ES"/>
         </w:rPr>
-        <w:t xml:space="preserve"> T (Pieza T): Forma de T. Versátil para encajar en espacios irregulares (3x2).</w:t>
-      </w:r>
-      <w:r>
-        <w:rPr>
-          <w:rFonts w:ascii="Asana Math" w:hAnsi="Asana Math" w:cs="Asana Math"/>
-          <w:highlight w:val="none"/>
-          <w:lang w:val="es-ES" w:bidi="es-ES"/>
-        </w:rPr>
-      </w:r>
-      <w:r>
-        <w:rPr>
-          <w:rFonts w:ascii="Asana Math" w:hAnsi="Asana Math" w:cs="Asana Math"/>
+      </w:r>
+      <w:r>
+        <w:rPr>
+          <w:rFonts w:ascii="Times New Roman" w:hAnsi="Times New Roman" w:eastAsia="Times New Roman" w:cs="Times New Roman"/>
           <w:highlight w:val="none"/>
           <w:lang w:val="es-ES" w:bidi="es-ES"/>
         </w:rPr>
@@ -5720,19 +5656,21 @@
         <w:ind/>
         <w:jc w:val="center"/>
         <w:rPr>
-          <w:rFonts w:ascii="Asana Math" w:hAnsi="Asana Math" w:cs="Asana Math"/>
+          <w:rFonts w:ascii="Times New Roman" w:hAnsi="Times New Roman" w:cs="Times New Roman"/>
+          <w:highlight w:val="none"/>
+        </w:rPr>
+      </w:pPr>
+      <w:r>
+        <w:rPr>
+          <w:rFonts w:ascii="Times New Roman" w:hAnsi="Times New Roman" w:eastAsia="Times New Roman" w:cs="Times New Roman"/>
           <w:highlight w:val="none"/>
           <w:lang w:val="es-ES" w:bidi="es-ES"/>
         </w:rPr>
-      </w:pPr>
-      <w:r>
-        <w:rPr>
-          <w:rFonts w:ascii="Asana Math" w:hAnsi="Asana Math" w:cs="Asana Math"/>
-          <w:highlight w:val="none"/>
-          <w:lang w:val="es-ES" w:bidi="es-ES"/>
-        </w:rPr>
-      </w:r>
-      <w:r>
+      </w:r>
+      <w:r>
+        <w:rPr>
+          <w:rFonts w:ascii="Times New Roman" w:hAnsi="Times New Roman" w:eastAsia="Times New Roman" w:cs="Times New Roman"/>
+        </w:rPr>
         <mc:AlternateContent>
           <mc:Choice Requires="wpg">
             <w:drawing>
@@ -6062,14 +6000,14 @@
       </w:r>
       <w:r>
         <w:rPr>
-          <w:rFonts w:ascii="Asana Math" w:hAnsi="Asana Math" w:cs="Asana Math"/>
+          <w:rFonts w:ascii="Times New Roman" w:hAnsi="Times New Roman" w:eastAsia="Times New Roman" w:cs="Times New Roman"/>
           <w:highlight w:val="none"/>
           <w:lang w:val="es-ES" w:bidi="es-ES"/>
         </w:rPr>
       </w:r>
       <w:r>
         <w:rPr>
-          <w:rFonts w:ascii="Asana Math" w:hAnsi="Asana Math" w:cs="Asana Math"/>
+          <w:rFonts w:ascii="Times New Roman" w:hAnsi="Times New Roman" w:eastAsia="Times New Roman" w:cs="Times New Roman"/>
           <w:highlight w:val="none"/>
           <w:lang w:val="es-ES" w:bidi="es-ES"/>
         </w:rPr>
@@ -6082,28 +6020,27 @@
         <w:ind/>
         <w:jc w:val="center"/>
         <w:rPr>
-          <w:rFonts w:ascii="Asana Math" w:hAnsi="Asana Math" w:cs="Asana Math"/>
+          <w:rFonts w:ascii="Times New Roman" w:hAnsi="Times New Roman" w:cs="Times New Roman"/>
+          <w:highlight w:val="none"/>
+        </w:rPr>
+      </w:pPr>
+      <w:r>
+        <w:rPr>
+          <w:rFonts w:ascii="Times New Roman" w:hAnsi="Times New Roman" w:eastAsia="Times New Roman" w:cs="Times New Roman"/>
           <w:highlight w:val="none"/>
           <w:lang w:val="es-ES" w:bidi="es-ES"/>
         </w:rPr>
-      </w:pPr>
-      <w:r>
-        <w:rPr>
-          <w:rFonts w:ascii="Asana Math" w:hAnsi="Asana Math" w:cs="Asana Math"/>
+      </w:r>
+      <w:r>
+        <w:rPr>
+          <w:rFonts w:ascii="Times New Roman" w:hAnsi="Times New Roman" w:eastAsia="Times New Roman" w:cs="Times New Roman"/>
           <w:highlight w:val="none"/>
           <w:lang w:val="es-ES" w:bidi="es-ES"/>
         </w:rPr>
       </w:r>
       <w:r>
         <w:rPr>
-          <w:rFonts w:ascii="Asana Math" w:hAnsi="Asana Math" w:cs="Asana Math"/>
-          <w:highlight w:val="none"/>
-          <w:lang w:val="es-ES" w:bidi="es-ES"/>
-        </w:rPr>
-      </w:r>
-      <w:r>
-        <w:rPr>
-          <w:rFonts w:ascii="Asana Math" w:hAnsi="Asana Math" w:cs="Asana Math"/>
+          <w:rFonts w:ascii="Times New Roman" w:hAnsi="Times New Roman" w:eastAsia="Times New Roman" w:cs="Times New Roman"/>
           <w:highlight w:val="none"/>
           <w:lang w:val="es-ES" w:bidi="es-ES"/>
         </w:rPr>
@@ -6116,28 +6053,27 @@
         <w:ind/>
         <w:jc w:val="center"/>
         <w:rPr>
-          <w:rFonts w:ascii="Asana Math" w:hAnsi="Asana Math" w:cs="Asana Math"/>
+          <w:rFonts w:ascii="Times New Roman" w:hAnsi="Times New Roman" w:cs="Times New Roman"/>
+          <w:highlight w:val="none"/>
+        </w:rPr>
+      </w:pPr>
+      <w:r>
+        <w:rPr>
+          <w:rFonts w:ascii="Times New Roman" w:hAnsi="Times New Roman" w:eastAsia="Times New Roman" w:cs="Times New Roman"/>
           <w:highlight w:val="none"/>
           <w:lang w:val="es-ES" w:bidi="es-ES"/>
         </w:rPr>
-      </w:pPr>
-      <w:r>
-        <w:rPr>
-          <w:rFonts w:ascii="Asana Math" w:hAnsi="Asana Math" w:cs="Asana Math"/>
+      </w:r>
+      <w:r>
+        <w:rPr>
+          <w:rFonts w:ascii="Times New Roman" w:hAnsi="Times New Roman" w:eastAsia="Times New Roman" w:cs="Times New Roman"/>
           <w:highlight w:val="none"/>
           <w:lang w:val="es-ES" w:bidi="es-ES"/>
         </w:rPr>
       </w:r>
       <w:r>
         <w:rPr>
-          <w:rFonts w:ascii="Asana Math" w:hAnsi="Asana Math" w:cs="Asana Math"/>
-          <w:highlight w:val="none"/>
-          <w:lang w:val="es-ES" w:bidi="es-ES"/>
-        </w:rPr>
-      </w:r>
-      <w:r>
-        <w:rPr>
-          <w:rFonts w:ascii="Asana Math" w:hAnsi="Asana Math" w:cs="Asana Math"/>
+          <w:rFonts w:ascii="Times New Roman" w:hAnsi="Times New Roman" w:eastAsia="Times New Roman" w:cs="Times New Roman"/>
           <w:highlight w:val="none"/>
           <w:lang w:val="es-ES" w:bidi="es-ES"/>
         </w:rPr>
@@ -6150,28 +6086,27 @@
         <w:ind/>
         <w:jc w:val="center"/>
         <w:rPr>
-          <w:rFonts w:ascii="Asana Math" w:hAnsi="Asana Math" w:cs="Asana Math"/>
+          <w:rFonts w:ascii="Times New Roman" w:hAnsi="Times New Roman" w:cs="Times New Roman"/>
+          <w:highlight w:val="none"/>
+        </w:rPr>
+      </w:pPr>
+      <w:r>
+        <w:rPr>
+          <w:rFonts w:ascii="Times New Roman" w:hAnsi="Times New Roman" w:eastAsia="Times New Roman" w:cs="Times New Roman"/>
           <w:highlight w:val="none"/>
           <w:lang w:val="es-ES" w:bidi="es-ES"/>
         </w:rPr>
-      </w:pPr>
-      <w:r>
-        <w:rPr>
-          <w:rFonts w:ascii="Asana Math" w:hAnsi="Asana Math" w:cs="Asana Math"/>
+      </w:r>
+      <w:r>
+        <w:rPr>
+          <w:rFonts w:ascii="Times New Roman" w:hAnsi="Times New Roman" w:eastAsia="Times New Roman" w:cs="Times New Roman"/>
           <w:highlight w:val="none"/>
           <w:lang w:val="es-ES" w:bidi="es-ES"/>
         </w:rPr>
       </w:r>
       <w:r>
         <w:rPr>
-          <w:rFonts w:ascii="Asana Math" w:hAnsi="Asana Math" w:cs="Asana Math"/>
-          <w:highlight w:val="none"/>
-          <w:lang w:val="es-ES" w:bidi="es-ES"/>
-        </w:rPr>
-      </w:r>
-      <w:r>
-        <w:rPr>
-          <w:rFonts w:ascii="Asana Math" w:hAnsi="Asana Math" w:cs="Asana Math"/>
+          <w:rFonts w:ascii="Times New Roman" w:hAnsi="Times New Roman" w:eastAsia="Times New Roman" w:cs="Times New Roman"/>
           <w:highlight w:val="none"/>
           <w:lang w:val="es-ES" w:bidi="es-ES"/>
         </w:rPr>
@@ -6183,17 +6118,23 @@
         <w:spacing/>
         <w:ind/>
         <w:jc w:val="center"/>
-        <w:rPr/>
-      </w:pPr>
-      <w:r>
-        <w:rPr>
-          <w:rFonts w:ascii="Asana Math" w:hAnsi="Asana Math" w:cs="Asana Math"/>
+        <w:rPr>
+          <w:rFonts w:ascii="Times New Roman" w:hAnsi="Times New Roman" w:cs="Times New Roman"/>
+        </w:rPr>
+      </w:pPr>
+      <w:r>
+        <w:rPr>
+          <w:rFonts w:ascii="Times New Roman" w:hAnsi="Times New Roman" w:eastAsia="Times New Roman" w:cs="Times New Roman"/>
           <w:highlight w:val="none"/>
           <w:lang w:val="es-ES" w:bidi="es-ES"/>
         </w:rPr>
         <w:t xml:space="preserve">−</w:t>
       </w:r>
-      <w:r/>
+      <w:r>
+        <w:rPr>
+          <w:rFonts w:ascii="Times New Roman" w:hAnsi="Times New Roman" w:eastAsia="Times New Roman" w:cs="Times New Roman"/>
+        </w:rPr>
+      </w:r>
     </w:p>
     <w:p>
       <w:pPr>
@@ -6202,12 +6143,13 @@
         <w:ind/>
         <w:jc w:val="center"/>
         <w:rPr>
-          <w:highlight w:val="none"/>
-        </w:rPr>
-      </w:pPr>
-      <w:r>
-        <w:rPr>
-          <w:rFonts w:ascii="Asana Math" w:hAnsi="Asana Math" w:cs="Asana Math"/>
+          <w:rFonts w:ascii="Times New Roman" w:hAnsi="Times New Roman" w:cs="Times New Roman"/>
+          <w:highlight w:val="none"/>
+        </w:rPr>
+      </w:pPr>
+      <w:r>
+        <w:rPr>
+          <w:rFonts w:ascii="Times New Roman" w:hAnsi="Times New Roman" w:eastAsia="Times New Roman" w:cs="Times New Roman"/>
           <w:highlight w:val="none"/>
           <w:lang w:val="es-ES" w:bidi="es-ES"/>
         </w:rPr>
@@ -6215,11 +6157,13 @@
       </w:r>
       <w:r>
         <w:rPr>
-          <w:highlight w:val="none"/>
-        </w:rPr>
-      </w:r>
-      <w:r>
-        <w:rPr>
+          <w:rFonts w:ascii="Times New Roman" w:hAnsi="Times New Roman" w:eastAsia="Times New Roman" w:cs="Times New Roman"/>
+          <w:highlight w:val="none"/>
+        </w:rPr>
+      </w:r>
+      <w:r>
+        <w:rPr>
+          <w:rFonts w:ascii="Times New Roman" w:hAnsi="Times New Roman" w:eastAsia="Times New Roman" w:cs="Times New Roman"/>
           <w:highlight w:val="none"/>
         </w:rPr>
       </w:r>
@@ -6231,19 +6175,21 @@
         <w:ind/>
         <w:jc w:val="center"/>
         <w:rPr>
-          <w:rFonts w:ascii="Asana Math" w:hAnsi="Asana Math" w:cs="Asana Math"/>
+          <w:rFonts w:ascii="Times New Roman" w:hAnsi="Times New Roman" w:cs="Times New Roman"/>
+          <w:highlight w:val="none"/>
+        </w:rPr>
+      </w:pPr>
+      <w:r>
+        <w:rPr>
+          <w:rFonts w:ascii="Times New Roman" w:hAnsi="Times New Roman" w:eastAsia="Times New Roman" w:cs="Times New Roman"/>
           <w:highlight w:val="none"/>
           <w:lang w:val="es-ES" w:bidi="es-ES"/>
         </w:rPr>
-      </w:pPr>
-      <w:r>
-        <w:rPr>
-          <w:rFonts w:ascii="Asana Math" w:hAnsi="Asana Math" w:cs="Asana Math"/>
-          <w:highlight w:val="none"/>
-          <w:lang w:val="es-ES" w:bidi="es-ES"/>
-        </w:rPr>
-      </w:r>
-      <w:r>
+      </w:r>
+      <w:r>
+        <w:rPr>
+          <w:rFonts w:ascii="Times New Roman" w:hAnsi="Times New Roman" w:eastAsia="Times New Roman" w:cs="Times New Roman"/>
+        </w:rPr>
         <mc:AlternateContent>
           <mc:Choice Requires="wpg">
             <w:drawing>
@@ -6545,14 +6491,14 @@
       </w:r>
       <w:r>
         <w:rPr>
-          <w:rFonts w:ascii="Asana Math" w:hAnsi="Asana Math" w:cs="Asana Math"/>
+          <w:rFonts w:ascii="Times New Roman" w:hAnsi="Times New Roman" w:eastAsia="Times New Roman" w:cs="Times New Roman"/>
           <w:highlight w:val="none"/>
           <w:lang w:val="es-ES" w:bidi="es-ES"/>
         </w:rPr>
       </w:r>
       <w:r>
         <w:rPr>
-          <w:rFonts w:ascii="Asana Math" w:hAnsi="Asana Math" w:cs="Asana Math"/>
+          <w:rFonts w:ascii="Times New Roman" w:hAnsi="Times New Roman" w:eastAsia="Times New Roman" w:cs="Times New Roman"/>
           <w:highlight w:val="none"/>
           <w:lang w:val="es-ES" w:bidi="es-ES"/>
         </w:rPr>
@@ -6565,28 +6511,27 @@
         <w:ind/>
         <w:jc w:val="center"/>
         <w:rPr>
-          <w:rFonts w:ascii="Asana Math" w:hAnsi="Asana Math" w:cs="Asana Math"/>
+          <w:rFonts w:ascii="Times New Roman" w:hAnsi="Times New Roman" w:cs="Times New Roman"/>
+          <w:highlight w:val="none"/>
+        </w:rPr>
+      </w:pPr>
+      <w:r>
+        <w:rPr>
+          <w:rFonts w:ascii="Times New Roman" w:hAnsi="Times New Roman" w:eastAsia="Times New Roman" w:cs="Times New Roman"/>
           <w:highlight w:val="none"/>
           <w:lang w:val="es-ES" w:bidi="es-ES"/>
         </w:rPr>
-      </w:pPr>
-      <w:r>
-        <w:rPr>
-          <w:rFonts w:ascii="Asana Math" w:hAnsi="Asana Math" w:cs="Asana Math"/>
+      </w:r>
+      <w:r>
+        <w:rPr>
+          <w:rFonts w:ascii="Times New Roman" w:hAnsi="Times New Roman" w:eastAsia="Times New Roman" w:cs="Times New Roman"/>
           <w:highlight w:val="none"/>
           <w:lang w:val="es-ES" w:bidi="es-ES"/>
         </w:rPr>
       </w:r>
       <w:r>
         <w:rPr>
-          <w:rFonts w:ascii="Asana Math" w:hAnsi="Asana Math" w:cs="Asana Math"/>
-          <w:highlight w:val="none"/>
-          <w:lang w:val="es-ES" w:bidi="es-ES"/>
-        </w:rPr>
-      </w:r>
-      <w:r>
-        <w:rPr>
-          <w:rFonts w:ascii="Asana Math" w:hAnsi="Asana Math" w:cs="Asana Math"/>
+          <w:rFonts w:ascii="Times New Roman" w:hAnsi="Times New Roman" w:eastAsia="Times New Roman" w:cs="Times New Roman"/>
           <w:highlight w:val="none"/>
           <w:lang w:val="es-ES" w:bidi="es-ES"/>
         </w:rPr>
@@ -6599,28 +6544,27 @@
         <w:ind/>
         <w:jc w:val="center"/>
         <w:rPr>
-          <w:rFonts w:ascii="Asana Math" w:hAnsi="Asana Math" w:cs="Asana Math"/>
+          <w:rFonts w:ascii="Times New Roman" w:hAnsi="Times New Roman" w:cs="Times New Roman"/>
+          <w:highlight w:val="none"/>
+        </w:rPr>
+      </w:pPr>
+      <w:r>
+        <w:rPr>
+          <w:rFonts w:ascii="Times New Roman" w:hAnsi="Times New Roman" w:eastAsia="Times New Roman" w:cs="Times New Roman"/>
           <w:highlight w:val="none"/>
           <w:lang w:val="es-ES" w:bidi="es-ES"/>
         </w:rPr>
-      </w:pPr>
-      <w:r>
-        <w:rPr>
-          <w:rFonts w:ascii="Asana Math" w:hAnsi="Asana Math" w:cs="Asana Math"/>
+      </w:r>
+      <w:r>
+        <w:rPr>
+          <w:rFonts w:ascii="Times New Roman" w:hAnsi="Times New Roman" w:eastAsia="Times New Roman" w:cs="Times New Roman"/>
           <w:highlight w:val="none"/>
           <w:lang w:val="es-ES" w:bidi="es-ES"/>
         </w:rPr>
       </w:r>
       <w:r>
         <w:rPr>
-          <w:rFonts w:ascii="Asana Math" w:hAnsi="Asana Math" w:cs="Asana Math"/>
-          <w:highlight w:val="none"/>
-          <w:lang w:val="es-ES" w:bidi="es-ES"/>
-        </w:rPr>
-      </w:r>
-      <w:r>
-        <w:rPr>
-          <w:rFonts w:ascii="Asana Math" w:hAnsi="Asana Math" w:cs="Asana Math"/>
+          <w:rFonts w:ascii="Times New Roman" w:hAnsi="Times New Roman" w:eastAsia="Times New Roman" w:cs="Times New Roman"/>
           <w:highlight w:val="none"/>
           <w:lang w:val="es-ES" w:bidi="es-ES"/>
         </w:rPr>
@@ -6633,27 +6577,27 @@
         <w:ind/>
         <w:jc w:val="center"/>
         <w:rPr>
-          <w:rFonts w:ascii="Asana Math" w:hAnsi="Asana Math" w:cs="Asana Math"/>
+          <w:rFonts w:ascii="Times New Roman" w:hAnsi="Times New Roman" w:cs="Times New Roman"/>
+          <w:highlight w:val="none"/>
+        </w:rPr>
+      </w:pPr>
+      <w:r>
+        <w:rPr>
+          <w:rFonts w:ascii="Times New Roman" w:hAnsi="Times New Roman" w:eastAsia="Times New Roman" w:cs="Times New Roman"/>
           <w:highlight w:val="none"/>
           <w:lang w:val="es-ES" w:bidi="es-ES"/>
         </w:rPr>
-      </w:pPr>
-      <w:r>
-        <w:rPr>
+      </w:r>
+      <w:r>
+        <w:rPr>
+          <w:rFonts w:ascii="Times New Roman" w:hAnsi="Times New Roman" w:eastAsia="Times New Roman" w:cs="Times New Roman"/>
           <w:highlight w:val="none"/>
           <w:lang w:val="es-ES" w:bidi="es-ES"/>
         </w:rPr>
       </w:r>
       <w:r>
         <w:rPr>
-          <w:rFonts w:ascii="Asana Math" w:hAnsi="Asana Math" w:cs="Asana Math"/>
-          <w:highlight w:val="none"/>
-          <w:lang w:val="es-ES" w:bidi="es-ES"/>
-        </w:rPr>
-      </w:r>
-      <w:r>
-        <w:rPr>
-          <w:rFonts w:ascii="Asana Math" w:hAnsi="Asana Math" w:cs="Asana Math"/>
+          <w:rFonts w:ascii="Times New Roman" w:hAnsi="Times New Roman" w:eastAsia="Times New Roman" w:cs="Times New Roman"/>
           <w:highlight w:val="none"/>
           <w:lang w:val="es-ES" w:bidi="es-ES"/>
         </w:rPr>
@@ -6665,17 +6609,23 @@
         <w:spacing/>
         <w:ind/>
         <w:jc w:val="center"/>
-        <w:rPr/>
-      </w:pPr>
-      <w:r>
-        <w:rPr>
-          <w:rFonts w:ascii="Asana Math" w:hAnsi="Asana Math" w:cs="Asana Math"/>
+        <w:rPr>
+          <w:rFonts w:ascii="Times New Roman" w:hAnsi="Times New Roman" w:cs="Times New Roman"/>
+        </w:rPr>
+      </w:pPr>
+      <w:r>
+        <w:rPr>
+          <w:rFonts w:ascii="Times New Roman" w:hAnsi="Times New Roman" w:eastAsia="Times New Roman" w:cs="Times New Roman"/>
           <w:highlight w:val="none"/>
           <w:lang w:val="es-ES" w:bidi="es-ES"/>
         </w:rPr>
         <w:t xml:space="preserve">−</w:t>
       </w:r>
-      <w:r/>
+      <w:r>
+        <w:rPr>
+          <w:rFonts w:ascii="Times New Roman" w:hAnsi="Times New Roman" w:eastAsia="Times New Roman" w:cs="Times New Roman"/>
+        </w:rPr>
+      </w:r>
     </w:p>
     <w:p>
       <w:pPr>
@@ -6684,19 +6634,21 @@
         <w:ind/>
         <w:jc w:val="center"/>
         <w:rPr>
-          <w:rFonts w:ascii="Asana Math" w:hAnsi="Asana Math" w:cs="Asana Math"/>
+          <w:rFonts w:ascii="Times New Roman" w:hAnsi="Times New Roman" w:cs="Times New Roman"/>
+          <w:highlight w:val="none"/>
+        </w:rPr>
+      </w:pPr>
+      <w:r>
+        <w:rPr>
+          <w:rFonts w:ascii="Times New Roman" w:hAnsi="Times New Roman" w:eastAsia="Times New Roman" w:cs="Times New Roman"/>
           <w:highlight w:val="none"/>
           <w:lang w:val="es-ES" w:bidi="es-ES"/>
         </w:rPr>
-      </w:pPr>
-      <w:r>
-        <w:rPr>
-          <w:rFonts w:ascii="Asana Math" w:hAnsi="Asana Math" w:cs="Asana Math"/>
-          <w:highlight w:val="none"/>
-          <w:lang w:val="es-ES" w:bidi="es-ES"/>
-        </w:rPr>
-      </w:r>
-      <w:r>
+      </w:r>
+      <w:r>
+        <w:rPr>
+          <w:rFonts w:ascii="Times New Roman" w:hAnsi="Times New Roman" w:eastAsia="Times New Roman" w:cs="Times New Roman"/>
+        </w:rPr>
         <mc:AlternateContent>
           <mc:Choice Requires="wpg">
             <w:drawing>
@@ -7018,7 +6970,7 @@
       </w:r>
       <w:r>
         <w:rPr>
-          <w:rFonts w:ascii="Asana Math" w:hAnsi="Asana Math" w:cs="Asana Math"/>
+          <w:rFonts w:ascii="Times New Roman" w:hAnsi="Times New Roman" w:eastAsia="Times New Roman" w:cs="Times New Roman"/>
           <w:highlight w:val="none"/>
           <w:lang w:val="es-ES" w:bidi="es-ES"/>
         </w:rPr>
@@ -7026,14 +6978,14 @@
       </w:r>
       <w:r>
         <w:rPr>
-          <w:rFonts w:ascii="Asana Math" w:hAnsi="Asana Math" w:cs="Asana Math"/>
+          <w:rFonts w:ascii="Times New Roman" w:hAnsi="Times New Roman" w:eastAsia="Times New Roman" w:cs="Times New Roman"/>
           <w:highlight w:val="none"/>
           <w:lang w:val="es-ES" w:bidi="es-ES"/>
         </w:rPr>
       </w:r>
       <w:r>
         <w:rPr>
-          <w:rFonts w:ascii="Asana Math" w:hAnsi="Asana Math" w:cs="Asana Math"/>
+          <w:rFonts w:ascii="Times New Roman" w:hAnsi="Times New Roman" w:eastAsia="Times New Roman" w:cs="Times New Roman"/>
           <w:highlight w:val="none"/>
           <w:lang w:val="es-ES" w:bidi="es-ES"/>
         </w:rPr>
@@ -7046,28 +6998,27 @@
         <w:ind/>
         <w:jc w:val="center"/>
         <w:rPr>
-          <w:rFonts w:ascii="Asana Math" w:hAnsi="Asana Math" w:cs="Asana Math"/>
+          <w:rFonts w:ascii="Times New Roman" w:hAnsi="Times New Roman" w:cs="Times New Roman"/>
+          <w:highlight w:val="none"/>
+        </w:rPr>
+      </w:pPr>
+      <w:r>
+        <w:rPr>
+          <w:rFonts w:ascii="Times New Roman" w:hAnsi="Times New Roman" w:eastAsia="Times New Roman" w:cs="Times New Roman"/>
           <w:highlight w:val="none"/>
           <w:lang w:val="es-ES" w:bidi="es-ES"/>
         </w:rPr>
-      </w:pPr>
-      <w:r>
-        <w:rPr>
-          <w:rFonts w:ascii="Asana Math" w:hAnsi="Asana Math" w:cs="Asana Math"/>
+      </w:r>
+      <w:r>
+        <w:rPr>
+          <w:rFonts w:ascii="Times New Roman" w:hAnsi="Times New Roman" w:eastAsia="Times New Roman" w:cs="Times New Roman"/>
           <w:highlight w:val="none"/>
           <w:lang w:val="es-ES" w:bidi="es-ES"/>
         </w:rPr>
       </w:r>
       <w:r>
         <w:rPr>
-          <w:rFonts w:ascii="Asana Math" w:hAnsi="Asana Math" w:cs="Asana Math"/>
-          <w:highlight w:val="none"/>
-          <w:lang w:val="es-ES" w:bidi="es-ES"/>
-        </w:rPr>
-      </w:r>
-      <w:r>
-        <w:rPr>
-          <w:rFonts w:ascii="Asana Math" w:hAnsi="Asana Math" w:cs="Asana Math"/>
+          <w:rFonts w:ascii="Times New Roman" w:hAnsi="Times New Roman" w:eastAsia="Times New Roman" w:cs="Times New Roman"/>
           <w:highlight w:val="none"/>
           <w:lang w:val="es-ES" w:bidi="es-ES"/>
         </w:rPr>
@@ -7080,28 +7031,27 @@
         <w:ind/>
         <w:jc w:val="center"/>
         <w:rPr>
-          <w:rFonts w:ascii="Asana Math" w:hAnsi="Asana Math" w:cs="Asana Math"/>
+          <w:rFonts w:ascii="Times New Roman" w:hAnsi="Times New Roman" w:cs="Times New Roman"/>
+          <w:highlight w:val="none"/>
+        </w:rPr>
+      </w:pPr>
+      <w:r>
+        <w:rPr>
+          <w:rFonts w:ascii="Times New Roman" w:hAnsi="Times New Roman" w:eastAsia="Times New Roman" w:cs="Times New Roman"/>
           <w:highlight w:val="none"/>
           <w:lang w:val="es-ES" w:bidi="es-ES"/>
         </w:rPr>
-      </w:pPr>
-      <w:r>
-        <w:rPr>
-          <w:rFonts w:ascii="Asana Math" w:hAnsi="Asana Math" w:cs="Asana Math"/>
+      </w:r>
+      <w:r>
+        <w:rPr>
+          <w:rFonts w:ascii="Times New Roman" w:hAnsi="Times New Roman" w:eastAsia="Times New Roman" w:cs="Times New Roman"/>
           <w:highlight w:val="none"/>
           <w:lang w:val="es-ES" w:bidi="es-ES"/>
         </w:rPr>
       </w:r>
       <w:r>
         <w:rPr>
-          <w:rFonts w:ascii="Asana Math" w:hAnsi="Asana Math" w:cs="Asana Math"/>
-          <w:highlight w:val="none"/>
-          <w:lang w:val="es-ES" w:bidi="es-ES"/>
-        </w:rPr>
-      </w:r>
-      <w:r>
-        <w:rPr>
-          <w:rFonts w:ascii="Asana Math" w:hAnsi="Asana Math" w:cs="Asana Math"/>
+          <w:rFonts w:ascii="Times New Roman" w:hAnsi="Times New Roman" w:eastAsia="Times New Roman" w:cs="Times New Roman"/>
           <w:highlight w:val="none"/>
           <w:lang w:val="es-ES" w:bidi="es-ES"/>
         </w:rPr>
@@ -7114,28 +7064,27 @@
         <w:ind/>
         <w:jc w:val="left"/>
         <w:rPr>
-          <w:rFonts w:ascii="Asana Math" w:hAnsi="Asana Math" w:cs="Asana Math"/>
+          <w:rFonts w:ascii="Times New Roman" w:hAnsi="Times New Roman" w:cs="Times New Roman"/>
+          <w:highlight w:val="none"/>
+        </w:rPr>
+      </w:pPr>
+      <w:r>
+        <w:rPr>
+          <w:rFonts w:ascii="Times New Roman" w:hAnsi="Times New Roman" w:eastAsia="Times New Roman" w:cs="Times New Roman"/>
           <w:highlight w:val="none"/>
           <w:lang w:val="es-ES" w:bidi="es-ES"/>
         </w:rPr>
-      </w:pPr>
-      <w:r>
-        <w:rPr>
-          <w:rFonts w:ascii="Asana Math" w:hAnsi="Asana Math" w:cs="Asana Math"/>
+      </w:r>
+      <w:r>
+        <w:rPr>
+          <w:rFonts w:ascii="Times New Roman" w:hAnsi="Times New Roman" w:eastAsia="Times New Roman" w:cs="Times New Roman"/>
           <w:highlight w:val="none"/>
           <w:lang w:val="es-ES" w:bidi="es-ES"/>
         </w:rPr>
       </w:r>
       <w:r>
         <w:rPr>
-          <w:rFonts w:ascii="Asana Math" w:hAnsi="Asana Math" w:cs="Asana Math"/>
-          <w:highlight w:val="none"/>
-          <w:lang w:val="es-ES" w:bidi="es-ES"/>
-        </w:rPr>
-      </w:r>
-      <w:r>
-        <w:rPr>
-          <w:rFonts w:ascii="Asana Math" w:hAnsi="Asana Math" w:cs="Asana Math"/>
+          <w:rFonts w:ascii="Times New Roman" w:hAnsi="Times New Roman" w:eastAsia="Times New Roman" w:cs="Times New Roman"/>
           <w:highlight w:val="none"/>
           <w:lang w:val="es-ES" w:bidi="es-ES"/>
         </w:rPr>
@@ -7148,29 +7097,28 @@
         <w:ind/>
         <w:jc w:val="center"/>
         <w:rPr>
-          <w:rFonts w:ascii="Asana Math" w:hAnsi="Asana Math" w:cs="Asana Math"/>
+          <w:rFonts w:ascii="Times New Roman" w:hAnsi="Times New Roman" w:cs="Times New Roman"/>
+          <w:highlight w:val="none"/>
+        </w:rPr>
+      </w:pPr>
+      <w:r>
+        <w:rPr>
+          <w:rFonts w:ascii="Times New Roman" w:hAnsi="Times New Roman" w:eastAsia="Times New Roman" w:cs="Times New Roman"/>
           <w:highlight w:val="none"/>
           <w:lang w:val="es-ES" w:bidi="es-ES"/>
         </w:rPr>
-      </w:pPr>
-      <w:r>
-        <w:rPr>
-          <w:rFonts w:ascii="Asana Math" w:hAnsi="Asana Math" w:cs="Asana Math"/>
+        <w:t xml:space="preserve">−</w:t>
+      </w:r>
+      <w:r>
+        <w:rPr>
+          <w:rFonts w:ascii="Times New Roman" w:hAnsi="Times New Roman" w:eastAsia="Times New Roman" w:cs="Times New Roman"/>
           <w:highlight w:val="none"/>
           <w:lang w:val="es-ES" w:bidi="es-ES"/>
         </w:rPr>
-        <w:t xml:space="preserve">−</w:t>
-      </w:r>
-      <w:r>
-        <w:rPr>
-          <w:rFonts w:ascii="Asana Math" w:hAnsi="Asana Math" w:cs="Asana Math"/>
-          <w:highlight w:val="none"/>
-          <w:lang w:val="es-ES" w:bidi="es-ES"/>
-        </w:rPr>
-      </w:r>
-      <w:r>
-        <w:rPr>
-          <w:rFonts w:ascii="Asana Math" w:hAnsi="Asana Math" w:cs="Asana Math"/>
+      </w:r>
+      <w:r>
+        <w:rPr>
+          <w:rFonts w:ascii="Times New Roman" w:hAnsi="Times New Roman" w:eastAsia="Times New Roman" w:cs="Times New Roman"/>
           <w:highlight w:val="none"/>
           <w:lang w:val="es-ES" w:bidi="es-ES"/>
         </w:rPr>
@@ -7183,29 +7131,28 @@
         <w:ind/>
         <w:jc w:val="center"/>
         <w:rPr>
-          <w:rFonts w:ascii="Asana Math" w:hAnsi="Asana Math" w:cs="Asana Math"/>
+          <w:rFonts w:ascii="Times New Roman" w:hAnsi="Times New Roman" w:cs="Times New Roman"/>
+          <w:highlight w:val="none"/>
+        </w:rPr>
+      </w:pPr>
+      <w:r>
+        <w:rPr>
+          <w:rFonts w:ascii="Times New Roman" w:hAnsi="Times New Roman" w:eastAsia="Times New Roman" w:cs="Times New Roman"/>
           <w:highlight w:val="none"/>
           <w:lang w:val="es-ES" w:bidi="es-ES"/>
         </w:rPr>
-      </w:pPr>
-      <w:r>
-        <w:rPr>
-          <w:rFonts w:ascii="Asana Math" w:hAnsi="Asana Math" w:cs="Asana Math"/>
+        <w:t xml:space="preserve"> J (Pieza J): Forma de L invertida o con gancho a la izquierda (2x3).</w:t>
+      </w:r>
+      <w:r>
+        <w:rPr>
+          <w:rFonts w:ascii="Times New Roman" w:hAnsi="Times New Roman" w:eastAsia="Times New Roman" w:cs="Times New Roman"/>
           <w:highlight w:val="none"/>
           <w:lang w:val="es-ES" w:bidi="es-ES"/>
         </w:rPr>
-        <w:t xml:space="preserve"> J (Pieza J): Forma de L invertida o con gancho a la izquierda (2x3).</w:t>
-      </w:r>
-      <w:r>
-        <w:rPr>
-          <w:rFonts w:ascii="Asana Math" w:hAnsi="Asana Math" w:cs="Asana Math"/>
-          <w:highlight w:val="none"/>
-          <w:lang w:val="es-ES" w:bidi="es-ES"/>
-        </w:rPr>
-      </w:r>
-      <w:r>
-        <w:rPr>
-          <w:rFonts w:ascii="Asana Math" w:hAnsi="Asana Math" w:cs="Asana Math"/>
+      </w:r>
+      <w:r>
+        <w:rPr>
+          <w:rFonts w:ascii="Times New Roman" w:hAnsi="Times New Roman" w:eastAsia="Times New Roman" w:cs="Times New Roman"/>
           <w:highlight w:val="none"/>
           <w:lang w:val="es-ES" w:bidi="es-ES"/>
         </w:rPr>
@@ -7218,19 +7165,21 @@
         <w:ind/>
         <w:jc w:val="center"/>
         <w:rPr>
-          <w:rFonts w:ascii="Asana Math" w:hAnsi="Asana Math" w:cs="Asana Math"/>
+          <w:rFonts w:ascii="Times New Roman" w:hAnsi="Times New Roman" w:cs="Times New Roman"/>
+          <w:highlight w:val="none"/>
+        </w:rPr>
+      </w:pPr>
+      <w:r>
+        <w:rPr>
+          <w:rFonts w:ascii="Times New Roman" w:hAnsi="Times New Roman" w:eastAsia="Times New Roman" w:cs="Times New Roman"/>
           <w:highlight w:val="none"/>
           <w:lang w:val="es-ES" w:bidi="es-ES"/>
         </w:rPr>
-      </w:pPr>
-      <w:r>
-        <w:rPr>
-          <w:rFonts w:ascii="Asana Math" w:hAnsi="Asana Math" w:cs="Asana Math"/>
-          <w:highlight w:val="none"/>
-          <w:lang w:val="es-ES" w:bidi="es-ES"/>
-        </w:rPr>
-      </w:r>
-      <w:r>
+      </w:r>
+      <w:r>
+        <w:rPr>
+          <w:rFonts w:ascii="Times New Roman" w:hAnsi="Times New Roman" w:eastAsia="Times New Roman" w:cs="Times New Roman"/>
+        </w:rPr>
         <mc:AlternateContent>
           <mc:Choice Requires="wpg">
             <w:drawing>
@@ -7548,14 +7497,14 @@
       </w:r>
       <w:r>
         <w:rPr>
-          <w:rFonts w:ascii="Asana Math" w:hAnsi="Asana Math" w:cs="Asana Math"/>
+          <w:rFonts w:ascii="Times New Roman" w:hAnsi="Times New Roman" w:eastAsia="Times New Roman" w:cs="Times New Roman"/>
           <w:highlight w:val="none"/>
           <w:lang w:val="es-ES" w:bidi="es-ES"/>
         </w:rPr>
       </w:r>
       <w:r>
         <w:rPr>
-          <w:rFonts w:ascii="Asana Math" w:hAnsi="Asana Math" w:cs="Asana Math"/>
+          <w:rFonts w:ascii="Times New Roman" w:hAnsi="Times New Roman" w:eastAsia="Times New Roman" w:cs="Times New Roman"/>
           <w:highlight w:val="none"/>
           <w:lang w:val="es-ES" w:bidi="es-ES"/>
         </w:rPr>
@@ -7568,28 +7517,27 @@
         <w:ind/>
         <w:jc w:val="center"/>
         <w:rPr>
-          <w:rFonts w:ascii="Asana Math" w:hAnsi="Asana Math" w:cs="Asana Math"/>
+          <w:rFonts w:ascii="Times New Roman" w:hAnsi="Times New Roman" w:cs="Times New Roman"/>
+          <w:highlight w:val="none"/>
+        </w:rPr>
+      </w:pPr>
+      <w:r>
+        <w:rPr>
+          <w:rFonts w:ascii="Times New Roman" w:hAnsi="Times New Roman" w:eastAsia="Times New Roman" w:cs="Times New Roman"/>
           <w:highlight w:val="none"/>
           <w:lang w:val="es-ES" w:bidi="es-ES"/>
         </w:rPr>
-      </w:pPr>
-      <w:r>
-        <w:rPr>
-          <w:rFonts w:ascii="Asana Math" w:hAnsi="Asana Math" w:cs="Asana Math"/>
+      </w:r>
+      <w:r>
+        <w:rPr>
+          <w:rFonts w:ascii="Times New Roman" w:hAnsi="Times New Roman" w:eastAsia="Times New Roman" w:cs="Times New Roman"/>
           <w:highlight w:val="none"/>
           <w:lang w:val="es-ES" w:bidi="es-ES"/>
         </w:rPr>
       </w:r>
       <w:r>
         <w:rPr>
-          <w:rFonts w:ascii="Asana Math" w:hAnsi="Asana Math" w:cs="Asana Math"/>
-          <w:highlight w:val="none"/>
-          <w:lang w:val="es-ES" w:bidi="es-ES"/>
-        </w:rPr>
-      </w:r>
-      <w:r>
-        <w:rPr>
-          <w:rFonts w:ascii="Asana Math" w:hAnsi="Asana Math" w:cs="Asana Math"/>
+          <w:rFonts w:ascii="Times New Roman" w:hAnsi="Times New Roman" w:eastAsia="Times New Roman" w:cs="Times New Roman"/>
           <w:highlight w:val="none"/>
           <w:lang w:val="es-ES" w:bidi="es-ES"/>
         </w:rPr>
@@ -7602,28 +7550,27 @@
         <w:ind/>
         <w:jc w:val="center"/>
         <w:rPr>
-          <w:rFonts w:ascii="Asana Math" w:hAnsi="Asana Math" w:cs="Asana Math"/>
+          <w:rFonts w:ascii="Times New Roman" w:hAnsi="Times New Roman" w:cs="Times New Roman"/>
+          <w:highlight w:val="none"/>
+        </w:rPr>
+      </w:pPr>
+      <w:r>
+        <w:rPr>
+          <w:rFonts w:ascii="Times New Roman" w:hAnsi="Times New Roman" w:eastAsia="Times New Roman" w:cs="Times New Roman"/>
           <w:highlight w:val="none"/>
           <w:lang w:val="es-ES" w:bidi="es-ES"/>
         </w:rPr>
-      </w:pPr>
-      <w:r>
-        <w:rPr>
-          <w:rFonts w:ascii="Asana Math" w:hAnsi="Asana Math" w:cs="Asana Math"/>
+      </w:r>
+      <w:r>
+        <w:rPr>
+          <w:rFonts w:ascii="Times New Roman" w:hAnsi="Times New Roman" w:eastAsia="Times New Roman" w:cs="Times New Roman"/>
           <w:highlight w:val="none"/>
           <w:lang w:val="es-ES" w:bidi="es-ES"/>
         </w:rPr>
       </w:r>
       <w:r>
         <w:rPr>
-          <w:rFonts w:ascii="Asana Math" w:hAnsi="Asana Math" w:cs="Asana Math"/>
-          <w:highlight w:val="none"/>
-          <w:lang w:val="es-ES" w:bidi="es-ES"/>
-        </w:rPr>
-      </w:r>
-      <w:r>
-        <w:rPr>
-          <w:rFonts w:ascii="Asana Math" w:hAnsi="Asana Math" w:cs="Asana Math"/>
+          <w:rFonts w:ascii="Times New Roman" w:hAnsi="Times New Roman" w:eastAsia="Times New Roman" w:cs="Times New Roman"/>
           <w:highlight w:val="none"/>
           <w:lang w:val="es-ES" w:bidi="es-ES"/>
         </w:rPr>
@@ -7636,28 +7583,27 @@
         <w:ind/>
         <w:jc w:val="left"/>
         <w:rPr>
-          <w:rFonts w:ascii="Asana Math" w:hAnsi="Asana Math" w:cs="Asana Math"/>
+          <w:rFonts w:ascii="Times New Roman" w:hAnsi="Times New Roman" w:cs="Times New Roman"/>
+          <w:highlight w:val="none"/>
+        </w:rPr>
+      </w:pPr>
+      <w:r>
+        <w:rPr>
+          <w:rFonts w:ascii="Times New Roman" w:hAnsi="Times New Roman" w:eastAsia="Times New Roman" w:cs="Times New Roman"/>
           <w:highlight w:val="none"/>
           <w:lang w:val="es-ES" w:bidi="es-ES"/>
         </w:rPr>
-      </w:pPr>
-      <w:r>
-        <w:rPr>
-          <w:rFonts w:ascii="Asana Math" w:hAnsi="Asana Math" w:cs="Asana Math"/>
+      </w:r>
+      <w:r>
+        <w:rPr>
+          <w:rFonts w:ascii="Times New Roman" w:hAnsi="Times New Roman" w:eastAsia="Times New Roman" w:cs="Times New Roman"/>
           <w:highlight w:val="none"/>
           <w:lang w:val="es-ES" w:bidi="es-ES"/>
         </w:rPr>
       </w:r>
       <w:r>
         <w:rPr>
-          <w:rFonts w:ascii="Asana Math" w:hAnsi="Asana Math" w:cs="Asana Math"/>
-          <w:highlight w:val="none"/>
-          <w:lang w:val="es-ES" w:bidi="es-ES"/>
-        </w:rPr>
-      </w:r>
-      <w:r>
-        <w:rPr>
-          <w:rFonts w:ascii="Asana Math" w:hAnsi="Asana Math" w:cs="Asana Math"/>
+          <w:rFonts w:ascii="Times New Roman" w:hAnsi="Times New Roman" w:eastAsia="Times New Roman" w:cs="Times New Roman"/>
           <w:highlight w:val="none"/>
           <w:lang w:val="es-ES" w:bidi="es-ES"/>
         </w:rPr>
@@ -7669,17 +7615,23 @@
         <w:spacing/>
         <w:ind/>
         <w:jc w:val="center"/>
-        <w:rPr/>
-      </w:pPr>
-      <w:r>
-        <w:rPr>
-          <w:rFonts w:ascii="Asana Math" w:hAnsi="Asana Math" w:cs="Asana Math"/>
+        <w:rPr>
+          <w:rFonts w:ascii="Times New Roman" w:hAnsi="Times New Roman" w:cs="Times New Roman"/>
+        </w:rPr>
+      </w:pPr>
+      <w:r>
+        <w:rPr>
+          <w:rFonts w:ascii="Times New Roman" w:hAnsi="Times New Roman" w:eastAsia="Times New Roman" w:cs="Times New Roman"/>
           <w:highlight w:val="none"/>
           <w:lang w:val="es-ES" w:bidi="es-ES"/>
         </w:rPr>
         <w:t xml:space="preserve">−</w:t>
       </w:r>
-      <w:r/>
+      <w:r>
+        <w:rPr>
+          <w:rFonts w:ascii="Times New Roman" w:hAnsi="Times New Roman" w:eastAsia="Times New Roman" w:cs="Times New Roman"/>
+        </w:rPr>
+      </w:r>
     </w:p>
     <w:p>
       <w:pPr>
@@ -7688,28 +7640,27 @@
         <w:ind/>
         <w:jc w:val="center"/>
         <w:rPr>
-          <w:rFonts w:ascii="Asana Math" w:hAnsi="Asana Math" w:cs="Asana Math"/>
+          <w:rFonts w:ascii="Times New Roman" w:hAnsi="Times New Roman" w:cs="Times New Roman"/>
+          <w:highlight w:val="none"/>
+        </w:rPr>
+      </w:pPr>
+      <w:r>
+        <w:rPr>
+          <w:rFonts w:ascii="Times New Roman" w:hAnsi="Times New Roman" w:eastAsia="Times New Roman" w:cs="Times New Roman"/>
+          <w:highlight w:val="none"/>
+          <w:lang w:val="es-ES" w:bidi="es-ES"/>
+        </w:rPr>
+      </w:r>
+      <w:r>
+        <w:rPr>
+          <w:rFonts w:ascii="Times New Roman" w:hAnsi="Times New Roman" w:eastAsia="Times New Roman" w:cs="Times New Roman"/>
           <w:highlight w:val="none"/>
           <w:lang w:val="es-ES"/>
         </w:rPr>
-      </w:pPr>
-      <w:r>
-        <w:rPr>
-          <w:rFonts w:ascii="Asana Math" w:hAnsi="Asana Math" w:cs="Asana Math"/>
-          <w:highlight w:val="none"/>
-          <w:lang w:val="es-ES" w:bidi="es-ES"/>
-        </w:rPr>
-      </w:r>
-      <w:r>
-        <w:rPr>
-          <w:rFonts w:ascii="Asana Math" w:hAnsi="Asana Math" w:cs="Asana Math"/>
-          <w:highlight w:val="none"/>
-          <w:lang w:val="es-ES"/>
-        </w:rPr>
-      </w:r>
-      <w:r>
-        <w:rPr>
-          <w:rFonts w:ascii="Asana Math" w:hAnsi="Asana Math" w:cs="Asana Math"/>
+      </w:r>
+      <w:r>
+        <w:rPr>
+          <w:rFonts w:ascii="Times New Roman" w:hAnsi="Times New Roman" w:eastAsia="Times New Roman" w:cs="Times New Roman"/>
           <w:highlight w:val="none"/>
           <w:lang w:val="es-ES"/>
         </w:rPr>
@@ -7722,37 +7673,36 @@
         <w:ind/>
         <w:jc w:val="center"/>
         <w:rPr>
-          <w:rFonts w:ascii="Asana Math" w:hAnsi="Asana Math" w:cs="Asana Math"/>
+          <w:rFonts w:ascii="Times New Roman" w:hAnsi="Times New Roman" w:cs="Times New Roman"/>
+          <w:highlight w:val="none"/>
+        </w:rPr>
+      </w:pPr>
+      <w:r>
+        <w:rPr>
+          <w:rFonts w:ascii="Times New Roman" w:hAnsi="Times New Roman" w:eastAsia="Times New Roman" w:cs="Times New Roman"/>
           <w:highlight w:val="none"/>
           <w:lang w:val="es-ES" w:bidi="es-ES"/>
         </w:rPr>
-      </w:pPr>
-      <w:r>
-        <w:rPr>
-          <w:rFonts w:ascii="Asana Math" w:hAnsi="Asana Math" w:cs="Asana Math"/>
+        <w:t xml:space="preserve"> L (Pieza L): Forma d</w:t>
+      </w:r>
+      <w:r>
+        <w:rPr>
+          <w:rFonts w:ascii="Times New Roman" w:hAnsi="Times New Roman" w:eastAsia="Times New Roman" w:cs="Times New Roman"/>
           <w:highlight w:val="none"/>
           <w:lang w:val="es-ES" w:bidi="es-ES"/>
         </w:rPr>
-        <w:t xml:space="preserve"> L (Pieza L): Forma d</w:t>
-      </w:r>
-      <w:r>
-        <w:rPr>
-          <w:rFonts w:ascii="Asana Math" w:hAnsi="Asana Math" w:cs="Asana Math"/>
+        <w:t xml:space="preserve">e L estándar o con gancho a la derecha(2x3).</w:t>
+      </w:r>
+      <w:r>
+        <w:rPr>
+          <w:rFonts w:ascii="Times New Roman" w:hAnsi="Times New Roman" w:eastAsia="Times New Roman" w:cs="Times New Roman"/>
           <w:highlight w:val="none"/>
           <w:lang w:val="es-ES" w:bidi="es-ES"/>
         </w:rPr>
-        <w:t xml:space="preserve">e L estándar o con gancho a la derecha(2x3).</w:t>
-      </w:r>
-      <w:r>
-        <w:rPr>
-          <w:rFonts w:ascii="Asana Math" w:hAnsi="Asana Math" w:cs="Asana Math"/>
-          <w:highlight w:val="none"/>
-          <w:lang w:val="es-ES" w:bidi="es-ES"/>
-        </w:rPr>
-      </w:r>
-      <w:r>
-        <w:rPr>
-          <w:rFonts w:ascii="Asana Math" w:hAnsi="Asana Math" w:cs="Asana Math"/>
+      </w:r>
+      <w:r>
+        <w:rPr>
+          <w:rFonts w:ascii="Times New Roman" w:hAnsi="Times New Roman" w:eastAsia="Times New Roman" w:cs="Times New Roman"/>
           <w:highlight w:val="none"/>
           <w:lang w:val="es-ES" w:bidi="es-ES"/>
         </w:rPr>
@@ -7765,15 +7715,18 @@
         <w:ind/>
         <w:jc w:val="center"/>
         <w:rPr>
-          <w:rFonts w:ascii="Asana Math" w:hAnsi="Asana Math" w:cs="Asana Math"/>
-        </w:rPr>
-      </w:pPr>
-      <w:r>
-        <w:rPr>
-          <w:rFonts w:ascii="Asana Math" w:hAnsi="Asana Math" w:cs="Asana Math"/>
-        </w:rPr>
-      </w:r>
-      <w:r>
+          <w:rFonts w:ascii="Times New Roman" w:hAnsi="Times New Roman" w:cs="Times New Roman"/>
+        </w:rPr>
+      </w:pPr>
+      <w:r>
+        <w:rPr>
+          <w:rFonts w:ascii="Times New Roman" w:hAnsi="Times New Roman" w:eastAsia="Times New Roman" w:cs="Times New Roman"/>
+        </w:rPr>
+      </w:r>
+      <w:r>
+        <w:rPr>
+          <w:rFonts w:ascii="Times New Roman" w:hAnsi="Times New Roman" w:eastAsia="Times New Roman" w:cs="Times New Roman"/>
+        </w:rPr>
         <mc:AlternateContent>
           <mc:Choice Requires="wpg">
             <w:drawing>
@@ -8075,12 +8028,12 @@
       </w:r>
       <w:r>
         <w:rPr>
-          <w:rFonts w:ascii="Asana Math" w:hAnsi="Asana Math" w:cs="Asana Math"/>
-        </w:rPr>
-      </w:r>
-      <w:r>
-        <w:rPr>
-          <w:rFonts w:ascii="Asana Math" w:hAnsi="Asana Math" w:cs="Asana Math"/>
+          <w:rFonts w:ascii="Times New Roman" w:hAnsi="Times New Roman" w:eastAsia="Times New Roman" w:cs="Times New Roman"/>
+        </w:rPr>
+      </w:r>
+      <w:r>
+        <w:rPr>
+          <w:rFonts w:ascii="Times New Roman" w:hAnsi="Times New Roman" w:eastAsia="Times New Roman" w:cs="Times New Roman"/>
         </w:rPr>
       </w:r>
     </w:p>
@@ -8091,22 +8044,22 @@
         <w:ind/>
         <w:jc w:val="center"/>
         <w:rPr>
-          <w:rFonts w:ascii="Asana Math" w:hAnsi="Asana Math" w:cs="Asana Math"/>
-        </w:rPr>
-      </w:pPr>
-      <w:r>
-        <w:rPr>
-          <w:rFonts w:ascii="Asana Math" w:hAnsi="Asana Math" w:cs="Asana Math"/>
-        </w:rPr>
-      </w:r>
-      <w:r>
-        <w:rPr>
-          <w:rFonts w:ascii="Asana Math" w:hAnsi="Asana Math" w:cs="Asana Math"/>
-        </w:rPr>
-      </w:r>
-      <w:r>
-        <w:rPr>
-          <w:rFonts w:ascii="Asana Math" w:hAnsi="Asana Math" w:cs="Asana Math"/>
+          <w:rFonts w:ascii="Times New Roman" w:hAnsi="Times New Roman" w:cs="Times New Roman"/>
+        </w:rPr>
+      </w:pPr>
+      <w:r>
+        <w:rPr>
+          <w:rFonts w:ascii="Times New Roman" w:hAnsi="Times New Roman" w:eastAsia="Times New Roman" w:cs="Times New Roman"/>
+        </w:rPr>
+      </w:r>
+      <w:r>
+        <w:rPr>
+          <w:rFonts w:ascii="Times New Roman" w:hAnsi="Times New Roman" w:eastAsia="Times New Roman" w:cs="Times New Roman"/>
+        </w:rPr>
+      </w:r>
+      <w:r>
+        <w:rPr>
+          <w:rFonts w:ascii="Times New Roman" w:hAnsi="Times New Roman" w:eastAsia="Times New Roman" w:cs="Times New Roman"/>
         </w:rPr>
       </w:r>
     </w:p>
@@ -8117,24 +8070,24 @@
         <w:ind/>
         <w:jc w:val="center"/>
         <w:rPr>
-          <w:rFonts w:ascii="Asana Math" w:hAnsi="Asana Math" w:cs="Asana Math"/>
-        </w:rPr>
-      </w:pPr>
-      <w:r>
-        <w:rPr>
-          <w:rFonts w:ascii="Asana Math" w:hAnsi="Asana Math" w:cs="Asana Math"/>
+          <w:rFonts w:ascii="Times New Roman" w:hAnsi="Times New Roman" w:cs="Times New Roman"/>
+        </w:rPr>
+      </w:pPr>
+      <w:r>
+        <w:rPr>
+          <w:rFonts w:ascii="Times New Roman" w:hAnsi="Times New Roman" w:eastAsia="Times New Roman" w:cs="Times New Roman"/>
           <w:highlight w:val="none"/>
           <w:lang w:val="es-ES"/>
         </w:rPr>
       </w:r>
       <w:r>
         <w:rPr>
-          <w:rFonts w:ascii="Asana Math" w:hAnsi="Asana Math" w:cs="Asana Math"/>
-        </w:rPr>
-      </w:r>
-      <w:r>
-        <w:rPr>
-          <w:rFonts w:ascii="Asana Math" w:hAnsi="Asana Math" w:cs="Asana Math"/>
+          <w:rFonts w:ascii="Times New Roman" w:hAnsi="Times New Roman" w:eastAsia="Times New Roman" w:cs="Times New Roman"/>
+        </w:rPr>
+      </w:r>
+      <w:r>
+        <w:rPr>
+          <w:rFonts w:ascii="Times New Roman" w:hAnsi="Times New Roman" w:eastAsia="Times New Roman" w:cs="Times New Roman"/>
         </w:rPr>
       </w:r>
     </w:p>
@@ -8179,31 +8132,27 @@
         <w:ind/>
         <w:jc w:val="center"/>
         <w:rPr>
-          <w:rFonts w:ascii="Asana Math" w:hAnsi="Asana Math" w:cs="Asana Math"/>
-          <w:highlight w:val="none"/>
-          <w:lang w:val="es-ES"/>
-        </w:rPr>
-      </w:pPr>
-      <w:r>
-        <w:rPr>
-          <w:rFonts w:ascii="Asana Math" w:hAnsi="Asana Math" w:cs="Asana Math"/>
-          <w:highlight w:val="none"/>
-          <w:lang w:val="es-ES"/>
-        </w:rPr>
-        <w:t xml:space="preserve">Ahora </w:t>
-      </w:r>
-      <w:r>
-        <w:rPr>
-          <w:rFonts w:ascii="Asana Math" w:hAnsi="Asana Math" w:cs="Asana Math"/>
-          <w:highlight w:val="none"/>
-          <w:lang w:val="es-ES"/>
-        </w:rPr>
-      </w:r>
-      <w:r>
-        <w:rPr>
-          <w:rFonts w:ascii="Asana Math" w:hAnsi="Asana Math" w:cs="Asana Math"/>
-          <w:highlight w:val="none"/>
-          <w:lang w:val="es-ES"/>
+          <w:rFonts w:ascii="Times New Roman" w:hAnsi="Times New Roman" w:cs="Times New Roman"/>
+        </w:rPr>
+      </w:pPr>
+      <w:r>
+        <w:rPr>
+          <w:rFonts w:ascii="Times New Roman" w:hAnsi="Times New Roman" w:eastAsia="Times New Roman" w:cs="Times New Roman"/>
+          <w:highlight w:val="none"/>
+          <w:lang w:val="es-ES" w:bidi="es-ES"/>
+        </w:rPr>
+        <w:t xml:space="preserve">En los ejemplos anteriores vemos su representación binaria y, aparte, las rotaciones que ciertos tetrominós tienen. Ahora sigamos con la siguiente cuestión:</w:t>
+      </w:r>
+      <w:r>
+        <w:rPr>
+          <w:rFonts w:ascii="Times New Roman" w:hAnsi="Times New Roman" w:eastAsia="Times New Roman" w:cs="Times New Roman"/>
+        </w:rPr>
+      </w:r>
+      <w:r>
+        <w:rPr>
+          <w:rFonts w:ascii="Times New Roman" w:hAnsi="Times New Roman" w:eastAsia="Times New Roman" w:cs="Times New Roman"/>
+          <w:highlight w:val="none"/>
+          <w:lang w:val="es-ES" w:bidi="es-ES"/>
         </w:rPr>
       </w:r>
     </w:p>
@@ -8214,46 +8163,27 @@
         <w:ind/>
         <w:jc w:val="center"/>
         <w:rPr>
-          <w:rFonts w:ascii="Asana Math" w:hAnsi="Asana Math" w:cs="Asana Math"/>
-          <w:highlight w:val="none"/>
-          <w:lang w:val="es-ES"/>
-        </w:rPr>
-      </w:pPr>
-      <w:r>
-        <w:rPr>
-          <w:rFonts w:ascii="Asana Math" w:hAnsi="Asana Math" w:cs="Asana Math"/>
-          <w:highlight w:val="none"/>
-          <w:lang w:val="es-ES"/>
-        </w:rPr>
-      </w:r>
-      <w:r>
-        <w:rPr>
-          <w:rFonts w:ascii="Asana Math" w:hAnsi="Asana Math" w:cs="Asana Math"/>
-          <w:highlight w:val="none"/>
-          <w:lang w:val="es-ES"/>
-        </w:rPr>
-        <w:t xml:space="preserve">En los ejemplos anteriores vemos su representaci</w:t>
-      </w:r>
-      <w:r>
-        <w:rPr>
-          <w:rFonts w:ascii="Asana Math" w:hAnsi="Asana Math" w:cs="Asana Math"/>
-          <w:highlight w:val="none"/>
-          <w:lang w:val="es-ES"/>
-        </w:rPr>
-        <w:t xml:space="preserve">ón binaria y aparte las rotaciones que ciertos tetriminos hacen, ahora seguimos con la siguiente cuestion.</w:t>
-      </w:r>
-      <w:r>
-        <w:rPr>
-          <w:rFonts w:ascii="Asana Math" w:hAnsi="Asana Math" w:cs="Asana Math"/>
-          <w:highlight w:val="none"/>
-          <w:lang w:val="es-ES"/>
-        </w:rPr>
-      </w:r>
-      <w:r>
-        <w:rPr>
-          <w:rFonts w:ascii="Asana Math" w:hAnsi="Asana Math" w:cs="Asana Math"/>
-          <w:highlight w:val="none"/>
-          <w:lang w:val="es-ES"/>
+          <w:rFonts w:ascii="Times New Roman" w:hAnsi="Times New Roman" w:cs="Times New Roman"/>
+        </w:rPr>
+      </w:pPr>
+      <w:r>
+        <w:rPr>
+          <w:rFonts w:ascii="Times New Roman" w:hAnsi="Times New Roman" w:eastAsia="Times New Roman" w:cs="Times New Roman"/>
+          <w:highlight w:val="none"/>
+          <w:lang w:val="es-ES" w:bidi="es-ES"/>
+        </w:rPr>
+        <w:t xml:space="preserve">Ya tenemos nuestro tablero, pero ¿cómo añado mis piezas a mi tablero?</w:t>
+      </w:r>
+      <w:r>
+        <w:rPr>
+          <w:rFonts w:ascii="Times New Roman" w:hAnsi="Times New Roman" w:eastAsia="Times New Roman" w:cs="Times New Roman"/>
+        </w:rPr>
+      </w:r>
+      <w:r>
+        <w:rPr>
+          <w:rFonts w:ascii="Times New Roman" w:hAnsi="Times New Roman" w:eastAsia="Times New Roman" w:cs="Times New Roman"/>
+          <w:highlight w:val="none"/>
+          <w:lang w:val="es-ES" w:bidi="es-ES"/>
         </w:rPr>
       </w:r>
     </w:p>
@@ -8264,111 +8194,67 @@
         <w:ind/>
         <w:jc w:val="center"/>
         <w:rPr>
-          <w:rFonts w:ascii="Asana Math" w:hAnsi="Asana Math" w:cs="Asana Math"/>
+          <w:rFonts w:ascii="Times New Roman" w:hAnsi="Times New Roman" w:eastAsia="Times New Roman" w:cs="Times New Roman"/>
           <w:highlight w:val="none"/>
           <w:lang w:val="es-ES" w:bidi="es-ES"/>
         </w:rPr>
       </w:pPr>
       <w:r>
         <w:rPr>
-          <w:rFonts w:ascii="Asana Math" w:hAnsi="Asana Math" w:cs="Asana Math"/>
+          <w:rFonts w:ascii="Times New Roman" w:hAnsi="Times New Roman" w:eastAsia="Times New Roman" w:cs="Times New Roman"/>
           <w:highlight w:val="none"/>
           <w:lang w:val="es-ES" w:bidi="es-ES"/>
         </w:rPr>
-        <w:t xml:space="preserve">Ya tenemos nuestro tablero pero,</w:t>
-      </w:r>
-      <w:r>
-        <w:rPr>
-          <w:rFonts w:ascii="Asana Math" w:hAnsi="Asana Math" w:cs="Asana Math"/>
+        <w:t xml:space="preserve">Es aquí donde utilizamos otra mecánica del programa: el bit masking. Pero antes de utilizar el bit masking, la verdadera pregunta es: ¿cómo me indexo para que el bit masking sea ejecutado correctamente? Y es aquí donde nos enfrentamos a otro gran problema.</w:t>
+      </w:r>
+      <w:r>
+        <w:rPr>
+          <w:rFonts w:ascii="Times New Roman" w:hAnsi="Times New Roman" w:eastAsia="Times New Roman" w:cs="Times New Roman"/>
           <w:highlight w:val="none"/>
           <w:lang w:val="es-ES" w:bidi="es-ES"/>
         </w:rPr>
-        <w:t xml:space="preserve"> ¿ c</w:t>
-      </w:r>
-      <w:r>
-        <w:rPr>
-          <w:rFonts w:ascii="Asana Math" w:hAnsi="Asana Math" w:cs="Asana Math"/>
-          <w:highlight w:val="none"/>
-          <w:lang w:val="es-ES" w:bidi="es-ES"/>
-        </w:rPr>
-        <w:t xml:space="preserve">ómo añado mis piezas a mi tablero ? </w:t>
-      </w:r>
-      <w:r>
-        <w:rPr>
-          <w:rFonts w:ascii="Asana Math" w:hAnsi="Asana Math" w:cs="Asana Math"/>
-          <w:highlight w:val="none"/>
-          <w:lang w:val="es-ES" w:bidi="es-ES"/>
-        </w:rPr>
-      </w:r>
-      <w:r>
-        <w:rPr>
-          <w:rFonts w:ascii="Asana Math" w:hAnsi="Asana Math" w:cs="Asana Math"/>
-          <w:highlight w:val="none"/>
-          <w:lang w:val="es-ES" w:bidi="es-ES"/>
-        </w:rPr>
-      </w:r>
-    </w:p>
-    <w:p>
-      <w:pPr>
-        <w:pBdr/>
-        <w:spacing/>
-        <w:ind/>
-        <w:jc w:val="center"/>
-        <w:rPr>
-          <w:rFonts w:ascii="Asana Math" w:hAnsi="Asana Math" w:cs="Asana Math"/>
+      </w:r>
+      <w:r>
+        <w:rPr>
+          <w:rFonts w:ascii="Times New Roman" w:hAnsi="Times New Roman" w:cs="Times New Roman"/>
           <w:b w:val="0"/>
           <w:bCs w:val="0"/>
           <w:color w:val="000000" w:themeColor="text1"/>
           <w:highlight w:val="none"/>
-          <w:lang w:val="es-ES" w:bidi="es-ES"/>
-        </w:rPr>
-      </w:pPr>
-      <w:r>
-        <w:rPr>
-          <w:rFonts w:ascii="Asana Math" w:hAnsi="Asana Math" w:cs="Asana Math"/>
-          <w:highlight w:val="none"/>
-          <w:lang w:val="es-ES" w:bidi="es-ES"/>
-        </w:rPr>
-        <w:t xml:space="preserve">Es aqui en donde utilizamos otra mecanica del programa el </w:t>
-      </w:r>
-      <w:r>
-        <w:rPr>
-          <w:rFonts w:ascii="Asana Math" w:hAnsi="Asana Math" w:cs="Asana Math"/>
-          <w:b/>
-          <w:bCs/>
-          <w:color w:val="000000" w:themeColor="text1"/>
-          <w:highlight w:val="none"/>
-          <w:lang w:val="es-ES" w:bidi="es-ES"/>
-        </w:rPr>
-        <w:t xml:space="preserve">bits masking, </w:t>
-      </w:r>
-      <w:r>
-        <w:rPr>
-          <w:rFonts w:ascii="Asana Math" w:hAnsi="Asana Math" w:cs="Asana Math"/>
+        </w:rPr>
+      </w:r>
+    </w:p>
+    <w:p>
+      <w:pPr>
+        <w:pBdr/>
+        <w:spacing/>
+        <w:ind/>
+        <w:jc w:val="center"/>
+        <w:rPr>
+          <w:rFonts w:ascii="Times New Roman" w:hAnsi="Times New Roman" w:cs="Times New Roman"/>
           <w:b w:val="0"/>
           <w:bCs w:val="0"/>
           <w:color w:val="000000" w:themeColor="text1"/>
           <w:highlight w:val="none"/>
+        </w:rPr>
+      </w:pPr>
+      <w:r>
+        <w:rPr>
+          <w:rFonts w:ascii="Times New Roman" w:hAnsi="Times New Roman" w:eastAsia="Times New Roman" w:cs="Times New Roman"/>
+          <w:highlight w:val="none"/>
           <w:lang w:val="es-ES" w:bidi="es-ES"/>
         </w:rPr>
-        <w:t xml:space="preserve">pero antes de utilizar el bit masking la verdadera pregunta es, como me indexo para que el bit masking sea ejecutado correctamente y es aqui en donde nos enfrentamos a otro gran problema</w:t>
-      </w:r>
-      <w:r>
-        <w:rPr>
-          <w:rFonts w:ascii="Asana Math" w:hAnsi="Asana Math" w:cs="Asana Math"/>
-          <w:b w:val="0"/>
-          <w:bCs w:val="0"/>
-          <w:color w:val="000000" w:themeColor="text1"/>
+      </w:r>
+      <w:r>
+        <w:rPr>
+          <w:rFonts w:ascii="Times New Roman" w:hAnsi="Times New Roman" w:eastAsia="Times New Roman" w:cs="Times New Roman"/>
           <w:highlight w:val="none"/>
           <w:lang w:val="es-ES" w:bidi="es-ES"/>
         </w:rPr>
       </w:r>
       <w:r>
         <w:rPr>
-          <w:rFonts w:ascii="Asana Math" w:hAnsi="Asana Math" w:cs="Asana Math"/>
-          <w:b w:val="0"/>
-          <w:bCs w:val="0"/>
-          <w:color w:val="000000" w:themeColor="text1"/>
+          <w:rFonts w:ascii="Times New Roman" w:hAnsi="Times New Roman" w:eastAsia="Times New Roman" w:cs="Times New Roman"/>
           <w:highlight w:val="none"/>
           <w:lang w:val="es-ES" w:bidi="es-ES"/>
         </w:rPr>
@@ -8381,21 +8267,23 @@
         <w:ind/>
         <w:jc w:val="center"/>
         <w:rPr>
-          <w:rFonts w:ascii="Asana Math" w:hAnsi="Asana Math" w:cs="Asana Math"/>
-          <w:b w:val="0"/>
-          <w:bCs w:val="0"/>
+          <w:rFonts w:ascii="Times New Roman" w:hAnsi="Times New Roman" w:cs="Times New Roman"/>
+          <w:b/>
+          <w:bCs/>
+          <w:i/>
           <w:color w:val="000000" w:themeColor="text1"/>
           <w:sz w:val="24"/>
           <w:szCs w:val="24"/>
           <w:highlight w:val="none"/>
-          <w:lang w:val="es-ES" w:bidi="es-ES"/>
-        </w:rPr>
-      </w:pPr>
-      <w:r>
-        <w:rPr>
-          <w:rFonts w:ascii="Asana Math" w:hAnsi="Asana Math" w:cs="Asana Math"/>
-          <w:b w:val="0"/>
-          <w:bCs w:val="0"/>
+        </w:rPr>
+      </w:pPr>
+      <w:r>
+        <w:rPr>
+          <w:rFonts w:ascii="Times New Roman" w:hAnsi="Times New Roman" w:eastAsia="Times New Roman" w:cs="Times New Roman"/>
+          <w:b/>
+          <w:bCs/>
+          <w:i/>
+          <w:iCs/>
           <w:color w:val="000000" w:themeColor="text1"/>
           <w:sz w:val="24"/>
           <w:szCs w:val="24"/>
@@ -8406,9 +8294,11 @@
       </w:r>
       <w:r>
         <w:rPr>
-          <w:rFonts w:ascii="Asana Math" w:hAnsi="Asana Math" w:cs="Asana Math"/>
-          <w:b w:val="0"/>
-          <w:bCs w:val="0"/>
+          <w:rFonts w:ascii="Times New Roman" w:hAnsi="Times New Roman" w:eastAsia="Times New Roman" w:cs="Times New Roman"/>
+          <w:b/>
+          <w:bCs/>
+          <w:i/>
+          <w:iCs/>
           <w:color w:val="000000" w:themeColor="text1"/>
           <w:sz w:val="24"/>
           <w:szCs w:val="24"/>
@@ -8418,9 +8308,11 @@
       </w:r>
       <w:r>
         <w:rPr>
-          <w:rFonts w:ascii="Asana Math" w:hAnsi="Asana Math" w:cs="Asana Math"/>
-          <w:b w:val="0"/>
-          <w:bCs w:val="0"/>
+          <w:rFonts w:ascii="Times New Roman" w:hAnsi="Times New Roman" w:eastAsia="Times New Roman" w:cs="Times New Roman"/>
+          <w:b/>
+          <w:bCs/>
+          <w:i/>
+          <w:iCs/>
           <w:color w:val="000000" w:themeColor="text1"/>
           <w:sz w:val="24"/>
           <w:szCs w:val="24"/>
@@ -8436,7 +8328,12 @@
         <w:ind/>
         <w:jc w:val="center"/>
         <w:rPr>
-          <w:rFonts w:ascii="Asana Math" w:hAnsi="Asana Math" w:cs="Asana Math"/>
+          <w:rFonts w:ascii="Times New Roman" w:hAnsi="Times New Roman" w:cs="Times New Roman"/>
+        </w:rPr>
+      </w:pPr>
+      <w:r>
+        <w:rPr>
+          <w:rFonts w:ascii="Times New Roman" w:hAnsi="Times New Roman" w:eastAsia="Times New Roman" w:cs="Times New Roman"/>
           <w:b w:val="0"/>
           <w:bCs w:val="0"/>
           <w:color w:val="000000" w:themeColor="text1"/>
@@ -8445,10 +8342,16 @@
           <w:highlight w:val="none"/>
           <w:lang w:val="es-ES" w:bidi="es-ES"/>
         </w:rPr>
-      </w:pPr>
-      <w:r>
-        <w:rPr>
-          <w:rFonts w:ascii="Asana Math" w:hAnsi="Asana Math" w:cs="Asana Math"/>
+        <w:t xml:space="preserve">Como opción principal, toda pieza ingresará en la mitad de nuestro tablero y de ahí podemos hacer la indexación.</w:t>
+      </w:r>
+      <w:r>
+        <w:rPr>
+          <w:rFonts w:ascii="Times New Roman" w:hAnsi="Times New Roman" w:eastAsia="Times New Roman" w:cs="Times New Roman"/>
+        </w:rPr>
+      </w:r>
+      <w:r>
+        <w:rPr>
+          <w:rFonts w:ascii="Times New Roman" w:hAnsi="Times New Roman" w:eastAsia="Times New Roman" w:cs="Times New Roman"/>
           <w:b w:val="0"/>
           <w:bCs w:val="0"/>
           <w:color w:val="000000" w:themeColor="text1"/>
@@ -8457,23 +8360,27 @@
           <w:highlight w:val="none"/>
           <w:lang w:val="es-ES" w:bidi="es-ES"/>
         </w:rPr>
-        <w:t xml:space="preserve">Como mi opcion principal, toda pieza ingresara en la mitad de nuestro tablero y de alli podemos hacer la indexacion.</w:t>
-      </w:r>
-      <w:r>
-        <w:rPr>
-          <w:rFonts w:ascii="Asana Math" w:hAnsi="Asana Math" w:cs="Asana Math"/>
+      </w:r>
+    </w:p>
+    <w:p>
+      <w:pPr>
+        <w:pBdr/>
+        <w:spacing/>
+        <w:ind/>
+        <w:jc w:val="center"/>
+        <w:rPr>
+          <w:rFonts w:ascii="Times New Roman" w:hAnsi="Times New Roman" w:cs="Times New Roman"/>
           <w:b w:val="0"/>
           <w:bCs w:val="0"/>
           <w:color w:val="000000" w:themeColor="text1"/>
           <w:sz w:val="22"/>
           <w:szCs w:val="22"/>
           <w:highlight w:val="none"/>
-          <w:lang w:val="es-ES" w:bidi="es-ES"/>
-        </w:rPr>
-      </w:r>
-      <w:r>
-        <w:rPr>
-          <w:rFonts w:ascii="Asana Math" w:hAnsi="Asana Math" w:cs="Asana Math"/>
+        </w:rPr>
+      </w:pPr>
+      <w:r>
+        <w:rPr>
+          <w:rFonts w:ascii="Times New Roman" w:hAnsi="Times New Roman" w:eastAsia="Times New Roman" w:cs="Times New Roman"/>
           <w:b w:val="0"/>
           <w:bCs w:val="0"/>
           <w:color w:val="000000" w:themeColor="text1"/>
@@ -8482,16 +8389,11 @@
           <w:highlight w:val="none"/>
           <w:lang w:val="es-ES" w:bidi="es-ES"/>
         </w:rPr>
-      </w:r>
-    </w:p>
-    <w:p>
-      <w:pPr>
-        <w:pBdr/>
-        <w:spacing/>
-        <w:ind/>
-        <w:jc w:val="center"/>
-        <w:rPr>
-          <w:rFonts w:ascii="Asana Math" w:hAnsi="Asana Math" w:cs="Asana Math"/>
+        <w:t xml:space="preserve">Sabiendo que nuestro tablero tiene tamaño:</w:t>
+      </w:r>
+      <w:r>
+        <w:rPr>
+          <w:rFonts w:ascii="Times New Roman" w:hAnsi="Times New Roman" w:eastAsia="Times New Roman" w:cs="Times New Roman"/>
           <w:b w:val="0"/>
           <w:bCs w:val="0"/>
           <w:color w:val="000000" w:themeColor="text1"/>
@@ -8500,35 +8402,10 @@
           <w:highlight w:val="none"/>
           <w:lang w:val="es-ES" w:bidi="es-ES"/>
         </w:rPr>
-      </w:pPr>
-      <w:r>
-        <w:rPr>
-          <w:rFonts w:ascii="Asana Math" w:hAnsi="Asana Math" w:cs="Asana Math"/>
-          <w:b w:val="0"/>
-          <w:bCs w:val="0"/>
-          <w:color w:val="000000" w:themeColor="text1"/>
-          <w:sz w:val="22"/>
-          <w:szCs w:val="22"/>
-          <w:highlight w:val="none"/>
-          <w:lang w:val="es-ES" w:bidi="es-ES"/>
-        </w:rPr>
-        <w:t xml:space="preserve">Sabiendo que nuestro tablero tiene tamaño</w:t>
-      </w:r>
-      <w:r>
-        <w:rPr>
-          <w:rFonts w:ascii="Asana Math" w:hAnsi="Asana Math" w:cs="Asana Math"/>
-          <w:b w:val="0"/>
-          <w:bCs w:val="0"/>
-          <w:color w:val="000000" w:themeColor="text1"/>
-          <w:sz w:val="22"/>
-          <w:szCs w:val="22"/>
-          <w:highlight w:val="none"/>
-          <w:lang w:val="es-ES" w:bidi="es-ES"/>
-        </w:rPr>
-      </w:r>
-      <w:r>
-        <w:rPr>
-          <w:rFonts w:ascii="Asana Math" w:hAnsi="Asana Math" w:cs="Asana Math"/>
+      </w:r>
+      <w:r>
+        <w:rPr>
+          <w:rFonts w:ascii="Times New Roman" w:hAnsi="Times New Roman" w:eastAsia="Times New Roman" w:cs="Times New Roman"/>
           <w:b w:val="0"/>
           <w:bCs w:val="0"/>
           <w:color w:val="000000" w:themeColor="text1"/>
@@ -8553,6 +8430,148 @@
         <w:ind/>
         <w:jc w:val="center"/>
         <w:rPr>
+          <w:rFonts w:ascii="Classic Console" w:hAnsi="Classic Console" w:cs="Classic Console"/>
+          <w:b w:val="0"/>
+          <w:bCs w:val="0"/>
+          <w:color w:val="000000" w:themeColor="text1"/>
+          <w:sz w:val="28"/>
+          <w:szCs w:val="28"/>
+          <w:highlight w:val="none"/>
+        </w:rPr>
+      </w:pPr>
+      <w:r>
+        <w:rPr>
+          <w:rFonts w:ascii="Asana Math" w:hAnsi="Asana Math" w:cs="Asana Math"/>
+          <w:b w:val="0"/>
+          <w:bCs w:val="0"/>
+          <w:color w:val="000000" w:themeColor="text1"/>
+          <w:sz w:val="28"/>
+          <w:szCs w:val="28"/>
+          <w:highlight w:val="none"/>
+          <w:lang w:val="es-ES" w:bidi="es-ES"/>
+        </w:rPr>
+      </w:r>
+      <w:r>
+        <w:rPr>
+          <w:rFonts w:ascii="Classic Console" w:hAnsi="Classic Console" w:eastAsia="Classic Console" w:cs="Classic Console"/>
+          <w:b w:val="0"/>
+          <w:bCs w:val="0"/>
+          <w:color w:val="000000" w:themeColor="text1"/>
+          <w:sz w:val="28"/>
+          <w:szCs w:val="28"/>
+          <w:highlight w:val="none"/>
+          <w:lang w:val="es-ES" w:bidi="es-ES"/>
+        </w:rPr>
+        <w:t xml:space="preserve">Tablero[alto][ancho_bits]</w:t>
+      </w:r>
+      <w:r>
+        <w:rPr>
+          <w:rFonts w:ascii="Classic Console" w:hAnsi="Classic Console" w:cs="Classic Console"/>
+          <w:b w:val="0"/>
+          <w:bCs w:val="0"/>
+          <w:color w:val="000000" w:themeColor="text1"/>
+          <w:sz w:val="28"/>
+          <w:szCs w:val="28"/>
+          <w:highlight w:val="none"/>
+        </w:rPr>
+      </w:r>
+    </w:p>
+    <w:p>
+      <w:pPr>
+        <w:pBdr/>
+        <w:spacing/>
+        <w:ind/>
+        <w:jc w:val="center"/>
+        <w:rPr>
+          <w:rFonts w:ascii="Times New Roman" w:hAnsi="Times New Roman" w:cs="Times New Roman"/>
+          <w:b w:val="0"/>
+          <w:bCs w:val="0"/>
+          <w:color w:val="000000" w:themeColor="text1"/>
+          <w:sz w:val="22"/>
+          <w:szCs w:val="22"/>
+          <w:highlight w:val="none"/>
+        </w:rPr>
+      </w:pPr>
+      <w:r>
+        <w:rPr>
+          <w:rFonts w:ascii="Times New Roman" w:hAnsi="Times New Roman" w:eastAsia="Times New Roman" w:cs="Times New Roman"/>
+          <w:b w:val="0"/>
+          <w:bCs w:val="0"/>
+          <w:color w:val="000000" w:themeColor="text1"/>
+          <w:sz w:val="22"/>
+          <w:szCs w:val="22"/>
+          <w:highlight w:val="none"/>
+          <w:lang w:val="es-ES" w:bidi="es-ES"/>
+        </w:rPr>
+      </w:r>
+      <w:r>
+        <w:rPr>
+          <w:rFonts w:ascii="Times New Roman" w:hAnsi="Times New Roman" w:eastAsia="Times New Roman" w:cs="Times New Roman"/>
+          <w:b w:val="0"/>
+          <w:bCs w:val="0"/>
+          <w:color w:val="000000" w:themeColor="text1"/>
+          <w:sz w:val="22"/>
+          <w:szCs w:val="22"/>
+          <w:highlight w:val="none"/>
+          <w:lang w:val="es-ES" w:bidi="es-ES"/>
+        </w:rPr>
+        <w:t xml:space="preserve">Tenemos que la mitad de nuestro tablero ser</w:t>
+      </w:r>
+      <w:r>
+        <w:rPr>
+          <w:rFonts w:ascii="Times New Roman" w:hAnsi="Times New Roman" w:eastAsia="Times New Roman" w:cs="Times New Roman"/>
+          <w:b w:val="0"/>
+          <w:bCs w:val="0"/>
+          <w:color w:val="000000" w:themeColor="text1"/>
+          <w:sz w:val="22"/>
+          <w:szCs w:val="22"/>
+          <w:highlight w:val="none"/>
+          <w:lang w:val="es-ES" w:bidi="es-ES"/>
+        </w:rPr>
+        <w:t xml:space="preserve">á</w:t>
+      </w:r>
+      <w:r>
+        <w:rPr>
+          <w:rFonts w:ascii="Times New Roman" w:hAnsi="Times New Roman" w:eastAsia="Times New Roman" w:cs="Times New Roman"/>
+          <w:b w:val="0"/>
+          <w:bCs w:val="0"/>
+          <w:color w:val="000000" w:themeColor="text1"/>
+          <w:sz w:val="22"/>
+          <w:szCs w:val="22"/>
+          <w:highlight w:val="none"/>
+          <w:lang w:val="es-ES" w:bidi="es-ES"/>
+        </w:rPr>
+      </w:r>
+      <w:r>
+        <w:rPr>
+          <w:rFonts w:ascii="Times New Roman" w:hAnsi="Times New Roman" w:eastAsia="Times New Roman" w:cs="Times New Roman"/>
+          <w:b w:val="0"/>
+          <w:bCs w:val="0"/>
+          <w:color w:val="000000" w:themeColor="text1"/>
+          <w:sz w:val="22"/>
+          <w:szCs w:val="22"/>
+          <w:highlight w:val="none"/>
+          <w:lang w:val="es-ES" w:bidi="es-ES"/>
+        </w:rPr>
+      </w:r>
+    </w:p>
+    <w:p>
+      <w:pPr>
+        <w:pBdr/>
+        <w:spacing/>
+        <w:ind/>
+        <w:jc w:val="center"/>
+        <w:rPr>
+          <w:rFonts w:ascii="Asana Math" w:hAnsi="Asana Math" w:cs="Asana Math"/>
+          <w:b w:val="0"/>
+          <w:bCs w:val="0"/>
+          <w:sz w:val="18"/>
+          <w:szCs w:val="18"/>
+          <w:highlight w:val="none"/>
+        </w:rPr>
+      </w:pPr>
+      <w:r>
+        <w:rPr>
           <w:rFonts w:ascii="Asana Math" w:hAnsi="Asana Math" w:cs="Asana Math"/>
           <w:b w:val="0"/>
           <w:bCs w:val="0"/>
@@ -8560,175 +8579,16 @@
           <w:sz w:val="22"/>
           <w:szCs w:val="22"/>
           <w:highlight w:val="none"/>
-        </w:rPr>
-      </w:pPr>
-      <w:r>
-        <w:rPr>
-          <w:rFonts w:ascii="Asana Math" w:hAnsi="Asana Math" w:cs="Asana Math"/>
-          <w:b w:val="0"/>
-          <w:bCs w:val="0"/>
-          <w:color w:val="000000" w:themeColor="text1"/>
-          <w:sz w:val="22"/>
-          <w:szCs w:val="22"/>
-          <w:highlight w:val="none"/>
           <w:lang w:val="es-ES" w:bidi="es-ES"/>
         </w:rPr>
       </w:r>
-      <m:oMathPara>
-        <m:oMathParaPr/>
-        <m:oMath>
-          <m:r>
-            <w:rPr>
-              <w:rFonts w:hint="default" w:ascii="Cambria Math" w:hAnsi="Cambria Math" w:eastAsia="Cambria Math" w:cs="Cambria Math"/>
-              <w:color w:val="000000" w:themeColor="text1"/>
-              <w:sz w:val="22"/>
-              <w:szCs w:val="22"/>
-              <w:highlight w:val="none"/>
-              <w:lang w:val="es-ES" w:bidi="es-ES"/>
-            </w:rPr>
-            <m:rPr>
-              <m:sty m:val="i"/>
-            </m:rPr>
-            <m:t>tablero[alto][ancho_bits]</m:t>
-          </m:r>
-        </m:oMath>
-      </m:oMathPara>
-      <w:r>
-        <w:rPr>
-          <w:rFonts w:ascii="Asana Math" w:hAnsi="Asana Math" w:cs="Asana Math"/>
-          <w:b w:val="0"/>
-          <w:bCs w:val="0"/>
-          <w:color w:val="000000" w:themeColor="text1"/>
-          <w:sz w:val="22"/>
-          <w:szCs w:val="22"/>
-          <w:highlight w:val="none"/>
-        </w:rPr>
-      </w:r>
-      <w:r>
-        <w:rPr>
-          <w:rFonts w:ascii="Asana Math" w:hAnsi="Asana Math" w:cs="Asana Math"/>
-          <w:b w:val="0"/>
-          <w:bCs w:val="0"/>
-          <w:color w:val="000000" w:themeColor="text1"/>
-          <w:sz w:val="22"/>
-          <w:szCs w:val="22"/>
-          <w:highlight w:val="none"/>
-        </w:rPr>
-      </w:r>
-    </w:p>
-    <w:p>
-      <w:pPr>
-        <w:pBdr/>
-        <w:spacing/>
-        <w:ind/>
-        <w:jc w:val="center"/>
-        <w:rPr>
-          <w:rFonts w:ascii="Asana Math" w:hAnsi="Asana Math" w:cs="Asana Math"/>
-          <w:b w:val="0"/>
-          <w:bCs w:val="0"/>
-          <w:color w:val="000000" w:themeColor="text1"/>
-          <w:sz w:val="22"/>
-          <w:szCs w:val="22"/>
-          <w:highlight w:val="none"/>
-          <w:lang w:val="es-ES" w:bidi="es-ES"/>
-        </w:rPr>
-      </w:pPr>
-      <w:r>
-        <w:rPr>
-          <w:rFonts w:ascii="Asana Math" w:hAnsi="Asana Math" w:cs="Asana Math"/>
-          <w:b w:val="0"/>
-          <w:bCs w:val="0"/>
-          <w:color w:val="000000" w:themeColor="text1"/>
-          <w:sz w:val="22"/>
-          <w:szCs w:val="22"/>
-          <w:highlight w:val="none"/>
-          <w:lang w:val="es-ES" w:bidi="es-ES"/>
-        </w:rPr>
-      </w:r>
-      <w:r>
-        <w:rPr>
-          <w:rFonts w:ascii="Asana Math" w:hAnsi="Asana Math" w:cs="Asana Math"/>
-          <w:b w:val="0"/>
-          <w:bCs w:val="0"/>
-          <w:color w:val="000000" w:themeColor="text1"/>
-          <w:sz w:val="22"/>
-          <w:szCs w:val="22"/>
-          <w:highlight w:val="none"/>
-          <w:lang w:val="es-ES" w:bidi="es-ES"/>
-        </w:rPr>
-        <w:t xml:space="preserve">Tenemos que la mitad de nuestro tablero ser</w:t>
-      </w:r>
-      <w:r>
-        <w:rPr>
-          <w:rFonts w:ascii="Asana Math" w:hAnsi="Asana Math" w:cs="Asana Math"/>
-          <w:b w:val="0"/>
-          <w:bCs w:val="0"/>
-          <w:color w:val="000000" w:themeColor="text1"/>
-          <w:sz w:val="22"/>
-          <w:szCs w:val="22"/>
-          <w:highlight w:val="none"/>
-          <w:lang w:val="es-ES" w:bidi="es-ES"/>
-        </w:rPr>
-        <w:t xml:space="preserve">á</w:t>
-      </w:r>
-      <w:r>
-        <w:rPr>
-          <w:rFonts w:ascii="Asana Math" w:hAnsi="Asana Math" w:cs="Asana Math"/>
-          <w:b w:val="0"/>
-          <w:bCs w:val="0"/>
-          <w:color w:val="000000" w:themeColor="text1"/>
-          <w:sz w:val="22"/>
-          <w:szCs w:val="22"/>
-          <w:highlight w:val="none"/>
-          <w:lang w:val="es-ES" w:bidi="es-ES"/>
-        </w:rPr>
-      </w:r>
-      <w:r>
-        <w:rPr>
-          <w:rFonts w:ascii="Asana Math" w:hAnsi="Asana Math" w:cs="Asana Math"/>
-          <w:b w:val="0"/>
-          <w:bCs w:val="0"/>
-          <w:color w:val="000000" w:themeColor="text1"/>
-          <w:sz w:val="22"/>
-          <w:szCs w:val="22"/>
-          <w:highlight w:val="none"/>
-          <w:lang w:val="es-ES" w:bidi="es-ES"/>
-        </w:rPr>
-      </w:r>
-    </w:p>
-    <w:p>
-      <w:pPr>
-        <w:pBdr/>
-        <w:spacing/>
-        <w:ind/>
-        <w:jc w:val="center"/>
-        <w:rPr>
-          <w:rFonts w:ascii="Asana Math" w:hAnsi="Asana Math" w:cs="Asana Math"/>
-          <w:b w:val="0"/>
-          <w:bCs w:val="0"/>
-          <w:sz w:val="18"/>
-          <w:szCs w:val="18"/>
-          <w:highlight w:val="none"/>
-        </w:rPr>
-      </w:pPr>
-      <w:r>
-        <w:rPr>
-          <w:rFonts w:ascii="Asana Math" w:hAnsi="Asana Math" w:cs="Asana Math"/>
-          <w:b w:val="0"/>
-          <w:bCs w:val="0"/>
-          <w:color w:val="000000" w:themeColor="text1"/>
-          <w:sz w:val="22"/>
-          <w:szCs w:val="22"/>
-          <w:highlight w:val="none"/>
-          <w:lang w:val="es-ES" w:bidi="es-ES"/>
-        </w:rPr>
-      </w:r>
+      <w:r/>
       <w:r>
         <mc:AlternateContent>
           <mc:Choice Requires="wpg">
             <w:drawing>
               <wp:inline xmlns:wp="http://schemas.openxmlformats.org/drawingml/2006/wordprocessingDrawing" distT="0" distB="0" distL="0" distR="0">
-                <wp:extent cx="4175130" cy="2838090"/>
+                <wp:extent cx="3204808" cy="2178503"/>
                 <wp:effectExtent l="0" t="0" r="0" b="0"/>
                 <wp:docPr id="16" name=""/>
                 <wp:cNvGraphicFramePr>
@@ -8738,7 +8598,7 @@
                   <a:graphicData uri="http://schemas.openxmlformats.org/drawingml/2006/picture">
                     <pic:pic xmlns:pic="http://schemas.openxmlformats.org/drawingml/2006/picture">
                       <pic:nvPicPr>
-                        <pic:cNvPr id="987690603" name=""/>
+                        <pic:cNvPr id="1196477432" name=""/>
                         <pic:cNvPicPr>
                           <a:picLocks noChangeAspect="1"/>
                         </pic:cNvPicPr>
@@ -8751,7 +8611,7 @@
                       <pic:spPr bwMode="auto">
                         <a:xfrm flipH="0" flipV="0">
                           <a:off x="0" y="0"/>
-                          <a:ext cx="4175129" cy="2838089"/>
+                          <a:ext cx="3204807" cy="2178502"/>
                         </a:xfrm>
                         <a:prstGeom prst="rect">
                           <a:avLst/>
@@ -8784,7 +8644,7 @@
                 <v:path o:extrusionok="f" gradientshapeok="t" o:connecttype="rect"/>
                 <o:lock v:ext="edit" aspectratio="t"/>
               </v:shapetype>
-              <v:shape id="_x0000_i15" o:spid="_x0000_s15" type="#_x0000_t75" style="width:328.75pt;height:223.47pt;mso-wrap-distance-left:0.00pt;mso-wrap-distance-top:0.00pt;mso-wrap-distance-right:0.00pt;mso-wrap-distance-bottom:0.00pt;z-index:1;" stroked="false">
+              <v:shape id="_x0000_i15" o:spid="_x0000_s15" type="#_x0000_t75" style="width:252.35pt;height:171.54pt;mso-wrap-distance-left:0.00pt;mso-wrap-distance-top:0.00pt;mso-wrap-distance-right:0.00pt;mso-wrap-distance-bottom:0.00pt;z-index:1;" stroked="false">
                 <v:imagedata r:id="rId18" o:title=""/>
                 <o:lock v:ext="edit" rotation="t"/>
               </v:shape>
@@ -8792,6 +8652,7 @@
           </mc:Fallback>
         </mc:AlternateContent>
       </w:r>
+      <w:r/>
       <w:r>
         <w:rPr>
           <w:rFonts w:ascii="Asana Math" w:hAnsi="Asana Math" w:cs="Asana Math"/>
@@ -8848,34 +8709,32 @@
         <w:ind/>
         <w:jc w:val="center"/>
         <w:rPr>
-          <w:rFonts w:ascii="Asana Math" w:hAnsi="Asana Math" w:eastAsia="Asana Math" w:cs="Asana Math"/>
-          <w:highlight w:val="none"/>
+          <w:rFonts w:ascii="Times New Roman" w:hAnsi="Times New Roman" w:cs="Times New Roman"/>
+          <w:highlight w:val="none"/>
+        </w:rPr>
+      </w:pPr>
+      <w:r>
+        <w:rPr>
+          <w:rFonts w:ascii="Times New Roman" w:hAnsi="Times New Roman" w:eastAsia="Times New Roman" w:cs="Times New Roman"/>
           <w:lang w:val="es-ES"/>
         </w:rPr>
-      </w:pPr>
-      <w:r>
-        <w:rPr>
-          <w:rFonts w:ascii="Asana Math" w:hAnsi="Asana Math" w:eastAsia="Asana Math" w:cs="Asana Math"/>
+      </w:r>
+      <w:r>
+        <w:rPr>
+          <w:rFonts w:ascii="Times New Roman" w:hAnsi="Times New Roman" w:eastAsia="Times New Roman" w:cs="Times New Roman"/>
           <w:lang w:val="es-ES"/>
         </w:rPr>
-        <w:t xml:space="preserve">Utilizo que mis figuras tengan dimensiones fijas y cuadradas para mejorar las mecanicas en </w:t>
-      </w:r>
-      <w:r>
-        <w:rPr>
-          <w:rFonts w:ascii="Asana Math" w:hAnsi="Asana Math" w:eastAsia="Asana Math" w:cs="Asana Math"/>
+        <w:t xml:space="preserve">Utilizo que mis figuras tengan dimensiones fijas y cuadradas para mejorar las mecánicas en el bit masking, por ejemplo: 2x2, 3x3, 4x4. Y ya con esto estoy indexado.</w:t>
+      </w:r>
+      <w:r>
+        <w:rPr>
+          <w:rFonts w:ascii="Times New Roman" w:hAnsi="Times New Roman" w:eastAsia="Times New Roman" w:cs="Times New Roman"/>
           <w:lang w:val="es-ES"/>
         </w:rPr>
-        <w:t xml:space="preserve">el bit masking por ejemplo 2x2, 3x3 , 4x4, y ya  con esto estoy indexado.</w:t>
-      </w:r>
-      <w:r>
-        <w:rPr>
-          <w:rFonts w:ascii="Asana Math" w:hAnsi="Asana Math" w:eastAsia="Asana Math" w:cs="Asana Math"/>
-          <w:lang w:val="es-ES"/>
-        </w:rPr>
-      </w:r>
-      <w:r>
-        <w:rPr>
-          <w:rFonts w:ascii="Asana Math" w:hAnsi="Asana Math" w:eastAsia="Asana Math" w:cs="Asana Math"/>
+      </w:r>
+      <w:r>
+        <w:rPr>
+          <w:rFonts w:ascii="Times New Roman" w:hAnsi="Times New Roman" w:eastAsia="Times New Roman" w:cs="Times New Roman"/>
           <w:highlight w:val="none"/>
           <w:lang w:val="es-ES"/>
         </w:rPr>
@@ -8895,13 +8754,13 @@
         <w:ind/>
         <w:jc w:val="center"/>
         <w:rPr>
-          <w:rFonts w:ascii="Asana Math" w:hAnsi="Asana Math" w:eastAsia="Asana Math" w:cs="Asana Math"/>
+          <w:rFonts w:ascii="Times New Roman" w:hAnsi="Times New Roman" w:cs="Times New Roman"/>
           <w:color w:val="ff0000"/>
         </w:rPr>
       </w:pPr>
       <w:r>
         <w:rPr>
-          <w:rFonts w:ascii="Asana Math" w:hAnsi="Asana Math" w:eastAsia="Asana Math" w:cs="Asana Math"/>
+          <w:rFonts w:ascii="Times New Roman" w:hAnsi="Times New Roman" w:eastAsia="Times New Roman" w:cs="Times New Roman"/>
           <w:color w:val="ff0000"/>
           <w:lang w:val="es-ES"/>
         </w:rPr>
@@ -8909,13 +8768,38 @@
       </w:r>
       <w:r>
         <w:rPr>
+          <w:rFonts w:ascii="Times New Roman" w:hAnsi="Times New Roman" w:eastAsia="Times New Roman" w:cs="Times New Roman"/>
+          <w:color w:val="ff0000"/>
+        </w:rPr>
+      </w:r>
+      <w:r>
+        <w:rPr>
+          <w:rFonts w:ascii="Times New Roman" w:hAnsi="Times New Roman" w:eastAsia="Times New Roman" w:cs="Times New Roman"/>
+          <w:color w:val="ff0000"/>
+        </w:rPr>
+      </w:r>
+      <w:r>
+        <w:rPr>
           <w:rFonts w:ascii="Asana Math" w:hAnsi="Asana Math" w:eastAsia="Asana Math" w:cs="Asana Math"/>
-          <w:color w:val="ff0000"/>
+          <w:highlight w:val="none"/>
+          <w:lang w:val="es-ES" w:bidi="es-ES"/>
         </w:rPr>
       </w:r>
       <w:r>
         <w:rPr>
           <w:rFonts w:ascii="Asana Math" w:hAnsi="Asana Math" w:eastAsia="Asana Math" w:cs="Asana Math"/>
+          <w:lang w:val="es-ES"/>
+        </w:rPr>
+      </w:r>
+      <w:r>
+        <w:rPr>
+          <w:rFonts w:ascii="Asana Math" w:hAnsi="Asana Math" w:eastAsia="Asana Math" w:cs="Asana Math"/>
+          <w:lang w:val="es-ES"/>
+        </w:rPr>
+      </w:r>
+      <w:r>
+        <w:rPr>
+          <w:rFonts w:ascii="Times New Roman" w:hAnsi="Times New Roman" w:cs="Times New Roman"/>
           <w:color w:val="ff0000"/>
         </w:rPr>
       </w:r>
@@ -8927,71 +8811,38 @@
         <w:ind/>
         <w:jc w:val="center"/>
         <w:rPr>
-          <w:rFonts w:ascii="Asana Math" w:hAnsi="Asana Math" w:eastAsia="Asana Math" w:cs="Asana Math"/>
+          <w:rFonts w:ascii="Times New Roman" w:hAnsi="Times New Roman" w:eastAsia="Times New Roman" w:cs="Times New Roman"/>
+          <w:highlight w:val="none"/>
           <w:lang w:val="es-ES"/>
         </w:rPr>
       </w:pPr>
       <w:r>
         <w:rPr>
-          <w:rFonts w:ascii="Asana Math" w:hAnsi="Asana Math" w:eastAsia="Asana Math" w:cs="Asana Math"/>
-          <w:highlight w:val="none"/>
-          <w:lang w:val="es-ES" w:bidi="es-ES"/>
-        </w:rPr>
-      </w:r>
-      <w:r>
-        <w:rPr>
-          <w:rFonts w:ascii="Asana Math" w:hAnsi="Asana Math" w:eastAsia="Asana Math" w:cs="Asana Math"/>
+          <w:rFonts w:ascii="Times New Roman" w:hAnsi="Times New Roman" w:eastAsia="Times New Roman" w:cs="Times New Roman"/>
           <w:highlight w:val="none"/>
           <w:lang w:val="es-ES"/>
         </w:rPr>
-      </w:r>
-      <w:r>
-        <w:rPr>
-          <w:rFonts w:ascii="Asana Math" w:hAnsi="Asana Math" w:eastAsia="Asana Math" w:cs="Asana Math"/>
+        <w:t xml:space="preserve">Pero para mejorar considerablemente mi indexaci</w:t>
+      </w:r>
+      <w:r>
+        <w:rPr>
+          <w:rFonts w:ascii="Times New Roman" w:hAnsi="Times New Roman" w:eastAsia="Times New Roman" w:cs="Times New Roman"/>
+          <w:highlight w:val="none"/>
           <w:lang w:val="es-ES"/>
         </w:rPr>
-      </w:r>
-    </w:p>
-    <w:p>
-      <w:pPr>
-        <w:pBdr/>
-        <w:spacing/>
-        <w:ind/>
-        <w:jc w:val="center"/>
-        <w:rPr>
-          <w:rFonts w:ascii="Asana Math" w:hAnsi="Asana Math" w:eastAsia="Asana Math" w:cs="Asana Math"/>
+        <w:t xml:space="preserve">ón puedo utilizar variables de posicion como por ejemplo:</w:t>
+      </w:r>
+      <w:r>
+        <w:rPr>
+          <w:rFonts w:ascii="Times New Roman" w:hAnsi="Times New Roman" w:eastAsia="Times New Roman" w:cs="Times New Roman"/>
           <w:highlight w:val="none"/>
           <w:lang w:val="es-ES"/>
         </w:rPr>
-      </w:pPr>
-      <w:r>
-        <w:rPr>
-          <w:rFonts w:ascii="Asana Math" w:hAnsi="Asana Math" w:eastAsia="Asana Math" w:cs="Asana Math"/>
-          <w:highlight w:val="none"/>
-          <w:lang w:val="es-ES"/>
-        </w:rPr>
-        <w:t xml:space="preserve">Pero para mejorar considerablemente mi indexaci</w:t>
-      </w:r>
-      <w:r>
-        <w:rPr>
-          <w:rFonts w:ascii="Asana Math" w:hAnsi="Asana Math" w:eastAsia="Asana Math" w:cs="Asana Math"/>
-          <w:highlight w:val="none"/>
-          <w:lang w:val="es-ES"/>
-        </w:rPr>
-        <w:t xml:space="preserve">ón puedo utilizar variables de posicion como por ejemplo:</w:t>
-      </w:r>
-      <w:r>
-        <w:rPr>
-          <w:rFonts w:ascii="Asana Math" w:hAnsi="Asana Math" w:eastAsia="Asana Math" w:cs="Asana Math"/>
-          <w:highlight w:val="none"/>
-          <w:lang w:val="es-ES"/>
-        </w:rPr>
-      </w:r>
-      <w:r>
-        <w:rPr>
-          <w:rFonts w:ascii="Asana Math" w:hAnsi="Asana Math" w:eastAsia="Asana Math" w:cs="Asana Math"/>
-          <w:highlight w:val="none"/>
-          <w:lang w:val="es-ES"/>
+      </w:r>
+      <w:r>
+        <w:rPr>
+          <w:rFonts w:ascii="Times New Roman" w:hAnsi="Times New Roman" w:cs="Times New Roman"/>
+          <w:highlight w:val="none"/>
         </w:rPr>
       </w:r>
     </w:p>
@@ -9009,105 +8860,36 @@
         <w:ind/>
         <w:jc w:val="center"/>
         <w:rPr>
-          <w:rFonts w:ascii="Asana Math" w:hAnsi="Asana Math" w:eastAsia="Asana Math" w:cs="Asana Math"/>
-          <w:highlight w:val="none"/>
-        </w:rPr>
-      </w:pPr>
-      <w:r>
-        <w:rPr>
-          <w:rFonts w:ascii="Asana Math" w:hAnsi="Asana Math" w:eastAsia="Asana Math" w:cs="Asana Math"/>
-          <w:highlight w:val="none"/>
-          <w:lang w:val="es-ES" w:bidi="es-ES"/>
-        </w:rPr>
-      </w:r>
-      <m:oMathPara>
-        <m:oMathParaPr/>
-        <m:oMath>
-          <m:r>
-            <w:rPr>
-              <w:rFonts w:hint="default" w:ascii="Cambria Math" w:hAnsi="Cambria Math" w:eastAsia="Cambria Math" w:cs="Cambria Math"/>
-              <w:highlight w:val="none"/>
-              <w:lang w:val="es-ES" w:bidi="es-ES"/>
-            </w:rPr>
-            <m:rPr>
-              <m:sty m:val="i"/>
-            </m:rPr>
-            <m:t>x =</m:t>
-          </m:r>
-          <m:d>
-            <m:dPr>
-              <m:begChr m:val="("/>
-              <m:endChr m:val=")"/>
-              <m:ctrlPr>
-                <w:rPr>
-                  <w:rFonts w:ascii="Cambria Math" w:hAnsi="Cambria Math" w:eastAsia="Cambria Math" w:cs="Cambria Math"/>
-                  <w:highlight w:val="none"/>
-                  <w:lang w:val="es-ES" w:bidi="es-ES"/>
-                </w:rPr>
-              </m:ctrlPr>
-            </m:dPr>
-            <m:e>
-              <m:f>
-                <m:fPr>
-                  <m:ctrlPr>
-                    <w:rPr>
-                      <w:rFonts w:ascii="Cambria Math" w:hAnsi="Cambria Math" w:eastAsia="Cambria Math" w:cs="Cambria Math"/>
-                      <w:highlight w:val="none"/>
-                      <w:lang w:val="es-ES" w:bidi="es-ES"/>
-                    </w:rPr>
-                  </m:ctrlPr>
-                </m:fPr>
-                <m:num>
-                  <m:r>
-                    <w:rPr>
-                      <w:rFonts w:hint="default" w:ascii="Cambria Math" w:hAnsi="Cambria Math" w:eastAsia="Cambria Math" w:cs="Cambria Math"/>
-                      <w:highlight w:val="none"/>
-                      <w:lang w:val="es-ES" w:bidi="es-ES"/>
-                    </w:rPr>
-                    <m:rPr>
-                      <m:sty m:val="i"/>
-                    </m:rPr>
-                    <m:t>byte</m:t>
-                  </m:r>
-                </m:num>
-                <m:den>
-                  <m:r>
-                    <w:rPr>
-                      <w:rFonts w:hint="default" w:ascii="Cambria Math" w:hAnsi="Cambria Math" w:eastAsia="Cambria Math" w:cs="Cambria Math"/>
-                      <w:highlight w:val="none"/>
-                      <w:lang w:val="es-ES" w:bidi="es-ES"/>
-                    </w:rPr>
-                    <m:rPr>
-                      <m:sty m:val="i"/>
-                    </m:rPr>
-                    <m:t>2</m:t>
-                  </m:r>
-                </m:den>
-              </m:f>
-            </m:e>
-          </m:d>
-          <m:r>
-            <w:rPr>
-              <w:rFonts w:hint="default" w:ascii="Cambria Math" w:hAnsi="Cambria Math" w:eastAsia="Cambria Math" w:cs="Cambria Math"/>
-              <w:highlight w:val="none"/>
-              <w:lang w:val="es-ES" w:bidi="es-ES"/>
-            </w:rPr>
-            <m:rPr>
-              <m:sty m:val="i"/>
-            </m:rPr>
-            <m:t>-1 , y = 0;</m:t>
-          </m:r>
-        </m:oMath>
-      </m:oMathPara>
-      <w:r>
-        <w:rPr>
-          <w:rFonts w:ascii="Asana Math" w:hAnsi="Asana Math" w:eastAsia="Asana Math" w:cs="Asana Math"/>
-          <w:highlight w:val="none"/>
-        </w:rPr>
-      </w:r>
-      <w:r>
-        <w:rPr>
-          <w:rFonts w:ascii="Asana Math" w:hAnsi="Asana Math" w:eastAsia="Asana Math" w:cs="Asana Math"/>
+          <w:rFonts w:ascii="Classic Console" w:hAnsi="Classic Console" w:cs="Classic Console"/>
+          <w:sz w:val="32"/>
+          <w:szCs w:val="32"/>
+          <w:highlight w:val="none"/>
+        </w:rPr>
+      </w:pPr>
+      <w:r>
+        <w:rPr>
+          <w:rFonts w:ascii="Classic Console" w:hAnsi="Classic Console" w:eastAsia="Classic Console" w:cs="Classic Console"/>
+          <w:sz w:val="32"/>
+          <w:szCs w:val="32"/>
+          <w:highlight w:val="none"/>
+          <w:lang w:val="es-ES"/>
+        </w:rPr>
+        <w:t xml:space="preserve">X = ((byte)/2)-1;y=0</w:t>
+      </w:r>
+      <w:r>
+        <w:rPr>
+          <w:rFonts w:ascii="Times New Roman" w:hAnsi="Times New Roman" w:eastAsia="Times New Roman" w:cs="Times New Roman"/>
+          <w:sz w:val="32"/>
+          <w:szCs w:val="32"/>
+          <w:highlight w:val="none"/>
+          <w:lang w:val="es-ES"/>
+        </w:rPr>
+      </w:r>
+      <w:r>
+        <w:rPr>
+          <w:rFonts w:ascii="Classic Console" w:hAnsi="Classic Console" w:cs="Classic Console"/>
+          <w:sz w:val="32"/>
+          <w:szCs w:val="32"/>
           <w:highlight w:val="none"/>
         </w:rPr>
       </w:r>
@@ -9119,30 +8901,38 @@
         <w:ind/>
         <w:jc w:val="center"/>
         <w:rPr>
-          <w:rFonts w:ascii="Asana Math" w:hAnsi="Asana Math" w:eastAsia="Asana Math" w:cs="Asana Math"/>
-          <w:highlight w:val="none"/>
-          <w:lang w:val="es-ES"/>
-        </w:rPr>
-      </w:pPr>
-      <w:r>
-        <w:rPr>
-          <w:rFonts w:ascii="Asana Math" w:hAnsi="Asana Math" w:eastAsia="Asana Math" w:cs="Asana Math"/>
-          <w:lang w:val="es-ES"/>
-        </w:rPr>
-        <w:t xml:space="preserve"> Ahora unicamente me toca utilizar la mecanica de bit masking pero no sin antes hacer lo siguiente tengo que apuntar bien debido a que si unicamente utilizo bit masking me rellenara la columna de manera lineal.</w:t>
-      </w:r>
-      <w:r>
-        <w:rPr>
-          <w:rFonts w:ascii="Asana Math" w:hAnsi="Asana Math" w:eastAsia="Asana Math" w:cs="Asana Math"/>
-          <w:highlight w:val="none"/>
-          <w:lang w:val="es-ES"/>
-        </w:rPr>
-      </w:r>
-      <w:r>
-        <w:rPr>
-          <w:rFonts w:ascii="Asana Math" w:hAnsi="Asana Math" w:eastAsia="Asana Math" w:cs="Asana Math"/>
-          <w:highlight w:val="none"/>
-          <w:lang w:val="es-ES"/>
+          <w:rFonts w:ascii="Times New Roman" w:hAnsi="Times New Roman" w:cs="Times New Roman"/>
+        </w:rPr>
+      </w:pPr>
+      <w:r>
+        <w:rPr>
+          <w:rFonts w:ascii="Times New Roman" w:hAnsi="Times New Roman" w:eastAsia="Times New Roman" w:cs="Times New Roman"/>
+          <w:highlight w:val="none"/>
+          <w:lang w:val="es-ES" w:bidi="es-ES"/>
+        </w:rPr>
+        <w:t xml:space="preserve">Ahora, únicamente me toca utilizar la mecánica de bit masking, pero no sin antes hacer lo siguiente: tengo que apuntar bien, debido a que si únicamente utilizo bit masking, me rellenará la columna de manera lineal.</w:t>
+      </w:r>
+      <w:r>
+        <w:rPr>
+          <w:rFonts w:ascii="Times New Roman" w:hAnsi="Times New Roman" w:eastAsia="Times New Roman" w:cs="Times New Roman"/>
+        </w:rPr>
+      </w:r>
+      <w:r>
+        <w:rPr>
+          <w:rFonts w:ascii="Times New Roman" w:hAnsi="Times New Roman" w:eastAsia="Times New Roman" w:cs="Times New Roman"/>
+          <w:highlight w:val="none"/>
+          <w:lang w:val="es-ES" w:bidi="es-ES"/>
+        </w:rPr>
+      </w:r>
+      <w:r>
+        <w:rPr>
+          <w:rFonts w:ascii="Times New Roman" w:hAnsi="Times New Roman" w:eastAsia="Times New Roman" w:cs="Times New Roman"/>
+        </w:rPr>
+      </w:r>
+      <w:r>
+        <w:rPr>
+          <w:rFonts w:ascii="Times New Roman" w:hAnsi="Times New Roman" w:cs="Times New Roman"/>
+          <w:highlight w:val="none"/>
         </w:rPr>
       </w:r>
     </w:p>
@@ -9153,31 +8943,38 @@
         <w:ind/>
         <w:jc w:val="center"/>
         <w:rPr>
-          <w:rFonts w:ascii="Asana Math" w:hAnsi="Asana Math" w:eastAsia="Asana Math" w:cs="Asana Math"/>
+          <w:rFonts w:ascii="Times New Roman" w:hAnsi="Times New Roman" w:cs="Times New Roman"/>
+        </w:rPr>
+      </w:pPr>
+      <w:r>
+        <w:rPr>
+          <w:rFonts w:ascii="Times New Roman" w:hAnsi="Times New Roman" w:eastAsia="Times New Roman" w:cs="Times New Roman"/>
           <w:highlight w:val="none"/>
           <w:lang w:val="es-ES" w:bidi="es-ES"/>
         </w:rPr>
-      </w:pPr>
-      <w:r>
-        <w:rPr>
-          <w:rFonts w:ascii="Asana Math" w:hAnsi="Asana Math" w:eastAsia="Asana Math" w:cs="Asana Math"/>
+        <w:t xml:space="preserve">Nuestra mecánica para indexarnos es la siguiente:</w:t>
+      </w:r>
+      <w:r>
+        <w:rPr>
+          <w:rFonts w:ascii="Times New Roman" w:hAnsi="Times New Roman" w:eastAsia="Times New Roman" w:cs="Times New Roman"/>
+        </w:rPr>
+      </w:r>
+      <w:r>
+        <w:rPr>
+          <w:rFonts w:ascii="Times New Roman" w:hAnsi="Times New Roman" w:eastAsia="Times New Roman" w:cs="Times New Roman"/>
           <w:highlight w:val="none"/>
           <w:lang w:val="es-ES" w:bidi="es-ES"/>
         </w:rPr>
-        <w:t xml:space="preserve">Nuestra mecanica para indexarnos es la siguiente:</w:t>
-      </w:r>
-      <w:r>
-        <w:rPr>
-          <w:rFonts w:ascii="Asana Math" w:hAnsi="Asana Math" w:eastAsia="Asana Math" w:cs="Asana Math"/>
-          <w:highlight w:val="none"/>
-          <w:lang w:val="es-ES" w:bidi="es-ES"/>
-        </w:rPr>
-      </w:r>
-      <w:r>
-        <w:rPr>
-          <w:rFonts w:ascii="Asana Math" w:hAnsi="Asana Math" w:eastAsia="Asana Math" w:cs="Asana Math"/>
-          <w:highlight w:val="none"/>
-          <w:lang w:val="es-ES" w:bidi="es-ES"/>
+      </w:r>
+      <w:r>
+        <w:rPr>
+          <w:rFonts w:ascii="Times New Roman" w:hAnsi="Times New Roman" w:eastAsia="Times New Roman" w:cs="Times New Roman"/>
+        </w:rPr>
+      </w:r>
+      <w:r>
+        <w:rPr>
+          <w:rFonts w:ascii="Times New Roman" w:hAnsi="Times New Roman" w:cs="Times New Roman"/>
+          <w:highlight w:val="none"/>
         </w:rPr>
       </w:r>
     </w:p>
@@ -9188,39 +8985,38 @@
         <w:ind/>
         <w:jc w:val="center"/>
         <w:rPr>
-          <w:rFonts w:ascii="Asana Math" w:hAnsi="Asana Math" w:eastAsia="Asana Math" w:cs="Asana Math"/>
+          <w:rFonts w:ascii="Times New Roman" w:hAnsi="Times New Roman" w:cs="Times New Roman"/>
+        </w:rPr>
+      </w:pPr>
+      <w:r>
+        <w:rPr>
+          <w:rFonts w:ascii="Times New Roman" w:hAnsi="Times New Roman" w:eastAsia="Times New Roman" w:cs="Times New Roman"/>
           <w:highlight w:val="none"/>
           <w:lang w:val="es-ES" w:bidi="es-ES"/>
         </w:rPr>
-      </w:pPr>
-      <w:r>
-        <w:rPr>
-          <w:rFonts w:ascii="Asana Math" w:hAnsi="Asana Math" w:eastAsia="Asana Math" w:cs="Asana Math"/>
+        <w:t xml:space="preserve">Para cada fila de la pieza, apuntar a la fila del tablero.</w:t>
+      </w:r>
+      <w:r>
+        <w:rPr>
+          <w:rFonts w:ascii="Times New Roman" w:hAnsi="Times New Roman" w:eastAsia="Times New Roman" w:cs="Times New Roman"/>
+        </w:rPr>
+      </w:r>
+      <w:r>
+        <w:rPr>
+          <w:rFonts w:ascii="Times New Roman" w:hAnsi="Times New Roman" w:eastAsia="Times New Roman" w:cs="Times New Roman"/>
           <w:highlight w:val="none"/>
           <w:lang w:val="es-ES" w:bidi="es-ES"/>
         </w:rPr>
-        <w:t xml:space="preserve">“Para cada fila de la pieza apuntar a la fila del tablero</w:t>
-      </w:r>
-      <w:r>
-        <w:rPr>
-          <w:rFonts w:ascii="Asana Math" w:hAnsi="Asana Math" w:eastAsia="Asana Math" w:cs="Asana Math"/>
-          <w:highlight w:val="none"/>
-          <w:lang w:val="es-ES" w:bidi="es-ES"/>
-        </w:rPr>
-        <w:t xml:space="preserve">”</w:t>
-      </w:r>
-      <w:r>
-        <w:rPr>
-          <w:rFonts w:ascii="Asana Math" w:hAnsi="Asana Math" w:eastAsia="Asana Math" w:cs="Asana Math"/>
-          <w:highlight w:val="none"/>
-          <w:lang w:val="es-ES" w:bidi="es-ES"/>
-        </w:rPr>
-      </w:r>
-      <w:r>
-        <w:rPr>
-          <w:rFonts w:ascii="Asana Math" w:hAnsi="Asana Math" w:eastAsia="Asana Math" w:cs="Asana Math"/>
-          <w:highlight w:val="none"/>
-          <w:lang w:val="es-ES" w:bidi="es-ES"/>
+      </w:r>
+      <w:r>
+        <w:rPr>
+          <w:rFonts w:ascii="Times New Roman" w:hAnsi="Times New Roman" w:eastAsia="Times New Roman" w:cs="Times New Roman"/>
+        </w:rPr>
+      </w:r>
+      <w:r>
+        <w:rPr>
+          <w:rFonts w:ascii="Times New Roman" w:hAnsi="Times New Roman" w:cs="Times New Roman"/>
+          <w:highlight w:val="none"/>
         </w:rPr>
       </w:r>
     </w:p>
@@ -9231,31 +9027,38 @@
         <w:ind/>
         <w:jc w:val="center"/>
         <w:rPr>
-          <w:rFonts w:ascii="Asana Math" w:hAnsi="Asana Math" w:eastAsia="Asana Math" w:cs="Asana Math"/>
+          <w:rFonts w:ascii="Times New Roman" w:hAnsi="Times New Roman" w:cs="Times New Roman"/>
+        </w:rPr>
+      </w:pPr>
+      <w:r>
+        <w:rPr>
+          <w:rFonts w:ascii="Times New Roman" w:hAnsi="Times New Roman" w:eastAsia="Times New Roman" w:cs="Times New Roman"/>
           <w:highlight w:val="none"/>
           <w:lang w:val="es-ES" w:bidi="es-ES"/>
         </w:rPr>
-      </w:pPr>
-      <w:r>
-        <w:rPr>
-          <w:rFonts w:ascii="Asana Math" w:hAnsi="Asana Math" w:eastAsia="Asana Math" w:cs="Asana Math"/>
+        <w:t xml:space="preserve">Para cada columna de la pieza, utilizar el bit masking.</w:t>
+      </w:r>
+      <w:r>
+        <w:rPr>
+          <w:rFonts w:ascii="Times New Roman" w:hAnsi="Times New Roman" w:eastAsia="Times New Roman" w:cs="Times New Roman"/>
+        </w:rPr>
+      </w:r>
+      <w:r>
+        <w:rPr>
+          <w:rFonts w:ascii="Times New Roman" w:hAnsi="Times New Roman" w:eastAsia="Times New Roman" w:cs="Times New Roman"/>
           <w:highlight w:val="none"/>
           <w:lang w:val="es-ES" w:bidi="es-ES"/>
         </w:rPr>
-        <w:t xml:space="preserve">“para cada columna de la pieza utilizar el bitmasking”</w:t>
-      </w:r>
-      <w:r>
-        <w:rPr>
-          <w:rFonts w:ascii="Asana Math" w:hAnsi="Asana Math" w:eastAsia="Asana Math" w:cs="Asana Math"/>
-          <w:highlight w:val="none"/>
-          <w:lang w:val="es-ES" w:bidi="es-ES"/>
-        </w:rPr>
-      </w:r>
-      <w:r>
-        <w:rPr>
-          <w:rFonts w:ascii="Asana Math" w:hAnsi="Asana Math" w:eastAsia="Asana Math" w:cs="Asana Math"/>
-          <w:highlight w:val="none"/>
-          <w:lang w:val="es-ES" w:bidi="es-ES"/>
+      </w:r>
+      <w:r>
+        <w:rPr>
+          <w:rFonts w:ascii="Times New Roman" w:hAnsi="Times New Roman" w:eastAsia="Times New Roman" w:cs="Times New Roman"/>
+        </w:rPr>
+      </w:r>
+      <w:r>
+        <w:rPr>
+          <w:rFonts w:ascii="Times New Roman" w:hAnsi="Times New Roman" w:cs="Times New Roman"/>
+          <w:highlight w:val="none"/>
         </w:rPr>
       </w:r>
     </w:p>
@@ -9266,31 +9069,38 @@
         <w:ind/>
         <w:jc w:val="center"/>
         <w:rPr>
-          <w:rFonts w:ascii="Asana Math" w:hAnsi="Asana Math" w:eastAsia="Asana Math" w:cs="Asana Math"/>
+          <w:rFonts w:ascii="Times New Roman" w:hAnsi="Times New Roman" w:cs="Times New Roman"/>
+        </w:rPr>
+      </w:pPr>
+      <w:r>
+        <w:rPr>
+          <w:rFonts w:ascii="Times New Roman" w:hAnsi="Times New Roman" w:eastAsia="Times New Roman" w:cs="Times New Roman"/>
           <w:highlight w:val="none"/>
           <w:lang w:val="es-ES" w:bidi="es-ES"/>
         </w:rPr>
-      </w:pPr>
-      <w:r>
-        <w:rPr>
-          <w:rFonts w:ascii="Asana Math" w:hAnsi="Asana Math" w:eastAsia="Asana Math" w:cs="Asana Math"/>
+        <w:t xml:space="preserve">Esto se hace utilizando únicamente ciclos e indexadores.</w:t>
+      </w:r>
+      <w:r>
+        <w:rPr>
+          <w:rFonts w:ascii="Times New Roman" w:hAnsi="Times New Roman" w:eastAsia="Times New Roman" w:cs="Times New Roman"/>
+        </w:rPr>
+      </w:r>
+      <w:r>
+        <w:rPr>
+          <w:rFonts w:ascii="Times New Roman" w:hAnsi="Times New Roman" w:eastAsia="Times New Roman" w:cs="Times New Roman"/>
           <w:highlight w:val="none"/>
           <w:lang w:val="es-ES" w:bidi="es-ES"/>
         </w:rPr>
-        <w:t xml:space="preserve">Eso se hace utilizando unicamente ciclos e indexadores.</w:t>
-      </w:r>
-      <w:r>
-        <w:rPr>
-          <w:rFonts w:ascii="Asana Math" w:hAnsi="Asana Math" w:eastAsia="Asana Math" w:cs="Asana Math"/>
-          <w:highlight w:val="none"/>
-          <w:lang w:val="es-ES" w:bidi="es-ES"/>
-        </w:rPr>
-      </w:r>
-      <w:r>
-        <w:rPr>
-          <w:rFonts w:ascii="Asana Math" w:hAnsi="Asana Math" w:eastAsia="Asana Math" w:cs="Asana Math"/>
-          <w:highlight w:val="none"/>
-          <w:lang w:val="es-ES" w:bidi="es-ES"/>
+      </w:r>
+      <w:r>
+        <w:rPr>
+          <w:rFonts w:ascii="Times New Roman" w:hAnsi="Times New Roman" w:eastAsia="Times New Roman" w:cs="Times New Roman"/>
+        </w:rPr>
+      </w:r>
+      <w:r>
+        <w:rPr>
+          <w:rFonts w:ascii="Times New Roman" w:hAnsi="Times New Roman" w:cs="Times New Roman"/>
+          <w:highlight w:val="none"/>
         </w:rPr>
       </w:r>
     </w:p>
@@ -9301,70 +9111,38 @@
         <w:ind/>
         <w:jc w:val="center"/>
         <w:rPr>
-          <w:rFonts w:ascii="Asana Math" w:hAnsi="Asana Math" w:eastAsia="Asana Math" w:cs="Asana Math"/>
+          <w:rFonts w:ascii="Times New Roman" w:hAnsi="Times New Roman" w:cs="Times New Roman"/>
+        </w:rPr>
+      </w:pPr>
+      <w:r>
+        <w:rPr>
+          <w:rFonts w:ascii="Times New Roman" w:hAnsi="Times New Roman" w:eastAsia="Times New Roman" w:cs="Times New Roman"/>
           <w:highlight w:val="none"/>
           <w:lang w:val="es-ES" w:bidi="es-ES"/>
         </w:rPr>
-      </w:pPr>
-      <w:r>
-        <w:rPr>
-          <w:rFonts w:ascii="Asana Math" w:hAnsi="Asana Math" w:eastAsia="Asana Math" w:cs="Asana Math"/>
+        <w:t xml:space="preserve">Aquí tenemos que hacer algo sumamente importante: el bit masking. Pero ¿qué es lo que realmente se debe hacer?</w:t>
+      </w:r>
+      <w:r>
+        <w:rPr>
+          <w:rFonts w:ascii="Times New Roman" w:hAnsi="Times New Roman" w:eastAsia="Times New Roman" w:cs="Times New Roman"/>
+        </w:rPr>
+      </w:r>
+      <w:r>
+        <w:rPr>
+          <w:rFonts w:ascii="Times New Roman" w:hAnsi="Times New Roman" w:eastAsia="Times New Roman" w:cs="Times New Roman"/>
           <w:highlight w:val="none"/>
           <w:lang w:val="es-ES" w:bidi="es-ES"/>
         </w:rPr>
       </w:r>
       <w:r>
         <w:rPr>
-          <w:rFonts w:ascii="Asana Math" w:hAnsi="Asana Math" w:eastAsia="Asana Math" w:cs="Asana Math"/>
-          <w:highlight w:val="none"/>
-          <w:lang w:val="es-ES" w:bidi="es-ES"/>
-        </w:rPr>
-        <w:t xml:space="preserve">A</w:t>
-      </w:r>
-      <w:r>
-        <w:rPr>
-          <w:rFonts w:ascii="Asana Math" w:hAnsi="Asana Math" w:eastAsia="Asana Math" w:cs="Asana Math"/>
-          <w:highlight w:val="none"/>
-          <w:lang w:val="es-ES" w:bidi="es-ES"/>
-        </w:rPr>
-        <w:t xml:space="preserve">qui tenemos que hacer algo sumamente importante y eso es el bit masking, pero que en realidad se debe de hacer, primero tenemos nuestro tablero, nuestro tablero esta lleno de 0 y nuestras fichas son matrices que tienen bits activos(1’s) y bits inactivos (0</w:t>
-      </w:r>
-      <w:r>
-        <w:rPr>
-          <w:rFonts w:ascii="Asana Math" w:hAnsi="Asana Math" w:eastAsia="Asana Math" w:cs="Asana Math"/>
-          <w:highlight w:val="none"/>
-          <w:lang w:val="es-ES" w:bidi="es-ES"/>
-        </w:rPr>
-        <w:t xml:space="preserve">’s) asi que lo que tenemos que hacer es recorrer y comparar esos bits utilizando el operador “ | ” el cual nos dice si uno de los bits est</w:t>
-      </w:r>
-      <w:r>
-        <w:rPr>
-          <w:rFonts w:ascii="Asana Math" w:hAnsi="Asana Math" w:eastAsia="Asana Math" w:cs="Asana Math"/>
-          <w:highlight w:val="none"/>
-          <w:lang w:val="es-ES" w:bidi="es-ES"/>
-        </w:rPr>
-        <w:t xml:space="preserve">á activo entonces el resultado ser</w:t>
-      </w:r>
-      <w:r>
-        <w:rPr>
-          <w:rFonts w:ascii="Asana Math" w:hAnsi="Asana Math" w:eastAsia="Asana Math" w:cs="Asana Math"/>
-          <w:highlight w:val="none"/>
-          <w:lang w:val="es-ES" w:bidi="es-ES"/>
-        </w:rPr>
-        <w:t xml:space="preserve">á un bit activo, pero lo primordial es que tenemos que movernos dentro de las columnas y eso lo hacemos con los operadores shift</w:t>
-      </w:r>
-      <w:r>
-        <w:rPr>
-          <w:rFonts w:ascii="Asana Math" w:hAnsi="Asana Math" w:eastAsia="Asana Math" w:cs="Asana Math"/>
-          <w:highlight w:val="none"/>
-          <w:lang w:val="es-ES" w:bidi="es-ES"/>
-        </w:rPr>
-      </w:r>
-      <w:r>
-        <w:rPr>
-          <w:rFonts w:ascii="Asana Math" w:hAnsi="Asana Math" w:eastAsia="Asana Math" w:cs="Asana Math"/>
-          <w:highlight w:val="none"/>
-          <w:lang w:val="es-ES" w:bidi="es-ES"/>
+          <w:rFonts w:ascii="Times New Roman" w:hAnsi="Times New Roman" w:eastAsia="Times New Roman" w:cs="Times New Roman"/>
+        </w:rPr>
+      </w:r>
+      <w:r>
+        <w:rPr>
+          <w:rFonts w:ascii="Times New Roman" w:hAnsi="Times New Roman" w:cs="Times New Roman"/>
+          <w:highlight w:val="none"/>
         </w:rPr>
       </w:r>
     </w:p>
@@ -9375,31 +9153,46 @@
         <w:ind/>
         <w:jc w:val="center"/>
         <w:rPr>
-          <w:rFonts w:ascii="Asana Math" w:hAnsi="Asana Math" w:eastAsia="Asana Math" w:cs="Asana Math"/>
+          <w:rFonts w:ascii="Times New Roman" w:hAnsi="Times New Roman" w:cs="Times New Roman"/>
+        </w:rPr>
+      </w:pPr>
+      <w:r>
+        <w:rPr>
+          <w:rFonts w:ascii="Times New Roman" w:hAnsi="Times New Roman" w:eastAsia="Times New Roman" w:cs="Times New Roman"/>
           <w:highlight w:val="none"/>
           <w:lang w:val="es-ES" w:bidi="es-ES"/>
         </w:rPr>
-      </w:pPr>
-      <w:r>
-        <w:rPr>
-          <w:rFonts w:ascii="Asana Math" w:hAnsi="Asana Math" w:eastAsia="Asana Math" w:cs="Asana Math"/>
+        <w:t xml:space="preserve">Primero, tenemos nuestro tablero. Nuestro tablero está lleno de 0's, y nuestras fichas son matrices que tienen bits activos (1's) y bits inactivos (0's). Así que lo que tenemos que hacer es recorrer y comparar esos bits utilizando el operador "|" (OR), el c</w:t>
+      </w:r>
+      <w:r>
+        <w:rPr>
+          <w:rFonts w:ascii="Times New Roman" w:hAnsi="Times New Roman" w:eastAsia="Times New Roman" w:cs="Times New Roman"/>
           <w:highlight w:val="none"/>
           <w:lang w:val="es-ES" w:bidi="es-ES"/>
         </w:rPr>
-        <w:t xml:space="preserve"> “&lt;&lt; , &gt;&gt;”  </w:t>
-      </w:r>
-      <w:r>
-        <w:rPr>
-          <w:rFonts w:ascii="Asana Math" w:hAnsi="Asana Math" w:eastAsia="Asana Math" w:cs="Asana Math"/>
+        <w:t xml:space="preserve">ual nos dice que si uno de los bits está activo, entonces el resultado será un bit activo.</w:t>
+      </w:r>
+      <w:r>
+        <w:rPr>
+          <w:rFonts w:ascii="Times New Roman" w:hAnsi="Times New Roman" w:eastAsia="Times New Roman" w:cs="Times New Roman"/>
+        </w:rPr>
+      </w:r>
+      <w:r>
+        <w:rPr>
+          <w:rFonts w:ascii="Times New Roman" w:hAnsi="Times New Roman" w:eastAsia="Times New Roman" w:cs="Times New Roman"/>
           <w:highlight w:val="none"/>
           <w:lang w:val="es-ES" w:bidi="es-ES"/>
         </w:rPr>
       </w:r>
       <w:r>
         <w:rPr>
-          <w:rFonts w:ascii="Asana Math" w:hAnsi="Asana Math" w:eastAsia="Asana Math" w:cs="Asana Math"/>
-          <w:highlight w:val="none"/>
-          <w:lang w:val="es-ES" w:bidi="es-ES"/>
+          <w:rFonts w:ascii="Times New Roman" w:hAnsi="Times New Roman" w:eastAsia="Times New Roman" w:cs="Times New Roman"/>
+        </w:rPr>
+      </w:r>
+      <w:r>
+        <w:rPr>
+          <w:rFonts w:ascii="Times New Roman" w:hAnsi="Times New Roman" w:cs="Times New Roman"/>
+          <w:highlight w:val="none"/>
         </w:rPr>
       </w:r>
     </w:p>
@@ -9410,31 +9203,38 @@
         <w:ind/>
         <w:jc w:val="center"/>
         <w:rPr>
-          <w:rFonts w:ascii="Asana Math" w:hAnsi="Asana Math" w:eastAsia="Asana Math" w:cs="Asana Math"/>
+          <w:rFonts w:ascii="Times New Roman" w:hAnsi="Times New Roman" w:cs="Times New Roman"/>
+        </w:rPr>
+      </w:pPr>
+      <w:r>
+        <w:rPr>
+          <w:rFonts w:ascii="Times New Roman" w:hAnsi="Times New Roman" w:eastAsia="Times New Roman" w:cs="Times New Roman"/>
           <w:highlight w:val="none"/>
           <w:lang w:val="es-ES" w:bidi="es-ES"/>
         </w:rPr>
-      </w:pPr>
-      <w:r>
-        <w:rPr>
-          <w:rFonts w:ascii="Asana Math" w:hAnsi="Asana Math" w:eastAsia="Asana Math" w:cs="Asana Math"/>
+        <w:t xml:space="preserve">Pero lo primordial es que tenemos que movernos dentro de las columnas, y eso lo hacemos con los operadores de desplazamiento (shift):</w:t>
+      </w:r>
+      <w:r>
+        <w:rPr>
+          <w:rFonts w:ascii="Times New Roman" w:hAnsi="Times New Roman" w:eastAsia="Times New Roman" w:cs="Times New Roman"/>
+        </w:rPr>
+      </w:r>
+      <w:r>
+        <w:rPr>
+          <w:rFonts w:ascii="Times New Roman" w:hAnsi="Times New Roman" w:eastAsia="Times New Roman" w:cs="Times New Roman"/>
           <w:highlight w:val="none"/>
           <w:lang w:val="es-ES" w:bidi="es-ES"/>
         </w:rPr>
-        <w:t xml:space="preserve">cuando nos movemos y comparamos estamos indexando nuestra ficha completa.</w:t>
-      </w:r>
-      <w:r>
-        <w:rPr>
-          <w:rFonts w:ascii="Asana Math" w:hAnsi="Asana Math" w:eastAsia="Asana Math" w:cs="Asana Math"/>
-          <w:highlight w:val="none"/>
-          <w:lang w:val="es-ES" w:bidi="es-ES"/>
-        </w:rPr>
-      </w:r>
-      <w:r>
-        <w:rPr>
-          <w:rFonts w:ascii="Asana Math" w:hAnsi="Asana Math" w:eastAsia="Asana Math" w:cs="Asana Math"/>
-          <w:highlight w:val="none"/>
-          <w:lang w:val="es-ES" w:bidi="es-ES"/>
+      </w:r>
+      <w:r>
+        <w:rPr>
+          <w:rFonts w:ascii="Times New Roman" w:hAnsi="Times New Roman" w:eastAsia="Times New Roman" w:cs="Times New Roman"/>
+        </w:rPr>
+      </w:r>
+      <w:r>
+        <w:rPr>
+          <w:rFonts w:ascii="Times New Roman" w:hAnsi="Times New Roman" w:cs="Times New Roman"/>
+          <w:highlight w:val="none"/>
         </w:rPr>
       </w:r>
     </w:p>
@@ -9443,13 +9243,107 @@
         <w:pBdr/>
         <w:spacing/>
         <w:ind/>
-        <w:jc w:val="left"/>
+        <w:jc w:val="center"/>
+        <w:rPr>
+          <w:rFonts w:ascii="Times New Roman" w:hAnsi="Times New Roman" w:cs="Times New Roman"/>
+        </w:rPr>
+      </w:pPr>
+      <w:r>
+        <w:rPr>
+          <w:rFonts w:ascii="Times New Roman" w:hAnsi="Times New Roman" w:eastAsia="Times New Roman" w:cs="Times New Roman"/>
+          <w:highlight w:val="none"/>
+          <w:lang w:val="es-ES" w:bidi="es-ES"/>
+        </w:rPr>
+        <w:t xml:space="preserve">"&lt;&lt;" (desplazamiento a la izquierda)</w:t>
+      </w:r>
+      <w:r>
+        <w:rPr>
+          <w:rFonts w:ascii="Times New Roman" w:hAnsi="Times New Roman" w:eastAsia="Times New Roman" w:cs="Times New Roman"/>
+        </w:rPr>
+      </w:r>
+    </w:p>
+    <w:p>
+      <w:pPr>
+        <w:pBdr/>
+        <w:spacing/>
+        <w:ind/>
+        <w:jc w:val="center"/>
+        <w:rPr>
+          <w:rFonts w:ascii="Times New Roman" w:hAnsi="Times New Roman" w:cs="Times New Roman"/>
+        </w:rPr>
+      </w:pPr>
+      <w:r>
+        <w:rPr>
+          <w:rFonts w:ascii="Times New Roman" w:hAnsi="Times New Roman" w:eastAsia="Times New Roman" w:cs="Times New Roman"/>
+          <w:highlight w:val="none"/>
+          <w:lang w:val="es-ES" w:bidi="es-ES"/>
+        </w:rPr>
+        <w:t xml:space="preserve">"&gt;&gt;" (desplazamiento a la derecha)</w:t>
+      </w:r>
+      <w:r>
+        <w:rPr>
+          <w:rFonts w:ascii="Times New Roman" w:hAnsi="Times New Roman" w:eastAsia="Times New Roman" w:cs="Times New Roman"/>
+        </w:rPr>
+      </w:r>
+      <w:r>
+        <w:rPr>
+          <w:rFonts w:ascii="Times New Roman" w:hAnsi="Times New Roman" w:eastAsia="Times New Roman" w:cs="Times New Roman"/>
+          <w:highlight w:val="none"/>
+          <w:lang w:val="es-ES" w:bidi="es-ES"/>
+        </w:rPr>
+      </w:r>
+      <w:r>
+        <w:rPr>
+          <w:rFonts w:ascii="Times New Roman" w:hAnsi="Times New Roman" w:eastAsia="Times New Roman" w:cs="Times New Roman"/>
+        </w:rPr>
+      </w:r>
+      <w:r>
+        <w:rPr>
+          <w:rFonts w:ascii="Times New Roman" w:hAnsi="Times New Roman" w:cs="Times New Roman"/>
+          <w:highlight w:val="none"/>
+        </w:rPr>
+      </w:r>
+    </w:p>
+    <w:p>
+      <w:pPr>
+        <w:pBdr/>
+        <w:spacing/>
+        <w:ind/>
+        <w:jc w:val="center"/>
+        <w:rPr>
+          <w:rFonts w:ascii="Times New Roman" w:hAnsi="Times New Roman" w:cs="Times New Roman"/>
+          <w:highlight w:val="none"/>
+        </w:rPr>
+      </w:pPr>
+      <w:r>
+        <w:rPr>
+          <w:rFonts w:ascii="Times New Roman" w:hAnsi="Times New Roman" w:eastAsia="Times New Roman" w:cs="Times New Roman"/>
+          <w:highlight w:val="none"/>
+          <w:lang w:val="es-ES" w:bidi="es-ES"/>
+        </w:rPr>
+        <w:t xml:space="preserve">Cuando nos movemos y comparamos, estamos indexando nuestra ficha completa.</w:t>
+      </w:r>
+      <w:r>
+        <w:rPr>
+          <w:rFonts w:ascii="Times New Roman" w:hAnsi="Times New Roman" w:eastAsia="Times New Roman" w:cs="Times New Roman"/>
+          <w:highlight w:val="none"/>
+          <w:lang w:val="es-ES" w:bidi="es-ES"/>
+        </w:rPr>
+      </w:r>
+      <w:r>
+        <w:rPr>
+          <w:rFonts w:ascii="Times New Roman" w:hAnsi="Times New Roman" w:eastAsia="Times New Roman" w:cs="Times New Roman"/>
+          <w:highlight w:val="none"/>
+          <w:lang w:val="es-ES" w:bidi="es-ES"/>
+        </w:rPr>
+      </w:r>
+      <w:r>
         <w:rPr>
           <w:rFonts w:ascii="Asana Math" w:hAnsi="Asana Math" w:eastAsia="Asana Math" w:cs="Asana Math"/>
           <w:highlight w:val="none"/>
           <w:lang w:val="es-ES" w:bidi="es-ES"/>
         </w:rPr>
-      </w:pPr>
+      </w:r>
       <w:r>
         <w:rPr>
           <w:rFonts w:ascii="Asana Math" w:hAnsi="Asana Math" w:eastAsia="Asana Math" w:cs="Asana Math"/>
@@ -9466,9 +9360,8 @@
       </w:r>
       <w:r>
         <w:rPr>
-          <w:rFonts w:ascii="Asana Math" w:hAnsi="Asana Math" w:eastAsia="Asana Math" w:cs="Asana Math"/>
-          <w:highlight w:val="none"/>
-          <w:lang w:val="es-ES" w:bidi="es-ES"/>
+          <w:rFonts w:ascii="Times New Roman" w:hAnsi="Times New Roman" w:cs="Times New Roman"/>
+          <w:highlight w:val="none"/>
         </w:rPr>
       </w:r>
     </w:p>
@@ -9537,60 +9430,105 @@
                               <w:pBdr/>
                               <w:spacing/>
                               <w:ind/>
-                              <w:rPr/>
+                              <w:rPr>
+                                <w:rFonts w:ascii="Times New Roman" w:hAnsi="Times New Roman" w:cs="Times New Roman"/>
+                              </w:rPr>
                             </w:pPr>
                             <w:r>
+                              <w:rPr>
+                                <w:rFonts w:ascii="Times New Roman" w:hAnsi="Times New Roman" w:eastAsia="Times New Roman" w:cs="Times New Roman"/>
+                              </w:rPr>
                               <w:t xml:space="preserve">1 &lt;&lt; 0 → 00000001</w:t>
                             </w:r>
-                            <w:r/>
+                            <w:r>
+                              <w:rPr>
+                                <w:rFonts w:ascii="Times New Roman" w:hAnsi="Times New Roman" w:eastAsia="Times New Roman" w:cs="Times New Roman"/>
+                              </w:rPr>
+                            </w:r>
                           </w:p>
                           <w:p>
                             <w:pPr>
                               <w:pBdr/>
                               <w:spacing/>
                               <w:ind/>
-                              <w:rPr/>
+                              <w:rPr>
+                                <w:rFonts w:ascii="Times New Roman" w:hAnsi="Times New Roman" w:cs="Times New Roman"/>
+                              </w:rPr>
                             </w:pPr>
                             <w:r>
+                              <w:rPr>
+                                <w:rFonts w:ascii="Times New Roman" w:hAnsi="Times New Roman" w:eastAsia="Times New Roman" w:cs="Times New Roman"/>
+                              </w:rPr>
                               <w:t xml:space="preserve">1 &lt;&lt; 1 → 00000010</w:t>
                             </w:r>
-                            <w:r/>
+                            <w:r>
+                              <w:rPr>
+                                <w:rFonts w:ascii="Times New Roman" w:hAnsi="Times New Roman" w:eastAsia="Times New Roman" w:cs="Times New Roman"/>
+                              </w:rPr>
+                            </w:r>
                           </w:p>
                           <w:p>
                             <w:pPr>
                               <w:pBdr/>
                               <w:spacing/>
                               <w:ind/>
-                              <w:rPr/>
+                              <w:rPr>
+                                <w:rFonts w:ascii="Times New Roman" w:hAnsi="Times New Roman" w:cs="Times New Roman"/>
+                              </w:rPr>
                             </w:pPr>
                             <w:r>
+                              <w:rPr>
+                                <w:rFonts w:ascii="Times New Roman" w:hAnsi="Times New Roman" w:eastAsia="Times New Roman" w:cs="Times New Roman"/>
+                              </w:rPr>
                               <w:t xml:space="preserve">1 &lt;&lt; 2 → 00000100</w:t>
                             </w:r>
-                            <w:r/>
+                            <w:r>
+                              <w:rPr>
+                                <w:rFonts w:ascii="Times New Roman" w:hAnsi="Times New Roman" w:eastAsia="Times New Roman" w:cs="Times New Roman"/>
+                              </w:rPr>
+                            </w:r>
                           </w:p>
                           <w:p>
                             <w:pPr>
                               <w:pBdr/>
                               <w:spacing/>
                               <w:ind/>
-                              <w:rPr/>
+                              <w:rPr>
+                                <w:rFonts w:ascii="Times New Roman" w:hAnsi="Times New Roman" w:cs="Times New Roman"/>
+                              </w:rPr>
                             </w:pPr>
                             <w:r>
+                              <w:rPr>
+                                <w:rFonts w:ascii="Times New Roman" w:hAnsi="Times New Roman" w:eastAsia="Times New Roman" w:cs="Times New Roman"/>
+                              </w:rPr>
                               <w:t xml:space="preserve">1 &lt;&lt; 3 → 00001000</w:t>
                             </w:r>
-                            <w:r/>
+                            <w:r>
+                              <w:rPr>
+                                <w:rFonts w:ascii="Times New Roman" w:hAnsi="Times New Roman" w:eastAsia="Times New Roman" w:cs="Times New Roman"/>
+                              </w:rPr>
+                            </w:r>
                           </w:p>
                           <w:p>
                             <w:pPr>
                               <w:pBdr/>
                               <w:spacing/>
                               <w:ind/>
-                              <w:rPr/>
+                              <w:rPr>
+                                <w:rFonts w:ascii="Times New Roman" w:hAnsi="Times New Roman" w:cs="Times New Roman"/>
+                              </w:rPr>
                             </w:pPr>
                             <w:r>
+                              <w:rPr>
+                                <w:rFonts w:ascii="Times New Roman" w:hAnsi="Times New Roman" w:eastAsia="Times New Roman" w:cs="Times New Roman"/>
+                              </w:rPr>
                               <w:t xml:space="preserve">1 &lt;&lt; 4 → 00010000</w:t>
                             </w:r>
-                            <w:r/>
+                            <w:r>
+                              <w:rPr>
+                                <w:rFonts w:ascii="Times New Roman" w:hAnsi="Times New Roman" w:eastAsia="Times New Roman" w:cs="Times New Roman"/>
+                              </w:rPr>
+                            </w:r>
                           </w:p>
                         </w:txbxContent>
                       </wps:txbx>
@@ -9611,60 +9549,105 @@
                         <w:pBdr/>
                         <w:spacing/>
                         <w:ind/>
-                        <w:rPr/>
+                        <w:rPr>
+                          <w:rFonts w:ascii="Times New Roman" w:hAnsi="Times New Roman" w:cs="Times New Roman"/>
+                        </w:rPr>
                       </w:pPr>
                       <w:r>
+                        <w:rPr>
+                          <w:rFonts w:ascii="Times New Roman" w:hAnsi="Times New Roman" w:eastAsia="Times New Roman" w:cs="Times New Roman"/>
+                        </w:rPr>
                         <w:t xml:space="preserve">1 &lt;&lt; 0 → 00000001</w:t>
                       </w:r>
-                      <w:r/>
+                      <w:r>
+                        <w:rPr>
+                          <w:rFonts w:ascii="Times New Roman" w:hAnsi="Times New Roman" w:eastAsia="Times New Roman" w:cs="Times New Roman"/>
+                        </w:rPr>
+                      </w:r>
                     </w:p>
                     <w:p>
                       <w:pPr>
                         <w:pBdr/>
                         <w:spacing/>
                         <w:ind/>
-                        <w:rPr/>
+                        <w:rPr>
+                          <w:rFonts w:ascii="Times New Roman" w:hAnsi="Times New Roman" w:cs="Times New Roman"/>
+                        </w:rPr>
                       </w:pPr>
                       <w:r>
+                        <w:rPr>
+                          <w:rFonts w:ascii="Times New Roman" w:hAnsi="Times New Roman" w:eastAsia="Times New Roman" w:cs="Times New Roman"/>
+                        </w:rPr>
                         <w:t xml:space="preserve">1 &lt;&lt; 1 → 00000010</w:t>
                       </w:r>
-                      <w:r/>
+                      <w:r>
+                        <w:rPr>
+                          <w:rFonts w:ascii="Times New Roman" w:hAnsi="Times New Roman" w:eastAsia="Times New Roman" w:cs="Times New Roman"/>
+                        </w:rPr>
+                      </w:r>
                     </w:p>
                     <w:p>
                       <w:pPr>
                         <w:pBdr/>
                         <w:spacing/>
                         <w:ind/>
-                        <w:rPr/>
+                        <w:rPr>
+                          <w:rFonts w:ascii="Times New Roman" w:hAnsi="Times New Roman" w:cs="Times New Roman"/>
+                        </w:rPr>
                       </w:pPr>
                       <w:r>
+                        <w:rPr>
+                          <w:rFonts w:ascii="Times New Roman" w:hAnsi="Times New Roman" w:eastAsia="Times New Roman" w:cs="Times New Roman"/>
+                        </w:rPr>
                         <w:t xml:space="preserve">1 &lt;&lt; 2 → 00000100</w:t>
                       </w:r>
-                      <w:r/>
+                      <w:r>
+                        <w:rPr>
+                          <w:rFonts w:ascii="Times New Roman" w:hAnsi="Times New Roman" w:eastAsia="Times New Roman" w:cs="Times New Roman"/>
+                        </w:rPr>
+                      </w:r>
                     </w:p>
                     <w:p>
                       <w:pPr>
                         <w:pBdr/>
                         <w:spacing/>
                         <w:ind/>
-                        <w:rPr/>
+                        <w:rPr>
+                          <w:rFonts w:ascii="Times New Roman" w:hAnsi="Times New Roman" w:cs="Times New Roman"/>
+                        </w:rPr>
                       </w:pPr>
                       <w:r>
+                        <w:rPr>
+                          <w:rFonts w:ascii="Times New Roman" w:hAnsi="Times New Roman" w:eastAsia="Times New Roman" w:cs="Times New Roman"/>
+                        </w:rPr>
                         <w:t xml:space="preserve">1 &lt;&lt; 3 → 00001000</w:t>
                       </w:r>
-                      <w:r/>
+                      <w:r>
+                        <w:rPr>
+                          <w:rFonts w:ascii="Times New Roman" w:hAnsi="Times New Roman" w:eastAsia="Times New Roman" w:cs="Times New Roman"/>
+                        </w:rPr>
+                      </w:r>
                     </w:p>
                     <w:p>
                       <w:pPr>
                         <w:pBdr/>
                         <w:spacing/>
                         <w:ind/>
-                        <w:rPr/>
+                        <w:rPr>
+                          <w:rFonts w:ascii="Times New Roman" w:hAnsi="Times New Roman" w:cs="Times New Roman"/>
+                        </w:rPr>
                       </w:pPr>
                       <w:r>
+                        <w:rPr>
+                          <w:rFonts w:ascii="Times New Roman" w:hAnsi="Times New Roman" w:eastAsia="Times New Roman" w:cs="Times New Roman"/>
+                        </w:rPr>
                         <w:t xml:space="preserve">1 &lt;&lt; 4 → 00010000</w:t>
                       </w:r>
-                      <w:r/>
+                      <w:r>
+                        <w:rPr>
+                          <w:rFonts w:ascii="Times New Roman" w:hAnsi="Times New Roman" w:eastAsia="Times New Roman" w:cs="Times New Roman"/>
+                        </w:rPr>
+                      </w:r>
                     </w:p>
                   </w:txbxContent>
                 </v:textbox>

--- a/Documentacion_Desafio1.docx
+++ b/Documentacion_Desafio1.docx
@@ -9820,33 +9820,36 @@
     </w:p>
     <w:p>
       <w:pPr>
-        <w:pBdr/>
+        <w:suppressLineNumbers w:val="false"/>
+        <w:pBdr>
+          <w:top w:val="single" w:color="000000" w:sz="4" w:space="0"/>
+          <w:left w:val="single" w:color="000000" w:sz="4" w:space="0"/>
+          <w:bottom w:val="single" w:color="000000" w:sz="4" w:space="0"/>
+          <w:right w:val="single" w:color="000000" w:sz="4" w:space="0"/>
+          <w:between w:val="none" w:color="000000" w:sz="4" w:space="0"/>
+        </w:pBdr>
         <w:spacing/>
         <w:ind/>
         <w:jc w:val="center"/>
         <w:rPr>
-          <w:rFonts w:ascii="Asana Math" w:hAnsi="Asana Math" w:eastAsia="Asana Math" w:cs="Asana Math"/>
+          <w:rFonts w:ascii="Times New Roman" w:hAnsi="Times New Roman" w:cs="Times New Roman"/>
+          <w:color w:val="ff0000"/>
+          <w:highlight w:val="none"/>
+        </w:rPr>
+      </w:pPr>
+      <w:r>
+        <w:rPr>
+          <w:rFonts w:ascii="Times New Roman" w:hAnsi="Times New Roman" w:eastAsia="Times New Roman" w:cs="Times New Roman"/>
+          <w:color w:val="ff0000"/>
           <w:highlight w:val="none"/>
           <w:lang w:val="es-ES"/>
         </w:rPr>
-      </w:pPr>
-      <w:r>
-        <w:rPr>
-          <w:rFonts w:ascii="Asana Math" w:hAnsi="Asana Math" w:eastAsia="Asana Math" w:cs="Asana Math"/>
-          <w:highlight w:val="none"/>
-          <w:lang w:val="es-ES" w:bidi="es-ES"/>
-        </w:rPr>
-      </w:r>
-      <w:r>
-        <w:rPr>
-          <w:rFonts w:ascii="Asana Math" w:hAnsi="Asana Math" w:eastAsia="Asana Math" w:cs="Asana Math"/>
-          <w:highlight w:val="none"/>
-          <w:lang w:val="es-ES"/>
-        </w:rPr>
-      </w:r>
-      <w:r>
-        <w:rPr>
-          <w:rFonts w:ascii="Asana Math" w:hAnsi="Asana Math" w:eastAsia="Asana Math" w:cs="Asana Math"/>
+        <w:t xml:space="preserve">LA FUNCION Y EL BRANCH INDEXATION QUEDAN INUTILIZADOS DEBIDO A PROBLEMAS QUE TENIA CON ESA INDEXACION, PORQUE LITERALMENTE ESTABA HACIENDO UN TRABAJO INNECESARIO.</w:t>
+      </w:r>
+      <w:r>
+        <w:rPr>
+          <w:rFonts w:ascii="Times New Roman" w:hAnsi="Times New Roman" w:eastAsia="Times New Roman" w:cs="Times New Roman"/>
+          <w:color w:val="ff0000"/>
           <w:highlight w:val="none"/>
           <w:lang w:val="es-ES"/>
         </w:rPr>
@@ -9885,22 +9888,63 @@
         <w:ind/>
         <w:jc w:val="center"/>
         <w:rPr>
+          <w:rFonts w:ascii="Times New Roman" w:hAnsi="Times New Roman" w:cs="Times New Roman"/>
+          <w:b/>
+          <w:bCs/>
+          <w:i/>
+          <w:sz w:val="24"/>
+          <w:szCs w:val="24"/>
+          <w:highlight w:val="none"/>
+          <w:u w:val="single"/>
+        </w:rPr>
+      </w:pPr>
+      <w:r>
+        <w:rPr>
+          <w:rFonts w:ascii="Times New Roman" w:hAnsi="Times New Roman" w:eastAsia="Times New Roman" w:cs="Times New Roman"/>
+          <w:b/>
+          <w:bCs/>
+          <w:i/>
+          <w:iCs/>
+          <w:sz w:val="24"/>
+          <w:szCs w:val="24"/>
+          <w:u w:val="single"/>
+          <w:lang w:val="es-ES"/>
+        </w:rPr>
+        <w:t xml:space="preserve">MOVIMIENTOS</w:t>
+      </w:r>
+      <w:r>
+        <w:rPr>
           <w:rFonts w:ascii="Asana Math" w:hAnsi="Asana Math" w:cs="Asana Math"/>
-        </w:rPr>
-      </w:pPr>
-      <w:r>
-        <w:rPr>
-          <w:rFonts w:ascii="Asana Math" w:hAnsi="Asana Math" w:cs="Asana Math"/>
-        </w:rPr>
-      </w:r>
-      <w:r>
-        <w:rPr>
-          <w:rFonts w:ascii="Asana Math" w:hAnsi="Asana Math" w:cs="Asana Math"/>
-        </w:rPr>
-      </w:r>
-      <w:r>
-        <w:rPr>
-          <w:rFonts w:ascii="Asana Math" w:hAnsi="Asana Math" w:cs="Asana Math"/>
+          <w:b/>
+          <w:bCs/>
+          <w:i/>
+          <w:iCs/>
+          <w:sz w:val="24"/>
+          <w:szCs w:val="24"/>
+          <w:u w:val="single"/>
+        </w:rPr>
+      </w:r>
+      <w:r>
+        <w:rPr>
+          <w:rFonts w:ascii="Times New Roman" w:hAnsi="Times New Roman" w:cs="Times New Roman"/>
+          <w:b/>
+          <w:bCs/>
+          <w:i/>
+          <w:iCs/>
+          <w:sz w:val="24"/>
+          <w:szCs w:val="24"/>
+          <w:u w:val="single"/>
+        </w:rPr>
+      </w:r>
+      <w:r>
+        <w:rPr>
+          <w:rFonts w:ascii="Times New Roman" w:hAnsi="Times New Roman" w:cs="Times New Roman"/>
+          <w:b/>
+          <w:bCs/>
+          <w:i/>
+          <w:sz w:val="24"/>
+          <w:szCs w:val="24"/>
+          <w:u w:val="single"/>
         </w:rPr>
       </w:r>
     </w:p>
@@ -9910,23 +9954,51 @@
         <w:spacing/>
         <w:ind/>
         <w:jc w:val="center"/>
-        <w:rPr>
-          <w:rFonts w:ascii="Asana Math" w:hAnsi="Asana Math" w:cs="Asana Math"/>
-        </w:rPr>
-      </w:pPr>
-      <w:r>
-        <w:rPr>
-          <w:rFonts w:ascii="Asana Math" w:hAnsi="Asana Math" w:cs="Asana Math"/>
-        </w:rPr>
-      </w:r>
-      <w:r>
-        <w:rPr>
-          <w:rFonts w:ascii="Asana Math" w:hAnsi="Asana Math" w:cs="Asana Math"/>
-        </w:rPr>
-      </w:r>
-      <w:r>
-        <w:rPr>
-          <w:rFonts w:ascii="Asana Math" w:hAnsi="Asana Math" w:cs="Asana Math"/>
+        <w:rPr/>
+      </w:pPr>
+      <w:r>
+        <w:rPr>
+          <w:rFonts w:ascii="Times New Roman" w:hAnsi="Times New Roman" w:cs="Times New Roman"/>
+          <w:b w:val="0"/>
+          <w:bCs w:val="0"/>
+          <w:i w:val="0"/>
+          <w:iCs w:val="0"/>
+          <w:sz w:val="24"/>
+          <w:szCs w:val="24"/>
+          <w:highlight w:val="none"/>
+          <w:u w:val="none"/>
+          <w:lang w:val="es-ES"/>
+        </w:rPr>
+        <w:t xml:space="preserve">Teniendo mi tablero y mi pieza listos, lo siguiente que puedo hacer es empezar a buscar una solución para mover mis fichas. Primordialmente, puedo pensar en la indexación: si me indexo con coordenadas variables, se puede tener mayor control y facilidad.</w:t>
+      </w:r>
+      <w:r/>
+      <w:r>
+        <w:rPr>
+          <w:rFonts w:ascii="Times New Roman" w:hAnsi="Times New Roman" w:cs="Times New Roman"/>
+          <w:b w:val="0"/>
+          <w:bCs w:val="0"/>
+          <w:i w:val="0"/>
+          <w:iCs w:val="0"/>
+          <w:sz w:val="24"/>
+          <w:szCs w:val="24"/>
+          <w:highlight w:val="none"/>
+          <w:u w:val="none"/>
+          <w:lang w:val="es-ES"/>
+        </w:rPr>
+      </w:r>
+      <w:r/>
+      <w:r>
+        <w:rPr>
+          <w:rFonts w:ascii="Times New Roman" w:hAnsi="Times New Roman" w:cs="Times New Roman"/>
+          <w:b w:val="0"/>
+          <w:bCs w:val="0"/>
+          <w:i w:val="0"/>
+          <w:iCs w:val="0"/>
+          <w:sz w:val="24"/>
+          <w:szCs w:val="24"/>
+          <w:highlight w:val="none"/>
+          <w:u w:val="none"/>
+          <w:lang w:val="es-ES"/>
         </w:rPr>
       </w:r>
     </w:p>
@@ -9936,23 +10008,66 @@
         <w:spacing/>
         <w:ind/>
         <w:jc w:val="center"/>
-        <w:rPr>
-          <w:rFonts w:ascii="Asana Math" w:hAnsi="Asana Math" w:cs="Asana Math"/>
-        </w:rPr>
-      </w:pPr>
-      <w:r>
-        <w:rPr>
-          <w:rFonts w:ascii="Asana Math" w:hAnsi="Asana Math" w:cs="Asana Math"/>
-        </w:rPr>
-      </w:r>
-      <w:r>
-        <w:rPr>
-          <w:rFonts w:ascii="Asana Math" w:hAnsi="Asana Math" w:cs="Asana Math"/>
-        </w:rPr>
-      </w:r>
-      <w:r>
-        <w:rPr>
-          <w:rFonts w:ascii="Asana Math" w:hAnsi="Asana Math" w:cs="Asana Math"/>
+        <w:rPr/>
+      </w:pPr>
+      <w:r>
+        <w:rPr>
+          <w:rFonts w:ascii="Times New Roman" w:hAnsi="Times New Roman" w:cs="Times New Roman"/>
+          <w:b w:val="0"/>
+          <w:bCs w:val="0"/>
+          <w:i w:val="0"/>
+          <w:iCs w:val="0"/>
+          <w:sz w:val="24"/>
+          <w:szCs w:val="24"/>
+          <w:highlight w:val="none"/>
+          <w:u w:val="none"/>
+          <w:lang w:val="es-ES"/>
+        </w:rPr>
+        <w:t xml:space="preserve">Antes de mover, claramente debo primero dibujar mi matriz y también eliminar mi matriz dibujada. Así que, optimizando un poco mi código, no utilizo mi header de indexación debido a que necesito que mis coordenadas sean variables, porque después de cada movi</w:t>
+      </w:r>
+      <w:r>
+        <w:rPr>
+          <w:rFonts w:ascii="Times New Roman" w:hAnsi="Times New Roman" w:cs="Times New Roman"/>
+          <w:b w:val="0"/>
+          <w:bCs w:val="0"/>
+          <w:i w:val="0"/>
+          <w:iCs w:val="0"/>
+          <w:sz w:val="24"/>
+          <w:szCs w:val="24"/>
+          <w:highlight w:val="none"/>
+          <w:u w:val="none"/>
+          <w:lang w:val="es-ES"/>
+        </w:rPr>
+        <w:t xml:space="preserve">miento las coordenadas cambian y no se pueden resetear siempre a un mismo punto.</w:t>
+      </w:r>
+      <w:r/>
+      <w:r>
+        <w:rPr>
+          <w:rFonts w:ascii="Times New Roman" w:hAnsi="Times New Roman" w:cs="Times New Roman"/>
+          <w:b w:val="0"/>
+          <w:bCs w:val="0"/>
+          <w:i w:val="0"/>
+          <w:iCs w:val="0"/>
+          <w:sz w:val="24"/>
+          <w:szCs w:val="24"/>
+          <w:highlight w:val="none"/>
+          <w:u w:val="none"/>
+          <w:lang w:val="es-ES"/>
+        </w:rPr>
+      </w:r>
+      <w:r/>
+      <w:r>
+        <w:rPr>
+          <w:rFonts w:ascii="Times New Roman" w:hAnsi="Times New Roman" w:cs="Times New Roman"/>
+          <w:b w:val="0"/>
+          <w:bCs w:val="0"/>
+          <w:i w:val="0"/>
+          <w:iCs w:val="0"/>
+          <w:sz w:val="24"/>
+          <w:szCs w:val="24"/>
+          <w:highlight w:val="none"/>
+          <w:u w:val="none"/>
+          <w:lang w:val="es-ES"/>
         </w:rPr>
       </w:r>
     </w:p>
@@ -9963,22 +10078,58 @@
         <w:ind/>
         <w:jc w:val="center"/>
         <w:rPr>
-          <w:rFonts w:ascii="Asana Math" w:hAnsi="Asana Math" w:cs="Asana Math"/>
-        </w:rPr>
-      </w:pPr>
-      <w:r>
-        <w:rPr>
-          <w:rFonts w:ascii="Asana Math" w:hAnsi="Asana Math" w:cs="Asana Math"/>
-        </w:rPr>
-      </w:r>
-      <w:r>
-        <w:rPr>
-          <w:rFonts w:ascii="Asana Math" w:hAnsi="Asana Math" w:cs="Asana Math"/>
-        </w:rPr>
-      </w:r>
-      <w:r>
-        <w:rPr>
-          <w:rFonts w:ascii="Asana Math" w:hAnsi="Asana Math" w:cs="Asana Math"/>
+          <w:rFonts w:ascii="Times New Roman" w:hAnsi="Times New Roman" w:cs="Times New Roman"/>
+          <w:b w:val="0"/>
+          <w:bCs w:val="0"/>
+          <w:i w:val="0"/>
+          <w:sz w:val="24"/>
+          <w:szCs w:val="24"/>
+          <w:highlight w:val="none"/>
+          <w:u w:val="none"/>
+          <w:lang w:val="es-ES"/>
+        </w:rPr>
+      </w:pPr>
+      <w:r>
+        <w:rPr>
+          <w:rFonts w:ascii="Times New Roman" w:hAnsi="Times New Roman" w:cs="Times New Roman"/>
+          <w:b w:val="0"/>
+          <w:bCs w:val="0"/>
+          <w:i w:val="0"/>
+          <w:iCs w:val="0"/>
+          <w:sz w:val="24"/>
+          <w:szCs w:val="24"/>
+          <w:highlight w:val="none"/>
+          <w:u w:val="none"/>
+          <w:lang w:val="es-ES"/>
+        </w:rPr>
+        <w:t xml:space="preserve">Llevando esta idea en mano, puedo decir que tengo estos flujos de trabajo:</w:t>
+      </w:r>
+      <w:r/>
+      <w:r>
+        <w:rPr>
+          <w:rFonts w:ascii="Times New Roman" w:hAnsi="Times New Roman" w:cs="Times New Roman"/>
+          <w:b w:val="0"/>
+          <w:bCs w:val="0"/>
+          <w:i w:val="0"/>
+          <w:iCs w:val="0"/>
+          <w:sz w:val="24"/>
+          <w:szCs w:val="24"/>
+          <w:highlight w:val="none"/>
+          <w:u w:val="none"/>
+          <w:lang w:val="es-ES"/>
+        </w:rPr>
+      </w:r>
+      <w:r>
+        <w:rPr>
+          <w:rFonts w:ascii="Times New Roman" w:hAnsi="Times New Roman" w:cs="Times New Roman"/>
+          <w:b w:val="0"/>
+          <w:bCs w:val="0"/>
+          <w:i w:val="0"/>
+          <w:sz w:val="24"/>
+          <w:szCs w:val="24"/>
+          <w:highlight w:val="none"/>
+          <w:u w:val="none"/>
+          <w:lang w:val="es-ES"/>
         </w:rPr>
       </w:r>
     </w:p>
@@ -9989,22 +10140,41 @@
         <w:ind/>
         <w:jc w:val="center"/>
         <w:rPr>
-          <w:rFonts w:ascii="Asana Math" w:hAnsi="Asana Math" w:cs="Asana Math"/>
-        </w:rPr>
-      </w:pPr>
-      <w:r>
-        <w:rPr>
-          <w:rFonts w:ascii="Asana Math" w:hAnsi="Asana Math" w:cs="Asana Math"/>
-        </w:rPr>
-      </w:r>
-      <w:r>
-        <w:rPr>
-          <w:rFonts w:ascii="Asana Math" w:hAnsi="Asana Math" w:cs="Asana Math"/>
-        </w:rPr>
-      </w:r>
-      <w:r>
-        <w:rPr>
-          <w:rFonts w:ascii="Asana Math" w:hAnsi="Asana Math" w:cs="Asana Math"/>
+          <w:rFonts w:ascii="Times New Roman" w:hAnsi="Times New Roman" w:cs="Times New Roman"/>
+          <w:b w:val="0"/>
+          <w:bCs w:val="0"/>
+          <w:i w:val="0"/>
+          <w:sz w:val="24"/>
+          <w:szCs w:val="24"/>
+          <w:highlight w:val="none"/>
+          <w:u w:val="none"/>
+          <w:lang w:val="es-ES"/>
+        </w:rPr>
+      </w:pPr>
+      <w:r>
+        <w:rPr>
+          <w:rFonts w:ascii="Times New Roman" w:hAnsi="Times New Roman" w:cs="Times New Roman"/>
+          <w:b w:val="0"/>
+          <w:bCs w:val="0"/>
+          <w:i w:val="0"/>
+          <w:iCs w:val="0"/>
+          <w:sz w:val="24"/>
+          <w:szCs w:val="24"/>
+          <w:highlight w:val="none"/>
+          <w:u w:val="none"/>
+          <w:lang w:val="es-ES"/>
+        </w:rPr>
+        <w:t xml:space="preserve">elimino tetrimino anterior</w:t>
+      </w:r>
+      <w:r>
+        <w:rPr>
+          <w:rFonts w:ascii="Times New Roman" w:hAnsi="Times New Roman" w:cs="Times New Roman"/>
+          <w:b w:val="0"/>
+          <w:bCs w:val="0"/>
+          <w:i w:val="0"/>
+          <w:sz w:val="24"/>
+          <w:szCs w:val="24"/>
+          <w:u w:val="none"/>
         </w:rPr>
       </w:r>
     </w:p>
@@ -10015,6 +10185,1012 @@
         <w:ind/>
         <w:jc w:val="center"/>
         <w:rPr>
+          <w:rFonts w:ascii="Times New Roman" w:hAnsi="Times New Roman" w:cs="Times New Roman"/>
+          <w:b w:val="0"/>
+          <w:bCs w:val="0"/>
+          <w:i w:val="0"/>
+          <w:sz w:val="24"/>
+          <w:szCs w:val="24"/>
+          <w:highlight w:val="none"/>
+          <w:u w:val="none"/>
+          <w:lang w:val="es-ES"/>
+        </w:rPr>
+      </w:pPr>
+      <w:r>
+        <w:rPr>
+          <w:rFonts w:ascii="Times New Roman" w:hAnsi="Times New Roman" w:cs="Times New Roman"/>
+          <w:b w:val="0"/>
+          <w:bCs w:val="0"/>
+          <w:i w:val="0"/>
+          <w:iCs w:val="0"/>
+          <w:sz w:val="24"/>
+          <w:szCs w:val="24"/>
+          <w:highlight w:val="none"/>
+          <w:u w:val="none"/>
+          <w:lang w:val="es-ES"/>
+        </w:rPr>
+        <w:t xml:space="preserve">Movimiento de tetrimino</w:t>
+      </w:r>
+      <w:r>
+        <w:rPr>
+          <w:rFonts w:ascii="Times New Roman" w:hAnsi="Times New Roman" w:cs="Times New Roman"/>
+          <w:b w:val="0"/>
+          <w:bCs w:val="0"/>
+          <w:i w:val="0"/>
+          <w:sz w:val="24"/>
+          <w:szCs w:val="24"/>
+          <w:u w:val="none"/>
+        </w:rPr>
+      </w:r>
+    </w:p>
+    <w:p>
+      <w:pPr>
+        <w:pBdr/>
+        <w:spacing/>
+        <w:ind/>
+        <w:jc w:val="center"/>
+        <w:rPr>
+          <w:rFonts w:ascii="Times New Roman" w:hAnsi="Times New Roman" w:cs="Times New Roman"/>
+          <w:b w:val="0"/>
+          <w:bCs w:val="0"/>
+          <w:i w:val="0"/>
+          <w:sz w:val="24"/>
+          <w:szCs w:val="24"/>
+          <w:highlight w:val="none"/>
+          <w:u w:val="none"/>
+          <w:lang w:val="es-ES"/>
+        </w:rPr>
+      </w:pPr>
+      <w:r>
+        <w:rPr>
+          <w:rFonts w:ascii="Times New Roman" w:hAnsi="Times New Roman" w:cs="Times New Roman"/>
+          <w:b w:val="0"/>
+          <w:bCs w:val="0"/>
+          <w:i w:val="0"/>
+          <w:iCs w:val="0"/>
+          <w:sz w:val="24"/>
+          <w:szCs w:val="24"/>
+          <w:highlight w:val="none"/>
+          <w:u w:val="none"/>
+          <w:lang w:val="es-ES"/>
+        </w:rPr>
+        <w:t xml:space="preserve">dibujo tetrimino actual</w:t>
+      </w:r>
+      <w:r>
+        <w:rPr>
+          <w:rFonts w:ascii="Times New Roman" w:hAnsi="Times New Roman" w:cs="Times New Roman"/>
+          <w:b w:val="0"/>
+          <w:bCs w:val="0"/>
+          <w:i w:val="0"/>
+          <w:sz w:val="24"/>
+          <w:szCs w:val="24"/>
+          <w:u w:val="none"/>
+        </w:rPr>
+      </w:r>
+      <w:r>
+        <w:rPr>
+          <w:rFonts w:ascii="Times New Roman" w:hAnsi="Times New Roman" w:cs="Times New Roman"/>
+          <w:b w:val="0"/>
+          <w:bCs w:val="0"/>
+          <w:i w:val="0"/>
+          <w:sz w:val="24"/>
+          <w:szCs w:val="24"/>
+          <w:highlight w:val="none"/>
+          <w:u w:val="none"/>
+          <w:lang w:val="es-ES"/>
+        </w:rPr>
+      </w:r>
+    </w:p>
+    <w:p>
+      <w:pPr>
+        <w:pBdr/>
+        <w:spacing/>
+        <w:ind/>
+        <w:jc w:val="center"/>
+        <w:rPr/>
+      </w:pPr>
+      <w:r>
+        <w:rPr>
+          <w:rFonts w:ascii="Times New Roman" w:hAnsi="Times New Roman" w:cs="Times New Roman"/>
+          <w:b w:val="0"/>
+          <w:bCs w:val="0"/>
+          <w:i w:val="0"/>
+          <w:sz w:val="24"/>
+          <w:szCs w:val="24"/>
+          <w:highlight w:val="none"/>
+          <w:u w:val="none"/>
+          <w:lang w:val="es-ES" w:bidi="es-ES"/>
+        </w:rPr>
+        <w:t xml:space="preserve">Lo primero que tengo que hacer a la hora de eliminar o dibujar un tetrimino es indexarme, y eso lo puedo hacer recorriendo el índice de mi tetrimino [i][j]. En este caso, ambos son de 4x4.</w:t>
+      </w:r>
+      <w:r/>
+      <w:r>
+        <w:rPr>
+          <w:rFonts w:ascii="Times New Roman" w:hAnsi="Times New Roman" w:cs="Times New Roman"/>
+          <w:b w:val="0"/>
+          <w:bCs w:val="0"/>
+          <w:i w:val="0"/>
+          <w:sz w:val="24"/>
+          <w:szCs w:val="24"/>
+          <w:highlight w:val="none"/>
+          <w:u w:val="none"/>
+          <w:lang w:val="es-ES" w:bidi="es-ES"/>
+        </w:rPr>
+      </w:r>
+    </w:p>
+    <w:p>
+      <w:pPr>
+        <w:pBdr/>
+        <w:spacing/>
+        <w:ind/>
+        <w:jc w:val="center"/>
+        <w:rPr/>
+      </w:pPr>
+      <w:r>
+        <w:rPr>
+          <w:rFonts w:ascii="Times New Roman" w:hAnsi="Times New Roman" w:cs="Times New Roman"/>
+          <w:b w:val="0"/>
+          <w:bCs w:val="0"/>
+          <w:i w:val="0"/>
+          <w:sz w:val="24"/>
+          <w:szCs w:val="24"/>
+          <w:highlight w:val="none"/>
+          <w:u w:val="none"/>
+          <w:lang w:val="es-ES" w:bidi="es-ES"/>
+        </w:rPr>
+        <w:t xml:space="preserve">Lo siguiente es verificar qué fichas están activas o inactivas.</w:t>
+      </w:r>
+      <w:r/>
+      <w:r>
+        <w:rPr>
+          <w:rFonts w:ascii="Times New Roman" w:hAnsi="Times New Roman" w:cs="Times New Roman"/>
+          <w:b w:val="0"/>
+          <w:bCs w:val="0"/>
+          <w:i w:val="0"/>
+          <w:sz w:val="24"/>
+          <w:szCs w:val="24"/>
+          <w:highlight w:val="none"/>
+          <w:u w:val="none"/>
+          <w:lang w:val="es-ES" w:bidi="es-ES"/>
+        </w:rPr>
+      </w:r>
+      <w:r/>
+      <w:r>
+        <w:rPr>
+          <w:rFonts w:ascii="Times New Roman" w:hAnsi="Times New Roman" w:cs="Times New Roman"/>
+          <w:b w:val="0"/>
+          <w:bCs w:val="0"/>
+          <w:i w:val="0"/>
+          <w:sz w:val="24"/>
+          <w:szCs w:val="24"/>
+          <w:highlight w:val="none"/>
+          <w:u w:val="none"/>
+          <w:lang w:val="es-ES" w:bidi="es-ES"/>
+        </w:rPr>
+      </w:r>
+    </w:p>
+    <w:p>
+      <w:pPr>
+        <w:pBdr/>
+        <w:spacing/>
+        <w:ind/>
+        <w:jc w:val="center"/>
+        <w:rPr/>
+      </w:pPr>
+      <w:r>
+        <w:rPr>
+          <w:rFonts w:ascii="Times New Roman" w:hAnsi="Times New Roman" w:cs="Times New Roman"/>
+          <w:b w:val="0"/>
+          <w:bCs w:val="0"/>
+          <w:i w:val="0"/>
+          <w:sz w:val="24"/>
+          <w:szCs w:val="24"/>
+          <w:highlight w:val="none"/>
+          <w:u w:val="none"/>
+          <w:lang w:val="es-ES" w:bidi="es-ES"/>
+        </w:rPr>
+        <w:t xml:space="preserve">Si la ficha está activa, entonces inicio mis coordenadas variables y empiezo a moverme entre filas y columnas con ayudas auxiliares de las variables i, j.</w:t>
+      </w:r>
+      <w:r/>
+      <w:r>
+        <w:rPr>
+          <w:rFonts w:ascii="Times New Roman" w:hAnsi="Times New Roman" w:cs="Times New Roman"/>
+          <w:b w:val="0"/>
+          <w:bCs w:val="0"/>
+          <w:i w:val="0"/>
+          <w:sz w:val="24"/>
+          <w:szCs w:val="24"/>
+          <w:highlight w:val="none"/>
+          <w:u w:val="none"/>
+          <w:lang w:val="es-ES" w:bidi="es-ES"/>
+        </w:rPr>
+      </w:r>
+      <w:r/>
+      <w:r>
+        <w:rPr>
+          <w:rFonts w:ascii="Times New Roman" w:hAnsi="Times New Roman" w:cs="Times New Roman"/>
+          <w:b w:val="0"/>
+          <w:bCs w:val="0"/>
+          <w:i w:val="0"/>
+          <w:sz w:val="24"/>
+          <w:szCs w:val="24"/>
+          <w:highlight w:val="none"/>
+          <w:u w:val="none"/>
+          <w:lang w:val="es-ES" w:bidi="es-ES"/>
+        </w:rPr>
+      </w:r>
+    </w:p>
+    <w:p>
+      <w:pPr>
+        <w:pBdr/>
+        <w:spacing/>
+        <w:ind/>
+        <w:jc w:val="center"/>
+        <w:rPr/>
+      </w:pPr>
+      <w:r>
+        <w:rPr>
+          <w:rFonts w:ascii="Times New Roman" w:hAnsi="Times New Roman" w:cs="Times New Roman"/>
+          <w:b w:val="0"/>
+          <w:bCs w:val="0"/>
+          <w:i w:val="0"/>
+          <w:sz w:val="24"/>
+          <w:szCs w:val="24"/>
+          <w:highlight w:val="none"/>
+          <w:u w:val="none"/>
+          <w:lang w:val="es-ES" w:bidi="es-ES"/>
+        </w:rPr>
+        <w:t xml:space="preserve">Después de indexarme de esa manera, empiezo a buscar cuántos bytes y bits tienen las columnas con operaciones sencillas, para poder hacer los bitwise después.</w:t>
+      </w:r>
+      <w:r/>
+      <w:r>
+        <w:rPr>
+          <w:rFonts w:ascii="Times New Roman" w:hAnsi="Times New Roman" w:cs="Times New Roman"/>
+          <w:b w:val="0"/>
+          <w:bCs w:val="0"/>
+          <w:i w:val="0"/>
+          <w:sz w:val="24"/>
+          <w:szCs w:val="24"/>
+          <w:highlight w:val="none"/>
+          <w:u w:val="none"/>
+          <w:lang w:val="es-ES" w:bidi="es-ES"/>
+        </w:rPr>
+      </w:r>
+      <w:r/>
+      <w:r>
+        <w:rPr>
+          <w:rFonts w:ascii="Times New Roman" w:hAnsi="Times New Roman" w:cs="Times New Roman"/>
+          <w:b w:val="0"/>
+          <w:bCs w:val="0"/>
+          <w:i w:val="0"/>
+          <w:sz w:val="24"/>
+          <w:szCs w:val="24"/>
+          <w:highlight w:val="none"/>
+          <w:u w:val="none"/>
+          <w:lang w:val="es-ES" w:bidi="es-ES"/>
+        </w:rPr>
+      </w:r>
+    </w:p>
+    <w:p>
+      <w:pPr>
+        <w:pBdr/>
+        <w:spacing/>
+        <w:ind/>
+        <w:jc w:val="center"/>
+        <w:rPr/>
+      </w:pPr>
+      <w:r>
+        <w:rPr>
+          <w:rFonts w:ascii="Times New Roman" w:hAnsi="Times New Roman" w:cs="Times New Roman"/>
+          <w:b w:val="0"/>
+          <w:bCs w:val="0"/>
+          <w:i w:val="0"/>
+          <w:sz w:val="24"/>
+          <w:szCs w:val="24"/>
+          <w:highlight w:val="none"/>
+          <w:u w:val="none"/>
+          <w:lang w:val="es-ES" w:bidi="es-ES"/>
+        </w:rPr>
+        <w:t xml:space="preserve">Cuando empiezo a recorrer los bits, hago un bitwise que utiliza la siguiente lógica:</w:t>
+      </w:r>
+      <w:r/>
+      <w:r>
+        <w:rPr>
+          <w:rFonts w:ascii="Times New Roman" w:hAnsi="Times New Roman" w:cs="Times New Roman"/>
+          <w:b w:val="0"/>
+          <w:bCs w:val="0"/>
+          <w:i w:val="0"/>
+          <w:sz w:val="24"/>
+          <w:szCs w:val="24"/>
+          <w:highlight w:val="none"/>
+          <w:u w:val="none"/>
+          <w:lang w:val="es-ES" w:bidi="es-ES"/>
+        </w:rPr>
+      </w:r>
+      <w:r/>
+      <w:r>
+        <w:rPr>
+          <w:rFonts w:ascii="Times New Roman" w:hAnsi="Times New Roman" w:cs="Times New Roman"/>
+          <w:b w:val="0"/>
+          <w:bCs w:val="0"/>
+          <w:i w:val="0"/>
+          <w:sz w:val="24"/>
+          <w:szCs w:val="24"/>
+          <w:highlight w:val="none"/>
+          <w:u w:val="none"/>
+          <w:lang w:val="es-ES" w:bidi="es-ES"/>
+        </w:rPr>
+      </w:r>
+    </w:p>
+    <w:p>
+      <w:pPr>
+        <w:pBdr/>
+        <w:spacing/>
+        <w:ind/>
+        <w:jc w:val="center"/>
+        <w:rPr>
+          <w:rFonts w:ascii="Times New Roman" w:hAnsi="Times New Roman" w:cs="Times New Roman"/>
+          <w:b w:val="0"/>
+          <w:bCs w:val="0"/>
+          <w:i w:val="0"/>
+          <w:sz w:val="24"/>
+          <w:szCs w:val="24"/>
+          <w:highlight w:val="none"/>
+          <w:u w:val="none"/>
+          <w:lang w:val="es-ES" w:bidi="es-ES"/>
+        </w:rPr>
+      </w:pPr>
+      <w:r>
+        <w:rPr>
+          <w:rFonts w:ascii="Times New Roman" w:hAnsi="Times New Roman" w:cs="Times New Roman"/>
+          <w:b w:val="0"/>
+          <w:bCs w:val="0"/>
+          <w:i w:val="0"/>
+          <w:sz w:val="24"/>
+          <w:szCs w:val="24"/>
+          <w:highlight w:val="none"/>
+          <w:u w:val="none"/>
+          <w:lang w:val="es-ES" w:bidi="es-ES"/>
+        </w:rPr>
+        <w:t xml:space="preserve">A | B nos dice que si un bit está activo, entonces todos estarán activos.</w:t>
+      </w:r>
+      <w:r/>
+      <w:r>
+        <w:rPr>
+          <w:rFonts w:ascii="Times New Roman" w:hAnsi="Times New Roman" w:cs="Times New Roman"/>
+          <w:b w:val="0"/>
+          <w:bCs w:val="0"/>
+          <w:i w:val="0"/>
+          <w:sz w:val="24"/>
+          <w:szCs w:val="24"/>
+          <w:highlight w:val="none"/>
+          <w:u w:val="none"/>
+          <w:lang w:val="es-ES" w:bidi="es-ES"/>
+        </w:rPr>
+      </w:r>
+      <w:r>
+        <w:rPr>
+          <w:rFonts w:ascii="Times New Roman" w:hAnsi="Times New Roman" w:cs="Times New Roman"/>
+          <w:b w:val="0"/>
+          <w:bCs w:val="0"/>
+          <w:i w:val="0"/>
+          <w:sz w:val="24"/>
+          <w:szCs w:val="24"/>
+          <w:highlight w:val="none"/>
+          <w:u w:val="none"/>
+          <w:lang w:val="es-ES" w:bidi="es-ES"/>
+        </w:rPr>
+      </w:r>
+    </w:p>
+    <w:p>
+      <w:pPr>
+        <w:pBdr/>
+        <w:spacing/>
+        <w:ind/>
+        <w:jc w:val="center"/>
+        <w:rPr>
+          <w:rFonts w:ascii="Times New Roman" w:hAnsi="Times New Roman" w:cs="Times New Roman"/>
+          <w:b w:val="0"/>
+          <w:bCs w:val="0"/>
+          <w:i w:val="0"/>
+          <w:sz w:val="24"/>
+          <w:szCs w:val="24"/>
+          <w:highlight w:val="none"/>
+          <w:u w:val="none"/>
+          <w:lang w:val="es-ES" w:bidi="es-ES"/>
+        </w:rPr>
+      </w:pPr>
+      <w:r>
+        <w:rPr>
+          <w:rFonts w:ascii="Times New Roman" w:hAnsi="Times New Roman" w:cs="Times New Roman"/>
+          <w:b w:val="0"/>
+          <w:bCs w:val="0"/>
+          <w:i w:val="0"/>
+          <w:sz w:val="24"/>
+          <w:szCs w:val="24"/>
+          <w:highlight w:val="none"/>
+          <w:u w:val="none"/>
+          <w:lang w:val="es-ES" w:bidi="es-ES"/>
+        </w:rPr>
+      </w:r>
+      <w:r>
+        <mc:AlternateContent>
+          <mc:Choice Requires="wpg">
+            <w:drawing>
+              <wp:anchor xmlns:wp="http://schemas.openxmlformats.org/drawingml/2006/wordprocessingDrawing" xmlns:wp14="http://schemas.microsoft.com/office/word/2010/wordprocessingDrawing" distT="0" distB="0" distL="115200" distR="115200" simplePos="0" relativeHeight="26624" behindDoc="0" locked="0" layoutInCell="1" allowOverlap="1">
+                <wp:simplePos x="0" y="0"/>
+                <wp:positionH relativeFrom="column">
+                  <wp:posOffset>614362</wp:posOffset>
+                </wp:positionH>
+                <wp:positionV relativeFrom="paragraph">
+                  <wp:posOffset>38788</wp:posOffset>
+                </wp:positionV>
+                <wp:extent cx="4714875" cy="1485900"/>
+                <wp:effectExtent l="3175" t="3175" r="3175" b="3175"/>
+                <wp:wrapNone/>
+                <wp:docPr id="18" name=""/>
+                <wp:cNvGraphicFramePr/>
+                <a:graphic xmlns:a="http://schemas.openxmlformats.org/drawingml/2006/main">
+                  <a:graphicData uri="http://schemas.microsoft.com/office/word/2010/wordprocessingShape">
+                    <wps:wsp>
+                      <wps:cNvPr id="0" name=""/>
+                      <wps:cNvSpPr txBox="1"/>
+                      <wps:spPr bwMode="auto">
+                        <a:xfrm rot="0" flipH="0" flipV="0">
+                          <a:off x="0" y="0"/>
+                          <a:ext cx="4714875" cy="1485900"/>
+                        </a:xfrm>
+                        <a:prstGeom prst="rect">
+                          <a:avLst/>
+                        </a:prstGeom>
+                        <a:solidFill>
+                          <a:schemeClr val="lt1"/>
+                        </a:solidFill>
+                        <a:ln w="6350">
+                          <a:solidFill>
+                            <a:prstClr val="black"/>
+                          </a:solidFill>
+                        </a:ln>
+                      </wps:spPr>
+                      <wps:txbx>
+                        <w:txbxContent>
+                          <w:p>
+                            <w:pPr>
+                              <w:pBdr/>
+                              <w:spacing/>
+                              <w:ind/>
+                              <w:rPr>
+                                <w:rFonts w:ascii="Classic Console" w:hAnsi="Classic Console" w:cs="Classic Console"/>
+                                <w:sz w:val="32"/>
+                                <w:szCs w:val="32"/>
+                              </w:rPr>
+                            </w:pPr>
+                            <w:r>
+                              <w:rPr>
+                                <w:rFonts w:ascii="Classic Console" w:hAnsi="Classic Console" w:eastAsia="Classic Console" w:cs="Classic Console"/>
+                                <w:sz w:val="32"/>
+                                <w:szCs w:val="32"/>
+                                <w:lang w:val="es-ES"/>
+                              </w:rPr>
+                              <w:t xml:space="preserve">                </w:t>
+                            </w:r>
+                            <w:r>
+                              <w:rPr>
+                                <w:rFonts w:ascii="Classic Console" w:hAnsi="Classic Console" w:eastAsia="Classic Console" w:cs="Classic Console"/>
+                                <w:sz w:val="32"/>
+                                <w:szCs w:val="32"/>
+                              </w:rPr>
+                              <w:t xml:space="preserve">int fila = y + i;</w:t>
+                            </w:r>
+                            <w:r>
+                              <w:rPr>
+                                <w:rFonts w:ascii="Classic Console" w:hAnsi="Classic Console" w:eastAsia="Classic Console" w:cs="Classic Console"/>
+                                <w:sz w:val="32"/>
+                                <w:szCs w:val="32"/>
+                              </w:rPr>
+                            </w:r>
+                          </w:p>
+                          <w:p>
+                            <w:pPr>
+                              <w:pBdr/>
+                              <w:spacing/>
+                              <w:ind/>
+                              <w:rPr>
+                                <w:rFonts w:ascii="Classic Console" w:hAnsi="Classic Console" w:cs="Classic Console"/>
+                                <w:sz w:val="32"/>
+                                <w:szCs w:val="32"/>
+                              </w:rPr>
+                            </w:pPr>
+                            <w:r>
+                              <w:rPr>
+                                <w:rFonts w:ascii="Classic Console" w:hAnsi="Classic Console" w:eastAsia="Classic Console" w:cs="Classic Console"/>
+                                <w:sz w:val="32"/>
+                                <w:szCs w:val="32"/>
+                              </w:rPr>
+                              <w:t xml:space="preserve">                int columna = x + j;</w:t>
+                            </w:r>
+                            <w:r>
+                              <w:rPr>
+                                <w:rFonts w:ascii="Classic Console" w:hAnsi="Classic Console" w:eastAsia="Classic Console" w:cs="Classic Console"/>
+                                <w:sz w:val="32"/>
+                                <w:szCs w:val="32"/>
+                              </w:rPr>
+                            </w:r>
+                          </w:p>
+                          <w:p>
+                            <w:pPr>
+                              <w:pBdr/>
+                              <w:spacing/>
+                              <w:ind/>
+                              <w:rPr>
+                                <w:rFonts w:ascii="Classic Console" w:hAnsi="Classic Console" w:cs="Classic Console"/>
+                                <w:sz w:val="32"/>
+                                <w:szCs w:val="32"/>
+                              </w:rPr>
+                            </w:pPr>
+                            <w:r>
+                              <w:rPr>
+                                <w:rFonts w:ascii="Classic Console" w:hAnsi="Classic Console" w:eastAsia="Classic Console" w:cs="Classic Console"/>
+                                <w:sz w:val="32"/>
+                                <w:szCs w:val="32"/>
+                              </w:rPr>
+                              <w:t xml:space="preserve">                int byte = columna / 8;</w:t>
+                            </w:r>
+                            <w:r>
+                              <w:rPr>
+                                <w:rFonts w:ascii="Classic Console" w:hAnsi="Classic Console" w:eastAsia="Classic Console" w:cs="Classic Console"/>
+                                <w:sz w:val="32"/>
+                                <w:szCs w:val="32"/>
+                              </w:rPr>
+                            </w:r>
+                          </w:p>
+                          <w:p>
+                            <w:pPr>
+                              <w:pBdr/>
+                              <w:spacing/>
+                              <w:ind/>
+                              <w:rPr>
+                                <w:rFonts w:ascii="Classic Console" w:hAnsi="Classic Console" w:cs="Classic Console"/>
+                                <w:sz w:val="32"/>
+                                <w:szCs w:val="32"/>
+                              </w:rPr>
+                            </w:pPr>
+                            <w:r>
+                              <w:rPr>
+                                <w:rFonts w:ascii="Classic Console" w:hAnsi="Classic Console" w:eastAsia="Classic Console" w:cs="Classic Console"/>
+                                <w:sz w:val="32"/>
+                                <w:szCs w:val="32"/>
+                              </w:rPr>
+                              <w:t xml:space="preserve">                int bit = columna % 8;</w:t>
+                            </w:r>
+                            <w:r>
+                              <w:rPr>
+                                <w:rFonts w:ascii="Classic Console" w:hAnsi="Classic Console" w:eastAsia="Classic Console" w:cs="Classic Console"/>
+                                <w:sz w:val="32"/>
+                                <w:szCs w:val="32"/>
+                              </w:rPr>
+                            </w:r>
+                          </w:p>
+                          <w:p>
+                            <w:pPr>
+                              <w:pBdr/>
+                              <w:spacing/>
+                              <w:ind/>
+                              <w:rPr>
+                                <w:rFonts w:ascii="Classic Console" w:hAnsi="Classic Console" w:cs="Classic Console"/>
+                                <w:sz w:val="32"/>
+                                <w:szCs w:val="32"/>
+                              </w:rPr>
+                            </w:pPr>
+                            <w:r>
+                              <w:rPr>
+                                <w:rFonts w:ascii="Classic Console" w:hAnsi="Classic Console" w:eastAsia="Classic Console" w:cs="Classic Console"/>
+                                <w:sz w:val="32"/>
+                                <w:szCs w:val="32"/>
+                              </w:rPr>
+                              <w:t xml:space="preserve">                tablero[fila][byte] |= (1 &lt;&lt; (7-bit)); </w:t>
+                            </w:r>
+                            <w:r>
+                              <w:rPr>
+                                <w:rFonts w:ascii="Classic Console" w:hAnsi="Classic Console" w:eastAsia="Classic Console" w:cs="Classic Console"/>
+                                <w:sz w:val="32"/>
+                                <w:szCs w:val="32"/>
+                              </w:rPr>
+                            </w:r>
+                            <w:r>
+                              <w:rPr>
+                                <w:rFonts w:ascii="Classic Console" w:hAnsi="Classic Console" w:eastAsia="Classic Console" w:cs="Classic Console"/>
+                                <w:sz w:val="32"/>
+                                <w:szCs w:val="32"/>
+                              </w:rPr>
+                            </w:r>
+                          </w:p>
+                        </w:txbxContent>
+                      </wps:txbx>
+                      <wps:bodyPr vertOverflow="overflow" horzOverflow="overflow" vert="horz" wrap="square" lIns="91440" tIns="45720" rIns="91440" bIns="45720" numCol="1" spcCol="0" rtlCol="0" fromWordArt="0" anchor="t" anchorCtr="0" forceAA="0" upright="0" compatLnSpc="0"/>
+                    </wps:wsp>
+                  </a:graphicData>
+                </a:graphic>
+              </wp:anchor>
+            </w:drawing>
+          </mc:Choice>
+          <mc:Fallback>
+            <w:pict>
+              <v:shape id="shape 17" o:spid="_x0000_s17" o:spt="202" type="#_x0000_t202" style="position:absolute;z-index:26624;o:allowoverlap:true;o:allowincell:true;mso-position-horizontal-relative:text;margin-left:48.37pt;mso-position-horizontal:absolute;mso-position-vertical-relative:text;margin-top:3.05pt;mso-position-vertical:absolute;width:371.25pt;height:117.00pt;mso-wrap-distance-left:9.07pt;mso-wrap-distance-top:0.00pt;mso-wrap-distance-right:9.07pt;mso-wrap-distance-bottom:0.00pt;rotation:0;v-text-anchor:top;visibility:visible;" fillcolor="#FFFFFF" strokecolor="#000000" strokeweight="0.50pt">
+                <v:textbox inset="0,0,0,0">
+                  <w:txbxContent>
+                    <w:p>
+                      <w:pPr>
+                        <w:pBdr/>
+                        <w:spacing/>
+                        <w:ind/>
+                        <w:rPr>
+                          <w:rFonts w:ascii="Classic Console" w:hAnsi="Classic Console" w:cs="Classic Console"/>
+                          <w:sz w:val="32"/>
+                          <w:szCs w:val="32"/>
+                        </w:rPr>
+                      </w:pPr>
+                      <w:r>
+                        <w:rPr>
+                          <w:rFonts w:ascii="Classic Console" w:hAnsi="Classic Console" w:eastAsia="Classic Console" w:cs="Classic Console"/>
+                          <w:sz w:val="32"/>
+                          <w:szCs w:val="32"/>
+                          <w:lang w:val="es-ES"/>
+                        </w:rPr>
+                        <w:t xml:space="preserve">                </w:t>
+                      </w:r>
+                      <w:r>
+                        <w:rPr>
+                          <w:rFonts w:ascii="Classic Console" w:hAnsi="Classic Console" w:eastAsia="Classic Console" w:cs="Classic Console"/>
+                          <w:sz w:val="32"/>
+                          <w:szCs w:val="32"/>
+                        </w:rPr>
+                        <w:t xml:space="preserve">int fila = y + i;</w:t>
+                      </w:r>
+                      <w:r>
+                        <w:rPr>
+                          <w:rFonts w:ascii="Classic Console" w:hAnsi="Classic Console" w:eastAsia="Classic Console" w:cs="Classic Console"/>
+                          <w:sz w:val="32"/>
+                          <w:szCs w:val="32"/>
+                        </w:rPr>
+                      </w:r>
+                    </w:p>
+                    <w:p>
+                      <w:pPr>
+                        <w:pBdr/>
+                        <w:spacing/>
+                        <w:ind/>
+                        <w:rPr>
+                          <w:rFonts w:ascii="Classic Console" w:hAnsi="Classic Console" w:cs="Classic Console"/>
+                          <w:sz w:val="32"/>
+                          <w:szCs w:val="32"/>
+                        </w:rPr>
+                      </w:pPr>
+                      <w:r>
+                        <w:rPr>
+                          <w:rFonts w:ascii="Classic Console" w:hAnsi="Classic Console" w:eastAsia="Classic Console" w:cs="Classic Console"/>
+                          <w:sz w:val="32"/>
+                          <w:szCs w:val="32"/>
+                        </w:rPr>
+                        <w:t xml:space="preserve">                int columna = x + j;</w:t>
+                      </w:r>
+                      <w:r>
+                        <w:rPr>
+                          <w:rFonts w:ascii="Classic Console" w:hAnsi="Classic Console" w:eastAsia="Classic Console" w:cs="Classic Console"/>
+                          <w:sz w:val="32"/>
+                          <w:szCs w:val="32"/>
+                        </w:rPr>
+                      </w:r>
+                    </w:p>
+                    <w:p>
+                      <w:pPr>
+                        <w:pBdr/>
+                        <w:spacing/>
+                        <w:ind/>
+                        <w:rPr>
+                          <w:rFonts w:ascii="Classic Console" w:hAnsi="Classic Console" w:cs="Classic Console"/>
+                          <w:sz w:val="32"/>
+                          <w:szCs w:val="32"/>
+                        </w:rPr>
+                      </w:pPr>
+                      <w:r>
+                        <w:rPr>
+                          <w:rFonts w:ascii="Classic Console" w:hAnsi="Classic Console" w:eastAsia="Classic Console" w:cs="Classic Console"/>
+                          <w:sz w:val="32"/>
+                          <w:szCs w:val="32"/>
+                        </w:rPr>
+                        <w:t xml:space="preserve">                int byte = columna / 8;</w:t>
+                      </w:r>
+                      <w:r>
+                        <w:rPr>
+                          <w:rFonts w:ascii="Classic Console" w:hAnsi="Classic Console" w:eastAsia="Classic Console" w:cs="Classic Console"/>
+                          <w:sz w:val="32"/>
+                          <w:szCs w:val="32"/>
+                        </w:rPr>
+                      </w:r>
+                    </w:p>
+                    <w:p>
+                      <w:pPr>
+                        <w:pBdr/>
+                        <w:spacing/>
+                        <w:ind/>
+                        <w:rPr>
+                          <w:rFonts w:ascii="Classic Console" w:hAnsi="Classic Console" w:cs="Classic Console"/>
+                          <w:sz w:val="32"/>
+                          <w:szCs w:val="32"/>
+                        </w:rPr>
+                      </w:pPr>
+                      <w:r>
+                        <w:rPr>
+                          <w:rFonts w:ascii="Classic Console" w:hAnsi="Classic Console" w:eastAsia="Classic Console" w:cs="Classic Console"/>
+                          <w:sz w:val="32"/>
+                          <w:szCs w:val="32"/>
+                        </w:rPr>
+                        <w:t xml:space="preserve">                int bit = columna % 8;</w:t>
+                      </w:r>
+                      <w:r>
+                        <w:rPr>
+                          <w:rFonts w:ascii="Classic Console" w:hAnsi="Classic Console" w:eastAsia="Classic Console" w:cs="Classic Console"/>
+                          <w:sz w:val="32"/>
+                          <w:szCs w:val="32"/>
+                        </w:rPr>
+                      </w:r>
+                    </w:p>
+                    <w:p>
+                      <w:pPr>
+                        <w:pBdr/>
+                        <w:spacing/>
+                        <w:ind/>
+                        <w:rPr>
+                          <w:rFonts w:ascii="Classic Console" w:hAnsi="Classic Console" w:cs="Classic Console"/>
+                          <w:sz w:val="32"/>
+                          <w:szCs w:val="32"/>
+                        </w:rPr>
+                      </w:pPr>
+                      <w:r>
+                        <w:rPr>
+                          <w:rFonts w:ascii="Classic Console" w:hAnsi="Classic Console" w:eastAsia="Classic Console" w:cs="Classic Console"/>
+                          <w:sz w:val="32"/>
+                          <w:szCs w:val="32"/>
+                        </w:rPr>
+                        <w:t xml:space="preserve">                tablero[fila][byte] |= (1 &lt;&lt; (7-bit)); </w:t>
+                      </w:r>
+                      <w:r>
+                        <w:rPr>
+                          <w:rFonts w:ascii="Classic Console" w:hAnsi="Classic Console" w:eastAsia="Classic Console" w:cs="Classic Console"/>
+                          <w:sz w:val="32"/>
+                          <w:szCs w:val="32"/>
+                        </w:rPr>
+                      </w:r>
+                      <w:r>
+                        <w:rPr>
+                          <w:rFonts w:ascii="Classic Console" w:hAnsi="Classic Console" w:eastAsia="Classic Console" w:cs="Classic Console"/>
+                          <w:sz w:val="32"/>
+                          <w:szCs w:val="32"/>
+                        </w:rPr>
+                      </w:r>
+                    </w:p>
+                  </w:txbxContent>
+                </v:textbox>
+              </v:shape>
+            </w:pict>
+          </mc:Fallback>
+        </mc:AlternateContent>
+      </w:r>
+      <w:r>
+        <w:rPr>
+          <w:rFonts w:ascii="Times New Roman" w:hAnsi="Times New Roman" w:cs="Times New Roman"/>
+          <w:b w:val="0"/>
+          <w:bCs w:val="0"/>
+          <w:i w:val="0"/>
+          <w:sz w:val="24"/>
+          <w:szCs w:val="24"/>
+          <w:highlight w:val="none"/>
+          <w:u w:val="none"/>
+          <w:lang w:val="es-ES" w:bidi="es-ES"/>
+        </w:rPr>
+      </w:r>
+      <w:r>
+        <w:rPr>
+          <w:rFonts w:ascii="Times New Roman" w:hAnsi="Times New Roman" w:cs="Times New Roman"/>
+          <w:b w:val="0"/>
+          <w:bCs w:val="0"/>
+          <w:i w:val="0"/>
+          <w:sz w:val="24"/>
+          <w:szCs w:val="24"/>
+          <w:highlight w:val="none"/>
+          <w:u w:val="none"/>
+          <w:lang w:val="es-ES" w:bidi="es-ES"/>
+        </w:rPr>
+      </w:r>
+      <w:r>
+        <w:rPr>
+          <w:rFonts w:ascii="Times New Roman" w:hAnsi="Times New Roman" w:cs="Times New Roman"/>
+          <w:b w:val="0"/>
+          <w:bCs w:val="0"/>
+          <w:i w:val="0"/>
+          <w:sz w:val="24"/>
+          <w:szCs w:val="24"/>
+          <w:highlight w:val="none"/>
+          <w:u w:val="none"/>
+          <w:lang w:val="es-ES" w:bidi="es-ES"/>
+        </w:rPr>
+      </w:r>
+    </w:p>
+    <w:p>
+      <w:pPr>
+        <w:pBdr/>
+        <w:spacing/>
+        <w:ind/>
+        <w:jc w:val="center"/>
+        <w:rPr>
+          <w:rFonts w:ascii="Times New Roman" w:hAnsi="Times New Roman" w:cs="Times New Roman"/>
+          <w:b w:val="0"/>
+          <w:bCs w:val="0"/>
+          <w:i w:val="0"/>
+          <w:sz w:val="24"/>
+          <w:szCs w:val="24"/>
+          <w:highlight w:val="none"/>
+          <w:u w:val="none"/>
+          <w:lang w:val="es-ES"/>
+        </w:rPr>
+      </w:pPr>
+      <w:r>
+        <w:rPr>
+          <w:rFonts w:ascii="Times New Roman" w:hAnsi="Times New Roman" w:cs="Times New Roman"/>
+          <w:b w:val="0"/>
+          <w:bCs w:val="0"/>
+          <w:i w:val="0"/>
+          <w:sz w:val="24"/>
+          <w:szCs w:val="24"/>
+          <w:highlight w:val="none"/>
+          <w:u w:val="none"/>
+          <w:lang w:val="es-ES" w:bidi="es-ES"/>
+        </w:rPr>
+      </w:r>
+      <w:r>
+        <w:rPr>
+          <w:rFonts w:ascii="Times New Roman" w:hAnsi="Times New Roman" w:cs="Times New Roman"/>
+          <w:b w:val="0"/>
+          <w:bCs w:val="0"/>
+          <w:i w:val="0"/>
+          <w:sz w:val="24"/>
+          <w:szCs w:val="24"/>
+          <w:highlight w:val="none"/>
+          <w:u w:val="none"/>
+          <w:lang w:val="es-ES" w:bidi="es-ES"/>
+        </w:rPr>
+      </w:r>
+      <w:r>
+        <w:rPr>
+          <w:rFonts w:ascii="Times New Roman" w:hAnsi="Times New Roman" w:cs="Times New Roman"/>
+          <w:b w:val="0"/>
+          <w:bCs w:val="0"/>
+          <w:i w:val="0"/>
+          <w:sz w:val="24"/>
+          <w:szCs w:val="24"/>
+          <w:highlight w:val="none"/>
+          <w:u w:val="none"/>
+          <w:lang w:val="es-ES" w:bidi="es-ES"/>
+        </w:rPr>
+      </w:r>
+    </w:p>
+    <w:p>
+      <w:pPr>
+        <w:pBdr/>
+        <w:spacing/>
+        <w:ind/>
+        <w:jc w:val="center"/>
+        <w:rPr>
+          <w:rFonts w:ascii="Times New Roman" w:hAnsi="Times New Roman" w:cs="Times New Roman"/>
+          <w:b w:val="0"/>
+          <w:bCs w:val="0"/>
+          <w:i w:val="0"/>
+          <w:sz w:val="24"/>
+          <w:szCs w:val="24"/>
+          <w:u w:val="none"/>
+        </w:rPr>
+      </w:pPr>
+      <w:r>
+        <w:rPr>
+          <w:rFonts w:ascii="Times New Roman" w:hAnsi="Times New Roman" w:cs="Times New Roman"/>
+          <w:b w:val="0"/>
+          <w:bCs w:val="0"/>
+          <w:i w:val="0"/>
+          <w:sz w:val="24"/>
+          <w:szCs w:val="24"/>
+          <w:u w:val="none"/>
+        </w:rPr>
+      </w:r>
+      <w:r>
+        <w:rPr>
+          <w:rFonts w:ascii="Times New Roman" w:hAnsi="Times New Roman" w:cs="Times New Roman"/>
+          <w:b w:val="0"/>
+          <w:bCs w:val="0"/>
+          <w:i w:val="0"/>
+          <w:sz w:val="24"/>
+          <w:szCs w:val="24"/>
+          <w:u w:val="none"/>
+        </w:rPr>
+      </w:r>
+      <w:r>
+        <w:rPr>
+          <w:rFonts w:ascii="Times New Roman" w:hAnsi="Times New Roman" w:cs="Times New Roman"/>
+          <w:b w:val="0"/>
+          <w:bCs w:val="0"/>
+          <w:i w:val="0"/>
+          <w:sz w:val="24"/>
+          <w:szCs w:val="24"/>
+          <w:u w:val="none"/>
+        </w:rPr>
+      </w:r>
+    </w:p>
+    <w:p>
+      <w:pPr>
+        <w:pBdr/>
+        <w:spacing/>
+        <w:ind/>
+        <w:jc w:val="center"/>
+        <w:rPr>
+          <w:rFonts w:ascii="Times New Roman" w:hAnsi="Times New Roman" w:cs="Times New Roman"/>
+          <w:b w:val="0"/>
+          <w:bCs w:val="0"/>
+          <w:i w:val="0"/>
+          <w:sz w:val="24"/>
+          <w:szCs w:val="24"/>
+          <w:u w:val="none"/>
+        </w:rPr>
+      </w:pPr>
+      <w:r>
+        <w:rPr>
+          <w:rFonts w:ascii="Times New Roman" w:hAnsi="Times New Roman" w:cs="Times New Roman"/>
+          <w:b w:val="0"/>
+          <w:bCs w:val="0"/>
+          <w:i w:val="0"/>
+          <w:iCs w:val="0"/>
+          <w:sz w:val="24"/>
+          <w:szCs w:val="24"/>
+          <w:highlight w:val="none"/>
+          <w:u w:val="none"/>
+          <w:lang w:val="es-ES"/>
+        </w:rPr>
+      </w:r>
+      <w:r>
+        <w:rPr>
+          <w:rFonts w:ascii="Times New Roman" w:hAnsi="Times New Roman" w:cs="Times New Roman"/>
+          <w:b w:val="0"/>
+          <w:bCs w:val="0"/>
+          <w:i w:val="0"/>
+          <w:iCs w:val="0"/>
+          <w:sz w:val="24"/>
+          <w:szCs w:val="24"/>
+          <w:highlight w:val="none"/>
+          <w:u w:val="none"/>
+          <w:lang w:val="es-ES"/>
+        </w:rPr>
+      </w:r>
+      <w:r>
+        <w:rPr>
+          <w:rFonts w:ascii="Times New Roman" w:hAnsi="Times New Roman" w:cs="Times New Roman"/>
+          <w:b w:val="0"/>
+          <w:bCs w:val="0"/>
+          <w:i w:val="0"/>
+          <w:iCs w:val="0"/>
+          <w:sz w:val="24"/>
+          <w:szCs w:val="24"/>
+          <w:highlight w:val="none"/>
+          <w:u w:val="none"/>
+          <w:lang w:val="es-ES"/>
+        </w:rPr>
+      </w:r>
+    </w:p>
+    <w:p>
+      <w:pPr>
+        <w:pBdr/>
+        <w:spacing/>
+        <w:ind/>
+        <w:jc w:val="center"/>
+        <w:rPr>
           <w:rFonts w:ascii="Asana Math" w:hAnsi="Asana Math" w:cs="Asana Math"/>
         </w:rPr>
       </w:pPr>
@@ -10023,6 +11199,27 @@
           <w:rFonts w:ascii="Asana Math" w:hAnsi="Asana Math" w:cs="Asana Math"/>
         </w:rPr>
       </w:r>
+      <w:r>
+        <w:rPr>
+          <w:rFonts w:ascii="Asana Math" w:hAnsi="Asana Math" w:cs="Asana Math"/>
+        </w:rPr>
+      </w:r>
+      <w:r>
+        <w:rPr>
+          <w:rFonts w:ascii="Asana Math" w:hAnsi="Asana Math" w:cs="Asana Math"/>
+        </w:rPr>
+      </w:r>
+    </w:p>
+    <w:p>
+      <w:pPr>
+        <w:pBdr/>
+        <w:spacing/>
+        <w:ind/>
+        <w:jc w:val="center"/>
+        <w:rPr>
+          <w:rFonts w:ascii="Asana Math" w:hAnsi="Asana Math" w:cs="Asana Math"/>
+        </w:rPr>
+      </w:pPr>
       <w:r>
         <w:rPr>
           <w:rFonts w:ascii="Asana Math" w:hAnsi="Asana Math" w:cs="Asana Math"/>
@@ -10172,7 +11369,7 @@
               <wp:inline xmlns:wp="http://schemas.openxmlformats.org/drawingml/2006/wordprocessingDrawing" distT="0" distB="0" distL="0" distR="0">
                 <wp:extent cx="3573518" cy="1962101"/>
                 <wp:effectExtent l="0" t="0" r="0" b="0"/>
-                <wp:docPr id="18" name=""/>
+                <wp:docPr id="19" name=""/>
                 <wp:cNvGraphicFramePr>
                   <a:graphicFrameLocks xmlns:a="http://schemas.openxmlformats.org/drawingml/2006/main" noChangeAspect="1"/>
                 </wp:cNvGraphicFramePr>
@@ -10226,7 +11423,7 @@
                 <v:path o:extrusionok="f" gradientshapeok="t" o:connecttype="rect"/>
                 <o:lock v:ext="edit" aspectratio="t"/>
               </v:shapetype>
-              <v:shape id="_x0000_i17" o:spid="_x0000_s17" type="#_x0000_t75" style="width:281.38pt;height:154.50pt;mso-wrap-distance-left:0.00pt;mso-wrap-distance-top:0.00pt;mso-wrap-distance-right:0.00pt;mso-wrap-distance-bottom:0.00pt;z-index:1;" stroked="false">
+              <v:shape id="_x0000_i18" o:spid="_x0000_s18" type="#_x0000_t75" style="width:281.38pt;height:154.50pt;mso-wrap-distance-left:0.00pt;mso-wrap-distance-top:0.00pt;mso-wrap-distance-right:0.00pt;mso-wrap-distance-bottom:0.00pt;z-index:1;" stroked="false">
                 <v:imagedata r:id="rId19" o:title=""/>
                 <o:lock v:ext="edit" rotation="t"/>
               </v:shape>
@@ -10634,7 +11831,7 @@
         <w:pBdr/>
         <w:spacing/>
         <w:ind/>
-        <w:jc w:val="center"/>
+        <w:jc w:val="left"/>
         <w:rPr>
           <w:rFonts w:ascii="Asana Math" w:hAnsi="Asana Math" w:cs="Asana Math"/>
         </w:rPr>
@@ -10643,199 +11840,6 @@
         <w:rPr>
           <w:rFonts w:ascii="Asana Math" w:hAnsi="Asana Math" w:cs="Asana Math"/>
         </w:rPr>
-      </w:r>
-      <w:r>
-        <w:rPr>
-          <w:rFonts w:ascii="Asana Math" w:hAnsi="Asana Math" w:cs="Asana Math"/>
-        </w:rPr>
-      </w:r>
-      <w:r>
-        <w:rPr>
-          <w:rFonts w:ascii="Asana Math" w:hAnsi="Asana Math" w:cs="Asana Math"/>
-        </w:rPr>
-      </w:r>
-    </w:p>
-    <w:p>
-      <w:pPr>
-        <w:pBdr/>
-        <w:spacing/>
-        <w:ind/>
-        <w:jc w:val="center"/>
-        <w:rPr>
-          <w:rFonts w:ascii="Asana Math" w:hAnsi="Asana Math" w:cs="Asana Math"/>
-          <w:b w:val="0"/>
-          <w:bCs w:val="0"/>
-          <w:sz w:val="36"/>
-          <w:szCs w:val="36"/>
-        </w:rPr>
-      </w:pPr>
-      <w:r>
-        <w:rPr>
-          <w:rFonts w:ascii="Asana Math" w:hAnsi="Asana Math" w:eastAsia="Asana Math" w:cs="Asana Math"/>
-          <w:b w:val="0"/>
-          <w:bCs w:val="0"/>
-          <w:sz w:val="28"/>
-          <w:szCs w:val="28"/>
-          <w:highlight w:val="none"/>
-          <w:lang w:val="es-ES"/>
-        </w:rPr>
-        <w:t xml:space="preserve">MOVIMIENTOS.</w:t>
-      </w:r>
-      <w:r>
-        <w:rPr>
-          <w:rFonts w:ascii="Asana Math" w:hAnsi="Asana Math" w:cs="Asana Math"/>
-          <w:b w:val="0"/>
-          <w:bCs w:val="0"/>
-          <w:sz w:val="36"/>
-          <w:szCs w:val="36"/>
-        </w:rPr>
-      </w:r>
-      <w:r>
-        <w:rPr>
-          <w:rFonts w:ascii="Asana Math" w:hAnsi="Asana Math" w:cs="Asana Math"/>
-          <w:b w:val="0"/>
-          <w:bCs w:val="0"/>
-          <w:sz w:val="36"/>
-          <w:szCs w:val="36"/>
-        </w:rPr>
-      </w:r>
-    </w:p>
-    <w:p>
-      <w:pPr>
-        <w:pBdr/>
-        <w:spacing/>
-        <w:ind w:firstLine="0" w:left="0"/>
-        <w:jc w:val="center"/>
-        <w:rPr>
-          <w:rFonts w:ascii="Asana Math" w:hAnsi="Asana Math" w:cs="Asana Math"/>
-        </w:rPr>
-      </w:pPr>
-      <w:r>
-        <w:rPr>
-          <w:rFonts w:ascii="Asana Math" w:hAnsi="Asana Math" w:eastAsia="Asana Math" w:cs="Asana Math"/>
-          <w:highlight w:val="none"/>
-          <w:lang w:val="es-ES"/>
-        </w:rPr>
-        <w:t xml:space="preserve">Ahora nos centraremos en los movimientos b</w:t>
-      </w:r>
-      <w:r>
-        <w:rPr>
-          <w:rFonts w:ascii="Asana Math" w:hAnsi="Asana Math" w:eastAsia="Asana Math" w:cs="Asana Math"/>
-          <w:highlight w:val="none"/>
-          <w:lang w:val="es-ES"/>
-        </w:rPr>
-        <w:t xml:space="preserve">ásicos que tendra nuestro tetris que son derecha-izquierda y abajo, nuestra idea principal ser</w:t>
-      </w:r>
-      <w:r>
-        <w:rPr>
-          <w:rFonts w:ascii="Asana Math" w:hAnsi="Asana Math" w:eastAsia="Asana Math" w:cs="Asana Math"/>
-          <w:highlight w:val="none"/>
-          <w:lang w:val="es-ES"/>
-        </w:rPr>
-        <w:t xml:space="preserve">á no mover la ficha o modificar alguien valor binario, lo unico que haremos ser</w:t>
-      </w:r>
-      <w:r>
-        <w:rPr>
-          <w:rFonts w:ascii="Asana Math" w:hAnsi="Asana Math" w:eastAsia="Asana Math" w:cs="Asana Math"/>
-          <w:highlight w:val="none"/>
-          <w:lang w:val="es-ES"/>
-        </w:rPr>
-        <w:t xml:space="preserve">á mover la posici</w:t>
-      </w:r>
-      <w:r>
-        <w:rPr>
-          <w:rFonts w:ascii="Asana Math" w:hAnsi="Asana Math" w:eastAsia="Asana Math" w:cs="Asana Math"/>
-          <w:highlight w:val="none"/>
-          <w:lang w:val="es-ES"/>
-        </w:rPr>
-        <w:t xml:space="preserve">ón en donde se coloca la matriz de la pieza que en este caso esta en valores de posicion x y y, entonces si queremos que la ficha este mas a la derecha lo unico que haremos ser</w:t>
-      </w:r>
-      <w:r>
-        <w:rPr>
-          <w:rFonts w:ascii="Asana Math" w:hAnsi="Asana Math" w:eastAsia="Asana Math" w:cs="Asana Math"/>
-          <w:highlight w:val="none"/>
-          <w:lang w:val="es-ES"/>
-        </w:rPr>
-        <w:t xml:space="preserve">á un </w:t>
-      </w:r>
-      <m:oMath>
-        <m:r>
-          <w:rPr>
-            <w:rFonts w:hint="default" w:ascii="Cambria Math" w:hAnsi="Cambria Math" w:eastAsia="Cambria Math" w:cs="Cambria Math"/>
-            <w:highlight w:val="none"/>
-            <w:lang w:val="es-ES" w:bidi="es-ES"/>
-          </w:rPr>
-          <m:rPr>
-            <m:sty m:val="i"/>
-          </m:rPr>
-          <m:t>x++</m:t>
-        </m:r>
-      </m:oMath>
-      <w:r>
-        <w:rPr>
-          <w:rFonts w:ascii="Asana Math" w:hAnsi="Asana Math" w:eastAsia="Asana Math" w:cs="Asana Math"/>
-          <w:highlight w:val="none"/>
-          <w:lang w:val="es-ES"/>
-        </w:rPr>
-        <w:t xml:space="preserve"> o si quieremos que la ficha esta mas a la izquierda utilizamos un </w:t>
-      </w:r>
-      <m:oMath>
-        <m:r>
-          <w:rPr>
-            <w:rFonts w:hint="default" w:ascii="Cambria Math" w:hAnsi="Cambria Math" w:eastAsia="Cambria Math" w:cs="Cambria Math"/>
-            <w:highlight w:val="none"/>
-            <w:lang w:val="es-ES" w:bidi="es-ES"/>
-          </w:rPr>
-          <m:rPr>
-            <m:sty m:val="i"/>
-          </m:rPr>
-          <m:t>x--</m:t>
-        </m:r>
-      </m:oMath>
-      <w:r>
-        <w:rPr>
-          <w:rFonts w:ascii="Asana Math" w:hAnsi="Asana Math" w:eastAsia="Asana Math" w:cs="Asana Math"/>
-          <w:highlight w:val="none"/>
-          <w:lang w:val="es-ES"/>
-        </w:rPr>
-        <w:t xml:space="preserve">, despues que colocamos la nueva posicion inmediatamente se har</w:t>
-      </w:r>
-      <w:r>
-        <w:rPr>
-          <w:rFonts w:ascii="Asana Math" w:hAnsi="Asana Math" w:eastAsia="Asana Math" w:cs="Asana Math"/>
-          <w:highlight w:val="none"/>
-          <w:lang w:val="es-ES"/>
-        </w:rPr>
-        <w:t xml:space="preserve">á el bitmasking , para moverle para abajo lo unico que haremos ser</w:t>
-      </w:r>
-      <w:r>
-        <w:rPr>
-          <w:rFonts w:ascii="Asana Math" w:hAnsi="Asana Math" w:eastAsia="Asana Math" w:cs="Asana Math"/>
-          <w:highlight w:val="none"/>
-          <w:lang w:val="es-ES"/>
-        </w:rPr>
-        <w:t xml:space="preserve">á sumar el eje y en </w:t>
-      </w:r>
-      <m:oMath>
-        <m:r>
-          <w:rPr>
-            <w:rFonts w:hint="default" w:ascii="Cambria Math" w:hAnsi="Cambria Math" w:eastAsia="Cambria Math" w:cs="Cambria Math"/>
-            <w:highlight w:val="none"/>
-            <w:lang w:val="es-ES" w:bidi="es-ES"/>
-          </w:rPr>
-          <m:rPr>
-            <m:sty m:val="i"/>
-          </m:rPr>
-          <m:t>y++</m:t>
-        </m:r>
-      </m:oMath>
-      <w:r>
-        <w:rPr>
-          <w:rFonts w:ascii="Asana Math" w:hAnsi="Asana Math" w:eastAsia="Asana Math" w:cs="Asana Math"/>
-          <w:highlight w:val="none"/>
-          <w:lang w:val="es-ES"/>
-        </w:rPr>
-        <w:t xml:space="preserve"> esto inmediatamente me movera las fichas.</w:t>
       </w:r>
       <w:r>
         <w:rPr>

--- a/Documentacion_Desafio1.docx
+++ b/Documentacion_Desafio1.docx
@@ -38,23 +38,59 @@
       </w:r>
       <w:r>
         <w:rPr>
+          <w:rFonts w:ascii="Times New Roman" w:hAnsi="Times New Roman" w:cs="Times New Roman"/>
+          <w:sz w:val="28"/>
+          <w:szCs w:val="28"/>
+        </w:rPr>
+      </w:r>
+    </w:p>
+    <w:p>
+      <w:pPr>
+        <w:pBdr/>
+        <w:spacing/>
+        <w:ind/>
+        <w:jc w:val="center"/>
+        <w:rPr>
+          <w:rFonts w:ascii="Times New Roman" w:hAnsi="Times New Roman" w:cs="Times New Roman"/>
+          <w:sz w:val="28"/>
+          <w:szCs w:val="28"/>
+        </w:rPr>
+      </w:pPr>
+      <w:r>
+        <w:rPr>
           <w:rFonts w:ascii="Times New Roman" w:hAnsi="Times New Roman" w:eastAsia="Times New Roman" w:cs="Times New Roman"/>
           <w:sz w:val="28"/>
           <w:szCs w:val="28"/>
         </w:rPr>
-      </w:r>
-    </w:p>
-    <w:p>
-      <w:pPr>
-        <w:pBdr/>
-        <w:spacing/>
-        <w:ind/>
-        <w:jc w:val="center"/>
+        <w:t xml:space="preserve">Facultad de Ingenierı́a</w:t>
+      </w:r>
+      <w:r>
+        <w:rPr>
+          <w:rFonts w:ascii="Times New Roman" w:hAnsi="Times New Roman" w:eastAsia="Times New Roman" w:cs="Times New Roman"/>
+          <w:sz w:val="28"/>
+          <w:szCs w:val="28"/>
+        </w:rPr>
+      </w:r>
+      <w:r>
         <w:rPr>
           <w:rFonts w:ascii="Times New Roman" w:hAnsi="Times New Roman" w:cs="Times New Roman"/>
           <w:sz w:val="28"/>
           <w:szCs w:val="28"/>
         </w:rPr>
+      </w:r>
+    </w:p>
+    <w:p>
+      <w:pPr>
+        <w:pBdr/>
+        <w:spacing/>
+        <w:ind/>
+        <w:jc w:val="center"/>
+        <w:rPr>
+          <w:rFonts w:ascii="Times New Roman" w:hAnsi="Times New Roman" w:cs="Times New Roman"/>
+          <w:sz w:val="28"/>
+          <w:szCs w:val="28"/>
+          <w:highlight w:val="none"/>
+        </w:rPr>
       </w:pPr>
       <w:r>
         <w:rPr>
@@ -62,55 +98,19 @@
           <w:sz w:val="28"/>
           <w:szCs w:val="28"/>
         </w:rPr>
-        <w:t xml:space="preserve">Facultad de Ingenierı́a</w:t>
+        <w:t xml:space="preserve">Universidad de Antioquia</w:t>
       </w:r>
       <w:r>
         <w:rPr>
           <w:rFonts w:ascii="Times New Roman" w:hAnsi="Times New Roman" w:eastAsia="Times New Roman" w:cs="Times New Roman"/>
           <w:sz w:val="28"/>
           <w:szCs w:val="28"/>
-        </w:rPr>
-      </w:r>
-      <w:r>
-        <w:rPr>
-          <w:rFonts w:ascii="Times New Roman" w:hAnsi="Times New Roman" w:eastAsia="Times New Roman" w:cs="Times New Roman"/>
-          <w:sz w:val="28"/>
-          <w:szCs w:val="28"/>
-        </w:rPr>
-      </w:r>
-    </w:p>
-    <w:p>
-      <w:pPr>
-        <w:pBdr/>
-        <w:spacing/>
-        <w:ind/>
-        <w:jc w:val="center"/>
+          <w:highlight w:val="none"/>
+        </w:rPr>
+      </w:r>
+      <w:r>
         <w:rPr>
           <w:rFonts w:ascii="Times New Roman" w:hAnsi="Times New Roman" w:cs="Times New Roman"/>
-          <w:sz w:val="28"/>
-          <w:szCs w:val="28"/>
-          <w:highlight w:val="none"/>
-        </w:rPr>
-      </w:pPr>
-      <w:r>
-        <w:rPr>
-          <w:rFonts w:ascii="Times New Roman" w:hAnsi="Times New Roman" w:eastAsia="Times New Roman" w:cs="Times New Roman"/>
-          <w:sz w:val="28"/>
-          <w:szCs w:val="28"/>
-        </w:rPr>
-        <w:t xml:space="preserve">Universidad de Antioquia</w:t>
-      </w:r>
-      <w:r>
-        <w:rPr>
-          <w:rFonts w:ascii="Times New Roman" w:hAnsi="Times New Roman" w:eastAsia="Times New Roman" w:cs="Times New Roman"/>
-          <w:sz w:val="28"/>
-          <w:szCs w:val="28"/>
-          <w:highlight w:val="none"/>
-        </w:rPr>
-      </w:r>
-      <w:r>
-        <w:rPr>
-          <w:rFonts w:ascii="Times New Roman" w:hAnsi="Times New Roman" w:eastAsia="Times New Roman" w:cs="Times New Roman"/>
           <w:sz w:val="28"/>
           <w:szCs w:val="28"/>
           <w:highlight w:val="none"/>
@@ -514,26 +514,306 @@
       </w:r>
       <w:r>
         <w:rPr>
+          <w:rFonts w:ascii="Times New Roman" w:hAnsi="Times New Roman" w:cs="Times New Roman"/>
+          <w:sz w:val="28"/>
+          <w:szCs w:val="28"/>
+          <w:highlight w:val="none"/>
+        </w:rPr>
+      </w:r>
+    </w:p>
+    <w:p>
+      <w:pPr>
+        <w:pBdr/>
+        <w:spacing/>
+        <w:ind/>
+        <w:jc w:val="center"/>
+        <w:rPr>
+          <w:rFonts w:ascii="Times New Roman" w:hAnsi="Times New Roman" w:cs="Times New Roman"/>
+          <w:sz w:val="28"/>
+          <w:szCs w:val="28"/>
+          <w:highlight w:val="none"/>
+        </w:rPr>
+      </w:pPr>
+      <w:r>
+        <w:rPr>
           <w:rFonts w:ascii="Times New Roman" w:hAnsi="Times New Roman" w:eastAsia="Times New Roman" w:cs="Times New Roman"/>
           <w:sz w:val="28"/>
           <w:szCs w:val="28"/>
           <w:highlight w:val="none"/>
           <w:lang w:val="es-ES"/>
         </w:rPr>
-      </w:r>
-    </w:p>
-    <w:p>
-      <w:pPr>
-        <w:pBdr/>
-        <w:spacing/>
-        <w:ind/>
-        <w:jc w:val="center"/>
+        <w:t xml:space="preserve">Augusto Enrique Salazar Jimenez</w:t>
+      </w:r>
+      <w:r>
+        <w:rPr>
+          <w:rFonts w:ascii="Times New Roman" w:hAnsi="Times New Roman" w:eastAsia="Times New Roman" w:cs="Times New Roman"/>
+          <w:sz w:val="28"/>
+          <w:szCs w:val="28"/>
+          <w:highlight w:val="none"/>
+          <w:lang w:val="es-ES"/>
+        </w:rPr>
+      </w:r>
+      <w:r>
         <w:rPr>
           <w:rFonts w:ascii="Times New Roman" w:hAnsi="Times New Roman" w:cs="Times New Roman"/>
           <w:sz w:val="28"/>
           <w:szCs w:val="28"/>
           <w:highlight w:val="none"/>
         </w:rPr>
+      </w:r>
+    </w:p>
+    <w:p>
+      <w:pPr>
+        <w:pBdr/>
+        <w:spacing/>
+        <w:ind/>
+        <w:jc w:val="center"/>
+        <w:rPr>
+          <w:rFonts w:ascii="Times New Roman" w:hAnsi="Times New Roman" w:cs="Times New Roman"/>
+          <w:sz w:val="40"/>
+          <w:szCs w:val="40"/>
+          <w:highlight w:val="none"/>
+        </w:rPr>
+      </w:pPr>
+      <w:r>
+        <w:rPr>
+          <w:rFonts w:ascii="Times New Roman" w:hAnsi="Times New Roman" w:eastAsia="Times New Roman" w:cs="Times New Roman"/>
+          <w:sz w:val="40"/>
+          <w:szCs w:val="40"/>
+          <w:highlight w:val="none"/>
+          <w:lang w:val="es-ES"/>
+        </w:rPr>
+      </w:r>
+      <w:r>
+        <w:rPr>
+          <w:rFonts w:ascii="Times New Roman" w:hAnsi="Times New Roman" w:eastAsia="Times New Roman" w:cs="Times New Roman"/>
+          <w:sz w:val="40"/>
+          <w:szCs w:val="40"/>
+          <w:highlight w:val="none"/>
+          <w:lang w:val="es-ES"/>
+        </w:rPr>
+      </w:r>
+      <w:r>
+        <w:rPr>
+          <w:rFonts w:ascii="Times New Roman" w:hAnsi="Times New Roman" w:cs="Times New Roman"/>
+          <w:sz w:val="40"/>
+          <w:szCs w:val="40"/>
+          <w:highlight w:val="none"/>
+        </w:rPr>
+      </w:r>
+    </w:p>
+    <w:p>
+      <w:pPr>
+        <w:pBdr/>
+        <w:spacing/>
+        <w:ind/>
+        <w:jc w:val="center"/>
+        <w:rPr>
+          <w:rFonts w:ascii="Times New Roman" w:hAnsi="Times New Roman" w:cs="Times New Roman"/>
+          <w:sz w:val="40"/>
+          <w:szCs w:val="40"/>
+          <w:highlight w:val="none"/>
+        </w:rPr>
+      </w:pPr>
+      <w:r>
+        <w:rPr>
+          <w:rFonts w:ascii="Times New Roman" w:hAnsi="Times New Roman" w:eastAsia="Times New Roman" w:cs="Times New Roman"/>
+          <w:sz w:val="40"/>
+          <w:szCs w:val="40"/>
+          <w:highlight w:val="none"/>
+          <w:lang w:val="es-ES"/>
+        </w:rPr>
+      </w:r>
+      <w:r>
+        <w:rPr>
+          <w:rFonts w:ascii="Times New Roman" w:hAnsi="Times New Roman" w:eastAsia="Times New Roman" w:cs="Times New Roman"/>
+          <w:sz w:val="40"/>
+          <w:szCs w:val="40"/>
+          <w:highlight w:val="none"/>
+          <w:lang w:val="es-ES"/>
+        </w:rPr>
+      </w:r>
+      <w:r>
+        <w:rPr>
+          <w:rFonts w:ascii="Times New Roman" w:hAnsi="Times New Roman" w:cs="Times New Roman"/>
+          <w:sz w:val="40"/>
+          <w:szCs w:val="40"/>
+          <w:highlight w:val="none"/>
+        </w:rPr>
+      </w:r>
+    </w:p>
+    <w:p>
+      <w:pPr>
+        <w:pBdr/>
+        <w:spacing/>
+        <w:ind/>
+        <w:jc w:val="center"/>
+        <w:rPr>
+          <w:rFonts w:ascii="Times New Roman" w:hAnsi="Times New Roman" w:cs="Times New Roman"/>
+          <w:sz w:val="40"/>
+          <w:szCs w:val="40"/>
+          <w:highlight w:val="none"/>
+        </w:rPr>
+      </w:pPr>
+      <w:r>
+        <w:rPr>
+          <w:rFonts w:ascii="Times New Roman" w:hAnsi="Times New Roman" w:eastAsia="Times New Roman" w:cs="Times New Roman"/>
+          <w:sz w:val="40"/>
+          <w:szCs w:val="40"/>
+          <w:highlight w:val="none"/>
+          <w:lang w:val="es-ES"/>
+        </w:rPr>
+      </w:r>
+      <w:r>
+        <w:rPr>
+          <w:rFonts w:ascii="Times New Roman" w:hAnsi="Times New Roman" w:eastAsia="Times New Roman" w:cs="Times New Roman"/>
+          <w:sz w:val="40"/>
+          <w:szCs w:val="40"/>
+          <w:highlight w:val="none"/>
+          <w:lang w:val="es-ES"/>
+        </w:rPr>
+      </w:r>
+      <w:r>
+        <w:rPr>
+          <w:rFonts w:ascii="Times New Roman" w:hAnsi="Times New Roman" w:cs="Times New Roman"/>
+          <w:sz w:val="40"/>
+          <w:szCs w:val="40"/>
+          <w:highlight w:val="none"/>
+        </w:rPr>
+      </w:r>
+    </w:p>
+    <w:p>
+      <w:pPr>
+        <w:pBdr/>
+        <w:spacing/>
+        <w:ind/>
+        <w:jc w:val="center"/>
+        <w:rPr>
+          <w:rFonts w:ascii="Times New Roman" w:hAnsi="Times New Roman" w:cs="Times New Roman"/>
+          <w:sz w:val="40"/>
+          <w:szCs w:val="40"/>
+          <w:highlight w:val="none"/>
+        </w:rPr>
+      </w:pPr>
+      <w:r>
+        <w:rPr>
+          <w:rFonts w:ascii="Times New Roman" w:hAnsi="Times New Roman" w:eastAsia="Times New Roman" w:cs="Times New Roman"/>
+          <w:sz w:val="40"/>
+          <w:szCs w:val="40"/>
+          <w:highlight w:val="none"/>
+          <w:lang w:val="es-ES"/>
+        </w:rPr>
+      </w:r>
+      <w:r>
+        <w:rPr>
+          <w:rFonts w:ascii="Times New Roman" w:hAnsi="Times New Roman" w:eastAsia="Times New Roman" w:cs="Times New Roman"/>
+          <w:sz w:val="40"/>
+          <w:szCs w:val="40"/>
+          <w:highlight w:val="none"/>
+          <w:lang w:val="es-ES"/>
+        </w:rPr>
+      </w:r>
+      <w:r>
+        <w:rPr>
+          <w:rFonts w:ascii="Times New Roman" w:hAnsi="Times New Roman" w:cs="Times New Roman"/>
+          <w:sz w:val="40"/>
+          <w:szCs w:val="40"/>
+          <w:highlight w:val="none"/>
+        </w:rPr>
+      </w:r>
+    </w:p>
+    <w:p>
+      <w:pPr>
+        <w:pBdr/>
+        <w:spacing/>
+        <w:ind/>
+        <w:jc w:val="center"/>
+        <w:rPr>
+          <w:rFonts w:ascii="Times New Roman" w:hAnsi="Times New Roman" w:cs="Times New Roman"/>
+          <w:sz w:val="40"/>
+          <w:szCs w:val="40"/>
+          <w:highlight w:val="none"/>
+        </w:rPr>
+      </w:pPr>
+      <w:r>
+        <w:rPr>
+          <w:rFonts w:ascii="Times New Roman" w:hAnsi="Times New Roman" w:eastAsia="Times New Roman" w:cs="Times New Roman"/>
+          <w:sz w:val="40"/>
+          <w:szCs w:val="40"/>
+          <w:highlight w:val="none"/>
+          <w:lang w:val="es-ES"/>
+        </w:rPr>
+      </w:r>
+      <w:r>
+        <w:rPr>
+          <w:rFonts w:ascii="Times New Roman" w:hAnsi="Times New Roman" w:eastAsia="Times New Roman" w:cs="Times New Roman"/>
+          <w:sz w:val="40"/>
+          <w:szCs w:val="40"/>
+          <w:highlight w:val="none"/>
+          <w:lang w:val="es-ES"/>
+        </w:rPr>
+      </w:r>
+      <w:r>
+        <w:rPr>
+          <w:rFonts w:ascii="Times New Roman" w:hAnsi="Times New Roman" w:cs="Times New Roman"/>
+          <w:sz w:val="40"/>
+          <w:szCs w:val="40"/>
+          <w:highlight w:val="none"/>
+        </w:rPr>
+      </w:r>
+    </w:p>
+    <w:p>
+      <w:pPr>
+        <w:pBdr/>
+        <w:spacing/>
+        <w:ind/>
+        <w:jc w:val="center"/>
+        <w:rPr>
+          <w:rFonts w:ascii="Times New Roman" w:hAnsi="Times New Roman" w:cs="Times New Roman"/>
+          <w:sz w:val="40"/>
+          <w:szCs w:val="40"/>
+          <w:highlight w:val="none"/>
+        </w:rPr>
+      </w:pPr>
+      <w:r>
+        <w:rPr>
+          <w:rFonts w:ascii="Times New Roman" w:hAnsi="Times New Roman" w:eastAsia="Times New Roman" w:cs="Times New Roman"/>
+          <w:sz w:val="40"/>
+          <w:szCs w:val="40"/>
+          <w:highlight w:val="none"/>
+          <w:lang w:val="es-ES" w:bidi="es-ES"/>
+        </w:rPr>
+      </w:r>
+      <w:r>
+        <w:rPr>
+          <w:rFonts w:ascii="Times New Roman" w:hAnsi="Times New Roman" w:eastAsia="Times New Roman" w:cs="Times New Roman"/>
+          <w:sz w:val="40"/>
+          <w:szCs w:val="40"/>
+          <w:highlight w:val="none"/>
+          <w:lang w:val="es-ES"/>
+        </w:rPr>
+      </w:r>
+      <w:r>
+        <w:rPr>
+          <w:rFonts w:ascii="Times New Roman" w:hAnsi="Times New Roman" w:cs="Times New Roman"/>
+          <w:sz w:val="40"/>
+          <w:szCs w:val="40"/>
+          <w:highlight w:val="none"/>
+        </w:rPr>
+      </w:r>
+    </w:p>
+    <w:p>
+      <w:pPr>
+        <w:pBdr/>
+        <w:spacing/>
+        <w:ind/>
+        <w:jc w:val="center"/>
+        <w:rPr>
+          <w:rFonts w:ascii="Times New Roman" w:hAnsi="Times New Roman" w:cs="Times New Roman"/>
+          <w:sz w:val="28"/>
+          <w:szCs w:val="28"/>
+          <w:highlight w:val="none"/>
+        </w:rPr>
       </w:pPr>
       <w:r>
         <w:rPr>
@@ -543,7 +823,7 @@
           <w:highlight w:val="none"/>
           <w:lang w:val="es-ES"/>
         </w:rPr>
-        <w:t xml:space="preserve">Augusto Enrique Salazar Jimenez</w:t>
+        <w:t xml:space="preserve">Mateo Rodriguez Yepez</w:t>
       </w:r>
       <w:r>
         <w:rPr>
@@ -556,282 +836,139 @@
       </w:r>
       <w:r>
         <w:rPr>
+          <w:rFonts w:ascii="Times New Roman" w:hAnsi="Times New Roman" w:cs="Times New Roman"/>
+          <w:sz w:val="28"/>
+          <w:szCs w:val="28"/>
+          <w:highlight w:val="none"/>
+        </w:rPr>
+      </w:r>
+    </w:p>
+    <w:p>
+      <w:pPr>
+        <w:pageBreakBefore w:val="true"/>
+        <w:pBdr/>
+        <w:shd w:val="nil" w:color="auto"/>
+        <w:spacing/>
+        <w:ind/>
+        <w:rPr>
+          <w:rFonts w:ascii="Asana Math" w:hAnsi="Asana Math" w:eastAsia="Asana Math" w:cs="Asana Math"/>
+          <w:sz w:val="40"/>
+          <w:szCs w:val="40"/>
+          <w:highlight w:val="none"/>
+          <w:lang w:val="es-ES"/>
+        </w:rPr>
+      </w:pPr>
+      <w:r>
+        <w:rPr>
+          <w:rFonts w:ascii="Asana Math" w:hAnsi="Asana Math" w:eastAsia="Asana Math" w:cs="Asana Math"/>
+          <w:sz w:val="40"/>
+          <w:szCs w:val="40"/>
+          <w:highlight w:val="none"/>
+          <w:lang w:val="es-ES"/>
+        </w:rPr>
+      </w:r>
+      <w:r>
+        <w:rPr>
+          <w:rFonts w:ascii="Asana Math" w:hAnsi="Asana Math" w:eastAsia="Asana Math" w:cs="Asana Math"/>
+          <w:sz w:val="40"/>
+          <w:szCs w:val="40"/>
+          <w:highlight w:val="none"/>
+          <w:lang w:val="es-ES"/>
+        </w:rPr>
+      </w:r>
+      <w:r>
+        <w:rPr>
+          <w:rFonts w:ascii="Asana Math" w:hAnsi="Asana Math" w:eastAsia="Asana Math" w:cs="Asana Math"/>
+          <w:sz w:val="40"/>
+          <w:szCs w:val="40"/>
+          <w:highlight w:val="none"/>
+          <w:lang w:val="es-ES"/>
+        </w:rPr>
+      </w:r>
+    </w:p>
+    <w:p>
+      <w:pPr>
+        <w:pBdr/>
+        <w:spacing/>
+        <w:ind/>
+        <w:jc w:val="center"/>
+        <w:rPr>
+          <w:rFonts w:ascii="Times New Roman" w:hAnsi="Times New Roman" w:cs="Times New Roman"/>
+          <w:sz w:val="28"/>
+          <w:szCs w:val="28"/>
+          <w:highlight w:val="none"/>
+        </w:rPr>
+      </w:pPr>
+      <w:r>
+        <w:rPr>
           <w:rFonts w:ascii="Times New Roman" w:hAnsi="Times New Roman" w:eastAsia="Times New Roman" w:cs="Times New Roman"/>
           <w:sz w:val="28"/>
           <w:szCs w:val="28"/>
           <w:highlight w:val="none"/>
+          <w:lang w:val="es-ES" w:bidi="es-ES"/>
+        </w:rPr>
+        <w:t xml:space="preserve">TABLA DE CONTENIDOS</w:t>
+      </w:r>
+      <w:r>
+        <w:rPr>
+          <w:rFonts w:ascii="Times New Roman" w:hAnsi="Times New Roman" w:eastAsia="Times New Roman" w:cs="Times New Roman"/>
+          <w:sz w:val="28"/>
+          <w:szCs w:val="28"/>
+          <w:highlight w:val="none"/>
           <w:lang w:val="es-ES"/>
         </w:rPr>
       </w:r>
-    </w:p>
-    <w:p>
-      <w:pPr>
-        <w:pBdr/>
-        <w:spacing/>
-        <w:ind/>
-        <w:jc w:val="center"/>
-        <w:rPr>
-          <w:rFonts w:ascii="Times New Roman" w:hAnsi="Times New Roman" w:cs="Times New Roman"/>
-          <w:sz w:val="40"/>
-          <w:szCs w:val="40"/>
-          <w:highlight w:val="none"/>
-        </w:rPr>
-      </w:pPr>
-      <w:r>
-        <w:rPr>
-          <w:rFonts w:ascii="Times New Roman" w:hAnsi="Times New Roman" w:eastAsia="Times New Roman" w:cs="Times New Roman"/>
-          <w:sz w:val="40"/>
-          <w:szCs w:val="40"/>
-          <w:highlight w:val="none"/>
-          <w:lang w:val="es-ES"/>
-        </w:rPr>
-      </w:r>
-      <w:r>
-        <w:rPr>
-          <w:rFonts w:ascii="Times New Roman" w:hAnsi="Times New Roman" w:eastAsia="Times New Roman" w:cs="Times New Roman"/>
-          <w:sz w:val="40"/>
-          <w:szCs w:val="40"/>
-          <w:highlight w:val="none"/>
-          <w:lang w:val="es-ES"/>
-        </w:rPr>
-      </w:r>
-      <w:r>
-        <w:rPr>
-          <w:rFonts w:ascii="Times New Roman" w:hAnsi="Times New Roman" w:eastAsia="Times New Roman" w:cs="Times New Roman"/>
-          <w:sz w:val="40"/>
-          <w:szCs w:val="40"/>
-          <w:highlight w:val="none"/>
-          <w:lang w:val="es-ES"/>
-        </w:rPr>
-      </w:r>
-    </w:p>
-    <w:p>
-      <w:pPr>
-        <w:pBdr/>
-        <w:spacing/>
-        <w:ind/>
-        <w:jc w:val="center"/>
-        <w:rPr>
-          <w:rFonts w:ascii="Times New Roman" w:hAnsi="Times New Roman" w:cs="Times New Roman"/>
-          <w:sz w:val="40"/>
-          <w:szCs w:val="40"/>
-          <w:highlight w:val="none"/>
-        </w:rPr>
-      </w:pPr>
-      <w:r>
-        <w:rPr>
-          <w:rFonts w:ascii="Times New Roman" w:hAnsi="Times New Roman" w:eastAsia="Times New Roman" w:cs="Times New Roman"/>
-          <w:sz w:val="40"/>
-          <w:szCs w:val="40"/>
-          <w:highlight w:val="none"/>
-          <w:lang w:val="es-ES"/>
-        </w:rPr>
-      </w:r>
-      <w:r>
-        <w:rPr>
-          <w:rFonts w:ascii="Times New Roman" w:hAnsi="Times New Roman" w:eastAsia="Times New Roman" w:cs="Times New Roman"/>
-          <w:sz w:val="40"/>
-          <w:szCs w:val="40"/>
-          <w:highlight w:val="none"/>
-          <w:lang w:val="es-ES"/>
-        </w:rPr>
-      </w:r>
-      <w:r>
-        <w:rPr>
-          <w:rFonts w:ascii="Times New Roman" w:hAnsi="Times New Roman" w:eastAsia="Times New Roman" w:cs="Times New Roman"/>
-          <w:sz w:val="40"/>
-          <w:szCs w:val="40"/>
-          <w:highlight w:val="none"/>
-          <w:lang w:val="es-ES"/>
-        </w:rPr>
-      </w:r>
-    </w:p>
-    <w:p>
-      <w:pPr>
-        <w:pBdr/>
-        <w:spacing/>
-        <w:ind/>
-        <w:jc w:val="center"/>
-        <w:rPr>
-          <w:rFonts w:ascii="Times New Roman" w:hAnsi="Times New Roman" w:cs="Times New Roman"/>
-          <w:sz w:val="40"/>
-          <w:szCs w:val="40"/>
-          <w:highlight w:val="none"/>
-        </w:rPr>
-      </w:pPr>
-      <w:r>
-        <w:rPr>
-          <w:rFonts w:ascii="Times New Roman" w:hAnsi="Times New Roman" w:eastAsia="Times New Roman" w:cs="Times New Roman"/>
-          <w:sz w:val="40"/>
-          <w:szCs w:val="40"/>
-          <w:highlight w:val="none"/>
-          <w:lang w:val="es-ES"/>
-        </w:rPr>
-      </w:r>
-      <w:r>
-        <w:rPr>
-          <w:rFonts w:ascii="Times New Roman" w:hAnsi="Times New Roman" w:eastAsia="Times New Roman" w:cs="Times New Roman"/>
-          <w:sz w:val="40"/>
-          <w:szCs w:val="40"/>
-          <w:highlight w:val="none"/>
-          <w:lang w:val="es-ES"/>
-        </w:rPr>
-      </w:r>
-      <w:r>
-        <w:rPr>
-          <w:rFonts w:ascii="Times New Roman" w:hAnsi="Times New Roman" w:eastAsia="Times New Roman" w:cs="Times New Roman"/>
-          <w:sz w:val="40"/>
-          <w:szCs w:val="40"/>
-          <w:highlight w:val="none"/>
-          <w:lang w:val="es-ES"/>
-        </w:rPr>
-      </w:r>
-    </w:p>
-    <w:p>
-      <w:pPr>
-        <w:pBdr/>
-        <w:spacing/>
-        <w:ind/>
-        <w:jc w:val="center"/>
-        <w:rPr>
-          <w:rFonts w:ascii="Times New Roman" w:hAnsi="Times New Roman" w:cs="Times New Roman"/>
-          <w:sz w:val="40"/>
-          <w:szCs w:val="40"/>
-          <w:highlight w:val="none"/>
-        </w:rPr>
-      </w:pPr>
-      <w:r>
-        <w:rPr>
-          <w:rFonts w:ascii="Times New Roman" w:hAnsi="Times New Roman" w:eastAsia="Times New Roman" w:cs="Times New Roman"/>
-          <w:sz w:val="40"/>
-          <w:szCs w:val="40"/>
-          <w:highlight w:val="none"/>
-          <w:lang w:val="es-ES"/>
-        </w:rPr>
-      </w:r>
-      <w:r>
-        <w:rPr>
-          <w:rFonts w:ascii="Times New Roman" w:hAnsi="Times New Roman" w:eastAsia="Times New Roman" w:cs="Times New Roman"/>
-          <w:sz w:val="40"/>
-          <w:szCs w:val="40"/>
-          <w:highlight w:val="none"/>
-          <w:lang w:val="es-ES"/>
-        </w:rPr>
-      </w:r>
-      <w:r>
-        <w:rPr>
-          <w:rFonts w:ascii="Times New Roman" w:hAnsi="Times New Roman" w:eastAsia="Times New Roman" w:cs="Times New Roman"/>
-          <w:sz w:val="40"/>
-          <w:szCs w:val="40"/>
-          <w:highlight w:val="none"/>
-          <w:lang w:val="es-ES"/>
-        </w:rPr>
-      </w:r>
-    </w:p>
-    <w:p>
-      <w:pPr>
-        <w:pBdr/>
-        <w:spacing/>
-        <w:ind/>
-        <w:jc w:val="center"/>
-        <w:rPr>
-          <w:rFonts w:ascii="Times New Roman" w:hAnsi="Times New Roman" w:cs="Times New Roman"/>
-          <w:sz w:val="40"/>
-          <w:szCs w:val="40"/>
-          <w:highlight w:val="none"/>
-        </w:rPr>
-      </w:pPr>
-      <w:r>
-        <w:rPr>
-          <w:rFonts w:ascii="Times New Roman" w:hAnsi="Times New Roman" w:eastAsia="Times New Roman" w:cs="Times New Roman"/>
-          <w:sz w:val="40"/>
-          <w:szCs w:val="40"/>
-          <w:highlight w:val="none"/>
-          <w:lang w:val="es-ES"/>
-        </w:rPr>
-      </w:r>
-      <w:r>
-        <w:rPr>
-          <w:rFonts w:ascii="Times New Roman" w:hAnsi="Times New Roman" w:eastAsia="Times New Roman" w:cs="Times New Roman"/>
-          <w:sz w:val="40"/>
-          <w:szCs w:val="40"/>
-          <w:highlight w:val="none"/>
-          <w:lang w:val="es-ES"/>
-        </w:rPr>
-      </w:r>
-      <w:r>
-        <w:rPr>
-          <w:rFonts w:ascii="Times New Roman" w:hAnsi="Times New Roman" w:eastAsia="Times New Roman" w:cs="Times New Roman"/>
-          <w:sz w:val="40"/>
-          <w:szCs w:val="40"/>
-          <w:highlight w:val="none"/>
-          <w:lang w:val="es-ES"/>
-        </w:rPr>
-      </w:r>
-    </w:p>
-    <w:p>
-      <w:pPr>
-        <w:pBdr/>
-        <w:spacing/>
-        <w:ind/>
-        <w:jc w:val="center"/>
-        <w:rPr>
-          <w:rFonts w:ascii="Times New Roman" w:hAnsi="Times New Roman" w:cs="Times New Roman"/>
-          <w:sz w:val="40"/>
-          <w:szCs w:val="40"/>
-          <w:highlight w:val="none"/>
-        </w:rPr>
-      </w:pPr>
-      <w:r>
-        <w:rPr>
-          <w:rFonts w:ascii="Times New Roman" w:hAnsi="Times New Roman" w:eastAsia="Times New Roman" w:cs="Times New Roman"/>
-          <w:sz w:val="40"/>
-          <w:szCs w:val="40"/>
-          <w:highlight w:val="none"/>
-          <w:lang w:val="es-ES" w:bidi="es-ES"/>
-        </w:rPr>
-      </w:r>
-      <w:r>
-        <w:rPr>
-          <w:rFonts w:ascii="Times New Roman" w:hAnsi="Times New Roman" w:eastAsia="Times New Roman" w:cs="Times New Roman"/>
-          <w:sz w:val="40"/>
-          <w:szCs w:val="40"/>
-          <w:highlight w:val="none"/>
-          <w:lang w:val="es-ES"/>
-        </w:rPr>
-      </w:r>
-      <w:r>
-        <w:rPr>
-          <w:rFonts w:ascii="Times New Roman" w:hAnsi="Times New Roman" w:eastAsia="Times New Roman" w:cs="Times New Roman"/>
-          <w:sz w:val="40"/>
-          <w:szCs w:val="40"/>
-          <w:highlight w:val="none"/>
-          <w:lang w:val="es-ES"/>
-        </w:rPr>
-      </w:r>
-    </w:p>
-    <w:p>
-      <w:pPr>
-        <w:pBdr/>
-        <w:spacing/>
-        <w:ind/>
-        <w:jc w:val="center"/>
+      <w:r>
         <w:rPr>
           <w:rFonts w:ascii="Times New Roman" w:hAnsi="Times New Roman" w:cs="Times New Roman"/>
           <w:sz w:val="28"/>
           <w:szCs w:val="28"/>
           <w:highlight w:val="none"/>
         </w:rPr>
-      </w:pPr>
+      </w:r>
+    </w:p>
+    <w:p>
+      <w:pPr>
+        <w:pBdr/>
+        <w:spacing/>
+        <w:ind w:firstLine="0" w:left="0"/>
+        <w:jc w:val="left"/>
+        <w:rPr>
+          <w:rFonts w:ascii="Times New Roman" w:hAnsi="Times New Roman" w:cs="Times New Roman"/>
+          <w:sz w:val="28"/>
+          <w:szCs w:val="28"/>
+          <w:highlight w:val="none"/>
+        </w:rPr>
+      </w:pPr>
+      <w:r>
+        <w:rPr>
+          <w:rFonts w:ascii="Times New Roman" w:hAnsi="Times New Roman" w:eastAsia="Times New Roman" w:cs="Times New Roman"/>
+          <w:sz w:val="24"/>
+          <w:szCs w:val="24"/>
+          <w:highlight w:val="none"/>
+          <w:lang w:val="es-ES" w:bidi="es-ES"/>
+        </w:rPr>
+        <w:t xml:space="preserve">1.INTRODUCCI</w:t>
+      </w:r>
+      <w:r>
+        <w:rPr>
+          <w:rFonts w:ascii="Times New Roman" w:hAnsi="Times New Roman" w:eastAsia="Times New Roman" w:cs="Times New Roman"/>
+          <w:sz w:val="24"/>
+          <w:szCs w:val="24"/>
+          <w:highlight w:val="none"/>
+          <w:lang w:val="es-ES" w:bidi="es-ES"/>
+        </w:rPr>
+        <w:t xml:space="preserve">ÓN</w:t>
+      </w:r>
       <w:r>
         <w:rPr>
           <w:rFonts w:ascii="Times New Roman" w:hAnsi="Times New Roman" w:eastAsia="Times New Roman" w:cs="Times New Roman"/>
           <w:sz w:val="28"/>
           <w:szCs w:val="28"/>
           <w:highlight w:val="none"/>
-          <w:lang w:val="es-ES"/>
-        </w:rPr>
-        <w:t xml:space="preserve">Mateo Rodriguez Yepez</w:t>
+          <w:lang w:val="es-ES" w:bidi="es-ES"/>
+        </w:rPr>
+        <w:t xml:space="preserve"> ...................................................................................................3</w:t>
       </w:r>
       <w:r>
         <w:rPr>
@@ -844,109 +981,23 @@
       </w:r>
       <w:r>
         <w:rPr>
-          <w:rFonts w:ascii="Times New Roman" w:hAnsi="Times New Roman" w:eastAsia="Times New Roman" w:cs="Times New Roman"/>
-          <w:sz w:val="28"/>
-          <w:szCs w:val="28"/>
-          <w:highlight w:val="none"/>
-          <w:lang w:val="es-ES"/>
-        </w:rPr>
-      </w:r>
-    </w:p>
-    <w:p>
-      <w:pPr>
-        <w:pageBreakBefore w:val="true"/>
-        <w:pBdr/>
-        <w:shd w:val="nil" w:color="auto"/>
-        <w:spacing/>
-        <w:ind/>
-        <w:rPr>
-          <w:rFonts w:ascii="Asana Math" w:hAnsi="Asana Math" w:eastAsia="Asana Math" w:cs="Asana Math"/>
-          <w:sz w:val="40"/>
-          <w:szCs w:val="40"/>
-          <w:highlight w:val="none"/>
-          <w:lang w:val="es-ES"/>
-        </w:rPr>
-      </w:pPr>
-      <w:r>
-        <w:rPr>
-          <w:rFonts w:ascii="Asana Math" w:hAnsi="Asana Math" w:eastAsia="Asana Math" w:cs="Asana Math"/>
-          <w:sz w:val="40"/>
-          <w:szCs w:val="40"/>
-          <w:highlight w:val="none"/>
-          <w:lang w:val="es-ES"/>
-        </w:rPr>
-      </w:r>
-      <w:r>
-        <w:rPr>
-          <w:rFonts w:ascii="Asana Math" w:hAnsi="Asana Math" w:eastAsia="Asana Math" w:cs="Asana Math"/>
-          <w:sz w:val="40"/>
-          <w:szCs w:val="40"/>
-          <w:highlight w:val="none"/>
-          <w:lang w:val="es-ES"/>
-        </w:rPr>
-      </w:r>
-      <w:r>
-        <w:rPr>
-          <w:rFonts w:ascii="Asana Math" w:hAnsi="Asana Math" w:eastAsia="Asana Math" w:cs="Asana Math"/>
-          <w:sz w:val="40"/>
-          <w:szCs w:val="40"/>
-          <w:highlight w:val="none"/>
-          <w:lang w:val="es-ES"/>
-        </w:rPr>
-      </w:r>
-    </w:p>
-    <w:p>
-      <w:pPr>
-        <w:pBdr/>
-        <w:spacing/>
-        <w:ind/>
-        <w:jc w:val="center"/>
-        <w:rPr>
           <w:rFonts w:ascii="Times New Roman" w:hAnsi="Times New Roman" w:cs="Times New Roman"/>
           <w:sz w:val="28"/>
           <w:szCs w:val="28"/>
           <w:highlight w:val="none"/>
         </w:rPr>
-      </w:pPr>
-      <w:r>
-        <w:rPr>
-          <w:rFonts w:ascii="Times New Roman" w:hAnsi="Times New Roman" w:eastAsia="Times New Roman" w:cs="Times New Roman"/>
-          <w:sz w:val="28"/>
-          <w:szCs w:val="28"/>
-          <w:highlight w:val="none"/>
-          <w:lang w:val="es-ES" w:bidi="es-ES"/>
-        </w:rPr>
-        <w:t xml:space="preserve">TABLA DE CONTENIDOS</w:t>
-      </w:r>
-      <w:r>
-        <w:rPr>
-          <w:rFonts w:ascii="Times New Roman" w:hAnsi="Times New Roman" w:eastAsia="Times New Roman" w:cs="Times New Roman"/>
-          <w:sz w:val="28"/>
-          <w:szCs w:val="28"/>
-          <w:highlight w:val="none"/>
-          <w:lang w:val="es-ES"/>
-        </w:rPr>
-      </w:r>
-      <w:r>
-        <w:rPr>
-          <w:rFonts w:ascii="Times New Roman" w:hAnsi="Times New Roman" w:eastAsia="Times New Roman" w:cs="Times New Roman"/>
-          <w:sz w:val="28"/>
-          <w:szCs w:val="28"/>
-          <w:highlight w:val="none"/>
-          <w:lang w:val="es-ES"/>
-        </w:rPr>
       </w:r>
     </w:p>
     <w:p>
       <w:pPr>
         <w:pBdr/>
         <w:spacing/>
-        <w:ind w:firstLine="0" w:left="0"/>
+        <w:ind/>
         <w:jc w:val="left"/>
         <w:rPr>
           <w:rFonts w:ascii="Times New Roman" w:hAnsi="Times New Roman" w:cs="Times New Roman"/>
-          <w:sz w:val="28"/>
-          <w:szCs w:val="28"/>
+          <w:sz w:val="24"/>
+          <w:szCs w:val="24"/>
           <w:highlight w:val="none"/>
         </w:rPr>
       </w:pPr>
@@ -956,9 +1007,9 @@
           <w:sz w:val="24"/>
           <w:szCs w:val="24"/>
           <w:highlight w:val="none"/>
-          <w:lang w:val="es-ES" w:bidi="es-ES"/>
-        </w:rPr>
-        <w:t xml:space="preserve">1.INTRODUCCI</w:t>
+          <w:lang w:val="es-ES"/>
+        </w:rPr>
+        <w:t xml:space="preserve">2.EL TABLERO</w:t>
       </w:r>
       <w:r>
         <w:rPr>
@@ -966,51 +1017,40 @@
           <w:sz w:val="24"/>
           <w:szCs w:val="24"/>
           <w:highlight w:val="none"/>
-          <w:lang w:val="es-ES" w:bidi="es-ES"/>
-        </w:rPr>
-        <w:t xml:space="preserve">ÓN</w:t>
+          <w:lang w:val="es-ES"/>
+        </w:rPr>
+        <w:t xml:space="preserve"> ............................................................................................................................4</w:t>
       </w:r>
       <w:r>
         <w:rPr>
           <w:rFonts w:ascii="Times New Roman" w:hAnsi="Times New Roman" w:eastAsia="Times New Roman" w:cs="Times New Roman"/>
-          <w:sz w:val="28"/>
-          <w:szCs w:val="28"/>
-          <w:highlight w:val="none"/>
-          <w:lang w:val="es-ES" w:bidi="es-ES"/>
-        </w:rPr>
-        <w:t xml:space="preserve"> ...................................................................................................3</w:t>
-      </w:r>
-      <w:r>
-        <w:rPr>
-          <w:rFonts w:ascii="Times New Roman" w:hAnsi="Times New Roman" w:eastAsia="Times New Roman" w:cs="Times New Roman"/>
-          <w:sz w:val="28"/>
-          <w:szCs w:val="28"/>
+          <w:sz w:val="24"/>
+          <w:szCs w:val="24"/>
           <w:highlight w:val="none"/>
           <w:lang w:val="es-ES"/>
         </w:rPr>
       </w:r>
       <w:r>
-        <w:rPr>
-          <w:rFonts w:ascii="Times New Roman" w:hAnsi="Times New Roman" w:eastAsia="Times New Roman" w:cs="Times New Roman"/>
-          <w:sz w:val="28"/>
-          <w:szCs w:val="28"/>
-          <w:highlight w:val="none"/>
-          <w:lang w:val="es-ES"/>
-        </w:rPr>
-      </w:r>
-    </w:p>
-    <w:p>
-      <w:pPr>
-        <w:pBdr/>
-        <w:spacing/>
-        <w:ind/>
-        <w:jc w:val="left"/>
         <w:rPr>
           <w:rFonts w:ascii="Times New Roman" w:hAnsi="Times New Roman" w:cs="Times New Roman"/>
           <w:sz w:val="24"/>
           <w:szCs w:val="24"/>
           <w:highlight w:val="none"/>
         </w:rPr>
+      </w:r>
+    </w:p>
+    <w:p>
+      <w:pPr>
+        <w:pBdr/>
+        <w:spacing/>
+        <w:ind/>
+        <w:jc w:val="left"/>
+        <w:rPr>
+          <w:rFonts w:ascii="Times New Roman" w:hAnsi="Times New Roman" w:cs="Times New Roman"/>
+          <w:sz w:val="24"/>
+          <w:szCs w:val="24"/>
+          <w:highlight w:val="none"/>
+        </w:rPr>
       </w:pPr>
       <w:r>
         <w:rPr>
@@ -1018,9 +1058,9 @@
           <w:sz w:val="24"/>
           <w:szCs w:val="24"/>
           <w:highlight w:val="none"/>
-          <w:lang w:val="es-ES"/>
-        </w:rPr>
-        <w:t xml:space="preserve">2.EL TABLERO</w:t>
+          <w:lang w:val="es-ES" w:bidi="es-ES"/>
+        </w:rPr>
+        <w:t xml:space="preserve">2.1.</w:t>
       </w:r>
       <w:r>
         <w:rPr>
@@ -1028,9 +1068,9 @@
           <w:sz w:val="24"/>
           <w:szCs w:val="24"/>
           <w:highlight w:val="none"/>
-          <w:lang w:val="es-ES"/>
-        </w:rPr>
-        <w:t xml:space="preserve"> ............................................................................................................................4</w:t>
+          <w:lang w:val="es-ES" w:bidi="es-ES"/>
+        </w:rPr>
+        <w:t xml:space="preserve">CREACI</w:t>
       </w:r>
       <w:r>
         <w:rPr>
@@ -1038,8 +1078,9 @@
           <w:sz w:val="24"/>
           <w:szCs w:val="24"/>
           <w:highlight w:val="none"/>
-          <w:lang w:val="es-ES"/>
-        </w:rPr>
+          <w:lang w:val="es-ES" w:bidi="es-ES"/>
+        </w:rPr>
+        <w:t xml:space="preserve">ÓN DEL TABLERO................................................................................................</w:t>
       </w:r>
       <w:r>
         <w:rPr>
@@ -1047,22 +1088,30 @@
           <w:sz w:val="24"/>
           <w:szCs w:val="24"/>
           <w:highlight w:val="none"/>
-          <w:lang w:val="es-ES"/>
-        </w:rPr>
-      </w:r>
-    </w:p>
-    <w:p>
-      <w:pPr>
-        <w:pBdr/>
-        <w:spacing/>
-        <w:ind/>
-        <w:jc w:val="left"/>
+          <w:lang w:val="es-ES" w:bidi="es-ES"/>
+        </w:rPr>
+      </w:r>
+      <w:r>
         <w:rPr>
           <w:rFonts w:ascii="Times New Roman" w:hAnsi="Times New Roman" w:cs="Times New Roman"/>
           <w:sz w:val="24"/>
           <w:szCs w:val="24"/>
           <w:highlight w:val="none"/>
         </w:rPr>
+      </w:r>
+    </w:p>
+    <w:p>
+      <w:pPr>
+        <w:pBdr/>
+        <w:spacing/>
+        <w:ind/>
+        <w:jc w:val="left"/>
+        <w:rPr>
+          <w:rFonts w:ascii="Times New Roman" w:hAnsi="Times New Roman" w:cs="Times New Roman"/>
+          <w:sz w:val="24"/>
+          <w:szCs w:val="24"/>
+          <w:highlight w:val="none"/>
+        </w:rPr>
       </w:pPr>
       <w:r>
         <w:rPr>
@@ -1072,7 +1121,7 @@
           <w:highlight w:val="none"/>
           <w:lang w:val="es-ES" w:bidi="es-ES"/>
         </w:rPr>
-        <w:t xml:space="preserve">2.1.</w:t>
+        <w:t xml:space="preserve">2.2.USO DE MEMORIA DINAMICA.......................................................................................</w:t>
       </w:r>
       <w:r>
         <w:rPr>
@@ -1080,10 +1129,31 @@
           <w:sz w:val="24"/>
           <w:szCs w:val="24"/>
           <w:highlight w:val="none"/>
-          <w:lang w:val="es-ES" w:bidi="es-ES"/>
-        </w:rPr>
-        <w:t xml:space="preserve">CREACI</w:t>
-      </w:r>
+          <w:lang w:val="es-ES"/>
+        </w:rPr>
+      </w:r>
+      <w:r>
+        <w:rPr>
+          <w:rFonts w:ascii="Times New Roman" w:hAnsi="Times New Roman" w:cs="Times New Roman"/>
+          <w:sz w:val="24"/>
+          <w:szCs w:val="24"/>
+          <w:highlight w:val="none"/>
+        </w:rPr>
+      </w:r>
+    </w:p>
+    <w:p>
+      <w:pPr>
+        <w:pBdr/>
+        <w:spacing/>
+        <w:ind/>
+        <w:jc w:val="left"/>
+        <w:rPr>
+          <w:rFonts w:ascii="Times New Roman" w:hAnsi="Times New Roman" w:cs="Times New Roman"/>
+          <w:sz w:val="24"/>
+          <w:szCs w:val="24"/>
+          <w:highlight w:val="none"/>
+        </w:rPr>
+      </w:pPr>
       <w:r>
         <w:rPr>
           <w:rFonts w:ascii="Times New Roman" w:hAnsi="Times New Roman" w:eastAsia="Times New Roman" w:cs="Times New Roman"/>
@@ -1092,7 +1162,7 @@
           <w:highlight w:val="none"/>
           <w:lang w:val="es-ES" w:bidi="es-ES"/>
         </w:rPr>
-        <w:t xml:space="preserve">ÓN DEL TABLERO................................................................................................</w:t>
+        <w:t xml:space="preserve">3. PIEZAS Y SU REPRESENTACI</w:t>
       </w:r>
       <w:r>
         <w:rPr>
@@ -1102,6 +1172,7 @@
           <w:highlight w:val="none"/>
           <w:lang w:val="es-ES" w:bidi="es-ES"/>
         </w:rPr>
+        <w:t xml:space="preserve">ÓN.......................................................................................</w:t>
       </w:r>
       <w:r>
         <w:rPr>
@@ -1109,101 +1180,15 @@
           <w:sz w:val="24"/>
           <w:szCs w:val="24"/>
           <w:highlight w:val="none"/>
-          <w:lang w:val="es-ES" w:bidi="es-ES"/>
-        </w:rPr>
-      </w:r>
-    </w:p>
-    <w:p>
-      <w:pPr>
-        <w:pBdr/>
-        <w:spacing/>
-        <w:ind/>
-        <w:jc w:val="left"/>
+          <w:lang w:val="es-ES"/>
+        </w:rPr>
+      </w:r>
+      <w:r>
         <w:rPr>
           <w:rFonts w:ascii="Times New Roman" w:hAnsi="Times New Roman" w:cs="Times New Roman"/>
           <w:sz w:val="24"/>
           <w:szCs w:val="24"/>
           <w:highlight w:val="none"/>
-        </w:rPr>
-      </w:pPr>
-      <w:r>
-        <w:rPr>
-          <w:rFonts w:ascii="Times New Roman" w:hAnsi="Times New Roman" w:eastAsia="Times New Roman" w:cs="Times New Roman"/>
-          <w:sz w:val="24"/>
-          <w:szCs w:val="24"/>
-          <w:highlight w:val="none"/>
-          <w:lang w:val="es-ES" w:bidi="es-ES"/>
-        </w:rPr>
-        <w:t xml:space="preserve">2.2.USO DE MEMORIA DINAMICA.......................................................................................</w:t>
-      </w:r>
-      <w:r>
-        <w:rPr>
-          <w:rFonts w:ascii="Times New Roman" w:hAnsi="Times New Roman" w:eastAsia="Times New Roman" w:cs="Times New Roman"/>
-          <w:sz w:val="24"/>
-          <w:szCs w:val="24"/>
-          <w:highlight w:val="none"/>
-          <w:lang w:val="es-ES"/>
-        </w:rPr>
-      </w:r>
-      <w:r>
-        <w:rPr>
-          <w:rFonts w:ascii="Times New Roman" w:hAnsi="Times New Roman" w:eastAsia="Times New Roman" w:cs="Times New Roman"/>
-          <w:sz w:val="24"/>
-          <w:szCs w:val="24"/>
-          <w:highlight w:val="none"/>
-          <w:lang w:val="es-ES"/>
-        </w:rPr>
-      </w:r>
-    </w:p>
-    <w:p>
-      <w:pPr>
-        <w:pBdr/>
-        <w:spacing/>
-        <w:ind/>
-        <w:jc w:val="left"/>
-        <w:rPr>
-          <w:rFonts w:ascii="Times New Roman" w:hAnsi="Times New Roman" w:cs="Times New Roman"/>
-          <w:sz w:val="24"/>
-          <w:szCs w:val="24"/>
-          <w:highlight w:val="none"/>
-        </w:rPr>
-      </w:pPr>
-      <w:r>
-        <w:rPr>
-          <w:rFonts w:ascii="Times New Roman" w:hAnsi="Times New Roman" w:eastAsia="Times New Roman" w:cs="Times New Roman"/>
-          <w:sz w:val="24"/>
-          <w:szCs w:val="24"/>
-          <w:highlight w:val="none"/>
-          <w:lang w:val="es-ES" w:bidi="es-ES"/>
-        </w:rPr>
-        <w:t xml:space="preserve">3. PIEZAS Y SU REPRESENTACI</w:t>
-      </w:r>
-      <w:r>
-        <w:rPr>
-          <w:rFonts w:ascii="Times New Roman" w:hAnsi="Times New Roman" w:eastAsia="Times New Roman" w:cs="Times New Roman"/>
-          <w:sz w:val="24"/>
-          <w:szCs w:val="24"/>
-          <w:highlight w:val="none"/>
-          <w:lang w:val="es-ES" w:bidi="es-ES"/>
-        </w:rPr>
-        <w:t xml:space="preserve">ÓN.......................................................................................</w:t>
-      </w:r>
-      <w:r>
-        <w:rPr>
-          <w:rFonts w:ascii="Times New Roman" w:hAnsi="Times New Roman" w:eastAsia="Times New Roman" w:cs="Times New Roman"/>
-          <w:sz w:val="24"/>
-          <w:szCs w:val="24"/>
-          <w:highlight w:val="none"/>
-          <w:lang w:val="es-ES"/>
-        </w:rPr>
-      </w:r>
-      <w:r>
-        <w:rPr>
-          <w:rFonts w:ascii="Times New Roman" w:hAnsi="Times New Roman" w:eastAsia="Times New Roman" w:cs="Times New Roman"/>
-          <w:sz w:val="24"/>
-          <w:szCs w:val="24"/>
-          <w:highlight w:val="none"/>
-          <w:lang w:val="es-ES"/>
         </w:rPr>
       </w:r>
     </w:p>
@@ -1273,6 +1258,34 @@
       </w:r>
       <w:r>
         <w:rPr>
+          <w:rFonts w:ascii="Times New Roman" w:hAnsi="Times New Roman" w:cs="Times New Roman"/>
+          <w:b w:val="0"/>
+          <w:bCs w:val="0"/>
+          <w:color w:val="000000" w:themeColor="text1"/>
+          <w:sz w:val="24"/>
+          <w:szCs w:val="24"/>
+          <w:highlight w:val="none"/>
+        </w:rPr>
+      </w:r>
+    </w:p>
+    <w:p>
+      <w:pPr>
+        <w:pBdr/>
+        <w:spacing/>
+        <w:ind/>
+        <w:jc w:val="left"/>
+        <w:rPr>
+          <w:rFonts w:ascii="Times New Roman" w:hAnsi="Times New Roman" w:cs="Times New Roman"/>
+          <w:b w:val="0"/>
+          <w:bCs w:val="0"/>
+          <w:color w:val="000000" w:themeColor="text1"/>
+          <w:sz w:val="24"/>
+          <w:szCs w:val="24"/>
+          <w:highlight w:val="none"/>
+        </w:rPr>
+      </w:pPr>
+      <w:r>
+        <w:rPr>
           <w:rFonts w:ascii="Times New Roman" w:hAnsi="Times New Roman" w:eastAsia="Times New Roman" w:cs="Times New Roman"/>
           <w:b w:val="0"/>
           <w:bCs w:val="0"/>
@@ -1282,14 +1295,34 @@
           <w:highlight w:val="none"/>
           <w:lang w:val="es-ES" w:bidi="es-ES"/>
         </w:rPr>
-      </w:r>
-    </w:p>
-    <w:p>
-      <w:pPr>
-        <w:pBdr/>
-        <w:spacing/>
-        <w:ind/>
-        <w:jc w:val="left"/>
+        <w:t xml:space="preserve">3.2 ROTACI</w:t>
+      </w:r>
+      <w:r>
+        <w:rPr>
+          <w:rFonts w:ascii="Times New Roman" w:hAnsi="Times New Roman" w:eastAsia="Times New Roman" w:cs="Times New Roman"/>
+          <w:b w:val="0"/>
+          <w:bCs w:val="0"/>
+          <w:color w:val="000000" w:themeColor="text1"/>
+          <w:sz w:val="24"/>
+          <w:szCs w:val="24"/>
+          <w:highlight w:val="none"/>
+          <w:lang w:val="es-ES" w:bidi="es-ES"/>
+        </w:rPr>
+        <w:t xml:space="preserve">ÓN DE FICHAS......................................................................................................</w:t>
+      </w:r>
+      <w:r>
+        <w:rPr>
+          <w:rFonts w:ascii="Times New Roman" w:hAnsi="Times New Roman" w:eastAsia="Times New Roman" w:cs="Times New Roman"/>
+          <w:b w:val="0"/>
+          <w:bCs w:val="0"/>
+          <w:color w:val="000000" w:themeColor="text1"/>
+          <w:sz w:val="24"/>
+          <w:szCs w:val="24"/>
+          <w:highlight w:val="none"/>
+          <w:lang w:val="es-ES" w:bidi="es-ES"/>
+        </w:rPr>
+      </w:r>
+      <w:r>
         <w:rPr>
           <w:rFonts w:ascii="Times New Roman" w:hAnsi="Times New Roman" w:cs="Times New Roman"/>
           <w:b w:val="0"/>
@@ -1299,6 +1332,23 @@
           <w:szCs w:val="24"/>
           <w:highlight w:val="none"/>
         </w:rPr>
+      </w:r>
+    </w:p>
+    <w:p>
+      <w:pPr>
+        <w:pBdr/>
+        <w:spacing/>
+        <w:ind/>
+        <w:jc w:val="left"/>
+        <w:rPr>
+          <w:rFonts w:ascii="Times New Roman" w:hAnsi="Times New Roman" w:cs="Times New Roman"/>
+          <w:b w:val="0"/>
+          <w:bCs w:val="0"/>
+          <w:color w:val="000000" w:themeColor="text1"/>
+          <w:sz w:val="24"/>
+          <w:szCs w:val="24"/>
+          <w:highlight w:val="none"/>
+        </w:rPr>
       </w:pPr>
       <w:r>
         <w:rPr>
@@ -1311,7 +1361,7 @@
           <w:highlight w:val="none"/>
           <w:lang w:val="es-ES" w:bidi="es-ES"/>
         </w:rPr>
-        <w:t xml:space="preserve">3.2 ROTACI</w:t>
+        <w:t xml:space="preserve">3.3 MEMORIA DINAMICA.......................................................................................................</w:t>
       </w:r>
       <w:r>
         <w:rPr>
@@ -1324,8 +1374,35 @@
           <w:highlight w:val="none"/>
           <w:lang w:val="es-ES" w:bidi="es-ES"/>
         </w:rPr>
-        <w:t xml:space="preserve">ÓN DE FICHAS......................................................................................................</w:t>
-      </w:r>
+      </w:r>
+      <w:r>
+        <w:rPr>
+          <w:rFonts w:ascii="Times New Roman" w:hAnsi="Times New Roman" w:cs="Times New Roman"/>
+          <w:b w:val="0"/>
+          <w:bCs w:val="0"/>
+          <w:color w:val="000000" w:themeColor="text1"/>
+          <w:sz w:val="24"/>
+          <w:szCs w:val="24"/>
+          <w:highlight w:val="none"/>
+        </w:rPr>
+      </w:r>
+    </w:p>
+    <w:p>
+      <w:pPr>
+        <w:pBdr/>
+        <w:spacing/>
+        <w:ind/>
+        <w:jc w:val="left"/>
+        <w:rPr>
+          <w:rFonts w:ascii="Times New Roman" w:hAnsi="Times New Roman" w:cs="Times New Roman"/>
+          <w:b w:val="0"/>
+          <w:bCs w:val="0"/>
+          <w:color w:val="000000" w:themeColor="text1"/>
+          <w:sz w:val="24"/>
+          <w:szCs w:val="24"/>
+          <w:highlight w:val="none"/>
+        </w:rPr>
+      </w:pPr>
       <w:r>
         <w:rPr>
           <w:rFonts w:ascii="Times New Roman" w:hAnsi="Times New Roman" w:eastAsia="Times New Roman" w:cs="Times New Roman"/>
@@ -1337,6 +1414,7 @@
           <w:highlight w:val="none"/>
           <w:lang w:val="es-ES" w:bidi="es-ES"/>
         </w:rPr>
+        <w:t xml:space="preserve">4. MOVIMIENTOS......................................................................................................................</w:t>
       </w:r>
       <w:r>
         <w:rPr>
@@ -1350,13 +1428,7 @@
           <w:lang w:val="es-ES" w:bidi="es-ES"/>
         </w:rPr>
       </w:r>
-    </w:p>
-    <w:p>
-      <w:pPr>
-        <w:pBdr/>
-        <w:spacing/>
-        <w:ind/>
-        <w:jc w:val="left"/>
+      <w:r>
         <w:rPr>
           <w:rFonts w:ascii="Times New Roman" w:hAnsi="Times New Roman" w:cs="Times New Roman"/>
           <w:b w:val="0"/>
@@ -1365,97 +1437,6 @@
           <w:sz w:val="24"/>
           <w:szCs w:val="24"/>
           <w:highlight w:val="none"/>
-        </w:rPr>
-      </w:pPr>
-      <w:r>
-        <w:rPr>
-          <w:rFonts w:ascii="Times New Roman" w:hAnsi="Times New Roman" w:eastAsia="Times New Roman" w:cs="Times New Roman"/>
-          <w:b w:val="0"/>
-          <w:bCs w:val="0"/>
-          <w:color w:val="000000" w:themeColor="text1"/>
-          <w:sz w:val="24"/>
-          <w:szCs w:val="24"/>
-          <w:highlight w:val="none"/>
-          <w:lang w:val="es-ES" w:bidi="es-ES"/>
-        </w:rPr>
-        <w:t xml:space="preserve">3.3 MEMORIA DINAMICA.......................................................................................................</w:t>
-      </w:r>
-      <w:r>
-        <w:rPr>
-          <w:rFonts w:ascii="Times New Roman" w:hAnsi="Times New Roman" w:eastAsia="Times New Roman" w:cs="Times New Roman"/>
-          <w:b w:val="0"/>
-          <w:bCs w:val="0"/>
-          <w:color w:val="000000" w:themeColor="text1"/>
-          <w:sz w:val="24"/>
-          <w:szCs w:val="24"/>
-          <w:highlight w:val="none"/>
-          <w:lang w:val="es-ES" w:bidi="es-ES"/>
-        </w:rPr>
-      </w:r>
-      <w:r>
-        <w:rPr>
-          <w:rFonts w:ascii="Times New Roman" w:hAnsi="Times New Roman" w:eastAsia="Times New Roman" w:cs="Times New Roman"/>
-          <w:b w:val="0"/>
-          <w:bCs w:val="0"/>
-          <w:color w:val="000000" w:themeColor="text1"/>
-          <w:sz w:val="24"/>
-          <w:szCs w:val="24"/>
-          <w:highlight w:val="none"/>
-          <w:lang w:val="es-ES" w:bidi="es-ES"/>
-        </w:rPr>
-      </w:r>
-    </w:p>
-    <w:p>
-      <w:pPr>
-        <w:pBdr/>
-        <w:spacing/>
-        <w:ind/>
-        <w:jc w:val="left"/>
-        <w:rPr>
-          <w:rFonts w:ascii="Times New Roman" w:hAnsi="Times New Roman" w:cs="Times New Roman"/>
-          <w:b w:val="0"/>
-          <w:bCs w:val="0"/>
-          <w:color w:val="000000" w:themeColor="text1"/>
-          <w:sz w:val="24"/>
-          <w:szCs w:val="24"/>
-          <w:highlight w:val="none"/>
-        </w:rPr>
-      </w:pPr>
-      <w:r>
-        <w:rPr>
-          <w:rFonts w:ascii="Times New Roman" w:hAnsi="Times New Roman" w:eastAsia="Times New Roman" w:cs="Times New Roman"/>
-          <w:b w:val="0"/>
-          <w:bCs w:val="0"/>
-          <w:color w:val="000000" w:themeColor="text1"/>
-          <w:sz w:val="24"/>
-          <w:szCs w:val="24"/>
-          <w:highlight w:val="none"/>
-          <w:lang w:val="es-ES" w:bidi="es-ES"/>
-        </w:rPr>
-        <w:t xml:space="preserve">4. MOVIMIENTOS......................................................................................................................</w:t>
-      </w:r>
-      <w:r>
-        <w:rPr>
-          <w:rFonts w:ascii="Times New Roman" w:hAnsi="Times New Roman" w:eastAsia="Times New Roman" w:cs="Times New Roman"/>
-          <w:b w:val="0"/>
-          <w:bCs w:val="0"/>
-          <w:color w:val="000000" w:themeColor="text1"/>
-          <w:sz w:val="24"/>
-          <w:szCs w:val="24"/>
-          <w:highlight w:val="none"/>
-          <w:lang w:val="es-ES" w:bidi="es-ES"/>
-        </w:rPr>
-      </w:r>
-      <w:r>
-        <w:rPr>
-          <w:rFonts w:ascii="Times New Roman" w:hAnsi="Times New Roman" w:eastAsia="Times New Roman" w:cs="Times New Roman"/>
-          <w:b w:val="0"/>
-          <w:bCs w:val="0"/>
-          <w:color w:val="000000" w:themeColor="text1"/>
-          <w:sz w:val="24"/>
-          <w:szCs w:val="24"/>
-          <w:highlight w:val="none"/>
-          <w:lang w:val="es-ES" w:bidi="es-ES"/>
         </w:rPr>
       </w:r>
     </w:p>
@@ -1761,6 +1742,300 @@
       </w:r>
       <w:r>
         <w:rPr>
+          <w:rFonts w:ascii="Times New Roman" w:hAnsi="Times New Roman" w:cs="Times New Roman"/>
+          <w:b/>
+          <w:bCs/>
+          <w:i/>
+          <w:sz w:val="24"/>
+          <w:szCs w:val="24"/>
+          <w:highlight w:val="none"/>
+          <w:u w:val="single"/>
+        </w:rPr>
+      </w:r>
+      <w:r>
+        <w:rPr>
+          <w:rFonts w:ascii="Times New Roman" w:hAnsi="Times New Roman" w:cs="Times New Roman"/>
+          <w:b/>
+          <w:bCs/>
+          <w:i/>
+          <w:sz w:val="24"/>
+          <w:szCs w:val="24"/>
+          <w:highlight w:val="none"/>
+          <w:u w:val="single"/>
+        </w:rPr>
+      </w:r>
+    </w:p>
+    <w:p>
+      <w:pPr>
+        <w:pBdr/>
+        <w:spacing/>
+        <w:ind/>
+        <w:jc w:val="center"/>
+        <w:rPr>
+          <w:rFonts w:ascii="Asana Math" w:hAnsi="Asana Math" w:eastAsia="Asana Math" w:cs="Asana Math"/>
+          <w:sz w:val="28"/>
+          <w:szCs w:val="28"/>
+          <w:highlight w:val="none"/>
+          <w:lang w:val="es-ES"/>
+        </w:rPr>
+      </w:pPr>
+      <w:r>
+        <w:rPr>
+          <w:rFonts w:ascii="Asana Math" w:hAnsi="Asana Math" w:eastAsia="Asana Math" w:cs="Asana Math"/>
+          <w:sz w:val="28"/>
+          <w:szCs w:val="28"/>
+          <w:highlight w:val="none"/>
+          <w:lang w:val="es-ES" w:bidi="es-ES"/>
+        </w:rPr>
+      </w:r>
+      <w:r>
+        <w:rPr>
+          <w:rFonts w:ascii="Asana Math" w:hAnsi="Asana Math" w:eastAsia="Asana Math" w:cs="Asana Math"/>
+          <w:sz w:val="28"/>
+          <w:szCs w:val="28"/>
+          <w:highlight w:val="none"/>
+          <w:lang w:val="es-ES"/>
+        </w:rPr>
+      </w:r>
+      <w:r>
+        <w:rPr>
+          <w:rFonts w:ascii="Asana Math" w:hAnsi="Asana Math" w:eastAsia="Asana Math" w:cs="Asana Math"/>
+          <w:sz w:val="28"/>
+          <w:szCs w:val="28"/>
+          <w:highlight w:val="none"/>
+          <w:lang w:val="es-ES"/>
+        </w:rPr>
+      </w:r>
+    </w:p>
+    <w:p>
+      <w:pPr>
+        <w:pBdr/>
+        <w:spacing/>
+        <w:ind/>
+        <w:jc w:val="left"/>
+        <w:rPr>
+          <w:rFonts w:ascii="Asana Math" w:hAnsi="Asana Math" w:eastAsia="Asana Math" w:cs="Asana Math"/>
+          <w:sz w:val="22"/>
+          <w:szCs w:val="22"/>
+          <w:highlight w:val="none"/>
+          <w:lang w:val="es-ES"/>
+        </w:rPr>
+      </w:pPr>
+      <w:r>
+        <w:rPr>
+          <w:rFonts w:ascii="Asana Math" w:hAnsi="Asana Math" w:eastAsia="Asana Math" w:cs="Asana Math"/>
+          <w:sz w:val="22"/>
+          <w:szCs w:val="22"/>
+          <w:highlight w:val="none"/>
+          <w:lang w:val="es-ES" w:bidi="es-ES"/>
+        </w:rPr>
+      </w:r>
+      <w:r>
+        <w:rPr>
+          <w:rFonts w:ascii="Asana Math" w:hAnsi="Asana Math" w:eastAsia="Asana Math" w:cs="Asana Math"/>
+          <w:sz w:val="22"/>
+          <w:szCs w:val="22"/>
+          <w:highlight w:val="none"/>
+          <w:lang w:val="es-ES"/>
+        </w:rPr>
+      </w:r>
+      <w:r>
+        <w:rPr>
+          <w:rFonts w:ascii="Asana Math" w:hAnsi="Asana Math" w:eastAsia="Asana Math" w:cs="Asana Math"/>
+          <w:sz w:val="22"/>
+          <w:szCs w:val="22"/>
+          <w:highlight w:val="none"/>
+          <w:lang w:val="es-ES"/>
+        </w:rPr>
+      </w:r>
+    </w:p>
+    <w:p>
+      <w:pPr>
+        <w:pBdr/>
+        <w:spacing/>
+        <w:ind/>
+        <w:jc w:val="left"/>
+        <w:rPr>
+          <w:rFonts w:ascii="Asana Math" w:hAnsi="Asana Math" w:eastAsia="Asana Math" w:cs="Asana Math"/>
+          <w:sz w:val="28"/>
+          <w:szCs w:val="28"/>
+          <w:highlight w:val="none"/>
+          <w:lang w:val="es-ES"/>
+        </w:rPr>
+      </w:pPr>
+      <w:r>
+        <w:rPr>
+          <w:rFonts w:ascii="Asana Math" w:hAnsi="Asana Math" w:eastAsia="Asana Math" w:cs="Asana Math"/>
+          <w:sz w:val="28"/>
+          <w:szCs w:val="28"/>
+          <w:highlight w:val="none"/>
+          <w:lang w:val="es-ES" w:bidi="es-ES"/>
+        </w:rPr>
+      </w:r>
+      <w:r>
+        <w:rPr>
+          <w:rFonts w:ascii="Asana Math" w:hAnsi="Asana Math" w:eastAsia="Asana Math" w:cs="Asana Math"/>
+          <w:sz w:val="28"/>
+          <w:szCs w:val="28"/>
+          <w:highlight w:val="none"/>
+          <w:lang w:val="es-ES"/>
+        </w:rPr>
+      </w:r>
+      <w:r>
+        <w:rPr>
+          <w:rFonts w:ascii="Asana Math" w:hAnsi="Asana Math" w:eastAsia="Asana Math" w:cs="Asana Math"/>
+          <w:sz w:val="28"/>
+          <w:szCs w:val="28"/>
+          <w:highlight w:val="none"/>
+          <w:lang w:val="es-ES"/>
+        </w:rPr>
+      </w:r>
+    </w:p>
+    <w:p>
+      <w:pPr>
+        <w:pBdr/>
+        <w:spacing/>
+        <w:ind/>
+        <w:jc w:val="center"/>
+        <w:rPr>
+          <w:rFonts w:ascii="Asana Math" w:hAnsi="Asana Math" w:eastAsia="Asana Math" w:cs="Asana Math"/>
+          <w:sz w:val="28"/>
+          <w:szCs w:val="28"/>
+          <w:highlight w:val="none"/>
+          <w:lang w:val="es-ES"/>
+        </w:rPr>
+      </w:pPr>
+      <w:r>
+        <w:rPr>
+          <w:rFonts w:ascii="Asana Math" w:hAnsi="Asana Math" w:eastAsia="Asana Math" w:cs="Asana Math"/>
+          <w:sz w:val="28"/>
+          <w:szCs w:val="28"/>
+          <w:highlight w:val="none"/>
+          <w:lang w:val="es-ES" w:bidi="es-ES"/>
+        </w:rPr>
+      </w:r>
+      <w:r>
+        <w:rPr>
+          <w:rFonts w:ascii="Asana Math" w:hAnsi="Asana Math" w:eastAsia="Asana Math" w:cs="Asana Math"/>
+          <w:sz w:val="28"/>
+          <w:szCs w:val="28"/>
+          <w:highlight w:val="none"/>
+          <w:lang w:val="es-ES"/>
+        </w:rPr>
+      </w:r>
+      <w:r>
+        <w:rPr>
+          <w:rFonts w:ascii="Asana Math" w:hAnsi="Asana Math" w:eastAsia="Asana Math" w:cs="Asana Math"/>
+          <w:sz w:val="28"/>
+          <w:szCs w:val="28"/>
+          <w:highlight w:val="none"/>
+          <w:lang w:val="es-ES"/>
+        </w:rPr>
+      </w:r>
+    </w:p>
+    <w:p>
+      <w:pPr>
+        <w:pBdr/>
+        <w:spacing/>
+        <w:ind/>
+        <w:jc w:val="center"/>
+        <w:rPr>
+          <w:rFonts w:ascii="Asana Math" w:hAnsi="Asana Math" w:eastAsia="Asana Math" w:cs="Asana Math"/>
+          <w:sz w:val="28"/>
+          <w:szCs w:val="28"/>
+          <w:highlight w:val="none"/>
+          <w:lang w:val="es-ES" w:bidi="es-ES"/>
+        </w:rPr>
+      </w:pPr>
+      <w:r>
+        <w:rPr>
+          <w:rFonts w:ascii="Asana Math" w:hAnsi="Asana Math" w:eastAsia="Asana Math" w:cs="Asana Math"/>
+          <w:sz w:val="28"/>
+          <w:szCs w:val="28"/>
+          <w:highlight w:val="none"/>
+          <w:lang w:val="es-ES" w:bidi="es-ES"/>
+        </w:rPr>
+      </w:r>
+      <w:r>
+        <w:rPr>
+          <w:rFonts w:ascii="Asana Math" w:hAnsi="Asana Math" w:eastAsia="Asana Math" w:cs="Asana Math"/>
+          <w:sz w:val="28"/>
+          <w:szCs w:val="28"/>
+          <w:highlight w:val="none"/>
+          <w:lang w:val="es-ES" w:bidi="es-ES"/>
+        </w:rPr>
+      </w:r>
+      <w:r>
+        <w:rPr>
+          <w:rFonts w:ascii="Asana Math" w:hAnsi="Asana Math" w:eastAsia="Asana Math" w:cs="Asana Math"/>
+          <w:sz w:val="28"/>
+          <w:szCs w:val="28"/>
+          <w:highlight w:val="none"/>
+          <w:lang w:val="es-ES" w:bidi="es-ES"/>
+        </w:rPr>
+      </w:r>
+    </w:p>
+    <w:p>
+      <w:pPr>
+        <w:pBdr/>
+        <w:spacing/>
+        <w:ind/>
+        <w:jc w:val="center"/>
+        <w:rPr>
+          <w:rFonts w:ascii="Asana Math" w:hAnsi="Asana Math" w:eastAsia="Asana Math" w:cs="Asana Math"/>
+          <w:sz w:val="28"/>
+          <w:szCs w:val="28"/>
+          <w:highlight w:val="none"/>
+          <w:lang w:val="es-ES"/>
+        </w:rPr>
+      </w:pPr>
+      <w:r>
+        <w:rPr>
+          <w:rFonts w:ascii="Asana Math" w:hAnsi="Asana Math" w:eastAsia="Asana Math" w:cs="Asana Math"/>
+          <w:sz w:val="28"/>
+          <w:szCs w:val="28"/>
+          <w:highlight w:val="none"/>
+          <w:lang w:val="es-ES" w:bidi="es-ES"/>
+        </w:rPr>
+        <w:br w:type="page" w:clear="all"/>
+      </w:r>
+      <w:r>
+        <w:rPr>
+          <w:rFonts w:ascii="Asana Math" w:hAnsi="Asana Math" w:eastAsia="Asana Math" w:cs="Asana Math"/>
+          <w:sz w:val="28"/>
+          <w:szCs w:val="28"/>
+          <w:highlight w:val="none"/>
+          <w:lang w:val="es-ES"/>
+        </w:rPr>
+      </w:r>
+      <w:r>
+        <w:rPr>
+          <w:rFonts w:ascii="Asana Math" w:hAnsi="Asana Math" w:eastAsia="Asana Math" w:cs="Asana Math"/>
+          <w:sz w:val="28"/>
+          <w:szCs w:val="28"/>
+          <w:highlight w:val="none"/>
+          <w:lang w:val="es-ES"/>
+        </w:rPr>
+      </w:r>
+    </w:p>
+    <w:p>
+      <w:pPr>
+        <w:pBdr/>
+        <w:spacing/>
+        <w:ind/>
+        <w:jc w:val="center"/>
+        <w:rPr>
+          <w:rFonts w:ascii="Times New Roman" w:hAnsi="Times New Roman" w:cs="Times New Roman"/>
+          <w:b/>
+          <w:bCs/>
+          <w:i/>
+          <w:sz w:val="24"/>
+          <w:szCs w:val="24"/>
+          <w:u w:val="single"/>
+        </w:rPr>
+      </w:pPr>
+      <w:r>
+        <w:rPr>
           <w:rFonts w:ascii="Times New Roman" w:hAnsi="Times New Roman" w:eastAsia="Times New Roman" w:cs="Times New Roman"/>
           <w:b/>
           <w:bCs/>
@@ -1770,281 +2045,11 @@
           <w:szCs w:val="24"/>
           <w:highlight w:val="none"/>
           <w:u w:val="single"/>
-          <w:lang w:val="es-ES"/>
-        </w:rPr>
-      </w:r>
-      <w:r>
-        <w:rPr>
-          <w:rFonts w:ascii="Times New Roman" w:hAnsi="Times New Roman" w:cs="Times New Roman"/>
-          <w:b/>
-          <w:bCs/>
-          <w:i/>
-          <w:sz w:val="24"/>
-          <w:szCs w:val="24"/>
-          <w:highlight w:val="none"/>
-          <w:u w:val="single"/>
-        </w:rPr>
-      </w:r>
-    </w:p>
-    <w:p>
-      <w:pPr>
-        <w:pBdr/>
-        <w:spacing/>
-        <w:ind/>
-        <w:jc w:val="center"/>
-        <w:rPr>
-          <w:rFonts w:ascii="Asana Math" w:hAnsi="Asana Math" w:eastAsia="Asana Math" w:cs="Asana Math"/>
-          <w:sz w:val="28"/>
-          <w:szCs w:val="28"/>
-          <w:highlight w:val="none"/>
-          <w:lang w:val="es-ES"/>
-        </w:rPr>
-      </w:pPr>
-      <w:r>
-        <w:rPr>
-          <w:rFonts w:ascii="Asana Math" w:hAnsi="Asana Math" w:eastAsia="Asana Math" w:cs="Asana Math"/>
-          <w:sz w:val="28"/>
-          <w:szCs w:val="28"/>
-          <w:highlight w:val="none"/>
           <w:lang w:val="es-ES" w:bidi="es-ES"/>
         </w:rPr>
-      </w:r>
-      <w:r>
-        <w:rPr>
-          <w:rFonts w:ascii="Asana Math" w:hAnsi="Asana Math" w:eastAsia="Asana Math" w:cs="Asana Math"/>
-          <w:sz w:val="28"/>
-          <w:szCs w:val="28"/>
-          <w:highlight w:val="none"/>
-          <w:lang w:val="es-ES"/>
-        </w:rPr>
-      </w:r>
-      <w:r>
-        <w:rPr>
-          <w:rFonts w:ascii="Asana Math" w:hAnsi="Asana Math" w:eastAsia="Asana Math" w:cs="Asana Math"/>
-          <w:sz w:val="28"/>
-          <w:szCs w:val="28"/>
-          <w:highlight w:val="none"/>
-          <w:lang w:val="es-ES"/>
-        </w:rPr>
-      </w:r>
-    </w:p>
-    <w:p>
-      <w:pPr>
-        <w:pBdr/>
-        <w:spacing/>
-        <w:ind/>
-        <w:jc w:val="left"/>
-        <w:rPr>
-          <w:rFonts w:ascii="Asana Math" w:hAnsi="Asana Math" w:eastAsia="Asana Math" w:cs="Asana Math"/>
-          <w:sz w:val="22"/>
-          <w:szCs w:val="22"/>
-          <w:highlight w:val="none"/>
-          <w:lang w:val="es-ES"/>
-        </w:rPr>
-      </w:pPr>
-      <w:r>
-        <w:rPr>
-          <w:rFonts w:ascii="Asana Math" w:hAnsi="Asana Math" w:eastAsia="Asana Math" w:cs="Asana Math"/>
-          <w:sz w:val="22"/>
-          <w:szCs w:val="22"/>
-          <w:highlight w:val="none"/>
-          <w:lang w:val="es-ES" w:bidi="es-ES"/>
-        </w:rPr>
-      </w:r>
-      <w:r>
-        <w:rPr>
-          <w:rFonts w:ascii="Asana Math" w:hAnsi="Asana Math" w:eastAsia="Asana Math" w:cs="Asana Math"/>
-          <w:sz w:val="22"/>
-          <w:szCs w:val="22"/>
-          <w:highlight w:val="none"/>
-          <w:lang w:val="es-ES"/>
-        </w:rPr>
-      </w:r>
-      <w:r>
-        <w:rPr>
-          <w:rFonts w:ascii="Asana Math" w:hAnsi="Asana Math" w:eastAsia="Asana Math" w:cs="Asana Math"/>
-          <w:sz w:val="22"/>
-          <w:szCs w:val="22"/>
-          <w:highlight w:val="none"/>
-          <w:lang w:val="es-ES"/>
-        </w:rPr>
-      </w:r>
-    </w:p>
-    <w:p>
-      <w:pPr>
-        <w:pBdr/>
-        <w:spacing/>
-        <w:ind/>
-        <w:jc w:val="left"/>
-        <w:rPr>
-          <w:rFonts w:ascii="Asana Math" w:hAnsi="Asana Math" w:eastAsia="Asana Math" w:cs="Asana Math"/>
-          <w:sz w:val="28"/>
-          <w:szCs w:val="28"/>
-          <w:highlight w:val="none"/>
-          <w:lang w:val="es-ES"/>
-        </w:rPr>
-      </w:pPr>
-      <w:r>
-        <w:rPr>
-          <w:rFonts w:ascii="Asana Math" w:hAnsi="Asana Math" w:eastAsia="Asana Math" w:cs="Asana Math"/>
-          <w:sz w:val="28"/>
-          <w:szCs w:val="28"/>
-          <w:highlight w:val="none"/>
-          <w:lang w:val="es-ES" w:bidi="es-ES"/>
-        </w:rPr>
-      </w:r>
-      <w:r>
-        <w:rPr>
-          <w:rFonts w:ascii="Asana Math" w:hAnsi="Asana Math" w:eastAsia="Asana Math" w:cs="Asana Math"/>
-          <w:sz w:val="28"/>
-          <w:szCs w:val="28"/>
-          <w:highlight w:val="none"/>
-          <w:lang w:val="es-ES"/>
-        </w:rPr>
-      </w:r>
-      <w:r>
-        <w:rPr>
-          <w:rFonts w:ascii="Asana Math" w:hAnsi="Asana Math" w:eastAsia="Asana Math" w:cs="Asana Math"/>
-          <w:sz w:val="28"/>
-          <w:szCs w:val="28"/>
-          <w:highlight w:val="none"/>
-          <w:lang w:val="es-ES"/>
-        </w:rPr>
-      </w:r>
-    </w:p>
-    <w:p>
-      <w:pPr>
-        <w:pBdr/>
-        <w:spacing/>
-        <w:ind/>
-        <w:jc w:val="center"/>
-        <w:rPr>
-          <w:rFonts w:ascii="Asana Math" w:hAnsi="Asana Math" w:eastAsia="Asana Math" w:cs="Asana Math"/>
-          <w:sz w:val="28"/>
-          <w:szCs w:val="28"/>
-          <w:highlight w:val="none"/>
-          <w:lang w:val="es-ES"/>
-        </w:rPr>
-      </w:pPr>
-      <w:r>
-        <w:rPr>
-          <w:rFonts w:ascii="Asana Math" w:hAnsi="Asana Math" w:eastAsia="Asana Math" w:cs="Asana Math"/>
-          <w:sz w:val="28"/>
-          <w:szCs w:val="28"/>
-          <w:highlight w:val="none"/>
-          <w:lang w:val="es-ES" w:bidi="es-ES"/>
-        </w:rPr>
-      </w:r>
-      <w:r>
-        <w:rPr>
-          <w:rFonts w:ascii="Asana Math" w:hAnsi="Asana Math" w:eastAsia="Asana Math" w:cs="Asana Math"/>
-          <w:sz w:val="28"/>
-          <w:szCs w:val="28"/>
-          <w:highlight w:val="none"/>
-          <w:lang w:val="es-ES"/>
-        </w:rPr>
-      </w:r>
-      <w:r>
-        <w:rPr>
-          <w:rFonts w:ascii="Asana Math" w:hAnsi="Asana Math" w:eastAsia="Asana Math" w:cs="Asana Math"/>
-          <w:sz w:val="28"/>
-          <w:szCs w:val="28"/>
-          <w:highlight w:val="none"/>
-          <w:lang w:val="es-ES"/>
-        </w:rPr>
-      </w:r>
-    </w:p>
-    <w:p>
-      <w:pPr>
-        <w:pBdr/>
-        <w:spacing/>
-        <w:ind/>
-        <w:jc w:val="center"/>
-        <w:rPr>
-          <w:rFonts w:ascii="Asana Math" w:hAnsi="Asana Math" w:eastAsia="Asana Math" w:cs="Asana Math"/>
-          <w:sz w:val="28"/>
-          <w:szCs w:val="28"/>
-          <w:highlight w:val="none"/>
-          <w:lang w:val="es-ES" w:bidi="es-ES"/>
-        </w:rPr>
-      </w:pPr>
-      <w:r>
-        <w:rPr>
-          <w:rFonts w:ascii="Asana Math" w:hAnsi="Asana Math" w:eastAsia="Asana Math" w:cs="Asana Math"/>
-          <w:sz w:val="28"/>
-          <w:szCs w:val="28"/>
-          <w:highlight w:val="none"/>
-          <w:lang w:val="es-ES" w:bidi="es-ES"/>
-        </w:rPr>
-      </w:r>
-      <w:r>
-        <w:rPr>
-          <w:rFonts w:ascii="Asana Math" w:hAnsi="Asana Math" w:eastAsia="Asana Math" w:cs="Asana Math"/>
-          <w:sz w:val="28"/>
-          <w:szCs w:val="28"/>
-          <w:highlight w:val="none"/>
-          <w:lang w:val="es-ES" w:bidi="es-ES"/>
-        </w:rPr>
-      </w:r>
-      <w:r>
-        <w:rPr>
-          <w:rFonts w:ascii="Asana Math" w:hAnsi="Asana Math" w:eastAsia="Asana Math" w:cs="Asana Math"/>
-          <w:sz w:val="28"/>
-          <w:szCs w:val="28"/>
-          <w:highlight w:val="none"/>
-          <w:lang w:val="es-ES" w:bidi="es-ES"/>
-        </w:rPr>
-      </w:r>
-    </w:p>
-    <w:p>
-      <w:pPr>
-        <w:pBdr/>
-        <w:spacing/>
-        <w:ind/>
-        <w:jc w:val="center"/>
-        <w:rPr>
-          <w:rFonts w:ascii="Asana Math" w:hAnsi="Asana Math" w:eastAsia="Asana Math" w:cs="Asana Math"/>
-          <w:sz w:val="28"/>
-          <w:szCs w:val="28"/>
-          <w:highlight w:val="none"/>
-          <w:lang w:val="es-ES"/>
-        </w:rPr>
-      </w:pPr>
-      <w:r>
-        <w:rPr>
-          <w:rFonts w:ascii="Asana Math" w:hAnsi="Asana Math" w:eastAsia="Asana Math" w:cs="Asana Math"/>
-          <w:sz w:val="28"/>
-          <w:szCs w:val="28"/>
-          <w:highlight w:val="none"/>
-          <w:lang w:val="es-ES" w:bidi="es-ES"/>
-        </w:rPr>
-        <w:br w:type="page" w:clear="all"/>
-      </w:r>
-      <w:r>
-        <w:rPr>
-          <w:rFonts w:ascii="Asana Math" w:hAnsi="Asana Math" w:eastAsia="Asana Math" w:cs="Asana Math"/>
-          <w:sz w:val="28"/>
-          <w:szCs w:val="28"/>
-          <w:highlight w:val="none"/>
-          <w:lang w:val="es-ES"/>
-        </w:rPr>
-      </w:r>
-      <w:r>
-        <w:rPr>
-          <w:rFonts w:ascii="Asana Math" w:hAnsi="Asana Math" w:eastAsia="Asana Math" w:cs="Asana Math"/>
-          <w:sz w:val="28"/>
-          <w:szCs w:val="28"/>
-          <w:highlight w:val="none"/>
-          <w:lang w:val="es-ES"/>
-        </w:rPr>
-      </w:r>
-    </w:p>
-    <w:p>
-      <w:pPr>
-        <w:pBdr/>
-        <w:spacing/>
-        <w:ind/>
-        <w:jc w:val="center"/>
+        <w:t xml:space="preserve">EL TABLERO</w:t>
+      </w:r>
+      <w:r>
         <w:rPr>
           <w:rFonts w:ascii="Times New Roman" w:hAnsi="Times New Roman" w:cs="Times New Roman"/>
           <w:b/>
@@ -2054,33 +2059,6 @@
           <w:szCs w:val="24"/>
           <w:u w:val="single"/>
         </w:rPr>
-      </w:pPr>
-      <w:r>
-        <w:rPr>
-          <w:rFonts w:ascii="Times New Roman" w:hAnsi="Times New Roman" w:eastAsia="Times New Roman" w:cs="Times New Roman"/>
-          <w:b/>
-          <w:bCs/>
-          <w:i/>
-          <w:iCs/>
-          <w:sz w:val="24"/>
-          <w:szCs w:val="24"/>
-          <w:highlight w:val="none"/>
-          <w:u w:val="single"/>
-          <w:lang w:val="es-ES" w:bidi="es-ES"/>
-        </w:rPr>
-        <w:t xml:space="preserve">EL TABLERO</w:t>
-      </w:r>
-      <w:r>
-        <w:rPr>
-          <w:rFonts w:ascii="Times New Roman" w:hAnsi="Times New Roman" w:eastAsia="Times New Roman" w:cs="Times New Roman"/>
-          <w:b/>
-          <w:bCs/>
-          <w:i/>
-          <w:iCs/>
-          <w:sz w:val="24"/>
-          <w:szCs w:val="24"/>
-          <w:u w:val="single"/>
-        </w:rPr>
       </w:r>
       <w:r>
         <w:rPr>
@@ -2116,7 +2094,7 @@
       </w:r>
       <w:r>
         <w:rPr>
-          <w:rFonts w:ascii="Times New Roman" w:hAnsi="Times New Roman" w:eastAsia="Times New Roman" w:cs="Times New Roman"/>
+          <w:rFonts w:ascii="Times New Roman" w:hAnsi="Times New Roman" w:cs="Times New Roman"/>
         </w:rPr>
       </w:r>
       <w:r>
@@ -2147,7 +2125,7 @@
       </w:r>
       <w:r>
         <w:rPr>
-          <w:rFonts w:ascii="Times New Roman" w:hAnsi="Times New Roman" w:eastAsia="Times New Roman" w:cs="Times New Roman"/>
+          <w:rFonts w:ascii="Times New Roman" w:hAnsi="Times New Roman" w:cs="Times New Roman"/>
         </w:rPr>
       </w:r>
       <w:r>
@@ -2198,7 +2176,7 @@
       </w:r>
       <w:r>
         <w:rPr>
-          <w:rFonts w:ascii="Times New Roman" w:hAnsi="Times New Roman" w:eastAsia="Times New Roman" w:cs="Times New Roman"/>
+          <w:rFonts w:ascii="Times New Roman" w:hAnsi="Times New Roman" w:cs="Times New Roman"/>
         </w:rPr>
       </w:r>
       <w:r>
@@ -2229,7 +2207,7 @@
       </w:r>
       <w:r>
         <w:rPr>
-          <w:rFonts w:ascii="Times New Roman" w:hAnsi="Times New Roman" w:eastAsia="Times New Roman" w:cs="Times New Roman"/>
+          <w:rFonts w:ascii="Times New Roman" w:hAnsi="Times New Roman" w:cs="Times New Roman"/>
         </w:rPr>
       </w:r>
       <w:r>
@@ -2263,11 +2241,10 @@
       </w:r>
       <w:r>
         <w:rPr>
-          <w:rFonts w:ascii="Times New Roman" w:hAnsi="Times New Roman" w:eastAsia="Times New Roman" w:cs="Times New Roman"/>
+          <w:rFonts w:ascii="Times New Roman" w:hAnsi="Times New Roman" w:cs="Times New Roman"/>
           <w:sz w:val="22"/>
           <w:szCs w:val="22"/>
           <w:highlight w:val="none"/>
-          <w:lang w:val="es-ES" w:bidi="es-ES"/>
         </w:rPr>
       </w:r>
       <w:r>
@@ -2471,9 +2448,8 @@
       </w:r>
       <w:r>
         <w:rPr>
-          <w:rFonts w:ascii="Times New Roman" w:hAnsi="Times New Roman" w:eastAsia="Times New Roman" w:cs="Times New Roman"/>
-          <w:highlight w:val="none"/>
-          <w:lang w:val="es-ES"/>
+          <w:rFonts w:ascii="Times New Roman" w:hAnsi="Times New Roman" w:cs="Times New Roman"/>
+          <w:highlight w:val="none"/>
         </w:rPr>
       </w:r>
       <w:r>
@@ -2646,7 +2622,7 @@
       </w:r>
       <w:r>
         <w:rPr>
-          <w:rFonts w:ascii="Times New Roman" w:hAnsi="Times New Roman" w:eastAsia="Times New Roman" w:cs="Times New Roman"/>
+          <w:rFonts w:ascii="Times New Roman" w:hAnsi="Times New Roman" w:cs="Times New Roman"/>
         </w:rPr>
       </w:r>
       <w:r>
@@ -2674,7 +2650,7 @@
       </w:r>
       <w:r>
         <w:rPr>
-          <w:rFonts w:ascii="Times New Roman" w:hAnsi="Times New Roman" w:eastAsia="Times New Roman" w:cs="Times New Roman"/>
+          <w:rFonts w:ascii="Times New Roman" w:hAnsi="Times New Roman" w:cs="Times New Roman"/>
         </w:rPr>
       </w:r>
       <w:r>
@@ -2703,7 +2679,7 @@
       </w:r>
       <w:r>
         <w:rPr>
-          <w:rFonts w:ascii="Times New Roman" w:hAnsi="Times New Roman" w:eastAsia="Times New Roman" w:cs="Times New Roman"/>
+          <w:rFonts w:ascii="Times New Roman" w:hAnsi="Times New Roman" w:cs="Times New Roman"/>
         </w:rPr>
       </w:r>
       <w:r>
@@ -2731,7 +2707,7 @@
       </w:r>
       <w:r>
         <w:rPr>
-          <w:rFonts w:ascii="Times New Roman" w:hAnsi="Times New Roman" w:eastAsia="Times New Roman" w:cs="Times New Roman"/>
+          <w:rFonts w:ascii="Times New Roman" w:hAnsi="Times New Roman" w:cs="Times New Roman"/>
         </w:rPr>
       </w:r>
       <w:r>
@@ -2777,9 +2753,8 @@
       </w:r>
       <w:r>
         <w:rPr>
-          <w:rFonts w:ascii="Times New Roman" w:hAnsi="Times New Roman" w:eastAsia="Times New Roman" w:cs="Times New Roman"/>
-          <w:highlight w:val="none"/>
-          <w:lang w:val="es-ES"/>
+          <w:rFonts w:ascii="Times New Roman" w:hAnsi="Times New Roman" w:cs="Times New Roman"/>
+          <w:highlight w:val="none"/>
         </w:rPr>
       </w:r>
       <w:r>
@@ -2952,9 +2927,7 @@
       </w:r>
       <w:r>
         <w:rPr>
-          <w:rFonts w:ascii="Times New Roman" w:hAnsi="Times New Roman" w:eastAsia="Times New Roman" w:cs="Times New Roman"/>
-          <w:highlight w:val="none"/>
-          <w:lang w:val="es-ES"/>
+          <w:rFonts w:ascii="Times New Roman" w:hAnsi="Times New Roman" w:cs="Times New Roman"/>
         </w:rPr>
       </w:r>
       <w:r>
@@ -2984,9 +2957,8 @@
       </w:r>
       <w:r>
         <w:rPr>
-          <w:rFonts w:ascii="Times New Roman" w:hAnsi="Times New Roman" w:eastAsia="Times New Roman" w:cs="Times New Roman"/>
-          <w:highlight w:val="none"/>
-          <w:lang w:val="es-ES"/>
+          <w:rFonts w:ascii="Times New Roman" w:hAnsi="Times New Roman" w:cs="Times New Roman"/>
+          <w:highlight w:val="none"/>
         </w:rPr>
       </w:r>
       <w:r>
@@ -3028,9 +3000,9 @@
       </w:r>
       <w:r>
         <w:rPr>
-          <w:rFonts w:ascii="Classic Console" w:hAnsi="Classic Console" w:eastAsia="Classic Console" w:cs="Classic Console"/>
-          <w:sz w:val="32"/>
-          <w:szCs w:val="32"/>
+          <w:rFonts w:ascii="Classic Console" w:hAnsi="Classic Console" w:cs="Classic Console"/>
+          <w:sz w:val="36"/>
+          <w:szCs w:val="36"/>
           <w:highlight w:val="none"/>
         </w:rPr>
       </w:r>
@@ -3080,12 +3052,10 @@
           <w:b/>
           <w:bCs/>
           <w:i/>
-          <w:iCs/>
           <w:sz w:val="24"/>
           <w:szCs w:val="24"/>
           <w:highlight w:val="none"/>
           <w:u w:val="none"/>
-          <w:lang w:val="es-ES" w:bidi="es-ES"/>
         </w:rPr>
       </w:r>
       <w:r>
@@ -3159,6 +3129,7 @@
           <w:szCs w:val="24"/>
           <w:highlight w:val="none"/>
           <w:u w:val="none"/>
+          <w:lang w:val="es-ES" w:bidi="es-ES"/>
         </w:rPr>
       </w:r>
       <w:r>
@@ -3675,19 +3646,6 @@
       </w:r>
       <w:r>
         <w:rPr>
-          <w:rFonts w:ascii="Times New Roman" w:hAnsi="Times New Roman" w:eastAsia="Times New Roman" w:cs="Times New Roman"/>
-          <w:b/>
-          <w:bCs/>
-          <w:i/>
-          <w:iCs/>
-          <w:sz w:val="24"/>
-          <w:szCs w:val="24"/>
-          <w:highlight w:val="none"/>
-          <w:lang w:val="es-ES"/>
-        </w:rPr>
-      </w:r>
-      <w:r>
-        <w:rPr>
           <w:rFonts w:ascii="Times New Roman" w:hAnsi="Times New Roman" w:cs="Times New Roman"/>
           <w:b/>
           <w:bCs/>
@@ -3697,6 +3655,17 @@
           <w:highlight w:val="none"/>
         </w:rPr>
       </w:r>
+      <w:r>
+        <w:rPr>
+          <w:rFonts w:ascii="Times New Roman" w:hAnsi="Times New Roman" w:cs="Times New Roman"/>
+          <w:b/>
+          <w:bCs/>
+          <w:i/>
+          <w:sz w:val="24"/>
+          <w:szCs w:val="24"/>
+          <w:highlight w:val="none"/>
+        </w:rPr>
+      </w:r>
     </w:p>
     <w:p>
       <w:pPr>
@@ -3720,49 +3689,44 @@
       </w:r>
       <w:r>
         <w:rPr>
+          <w:rFonts w:ascii="Times New Roman" w:hAnsi="Times New Roman" w:cs="Times New Roman"/>
+        </w:rPr>
+      </w:r>
+      <w:r>
+        <w:rPr>
+          <w:rFonts w:ascii="Times New Roman" w:hAnsi="Times New Roman" w:cs="Times New Roman"/>
+        </w:rPr>
+      </w:r>
+    </w:p>
+    <w:p>
+      <w:pPr>
+        <w:pBdr/>
+        <w:spacing/>
+        <w:ind/>
+        <w:jc w:val="center"/>
+        <w:rPr>
+          <w:rFonts w:ascii="Times New Roman" w:hAnsi="Times New Roman" w:cs="Times New Roman"/>
+          <w:sz w:val="22"/>
+          <w:szCs w:val="22"/>
+          <w:highlight w:val="none"/>
+        </w:rPr>
+      </w:pPr>
+      <w:r>
+        <w:rPr>
           <w:rFonts w:ascii="Times New Roman" w:hAnsi="Times New Roman" w:eastAsia="Times New Roman" w:cs="Times New Roman"/>
           <w:sz w:val="22"/>
           <w:szCs w:val="22"/>
           <w:highlight w:val="none"/>
           <w:lang w:val="es-ES" w:bidi="es-ES"/>
         </w:rPr>
-      </w:r>
-      <w:r>
-        <w:rPr>
-          <w:rFonts w:ascii="Times New Roman" w:hAnsi="Times New Roman" w:cs="Times New Roman"/>
-        </w:rPr>
-      </w:r>
-    </w:p>
-    <w:p>
-      <w:pPr>
-        <w:pBdr/>
-        <w:spacing/>
-        <w:ind/>
-        <w:jc w:val="center"/>
+        <w:t xml:space="preserve">Primero, necesito un puntero que me apunte a un puntero, que a su vez apunte a filas, y ese puntero a filas que me apunte a las columnas:</w:t>
+      </w:r>
+      <w:r>
         <w:rPr>
           <w:rFonts w:ascii="Times New Roman" w:hAnsi="Times New Roman" w:cs="Times New Roman"/>
           <w:sz w:val="22"/>
           <w:szCs w:val="22"/>
           <w:highlight w:val="none"/>
-        </w:rPr>
-      </w:pPr>
-      <w:r>
-        <w:rPr>
-          <w:rFonts w:ascii="Times New Roman" w:hAnsi="Times New Roman" w:eastAsia="Times New Roman" w:cs="Times New Roman"/>
-          <w:sz w:val="22"/>
-          <w:szCs w:val="22"/>
-          <w:highlight w:val="none"/>
-          <w:lang w:val="es-ES" w:bidi="es-ES"/>
-        </w:rPr>
-        <w:t xml:space="preserve">Primero, necesito un puntero que me apunte a un puntero, que a su vez apunte a filas, y ese puntero a filas que me apunte a las columnas:</w:t>
-      </w:r>
-      <w:r>
-        <w:rPr>
-          <w:rFonts w:ascii="Times New Roman" w:hAnsi="Times New Roman" w:eastAsia="Times New Roman" w:cs="Times New Roman"/>
-          <w:sz w:val="22"/>
-          <w:szCs w:val="22"/>
-          <w:highlight w:val="none"/>
-          <w:lang w:val="es-ES" w:bidi="es-ES"/>
         </w:rPr>
       </w:r>
       <w:r>
@@ -3806,21 +3770,20 @@
       </w:r>
       <w:r>
         <w:rPr>
-          <w:rFonts w:ascii="Classic Console" w:hAnsi="Classic Console" w:eastAsia="Classic Console" w:cs="Classic Console"/>
-          <w:sz w:val="32"/>
-          <w:szCs w:val="32"/>
-          <w:highlight w:val="none"/>
-          <w:lang w:val="es-ES" w:bidi="es-ES"/>
-        </w:rPr>
-      </w:r>
-      <w:r>
-        <w:rPr>
           <w:rFonts w:ascii="Classic Console" w:hAnsi="Classic Console" w:cs="Classic Console"/>
           <w:sz w:val="32"/>
           <w:szCs w:val="32"/>
           <w:highlight w:val="none"/>
         </w:rPr>
       </w:r>
+      <w:r>
+        <w:rPr>
+          <w:rFonts w:ascii="Classic Console" w:hAnsi="Classic Console" w:cs="Classic Console"/>
+          <w:sz w:val="32"/>
+          <w:szCs w:val="32"/>
+          <w:highlight w:val="none"/>
+        </w:rPr>
+      </w:r>
     </w:p>
     <w:p>
       <w:pPr>
@@ -3861,7 +3824,7 @@
           <w:sz w:val="22"/>
           <w:szCs w:val="22"/>
           <w:highlight w:val="none"/>
-          <w:lang w:val="es-ES"/>
+          <w:lang w:val="es-ES" w:bidi="es-ES"/>
         </w:rPr>
       </w:r>
       <w:r>
@@ -3906,11 +3869,10 @@
       </w:r>
       <w:r>
         <w:rPr>
-          <w:rFonts w:ascii="Classic Console" w:hAnsi="Classic Console" w:eastAsia="Classic Console" w:cs="Classic Console"/>
+          <w:rFonts w:ascii="Classic Console" w:hAnsi="Classic Console" w:cs="Classic Console"/>
           <w:sz w:val="32"/>
           <w:szCs w:val="32"/>
           <w:highlight w:val="none"/>
-          <w:lang w:val="es-ES"/>
         </w:rPr>
       </w:r>
       <w:r>
@@ -4017,9 +3979,10 @@
       </w:r>
       <w:r>
         <w:rPr>
-          <w:rFonts w:ascii="Classic Console" w:hAnsi="Classic Console" w:eastAsia="Classic Console" w:cs="Classic Console"/>
+          <w:rFonts w:ascii="Classic Console" w:hAnsi="Classic Console" w:cs="Classic Console"/>
           <w:sz w:val="32"/>
           <w:szCs w:val="32"/>
+          <w:highlight w:val="none"/>
         </w:rPr>
       </w:r>
       <w:r>
@@ -4073,11 +4036,10 @@
       </w:r>
       <w:r>
         <w:rPr>
-          <w:rFonts w:ascii="Times New Roman" w:hAnsi="Times New Roman" w:eastAsia="Times New Roman" w:cs="Times New Roman"/>
+          <w:rFonts w:ascii="Times New Roman" w:hAnsi="Times New Roman" w:cs="Times New Roman"/>
           <w:sz w:val="22"/>
           <w:szCs w:val="22"/>
           <w:highlight w:val="none"/>
-          <w:lang w:val="es-ES"/>
         </w:rPr>
       </w:r>
       <w:r>
@@ -4252,9 +4214,8 @@
       </w:r>
       <w:r>
         <w:rPr>
-          <w:rFonts w:ascii="Times New Roman" w:hAnsi="Times New Roman" w:eastAsia="Times New Roman" w:cs="Times New Roman"/>
-          <w:highlight w:val="none"/>
-          <w:lang w:val="es-ES"/>
+          <w:rFonts w:ascii="Times New Roman" w:hAnsi="Times New Roman" w:cs="Times New Roman"/>
+          <w:highlight w:val="none"/>
         </w:rPr>
       </w:r>
       <w:r>
@@ -4492,16 +4453,14 @@
       </w:r>
       <w:r>
         <w:rPr>
-          <w:rFonts w:ascii="Times New Roman" w:hAnsi="Times New Roman" w:eastAsia="Times New Roman" w:cs="Times New Roman"/>
+          <w:rFonts w:ascii="Times New Roman" w:hAnsi="Times New Roman" w:cs="Times New Roman"/>
           <w:b/>
           <w:bCs/>
           <w:i/>
-          <w:iCs/>
           <w:sz w:val="24"/>
           <w:szCs w:val="24"/>
           <w:highlight w:val="none"/>
           <w:u w:val="single"/>
-          <w:lang w:val="es-ES"/>
         </w:rPr>
       </w:r>
     </w:p>
@@ -4570,15 +4529,15 @@
       <w:r>
         <w:rPr>
           <w:rFonts w:ascii="Times New Roman" w:hAnsi="Times New Roman" w:eastAsia="Times New Roman" w:cs="Times New Roman"/>
-        </w:rPr>
-      </w:r>
-      <w:r>
-        <w:rPr>
-          <w:rFonts w:ascii="Times New Roman" w:hAnsi="Times New Roman" w:eastAsia="Times New Roman" w:cs="Times New Roman"/>
           <w:sz w:val="22"/>
           <w:szCs w:val="22"/>
           <w:highlight w:val="none"/>
           <w:lang w:val="es-ES" w:bidi="es-ES"/>
+        </w:rPr>
+      </w:r>
+      <w:r>
+        <w:rPr>
+          <w:rFonts w:ascii="Times New Roman" w:hAnsi="Times New Roman" w:cs="Times New Roman"/>
         </w:rPr>
       </w:r>
     </w:p>
@@ -4610,21 +4569,22 @@
       <w:r>
         <w:rPr>
           <w:rFonts w:ascii="Times New Roman" w:hAnsi="Times New Roman" w:eastAsia="Times New Roman" w:cs="Times New Roman"/>
-          <w:sz w:val="22"/>
-          <w:szCs w:val="22"/>
-          <w:highlight w:val="none"/>
-          <w:lang w:val="es-ES" w:bidi="es-ES"/>
-        </w:rPr>
-      </w:r>
-      <w:r>
-        <w:rPr>
-          <w:rFonts w:ascii="Times New Roman" w:hAnsi="Times New Roman" w:eastAsia="Times New Roman" w:cs="Times New Roman"/>
           <w:b w:val="0"/>
           <w:bCs w:val="0"/>
           <w:sz w:val="22"/>
           <w:szCs w:val="22"/>
           <w:highlight w:val="none"/>
           <w:lang w:val="es-ES" w:bidi="es-ES"/>
+        </w:rPr>
+      </w:r>
+      <w:r>
+        <w:rPr>
+          <w:rFonts w:ascii="Times New Roman" w:hAnsi="Times New Roman" w:cs="Times New Roman"/>
+          <w:b w:val="0"/>
+          <w:bCs w:val="0"/>
+          <w:sz w:val="22"/>
+          <w:szCs w:val="22"/>
+          <w:highlight w:val="none"/>
         </w:rPr>
       </w:r>
     </w:p>
@@ -4804,9 +4764,8 @@
       </w:r>
       <w:r>
         <w:rPr>
-          <w:rFonts w:ascii="Times New Roman" w:hAnsi="Times New Roman" w:eastAsia="Times New Roman" w:cs="Times New Roman"/>
-          <w:highlight w:val="none"/>
-          <w:lang w:val="es-ES"/>
+          <w:rFonts w:ascii="Times New Roman" w:hAnsi="Times New Roman" w:cs="Times New Roman"/>
+          <w:highlight w:val="none"/>
         </w:rPr>
       </w:r>
     </w:p>
@@ -5227,6 +5186,11 @@
           <w:rFonts w:ascii="Times New Roman" w:hAnsi="Times New Roman" w:eastAsia="Times New Roman" w:cs="Times New Roman"/>
         </w:rPr>
       </w:r>
+      <w:r>
+        <w:rPr>
+          <w:rFonts w:ascii="Times New Roman" w:hAnsi="Times New Roman" w:cs="Times New Roman"/>
+        </w:rPr>
+      </w:r>
     </w:p>
     <w:p>
       <w:pPr>
@@ -5255,9 +5219,8 @@
       </w:r>
       <w:r>
         <w:rPr>
-          <w:rFonts w:ascii="Times New Roman" w:hAnsi="Times New Roman" w:eastAsia="Times New Roman" w:cs="Times New Roman"/>
-          <w:highlight w:val="none"/>
-          <w:lang w:val="es-ES" w:bidi="es-ES"/>
+          <w:rFonts w:ascii="Times New Roman" w:hAnsi="Times New Roman" w:cs="Times New Roman"/>
+          <w:highlight w:val="none"/>
         </w:rPr>
       </w:r>
     </w:p>
@@ -5288,9 +5251,8 @@
       </w:r>
       <w:r>
         <w:rPr>
-          <w:rFonts w:ascii="Times New Roman" w:hAnsi="Times New Roman" w:eastAsia="Times New Roman" w:cs="Times New Roman"/>
-          <w:highlight w:val="none"/>
-          <w:lang w:val="es-ES" w:bidi="es-ES"/>
+          <w:rFonts w:ascii="Times New Roman" w:hAnsi="Times New Roman" w:cs="Times New Roman"/>
+          <w:highlight w:val="none"/>
         </w:rPr>
       </w:r>
     </w:p>
@@ -5519,9 +5481,8 @@
       </w:r>
       <w:r>
         <w:rPr>
-          <w:rFonts w:ascii="Times New Roman" w:hAnsi="Times New Roman" w:eastAsia="Times New Roman" w:cs="Times New Roman"/>
-          <w:highlight w:val="none"/>
-          <w:lang w:val="es-ES" w:bidi="es-ES"/>
+          <w:rFonts w:ascii="Times New Roman" w:hAnsi="Times New Roman" w:cs="Times New Roman"/>
+          <w:highlight w:val="none"/>
         </w:rPr>
       </w:r>
     </w:p>
@@ -5552,9 +5513,8 @@
       </w:r>
       <w:r>
         <w:rPr>
-          <w:rFonts w:ascii="Times New Roman" w:hAnsi="Times New Roman" w:eastAsia="Times New Roman" w:cs="Times New Roman"/>
-          <w:highlight w:val="none"/>
-          <w:lang w:val="es-ES" w:bidi="es-ES"/>
+          <w:rFonts w:ascii="Times New Roman" w:hAnsi="Times New Roman" w:cs="Times New Roman"/>
+          <w:highlight w:val="none"/>
         </w:rPr>
       </w:r>
     </w:p>
@@ -5585,9 +5545,8 @@
       </w:r>
       <w:r>
         <w:rPr>
-          <w:rFonts w:ascii="Times New Roman" w:hAnsi="Times New Roman" w:eastAsia="Times New Roman" w:cs="Times New Roman"/>
-          <w:highlight w:val="none"/>
-          <w:lang w:val="es-ES" w:bidi="es-ES"/>
+          <w:rFonts w:ascii="Times New Roman" w:hAnsi="Times New Roman" w:cs="Times New Roman"/>
+          <w:highlight w:val="none"/>
         </w:rPr>
       </w:r>
     </w:p>
@@ -5614,6 +5573,11 @@
           <w:rFonts w:ascii="Times New Roman" w:hAnsi="Times New Roman" w:eastAsia="Times New Roman" w:cs="Times New Roman"/>
         </w:rPr>
       </w:r>
+      <w:r>
+        <w:rPr>
+          <w:rFonts w:ascii="Times New Roman" w:hAnsi="Times New Roman" w:cs="Times New Roman"/>
+        </w:rPr>
+      </w:r>
     </w:p>
     <w:p>
       <w:pPr>
@@ -5643,9 +5607,8 @@
       </w:r>
       <w:r>
         <w:rPr>
-          <w:rFonts w:ascii="Times New Roman" w:hAnsi="Times New Roman" w:eastAsia="Times New Roman" w:cs="Times New Roman"/>
-          <w:highlight w:val="none"/>
-          <w:lang w:val="es-ES" w:bidi="es-ES"/>
+          <w:rFonts w:ascii="Times New Roman" w:hAnsi="Times New Roman" w:cs="Times New Roman"/>
+          <w:highlight w:val="none"/>
         </w:rPr>
       </w:r>
     </w:p>
@@ -6007,9 +5970,8 @@
       </w:r>
       <w:r>
         <w:rPr>
-          <w:rFonts w:ascii="Times New Roman" w:hAnsi="Times New Roman" w:eastAsia="Times New Roman" w:cs="Times New Roman"/>
-          <w:highlight w:val="none"/>
-          <w:lang w:val="es-ES" w:bidi="es-ES"/>
+          <w:rFonts w:ascii="Times New Roman" w:hAnsi="Times New Roman" w:cs="Times New Roman"/>
+          <w:highlight w:val="none"/>
         </w:rPr>
       </w:r>
     </w:p>
@@ -6040,9 +6002,8 @@
       </w:r>
       <w:r>
         <w:rPr>
-          <w:rFonts w:ascii="Times New Roman" w:hAnsi="Times New Roman" w:eastAsia="Times New Roman" w:cs="Times New Roman"/>
-          <w:highlight w:val="none"/>
-          <w:lang w:val="es-ES" w:bidi="es-ES"/>
+          <w:rFonts w:ascii="Times New Roman" w:hAnsi="Times New Roman" w:cs="Times New Roman"/>
+          <w:highlight w:val="none"/>
         </w:rPr>
       </w:r>
     </w:p>
@@ -6073,9 +6034,8 @@
       </w:r>
       <w:r>
         <w:rPr>
-          <w:rFonts w:ascii="Times New Roman" w:hAnsi="Times New Roman" w:eastAsia="Times New Roman" w:cs="Times New Roman"/>
-          <w:highlight w:val="none"/>
-          <w:lang w:val="es-ES" w:bidi="es-ES"/>
+          <w:rFonts w:ascii="Times New Roman" w:hAnsi="Times New Roman" w:cs="Times New Roman"/>
+          <w:highlight w:val="none"/>
         </w:rPr>
       </w:r>
     </w:p>
@@ -6106,9 +6066,8 @@
       </w:r>
       <w:r>
         <w:rPr>
-          <w:rFonts w:ascii="Times New Roman" w:hAnsi="Times New Roman" w:eastAsia="Times New Roman" w:cs="Times New Roman"/>
-          <w:highlight w:val="none"/>
-          <w:lang w:val="es-ES" w:bidi="es-ES"/>
+          <w:rFonts w:ascii="Times New Roman" w:hAnsi="Times New Roman" w:cs="Times New Roman"/>
+          <w:highlight w:val="none"/>
         </w:rPr>
       </w:r>
     </w:p>
@@ -6135,6 +6094,11 @@
           <w:rFonts w:ascii="Times New Roman" w:hAnsi="Times New Roman" w:eastAsia="Times New Roman" w:cs="Times New Roman"/>
         </w:rPr>
       </w:r>
+      <w:r>
+        <w:rPr>
+          <w:rFonts w:ascii="Times New Roman" w:hAnsi="Times New Roman" w:cs="Times New Roman"/>
+        </w:rPr>
+      </w:r>
     </w:p>
     <w:p>
       <w:pPr>
@@ -6163,7 +6127,7 @@
       </w:r>
       <w:r>
         <w:rPr>
-          <w:rFonts w:ascii="Times New Roman" w:hAnsi="Times New Roman" w:eastAsia="Times New Roman" w:cs="Times New Roman"/>
+          <w:rFonts w:ascii="Times New Roman" w:hAnsi="Times New Roman" w:cs="Times New Roman"/>
           <w:highlight w:val="none"/>
         </w:rPr>
       </w:r>
@@ -6498,9 +6462,8 @@
       </w:r>
       <w:r>
         <w:rPr>
-          <w:rFonts w:ascii="Times New Roman" w:hAnsi="Times New Roman" w:eastAsia="Times New Roman" w:cs="Times New Roman"/>
-          <w:highlight w:val="none"/>
-          <w:lang w:val="es-ES" w:bidi="es-ES"/>
+          <w:rFonts w:ascii="Times New Roman" w:hAnsi="Times New Roman" w:cs="Times New Roman"/>
+          <w:highlight w:val="none"/>
         </w:rPr>
       </w:r>
     </w:p>
@@ -6531,9 +6494,8 @@
       </w:r>
       <w:r>
         <w:rPr>
-          <w:rFonts w:ascii="Times New Roman" w:hAnsi="Times New Roman" w:eastAsia="Times New Roman" w:cs="Times New Roman"/>
-          <w:highlight w:val="none"/>
-          <w:lang w:val="es-ES" w:bidi="es-ES"/>
+          <w:rFonts w:ascii="Times New Roman" w:hAnsi="Times New Roman" w:cs="Times New Roman"/>
+          <w:highlight w:val="none"/>
         </w:rPr>
       </w:r>
     </w:p>
@@ -6564,9 +6526,8 @@
       </w:r>
       <w:r>
         <w:rPr>
-          <w:rFonts w:ascii="Times New Roman" w:hAnsi="Times New Roman" w:eastAsia="Times New Roman" w:cs="Times New Roman"/>
-          <w:highlight w:val="none"/>
-          <w:lang w:val="es-ES" w:bidi="es-ES"/>
+          <w:rFonts w:ascii="Times New Roman" w:hAnsi="Times New Roman" w:cs="Times New Roman"/>
+          <w:highlight w:val="none"/>
         </w:rPr>
       </w:r>
     </w:p>
@@ -6597,9 +6558,8 @@
       </w:r>
       <w:r>
         <w:rPr>
-          <w:rFonts w:ascii="Times New Roman" w:hAnsi="Times New Roman" w:eastAsia="Times New Roman" w:cs="Times New Roman"/>
-          <w:highlight w:val="none"/>
-          <w:lang w:val="es-ES" w:bidi="es-ES"/>
+          <w:rFonts w:ascii="Times New Roman" w:hAnsi="Times New Roman" w:cs="Times New Roman"/>
+          <w:highlight w:val="none"/>
         </w:rPr>
       </w:r>
     </w:p>
@@ -6624,6 +6584,11 @@
       <w:r>
         <w:rPr>
           <w:rFonts w:ascii="Times New Roman" w:hAnsi="Times New Roman" w:eastAsia="Times New Roman" w:cs="Times New Roman"/>
+        </w:rPr>
+      </w:r>
+      <w:r>
+        <w:rPr>
+          <w:rFonts w:ascii="Times New Roman" w:hAnsi="Times New Roman" w:cs="Times New Roman"/>
         </w:rPr>
       </w:r>
     </w:p>
@@ -6985,9 +6950,8 @@
       </w:r>
       <w:r>
         <w:rPr>
-          <w:rFonts w:ascii="Times New Roman" w:hAnsi="Times New Roman" w:eastAsia="Times New Roman" w:cs="Times New Roman"/>
-          <w:highlight w:val="none"/>
-          <w:lang w:val="es-ES" w:bidi="es-ES"/>
+          <w:rFonts w:ascii="Times New Roman" w:hAnsi="Times New Roman" w:cs="Times New Roman"/>
+          <w:highlight w:val="none"/>
         </w:rPr>
       </w:r>
     </w:p>
@@ -7018,9 +6982,8 @@
       </w:r>
       <w:r>
         <w:rPr>
-          <w:rFonts w:ascii="Times New Roman" w:hAnsi="Times New Roman" w:eastAsia="Times New Roman" w:cs="Times New Roman"/>
-          <w:highlight w:val="none"/>
-          <w:lang w:val="es-ES" w:bidi="es-ES"/>
+          <w:rFonts w:ascii="Times New Roman" w:hAnsi="Times New Roman" w:cs="Times New Roman"/>
+          <w:highlight w:val="none"/>
         </w:rPr>
       </w:r>
     </w:p>
@@ -7051,9 +7014,8 @@
       </w:r>
       <w:r>
         <w:rPr>
-          <w:rFonts w:ascii="Times New Roman" w:hAnsi="Times New Roman" w:eastAsia="Times New Roman" w:cs="Times New Roman"/>
-          <w:highlight w:val="none"/>
-          <w:lang w:val="es-ES" w:bidi="es-ES"/>
+          <w:rFonts w:ascii="Times New Roman" w:hAnsi="Times New Roman" w:cs="Times New Roman"/>
+          <w:highlight w:val="none"/>
         </w:rPr>
       </w:r>
     </w:p>
@@ -7084,9 +7046,8 @@
       </w:r>
       <w:r>
         <w:rPr>
-          <w:rFonts w:ascii="Times New Roman" w:hAnsi="Times New Roman" w:eastAsia="Times New Roman" w:cs="Times New Roman"/>
-          <w:highlight w:val="none"/>
-          <w:lang w:val="es-ES" w:bidi="es-ES"/>
+          <w:rFonts w:ascii="Times New Roman" w:hAnsi="Times New Roman" w:cs="Times New Roman"/>
+          <w:highlight w:val="none"/>
         </w:rPr>
       </w:r>
     </w:p>
@@ -7118,9 +7079,8 @@
       </w:r>
       <w:r>
         <w:rPr>
-          <w:rFonts w:ascii="Times New Roman" w:hAnsi="Times New Roman" w:eastAsia="Times New Roman" w:cs="Times New Roman"/>
-          <w:highlight w:val="none"/>
-          <w:lang w:val="es-ES" w:bidi="es-ES"/>
+          <w:rFonts w:ascii="Times New Roman" w:hAnsi="Times New Roman" w:cs="Times New Roman"/>
+          <w:highlight w:val="none"/>
         </w:rPr>
       </w:r>
     </w:p>
@@ -7152,9 +7112,8 @@
       </w:r>
       <w:r>
         <w:rPr>
-          <w:rFonts w:ascii="Times New Roman" w:hAnsi="Times New Roman" w:eastAsia="Times New Roman" w:cs="Times New Roman"/>
-          <w:highlight w:val="none"/>
-          <w:lang w:val="es-ES" w:bidi="es-ES"/>
+          <w:rFonts w:ascii="Times New Roman" w:hAnsi="Times New Roman" w:cs="Times New Roman"/>
+          <w:highlight w:val="none"/>
         </w:rPr>
       </w:r>
     </w:p>
@@ -7504,9 +7463,8 @@
       </w:r>
       <w:r>
         <w:rPr>
-          <w:rFonts w:ascii="Times New Roman" w:hAnsi="Times New Roman" w:eastAsia="Times New Roman" w:cs="Times New Roman"/>
-          <w:highlight w:val="none"/>
-          <w:lang w:val="es-ES" w:bidi="es-ES"/>
+          <w:rFonts w:ascii="Times New Roman" w:hAnsi="Times New Roman" w:cs="Times New Roman"/>
+          <w:highlight w:val="none"/>
         </w:rPr>
       </w:r>
     </w:p>
@@ -7537,9 +7495,8 @@
       </w:r>
       <w:r>
         <w:rPr>
-          <w:rFonts w:ascii="Times New Roman" w:hAnsi="Times New Roman" w:eastAsia="Times New Roman" w:cs="Times New Roman"/>
-          <w:highlight w:val="none"/>
-          <w:lang w:val="es-ES" w:bidi="es-ES"/>
+          <w:rFonts w:ascii="Times New Roman" w:hAnsi="Times New Roman" w:cs="Times New Roman"/>
+          <w:highlight w:val="none"/>
         </w:rPr>
       </w:r>
     </w:p>
@@ -7570,9 +7527,8 @@
       </w:r>
       <w:r>
         <w:rPr>
-          <w:rFonts w:ascii="Times New Roman" w:hAnsi="Times New Roman" w:eastAsia="Times New Roman" w:cs="Times New Roman"/>
-          <w:highlight w:val="none"/>
-          <w:lang w:val="es-ES" w:bidi="es-ES"/>
+          <w:rFonts w:ascii="Times New Roman" w:hAnsi="Times New Roman" w:cs="Times New Roman"/>
+          <w:highlight w:val="none"/>
         </w:rPr>
       </w:r>
     </w:p>
@@ -7603,9 +7559,8 @@
       </w:r>
       <w:r>
         <w:rPr>
-          <w:rFonts w:ascii="Times New Roman" w:hAnsi="Times New Roman" w:eastAsia="Times New Roman" w:cs="Times New Roman"/>
-          <w:highlight w:val="none"/>
-          <w:lang w:val="es-ES" w:bidi="es-ES"/>
+          <w:rFonts w:ascii="Times New Roman" w:hAnsi="Times New Roman" w:cs="Times New Roman"/>
+          <w:highlight w:val="none"/>
         </w:rPr>
       </w:r>
     </w:p>
@@ -7632,6 +7587,11 @@
           <w:rFonts w:ascii="Times New Roman" w:hAnsi="Times New Roman" w:eastAsia="Times New Roman" w:cs="Times New Roman"/>
         </w:rPr>
       </w:r>
+      <w:r>
+        <w:rPr>
+          <w:rFonts w:ascii="Times New Roman" w:hAnsi="Times New Roman" w:cs="Times New Roman"/>
+        </w:rPr>
+      </w:r>
     </w:p>
     <w:p>
       <w:pPr>
@@ -7660,9 +7620,8 @@
       </w:r>
       <w:r>
         <w:rPr>
-          <w:rFonts w:ascii="Times New Roman" w:hAnsi="Times New Roman" w:eastAsia="Times New Roman" w:cs="Times New Roman"/>
-          <w:highlight w:val="none"/>
-          <w:lang w:val="es-ES"/>
+          <w:rFonts w:ascii="Times New Roman" w:hAnsi="Times New Roman" w:cs="Times New Roman"/>
+          <w:highlight w:val="none"/>
         </w:rPr>
       </w:r>
     </w:p>
@@ -7702,9 +7661,8 @@
       </w:r>
       <w:r>
         <w:rPr>
-          <w:rFonts w:ascii="Times New Roman" w:hAnsi="Times New Roman" w:eastAsia="Times New Roman" w:cs="Times New Roman"/>
-          <w:highlight w:val="none"/>
-          <w:lang w:val="es-ES" w:bidi="es-ES"/>
+          <w:rFonts w:ascii="Times New Roman" w:hAnsi="Times New Roman" w:cs="Times New Roman"/>
+          <w:highlight w:val="none"/>
         </w:rPr>
       </w:r>
     </w:p>
@@ -8033,7 +7991,7 @@
       </w:r>
       <w:r>
         <w:rPr>
-          <w:rFonts w:ascii="Times New Roman" w:hAnsi="Times New Roman" w:eastAsia="Times New Roman" w:cs="Times New Roman"/>
+          <w:rFonts w:ascii="Times New Roman" w:hAnsi="Times New Roman" w:cs="Times New Roman"/>
         </w:rPr>
       </w:r>
     </w:p>
@@ -8059,7 +8017,7 @@
       </w:r>
       <w:r>
         <w:rPr>
-          <w:rFonts w:ascii="Times New Roman" w:hAnsi="Times New Roman" w:eastAsia="Times New Roman" w:cs="Times New Roman"/>
+          <w:rFonts w:ascii="Times New Roman" w:hAnsi="Times New Roman" w:cs="Times New Roman"/>
         </w:rPr>
       </w:r>
     </w:p>
@@ -8087,7 +8045,7 @@
       </w:r>
       <w:r>
         <w:rPr>
-          <w:rFonts w:ascii="Times New Roman" w:hAnsi="Times New Roman" w:eastAsia="Times New Roman" w:cs="Times New Roman"/>
+          <w:rFonts w:ascii="Times New Roman" w:hAnsi="Times New Roman" w:cs="Times New Roman"/>
         </w:rPr>
       </w:r>
     </w:p>
@@ -8146,13 +8104,13 @@
       <w:r>
         <w:rPr>
           <w:rFonts w:ascii="Times New Roman" w:hAnsi="Times New Roman" w:eastAsia="Times New Roman" w:cs="Times New Roman"/>
-        </w:rPr>
-      </w:r>
-      <w:r>
-        <w:rPr>
-          <w:rFonts w:ascii="Times New Roman" w:hAnsi="Times New Roman" w:eastAsia="Times New Roman" w:cs="Times New Roman"/>
           <w:highlight w:val="none"/>
           <w:lang w:val="es-ES" w:bidi="es-ES"/>
+        </w:rPr>
+      </w:r>
+      <w:r>
+        <w:rPr>
+          <w:rFonts w:ascii="Times New Roman" w:hAnsi="Times New Roman" w:cs="Times New Roman"/>
         </w:rPr>
       </w:r>
     </w:p>
@@ -8177,13 +8135,13 @@
       <w:r>
         <w:rPr>
           <w:rFonts w:ascii="Times New Roman" w:hAnsi="Times New Roman" w:eastAsia="Times New Roman" w:cs="Times New Roman"/>
-        </w:rPr>
-      </w:r>
-      <w:r>
-        <w:rPr>
-          <w:rFonts w:ascii="Times New Roman" w:hAnsi="Times New Roman" w:eastAsia="Times New Roman" w:cs="Times New Roman"/>
           <w:highlight w:val="none"/>
           <w:lang w:val="es-ES" w:bidi="es-ES"/>
+        </w:rPr>
+      </w:r>
+      <w:r>
+        <w:rPr>
+          <w:rFonts w:ascii="Times New Roman" w:hAnsi="Times New Roman" w:cs="Times New Roman"/>
         </w:rPr>
       </w:r>
     </w:p>
@@ -8206,13 +8164,6 @@
           <w:lang w:val="es-ES" w:bidi="es-ES"/>
         </w:rPr>
         <w:t xml:space="preserve">Es aquí donde utilizamos otra mecánica del programa: el bit masking. Pero antes de utilizar el bit masking, la verdadera pregunta es: ¿cómo me indexo para que el bit masking sea ejecutado correctamente? Y es aquí donde nos enfrentamos a otro gran problema.</w:t>
-      </w:r>
-      <w:r>
-        <w:rPr>
-          <w:rFonts w:ascii="Times New Roman" w:hAnsi="Times New Roman" w:eastAsia="Times New Roman" w:cs="Times New Roman"/>
-          <w:highlight w:val="none"/>
-          <w:lang w:val="es-ES" w:bidi="es-ES"/>
-        </w:rPr>
       </w:r>
       <w:r>
         <w:rPr>
@@ -8223,6 +8174,13 @@
           <w:highlight w:val="none"/>
         </w:rPr>
       </w:r>
+      <w:r>
+        <w:rPr>
+          <w:rFonts w:ascii="Times New Roman" w:hAnsi="Times New Roman" w:eastAsia="Times New Roman" w:cs="Times New Roman"/>
+          <w:highlight w:val="none"/>
+          <w:lang w:val="es-ES" w:bidi="es-ES"/>
+        </w:rPr>
+      </w:r>
     </w:p>
     <w:p>
       <w:pPr>
@@ -8254,9 +8212,11 @@
       </w:r>
       <w:r>
         <w:rPr>
-          <w:rFonts w:ascii="Times New Roman" w:hAnsi="Times New Roman" w:eastAsia="Times New Roman" w:cs="Times New Roman"/>
-          <w:highlight w:val="none"/>
-          <w:lang w:val="es-ES" w:bidi="es-ES"/>
+          <w:rFonts w:ascii="Times New Roman" w:hAnsi="Times New Roman" w:cs="Times New Roman"/>
+          <w:b w:val="0"/>
+          <w:bCs w:val="0"/>
+          <w:color w:val="000000" w:themeColor="text1"/>
+          <w:highlight w:val="none"/>
         </w:rPr>
       </w:r>
     </w:p>
@@ -8308,16 +8268,14 @@
       </w:r>
       <w:r>
         <w:rPr>
-          <w:rFonts w:ascii="Times New Roman" w:hAnsi="Times New Roman" w:eastAsia="Times New Roman" w:cs="Times New Roman"/>
+          <w:rFonts w:ascii="Times New Roman" w:hAnsi="Times New Roman" w:cs="Times New Roman"/>
           <w:b/>
           <w:bCs/>
           <w:i/>
-          <w:iCs/>
           <w:color w:val="000000" w:themeColor="text1"/>
           <w:sz w:val="24"/>
           <w:szCs w:val="24"/>
           <w:highlight w:val="none"/>
-          <w:lang w:val="es-ES" w:bidi="es-ES"/>
         </w:rPr>
       </w:r>
     </w:p>
@@ -8347,8 +8305,37 @@
       <w:r>
         <w:rPr>
           <w:rFonts w:ascii="Times New Roman" w:hAnsi="Times New Roman" w:eastAsia="Times New Roman" w:cs="Times New Roman"/>
-        </w:rPr>
-      </w:r>
+          <w:b w:val="0"/>
+          <w:bCs w:val="0"/>
+          <w:color w:val="000000" w:themeColor="text1"/>
+          <w:sz w:val="22"/>
+          <w:szCs w:val="22"/>
+          <w:highlight w:val="none"/>
+          <w:lang w:val="es-ES" w:bidi="es-ES"/>
+        </w:rPr>
+      </w:r>
+      <w:r>
+        <w:rPr>
+          <w:rFonts w:ascii="Times New Roman" w:hAnsi="Times New Roman" w:cs="Times New Roman"/>
+        </w:rPr>
+      </w:r>
+    </w:p>
+    <w:p>
+      <w:pPr>
+        <w:pBdr/>
+        <w:spacing/>
+        <w:ind/>
+        <w:jc w:val="center"/>
+        <w:rPr>
+          <w:rFonts w:ascii="Times New Roman" w:hAnsi="Times New Roman" w:cs="Times New Roman"/>
+          <w:b w:val="0"/>
+          <w:bCs w:val="0"/>
+          <w:color w:val="000000" w:themeColor="text1"/>
+          <w:sz w:val="22"/>
+          <w:szCs w:val="22"/>
+          <w:highlight w:val="none"/>
+        </w:rPr>
+      </w:pPr>
       <w:r>
         <w:rPr>
           <w:rFonts w:ascii="Times New Roman" w:hAnsi="Times New Roman" w:eastAsia="Times New Roman" w:cs="Times New Roman"/>
@@ -8360,14 +8347,21 @@
           <w:highlight w:val="none"/>
           <w:lang w:val="es-ES" w:bidi="es-ES"/>
         </w:rPr>
-      </w:r>
-    </w:p>
-    <w:p>
-      <w:pPr>
-        <w:pBdr/>
-        <w:spacing/>
-        <w:ind/>
-        <w:jc w:val="center"/>
+        <w:t xml:space="preserve">Sabiendo que nuestro tablero tiene tamaño:</w:t>
+      </w:r>
+      <w:r>
+        <w:rPr>
+          <w:rFonts w:ascii="Times New Roman" w:hAnsi="Times New Roman" w:eastAsia="Times New Roman" w:cs="Times New Roman"/>
+          <w:b w:val="0"/>
+          <w:bCs w:val="0"/>
+          <w:color w:val="000000" w:themeColor="text1"/>
+          <w:sz w:val="22"/>
+          <w:szCs w:val="22"/>
+          <w:highlight w:val="none"/>
+          <w:lang w:val="es-ES" w:bidi="es-ES"/>
+        </w:rPr>
+      </w:r>
+      <w:r>
         <w:rPr>
           <w:rFonts w:ascii="Times New Roman" w:hAnsi="Times New Roman" w:cs="Times New Roman"/>
           <w:b w:val="0"/>
@@ -8376,43 +8370,6 @@
           <w:sz w:val="22"/>
           <w:szCs w:val="22"/>
           <w:highlight w:val="none"/>
-        </w:rPr>
-      </w:pPr>
-      <w:r>
-        <w:rPr>
-          <w:rFonts w:ascii="Times New Roman" w:hAnsi="Times New Roman" w:eastAsia="Times New Roman" w:cs="Times New Roman"/>
-          <w:b w:val="0"/>
-          <w:bCs w:val="0"/>
-          <w:color w:val="000000" w:themeColor="text1"/>
-          <w:sz w:val="22"/>
-          <w:szCs w:val="22"/>
-          <w:highlight w:val="none"/>
-          <w:lang w:val="es-ES" w:bidi="es-ES"/>
-        </w:rPr>
-        <w:t xml:space="preserve">Sabiendo que nuestro tablero tiene tamaño:</w:t>
-      </w:r>
-      <w:r>
-        <w:rPr>
-          <w:rFonts w:ascii="Times New Roman" w:hAnsi="Times New Roman" w:eastAsia="Times New Roman" w:cs="Times New Roman"/>
-          <w:b w:val="0"/>
-          <w:bCs w:val="0"/>
-          <w:color w:val="000000" w:themeColor="text1"/>
-          <w:sz w:val="22"/>
-          <w:szCs w:val="22"/>
-          <w:highlight w:val="none"/>
-          <w:lang w:val="es-ES" w:bidi="es-ES"/>
-        </w:rPr>
-      </w:r>
-      <w:r>
-        <w:rPr>
-          <w:rFonts w:ascii="Times New Roman" w:hAnsi="Times New Roman" w:eastAsia="Times New Roman" w:cs="Times New Roman"/>
-          <w:b w:val="0"/>
-          <w:bCs w:val="0"/>
-          <w:color w:val="000000" w:themeColor="text1"/>
-          <w:sz w:val="22"/>
-          <w:szCs w:val="22"/>
-          <w:highlight w:val="none"/>
-          <w:lang w:val="es-ES" w:bidi="es-ES"/>
         </w:rPr>
       </w:r>
     </w:p>
@@ -8475,6 +8432,17 @@
           <w:highlight w:val="none"/>
         </w:rPr>
       </w:r>
+      <w:r>
+        <w:rPr>
+          <w:rFonts w:ascii="Classic Console" w:hAnsi="Classic Console" w:cs="Classic Console"/>
+          <w:b w:val="0"/>
+          <w:bCs w:val="0"/>
+          <w:color w:val="000000" w:themeColor="text1"/>
+          <w:sz w:val="28"/>
+          <w:szCs w:val="28"/>
+          <w:highlight w:val="none"/>
+        </w:rPr>
+      </w:r>
     </w:p>
     <w:p>
       <w:pPr>
@@ -8544,14 +8512,13 @@
       </w:r>
       <w:r>
         <w:rPr>
-          <w:rFonts w:ascii="Times New Roman" w:hAnsi="Times New Roman" w:eastAsia="Times New Roman" w:cs="Times New Roman"/>
+          <w:rFonts w:ascii="Times New Roman" w:hAnsi="Times New Roman" w:cs="Times New Roman"/>
           <w:b w:val="0"/>
           <w:bCs w:val="0"/>
           <w:color w:val="000000" w:themeColor="text1"/>
           <w:sz w:val="22"/>
           <w:szCs w:val="22"/>
           <w:highlight w:val="none"/>
-          <w:lang w:val="es-ES" w:bidi="es-ES"/>
         </w:rPr>
       </w:r>
     </w:p>
@@ -8582,7 +8549,6 @@
           <w:lang w:val="es-ES" w:bidi="es-ES"/>
         </w:rPr>
       </w:r>
-      <w:r/>
       <w:r>
         <mc:AlternateContent>
           <mc:Choice Requires="wpg">
@@ -8652,7 +8618,6 @@
           </mc:Fallback>
         </mc:AlternateContent>
       </w:r>
-      <w:r/>
       <w:r>
         <w:rPr>
           <w:rFonts w:ascii="Asana Math" w:hAnsi="Asana Math" w:cs="Asana Math"/>
@@ -8729,14 +8694,14 @@
       <w:r>
         <w:rPr>
           <w:rFonts w:ascii="Times New Roman" w:hAnsi="Times New Roman" w:eastAsia="Times New Roman" w:cs="Times New Roman"/>
+          <w:highlight w:val="none"/>
           <w:lang w:val="es-ES"/>
         </w:rPr>
       </w:r>
       <w:r>
         <w:rPr>
-          <w:rFonts w:ascii="Times New Roman" w:hAnsi="Times New Roman" w:eastAsia="Times New Roman" w:cs="Times New Roman"/>
-          <w:highlight w:val="none"/>
-          <w:lang w:val="es-ES"/>
+          <w:rFonts w:ascii="Times New Roman" w:hAnsi="Times New Roman" w:cs="Times New Roman"/>
+          <w:highlight w:val="none"/>
         </w:rPr>
       </w:r>
     </w:p>
@@ -8768,41 +8733,16 @@
       </w:r>
       <w:r>
         <w:rPr>
-          <w:rFonts w:ascii="Times New Roman" w:hAnsi="Times New Roman" w:eastAsia="Times New Roman" w:cs="Times New Roman"/>
-          <w:color w:val="ff0000"/>
-        </w:rPr>
-      </w:r>
-      <w:r>
-        <w:rPr>
-          <w:rFonts w:ascii="Times New Roman" w:hAnsi="Times New Roman" w:eastAsia="Times New Roman" w:cs="Times New Roman"/>
-          <w:color w:val="ff0000"/>
-        </w:rPr>
-      </w:r>
-      <w:r>
-        <w:rPr>
-          <w:rFonts w:ascii="Asana Math" w:hAnsi="Asana Math" w:eastAsia="Asana Math" w:cs="Asana Math"/>
-          <w:highlight w:val="none"/>
-          <w:lang w:val="es-ES" w:bidi="es-ES"/>
-        </w:rPr>
-      </w:r>
-      <w:r>
-        <w:rPr>
-          <w:rFonts w:ascii="Asana Math" w:hAnsi="Asana Math" w:eastAsia="Asana Math" w:cs="Asana Math"/>
-          <w:lang w:val="es-ES"/>
-        </w:rPr>
-      </w:r>
-      <w:r>
-        <w:rPr>
-          <w:rFonts w:ascii="Asana Math" w:hAnsi="Asana Math" w:eastAsia="Asana Math" w:cs="Asana Math"/>
-          <w:lang w:val="es-ES"/>
-        </w:rPr>
-      </w:r>
-      <w:r>
-        <w:rPr>
           <w:rFonts w:ascii="Times New Roman" w:hAnsi="Times New Roman" w:cs="Times New Roman"/>
           <w:color w:val="ff0000"/>
         </w:rPr>
       </w:r>
+      <w:r>
+        <w:rPr>
+          <w:rFonts w:ascii="Times New Roman" w:hAnsi="Times New Roman" w:cs="Times New Roman"/>
+          <w:color w:val="ff0000"/>
+        </w:rPr>
+      </w:r>
     </w:p>
     <w:p>
       <w:pPr>
@@ -8834,15 +8774,15 @@
       </w:r>
       <w:r>
         <w:rPr>
+          <w:rFonts w:ascii="Times New Roman" w:hAnsi="Times New Roman" w:cs="Times New Roman"/>
+          <w:highlight w:val="none"/>
+        </w:rPr>
+      </w:r>
+      <w:r>
+        <w:rPr>
           <w:rFonts w:ascii="Times New Roman" w:hAnsi="Times New Roman" w:eastAsia="Times New Roman" w:cs="Times New Roman"/>
           <w:highlight w:val="none"/>
           <w:lang w:val="es-ES"/>
-        </w:rPr>
-      </w:r>
-      <w:r>
-        <w:rPr>
-          <w:rFonts w:ascii="Times New Roman" w:hAnsi="Times New Roman" w:cs="Times New Roman"/>
-          <w:highlight w:val="none"/>
         </w:rPr>
       </w:r>
     </w:p>
@@ -8878,21 +8818,20 @@
       </w:r>
       <w:r>
         <w:rPr>
-          <w:rFonts w:ascii="Times New Roman" w:hAnsi="Times New Roman" w:eastAsia="Times New Roman" w:cs="Times New Roman"/>
-          <w:sz w:val="32"/>
-          <w:szCs w:val="32"/>
-          <w:highlight w:val="none"/>
-          <w:lang w:val="es-ES"/>
-        </w:rPr>
-      </w:r>
-      <w:r>
-        <w:rPr>
           <w:rFonts w:ascii="Classic Console" w:hAnsi="Classic Console" w:cs="Classic Console"/>
           <w:sz w:val="32"/>
           <w:szCs w:val="32"/>
           <w:highlight w:val="none"/>
         </w:rPr>
       </w:r>
+      <w:r>
+        <w:rPr>
+          <w:rFonts w:ascii="Classic Console" w:hAnsi="Classic Console" w:cs="Classic Console"/>
+          <w:sz w:val="32"/>
+          <w:szCs w:val="32"/>
+          <w:highlight w:val="none"/>
+        </w:rPr>
+      </w:r>
     </w:p>
     <w:p>
       <w:pPr>
@@ -8914,25 +8853,13 @@
       </w:r>
       <w:r>
         <w:rPr>
-          <w:rFonts w:ascii="Times New Roman" w:hAnsi="Times New Roman" w:eastAsia="Times New Roman" w:cs="Times New Roman"/>
-        </w:rPr>
-      </w:r>
-      <w:r>
-        <w:rPr>
-          <w:rFonts w:ascii="Times New Roman" w:hAnsi="Times New Roman" w:eastAsia="Times New Roman" w:cs="Times New Roman"/>
-          <w:highlight w:val="none"/>
-          <w:lang w:val="es-ES" w:bidi="es-ES"/>
-        </w:rPr>
-      </w:r>
-      <w:r>
-        <w:rPr>
-          <w:rFonts w:ascii="Times New Roman" w:hAnsi="Times New Roman" w:eastAsia="Times New Roman" w:cs="Times New Roman"/>
-        </w:rPr>
-      </w:r>
-      <w:r>
-        <w:rPr>
           <w:rFonts w:ascii="Times New Roman" w:hAnsi="Times New Roman" w:cs="Times New Roman"/>
           <w:highlight w:val="none"/>
+        </w:rPr>
+      </w:r>
+      <w:r>
+        <w:rPr>
+          <w:rFonts w:ascii="Times New Roman" w:hAnsi="Times New Roman" w:cs="Times New Roman"/>
         </w:rPr>
       </w:r>
     </w:p>
@@ -8956,25 +8883,13 @@
       </w:r>
       <w:r>
         <w:rPr>
-          <w:rFonts w:ascii="Times New Roman" w:hAnsi="Times New Roman" w:eastAsia="Times New Roman" w:cs="Times New Roman"/>
-        </w:rPr>
-      </w:r>
-      <w:r>
-        <w:rPr>
-          <w:rFonts w:ascii="Times New Roman" w:hAnsi="Times New Roman" w:eastAsia="Times New Roman" w:cs="Times New Roman"/>
-          <w:highlight w:val="none"/>
-          <w:lang w:val="es-ES" w:bidi="es-ES"/>
-        </w:rPr>
-      </w:r>
-      <w:r>
-        <w:rPr>
-          <w:rFonts w:ascii="Times New Roman" w:hAnsi="Times New Roman" w:eastAsia="Times New Roman" w:cs="Times New Roman"/>
-        </w:rPr>
-      </w:r>
-      <w:r>
-        <w:rPr>
           <w:rFonts w:ascii="Times New Roman" w:hAnsi="Times New Roman" w:cs="Times New Roman"/>
           <w:highlight w:val="none"/>
+        </w:rPr>
+      </w:r>
+      <w:r>
+        <w:rPr>
+          <w:rFonts w:ascii="Times New Roman" w:hAnsi="Times New Roman" w:cs="Times New Roman"/>
         </w:rPr>
       </w:r>
     </w:p>
@@ -8998,25 +8913,13 @@
       </w:r>
       <w:r>
         <w:rPr>
-          <w:rFonts w:ascii="Times New Roman" w:hAnsi="Times New Roman" w:eastAsia="Times New Roman" w:cs="Times New Roman"/>
-        </w:rPr>
-      </w:r>
-      <w:r>
-        <w:rPr>
-          <w:rFonts w:ascii="Times New Roman" w:hAnsi="Times New Roman" w:eastAsia="Times New Roman" w:cs="Times New Roman"/>
-          <w:highlight w:val="none"/>
-          <w:lang w:val="es-ES" w:bidi="es-ES"/>
-        </w:rPr>
-      </w:r>
-      <w:r>
-        <w:rPr>
-          <w:rFonts w:ascii="Times New Roman" w:hAnsi="Times New Roman" w:eastAsia="Times New Roman" w:cs="Times New Roman"/>
-        </w:rPr>
-      </w:r>
-      <w:r>
-        <w:rPr>
           <w:rFonts w:ascii="Times New Roman" w:hAnsi="Times New Roman" w:cs="Times New Roman"/>
           <w:highlight w:val="none"/>
+        </w:rPr>
+      </w:r>
+      <w:r>
+        <w:rPr>
+          <w:rFonts w:ascii="Times New Roman" w:hAnsi="Times New Roman" w:cs="Times New Roman"/>
         </w:rPr>
       </w:r>
     </w:p>
@@ -9040,25 +8943,13 @@
       </w:r>
       <w:r>
         <w:rPr>
-          <w:rFonts w:ascii="Times New Roman" w:hAnsi="Times New Roman" w:eastAsia="Times New Roman" w:cs="Times New Roman"/>
-        </w:rPr>
-      </w:r>
-      <w:r>
-        <w:rPr>
-          <w:rFonts w:ascii="Times New Roman" w:hAnsi="Times New Roman" w:eastAsia="Times New Roman" w:cs="Times New Roman"/>
-          <w:highlight w:val="none"/>
-          <w:lang w:val="es-ES" w:bidi="es-ES"/>
-        </w:rPr>
-      </w:r>
-      <w:r>
-        <w:rPr>
-          <w:rFonts w:ascii="Times New Roman" w:hAnsi="Times New Roman" w:eastAsia="Times New Roman" w:cs="Times New Roman"/>
-        </w:rPr>
-      </w:r>
-      <w:r>
-        <w:rPr>
           <w:rFonts w:ascii="Times New Roman" w:hAnsi="Times New Roman" w:cs="Times New Roman"/>
           <w:highlight w:val="none"/>
+        </w:rPr>
+      </w:r>
+      <w:r>
+        <w:rPr>
+          <w:rFonts w:ascii="Times New Roman" w:hAnsi="Times New Roman" w:cs="Times New Roman"/>
         </w:rPr>
       </w:r>
     </w:p>
@@ -9082,25 +8973,13 @@
       </w:r>
       <w:r>
         <w:rPr>
-          <w:rFonts w:ascii="Times New Roman" w:hAnsi="Times New Roman" w:eastAsia="Times New Roman" w:cs="Times New Roman"/>
-        </w:rPr>
-      </w:r>
-      <w:r>
-        <w:rPr>
-          <w:rFonts w:ascii="Times New Roman" w:hAnsi="Times New Roman" w:eastAsia="Times New Roman" w:cs="Times New Roman"/>
-          <w:highlight w:val="none"/>
-          <w:lang w:val="es-ES" w:bidi="es-ES"/>
-        </w:rPr>
-      </w:r>
-      <w:r>
-        <w:rPr>
-          <w:rFonts w:ascii="Times New Roman" w:hAnsi="Times New Roman" w:eastAsia="Times New Roman" w:cs="Times New Roman"/>
-        </w:rPr>
-      </w:r>
-      <w:r>
-        <w:rPr>
           <w:rFonts w:ascii="Times New Roman" w:hAnsi="Times New Roman" w:cs="Times New Roman"/>
           <w:highlight w:val="none"/>
+        </w:rPr>
+      </w:r>
+      <w:r>
+        <w:rPr>
+          <w:rFonts w:ascii="Times New Roman" w:hAnsi="Times New Roman" w:cs="Times New Roman"/>
         </w:rPr>
       </w:r>
     </w:p>
@@ -9124,25 +9003,13 @@
       </w:r>
       <w:r>
         <w:rPr>
-          <w:rFonts w:ascii="Times New Roman" w:hAnsi="Times New Roman" w:eastAsia="Times New Roman" w:cs="Times New Roman"/>
-        </w:rPr>
-      </w:r>
-      <w:r>
-        <w:rPr>
-          <w:rFonts w:ascii="Times New Roman" w:hAnsi="Times New Roman" w:eastAsia="Times New Roman" w:cs="Times New Roman"/>
-          <w:highlight w:val="none"/>
-          <w:lang w:val="es-ES" w:bidi="es-ES"/>
-        </w:rPr>
-      </w:r>
-      <w:r>
-        <w:rPr>
-          <w:rFonts w:ascii="Times New Roman" w:hAnsi="Times New Roman" w:eastAsia="Times New Roman" w:cs="Times New Roman"/>
-        </w:rPr>
-      </w:r>
-      <w:r>
-        <w:rPr>
           <w:rFonts w:ascii="Times New Roman" w:hAnsi="Times New Roman" w:cs="Times New Roman"/>
           <w:highlight w:val="none"/>
+        </w:rPr>
+      </w:r>
+      <w:r>
+        <w:rPr>
+          <w:rFonts w:ascii="Times New Roman" w:hAnsi="Times New Roman" w:cs="Times New Roman"/>
         </w:rPr>
       </w:r>
     </w:p>
@@ -9162,7 +9029,7 @@
           <w:highlight w:val="none"/>
           <w:lang w:val="es-ES" w:bidi="es-ES"/>
         </w:rPr>
-        <w:t xml:space="preserve">Primero, tenemos nuestro tablero. Nuestro tablero está lleno de 0's, y nuestras fichas son matrices que tienen bits activos (1's) y bits inactivos (0's). Así que lo que tenemos que hacer es recorrer y comparar esos bits utilizando el operador "|" (OR), el c</w:t>
+        <w:t xml:space="preserve">P</w:t>
       </w:r>
       <w:r>
         <w:rPr>
@@ -9170,29 +9037,25 @@
           <w:highlight w:val="none"/>
           <w:lang w:val="es-ES" w:bidi="es-ES"/>
         </w:rPr>
+        <w:t xml:space="preserve">rimero, tenemos nuestro tablero. Nuestro tablero está lleno de 0's, y nuestras fichas son matrices que tienen bits activos (1's) y bits inactivos (0's). Así que lo que tenemos que hacer es recorrer y comparar esos bits utilizando el operador "|" (OR), el c</w:t>
+      </w:r>
+      <w:r>
+        <w:rPr>
+          <w:rFonts w:ascii="Times New Roman" w:hAnsi="Times New Roman" w:eastAsia="Times New Roman" w:cs="Times New Roman"/>
+          <w:highlight w:val="none"/>
+          <w:lang w:val="es-ES" w:bidi="es-ES"/>
+        </w:rPr>
         <w:t xml:space="preserve">ual nos dice que si uno de los bits está activo, entonces el resultado será un bit activo.</w:t>
       </w:r>
       <w:r>
         <w:rPr>
-          <w:rFonts w:ascii="Times New Roman" w:hAnsi="Times New Roman" w:eastAsia="Times New Roman" w:cs="Times New Roman"/>
-        </w:rPr>
-      </w:r>
-      <w:r>
-        <w:rPr>
-          <w:rFonts w:ascii="Times New Roman" w:hAnsi="Times New Roman" w:eastAsia="Times New Roman" w:cs="Times New Roman"/>
-          <w:highlight w:val="none"/>
-          <w:lang w:val="es-ES" w:bidi="es-ES"/>
-        </w:rPr>
-      </w:r>
-      <w:r>
-        <w:rPr>
-          <w:rFonts w:ascii="Times New Roman" w:hAnsi="Times New Roman" w:eastAsia="Times New Roman" w:cs="Times New Roman"/>
-        </w:rPr>
-      </w:r>
-      <w:r>
-        <w:rPr>
           <w:rFonts w:ascii="Times New Roman" w:hAnsi="Times New Roman" w:cs="Times New Roman"/>
           <w:highlight w:val="none"/>
+        </w:rPr>
+      </w:r>
+      <w:r>
+        <w:rPr>
+          <w:rFonts w:ascii="Times New Roman" w:hAnsi="Times New Roman" w:cs="Times New Roman"/>
         </w:rPr>
       </w:r>
     </w:p>
@@ -9216,25 +9079,13 @@
       </w:r>
       <w:r>
         <w:rPr>
-          <w:rFonts w:ascii="Times New Roman" w:hAnsi="Times New Roman" w:eastAsia="Times New Roman" w:cs="Times New Roman"/>
-        </w:rPr>
-      </w:r>
-      <w:r>
-        <w:rPr>
-          <w:rFonts w:ascii="Times New Roman" w:hAnsi="Times New Roman" w:eastAsia="Times New Roman" w:cs="Times New Roman"/>
-          <w:highlight w:val="none"/>
-          <w:lang w:val="es-ES" w:bidi="es-ES"/>
-        </w:rPr>
-      </w:r>
-      <w:r>
-        <w:rPr>
-          <w:rFonts w:ascii="Times New Roman" w:hAnsi="Times New Roman" w:eastAsia="Times New Roman" w:cs="Times New Roman"/>
-        </w:rPr>
-      </w:r>
-      <w:r>
-        <w:rPr>
           <w:rFonts w:ascii="Times New Roman" w:hAnsi="Times New Roman" w:cs="Times New Roman"/>
           <w:highlight w:val="none"/>
+        </w:rPr>
+      </w:r>
+      <w:r>
+        <w:rPr>
+          <w:rFonts w:ascii="Times New Roman" w:hAnsi="Times New Roman" w:cs="Times New Roman"/>
         </w:rPr>
       </w:r>
     </w:p>
@@ -9261,6 +9112,11 @@
           <w:rFonts w:ascii="Times New Roman" w:hAnsi="Times New Roman" w:eastAsia="Times New Roman" w:cs="Times New Roman"/>
         </w:rPr>
       </w:r>
+      <w:r>
+        <w:rPr>
+          <w:rFonts w:ascii="Times New Roman" w:hAnsi="Times New Roman" w:cs="Times New Roman"/>
+        </w:rPr>
+      </w:r>
     </w:p>
     <w:p>
       <w:pPr>
@@ -9282,25 +9138,13 @@
       </w:r>
       <w:r>
         <w:rPr>
-          <w:rFonts w:ascii="Times New Roman" w:hAnsi="Times New Roman" w:eastAsia="Times New Roman" w:cs="Times New Roman"/>
-        </w:rPr>
-      </w:r>
-      <w:r>
-        <w:rPr>
-          <w:rFonts w:ascii="Times New Roman" w:hAnsi="Times New Roman" w:eastAsia="Times New Roman" w:cs="Times New Roman"/>
-          <w:highlight w:val="none"/>
-          <w:lang w:val="es-ES" w:bidi="es-ES"/>
-        </w:rPr>
-      </w:r>
-      <w:r>
-        <w:rPr>
-          <w:rFonts w:ascii="Times New Roman" w:hAnsi="Times New Roman" w:eastAsia="Times New Roman" w:cs="Times New Roman"/>
-        </w:rPr>
-      </w:r>
-      <w:r>
-        <w:rPr>
           <w:rFonts w:ascii="Times New Roman" w:hAnsi="Times New Roman" w:cs="Times New Roman"/>
           <w:highlight w:val="none"/>
+        </w:rPr>
+      </w:r>
+      <w:r>
+        <w:rPr>
+          <w:rFonts w:ascii="Times New Roman" w:hAnsi="Times New Roman" w:cs="Times New Roman"/>
         </w:rPr>
       </w:r>
     </w:p>
@@ -9325,37 +9169,8 @@
       </w:r>
       <w:r>
         <w:rPr>
-          <w:rFonts w:ascii="Times New Roman" w:hAnsi="Times New Roman" w:eastAsia="Times New Roman" w:cs="Times New Roman"/>
-          <w:highlight w:val="none"/>
-          <w:lang w:val="es-ES" w:bidi="es-ES"/>
-        </w:rPr>
-      </w:r>
-      <w:r>
-        <w:rPr>
-          <w:rFonts w:ascii="Times New Roman" w:hAnsi="Times New Roman" w:eastAsia="Times New Roman" w:cs="Times New Roman"/>
-          <w:highlight w:val="none"/>
-          <w:lang w:val="es-ES" w:bidi="es-ES"/>
-        </w:rPr>
-      </w:r>
-      <w:r>
-        <w:rPr>
-          <w:rFonts w:ascii="Asana Math" w:hAnsi="Asana Math" w:eastAsia="Asana Math" w:cs="Asana Math"/>
-          <w:highlight w:val="none"/>
-          <w:lang w:val="es-ES" w:bidi="es-ES"/>
-        </w:rPr>
-      </w:r>
-      <w:r>
-        <w:rPr>
-          <w:rFonts w:ascii="Asana Math" w:hAnsi="Asana Math" w:eastAsia="Asana Math" w:cs="Asana Math"/>
-          <w:highlight w:val="none"/>
-          <w:lang w:val="es-ES" w:bidi="es-ES"/>
-        </w:rPr>
-      </w:r>
-      <w:r>
-        <w:rPr>
-          <w:rFonts w:ascii="Asana Math" w:hAnsi="Asana Math" w:eastAsia="Asana Math" w:cs="Asana Math"/>
-          <w:highlight w:val="none"/>
-          <w:lang w:val="es-ES" w:bidi="es-ES"/>
+          <w:rFonts w:ascii="Times New Roman" w:hAnsi="Times New Roman" w:cs="Times New Roman"/>
+          <w:highlight w:val="none"/>
         </w:rPr>
       </w:r>
       <w:r>
@@ -9445,6 +9260,11 @@
                                 <w:rFonts w:ascii="Times New Roman" w:hAnsi="Times New Roman" w:eastAsia="Times New Roman" w:cs="Times New Roman"/>
                               </w:rPr>
                             </w:r>
+                            <w:r>
+                              <w:rPr>
+                                <w:rFonts w:ascii="Times New Roman" w:hAnsi="Times New Roman" w:cs="Times New Roman"/>
+                              </w:rPr>
+                            </w:r>
                           </w:p>
                           <w:p>
                             <w:pPr>
@@ -9464,6 +9284,11 @@
                             <w:r>
                               <w:rPr>
                                 <w:rFonts w:ascii="Times New Roman" w:hAnsi="Times New Roman" w:eastAsia="Times New Roman" w:cs="Times New Roman"/>
+                              </w:rPr>
+                            </w:r>
+                            <w:r>
+                              <w:rPr>
+                                <w:rFonts w:ascii="Times New Roman" w:hAnsi="Times New Roman" w:cs="Times New Roman"/>
                               </w:rPr>
                             </w:r>
                           </w:p>
@@ -9487,6 +9312,11 @@
                                 <w:rFonts w:ascii="Times New Roman" w:hAnsi="Times New Roman" w:eastAsia="Times New Roman" w:cs="Times New Roman"/>
                               </w:rPr>
                             </w:r>
+                            <w:r>
+                              <w:rPr>
+                                <w:rFonts w:ascii="Times New Roman" w:hAnsi="Times New Roman" w:cs="Times New Roman"/>
+                              </w:rPr>
+                            </w:r>
                           </w:p>
                           <w:p>
                             <w:pPr>
@@ -9508,6 +9338,11 @@
                                 <w:rFonts w:ascii="Times New Roman" w:hAnsi="Times New Roman" w:eastAsia="Times New Roman" w:cs="Times New Roman"/>
                               </w:rPr>
                             </w:r>
+                            <w:r>
+                              <w:rPr>
+                                <w:rFonts w:ascii="Times New Roman" w:hAnsi="Times New Roman" w:cs="Times New Roman"/>
+                              </w:rPr>
+                            </w:r>
                           </w:p>
                           <w:p>
                             <w:pPr>
@@ -9527,6 +9362,11 @@
                             <w:r>
                               <w:rPr>
                                 <w:rFonts w:ascii="Times New Roman" w:hAnsi="Times New Roman" w:eastAsia="Times New Roman" w:cs="Times New Roman"/>
+                              </w:rPr>
+                            </w:r>
+                            <w:r>
+                              <w:rPr>
+                                <w:rFonts w:ascii="Times New Roman" w:hAnsi="Times New Roman" w:cs="Times New Roman"/>
                               </w:rPr>
                             </w:r>
                           </w:p>
@@ -9564,6 +9404,11 @@
                           <w:rFonts w:ascii="Times New Roman" w:hAnsi="Times New Roman" w:eastAsia="Times New Roman" w:cs="Times New Roman"/>
                         </w:rPr>
                       </w:r>
+                      <w:r>
+                        <w:rPr>
+                          <w:rFonts w:ascii="Times New Roman" w:hAnsi="Times New Roman" w:cs="Times New Roman"/>
+                        </w:rPr>
+                      </w:r>
                     </w:p>
                     <w:p>
                       <w:pPr>
@@ -9583,6 +9428,11 @@
                       <w:r>
                         <w:rPr>
                           <w:rFonts w:ascii="Times New Roman" w:hAnsi="Times New Roman" w:eastAsia="Times New Roman" w:cs="Times New Roman"/>
+                        </w:rPr>
+                      </w:r>
+                      <w:r>
+                        <w:rPr>
+                          <w:rFonts w:ascii="Times New Roman" w:hAnsi="Times New Roman" w:cs="Times New Roman"/>
                         </w:rPr>
                       </w:r>
                     </w:p>
@@ -9606,6 +9456,11 @@
                           <w:rFonts w:ascii="Times New Roman" w:hAnsi="Times New Roman" w:eastAsia="Times New Roman" w:cs="Times New Roman"/>
                         </w:rPr>
                       </w:r>
+                      <w:r>
+                        <w:rPr>
+                          <w:rFonts w:ascii="Times New Roman" w:hAnsi="Times New Roman" w:cs="Times New Roman"/>
+                        </w:rPr>
+                      </w:r>
                     </w:p>
                     <w:p>
                       <w:pPr>
@@ -9625,6 +9480,11 @@
                       <w:r>
                         <w:rPr>
                           <w:rFonts w:ascii="Times New Roman" w:hAnsi="Times New Roman" w:eastAsia="Times New Roman" w:cs="Times New Roman"/>
+                        </w:rPr>
+                      </w:r>
+                      <w:r>
+                        <w:rPr>
+                          <w:rFonts w:ascii="Times New Roman" w:hAnsi="Times New Roman" w:cs="Times New Roman"/>
                         </w:rPr>
                       </w:r>
                     </w:p>
@@ -9648,6 +9508,11 @@
                           <w:rFonts w:ascii="Times New Roman" w:hAnsi="Times New Roman" w:eastAsia="Times New Roman" w:cs="Times New Roman"/>
                         </w:rPr>
                       </w:r>
+                      <w:r>
+                        <w:rPr>
+                          <w:rFonts w:ascii="Times New Roman" w:hAnsi="Times New Roman" w:cs="Times New Roman"/>
+                        </w:rPr>
+                      </w:r>
                     </w:p>
                   </w:txbxContent>
                 </v:textbox>
@@ -9844,7 +9709,7 @@
           <w:highlight w:val="none"/>
           <w:lang w:val="es-ES"/>
         </w:rPr>
-        <w:t xml:space="preserve">LA FUNCION Y EL BRANCH INDEXATION QUEDAN INUTILIZADOS DEBIDO A PROBLEMAS QUE TENIA CON ESA INDEXACION, PORQUE LITERALMENTE ESTABA HACIENDO UN TRABAJO INNECESARIO.</w:t>
+        <w:t xml:space="preserve">LA FUNCION Y EL BRANCH INDEXATION QUEDAN INUTILIZADOS DEBIDO A PROBLEMAS QUE TENIA CON ESA BRANCH Y HEADER., PORQUE LITERALMENTE ESTABA HACIENDO UN TRABAJO INNECESARIO.</w:t>
       </w:r>
       <w:r>
         <w:rPr>
@@ -9852,6 +9717,13 @@
           <w:color w:val="ff0000"/>
           <w:highlight w:val="none"/>
           <w:lang w:val="es-ES"/>
+        </w:rPr>
+      </w:r>
+      <w:r>
+        <w:rPr>
+          <w:rFonts w:ascii="Times New Roman" w:hAnsi="Times New Roman" w:cs="Times New Roman"/>
+          <w:color w:val="ff0000"/>
+          <w:highlight w:val="none"/>
         </w:rPr>
       </w:r>
     </w:p>
@@ -9914,16 +9786,680 @@
       </w:r>
       <w:r>
         <w:rPr>
-          <w:rFonts w:ascii="Asana Math" w:hAnsi="Asana Math" w:cs="Asana Math"/>
+          <w:rFonts w:ascii="Times New Roman" w:hAnsi="Times New Roman" w:cs="Times New Roman"/>
           <w:b/>
           <w:bCs/>
           <w:i/>
-          <w:iCs/>
           <w:sz w:val="24"/>
           <w:szCs w:val="24"/>
           <w:u w:val="single"/>
         </w:rPr>
       </w:r>
+      <w:r>
+        <w:rPr>
+          <w:rFonts w:ascii="Times New Roman" w:hAnsi="Times New Roman" w:cs="Times New Roman"/>
+          <w:b/>
+          <w:bCs/>
+          <w:i/>
+          <w:sz w:val="24"/>
+          <w:szCs w:val="24"/>
+          <w:highlight w:val="none"/>
+          <w:u w:val="single"/>
+        </w:rPr>
+      </w:r>
+    </w:p>
+    <w:p>
+      <w:pPr>
+        <w:pBdr/>
+        <w:spacing/>
+        <w:ind/>
+        <w:jc w:val="center"/>
+        <w:rPr/>
+      </w:pPr>
+      <w:r>
+        <w:rPr>
+          <w:rFonts w:ascii="Times New Roman" w:hAnsi="Times New Roman" w:cs="Times New Roman"/>
+          <w:b w:val="0"/>
+          <w:bCs w:val="0"/>
+          <w:i w:val="0"/>
+          <w:iCs w:val="0"/>
+          <w:sz w:val="24"/>
+          <w:szCs w:val="24"/>
+          <w:highlight w:val="none"/>
+          <w:u w:val="none"/>
+          <w:lang w:val="es-ES"/>
+        </w:rPr>
+        <w:t xml:space="preserve">Teniendo mi tablero y mi pieza listos, lo siguiente que puedo hacer es empezar a buscar una solución para mover mis fichas. Primordialmente, puedo pensar en la indexación: si me indexo con coordenadas variables, se puede tener mayor control y facilidad.</w:t>
+      </w:r>
+      <w:r>
+        <w:rPr>
+          <w:rFonts w:ascii="Times New Roman" w:hAnsi="Times New Roman" w:cs="Times New Roman"/>
+          <w:b w:val="0"/>
+          <w:bCs w:val="0"/>
+          <w:i w:val="0"/>
+          <w:iCs w:val="0"/>
+          <w:sz w:val="24"/>
+          <w:szCs w:val="24"/>
+          <w:highlight w:val="none"/>
+          <w:u w:val="none"/>
+          <w:lang w:val="es-ES"/>
+        </w:rPr>
+      </w:r>
+      <w:r/>
+    </w:p>
+    <w:p>
+      <w:pPr>
+        <w:pBdr/>
+        <w:spacing/>
+        <w:ind/>
+        <w:jc w:val="center"/>
+        <w:rPr/>
+      </w:pPr>
+      <w:r>
+        <w:rPr>
+          <w:rFonts w:ascii="Times New Roman" w:hAnsi="Times New Roman" w:cs="Times New Roman"/>
+          <w:b w:val="0"/>
+          <w:bCs w:val="0"/>
+          <w:i w:val="0"/>
+          <w:iCs w:val="0"/>
+          <w:sz w:val="24"/>
+          <w:szCs w:val="24"/>
+          <w:highlight w:val="none"/>
+          <w:u w:val="none"/>
+          <w:lang w:val="es-ES"/>
+        </w:rPr>
+        <w:t xml:space="preserve">A</w:t>
+      </w:r>
+      <w:r>
+        <w:rPr>
+          <w:rFonts w:ascii="Times New Roman" w:hAnsi="Times New Roman" w:cs="Times New Roman"/>
+          <w:b w:val="0"/>
+          <w:bCs w:val="0"/>
+          <w:i w:val="0"/>
+          <w:iCs w:val="0"/>
+          <w:sz w:val="24"/>
+          <w:szCs w:val="24"/>
+          <w:highlight w:val="none"/>
+          <w:u w:val="none"/>
+          <w:lang w:val="es-ES"/>
+        </w:rPr>
+        <w:t xml:space="preserve">ntes de mover, claramente debo primero dibujar mi matriz y también eliminar mi matriz dibujada. Así que, optimizando un poco mi código, no utilizo mi header de indexación debido a que necesito que mis coordenadas sean variables, porque después de cada movi</w:t>
+      </w:r>
+      <w:r>
+        <w:rPr>
+          <w:rFonts w:ascii="Times New Roman" w:hAnsi="Times New Roman" w:cs="Times New Roman"/>
+          <w:b w:val="0"/>
+          <w:bCs w:val="0"/>
+          <w:i w:val="0"/>
+          <w:iCs w:val="0"/>
+          <w:sz w:val="24"/>
+          <w:szCs w:val="24"/>
+          <w:highlight w:val="none"/>
+          <w:u w:val="none"/>
+          <w:lang w:val="es-ES"/>
+        </w:rPr>
+        <w:t xml:space="preserve">miento las coordenadas cambian y no se pueden resetear siempre a un mismo punto.</w:t>
+      </w:r>
+      <w:r>
+        <w:rPr>
+          <w:rFonts w:ascii="Times New Roman" w:hAnsi="Times New Roman" w:cs="Times New Roman"/>
+          <w:b w:val="0"/>
+          <w:bCs w:val="0"/>
+          <w:i w:val="0"/>
+          <w:iCs w:val="0"/>
+          <w:sz w:val="24"/>
+          <w:szCs w:val="24"/>
+          <w:highlight w:val="none"/>
+          <w:u w:val="none"/>
+          <w:lang w:val="es-ES"/>
+        </w:rPr>
+      </w:r>
+      <w:r/>
+    </w:p>
+    <w:p>
+      <w:pPr>
+        <w:pBdr/>
+        <w:spacing/>
+        <w:ind/>
+        <w:jc w:val="center"/>
+        <w:rPr>
+          <w:rFonts w:ascii="Times New Roman" w:hAnsi="Times New Roman" w:cs="Times New Roman"/>
+          <w:b w:val="0"/>
+          <w:bCs w:val="0"/>
+          <w:i w:val="0"/>
+          <w:sz w:val="24"/>
+          <w:szCs w:val="24"/>
+          <w:highlight w:val="none"/>
+          <w:u w:val="none"/>
+          <w:lang w:val="es-ES"/>
+        </w:rPr>
+      </w:pPr>
+      <w:r>
+        <w:rPr>
+          <w:rFonts w:ascii="Times New Roman" w:hAnsi="Times New Roman" w:cs="Times New Roman"/>
+          <w:b w:val="0"/>
+          <w:bCs w:val="0"/>
+          <w:i w:val="0"/>
+          <w:iCs w:val="0"/>
+          <w:sz w:val="24"/>
+          <w:szCs w:val="24"/>
+          <w:highlight w:val="none"/>
+          <w:u w:val="none"/>
+          <w:lang w:val="es-ES"/>
+        </w:rPr>
+        <w:t xml:space="preserve">Llevando esta idea en mano, puedo decir que tengo estos flujos de trabajo:</w:t>
+      </w:r>
+      <w:r>
+        <w:rPr>
+          <w:rFonts w:ascii="Times New Roman" w:hAnsi="Times New Roman" w:cs="Times New Roman"/>
+          <w:b w:val="0"/>
+          <w:bCs w:val="0"/>
+          <w:i w:val="0"/>
+          <w:sz w:val="24"/>
+          <w:szCs w:val="24"/>
+          <w:highlight w:val="none"/>
+          <w:u w:val="none"/>
+          <w:lang w:val="es-ES"/>
+        </w:rPr>
+      </w:r>
+      <w:r>
+        <w:rPr>
+          <w:rFonts w:ascii="Times New Roman" w:hAnsi="Times New Roman" w:cs="Times New Roman"/>
+          <w:b w:val="0"/>
+          <w:bCs w:val="0"/>
+          <w:i w:val="0"/>
+          <w:sz w:val="24"/>
+          <w:szCs w:val="24"/>
+          <w:highlight w:val="none"/>
+          <w:u w:val="none"/>
+          <w:lang w:val="es-ES"/>
+        </w:rPr>
+      </w:r>
+    </w:p>
+    <w:p>
+      <w:pPr>
+        <w:pBdr/>
+        <w:spacing/>
+        <w:ind/>
+        <w:jc w:val="center"/>
+        <w:rPr>
+          <w:rFonts w:ascii="Times New Roman" w:hAnsi="Times New Roman" w:cs="Times New Roman"/>
+          <w:b w:val="0"/>
+          <w:bCs w:val="0"/>
+          <w:i w:val="0"/>
+          <w:sz w:val="24"/>
+          <w:szCs w:val="24"/>
+          <w:highlight w:val="none"/>
+          <w:u w:val="none"/>
+          <w:lang w:val="es-ES"/>
+        </w:rPr>
+      </w:pPr>
+      <w:r>
+        <w:rPr>
+          <w:rFonts w:ascii="Times New Roman" w:hAnsi="Times New Roman" w:cs="Times New Roman"/>
+          <w:b w:val="0"/>
+          <w:bCs w:val="0"/>
+          <w:i w:val="0"/>
+          <w:iCs w:val="0"/>
+          <w:sz w:val="24"/>
+          <w:szCs w:val="24"/>
+          <w:highlight w:val="none"/>
+          <w:u w:val="none"/>
+          <w:lang w:val="es-ES"/>
+        </w:rPr>
+        <w:t xml:space="preserve">elimino tetrimino anterior</w:t>
+      </w:r>
+      <w:r>
+        <w:rPr>
+          <w:rFonts w:ascii="Times New Roman" w:hAnsi="Times New Roman" w:cs="Times New Roman"/>
+          <w:b w:val="0"/>
+          <w:bCs w:val="0"/>
+          <w:i w:val="0"/>
+          <w:sz w:val="24"/>
+          <w:szCs w:val="24"/>
+          <w:u w:val="none"/>
+        </w:rPr>
+      </w:r>
+      <w:r>
+        <w:rPr>
+          <w:rFonts w:ascii="Times New Roman" w:hAnsi="Times New Roman" w:cs="Times New Roman"/>
+          <w:b w:val="0"/>
+          <w:bCs w:val="0"/>
+          <w:i w:val="0"/>
+          <w:sz w:val="24"/>
+          <w:szCs w:val="24"/>
+          <w:highlight w:val="none"/>
+          <w:u w:val="none"/>
+          <w:lang w:val="es-ES"/>
+        </w:rPr>
+      </w:r>
+    </w:p>
+    <w:p>
+      <w:pPr>
+        <w:pBdr/>
+        <w:spacing/>
+        <w:ind/>
+        <w:jc w:val="center"/>
+        <w:rPr>
+          <w:rFonts w:ascii="Times New Roman" w:hAnsi="Times New Roman" w:cs="Times New Roman"/>
+          <w:b w:val="0"/>
+          <w:bCs w:val="0"/>
+          <w:i w:val="0"/>
+          <w:sz w:val="24"/>
+          <w:szCs w:val="24"/>
+          <w:highlight w:val="none"/>
+          <w:u w:val="none"/>
+          <w:lang w:val="es-ES"/>
+        </w:rPr>
+      </w:pPr>
+      <w:r>
+        <w:rPr>
+          <w:rFonts w:ascii="Times New Roman" w:hAnsi="Times New Roman" w:cs="Times New Roman"/>
+          <w:b w:val="0"/>
+          <w:bCs w:val="0"/>
+          <w:i w:val="0"/>
+          <w:iCs w:val="0"/>
+          <w:sz w:val="24"/>
+          <w:szCs w:val="24"/>
+          <w:highlight w:val="none"/>
+          <w:u w:val="none"/>
+          <w:lang w:val="es-ES"/>
+        </w:rPr>
+        <w:t xml:space="preserve">Movimiento de tetrimino</w:t>
+      </w:r>
+      <w:r>
+        <w:rPr>
+          <w:rFonts w:ascii="Times New Roman" w:hAnsi="Times New Roman" w:cs="Times New Roman"/>
+          <w:b w:val="0"/>
+          <w:bCs w:val="0"/>
+          <w:i w:val="0"/>
+          <w:sz w:val="24"/>
+          <w:szCs w:val="24"/>
+          <w:u w:val="none"/>
+        </w:rPr>
+      </w:r>
+      <w:r>
+        <w:rPr>
+          <w:rFonts w:ascii="Times New Roman" w:hAnsi="Times New Roman" w:cs="Times New Roman"/>
+          <w:b w:val="0"/>
+          <w:bCs w:val="0"/>
+          <w:i w:val="0"/>
+          <w:sz w:val="24"/>
+          <w:szCs w:val="24"/>
+          <w:highlight w:val="none"/>
+          <w:u w:val="none"/>
+          <w:lang w:val="es-ES"/>
+        </w:rPr>
+      </w:r>
+    </w:p>
+    <w:p>
+      <w:pPr>
+        <w:pBdr/>
+        <w:spacing/>
+        <w:ind/>
+        <w:jc w:val="center"/>
+        <w:rPr>
+          <w:rFonts w:ascii="Times New Roman" w:hAnsi="Times New Roman" w:cs="Times New Roman"/>
+          <w:b w:val="0"/>
+          <w:bCs w:val="0"/>
+          <w:i w:val="0"/>
+          <w:sz w:val="24"/>
+          <w:szCs w:val="24"/>
+          <w:highlight w:val="none"/>
+          <w:u w:val="none"/>
+          <w:lang w:val="es-ES"/>
+        </w:rPr>
+      </w:pPr>
+      <w:r>
+        <w:rPr>
+          <w:rFonts w:ascii="Times New Roman" w:hAnsi="Times New Roman" w:cs="Times New Roman"/>
+          <w:b w:val="0"/>
+          <w:bCs w:val="0"/>
+          <w:i w:val="0"/>
+          <w:iCs w:val="0"/>
+          <w:sz w:val="24"/>
+          <w:szCs w:val="24"/>
+          <w:highlight w:val="none"/>
+          <w:u w:val="none"/>
+          <w:lang w:val="es-ES"/>
+        </w:rPr>
+        <w:t xml:space="preserve">dibujo tetrimino actual</w:t>
+      </w:r>
+      <w:r>
+        <w:rPr>
+          <w:rFonts w:ascii="Times New Roman" w:hAnsi="Times New Roman" w:cs="Times New Roman"/>
+          <w:b w:val="0"/>
+          <w:bCs w:val="0"/>
+          <w:i w:val="0"/>
+          <w:sz w:val="24"/>
+          <w:szCs w:val="24"/>
+          <w:highlight w:val="none"/>
+          <w:u w:val="none"/>
+          <w:lang w:val="es-ES"/>
+        </w:rPr>
+      </w:r>
+      <w:r>
+        <w:rPr>
+          <w:rFonts w:ascii="Times New Roman" w:hAnsi="Times New Roman" w:cs="Times New Roman"/>
+          <w:b w:val="0"/>
+          <w:bCs w:val="0"/>
+          <w:i w:val="0"/>
+          <w:sz w:val="24"/>
+          <w:szCs w:val="24"/>
+          <w:highlight w:val="none"/>
+          <w:u w:val="none"/>
+          <w:lang w:val="es-ES"/>
+        </w:rPr>
+      </w:r>
+    </w:p>
+    <w:p>
+      <w:pPr>
+        <w:pBdr/>
+        <w:spacing/>
+        <w:ind/>
+        <w:jc w:val="center"/>
+        <w:rPr/>
+      </w:pPr>
+      <w:r>
+        <w:rPr>
+          <w:rFonts w:ascii="Times New Roman" w:hAnsi="Times New Roman" w:cs="Times New Roman"/>
+          <w:b w:val="0"/>
+          <w:bCs w:val="0"/>
+          <w:i w:val="0"/>
+          <w:sz w:val="24"/>
+          <w:szCs w:val="24"/>
+          <w:highlight w:val="none"/>
+          <w:u w:val="none"/>
+          <w:lang w:val="es-ES" w:bidi="es-ES"/>
+        </w:rPr>
+        <w:t xml:space="preserve">Lo primero que tengo que hacer a la hora de eliminar o dibujar un tetrimino es indexarme, y eso lo puedo hacer recorriendo el índice de mi tetrimino [i][j]. En este caso, ambos son de 4x4.</w:t>
+      </w:r>
+      <w:r>
+        <w:rPr>
+          <w:rFonts w:ascii="Times New Roman" w:hAnsi="Times New Roman" w:cs="Times New Roman"/>
+          <w:b w:val="0"/>
+          <w:bCs w:val="0"/>
+          <w:i w:val="0"/>
+          <w:sz w:val="24"/>
+          <w:szCs w:val="24"/>
+          <w:highlight w:val="none"/>
+          <w:u w:val="none"/>
+          <w:lang w:val="es-ES" w:bidi="es-ES"/>
+        </w:rPr>
+      </w:r>
+      <w:r/>
+    </w:p>
+    <w:p>
+      <w:pPr>
+        <w:pBdr/>
+        <w:spacing/>
+        <w:ind/>
+        <w:jc w:val="center"/>
+        <w:rPr/>
+      </w:pPr>
+      <w:r>
+        <w:rPr>
+          <w:rFonts w:ascii="Times New Roman" w:hAnsi="Times New Roman" w:cs="Times New Roman"/>
+          <w:b w:val="0"/>
+          <w:bCs w:val="0"/>
+          <w:i w:val="0"/>
+          <w:sz w:val="24"/>
+          <w:szCs w:val="24"/>
+          <w:highlight w:val="none"/>
+          <w:u w:val="none"/>
+          <w:lang w:val="es-ES" w:bidi="es-ES"/>
+        </w:rPr>
+        <w:t xml:space="preserve">Lo siguiente es verificar qué fichas están activas o inactivas.</w:t>
+      </w:r>
+      <w:r>
+        <w:rPr>
+          <w:rFonts w:ascii="Times New Roman" w:hAnsi="Times New Roman" w:cs="Times New Roman"/>
+          <w:b w:val="0"/>
+          <w:bCs w:val="0"/>
+          <w:i w:val="0"/>
+          <w:sz w:val="24"/>
+          <w:szCs w:val="24"/>
+          <w:highlight w:val="none"/>
+          <w:u w:val="none"/>
+          <w:lang w:val="es-ES" w:bidi="es-ES"/>
+        </w:rPr>
+      </w:r>
+      <w:r/>
+    </w:p>
+    <w:p>
+      <w:pPr>
+        <w:pBdr/>
+        <w:spacing/>
+        <w:ind/>
+        <w:jc w:val="center"/>
+        <w:rPr/>
+      </w:pPr>
+      <w:r>
+        <w:rPr>
+          <w:rFonts w:ascii="Times New Roman" w:hAnsi="Times New Roman" w:cs="Times New Roman"/>
+          <w:b w:val="0"/>
+          <w:bCs w:val="0"/>
+          <w:i w:val="0"/>
+          <w:sz w:val="24"/>
+          <w:szCs w:val="24"/>
+          <w:highlight w:val="none"/>
+          <w:u w:val="none"/>
+          <w:lang w:val="es-ES" w:bidi="es-ES"/>
+        </w:rPr>
+        <w:t xml:space="preserve">Si la ficha está activa, entonces inicio mis coordenadas variables y empiezo a moverme entre filas y columnas con ayudas auxiliares de las variables i, j.</w:t>
+      </w:r>
+      <w:r>
+        <w:rPr>
+          <w:rFonts w:ascii="Times New Roman" w:hAnsi="Times New Roman" w:cs="Times New Roman"/>
+          <w:b w:val="0"/>
+          <w:bCs w:val="0"/>
+          <w:i w:val="0"/>
+          <w:sz w:val="24"/>
+          <w:szCs w:val="24"/>
+          <w:highlight w:val="none"/>
+          <w:u w:val="none"/>
+          <w:lang w:val="es-ES" w:bidi="es-ES"/>
+        </w:rPr>
+      </w:r>
+      <w:r/>
+    </w:p>
+    <w:p>
+      <w:pPr>
+        <w:pBdr/>
+        <w:spacing/>
+        <w:ind/>
+        <w:jc w:val="center"/>
+        <w:rPr/>
+      </w:pPr>
+      <w:r>
+        <w:rPr>
+          <w:rFonts w:ascii="Times New Roman" w:hAnsi="Times New Roman" w:cs="Times New Roman"/>
+          <w:b w:val="0"/>
+          <w:bCs w:val="0"/>
+          <w:i w:val="0"/>
+          <w:sz w:val="24"/>
+          <w:szCs w:val="24"/>
+          <w:highlight w:val="none"/>
+          <w:u w:val="none"/>
+          <w:lang w:val="es-ES" w:bidi="es-ES"/>
+        </w:rPr>
+        <w:t xml:space="preserve">Después de indexarme de esa manera, empiezo a buscar cuántos bytes y bits tienen las columnas con operaciones sencillas, para poder hacer los bitwise después.</w:t>
+      </w:r>
+      <w:r>
+        <w:rPr>
+          <w:rFonts w:ascii="Times New Roman" w:hAnsi="Times New Roman" w:cs="Times New Roman"/>
+          <w:b w:val="0"/>
+          <w:bCs w:val="0"/>
+          <w:i w:val="0"/>
+          <w:sz w:val="24"/>
+          <w:szCs w:val="24"/>
+          <w:highlight w:val="none"/>
+          <w:u w:val="none"/>
+          <w:lang w:val="es-ES" w:bidi="es-ES"/>
+        </w:rPr>
+      </w:r>
+      <w:r/>
+    </w:p>
+    <w:p>
+      <w:pPr>
+        <w:pBdr/>
+        <w:spacing/>
+        <w:ind/>
+        <w:jc w:val="center"/>
+        <w:rPr/>
+      </w:pPr>
+      <w:r>
+        <w:rPr>
+          <w:rFonts w:ascii="Times New Roman" w:hAnsi="Times New Roman" w:cs="Times New Roman"/>
+          <w:b w:val="0"/>
+          <w:bCs w:val="0"/>
+          <w:i w:val="0"/>
+          <w:sz w:val="24"/>
+          <w:szCs w:val="24"/>
+          <w:highlight w:val="none"/>
+          <w:u w:val="none"/>
+          <w:lang w:val="es-ES" w:bidi="es-ES"/>
+        </w:rPr>
+        <w:t xml:space="preserve">Cuando empiezo a recorrer los bits, hago un bitwise que utiliza la siguiente lógica:</w:t>
+      </w:r>
+      <w:r>
+        <w:rPr>
+          <w:rFonts w:ascii="Times New Roman" w:hAnsi="Times New Roman" w:cs="Times New Roman"/>
+          <w:b w:val="0"/>
+          <w:bCs w:val="0"/>
+          <w:i w:val="0"/>
+          <w:sz w:val="24"/>
+          <w:szCs w:val="24"/>
+          <w:highlight w:val="none"/>
+          <w:u w:val="none"/>
+          <w:lang w:val="es-ES" w:bidi="es-ES"/>
+        </w:rPr>
+      </w:r>
+      <w:r/>
+    </w:p>
+    <w:p>
+      <w:pPr>
+        <w:pBdr/>
+        <w:spacing/>
+        <w:ind/>
+        <w:jc w:val="center"/>
+        <w:rPr>
+          <w:rFonts w:ascii="Times New Roman" w:hAnsi="Times New Roman" w:cs="Times New Roman"/>
+          <w:b w:val="0"/>
+          <w:bCs w:val="0"/>
+          <w:i w:val="0"/>
+          <w:sz w:val="24"/>
+          <w:szCs w:val="24"/>
+          <w:highlight w:val="none"/>
+          <w:u w:val="none"/>
+          <w:lang w:val="es-ES" w:bidi="es-ES"/>
+        </w:rPr>
+      </w:pPr>
+      <w:r>
+        <w:rPr>
+          <w:rFonts w:ascii="Times New Roman" w:hAnsi="Times New Roman" w:cs="Times New Roman"/>
+          <w:b w:val="0"/>
+          <w:bCs w:val="0"/>
+          <w:i w:val="0"/>
+          <w:sz w:val="24"/>
+          <w:szCs w:val="24"/>
+          <w:highlight w:val="none"/>
+          <w:u w:val="none"/>
+          <w:lang w:val="es-ES" w:bidi="es-ES"/>
+        </w:rPr>
+        <w:t xml:space="preserve">A | B </w:t>
+      </w:r>
+      <w:r>
+        <w:rPr>
+          <w:rFonts w:ascii="Times New Roman" w:hAnsi="Times New Roman" w:cs="Times New Roman"/>
+          <w:b w:val="0"/>
+          <w:bCs w:val="0"/>
+          <w:i w:val="0"/>
+          <w:sz w:val="24"/>
+          <w:szCs w:val="24"/>
+          <w:highlight w:val="none"/>
+          <w:u w:val="none"/>
+          <w:lang w:val="es-ES" w:bidi="es-ES"/>
+        </w:rPr>
+      </w:r>
+    </w:p>
+    <w:p>
+      <w:pPr>
+        <w:pBdr/>
+        <w:spacing/>
+        <w:ind/>
+        <w:jc w:val="center"/>
+        <w:rPr>
+          <w:rFonts w:ascii="Times New Roman" w:hAnsi="Times New Roman" w:cs="Times New Roman"/>
+          <w:b w:val="0"/>
+          <w:bCs w:val="0"/>
+          <w:i w:val="0"/>
+          <w:sz w:val="24"/>
+          <w:szCs w:val="24"/>
+          <w:highlight w:val="none"/>
+          <w:u w:val="none"/>
+          <w:lang w:val="es-ES" w:bidi="es-ES"/>
+        </w:rPr>
+      </w:pPr>
+      <w:r>
+        <w:rPr>
+          <w:rFonts w:ascii="Times New Roman" w:hAnsi="Times New Roman" w:cs="Times New Roman"/>
+          <w:b w:val="0"/>
+          <w:bCs w:val="0"/>
+          <w:i w:val="0"/>
+          <w:sz w:val="24"/>
+          <w:szCs w:val="24"/>
+          <w:highlight w:val="none"/>
+          <w:u w:val="none"/>
+          <w:lang w:val="es-ES" w:bidi="es-ES"/>
+        </w:rPr>
+        <w:t xml:space="preserve">nos dice que si un bit está activo, entonces todos estarán activos.</w:t>
+      </w:r>
+      <w:r>
+        <w:rPr>
+          <w:rFonts w:ascii="Times New Roman" w:hAnsi="Times New Roman" w:cs="Times New Roman"/>
+          <w:b w:val="0"/>
+          <w:bCs w:val="0"/>
+          <w:i w:val="0"/>
+          <w:sz w:val="24"/>
+          <w:szCs w:val="24"/>
+          <w:highlight w:val="none"/>
+          <w:u w:val="none"/>
+          <w:lang w:val="es-ES" w:bidi="es-ES"/>
+        </w:rPr>
+      </w:r>
+      <w:r>
+        <w:rPr>
+          <w:rFonts w:ascii="Times New Roman" w:hAnsi="Times New Roman" w:cs="Times New Roman"/>
+          <w:b w:val="0"/>
+          <w:bCs w:val="0"/>
+          <w:i w:val="0"/>
+          <w:sz w:val="24"/>
+          <w:szCs w:val="24"/>
+          <w:highlight w:val="none"/>
+          <w:u w:val="none"/>
+          <w:lang w:val="es-ES" w:bidi="es-ES"/>
+        </w:rPr>
+      </w:r>
+    </w:p>
+    <w:p>
+      <w:pPr>
+        <w:pBdr/>
+        <w:spacing/>
+        <w:ind/>
+        <w:jc w:val="center"/>
+        <w:rPr>
+          <w:rFonts w:ascii="Times New Roman" w:hAnsi="Times New Roman" w:cs="Times New Roman"/>
+          <w:b/>
+          <w:bCs/>
+          <w:i/>
+          <w:sz w:val="24"/>
+          <w:szCs w:val="24"/>
+          <w:highlight w:val="none"/>
+          <w:u w:val="none"/>
+          <w:lang w:val="es-ES" w:bidi="es-ES"/>
+        </w:rPr>
+      </w:pPr>
       <w:r>
         <w:rPr>
           <w:rFonts w:ascii="Times New Roman" w:hAnsi="Times New Roman" w:cs="Times New Roman"/>
@@ -9933,8 +10469,11 @@
           <w:iCs/>
           <w:sz w:val="24"/>
           <w:szCs w:val="24"/>
-          <w:u w:val="single"/>
-        </w:rPr>
+          <w:highlight w:val="none"/>
+          <w:u w:val="none"/>
+          <w:lang w:val="es-ES" w:bidi="es-ES"/>
+        </w:rPr>
+        <w:t xml:space="preserve">DIBUJAR(DRAWN)</w:t>
       </w:r>
       <w:r>
         <w:rPr>
@@ -9944,7 +10483,2816 @@
           <w:i/>
           <w:sz w:val="24"/>
           <w:szCs w:val="24"/>
-          <w:u w:val="single"/>
+          <w:highlight w:val="none"/>
+          <w:u w:val="none"/>
+        </w:rPr>
+      </w:r>
+    </w:p>
+    <w:p>
+      <w:pPr>
+        <w:pBdr/>
+        <w:spacing/>
+        <w:ind/>
+        <w:jc w:val="center"/>
+        <w:rPr/>
+      </w:pPr>
+      <w:r>
+        <w:rPr>
+          <w:rFonts w:ascii="Times New Roman" w:hAnsi="Times New Roman" w:cs="Times New Roman"/>
+          <w:b w:val="0"/>
+          <w:bCs w:val="0"/>
+          <w:i w:val="0"/>
+          <w:iCs w:val="0"/>
+          <w:sz w:val="22"/>
+          <w:szCs w:val="22"/>
+          <w:highlight w:val="none"/>
+          <w:u w:val="none"/>
+          <w:lang w:val="es-ES" w:bidi="es-ES"/>
+        </w:rPr>
+        <w:t xml:space="preserve">Dibujar, en este caso, significa que a nuestro tablero original de Tetris le pondremos el respectivo tetrominó con su bitwise para que se edite el tablero en cada movimiento.</w:t>
+      </w:r>
+      <w:r/>
+    </w:p>
+    <w:p>
+      <w:pPr>
+        <w:pBdr/>
+        <w:spacing/>
+        <w:ind/>
+        <w:jc w:val="center"/>
+        <w:rPr/>
+      </w:pPr>
+      <w:r>
+        <w:rPr>
+          <w:rFonts w:ascii="Times New Roman" w:hAnsi="Times New Roman" w:cs="Times New Roman"/>
+          <w:b w:val="0"/>
+          <w:bCs w:val="0"/>
+          <w:i w:val="0"/>
+          <w:iCs w:val="0"/>
+          <w:sz w:val="22"/>
+          <w:szCs w:val="22"/>
+          <w:highlight w:val="none"/>
+          <w:u w:val="none"/>
+          <w:lang w:val="es-ES" w:bidi="es-ES"/>
+        </w:rPr>
+      </w:r>
+      <w:r/>
+    </w:p>
+    <w:p>
+      <w:pPr>
+        <w:pBdr/>
+        <w:spacing/>
+        <w:ind/>
+        <w:jc w:val="center"/>
+        <w:rPr>
+          <w:rFonts w:ascii="Times New Roman" w:hAnsi="Times New Roman" w:cs="Times New Roman"/>
+          <w:b w:val="0"/>
+          <w:bCs w:val="0"/>
+          <w:i w:val="0"/>
+          <w:sz w:val="22"/>
+          <w:szCs w:val="22"/>
+          <w:highlight w:val="none"/>
+          <w:u w:val="none"/>
+          <w:lang w:val="es-ES" w:bidi="es-ES"/>
+        </w:rPr>
+      </w:pPr>
+      <w:r>
+        <w:rPr>
+          <w:rFonts w:ascii="Times New Roman" w:hAnsi="Times New Roman" w:cs="Times New Roman"/>
+          <w:b w:val="0"/>
+          <w:bCs w:val="0"/>
+          <w:i w:val="0"/>
+          <w:iCs w:val="0"/>
+          <w:sz w:val="22"/>
+          <w:szCs w:val="22"/>
+          <w:highlight w:val="none"/>
+          <w:u w:val="none"/>
+          <w:lang w:val="es-ES" w:bidi="es-ES"/>
+        </w:rPr>
+        <w:t xml:space="preserve">Al inicio, tenemos que nuestro tetrominó está en coordenadas [i][j]. Pero necesitamos pasarlo a coordenadas del tablero (x, y):</w:t>
+      </w:r>
+      <w:r/>
+      <w:r>
+        <w:rPr>
+          <w:rFonts w:ascii="Times New Roman" w:hAnsi="Times New Roman" w:cs="Times New Roman"/>
+          <w:b w:val="0"/>
+          <w:bCs w:val="0"/>
+          <w:i w:val="0"/>
+          <w:iCs w:val="0"/>
+          <w:sz w:val="22"/>
+          <w:szCs w:val="22"/>
+          <w:highlight w:val="none"/>
+          <w:u w:val="none"/>
+          <w:lang w:val="es-ES" w:bidi="es-ES"/>
+        </w:rPr>
+      </w:r>
+      <w:r>
+        <w:rPr>
+          <w:rFonts w:ascii="Times New Roman" w:hAnsi="Times New Roman" w:cs="Times New Roman"/>
+          <w:b w:val="0"/>
+          <w:bCs w:val="0"/>
+          <w:i w:val="0"/>
+          <w:sz w:val="22"/>
+          <w:szCs w:val="22"/>
+          <w:highlight w:val="none"/>
+          <w:u w:val="none"/>
+        </w:rPr>
+      </w:r>
+    </w:p>
+    <w:p>
+      <w:pPr>
+        <w:suppressLineNumbers w:val="false"/>
+        <w:pBdr>
+          <w:top w:val="single" w:color="000000" w:sz="4" w:space="0"/>
+          <w:left w:val="single" w:color="000000" w:sz="4" w:space="0"/>
+          <w:bottom w:val="single" w:color="000000" w:sz="4" w:space="0"/>
+          <w:right w:val="single" w:color="000000" w:sz="4" w:space="0"/>
+          <w:between w:val="none" w:color="000000" w:sz="4" w:space="0"/>
+        </w:pBdr>
+        <w:spacing/>
+        <w:ind/>
+        <w:jc w:val="center"/>
+        <w:rPr>
+          <w:rFonts w:ascii="Classic Console" w:hAnsi="Classic Console" w:eastAsia="Classic Console" w:cs="Classic Console"/>
+          <w:sz w:val="32"/>
+          <w:szCs w:val="32"/>
+          <w:highlight w:val="none"/>
+        </w:rPr>
+      </w:pPr>
+      <w:r>
+        <w:rPr>
+          <w:rFonts w:ascii="Classic Console" w:hAnsi="Classic Console" w:eastAsia="Classic Console" w:cs="Classic Console"/>
+          <w:sz w:val="32"/>
+          <w:szCs w:val="32"/>
+        </w:rPr>
+        <w:t xml:space="preserve">int fila = y + i;</w:t>
+      </w:r>
+      <w:r>
+        <w:rPr>
+          <w:rFonts w:ascii="Classic Console" w:hAnsi="Classic Console" w:eastAsia="Classic Console" w:cs="Classic Console"/>
+          <w:sz w:val="32"/>
+          <w:szCs w:val="32"/>
+          <w:highlight w:val="none"/>
+        </w:rPr>
+      </w:r>
+      <w:r>
+        <w:rPr>
+          <w:rFonts w:ascii="Classic Console" w:hAnsi="Classic Console" w:eastAsia="Classic Console" w:cs="Classic Console"/>
+          <w:sz w:val="32"/>
+          <w:szCs w:val="32"/>
+          <w:highlight w:val="none"/>
+        </w:rPr>
+      </w:r>
+    </w:p>
+    <w:p>
+      <w:pPr>
+        <w:suppressLineNumbers w:val="false"/>
+        <w:pBdr>
+          <w:top w:val="single" w:color="000000" w:sz="4" w:space="0"/>
+          <w:left w:val="single" w:color="000000" w:sz="4" w:space="0"/>
+          <w:bottom w:val="single" w:color="000000" w:sz="4" w:space="0"/>
+          <w:right w:val="single" w:color="000000" w:sz="4" w:space="0"/>
+          <w:between w:val="none" w:color="000000" w:sz="4" w:space="0"/>
+        </w:pBdr>
+        <w:spacing/>
+        <w:ind/>
+        <w:jc w:val="center"/>
+        <w:rPr>
+          <w:rFonts w:ascii="Classic Console" w:hAnsi="Classic Console" w:cs="Classic Console"/>
+          <w:sz w:val="32"/>
+          <w:szCs w:val="32"/>
+        </w:rPr>
+      </w:pPr>
+      <w:r>
+        <w:rPr>
+          <w:rFonts w:ascii="Classic Console" w:hAnsi="Classic Console" w:eastAsia="Classic Console" w:cs="Classic Console"/>
+          <w:sz w:val="32"/>
+          <w:szCs w:val="32"/>
+        </w:rPr>
+        <w:t xml:space="preserve">   int columna = x + j;</w:t>
+      </w:r>
+      <w:r>
+        <w:rPr>
+          <w:rFonts w:ascii="Classic Console" w:hAnsi="Classic Console" w:cs="Classic Console"/>
+          <w:sz w:val="32"/>
+          <w:szCs w:val="32"/>
+        </w:rPr>
+      </w:r>
+      <w:r>
+        <w:rPr>
+          <w:rFonts w:ascii="Classic Console" w:hAnsi="Classic Console" w:cs="Classic Console"/>
+          <w:sz w:val="32"/>
+          <w:szCs w:val="32"/>
+        </w:rPr>
+      </w:r>
+    </w:p>
+    <w:p>
+      <w:pPr>
+        <w:pBdr/>
+        <w:spacing/>
+        <w:ind/>
+        <w:jc w:val="center"/>
+        <w:rPr>
+          <w:rFonts w:ascii="Times New Roman" w:hAnsi="Times New Roman" w:cs="Times New Roman"/>
+          <w:b w:val="0"/>
+          <w:bCs w:val="0"/>
+          <w:i w:val="0"/>
+          <w:sz w:val="22"/>
+          <w:szCs w:val="22"/>
+          <w:highlight w:val="none"/>
+          <w:u w:val="none"/>
+          <w:lang w:val="es-ES" w:bidi="es-ES"/>
+        </w:rPr>
+      </w:pPr>
+      <w:r>
+        <w:rPr>
+          <w:rFonts w:ascii="Times New Roman" w:hAnsi="Times New Roman" w:cs="Times New Roman"/>
+          <w:b w:val="0"/>
+          <w:bCs w:val="0"/>
+          <w:i w:val="0"/>
+          <w:iCs w:val="0"/>
+          <w:sz w:val="22"/>
+          <w:szCs w:val="22"/>
+          <w:highlight w:val="none"/>
+          <w:u w:val="none"/>
+          <w:lang w:val="es-ES" w:bidi="es-ES"/>
+        </w:rPr>
+      </w:r>
+      <w:r>
+        <w:rPr>
+          <w:rFonts w:ascii="Times New Roman" w:hAnsi="Times New Roman" w:cs="Times New Roman"/>
+          <w:b w:val="0"/>
+          <w:bCs w:val="0"/>
+          <w:i w:val="0"/>
+          <w:iCs w:val="0"/>
+          <w:sz w:val="22"/>
+          <w:szCs w:val="22"/>
+          <w:highlight w:val="none"/>
+          <w:u w:val="none"/>
+          <w:lang w:val="es-ES" w:bidi="es-ES"/>
+        </w:rPr>
+        <w:t xml:space="preserve">Un ejemplo r</w:t>
+      </w:r>
+      <w:r>
+        <w:rPr>
+          <w:rFonts w:ascii="Times New Roman" w:hAnsi="Times New Roman" w:cs="Times New Roman"/>
+          <w:b w:val="0"/>
+          <w:bCs w:val="0"/>
+          <w:i w:val="0"/>
+          <w:iCs w:val="0"/>
+          <w:sz w:val="22"/>
+          <w:szCs w:val="22"/>
+          <w:highlight w:val="none"/>
+          <w:u w:val="none"/>
+          <w:lang w:val="es-ES" w:bidi="es-ES"/>
+        </w:rPr>
+        <w:t xml:space="preserve">ápido de esta practica es si, por ejemplo, nuestra ficha esta en la posicion </w:t>
+      </w:r>
+      <w:r>
+        <w:rPr>
+          <w:rFonts w:ascii="Times New Roman" w:hAnsi="Times New Roman" w:cs="Times New Roman"/>
+          <w:b w:val="0"/>
+          <w:bCs w:val="0"/>
+          <w:i w:val="0"/>
+          <w:sz w:val="22"/>
+          <w:szCs w:val="22"/>
+          <w:highlight w:val="none"/>
+          <w:u w:val="none"/>
+          <w:lang w:val="es-ES" w:bidi="es-ES"/>
+        </w:rPr>
+      </w:r>
+    </w:p>
+    <w:p>
+      <w:pPr>
+        <w:suppressLineNumbers w:val="false"/>
+        <w:pBdr>
+          <w:top w:val="single" w:color="000000" w:sz="4" w:space="0"/>
+          <w:left w:val="single" w:color="000000" w:sz="4" w:space="0"/>
+          <w:bottom w:val="single" w:color="000000" w:sz="4" w:space="0"/>
+          <w:right w:val="single" w:color="000000" w:sz="4" w:space="0"/>
+          <w:between w:val="none" w:color="000000" w:sz="4" w:space="0"/>
+        </w:pBdr>
+        <w:spacing/>
+        <w:ind/>
+        <w:jc w:val="center"/>
+        <w:rPr>
+          <w:rFonts w:ascii="Classic Console" w:hAnsi="Classic Console" w:cs="Classic Console"/>
+          <w:b w:val="0"/>
+          <w:bCs w:val="0"/>
+          <w:i w:val="0"/>
+          <w:sz w:val="32"/>
+          <w:szCs w:val="32"/>
+          <w:highlight w:val="none"/>
+          <w:u w:val="none"/>
+        </w:rPr>
+      </w:pPr>
+      <w:r>
+        <w:rPr>
+          <w:rFonts w:ascii="Classic Console" w:hAnsi="Classic Console" w:eastAsia="Classic Console" w:cs="Classic Console"/>
+          <w:b w:val="0"/>
+          <w:bCs w:val="0"/>
+          <w:i w:val="0"/>
+          <w:iCs w:val="0"/>
+          <w:sz w:val="32"/>
+          <w:szCs w:val="32"/>
+          <w:highlight w:val="none"/>
+          <w:u w:val="none"/>
+          <w:lang w:val="es-ES" w:bidi="es-ES"/>
+        </w:rPr>
+        <w:t xml:space="preserve">x = 10 ; y = 5</w:t>
+      </w:r>
+      <w:r>
+        <w:rPr>
+          <w:rFonts w:ascii="Classic Console" w:hAnsi="Classic Console" w:eastAsia="Classic Console" w:cs="Classic Console"/>
+          <w:b w:val="0"/>
+          <w:bCs w:val="0"/>
+          <w:i w:val="0"/>
+          <w:sz w:val="32"/>
+          <w:szCs w:val="32"/>
+          <w:highlight w:val="none"/>
+          <w:u w:val="none"/>
+        </w:rPr>
+      </w:r>
+      <w:r>
+        <w:rPr>
+          <w:rFonts w:ascii="Classic Console" w:hAnsi="Classic Console" w:eastAsia="Classic Console" w:cs="Classic Console"/>
+          <w:b w:val="0"/>
+          <w:bCs w:val="0"/>
+          <w:i w:val="0"/>
+          <w:sz w:val="32"/>
+          <w:szCs w:val="32"/>
+          <w:highlight w:val="none"/>
+          <w:u w:val="none"/>
+          <w:lang w:val="es-ES" w:bidi="es-ES"/>
+        </w:rPr>
+      </w:r>
+    </w:p>
+    <w:p>
+      <w:pPr>
+        <w:suppressLineNumbers w:val="false"/>
+        <w:pBdr>
+          <w:top w:val="single" w:color="000000" w:sz="4" w:space="0"/>
+          <w:left w:val="single" w:color="000000" w:sz="4" w:space="0"/>
+          <w:bottom w:val="single" w:color="000000" w:sz="4" w:space="0"/>
+          <w:right w:val="single" w:color="000000" w:sz="4" w:space="0"/>
+          <w:between w:val="none" w:color="000000" w:sz="4" w:space="0"/>
+        </w:pBdr>
+        <w:spacing/>
+        <w:ind/>
+        <w:jc w:val="center"/>
+        <w:rPr>
+          <w:rFonts w:ascii="Times New Roman" w:hAnsi="Times New Roman" w:cs="Times New Roman"/>
+          <w:b w:val="0"/>
+          <w:bCs w:val="0"/>
+          <w:i w:val="0"/>
+          <w:sz w:val="22"/>
+          <w:szCs w:val="22"/>
+          <w:highlight w:val="none"/>
+          <w:u w:val="none"/>
+          <w:lang w:val="es-ES" w:bidi="es-ES"/>
+        </w:rPr>
+      </w:pPr>
+      <w:r>
+        <w:rPr>
+          <w:rFonts w:ascii="Times New Roman" w:hAnsi="Times New Roman" w:cs="Times New Roman"/>
+          <w:b w:val="0"/>
+          <w:bCs w:val="0"/>
+          <w:i w:val="0"/>
+          <w:sz w:val="22"/>
+          <w:szCs w:val="22"/>
+          <w:highlight w:val="none"/>
+          <w:u w:val="none"/>
+          <w:lang w:val="es-ES" w:bidi="es-ES"/>
+        </w:rPr>
+        <w:t xml:space="preserve">Y estamos en el bloque de la pieza </w:t>
+        <w:br/>
+      </w:r>
+      <w:r>
+        <w:rPr>
+          <w:rFonts w:ascii="Classic Console" w:hAnsi="Classic Console" w:eastAsia="Classic Console" w:cs="Classic Console"/>
+          <w:b w:val="0"/>
+          <w:bCs w:val="0"/>
+          <w:i w:val="0"/>
+          <w:sz w:val="32"/>
+          <w:szCs w:val="32"/>
+          <w:highlight w:val="none"/>
+          <w:u w:val="none"/>
+          <w:lang w:val="es-ES" w:bidi="es-ES"/>
+        </w:rPr>
+        <w:t xml:space="preserve">i = 2 y j = 1</w:t>
+      </w:r>
+      <w:r>
+        <w:rPr>
+          <w:rFonts w:ascii="Classic Console" w:hAnsi="Classic Console" w:eastAsia="Classic Console" w:cs="Classic Console"/>
+          <w:b w:val="0"/>
+          <w:bCs w:val="0"/>
+          <w:i w:val="0"/>
+          <w:sz w:val="32"/>
+          <w:szCs w:val="32"/>
+          <w:highlight w:val="none"/>
+          <w:u w:val="none"/>
+          <w:lang w:val="es-ES" w:bidi="es-ES"/>
+        </w:rPr>
+      </w:r>
+      <w:r>
+        <w:rPr>
+          <w:rFonts w:ascii="Times New Roman" w:hAnsi="Times New Roman" w:cs="Times New Roman"/>
+          <w:b w:val="0"/>
+          <w:bCs w:val="0"/>
+          <w:i w:val="0"/>
+          <w:sz w:val="22"/>
+          <w:szCs w:val="22"/>
+          <w:highlight w:val="none"/>
+          <w:u w:val="none"/>
+          <w:lang w:val="es-ES" w:bidi="es-ES"/>
+        </w:rPr>
+      </w:r>
+    </w:p>
+    <w:p>
+      <w:pPr>
+        <w:pBdr/>
+        <w:spacing/>
+        <w:ind/>
+        <w:jc w:val="center"/>
+        <w:rPr>
+          <w:rFonts w:ascii="Times New Roman" w:hAnsi="Times New Roman" w:cs="Times New Roman"/>
+          <w:b w:val="0"/>
+          <w:bCs w:val="0"/>
+          <w:i w:val="0"/>
+          <w:sz w:val="22"/>
+          <w:szCs w:val="22"/>
+          <w:highlight w:val="none"/>
+          <w:u w:val="none"/>
+          <w:lang w:val="es-ES" w:bidi="es-ES"/>
+        </w:rPr>
+      </w:pPr>
+      <w:r>
+        <w:rPr>
+          <w:rFonts w:ascii="Times New Roman" w:hAnsi="Times New Roman" w:cs="Times New Roman"/>
+          <w:b w:val="0"/>
+          <w:bCs w:val="0"/>
+          <w:i w:val="0"/>
+          <w:sz w:val="22"/>
+          <w:szCs w:val="22"/>
+          <w:highlight w:val="none"/>
+          <w:u w:val="none"/>
+          <w:lang w:val="es-ES" w:bidi="es-ES"/>
+        </w:rPr>
+        <w:t xml:space="preserve">Entonces lo que decimos es que el bloque del tetrimino debera de ir en el tablero en la posicicion</w:t>
+      </w:r>
+      <w:r>
+        <w:rPr>
+          <w:rFonts w:ascii="Times New Roman" w:hAnsi="Times New Roman" w:cs="Times New Roman"/>
+          <w:b w:val="0"/>
+          <w:bCs w:val="0"/>
+          <w:i w:val="0"/>
+          <w:sz w:val="22"/>
+          <w:szCs w:val="22"/>
+          <w:highlight w:val="none"/>
+          <w:u w:val="none"/>
+          <w:lang w:val="es-ES" w:bidi="es-ES"/>
+        </w:rPr>
+      </w:r>
+    </w:p>
+    <w:p>
+      <w:pPr>
+        <w:suppressLineNumbers w:val="false"/>
+        <w:pBdr>
+          <w:top w:val="single" w:color="000000" w:sz="4" w:space="0"/>
+          <w:left w:val="single" w:color="000000" w:sz="4" w:space="0"/>
+          <w:bottom w:val="single" w:color="000000" w:sz="4" w:space="0"/>
+          <w:right w:val="single" w:color="000000" w:sz="4" w:space="0"/>
+          <w:between w:val="none" w:color="000000" w:sz="4" w:space="0"/>
+        </w:pBdr>
+        <w:spacing/>
+        <w:ind/>
+        <w:jc w:val="center"/>
+        <w:rPr>
+          <w:rFonts w:ascii="Classic Console" w:hAnsi="Classic Console" w:cs="Classic Console"/>
+          <w:b w:val="0"/>
+          <w:bCs w:val="0"/>
+          <w:i w:val="0"/>
+          <w:sz w:val="36"/>
+          <w:szCs w:val="36"/>
+          <w:highlight w:val="none"/>
+          <w:u w:val="none"/>
+        </w:rPr>
+      </w:pPr>
+      <w:r>
+        <w:rPr>
+          <w:rFonts w:ascii="Classic Console" w:hAnsi="Classic Console" w:eastAsia="Classic Console" w:cs="Classic Console"/>
+          <w:b w:val="0"/>
+          <w:bCs w:val="0"/>
+          <w:i w:val="0"/>
+          <w:sz w:val="36"/>
+          <w:szCs w:val="36"/>
+          <w:highlight w:val="none"/>
+          <w:u w:val="none"/>
+          <w:lang w:val="es-ES" w:bidi="es-ES"/>
+        </w:rPr>
+        <w:t xml:space="preserve">Tablero[12][6]</w:t>
+      </w:r>
+      <w:r>
+        <w:rPr>
+          <w:rFonts w:ascii="Classic Console" w:hAnsi="Classic Console" w:eastAsia="Classic Console" w:cs="Classic Console"/>
+          <w:b w:val="0"/>
+          <w:bCs w:val="0"/>
+          <w:i w:val="0"/>
+          <w:sz w:val="36"/>
+          <w:szCs w:val="36"/>
+          <w:highlight w:val="none"/>
+          <w:u w:val="none"/>
+          <w:lang w:val="es-ES" w:bidi="es-ES"/>
+        </w:rPr>
+      </w:r>
+      <w:r>
+        <w:rPr>
+          <w:rFonts w:ascii="Classic Console" w:hAnsi="Classic Console" w:eastAsia="Classic Console" w:cs="Classic Console"/>
+          <w:b w:val="0"/>
+          <w:bCs w:val="0"/>
+          <w:i w:val="0"/>
+          <w:sz w:val="36"/>
+          <w:szCs w:val="36"/>
+          <w:highlight w:val="none"/>
+          <w:u w:val="none"/>
+          <w:lang w:val="es-ES" w:bidi="es-ES"/>
+        </w:rPr>
+      </w:r>
+    </w:p>
+    <w:p>
+      <w:pPr>
+        <w:pBdr/>
+        <w:spacing/>
+        <w:ind/>
+        <w:jc w:val="center"/>
+        <w:rPr/>
+      </w:pPr>
+      <w:r>
+        <w:rPr>
+          <w:rFonts w:ascii="Times New Roman" w:hAnsi="Times New Roman" w:cs="Times New Roman"/>
+          <w:b w:val="0"/>
+          <w:bCs w:val="0"/>
+          <w:i w:val="0"/>
+          <w:iCs w:val="0"/>
+          <w:sz w:val="22"/>
+          <w:szCs w:val="22"/>
+          <w:highlight w:val="none"/>
+          <w:u w:val="none"/>
+          <w:lang w:val="es-ES" w:bidi="es-ES"/>
+        </w:rPr>
+        <w:t xml:space="preserve">De aquí le damos la bienvenida a cómo debo enmascarar esa indexación que hice, y es por eso que debemos recordar cómo está organizado mi tablero.</w:t>
+      </w:r>
+      <w:r/>
+      <w:r>
+        <w:rPr>
+          <w:rFonts w:ascii="Times New Roman" w:hAnsi="Times New Roman" w:cs="Times New Roman"/>
+          <w:b w:val="0"/>
+          <w:bCs w:val="0"/>
+          <w:i w:val="0"/>
+          <w:iCs w:val="0"/>
+          <w:sz w:val="22"/>
+          <w:szCs w:val="22"/>
+          <w:highlight w:val="none"/>
+          <w:u w:val="none"/>
+          <w:lang w:val="es-ES" w:bidi="es-ES"/>
+        </w:rPr>
+      </w:r>
+      <w:r/>
+      <w:r>
+        <w:rPr>
+          <w:rFonts w:ascii="Times New Roman" w:hAnsi="Times New Roman" w:cs="Times New Roman"/>
+          <w:b w:val="0"/>
+          <w:bCs w:val="0"/>
+          <w:i w:val="0"/>
+          <w:iCs w:val="0"/>
+          <w:sz w:val="22"/>
+          <w:szCs w:val="22"/>
+          <w:highlight w:val="none"/>
+          <w:u w:val="none"/>
+          <w:lang w:val="es-ES" w:bidi="es-ES"/>
+        </w:rPr>
+      </w:r>
+    </w:p>
+    <w:p>
+      <w:pPr>
+        <w:pBdr/>
+        <w:spacing/>
+        <w:ind/>
+        <w:jc w:val="center"/>
+        <w:rPr>
+          <w:rFonts w:ascii="Times New Roman" w:hAnsi="Times New Roman" w:cs="Times New Roman"/>
+          <w:b w:val="0"/>
+          <w:bCs w:val="0"/>
+          <w:i w:val="0"/>
+          <w:sz w:val="22"/>
+          <w:szCs w:val="22"/>
+          <w:highlight w:val="none"/>
+          <w:u w:val="none"/>
+          <w:lang w:val="es-ES" w:bidi="es-ES"/>
+        </w:rPr>
+      </w:pPr>
+      <w:r>
+        <w:rPr>
+          <w:rFonts w:ascii="Times New Roman" w:hAnsi="Times New Roman" w:cs="Times New Roman"/>
+          <w:b w:val="0"/>
+          <w:bCs w:val="0"/>
+          <w:i w:val="0"/>
+          <w:iCs w:val="0"/>
+          <w:sz w:val="22"/>
+          <w:szCs w:val="22"/>
+          <w:highlight w:val="none"/>
+          <w:u w:val="none"/>
+          <w:lang w:val="es-ES" w:bidi="es-ES"/>
+        </w:rPr>
+        <w:t xml:space="preserve">Recordemos que para cada:</w:t>
+      </w:r>
+      <w:r/>
+      <w:r>
+        <w:rPr>
+          <w:rFonts w:ascii="Times New Roman" w:hAnsi="Times New Roman" w:cs="Times New Roman"/>
+          <w:b w:val="0"/>
+          <w:bCs w:val="0"/>
+          <w:i w:val="0"/>
+          <w:iCs w:val="0"/>
+          <w:sz w:val="22"/>
+          <w:szCs w:val="22"/>
+          <w:highlight w:val="none"/>
+          <w:u w:val="none"/>
+          <w:lang w:val="es-ES" w:bidi="es-ES"/>
+        </w:rPr>
+      </w:r>
+      <w:r>
+        <w:rPr>
+          <w:rFonts w:ascii="Times New Roman" w:hAnsi="Times New Roman" w:cs="Times New Roman"/>
+          <w:b w:val="0"/>
+          <w:bCs w:val="0"/>
+          <w:i w:val="0"/>
+          <w:sz w:val="22"/>
+          <w:szCs w:val="22"/>
+          <w:highlight w:val="none"/>
+          <w:u w:val="none"/>
+          <w:lang w:val="es-ES" w:bidi="es-ES"/>
+        </w:rPr>
+      </w:r>
+    </w:p>
+    <w:p>
+      <w:pPr>
+        <w:suppressLineNumbers w:val="false"/>
+        <w:pBdr>
+          <w:top w:val="single" w:color="000000" w:sz="4" w:space="0"/>
+          <w:left w:val="single" w:color="000000" w:sz="4" w:space="0"/>
+          <w:bottom w:val="single" w:color="000000" w:sz="4" w:space="0"/>
+          <w:right w:val="single" w:color="000000" w:sz="4" w:space="0"/>
+          <w:between w:val="none" w:color="000000" w:sz="4" w:space="0"/>
+        </w:pBdr>
+        <w:spacing/>
+        <w:ind/>
+        <w:jc w:val="center"/>
+        <w:rPr>
+          <w:rFonts w:ascii="Classic Console" w:hAnsi="Classic Console" w:eastAsia="Classic Console" w:cs="Classic Console"/>
+          <w:b w:val="0"/>
+          <w:bCs w:val="0"/>
+          <w:i w:val="0"/>
+          <w:sz w:val="32"/>
+          <w:szCs w:val="32"/>
+          <w:highlight w:val="none"/>
+          <w:u w:val="none"/>
+        </w:rPr>
+      </w:pPr>
+      <w:r>
+        <w:rPr>
+          <w:rFonts w:ascii="Classic Console" w:hAnsi="Classic Console" w:eastAsia="Classic Console" w:cs="Classic Console"/>
+          <w:b w:val="0"/>
+          <w:bCs w:val="0"/>
+          <w:i w:val="0"/>
+          <w:iCs w:val="0"/>
+          <w:sz w:val="32"/>
+          <w:szCs w:val="32"/>
+          <w:highlight w:val="none"/>
+          <w:u w:val="none"/>
+          <w:lang w:val="es-ES" w:bidi="es-ES"/>
+        </w:rPr>
+        <w:t xml:space="preserve">Unsigned char tablero[alto][bytes]</w:t>
+      </w:r>
+      <w:r>
+        <w:rPr>
+          <w:rFonts w:ascii="Classic Console" w:hAnsi="Classic Console" w:cs="Classic Console"/>
+          <w:b w:val="0"/>
+          <w:bCs w:val="0"/>
+          <w:i w:val="0"/>
+          <w:sz w:val="32"/>
+          <w:szCs w:val="32"/>
+          <w:highlight w:val="none"/>
+          <w:u w:val="none"/>
+        </w:rPr>
+      </w:r>
+    </w:p>
+    <w:p>
+      <w:pPr>
+        <w:pBdr/>
+        <w:spacing/>
+        <w:ind/>
+        <w:jc w:val="center"/>
+        <w:rPr>
+          <w:rFonts w:ascii="Times New Roman" w:hAnsi="Times New Roman" w:eastAsia="Times New Roman" w:cs="Times New Roman"/>
+          <w:b w:val="0"/>
+          <w:bCs w:val="0"/>
+          <w:i w:val="0"/>
+          <w:sz w:val="22"/>
+          <w:szCs w:val="22"/>
+          <w:highlight w:val="none"/>
+          <w:u w:val="none"/>
+          <w:lang w:val="es-ES" w:bidi="es-ES"/>
+        </w:rPr>
+      </w:pPr>
+      <w:r>
+        <w:rPr>
+          <w:rFonts w:ascii="Times New Roman" w:hAnsi="Times New Roman" w:eastAsia="Times New Roman" w:cs="Times New Roman"/>
+          <w:b w:val="0"/>
+          <w:bCs w:val="0"/>
+          <w:i w:val="0"/>
+          <w:iCs w:val="0"/>
+          <w:sz w:val="22"/>
+          <w:szCs w:val="22"/>
+          <w:highlight w:val="none"/>
+          <w:u w:val="none"/>
+          <w:lang w:val="es-ES" w:bidi="es-ES"/>
+        </w:rPr>
+        <w:t xml:space="preserve">Cada unsigned char tiene 8 bits</w:t>
+      </w:r>
+      <w:r>
+        <w:rPr>
+          <w:rFonts w:ascii="Times New Roman" w:hAnsi="Times New Roman" w:cs="Times New Roman"/>
+          <w:b w:val="0"/>
+          <w:bCs w:val="0"/>
+          <w:i w:val="0"/>
+          <w:sz w:val="22"/>
+          <w:szCs w:val="22"/>
+          <w:highlight w:val="none"/>
+          <w:u w:val="none"/>
+        </w:rPr>
+      </w:r>
+    </w:p>
+    <w:p>
+      <w:pPr>
+        <w:pBdr/>
+        <w:spacing/>
+        <w:ind/>
+        <w:jc w:val="center"/>
+        <w:rPr>
+          <w:rFonts w:ascii="Times New Roman" w:hAnsi="Times New Roman" w:eastAsia="Times New Roman" w:cs="Times New Roman"/>
+          <w:b w:val="0"/>
+          <w:bCs w:val="0"/>
+          <w:i w:val="0"/>
+          <w:sz w:val="22"/>
+          <w:szCs w:val="22"/>
+          <w:highlight w:val="none"/>
+          <w:u w:val="none"/>
+          <w:lang w:val="es-ES" w:bidi="es-ES"/>
+        </w:rPr>
+      </w:pPr>
+      <w:r>
+        <w:rPr>
+          <w:rFonts w:ascii="Times New Roman" w:hAnsi="Times New Roman" w:eastAsia="Times New Roman" w:cs="Times New Roman"/>
+          <w:b w:val="0"/>
+          <w:bCs w:val="0"/>
+          <w:i w:val="0"/>
+          <w:iCs w:val="0"/>
+          <w:sz w:val="22"/>
+          <w:szCs w:val="22"/>
+          <w:highlight w:val="none"/>
+          <w:u w:val="none"/>
+          <w:lang w:val="es-ES" w:bidi="es-ES"/>
+        </w:rPr>
+        <w:t xml:space="preserve">Es decir que si tuvieramos un tablero con 16 de ancho serian</w:t>
+      </w:r>
+      <w:r>
+        <w:rPr>
+          <w:rFonts w:ascii="Times New Roman" w:hAnsi="Times New Roman" w:cs="Times New Roman"/>
+          <w:b w:val="0"/>
+          <w:bCs w:val="0"/>
+          <w:i w:val="0"/>
+          <w:sz w:val="22"/>
+          <w:szCs w:val="22"/>
+          <w:highlight w:val="none"/>
+          <w:u w:val="none"/>
+        </w:rPr>
+      </w:r>
+    </w:p>
+    <w:p>
+      <w:pPr>
+        <w:suppressLineNumbers w:val="false"/>
+        <w:pBdr>
+          <w:top w:val="single" w:color="000000" w:sz="4" w:space="0"/>
+          <w:left w:val="single" w:color="000000" w:sz="4" w:space="0"/>
+          <w:bottom w:val="single" w:color="000000" w:sz="4" w:space="0"/>
+          <w:right w:val="single" w:color="000000" w:sz="4" w:space="0"/>
+          <w:between w:val="none" w:color="000000" w:sz="4" w:space="0"/>
+        </w:pBdr>
+        <w:spacing/>
+        <w:ind/>
+        <w:jc w:val="center"/>
+        <w:rPr>
+          <w:rFonts w:ascii="Classic Console" w:hAnsi="Classic Console" w:cs="Classic Console"/>
+          <w:b w:val="0"/>
+          <w:bCs w:val="0"/>
+          <w:i w:val="0"/>
+          <w:sz w:val="32"/>
+          <w:szCs w:val="32"/>
+          <w:highlight w:val="none"/>
+          <w:u w:val="none"/>
+        </w:rPr>
+      </w:pPr>
+      <w:r>
+        <w:rPr>
+          <w:rFonts w:ascii="Classic Console" w:hAnsi="Classic Console" w:eastAsia="Classic Console" w:cs="Classic Console"/>
+          <w:b w:val="0"/>
+          <w:bCs w:val="0"/>
+          <w:i w:val="0"/>
+          <w:iCs w:val="0"/>
+          <w:sz w:val="32"/>
+          <w:szCs w:val="32"/>
+          <w:highlight w:val="none"/>
+          <w:u w:val="none"/>
+          <w:lang w:val="es-ES" w:bidi="es-ES"/>
+        </w:rPr>
+        <w:t xml:space="preserve">2 bytes = 16 bits</w:t>
+      </w:r>
+      <w:r>
+        <w:rPr>
+          <w:rFonts w:ascii="Classic Console" w:hAnsi="Classic Console" w:eastAsia="Classic Console" w:cs="Classic Console"/>
+          <w:b w:val="0"/>
+          <w:bCs w:val="0"/>
+          <w:i w:val="0"/>
+          <w:sz w:val="32"/>
+          <w:szCs w:val="32"/>
+          <w:highlight w:val="none"/>
+          <w:u w:val="none"/>
+        </w:rPr>
+      </w:r>
+    </w:p>
+    <w:p>
+      <w:pPr>
+        <w:pBdr/>
+        <w:spacing/>
+        <w:ind/>
+        <w:jc w:val="center"/>
+        <w:rPr>
+          <w:rFonts w:ascii="Times New Roman" w:hAnsi="Times New Roman" w:eastAsia="Times New Roman" w:cs="Times New Roman"/>
+          <w:b w:val="0"/>
+          <w:bCs w:val="0"/>
+          <w:i w:val="0"/>
+          <w:sz w:val="22"/>
+          <w:szCs w:val="22"/>
+          <w:highlight w:val="none"/>
+          <w:u w:val="none"/>
+          <w:lang w:val="es-ES" w:bidi="es-ES"/>
+        </w:rPr>
+      </w:pPr>
+      <w:r>
+        <w:rPr>
+          <w:rFonts w:ascii="Times New Roman" w:hAnsi="Times New Roman" w:eastAsia="Times New Roman" w:cs="Times New Roman"/>
+          <w:b w:val="0"/>
+          <w:bCs w:val="0"/>
+          <w:i w:val="0"/>
+          <w:iCs w:val="0"/>
+          <w:sz w:val="22"/>
+          <w:szCs w:val="22"/>
+          <w:highlight w:val="none"/>
+          <w:u w:val="none"/>
+          <w:lang w:val="es-ES" w:bidi="es-ES"/>
+        </w:rPr>
+        <w:t xml:space="preserve">Que visualmente se verian asi</w:t>
+      </w:r>
+      <w:r>
+        <w:rPr>
+          <w:rFonts w:ascii="Times New Roman" w:hAnsi="Times New Roman" w:cs="Times New Roman"/>
+          <w:b w:val="0"/>
+          <w:bCs w:val="0"/>
+          <w:i w:val="0"/>
+          <w:sz w:val="22"/>
+          <w:szCs w:val="22"/>
+          <w:highlight w:val="none"/>
+          <w:u w:val="none"/>
+        </w:rPr>
+      </w:r>
+    </w:p>
+    <w:p>
+      <w:pPr>
+        <w:suppressLineNumbers w:val="false"/>
+        <w:pBdr>
+          <w:top w:val="single" w:color="000000" w:sz="4" w:space="0"/>
+          <w:left w:val="single" w:color="000000" w:sz="4" w:space="0"/>
+          <w:bottom w:val="single" w:color="000000" w:sz="4" w:space="0"/>
+          <w:right w:val="single" w:color="000000" w:sz="4" w:space="0"/>
+          <w:between w:val="none" w:color="000000" w:sz="4" w:space="0"/>
+        </w:pBdr>
+        <w:spacing/>
+        <w:ind/>
+        <w:jc w:val="center"/>
+        <w:rPr>
+          <w:rFonts w:ascii="Classic Console" w:hAnsi="Classic Console" w:cs="Classic Console"/>
+          <w:b w:val="0"/>
+          <w:bCs w:val="0"/>
+          <w:i w:val="0"/>
+          <w:sz w:val="32"/>
+          <w:szCs w:val="32"/>
+          <w:highlight w:val="none"/>
+          <w:u w:val="none"/>
+        </w:rPr>
+      </w:pPr>
+      <w:r>
+        <w:rPr>
+          <w:rFonts w:ascii="Classic Console" w:hAnsi="Classic Console" w:eastAsia="Classic Console" w:cs="Classic Console"/>
+          <w:b w:val="0"/>
+          <w:bCs w:val="0"/>
+          <w:i w:val="0"/>
+          <w:sz w:val="32"/>
+          <w:szCs w:val="32"/>
+          <w:highlight w:val="none"/>
+          <w:u w:val="none"/>
+          <w:lang w:val="es-ES"/>
+        </w:rPr>
+        <w:t xml:space="preserve">byte0      byte1</w:t>
+      </w:r>
+      <w:r>
+        <w:rPr>
+          <w:rFonts w:ascii="Classic Console" w:hAnsi="Classic Console" w:eastAsia="Classic Console" w:cs="Classic Console"/>
+          <w:b w:val="0"/>
+          <w:bCs w:val="0"/>
+          <w:i w:val="0"/>
+          <w:sz w:val="32"/>
+          <w:szCs w:val="32"/>
+          <w:highlight w:val="none"/>
+          <w:u w:val="none"/>
+        </w:rPr>
+      </w:r>
+    </w:p>
+    <w:p>
+      <w:pPr>
+        <w:suppressLineNumbers w:val="false"/>
+        <w:pBdr>
+          <w:top w:val="single" w:color="000000" w:sz="4" w:space="0"/>
+          <w:left w:val="single" w:color="000000" w:sz="4" w:space="0"/>
+          <w:bottom w:val="single" w:color="000000" w:sz="4" w:space="0"/>
+          <w:right w:val="single" w:color="000000" w:sz="4" w:space="0"/>
+          <w:between w:val="none" w:color="000000" w:sz="4" w:space="0"/>
+        </w:pBdr>
+        <w:spacing/>
+        <w:ind/>
+        <w:jc w:val="center"/>
+        <w:rPr>
+          <w:rFonts w:ascii="Classic Console" w:hAnsi="Classic Console" w:eastAsia="Classic Console" w:cs="Classic Console"/>
+          <w:b w:val="0"/>
+          <w:bCs w:val="0"/>
+          <w:i w:val="0"/>
+          <w:sz w:val="32"/>
+          <w:szCs w:val="32"/>
+          <w:highlight w:val="none"/>
+          <w:u w:val="none"/>
+          <w:lang w:val="es-ES" w:bidi="es-ES"/>
+        </w:rPr>
+      </w:pPr>
+      <w:r>
+        <w:rPr>
+          <w:rFonts w:ascii="Classic Console" w:hAnsi="Classic Console" w:eastAsia="Classic Console" w:cs="Classic Console"/>
+          <w:b w:val="0"/>
+          <w:bCs w:val="0"/>
+          <w:i w:val="0"/>
+          <w:iCs w:val="0"/>
+          <w:sz w:val="32"/>
+          <w:szCs w:val="32"/>
+          <w:highlight w:val="none"/>
+          <w:u w:val="none"/>
+          <w:lang w:val="es-ES" w:bidi="es-ES"/>
+        </w:rPr>
+        <w:t xml:space="preserve">00000000 | </w:t>
+      </w:r>
+      <w:r>
+        <w:rPr>
+          <w:rFonts w:ascii="Classic Console" w:hAnsi="Classic Console" w:eastAsia="Classic Console" w:cs="Classic Console"/>
+          <w:b w:val="0"/>
+          <w:bCs w:val="0"/>
+          <w:i w:val="0"/>
+          <w:iCs w:val="0"/>
+          <w:sz w:val="32"/>
+          <w:szCs w:val="32"/>
+          <w:highlight w:val="none"/>
+          <w:u w:val="none"/>
+          <w:lang w:val="es-ES" w:bidi="es-ES"/>
+        </w:rPr>
+        <w:t xml:space="preserve">00000000</w:t>
+      </w:r>
+      <w:r>
+        <w:rPr>
+          <w:rFonts w:ascii="Classic Console" w:hAnsi="Classic Console" w:eastAsia="Classic Console" w:cs="Classic Console"/>
+          <w:b w:val="0"/>
+          <w:bCs w:val="0"/>
+          <w:i w:val="0"/>
+          <w:iCs w:val="0"/>
+          <w:sz w:val="32"/>
+          <w:szCs w:val="32"/>
+          <w:highlight w:val="none"/>
+          <w:u w:val="none"/>
+          <w:lang w:val="es-ES" w:bidi="es-ES"/>
+        </w:rPr>
+        <w:t xml:space="preserve"> </w:t>
+      </w:r>
+      <w:r>
+        <w:rPr>
+          <w:rFonts w:ascii="Classic Console" w:hAnsi="Classic Console" w:cs="Classic Console"/>
+          <w:b w:val="0"/>
+          <w:bCs w:val="0"/>
+          <w:i w:val="0"/>
+          <w:sz w:val="32"/>
+          <w:szCs w:val="32"/>
+          <w:highlight w:val="none"/>
+          <w:u w:val="none"/>
+        </w:rPr>
+      </w:r>
+    </w:p>
+    <w:p>
+      <w:pPr>
+        <w:suppressLineNumbers w:val="false"/>
+        <w:pBdr>
+          <w:top w:val="single" w:color="000000" w:sz="4" w:space="0"/>
+          <w:left w:val="single" w:color="000000" w:sz="4" w:space="0"/>
+          <w:bottom w:val="single" w:color="000000" w:sz="4" w:space="0"/>
+          <w:right w:val="single" w:color="000000" w:sz="4" w:space="0"/>
+          <w:between w:val="none" w:color="000000" w:sz="4" w:space="0"/>
+        </w:pBdr>
+        <w:spacing/>
+        <w:ind/>
+        <w:jc w:val="center"/>
+        <w:rPr>
+          <w:rFonts w:ascii="Classic Console" w:hAnsi="Classic Console" w:cs="Classic Console"/>
+          <w:b w:val="0"/>
+          <w:bCs w:val="0"/>
+          <w:i w:val="0"/>
+          <w:sz w:val="32"/>
+          <w:szCs w:val="32"/>
+          <w:highlight w:val="none"/>
+          <w:u w:val="none"/>
+        </w:rPr>
+      </w:pPr>
+      <w:r>
+        <w:rPr>
+          <w:rFonts w:ascii="Classic Console" w:hAnsi="Classic Console" w:eastAsia="Classic Console" w:cs="Classic Console"/>
+          <w:b w:val="0"/>
+          <w:bCs w:val="0"/>
+          <w:i w:val="0"/>
+          <w:iCs w:val="0"/>
+          <w:sz w:val="32"/>
+          <w:szCs w:val="32"/>
+          <w:highlight w:val="none"/>
+          <w:u w:val="none"/>
+          <w:lang w:val="es-ES" w:bidi="es-ES"/>
+        </w:rPr>
+        <w:t xml:space="preserve">8 columnas  8 columnas</w:t>
+      </w:r>
+      <w:r>
+        <w:rPr>
+          <w:rFonts w:ascii="Classic Console" w:hAnsi="Classic Console" w:eastAsia="Classic Console" w:cs="Classic Console"/>
+          <w:b w:val="0"/>
+          <w:bCs w:val="0"/>
+          <w:i w:val="0"/>
+          <w:iCs w:val="0"/>
+          <w:sz w:val="32"/>
+          <w:szCs w:val="32"/>
+          <w:highlight w:val="none"/>
+          <w:u w:val="none"/>
+          <w:lang w:val="es-ES" w:bidi="es-ES"/>
+        </w:rPr>
+      </w:r>
+      <w:r>
+        <w:rPr>
+          <w:rFonts w:ascii="Classic Console" w:hAnsi="Classic Console" w:eastAsia="Classic Console" w:cs="Classic Console"/>
+          <w:b w:val="0"/>
+          <w:bCs w:val="0"/>
+          <w:i w:val="0"/>
+          <w:iCs w:val="0"/>
+          <w:sz w:val="32"/>
+          <w:szCs w:val="32"/>
+          <w:highlight w:val="none"/>
+          <w:u w:val="none"/>
+          <w:lang w:val="es-ES" w:bidi="es-ES"/>
+        </w:rPr>
+      </w:r>
+    </w:p>
+    <w:p>
+      <w:pPr>
+        <w:pBdr/>
+        <w:spacing/>
+        <w:ind/>
+        <w:jc w:val="center"/>
+        <w:rPr>
+          <w:rFonts w:ascii="Times New Roman" w:hAnsi="Times New Roman" w:cs="Times New Roman"/>
+          <w:b w:val="0"/>
+          <w:bCs w:val="0"/>
+          <w:i w:val="0"/>
+          <w:sz w:val="22"/>
+          <w:szCs w:val="22"/>
+          <w:highlight w:val="none"/>
+          <w:u w:val="none"/>
+          <w:lang w:val="es-ES" w:bidi="es-ES"/>
+        </w:rPr>
+      </w:pPr>
+      <w:r>
+        <w:rPr>
+          <w:rFonts w:ascii="Times New Roman" w:hAnsi="Times New Roman" w:cs="Times New Roman"/>
+          <w:b w:val="0"/>
+          <w:bCs w:val="0"/>
+          <w:i w:val="0"/>
+          <w:iCs w:val="0"/>
+          <w:sz w:val="22"/>
+          <w:szCs w:val="22"/>
+          <w:highlight w:val="none"/>
+          <w:u w:val="none"/>
+          <w:lang w:val="es-ES" w:bidi="es-ES"/>
+        </w:rPr>
+        <w:t xml:space="preserve">Sabiendo como se organiza mi tablero entonces debemos saber en que byte(columna entre byte</w:t>
+      </w:r>
+      <w:r>
+        <w:rPr>
+          <w:rFonts w:ascii="Times New Roman" w:hAnsi="Times New Roman" w:cs="Times New Roman"/>
+          <w:b w:val="0"/>
+          <w:bCs w:val="0"/>
+          <w:i w:val="0"/>
+          <w:iCs w:val="0"/>
+          <w:sz w:val="22"/>
+          <w:szCs w:val="22"/>
+          <w:highlight w:val="none"/>
+          <w:u w:val="none"/>
+          <w:lang w:val="es-ES" w:bidi="es-ES"/>
+        </w:rPr>
+        <w:t xml:space="preserve">) est</w:t>
+      </w:r>
+      <w:r>
+        <w:rPr>
+          <w:rFonts w:ascii="Times New Roman" w:hAnsi="Times New Roman" w:cs="Times New Roman"/>
+          <w:b w:val="0"/>
+          <w:bCs w:val="0"/>
+          <w:i w:val="0"/>
+          <w:iCs w:val="0"/>
+          <w:sz w:val="22"/>
+          <w:szCs w:val="22"/>
+          <w:highlight w:val="none"/>
+          <w:u w:val="none"/>
+          <w:lang w:val="es-ES" w:bidi="es-ES"/>
+        </w:rPr>
+        <w:t xml:space="preserve">á ubicado mi tetrimino y eso lo hacemos con</w:t>
+      </w:r>
+      <w:r>
+        <w:rPr>
+          <w:rFonts w:ascii="Times New Roman" w:hAnsi="Times New Roman" w:cs="Times New Roman"/>
+          <w:b w:val="0"/>
+          <w:bCs w:val="0"/>
+          <w:i w:val="0"/>
+          <w:sz w:val="22"/>
+          <w:szCs w:val="22"/>
+          <w:highlight w:val="none"/>
+          <w:u w:val="none"/>
+          <w:lang w:val="es-ES" w:bidi="es-ES"/>
+        </w:rPr>
+      </w:r>
+    </w:p>
+    <w:p>
+      <w:pPr>
+        <w:suppressLineNumbers w:val="false"/>
+        <w:pBdr>
+          <w:top w:val="single" w:color="000000" w:sz="4" w:space="0"/>
+          <w:left w:val="single" w:color="000000" w:sz="4" w:space="0"/>
+          <w:bottom w:val="single" w:color="000000" w:sz="4" w:space="0"/>
+          <w:right w:val="single" w:color="000000" w:sz="4" w:space="0"/>
+          <w:between w:val="none" w:color="000000" w:sz="4" w:space="0"/>
+        </w:pBdr>
+        <w:spacing/>
+        <w:ind/>
+        <w:jc w:val="center"/>
+        <w:rPr>
+          <w:rFonts w:ascii="Times New Roman" w:hAnsi="Times New Roman" w:cs="Times New Roman"/>
+          <w:b w:val="0"/>
+          <w:bCs w:val="0"/>
+          <w:i w:val="0"/>
+          <w:sz w:val="22"/>
+          <w:szCs w:val="22"/>
+          <w:highlight w:val="none"/>
+          <w:u w:val="none"/>
+        </w:rPr>
+      </w:pPr>
+      <w:r>
+        <w:rPr>
+          <w:rFonts w:ascii="Times New Roman" w:hAnsi="Times New Roman" w:cs="Times New Roman"/>
+          <w:b w:val="0"/>
+          <w:bCs w:val="0"/>
+          <w:i w:val="0"/>
+          <w:iCs w:val="0"/>
+          <w:sz w:val="22"/>
+          <w:szCs w:val="22"/>
+          <w:highlight w:val="none"/>
+          <w:u w:val="none"/>
+          <w:lang w:val="es-ES" w:bidi="es-ES"/>
+        </w:rPr>
+      </w:r>
+      <w:r>
+        <w:rPr>
+          <w:rFonts w:ascii="Classic Console" w:hAnsi="Classic Console" w:eastAsia="Classic Console" w:cs="Classic Console"/>
+          <w:sz w:val="32"/>
+          <w:szCs w:val="32"/>
+        </w:rPr>
+        <w:t xml:space="preserve">int byte = columna / 8;</w:t>
+      </w:r>
+      <w:r>
+        <w:rPr>
+          <w:rFonts w:ascii="Times New Roman" w:hAnsi="Times New Roman" w:cs="Times New Roman"/>
+          <w:b w:val="0"/>
+          <w:bCs w:val="0"/>
+          <w:i w:val="0"/>
+          <w:iCs w:val="0"/>
+          <w:sz w:val="22"/>
+          <w:szCs w:val="22"/>
+          <w:highlight w:val="none"/>
+          <w:u w:val="none"/>
+          <w:lang w:val="es-ES" w:bidi="es-ES"/>
+        </w:rPr>
+      </w:r>
+      <w:r>
+        <w:rPr>
+          <w:rFonts w:ascii="Times New Roman" w:hAnsi="Times New Roman" w:cs="Times New Roman"/>
+          <w:b w:val="0"/>
+          <w:bCs w:val="0"/>
+          <w:i w:val="0"/>
+          <w:iCs w:val="0"/>
+          <w:sz w:val="22"/>
+          <w:szCs w:val="22"/>
+          <w:highlight w:val="none"/>
+          <w:u w:val="none"/>
+          <w:lang w:val="es-ES" w:bidi="es-ES"/>
+        </w:rPr>
+      </w:r>
+    </w:p>
+    <w:p>
+      <w:pPr>
+        <w:pBdr/>
+        <w:spacing/>
+        <w:ind/>
+        <w:jc w:val="center"/>
+        <w:rPr>
+          <w:rFonts w:ascii="Times New Roman" w:hAnsi="Times New Roman" w:cs="Times New Roman"/>
+          <w:b w:val="0"/>
+          <w:bCs w:val="0"/>
+          <w:i w:val="0"/>
+          <w:sz w:val="22"/>
+          <w:szCs w:val="22"/>
+          <w:highlight w:val="none"/>
+          <w:u w:val="none"/>
+          <w:lang w:val="es-ES" w:bidi="es-ES"/>
+        </w:rPr>
+      </w:pPr>
+      <w:r>
+        <w:rPr>
+          <w:rFonts w:ascii="Times New Roman" w:hAnsi="Times New Roman" w:cs="Times New Roman"/>
+          <w:b w:val="0"/>
+          <w:bCs w:val="0"/>
+          <w:i w:val="0"/>
+          <w:iCs w:val="0"/>
+          <w:sz w:val="22"/>
+          <w:szCs w:val="22"/>
+          <w:highlight w:val="none"/>
+          <w:u w:val="none"/>
+          <w:lang w:val="es-ES" w:bidi="es-ES"/>
+        </w:rPr>
+      </w:r>
+      <w:r>
+        <w:rPr>
+          <w:rFonts w:ascii="Times New Roman" w:hAnsi="Times New Roman" w:cs="Times New Roman"/>
+          <w:b w:val="0"/>
+          <w:bCs w:val="0"/>
+          <w:i w:val="0"/>
+          <w:iCs w:val="0"/>
+          <w:sz w:val="22"/>
+          <w:szCs w:val="22"/>
+          <w:highlight w:val="none"/>
+          <w:u w:val="none"/>
+          <w:lang w:val="es-ES" w:bidi="es-ES"/>
+        </w:rPr>
+        <w:t xml:space="preserve">Despues que sabemos en que byte est</w:t>
+      </w:r>
+      <w:r>
+        <w:rPr>
+          <w:rFonts w:ascii="Times New Roman" w:hAnsi="Times New Roman" w:cs="Times New Roman"/>
+          <w:b w:val="0"/>
+          <w:bCs w:val="0"/>
+          <w:i w:val="0"/>
+          <w:iCs w:val="0"/>
+          <w:sz w:val="22"/>
+          <w:szCs w:val="22"/>
+          <w:highlight w:val="none"/>
+          <w:u w:val="none"/>
+          <w:lang w:val="es-ES" w:bidi="es-ES"/>
+        </w:rPr>
+        <w:t xml:space="preserve">á debemos saber en que bits especifico est</w:t>
+      </w:r>
+      <w:r>
+        <w:rPr>
+          <w:rFonts w:ascii="Times New Roman" w:hAnsi="Times New Roman" w:cs="Times New Roman"/>
+          <w:b w:val="0"/>
+          <w:bCs w:val="0"/>
+          <w:i w:val="0"/>
+          <w:iCs w:val="0"/>
+          <w:sz w:val="22"/>
+          <w:szCs w:val="22"/>
+          <w:highlight w:val="none"/>
+          <w:u w:val="none"/>
+          <w:lang w:val="es-ES" w:bidi="es-ES"/>
+        </w:rPr>
+        <w:t xml:space="preserve">á y eso lo hacemos con una division modular muy facil que es</w:t>
+      </w:r>
+      <w:r>
+        <w:rPr>
+          <w:rFonts w:ascii="Times New Roman" w:hAnsi="Times New Roman" w:cs="Times New Roman"/>
+          <w:b w:val="0"/>
+          <w:bCs w:val="0"/>
+          <w:i w:val="0"/>
+          <w:sz w:val="22"/>
+          <w:szCs w:val="22"/>
+          <w:highlight w:val="none"/>
+          <w:u w:val="none"/>
+        </w:rPr>
+      </w:r>
+    </w:p>
+    <w:p>
+      <w:pPr>
+        <w:suppressLineNumbers w:val="false"/>
+        <w:pBdr>
+          <w:top w:val="single" w:color="000000" w:sz="4" w:space="0"/>
+          <w:left w:val="single" w:color="000000" w:sz="4" w:space="0"/>
+          <w:bottom w:val="single" w:color="000000" w:sz="4" w:space="0"/>
+          <w:right w:val="single" w:color="000000" w:sz="4" w:space="0"/>
+          <w:between w:val="none" w:color="000000" w:sz="4" w:space="0"/>
+        </w:pBdr>
+        <w:spacing/>
+        <w:ind/>
+        <w:jc w:val="center"/>
+        <w:rPr>
+          <w:rFonts w:ascii="Classic Console" w:hAnsi="Classic Console" w:eastAsia="Classic Console" w:cs="Classic Console"/>
+          <w:sz w:val="32"/>
+          <w:szCs w:val="32"/>
+          <w:highlight w:val="none"/>
+        </w:rPr>
+      </w:pPr>
+      <w:r>
+        <w:rPr>
+          <w:rFonts w:ascii="Times New Roman" w:hAnsi="Times New Roman" w:cs="Times New Roman"/>
+          <w:b w:val="0"/>
+          <w:bCs w:val="0"/>
+          <w:i w:val="0"/>
+          <w:iCs w:val="0"/>
+          <w:sz w:val="22"/>
+          <w:szCs w:val="22"/>
+          <w:highlight w:val="none"/>
+          <w:u w:val="none"/>
+          <w:lang w:val="es-ES" w:bidi="es-ES"/>
+        </w:rPr>
+      </w:r>
+      <w:r>
+        <w:rPr>
+          <w:rFonts w:ascii="Classic Console" w:hAnsi="Classic Console" w:eastAsia="Classic Console" w:cs="Classic Console"/>
+          <w:sz w:val="32"/>
+          <w:szCs w:val="32"/>
+        </w:rPr>
+        <w:t xml:space="preserve"> int bit = columna % 8;</w:t>
+      </w:r>
+      <w:r>
+        <w:rPr>
+          <w:rFonts w:ascii="Times New Roman" w:hAnsi="Times New Roman" w:cs="Times New Roman"/>
+          <w:b w:val="0"/>
+          <w:bCs w:val="0"/>
+          <w:i w:val="0"/>
+          <w:sz w:val="22"/>
+          <w:szCs w:val="22"/>
+          <w:highlight w:val="none"/>
+          <w:u w:val="none"/>
+        </w:rPr>
+      </w:r>
+    </w:p>
+    <w:p>
+      <w:pPr>
+        <w:suppressLineNumbers w:val="false"/>
+        <w:pBdr>
+          <w:top w:val="single" w:color="000000" w:sz="4" w:space="0"/>
+          <w:left w:val="single" w:color="000000" w:sz="4" w:space="0"/>
+          <w:bottom w:val="single" w:color="000000" w:sz="4" w:space="0"/>
+          <w:right w:val="single" w:color="000000" w:sz="4" w:space="0"/>
+          <w:between w:val="none" w:color="000000" w:sz="4" w:space="0"/>
+        </w:pBdr>
+        <w:spacing/>
+        <w:ind/>
+        <w:jc w:val="center"/>
+        <w:rPr>
+          <w:rFonts w:ascii="Times New Roman" w:hAnsi="Times New Roman" w:cs="Times New Roman"/>
+          <w:b w:val="0"/>
+          <w:bCs w:val="0"/>
+          <w:i w:val="0"/>
+          <w:sz w:val="22"/>
+          <w:szCs w:val="22"/>
+          <w:highlight w:val="none"/>
+          <w:u w:val="none"/>
+        </w:rPr>
+      </w:pPr>
+      <w:r>
+        <w:rPr>
+          <w:rFonts w:ascii="Classic Console" w:hAnsi="Classic Console" w:eastAsia="Classic Console" w:cs="Classic Console"/>
+          <w:sz w:val="32"/>
+          <w:szCs w:val="32"/>
+          <w:highlight w:val="none"/>
+        </w:rPr>
+      </w:r>
+      <w:r>
+        <w:rPr>
+          <w:rFonts w:ascii="Classic Console" w:hAnsi="Classic Console" w:eastAsia="Classic Console" w:cs="Classic Console"/>
+          <w:sz w:val="32"/>
+          <w:szCs w:val="32"/>
+          <w:highlight w:val="none"/>
+        </w:rPr>
+      </w:r>
+      <w:r>
+        <w:rPr>
+          <w:rFonts w:ascii="Classic Console" w:hAnsi="Classic Console" w:eastAsia="Classic Console" w:cs="Classic Console"/>
+          <w:sz w:val="32"/>
+          <w:szCs w:val="32"/>
+          <w:highlight w:val="none"/>
+        </w:rPr>
+      </w:r>
+    </w:p>
+    <w:p>
+      <w:pPr>
+        <w:pBdr/>
+        <w:spacing/>
+        <w:ind/>
+        <w:jc w:val="center"/>
+        <w:rPr>
+          <w:b w:val="0"/>
+          <w:bCs w:val="0"/>
+          <w:i w:val="0"/>
+        </w:rPr>
+      </w:pPr>
+      <w:r>
+        <w:rPr>
+          <w:rFonts w:ascii="Times New Roman" w:hAnsi="Times New Roman" w:cs="Times New Roman"/>
+          <w:b/>
+          <w:bCs/>
+          <w:i/>
+          <w:iCs/>
+          <w:sz w:val="22"/>
+          <w:szCs w:val="22"/>
+          <w:highlight w:val="none"/>
+          <w:u w:val="none"/>
+          <w:lang w:val="es-ES" w:bidi="es-ES"/>
+        </w:rPr>
+        <w:tab/>
+      </w:r>
+      <w:r>
+        <w:rPr>
+          <w:rFonts w:ascii="Times New Roman" w:hAnsi="Times New Roman" w:cs="Times New Roman"/>
+          <w:b w:val="0"/>
+          <w:bCs w:val="0"/>
+          <w:i w:val="0"/>
+          <w:iCs w:val="0"/>
+          <w:sz w:val="22"/>
+          <w:szCs w:val="22"/>
+          <w:highlight w:val="none"/>
+          <w:u w:val="none"/>
+          <w:lang w:val="es-ES" w:bidi="es-ES"/>
+        </w:rPr>
+        <w:t xml:space="preserve">Ahora seguimos con la forma en cómo trabajaremos nuestro bitwise.</w:t>
+      </w:r>
+      <w:r>
+        <w:rPr>
+          <w:b w:val="0"/>
+          <w:bCs w:val="0"/>
+          <w:i w:val="0"/>
+          <w:iCs w:val="0"/>
+        </w:rPr>
+      </w:r>
+      <w:r>
+        <w:rPr>
+          <w:rFonts w:ascii="Times New Roman" w:hAnsi="Times New Roman" w:cs="Times New Roman"/>
+          <w:b w:val="0"/>
+          <w:bCs w:val="0"/>
+          <w:i w:val="0"/>
+          <w:iCs w:val="0"/>
+          <w:sz w:val="22"/>
+          <w:szCs w:val="22"/>
+          <w:highlight w:val="none"/>
+          <w:u w:val="none"/>
+          <w:lang w:val="es-ES" w:bidi="es-ES"/>
+        </w:rPr>
+      </w:r>
+      <w:r>
+        <w:rPr>
+          <w:b w:val="0"/>
+          <w:bCs w:val="0"/>
+          <w:i w:val="0"/>
+          <w:iCs w:val="0"/>
+        </w:rPr>
+      </w:r>
+      <w:r>
+        <w:rPr>
+          <w:rFonts w:ascii="Times New Roman" w:hAnsi="Times New Roman" w:cs="Times New Roman"/>
+          <w:b w:val="0"/>
+          <w:bCs w:val="0"/>
+          <w:i w:val="0"/>
+          <w:iCs/>
+          <w:sz w:val="22"/>
+          <w:szCs w:val="22"/>
+          <w:highlight w:val="none"/>
+          <w:u w:val="none"/>
+        </w:rPr>
+      </w:r>
+    </w:p>
+    <w:p>
+      <w:pPr>
+        <w:pBdr/>
+        <w:spacing/>
+        <w:ind/>
+        <w:jc w:val="center"/>
+        <w:rPr>
+          <w:b w:val="0"/>
+          <w:bCs w:val="0"/>
+          <w:i w:val="0"/>
+        </w:rPr>
+      </w:pPr>
+      <w:r>
+        <w:rPr>
+          <w:rFonts w:ascii="Times New Roman" w:hAnsi="Times New Roman" w:cs="Times New Roman"/>
+          <w:b w:val="0"/>
+          <w:bCs w:val="0"/>
+          <w:i w:val="0"/>
+          <w:iCs w:val="0"/>
+          <w:sz w:val="22"/>
+          <w:szCs w:val="22"/>
+          <w:highlight w:val="none"/>
+          <w:u w:val="none"/>
+          <w:lang w:val="es-ES" w:bidi="es-ES"/>
+        </w:rPr>
+        <w:t xml:space="preserve">La idea principal de nosotros es encender bits, ya que en las columnas de bits todos están apagados. Entonces, lo que debemos hacer es eso, pero sin interrumpir los demás, es decir, únicamente hacerlo en nuestro espacio del tetrominó.</w:t>
+      </w:r>
+      <w:r>
+        <w:rPr>
+          <w:b w:val="0"/>
+          <w:bCs w:val="0"/>
+          <w:i w:val="0"/>
+          <w:iCs w:val="0"/>
+        </w:rPr>
+      </w:r>
+      <w:r>
+        <w:rPr>
+          <w:rFonts w:ascii="Times New Roman" w:hAnsi="Times New Roman" w:cs="Times New Roman"/>
+          <w:b w:val="0"/>
+          <w:bCs w:val="0"/>
+          <w:i w:val="0"/>
+          <w:iCs w:val="0"/>
+          <w:sz w:val="22"/>
+          <w:szCs w:val="22"/>
+          <w:highlight w:val="none"/>
+          <w:u w:val="none"/>
+          <w:lang w:val="es-ES" w:bidi="es-ES"/>
+        </w:rPr>
+      </w:r>
+      <w:r>
+        <w:rPr>
+          <w:b w:val="0"/>
+          <w:bCs w:val="0"/>
+          <w:i w:val="0"/>
+          <w:iCs w:val="0"/>
+        </w:rPr>
+      </w:r>
+      <w:r>
+        <w:rPr>
+          <w:rFonts w:ascii="Times New Roman" w:hAnsi="Times New Roman" w:cs="Times New Roman"/>
+          <w:b w:val="0"/>
+          <w:bCs w:val="0"/>
+          <w:i w:val="0"/>
+          <w:iCs/>
+          <w:sz w:val="22"/>
+          <w:szCs w:val="22"/>
+          <w:highlight w:val="none"/>
+          <w:u w:val="none"/>
+        </w:rPr>
+      </w:r>
+    </w:p>
+    <w:p>
+      <w:pPr>
+        <w:pBdr/>
+        <w:spacing/>
+        <w:ind/>
+        <w:jc w:val="center"/>
+        <w:rPr>
+          <w:rFonts w:ascii="Times New Roman" w:hAnsi="Times New Roman" w:cs="Times New Roman"/>
+          <w:b w:val="0"/>
+          <w:bCs w:val="0"/>
+          <w:i w:val="0"/>
+          <w:sz w:val="22"/>
+          <w:szCs w:val="22"/>
+          <w:highlight w:val="none"/>
+          <w:u w:val="none"/>
+        </w:rPr>
+      </w:pPr>
+      <w:r>
+        <w:rPr>
+          <w:rFonts w:ascii="Times New Roman" w:hAnsi="Times New Roman" w:cs="Times New Roman"/>
+          <w:b w:val="0"/>
+          <w:bCs w:val="0"/>
+          <w:i w:val="0"/>
+          <w:iCs w:val="0"/>
+          <w:sz w:val="22"/>
+          <w:szCs w:val="22"/>
+          <w:highlight w:val="none"/>
+          <w:u w:val="none"/>
+          <w:lang w:val="es-ES" w:bidi="es-ES"/>
+        </w:rPr>
+        <w:t xml:space="preserve">Sabemos que, por ejemplo, una fila tiene la siguiente forma:</w:t>
+      </w:r>
+      <w:r>
+        <w:rPr>
+          <w:rFonts w:ascii="Times New Roman" w:hAnsi="Times New Roman" w:cs="Times New Roman"/>
+          <w:b w:val="0"/>
+          <w:bCs w:val="0"/>
+          <w:i w:val="0"/>
+          <w:iCs w:val="0"/>
+          <w:sz w:val="22"/>
+          <w:szCs w:val="22"/>
+          <w:highlight w:val="none"/>
+          <w:u w:val="none"/>
+          <w:lang w:val="es-ES" w:bidi="es-ES"/>
+        </w:rPr>
+      </w:r>
+      <w:r>
+        <w:rPr>
+          <w:b w:val="0"/>
+          <w:bCs w:val="0"/>
+          <w:i w:val="0"/>
+          <w:iCs w:val="0"/>
+        </w:rPr>
+      </w:r>
+    </w:p>
+    <w:p>
+      <w:pPr>
+        <w:suppressLineNumbers w:val="false"/>
+        <w:pBdr>
+          <w:top w:val="single" w:color="000000" w:sz="4" w:space="0"/>
+          <w:left w:val="single" w:color="000000" w:sz="4" w:space="0"/>
+          <w:bottom w:val="single" w:color="000000" w:sz="4" w:space="0"/>
+          <w:right w:val="single" w:color="000000" w:sz="4" w:space="0"/>
+          <w:between w:val="none" w:color="000000" w:sz="4" w:space="0"/>
+        </w:pBdr>
+        <w:spacing/>
+        <w:ind/>
+        <w:jc w:val="center"/>
+        <w:rPr>
+          <w:rFonts w:ascii="Classic Console" w:hAnsi="Classic Console" w:cs="Classic Console"/>
+          <w:b w:val="0"/>
+          <w:bCs w:val="0"/>
+          <w:i w:val="0"/>
+          <w:sz w:val="32"/>
+          <w:szCs w:val="32"/>
+          <w:highlight w:val="none"/>
+          <w:u w:val="none"/>
+        </w:rPr>
+      </w:pPr>
+      <w:r>
+        <w:rPr>
+          <w:rFonts w:ascii="Classic Console" w:hAnsi="Classic Console" w:eastAsia="Classic Console" w:cs="Classic Console"/>
+          <w:b w:val="0"/>
+          <w:bCs w:val="0"/>
+          <w:i w:val="0"/>
+          <w:iCs w:val="0"/>
+          <w:sz w:val="32"/>
+          <w:szCs w:val="32"/>
+          <w:highlight w:val="none"/>
+          <w:u w:val="none"/>
+          <w:lang w:val="es-ES" w:bidi="es-ES"/>
+        </w:rPr>
+        <w:t xml:space="preserve">00000000</w:t>
+      </w:r>
+      <w:r>
+        <w:rPr>
+          <w:rFonts w:ascii="Classic Console" w:hAnsi="Classic Console" w:eastAsia="Classic Console" w:cs="Classic Console"/>
+          <w:b w:val="0"/>
+          <w:bCs w:val="0"/>
+          <w:i w:val="0"/>
+          <w:sz w:val="32"/>
+          <w:szCs w:val="32"/>
+          <w:highlight w:val="none"/>
+          <w:u w:val="none"/>
+          <w:lang w:val="es-ES" w:bidi="es-ES"/>
+        </w:rPr>
+      </w:r>
+    </w:p>
+    <w:p>
+      <w:pPr>
+        <w:pBdr/>
+        <w:spacing/>
+        <w:ind/>
+        <w:jc w:val="center"/>
+        <w:rPr>
+          <w:rFonts w:ascii="Times New Roman" w:hAnsi="Times New Roman" w:cs="Times New Roman"/>
+          <w:b w:val="0"/>
+          <w:bCs w:val="0"/>
+          <w:i w:val="0"/>
+          <w:sz w:val="22"/>
+          <w:szCs w:val="22"/>
+          <w:highlight w:val="none"/>
+          <w:u w:val="none"/>
+          <w:lang w:val="es-ES" w:bidi="es-ES"/>
+        </w:rPr>
+      </w:pPr>
+      <w:r>
+        <w:rPr>
+          <w:rFonts w:ascii="Times New Roman" w:hAnsi="Times New Roman" w:cs="Times New Roman"/>
+          <w:b w:val="0"/>
+          <w:bCs w:val="0"/>
+          <w:i w:val="0"/>
+          <w:iCs w:val="0"/>
+          <w:sz w:val="22"/>
+          <w:szCs w:val="22"/>
+          <w:highlight w:val="none"/>
+          <w:u w:val="none"/>
+          <w:lang w:val="es-ES" w:bidi="es-ES"/>
+        </w:rPr>
+        <w:t xml:space="preserve">Y queremos activar el bit numero 4, lo que haremos ser</w:t>
+      </w:r>
+      <w:r>
+        <w:rPr>
+          <w:rFonts w:ascii="Times New Roman" w:hAnsi="Times New Roman" w:cs="Times New Roman"/>
+          <w:b w:val="0"/>
+          <w:bCs w:val="0"/>
+          <w:i w:val="0"/>
+          <w:iCs w:val="0"/>
+          <w:sz w:val="22"/>
+          <w:szCs w:val="22"/>
+          <w:highlight w:val="none"/>
+          <w:u w:val="none"/>
+          <w:lang w:val="es-ES" w:bidi="es-ES"/>
+        </w:rPr>
+        <w:t xml:space="preserve">á lo siguiente</w:t>
+      </w:r>
+      <w:r>
+        <w:rPr>
+          <w:rFonts w:ascii="Times New Roman" w:hAnsi="Times New Roman" w:cs="Times New Roman"/>
+          <w:b w:val="0"/>
+          <w:bCs w:val="0"/>
+          <w:i w:val="0"/>
+          <w:sz w:val="22"/>
+          <w:szCs w:val="22"/>
+          <w:highlight w:val="none"/>
+          <w:u w:val="none"/>
+          <w:lang w:val="es-ES" w:bidi="es-ES"/>
+        </w:rPr>
+      </w:r>
+    </w:p>
+    <w:p>
+      <w:pPr>
+        <w:pBdr/>
+        <w:spacing/>
+        <w:ind/>
+        <w:jc w:val="center"/>
+        <w:rPr>
+          <w:rFonts w:ascii="Times New Roman" w:hAnsi="Times New Roman" w:cs="Times New Roman"/>
+          <w:b w:val="0"/>
+          <w:bCs w:val="0"/>
+          <w:i w:val="0"/>
+          <w:sz w:val="22"/>
+          <w:szCs w:val="22"/>
+          <w:highlight w:val="none"/>
+          <w:u w:val="none"/>
+          <w:lang w:val="es-ES" w:bidi="es-ES"/>
+        </w:rPr>
+      </w:pPr>
+      <w:r>
+        <w:rPr>
+          <w:rFonts w:ascii="Times New Roman" w:hAnsi="Times New Roman" w:cs="Times New Roman"/>
+          <w:b w:val="0"/>
+          <w:bCs w:val="0"/>
+          <w:i w:val="0"/>
+          <w:iCs w:val="0"/>
+          <w:sz w:val="22"/>
+          <w:szCs w:val="22"/>
+          <w:highlight w:val="none"/>
+          <w:u w:val="none"/>
+          <w:lang w:val="es-ES" w:bidi="es-ES"/>
+        </w:rPr>
+        <w:t xml:space="preserve">Tomamos un numero con un bit activo ejemplo 1</w:t>
+      </w:r>
+      <w:r>
+        <w:rPr>
+          <w:rFonts w:ascii="Times New Roman" w:hAnsi="Times New Roman" w:cs="Times New Roman"/>
+          <w:b w:val="0"/>
+          <w:bCs w:val="0"/>
+          <w:i w:val="0"/>
+          <w:sz w:val="22"/>
+          <w:szCs w:val="22"/>
+          <w:highlight w:val="none"/>
+          <w:u w:val="none"/>
+          <w:lang w:val="es-ES" w:bidi="es-ES"/>
+        </w:rPr>
+      </w:r>
+    </w:p>
+    <w:p>
+      <w:pPr>
+        <w:suppressLineNumbers w:val="false"/>
+        <w:pBdr>
+          <w:top w:val="single" w:color="000000" w:sz="4" w:space="0"/>
+          <w:left w:val="single" w:color="000000" w:sz="4" w:space="0"/>
+          <w:bottom w:val="single" w:color="000000" w:sz="4" w:space="0"/>
+          <w:right w:val="single" w:color="000000" w:sz="4" w:space="0"/>
+          <w:between w:val="none" w:color="000000" w:sz="4" w:space="0"/>
+        </w:pBdr>
+        <w:spacing/>
+        <w:ind/>
+        <w:jc w:val="center"/>
+        <w:rPr>
+          <w:rFonts w:ascii="Classic Console" w:hAnsi="Classic Console" w:cs="Classic Console"/>
+          <w:b w:val="0"/>
+          <w:bCs w:val="0"/>
+          <w:i w:val="0"/>
+          <w:sz w:val="32"/>
+          <w:szCs w:val="32"/>
+          <w:highlight w:val="none"/>
+          <w:u w:val="none"/>
+        </w:rPr>
+      </w:pPr>
+      <w:r>
+        <w:rPr>
+          <w:rFonts w:ascii="Classic Console" w:hAnsi="Classic Console" w:eastAsia="Classic Console" w:cs="Classic Console"/>
+          <w:b w:val="0"/>
+          <w:bCs w:val="0"/>
+          <w:i w:val="0"/>
+          <w:iCs w:val="0"/>
+          <w:sz w:val="32"/>
+          <w:szCs w:val="32"/>
+          <w:highlight w:val="none"/>
+          <w:u w:val="none"/>
+          <w:lang w:val="es-ES" w:bidi="es-ES"/>
+        </w:rPr>
+        <w:t xml:space="preserve">1 = 00000001</w:t>
+      </w:r>
+      <w:r>
+        <w:rPr>
+          <w:rFonts w:ascii="Classic Console" w:hAnsi="Classic Console" w:eastAsia="Classic Console" w:cs="Classic Console"/>
+          <w:b w:val="0"/>
+          <w:bCs w:val="0"/>
+          <w:i w:val="0"/>
+          <w:sz w:val="32"/>
+          <w:szCs w:val="32"/>
+          <w:highlight w:val="none"/>
+          <w:u w:val="none"/>
+          <w:lang w:val="es-ES" w:bidi="es-ES"/>
+        </w:rPr>
+      </w:r>
+    </w:p>
+    <w:p>
+      <w:pPr>
+        <w:pBdr/>
+        <w:spacing/>
+        <w:ind/>
+        <w:jc w:val="center"/>
+        <w:rPr>
+          <w:rFonts w:ascii="Times New Roman" w:hAnsi="Times New Roman" w:cs="Times New Roman"/>
+          <w:b w:val="0"/>
+          <w:bCs w:val="0"/>
+          <w:i w:val="0"/>
+          <w:sz w:val="22"/>
+          <w:szCs w:val="22"/>
+          <w:highlight w:val="none"/>
+          <w:u w:val="none"/>
+          <w:lang w:val="es-ES" w:bidi="es-ES"/>
+        </w:rPr>
+      </w:pPr>
+      <w:r>
+        <w:rPr>
+          <w:rFonts w:ascii="Times New Roman" w:hAnsi="Times New Roman" w:cs="Times New Roman"/>
+          <w:b w:val="0"/>
+          <w:bCs w:val="0"/>
+          <w:i w:val="0"/>
+          <w:iCs w:val="0"/>
+          <w:sz w:val="22"/>
+          <w:szCs w:val="22"/>
+          <w:highlight w:val="none"/>
+          <w:u w:val="none"/>
+          <w:lang w:val="es-ES" w:bidi="es-ES"/>
+        </w:rPr>
+        <w:t xml:space="preserve">Y lo que hacemos es pasar ese a la posicion 4 mediante shift asi</w:t>
+      </w:r>
+      <w:r>
+        <w:rPr>
+          <w:rFonts w:ascii="Times New Roman" w:hAnsi="Times New Roman" w:cs="Times New Roman"/>
+          <w:b w:val="0"/>
+          <w:bCs w:val="0"/>
+          <w:i w:val="0"/>
+          <w:sz w:val="22"/>
+          <w:szCs w:val="22"/>
+          <w:highlight w:val="none"/>
+          <w:u w:val="none"/>
+          <w:lang w:val="es-ES" w:bidi="es-ES"/>
+        </w:rPr>
+      </w:r>
+    </w:p>
+    <w:p>
+      <w:pPr>
+        <w:suppressLineNumbers w:val="false"/>
+        <w:pBdr>
+          <w:top w:val="single" w:color="000000" w:sz="4" w:space="0"/>
+          <w:left w:val="single" w:color="000000" w:sz="4" w:space="0"/>
+          <w:bottom w:val="single" w:color="000000" w:sz="4" w:space="0"/>
+          <w:right w:val="single" w:color="000000" w:sz="4" w:space="0"/>
+          <w:between w:val="none" w:color="000000" w:sz="4" w:space="0"/>
+        </w:pBdr>
+        <w:spacing/>
+        <w:ind/>
+        <w:jc w:val="center"/>
+        <w:rPr>
+          <w:rFonts w:ascii="Classic Console" w:hAnsi="Classic Console" w:cs="Classic Console"/>
+          <w:b w:val="0"/>
+          <w:bCs w:val="0"/>
+          <w:i w:val="0"/>
+          <w:sz w:val="36"/>
+          <w:szCs w:val="36"/>
+          <w:highlight w:val="none"/>
+          <w:u w:val="none"/>
+        </w:rPr>
+      </w:pPr>
+      <w:r>
+        <w:rPr>
+          <w:rFonts w:ascii="Classic Console" w:hAnsi="Classic Console" w:eastAsia="Classic Console" w:cs="Classic Console"/>
+          <w:b w:val="0"/>
+          <w:bCs w:val="0"/>
+          <w:i w:val="0"/>
+          <w:iCs w:val="0"/>
+          <w:sz w:val="36"/>
+          <w:szCs w:val="36"/>
+          <w:highlight w:val="none"/>
+          <w:u w:val="none"/>
+          <w:lang w:val="es-ES" w:bidi="es-ES"/>
+        </w:rPr>
+        <w:t xml:space="preserve">1 &lt;&lt;</w:t>
+      </w:r>
+      <w:r>
+        <w:rPr>
+          <w:rFonts w:ascii="Classic Console" w:hAnsi="Classic Console" w:eastAsia="Classic Console" w:cs="Classic Console"/>
+          <w:b w:val="0"/>
+          <w:bCs w:val="0"/>
+          <w:i w:val="0"/>
+          <w:iCs w:val="0"/>
+          <w:sz w:val="36"/>
+          <w:szCs w:val="36"/>
+          <w:highlight w:val="none"/>
+          <w:u w:val="none"/>
+          <w:lang w:val="es-ES" w:bidi="es-ES"/>
+        </w:rPr>
+        <w:t xml:space="preserve"> </w:t>
+      </w:r>
+      <w:r>
+        <w:rPr>
+          <w:rFonts w:ascii="Classic Console" w:hAnsi="Classic Console" w:eastAsia="Classic Console" w:cs="Classic Console"/>
+          <w:b w:val="0"/>
+          <w:bCs w:val="0"/>
+          <w:i w:val="0"/>
+          <w:iCs w:val="0"/>
+          <w:sz w:val="36"/>
+          <w:szCs w:val="36"/>
+          <w:highlight w:val="none"/>
+          <w:u w:val="none"/>
+          <w:lang w:val="es-ES" w:bidi="es-ES"/>
+        </w:rPr>
+        <w:t xml:space="preserve">(4-3)</w:t>
+      </w:r>
+      <w:r>
+        <w:rPr>
+          <w:rFonts w:ascii="Classic Console" w:hAnsi="Classic Console" w:eastAsia="Classic Console" w:cs="Classic Console"/>
+          <w:b w:val="0"/>
+          <w:bCs w:val="0"/>
+          <w:i w:val="0"/>
+          <w:sz w:val="36"/>
+          <w:szCs w:val="36"/>
+          <w:highlight w:val="none"/>
+          <w:u w:val="none"/>
+          <w:lang w:val="es-ES" w:bidi="es-ES"/>
+        </w:rPr>
+      </w:r>
+    </w:p>
+    <w:p>
+      <w:pPr>
+        <w:pBdr/>
+        <w:spacing/>
+        <w:ind/>
+        <w:jc w:val="center"/>
+        <w:rPr>
+          <w:rFonts w:ascii="Times New Roman" w:hAnsi="Times New Roman" w:cs="Times New Roman"/>
+          <w:b w:val="0"/>
+          <w:bCs w:val="0"/>
+          <w:i w:val="0"/>
+          <w:sz w:val="22"/>
+          <w:szCs w:val="22"/>
+          <w:highlight w:val="none"/>
+          <w:u w:val="none"/>
+          <w:lang w:val="es-ES" w:bidi="es-ES"/>
+        </w:rPr>
+      </w:pPr>
+      <w:r>
+        <w:rPr>
+          <w:rFonts w:ascii="Times New Roman" w:hAnsi="Times New Roman" w:cs="Times New Roman"/>
+          <w:b w:val="0"/>
+          <w:bCs w:val="0"/>
+          <w:i w:val="0"/>
+          <w:iCs w:val="0"/>
+          <w:sz w:val="22"/>
+          <w:szCs w:val="22"/>
+          <w:highlight w:val="none"/>
+          <w:u w:val="none"/>
+          <w:lang w:val="es-ES" w:bidi="es-ES"/>
+        </w:rPr>
+        <w:t xml:space="preserve">Y lo que me hara ser</w:t>
+      </w:r>
+      <w:r>
+        <w:rPr>
+          <w:rFonts w:ascii="Times New Roman" w:hAnsi="Times New Roman" w:cs="Times New Roman"/>
+          <w:b w:val="0"/>
+          <w:bCs w:val="0"/>
+          <w:i w:val="0"/>
+          <w:iCs w:val="0"/>
+          <w:sz w:val="22"/>
+          <w:szCs w:val="22"/>
+          <w:highlight w:val="none"/>
+          <w:u w:val="none"/>
+          <w:lang w:val="es-ES" w:bidi="es-ES"/>
+        </w:rPr>
+        <w:t xml:space="preserve">á</w:t>
+      </w:r>
+      <w:r>
+        <w:rPr>
+          <w:rFonts w:ascii="Times New Roman" w:hAnsi="Times New Roman" w:cs="Times New Roman"/>
+          <w:b w:val="0"/>
+          <w:bCs w:val="0"/>
+          <w:i w:val="0"/>
+          <w:sz w:val="22"/>
+          <w:szCs w:val="22"/>
+          <w:highlight w:val="none"/>
+          <w:u w:val="none"/>
+          <w:lang w:val="es-ES" w:bidi="es-ES"/>
+        </w:rPr>
+      </w:r>
+    </w:p>
+    <w:p>
+      <w:pPr>
+        <w:suppressLineNumbers w:val="false"/>
+        <w:pBdr>
+          <w:top w:val="single" w:color="000000" w:sz="4" w:space="0"/>
+          <w:left w:val="single" w:color="000000" w:sz="4" w:space="0"/>
+          <w:bottom w:val="single" w:color="000000" w:sz="4" w:space="0"/>
+          <w:right w:val="single" w:color="000000" w:sz="4" w:space="0"/>
+          <w:between w:val="none" w:color="000000" w:sz="4" w:space="0"/>
+        </w:pBdr>
+        <w:spacing/>
+        <w:ind/>
+        <w:jc w:val="center"/>
+        <w:rPr>
+          <w:rFonts w:ascii="Classic Console" w:hAnsi="Classic Console" w:cs="Classic Console"/>
+          <w:b w:val="0"/>
+          <w:bCs w:val="0"/>
+          <w:i w:val="0"/>
+          <w:sz w:val="36"/>
+          <w:szCs w:val="36"/>
+          <w:highlight w:val="none"/>
+          <w:u w:val="none"/>
+        </w:rPr>
+      </w:pPr>
+      <w:r>
+        <w:rPr>
+          <w:rFonts w:ascii="Classic Console" w:hAnsi="Classic Console" w:eastAsia="Classic Console" w:cs="Classic Console"/>
+          <w:b w:val="0"/>
+          <w:bCs w:val="0"/>
+          <w:i w:val="0"/>
+          <w:iCs w:val="0"/>
+          <w:sz w:val="36"/>
+          <w:szCs w:val="36"/>
+          <w:highlight w:val="none"/>
+          <w:u w:val="none"/>
+          <w:lang w:val="es-ES" w:bidi="es-ES"/>
+        </w:rPr>
+        <w:t xml:space="preserve">00001000</w:t>
+      </w:r>
+      <w:r>
+        <w:rPr>
+          <w:rFonts w:ascii="Classic Console" w:hAnsi="Classic Console" w:eastAsia="Classic Console" w:cs="Classic Console"/>
+          <w:b w:val="0"/>
+          <w:bCs w:val="0"/>
+          <w:i w:val="0"/>
+          <w:iCs w:val="0"/>
+          <w:sz w:val="36"/>
+          <w:szCs w:val="36"/>
+          <w:highlight w:val="none"/>
+          <w:u w:val="none"/>
+          <w:lang w:val="es-ES" w:bidi="es-ES"/>
+        </w:rPr>
+      </w:r>
+    </w:p>
+    <w:p>
+      <w:pPr>
+        <w:pBdr/>
+        <w:spacing/>
+        <w:ind/>
+        <w:jc w:val="center"/>
+        <w:rPr>
+          <w:rFonts w:ascii="Times New Roman" w:hAnsi="Times New Roman" w:cs="Times New Roman"/>
+          <w:b w:val="0"/>
+          <w:bCs w:val="0"/>
+          <w:i w:val="0"/>
+          <w:sz w:val="22"/>
+          <w:szCs w:val="22"/>
+          <w:highlight w:val="none"/>
+          <w:u w:val="none"/>
+          <w:lang w:val="es-ES" w:bidi="es-ES"/>
+        </w:rPr>
+      </w:pPr>
+      <w:r>
+        <w:rPr>
+          <w:rFonts w:ascii="Times New Roman" w:hAnsi="Times New Roman" w:cs="Times New Roman"/>
+          <w:b w:val="0"/>
+          <w:bCs w:val="0"/>
+          <w:i w:val="0"/>
+          <w:iCs w:val="0"/>
+          <w:sz w:val="22"/>
+          <w:szCs w:val="22"/>
+          <w:highlight w:val="none"/>
+          <w:u w:val="none"/>
+          <w:lang w:val="es-ES" w:bidi="es-ES"/>
+        </w:rPr>
+        <w:t xml:space="preserve">Entonces lo unico que hago es decir que </w:t>
+      </w:r>
+      <w:r>
+        <w:rPr>
+          <w:rFonts w:ascii="Times New Roman" w:hAnsi="Times New Roman" w:cs="Times New Roman"/>
+          <w:b w:val="0"/>
+          <w:bCs w:val="0"/>
+          <w:i w:val="0"/>
+          <w:sz w:val="22"/>
+          <w:szCs w:val="22"/>
+          <w:highlight w:val="none"/>
+          <w:u w:val="none"/>
+        </w:rPr>
+      </w:r>
+    </w:p>
+    <w:p>
+      <w:pPr>
+        <w:suppressLineNumbers w:val="false"/>
+        <w:pBdr>
+          <w:top w:val="single" w:color="000000" w:sz="4" w:space="0"/>
+          <w:left w:val="single" w:color="000000" w:sz="4" w:space="0"/>
+          <w:bottom w:val="single" w:color="000000" w:sz="4" w:space="0"/>
+          <w:right w:val="single" w:color="000000" w:sz="4" w:space="0"/>
+          <w:between w:val="none" w:color="000000" w:sz="4" w:space="0"/>
+        </w:pBdr>
+        <w:spacing/>
+        <w:ind/>
+        <w:jc w:val="center"/>
+        <w:rPr>
+          <w:rFonts w:ascii="Classic Console" w:hAnsi="Classic Console" w:eastAsia="Classic Console" w:cs="Classic Console"/>
+          <w:b w:val="0"/>
+          <w:bCs w:val="0"/>
+          <w:i w:val="0"/>
+          <w:sz w:val="36"/>
+          <w:szCs w:val="36"/>
+          <w:highlight w:val="none"/>
+          <w:u w:val="none"/>
+          <w:lang w:val="es-ES" w:bidi="es-ES"/>
+        </w:rPr>
+      </w:pPr>
+      <w:r>
+        <w:rPr>
+          <w:rFonts w:ascii="Classic Console" w:hAnsi="Classic Console" w:eastAsia="Classic Console" w:cs="Classic Console"/>
+          <w:b w:val="0"/>
+          <w:bCs w:val="0"/>
+          <w:i w:val="0"/>
+          <w:iCs w:val="0"/>
+          <w:sz w:val="36"/>
+          <w:szCs w:val="36"/>
+          <w:highlight w:val="none"/>
+          <w:u w:val="none"/>
+          <w:lang w:val="es-ES" w:bidi="es-ES"/>
+        </w:rPr>
+        <w:t xml:space="preserve">0 | </w:t>
+      </w:r>
+      <w:r>
+        <w:rPr>
+          <w:rFonts w:ascii="Classic Console" w:hAnsi="Classic Console" w:eastAsia="Classic Console" w:cs="Classic Console"/>
+          <w:b w:val="0"/>
+          <w:bCs w:val="0"/>
+          <w:i w:val="0"/>
+          <w:iCs w:val="0"/>
+          <w:sz w:val="36"/>
+          <w:szCs w:val="36"/>
+          <w:highlight w:val="none"/>
+          <w:u w:val="none"/>
+          <w:lang w:val="es-ES" w:bidi="es-ES"/>
+        </w:rPr>
+        <w:t xml:space="preserve">1 &lt;&lt;</w:t>
+      </w:r>
+      <w:r>
+        <w:rPr>
+          <w:rFonts w:ascii="Classic Console" w:hAnsi="Classic Console" w:eastAsia="Classic Console" w:cs="Classic Console"/>
+          <w:b w:val="0"/>
+          <w:bCs w:val="0"/>
+          <w:i w:val="0"/>
+          <w:iCs w:val="0"/>
+          <w:sz w:val="36"/>
+          <w:szCs w:val="36"/>
+          <w:highlight w:val="none"/>
+          <w:u w:val="none"/>
+          <w:lang w:val="es-ES" w:bidi="es-ES"/>
+        </w:rPr>
+        <w:t xml:space="preserve"> </w:t>
+      </w:r>
+      <w:r>
+        <w:rPr>
+          <w:rFonts w:ascii="Classic Console" w:hAnsi="Classic Console" w:eastAsia="Classic Console" w:cs="Classic Console"/>
+          <w:b w:val="0"/>
+          <w:bCs w:val="0"/>
+          <w:i w:val="0"/>
+          <w:iCs w:val="0"/>
+          <w:sz w:val="36"/>
+          <w:szCs w:val="36"/>
+          <w:highlight w:val="none"/>
+          <w:u w:val="none"/>
+          <w:lang w:val="es-ES" w:bidi="es-ES"/>
+        </w:rPr>
+        <w:t xml:space="preserve">(4-3)</w:t>
+      </w:r>
+      <w:r>
+        <w:rPr>
+          <w:rFonts w:ascii="Classic Console" w:hAnsi="Classic Console" w:eastAsia="Classic Console" w:cs="Classic Console"/>
+          <w:b w:val="0"/>
+          <w:bCs w:val="0"/>
+          <w:i w:val="0"/>
+          <w:sz w:val="36"/>
+          <w:szCs w:val="36"/>
+          <w:highlight w:val="none"/>
+          <w:u w:val="none"/>
+          <w:lang w:val="es-ES" w:bidi="es-ES"/>
+        </w:rPr>
+      </w:r>
+      <w:r>
+        <w:rPr>
+          <w:rFonts w:ascii="Classic Console" w:hAnsi="Classic Console" w:eastAsia="Classic Console" w:cs="Classic Console"/>
+          <w:b w:val="0"/>
+          <w:bCs w:val="0"/>
+          <w:i w:val="0"/>
+          <w:sz w:val="36"/>
+          <w:szCs w:val="36"/>
+          <w:highlight w:val="none"/>
+          <w:u w:val="none"/>
+          <w:lang w:val="es-ES" w:bidi="es-ES"/>
+        </w:rPr>
+      </w:r>
+      <w:r>
+        <w:rPr>
+          <w:rFonts w:ascii="Classic Console" w:hAnsi="Classic Console" w:cs="Classic Console"/>
+          <w:b w:val="0"/>
+          <w:bCs w:val="0"/>
+          <w:i w:val="0"/>
+          <w:sz w:val="36"/>
+          <w:szCs w:val="36"/>
+          <w:highlight w:val="none"/>
+          <w:u w:val="none"/>
+        </w:rPr>
+      </w:r>
+    </w:p>
+    <w:p>
+      <w:pPr>
+        <w:suppressLineNumbers w:val="false"/>
+        <w:pBdr>
+          <w:top w:val="single" w:color="000000" w:sz="4" w:space="0"/>
+          <w:left w:val="single" w:color="000000" w:sz="4" w:space="0"/>
+          <w:bottom w:val="single" w:color="000000" w:sz="4" w:space="0"/>
+          <w:right w:val="single" w:color="000000" w:sz="4" w:space="0"/>
+          <w:between w:val="none" w:color="000000" w:sz="4" w:space="0"/>
+        </w:pBdr>
+        <w:spacing/>
+        <w:ind/>
+        <w:jc w:val="center"/>
+        <w:rPr>
+          <w:rFonts w:ascii="Classic Console" w:hAnsi="Classic Console" w:cs="Classic Console"/>
+          <w:b w:val="0"/>
+          <w:bCs w:val="0"/>
+          <w:i w:val="0"/>
+          <w:sz w:val="36"/>
+          <w:szCs w:val="36"/>
+          <w:highlight w:val="none"/>
+          <w:u w:val="none"/>
+        </w:rPr>
+      </w:pPr>
+      <w:r>
+        <w:rPr>
+          <w:rFonts w:ascii="Classic Console" w:hAnsi="Classic Console" w:eastAsia="Classic Console" w:cs="Classic Console"/>
+          <w:b w:val="0"/>
+          <w:bCs w:val="0"/>
+          <w:i w:val="0"/>
+          <w:sz w:val="36"/>
+          <w:szCs w:val="36"/>
+          <w:highlight w:val="none"/>
+          <w:u w:val="none"/>
+          <w:lang w:val="es-ES" w:bidi="es-ES"/>
+        </w:rPr>
+        <w:t xml:space="preserve">Nota: el | es el “ ”</w:t>
+      </w:r>
+      <w:r>
+        <w:rPr>
+          <w:rFonts w:ascii="Liberation Serif" w:hAnsi="Liberation Serif" w:eastAsia="Liberation Serif" w:cs="Liberation Serif"/>
+          <w:b w:val="0"/>
+          <w:bCs w:val="0"/>
+          <w:i w:val="0"/>
+          <w:sz w:val="36"/>
+          <w:szCs w:val="36"/>
+          <w:highlight w:val="none"/>
+          <w:u w:val="none"/>
+          <w:lang w:val="es-ES" w:bidi="es-ES"/>
+        </w:rPr>
+        <w:t xml:space="preserve">|</w:t>
+      </w:r>
+      <w:r>
+        <w:rPr>
+          <w:rFonts w:ascii="Classic Console" w:hAnsi="Classic Console" w:eastAsia="Classic Console" w:cs="Classic Console"/>
+          <w:b w:val="0"/>
+          <w:bCs w:val="0"/>
+          <w:i w:val="0"/>
+          <w:sz w:val="36"/>
+          <w:szCs w:val="36"/>
+          <w:highlight w:val="none"/>
+          <w:u w:val="none"/>
+          <w:lang w:val="es-ES" w:bidi="es-ES"/>
+        </w:rPr>
+        <w:t xml:space="preserve"> “la fuente lo cambia</w:t>
+      </w:r>
+      <w:r>
+        <w:rPr>
+          <w:rFonts w:ascii="Classic Console" w:hAnsi="Classic Console" w:eastAsia="Classic Console" w:cs="Classic Console"/>
+          <w:b w:val="0"/>
+          <w:bCs w:val="0"/>
+          <w:i w:val="0"/>
+          <w:sz w:val="36"/>
+          <w:szCs w:val="36"/>
+          <w:highlight w:val="none"/>
+          <w:u w:val="none"/>
+          <w:lang w:val="es-ES" w:bidi="es-ES"/>
+        </w:rPr>
+      </w:r>
+      <w:r>
+        <w:rPr>
+          <w:rFonts w:ascii="Classic Console" w:hAnsi="Classic Console" w:eastAsia="Classic Console" w:cs="Classic Console"/>
+          <w:b w:val="0"/>
+          <w:bCs w:val="0"/>
+          <w:i w:val="0"/>
+          <w:sz w:val="36"/>
+          <w:szCs w:val="36"/>
+          <w:highlight w:val="none"/>
+          <w:u w:val="none"/>
+          <w:lang w:val="es-ES" w:bidi="es-ES"/>
+        </w:rPr>
+      </w:r>
+      <w:r>
+        <w:rPr>
+          <w:rFonts w:ascii="Times New Roman" w:hAnsi="Times New Roman" w:cs="Times New Roman"/>
+          <w:b w:val="0"/>
+          <w:bCs w:val="0"/>
+          <w:i w:val="0"/>
+          <w:sz w:val="22"/>
+          <w:szCs w:val="22"/>
+          <w:highlight w:val="none"/>
+          <w:u w:val="none"/>
+          <w:lang w:val="es-ES" w:bidi="es-ES"/>
+        </w:rPr>
+      </w:r>
+      <w:r>
+        <w:rPr>
+          <w:rFonts w:ascii="Times New Roman" w:hAnsi="Times New Roman" w:cs="Times New Roman"/>
+          <w:b w:val="0"/>
+          <w:bCs w:val="0"/>
+          <w:i w:val="0"/>
+          <w:sz w:val="22"/>
+          <w:szCs w:val="22"/>
+          <w:highlight w:val="none"/>
+          <w:u w:val="none"/>
+          <w:lang w:val="es-ES" w:bidi="es-ES"/>
+        </w:rPr>
+      </w:r>
+      <w:r>
+        <w:rPr>
+          <w:rFonts w:ascii="Times New Roman" w:hAnsi="Times New Roman" w:cs="Times New Roman"/>
+          <w:b w:val="0"/>
+          <w:bCs w:val="0"/>
+          <w:i w:val="0"/>
+          <w:sz w:val="22"/>
+          <w:szCs w:val="22"/>
+          <w:highlight w:val="none"/>
+          <w:u w:val="none"/>
+          <w:lang w:val="es-ES" w:bidi="es-ES"/>
+        </w:rPr>
+      </w:r>
+      <w:r>
+        <w:rPr>
+          <w:rFonts w:ascii="Classic Console" w:hAnsi="Classic Console" w:cs="Classic Console"/>
+          <w:b w:val="0"/>
+          <w:bCs w:val="0"/>
+          <w:i w:val="0"/>
+          <w:sz w:val="36"/>
+          <w:szCs w:val="36"/>
+          <w:highlight w:val="none"/>
+          <w:u w:val="none"/>
+        </w:rPr>
+      </w:r>
+    </w:p>
+    <w:p>
+      <w:pPr>
+        <w:pBdr/>
+        <w:spacing/>
+        <w:ind/>
+        <w:jc w:val="center"/>
+        <w:rPr>
+          <w:rFonts w:ascii="Times New Roman" w:hAnsi="Times New Roman" w:cs="Times New Roman"/>
+          <w:b w:val="0"/>
+          <w:bCs w:val="0"/>
+          <w:i w:val="0"/>
+          <w:sz w:val="22"/>
+          <w:szCs w:val="22"/>
+          <w:highlight w:val="none"/>
+          <w:u w:val="none"/>
+          <w:lang w:val="es-ES" w:bidi="es-ES"/>
+        </w:rPr>
+      </w:pPr>
+      <w:r>
+        <w:rPr>
+          <w:rFonts w:ascii="Times New Roman" w:hAnsi="Times New Roman" w:cs="Times New Roman"/>
+          <w:b w:val="0"/>
+          <w:bCs w:val="0"/>
+          <w:i w:val="0"/>
+          <w:sz w:val="22"/>
+          <w:szCs w:val="22"/>
+          <w:highlight w:val="none"/>
+          <w:u w:val="none"/>
+          <w:lang w:val="es-ES" w:bidi="es-ES"/>
+        </w:rPr>
+        <w:t xml:space="preserve">Y me dara</w:t>
+      </w:r>
+      <w:r>
+        <w:rPr>
+          <w:rFonts w:ascii="Times New Roman" w:hAnsi="Times New Roman" w:cs="Times New Roman"/>
+          <w:b w:val="0"/>
+          <w:bCs w:val="0"/>
+          <w:i w:val="0"/>
+          <w:sz w:val="22"/>
+          <w:szCs w:val="22"/>
+          <w:highlight w:val="none"/>
+          <w:u w:val="none"/>
+          <w:lang w:val="es-ES" w:bidi="es-ES"/>
+        </w:rPr>
+      </w:r>
+    </w:p>
+    <w:p>
+      <w:pPr>
+        <w:suppressLineNumbers w:val="false"/>
+        <w:pBdr>
+          <w:top w:val="single" w:color="000000" w:sz="4" w:space="0"/>
+          <w:left w:val="single" w:color="000000" w:sz="4" w:space="0"/>
+          <w:bottom w:val="single" w:color="000000" w:sz="4" w:space="0"/>
+          <w:right w:val="single" w:color="000000" w:sz="4" w:space="0"/>
+          <w:between w:val="none" w:color="000000" w:sz="4" w:space="0"/>
+        </w:pBdr>
+        <w:spacing/>
+        <w:ind/>
+        <w:jc w:val="center"/>
+        <w:rPr>
+          <w:rFonts w:ascii="Classic Console" w:hAnsi="Classic Console" w:cs="Classic Console"/>
+          <w:b w:val="0"/>
+          <w:bCs w:val="0"/>
+          <w:i w:val="0"/>
+          <w:sz w:val="36"/>
+          <w:szCs w:val="36"/>
+          <w:highlight w:val="none"/>
+          <w:u w:val="none"/>
+        </w:rPr>
+      </w:pPr>
+      <w:r>
+        <w:rPr>
+          <w:rFonts w:ascii="Classic Console" w:hAnsi="Classic Console" w:eastAsia="Classic Console" w:cs="Classic Console"/>
+          <w:b w:val="0"/>
+          <w:bCs w:val="0"/>
+          <w:i w:val="0"/>
+          <w:iCs w:val="0"/>
+          <w:sz w:val="36"/>
+          <w:szCs w:val="36"/>
+          <w:highlight w:val="none"/>
+          <w:u w:val="none"/>
+          <w:lang w:val="es-ES" w:bidi="es-ES"/>
+        </w:rPr>
+        <w:t xml:space="preserve">00001000</w:t>
+      </w:r>
+      <w:r>
+        <w:rPr>
+          <w:rFonts w:ascii="Classic Console" w:hAnsi="Classic Console" w:eastAsia="Classic Console" w:cs="Classic Console"/>
+          <w:b w:val="0"/>
+          <w:bCs w:val="0"/>
+          <w:i w:val="0"/>
+          <w:sz w:val="36"/>
+          <w:szCs w:val="36"/>
+          <w:highlight w:val="none"/>
+          <w:u w:val="none"/>
+          <w:lang w:val="es-ES" w:bidi="es-ES"/>
+        </w:rPr>
+      </w:r>
+      <w:r>
+        <w:rPr>
+          <w:rFonts w:ascii="Classic Console" w:hAnsi="Classic Console" w:eastAsia="Classic Console" w:cs="Classic Console"/>
+          <w:b w:val="0"/>
+          <w:bCs w:val="0"/>
+          <w:i w:val="0"/>
+          <w:sz w:val="36"/>
+          <w:szCs w:val="36"/>
+          <w:highlight w:val="none"/>
+          <w:u w:val="none"/>
+          <w:lang w:val="es-ES" w:bidi="es-ES"/>
+        </w:rPr>
+      </w:r>
+    </w:p>
+    <w:p>
+      <w:pPr>
+        <w:pBdr/>
+        <w:spacing/>
+        <w:ind/>
+        <w:jc w:val="center"/>
+        <w:rPr>
+          <w:rFonts w:ascii="Times New Roman" w:hAnsi="Times New Roman" w:cs="Times New Roman"/>
+          <w:b w:val="0"/>
+          <w:bCs w:val="0"/>
+          <w:i w:val="0"/>
+          <w:sz w:val="22"/>
+          <w:szCs w:val="22"/>
+          <w:highlight w:val="none"/>
+          <w:u w:val="none"/>
+          <w:lang w:val="es-ES" w:bidi="es-ES"/>
+        </w:rPr>
+      </w:pPr>
+      <w:r>
+        <w:rPr>
+          <w:rFonts w:ascii="Times New Roman" w:hAnsi="Times New Roman" w:cs="Times New Roman"/>
+          <w:b w:val="0"/>
+          <w:bCs w:val="0"/>
+          <w:i w:val="0"/>
+          <w:sz w:val="22"/>
+          <w:szCs w:val="22"/>
+          <w:highlight w:val="none"/>
+          <w:u w:val="none"/>
+          <w:lang w:val="es-ES" w:bidi="es-ES"/>
+        </w:rPr>
+        <w:t xml:space="preserve">Siguiendo es</w:t>
+      </w:r>
+      <w:r>
+        <w:rPr>
+          <w:rFonts w:ascii="Times New Roman" w:hAnsi="Times New Roman" w:cs="Times New Roman"/>
+          <w:b w:val="0"/>
+          <w:bCs w:val="0"/>
+          <w:i w:val="0"/>
+          <w:sz w:val="22"/>
+          <w:szCs w:val="22"/>
+          <w:highlight w:val="none"/>
+          <w:u w:val="none"/>
+          <w:lang w:val="es-ES" w:bidi="es-ES"/>
+        </w:rPr>
+        <w:t xml:space="preserve">a l</w:t>
+      </w:r>
+      <w:r>
+        <w:rPr>
+          <w:rFonts w:ascii="Times New Roman" w:hAnsi="Times New Roman" w:cs="Times New Roman"/>
+          <w:b w:val="0"/>
+          <w:bCs w:val="0"/>
+          <w:i w:val="0"/>
+          <w:sz w:val="22"/>
+          <w:szCs w:val="22"/>
+          <w:highlight w:val="none"/>
+          <w:u w:val="none"/>
+          <w:lang w:val="es-ES" w:bidi="es-ES"/>
+        </w:rPr>
+        <w:t xml:space="preserve">ógica podemos decir que para activar un bit en una columna y fila especifica(x,y) utilizamos a:</w:t>
+      </w:r>
+      <w:r>
+        <w:rPr>
+          <w:rFonts w:ascii="Times New Roman" w:hAnsi="Times New Roman" w:cs="Times New Roman"/>
+          <w:b w:val="0"/>
+          <w:bCs w:val="0"/>
+          <w:i w:val="0"/>
+          <w:sz w:val="22"/>
+          <w:szCs w:val="22"/>
+          <w:highlight w:val="none"/>
+          <w:u w:val="none"/>
+          <w:lang w:val="es-ES" w:bidi="es-ES"/>
+        </w:rPr>
+      </w:r>
+    </w:p>
+    <w:p>
+      <w:pPr>
+        <w:suppressLineNumbers w:val="false"/>
+        <w:pBdr>
+          <w:top w:val="single" w:color="000000" w:sz="4" w:space="0"/>
+          <w:left w:val="single" w:color="000000" w:sz="4" w:space="0"/>
+          <w:bottom w:val="single" w:color="000000" w:sz="4" w:space="0"/>
+          <w:right w:val="single" w:color="000000" w:sz="4" w:space="0"/>
+          <w:between w:val="none" w:color="000000" w:sz="4" w:space="0"/>
+        </w:pBdr>
+        <w:spacing/>
+        <w:ind/>
+        <w:jc w:val="center"/>
+        <w:rPr>
+          <w:rFonts w:ascii="Classic Console" w:hAnsi="Classic Console" w:cs="Classic Console"/>
+          <w:b w:val="0"/>
+          <w:bCs w:val="0"/>
+          <w:i w:val="0"/>
+          <w:sz w:val="40"/>
+          <w:szCs w:val="40"/>
+          <w:highlight w:val="none"/>
+          <w:u w:val="none"/>
+        </w:rPr>
+      </w:pPr>
+      <w:r>
+        <w:rPr>
+          <w:rFonts w:ascii="Classic Console" w:hAnsi="Classic Console" w:eastAsia="Classic Console" w:cs="Classic Console"/>
+          <w:b w:val="0"/>
+          <w:bCs w:val="0"/>
+          <w:i w:val="0"/>
+          <w:sz w:val="40"/>
+          <w:szCs w:val="40"/>
+          <w:highlight w:val="none"/>
+          <w:u w:val="none"/>
+          <w:lang w:val="es-ES" w:bidi="es-ES"/>
+        </w:rPr>
+      </w:r>
+      <w:r>
+        <w:rPr>
+          <w:rFonts w:ascii="Classic Console" w:hAnsi="Classic Console" w:eastAsia="Classic Console" w:cs="Classic Console"/>
+          <w:b w:val="0"/>
+          <w:bCs w:val="0"/>
+          <w:i w:val="0"/>
+          <w:sz w:val="40"/>
+          <w:szCs w:val="40"/>
+          <w:highlight w:val="none"/>
+          <w:u w:val="none"/>
+          <w:lang w:val="es-ES" w:bidi="es-ES"/>
+        </w:rPr>
+        <w:t xml:space="preserve">tablero[fila][byte] |= (1 &lt;&lt; (7-bit))</w:t>
+      </w:r>
+      <w:r>
+        <w:rPr>
+          <w:rFonts w:ascii="Classic Console" w:hAnsi="Classic Console" w:eastAsia="Classic Console" w:cs="Classic Console"/>
+          <w:b w:val="0"/>
+          <w:bCs w:val="0"/>
+          <w:i w:val="0"/>
+          <w:sz w:val="40"/>
+          <w:szCs w:val="40"/>
+          <w:highlight w:val="none"/>
+          <w:u w:val="none"/>
+          <w:lang w:val="es-ES" w:bidi="es-ES"/>
+        </w:rPr>
+      </w:r>
+      <w:r>
+        <w:rPr>
+          <w:rFonts w:ascii="Classic Console" w:hAnsi="Classic Console" w:eastAsia="Classic Console" w:cs="Classic Console"/>
+          <w:b w:val="0"/>
+          <w:bCs w:val="0"/>
+          <w:i w:val="0"/>
+          <w:sz w:val="40"/>
+          <w:szCs w:val="40"/>
+          <w:highlight w:val="none"/>
+          <w:u w:val="none"/>
+          <w:lang w:val="es-ES" w:bidi="es-ES"/>
+        </w:rPr>
+      </w:r>
+    </w:p>
+    <w:p>
+      <w:pPr>
+        <w:pBdr/>
+        <w:spacing/>
+        <w:ind/>
+        <w:jc w:val="center"/>
+        <w:rPr>
+          <w:rFonts w:ascii="Times New Roman" w:hAnsi="Times New Roman" w:cs="Times New Roman"/>
+          <w:b/>
+          <w:bCs/>
+          <w:i/>
+          <w:sz w:val="24"/>
+          <w:szCs w:val="24"/>
+          <w:highlight w:val="none"/>
+          <w:u w:val="none"/>
+          <w:lang w:val="es-ES" w:bidi="es-ES"/>
+        </w:rPr>
+      </w:pPr>
+      <w:r>
+        <w:rPr>
+          <w:rFonts w:ascii="Times New Roman" w:hAnsi="Times New Roman" w:cs="Times New Roman"/>
+          <w:b/>
+          <w:bCs/>
+          <w:i/>
+          <w:iCs/>
+          <w:sz w:val="24"/>
+          <w:szCs w:val="24"/>
+          <w:highlight w:val="none"/>
+          <w:u w:val="none"/>
+          <w:lang w:val="es-ES" w:bidi="es-ES"/>
+        </w:rPr>
+      </w:r>
+      <w:r>
+        <w:rPr>
+          <w:rFonts w:ascii="Times New Roman" w:hAnsi="Times New Roman" w:cs="Times New Roman"/>
+          <w:b/>
+          <w:bCs/>
+          <w:i/>
+          <w:iCs/>
+          <w:sz w:val="24"/>
+          <w:szCs w:val="24"/>
+          <w:highlight w:val="none"/>
+          <w:u w:val="none"/>
+          <w:lang w:val="es-ES" w:bidi="es-ES"/>
+        </w:rPr>
+      </w:r>
+      <w:r>
+        <w:rPr>
+          <w:rFonts w:ascii="Times New Roman" w:hAnsi="Times New Roman" w:cs="Times New Roman"/>
+          <w:b/>
+          <w:bCs/>
+          <w:i/>
+          <w:iCs/>
+          <w:sz w:val="24"/>
+          <w:szCs w:val="24"/>
+          <w:highlight w:val="none"/>
+          <w:u w:val="none"/>
+          <w:lang w:val="es-ES" w:bidi="es-ES"/>
+        </w:rPr>
+      </w:r>
+    </w:p>
+    <w:p>
+      <w:pPr>
+        <w:pBdr/>
+        <w:spacing/>
+        <w:ind/>
+        <w:jc w:val="center"/>
+        <w:rPr>
+          <w:rFonts w:ascii="Times New Roman" w:hAnsi="Times New Roman" w:cs="Times New Roman"/>
+          <w:b/>
+          <w:bCs/>
+          <w:i/>
+          <w:sz w:val="24"/>
+          <w:szCs w:val="24"/>
+          <w:highlight w:val="none"/>
+          <w:u w:val="none"/>
+          <w:lang w:val="es-ES" w:bidi="es-ES"/>
+        </w:rPr>
+      </w:pPr>
+      <w:r>
+        <w:rPr>
+          <w:rFonts w:ascii="Times New Roman" w:hAnsi="Times New Roman" w:cs="Times New Roman"/>
+          <w:b/>
+          <w:bCs/>
+          <w:i/>
+          <w:iCs/>
+          <w:sz w:val="24"/>
+          <w:szCs w:val="24"/>
+          <w:highlight w:val="none"/>
+          <w:u w:val="none"/>
+          <w:lang w:val="es-ES" w:bidi="es-ES"/>
+        </w:rPr>
+        <w:t xml:space="preserve">LIMPIAR (ERASE)</w:t>
+      </w:r>
+      <w:r>
+        <w:rPr>
+          <w:rFonts w:ascii="Times New Roman" w:hAnsi="Times New Roman" w:cs="Times New Roman"/>
+          <w:b/>
+          <w:bCs/>
+          <w:i/>
+          <w:sz w:val="24"/>
+          <w:szCs w:val="24"/>
+          <w:highlight w:val="none"/>
+          <w:u w:val="none"/>
+          <w:lang w:val="es-ES" w:bidi="es-ES"/>
+        </w:rPr>
+      </w:r>
+      <w:r>
+        <w:rPr>
+          <w:rFonts w:ascii="Times New Roman" w:hAnsi="Times New Roman" w:cs="Times New Roman"/>
+          <w:b/>
+          <w:bCs/>
+          <w:i/>
+          <w:sz w:val="24"/>
+          <w:szCs w:val="24"/>
+          <w:highlight w:val="none"/>
+          <w:u w:val="none"/>
+          <w:lang w:val="es-ES" w:bidi="es-ES"/>
         </w:rPr>
       </w:r>
     </w:p>
@@ -9967,9 +13315,9 @@
           <w:szCs w:val="24"/>
           <w:highlight w:val="none"/>
           <w:u w:val="none"/>
-          <w:lang w:val="es-ES"/>
-        </w:rPr>
-        <w:t xml:space="preserve">Teniendo mi tablero y mi pieza listos, lo siguiente que puedo hacer es empezar a buscar una solución para mover mis fichas. Primordialmente, puedo pensar en la indexación: si me indexo con coordenadas variables, se puede tener mayor control y facilidad.</w:t>
+          <w:lang w:val="es-ES" w:bidi="es-ES"/>
+        </w:rPr>
+        <w:t xml:space="preserve">Ahora seguimos con lo inverso a dibujar en tablero, y es eliminar lo que hay en un tablero.</w:t>
       </w:r>
       <w:r/>
       <w:r>
@@ -9983,7 +13331,7 @@
           <w:szCs w:val="24"/>
           <w:highlight w:val="none"/>
           <w:u w:val="none"/>
-          <w:lang w:val="es-ES"/>
+          <w:lang w:val="es-ES" w:bidi="es-ES"/>
         </w:rPr>
       </w:r>
       <w:r/>
@@ -9998,7 +13346,7 @@
           <w:szCs w:val="24"/>
           <w:highlight w:val="none"/>
           <w:u w:val="none"/>
-          <w:lang w:val="es-ES"/>
+          <w:lang w:val="es-ES" w:bidi="es-ES"/>
         </w:rPr>
       </w:r>
     </w:p>
@@ -10021,10 +13369,11 @@
           <w:szCs w:val="24"/>
           <w:highlight w:val="none"/>
           <w:u w:val="none"/>
-          <w:lang w:val="es-ES"/>
-        </w:rPr>
-        <w:t xml:space="preserve">Antes de mover, claramente debo primero dibujar mi matriz y también eliminar mi matriz dibujada. Así que, optimizando un poco mi código, no utilizo mi header de indexación debido a que necesito que mis coordenadas sean variables, porque después de cada movi</w:t>
-      </w:r>
+          <w:lang w:val="es-ES" w:bidi="es-ES"/>
+        </w:rPr>
+        <w:t xml:space="preserve">De manera lógica, haremos lo contrario hasta el punto de desactivar la columna activa, y lo que haremos será apagarla. Eso lo hacemos de la siguiente manera:</w:t>
+      </w:r>
+      <w:r/>
       <w:r>
         <w:rPr>
           <w:rFonts w:ascii="Times New Roman" w:hAnsi="Times New Roman" w:cs="Times New Roman"/>
@@ -10036,9 +13385,8 @@
           <w:szCs w:val="24"/>
           <w:highlight w:val="none"/>
           <w:u w:val="none"/>
-          <w:lang w:val="es-ES"/>
-        </w:rPr>
-        <w:t xml:space="preserve">miento las coordenadas cambian y no se pueden resetear siempre a un mismo punto.</w:t>
+          <w:lang w:val="es-ES" w:bidi="es-ES"/>
+        </w:rPr>
       </w:r>
       <w:r/>
       <w:r>
@@ -10052,10 +13400,28 @@
           <w:szCs w:val="24"/>
           <w:highlight w:val="none"/>
           <w:u w:val="none"/>
-          <w:lang w:val="es-ES"/>
-        </w:rPr>
-      </w:r>
-      <w:r/>
+          <w:lang w:val="es-ES" w:bidi="es-ES"/>
+        </w:rPr>
+      </w:r>
+    </w:p>
+    <w:p>
+      <w:pPr>
+        <w:pBdr/>
+        <w:spacing/>
+        <w:ind/>
+        <w:jc w:val="center"/>
+        <w:rPr>
+          <w:rFonts w:ascii="Times New Roman" w:hAnsi="Times New Roman" w:cs="Times New Roman"/>
+          <w:b w:val="0"/>
+          <w:bCs w:val="0"/>
+          <w:i w:val="0"/>
+          <w:sz w:val="24"/>
+          <w:szCs w:val="24"/>
+          <w:highlight w:val="none"/>
+          <w:u w:val="none"/>
+          <w:lang w:val="es-ES" w:bidi="es-ES"/>
+        </w:rPr>
+      </w:pPr>
       <w:r>
         <w:rPr>
           <w:rFonts w:ascii="Times New Roman" w:hAnsi="Times New Roman" w:cs="Times New Roman"/>
@@ -10067,28 +13433,11 @@
           <w:szCs w:val="24"/>
           <w:highlight w:val="none"/>
           <w:u w:val="none"/>
-          <w:lang w:val="es-ES"/>
-        </w:rPr>
-      </w:r>
-    </w:p>
-    <w:p>
-      <w:pPr>
-        <w:pBdr/>
-        <w:spacing/>
-        <w:ind/>
-        <w:jc w:val="center"/>
-        <w:rPr>
-          <w:rFonts w:ascii="Times New Roman" w:hAnsi="Times New Roman" w:cs="Times New Roman"/>
-          <w:b w:val="0"/>
-          <w:bCs w:val="0"/>
-          <w:i w:val="0"/>
-          <w:sz w:val="24"/>
-          <w:szCs w:val="24"/>
-          <w:highlight w:val="none"/>
-          <w:u w:val="none"/>
-          <w:lang w:val="es-ES"/>
-        </w:rPr>
-      </w:pPr>
+          <w:lang w:val="es-ES" w:bidi="es-ES"/>
+        </w:rPr>
+        <w:t xml:space="preserve">Imaginémonos que tenemos este bit:</w:t>
+      </w:r>
+      <w:r/>
       <w:r>
         <w:rPr>
           <w:rFonts w:ascii="Times New Roman" w:hAnsi="Times New Roman" w:cs="Times New Roman"/>
@@ -10100,11 +13449,92 @@
           <w:szCs w:val="24"/>
           <w:highlight w:val="none"/>
           <w:u w:val="none"/>
-          <w:lang w:val="es-ES"/>
-        </w:rPr>
-        <w:t xml:space="preserve">Llevando esta idea en mano, puedo decir que tengo estos flujos de trabajo:</w:t>
-      </w:r>
-      <w:r/>
+          <w:lang w:val="es-ES" w:bidi="es-ES"/>
+        </w:rPr>
+      </w:r>
+      <w:r>
+        <w:rPr>
+          <w:rFonts w:ascii="Times New Roman" w:hAnsi="Times New Roman" w:cs="Times New Roman"/>
+          <w:b w:val="0"/>
+          <w:bCs w:val="0"/>
+          <w:i w:val="0"/>
+          <w:sz w:val="24"/>
+          <w:szCs w:val="24"/>
+          <w:highlight w:val="none"/>
+          <w:u w:val="none"/>
+        </w:rPr>
+      </w:r>
+    </w:p>
+    <w:p>
+      <w:pPr>
+        <w:suppressLineNumbers w:val="false"/>
+        <w:pBdr>
+          <w:top w:val="single" w:color="000000" w:sz="4" w:space="0"/>
+          <w:left w:val="single" w:color="000000" w:sz="4" w:space="0"/>
+          <w:bottom w:val="single" w:color="000000" w:sz="4" w:space="0"/>
+          <w:right w:val="single" w:color="000000" w:sz="4" w:space="0"/>
+          <w:between w:val="none" w:color="000000" w:sz="4" w:space="0"/>
+        </w:pBdr>
+        <w:spacing/>
+        <w:ind/>
+        <w:jc w:val="center"/>
+        <w:rPr>
+          <w:rFonts w:ascii="Classic Console" w:hAnsi="Classic Console" w:cs="Classic Console"/>
+          <w:b w:val="0"/>
+          <w:bCs w:val="0"/>
+          <w:i w:val="0"/>
+          <w:sz w:val="36"/>
+          <w:szCs w:val="36"/>
+          <w:highlight w:val="none"/>
+          <w:u w:val="none"/>
+        </w:rPr>
+      </w:pPr>
+      <w:r>
+        <w:rPr>
+          <w:rFonts w:ascii="Classic Console" w:hAnsi="Classic Console" w:eastAsia="Classic Console" w:cs="Classic Console"/>
+          <w:b w:val="0"/>
+          <w:bCs w:val="0"/>
+          <w:i w:val="0"/>
+          <w:iCs w:val="0"/>
+          <w:sz w:val="36"/>
+          <w:szCs w:val="36"/>
+          <w:highlight w:val="none"/>
+          <w:u w:val="none"/>
+          <w:lang w:val="es-ES" w:bidi="es-ES"/>
+        </w:rPr>
+        <w:t xml:space="preserve">10000100</w:t>
+      </w:r>
+      <w:r>
+        <w:rPr>
+          <w:rFonts w:ascii="Classic Console" w:hAnsi="Classic Console" w:eastAsia="Classic Console" w:cs="Classic Console"/>
+          <w:b w:val="0"/>
+          <w:bCs w:val="0"/>
+          <w:i w:val="0"/>
+          <w:sz w:val="36"/>
+          <w:szCs w:val="36"/>
+          <w:highlight w:val="none"/>
+          <w:u w:val="none"/>
+        </w:rPr>
+      </w:r>
+    </w:p>
+    <w:p>
+      <w:pPr>
+        <w:pBdr/>
+        <w:spacing/>
+        <w:ind/>
+        <w:jc w:val="center"/>
+        <w:rPr>
+          <w:rFonts w:ascii="Times New Roman" w:hAnsi="Times New Roman" w:cs="Times New Roman"/>
+          <w:b w:val="0"/>
+          <w:bCs w:val="0"/>
+          <w:i w:val="0"/>
+          <w:sz w:val="24"/>
+          <w:szCs w:val="24"/>
+          <w:highlight w:val="none"/>
+          <w:u w:val="none"/>
+          <w:lang w:val="es-ES" w:bidi="es-ES"/>
+        </w:rPr>
+      </w:pPr>
       <w:r>
         <w:rPr>
           <w:rFonts w:ascii="Times New Roman" w:hAnsi="Times New Roman" w:cs="Times New Roman"/>
@@ -10116,8 +13546,9 @@
           <w:szCs w:val="24"/>
           <w:highlight w:val="none"/>
           <w:u w:val="none"/>
-          <w:lang w:val="es-ES"/>
-        </w:rPr>
+          <w:lang w:val="es-ES" w:bidi="es-ES"/>
+        </w:rPr>
+        <w:t xml:space="preserve">Lo que queremos hacer es que el bit activo en el 3 se apage y para eso  lo que haremos es lo siguiente:</w:t>
       </w:r>
       <w:r>
         <w:rPr>
@@ -10129,7 +13560,6 @@
           <w:szCs w:val="24"/>
           <w:highlight w:val="none"/>
           <w:u w:val="none"/>
-          <w:lang w:val="es-ES"/>
         </w:rPr>
       </w:r>
     </w:p>
@@ -10148,7 +13578,7 @@
           <w:szCs w:val="24"/>
           <w:highlight w:val="none"/>
           <w:u w:val="none"/>
-          <w:lang w:val="es-ES"/>
+          <w:lang w:val="es-ES" w:bidi="es-ES"/>
         </w:rPr>
       </w:pPr>
       <w:r>
@@ -10162,11 +13592,1103 @@
           <w:szCs w:val="24"/>
           <w:highlight w:val="none"/>
           <w:u w:val="none"/>
+          <w:lang w:val="es-ES" w:bidi="es-ES"/>
+        </w:rPr>
+        <w:t xml:space="preserve">Ubicamos el bit en la posici</w:t>
+      </w:r>
+      <w:r>
+        <w:rPr>
+          <w:rFonts w:ascii="Times New Roman" w:hAnsi="Times New Roman" w:cs="Times New Roman"/>
+          <w:b w:val="0"/>
+          <w:bCs w:val="0"/>
+          <w:i w:val="0"/>
+          <w:iCs w:val="0"/>
+          <w:sz w:val="24"/>
+          <w:szCs w:val="24"/>
+          <w:highlight w:val="none"/>
+          <w:u w:val="none"/>
+          <w:lang w:val="es-ES" w:bidi="es-ES"/>
+        </w:rPr>
+        <w:t xml:space="preserve">ó</w:t>
+      </w:r>
+      <w:r>
+        <w:rPr>
+          <w:rFonts w:ascii="Times New Roman" w:hAnsi="Times New Roman" w:cs="Times New Roman"/>
+          <w:b w:val="0"/>
+          <w:bCs w:val="0"/>
+          <w:i w:val="0"/>
+          <w:iCs w:val="0"/>
+          <w:sz w:val="24"/>
+          <w:szCs w:val="24"/>
+          <w:highlight w:val="none"/>
+          <w:u w:val="none"/>
+          <w:lang w:val="es-ES" w:bidi="es-ES"/>
+        </w:rPr>
+        <w:t xml:space="preserve">n querida en este caso</w:t>
+      </w:r>
+      <w:r>
+        <w:rPr>
+          <w:rFonts w:ascii="Times New Roman" w:hAnsi="Times New Roman" w:cs="Times New Roman"/>
+          <w:b w:val="0"/>
+          <w:bCs w:val="0"/>
+          <w:i w:val="0"/>
+          <w:sz w:val="24"/>
+          <w:szCs w:val="24"/>
+          <w:highlight w:val="none"/>
+          <w:u w:val="none"/>
+        </w:rPr>
+      </w:r>
+    </w:p>
+    <w:p>
+      <w:pPr>
+        <w:suppressLineNumbers w:val="false"/>
+        <w:pBdr>
+          <w:top w:val="single" w:color="000000" w:sz="4" w:space="0"/>
+          <w:left w:val="single" w:color="000000" w:sz="4" w:space="0"/>
+          <w:bottom w:val="single" w:color="000000" w:sz="4" w:space="0"/>
+          <w:right w:val="single" w:color="000000" w:sz="4" w:space="0"/>
+          <w:between w:val="none" w:color="000000" w:sz="4" w:space="0"/>
+        </w:pBdr>
+        <w:spacing/>
+        <w:ind/>
+        <w:jc w:val="center"/>
+        <w:rPr>
+          <w:rFonts w:ascii="Classic Console" w:hAnsi="Classic Console" w:cs="Classic Console"/>
+          <w:b w:val="0"/>
+          <w:bCs w:val="0"/>
+          <w:i w:val="0"/>
+          <w:sz w:val="44"/>
+          <w:szCs w:val="44"/>
+          <w:highlight w:val="none"/>
+          <w:u w:val="none"/>
+        </w:rPr>
+      </w:pPr>
+      <w:r>
+        <w:rPr>
+          <w:rFonts w:ascii="Classic Console" w:hAnsi="Classic Console" w:eastAsia="Classic Console" w:cs="Classic Console"/>
+          <w:b w:val="0"/>
+          <w:bCs w:val="0"/>
+          <w:i w:val="0"/>
+          <w:iCs w:val="0"/>
+          <w:sz w:val="44"/>
+          <w:szCs w:val="44"/>
+          <w:highlight w:val="none"/>
+          <w:u w:val="none"/>
+          <w:lang w:val="es-ES" w:bidi="es-ES"/>
+        </w:rPr>
+        <w:t xml:space="preserve">1=00000001</w:t>
+      </w:r>
+      <w:r>
+        <w:rPr>
+          <w:rFonts w:ascii="Classic Console" w:hAnsi="Classic Console" w:eastAsia="Classic Console" w:cs="Classic Console"/>
+          <w:b w:val="0"/>
+          <w:bCs w:val="0"/>
+          <w:i w:val="0"/>
+          <w:sz w:val="44"/>
+          <w:szCs w:val="44"/>
+          <w:highlight w:val="none"/>
+          <w:u w:val="none"/>
+        </w:rPr>
+      </w:r>
+    </w:p>
+    <w:p>
+      <w:pPr>
+        <w:suppressLineNumbers w:val="false"/>
+        <w:pBdr>
+          <w:top w:val="single" w:color="000000" w:sz="4" w:space="0"/>
+          <w:left w:val="single" w:color="000000" w:sz="4" w:space="0"/>
+          <w:bottom w:val="single" w:color="000000" w:sz="4" w:space="0"/>
+          <w:right w:val="single" w:color="000000" w:sz="4" w:space="0"/>
+          <w:between w:val="none" w:color="000000" w:sz="4" w:space="0"/>
+        </w:pBdr>
+        <w:spacing/>
+        <w:ind/>
+        <w:jc w:val="center"/>
+        <w:rPr>
+          <w:rFonts w:ascii="Classic Console" w:hAnsi="Classic Console" w:cs="Classic Console"/>
+          <w:b w:val="0"/>
+          <w:bCs w:val="0"/>
+          <w:i w:val="0"/>
+          <w:sz w:val="44"/>
+          <w:szCs w:val="44"/>
+          <w:highlight w:val="none"/>
+          <w:u w:val="none"/>
+        </w:rPr>
+      </w:pPr>
+      <w:r>
+        <w:rPr>
+          <w:rFonts w:ascii="Classic Console" w:hAnsi="Classic Console" w:eastAsia="Classic Console" w:cs="Classic Console"/>
+          <w:b w:val="0"/>
+          <w:bCs w:val="0"/>
+          <w:i w:val="0"/>
+          <w:iCs w:val="0"/>
+          <w:sz w:val="44"/>
+          <w:szCs w:val="44"/>
+          <w:highlight w:val="none"/>
+          <w:u w:val="none"/>
+          <w:lang w:val="es-ES" w:bidi="es-ES"/>
+        </w:rPr>
+        <w:t xml:space="preserve">1&lt;&lt; (2) </w:t>
+      </w:r>
+      <w:r>
+        <w:rPr>
+          <w:rFonts w:ascii="Classic Console" w:hAnsi="Classic Console" w:eastAsia="Classic Console" w:cs="Classic Console"/>
+          <w:b w:val="0"/>
+          <w:bCs w:val="0"/>
+          <w:i w:val="0"/>
+          <w:sz w:val="44"/>
+          <w:szCs w:val="44"/>
+          <w:highlight w:val="none"/>
+          <w:u w:val="none"/>
+        </w:rPr>
+      </w:r>
+    </w:p>
+    <w:p>
+      <w:pPr>
+        <w:suppressLineNumbers w:val="false"/>
+        <w:pBdr>
+          <w:top w:val="single" w:color="000000" w:sz="4" w:space="0"/>
+          <w:left w:val="single" w:color="000000" w:sz="4" w:space="0"/>
+          <w:bottom w:val="single" w:color="000000" w:sz="4" w:space="0"/>
+          <w:right w:val="single" w:color="000000" w:sz="4" w:space="0"/>
+          <w:between w:val="none" w:color="000000" w:sz="4" w:space="0"/>
+        </w:pBdr>
+        <w:spacing/>
+        <w:ind/>
+        <w:jc w:val="center"/>
+        <w:rPr>
+          <w:rFonts w:ascii="Classic Console" w:hAnsi="Classic Console" w:cs="Classic Console"/>
+          <w:b w:val="0"/>
+          <w:bCs w:val="0"/>
+          <w:i w:val="0"/>
+          <w:sz w:val="44"/>
+          <w:szCs w:val="44"/>
+          <w:highlight w:val="none"/>
+          <w:u w:val="none"/>
+        </w:rPr>
+      </w:pPr>
+      <w:r>
+        <w:rPr>
+          <w:rFonts w:ascii="Classic Console" w:hAnsi="Classic Console" w:eastAsia="Classic Console" w:cs="Classic Console"/>
+          <w:b w:val="0"/>
+          <w:bCs w:val="0"/>
+          <w:i w:val="0"/>
+          <w:iCs w:val="0"/>
+          <w:sz w:val="44"/>
+          <w:szCs w:val="44"/>
+          <w:highlight w:val="none"/>
+          <w:u w:val="none"/>
+          <w:lang w:val="es-ES" w:bidi="es-ES"/>
+        </w:rPr>
+        <w:t xml:space="preserve">00000100</w:t>
+      </w:r>
+      <w:r>
+        <w:rPr>
+          <w:rFonts w:ascii="Classic Console" w:hAnsi="Classic Console" w:eastAsia="Classic Console" w:cs="Classic Console"/>
+          <w:b w:val="0"/>
+          <w:bCs w:val="0"/>
+          <w:i w:val="0"/>
+          <w:sz w:val="44"/>
+          <w:szCs w:val="44"/>
+          <w:highlight w:val="none"/>
+          <w:u w:val="none"/>
+        </w:rPr>
+      </w:r>
+    </w:p>
+    <w:p>
+      <w:pPr>
+        <w:pBdr/>
+        <w:spacing/>
+        <w:ind/>
+        <w:jc w:val="center"/>
+        <w:rPr>
+          <w:rFonts w:ascii="Times New Roman" w:hAnsi="Times New Roman" w:cs="Times New Roman"/>
+          <w:b w:val="0"/>
+          <w:bCs w:val="0"/>
+          <w:i w:val="0"/>
+          <w:sz w:val="24"/>
+          <w:szCs w:val="24"/>
+          <w:highlight w:val="none"/>
+          <w:u w:val="none"/>
+          <w:lang w:val="es-ES" w:bidi="es-ES"/>
+        </w:rPr>
+      </w:pPr>
+      <w:r>
+        <w:rPr>
+          <w:rFonts w:ascii="Times New Roman" w:hAnsi="Times New Roman" w:cs="Times New Roman"/>
+          <w:b w:val="0"/>
+          <w:bCs w:val="0"/>
+          <w:i w:val="0"/>
+          <w:iCs w:val="0"/>
+          <w:sz w:val="24"/>
+          <w:szCs w:val="24"/>
+          <w:highlight w:val="none"/>
+          <w:u w:val="none"/>
+          <w:lang w:val="es-ES" w:bidi="es-ES"/>
+        </w:rPr>
+        <w:t xml:space="preserve">Lo que hacemos despues es invertir todo con ~</w:t>
+      </w:r>
+      <w:r>
+        <w:rPr>
+          <w:rFonts w:ascii="Times New Roman" w:hAnsi="Times New Roman" w:cs="Times New Roman"/>
+          <w:b w:val="0"/>
+          <w:bCs w:val="0"/>
+          <w:i w:val="0"/>
+          <w:sz w:val="24"/>
+          <w:szCs w:val="24"/>
+          <w:highlight w:val="none"/>
+          <w:u w:val="none"/>
+        </w:rPr>
+      </w:r>
+    </w:p>
+    <w:p>
+      <w:pPr>
+        <w:suppressLineNumbers w:val="false"/>
+        <w:pBdr>
+          <w:top w:val="single" w:color="000000" w:sz="4" w:space="0"/>
+          <w:left w:val="single" w:color="000000" w:sz="4" w:space="0"/>
+          <w:bottom w:val="single" w:color="000000" w:sz="4" w:space="0"/>
+          <w:right w:val="single" w:color="000000" w:sz="4" w:space="0"/>
+          <w:between w:val="none" w:color="000000" w:sz="4" w:space="0"/>
+        </w:pBdr>
+        <w:spacing/>
+        <w:ind/>
+        <w:jc w:val="center"/>
+        <w:rPr>
+          <w:rFonts w:ascii="Classic Console" w:hAnsi="Classic Console" w:cs="Classic Console"/>
+          <w:b w:val="0"/>
+          <w:bCs w:val="0"/>
+          <w:i w:val="0"/>
+          <w:sz w:val="44"/>
+          <w:szCs w:val="44"/>
+          <w:highlight w:val="none"/>
+          <w:u w:val="none"/>
+        </w:rPr>
+      </w:pPr>
+      <w:r>
+        <w:rPr>
+          <w:rFonts w:ascii="Classic Console" w:hAnsi="Classic Console" w:eastAsia="Classic Console" w:cs="Classic Console"/>
+          <w:b w:val="0"/>
+          <w:bCs w:val="0"/>
+          <w:i w:val="0"/>
+          <w:iCs w:val="0"/>
+          <w:sz w:val="44"/>
+          <w:szCs w:val="44"/>
+          <w:highlight w:val="none"/>
+          <w:u w:val="none"/>
+          <w:lang w:val="es-ES" w:bidi="es-ES"/>
+        </w:rPr>
+        <w:t xml:space="preserve">~(1&lt;&lt; (2))</w:t>
+      </w:r>
+      <w:r>
+        <w:rPr>
+          <w:rFonts w:ascii="Classic Console" w:hAnsi="Classic Console" w:eastAsia="Classic Console" w:cs="Classic Console"/>
+          <w:b w:val="0"/>
+          <w:bCs w:val="0"/>
+          <w:i w:val="0"/>
+          <w:sz w:val="44"/>
+          <w:szCs w:val="44"/>
+          <w:highlight w:val="none"/>
+          <w:u w:val="none"/>
+          <w:lang w:val="es-ES" w:bidi="es-ES"/>
+        </w:rPr>
+      </w:r>
+      <w:r>
+        <w:rPr>
+          <w:rFonts w:ascii="Classic Console" w:hAnsi="Classic Console" w:eastAsia="Classic Console" w:cs="Classic Console"/>
+          <w:b w:val="0"/>
+          <w:bCs w:val="0"/>
+          <w:i w:val="0"/>
+          <w:sz w:val="44"/>
+          <w:szCs w:val="44"/>
+          <w:highlight w:val="none"/>
+          <w:u w:val="none"/>
+          <w:lang w:val="es-ES" w:bidi="es-ES"/>
+        </w:rPr>
+      </w:r>
+    </w:p>
+    <w:p>
+      <w:pPr>
+        <w:suppressLineNumbers w:val="false"/>
+        <w:pBdr>
+          <w:top w:val="single" w:color="000000" w:sz="4" w:space="0"/>
+          <w:left w:val="single" w:color="000000" w:sz="4" w:space="0"/>
+          <w:bottom w:val="single" w:color="000000" w:sz="4" w:space="0"/>
+          <w:right w:val="single" w:color="000000" w:sz="4" w:space="0"/>
+          <w:between w:val="none" w:color="000000" w:sz="4" w:space="0"/>
+        </w:pBdr>
+        <w:spacing/>
+        <w:ind/>
+        <w:jc w:val="center"/>
+        <w:rPr>
+          <w:rFonts w:ascii="Classic Console" w:hAnsi="Classic Console" w:cs="Classic Console"/>
+          <w:b w:val="0"/>
+          <w:bCs w:val="0"/>
+          <w:i w:val="0"/>
+          <w:sz w:val="44"/>
+          <w:szCs w:val="44"/>
+          <w:highlight w:val="none"/>
+          <w:u w:val="none"/>
+        </w:rPr>
+      </w:pPr>
+      <w:r>
+        <w:rPr>
+          <w:rFonts w:ascii="Classic Console" w:hAnsi="Classic Console" w:eastAsia="Classic Console" w:cs="Classic Console"/>
+          <w:b w:val="0"/>
+          <w:bCs w:val="0"/>
+          <w:i w:val="0"/>
+          <w:iCs w:val="0"/>
+          <w:sz w:val="44"/>
+          <w:szCs w:val="44"/>
+          <w:highlight w:val="none"/>
+          <w:u w:val="none"/>
+          <w:lang w:val="es-ES" w:bidi="es-ES"/>
+        </w:rPr>
+        <w:t xml:space="preserve">11111011</w:t>
+      </w:r>
+      <w:r>
+        <w:rPr>
+          <w:rFonts w:ascii="Classic Console" w:hAnsi="Classic Console" w:eastAsia="Classic Console" w:cs="Classic Console"/>
+          <w:b w:val="0"/>
+          <w:bCs w:val="0"/>
+          <w:i w:val="0"/>
+          <w:iCs w:val="0"/>
+          <w:sz w:val="44"/>
+          <w:szCs w:val="44"/>
+          <w:highlight w:val="none"/>
+          <w:u w:val="none"/>
+          <w:lang w:val="es-ES" w:bidi="es-ES"/>
+        </w:rPr>
+      </w:r>
+      <w:r>
+        <w:rPr>
+          <w:rFonts w:ascii="Classic Console" w:hAnsi="Classic Console" w:eastAsia="Classic Console" w:cs="Classic Console"/>
+          <w:b w:val="0"/>
+          <w:bCs w:val="0"/>
+          <w:i w:val="0"/>
+          <w:sz w:val="44"/>
+          <w:szCs w:val="44"/>
+          <w:highlight w:val="none"/>
+          <w:u w:val="none"/>
+        </w:rPr>
+      </w:r>
+    </w:p>
+    <w:p>
+      <w:pPr>
+        <w:pBdr/>
+        <w:spacing/>
+        <w:ind/>
+        <w:jc w:val="center"/>
+        <w:rPr>
+          <w:rFonts w:ascii="Times New Roman" w:hAnsi="Times New Roman" w:cs="Times New Roman"/>
+          <w:b w:val="0"/>
+          <w:bCs w:val="0"/>
+          <w:i w:val="0"/>
+          <w:sz w:val="24"/>
+          <w:szCs w:val="24"/>
+          <w:highlight w:val="none"/>
+          <w:u w:val="none"/>
+          <w:lang w:val="es-ES" w:bidi="es-ES"/>
+        </w:rPr>
+      </w:pPr>
+      <w:r>
+        <w:rPr>
+          <w:rFonts w:ascii="Times New Roman" w:hAnsi="Times New Roman" w:cs="Times New Roman"/>
+          <w:b w:val="0"/>
+          <w:bCs w:val="0"/>
+          <w:i w:val="0"/>
+          <w:iCs w:val="0"/>
+          <w:sz w:val="24"/>
+          <w:szCs w:val="24"/>
+          <w:highlight w:val="none"/>
+          <w:u w:val="none"/>
+          <w:lang w:val="es-ES" w:bidi="es-ES"/>
+        </w:rPr>
+        <w:t xml:space="preserve">Utilizamos el operador &amp; que nos dice que un bit estar</w:t>
+      </w:r>
+      <w:r>
+        <w:rPr>
+          <w:rFonts w:ascii="Times New Roman" w:hAnsi="Times New Roman" w:cs="Times New Roman"/>
+          <w:b w:val="0"/>
+          <w:bCs w:val="0"/>
+          <w:i w:val="0"/>
+          <w:iCs w:val="0"/>
+          <w:sz w:val="24"/>
+          <w:szCs w:val="24"/>
+          <w:highlight w:val="none"/>
+          <w:u w:val="none"/>
+          <w:lang w:val="es-ES" w:bidi="es-ES"/>
+        </w:rPr>
+        <w:t xml:space="preserve">á activo unicamente si ambos lo estan entonces</w:t>
+      </w:r>
+      <w:r>
+        <w:rPr>
+          <w:rFonts w:ascii="Times New Roman" w:hAnsi="Times New Roman" w:cs="Times New Roman"/>
+          <w:b w:val="0"/>
+          <w:bCs w:val="0"/>
+          <w:i w:val="0"/>
+          <w:sz w:val="24"/>
+          <w:szCs w:val="24"/>
+          <w:highlight w:val="none"/>
+          <w:u w:val="none"/>
+        </w:rPr>
+      </w:r>
+    </w:p>
+    <w:p>
+      <w:pPr>
+        <w:suppressLineNumbers w:val="false"/>
+        <w:pBdr>
+          <w:top w:val="single" w:color="000000" w:sz="4" w:space="0"/>
+          <w:left w:val="single" w:color="000000" w:sz="4" w:space="0"/>
+          <w:bottom w:val="single" w:color="000000" w:sz="4" w:space="0"/>
+          <w:right w:val="single" w:color="000000" w:sz="4" w:space="0"/>
+          <w:between w:val="none" w:color="000000" w:sz="4" w:space="0"/>
+        </w:pBdr>
+        <w:spacing/>
+        <w:ind/>
+        <w:jc w:val="center"/>
+        <w:rPr>
+          <w:rFonts w:ascii="Classic Console" w:hAnsi="Classic Console" w:cs="Classic Console"/>
+          <w:b w:val="0"/>
+          <w:bCs w:val="0"/>
+          <w:i w:val="0"/>
+          <w:sz w:val="40"/>
+          <w:szCs w:val="40"/>
+          <w:highlight w:val="none"/>
+          <w:u w:val="none"/>
+        </w:rPr>
+      </w:pPr>
+      <w:r>
+        <w:rPr>
+          <w:rFonts w:ascii="Classic Console" w:hAnsi="Classic Console" w:eastAsia="Classic Console" w:cs="Classic Console"/>
+          <w:b w:val="0"/>
+          <w:bCs w:val="0"/>
+          <w:i w:val="0"/>
+          <w:iCs w:val="0"/>
+          <w:sz w:val="40"/>
+          <w:szCs w:val="40"/>
+          <w:highlight w:val="none"/>
+          <w:u w:val="none"/>
+          <w:lang w:val="es-ES" w:bidi="es-ES"/>
+        </w:rPr>
+        <w:t xml:space="preserve">10000100</w:t>
+      </w:r>
+      <w:r>
+        <w:rPr>
+          <w:rFonts w:ascii="Classic Console" w:hAnsi="Classic Console" w:eastAsia="Classic Console" w:cs="Classic Console"/>
+          <w:b w:val="0"/>
+          <w:bCs w:val="0"/>
+          <w:i w:val="0"/>
+          <w:sz w:val="40"/>
+          <w:szCs w:val="40"/>
+          <w:highlight w:val="none"/>
+          <w:u w:val="none"/>
+          <w:lang w:val="es-ES" w:bidi="es-ES"/>
+        </w:rPr>
+      </w:r>
+      <w:r>
+        <w:rPr>
+          <w:rFonts w:ascii="Classic Console" w:hAnsi="Classic Console" w:eastAsia="Classic Console" w:cs="Classic Console"/>
+          <w:b w:val="0"/>
+          <w:bCs w:val="0"/>
+          <w:i w:val="0"/>
+          <w:sz w:val="40"/>
+          <w:szCs w:val="40"/>
+          <w:highlight w:val="none"/>
+          <w:u w:val="none"/>
+          <w:lang w:val="es-ES" w:bidi="es-ES"/>
+        </w:rPr>
+      </w:r>
+    </w:p>
+    <w:p>
+      <w:pPr>
+        <w:suppressLineNumbers w:val="false"/>
+        <w:pBdr>
+          <w:top w:val="single" w:color="000000" w:sz="4" w:space="0"/>
+          <w:left w:val="single" w:color="000000" w:sz="4" w:space="0"/>
+          <w:bottom w:val="single" w:color="000000" w:sz="4" w:space="0"/>
+          <w:right w:val="single" w:color="000000" w:sz="4" w:space="0"/>
+          <w:between w:val="none" w:color="000000" w:sz="4" w:space="0"/>
+        </w:pBdr>
+        <w:spacing/>
+        <w:ind/>
+        <w:jc w:val="center"/>
+        <w:rPr>
+          <w:rFonts w:ascii="Classic Console" w:hAnsi="Classic Console" w:cs="Classic Console"/>
+          <w:b w:val="0"/>
+          <w:bCs w:val="0"/>
+          <w:i w:val="0"/>
+          <w:sz w:val="40"/>
+          <w:szCs w:val="40"/>
+          <w:highlight w:val="none"/>
+          <w:u w:val="none"/>
+        </w:rPr>
+      </w:pPr>
+      <w:r>
+        <w:rPr>
+          <w:rFonts w:ascii="Classic Console" w:hAnsi="Classic Console" w:eastAsia="Classic Console" w:cs="Classic Console"/>
+          <w:b w:val="0"/>
+          <w:bCs w:val="0"/>
+          <w:i w:val="0"/>
+          <w:iCs w:val="0"/>
+          <w:sz w:val="40"/>
+          <w:szCs w:val="40"/>
+          <w:highlight w:val="none"/>
+          <w:u w:val="none"/>
+          <w:lang w:val="es-ES" w:bidi="es-ES"/>
+        </w:rPr>
+        <w:t xml:space="preserve">&amp;</w:t>
+      </w:r>
+      <w:r>
+        <w:rPr>
+          <w:rFonts w:ascii="Classic Console" w:hAnsi="Classic Console" w:eastAsia="Classic Console" w:cs="Classic Console"/>
+          <w:b w:val="0"/>
+          <w:bCs w:val="0"/>
+          <w:i w:val="0"/>
+          <w:sz w:val="40"/>
+          <w:szCs w:val="40"/>
+          <w:highlight w:val="none"/>
+          <w:u w:val="none"/>
+        </w:rPr>
+      </w:r>
+    </w:p>
+    <w:p>
+      <w:pPr>
+        <w:suppressLineNumbers w:val="false"/>
+        <w:pBdr>
+          <w:top w:val="single" w:color="000000" w:sz="4" w:space="0"/>
+          <w:left w:val="single" w:color="000000" w:sz="4" w:space="0"/>
+          <w:bottom w:val="single" w:color="000000" w:sz="4" w:space="0"/>
+          <w:right w:val="single" w:color="000000" w:sz="4" w:space="0"/>
+          <w:between w:val="none" w:color="000000" w:sz="4" w:space="0"/>
+        </w:pBdr>
+        <w:spacing/>
+        <w:ind/>
+        <w:jc w:val="center"/>
+        <w:rPr>
+          <w:rFonts w:ascii="Classic Console" w:hAnsi="Classic Console" w:cs="Classic Console"/>
+          <w:b w:val="0"/>
+          <w:bCs w:val="0"/>
+          <w:i w:val="0"/>
+          <w:sz w:val="40"/>
+          <w:szCs w:val="40"/>
+          <w:highlight w:val="none"/>
+          <w:u w:val="none"/>
+        </w:rPr>
+      </w:pPr>
+      <w:r>
+        <w:rPr>
+          <w:rFonts w:ascii="Classic Console" w:hAnsi="Classic Console" w:eastAsia="Classic Console" w:cs="Classic Console"/>
+          <w:b w:val="0"/>
+          <w:bCs w:val="0"/>
+          <w:i w:val="0"/>
+          <w:iCs w:val="0"/>
+          <w:sz w:val="40"/>
+          <w:szCs w:val="40"/>
+          <w:highlight w:val="none"/>
+          <w:u w:val="none"/>
+          <w:lang w:val="es-ES" w:bidi="es-ES"/>
+        </w:rPr>
+        <w:t xml:space="preserve">11111011</w:t>
+      </w:r>
+      <w:r>
+        <w:rPr>
+          <w:rFonts w:ascii="Classic Console" w:hAnsi="Classic Console" w:eastAsia="Classic Console" w:cs="Classic Console"/>
+          <w:b w:val="0"/>
+          <w:bCs w:val="0"/>
+          <w:i w:val="0"/>
+          <w:sz w:val="40"/>
+          <w:szCs w:val="40"/>
+          <w:highlight w:val="none"/>
+          <w:u w:val="none"/>
+          <w:lang w:val="es-ES" w:bidi="es-ES"/>
+        </w:rPr>
+      </w:r>
+      <w:r>
+        <w:rPr>
+          <w:rFonts w:ascii="Classic Console" w:hAnsi="Classic Console" w:eastAsia="Classic Console" w:cs="Classic Console"/>
+          <w:b w:val="0"/>
+          <w:bCs w:val="0"/>
+          <w:i w:val="0"/>
+          <w:sz w:val="40"/>
+          <w:szCs w:val="40"/>
+          <w:highlight w:val="none"/>
+          <w:u w:val="none"/>
+          <w:lang w:val="es-ES" w:bidi="es-ES"/>
+        </w:rPr>
+      </w:r>
+    </w:p>
+    <w:p>
+      <w:pPr>
+        <w:suppressLineNumbers w:val="false"/>
+        <w:pBdr>
+          <w:top w:val="single" w:color="000000" w:sz="4" w:space="0"/>
+          <w:left w:val="single" w:color="000000" w:sz="4" w:space="0"/>
+          <w:bottom w:val="single" w:color="000000" w:sz="4" w:space="0"/>
+          <w:right w:val="single" w:color="000000" w:sz="4" w:space="0"/>
+          <w:between w:val="none" w:color="000000" w:sz="4" w:space="0"/>
+        </w:pBdr>
+        <w:spacing/>
+        <w:ind/>
+        <w:jc w:val="center"/>
+        <w:rPr>
+          <w:rFonts w:ascii="Classic Console" w:hAnsi="Classic Console" w:cs="Classic Console"/>
+          <w:b w:val="0"/>
+          <w:bCs w:val="0"/>
+          <w:i w:val="0"/>
+          <w:sz w:val="40"/>
+          <w:szCs w:val="40"/>
+          <w:highlight w:val="none"/>
+          <w:u w:val="none"/>
+        </w:rPr>
+      </w:pPr>
+      <w:r>
+        <w:rPr>
+          <w:rFonts w:ascii="Classic Console" w:hAnsi="Classic Console" w:eastAsia="Classic Console" w:cs="Classic Console"/>
+          <w:b w:val="0"/>
+          <w:bCs w:val="0"/>
+          <w:i w:val="0"/>
+          <w:sz w:val="40"/>
+          <w:szCs w:val="40"/>
+          <w:highlight w:val="none"/>
+          <w:u w:val="none"/>
+          <w:lang w:val="es-ES" w:bidi="es-ES"/>
+        </w:rPr>
+        <w:t xml:space="preserve">=</w:t>
+      </w:r>
+      <w:r>
+        <w:rPr>
+          <w:rFonts w:ascii="Classic Console" w:hAnsi="Classic Console" w:eastAsia="Classic Console" w:cs="Classic Console"/>
+          <w:b w:val="0"/>
+          <w:bCs w:val="0"/>
+          <w:i w:val="0"/>
+          <w:sz w:val="40"/>
+          <w:szCs w:val="40"/>
+          <w:highlight w:val="none"/>
+          <w:u w:val="none"/>
+          <w:lang w:val="es-ES" w:bidi="es-ES"/>
+        </w:rPr>
+      </w:r>
+    </w:p>
+    <w:p>
+      <w:pPr>
+        <w:suppressLineNumbers w:val="false"/>
+        <w:pBdr>
+          <w:top w:val="single" w:color="000000" w:sz="4" w:space="0"/>
+          <w:left w:val="single" w:color="000000" w:sz="4" w:space="0"/>
+          <w:bottom w:val="single" w:color="000000" w:sz="4" w:space="0"/>
+          <w:right w:val="single" w:color="000000" w:sz="4" w:space="0"/>
+          <w:between w:val="none" w:color="000000" w:sz="4" w:space="0"/>
+        </w:pBdr>
+        <w:spacing/>
+        <w:ind/>
+        <w:jc w:val="center"/>
+        <w:rPr>
+          <w:rFonts w:ascii="Classic Console" w:hAnsi="Classic Console" w:cs="Classic Console"/>
+          <w:b w:val="0"/>
+          <w:bCs w:val="0"/>
+          <w:i w:val="0"/>
+          <w:sz w:val="40"/>
+          <w:szCs w:val="40"/>
+          <w:highlight w:val="none"/>
+          <w:u w:val="none"/>
+        </w:rPr>
+      </w:pPr>
+      <w:r>
+        <w:rPr>
+          <w:rFonts w:ascii="Classic Console" w:hAnsi="Classic Console" w:eastAsia="Classic Console" w:cs="Classic Console"/>
+          <w:b w:val="0"/>
+          <w:bCs w:val="0"/>
+          <w:i w:val="0"/>
+          <w:sz w:val="40"/>
+          <w:szCs w:val="40"/>
+          <w:highlight w:val="none"/>
+          <w:u w:val="none"/>
+          <w:lang w:val="es-ES" w:bidi="es-ES"/>
+        </w:rPr>
+        <w:t xml:space="preserve">100000100</w:t>
+      </w:r>
+      <w:r>
+        <w:rPr>
+          <w:rFonts w:ascii="Classic Console" w:hAnsi="Classic Console" w:eastAsia="Classic Console" w:cs="Classic Console"/>
+          <w:b w:val="0"/>
+          <w:bCs w:val="0"/>
+          <w:i w:val="0"/>
+          <w:sz w:val="40"/>
+          <w:szCs w:val="40"/>
+          <w:highlight w:val="none"/>
+          <w:u w:val="none"/>
+          <w:lang w:val="es-ES" w:bidi="es-ES"/>
+        </w:rPr>
+      </w:r>
+      <w:r>
+        <w:rPr>
+          <w:rFonts w:ascii="Classic Console" w:hAnsi="Classic Console" w:eastAsia="Classic Console" w:cs="Classic Console"/>
+          <w:b w:val="0"/>
+          <w:bCs w:val="0"/>
+          <w:i w:val="0"/>
+          <w:sz w:val="40"/>
+          <w:szCs w:val="40"/>
+          <w:highlight w:val="none"/>
+          <w:u w:val="none"/>
+          <w:lang w:val="es-ES" w:bidi="es-ES"/>
+        </w:rPr>
+      </w:r>
+    </w:p>
+    <w:p>
+      <w:pPr>
+        <w:pBdr/>
+        <w:spacing/>
+        <w:ind/>
+        <w:jc w:val="center"/>
+        <w:rPr>
+          <w:rFonts w:ascii="Times New Roman" w:hAnsi="Times New Roman" w:cs="Times New Roman"/>
+          <w:b w:val="0"/>
+          <w:bCs w:val="0"/>
+          <w:i w:val="0"/>
+          <w:sz w:val="24"/>
+          <w:szCs w:val="24"/>
+          <w:highlight w:val="none"/>
+          <w:u w:val="none"/>
+          <w:lang w:val="es-ES" w:bidi="es-ES"/>
+        </w:rPr>
+      </w:pPr>
+      <w:r>
+        <w:rPr>
+          <w:rFonts w:ascii="Times New Roman" w:hAnsi="Times New Roman" w:cs="Times New Roman"/>
+          <w:b w:val="0"/>
+          <w:bCs w:val="0"/>
+          <w:i w:val="0"/>
+          <w:sz w:val="24"/>
+          <w:szCs w:val="24"/>
+          <w:highlight w:val="none"/>
+          <w:u w:val="none"/>
+          <w:lang w:val="es-ES" w:bidi="es-ES"/>
+        </w:rPr>
+        <w:t xml:space="preserve">Siguiendo esa logica utilizamos entonces:</w:t>
+      </w:r>
+      <w:r>
+        <w:rPr>
+          <w:rFonts w:ascii="Times New Roman" w:hAnsi="Times New Roman" w:cs="Times New Roman"/>
+          <w:b w:val="0"/>
+          <w:bCs w:val="0"/>
+          <w:i w:val="0"/>
+          <w:sz w:val="24"/>
+          <w:szCs w:val="24"/>
+          <w:highlight w:val="none"/>
+          <w:u w:val="none"/>
+          <w:lang w:val="es-ES" w:bidi="es-ES"/>
+        </w:rPr>
+      </w:r>
+    </w:p>
+    <w:p>
+      <w:pPr>
+        <w:suppressLineNumbers w:val="false"/>
+        <w:pBdr>
+          <w:top w:val="single" w:color="000000" w:sz="4" w:space="0"/>
+          <w:left w:val="single" w:color="000000" w:sz="4" w:space="0"/>
+          <w:bottom w:val="single" w:color="000000" w:sz="4" w:space="0"/>
+          <w:right w:val="single" w:color="000000" w:sz="4" w:space="0"/>
+          <w:between w:val="none" w:color="000000" w:sz="4" w:space="0"/>
+        </w:pBdr>
+        <w:spacing/>
+        <w:ind/>
+        <w:jc w:val="center"/>
+        <w:rPr>
+          <w:rFonts w:ascii="Classic Console" w:hAnsi="Classic Console" w:cs="Classic Console"/>
+          <w:b w:val="0"/>
+          <w:bCs w:val="0"/>
+          <w:i w:val="0"/>
+          <w:sz w:val="36"/>
+          <w:szCs w:val="36"/>
+          <w:highlight w:val="none"/>
+          <w:u w:val="none"/>
+        </w:rPr>
+      </w:pPr>
+      <w:r>
+        <w:rPr>
+          <w:rFonts w:ascii="Classic Console" w:hAnsi="Classic Console" w:eastAsia="Classic Console" w:cs="Classic Console"/>
+          <w:b w:val="0"/>
+          <w:bCs w:val="0"/>
+          <w:i w:val="0"/>
+          <w:sz w:val="36"/>
+          <w:szCs w:val="36"/>
+          <w:highlight w:val="none"/>
+          <w:u w:val="none"/>
+          <w:lang w:val="es-ES" w:bidi="es-ES"/>
+        </w:rPr>
+      </w:r>
+      <w:r>
+        <w:rPr>
+          <w:rFonts w:ascii="Classic Console" w:hAnsi="Classic Console" w:eastAsia="Classic Console" w:cs="Classic Console"/>
+          <w:b w:val="0"/>
+          <w:bCs w:val="0"/>
+          <w:i w:val="0"/>
+          <w:sz w:val="36"/>
+          <w:szCs w:val="36"/>
+          <w:highlight w:val="none"/>
+          <w:u w:val="none"/>
+          <w:lang w:val="es-ES" w:bidi="es-ES"/>
+        </w:rPr>
+        <w:t xml:space="preserve">tablero[fila][byte] &amp;= ~(1 &lt;&lt; (7-bit))</w:t>
+      </w:r>
+      <w:r>
+        <w:rPr>
+          <w:rFonts w:ascii="Classic Console" w:hAnsi="Classic Console" w:eastAsia="Classic Console" w:cs="Classic Console"/>
+          <w:b w:val="0"/>
+          <w:bCs w:val="0"/>
+          <w:i w:val="0"/>
+          <w:sz w:val="36"/>
+          <w:szCs w:val="36"/>
+          <w:highlight w:val="none"/>
+          <w:u w:val="none"/>
+          <w:lang w:val="es-ES" w:bidi="es-ES"/>
+        </w:rPr>
+      </w:r>
+      <w:r>
+        <w:rPr>
+          <w:rFonts w:ascii="Classic Console" w:hAnsi="Classic Console" w:eastAsia="Classic Console" w:cs="Classic Console"/>
+          <w:b w:val="0"/>
+          <w:bCs w:val="0"/>
+          <w:i w:val="0"/>
+          <w:sz w:val="36"/>
+          <w:szCs w:val="36"/>
+          <w:highlight w:val="none"/>
+          <w:u w:val="none"/>
+          <w:lang w:val="es-ES" w:bidi="es-ES"/>
+        </w:rPr>
+      </w:r>
+    </w:p>
+    <w:p>
+      <w:pPr>
+        <w:pBdr/>
+        <w:spacing/>
+        <w:ind/>
+        <w:jc w:val="center"/>
+        <w:rPr>
+          <w:rFonts w:ascii="Times New Roman" w:hAnsi="Times New Roman" w:cs="Times New Roman"/>
+          <w:b w:val="0"/>
+          <w:bCs w:val="0"/>
+          <w:i w:val="0"/>
+          <w:sz w:val="24"/>
+          <w:szCs w:val="24"/>
+          <w:highlight w:val="none"/>
+          <w:u w:val="none"/>
+        </w:rPr>
+      </w:pPr>
+      <w:r>
+        <w:rPr>
+          <w:rFonts w:ascii="Times New Roman" w:hAnsi="Times New Roman" w:cs="Times New Roman"/>
+          <w:b w:val="0"/>
+          <w:bCs w:val="0"/>
+          <w:i w:val="0"/>
+          <w:iCs w:val="0"/>
+          <w:sz w:val="24"/>
+          <w:szCs w:val="24"/>
+          <w:highlight w:val="none"/>
+          <w:u w:val="none"/>
+          <w:lang w:val="es-ES" w:bidi="es-ES"/>
+        </w:rPr>
+      </w:r>
+      <w:r>
+        <w:rPr>
+          <w:rFonts w:ascii="Times New Roman" w:hAnsi="Times New Roman" w:cs="Times New Roman"/>
+          <w:b w:val="0"/>
+          <w:bCs w:val="0"/>
+          <w:i w:val="0"/>
+          <w:iCs w:val="0"/>
+          <w:sz w:val="24"/>
+          <w:szCs w:val="24"/>
+          <w:highlight w:val="none"/>
+          <w:u w:val="none"/>
+          <w:lang w:val="es-ES" w:bidi="es-ES"/>
+        </w:rPr>
+      </w:r>
+      <w:r>
+        <w:rPr>
+          <w:rFonts w:ascii="Times New Roman" w:hAnsi="Times New Roman" w:cs="Times New Roman"/>
+          <w:b w:val="0"/>
+          <w:bCs w:val="0"/>
+          <w:i w:val="0"/>
+          <w:iCs w:val="0"/>
+          <w:sz w:val="24"/>
+          <w:szCs w:val="24"/>
+          <w:highlight w:val="none"/>
+          <w:u w:val="none"/>
+          <w:lang w:val="es-ES" w:bidi="es-ES"/>
+        </w:rPr>
+      </w:r>
+    </w:p>
+    <w:p>
+      <w:pPr>
+        <w:pBdr/>
+        <w:spacing/>
+        <w:ind/>
+        <w:jc w:val="center"/>
+        <w:rPr>
+          <w:rFonts w:ascii="Times New Roman" w:hAnsi="Times New Roman" w:cs="Times New Roman"/>
+          <w:b w:val="0"/>
+          <w:bCs w:val="0"/>
+          <w:i w:val="0"/>
+          <w:sz w:val="22"/>
+          <w:szCs w:val="22"/>
+          <w:highlight w:val="none"/>
+          <w:u w:val="none"/>
+        </w:rPr>
+      </w:pPr>
+      <w:r>
+        <w:rPr>
+          <w:rFonts w:ascii="Times New Roman" w:hAnsi="Times New Roman" w:cs="Times New Roman"/>
+          <w:b w:val="0"/>
+          <w:bCs w:val="0"/>
+          <w:i w:val="0"/>
+          <w:iCs w:val="0"/>
+          <w:sz w:val="22"/>
+          <w:szCs w:val="22"/>
+          <w:highlight w:val="none"/>
+          <w:u w:val="none"/>
+          <w:lang w:val="es-ES" w:bidi="es-ES"/>
+        </w:rPr>
+      </w:r>
+      <w:r>
+        <w:rPr>
+          <w:rFonts w:ascii="Times New Roman" w:hAnsi="Times New Roman" w:cs="Times New Roman"/>
+          <w:b w:val="0"/>
+          <w:bCs w:val="0"/>
+          <w:i w:val="0"/>
+          <w:iCs w:val="0"/>
+          <w:sz w:val="22"/>
+          <w:szCs w:val="22"/>
+          <w:highlight w:val="none"/>
+          <w:u w:val="none"/>
+          <w:lang w:val="es-ES" w:bidi="es-ES"/>
+        </w:rPr>
+      </w:r>
+      <w:r/>
+    </w:p>
+    <w:p>
+      <w:pPr>
+        <w:pBdr/>
+        <w:spacing/>
+        <w:ind/>
+        <w:jc w:val="center"/>
+        <w:rPr>
+          <w:rFonts w:ascii="Times New Roman" w:hAnsi="Times New Roman" w:cs="Times New Roman"/>
+          <w:b w:val="0"/>
+          <w:bCs w:val="0"/>
+          <w:i w:val="0"/>
+          <w:sz w:val="24"/>
+          <w:szCs w:val="24"/>
+          <w:highlight w:val="none"/>
+          <w:u w:val="none"/>
+          <w:lang w:val="es-ES" w:bidi="es-ES"/>
+        </w:rPr>
+      </w:pPr>
+      <w:r>
+        <w:rPr>
+          <w:rFonts w:ascii="Times New Roman" w:hAnsi="Times New Roman" w:cs="Times New Roman"/>
+          <w:b w:val="0"/>
+          <w:bCs w:val="0"/>
+          <w:i w:val="0"/>
+          <w:sz w:val="24"/>
+          <w:szCs w:val="24"/>
+          <w:highlight w:val="none"/>
+          <w:u w:val="none"/>
+          <w:lang w:val="es-ES" w:bidi="es-ES"/>
+        </w:rPr>
+      </w:r>
+      <w:r/>
+      <w:r>
+        <w:rPr>
+          <w:rFonts w:ascii="Times New Roman" w:hAnsi="Times New Roman" w:cs="Times New Roman"/>
+          <w:b w:val="0"/>
+          <w:bCs w:val="0"/>
+          <w:i w:val="0"/>
+          <w:sz w:val="24"/>
+          <w:szCs w:val="24"/>
+          <w:highlight w:val="none"/>
+          <w:u w:val="none"/>
+          <w:lang w:val="es-ES" w:bidi="es-ES"/>
+        </w:rPr>
+      </w:r>
+      <w:r>
+        <w:rPr>
+          <w:rFonts w:ascii="Times New Roman" w:hAnsi="Times New Roman" w:cs="Times New Roman"/>
+          <w:b w:val="0"/>
+          <w:bCs w:val="0"/>
+          <w:i w:val="0"/>
+          <w:sz w:val="24"/>
+          <w:szCs w:val="24"/>
+          <w:highlight w:val="none"/>
+          <w:u w:val="none"/>
+          <w:lang w:val="es-ES" w:bidi="es-ES"/>
+        </w:rPr>
+      </w:r>
+    </w:p>
+    <w:p>
+      <w:pPr>
+        <w:pBdr/>
+        <w:spacing/>
+        <w:ind/>
+        <w:jc w:val="center"/>
+        <w:rPr>
+          <w:rFonts w:ascii="Times New Roman" w:hAnsi="Times New Roman" w:cs="Times New Roman"/>
+          <w:b w:val="0"/>
+          <w:bCs w:val="0"/>
+          <w:i w:val="0"/>
+          <w:sz w:val="24"/>
+          <w:szCs w:val="24"/>
+          <w:highlight w:val="none"/>
+          <w:u w:val="none"/>
           <w:lang w:val="es-ES"/>
         </w:rPr>
-        <w:t xml:space="preserve">elimino tetrimino anterior</w:t>
-      </w:r>
-      <w:r>
+      </w:pPr>
+      <w:r>
+        <w:rPr>
+          <w:rFonts w:ascii="Times New Roman" w:hAnsi="Times New Roman" w:cs="Times New Roman"/>
+          <w:b w:val="0"/>
+          <w:bCs w:val="0"/>
+          <w:i w:val="0"/>
+          <w:sz w:val="24"/>
+          <w:szCs w:val="24"/>
+          <w:highlight w:val="none"/>
+          <w:u w:val="none"/>
+          <w:lang w:val="es-ES" w:bidi="es-ES"/>
+        </w:rPr>
+      </w:r>
+      <w:r>
+        <w:rPr>
+          <w:rFonts w:ascii="Times New Roman" w:hAnsi="Times New Roman" w:cs="Times New Roman"/>
+          <w:b w:val="0"/>
+          <w:bCs w:val="0"/>
+          <w:i w:val="0"/>
+          <w:sz w:val="24"/>
+          <w:szCs w:val="24"/>
+          <w:highlight w:val="none"/>
+          <w:u w:val="none"/>
+          <w:lang w:val="es-ES" w:bidi="es-ES"/>
+        </w:rPr>
+      </w:r>
+      <w:r>
+        <w:rPr>
+          <w:rFonts w:ascii="Times New Roman" w:hAnsi="Times New Roman" w:cs="Times New Roman"/>
+          <w:b w:val="0"/>
+          <w:bCs w:val="0"/>
+          <w:i w:val="0"/>
+          <w:sz w:val="24"/>
+          <w:szCs w:val="24"/>
+          <w:highlight w:val="none"/>
+          <w:u w:val="none"/>
+          <w:lang w:val="es-ES"/>
+        </w:rPr>
+      </w:r>
+    </w:p>
+    <w:p>
+      <w:pPr>
+        <w:pBdr/>
+        <w:spacing/>
+        <w:ind/>
+        <w:jc w:val="center"/>
         <w:rPr>
           <w:rFonts w:ascii="Times New Roman" w:hAnsi="Times New Roman" w:cs="Times New Roman"/>
           <w:b w:val="0"/>
@@ -10176,14 +14698,8 @@
           <w:szCs w:val="24"/>
           <w:u w:val="none"/>
         </w:rPr>
-      </w:r>
-    </w:p>
-    <w:p>
-      <w:pPr>
-        <w:pBdr/>
-        <w:spacing/>
-        <w:ind/>
-        <w:jc w:val="center"/>
+      </w:pPr>
+      <w:r>
         <w:rPr>
           <w:rFonts w:ascii="Times New Roman" w:hAnsi="Times New Roman" w:cs="Times New Roman"/>
           <w:b w:val="0"/>
@@ -10191,9 +14707,46 @@
           <w:i w:val="0"/>
           <w:sz w:val="24"/>
           <w:szCs w:val="24"/>
-          <w:highlight w:val="none"/>
           <w:u w:val="none"/>
-          <w:lang w:val="es-ES"/>
+        </w:rPr>
+      </w:r>
+      <w:r>
+        <w:rPr>
+          <w:rFonts w:ascii="Times New Roman" w:hAnsi="Times New Roman" w:cs="Times New Roman"/>
+          <w:b w:val="0"/>
+          <w:bCs w:val="0"/>
+          <w:i w:val="0"/>
+          <w:sz w:val="24"/>
+          <w:szCs w:val="24"/>
+          <w:u w:val="none"/>
+        </w:rPr>
+      </w:r>
+      <w:r>
+        <w:rPr>
+          <w:rFonts w:ascii="Times New Roman" w:hAnsi="Times New Roman" w:cs="Times New Roman"/>
+          <w:b w:val="0"/>
+          <w:bCs w:val="0"/>
+          <w:i w:val="0"/>
+          <w:sz w:val="24"/>
+          <w:szCs w:val="24"/>
+          <w:u w:val="none"/>
+        </w:rPr>
+      </w:r>
+    </w:p>
+    <w:p>
+      <w:pPr>
+        <w:pBdr/>
+        <w:spacing/>
+        <w:ind/>
+        <w:jc w:val="center"/>
+        <w:rPr>
+          <w:rFonts w:ascii="Times New Roman" w:hAnsi="Times New Roman" w:cs="Times New Roman"/>
+          <w:b w:val="0"/>
+          <w:bCs w:val="0"/>
+          <w:i w:val="0"/>
+          <w:sz w:val="24"/>
+          <w:szCs w:val="24"/>
+          <w:u w:val="none"/>
         </w:rPr>
       </w:pPr>
       <w:r>
@@ -10209,7 +14762,20 @@
           <w:u w:val="none"/>
           <w:lang w:val="es-ES"/>
         </w:rPr>
-        <w:t xml:space="preserve">Movimiento de tetrimino</w:t>
+      </w:r>
+      <w:r>
+        <w:rPr>
+          <w:rFonts w:ascii="Times New Roman" w:hAnsi="Times New Roman" w:cs="Times New Roman"/>
+          <w:b w:val="0"/>
+          <w:bCs w:val="0"/>
+          <w:i w:val="0"/>
+          <w:iCs w:val="0"/>
+          <w:sz w:val="24"/>
+          <w:szCs w:val="24"/>
+          <w:highlight w:val="none"/>
+          <w:u w:val="none"/>
+          <w:lang w:val="es-ES"/>
+        </w:rPr>
       </w:r>
       <w:r>
         <w:rPr>
@@ -10230,54 +14796,22 @@
         <w:ind/>
         <w:jc w:val="center"/>
         <w:rPr>
-          <w:rFonts w:ascii="Times New Roman" w:hAnsi="Times New Roman" w:cs="Times New Roman"/>
-          <w:b w:val="0"/>
-          <w:bCs w:val="0"/>
-          <w:i w:val="0"/>
-          <w:sz w:val="24"/>
-          <w:szCs w:val="24"/>
-          <w:highlight w:val="none"/>
-          <w:u w:val="none"/>
-          <w:lang w:val="es-ES"/>
-        </w:rPr>
-      </w:pPr>
-      <w:r>
-        <w:rPr>
-          <w:rFonts w:ascii="Times New Roman" w:hAnsi="Times New Roman" w:cs="Times New Roman"/>
-          <w:b w:val="0"/>
-          <w:bCs w:val="0"/>
-          <w:i w:val="0"/>
-          <w:iCs w:val="0"/>
-          <w:sz w:val="24"/>
-          <w:szCs w:val="24"/>
-          <w:highlight w:val="none"/>
-          <w:u w:val="none"/>
-          <w:lang w:val="es-ES"/>
-        </w:rPr>
-        <w:t xml:space="preserve">dibujo tetrimino actual</w:t>
-      </w:r>
-      <w:r>
-        <w:rPr>
-          <w:rFonts w:ascii="Times New Roman" w:hAnsi="Times New Roman" w:cs="Times New Roman"/>
-          <w:b w:val="0"/>
-          <w:bCs w:val="0"/>
-          <w:i w:val="0"/>
-          <w:sz w:val="24"/>
-          <w:szCs w:val="24"/>
-          <w:u w:val="none"/>
-        </w:rPr>
-      </w:r>
-      <w:r>
-        <w:rPr>
-          <w:rFonts w:ascii="Times New Roman" w:hAnsi="Times New Roman" w:cs="Times New Roman"/>
-          <w:b w:val="0"/>
-          <w:bCs w:val="0"/>
-          <w:i w:val="0"/>
-          <w:sz w:val="24"/>
-          <w:szCs w:val="24"/>
-          <w:highlight w:val="none"/>
-          <w:u w:val="none"/>
-          <w:lang w:val="es-ES"/>
+          <w:rFonts w:ascii="Asana Math" w:hAnsi="Asana Math" w:cs="Asana Math"/>
+        </w:rPr>
+      </w:pPr>
+      <w:r>
+        <w:rPr>
+          <w:rFonts w:ascii="Asana Math" w:hAnsi="Asana Math" w:cs="Asana Math"/>
+        </w:rPr>
+      </w:r>
+      <w:r>
+        <w:rPr>
+          <w:rFonts w:ascii="Asana Math" w:hAnsi="Asana Math" w:cs="Asana Math"/>
+        </w:rPr>
+      </w:r>
+      <w:r>
+        <w:rPr>
+          <w:rFonts w:ascii="Asana Math" w:hAnsi="Asana Math" w:cs="Asana Math"/>
         </w:rPr>
       </w:r>
     </w:p>
@@ -10287,909 +14821,6 @@
         <w:spacing/>
         <w:ind/>
         <w:jc w:val="center"/>
-        <w:rPr/>
-      </w:pPr>
-      <w:r>
-        <w:rPr>
-          <w:rFonts w:ascii="Times New Roman" w:hAnsi="Times New Roman" w:cs="Times New Roman"/>
-          <w:b w:val="0"/>
-          <w:bCs w:val="0"/>
-          <w:i w:val="0"/>
-          <w:sz w:val="24"/>
-          <w:szCs w:val="24"/>
-          <w:highlight w:val="none"/>
-          <w:u w:val="none"/>
-          <w:lang w:val="es-ES" w:bidi="es-ES"/>
-        </w:rPr>
-        <w:t xml:space="preserve">Lo primero que tengo que hacer a la hora de eliminar o dibujar un tetrimino es indexarme, y eso lo puedo hacer recorriendo el índice de mi tetrimino [i][j]. En este caso, ambos son de 4x4.</w:t>
-      </w:r>
-      <w:r/>
-      <w:r>
-        <w:rPr>
-          <w:rFonts w:ascii="Times New Roman" w:hAnsi="Times New Roman" w:cs="Times New Roman"/>
-          <w:b w:val="0"/>
-          <w:bCs w:val="0"/>
-          <w:i w:val="0"/>
-          <w:sz w:val="24"/>
-          <w:szCs w:val="24"/>
-          <w:highlight w:val="none"/>
-          <w:u w:val="none"/>
-          <w:lang w:val="es-ES" w:bidi="es-ES"/>
-        </w:rPr>
-      </w:r>
-    </w:p>
-    <w:p>
-      <w:pPr>
-        <w:pBdr/>
-        <w:spacing/>
-        <w:ind/>
-        <w:jc w:val="center"/>
-        <w:rPr/>
-      </w:pPr>
-      <w:r>
-        <w:rPr>
-          <w:rFonts w:ascii="Times New Roman" w:hAnsi="Times New Roman" w:cs="Times New Roman"/>
-          <w:b w:val="0"/>
-          <w:bCs w:val="0"/>
-          <w:i w:val="0"/>
-          <w:sz w:val="24"/>
-          <w:szCs w:val="24"/>
-          <w:highlight w:val="none"/>
-          <w:u w:val="none"/>
-          <w:lang w:val="es-ES" w:bidi="es-ES"/>
-        </w:rPr>
-        <w:t xml:space="preserve">Lo siguiente es verificar qué fichas están activas o inactivas.</w:t>
-      </w:r>
-      <w:r/>
-      <w:r>
-        <w:rPr>
-          <w:rFonts w:ascii="Times New Roman" w:hAnsi="Times New Roman" w:cs="Times New Roman"/>
-          <w:b w:val="0"/>
-          <w:bCs w:val="0"/>
-          <w:i w:val="0"/>
-          <w:sz w:val="24"/>
-          <w:szCs w:val="24"/>
-          <w:highlight w:val="none"/>
-          <w:u w:val="none"/>
-          <w:lang w:val="es-ES" w:bidi="es-ES"/>
-        </w:rPr>
-      </w:r>
-      <w:r/>
-      <w:r>
-        <w:rPr>
-          <w:rFonts w:ascii="Times New Roman" w:hAnsi="Times New Roman" w:cs="Times New Roman"/>
-          <w:b w:val="0"/>
-          <w:bCs w:val="0"/>
-          <w:i w:val="0"/>
-          <w:sz w:val="24"/>
-          <w:szCs w:val="24"/>
-          <w:highlight w:val="none"/>
-          <w:u w:val="none"/>
-          <w:lang w:val="es-ES" w:bidi="es-ES"/>
-        </w:rPr>
-      </w:r>
-    </w:p>
-    <w:p>
-      <w:pPr>
-        <w:pBdr/>
-        <w:spacing/>
-        <w:ind/>
-        <w:jc w:val="center"/>
-        <w:rPr/>
-      </w:pPr>
-      <w:r>
-        <w:rPr>
-          <w:rFonts w:ascii="Times New Roman" w:hAnsi="Times New Roman" w:cs="Times New Roman"/>
-          <w:b w:val="0"/>
-          <w:bCs w:val="0"/>
-          <w:i w:val="0"/>
-          <w:sz w:val="24"/>
-          <w:szCs w:val="24"/>
-          <w:highlight w:val="none"/>
-          <w:u w:val="none"/>
-          <w:lang w:val="es-ES" w:bidi="es-ES"/>
-        </w:rPr>
-        <w:t xml:space="preserve">Si la ficha está activa, entonces inicio mis coordenadas variables y empiezo a moverme entre filas y columnas con ayudas auxiliares de las variables i, j.</w:t>
-      </w:r>
-      <w:r/>
-      <w:r>
-        <w:rPr>
-          <w:rFonts w:ascii="Times New Roman" w:hAnsi="Times New Roman" w:cs="Times New Roman"/>
-          <w:b w:val="0"/>
-          <w:bCs w:val="0"/>
-          <w:i w:val="0"/>
-          <w:sz w:val="24"/>
-          <w:szCs w:val="24"/>
-          <w:highlight w:val="none"/>
-          <w:u w:val="none"/>
-          <w:lang w:val="es-ES" w:bidi="es-ES"/>
-        </w:rPr>
-      </w:r>
-      <w:r/>
-      <w:r>
-        <w:rPr>
-          <w:rFonts w:ascii="Times New Roman" w:hAnsi="Times New Roman" w:cs="Times New Roman"/>
-          <w:b w:val="0"/>
-          <w:bCs w:val="0"/>
-          <w:i w:val="0"/>
-          <w:sz w:val="24"/>
-          <w:szCs w:val="24"/>
-          <w:highlight w:val="none"/>
-          <w:u w:val="none"/>
-          <w:lang w:val="es-ES" w:bidi="es-ES"/>
-        </w:rPr>
-      </w:r>
-    </w:p>
-    <w:p>
-      <w:pPr>
-        <w:pBdr/>
-        <w:spacing/>
-        <w:ind/>
-        <w:jc w:val="center"/>
-        <w:rPr/>
-      </w:pPr>
-      <w:r>
-        <w:rPr>
-          <w:rFonts w:ascii="Times New Roman" w:hAnsi="Times New Roman" w:cs="Times New Roman"/>
-          <w:b w:val="0"/>
-          <w:bCs w:val="0"/>
-          <w:i w:val="0"/>
-          <w:sz w:val="24"/>
-          <w:szCs w:val="24"/>
-          <w:highlight w:val="none"/>
-          <w:u w:val="none"/>
-          <w:lang w:val="es-ES" w:bidi="es-ES"/>
-        </w:rPr>
-        <w:t xml:space="preserve">Después de indexarme de esa manera, empiezo a buscar cuántos bytes y bits tienen las columnas con operaciones sencillas, para poder hacer los bitwise después.</w:t>
-      </w:r>
-      <w:r/>
-      <w:r>
-        <w:rPr>
-          <w:rFonts w:ascii="Times New Roman" w:hAnsi="Times New Roman" w:cs="Times New Roman"/>
-          <w:b w:val="0"/>
-          <w:bCs w:val="0"/>
-          <w:i w:val="0"/>
-          <w:sz w:val="24"/>
-          <w:szCs w:val="24"/>
-          <w:highlight w:val="none"/>
-          <w:u w:val="none"/>
-          <w:lang w:val="es-ES" w:bidi="es-ES"/>
-        </w:rPr>
-      </w:r>
-      <w:r/>
-      <w:r>
-        <w:rPr>
-          <w:rFonts w:ascii="Times New Roman" w:hAnsi="Times New Roman" w:cs="Times New Roman"/>
-          <w:b w:val="0"/>
-          <w:bCs w:val="0"/>
-          <w:i w:val="0"/>
-          <w:sz w:val="24"/>
-          <w:szCs w:val="24"/>
-          <w:highlight w:val="none"/>
-          <w:u w:val="none"/>
-          <w:lang w:val="es-ES" w:bidi="es-ES"/>
-        </w:rPr>
-      </w:r>
-    </w:p>
-    <w:p>
-      <w:pPr>
-        <w:pBdr/>
-        <w:spacing/>
-        <w:ind/>
-        <w:jc w:val="center"/>
-        <w:rPr/>
-      </w:pPr>
-      <w:r>
-        <w:rPr>
-          <w:rFonts w:ascii="Times New Roman" w:hAnsi="Times New Roman" w:cs="Times New Roman"/>
-          <w:b w:val="0"/>
-          <w:bCs w:val="0"/>
-          <w:i w:val="0"/>
-          <w:sz w:val="24"/>
-          <w:szCs w:val="24"/>
-          <w:highlight w:val="none"/>
-          <w:u w:val="none"/>
-          <w:lang w:val="es-ES" w:bidi="es-ES"/>
-        </w:rPr>
-        <w:t xml:space="preserve">Cuando empiezo a recorrer los bits, hago un bitwise que utiliza la siguiente lógica:</w:t>
-      </w:r>
-      <w:r/>
-      <w:r>
-        <w:rPr>
-          <w:rFonts w:ascii="Times New Roman" w:hAnsi="Times New Roman" w:cs="Times New Roman"/>
-          <w:b w:val="0"/>
-          <w:bCs w:val="0"/>
-          <w:i w:val="0"/>
-          <w:sz w:val="24"/>
-          <w:szCs w:val="24"/>
-          <w:highlight w:val="none"/>
-          <w:u w:val="none"/>
-          <w:lang w:val="es-ES" w:bidi="es-ES"/>
-        </w:rPr>
-      </w:r>
-      <w:r/>
-      <w:r>
-        <w:rPr>
-          <w:rFonts w:ascii="Times New Roman" w:hAnsi="Times New Roman" w:cs="Times New Roman"/>
-          <w:b w:val="0"/>
-          <w:bCs w:val="0"/>
-          <w:i w:val="0"/>
-          <w:sz w:val="24"/>
-          <w:szCs w:val="24"/>
-          <w:highlight w:val="none"/>
-          <w:u w:val="none"/>
-          <w:lang w:val="es-ES" w:bidi="es-ES"/>
-        </w:rPr>
-      </w:r>
-    </w:p>
-    <w:p>
-      <w:pPr>
-        <w:pBdr/>
-        <w:spacing/>
-        <w:ind/>
-        <w:jc w:val="center"/>
-        <w:rPr>
-          <w:rFonts w:ascii="Times New Roman" w:hAnsi="Times New Roman" w:cs="Times New Roman"/>
-          <w:b w:val="0"/>
-          <w:bCs w:val="0"/>
-          <w:i w:val="0"/>
-          <w:sz w:val="24"/>
-          <w:szCs w:val="24"/>
-          <w:highlight w:val="none"/>
-          <w:u w:val="none"/>
-          <w:lang w:val="es-ES" w:bidi="es-ES"/>
-        </w:rPr>
-      </w:pPr>
-      <w:r>
-        <w:rPr>
-          <w:rFonts w:ascii="Times New Roman" w:hAnsi="Times New Roman" w:cs="Times New Roman"/>
-          <w:b w:val="0"/>
-          <w:bCs w:val="0"/>
-          <w:i w:val="0"/>
-          <w:sz w:val="24"/>
-          <w:szCs w:val="24"/>
-          <w:highlight w:val="none"/>
-          <w:u w:val="none"/>
-          <w:lang w:val="es-ES" w:bidi="es-ES"/>
-        </w:rPr>
-        <w:t xml:space="preserve">A | B nos dice que si un bit está activo, entonces todos estarán activos.</w:t>
-      </w:r>
-      <w:r/>
-      <w:r>
-        <w:rPr>
-          <w:rFonts w:ascii="Times New Roman" w:hAnsi="Times New Roman" w:cs="Times New Roman"/>
-          <w:b w:val="0"/>
-          <w:bCs w:val="0"/>
-          <w:i w:val="0"/>
-          <w:sz w:val="24"/>
-          <w:szCs w:val="24"/>
-          <w:highlight w:val="none"/>
-          <w:u w:val="none"/>
-          <w:lang w:val="es-ES" w:bidi="es-ES"/>
-        </w:rPr>
-      </w:r>
-      <w:r>
-        <w:rPr>
-          <w:rFonts w:ascii="Times New Roman" w:hAnsi="Times New Roman" w:cs="Times New Roman"/>
-          <w:b w:val="0"/>
-          <w:bCs w:val="0"/>
-          <w:i w:val="0"/>
-          <w:sz w:val="24"/>
-          <w:szCs w:val="24"/>
-          <w:highlight w:val="none"/>
-          <w:u w:val="none"/>
-          <w:lang w:val="es-ES" w:bidi="es-ES"/>
-        </w:rPr>
-      </w:r>
-    </w:p>
-    <w:p>
-      <w:pPr>
-        <w:pBdr/>
-        <w:spacing/>
-        <w:ind/>
-        <w:jc w:val="center"/>
-        <w:rPr>
-          <w:rFonts w:ascii="Times New Roman" w:hAnsi="Times New Roman" w:cs="Times New Roman"/>
-          <w:b w:val="0"/>
-          <w:bCs w:val="0"/>
-          <w:i w:val="0"/>
-          <w:sz w:val="24"/>
-          <w:szCs w:val="24"/>
-          <w:highlight w:val="none"/>
-          <w:u w:val="none"/>
-          <w:lang w:val="es-ES" w:bidi="es-ES"/>
-        </w:rPr>
-      </w:pPr>
-      <w:r>
-        <w:rPr>
-          <w:rFonts w:ascii="Times New Roman" w:hAnsi="Times New Roman" w:cs="Times New Roman"/>
-          <w:b w:val="0"/>
-          <w:bCs w:val="0"/>
-          <w:i w:val="0"/>
-          <w:sz w:val="24"/>
-          <w:szCs w:val="24"/>
-          <w:highlight w:val="none"/>
-          <w:u w:val="none"/>
-          <w:lang w:val="es-ES" w:bidi="es-ES"/>
-        </w:rPr>
-      </w:r>
-      <w:r>
-        <mc:AlternateContent>
-          <mc:Choice Requires="wpg">
-            <w:drawing>
-              <wp:anchor xmlns:wp="http://schemas.openxmlformats.org/drawingml/2006/wordprocessingDrawing" xmlns:wp14="http://schemas.microsoft.com/office/word/2010/wordprocessingDrawing" distT="0" distB="0" distL="115200" distR="115200" simplePos="0" relativeHeight="26624" behindDoc="0" locked="0" layoutInCell="1" allowOverlap="1">
-                <wp:simplePos x="0" y="0"/>
-                <wp:positionH relativeFrom="column">
-                  <wp:posOffset>614362</wp:posOffset>
-                </wp:positionH>
-                <wp:positionV relativeFrom="paragraph">
-                  <wp:posOffset>38788</wp:posOffset>
-                </wp:positionV>
-                <wp:extent cx="4714875" cy="1485900"/>
-                <wp:effectExtent l="3175" t="3175" r="3175" b="3175"/>
-                <wp:wrapNone/>
-                <wp:docPr id="18" name=""/>
-                <wp:cNvGraphicFramePr/>
-                <a:graphic xmlns:a="http://schemas.openxmlformats.org/drawingml/2006/main">
-                  <a:graphicData uri="http://schemas.microsoft.com/office/word/2010/wordprocessingShape">
-                    <wps:wsp>
-                      <wps:cNvPr id="0" name=""/>
-                      <wps:cNvSpPr txBox="1"/>
-                      <wps:spPr bwMode="auto">
-                        <a:xfrm rot="0" flipH="0" flipV="0">
-                          <a:off x="0" y="0"/>
-                          <a:ext cx="4714875" cy="1485900"/>
-                        </a:xfrm>
-                        <a:prstGeom prst="rect">
-                          <a:avLst/>
-                        </a:prstGeom>
-                        <a:solidFill>
-                          <a:schemeClr val="lt1"/>
-                        </a:solidFill>
-                        <a:ln w="6350">
-                          <a:solidFill>
-                            <a:prstClr val="black"/>
-                          </a:solidFill>
-                        </a:ln>
-                      </wps:spPr>
-                      <wps:txbx>
-                        <w:txbxContent>
-                          <w:p>
-                            <w:pPr>
-                              <w:pBdr/>
-                              <w:spacing/>
-                              <w:ind/>
-                              <w:rPr>
-                                <w:rFonts w:ascii="Classic Console" w:hAnsi="Classic Console" w:cs="Classic Console"/>
-                                <w:sz w:val="32"/>
-                                <w:szCs w:val="32"/>
-                              </w:rPr>
-                            </w:pPr>
-                            <w:r>
-                              <w:rPr>
-                                <w:rFonts w:ascii="Classic Console" w:hAnsi="Classic Console" w:eastAsia="Classic Console" w:cs="Classic Console"/>
-                                <w:sz w:val="32"/>
-                                <w:szCs w:val="32"/>
-                                <w:lang w:val="es-ES"/>
-                              </w:rPr>
-                              <w:t xml:space="preserve">                </w:t>
-                            </w:r>
-                            <w:r>
-                              <w:rPr>
-                                <w:rFonts w:ascii="Classic Console" w:hAnsi="Classic Console" w:eastAsia="Classic Console" w:cs="Classic Console"/>
-                                <w:sz w:val="32"/>
-                                <w:szCs w:val="32"/>
-                              </w:rPr>
-                              <w:t xml:space="preserve">int fila = y + i;</w:t>
-                            </w:r>
-                            <w:r>
-                              <w:rPr>
-                                <w:rFonts w:ascii="Classic Console" w:hAnsi="Classic Console" w:eastAsia="Classic Console" w:cs="Classic Console"/>
-                                <w:sz w:val="32"/>
-                                <w:szCs w:val="32"/>
-                              </w:rPr>
-                            </w:r>
-                          </w:p>
-                          <w:p>
-                            <w:pPr>
-                              <w:pBdr/>
-                              <w:spacing/>
-                              <w:ind/>
-                              <w:rPr>
-                                <w:rFonts w:ascii="Classic Console" w:hAnsi="Classic Console" w:cs="Classic Console"/>
-                                <w:sz w:val="32"/>
-                                <w:szCs w:val="32"/>
-                              </w:rPr>
-                            </w:pPr>
-                            <w:r>
-                              <w:rPr>
-                                <w:rFonts w:ascii="Classic Console" w:hAnsi="Classic Console" w:eastAsia="Classic Console" w:cs="Classic Console"/>
-                                <w:sz w:val="32"/>
-                                <w:szCs w:val="32"/>
-                              </w:rPr>
-                              <w:t xml:space="preserve">                int columna = x + j;</w:t>
-                            </w:r>
-                            <w:r>
-                              <w:rPr>
-                                <w:rFonts w:ascii="Classic Console" w:hAnsi="Classic Console" w:eastAsia="Classic Console" w:cs="Classic Console"/>
-                                <w:sz w:val="32"/>
-                                <w:szCs w:val="32"/>
-                              </w:rPr>
-                            </w:r>
-                          </w:p>
-                          <w:p>
-                            <w:pPr>
-                              <w:pBdr/>
-                              <w:spacing/>
-                              <w:ind/>
-                              <w:rPr>
-                                <w:rFonts w:ascii="Classic Console" w:hAnsi="Classic Console" w:cs="Classic Console"/>
-                                <w:sz w:val="32"/>
-                                <w:szCs w:val="32"/>
-                              </w:rPr>
-                            </w:pPr>
-                            <w:r>
-                              <w:rPr>
-                                <w:rFonts w:ascii="Classic Console" w:hAnsi="Classic Console" w:eastAsia="Classic Console" w:cs="Classic Console"/>
-                                <w:sz w:val="32"/>
-                                <w:szCs w:val="32"/>
-                              </w:rPr>
-                              <w:t xml:space="preserve">                int byte = columna / 8;</w:t>
-                            </w:r>
-                            <w:r>
-                              <w:rPr>
-                                <w:rFonts w:ascii="Classic Console" w:hAnsi="Classic Console" w:eastAsia="Classic Console" w:cs="Classic Console"/>
-                                <w:sz w:val="32"/>
-                                <w:szCs w:val="32"/>
-                              </w:rPr>
-                            </w:r>
-                          </w:p>
-                          <w:p>
-                            <w:pPr>
-                              <w:pBdr/>
-                              <w:spacing/>
-                              <w:ind/>
-                              <w:rPr>
-                                <w:rFonts w:ascii="Classic Console" w:hAnsi="Classic Console" w:cs="Classic Console"/>
-                                <w:sz w:val="32"/>
-                                <w:szCs w:val="32"/>
-                              </w:rPr>
-                            </w:pPr>
-                            <w:r>
-                              <w:rPr>
-                                <w:rFonts w:ascii="Classic Console" w:hAnsi="Classic Console" w:eastAsia="Classic Console" w:cs="Classic Console"/>
-                                <w:sz w:val="32"/>
-                                <w:szCs w:val="32"/>
-                              </w:rPr>
-                              <w:t xml:space="preserve">                int bit = columna % 8;</w:t>
-                            </w:r>
-                            <w:r>
-                              <w:rPr>
-                                <w:rFonts w:ascii="Classic Console" w:hAnsi="Classic Console" w:eastAsia="Classic Console" w:cs="Classic Console"/>
-                                <w:sz w:val="32"/>
-                                <w:szCs w:val="32"/>
-                              </w:rPr>
-                            </w:r>
-                          </w:p>
-                          <w:p>
-                            <w:pPr>
-                              <w:pBdr/>
-                              <w:spacing/>
-                              <w:ind/>
-                              <w:rPr>
-                                <w:rFonts w:ascii="Classic Console" w:hAnsi="Classic Console" w:cs="Classic Console"/>
-                                <w:sz w:val="32"/>
-                                <w:szCs w:val="32"/>
-                              </w:rPr>
-                            </w:pPr>
-                            <w:r>
-                              <w:rPr>
-                                <w:rFonts w:ascii="Classic Console" w:hAnsi="Classic Console" w:eastAsia="Classic Console" w:cs="Classic Console"/>
-                                <w:sz w:val="32"/>
-                                <w:szCs w:val="32"/>
-                              </w:rPr>
-                              <w:t xml:space="preserve">                tablero[fila][byte] |= (1 &lt;&lt; (7-bit)); </w:t>
-                            </w:r>
-                            <w:r>
-                              <w:rPr>
-                                <w:rFonts w:ascii="Classic Console" w:hAnsi="Classic Console" w:eastAsia="Classic Console" w:cs="Classic Console"/>
-                                <w:sz w:val="32"/>
-                                <w:szCs w:val="32"/>
-                              </w:rPr>
-                            </w:r>
-                            <w:r>
-                              <w:rPr>
-                                <w:rFonts w:ascii="Classic Console" w:hAnsi="Classic Console" w:eastAsia="Classic Console" w:cs="Classic Console"/>
-                                <w:sz w:val="32"/>
-                                <w:szCs w:val="32"/>
-                              </w:rPr>
-                            </w:r>
-                          </w:p>
-                        </w:txbxContent>
-                      </wps:txbx>
-                      <wps:bodyPr vertOverflow="overflow" horzOverflow="overflow" vert="horz" wrap="square" lIns="91440" tIns="45720" rIns="91440" bIns="45720" numCol="1" spcCol="0" rtlCol="0" fromWordArt="0" anchor="t" anchorCtr="0" forceAA="0" upright="0" compatLnSpc="0"/>
-                    </wps:wsp>
-                  </a:graphicData>
-                </a:graphic>
-              </wp:anchor>
-            </w:drawing>
-          </mc:Choice>
-          <mc:Fallback>
-            <w:pict>
-              <v:shape id="shape 17" o:spid="_x0000_s17" o:spt="202" type="#_x0000_t202" style="position:absolute;z-index:26624;o:allowoverlap:true;o:allowincell:true;mso-position-horizontal-relative:text;margin-left:48.37pt;mso-position-horizontal:absolute;mso-position-vertical-relative:text;margin-top:3.05pt;mso-position-vertical:absolute;width:371.25pt;height:117.00pt;mso-wrap-distance-left:9.07pt;mso-wrap-distance-top:0.00pt;mso-wrap-distance-right:9.07pt;mso-wrap-distance-bottom:0.00pt;rotation:0;v-text-anchor:top;visibility:visible;" fillcolor="#FFFFFF" strokecolor="#000000" strokeweight="0.50pt">
-                <v:textbox inset="0,0,0,0">
-                  <w:txbxContent>
-                    <w:p>
-                      <w:pPr>
-                        <w:pBdr/>
-                        <w:spacing/>
-                        <w:ind/>
-                        <w:rPr>
-                          <w:rFonts w:ascii="Classic Console" w:hAnsi="Classic Console" w:cs="Classic Console"/>
-                          <w:sz w:val="32"/>
-                          <w:szCs w:val="32"/>
-                        </w:rPr>
-                      </w:pPr>
-                      <w:r>
-                        <w:rPr>
-                          <w:rFonts w:ascii="Classic Console" w:hAnsi="Classic Console" w:eastAsia="Classic Console" w:cs="Classic Console"/>
-                          <w:sz w:val="32"/>
-                          <w:szCs w:val="32"/>
-                          <w:lang w:val="es-ES"/>
-                        </w:rPr>
-                        <w:t xml:space="preserve">                </w:t>
-                      </w:r>
-                      <w:r>
-                        <w:rPr>
-                          <w:rFonts w:ascii="Classic Console" w:hAnsi="Classic Console" w:eastAsia="Classic Console" w:cs="Classic Console"/>
-                          <w:sz w:val="32"/>
-                          <w:szCs w:val="32"/>
-                        </w:rPr>
-                        <w:t xml:space="preserve">int fila = y + i;</w:t>
-                      </w:r>
-                      <w:r>
-                        <w:rPr>
-                          <w:rFonts w:ascii="Classic Console" w:hAnsi="Classic Console" w:eastAsia="Classic Console" w:cs="Classic Console"/>
-                          <w:sz w:val="32"/>
-                          <w:szCs w:val="32"/>
-                        </w:rPr>
-                      </w:r>
-                    </w:p>
-                    <w:p>
-                      <w:pPr>
-                        <w:pBdr/>
-                        <w:spacing/>
-                        <w:ind/>
-                        <w:rPr>
-                          <w:rFonts w:ascii="Classic Console" w:hAnsi="Classic Console" w:cs="Classic Console"/>
-                          <w:sz w:val="32"/>
-                          <w:szCs w:val="32"/>
-                        </w:rPr>
-                      </w:pPr>
-                      <w:r>
-                        <w:rPr>
-                          <w:rFonts w:ascii="Classic Console" w:hAnsi="Classic Console" w:eastAsia="Classic Console" w:cs="Classic Console"/>
-                          <w:sz w:val="32"/>
-                          <w:szCs w:val="32"/>
-                        </w:rPr>
-                        <w:t xml:space="preserve">                int columna = x + j;</w:t>
-                      </w:r>
-                      <w:r>
-                        <w:rPr>
-                          <w:rFonts w:ascii="Classic Console" w:hAnsi="Classic Console" w:eastAsia="Classic Console" w:cs="Classic Console"/>
-                          <w:sz w:val="32"/>
-                          <w:szCs w:val="32"/>
-                        </w:rPr>
-                      </w:r>
-                    </w:p>
-                    <w:p>
-                      <w:pPr>
-                        <w:pBdr/>
-                        <w:spacing/>
-                        <w:ind/>
-                        <w:rPr>
-                          <w:rFonts w:ascii="Classic Console" w:hAnsi="Classic Console" w:cs="Classic Console"/>
-                          <w:sz w:val="32"/>
-                          <w:szCs w:val="32"/>
-                        </w:rPr>
-                      </w:pPr>
-                      <w:r>
-                        <w:rPr>
-                          <w:rFonts w:ascii="Classic Console" w:hAnsi="Classic Console" w:eastAsia="Classic Console" w:cs="Classic Console"/>
-                          <w:sz w:val="32"/>
-                          <w:szCs w:val="32"/>
-                        </w:rPr>
-                        <w:t xml:space="preserve">                int byte = columna / 8;</w:t>
-                      </w:r>
-                      <w:r>
-                        <w:rPr>
-                          <w:rFonts w:ascii="Classic Console" w:hAnsi="Classic Console" w:eastAsia="Classic Console" w:cs="Classic Console"/>
-                          <w:sz w:val="32"/>
-                          <w:szCs w:val="32"/>
-                        </w:rPr>
-                      </w:r>
-                    </w:p>
-                    <w:p>
-                      <w:pPr>
-                        <w:pBdr/>
-                        <w:spacing/>
-                        <w:ind/>
-                        <w:rPr>
-                          <w:rFonts w:ascii="Classic Console" w:hAnsi="Classic Console" w:cs="Classic Console"/>
-                          <w:sz w:val="32"/>
-                          <w:szCs w:val="32"/>
-                        </w:rPr>
-                      </w:pPr>
-                      <w:r>
-                        <w:rPr>
-                          <w:rFonts w:ascii="Classic Console" w:hAnsi="Classic Console" w:eastAsia="Classic Console" w:cs="Classic Console"/>
-                          <w:sz w:val="32"/>
-                          <w:szCs w:val="32"/>
-                        </w:rPr>
-                        <w:t xml:space="preserve">                int bit = columna % 8;</w:t>
-                      </w:r>
-                      <w:r>
-                        <w:rPr>
-                          <w:rFonts w:ascii="Classic Console" w:hAnsi="Classic Console" w:eastAsia="Classic Console" w:cs="Classic Console"/>
-                          <w:sz w:val="32"/>
-                          <w:szCs w:val="32"/>
-                        </w:rPr>
-                      </w:r>
-                    </w:p>
-                    <w:p>
-                      <w:pPr>
-                        <w:pBdr/>
-                        <w:spacing/>
-                        <w:ind/>
-                        <w:rPr>
-                          <w:rFonts w:ascii="Classic Console" w:hAnsi="Classic Console" w:cs="Classic Console"/>
-                          <w:sz w:val="32"/>
-                          <w:szCs w:val="32"/>
-                        </w:rPr>
-                      </w:pPr>
-                      <w:r>
-                        <w:rPr>
-                          <w:rFonts w:ascii="Classic Console" w:hAnsi="Classic Console" w:eastAsia="Classic Console" w:cs="Classic Console"/>
-                          <w:sz w:val="32"/>
-                          <w:szCs w:val="32"/>
-                        </w:rPr>
-                        <w:t xml:space="preserve">                tablero[fila][byte] |= (1 &lt;&lt; (7-bit)); </w:t>
-                      </w:r>
-                      <w:r>
-                        <w:rPr>
-                          <w:rFonts w:ascii="Classic Console" w:hAnsi="Classic Console" w:eastAsia="Classic Console" w:cs="Classic Console"/>
-                          <w:sz w:val="32"/>
-                          <w:szCs w:val="32"/>
-                        </w:rPr>
-                      </w:r>
-                      <w:r>
-                        <w:rPr>
-                          <w:rFonts w:ascii="Classic Console" w:hAnsi="Classic Console" w:eastAsia="Classic Console" w:cs="Classic Console"/>
-                          <w:sz w:val="32"/>
-                          <w:szCs w:val="32"/>
-                        </w:rPr>
-                      </w:r>
-                    </w:p>
-                  </w:txbxContent>
-                </v:textbox>
-              </v:shape>
-            </w:pict>
-          </mc:Fallback>
-        </mc:AlternateContent>
-      </w:r>
-      <w:r>
-        <w:rPr>
-          <w:rFonts w:ascii="Times New Roman" w:hAnsi="Times New Roman" w:cs="Times New Roman"/>
-          <w:b w:val="0"/>
-          <w:bCs w:val="0"/>
-          <w:i w:val="0"/>
-          <w:sz w:val="24"/>
-          <w:szCs w:val="24"/>
-          <w:highlight w:val="none"/>
-          <w:u w:val="none"/>
-          <w:lang w:val="es-ES" w:bidi="es-ES"/>
-        </w:rPr>
-      </w:r>
-      <w:r>
-        <w:rPr>
-          <w:rFonts w:ascii="Times New Roman" w:hAnsi="Times New Roman" w:cs="Times New Roman"/>
-          <w:b w:val="0"/>
-          <w:bCs w:val="0"/>
-          <w:i w:val="0"/>
-          <w:sz w:val="24"/>
-          <w:szCs w:val="24"/>
-          <w:highlight w:val="none"/>
-          <w:u w:val="none"/>
-          <w:lang w:val="es-ES" w:bidi="es-ES"/>
-        </w:rPr>
-      </w:r>
-      <w:r>
-        <w:rPr>
-          <w:rFonts w:ascii="Times New Roman" w:hAnsi="Times New Roman" w:cs="Times New Roman"/>
-          <w:b w:val="0"/>
-          <w:bCs w:val="0"/>
-          <w:i w:val="0"/>
-          <w:sz w:val="24"/>
-          <w:szCs w:val="24"/>
-          <w:highlight w:val="none"/>
-          <w:u w:val="none"/>
-          <w:lang w:val="es-ES" w:bidi="es-ES"/>
-        </w:rPr>
-      </w:r>
-    </w:p>
-    <w:p>
-      <w:pPr>
-        <w:pBdr/>
-        <w:spacing/>
-        <w:ind/>
-        <w:jc w:val="center"/>
-        <w:rPr>
-          <w:rFonts w:ascii="Times New Roman" w:hAnsi="Times New Roman" w:cs="Times New Roman"/>
-          <w:b w:val="0"/>
-          <w:bCs w:val="0"/>
-          <w:i w:val="0"/>
-          <w:sz w:val="24"/>
-          <w:szCs w:val="24"/>
-          <w:highlight w:val="none"/>
-          <w:u w:val="none"/>
-          <w:lang w:val="es-ES"/>
-        </w:rPr>
-      </w:pPr>
-      <w:r>
-        <w:rPr>
-          <w:rFonts w:ascii="Times New Roman" w:hAnsi="Times New Roman" w:cs="Times New Roman"/>
-          <w:b w:val="0"/>
-          <w:bCs w:val="0"/>
-          <w:i w:val="0"/>
-          <w:sz w:val="24"/>
-          <w:szCs w:val="24"/>
-          <w:highlight w:val="none"/>
-          <w:u w:val="none"/>
-          <w:lang w:val="es-ES" w:bidi="es-ES"/>
-        </w:rPr>
-      </w:r>
-      <w:r>
-        <w:rPr>
-          <w:rFonts w:ascii="Times New Roman" w:hAnsi="Times New Roman" w:cs="Times New Roman"/>
-          <w:b w:val="0"/>
-          <w:bCs w:val="0"/>
-          <w:i w:val="0"/>
-          <w:sz w:val="24"/>
-          <w:szCs w:val="24"/>
-          <w:highlight w:val="none"/>
-          <w:u w:val="none"/>
-          <w:lang w:val="es-ES" w:bidi="es-ES"/>
-        </w:rPr>
-      </w:r>
-      <w:r>
-        <w:rPr>
-          <w:rFonts w:ascii="Times New Roman" w:hAnsi="Times New Roman" w:cs="Times New Roman"/>
-          <w:b w:val="0"/>
-          <w:bCs w:val="0"/>
-          <w:i w:val="0"/>
-          <w:sz w:val="24"/>
-          <w:szCs w:val="24"/>
-          <w:highlight w:val="none"/>
-          <w:u w:val="none"/>
-          <w:lang w:val="es-ES" w:bidi="es-ES"/>
-        </w:rPr>
-      </w:r>
-    </w:p>
-    <w:p>
-      <w:pPr>
-        <w:pBdr/>
-        <w:spacing/>
-        <w:ind/>
-        <w:jc w:val="center"/>
-        <w:rPr>
-          <w:rFonts w:ascii="Times New Roman" w:hAnsi="Times New Roman" w:cs="Times New Roman"/>
-          <w:b w:val="0"/>
-          <w:bCs w:val="0"/>
-          <w:i w:val="0"/>
-          <w:sz w:val="24"/>
-          <w:szCs w:val="24"/>
-          <w:u w:val="none"/>
-        </w:rPr>
-      </w:pPr>
-      <w:r>
-        <w:rPr>
-          <w:rFonts w:ascii="Times New Roman" w:hAnsi="Times New Roman" w:cs="Times New Roman"/>
-          <w:b w:val="0"/>
-          <w:bCs w:val="0"/>
-          <w:i w:val="0"/>
-          <w:sz w:val="24"/>
-          <w:szCs w:val="24"/>
-          <w:u w:val="none"/>
-        </w:rPr>
-      </w:r>
-      <w:r>
-        <w:rPr>
-          <w:rFonts w:ascii="Times New Roman" w:hAnsi="Times New Roman" w:cs="Times New Roman"/>
-          <w:b w:val="0"/>
-          <w:bCs w:val="0"/>
-          <w:i w:val="0"/>
-          <w:sz w:val="24"/>
-          <w:szCs w:val="24"/>
-          <w:u w:val="none"/>
-        </w:rPr>
-      </w:r>
-      <w:r>
-        <w:rPr>
-          <w:rFonts w:ascii="Times New Roman" w:hAnsi="Times New Roman" w:cs="Times New Roman"/>
-          <w:b w:val="0"/>
-          <w:bCs w:val="0"/>
-          <w:i w:val="0"/>
-          <w:sz w:val="24"/>
-          <w:szCs w:val="24"/>
-          <w:u w:val="none"/>
-        </w:rPr>
-      </w:r>
-    </w:p>
-    <w:p>
-      <w:pPr>
-        <w:pBdr/>
-        <w:spacing/>
-        <w:ind/>
-        <w:jc w:val="center"/>
-        <w:rPr>
-          <w:rFonts w:ascii="Times New Roman" w:hAnsi="Times New Roman" w:cs="Times New Roman"/>
-          <w:b w:val="0"/>
-          <w:bCs w:val="0"/>
-          <w:i w:val="0"/>
-          <w:sz w:val="24"/>
-          <w:szCs w:val="24"/>
-          <w:u w:val="none"/>
-        </w:rPr>
-      </w:pPr>
-      <w:r>
-        <w:rPr>
-          <w:rFonts w:ascii="Times New Roman" w:hAnsi="Times New Roman" w:cs="Times New Roman"/>
-          <w:b w:val="0"/>
-          <w:bCs w:val="0"/>
-          <w:i w:val="0"/>
-          <w:iCs w:val="0"/>
-          <w:sz w:val="24"/>
-          <w:szCs w:val="24"/>
-          <w:highlight w:val="none"/>
-          <w:u w:val="none"/>
-          <w:lang w:val="es-ES"/>
-        </w:rPr>
-      </w:r>
-      <w:r>
-        <w:rPr>
-          <w:rFonts w:ascii="Times New Roman" w:hAnsi="Times New Roman" w:cs="Times New Roman"/>
-          <w:b w:val="0"/>
-          <w:bCs w:val="0"/>
-          <w:i w:val="0"/>
-          <w:iCs w:val="0"/>
-          <w:sz w:val="24"/>
-          <w:szCs w:val="24"/>
-          <w:highlight w:val="none"/>
-          <w:u w:val="none"/>
-          <w:lang w:val="es-ES"/>
-        </w:rPr>
-      </w:r>
-      <w:r>
-        <w:rPr>
-          <w:rFonts w:ascii="Times New Roman" w:hAnsi="Times New Roman" w:cs="Times New Roman"/>
-          <w:b w:val="0"/>
-          <w:bCs w:val="0"/>
-          <w:i w:val="0"/>
-          <w:iCs w:val="0"/>
-          <w:sz w:val="24"/>
-          <w:szCs w:val="24"/>
-          <w:highlight w:val="none"/>
-          <w:u w:val="none"/>
-          <w:lang w:val="es-ES"/>
-        </w:rPr>
-      </w:r>
-    </w:p>
-    <w:p>
-      <w:pPr>
-        <w:pBdr/>
-        <w:spacing/>
-        <w:ind/>
-        <w:jc w:val="center"/>
         <w:rPr>
           <w:rFonts w:ascii="Asana Math" w:hAnsi="Asana Math" w:cs="Asana Math"/>
         </w:rPr>
@@ -11199,27 +14830,6 @@
           <w:rFonts w:ascii="Asana Math" w:hAnsi="Asana Math" w:cs="Asana Math"/>
         </w:rPr>
       </w:r>
-      <w:r>
-        <w:rPr>
-          <w:rFonts w:ascii="Asana Math" w:hAnsi="Asana Math" w:cs="Asana Math"/>
-        </w:rPr>
-      </w:r>
-      <w:r>
-        <w:rPr>
-          <w:rFonts w:ascii="Asana Math" w:hAnsi="Asana Math" w:cs="Asana Math"/>
-        </w:rPr>
-      </w:r>
-    </w:p>
-    <w:p>
-      <w:pPr>
-        <w:pBdr/>
-        <w:spacing/>
-        <w:ind/>
-        <w:jc w:val="center"/>
-        <w:rPr>
-          <w:rFonts w:ascii="Asana Math" w:hAnsi="Asana Math" w:cs="Asana Math"/>
-        </w:rPr>
-      </w:pPr>
       <w:r>
         <w:rPr>
           <w:rFonts w:ascii="Asana Math" w:hAnsi="Asana Math" w:cs="Asana Math"/>
@@ -11369,7 +14979,7 @@
               <wp:inline xmlns:wp="http://schemas.openxmlformats.org/drawingml/2006/wordprocessingDrawing" distT="0" distB="0" distL="0" distR="0">
                 <wp:extent cx="3573518" cy="1962101"/>
                 <wp:effectExtent l="0" t="0" r="0" b="0"/>
-                <wp:docPr id="19" name=""/>
+                <wp:docPr id="18" name=""/>
                 <wp:cNvGraphicFramePr>
                   <a:graphicFrameLocks xmlns:a="http://schemas.openxmlformats.org/drawingml/2006/main" noChangeAspect="1"/>
                 </wp:cNvGraphicFramePr>
@@ -11423,7 +15033,7 @@
                 <v:path o:extrusionok="f" gradientshapeok="t" o:connecttype="rect"/>
                 <o:lock v:ext="edit" aspectratio="t"/>
               </v:shapetype>
-              <v:shape id="_x0000_i18" o:spid="_x0000_s18" type="#_x0000_t75" style="width:281.38pt;height:154.50pt;mso-wrap-distance-left:0.00pt;mso-wrap-distance-top:0.00pt;mso-wrap-distance-right:0.00pt;mso-wrap-distance-bottom:0.00pt;z-index:1;" stroked="false">
+              <v:shape id="_x0000_i17" o:spid="_x0000_s17" type="#_x0000_t75" style="width:281.38pt;height:154.50pt;mso-wrap-distance-left:0.00pt;mso-wrap-distance-top:0.00pt;mso-wrap-distance-right:0.00pt;mso-wrap-distance-bottom:0.00pt;z-index:1;" stroked="false">
                 <v:imagedata r:id="rId19" o:title=""/>
                 <o:lock v:ext="edit" rotation="t"/>
               </v:shape>

--- a/Documentacion_Desafio1.docx
+++ b/Documentacion_Desafio1.docx
@@ -31,10 +31,38 @@
       </w:r>
       <w:r>
         <w:rPr>
+          <w:rFonts w:ascii="Times New Roman" w:hAnsi="Times New Roman" w:cs="Times New Roman"/>
+          <w:sz w:val="28"/>
+          <w:szCs w:val="28"/>
+        </w:rPr>
+      </w:r>
+      <w:r>
+        <w:rPr>
+          <w:rFonts w:ascii="Times New Roman" w:hAnsi="Times New Roman" w:cs="Times New Roman"/>
+          <w:sz w:val="28"/>
+          <w:szCs w:val="28"/>
+        </w:rPr>
+      </w:r>
+    </w:p>
+    <w:p>
+      <w:pPr>
+        <w:pBdr/>
+        <w:spacing/>
+        <w:ind/>
+        <w:jc w:val="center"/>
+        <w:rPr>
+          <w:rFonts w:ascii="Times New Roman" w:hAnsi="Times New Roman" w:cs="Times New Roman"/>
+          <w:sz w:val="28"/>
+          <w:szCs w:val="28"/>
+        </w:rPr>
+      </w:pPr>
+      <w:r>
+        <w:rPr>
           <w:rFonts w:ascii="Times New Roman" w:hAnsi="Times New Roman" w:eastAsia="Times New Roman" w:cs="Times New Roman"/>
           <w:sz w:val="28"/>
           <w:szCs w:val="28"/>
         </w:rPr>
+        <w:t xml:space="preserve">Facultad de Ingenierı́a</w:t>
       </w:r>
       <w:r>
         <w:rPr>
@@ -43,6 +71,13 @@
           <w:szCs w:val="28"/>
         </w:rPr>
       </w:r>
+      <w:r>
+        <w:rPr>
+          <w:rFonts w:ascii="Times New Roman" w:hAnsi="Times New Roman" w:cs="Times New Roman"/>
+          <w:sz w:val="28"/>
+          <w:szCs w:val="28"/>
+        </w:rPr>
+      </w:r>
     </w:p>
     <w:p>
       <w:pPr>
@@ -54,6 +89,7 @@
           <w:rFonts w:ascii="Times New Roman" w:hAnsi="Times New Roman" w:cs="Times New Roman"/>
           <w:sz w:val="28"/>
           <w:szCs w:val="28"/>
+          <w:highlight w:val="none"/>
         </w:rPr>
       </w:pPr>
       <w:r>
@@ -62,47 +98,11 @@
           <w:sz w:val="28"/>
           <w:szCs w:val="28"/>
         </w:rPr>
-        <w:t xml:space="preserve">Facultad de Ingenierı́a</w:t>
-      </w:r>
-      <w:r>
-        <w:rPr>
-          <w:rFonts w:ascii="Times New Roman" w:hAnsi="Times New Roman" w:eastAsia="Times New Roman" w:cs="Times New Roman"/>
-          <w:sz w:val="28"/>
-          <w:szCs w:val="28"/>
-        </w:rPr>
-      </w:r>
-      <w:r>
-        <w:rPr>
-          <w:rFonts w:ascii="Times New Roman" w:hAnsi="Times New Roman" w:cs="Times New Roman"/>
-          <w:sz w:val="28"/>
-          <w:szCs w:val="28"/>
-        </w:rPr>
-      </w:r>
-    </w:p>
-    <w:p>
-      <w:pPr>
-        <w:pBdr/>
-        <w:spacing/>
-        <w:ind/>
-        <w:jc w:val="center"/>
-        <w:rPr>
-          <w:rFonts w:ascii="Times New Roman" w:hAnsi="Times New Roman" w:cs="Times New Roman"/>
-          <w:sz w:val="28"/>
-          <w:szCs w:val="28"/>
-          <w:highlight w:val="none"/>
-        </w:rPr>
-      </w:pPr>
-      <w:r>
-        <w:rPr>
-          <w:rFonts w:ascii="Times New Roman" w:hAnsi="Times New Roman" w:eastAsia="Times New Roman" w:cs="Times New Roman"/>
-          <w:sz w:val="28"/>
-          <w:szCs w:val="28"/>
-        </w:rPr>
         <w:t xml:space="preserve">Universidad de Antioquia</w:t>
       </w:r>
       <w:r>
         <w:rPr>
-          <w:rFonts w:ascii="Times New Roman" w:hAnsi="Times New Roman" w:eastAsia="Times New Roman" w:cs="Times New Roman"/>
+          <w:rFonts w:ascii="Times New Roman" w:hAnsi="Times New Roman" w:cs="Times New Roman"/>
           <w:sz w:val="28"/>
           <w:szCs w:val="28"/>
           <w:highlight w:val="none"/>
@@ -505,18 +505,291 @@
       </w:r>
       <w:r>
         <w:rPr>
+          <w:rFonts w:ascii="Times New Roman" w:hAnsi="Times New Roman" w:cs="Times New Roman"/>
+          <w:sz w:val="28"/>
+          <w:szCs w:val="28"/>
+          <w:highlight w:val="none"/>
+        </w:rPr>
+      </w:r>
+      <w:r>
+        <w:rPr>
+          <w:rFonts w:ascii="Times New Roman" w:hAnsi="Times New Roman" w:cs="Times New Roman"/>
+          <w:sz w:val="28"/>
+          <w:szCs w:val="28"/>
+          <w:highlight w:val="none"/>
+        </w:rPr>
+      </w:r>
+    </w:p>
+    <w:p>
+      <w:pPr>
+        <w:pBdr/>
+        <w:spacing/>
+        <w:ind/>
+        <w:jc w:val="center"/>
+        <w:rPr>
+          <w:rFonts w:ascii="Times New Roman" w:hAnsi="Times New Roman" w:cs="Times New Roman"/>
+          <w:sz w:val="28"/>
+          <w:szCs w:val="28"/>
+          <w:highlight w:val="none"/>
+        </w:rPr>
+      </w:pPr>
+      <w:r>
+        <w:rPr>
           <w:rFonts w:ascii="Times New Roman" w:hAnsi="Times New Roman" w:eastAsia="Times New Roman" w:cs="Times New Roman"/>
           <w:sz w:val="28"/>
           <w:szCs w:val="28"/>
           <w:highlight w:val="none"/>
           <w:lang w:val="es-ES"/>
         </w:rPr>
+        <w:t xml:space="preserve">Augusto Enrique Salazar Jimenez</w:t>
       </w:r>
       <w:r>
         <w:rPr>
           <w:rFonts w:ascii="Times New Roman" w:hAnsi="Times New Roman" w:cs="Times New Roman"/>
           <w:sz w:val="28"/>
           <w:szCs w:val="28"/>
+          <w:highlight w:val="none"/>
+        </w:rPr>
+      </w:r>
+      <w:r>
+        <w:rPr>
+          <w:rFonts w:ascii="Times New Roman" w:hAnsi="Times New Roman" w:cs="Times New Roman"/>
+          <w:sz w:val="28"/>
+          <w:szCs w:val="28"/>
+          <w:highlight w:val="none"/>
+        </w:rPr>
+      </w:r>
+    </w:p>
+    <w:p>
+      <w:pPr>
+        <w:pBdr/>
+        <w:spacing/>
+        <w:ind/>
+        <w:jc w:val="center"/>
+        <w:rPr>
+          <w:rFonts w:ascii="Times New Roman" w:hAnsi="Times New Roman" w:cs="Times New Roman"/>
+          <w:sz w:val="40"/>
+          <w:szCs w:val="40"/>
+          <w:highlight w:val="none"/>
+        </w:rPr>
+      </w:pPr>
+      <w:r>
+        <w:rPr>
+          <w:rFonts w:ascii="Times New Roman" w:hAnsi="Times New Roman" w:eastAsia="Times New Roman" w:cs="Times New Roman"/>
+          <w:sz w:val="40"/>
+          <w:szCs w:val="40"/>
+          <w:highlight w:val="none"/>
+          <w:lang w:val="es-ES"/>
+        </w:rPr>
+      </w:r>
+      <w:r>
+        <w:rPr>
+          <w:rFonts w:ascii="Times New Roman" w:hAnsi="Times New Roman" w:cs="Times New Roman"/>
+          <w:sz w:val="40"/>
+          <w:szCs w:val="40"/>
+          <w:highlight w:val="none"/>
+        </w:rPr>
+      </w:r>
+      <w:r>
+        <w:rPr>
+          <w:rFonts w:ascii="Times New Roman" w:hAnsi="Times New Roman" w:cs="Times New Roman"/>
+          <w:sz w:val="40"/>
+          <w:szCs w:val="40"/>
+          <w:highlight w:val="none"/>
+        </w:rPr>
+      </w:r>
+    </w:p>
+    <w:p>
+      <w:pPr>
+        <w:pBdr/>
+        <w:spacing/>
+        <w:ind/>
+        <w:jc w:val="center"/>
+        <w:rPr>
+          <w:rFonts w:ascii="Times New Roman" w:hAnsi="Times New Roman" w:cs="Times New Roman"/>
+          <w:sz w:val="40"/>
+          <w:szCs w:val="40"/>
+          <w:highlight w:val="none"/>
+        </w:rPr>
+      </w:pPr>
+      <w:r>
+        <w:rPr>
+          <w:rFonts w:ascii="Times New Roman" w:hAnsi="Times New Roman" w:eastAsia="Times New Roman" w:cs="Times New Roman"/>
+          <w:sz w:val="40"/>
+          <w:szCs w:val="40"/>
+          <w:highlight w:val="none"/>
+          <w:lang w:val="es-ES"/>
+        </w:rPr>
+      </w:r>
+      <w:r>
+        <w:rPr>
+          <w:rFonts w:ascii="Times New Roman" w:hAnsi="Times New Roman" w:cs="Times New Roman"/>
+          <w:sz w:val="40"/>
+          <w:szCs w:val="40"/>
+          <w:highlight w:val="none"/>
+        </w:rPr>
+      </w:r>
+      <w:r>
+        <w:rPr>
+          <w:rFonts w:ascii="Times New Roman" w:hAnsi="Times New Roman" w:cs="Times New Roman"/>
+          <w:sz w:val="40"/>
+          <w:szCs w:val="40"/>
+          <w:highlight w:val="none"/>
+        </w:rPr>
+      </w:r>
+    </w:p>
+    <w:p>
+      <w:pPr>
+        <w:pBdr/>
+        <w:spacing/>
+        <w:ind/>
+        <w:jc w:val="center"/>
+        <w:rPr>
+          <w:rFonts w:ascii="Times New Roman" w:hAnsi="Times New Roman" w:cs="Times New Roman"/>
+          <w:sz w:val="40"/>
+          <w:szCs w:val="40"/>
+          <w:highlight w:val="none"/>
+        </w:rPr>
+      </w:pPr>
+      <w:r>
+        <w:rPr>
+          <w:rFonts w:ascii="Times New Roman" w:hAnsi="Times New Roman" w:eastAsia="Times New Roman" w:cs="Times New Roman"/>
+          <w:sz w:val="40"/>
+          <w:szCs w:val="40"/>
+          <w:highlight w:val="none"/>
+          <w:lang w:val="es-ES"/>
+        </w:rPr>
+      </w:r>
+      <w:r>
+        <w:rPr>
+          <w:rFonts w:ascii="Times New Roman" w:hAnsi="Times New Roman" w:cs="Times New Roman"/>
+          <w:sz w:val="40"/>
+          <w:szCs w:val="40"/>
+          <w:highlight w:val="none"/>
+        </w:rPr>
+      </w:r>
+      <w:r>
+        <w:rPr>
+          <w:rFonts w:ascii="Times New Roman" w:hAnsi="Times New Roman" w:cs="Times New Roman"/>
+          <w:sz w:val="40"/>
+          <w:szCs w:val="40"/>
+          <w:highlight w:val="none"/>
+        </w:rPr>
+      </w:r>
+    </w:p>
+    <w:p>
+      <w:pPr>
+        <w:pBdr/>
+        <w:spacing/>
+        <w:ind/>
+        <w:jc w:val="center"/>
+        <w:rPr>
+          <w:rFonts w:ascii="Times New Roman" w:hAnsi="Times New Roman" w:cs="Times New Roman"/>
+          <w:sz w:val="40"/>
+          <w:szCs w:val="40"/>
+          <w:highlight w:val="none"/>
+        </w:rPr>
+      </w:pPr>
+      <w:r>
+        <w:rPr>
+          <w:rFonts w:ascii="Times New Roman" w:hAnsi="Times New Roman" w:eastAsia="Times New Roman" w:cs="Times New Roman"/>
+          <w:sz w:val="40"/>
+          <w:szCs w:val="40"/>
+          <w:highlight w:val="none"/>
+          <w:lang w:val="es-ES"/>
+        </w:rPr>
+      </w:r>
+      <w:r>
+        <w:rPr>
+          <w:rFonts w:ascii="Times New Roman" w:hAnsi="Times New Roman" w:cs="Times New Roman"/>
+          <w:sz w:val="40"/>
+          <w:szCs w:val="40"/>
+          <w:highlight w:val="none"/>
+        </w:rPr>
+      </w:r>
+      <w:r>
+        <w:rPr>
+          <w:rFonts w:ascii="Times New Roman" w:hAnsi="Times New Roman" w:cs="Times New Roman"/>
+          <w:sz w:val="40"/>
+          <w:szCs w:val="40"/>
+          <w:highlight w:val="none"/>
+        </w:rPr>
+      </w:r>
+    </w:p>
+    <w:p>
+      <w:pPr>
+        <w:pBdr/>
+        <w:spacing/>
+        <w:ind/>
+        <w:jc w:val="center"/>
+        <w:rPr>
+          <w:rFonts w:ascii="Times New Roman" w:hAnsi="Times New Roman" w:cs="Times New Roman"/>
+          <w:sz w:val="40"/>
+          <w:szCs w:val="40"/>
+          <w:highlight w:val="none"/>
+        </w:rPr>
+      </w:pPr>
+      <w:r>
+        <w:rPr>
+          <w:rFonts w:ascii="Times New Roman" w:hAnsi="Times New Roman" w:eastAsia="Times New Roman" w:cs="Times New Roman"/>
+          <w:sz w:val="40"/>
+          <w:szCs w:val="40"/>
+          <w:highlight w:val="none"/>
+          <w:lang w:val="es-ES"/>
+        </w:rPr>
+      </w:r>
+      <w:r>
+        <w:rPr>
+          <w:rFonts w:ascii="Times New Roman" w:hAnsi="Times New Roman" w:cs="Times New Roman"/>
+          <w:sz w:val="40"/>
+          <w:szCs w:val="40"/>
+          <w:highlight w:val="none"/>
+        </w:rPr>
+      </w:r>
+      <w:r>
+        <w:rPr>
+          <w:rFonts w:ascii="Times New Roman" w:hAnsi="Times New Roman" w:cs="Times New Roman"/>
+          <w:sz w:val="40"/>
+          <w:szCs w:val="40"/>
+          <w:highlight w:val="none"/>
+        </w:rPr>
+      </w:r>
+    </w:p>
+    <w:p>
+      <w:pPr>
+        <w:pBdr/>
+        <w:spacing/>
+        <w:ind/>
+        <w:jc w:val="center"/>
+        <w:rPr>
+          <w:rFonts w:ascii="Times New Roman" w:hAnsi="Times New Roman" w:cs="Times New Roman"/>
+          <w:sz w:val="40"/>
+          <w:szCs w:val="40"/>
+          <w:highlight w:val="none"/>
+        </w:rPr>
+      </w:pPr>
+      <w:r>
+        <w:rPr>
+          <w:rFonts w:ascii="Times New Roman" w:hAnsi="Times New Roman" w:eastAsia="Times New Roman" w:cs="Times New Roman"/>
+          <w:sz w:val="40"/>
+          <w:szCs w:val="40"/>
+          <w:highlight w:val="none"/>
+          <w:lang w:val="es-ES" w:bidi="es-ES"/>
+        </w:rPr>
+      </w:r>
+      <w:r>
+        <w:rPr>
+          <w:rFonts w:ascii="Times New Roman" w:hAnsi="Times New Roman" w:cs="Times New Roman"/>
+          <w:sz w:val="40"/>
+          <w:szCs w:val="40"/>
+          <w:highlight w:val="none"/>
+        </w:rPr>
+      </w:r>
+      <w:r>
+        <w:rPr>
+          <w:rFonts w:ascii="Times New Roman" w:hAnsi="Times New Roman" w:cs="Times New Roman"/>
+          <w:sz w:val="40"/>
+          <w:szCs w:val="40"/>
           <w:highlight w:val="none"/>
         </w:rPr>
       </w:r>
@@ -542,16 +815,90 @@
           <w:highlight w:val="none"/>
           <w:lang w:val="es-ES"/>
         </w:rPr>
-        <w:t xml:space="preserve">Augusto Enrique Salazar Jimenez</w:t>
-      </w:r>
+        <w:t xml:space="preserve">Mateo Rodriguez Yepez</w:t>
+      </w:r>
+      <w:r>
+        <w:rPr>
+          <w:rFonts w:ascii="Times New Roman" w:hAnsi="Times New Roman" w:cs="Times New Roman"/>
+          <w:sz w:val="28"/>
+          <w:szCs w:val="28"/>
+          <w:highlight w:val="none"/>
+        </w:rPr>
+      </w:r>
+      <w:r>
+        <w:rPr>
+          <w:rFonts w:ascii="Times New Roman" w:hAnsi="Times New Roman" w:cs="Times New Roman"/>
+          <w:sz w:val="28"/>
+          <w:szCs w:val="28"/>
+          <w:highlight w:val="none"/>
+        </w:rPr>
+      </w:r>
+    </w:p>
+    <w:p>
+      <w:pPr>
+        <w:pageBreakBefore w:val="true"/>
+        <w:pBdr/>
+        <w:shd w:val="nil" w:color="auto"/>
+        <w:spacing/>
+        <w:ind/>
+        <w:rPr>
+          <w:rFonts w:ascii="Asana Math" w:hAnsi="Asana Math" w:eastAsia="Asana Math" w:cs="Asana Math"/>
+          <w:sz w:val="40"/>
+          <w:szCs w:val="40"/>
+          <w:highlight w:val="none"/>
+          <w:lang w:val="es-ES"/>
+        </w:rPr>
+      </w:pPr>
+      <w:r>
+        <w:rPr>
+          <w:rFonts w:ascii="Asana Math" w:hAnsi="Asana Math" w:eastAsia="Asana Math" w:cs="Asana Math"/>
+          <w:sz w:val="40"/>
+          <w:szCs w:val="40"/>
+          <w:highlight w:val="none"/>
+          <w:lang w:val="es-ES"/>
+        </w:rPr>
+      </w:r>
+      <w:r>
+        <w:rPr>
+          <w:rFonts w:ascii="Asana Math" w:hAnsi="Asana Math" w:eastAsia="Asana Math" w:cs="Asana Math"/>
+          <w:sz w:val="40"/>
+          <w:szCs w:val="40"/>
+          <w:highlight w:val="none"/>
+          <w:lang w:val="es-ES"/>
+        </w:rPr>
+      </w:r>
+      <w:r>
+        <w:rPr>
+          <w:rFonts w:ascii="Asana Math" w:hAnsi="Asana Math" w:eastAsia="Asana Math" w:cs="Asana Math"/>
+          <w:sz w:val="40"/>
+          <w:szCs w:val="40"/>
+          <w:highlight w:val="none"/>
+          <w:lang w:val="es-ES"/>
+        </w:rPr>
+      </w:r>
+    </w:p>
+    <w:p>
+      <w:pPr>
+        <w:pBdr/>
+        <w:spacing/>
+        <w:ind/>
+        <w:jc w:val="center"/>
+        <w:rPr>
+          <w:rFonts w:ascii="Times New Roman" w:hAnsi="Times New Roman" w:cs="Times New Roman"/>
+          <w:sz w:val="28"/>
+          <w:szCs w:val="28"/>
+          <w:highlight w:val="none"/>
+        </w:rPr>
+      </w:pPr>
       <w:r>
         <w:rPr>
           <w:rFonts w:ascii="Times New Roman" w:hAnsi="Times New Roman" w:eastAsia="Times New Roman" w:cs="Times New Roman"/>
           <w:sz w:val="28"/>
           <w:szCs w:val="28"/>
           <w:highlight w:val="none"/>
-          <w:lang w:val="es-ES"/>
-        </w:rPr>
+          <w:lang w:val="es-ES" w:bidi="es-ES"/>
+        </w:rPr>
+        <w:t xml:space="preserve">TABLA DE CONTENIDOS</w:t>
       </w:r>
       <w:r>
         <w:rPr>
@@ -561,253 +908,21 @@
           <w:highlight w:val="none"/>
         </w:rPr>
       </w:r>
+      <w:r>
+        <w:rPr>
+          <w:rFonts w:ascii="Times New Roman" w:hAnsi="Times New Roman" w:cs="Times New Roman"/>
+          <w:sz w:val="28"/>
+          <w:szCs w:val="28"/>
+          <w:highlight w:val="none"/>
+        </w:rPr>
+      </w:r>
     </w:p>
     <w:p>
       <w:pPr>
         <w:pBdr/>
         <w:spacing/>
-        <w:ind/>
-        <w:jc w:val="center"/>
-        <w:rPr>
-          <w:rFonts w:ascii="Times New Roman" w:hAnsi="Times New Roman" w:cs="Times New Roman"/>
-          <w:sz w:val="40"/>
-          <w:szCs w:val="40"/>
-          <w:highlight w:val="none"/>
-        </w:rPr>
-      </w:pPr>
-      <w:r>
-        <w:rPr>
-          <w:rFonts w:ascii="Times New Roman" w:hAnsi="Times New Roman" w:eastAsia="Times New Roman" w:cs="Times New Roman"/>
-          <w:sz w:val="40"/>
-          <w:szCs w:val="40"/>
-          <w:highlight w:val="none"/>
-          <w:lang w:val="es-ES"/>
-        </w:rPr>
-      </w:r>
-      <w:r>
-        <w:rPr>
-          <w:rFonts w:ascii="Times New Roman" w:hAnsi="Times New Roman" w:eastAsia="Times New Roman" w:cs="Times New Roman"/>
-          <w:sz w:val="40"/>
-          <w:szCs w:val="40"/>
-          <w:highlight w:val="none"/>
-          <w:lang w:val="es-ES"/>
-        </w:rPr>
-      </w:r>
-      <w:r>
-        <w:rPr>
-          <w:rFonts w:ascii="Times New Roman" w:hAnsi="Times New Roman" w:cs="Times New Roman"/>
-          <w:sz w:val="40"/>
-          <w:szCs w:val="40"/>
-          <w:highlight w:val="none"/>
-        </w:rPr>
-      </w:r>
-    </w:p>
-    <w:p>
-      <w:pPr>
-        <w:pBdr/>
-        <w:spacing/>
-        <w:ind/>
-        <w:jc w:val="center"/>
-        <w:rPr>
-          <w:rFonts w:ascii="Times New Roman" w:hAnsi="Times New Roman" w:cs="Times New Roman"/>
-          <w:sz w:val="40"/>
-          <w:szCs w:val="40"/>
-          <w:highlight w:val="none"/>
-        </w:rPr>
-      </w:pPr>
-      <w:r>
-        <w:rPr>
-          <w:rFonts w:ascii="Times New Roman" w:hAnsi="Times New Roman" w:eastAsia="Times New Roman" w:cs="Times New Roman"/>
-          <w:sz w:val="40"/>
-          <w:szCs w:val="40"/>
-          <w:highlight w:val="none"/>
-          <w:lang w:val="es-ES"/>
-        </w:rPr>
-      </w:r>
-      <w:r>
-        <w:rPr>
-          <w:rFonts w:ascii="Times New Roman" w:hAnsi="Times New Roman" w:eastAsia="Times New Roman" w:cs="Times New Roman"/>
-          <w:sz w:val="40"/>
-          <w:szCs w:val="40"/>
-          <w:highlight w:val="none"/>
-          <w:lang w:val="es-ES"/>
-        </w:rPr>
-      </w:r>
-      <w:r>
-        <w:rPr>
-          <w:rFonts w:ascii="Times New Roman" w:hAnsi="Times New Roman" w:cs="Times New Roman"/>
-          <w:sz w:val="40"/>
-          <w:szCs w:val="40"/>
-          <w:highlight w:val="none"/>
-        </w:rPr>
-      </w:r>
-    </w:p>
-    <w:p>
-      <w:pPr>
-        <w:pBdr/>
-        <w:spacing/>
-        <w:ind/>
-        <w:jc w:val="center"/>
-        <w:rPr>
-          <w:rFonts w:ascii="Times New Roman" w:hAnsi="Times New Roman" w:cs="Times New Roman"/>
-          <w:sz w:val="40"/>
-          <w:szCs w:val="40"/>
-          <w:highlight w:val="none"/>
-        </w:rPr>
-      </w:pPr>
-      <w:r>
-        <w:rPr>
-          <w:rFonts w:ascii="Times New Roman" w:hAnsi="Times New Roman" w:eastAsia="Times New Roman" w:cs="Times New Roman"/>
-          <w:sz w:val="40"/>
-          <w:szCs w:val="40"/>
-          <w:highlight w:val="none"/>
-          <w:lang w:val="es-ES"/>
-        </w:rPr>
-      </w:r>
-      <w:r>
-        <w:rPr>
-          <w:rFonts w:ascii="Times New Roman" w:hAnsi="Times New Roman" w:eastAsia="Times New Roman" w:cs="Times New Roman"/>
-          <w:sz w:val="40"/>
-          <w:szCs w:val="40"/>
-          <w:highlight w:val="none"/>
-          <w:lang w:val="es-ES"/>
-        </w:rPr>
-      </w:r>
-      <w:r>
-        <w:rPr>
-          <w:rFonts w:ascii="Times New Roman" w:hAnsi="Times New Roman" w:cs="Times New Roman"/>
-          <w:sz w:val="40"/>
-          <w:szCs w:val="40"/>
-          <w:highlight w:val="none"/>
-        </w:rPr>
-      </w:r>
-    </w:p>
-    <w:p>
-      <w:pPr>
-        <w:pBdr/>
-        <w:spacing/>
-        <w:ind/>
-        <w:jc w:val="center"/>
-        <w:rPr>
-          <w:rFonts w:ascii="Times New Roman" w:hAnsi="Times New Roman" w:cs="Times New Roman"/>
-          <w:sz w:val="40"/>
-          <w:szCs w:val="40"/>
-          <w:highlight w:val="none"/>
-        </w:rPr>
-      </w:pPr>
-      <w:r>
-        <w:rPr>
-          <w:rFonts w:ascii="Times New Roman" w:hAnsi="Times New Roman" w:eastAsia="Times New Roman" w:cs="Times New Roman"/>
-          <w:sz w:val="40"/>
-          <w:szCs w:val="40"/>
-          <w:highlight w:val="none"/>
-          <w:lang w:val="es-ES"/>
-        </w:rPr>
-      </w:r>
-      <w:r>
-        <w:rPr>
-          <w:rFonts w:ascii="Times New Roman" w:hAnsi="Times New Roman" w:eastAsia="Times New Roman" w:cs="Times New Roman"/>
-          <w:sz w:val="40"/>
-          <w:szCs w:val="40"/>
-          <w:highlight w:val="none"/>
-          <w:lang w:val="es-ES"/>
-        </w:rPr>
-      </w:r>
-      <w:r>
-        <w:rPr>
-          <w:rFonts w:ascii="Times New Roman" w:hAnsi="Times New Roman" w:cs="Times New Roman"/>
-          <w:sz w:val="40"/>
-          <w:szCs w:val="40"/>
-          <w:highlight w:val="none"/>
-        </w:rPr>
-      </w:r>
-    </w:p>
-    <w:p>
-      <w:pPr>
-        <w:pBdr/>
-        <w:spacing/>
-        <w:ind/>
-        <w:jc w:val="center"/>
-        <w:rPr>
-          <w:rFonts w:ascii="Times New Roman" w:hAnsi="Times New Roman" w:cs="Times New Roman"/>
-          <w:sz w:val="40"/>
-          <w:szCs w:val="40"/>
-          <w:highlight w:val="none"/>
-        </w:rPr>
-      </w:pPr>
-      <w:r>
-        <w:rPr>
-          <w:rFonts w:ascii="Times New Roman" w:hAnsi="Times New Roman" w:eastAsia="Times New Roman" w:cs="Times New Roman"/>
-          <w:sz w:val="40"/>
-          <w:szCs w:val="40"/>
-          <w:highlight w:val="none"/>
-          <w:lang w:val="es-ES"/>
-        </w:rPr>
-      </w:r>
-      <w:r>
-        <w:rPr>
-          <w:rFonts w:ascii="Times New Roman" w:hAnsi="Times New Roman" w:eastAsia="Times New Roman" w:cs="Times New Roman"/>
-          <w:sz w:val="40"/>
-          <w:szCs w:val="40"/>
-          <w:highlight w:val="none"/>
-          <w:lang w:val="es-ES"/>
-        </w:rPr>
-      </w:r>
-      <w:r>
-        <w:rPr>
-          <w:rFonts w:ascii="Times New Roman" w:hAnsi="Times New Roman" w:cs="Times New Roman"/>
-          <w:sz w:val="40"/>
-          <w:szCs w:val="40"/>
-          <w:highlight w:val="none"/>
-        </w:rPr>
-      </w:r>
-    </w:p>
-    <w:p>
-      <w:pPr>
-        <w:pBdr/>
-        <w:spacing/>
-        <w:ind/>
-        <w:jc w:val="center"/>
-        <w:rPr>
-          <w:rFonts w:ascii="Times New Roman" w:hAnsi="Times New Roman" w:cs="Times New Roman"/>
-          <w:sz w:val="40"/>
-          <w:szCs w:val="40"/>
-          <w:highlight w:val="none"/>
-        </w:rPr>
-      </w:pPr>
-      <w:r>
-        <w:rPr>
-          <w:rFonts w:ascii="Times New Roman" w:hAnsi="Times New Roman" w:eastAsia="Times New Roman" w:cs="Times New Roman"/>
-          <w:sz w:val="40"/>
-          <w:szCs w:val="40"/>
-          <w:highlight w:val="none"/>
-          <w:lang w:val="es-ES" w:bidi="es-ES"/>
-        </w:rPr>
-      </w:r>
-      <w:r>
-        <w:rPr>
-          <w:rFonts w:ascii="Times New Roman" w:hAnsi="Times New Roman" w:eastAsia="Times New Roman" w:cs="Times New Roman"/>
-          <w:sz w:val="40"/>
-          <w:szCs w:val="40"/>
-          <w:highlight w:val="none"/>
-          <w:lang w:val="es-ES"/>
-        </w:rPr>
-      </w:r>
-      <w:r>
-        <w:rPr>
-          <w:rFonts w:ascii="Times New Roman" w:hAnsi="Times New Roman" w:cs="Times New Roman"/>
-          <w:sz w:val="40"/>
-          <w:szCs w:val="40"/>
-          <w:highlight w:val="none"/>
-        </w:rPr>
-      </w:r>
-    </w:p>
-    <w:p>
-      <w:pPr>
-        <w:pBdr/>
-        <w:spacing/>
-        <w:ind/>
-        <w:jc w:val="center"/>
+        <w:ind w:firstLine="0" w:left="0"/>
+        <w:jc w:val="left"/>
         <w:rPr>
           <w:rFonts w:ascii="Times New Roman" w:hAnsi="Times New Roman" w:cs="Times New Roman"/>
           <w:sz w:val="28"/>
@@ -815,23 +930,42 @@
           <w:highlight w:val="none"/>
         </w:rPr>
       </w:pPr>
+      <w:r>
+        <w:rPr>
+          <w:rFonts w:ascii="Times New Roman" w:hAnsi="Times New Roman" w:eastAsia="Times New Roman" w:cs="Times New Roman"/>
+          <w:sz w:val="24"/>
+          <w:szCs w:val="24"/>
+          <w:highlight w:val="none"/>
+          <w:lang w:val="es-ES" w:bidi="es-ES"/>
+        </w:rPr>
+        <w:t xml:space="preserve">1.INTRODUCCI</w:t>
+      </w:r>
+      <w:r>
+        <w:rPr>
+          <w:rFonts w:ascii="Times New Roman" w:hAnsi="Times New Roman" w:eastAsia="Times New Roman" w:cs="Times New Roman"/>
+          <w:sz w:val="24"/>
+          <w:szCs w:val="24"/>
+          <w:highlight w:val="none"/>
+          <w:lang w:val="es-ES" w:bidi="es-ES"/>
+        </w:rPr>
+        <w:t xml:space="preserve">ÓN</w:t>
+      </w:r>
       <w:r>
         <w:rPr>
           <w:rFonts w:ascii="Times New Roman" w:hAnsi="Times New Roman" w:eastAsia="Times New Roman" w:cs="Times New Roman"/>
           <w:sz w:val="28"/>
           <w:szCs w:val="28"/>
           <w:highlight w:val="none"/>
-          <w:lang w:val="es-ES"/>
-        </w:rPr>
-        <w:t xml:space="preserve">Mateo Rodriguez Yepez</w:t>
-      </w:r>
-      <w:r>
-        <w:rPr>
-          <w:rFonts w:ascii="Times New Roman" w:hAnsi="Times New Roman" w:eastAsia="Times New Roman" w:cs="Times New Roman"/>
+          <w:lang w:val="es-ES" w:bidi="es-ES"/>
+        </w:rPr>
+        <w:t xml:space="preserve"> ...................................................................................................3</w:t>
+      </w:r>
+      <w:r>
+        <w:rPr>
+          <w:rFonts w:ascii="Times New Roman" w:hAnsi="Times New Roman" w:cs="Times New Roman"/>
           <w:sz w:val="28"/>
           <w:szCs w:val="28"/>
           <w:highlight w:val="none"/>
-          <w:lang w:val="es-ES"/>
         </w:rPr>
       </w:r>
       <w:r>
@@ -845,98 +979,14 @@
     </w:p>
     <w:p>
       <w:pPr>
-        <w:pageBreakBefore w:val="true"/>
-        <w:pBdr/>
-        <w:shd w:val="nil" w:color="auto"/>
-        <w:spacing/>
-        <w:ind/>
-        <w:rPr>
-          <w:rFonts w:ascii="Asana Math" w:hAnsi="Asana Math" w:eastAsia="Asana Math" w:cs="Asana Math"/>
-          <w:sz w:val="40"/>
-          <w:szCs w:val="40"/>
-          <w:highlight w:val="none"/>
-          <w:lang w:val="es-ES"/>
-        </w:rPr>
-      </w:pPr>
-      <w:r>
-        <w:rPr>
-          <w:rFonts w:ascii="Asana Math" w:hAnsi="Asana Math" w:eastAsia="Asana Math" w:cs="Asana Math"/>
-          <w:sz w:val="40"/>
-          <w:szCs w:val="40"/>
-          <w:highlight w:val="none"/>
-          <w:lang w:val="es-ES"/>
-        </w:rPr>
-      </w:r>
-      <w:r>
-        <w:rPr>
-          <w:rFonts w:ascii="Asana Math" w:hAnsi="Asana Math" w:eastAsia="Asana Math" w:cs="Asana Math"/>
-          <w:sz w:val="40"/>
-          <w:szCs w:val="40"/>
-          <w:highlight w:val="none"/>
-          <w:lang w:val="es-ES"/>
-        </w:rPr>
-      </w:r>
-      <w:r>
-        <w:rPr>
-          <w:rFonts w:ascii="Asana Math" w:hAnsi="Asana Math" w:eastAsia="Asana Math" w:cs="Asana Math"/>
-          <w:sz w:val="40"/>
-          <w:szCs w:val="40"/>
-          <w:highlight w:val="none"/>
-          <w:lang w:val="es-ES"/>
-        </w:rPr>
-      </w:r>
-    </w:p>
-    <w:p>
-      <w:pPr>
-        <w:pBdr/>
-        <w:spacing/>
-        <w:ind/>
-        <w:jc w:val="center"/>
-        <w:rPr>
-          <w:rFonts w:ascii="Times New Roman" w:hAnsi="Times New Roman" w:cs="Times New Roman"/>
-          <w:sz w:val="28"/>
-          <w:szCs w:val="28"/>
-          <w:highlight w:val="none"/>
-        </w:rPr>
-      </w:pPr>
-      <w:r>
-        <w:rPr>
-          <w:rFonts w:ascii="Times New Roman" w:hAnsi="Times New Roman" w:eastAsia="Times New Roman" w:cs="Times New Roman"/>
-          <w:sz w:val="28"/>
-          <w:szCs w:val="28"/>
-          <w:highlight w:val="none"/>
-          <w:lang w:val="es-ES" w:bidi="es-ES"/>
-        </w:rPr>
-        <w:t xml:space="preserve">TABLA DE CONTENIDOS</w:t>
-      </w:r>
-      <w:r>
-        <w:rPr>
-          <w:rFonts w:ascii="Times New Roman" w:hAnsi="Times New Roman" w:eastAsia="Times New Roman" w:cs="Times New Roman"/>
-          <w:sz w:val="28"/>
-          <w:szCs w:val="28"/>
-          <w:highlight w:val="none"/>
-          <w:lang w:val="es-ES"/>
-        </w:rPr>
-      </w:r>
-      <w:r>
-        <w:rPr>
-          <w:rFonts w:ascii="Times New Roman" w:hAnsi="Times New Roman" w:cs="Times New Roman"/>
-          <w:sz w:val="28"/>
-          <w:szCs w:val="28"/>
-          <w:highlight w:val="none"/>
-        </w:rPr>
-      </w:r>
-    </w:p>
-    <w:p>
-      <w:pPr>
-        <w:pBdr/>
-        <w:spacing/>
-        <w:ind w:firstLine="0" w:left="0"/>
+        <w:pBdr/>
+        <w:spacing/>
+        <w:ind/>
         <w:jc w:val="left"/>
         <w:rPr>
           <w:rFonts w:ascii="Times New Roman" w:hAnsi="Times New Roman" w:cs="Times New Roman"/>
-          <w:sz w:val="28"/>
-          <w:szCs w:val="28"/>
+          <w:sz w:val="24"/>
+          <w:szCs w:val="24"/>
           <w:highlight w:val="none"/>
         </w:rPr>
       </w:pPr>
@@ -946,9 +996,9 @@
           <w:sz w:val="24"/>
           <w:szCs w:val="24"/>
           <w:highlight w:val="none"/>
-          <w:lang w:val="es-ES" w:bidi="es-ES"/>
-        </w:rPr>
-        <w:t xml:space="preserve">1.INTRODUCCI</w:t>
+          <w:lang w:val="es-ES"/>
+        </w:rPr>
+        <w:t xml:space="preserve">2.EL TABLERO</w:t>
       </w:r>
       <w:r>
         <w:rPr>
@@ -956,34 +1006,23 @@
           <w:sz w:val="24"/>
           <w:szCs w:val="24"/>
           <w:highlight w:val="none"/>
-          <w:lang w:val="es-ES" w:bidi="es-ES"/>
-        </w:rPr>
-        <w:t xml:space="preserve">ÓN</w:t>
-      </w:r>
-      <w:r>
-        <w:rPr>
-          <w:rFonts w:ascii="Times New Roman" w:hAnsi="Times New Roman" w:eastAsia="Times New Roman" w:cs="Times New Roman"/>
-          <w:sz w:val="28"/>
-          <w:szCs w:val="28"/>
-          <w:highlight w:val="none"/>
-          <w:lang w:val="es-ES" w:bidi="es-ES"/>
-        </w:rPr>
-        <w:t xml:space="preserve"> ...................................................................................................3</w:t>
-      </w:r>
-      <w:r>
-        <w:rPr>
-          <w:rFonts w:ascii="Times New Roman" w:hAnsi="Times New Roman" w:eastAsia="Times New Roman" w:cs="Times New Roman"/>
-          <w:sz w:val="28"/>
-          <w:szCs w:val="28"/>
-          <w:highlight w:val="none"/>
           <w:lang w:val="es-ES"/>
         </w:rPr>
-      </w:r>
-      <w:r>
-        <w:rPr>
-          <w:rFonts w:ascii="Times New Roman" w:hAnsi="Times New Roman" w:cs="Times New Roman"/>
-          <w:sz w:val="28"/>
-          <w:szCs w:val="28"/>
+        <w:t xml:space="preserve"> ............................................................................................................................4</w:t>
+      </w:r>
+      <w:r>
+        <w:rPr>
+          <w:rFonts w:ascii="Times New Roman" w:hAnsi="Times New Roman" w:cs="Times New Roman"/>
+          <w:sz w:val="24"/>
+          <w:szCs w:val="24"/>
+          <w:highlight w:val="none"/>
+        </w:rPr>
+      </w:r>
+      <w:r>
+        <w:rPr>
+          <w:rFonts w:ascii="Times New Roman" w:hAnsi="Times New Roman" w:cs="Times New Roman"/>
+          <w:sz w:val="24"/>
+          <w:szCs w:val="24"/>
           <w:highlight w:val="none"/>
         </w:rPr>
       </w:r>
@@ -1007,9 +1046,9 @@
           <w:sz w:val="24"/>
           <w:szCs w:val="24"/>
           <w:highlight w:val="none"/>
-          <w:lang w:val="es-ES"/>
-        </w:rPr>
-        <w:t xml:space="preserve">2.EL TABLERO</w:t>
+          <w:lang w:val="es-ES" w:bidi="es-ES"/>
+        </w:rPr>
+        <w:t xml:space="preserve">2.1.</w:t>
       </w:r>
       <w:r>
         <w:rPr>
@@ -1017,9 +1056,9 @@
           <w:sz w:val="24"/>
           <w:szCs w:val="24"/>
           <w:highlight w:val="none"/>
-          <w:lang w:val="es-ES"/>
-        </w:rPr>
-        <w:t xml:space="preserve"> ............................................................................................................................4</w:t>
+          <w:lang w:val="es-ES" w:bidi="es-ES"/>
+        </w:rPr>
+        <w:t xml:space="preserve">CREACI</w:t>
       </w:r>
       <w:r>
         <w:rPr>
@@ -1027,7 +1066,16 @@
           <w:sz w:val="24"/>
           <w:szCs w:val="24"/>
           <w:highlight w:val="none"/>
-          <w:lang w:val="es-ES"/>
+          <w:lang w:val="es-ES" w:bidi="es-ES"/>
+        </w:rPr>
+        <w:t xml:space="preserve">ÓN DEL TABLERO................................................................................................</w:t>
+      </w:r>
+      <w:r>
+        <w:rPr>
+          <w:rFonts w:ascii="Times New Roman" w:hAnsi="Times New Roman" w:cs="Times New Roman"/>
+          <w:sz w:val="24"/>
+          <w:szCs w:val="24"/>
+          <w:highlight w:val="none"/>
         </w:rPr>
       </w:r>
       <w:r>
@@ -1060,8 +1108,38 @@
           <w:highlight w:val="none"/>
           <w:lang w:val="es-ES" w:bidi="es-ES"/>
         </w:rPr>
-        <w:t xml:space="preserve">2.1.</w:t>
-      </w:r>
+        <w:t xml:space="preserve">2.2.USO DE MEMORIA DINAMICA.......................................................................................</w:t>
+      </w:r>
+      <w:r>
+        <w:rPr>
+          <w:rFonts w:ascii="Times New Roman" w:hAnsi="Times New Roman" w:cs="Times New Roman"/>
+          <w:sz w:val="24"/>
+          <w:szCs w:val="24"/>
+          <w:highlight w:val="none"/>
+        </w:rPr>
+      </w:r>
+      <w:r>
+        <w:rPr>
+          <w:rFonts w:ascii="Times New Roman" w:hAnsi="Times New Roman" w:cs="Times New Roman"/>
+          <w:sz w:val="24"/>
+          <w:szCs w:val="24"/>
+          <w:highlight w:val="none"/>
+        </w:rPr>
+      </w:r>
+    </w:p>
+    <w:p>
+      <w:pPr>
+        <w:pBdr/>
+        <w:spacing/>
+        <w:ind/>
+        <w:jc w:val="left"/>
+        <w:rPr>
+          <w:rFonts w:ascii="Times New Roman" w:hAnsi="Times New Roman" w:cs="Times New Roman"/>
+          <w:sz w:val="24"/>
+          <w:szCs w:val="24"/>
+          <w:highlight w:val="none"/>
+        </w:rPr>
+      </w:pPr>
       <w:r>
         <w:rPr>
           <w:rFonts w:ascii="Times New Roman" w:hAnsi="Times New Roman" w:eastAsia="Times New Roman" w:cs="Times New Roman"/>
@@ -1070,7 +1148,7 @@
           <w:highlight w:val="none"/>
           <w:lang w:val="es-ES" w:bidi="es-ES"/>
         </w:rPr>
-        <w:t xml:space="preserve">CREACI</w:t>
+        <w:t xml:space="preserve">3. PIEZAS Y SU REPRESENTACI</w:t>
       </w:r>
       <w:r>
         <w:rPr>
@@ -1080,107 +1158,14 @@
           <w:highlight w:val="none"/>
           <w:lang w:val="es-ES" w:bidi="es-ES"/>
         </w:rPr>
-        <w:t xml:space="preserve">ÓN DEL TABLERO................................................................................................</w:t>
-      </w:r>
-      <w:r>
-        <w:rPr>
-          <w:rFonts w:ascii="Times New Roman" w:hAnsi="Times New Roman" w:eastAsia="Times New Roman" w:cs="Times New Roman"/>
+        <w:t xml:space="preserve">ÓN.......................................................................................</w:t>
+      </w:r>
+      <w:r>
+        <w:rPr>
+          <w:rFonts w:ascii="Times New Roman" w:hAnsi="Times New Roman" w:cs="Times New Roman"/>
           <w:sz w:val="24"/>
           <w:szCs w:val="24"/>
           <w:highlight w:val="none"/>
-          <w:lang w:val="es-ES" w:bidi="es-ES"/>
-        </w:rPr>
-      </w:r>
-      <w:r>
-        <w:rPr>
-          <w:rFonts w:ascii="Times New Roman" w:hAnsi="Times New Roman" w:cs="Times New Roman"/>
-          <w:sz w:val="24"/>
-          <w:szCs w:val="24"/>
-          <w:highlight w:val="none"/>
-        </w:rPr>
-      </w:r>
-    </w:p>
-    <w:p>
-      <w:pPr>
-        <w:pBdr/>
-        <w:spacing/>
-        <w:ind/>
-        <w:jc w:val="left"/>
-        <w:rPr>
-          <w:rFonts w:ascii="Times New Roman" w:hAnsi="Times New Roman" w:cs="Times New Roman"/>
-          <w:sz w:val="24"/>
-          <w:szCs w:val="24"/>
-          <w:highlight w:val="none"/>
-        </w:rPr>
-      </w:pPr>
-      <w:r>
-        <w:rPr>
-          <w:rFonts w:ascii="Times New Roman" w:hAnsi="Times New Roman" w:eastAsia="Times New Roman" w:cs="Times New Roman"/>
-          <w:sz w:val="24"/>
-          <w:szCs w:val="24"/>
-          <w:highlight w:val="none"/>
-          <w:lang w:val="es-ES" w:bidi="es-ES"/>
-        </w:rPr>
-        <w:t xml:space="preserve">2.2.USO DE MEMORIA DINAMICA.......................................................................................</w:t>
-      </w:r>
-      <w:r>
-        <w:rPr>
-          <w:rFonts w:ascii="Times New Roman" w:hAnsi="Times New Roman" w:eastAsia="Times New Roman" w:cs="Times New Roman"/>
-          <w:sz w:val="24"/>
-          <w:szCs w:val="24"/>
-          <w:highlight w:val="none"/>
-          <w:lang w:val="es-ES"/>
-        </w:rPr>
-      </w:r>
-      <w:r>
-        <w:rPr>
-          <w:rFonts w:ascii="Times New Roman" w:hAnsi="Times New Roman" w:cs="Times New Roman"/>
-          <w:sz w:val="24"/>
-          <w:szCs w:val="24"/>
-          <w:highlight w:val="none"/>
-        </w:rPr>
-      </w:r>
-    </w:p>
-    <w:p>
-      <w:pPr>
-        <w:pBdr/>
-        <w:spacing/>
-        <w:ind/>
-        <w:jc w:val="left"/>
-        <w:rPr>
-          <w:rFonts w:ascii="Times New Roman" w:hAnsi="Times New Roman" w:cs="Times New Roman"/>
-          <w:sz w:val="24"/>
-          <w:szCs w:val="24"/>
-          <w:highlight w:val="none"/>
-        </w:rPr>
-      </w:pPr>
-      <w:r>
-        <w:rPr>
-          <w:rFonts w:ascii="Times New Roman" w:hAnsi="Times New Roman" w:eastAsia="Times New Roman" w:cs="Times New Roman"/>
-          <w:sz w:val="24"/>
-          <w:szCs w:val="24"/>
-          <w:highlight w:val="none"/>
-          <w:lang w:val="es-ES" w:bidi="es-ES"/>
-        </w:rPr>
-        <w:t xml:space="preserve">3. PIEZAS Y SU REPRESENTACI</w:t>
-      </w:r>
-      <w:r>
-        <w:rPr>
-          <w:rFonts w:ascii="Times New Roman" w:hAnsi="Times New Roman" w:eastAsia="Times New Roman" w:cs="Times New Roman"/>
-          <w:sz w:val="24"/>
-          <w:szCs w:val="24"/>
-          <w:highlight w:val="none"/>
-          <w:lang w:val="es-ES" w:bidi="es-ES"/>
-        </w:rPr>
-        <w:t xml:space="preserve">ÓN.......................................................................................</w:t>
-      </w:r>
-      <w:r>
-        <w:rPr>
-          <w:rFonts w:ascii="Times New Roman" w:hAnsi="Times New Roman" w:eastAsia="Times New Roman" w:cs="Times New Roman"/>
-          <w:sz w:val="24"/>
-          <w:szCs w:val="24"/>
-          <w:highlight w:val="none"/>
-          <w:lang w:val="es-ES"/>
         </w:rPr>
       </w:r>
       <w:r>
@@ -1246,6 +1231,45 @@
       </w:r>
       <w:r>
         <w:rPr>
+          <w:rFonts w:ascii="Times New Roman" w:hAnsi="Times New Roman" w:cs="Times New Roman"/>
+          <w:b w:val="0"/>
+          <w:bCs w:val="0"/>
+          <w:color w:val="000000" w:themeColor="text1"/>
+          <w:sz w:val="24"/>
+          <w:szCs w:val="24"/>
+          <w:highlight w:val="none"/>
+        </w:rPr>
+      </w:r>
+      <w:r>
+        <w:rPr>
+          <w:rFonts w:ascii="Times New Roman" w:hAnsi="Times New Roman" w:cs="Times New Roman"/>
+          <w:b w:val="0"/>
+          <w:bCs w:val="0"/>
+          <w:color w:val="000000" w:themeColor="text1"/>
+          <w:sz w:val="24"/>
+          <w:szCs w:val="24"/>
+          <w:highlight w:val="none"/>
+        </w:rPr>
+      </w:r>
+    </w:p>
+    <w:p>
+      <w:pPr>
+        <w:pBdr/>
+        <w:spacing/>
+        <w:ind/>
+        <w:jc w:val="left"/>
+        <w:rPr>
+          <w:rFonts w:ascii="Times New Roman" w:hAnsi="Times New Roman" w:cs="Times New Roman"/>
+          <w:b w:val="0"/>
+          <w:bCs w:val="0"/>
+          <w:color w:val="000000" w:themeColor="text1"/>
+          <w:sz w:val="24"/>
+          <w:szCs w:val="24"/>
+          <w:highlight w:val="none"/>
+        </w:rPr>
+      </w:pPr>
+      <w:r>
+        <w:rPr>
           <w:rFonts w:ascii="Times New Roman" w:hAnsi="Times New Roman" w:eastAsia="Times New Roman" w:cs="Times New Roman"/>
           <w:b w:val="0"/>
           <w:bCs w:val="0"/>
@@ -1255,35 +1279,8 @@
           <w:highlight w:val="none"/>
           <w:lang w:val="es-ES" w:bidi="es-ES"/>
         </w:rPr>
-      </w:r>
-      <w:r>
-        <w:rPr>
-          <w:rFonts w:ascii="Times New Roman" w:hAnsi="Times New Roman" w:cs="Times New Roman"/>
-          <w:b w:val="0"/>
-          <w:bCs w:val="0"/>
-          <w:color w:val="000000" w:themeColor="text1"/>
-          <w:sz w:val="24"/>
-          <w:szCs w:val="24"/>
-          <w:highlight w:val="none"/>
-        </w:rPr>
-      </w:r>
-    </w:p>
-    <w:p>
-      <w:pPr>
-        <w:pBdr/>
-        <w:spacing/>
-        <w:ind/>
-        <w:jc w:val="left"/>
-        <w:rPr>
-          <w:rFonts w:ascii="Times New Roman" w:hAnsi="Times New Roman" w:cs="Times New Roman"/>
-          <w:b w:val="0"/>
-          <w:bCs w:val="0"/>
-          <w:color w:val="000000" w:themeColor="text1"/>
-          <w:sz w:val="24"/>
-          <w:szCs w:val="24"/>
-          <w:highlight w:val="none"/>
-        </w:rPr>
-      </w:pPr>
+        <w:t xml:space="preserve">3.2 ROTACI</w:t>
+      </w:r>
       <w:r>
         <w:rPr>
           <w:rFonts w:ascii="Times New Roman" w:hAnsi="Times New Roman" w:eastAsia="Times New Roman" w:cs="Times New Roman"/>
@@ -1295,8 +1292,47 @@
           <w:highlight w:val="none"/>
           <w:lang w:val="es-ES" w:bidi="es-ES"/>
         </w:rPr>
-        <w:t xml:space="preserve">3.2 ROTACI</w:t>
-      </w:r>
+        <w:t xml:space="preserve">ÓN DE FICHAS......................................................................................................</w:t>
+      </w:r>
+      <w:r>
+        <w:rPr>
+          <w:rFonts w:ascii="Times New Roman" w:hAnsi="Times New Roman" w:cs="Times New Roman"/>
+          <w:b w:val="0"/>
+          <w:bCs w:val="0"/>
+          <w:color w:val="000000" w:themeColor="text1"/>
+          <w:sz w:val="24"/>
+          <w:szCs w:val="24"/>
+          <w:highlight w:val="none"/>
+        </w:rPr>
+      </w:r>
+      <w:r>
+        <w:rPr>
+          <w:rFonts w:ascii="Times New Roman" w:hAnsi="Times New Roman" w:cs="Times New Roman"/>
+          <w:b w:val="0"/>
+          <w:bCs w:val="0"/>
+          <w:color w:val="000000" w:themeColor="text1"/>
+          <w:sz w:val="24"/>
+          <w:szCs w:val="24"/>
+          <w:highlight w:val="none"/>
+        </w:rPr>
+      </w:r>
+    </w:p>
+    <w:p>
+      <w:pPr>
+        <w:pBdr/>
+        <w:spacing/>
+        <w:ind/>
+        <w:jc w:val="left"/>
+        <w:rPr>
+          <w:rFonts w:ascii="Times New Roman" w:hAnsi="Times New Roman" w:cs="Times New Roman"/>
+          <w:b w:val="0"/>
+          <w:bCs w:val="0"/>
+          <w:color w:val="000000" w:themeColor="text1"/>
+          <w:sz w:val="24"/>
+          <w:szCs w:val="24"/>
+          <w:highlight w:val="none"/>
+        </w:rPr>
+      </w:pPr>
       <w:r>
         <w:rPr>
           <w:rFonts w:ascii="Times New Roman" w:hAnsi="Times New Roman" w:eastAsia="Times New Roman" w:cs="Times New Roman"/>
@@ -1308,8 +1344,47 @@
           <w:highlight w:val="none"/>
           <w:lang w:val="es-ES" w:bidi="es-ES"/>
         </w:rPr>
-        <w:t xml:space="preserve">ÓN DE FICHAS......................................................................................................</w:t>
-      </w:r>
+        <w:t xml:space="preserve">3.3 MEMORIA DINAMICA.......................................................................................................</w:t>
+      </w:r>
+      <w:r>
+        <w:rPr>
+          <w:rFonts w:ascii="Times New Roman" w:hAnsi="Times New Roman" w:cs="Times New Roman"/>
+          <w:b w:val="0"/>
+          <w:bCs w:val="0"/>
+          <w:color w:val="000000" w:themeColor="text1"/>
+          <w:sz w:val="24"/>
+          <w:szCs w:val="24"/>
+          <w:highlight w:val="none"/>
+        </w:rPr>
+      </w:r>
+      <w:r>
+        <w:rPr>
+          <w:rFonts w:ascii="Times New Roman" w:hAnsi="Times New Roman" w:cs="Times New Roman"/>
+          <w:b w:val="0"/>
+          <w:bCs w:val="0"/>
+          <w:color w:val="000000" w:themeColor="text1"/>
+          <w:sz w:val="24"/>
+          <w:szCs w:val="24"/>
+          <w:highlight w:val="none"/>
+        </w:rPr>
+      </w:r>
+    </w:p>
+    <w:p>
+      <w:pPr>
+        <w:pBdr/>
+        <w:spacing/>
+        <w:ind/>
+        <w:jc w:val="left"/>
+        <w:rPr>
+          <w:rFonts w:ascii="Times New Roman" w:hAnsi="Times New Roman" w:cs="Times New Roman"/>
+          <w:b w:val="0"/>
+          <w:bCs w:val="0"/>
+          <w:color w:val="000000" w:themeColor="text1"/>
+          <w:sz w:val="24"/>
+          <w:szCs w:val="24"/>
+          <w:highlight w:val="none"/>
+        </w:rPr>
+      </w:pPr>
       <w:r>
         <w:rPr>
           <w:rFonts w:ascii="Times New Roman" w:hAnsi="Times New Roman" w:eastAsia="Times New Roman" w:cs="Times New Roman"/>
@@ -1321,6 +1396,7 @@
           <w:highlight w:val="none"/>
           <w:lang w:val="es-ES" w:bidi="es-ES"/>
         </w:rPr>
+        <w:t xml:space="preserve">4. MOVIMIENTOS......................................................................................................................</w:t>
       </w:r>
       <w:r>
         <w:rPr>
@@ -1331,101 +1407,6 @@
           <w:sz w:val="24"/>
           <w:szCs w:val="24"/>
           <w:highlight w:val="none"/>
-        </w:rPr>
-      </w:r>
-    </w:p>
-    <w:p>
-      <w:pPr>
-        <w:pBdr/>
-        <w:spacing/>
-        <w:ind/>
-        <w:jc w:val="left"/>
-        <w:rPr>
-          <w:rFonts w:ascii="Times New Roman" w:hAnsi="Times New Roman" w:cs="Times New Roman"/>
-          <w:b w:val="0"/>
-          <w:bCs w:val="0"/>
-          <w:color w:val="000000" w:themeColor="text1"/>
-          <w:sz w:val="24"/>
-          <w:szCs w:val="24"/>
-          <w:highlight w:val="none"/>
-        </w:rPr>
-      </w:pPr>
-      <w:r>
-        <w:rPr>
-          <w:rFonts w:ascii="Times New Roman" w:hAnsi="Times New Roman" w:eastAsia="Times New Roman" w:cs="Times New Roman"/>
-          <w:b w:val="0"/>
-          <w:bCs w:val="0"/>
-          <w:color w:val="000000" w:themeColor="text1"/>
-          <w:sz w:val="24"/>
-          <w:szCs w:val="24"/>
-          <w:highlight w:val="none"/>
-          <w:lang w:val="es-ES" w:bidi="es-ES"/>
-        </w:rPr>
-        <w:t xml:space="preserve">3.3 MEMORIA DINAMICA.......................................................................................................</w:t>
-      </w:r>
-      <w:r>
-        <w:rPr>
-          <w:rFonts w:ascii="Times New Roman" w:hAnsi="Times New Roman" w:eastAsia="Times New Roman" w:cs="Times New Roman"/>
-          <w:b w:val="0"/>
-          <w:bCs w:val="0"/>
-          <w:color w:val="000000" w:themeColor="text1"/>
-          <w:sz w:val="24"/>
-          <w:szCs w:val="24"/>
-          <w:highlight w:val="none"/>
-          <w:lang w:val="es-ES" w:bidi="es-ES"/>
-        </w:rPr>
-      </w:r>
-      <w:r>
-        <w:rPr>
-          <w:rFonts w:ascii="Times New Roman" w:hAnsi="Times New Roman" w:cs="Times New Roman"/>
-          <w:b w:val="0"/>
-          <w:bCs w:val="0"/>
-          <w:color w:val="000000" w:themeColor="text1"/>
-          <w:sz w:val="24"/>
-          <w:szCs w:val="24"/>
-          <w:highlight w:val="none"/>
-        </w:rPr>
-      </w:r>
-    </w:p>
-    <w:p>
-      <w:pPr>
-        <w:pBdr/>
-        <w:spacing/>
-        <w:ind/>
-        <w:jc w:val="left"/>
-        <w:rPr>
-          <w:rFonts w:ascii="Times New Roman" w:hAnsi="Times New Roman" w:cs="Times New Roman"/>
-          <w:b w:val="0"/>
-          <w:bCs w:val="0"/>
-          <w:color w:val="000000" w:themeColor="text1"/>
-          <w:sz w:val="24"/>
-          <w:szCs w:val="24"/>
-          <w:highlight w:val="none"/>
-        </w:rPr>
-      </w:pPr>
-      <w:r>
-        <w:rPr>
-          <w:rFonts w:ascii="Times New Roman" w:hAnsi="Times New Roman" w:eastAsia="Times New Roman" w:cs="Times New Roman"/>
-          <w:b w:val="0"/>
-          <w:bCs w:val="0"/>
-          <w:color w:val="000000" w:themeColor="text1"/>
-          <w:sz w:val="24"/>
-          <w:szCs w:val="24"/>
-          <w:highlight w:val="none"/>
-          <w:lang w:val="es-ES" w:bidi="es-ES"/>
-        </w:rPr>
-        <w:t xml:space="preserve">4. MOVIMIENTOS......................................................................................................................</w:t>
-      </w:r>
-      <w:r>
-        <w:rPr>
-          <w:rFonts w:ascii="Times New Roman" w:hAnsi="Times New Roman" w:eastAsia="Times New Roman" w:cs="Times New Roman"/>
-          <w:b w:val="0"/>
-          <w:bCs w:val="0"/>
-          <w:color w:val="000000" w:themeColor="text1"/>
-          <w:sz w:val="24"/>
-          <w:szCs w:val="24"/>
-          <w:highlight w:val="none"/>
-          <w:lang w:val="es-ES" w:bidi="es-ES"/>
         </w:rPr>
       </w:r>
       <w:r>
@@ -4439,20 +4420,6 @@
       </w:r>
       <w:r>
         <w:rPr>
-          <w:rFonts w:ascii="Times New Roman" w:hAnsi="Times New Roman" w:eastAsia="Times New Roman" w:cs="Times New Roman"/>
-          <w:b/>
-          <w:bCs/>
-          <w:i/>
-          <w:iCs/>
-          <w:sz w:val="24"/>
-          <w:szCs w:val="24"/>
-          <w:highlight w:val="none"/>
-          <w:u w:val="single"/>
-          <w:lang w:val="es-ES"/>
-        </w:rPr>
-      </w:r>
-      <w:r>
-        <w:rPr>
           <w:rFonts w:ascii="Times New Roman" w:hAnsi="Times New Roman" w:cs="Times New Roman"/>
           <w:b/>
           <w:bCs/>
@@ -4463,6 +4430,18 @@
           <w:u w:val="single"/>
         </w:rPr>
       </w:r>
+      <w:r>
+        <w:rPr>
+          <w:rFonts w:ascii="Times New Roman" w:hAnsi="Times New Roman" w:cs="Times New Roman"/>
+          <w:b/>
+          <w:bCs/>
+          <w:i/>
+          <w:sz w:val="24"/>
+          <w:szCs w:val="24"/>
+          <w:highlight w:val="none"/>
+          <w:u w:val="single"/>
+        </w:rPr>
+      </w:r>
     </w:p>
     <w:p>
       <w:pPr>
@@ -4528,11 +4507,7 @@
       </w:r>
       <w:r>
         <w:rPr>
-          <w:rFonts w:ascii="Times New Roman" w:hAnsi="Times New Roman" w:eastAsia="Times New Roman" w:cs="Times New Roman"/>
-          <w:sz w:val="22"/>
-          <w:szCs w:val="22"/>
-          <w:highlight w:val="none"/>
-          <w:lang w:val="es-ES" w:bidi="es-ES"/>
+          <w:rFonts w:ascii="Times New Roman" w:hAnsi="Times New Roman" w:cs="Times New Roman"/>
         </w:rPr>
       </w:r>
       <w:r>
@@ -4568,13 +4543,12 @@
       </w:r>
       <w:r>
         <w:rPr>
-          <w:rFonts w:ascii="Times New Roman" w:hAnsi="Times New Roman" w:eastAsia="Times New Roman" w:cs="Times New Roman"/>
+          <w:rFonts w:ascii="Times New Roman" w:hAnsi="Times New Roman" w:cs="Times New Roman"/>
           <w:b w:val="0"/>
           <w:bCs w:val="0"/>
           <w:sz w:val="22"/>
           <w:szCs w:val="22"/>
           <w:highlight w:val="none"/>
-          <w:lang w:val="es-ES" w:bidi="es-ES"/>
         </w:rPr>
       </w:r>
       <w:r>
@@ -4757,9 +4731,8 @@
       </w:r>
       <w:r>
         <w:rPr>
-          <w:rFonts w:ascii="Times New Roman" w:hAnsi="Times New Roman" w:eastAsia="Times New Roman" w:cs="Times New Roman"/>
-          <w:highlight w:val="none"/>
-          <w:lang w:val="es-ES"/>
+          <w:rFonts w:ascii="Times New Roman" w:hAnsi="Times New Roman" w:cs="Times New Roman"/>
+          <w:highlight w:val="none"/>
         </w:rPr>
       </w:r>
       <w:r>
@@ -5183,7 +5156,7 @@
       </w:r>
       <w:r>
         <w:rPr>
-          <w:rFonts w:ascii="Times New Roman" w:hAnsi="Times New Roman" w:eastAsia="Times New Roman" w:cs="Times New Roman"/>
+          <w:rFonts w:ascii="Times New Roman" w:hAnsi="Times New Roman" w:cs="Times New Roman"/>
         </w:rPr>
       </w:r>
       <w:r>
@@ -5212,9 +5185,8 @@
       </w:r>
       <w:r>
         <w:rPr>
-          <w:rFonts w:ascii="Times New Roman" w:hAnsi="Times New Roman" w:eastAsia="Times New Roman" w:cs="Times New Roman"/>
-          <w:highlight w:val="none"/>
-          <w:lang w:val="es-ES" w:bidi="es-ES"/>
+          <w:rFonts w:ascii="Times New Roman" w:hAnsi="Times New Roman" w:cs="Times New Roman"/>
+          <w:highlight w:val="none"/>
         </w:rPr>
       </w:r>
       <w:r>
@@ -5244,9 +5216,8 @@
       </w:r>
       <w:r>
         <w:rPr>
-          <w:rFonts w:ascii="Times New Roman" w:hAnsi="Times New Roman" w:eastAsia="Times New Roman" w:cs="Times New Roman"/>
-          <w:highlight w:val="none"/>
-          <w:lang w:val="es-ES" w:bidi="es-ES"/>
+          <w:rFonts w:ascii="Times New Roman" w:hAnsi="Times New Roman" w:cs="Times New Roman"/>
+          <w:highlight w:val="none"/>
         </w:rPr>
       </w:r>
       <w:r>
@@ -5474,9 +5445,8 @@
       </w:r>
       <w:r>
         <w:rPr>
-          <w:rFonts w:ascii="Times New Roman" w:hAnsi="Times New Roman" w:eastAsia="Times New Roman" w:cs="Times New Roman"/>
-          <w:highlight w:val="none"/>
-          <w:lang w:val="es-ES" w:bidi="es-ES"/>
+          <w:rFonts w:ascii="Times New Roman" w:hAnsi="Times New Roman" w:cs="Times New Roman"/>
+          <w:highlight w:val="none"/>
         </w:rPr>
       </w:r>
       <w:r>
@@ -5506,9 +5476,8 @@
       </w:r>
       <w:r>
         <w:rPr>
-          <w:rFonts w:ascii="Times New Roman" w:hAnsi="Times New Roman" w:eastAsia="Times New Roman" w:cs="Times New Roman"/>
-          <w:highlight w:val="none"/>
-          <w:lang w:val="es-ES" w:bidi="es-ES"/>
+          <w:rFonts w:ascii="Times New Roman" w:hAnsi="Times New Roman" w:cs="Times New Roman"/>
+          <w:highlight w:val="none"/>
         </w:rPr>
       </w:r>
       <w:r>
@@ -5538,9 +5507,8 @@
       </w:r>
       <w:r>
         <w:rPr>
-          <w:rFonts w:ascii="Times New Roman" w:hAnsi="Times New Roman" w:eastAsia="Times New Roman" w:cs="Times New Roman"/>
-          <w:highlight w:val="none"/>
-          <w:lang w:val="es-ES" w:bidi="es-ES"/>
+          <w:rFonts w:ascii="Times New Roman" w:hAnsi="Times New Roman" w:cs="Times New Roman"/>
+          <w:highlight w:val="none"/>
         </w:rPr>
       </w:r>
       <w:r>
@@ -5570,7 +5538,7 @@
       </w:r>
       <w:r>
         <w:rPr>
-          <w:rFonts w:ascii="Times New Roman" w:hAnsi="Times New Roman" w:eastAsia="Times New Roman" w:cs="Times New Roman"/>
+          <w:rFonts w:ascii="Times New Roman" w:hAnsi="Times New Roman" w:cs="Times New Roman"/>
         </w:rPr>
       </w:r>
       <w:r>
@@ -5600,9 +5568,8 @@
       </w:r>
       <w:r>
         <w:rPr>
-          <w:rFonts w:ascii="Times New Roman" w:hAnsi="Times New Roman" w:eastAsia="Times New Roman" w:cs="Times New Roman"/>
-          <w:highlight w:val="none"/>
-          <w:lang w:val="es-ES" w:bidi="es-ES"/>
+          <w:rFonts w:ascii="Times New Roman" w:hAnsi="Times New Roman" w:cs="Times New Roman"/>
+          <w:highlight w:val="none"/>
         </w:rPr>
       </w:r>
       <w:r>
@@ -5963,9 +5930,8 @@
       </w:r>
       <w:r>
         <w:rPr>
-          <w:rFonts w:ascii="Times New Roman" w:hAnsi="Times New Roman" w:eastAsia="Times New Roman" w:cs="Times New Roman"/>
-          <w:highlight w:val="none"/>
-          <w:lang w:val="es-ES" w:bidi="es-ES"/>
+          <w:rFonts w:ascii="Times New Roman" w:hAnsi="Times New Roman" w:cs="Times New Roman"/>
+          <w:highlight w:val="none"/>
         </w:rPr>
       </w:r>
       <w:r>
@@ -5995,9 +5961,8 @@
       </w:r>
       <w:r>
         <w:rPr>
-          <w:rFonts w:ascii="Times New Roman" w:hAnsi="Times New Roman" w:eastAsia="Times New Roman" w:cs="Times New Roman"/>
-          <w:highlight w:val="none"/>
-          <w:lang w:val="es-ES" w:bidi="es-ES"/>
+          <w:rFonts w:ascii="Times New Roman" w:hAnsi="Times New Roman" w:cs="Times New Roman"/>
+          <w:highlight w:val="none"/>
         </w:rPr>
       </w:r>
       <w:r>
@@ -6027,9 +5992,8 @@
       </w:r>
       <w:r>
         <w:rPr>
-          <w:rFonts w:ascii="Times New Roman" w:hAnsi="Times New Roman" w:eastAsia="Times New Roman" w:cs="Times New Roman"/>
-          <w:highlight w:val="none"/>
-          <w:lang w:val="es-ES" w:bidi="es-ES"/>
+          <w:rFonts w:ascii="Times New Roman" w:hAnsi="Times New Roman" w:cs="Times New Roman"/>
+          <w:highlight w:val="none"/>
         </w:rPr>
       </w:r>
       <w:r>
@@ -6059,9 +6023,8 @@
       </w:r>
       <w:r>
         <w:rPr>
-          <w:rFonts w:ascii="Times New Roman" w:hAnsi="Times New Roman" w:eastAsia="Times New Roman" w:cs="Times New Roman"/>
-          <w:highlight w:val="none"/>
-          <w:lang w:val="es-ES" w:bidi="es-ES"/>
+          <w:rFonts w:ascii="Times New Roman" w:hAnsi="Times New Roman" w:cs="Times New Roman"/>
+          <w:highlight w:val="none"/>
         </w:rPr>
       </w:r>
       <w:r>
@@ -6091,7 +6054,7 @@
       </w:r>
       <w:r>
         <w:rPr>
-          <w:rFonts w:ascii="Times New Roman" w:hAnsi="Times New Roman" w:eastAsia="Times New Roman" w:cs="Times New Roman"/>
+          <w:rFonts w:ascii="Times New Roman" w:hAnsi="Times New Roman" w:cs="Times New Roman"/>
         </w:rPr>
       </w:r>
       <w:r>
@@ -6121,7 +6084,7 @@
       </w:r>
       <w:r>
         <w:rPr>
-          <w:rFonts w:ascii="Times New Roman" w:hAnsi="Times New Roman" w:eastAsia="Times New Roman" w:cs="Times New Roman"/>
+          <w:rFonts w:ascii="Times New Roman" w:hAnsi="Times New Roman" w:cs="Times New Roman"/>
           <w:highlight w:val="none"/>
         </w:rPr>
       </w:r>
@@ -6455,9 +6418,8 @@
       </w:r>
       <w:r>
         <w:rPr>
-          <w:rFonts w:ascii="Times New Roman" w:hAnsi="Times New Roman" w:eastAsia="Times New Roman" w:cs="Times New Roman"/>
-          <w:highlight w:val="none"/>
-          <w:lang w:val="es-ES" w:bidi="es-ES"/>
+          <w:rFonts w:ascii="Times New Roman" w:hAnsi="Times New Roman" w:cs="Times New Roman"/>
+          <w:highlight w:val="none"/>
         </w:rPr>
       </w:r>
       <w:r>
@@ -6487,9 +6449,8 @@
       </w:r>
       <w:r>
         <w:rPr>
-          <w:rFonts w:ascii="Times New Roman" w:hAnsi="Times New Roman" w:eastAsia="Times New Roman" w:cs="Times New Roman"/>
-          <w:highlight w:val="none"/>
-          <w:lang w:val="es-ES" w:bidi="es-ES"/>
+          <w:rFonts w:ascii="Times New Roman" w:hAnsi="Times New Roman" w:cs="Times New Roman"/>
+          <w:highlight w:val="none"/>
         </w:rPr>
       </w:r>
       <w:r>
@@ -6519,9 +6480,8 @@
       </w:r>
       <w:r>
         <w:rPr>
-          <w:rFonts w:ascii="Times New Roman" w:hAnsi="Times New Roman" w:eastAsia="Times New Roman" w:cs="Times New Roman"/>
-          <w:highlight w:val="none"/>
-          <w:lang w:val="es-ES" w:bidi="es-ES"/>
+          <w:rFonts w:ascii="Times New Roman" w:hAnsi="Times New Roman" w:cs="Times New Roman"/>
+          <w:highlight w:val="none"/>
         </w:rPr>
       </w:r>
       <w:r>
@@ -6551,9 +6511,8 @@
       </w:r>
       <w:r>
         <w:rPr>
-          <w:rFonts w:ascii="Times New Roman" w:hAnsi="Times New Roman" w:eastAsia="Times New Roman" w:cs="Times New Roman"/>
-          <w:highlight w:val="none"/>
-          <w:lang w:val="es-ES" w:bidi="es-ES"/>
+          <w:rFonts w:ascii="Times New Roman" w:hAnsi="Times New Roman" w:cs="Times New Roman"/>
+          <w:highlight w:val="none"/>
         </w:rPr>
       </w:r>
       <w:r>
@@ -6583,7 +6542,7 @@
       </w:r>
       <w:r>
         <w:rPr>
-          <w:rFonts w:ascii="Times New Roman" w:hAnsi="Times New Roman" w:eastAsia="Times New Roman" w:cs="Times New Roman"/>
+          <w:rFonts w:ascii="Times New Roman" w:hAnsi="Times New Roman" w:cs="Times New Roman"/>
         </w:rPr>
       </w:r>
       <w:r>
@@ -6943,9 +6902,8 @@
       </w:r>
       <w:r>
         <w:rPr>
-          <w:rFonts w:ascii="Times New Roman" w:hAnsi="Times New Roman" w:eastAsia="Times New Roman" w:cs="Times New Roman"/>
-          <w:highlight w:val="none"/>
-          <w:lang w:val="es-ES" w:bidi="es-ES"/>
+          <w:rFonts w:ascii="Times New Roman" w:hAnsi="Times New Roman" w:cs="Times New Roman"/>
+          <w:highlight w:val="none"/>
         </w:rPr>
       </w:r>
       <w:r>
@@ -6975,9 +6933,8 @@
       </w:r>
       <w:r>
         <w:rPr>
-          <w:rFonts w:ascii="Times New Roman" w:hAnsi="Times New Roman" w:eastAsia="Times New Roman" w:cs="Times New Roman"/>
-          <w:highlight w:val="none"/>
-          <w:lang w:val="es-ES" w:bidi="es-ES"/>
+          <w:rFonts w:ascii="Times New Roman" w:hAnsi="Times New Roman" w:cs="Times New Roman"/>
+          <w:highlight w:val="none"/>
         </w:rPr>
       </w:r>
       <w:r>
@@ -7007,9 +6964,8 @@
       </w:r>
       <w:r>
         <w:rPr>
-          <w:rFonts w:ascii="Times New Roman" w:hAnsi="Times New Roman" w:eastAsia="Times New Roman" w:cs="Times New Roman"/>
-          <w:highlight w:val="none"/>
-          <w:lang w:val="es-ES" w:bidi="es-ES"/>
+          <w:rFonts w:ascii="Times New Roman" w:hAnsi="Times New Roman" w:cs="Times New Roman"/>
+          <w:highlight w:val="none"/>
         </w:rPr>
       </w:r>
       <w:r>
@@ -7039,9 +6995,8 @@
       </w:r>
       <w:r>
         <w:rPr>
-          <w:rFonts w:ascii="Times New Roman" w:hAnsi="Times New Roman" w:eastAsia="Times New Roman" w:cs="Times New Roman"/>
-          <w:highlight w:val="none"/>
-          <w:lang w:val="es-ES" w:bidi="es-ES"/>
+          <w:rFonts w:ascii="Times New Roman" w:hAnsi="Times New Roman" w:cs="Times New Roman"/>
+          <w:highlight w:val="none"/>
         </w:rPr>
       </w:r>
       <w:r>
@@ -7072,9 +7027,8 @@
       </w:r>
       <w:r>
         <w:rPr>
-          <w:rFonts w:ascii="Times New Roman" w:hAnsi="Times New Roman" w:eastAsia="Times New Roman" w:cs="Times New Roman"/>
-          <w:highlight w:val="none"/>
-          <w:lang w:val="es-ES" w:bidi="es-ES"/>
+          <w:rFonts w:ascii="Times New Roman" w:hAnsi="Times New Roman" w:cs="Times New Roman"/>
+          <w:highlight w:val="none"/>
         </w:rPr>
       </w:r>
       <w:r>
@@ -7105,9 +7059,8 @@
       </w:r>
       <w:r>
         <w:rPr>
-          <w:rFonts w:ascii="Times New Roman" w:hAnsi="Times New Roman" w:eastAsia="Times New Roman" w:cs="Times New Roman"/>
-          <w:highlight w:val="none"/>
-          <w:lang w:val="es-ES" w:bidi="es-ES"/>
+          <w:rFonts w:ascii="Times New Roman" w:hAnsi="Times New Roman" w:cs="Times New Roman"/>
+          <w:highlight w:val="none"/>
         </w:rPr>
       </w:r>
       <w:r>
@@ -7456,9 +7409,8 @@
       </w:r>
       <w:r>
         <w:rPr>
-          <w:rFonts w:ascii="Times New Roman" w:hAnsi="Times New Roman" w:eastAsia="Times New Roman" w:cs="Times New Roman"/>
-          <w:highlight w:val="none"/>
-          <w:lang w:val="es-ES" w:bidi="es-ES"/>
+          <w:rFonts w:ascii="Times New Roman" w:hAnsi="Times New Roman" w:cs="Times New Roman"/>
+          <w:highlight w:val="none"/>
         </w:rPr>
       </w:r>
       <w:r>
@@ -7488,9 +7440,8 @@
       </w:r>
       <w:r>
         <w:rPr>
-          <w:rFonts w:ascii="Times New Roman" w:hAnsi="Times New Roman" w:eastAsia="Times New Roman" w:cs="Times New Roman"/>
-          <w:highlight w:val="none"/>
-          <w:lang w:val="es-ES" w:bidi="es-ES"/>
+          <w:rFonts w:ascii="Times New Roman" w:hAnsi="Times New Roman" w:cs="Times New Roman"/>
+          <w:highlight w:val="none"/>
         </w:rPr>
       </w:r>
       <w:r>
@@ -7520,9 +7471,8 @@
       </w:r>
       <w:r>
         <w:rPr>
-          <w:rFonts w:ascii="Times New Roman" w:hAnsi="Times New Roman" w:eastAsia="Times New Roman" w:cs="Times New Roman"/>
-          <w:highlight w:val="none"/>
-          <w:lang w:val="es-ES" w:bidi="es-ES"/>
+          <w:rFonts w:ascii="Times New Roman" w:hAnsi="Times New Roman" w:cs="Times New Roman"/>
+          <w:highlight w:val="none"/>
         </w:rPr>
       </w:r>
       <w:r>
@@ -7552,9 +7502,8 @@
       </w:r>
       <w:r>
         <w:rPr>
-          <w:rFonts w:ascii="Times New Roman" w:hAnsi="Times New Roman" w:eastAsia="Times New Roman" w:cs="Times New Roman"/>
-          <w:highlight w:val="none"/>
-          <w:lang w:val="es-ES" w:bidi="es-ES"/>
+          <w:rFonts w:ascii="Times New Roman" w:hAnsi="Times New Roman" w:cs="Times New Roman"/>
+          <w:highlight w:val="none"/>
         </w:rPr>
       </w:r>
       <w:r>
@@ -7584,7 +7533,7 @@
       </w:r>
       <w:r>
         <w:rPr>
-          <w:rFonts w:ascii="Times New Roman" w:hAnsi="Times New Roman" w:eastAsia="Times New Roman" w:cs="Times New Roman"/>
+          <w:rFonts w:ascii="Times New Roman" w:hAnsi="Times New Roman" w:cs="Times New Roman"/>
         </w:rPr>
       </w:r>
       <w:r>
@@ -7613,9 +7562,8 @@
       </w:r>
       <w:r>
         <w:rPr>
-          <w:rFonts w:ascii="Times New Roman" w:hAnsi="Times New Roman" w:eastAsia="Times New Roman" w:cs="Times New Roman"/>
-          <w:highlight w:val="none"/>
-          <w:lang w:val="es-ES"/>
+          <w:rFonts w:ascii="Times New Roman" w:hAnsi="Times New Roman" w:cs="Times New Roman"/>
+          <w:highlight w:val="none"/>
         </w:rPr>
       </w:r>
       <w:r>
@@ -7654,9 +7602,8 @@
       </w:r>
       <w:r>
         <w:rPr>
-          <w:rFonts w:ascii="Times New Roman" w:hAnsi="Times New Roman" w:eastAsia="Times New Roman" w:cs="Times New Roman"/>
-          <w:highlight w:val="none"/>
-          <w:lang w:val="es-ES" w:bidi="es-ES"/>
+          <w:rFonts w:ascii="Times New Roman" w:hAnsi="Times New Roman" w:cs="Times New Roman"/>
+          <w:highlight w:val="none"/>
         </w:rPr>
       </w:r>
       <w:r>
@@ -7986,7 +7933,7 @@
       </w:r>
       <w:r>
         <w:rPr>
-          <w:rFonts w:ascii="Times New Roman" w:hAnsi="Times New Roman" w:eastAsia="Times New Roman" w:cs="Times New Roman"/>
+          <w:rFonts w:ascii="Times New Roman" w:hAnsi="Times New Roman" w:cs="Times New Roman"/>
         </w:rPr>
       </w:r>
       <w:r>
@@ -8012,7 +7959,7 @@
       </w:r>
       <w:r>
         <w:rPr>
-          <w:rFonts w:ascii="Times New Roman" w:hAnsi="Times New Roman" w:eastAsia="Times New Roman" w:cs="Times New Roman"/>
+          <w:rFonts w:ascii="Times New Roman" w:hAnsi="Times New Roman" w:cs="Times New Roman"/>
         </w:rPr>
       </w:r>
       <w:r>
@@ -8040,7 +7987,7 @@
       </w:r>
       <w:r>
         <w:rPr>
-          <w:rFonts w:ascii="Times New Roman" w:hAnsi="Times New Roman" w:eastAsia="Times New Roman" w:cs="Times New Roman"/>
+          <w:rFonts w:ascii="Times New Roman" w:hAnsi="Times New Roman" w:cs="Times New Roman"/>
         </w:rPr>
       </w:r>
       <w:r>
@@ -8103,9 +8050,7 @@
       </w:r>
       <w:r>
         <w:rPr>
-          <w:rFonts w:ascii="Times New Roman" w:hAnsi="Times New Roman" w:eastAsia="Times New Roman" w:cs="Times New Roman"/>
-          <w:highlight w:val="none"/>
-          <w:lang w:val="es-ES" w:bidi="es-ES"/>
+          <w:rFonts w:ascii="Times New Roman" w:hAnsi="Times New Roman" w:cs="Times New Roman"/>
         </w:rPr>
       </w:r>
       <w:r>
@@ -8134,9 +8079,7 @@
       </w:r>
       <w:r>
         <w:rPr>
-          <w:rFonts w:ascii="Times New Roman" w:hAnsi="Times New Roman" w:eastAsia="Times New Roman" w:cs="Times New Roman"/>
-          <w:highlight w:val="none"/>
-          <w:lang w:val="es-ES" w:bidi="es-ES"/>
+          <w:rFonts w:ascii="Times New Roman" w:hAnsi="Times New Roman" w:cs="Times New Roman"/>
         </w:rPr>
       </w:r>
       <w:r>
@@ -8166,6 +8109,26 @@
         <w:t xml:space="preserve">Es aquí donde utilizamos otra mecánica del programa: el bit masking. Pero antes de utilizar el bit masking, la verdadera pregunta es: ¿cómo me indexo para que el bit masking sea ejecutado correctamente? Y es aquí donde nos enfrentamos a otro gran problema.</w:t>
       </w:r>
       <w:r>
+        <w:rPr>
+          <w:rFonts w:ascii="Times New Roman" w:hAnsi="Times New Roman" w:eastAsia="Times New Roman" w:cs="Times New Roman"/>
+          <w:highlight w:val="none"/>
+          <w:lang w:val="es-ES" w:bidi="es-ES"/>
+        </w:rPr>
+      </w:r>
+      <w:r>
+        <w:rPr>
+          <w:rFonts w:ascii="Times New Roman" w:hAnsi="Times New Roman" w:eastAsia="Times New Roman" w:cs="Times New Roman"/>
+          <w:highlight w:val="none"/>
+          <w:lang w:val="es-ES" w:bidi="es-ES"/>
+        </w:rPr>
+      </w:r>
+    </w:p>
+    <w:p>
+      <w:pPr>
+        <w:pBdr/>
+        <w:spacing/>
+        <w:ind/>
+        <w:jc w:val="center"/>
         <w:rPr>
           <w:rFonts w:ascii="Times New Roman" w:hAnsi="Times New Roman" w:cs="Times New Roman"/>
           <w:b w:val="0"/>
@@ -8173,7 +8136,7 @@
           <w:color w:val="000000" w:themeColor="text1"/>
           <w:highlight w:val="none"/>
         </w:rPr>
-      </w:r>
+      </w:pPr>
       <w:r>
         <w:rPr>
           <w:rFonts w:ascii="Times New Roman" w:hAnsi="Times New Roman" w:eastAsia="Times New Roman" w:cs="Times New Roman"/>
@@ -8181,33 +8144,13 @@
           <w:lang w:val="es-ES" w:bidi="es-ES"/>
         </w:rPr>
       </w:r>
-    </w:p>
-    <w:p>
-      <w:pPr>
-        <w:pBdr/>
-        <w:spacing/>
-        <w:ind/>
-        <w:jc w:val="center"/>
+      <w:r>
         <w:rPr>
           <w:rFonts w:ascii="Times New Roman" w:hAnsi="Times New Roman" w:cs="Times New Roman"/>
           <w:b w:val="0"/>
           <w:bCs w:val="0"/>
           <w:color w:val="000000" w:themeColor="text1"/>
           <w:highlight w:val="none"/>
-        </w:rPr>
-      </w:pPr>
-      <w:r>
-        <w:rPr>
-          <w:rFonts w:ascii="Times New Roman" w:hAnsi="Times New Roman" w:eastAsia="Times New Roman" w:cs="Times New Roman"/>
-          <w:highlight w:val="none"/>
-          <w:lang w:val="es-ES" w:bidi="es-ES"/>
-        </w:rPr>
-      </w:r>
-      <w:r>
-        <w:rPr>
-          <w:rFonts w:ascii="Times New Roman" w:hAnsi="Times New Roman" w:eastAsia="Times New Roman" w:cs="Times New Roman"/>
-          <w:highlight w:val="none"/>
-          <w:lang w:val="es-ES" w:bidi="es-ES"/>
         </w:rPr>
       </w:r>
       <w:r>
@@ -8254,20 +8197,6 @@
       </w:r>
       <w:r>
         <w:rPr>
-          <w:rFonts w:ascii="Times New Roman" w:hAnsi="Times New Roman" w:eastAsia="Times New Roman" w:cs="Times New Roman"/>
-          <w:b/>
-          <w:bCs/>
-          <w:i/>
-          <w:iCs/>
-          <w:color w:val="000000" w:themeColor="text1"/>
-          <w:sz w:val="24"/>
-          <w:szCs w:val="24"/>
-          <w:highlight w:val="none"/>
-          <w:lang w:val="es-ES" w:bidi="es-ES"/>
-        </w:rPr>
-      </w:r>
-      <w:r>
-        <w:rPr>
           <w:rFonts w:ascii="Times New Roman" w:hAnsi="Times New Roman" w:cs="Times New Roman"/>
           <w:b/>
           <w:bCs/>
@@ -8278,6 +8207,18 @@
           <w:highlight w:val="none"/>
         </w:rPr>
       </w:r>
+      <w:r>
+        <w:rPr>
+          <w:rFonts w:ascii="Times New Roman" w:hAnsi="Times New Roman" w:cs="Times New Roman"/>
+          <w:b/>
+          <w:bCs/>
+          <w:i/>
+          <w:color w:val="000000" w:themeColor="text1"/>
+          <w:sz w:val="24"/>
+          <w:szCs w:val="24"/>
+          <w:highlight w:val="none"/>
+        </w:rPr>
+      </w:r>
     </w:p>
     <w:p>
       <w:pPr>
@@ -8304,6 +8245,33 @@
       </w:r>
       <w:r>
         <w:rPr>
+          <w:rFonts w:ascii="Times New Roman" w:hAnsi="Times New Roman" w:cs="Times New Roman"/>
+        </w:rPr>
+      </w:r>
+      <w:r>
+        <w:rPr>
+          <w:rFonts w:ascii="Times New Roman" w:hAnsi="Times New Roman" w:cs="Times New Roman"/>
+        </w:rPr>
+      </w:r>
+    </w:p>
+    <w:p>
+      <w:pPr>
+        <w:pBdr/>
+        <w:spacing/>
+        <w:ind/>
+        <w:jc w:val="center"/>
+        <w:rPr>
+          <w:rFonts w:ascii="Times New Roman" w:hAnsi="Times New Roman" w:cs="Times New Roman"/>
+          <w:b w:val="0"/>
+          <w:bCs w:val="0"/>
+          <w:color w:val="000000" w:themeColor="text1"/>
+          <w:sz w:val="22"/>
+          <w:szCs w:val="22"/>
+          <w:highlight w:val="none"/>
+        </w:rPr>
+      </w:pPr>
+      <w:r>
+        <w:rPr>
           <w:rFonts w:ascii="Times New Roman" w:hAnsi="Times New Roman" w:eastAsia="Times New Roman" w:cs="Times New Roman"/>
           <w:b w:val="0"/>
           <w:bCs w:val="0"/>
@@ -8313,19 +8281,9 @@
           <w:highlight w:val="none"/>
           <w:lang w:val="es-ES" w:bidi="es-ES"/>
         </w:rPr>
-      </w:r>
-      <w:r>
-        <w:rPr>
-          <w:rFonts w:ascii="Times New Roman" w:hAnsi="Times New Roman" w:cs="Times New Roman"/>
-        </w:rPr>
-      </w:r>
-    </w:p>
-    <w:p>
-      <w:pPr>
-        <w:pBdr/>
-        <w:spacing/>
-        <w:ind/>
-        <w:jc w:val="center"/>
+        <w:t xml:space="preserve">Sabiendo que nuestro tablero tiene tamaño:</w:t>
+      </w:r>
+      <w:r>
         <w:rPr>
           <w:rFonts w:ascii="Times New Roman" w:hAnsi="Times New Roman" w:cs="Times New Roman"/>
           <w:b w:val="0"/>
@@ -8334,31 +8292,6 @@
           <w:sz w:val="22"/>
           <w:szCs w:val="22"/>
           <w:highlight w:val="none"/>
-        </w:rPr>
-      </w:pPr>
-      <w:r>
-        <w:rPr>
-          <w:rFonts w:ascii="Times New Roman" w:hAnsi="Times New Roman" w:eastAsia="Times New Roman" w:cs="Times New Roman"/>
-          <w:b w:val="0"/>
-          <w:bCs w:val="0"/>
-          <w:color w:val="000000" w:themeColor="text1"/>
-          <w:sz w:val="22"/>
-          <w:szCs w:val="22"/>
-          <w:highlight w:val="none"/>
-          <w:lang w:val="es-ES" w:bidi="es-ES"/>
-        </w:rPr>
-        <w:t xml:space="preserve">Sabiendo que nuestro tablero tiene tamaño:</w:t>
-      </w:r>
-      <w:r>
-        <w:rPr>
-          <w:rFonts w:ascii="Times New Roman" w:hAnsi="Times New Roman" w:eastAsia="Times New Roman" w:cs="Times New Roman"/>
-          <w:b w:val="0"/>
-          <w:bCs w:val="0"/>
-          <w:color w:val="000000" w:themeColor="text1"/>
-          <w:sz w:val="22"/>
-          <w:szCs w:val="22"/>
-          <w:highlight w:val="none"/>
-          <w:lang w:val="es-ES" w:bidi="es-ES"/>
         </w:rPr>
       </w:r>
       <w:r>
@@ -8500,14 +8433,13 @@
       </w:r>
       <w:r>
         <w:rPr>
-          <w:rFonts w:ascii="Times New Roman" w:hAnsi="Times New Roman" w:eastAsia="Times New Roman" w:cs="Times New Roman"/>
+          <w:rFonts w:ascii="Times New Roman" w:hAnsi="Times New Roman" w:cs="Times New Roman"/>
           <w:b w:val="0"/>
           <w:bCs w:val="0"/>
           <w:color w:val="000000" w:themeColor="text1"/>
           <w:sz w:val="22"/>
           <w:szCs w:val="22"/>
           <w:highlight w:val="none"/>
-          <w:lang w:val="es-ES" w:bidi="es-ES"/>
         </w:rPr>
       </w:r>
       <w:r>
@@ -8693,9 +8625,8 @@
       </w:r>
       <w:r>
         <w:rPr>
-          <w:rFonts w:ascii="Times New Roman" w:hAnsi="Times New Roman" w:eastAsia="Times New Roman" w:cs="Times New Roman"/>
-          <w:highlight w:val="none"/>
-          <w:lang w:val="es-ES"/>
+          <w:rFonts w:ascii="Times New Roman" w:hAnsi="Times New Roman" w:cs="Times New Roman"/>
+          <w:highlight w:val="none"/>
         </w:rPr>
       </w:r>
       <w:r>
@@ -8774,8 +8705,9 @@
       </w:r>
       <w:r>
         <w:rPr>
-          <w:rFonts w:ascii="Times New Roman" w:hAnsi="Times New Roman" w:cs="Times New Roman"/>
-          <w:highlight w:val="none"/>
+          <w:rFonts w:ascii="Times New Roman" w:hAnsi="Times New Roman" w:eastAsia="Times New Roman" w:cs="Times New Roman"/>
+          <w:highlight w:val="none"/>
+          <w:lang w:val="es-ES"/>
         </w:rPr>
       </w:r>
       <w:r>
@@ -8854,7 +8786,6 @@
       <w:r>
         <w:rPr>
           <w:rFonts w:ascii="Times New Roman" w:hAnsi="Times New Roman" w:cs="Times New Roman"/>
-          <w:highlight w:val="none"/>
         </w:rPr>
       </w:r>
       <w:r>
@@ -8884,7 +8815,6 @@
       <w:r>
         <w:rPr>
           <w:rFonts w:ascii="Times New Roman" w:hAnsi="Times New Roman" w:cs="Times New Roman"/>
-          <w:highlight w:val="none"/>
         </w:rPr>
       </w:r>
       <w:r>
@@ -8914,7 +8844,6 @@
       <w:r>
         <w:rPr>
           <w:rFonts w:ascii="Times New Roman" w:hAnsi="Times New Roman" w:cs="Times New Roman"/>
-          <w:highlight w:val="none"/>
         </w:rPr>
       </w:r>
       <w:r>
@@ -8944,7 +8873,6 @@
       <w:r>
         <w:rPr>
           <w:rFonts w:ascii="Times New Roman" w:hAnsi="Times New Roman" w:cs="Times New Roman"/>
-          <w:highlight w:val="none"/>
         </w:rPr>
       </w:r>
       <w:r>
@@ -8974,7 +8902,6 @@
       <w:r>
         <w:rPr>
           <w:rFonts w:ascii="Times New Roman" w:hAnsi="Times New Roman" w:cs="Times New Roman"/>
-          <w:highlight w:val="none"/>
         </w:rPr>
       </w:r>
       <w:r>
@@ -9004,7 +8931,6 @@
       <w:r>
         <w:rPr>
           <w:rFonts w:ascii="Times New Roman" w:hAnsi="Times New Roman" w:cs="Times New Roman"/>
-          <w:highlight w:val="none"/>
         </w:rPr>
       </w:r>
       <w:r>
@@ -9050,7 +8976,6 @@
       <w:r>
         <w:rPr>
           <w:rFonts w:ascii="Times New Roman" w:hAnsi="Times New Roman" w:cs="Times New Roman"/>
-          <w:highlight w:val="none"/>
         </w:rPr>
       </w:r>
       <w:r>
@@ -9080,7 +9005,6 @@
       <w:r>
         <w:rPr>
           <w:rFonts w:ascii="Times New Roman" w:hAnsi="Times New Roman" w:cs="Times New Roman"/>
-          <w:highlight w:val="none"/>
         </w:rPr>
       </w:r>
       <w:r>
@@ -9109,7 +9033,7 @@
       </w:r>
       <w:r>
         <w:rPr>
-          <w:rFonts w:ascii="Times New Roman" w:hAnsi="Times New Roman" w:eastAsia="Times New Roman" w:cs="Times New Roman"/>
+          <w:rFonts w:ascii="Times New Roman" w:hAnsi="Times New Roman" w:cs="Times New Roman"/>
         </w:rPr>
       </w:r>
       <w:r>
@@ -9139,7 +9063,6 @@
       <w:r>
         <w:rPr>
           <w:rFonts w:ascii="Times New Roman" w:hAnsi="Times New Roman" w:cs="Times New Roman"/>
-          <w:highlight w:val="none"/>
         </w:rPr>
       </w:r>
       <w:r>
@@ -9257,7 +9180,7 @@
                             </w:r>
                             <w:r>
                               <w:rPr>
-                                <w:rFonts w:ascii="Times New Roman" w:hAnsi="Times New Roman" w:eastAsia="Times New Roman" w:cs="Times New Roman"/>
+                                <w:rFonts w:ascii="Times New Roman" w:hAnsi="Times New Roman" w:cs="Times New Roman"/>
                               </w:rPr>
                             </w:r>
                             <w:r>
@@ -9283,7 +9206,7 @@
                             </w:r>
                             <w:r>
                               <w:rPr>
-                                <w:rFonts w:ascii="Times New Roman" w:hAnsi="Times New Roman" w:eastAsia="Times New Roman" w:cs="Times New Roman"/>
+                                <w:rFonts w:ascii="Times New Roman" w:hAnsi="Times New Roman" w:cs="Times New Roman"/>
                               </w:rPr>
                             </w:r>
                             <w:r>
@@ -9309,7 +9232,7 @@
                             </w:r>
                             <w:r>
                               <w:rPr>
-                                <w:rFonts w:ascii="Times New Roman" w:hAnsi="Times New Roman" w:eastAsia="Times New Roman" w:cs="Times New Roman"/>
+                                <w:rFonts w:ascii="Times New Roman" w:hAnsi="Times New Roman" w:cs="Times New Roman"/>
                               </w:rPr>
                             </w:r>
                             <w:r>
@@ -9335,7 +9258,7 @@
                             </w:r>
                             <w:r>
                               <w:rPr>
-                                <w:rFonts w:ascii="Times New Roman" w:hAnsi="Times New Roman" w:eastAsia="Times New Roman" w:cs="Times New Roman"/>
+                                <w:rFonts w:ascii="Times New Roman" w:hAnsi="Times New Roman" w:cs="Times New Roman"/>
                               </w:rPr>
                             </w:r>
                             <w:r>
@@ -9361,7 +9284,7 @@
                             </w:r>
                             <w:r>
                               <w:rPr>
-                                <w:rFonts w:ascii="Times New Roman" w:hAnsi="Times New Roman" w:eastAsia="Times New Roman" w:cs="Times New Roman"/>
+                                <w:rFonts w:ascii="Times New Roman" w:hAnsi="Times New Roman" w:cs="Times New Roman"/>
                               </w:rPr>
                             </w:r>
                             <w:r>
@@ -9401,7 +9324,7 @@
                       </w:r>
                       <w:r>
                         <w:rPr>
-                          <w:rFonts w:ascii="Times New Roman" w:hAnsi="Times New Roman" w:eastAsia="Times New Roman" w:cs="Times New Roman"/>
+                          <w:rFonts w:ascii="Times New Roman" w:hAnsi="Times New Roman" w:cs="Times New Roman"/>
                         </w:rPr>
                       </w:r>
                       <w:r>
@@ -9427,7 +9350,7 @@
                       </w:r>
                       <w:r>
                         <w:rPr>
-                          <w:rFonts w:ascii="Times New Roman" w:hAnsi="Times New Roman" w:eastAsia="Times New Roman" w:cs="Times New Roman"/>
+                          <w:rFonts w:ascii="Times New Roman" w:hAnsi="Times New Roman" w:cs="Times New Roman"/>
                         </w:rPr>
                       </w:r>
                       <w:r>
@@ -9453,7 +9376,7 @@
                       </w:r>
                       <w:r>
                         <w:rPr>
-                          <w:rFonts w:ascii="Times New Roman" w:hAnsi="Times New Roman" w:eastAsia="Times New Roman" w:cs="Times New Roman"/>
+                          <w:rFonts w:ascii="Times New Roman" w:hAnsi="Times New Roman" w:cs="Times New Roman"/>
                         </w:rPr>
                       </w:r>
                       <w:r>
@@ -9479,7 +9402,7 @@
                       </w:r>
                       <w:r>
                         <w:rPr>
-                          <w:rFonts w:ascii="Times New Roman" w:hAnsi="Times New Roman" w:eastAsia="Times New Roman" w:cs="Times New Roman"/>
+                          <w:rFonts w:ascii="Times New Roman" w:hAnsi="Times New Roman" w:cs="Times New Roman"/>
                         </w:rPr>
                       </w:r>
                       <w:r>
@@ -9505,7 +9428,7 @@
                       </w:r>
                       <w:r>
                         <w:rPr>
-                          <w:rFonts w:ascii="Times New Roman" w:hAnsi="Times New Roman" w:eastAsia="Times New Roman" w:cs="Times New Roman"/>
+                          <w:rFonts w:ascii="Times New Roman" w:hAnsi="Times New Roman" w:cs="Times New Roman"/>
                         </w:rPr>
                       </w:r>
                       <w:r>
@@ -9713,10 +9636,9 @@
       </w:r>
       <w:r>
         <w:rPr>
-          <w:rFonts w:ascii="Times New Roman" w:hAnsi="Times New Roman" w:eastAsia="Times New Roman" w:cs="Times New Roman"/>
+          <w:rFonts w:ascii="Times New Roman" w:hAnsi="Times New Roman" w:cs="Times New Roman"/>
           <w:color w:val="ff0000"/>
           <w:highlight w:val="none"/>
-          <w:lang w:val="es-ES"/>
         </w:rPr>
       </w:r>
       <w:r>
@@ -9792,6 +9714,7 @@
           <w:i/>
           <w:sz w:val="24"/>
           <w:szCs w:val="24"/>
+          <w:highlight w:val="none"/>
           <w:u w:val="single"/>
         </w:rPr>
       </w:r>
@@ -10017,7 +9940,9 @@
           <w:i w:val="0"/>
           <w:sz w:val="24"/>
           <w:szCs w:val="24"/>
+          <w:highlight w:val="none"/>
           <w:u w:val="none"/>
+          <w:lang w:val="es-ES"/>
         </w:rPr>
       </w:r>
       <w:r>
@@ -10075,7 +10000,9 @@
           <w:i w:val="0"/>
           <w:sz w:val="24"/>
           <w:szCs w:val="24"/>
+          <w:highlight w:val="none"/>
           <w:u w:val="none"/>
+          <w:lang w:val="es-ES"/>
         </w:rPr>
       </w:r>
       <w:r>
@@ -10382,6 +10309,19 @@
           <w:lang w:val="es-ES" w:bidi="es-ES"/>
         </w:rPr>
       </w:r>
+      <w:r>
+        <w:rPr>
+          <w:rFonts w:ascii="Times New Roman" w:hAnsi="Times New Roman" w:cs="Times New Roman"/>
+          <w:b w:val="0"/>
+          <w:bCs w:val="0"/>
+          <w:i w:val="0"/>
+          <w:sz w:val="24"/>
+          <w:szCs w:val="24"/>
+          <w:highlight w:val="none"/>
+          <w:u w:val="none"/>
+          <w:lang w:val="es-ES" w:bidi="es-ES"/>
+        </w:rPr>
+      </w:r>
     </w:p>
     <w:p>
       <w:pPr>
@@ -10487,6 +10427,19 @@
           <w:u w:val="none"/>
         </w:rPr>
       </w:r>
+      <w:r>
+        <w:rPr>
+          <w:rFonts w:ascii="Times New Roman" w:hAnsi="Times New Roman" w:cs="Times New Roman"/>
+          <w:b/>
+          <w:bCs/>
+          <w:i/>
+          <w:sz w:val="24"/>
+          <w:szCs w:val="24"/>
+          <w:highlight w:val="none"/>
+          <w:u w:val="none"/>
+          <w:lang w:val="es-ES" w:bidi="es-ES"/>
+        </w:rPr>
+      </w:r>
     </w:p>
     <w:p>
       <w:pPr>
@@ -10570,21 +10523,6 @@
         </w:rPr>
         <w:t xml:space="preserve">Al inicio, tenemos que nuestro tetrominó está en coordenadas [i][j]. Pero necesitamos pasarlo a coordenadas del tablero (x, y):</w:t>
       </w:r>
-      <w:r/>
-      <w:r>
-        <w:rPr>
-          <w:rFonts w:ascii="Times New Roman" w:hAnsi="Times New Roman" w:cs="Times New Roman"/>
-          <w:b w:val="0"/>
-          <w:bCs w:val="0"/>
-          <w:i w:val="0"/>
-          <w:iCs w:val="0"/>
-          <w:sz w:val="22"/>
-          <w:szCs w:val="22"/>
-          <w:highlight w:val="none"/>
-          <w:u w:val="none"/>
-          <w:lang w:val="es-ES" w:bidi="es-ES"/>
-        </w:rPr>
-      </w:r>
       <w:r>
         <w:rPr>
           <w:rFonts w:ascii="Times New Roman" w:hAnsi="Times New Roman" w:cs="Times New Roman"/>
@@ -10595,6 +10533,19 @@
           <w:szCs w:val="22"/>
           <w:highlight w:val="none"/>
           <w:u w:val="none"/>
+        </w:rPr>
+      </w:r>
+      <w:r>
+        <w:rPr>
+          <w:rFonts w:ascii="Times New Roman" w:hAnsi="Times New Roman" w:cs="Times New Roman"/>
+          <w:b w:val="0"/>
+          <w:bCs w:val="0"/>
+          <w:i w:val="0"/>
+          <w:sz w:val="22"/>
+          <w:szCs w:val="22"/>
+          <w:highlight w:val="none"/>
+          <w:u w:val="none"/>
+          <w:lang w:val="es-ES" w:bidi="es-ES"/>
         </w:rPr>
       </w:r>
     </w:p>
@@ -10760,6 +10711,19 @@
           <w:lang w:val="es-ES" w:bidi="es-ES"/>
         </w:rPr>
       </w:r>
+      <w:r>
+        <w:rPr>
+          <w:rFonts w:ascii="Times New Roman" w:hAnsi="Times New Roman" w:cs="Times New Roman"/>
+          <w:b w:val="0"/>
+          <w:bCs w:val="0"/>
+          <w:i w:val="0"/>
+          <w:sz w:val="22"/>
+          <w:szCs w:val="22"/>
+          <w:highlight w:val="none"/>
+          <w:u w:val="none"/>
+          <w:lang w:val="es-ES" w:bidi="es-ES"/>
+        </w:rPr>
+      </w:r>
     </w:p>
     <w:p>
       <w:pPr>
@@ -10810,11 +10774,12 @@
           <w:szCs w:val="32"/>
           <w:highlight w:val="none"/>
           <w:u w:val="none"/>
-        </w:rPr>
-      </w:r>
-      <w:r>
-        <w:rPr>
-          <w:rFonts w:ascii="Classic Console" w:hAnsi="Classic Console" w:eastAsia="Classic Console" w:cs="Classic Console"/>
+          <w:lang w:val="es-ES" w:bidi="es-ES"/>
+        </w:rPr>
+      </w:r>
+      <w:r>
+        <w:rPr>
+          <w:rFonts w:ascii="Classic Console" w:hAnsi="Classic Console" w:cs="Classic Console"/>
           <w:b w:val="0"/>
           <w:bCs w:val="0"/>
           <w:i w:val="0"/>
@@ -10822,7 +10787,6 @@
           <w:szCs w:val="32"/>
           <w:highlight w:val="none"/>
           <w:u w:val="none"/>
-          <w:lang w:val="es-ES" w:bidi="es-ES"/>
         </w:rPr>
       </w:r>
     </w:p>
@@ -10882,19 +10846,6 @@
       </w:r>
       <w:r>
         <w:rPr>
-          <w:rFonts w:ascii="Classic Console" w:hAnsi="Classic Console" w:eastAsia="Classic Console" w:cs="Classic Console"/>
-          <w:b w:val="0"/>
-          <w:bCs w:val="0"/>
-          <w:i w:val="0"/>
-          <w:sz w:val="32"/>
-          <w:szCs w:val="32"/>
-          <w:highlight w:val="none"/>
-          <w:u w:val="none"/>
-          <w:lang w:val="es-ES" w:bidi="es-ES"/>
-        </w:rPr>
-      </w:r>
-      <w:r>
-        <w:rPr>
           <w:rFonts w:ascii="Times New Roman" w:hAnsi="Times New Roman" w:cs="Times New Roman"/>
           <w:b w:val="0"/>
           <w:bCs w:val="0"/>
@@ -10906,13 +10857,7 @@
           <w:lang w:val="es-ES" w:bidi="es-ES"/>
         </w:rPr>
       </w:r>
-    </w:p>
-    <w:p>
-      <w:pPr>
-        <w:pBdr/>
-        <w:spacing/>
-        <w:ind/>
-        <w:jc w:val="center"/>
+      <w:r>
         <w:rPr>
           <w:rFonts w:ascii="Times New Roman" w:hAnsi="Times New Roman" w:cs="Times New Roman"/>
           <w:b w:val="0"/>
@@ -10924,8 +10869,14 @@
           <w:u w:val="none"/>
           <w:lang w:val="es-ES" w:bidi="es-ES"/>
         </w:rPr>
-      </w:pPr>
-      <w:r>
+      </w:r>
+    </w:p>
+    <w:p>
+      <w:pPr>
+        <w:pBdr/>
+        <w:spacing/>
+        <w:ind/>
+        <w:jc w:val="center"/>
         <w:rPr>
           <w:rFonts w:ascii="Times New Roman" w:hAnsi="Times New Roman" w:cs="Times New Roman"/>
           <w:b w:val="0"/>
@@ -10937,7 +10888,33 @@
           <w:u w:val="none"/>
           <w:lang w:val="es-ES" w:bidi="es-ES"/>
         </w:rPr>
+      </w:pPr>
+      <w:r>
+        <w:rPr>
+          <w:rFonts w:ascii="Times New Roman" w:hAnsi="Times New Roman" w:cs="Times New Roman"/>
+          <w:b w:val="0"/>
+          <w:bCs w:val="0"/>
+          <w:i w:val="0"/>
+          <w:sz w:val="22"/>
+          <w:szCs w:val="22"/>
+          <w:highlight w:val="none"/>
+          <w:u w:val="none"/>
+          <w:lang w:val="es-ES" w:bidi="es-ES"/>
+        </w:rPr>
         <w:t xml:space="preserve">Entonces lo que decimos es que el bloque del tetrimino debera de ir en el tablero en la posicicion</w:t>
+      </w:r>
+      <w:r>
+        <w:rPr>
+          <w:rFonts w:ascii="Times New Roman" w:hAnsi="Times New Roman" w:cs="Times New Roman"/>
+          <w:b w:val="0"/>
+          <w:bCs w:val="0"/>
+          <w:i w:val="0"/>
+          <w:sz w:val="22"/>
+          <w:szCs w:val="22"/>
+          <w:highlight w:val="none"/>
+          <w:u w:val="none"/>
+          <w:lang w:val="es-ES" w:bidi="es-ES"/>
+        </w:rPr>
       </w:r>
       <w:r>
         <w:rPr>
@@ -11006,7 +10983,7 @@
       </w:r>
       <w:r>
         <w:rPr>
-          <w:rFonts w:ascii="Classic Console" w:hAnsi="Classic Console" w:eastAsia="Classic Console" w:cs="Classic Console"/>
+          <w:rFonts w:ascii="Classic Console" w:hAnsi="Classic Console" w:cs="Classic Console"/>
           <w:b w:val="0"/>
           <w:bCs w:val="0"/>
           <w:i w:val="0"/>
@@ -11014,7 +10991,6 @@
           <w:szCs w:val="36"/>
           <w:highlight w:val="none"/>
           <w:u w:val="none"/>
-          <w:lang w:val="es-ES" w:bidi="es-ES"/>
         </w:rPr>
       </w:r>
     </w:p>
@@ -11041,7 +11017,6 @@
         </w:rPr>
         <w:t xml:space="preserve">De aquí le damos la bienvenida a cómo debo enmascarar esa indexación que hice, y es por eso que debemos recordar cómo está organizado mi tablero.</w:t>
       </w:r>
-      <w:r/>
       <w:r>
         <w:rPr>
           <w:rFonts w:ascii="Times New Roman" w:hAnsi="Times New Roman" w:cs="Times New Roman"/>
@@ -11057,6 +11032,25 @@
         </w:rPr>
       </w:r>
       <w:r/>
+    </w:p>
+    <w:p>
+      <w:pPr>
+        <w:pBdr/>
+        <w:spacing/>
+        <w:ind/>
+        <w:jc w:val="center"/>
+        <w:rPr>
+          <w:rFonts w:ascii="Times New Roman" w:hAnsi="Times New Roman" w:cs="Times New Roman"/>
+          <w:b w:val="0"/>
+          <w:bCs w:val="0"/>
+          <w:i w:val="0"/>
+          <w:sz w:val="22"/>
+          <w:szCs w:val="22"/>
+          <w:highlight w:val="none"/>
+          <w:u w:val="none"/>
+          <w:lang w:val="es-ES" w:bidi="es-ES"/>
+        </w:rPr>
+      </w:pPr>
       <w:r>
         <w:rPr>
           <w:rFonts w:ascii="Times New Roman" w:hAnsi="Times New Roman" w:cs="Times New Roman"/>
@@ -11070,49 +11064,14 @@
           <w:u w:val="none"/>
           <w:lang w:val="es-ES" w:bidi="es-ES"/>
         </w:rPr>
-      </w:r>
-    </w:p>
-    <w:p>
-      <w:pPr>
-        <w:pBdr/>
-        <w:spacing/>
-        <w:ind/>
-        <w:jc w:val="center"/>
+        <w:t xml:space="preserve">Recordemos que para cada:</w:t>
+      </w:r>
+      <w:r>
         <w:rPr>
           <w:rFonts w:ascii="Times New Roman" w:hAnsi="Times New Roman" w:cs="Times New Roman"/>
           <w:b w:val="0"/>
           <w:bCs w:val="0"/>
           <w:i w:val="0"/>
-          <w:sz w:val="22"/>
-          <w:szCs w:val="22"/>
-          <w:highlight w:val="none"/>
-          <w:u w:val="none"/>
-          <w:lang w:val="es-ES" w:bidi="es-ES"/>
-        </w:rPr>
-      </w:pPr>
-      <w:r>
-        <w:rPr>
-          <w:rFonts w:ascii="Times New Roman" w:hAnsi="Times New Roman" w:cs="Times New Roman"/>
-          <w:b w:val="0"/>
-          <w:bCs w:val="0"/>
-          <w:i w:val="0"/>
-          <w:iCs w:val="0"/>
-          <w:sz w:val="22"/>
-          <w:szCs w:val="22"/>
-          <w:highlight w:val="none"/>
-          <w:u w:val="none"/>
-          <w:lang w:val="es-ES" w:bidi="es-ES"/>
-        </w:rPr>
-        <w:t xml:space="preserve">Recordemos que para cada:</w:t>
-      </w:r>
-      <w:r/>
-      <w:r>
-        <w:rPr>
-          <w:rFonts w:ascii="Times New Roman" w:hAnsi="Times New Roman" w:cs="Times New Roman"/>
-          <w:b w:val="0"/>
-          <w:bCs w:val="0"/>
-          <w:i w:val="0"/>
-          <w:iCs w:val="0"/>
           <w:sz w:val="22"/>
           <w:szCs w:val="22"/>
           <w:highlight w:val="none"/>
@@ -11185,6 +11144,18 @@
           <w:u w:val="none"/>
         </w:rPr>
       </w:r>
+      <w:r>
+        <w:rPr>
+          <w:rFonts w:ascii="Classic Console" w:hAnsi="Classic Console" w:eastAsia="Classic Console" w:cs="Classic Console"/>
+          <w:b w:val="0"/>
+          <w:bCs w:val="0"/>
+          <w:i w:val="0"/>
+          <w:sz w:val="32"/>
+          <w:szCs w:val="32"/>
+          <w:highlight w:val="none"/>
+          <w:u w:val="none"/>
+        </w:rPr>
+      </w:r>
     </w:p>
     <w:p>
       <w:pPr>
@@ -11231,6 +11202,19 @@
           <w:u w:val="none"/>
         </w:rPr>
       </w:r>
+      <w:r>
+        <w:rPr>
+          <w:rFonts w:ascii="Times New Roman" w:hAnsi="Times New Roman" w:eastAsia="Times New Roman" w:cs="Times New Roman"/>
+          <w:b w:val="0"/>
+          <w:bCs w:val="0"/>
+          <w:i w:val="0"/>
+          <w:sz w:val="22"/>
+          <w:szCs w:val="22"/>
+          <w:highlight w:val="none"/>
+          <w:u w:val="none"/>
+          <w:lang w:val="es-ES" w:bidi="es-ES"/>
+        </w:rPr>
+      </w:r>
     </w:p>
     <w:p>
       <w:pPr>
@@ -11275,6 +11259,19 @@
           <w:szCs w:val="22"/>
           <w:highlight w:val="none"/>
           <w:u w:val="none"/>
+        </w:rPr>
+      </w:r>
+      <w:r>
+        <w:rPr>
+          <w:rFonts w:ascii="Times New Roman" w:hAnsi="Times New Roman" w:eastAsia="Times New Roman" w:cs="Times New Roman"/>
+          <w:b w:val="0"/>
+          <w:bCs w:val="0"/>
+          <w:i w:val="0"/>
+          <w:sz w:val="22"/>
+          <w:szCs w:val="22"/>
+          <w:highlight w:val="none"/>
+          <w:u w:val="none"/>
+          <w:lang w:val="es-ES" w:bidi="es-ES"/>
         </w:rPr>
       </w:r>
     </w:p>
@@ -11329,6 +11326,18 @@
           <w:u w:val="none"/>
         </w:rPr>
       </w:r>
+      <w:r>
+        <w:rPr>
+          <w:rFonts w:ascii="Classic Console" w:hAnsi="Classic Console" w:cs="Classic Console"/>
+          <w:b w:val="0"/>
+          <w:bCs w:val="0"/>
+          <w:i w:val="0"/>
+          <w:sz w:val="32"/>
+          <w:szCs w:val="32"/>
+          <w:highlight w:val="none"/>
+          <w:u w:val="none"/>
+        </w:rPr>
+      </w:r>
     </w:p>
     <w:p>
       <w:pPr>
@@ -11373,6 +11382,19 @@
           <w:szCs w:val="22"/>
           <w:highlight w:val="none"/>
           <w:u w:val="none"/>
+        </w:rPr>
+      </w:r>
+      <w:r>
+        <w:rPr>
+          <w:rFonts w:ascii="Times New Roman" w:hAnsi="Times New Roman" w:eastAsia="Times New Roman" w:cs="Times New Roman"/>
+          <w:b w:val="0"/>
+          <w:bCs w:val="0"/>
+          <w:i w:val="0"/>
+          <w:sz w:val="22"/>
+          <w:szCs w:val="22"/>
+          <w:highlight w:val="none"/>
+          <w:u w:val="none"/>
+          <w:lang w:val="es-ES" w:bidi="es-ES"/>
         </w:rPr>
       </w:r>
     </w:p>
@@ -11426,6 +11448,18 @@
           <w:u w:val="none"/>
         </w:rPr>
       </w:r>
+      <w:r>
+        <w:rPr>
+          <w:rFonts w:ascii="Classic Console" w:hAnsi="Classic Console" w:cs="Classic Console"/>
+          <w:b w:val="0"/>
+          <w:bCs w:val="0"/>
+          <w:i w:val="0"/>
+          <w:sz w:val="32"/>
+          <w:szCs w:val="32"/>
+          <w:highlight w:val="none"/>
+          <w:u w:val="none"/>
+        </w:rPr>
+      </w:r>
     </w:p>
     <w:p>
       <w:pPr>
@@ -11509,6 +11543,19 @@
           <w:u w:val="none"/>
         </w:rPr>
       </w:r>
+      <w:r>
+        <w:rPr>
+          <w:rFonts w:ascii="Classic Console" w:hAnsi="Classic Console" w:eastAsia="Classic Console" w:cs="Classic Console"/>
+          <w:b w:val="0"/>
+          <w:bCs w:val="0"/>
+          <w:i w:val="0"/>
+          <w:sz w:val="32"/>
+          <w:szCs w:val="32"/>
+          <w:highlight w:val="none"/>
+          <w:u w:val="none"/>
+          <w:lang w:val="es-ES" w:bidi="es-ES"/>
+        </w:rPr>
+      </w:r>
     </w:p>
     <w:p>
       <w:pPr>
@@ -11565,16 +11612,14 @@
       </w:r>
       <w:r>
         <w:rPr>
-          <w:rFonts w:ascii="Classic Console" w:hAnsi="Classic Console" w:eastAsia="Classic Console" w:cs="Classic Console"/>
+          <w:rFonts w:ascii="Classic Console" w:hAnsi="Classic Console" w:cs="Classic Console"/>
           <w:b w:val="0"/>
           <w:bCs w:val="0"/>
           <w:i w:val="0"/>
-          <w:iCs w:val="0"/>
           <w:sz w:val="32"/>
           <w:szCs w:val="32"/>
           <w:highlight w:val="none"/>
           <w:u w:val="none"/>
-          <w:lang w:val="es-ES" w:bidi="es-ES"/>
         </w:rPr>
       </w:r>
     </w:p>
@@ -11640,6 +11685,19 @@
           <w:lang w:val="es-ES" w:bidi="es-ES"/>
         </w:rPr>
         <w:t xml:space="preserve">á ubicado mi tetrimino y eso lo hacemos con</w:t>
+      </w:r>
+      <w:r>
+        <w:rPr>
+          <w:rFonts w:ascii="Times New Roman" w:hAnsi="Times New Roman" w:cs="Times New Roman"/>
+          <w:b w:val="0"/>
+          <w:bCs w:val="0"/>
+          <w:i w:val="0"/>
+          <w:sz w:val="22"/>
+          <w:szCs w:val="22"/>
+          <w:highlight w:val="none"/>
+          <w:u w:val="none"/>
+          <w:lang w:val="es-ES" w:bidi="es-ES"/>
+        </w:rPr>
       </w:r>
       <w:r>
         <w:rPr>
@@ -11721,12 +11779,10 @@
           <w:b w:val="0"/>
           <w:bCs w:val="0"/>
           <w:i w:val="0"/>
-          <w:iCs w:val="0"/>
           <w:sz w:val="22"/>
           <w:szCs w:val="22"/>
           <w:highlight w:val="none"/>
           <w:u w:val="none"/>
-          <w:lang w:val="es-ES" w:bidi="es-ES"/>
         </w:rPr>
       </w:r>
     </w:p>
@@ -11817,6 +11873,19 @@
           <w:szCs w:val="22"/>
           <w:highlight w:val="none"/>
           <w:u w:val="none"/>
+        </w:rPr>
+      </w:r>
+      <w:r>
+        <w:rPr>
+          <w:rFonts w:ascii="Times New Roman" w:hAnsi="Times New Roman" w:cs="Times New Roman"/>
+          <w:b w:val="0"/>
+          <w:bCs w:val="0"/>
+          <w:i w:val="0"/>
+          <w:sz w:val="22"/>
+          <w:szCs w:val="22"/>
+          <w:highlight w:val="none"/>
+          <w:u w:val="none"/>
+          <w:lang w:val="es-ES" w:bidi="es-ES"/>
         </w:rPr>
       </w:r>
     </w:p>
@@ -11874,6 +11943,14 @@
           <w:u w:val="none"/>
         </w:rPr>
       </w:r>
+      <w:r>
+        <w:rPr>
+          <w:rFonts w:ascii="Classic Console" w:hAnsi="Classic Console" w:eastAsia="Classic Console" w:cs="Classic Console"/>
+          <w:sz w:val="32"/>
+          <w:szCs w:val="32"/>
+          <w:highlight w:val="none"/>
+        </w:rPr>
+      </w:r>
     </w:p>
     <w:p>
       <w:pPr>
@@ -11917,10 +11994,14 @@
       </w:r>
       <w:r>
         <w:rPr>
-          <w:rFonts w:ascii="Classic Console" w:hAnsi="Classic Console" w:eastAsia="Classic Console" w:cs="Classic Console"/>
-          <w:sz w:val="32"/>
-          <w:szCs w:val="32"/>
-          <w:highlight w:val="none"/>
+          <w:rFonts w:ascii="Times New Roman" w:hAnsi="Times New Roman" w:cs="Times New Roman"/>
+          <w:b w:val="0"/>
+          <w:bCs w:val="0"/>
+          <w:i w:val="0"/>
+          <w:sz w:val="22"/>
+          <w:szCs w:val="22"/>
+          <w:highlight w:val="none"/>
+          <w:u w:val="none"/>
         </w:rPr>
       </w:r>
     </w:p>
@@ -11968,12 +12049,37 @@
       </w:r>
       <w:r>
         <w:rPr>
+          <w:rFonts w:ascii="Times New Roman" w:hAnsi="Times New Roman" w:cs="Times New Roman"/>
           <w:b w:val="0"/>
           <w:bCs w:val="0"/>
           <w:i w:val="0"/>
-          <w:iCs w:val="0"/>
-        </w:rPr>
-      </w:r>
+          <w:iCs/>
+          <w:sz w:val="22"/>
+          <w:szCs w:val="22"/>
+          <w:highlight w:val="none"/>
+          <w:u w:val="none"/>
+        </w:rPr>
+      </w:r>
+      <w:r>
+        <w:rPr>
+          <w:b w:val="0"/>
+          <w:bCs w:val="0"/>
+          <w:i w:val="0"/>
+        </w:rPr>
+      </w:r>
+    </w:p>
+    <w:p>
+      <w:pPr>
+        <w:pBdr/>
+        <w:spacing/>
+        <w:ind/>
+        <w:jc w:val="center"/>
+        <w:rPr>
+          <w:b w:val="0"/>
+          <w:bCs w:val="0"/>
+          <w:i w:val="0"/>
+        </w:rPr>
+      </w:pPr>
       <w:r>
         <w:rPr>
           <w:rFonts w:ascii="Times New Roman" w:hAnsi="Times New Roman" w:cs="Times New Roman"/>
@@ -11987,14 +12093,7 @@
           <w:u w:val="none"/>
           <w:lang w:val="es-ES" w:bidi="es-ES"/>
         </w:rPr>
-      </w:r>
-      <w:r>
-        <w:rPr>
-          <w:b w:val="0"/>
-          <w:bCs w:val="0"/>
-          <w:i w:val="0"/>
-          <w:iCs w:val="0"/>
-        </w:rPr>
+        <w:t xml:space="preserve">La idea principal de nosotros es encender bits, ya que en las columnas de bits todos están apagados. Entonces, lo que debemos hacer es eso, pero sin interrumpir los demás, es decir, únicamente hacerlo en nuestro espacio del tetrominó.</w:t>
       </w:r>
       <w:r>
         <w:rPr>
@@ -12009,17 +12108,29 @@
           <w:u w:val="none"/>
         </w:rPr>
       </w:r>
-    </w:p>
-    <w:p>
-      <w:pPr>
-        <w:pBdr/>
-        <w:spacing/>
-        <w:ind/>
-        <w:jc w:val="center"/>
+      <w:r>
         <w:rPr>
           <w:b w:val="0"/>
           <w:bCs w:val="0"/>
           <w:i w:val="0"/>
+        </w:rPr>
+      </w:r>
+    </w:p>
+    <w:p>
+      <w:pPr>
+        <w:pBdr/>
+        <w:spacing/>
+        <w:ind/>
+        <w:jc w:val="center"/>
+        <w:rPr>
+          <w:rFonts w:ascii="Times New Roman" w:hAnsi="Times New Roman" w:cs="Times New Roman"/>
+          <w:b w:val="0"/>
+          <w:bCs w:val="0"/>
+          <w:i w:val="0"/>
+          <w:sz w:val="22"/>
+          <w:szCs w:val="22"/>
+          <w:highlight w:val="none"/>
+          <w:u w:val="none"/>
         </w:rPr>
       </w:pPr>
       <w:r>
@@ -12035,7 +12146,7 @@
           <w:u w:val="none"/>
           <w:lang w:val="es-ES" w:bidi="es-ES"/>
         </w:rPr>
-        <w:t xml:space="preserve">La idea principal de nosotros es encender bits, ya que en las columnas de bits todos están apagados. Entonces, lo que debemos hacer es eso, pero sin interrumpir los demás, es decir, únicamente hacerlo en nuestro espacio del tetrominó.</w:t>
+        <w:t xml:space="preserve">Sabemos que, por ejemplo, una fila tiene la siguiente forma:</w:t>
       </w:r>
       <w:r>
         <w:rPr>
@@ -12046,47 +12157,6 @@
         </w:rPr>
       </w:r>
       <w:r>
-        <w:rPr>
-          <w:rFonts w:ascii="Times New Roman" w:hAnsi="Times New Roman" w:cs="Times New Roman"/>
-          <w:b w:val="0"/>
-          <w:bCs w:val="0"/>
-          <w:i w:val="0"/>
-          <w:iCs w:val="0"/>
-          <w:sz w:val="22"/>
-          <w:szCs w:val="22"/>
-          <w:highlight w:val="none"/>
-          <w:u w:val="none"/>
-          <w:lang w:val="es-ES" w:bidi="es-ES"/>
-        </w:rPr>
-      </w:r>
-      <w:r>
-        <w:rPr>
-          <w:b w:val="0"/>
-          <w:bCs w:val="0"/>
-          <w:i w:val="0"/>
-          <w:iCs w:val="0"/>
-        </w:rPr>
-      </w:r>
-      <w:r>
-        <w:rPr>
-          <w:rFonts w:ascii="Times New Roman" w:hAnsi="Times New Roman" w:cs="Times New Roman"/>
-          <w:b w:val="0"/>
-          <w:bCs w:val="0"/>
-          <w:i w:val="0"/>
-          <w:iCs/>
-          <w:sz w:val="22"/>
-          <w:szCs w:val="22"/>
-          <w:highlight w:val="none"/>
-          <w:u w:val="none"/>
-        </w:rPr>
-      </w:r>
-    </w:p>
-    <w:p>
-      <w:pPr>
-        <w:pBdr/>
-        <w:spacing/>
-        <w:ind/>
-        <w:jc w:val="center"/>
         <w:rPr>
           <w:rFonts w:ascii="Times New Roman" w:hAnsi="Times New Roman" w:cs="Times New Roman"/>
           <w:b w:val="0"/>
@@ -12096,43 +12166,6 @@
           <w:szCs w:val="22"/>
           <w:highlight w:val="none"/>
           <w:u w:val="none"/>
-        </w:rPr>
-      </w:pPr>
-      <w:r>
-        <w:rPr>
-          <w:rFonts w:ascii="Times New Roman" w:hAnsi="Times New Roman" w:cs="Times New Roman"/>
-          <w:b w:val="0"/>
-          <w:bCs w:val="0"/>
-          <w:i w:val="0"/>
-          <w:iCs w:val="0"/>
-          <w:sz w:val="22"/>
-          <w:szCs w:val="22"/>
-          <w:highlight w:val="none"/>
-          <w:u w:val="none"/>
-          <w:lang w:val="es-ES" w:bidi="es-ES"/>
-        </w:rPr>
-        <w:t xml:space="preserve">Sabemos que, por ejemplo, una fila tiene la siguiente forma:</w:t>
-      </w:r>
-      <w:r>
-        <w:rPr>
-          <w:rFonts w:ascii="Times New Roman" w:hAnsi="Times New Roman" w:cs="Times New Roman"/>
-          <w:b w:val="0"/>
-          <w:bCs w:val="0"/>
-          <w:i w:val="0"/>
-          <w:iCs w:val="0"/>
-          <w:sz w:val="22"/>
-          <w:szCs w:val="22"/>
-          <w:highlight w:val="none"/>
-          <w:u w:val="none"/>
-          <w:lang w:val="es-ES" w:bidi="es-ES"/>
-        </w:rPr>
-      </w:r>
-      <w:r>
-        <w:rPr>
-          <w:b w:val="0"/>
-          <w:bCs w:val="0"/>
-          <w:i w:val="0"/>
-          <w:iCs w:val="0"/>
         </w:rPr>
       </w:r>
     </w:p>
@@ -12188,6 +12221,18 @@
           <w:lang w:val="es-ES" w:bidi="es-ES"/>
         </w:rPr>
       </w:r>
+      <w:r>
+        <w:rPr>
+          <w:rFonts w:ascii="Classic Console" w:hAnsi="Classic Console" w:cs="Classic Console"/>
+          <w:b w:val="0"/>
+          <w:bCs w:val="0"/>
+          <w:i w:val="0"/>
+          <w:sz w:val="32"/>
+          <w:szCs w:val="32"/>
+          <w:highlight w:val="none"/>
+          <w:u w:val="none"/>
+        </w:rPr>
+      </w:r>
     </w:p>
     <w:p>
       <w:pPr>
@@ -12250,6 +12295,19 @@
           <w:lang w:val="es-ES" w:bidi="es-ES"/>
         </w:rPr>
       </w:r>
+      <w:r>
+        <w:rPr>
+          <w:rFonts w:ascii="Times New Roman" w:hAnsi="Times New Roman" w:cs="Times New Roman"/>
+          <w:b w:val="0"/>
+          <w:bCs w:val="0"/>
+          <w:i w:val="0"/>
+          <w:sz w:val="22"/>
+          <w:szCs w:val="22"/>
+          <w:highlight w:val="none"/>
+          <w:u w:val="none"/>
+          <w:lang w:val="es-ES" w:bidi="es-ES"/>
+        </w:rPr>
+      </w:r>
     </w:p>
     <w:p>
       <w:pPr>
@@ -12283,6 +12341,19 @@
           <w:lang w:val="es-ES" w:bidi="es-ES"/>
         </w:rPr>
         <w:t xml:space="preserve">Tomamos un numero con un bit activo ejemplo 1</w:t>
+      </w:r>
+      <w:r>
+        <w:rPr>
+          <w:rFonts w:ascii="Times New Roman" w:hAnsi="Times New Roman" w:cs="Times New Roman"/>
+          <w:b w:val="0"/>
+          <w:bCs w:val="0"/>
+          <w:i w:val="0"/>
+          <w:sz w:val="22"/>
+          <w:szCs w:val="22"/>
+          <w:highlight w:val="none"/>
+          <w:u w:val="none"/>
+          <w:lang w:val="es-ES" w:bidi="es-ES"/>
+        </w:rPr>
       </w:r>
       <w:r>
         <w:rPr>
@@ -12350,6 +12421,18 @@
           <w:lang w:val="es-ES" w:bidi="es-ES"/>
         </w:rPr>
       </w:r>
+      <w:r>
+        <w:rPr>
+          <w:rFonts w:ascii="Classic Console" w:hAnsi="Classic Console" w:cs="Classic Console"/>
+          <w:b w:val="0"/>
+          <w:bCs w:val="0"/>
+          <w:i w:val="0"/>
+          <w:sz w:val="32"/>
+          <w:szCs w:val="32"/>
+          <w:highlight w:val="none"/>
+          <w:u w:val="none"/>
+        </w:rPr>
+      </w:r>
     </w:p>
     <w:p>
       <w:pPr>
@@ -12383,6 +12466,19 @@
           <w:lang w:val="es-ES" w:bidi="es-ES"/>
         </w:rPr>
         <w:t xml:space="preserve">Y lo que hacemos es pasar ese a la posicion 4 mediante shift asi</w:t>
+      </w:r>
+      <w:r>
+        <w:rPr>
+          <w:rFonts w:ascii="Times New Roman" w:hAnsi="Times New Roman" w:cs="Times New Roman"/>
+          <w:b w:val="0"/>
+          <w:bCs w:val="0"/>
+          <w:i w:val="0"/>
+          <w:sz w:val="22"/>
+          <w:szCs w:val="22"/>
+          <w:highlight w:val="none"/>
+          <w:u w:val="none"/>
+          <w:lang w:val="es-ES" w:bidi="es-ES"/>
+        </w:rPr>
       </w:r>
       <w:r>
         <w:rPr>
@@ -12480,6 +12576,18 @@
           <w:lang w:val="es-ES" w:bidi="es-ES"/>
         </w:rPr>
       </w:r>
+      <w:r>
+        <w:rPr>
+          <w:rFonts w:ascii="Classic Console" w:hAnsi="Classic Console" w:cs="Classic Console"/>
+          <w:b w:val="0"/>
+          <w:bCs w:val="0"/>
+          <w:i w:val="0"/>
+          <w:sz w:val="36"/>
+          <w:szCs w:val="36"/>
+          <w:highlight w:val="none"/>
+          <w:u w:val="none"/>
+        </w:rPr>
+      </w:r>
     </w:p>
     <w:p>
       <w:pPr>
@@ -12528,6 +12636,19 @@
           <w:lang w:val="es-ES" w:bidi="es-ES"/>
         </w:rPr>
         <w:t xml:space="preserve">á</w:t>
+      </w:r>
+      <w:r>
+        <w:rPr>
+          <w:rFonts w:ascii="Times New Roman" w:hAnsi="Times New Roman" w:cs="Times New Roman"/>
+          <w:b w:val="0"/>
+          <w:bCs w:val="0"/>
+          <w:i w:val="0"/>
+          <w:sz w:val="22"/>
+          <w:szCs w:val="22"/>
+          <w:highlight w:val="none"/>
+          <w:u w:val="none"/>
+          <w:lang w:val="es-ES" w:bidi="es-ES"/>
+        </w:rPr>
       </w:r>
       <w:r>
         <w:rPr>
@@ -12596,6 +12717,18 @@
           <w:lang w:val="es-ES" w:bidi="es-ES"/>
         </w:rPr>
       </w:r>
+      <w:r>
+        <w:rPr>
+          <w:rFonts w:ascii="Classic Console" w:hAnsi="Classic Console" w:cs="Classic Console"/>
+          <w:b w:val="0"/>
+          <w:bCs w:val="0"/>
+          <w:i w:val="0"/>
+          <w:sz w:val="36"/>
+          <w:szCs w:val="36"/>
+          <w:highlight w:val="none"/>
+          <w:u w:val="none"/>
+        </w:rPr>
+      </w:r>
     </w:p>
     <w:p>
       <w:pPr>
@@ -12640,6 +12773,19 @@
           <w:szCs w:val="22"/>
           <w:highlight w:val="none"/>
           <w:u w:val="none"/>
+        </w:rPr>
+      </w:r>
+      <w:r>
+        <w:rPr>
+          <w:rFonts w:ascii="Times New Roman" w:hAnsi="Times New Roman" w:cs="Times New Roman"/>
+          <w:b w:val="0"/>
+          <w:bCs w:val="0"/>
+          <w:i w:val="0"/>
+          <w:sz w:val="22"/>
+          <w:szCs w:val="22"/>
+          <w:highlight w:val="none"/>
+          <w:u w:val="none"/>
+          <w:lang w:val="es-ES" w:bidi="es-ES"/>
         </w:rPr>
       </w:r>
     </w:p>
@@ -12730,6 +12876,18 @@
       </w:r>
       <w:r>
         <w:rPr>
+          <w:rFonts w:ascii="Classic Console" w:hAnsi="Classic Console" w:cs="Classic Console"/>
+          <w:b w:val="0"/>
+          <w:bCs w:val="0"/>
+          <w:i w:val="0"/>
+          <w:sz w:val="36"/>
+          <w:szCs w:val="36"/>
+          <w:highlight w:val="none"/>
+          <w:u w:val="none"/>
+        </w:rPr>
+      </w:r>
+      <w:r>
+        <w:rPr>
           <w:rFonts w:ascii="Classic Console" w:hAnsi="Classic Console" w:eastAsia="Classic Console" w:cs="Classic Console"/>
           <w:b w:val="0"/>
           <w:bCs w:val="0"/>
@@ -12739,31 +12897,6 @@
           <w:highlight w:val="none"/>
           <w:u w:val="none"/>
           <w:lang w:val="es-ES" w:bidi="es-ES"/>
-        </w:rPr>
-      </w:r>
-      <w:r>
-        <w:rPr>
-          <w:rFonts w:ascii="Classic Console" w:hAnsi="Classic Console" w:eastAsia="Classic Console" w:cs="Classic Console"/>
-          <w:b w:val="0"/>
-          <w:bCs w:val="0"/>
-          <w:i w:val="0"/>
-          <w:sz w:val="36"/>
-          <w:szCs w:val="36"/>
-          <w:highlight w:val="none"/>
-          <w:u w:val="none"/>
-          <w:lang w:val="es-ES" w:bidi="es-ES"/>
-        </w:rPr>
-      </w:r>
-      <w:r>
-        <w:rPr>
-          <w:rFonts w:ascii="Classic Console" w:hAnsi="Classic Console" w:cs="Classic Console"/>
-          <w:b w:val="0"/>
-          <w:bCs w:val="0"/>
-          <w:i w:val="0"/>
-          <w:sz w:val="36"/>
-          <w:szCs w:val="36"/>
-          <w:highlight w:val="none"/>
-          <w:u w:val="none"/>
         </w:rPr>
       </w:r>
     </w:p>
@@ -12835,71 +12968,6 @@
       </w:r>
       <w:r>
         <w:rPr>
-          <w:rFonts w:ascii="Classic Console" w:hAnsi="Classic Console" w:eastAsia="Classic Console" w:cs="Classic Console"/>
-          <w:b w:val="0"/>
-          <w:bCs w:val="0"/>
-          <w:i w:val="0"/>
-          <w:sz w:val="36"/>
-          <w:szCs w:val="36"/>
-          <w:highlight w:val="none"/>
-          <w:u w:val="none"/>
-          <w:lang w:val="es-ES" w:bidi="es-ES"/>
-        </w:rPr>
-      </w:r>
-      <w:r>
-        <w:rPr>
-          <w:rFonts w:ascii="Classic Console" w:hAnsi="Classic Console" w:eastAsia="Classic Console" w:cs="Classic Console"/>
-          <w:b w:val="0"/>
-          <w:bCs w:val="0"/>
-          <w:i w:val="0"/>
-          <w:sz w:val="36"/>
-          <w:szCs w:val="36"/>
-          <w:highlight w:val="none"/>
-          <w:u w:val="none"/>
-          <w:lang w:val="es-ES" w:bidi="es-ES"/>
-        </w:rPr>
-      </w:r>
-      <w:r>
-        <w:rPr>
-          <w:rFonts w:ascii="Times New Roman" w:hAnsi="Times New Roman" w:cs="Times New Roman"/>
-          <w:b w:val="0"/>
-          <w:bCs w:val="0"/>
-          <w:i w:val="0"/>
-          <w:sz w:val="22"/>
-          <w:szCs w:val="22"/>
-          <w:highlight w:val="none"/>
-          <w:u w:val="none"/>
-          <w:lang w:val="es-ES" w:bidi="es-ES"/>
-        </w:rPr>
-      </w:r>
-      <w:r>
-        <w:rPr>
-          <w:rFonts w:ascii="Times New Roman" w:hAnsi="Times New Roman" w:cs="Times New Roman"/>
-          <w:b w:val="0"/>
-          <w:bCs w:val="0"/>
-          <w:i w:val="0"/>
-          <w:sz w:val="22"/>
-          <w:szCs w:val="22"/>
-          <w:highlight w:val="none"/>
-          <w:u w:val="none"/>
-          <w:lang w:val="es-ES" w:bidi="es-ES"/>
-        </w:rPr>
-      </w:r>
-      <w:r>
-        <w:rPr>
-          <w:rFonts w:ascii="Times New Roman" w:hAnsi="Times New Roman" w:cs="Times New Roman"/>
-          <w:b w:val="0"/>
-          <w:bCs w:val="0"/>
-          <w:i w:val="0"/>
-          <w:sz w:val="22"/>
-          <w:szCs w:val="22"/>
-          <w:highlight w:val="none"/>
-          <w:u w:val="none"/>
-          <w:lang w:val="es-ES" w:bidi="es-ES"/>
-        </w:rPr>
-      </w:r>
-      <w:r>
-        <w:rPr>
           <w:rFonts w:ascii="Classic Console" w:hAnsi="Classic Console" w:cs="Classic Console"/>
           <w:b w:val="0"/>
           <w:bCs w:val="0"/>
@@ -12910,6 +12978,18 @@
           <w:u w:val="none"/>
         </w:rPr>
       </w:r>
+      <w:r>
+        <w:rPr>
+          <w:rFonts w:ascii="Classic Console" w:hAnsi="Classic Console" w:cs="Classic Console"/>
+          <w:b w:val="0"/>
+          <w:bCs w:val="0"/>
+          <w:i w:val="0"/>
+          <w:sz w:val="36"/>
+          <w:szCs w:val="36"/>
+          <w:highlight w:val="none"/>
+          <w:u w:val="none"/>
+        </w:rPr>
+      </w:r>
     </w:p>
     <w:p>
       <w:pPr>
@@ -12942,6 +13022,19 @@
           <w:lang w:val="es-ES" w:bidi="es-ES"/>
         </w:rPr>
         <w:t xml:space="preserve">Y me dara</w:t>
+      </w:r>
+      <w:r>
+        <w:rPr>
+          <w:rFonts w:ascii="Times New Roman" w:hAnsi="Times New Roman" w:cs="Times New Roman"/>
+          <w:b w:val="0"/>
+          <w:bCs w:val="0"/>
+          <w:i w:val="0"/>
+          <w:sz w:val="22"/>
+          <w:szCs w:val="22"/>
+          <w:highlight w:val="none"/>
+          <w:u w:val="none"/>
+          <w:lang w:val="es-ES" w:bidi="es-ES"/>
+        </w:rPr>
       </w:r>
       <w:r>
         <w:rPr>
@@ -13011,7 +13104,7 @@
       </w:r>
       <w:r>
         <w:rPr>
-          <w:rFonts w:ascii="Classic Console" w:hAnsi="Classic Console" w:eastAsia="Classic Console" w:cs="Classic Console"/>
+          <w:rFonts w:ascii="Classic Console" w:hAnsi="Classic Console" w:cs="Classic Console"/>
           <w:b w:val="0"/>
           <w:bCs w:val="0"/>
           <w:i w:val="0"/>
@@ -13019,7 +13112,6 @@
           <w:szCs w:val="36"/>
           <w:highlight w:val="none"/>
           <w:u w:val="none"/>
-          <w:lang w:val="es-ES" w:bidi="es-ES"/>
         </w:rPr>
       </w:r>
     </w:p>
@@ -13082,6 +13174,19 @@
           <w:lang w:val="es-ES" w:bidi="es-ES"/>
         </w:rPr>
         <w:t xml:space="preserve">ógica podemos decir que para activar un bit en una columna y fila especifica(x,y) utilizamos a:</w:t>
+      </w:r>
+      <w:r>
+        <w:rPr>
+          <w:rFonts w:ascii="Times New Roman" w:hAnsi="Times New Roman" w:cs="Times New Roman"/>
+          <w:b w:val="0"/>
+          <w:bCs w:val="0"/>
+          <w:i w:val="0"/>
+          <w:sz w:val="22"/>
+          <w:szCs w:val="22"/>
+          <w:highlight w:val="none"/>
+          <w:u w:val="none"/>
+          <w:lang w:val="es-ES" w:bidi="es-ES"/>
+        </w:rPr>
       </w:r>
       <w:r>
         <w:rPr>
@@ -13163,7 +13268,7 @@
       </w:r>
       <w:r>
         <w:rPr>
-          <w:rFonts w:ascii="Classic Console" w:hAnsi="Classic Console" w:eastAsia="Classic Console" w:cs="Classic Console"/>
+          <w:rFonts w:ascii="Classic Console" w:hAnsi="Classic Console" w:cs="Classic Console"/>
           <w:b w:val="0"/>
           <w:bCs w:val="0"/>
           <w:i w:val="0"/>
@@ -13171,7 +13276,6 @@
           <w:szCs w:val="40"/>
           <w:highlight w:val="none"/>
           <w:u w:val="none"/>
-          <w:lang w:val="es-ES" w:bidi="es-ES"/>
         </w:rPr>
       </w:r>
     </w:p>
@@ -13227,7 +13331,6 @@
           <w:b/>
           <w:bCs/>
           <w:i/>
-          <w:iCs/>
           <w:sz w:val="24"/>
           <w:szCs w:val="24"/>
           <w:highlight w:val="none"/>
@@ -13319,7 +13422,6 @@
         </w:rPr>
         <w:t xml:space="preserve">Ahora seguimos con lo inverso a dibujar en tablero, y es eliminar lo que hay en un tablero.</w:t>
       </w:r>
-      <w:r/>
       <w:r>
         <w:rPr>
           <w:rFonts w:ascii="Times New Roman" w:hAnsi="Times New Roman" w:cs="Times New Roman"/>
@@ -13335,6 +13437,15 @@
         </w:rPr>
       </w:r>
       <w:r/>
+    </w:p>
+    <w:p>
+      <w:pPr>
+        <w:pBdr/>
+        <w:spacing/>
+        <w:ind/>
+        <w:jc w:val="center"/>
+        <w:rPr/>
+      </w:pPr>
       <w:r>
         <w:rPr>
           <w:rFonts w:ascii="Times New Roman" w:hAnsi="Times New Roman" w:cs="Times New Roman"/>
@@ -13348,16 +13459,8 @@
           <w:u w:val="none"/>
           <w:lang w:val="es-ES" w:bidi="es-ES"/>
         </w:rPr>
-      </w:r>
-    </w:p>
-    <w:p>
-      <w:pPr>
-        <w:pBdr/>
-        <w:spacing/>
-        <w:ind/>
-        <w:jc w:val="center"/>
-        <w:rPr/>
-      </w:pPr>
+        <w:t xml:space="preserve">De manera lógica, haremos lo contrario hasta el punto de desactivar la columna activa, y lo que haremos será apagarla. Eso lo hacemos de la siguiente manera:</w:t>
+      </w:r>
       <w:r>
         <w:rPr>
           <w:rFonts w:ascii="Times New Roman" w:hAnsi="Times New Roman" w:cs="Times New Roman"/>
@@ -13371,9 +13474,27 @@
           <w:u w:val="none"/>
           <w:lang w:val="es-ES" w:bidi="es-ES"/>
         </w:rPr>
-        <w:t xml:space="preserve">De manera lógica, haremos lo contrario hasta el punto de desactivar la columna activa, y lo que haremos será apagarla. Eso lo hacemos de la siguiente manera:</w:t>
       </w:r>
       <w:r/>
+    </w:p>
+    <w:p>
+      <w:pPr>
+        <w:pBdr/>
+        <w:spacing/>
+        <w:ind/>
+        <w:jc w:val="center"/>
+        <w:rPr>
+          <w:rFonts w:ascii="Times New Roman" w:hAnsi="Times New Roman" w:cs="Times New Roman"/>
+          <w:b w:val="0"/>
+          <w:bCs w:val="0"/>
+          <w:i w:val="0"/>
+          <w:sz w:val="24"/>
+          <w:szCs w:val="24"/>
+          <w:highlight w:val="none"/>
+          <w:u w:val="none"/>
+          <w:lang w:val="es-ES" w:bidi="es-ES"/>
+        </w:rPr>
+      </w:pPr>
       <w:r>
         <w:rPr>
           <w:rFonts w:ascii="Times New Roman" w:hAnsi="Times New Roman" w:cs="Times New Roman"/>
@@ -13387,29 +13508,9 @@
           <w:u w:val="none"/>
           <w:lang w:val="es-ES" w:bidi="es-ES"/>
         </w:rPr>
-      </w:r>
-      <w:r/>
-      <w:r>
-        <w:rPr>
-          <w:rFonts w:ascii="Times New Roman" w:hAnsi="Times New Roman" w:cs="Times New Roman"/>
-          <w:b w:val="0"/>
-          <w:bCs w:val="0"/>
-          <w:i w:val="0"/>
-          <w:iCs w:val="0"/>
-          <w:sz w:val="24"/>
-          <w:szCs w:val="24"/>
-          <w:highlight w:val="none"/>
-          <w:u w:val="none"/>
-          <w:lang w:val="es-ES" w:bidi="es-ES"/>
-        </w:rPr>
-      </w:r>
-    </w:p>
-    <w:p>
-      <w:pPr>
-        <w:pBdr/>
-        <w:spacing/>
-        <w:ind/>
-        <w:jc w:val="center"/>
+        <w:t xml:space="preserve">Imaginémonos que tenemos este bit:</w:t>
+      </w:r>
+      <w:r>
         <w:rPr>
           <w:rFonts w:ascii="Times New Roman" w:hAnsi="Times New Roman" w:cs="Times New Roman"/>
           <w:b w:val="0"/>
@@ -13419,37 +13520,6 @@
           <w:szCs w:val="24"/>
           <w:highlight w:val="none"/>
           <w:u w:val="none"/>
-          <w:lang w:val="es-ES" w:bidi="es-ES"/>
-        </w:rPr>
-      </w:pPr>
-      <w:r>
-        <w:rPr>
-          <w:rFonts w:ascii="Times New Roman" w:hAnsi="Times New Roman" w:cs="Times New Roman"/>
-          <w:b w:val="0"/>
-          <w:bCs w:val="0"/>
-          <w:i w:val="0"/>
-          <w:iCs w:val="0"/>
-          <w:sz w:val="24"/>
-          <w:szCs w:val="24"/>
-          <w:highlight w:val="none"/>
-          <w:u w:val="none"/>
-          <w:lang w:val="es-ES" w:bidi="es-ES"/>
-        </w:rPr>
-        <w:t xml:space="preserve">Imaginémonos que tenemos este bit:</w:t>
-      </w:r>
-      <w:r/>
-      <w:r>
-        <w:rPr>
-          <w:rFonts w:ascii="Times New Roman" w:hAnsi="Times New Roman" w:cs="Times New Roman"/>
-          <w:b w:val="0"/>
-          <w:bCs w:val="0"/>
-          <w:i w:val="0"/>
-          <w:iCs w:val="0"/>
-          <w:sz w:val="24"/>
-          <w:szCs w:val="24"/>
-          <w:highlight w:val="none"/>
-          <w:u w:val="none"/>
-          <w:lang w:val="es-ES" w:bidi="es-ES"/>
         </w:rPr>
       </w:r>
       <w:r>
@@ -13462,6 +13532,7 @@
           <w:szCs w:val="24"/>
           <w:highlight w:val="none"/>
           <w:u w:val="none"/>
+          <w:lang w:val="es-ES" w:bidi="es-ES"/>
         </w:rPr>
       </w:r>
     </w:p>
@@ -13516,6 +13587,18 @@
           <w:u w:val="none"/>
         </w:rPr>
       </w:r>
+      <w:r>
+        <w:rPr>
+          <w:rFonts w:ascii="Classic Console" w:hAnsi="Classic Console" w:cs="Classic Console"/>
+          <w:b w:val="0"/>
+          <w:bCs w:val="0"/>
+          <w:i w:val="0"/>
+          <w:sz w:val="36"/>
+          <w:szCs w:val="36"/>
+          <w:highlight w:val="none"/>
+          <w:u w:val="none"/>
+        </w:rPr>
+      </w:r>
     </w:p>
     <w:p>
       <w:pPr>
@@ -13562,6 +13645,19 @@
           <w:u w:val="none"/>
         </w:rPr>
       </w:r>
+      <w:r>
+        <w:rPr>
+          <w:rFonts w:ascii="Times New Roman" w:hAnsi="Times New Roman" w:cs="Times New Roman"/>
+          <w:b w:val="0"/>
+          <w:bCs w:val="0"/>
+          <w:i w:val="0"/>
+          <w:sz w:val="24"/>
+          <w:szCs w:val="24"/>
+          <w:highlight w:val="none"/>
+          <w:u w:val="none"/>
+          <w:lang w:val="es-ES" w:bidi="es-ES"/>
+        </w:rPr>
+      </w:r>
     </w:p>
     <w:p>
       <w:pPr>
@@ -13636,6 +13732,19 @@
           <w:szCs w:val="24"/>
           <w:highlight w:val="none"/>
           <w:u w:val="none"/>
+        </w:rPr>
+      </w:r>
+      <w:r>
+        <w:rPr>
+          <w:rFonts w:ascii="Times New Roman" w:hAnsi="Times New Roman" w:cs="Times New Roman"/>
+          <w:b w:val="0"/>
+          <w:bCs w:val="0"/>
+          <w:i w:val="0"/>
+          <w:sz w:val="24"/>
+          <w:szCs w:val="24"/>
+          <w:highlight w:val="none"/>
+          <w:u w:val="none"/>
+          <w:lang w:val="es-ES" w:bidi="es-ES"/>
         </w:rPr>
       </w:r>
     </w:p>
@@ -13690,6 +13799,18 @@
           <w:u w:val="none"/>
         </w:rPr>
       </w:r>
+      <w:r>
+        <w:rPr>
+          <w:rFonts w:ascii="Classic Console" w:hAnsi="Classic Console" w:cs="Classic Console"/>
+          <w:b w:val="0"/>
+          <w:bCs w:val="0"/>
+          <w:i w:val="0"/>
+          <w:sz w:val="44"/>
+          <w:szCs w:val="44"/>
+          <w:highlight w:val="none"/>
+          <w:u w:val="none"/>
+        </w:rPr>
+      </w:r>
     </w:p>
     <w:p>
       <w:pPr>
@@ -13742,6 +13863,18 @@
           <w:u w:val="none"/>
         </w:rPr>
       </w:r>
+      <w:r>
+        <w:rPr>
+          <w:rFonts w:ascii="Classic Console" w:hAnsi="Classic Console" w:cs="Classic Console"/>
+          <w:b w:val="0"/>
+          <w:bCs w:val="0"/>
+          <w:i w:val="0"/>
+          <w:sz w:val="44"/>
+          <w:szCs w:val="44"/>
+          <w:highlight w:val="none"/>
+          <w:u w:val="none"/>
+        </w:rPr>
+      </w:r>
     </w:p>
     <w:p>
       <w:pPr>
@@ -13794,6 +13927,18 @@
           <w:u w:val="none"/>
         </w:rPr>
       </w:r>
+      <w:r>
+        <w:rPr>
+          <w:rFonts w:ascii="Classic Console" w:hAnsi="Classic Console" w:cs="Classic Console"/>
+          <w:b w:val="0"/>
+          <w:bCs w:val="0"/>
+          <w:i w:val="0"/>
+          <w:sz w:val="44"/>
+          <w:szCs w:val="44"/>
+          <w:highlight w:val="none"/>
+          <w:u w:val="none"/>
+        </w:rPr>
+      </w:r>
     </w:p>
     <w:p>
       <w:pPr>
@@ -13838,6 +13983,19 @@
           <w:szCs w:val="24"/>
           <w:highlight w:val="none"/>
           <w:u w:val="none"/>
+        </w:rPr>
+      </w:r>
+      <w:r>
+        <w:rPr>
+          <w:rFonts w:ascii="Times New Roman" w:hAnsi="Times New Roman" w:cs="Times New Roman"/>
+          <w:b w:val="0"/>
+          <w:bCs w:val="0"/>
+          <w:i w:val="0"/>
+          <w:sz w:val="24"/>
+          <w:szCs w:val="24"/>
+          <w:highlight w:val="none"/>
+          <w:u w:val="none"/>
+          <w:lang w:val="es-ES" w:bidi="es-ES"/>
         </w:rPr>
       </w:r>
     </w:p>
@@ -13895,7 +14053,7 @@
       </w:r>
       <w:r>
         <w:rPr>
-          <w:rFonts w:ascii="Classic Console" w:hAnsi="Classic Console" w:eastAsia="Classic Console" w:cs="Classic Console"/>
+          <w:rFonts w:ascii="Classic Console" w:hAnsi="Classic Console" w:cs="Classic Console"/>
           <w:b w:val="0"/>
           <w:bCs w:val="0"/>
           <w:i w:val="0"/>
@@ -13903,7 +14061,6 @@
           <w:szCs w:val="44"/>
           <w:highlight w:val="none"/>
           <w:u w:val="none"/>
-          <w:lang w:val="es-ES" w:bidi="es-ES"/>
         </w:rPr>
       </w:r>
     </w:p>
@@ -13952,17 +14109,15 @@
           <w:b w:val="0"/>
           <w:bCs w:val="0"/>
           <w:i w:val="0"/>
-          <w:iCs w:val="0"/>
           <w:sz w:val="44"/>
           <w:szCs w:val="44"/>
           <w:highlight w:val="none"/>
           <w:u w:val="none"/>
-          <w:lang w:val="es-ES" w:bidi="es-ES"/>
-        </w:rPr>
-      </w:r>
-      <w:r>
-        <w:rPr>
-          <w:rFonts w:ascii="Classic Console" w:hAnsi="Classic Console" w:eastAsia="Classic Console" w:cs="Classic Console"/>
+        </w:rPr>
+      </w:r>
+      <w:r>
+        <w:rPr>
+          <w:rFonts w:ascii="Classic Console" w:hAnsi="Classic Console" w:cs="Classic Console"/>
           <w:b w:val="0"/>
           <w:bCs w:val="0"/>
           <w:i w:val="0"/>
@@ -14031,6 +14186,19 @@
           <w:szCs w:val="24"/>
           <w:highlight w:val="none"/>
           <w:u w:val="none"/>
+        </w:rPr>
+      </w:r>
+      <w:r>
+        <w:rPr>
+          <w:rFonts w:ascii="Times New Roman" w:hAnsi="Times New Roman" w:cs="Times New Roman"/>
+          <w:b w:val="0"/>
+          <w:bCs w:val="0"/>
+          <w:i w:val="0"/>
+          <w:sz w:val="24"/>
+          <w:szCs w:val="24"/>
+          <w:highlight w:val="none"/>
+          <w:u w:val="none"/>
+          <w:lang w:val="es-ES" w:bidi="es-ES"/>
         </w:rPr>
       </w:r>
     </w:p>
@@ -14088,7 +14256,7 @@
       </w:r>
       <w:r>
         <w:rPr>
-          <w:rFonts w:ascii="Classic Console" w:hAnsi="Classic Console" w:eastAsia="Classic Console" w:cs="Classic Console"/>
+          <w:rFonts w:ascii="Classic Console" w:hAnsi="Classic Console" w:cs="Classic Console"/>
           <w:b w:val="0"/>
           <w:bCs w:val="0"/>
           <w:i w:val="0"/>
@@ -14096,7 +14264,6 @@
           <w:szCs w:val="40"/>
           <w:highlight w:val="none"/>
           <w:u w:val="none"/>
-          <w:lang w:val="es-ES" w:bidi="es-ES"/>
         </w:rPr>
       </w:r>
     </w:p>
@@ -14151,6 +14318,18 @@
           <w:u w:val="none"/>
         </w:rPr>
       </w:r>
+      <w:r>
+        <w:rPr>
+          <w:rFonts w:ascii="Classic Console" w:hAnsi="Classic Console" w:cs="Classic Console"/>
+          <w:b w:val="0"/>
+          <w:bCs w:val="0"/>
+          <w:i w:val="0"/>
+          <w:sz w:val="40"/>
+          <w:szCs w:val="40"/>
+          <w:highlight w:val="none"/>
+          <w:u w:val="none"/>
+        </w:rPr>
+      </w:r>
     </w:p>
     <w:p>
       <w:pPr>
@@ -14206,7 +14385,7 @@
       </w:r>
       <w:r>
         <w:rPr>
-          <w:rFonts w:ascii="Classic Console" w:hAnsi="Classic Console" w:eastAsia="Classic Console" w:cs="Classic Console"/>
+          <w:rFonts w:ascii="Classic Console" w:hAnsi="Classic Console" w:cs="Classic Console"/>
           <w:b w:val="0"/>
           <w:bCs w:val="0"/>
           <w:i w:val="0"/>
@@ -14214,7 +14393,6 @@
           <w:szCs w:val="40"/>
           <w:highlight w:val="none"/>
           <w:u w:val="none"/>
-          <w:lang w:val="es-ES" w:bidi="es-ES"/>
         </w:rPr>
       </w:r>
     </w:p>
@@ -14269,6 +14447,18 @@
           <w:lang w:val="es-ES" w:bidi="es-ES"/>
         </w:rPr>
       </w:r>
+      <w:r>
+        <w:rPr>
+          <w:rFonts w:ascii="Classic Console" w:hAnsi="Classic Console" w:cs="Classic Console"/>
+          <w:b w:val="0"/>
+          <w:bCs w:val="0"/>
+          <w:i w:val="0"/>
+          <w:sz w:val="40"/>
+          <w:szCs w:val="40"/>
+          <w:highlight w:val="none"/>
+          <w:u w:val="none"/>
+        </w:rPr>
+      </w:r>
     </w:p>
     <w:p>
       <w:pPr>
@@ -14323,7 +14513,7 @@
       </w:r>
       <w:r>
         <w:rPr>
-          <w:rFonts w:ascii="Classic Console" w:hAnsi="Classic Console" w:eastAsia="Classic Console" w:cs="Classic Console"/>
+          <w:rFonts w:ascii="Classic Console" w:hAnsi="Classic Console" w:cs="Classic Console"/>
           <w:b w:val="0"/>
           <w:bCs w:val="0"/>
           <w:i w:val="0"/>
@@ -14331,7 +14521,6 @@
           <w:szCs w:val="40"/>
           <w:highlight w:val="none"/>
           <w:u w:val="none"/>
-          <w:lang w:val="es-ES" w:bidi="es-ES"/>
         </w:rPr>
       </w:r>
     </w:p>
@@ -14366,6 +14555,19 @@
           <w:lang w:val="es-ES" w:bidi="es-ES"/>
         </w:rPr>
         <w:t xml:space="preserve">Siguiendo esa logica utilizamos entonces:</w:t>
+      </w:r>
+      <w:r>
+        <w:rPr>
+          <w:rFonts w:ascii="Times New Roman" w:hAnsi="Times New Roman" w:cs="Times New Roman"/>
+          <w:b w:val="0"/>
+          <w:bCs w:val="0"/>
+          <w:i w:val="0"/>
+          <w:sz w:val="24"/>
+          <w:szCs w:val="24"/>
+          <w:highlight w:val="none"/>
+          <w:u w:val="none"/>
+          <w:lang w:val="es-ES" w:bidi="es-ES"/>
+        </w:rPr>
       </w:r>
       <w:r>
         <w:rPr>
@@ -14447,7 +14649,7 @@
       </w:r>
       <w:r>
         <w:rPr>
-          <w:rFonts w:ascii="Classic Console" w:hAnsi="Classic Console" w:eastAsia="Classic Console" w:cs="Classic Console"/>
+          <w:rFonts w:ascii="Classic Console" w:hAnsi="Classic Console" w:cs="Classic Console"/>
           <w:b w:val="0"/>
           <w:bCs w:val="0"/>
           <w:i w:val="0"/>
@@ -14455,7 +14657,6 @@
           <w:szCs w:val="36"/>
           <w:highlight w:val="none"/>
           <w:u w:val="none"/>
-          <w:lang w:val="es-ES" w:bidi="es-ES"/>
         </w:rPr>
       </w:r>
     </w:p>
@@ -14465,13 +14666,240 @@
         <w:spacing/>
         <w:ind/>
         <w:jc w:val="center"/>
+        <w:rPr>
+          <w:sz w:val="22"/>
+          <w:szCs w:val="22"/>
+        </w:rPr>
+      </w:pPr>
+      <w:r>
         <w:rPr>
           <w:rFonts w:ascii="Times New Roman" w:hAnsi="Times New Roman" w:cs="Times New Roman"/>
           <w:b w:val="0"/>
           <w:bCs w:val="0"/>
           <w:i w:val="0"/>
-          <w:sz w:val="24"/>
-          <w:szCs w:val="24"/>
+          <w:iCs w:val="0"/>
+          <w:sz w:val="22"/>
+          <w:szCs w:val="22"/>
+          <w:highlight w:val="none"/>
+          <w:u w:val="none"/>
+          <w:lang w:val="es-ES" w:bidi="es-ES"/>
+        </w:rPr>
+        <w:t xml:space="preserve">Al final, teniendo la lógica de dibujar y eliminar piezas en el tablero, podemos simplemente mover nuestras fichas mediante coordenadas X y Y. Como por ejemplo:</w:t>
+      </w:r>
+      <w:r>
+        <w:rPr>
+          <w:sz w:val="20"/>
+          <w:szCs w:val="20"/>
+        </w:rPr>
+      </w:r>
+      <w:r>
+        <w:rPr>
+          <w:rFonts w:ascii="Times New Roman" w:hAnsi="Times New Roman" w:cs="Times New Roman"/>
+          <w:b w:val="0"/>
+          <w:bCs w:val="0"/>
+          <w:i w:val="0"/>
+          <w:iCs w:val="0"/>
+          <w:sz w:val="22"/>
+          <w:szCs w:val="22"/>
+          <w:highlight w:val="none"/>
+          <w:u w:val="none"/>
+          <w:lang w:val="es-ES" w:bidi="es-ES"/>
+        </w:rPr>
+      </w:r>
+      <w:r>
+        <w:rPr>
+          <w:sz w:val="20"/>
+          <w:szCs w:val="20"/>
+        </w:rPr>
+      </w:r>
+      <w:r>
+        <w:rPr>
+          <w:rFonts w:ascii="Times New Roman" w:hAnsi="Times New Roman" w:cs="Times New Roman"/>
+          <w:b w:val="0"/>
+          <w:bCs w:val="0"/>
+          <w:i w:val="0"/>
+          <w:iCs w:val="0"/>
+          <w:sz w:val="22"/>
+          <w:szCs w:val="22"/>
+          <w:highlight w:val="none"/>
+          <w:u w:val="none"/>
+          <w:lang w:val="es-ES" w:bidi="es-ES"/>
+        </w:rPr>
+      </w:r>
+    </w:p>
+    <w:p>
+      <w:pPr>
+        <w:pBdr/>
+        <w:spacing/>
+        <w:ind/>
+        <w:jc w:val="center"/>
+        <w:rPr>
+          <w:sz w:val="22"/>
+          <w:szCs w:val="22"/>
+        </w:rPr>
+      </w:pPr>
+      <w:r>
+        <w:rPr>
+          <w:rFonts w:ascii="Times New Roman" w:hAnsi="Times New Roman" w:cs="Times New Roman"/>
+          <w:b w:val="0"/>
+          <w:bCs w:val="0"/>
+          <w:i w:val="0"/>
+          <w:iCs w:val="0"/>
+          <w:sz w:val="22"/>
+          <w:szCs w:val="22"/>
+          <w:highlight w:val="none"/>
+          <w:u w:val="none"/>
+          <w:lang w:val="es-ES" w:bidi="es-ES"/>
+        </w:rPr>
+        <w:t xml:space="preserve">Para movernos a la derecha, podemos utilizar X++</w:t>
+      </w:r>
+      <w:r>
+        <w:rPr>
+          <w:sz w:val="20"/>
+          <w:szCs w:val="20"/>
+        </w:rPr>
+      </w:r>
+      <w:r>
+        <w:rPr>
+          <w:rFonts w:ascii="Times New Roman" w:hAnsi="Times New Roman" w:cs="Times New Roman"/>
+          <w:b w:val="0"/>
+          <w:bCs w:val="0"/>
+          <w:i w:val="0"/>
+          <w:iCs w:val="0"/>
+          <w:sz w:val="22"/>
+          <w:szCs w:val="22"/>
+          <w:highlight w:val="none"/>
+          <w:u w:val="none"/>
+          <w:lang w:val="es-ES" w:bidi="es-ES"/>
+        </w:rPr>
+      </w:r>
+      <w:r>
+        <w:rPr>
+          <w:sz w:val="20"/>
+          <w:szCs w:val="20"/>
+        </w:rPr>
+      </w:r>
+      <w:r>
+        <w:rPr>
+          <w:rFonts w:ascii="Times New Roman" w:hAnsi="Times New Roman" w:cs="Times New Roman"/>
+          <w:b w:val="0"/>
+          <w:bCs w:val="0"/>
+          <w:i w:val="0"/>
+          <w:iCs w:val="0"/>
+          <w:sz w:val="22"/>
+          <w:szCs w:val="22"/>
+          <w:highlight w:val="none"/>
+          <w:u w:val="none"/>
+          <w:lang w:val="es-ES" w:bidi="es-ES"/>
+        </w:rPr>
+      </w:r>
+    </w:p>
+    <w:p>
+      <w:pPr>
+        <w:pBdr/>
+        <w:spacing/>
+        <w:ind/>
+        <w:jc w:val="center"/>
+        <w:rPr>
+          <w:sz w:val="22"/>
+          <w:szCs w:val="22"/>
+        </w:rPr>
+      </w:pPr>
+      <w:r>
+        <w:rPr>
+          <w:rFonts w:ascii="Times New Roman" w:hAnsi="Times New Roman" w:cs="Times New Roman"/>
+          <w:b w:val="0"/>
+          <w:bCs w:val="0"/>
+          <w:i w:val="0"/>
+          <w:iCs w:val="0"/>
+          <w:sz w:val="22"/>
+          <w:szCs w:val="22"/>
+          <w:highlight w:val="none"/>
+          <w:u w:val="none"/>
+          <w:lang w:val="es-ES" w:bidi="es-ES"/>
+        </w:rPr>
+        <w:t xml:space="preserve">Para movernos a la izquierda, X—</w:t>
+      </w:r>
+      <w:r>
+        <w:rPr>
+          <w:sz w:val="20"/>
+          <w:szCs w:val="20"/>
+        </w:rPr>
+      </w:r>
+      <w:r>
+        <w:rPr>
+          <w:rFonts w:ascii="Times New Roman" w:hAnsi="Times New Roman" w:cs="Times New Roman"/>
+          <w:b w:val="0"/>
+          <w:bCs w:val="0"/>
+          <w:i w:val="0"/>
+          <w:iCs w:val="0"/>
+          <w:sz w:val="22"/>
+          <w:szCs w:val="22"/>
+          <w:highlight w:val="none"/>
+          <w:u w:val="none"/>
+          <w:lang w:val="es-ES" w:bidi="es-ES"/>
+        </w:rPr>
+      </w:r>
+    </w:p>
+    <w:p>
+      <w:pPr>
+        <w:pBdr/>
+        <w:spacing/>
+        <w:ind/>
+        <w:jc w:val="center"/>
+        <w:rPr>
+          <w:rFonts w:ascii="Times New Roman" w:hAnsi="Times New Roman" w:cs="Times New Roman"/>
+          <w:b w:val="0"/>
+          <w:bCs w:val="0"/>
+          <w:i w:val="0"/>
+          <w:sz w:val="22"/>
+          <w:szCs w:val="22"/>
+          <w:highlight w:val="none"/>
+          <w:u w:val="none"/>
+          <w:lang w:val="es-ES" w:bidi="es-ES"/>
+        </w:rPr>
+      </w:pPr>
+      <w:r>
+        <w:rPr>
+          <w:rFonts w:ascii="Times New Roman" w:hAnsi="Times New Roman" w:cs="Times New Roman"/>
+          <w:b w:val="0"/>
+          <w:bCs w:val="0"/>
+          <w:i w:val="0"/>
+          <w:iCs w:val="0"/>
+          <w:sz w:val="22"/>
+          <w:szCs w:val="22"/>
+          <w:highlight w:val="none"/>
+          <w:u w:val="none"/>
+          <w:lang w:val="es-ES" w:bidi="es-ES"/>
+        </w:rPr>
+        <w:t xml:space="preserve">Y para bajar, únicamente Y++</w:t>
+      </w:r>
+      <w:r>
+        <w:rPr>
+          <w:rFonts w:ascii="Times New Roman" w:hAnsi="Times New Roman" w:cs="Times New Roman"/>
+          <w:b w:val="0"/>
+          <w:bCs w:val="0"/>
+          <w:i w:val="0"/>
+          <w:sz w:val="20"/>
+          <w:szCs w:val="20"/>
+          <w:highlight w:val="none"/>
+          <w:u w:val="none"/>
+        </w:rPr>
+      </w:r>
+    </w:p>
+    <w:p>
+      <w:pPr>
+        <w:pBdr/>
+        <w:spacing/>
+        <w:ind/>
+        <w:jc w:val="center"/>
+        <w:rPr>
+          <w:rFonts w:ascii="Times New Roman" w:hAnsi="Times New Roman" w:cs="Times New Roman"/>
+          <w:b w:val="0"/>
+          <w:bCs w:val="0"/>
+          <w:i w:val="0"/>
+          <w:sz w:val="22"/>
+          <w:szCs w:val="22"/>
           <w:highlight w:val="none"/>
           <w:u w:val="none"/>
         </w:rPr>
@@ -14526,45 +14954,67 @@
         <w:ind/>
         <w:jc w:val="center"/>
         <w:rPr>
-          <w:rFonts w:ascii="Times New Roman" w:hAnsi="Times New Roman" w:cs="Times New Roman"/>
-          <w:b w:val="0"/>
-          <w:bCs w:val="0"/>
-          <w:i w:val="0"/>
-          <w:sz w:val="22"/>
-          <w:szCs w:val="22"/>
-          <w:highlight w:val="none"/>
-          <w:u w:val="none"/>
-        </w:rPr>
-      </w:pPr>
-      <w:r>
-        <w:rPr>
-          <w:rFonts w:ascii="Times New Roman" w:hAnsi="Times New Roman" w:cs="Times New Roman"/>
-          <w:b w:val="0"/>
-          <w:bCs w:val="0"/>
-          <w:i w:val="0"/>
-          <w:iCs w:val="0"/>
-          <w:sz w:val="22"/>
-          <w:szCs w:val="22"/>
-          <w:highlight w:val="none"/>
-          <w:u w:val="none"/>
-          <w:lang w:val="es-ES" w:bidi="es-ES"/>
-        </w:rPr>
-      </w:r>
-      <w:r>
-        <w:rPr>
-          <w:rFonts w:ascii="Times New Roman" w:hAnsi="Times New Roman" w:cs="Times New Roman"/>
-          <w:b w:val="0"/>
-          <w:bCs w:val="0"/>
-          <w:i w:val="0"/>
-          <w:iCs w:val="0"/>
-          <w:sz w:val="22"/>
-          <w:szCs w:val="22"/>
-          <w:highlight w:val="none"/>
-          <w:u w:val="none"/>
-          <w:lang w:val="es-ES" w:bidi="es-ES"/>
-        </w:rPr>
-      </w:r>
-      <w:r/>
+          <w:rFonts w:ascii="Times New Roman" w:hAnsi="Times New Roman" w:eastAsia="Times New Roman" w:cs="Times New Roman"/>
+          <w:b/>
+          <w:bCs/>
+          <w:i/>
+          <w:sz w:val="24"/>
+          <w:szCs w:val="24"/>
+          <w:highlight w:val="none"/>
+          <w:u w:val="single"/>
+        </w:rPr>
+      </w:pPr>
+      <w:r>
+        <w:rPr>
+          <w:rFonts w:ascii="Times New Roman" w:hAnsi="Times New Roman" w:eastAsia="Times New Roman" w:cs="Times New Roman"/>
+          <w:b/>
+          <w:bCs/>
+          <w:i/>
+          <w:iCs/>
+          <w:sz w:val="24"/>
+          <w:szCs w:val="24"/>
+          <w:u w:val="single"/>
+          <w:lang w:val="es-ES"/>
+        </w:rPr>
+        <w:t xml:space="preserve">ROTACI</w:t>
+      </w:r>
+      <w:r>
+        <w:rPr>
+          <w:rFonts w:ascii="Times New Roman" w:hAnsi="Times New Roman" w:eastAsia="Times New Roman" w:cs="Times New Roman"/>
+          <w:b/>
+          <w:bCs/>
+          <w:i/>
+          <w:iCs/>
+          <w:sz w:val="24"/>
+          <w:szCs w:val="24"/>
+          <w:u w:val="single"/>
+          <w:lang w:val="es-ES"/>
+        </w:rPr>
+        <w:t xml:space="preserve">ÓN DE FICHAS.</w:t>
+      </w:r>
+      <w:r>
+        <w:rPr>
+          <w:rFonts w:ascii="Times New Roman" w:hAnsi="Times New Roman" w:eastAsia="Times New Roman" w:cs="Times New Roman"/>
+          <w:b/>
+          <w:bCs/>
+          <w:i/>
+          <w:iCs/>
+          <w:sz w:val="24"/>
+          <w:szCs w:val="24"/>
+          <w:u w:val="single"/>
+        </w:rPr>
+      </w:r>
+      <w:r>
+        <w:rPr>
+          <w:rFonts w:ascii="Times New Roman" w:hAnsi="Times New Roman" w:cs="Times New Roman"/>
+          <w:b/>
+          <w:bCs/>
+          <w:i/>
+          <w:sz w:val="24"/>
+          <w:szCs w:val="24"/>
+          <w:u w:val="single"/>
+        </w:rPr>
+      </w:r>
     </w:p>
     <w:p>
       <w:pPr>
@@ -14572,186 +15022,11 @@
         <w:spacing/>
         <w:ind/>
         <w:jc w:val="center"/>
-        <w:rPr>
-          <w:rFonts w:ascii="Times New Roman" w:hAnsi="Times New Roman" w:cs="Times New Roman"/>
-          <w:b w:val="0"/>
-          <w:bCs w:val="0"/>
-          <w:i w:val="0"/>
-          <w:sz w:val="24"/>
-          <w:szCs w:val="24"/>
-          <w:highlight w:val="none"/>
-          <w:u w:val="none"/>
-          <w:lang w:val="es-ES" w:bidi="es-ES"/>
-        </w:rPr>
-      </w:pPr>
-      <w:r>
-        <w:rPr>
-          <w:rFonts w:ascii="Times New Roman" w:hAnsi="Times New Roman" w:cs="Times New Roman"/>
-          <w:b w:val="0"/>
-          <w:bCs w:val="0"/>
-          <w:i w:val="0"/>
-          <w:sz w:val="24"/>
-          <w:szCs w:val="24"/>
-          <w:highlight w:val="none"/>
-          <w:u w:val="none"/>
-          <w:lang w:val="es-ES" w:bidi="es-ES"/>
-        </w:rPr>
-      </w:r>
-      <w:r/>
-      <w:r>
-        <w:rPr>
-          <w:rFonts w:ascii="Times New Roman" w:hAnsi="Times New Roman" w:cs="Times New Roman"/>
-          <w:b w:val="0"/>
-          <w:bCs w:val="0"/>
-          <w:i w:val="0"/>
-          <w:sz w:val="24"/>
-          <w:szCs w:val="24"/>
-          <w:highlight w:val="none"/>
-          <w:u w:val="none"/>
-          <w:lang w:val="es-ES" w:bidi="es-ES"/>
-        </w:rPr>
-      </w:r>
-      <w:r>
-        <w:rPr>
-          <w:rFonts w:ascii="Times New Roman" w:hAnsi="Times New Roman" w:cs="Times New Roman"/>
-          <w:b w:val="0"/>
-          <w:bCs w:val="0"/>
-          <w:i w:val="0"/>
-          <w:sz w:val="24"/>
-          <w:szCs w:val="24"/>
-          <w:highlight w:val="none"/>
-          <w:u w:val="none"/>
-          <w:lang w:val="es-ES" w:bidi="es-ES"/>
-        </w:rPr>
-      </w:r>
-    </w:p>
-    <w:p>
-      <w:pPr>
-        <w:pBdr/>
-        <w:spacing/>
-        <w:ind/>
-        <w:jc w:val="center"/>
-        <w:rPr>
-          <w:rFonts w:ascii="Times New Roman" w:hAnsi="Times New Roman" w:cs="Times New Roman"/>
-          <w:b w:val="0"/>
-          <w:bCs w:val="0"/>
-          <w:i w:val="0"/>
-          <w:sz w:val="24"/>
-          <w:szCs w:val="24"/>
-          <w:highlight w:val="none"/>
-          <w:u w:val="none"/>
-          <w:lang w:val="es-ES"/>
-        </w:rPr>
-      </w:pPr>
-      <w:r>
-        <w:rPr>
-          <w:rFonts w:ascii="Times New Roman" w:hAnsi="Times New Roman" w:cs="Times New Roman"/>
-          <w:b w:val="0"/>
-          <w:bCs w:val="0"/>
-          <w:i w:val="0"/>
-          <w:sz w:val="24"/>
-          <w:szCs w:val="24"/>
-          <w:highlight w:val="none"/>
-          <w:u w:val="none"/>
-          <w:lang w:val="es-ES" w:bidi="es-ES"/>
-        </w:rPr>
-      </w:r>
-      <w:r>
-        <w:rPr>
-          <w:rFonts w:ascii="Times New Roman" w:hAnsi="Times New Roman" w:cs="Times New Roman"/>
-          <w:b w:val="0"/>
-          <w:bCs w:val="0"/>
-          <w:i w:val="0"/>
-          <w:sz w:val="24"/>
-          <w:szCs w:val="24"/>
-          <w:highlight w:val="none"/>
-          <w:u w:val="none"/>
-          <w:lang w:val="es-ES" w:bidi="es-ES"/>
-        </w:rPr>
-      </w:r>
-      <w:r>
-        <w:rPr>
-          <w:rFonts w:ascii="Times New Roman" w:hAnsi="Times New Roman" w:cs="Times New Roman"/>
-          <w:b w:val="0"/>
-          <w:bCs w:val="0"/>
-          <w:i w:val="0"/>
-          <w:sz w:val="24"/>
-          <w:szCs w:val="24"/>
-          <w:highlight w:val="none"/>
-          <w:u w:val="none"/>
-          <w:lang w:val="es-ES"/>
-        </w:rPr>
-      </w:r>
-    </w:p>
-    <w:p>
-      <w:pPr>
-        <w:pBdr/>
-        <w:spacing/>
-        <w:ind/>
-        <w:jc w:val="center"/>
-        <w:rPr>
-          <w:rFonts w:ascii="Times New Roman" w:hAnsi="Times New Roman" w:cs="Times New Roman"/>
-          <w:b w:val="0"/>
-          <w:bCs w:val="0"/>
-          <w:i w:val="0"/>
-          <w:sz w:val="24"/>
-          <w:szCs w:val="24"/>
-          <w:u w:val="none"/>
-        </w:rPr>
-      </w:pPr>
-      <w:r>
-        <w:rPr>
-          <w:rFonts w:ascii="Times New Roman" w:hAnsi="Times New Roman" w:cs="Times New Roman"/>
-          <w:b w:val="0"/>
-          <w:bCs w:val="0"/>
-          <w:i w:val="0"/>
-          <w:sz w:val="24"/>
-          <w:szCs w:val="24"/>
-          <w:u w:val="none"/>
-        </w:rPr>
-      </w:r>
-      <w:r>
-        <w:rPr>
-          <w:rFonts w:ascii="Times New Roman" w:hAnsi="Times New Roman" w:cs="Times New Roman"/>
-          <w:b w:val="0"/>
-          <w:bCs w:val="0"/>
-          <w:i w:val="0"/>
-          <w:sz w:val="24"/>
-          <w:szCs w:val="24"/>
-          <w:u w:val="none"/>
-        </w:rPr>
-      </w:r>
-      <w:r>
-        <w:rPr>
-          <w:rFonts w:ascii="Times New Roman" w:hAnsi="Times New Roman" w:cs="Times New Roman"/>
-          <w:b w:val="0"/>
-          <w:bCs w:val="0"/>
-          <w:i w:val="0"/>
-          <w:sz w:val="24"/>
-          <w:szCs w:val="24"/>
-          <w:u w:val="none"/>
-        </w:rPr>
-      </w:r>
-    </w:p>
-    <w:p>
-      <w:pPr>
-        <w:pBdr/>
-        <w:spacing/>
-        <w:ind/>
-        <w:jc w:val="center"/>
-        <w:rPr>
-          <w:rFonts w:ascii="Times New Roman" w:hAnsi="Times New Roman" w:cs="Times New Roman"/>
-          <w:b w:val="0"/>
-          <w:bCs w:val="0"/>
-          <w:i w:val="0"/>
-          <w:sz w:val="24"/>
-          <w:szCs w:val="24"/>
-          <w:u w:val="none"/>
-        </w:rPr>
-      </w:pPr>
-      <w:r>
-        <w:rPr>
-          <w:rFonts w:ascii="Times New Roman" w:hAnsi="Times New Roman" w:cs="Times New Roman"/>
+        <w:rPr/>
+      </w:pPr>
+      <w:r>
+        <w:rPr>
+          <w:rFonts w:ascii="Times New Roman" w:hAnsi="Times New Roman" w:eastAsia="Times New Roman" w:cs="Times New Roman"/>
           <w:b w:val="0"/>
           <w:bCs w:val="0"/>
           <w:i w:val="0"/>
@@ -14759,13 +15034,13 @@
           <w:sz w:val="24"/>
           <w:szCs w:val="24"/>
           <w:highlight w:val="none"/>
-          <w:u w:val="none"/>
           <w:lang w:val="es-ES"/>
         </w:rPr>
-      </w:r>
-      <w:r>
-        <w:rPr>
-          <w:rFonts w:ascii="Times New Roman" w:hAnsi="Times New Roman" w:cs="Times New Roman"/>
+        <w:t xml:space="preserve">Lo que haremos para rotar nuestra ficha será lo siguiente: nosotros tenemos fichas predefinidas en el header pieces, entonces lo que haremos será llamar de manera aleatoria una de ellas y trabajaremos con ellas, creando una copia para que luego la rotación </w:t>
+      </w:r>
+      <w:r>
+        <w:rPr>
+          <w:rFonts w:ascii="Times New Roman" w:hAnsi="Times New Roman" w:eastAsia="Times New Roman" w:cs="Times New Roman"/>
           <w:b w:val="0"/>
           <w:bCs w:val="0"/>
           <w:i w:val="0"/>
@@ -14773,11 +15048,45 @@
           <w:sz w:val="24"/>
           <w:szCs w:val="24"/>
           <w:highlight w:val="none"/>
-          <w:u w:val="none"/>
           <w:lang w:val="es-ES"/>
         </w:rPr>
-      </w:r>
-      <w:r>
+        <w:t xml:space="preserve">hecha por la copia sea actualizada a la original.</w:t>
+      </w:r>
+      <w:r/>
+      <w:r>
+        <w:rPr>
+          <w:rFonts w:ascii="Times New Roman" w:hAnsi="Times New Roman" w:eastAsia="Times New Roman" w:cs="Times New Roman"/>
+          <w:b w:val="0"/>
+          <w:bCs w:val="0"/>
+          <w:i w:val="0"/>
+          <w:iCs w:val="0"/>
+          <w:sz w:val="24"/>
+          <w:szCs w:val="24"/>
+          <w:highlight w:val="none"/>
+          <w:lang w:val="es-ES"/>
+        </w:rPr>
+      </w:r>
+      <w:r/>
+      <w:r>
+        <w:rPr>
+          <w:rFonts w:ascii="Times New Roman" w:hAnsi="Times New Roman" w:eastAsia="Times New Roman" w:cs="Times New Roman"/>
+          <w:b w:val="0"/>
+          <w:bCs w:val="0"/>
+          <w:i w:val="0"/>
+          <w:iCs w:val="0"/>
+          <w:sz w:val="24"/>
+          <w:szCs w:val="24"/>
+          <w:highlight w:val="none"/>
+          <w:lang w:val="es-ES"/>
+        </w:rPr>
+      </w:r>
+    </w:p>
+    <w:p>
+      <w:pPr>
+        <w:pBdr/>
+        <w:spacing/>
+        <w:ind/>
+        <w:jc w:val="center"/>
         <w:rPr>
           <w:rFonts w:ascii="Times New Roman" w:hAnsi="Times New Roman" w:cs="Times New Roman"/>
           <w:b w:val="0"/>
@@ -14785,173 +15094,44 @@
           <w:i w:val="0"/>
           <w:sz w:val="24"/>
           <w:szCs w:val="24"/>
-          <w:u w:val="none"/>
-        </w:rPr>
-      </w:r>
-    </w:p>
-    <w:p>
-      <w:pPr>
-        <w:pBdr/>
-        <w:spacing/>
-        <w:ind/>
-        <w:jc w:val="center"/>
-        <w:rPr>
-          <w:rFonts w:ascii="Asana Math" w:hAnsi="Asana Math" w:cs="Asana Math"/>
-        </w:rPr>
-      </w:pPr>
-      <w:r>
-        <w:rPr>
-          <w:rFonts w:ascii="Asana Math" w:hAnsi="Asana Math" w:cs="Asana Math"/>
-        </w:rPr>
-      </w:r>
-      <w:r>
-        <w:rPr>
-          <w:rFonts w:ascii="Asana Math" w:hAnsi="Asana Math" w:cs="Asana Math"/>
-        </w:rPr>
-      </w:r>
-      <w:r>
-        <w:rPr>
-          <w:rFonts w:ascii="Asana Math" w:hAnsi="Asana Math" w:cs="Asana Math"/>
-        </w:rPr>
-      </w:r>
-    </w:p>
-    <w:p>
-      <w:pPr>
-        <w:pBdr/>
-        <w:spacing/>
-        <w:ind/>
-        <w:jc w:val="center"/>
-        <w:rPr>
-          <w:rFonts w:ascii="Asana Math" w:hAnsi="Asana Math" w:cs="Asana Math"/>
-        </w:rPr>
-      </w:pPr>
-      <w:r>
-        <w:rPr>
-          <w:rFonts w:ascii="Asana Math" w:hAnsi="Asana Math" w:cs="Asana Math"/>
-        </w:rPr>
-      </w:r>
-      <w:r>
-        <w:rPr>
-          <w:rFonts w:ascii="Asana Math" w:hAnsi="Asana Math" w:cs="Asana Math"/>
-        </w:rPr>
-      </w:r>
-      <w:r>
-        <w:rPr>
-          <w:rFonts w:ascii="Asana Math" w:hAnsi="Asana Math" w:cs="Asana Math"/>
-        </w:rPr>
-      </w:r>
-    </w:p>
-    <w:p>
-      <w:pPr>
-        <w:pBdr/>
-        <w:spacing/>
-        <w:ind/>
-        <w:jc w:val="center"/>
-        <w:rPr>
-          <w:rFonts w:ascii="Asana Math" w:hAnsi="Asana Math" w:cs="Asana Math"/>
+        </w:rPr>
+      </w:pPr>
+      <w:r>
+        <w:rPr>
+          <w:rFonts w:ascii="Times New Roman" w:hAnsi="Times New Roman" w:eastAsia="Times New Roman" w:cs="Times New Roman"/>
+          <w:b w:val="0"/>
+          <w:bCs w:val="0"/>
+          <w:i w:val="0"/>
+          <w:iCs w:val="0"/>
           <w:sz w:val="24"/>
           <w:szCs w:val="24"/>
-        </w:rPr>
-      </w:pPr>
-      <w:r>
-        <w:rPr>
-          <w:rFonts w:ascii="Asana Math" w:hAnsi="Asana Math" w:cs="Asana Math"/>
+          <w:highlight w:val="none"/>
+          <w:lang w:val="es-ES"/>
+        </w:rPr>
+        <w:t xml:space="preserve">Lo primero que haremos será llamar a nuestra ficha predefinida y crearemos una copia, la cual rotaremos. La rotaremos gráficamente como se ve en la imagen, así de 90 grados.</w:t>
+      </w:r>
+      <w:r/>
+      <w:r>
+        <w:rPr>
+          <w:rFonts w:ascii="Times New Roman" w:hAnsi="Times New Roman" w:eastAsia="Times New Roman" w:cs="Times New Roman"/>
+          <w:b w:val="0"/>
+          <w:bCs w:val="0"/>
+          <w:i w:val="0"/>
+          <w:iCs w:val="0"/>
           <w:sz w:val="24"/>
           <w:szCs w:val="24"/>
+          <w:highlight w:val="none"/>
           <w:lang w:val="es-ES"/>
         </w:rPr>
-        <w:t xml:space="preserve">ROTACI</w:t>
-      </w:r>
-      <w:r>
-        <w:rPr>
-          <w:rFonts w:ascii="Asana Math" w:hAnsi="Asana Math" w:cs="Asana Math"/>
+      </w:r>
+      <w:r>
+        <w:rPr>
+          <w:rFonts w:ascii="Times New Roman" w:hAnsi="Times New Roman" w:cs="Times New Roman"/>
+          <w:b w:val="0"/>
+          <w:bCs w:val="0"/>
+          <w:i w:val="0"/>
           <w:sz w:val="24"/>
           <w:szCs w:val="24"/>
-          <w:lang w:val="es-ES"/>
-        </w:rPr>
-        <w:t xml:space="preserve">ÓN DE FICHAS.</w:t>
-      </w:r>
-      <w:r>
-        <w:rPr>
-          <w:rFonts w:ascii="Asana Math" w:hAnsi="Asana Math" w:cs="Asana Math"/>
-          <w:sz w:val="24"/>
-          <w:szCs w:val="24"/>
-        </w:rPr>
-      </w:r>
-      <w:r>
-        <w:rPr>
-          <w:rFonts w:ascii="Asana Math" w:hAnsi="Asana Math" w:cs="Asana Math"/>
-          <w:sz w:val="24"/>
-          <w:szCs w:val="24"/>
-        </w:rPr>
-      </w:r>
-    </w:p>
-    <w:p>
-      <w:pPr>
-        <w:pBdr/>
-        <w:spacing/>
-        <w:ind/>
-        <w:jc w:val="center"/>
-        <w:rPr>
-          <w:rFonts w:ascii="Asana Math" w:hAnsi="Asana Math" w:eastAsia="Asana Math" w:cs="Asana Math"/>
-          <w:highlight w:val="none"/>
-          <w:lang w:val="es-ES"/>
-        </w:rPr>
-      </w:pPr>
-      <w:r>
-        <w:rPr>
-          <w:rFonts w:ascii="Asana Math" w:hAnsi="Asana Math" w:eastAsia="Asana Math" w:cs="Asana Math"/>
-          <w:highlight w:val="none"/>
-          <w:lang w:val="es-ES"/>
-        </w:rPr>
-        <w:t xml:space="preserve">Nuestras fichas de tetris seran un array y por ende lo unico que yo necesito es rotar una matriz y luego aplicarle el bit masking y eso lo haremos de la siguiente y con el siguiente ejemplo que es rotar una matriz 4x4.</w:t>
-      </w:r>
-      <w:r>
-        <w:rPr>
-          <w:rFonts w:ascii="Asana Math" w:hAnsi="Asana Math" w:eastAsia="Asana Math" w:cs="Asana Math"/>
-          <w:highlight w:val="none"/>
-          <w:lang w:val="es-ES"/>
-        </w:rPr>
-      </w:r>
-      <w:r>
-        <w:rPr>
-          <w:rFonts w:ascii="Asana Math" w:hAnsi="Asana Math" w:eastAsia="Asana Math" w:cs="Asana Math"/>
-          <w:highlight w:val="none"/>
-          <w:lang w:val="es-ES"/>
-        </w:rPr>
-      </w:r>
-    </w:p>
-    <w:p>
-      <w:pPr>
-        <w:pStyle w:val="910"/>
-        <w:numPr>
-          <w:ilvl w:val="0"/>
-          <w:numId w:val="2"/>
-        </w:numPr>
-        <w:pBdr/>
-        <w:spacing/>
-        <w:ind/>
-        <w:jc w:val="center"/>
-        <w:rPr>
-          <w:rFonts w:ascii="Asana Math" w:hAnsi="Asana Math" w:cs="Asana Math"/>
-        </w:rPr>
-      </w:pPr>
-      <w:r>
-        <w:rPr>
-          <w:rFonts w:ascii="Asana Math" w:hAnsi="Asana Math" w:eastAsia="Asana Math" w:cs="Asana Math"/>
-          <w:highlight w:val="none"/>
-          <w:lang w:val="es-ES"/>
-        </w:rPr>
-        <w:t xml:space="preserve">Primero utilizamos los valores indexados de la matriz y los rotamos 90 grados.</w:t>
-      </w:r>
-      <w:r>
-        <w:rPr>
-          <w:rFonts w:ascii="Asana Math" w:hAnsi="Asana Math" w:cs="Asana Math"/>
-        </w:rPr>
-      </w:r>
-      <w:r>
-        <w:rPr>
-          <w:rFonts w:ascii="Asana Math" w:hAnsi="Asana Math" w:cs="Asana Math"/>
         </w:rPr>
       </w:r>
     </w:p>
@@ -15097,44 +15277,65 @@
         <w:pBdr/>
         <w:spacing/>
         <w:ind/>
+        <w:rPr/>
+      </w:pPr>
+      <w:r/>
+      <w:r/>
+      <w:r/>
+    </w:p>
+    <w:p>
+      <w:pPr>
+        <w:pBdr/>
+        <w:spacing/>
+        <w:ind/>
         <w:jc w:val="center"/>
         <w:rPr>
-          <w:rFonts w:ascii="Asana Math" w:hAnsi="Asana Math" w:eastAsia="Asana Math" w:cs="Asana Math"/>
+          <w:rFonts w:ascii="Asana Math" w:hAnsi="Asana Math" w:cs="Asana Math"/>
           <w:highlight w:val="none"/>
           <w:lang w:val="es-ES"/>
         </w:rPr>
       </w:pPr>
       <w:r>
         <w:rPr>
+          <w:rFonts w:ascii="Asana Math" w:hAnsi="Asana Math" w:cs="Asana Math"/>
+          <w:highlight w:val="none"/>
           <w:lang w:val="es-ES"/>
         </w:rPr>
       </w:r>
       <w:r>
         <w:rPr>
-          <w:rFonts w:ascii="Asana Math" w:hAnsi="Asana Math" w:eastAsia="Asana Math" w:cs="Asana Math"/>
+          <w:rFonts w:ascii="Asana Math" w:hAnsi="Asana Math" w:cs="Asana Math"/>
+          <w:highlight w:val="none"/>
           <w:lang w:val="es-ES"/>
         </w:rPr>
-        <w:t xml:space="preserve">Las rotaciones de matriz por indexaci</w:t>
-      </w:r>
-      <w:r>
-        <w:rPr>
-          <w:rFonts w:ascii="Asana Math" w:hAnsi="Asana Math" w:eastAsia="Asana Math" w:cs="Asana Math"/>
+        <w:t xml:space="preserve">La idea principal de nuestra rotación es rotación por índices, donde para cada posición (0,0) se me traslade a (0,3), y para cada posicii</w:t>
+      </w:r>
+      <w:r>
+        <w:rPr>
+          <w:rFonts w:ascii="Asana Math" w:hAnsi="Asana Math" w:cs="Asana Math"/>
+          <w:highlight w:val="none"/>
           <w:lang w:val="es-ES"/>
         </w:rPr>
-        <w:t xml:space="preserve">ón sigue una regla que es la siguiente </w:t>
-      </w:r>
-      <w:r>
-        <w:rPr>
-          <w:rFonts w:ascii="Asana Math" w:hAnsi="Asana Math" w:eastAsia="Asana Math" w:cs="Asana Math"/>
+        <w:t xml:space="preserve">ón</w:t>
+      </w:r>
+      <w:r>
+        <w:rPr>
+          <w:rFonts w:ascii="Asana Math" w:hAnsi="Asana Math" w:cs="Asana Math"/>
           <w:highlight w:val="none"/>
           <w:lang w:val="es-ES"/>
         </w:rPr>
-      </w:r>
-      <w:r>
-        <w:rPr>
-          <w:rFonts w:ascii="Asana Math" w:hAnsi="Asana Math" w:eastAsia="Asana Math" w:cs="Asana Math"/>
-          <w:highlight w:val="none"/>
+        <w:t xml:space="preserve"> (3,0) se me traslade a (0,0). Podemos ver que tanto para índices [i][j] se mueven así</w:t>
+      </w:r>
+      <w:r>
+        <w:rPr>
+          <w:rFonts w:ascii="Asana Math" w:hAnsi="Asana Math" w:cs="Asana Math"/>
           <w:lang w:val="es-ES"/>
+        </w:rPr>
+        <w:t xml:space="preserve"> que</w:t>
+      </w:r>
+      <w:r>
+        <w:rPr>
+          <w:rFonts w:ascii="Asana Math" w:hAnsi="Asana Math" w:cs="Asana Math"/>
         </w:rPr>
       </w:r>
     </w:p>
@@ -15152,80 +15353,37 @@
         <w:ind/>
         <w:jc w:val="center"/>
         <w:rPr>
-          <w:rFonts w:ascii="Asana Math" w:hAnsi="Asana Math" w:eastAsia="Asana Math" w:cs="Asana Math"/>
-          <w:highlight w:val="none"/>
-        </w:rPr>
-      </w:pPr>
-      <w:r>
-        <w:rPr>
-          <w:rFonts w:ascii="Asana Math" w:hAnsi="Asana Math" w:eastAsia="Asana Math" w:cs="Asana Math"/>
+          <w:rFonts w:ascii="Classic Console" w:hAnsi="Classic Console" w:cs="Classic Console"/>
+          <w:sz w:val="36"/>
+          <w:szCs w:val="36"/>
+          <w:highlight w:val="none"/>
+        </w:rPr>
+      </w:pPr>
+      <w:r>
+        <w:rPr>
+          <w:rFonts w:ascii="Classic Console" w:hAnsi="Classic Console" w:eastAsia="Classic Console" w:cs="Classic Console"/>
+          <w:sz w:val="36"/>
+          <w:szCs w:val="36"/>
           <w:highlight w:val="none"/>
           <w:lang w:val="es-ES"/>
         </w:rPr>
-      </w:r>
-      <m:oMathPara>
-        <m:oMathParaPr/>
-        <m:oMath>
-          <m:r>
-            <w:rPr>
-              <w:rFonts w:hint="default" w:ascii="Cambria Math" w:hAnsi="Cambria Math" w:eastAsia="Cambria Math" w:cs="Cambria Math"/>
-              <w:highlight w:val="none"/>
-              <w:lang w:val="es-ES" w:bidi="es-ES"/>
-            </w:rPr>
-            <m:rPr>
-              <m:sty m:val="i"/>
-            </m:rPr>
-            <m:t>para cada elemento </m:t>
-          </m:r>
-          <m:d>
-            <m:dPr>
-              <m:begChr m:val="("/>
-              <m:endChr m:val=")"/>
-              <m:ctrlPr>
-                <w:rPr>
-                  <w:rFonts w:ascii="Cambria Math" w:hAnsi="Cambria Math" w:eastAsia="Cambria Math" w:cs="Cambria Math"/>
-                  <w:highlight w:val="none"/>
-                  <w:lang w:val="es-ES" w:bidi="es-ES"/>
-                </w:rPr>
-              </m:ctrlPr>
-            </m:dPr>
-            <m:e>
-              <m:r>
-                <w:rPr>
-                  <w:rFonts w:hint="default" w:ascii="Cambria Math" w:hAnsi="Cambria Math" w:eastAsia="Cambria Math" w:cs="Cambria Math"/>
-                  <w:highlight w:val="none"/>
-                  <w:lang w:val="es-ES" w:bidi="es-ES"/>
-                </w:rPr>
-                <m:rPr>
-                  <m:sty m:val="i"/>
-                </m:rPr>
-                <m:t>i,j</m:t>
-              </m:r>
-            </m:e>
-          </m:d>
-          <m:r>
-            <w:rPr>
-              <w:rFonts w:hint="default" w:ascii="Cambria Math" w:hAnsi="Cambria Math" w:eastAsia="Cambria Math" w:cs="Cambria Math"/>
-              <w:highlight w:val="none"/>
-              <w:lang w:val="es-ES" w:bidi="es-ES"/>
-            </w:rPr>
-            <m:rPr>
-              <m:sty m:val="i"/>
-            </m:rPr>
-            <m:t>→ se rotara (j, n-1-i)</m:t>
-          </m:r>
-        </m:oMath>
-      </m:oMathPara>
-      <w:r>
-        <w:rPr>
-          <w:rFonts w:ascii="Asana Math" w:hAnsi="Asana Math" w:eastAsia="Asana Math" w:cs="Asana Math"/>
-          <w:highlight w:val="none"/>
-        </w:rPr>
-      </w:r>
-      <w:r>
-        <w:rPr>
-          <w:rFonts w:ascii="Asana Math" w:hAnsi="Asana Math" w:eastAsia="Asana Math" w:cs="Asana Math"/>
-          <w:highlight w:val="none"/>
+        <w:t xml:space="preserve">Para cada posicion [i][j] se mueva [j][3-i]</w:t>
+      </w:r>
+      <w:r>
+        <w:rPr>
+          <w:rFonts w:ascii="Classic Console" w:hAnsi="Classic Console" w:eastAsia="Classic Console" w:cs="Classic Console"/>
+          <w:sz w:val="36"/>
+          <w:szCs w:val="36"/>
+          <w:highlight w:val="none"/>
+          <w:lang w:val="es-ES"/>
+        </w:rPr>
+        <w:t xml:space="preserve"> posiciones</w:t>
+      </w:r>
+      <w:r>
+        <w:rPr>
+          <w:rFonts w:ascii="Classic Console" w:hAnsi="Classic Console" w:eastAsia="Classic Console" w:cs="Classic Console"/>
+          <w:sz w:val="36"/>
+          <w:szCs w:val="36"/>
         </w:rPr>
       </w:r>
     </w:p>
@@ -15236,229 +15394,28 @@
         <w:ind/>
         <w:jc w:val="center"/>
         <w:rPr>
-          <w:rFonts w:ascii="Asana Math" w:hAnsi="Asana Math" w:eastAsia="Asana Math" w:cs="Asana Math"/>
+          <w:rFonts w:ascii="Asana Math" w:hAnsi="Asana Math" w:cs="Asana Math"/>
+        </w:rPr>
+      </w:pPr>
+      <w:r>
+        <w:rPr>
+          <w:rFonts w:ascii="Asana Math" w:hAnsi="Asana Math" w:cs="Asana Math"/>
           <w:highlight w:val="none"/>
           <w:lang w:val="es-ES"/>
         </w:rPr>
-      </w:pPr>
-      <w:r>
-        <w:rPr>
-          <w:rFonts w:ascii="Asana Math" w:hAnsi="Asana Math" w:eastAsia="Asana Math" w:cs="Asana Math"/>
+      </w:r>
+      <w:r>
+        <w:rPr>
+          <w:rFonts w:ascii="Asana Math" w:hAnsi="Asana Math" w:cs="Asana Math"/>
           <w:highlight w:val="none"/>
           <w:lang w:val="es-ES"/>
         </w:rPr>
       </w:r>
       <w:r>
         <w:rPr>
-          <w:rFonts w:ascii="Asana Math" w:hAnsi="Asana Math" w:eastAsia="Asana Math" w:cs="Asana Math"/>
+          <w:rFonts w:ascii="Asana Math" w:hAnsi="Asana Math" w:cs="Asana Math"/>
           <w:highlight w:val="none"/>
           <w:lang w:val="es-ES"/>
-        </w:rPr>
-        <w:t xml:space="preserve">Donde n es el tamaño de la matriz, asi que nuestra idea principal es recorrer toda la matriz de la ficha, aplicar la rotaci</w:t>
-      </w:r>
-      <w:r>
-        <w:rPr>
-          <w:rFonts w:ascii="Asana Math" w:hAnsi="Asana Math" w:eastAsia="Asana Math" w:cs="Asana Math"/>
-          <w:highlight w:val="none"/>
-          <w:lang w:val="es-ES"/>
-        </w:rPr>
-        <w:t xml:space="preserve">ón vista anteriormente y aplicar la mascara de bitwise</w:t>
-      </w:r>
-      <w:r>
-        <w:rPr>
-          <w:rFonts w:ascii="Asana Math" w:hAnsi="Asana Math" w:eastAsia="Asana Math" w:cs="Asana Math"/>
-          <w:highlight w:val="none"/>
-          <w:lang w:val="es-ES"/>
-        </w:rPr>
-      </w:r>
-      <w:r>
-        <w:rPr>
-          <w:rFonts w:ascii="Asana Math" w:hAnsi="Asana Math" w:eastAsia="Asana Math" w:cs="Asana Math"/>
-          <w:highlight w:val="none"/>
-          <w:lang w:val="es-ES"/>
-        </w:rPr>
-      </w:r>
-    </w:p>
-    <w:p>
-      <w:pPr>
-        <w:pBdr/>
-        <w:spacing/>
-        <w:ind/>
-        <w:jc w:val="center"/>
-        <w:rPr>
-          <w:rFonts w:ascii="Asana Math" w:hAnsi="Asana Math" w:eastAsia="Asana Math" w:cs="Asana Math"/>
-          <w:highlight w:val="none"/>
-          <w:lang w:val="es-ES"/>
-        </w:rPr>
-      </w:pPr>
-      <w:r>
-        <w:rPr>
-          <w:rFonts w:ascii="Asana Math" w:hAnsi="Asana Math" w:eastAsia="Asana Math" w:cs="Asana Math"/>
-          <w:highlight w:val="none"/>
-          <w:lang w:val="es-ES"/>
-        </w:rPr>
-        <w:t xml:space="preserve">Pero no sin antes ver algo sumamente Importante.</w:t>
-      </w:r>
-      <w:r>
-        <w:rPr>
-          <w:rFonts w:ascii="Asana Math" w:hAnsi="Asana Math" w:eastAsia="Asana Math" w:cs="Asana Math"/>
-          <w:highlight w:val="none"/>
-          <w:lang w:val="es-ES"/>
-        </w:rPr>
-      </w:r>
-      <w:r>
-        <w:rPr>
-          <w:rFonts w:ascii="Asana Math" w:hAnsi="Asana Math" w:eastAsia="Asana Math" w:cs="Asana Math"/>
-          <w:highlight w:val="none"/>
-          <w:lang w:val="es-ES"/>
-        </w:rPr>
-      </w:r>
-    </w:p>
-    <w:p>
-      <w:pPr>
-        <w:pBdr/>
-        <w:spacing/>
-        <w:ind/>
-        <w:jc w:val="center"/>
-        <w:rPr>
-          <w:rFonts w:ascii="Asana Math" w:hAnsi="Asana Math" w:eastAsia="Asana Math" w:cs="Asana Math"/>
-          <w:sz w:val="24"/>
-          <w:szCs w:val="24"/>
-          <w:highlight w:val="none"/>
-          <w:lang w:val="es-ES"/>
-        </w:rPr>
-      </w:pPr>
-      <w:r>
-        <w:rPr>
-          <w:rFonts w:ascii="Asana Math" w:hAnsi="Asana Math" w:eastAsia="Asana Math" w:cs="Asana Math"/>
-          <w:sz w:val="24"/>
-          <w:szCs w:val="24"/>
-          <w:highlight w:val="none"/>
-          <w:lang w:val="es-ES"/>
-        </w:rPr>
-        <w:t xml:space="preserve">MEMORIA DINAMICA.</w:t>
-      </w:r>
-      <w:r>
-        <w:rPr>
-          <w:rFonts w:ascii="Asana Math" w:hAnsi="Asana Math" w:eastAsia="Asana Math" w:cs="Asana Math"/>
-          <w:sz w:val="24"/>
-          <w:szCs w:val="24"/>
-          <w:highlight w:val="none"/>
-          <w:lang w:val="es-ES"/>
-        </w:rPr>
-      </w:r>
-      <w:r>
-        <w:rPr>
-          <w:rFonts w:ascii="Asana Math" w:hAnsi="Asana Math" w:eastAsia="Asana Math" w:cs="Asana Math"/>
-          <w:sz w:val="24"/>
-          <w:szCs w:val="24"/>
-          <w:highlight w:val="none"/>
-          <w:lang w:val="es-ES"/>
-        </w:rPr>
-      </w:r>
-    </w:p>
-    <w:p>
-      <w:pPr>
-        <w:pBdr/>
-        <w:spacing/>
-        <w:ind/>
-        <w:jc w:val="center"/>
-        <w:rPr>
-          <w:b/>
-          <w:bCs/>
-          <w:highlight w:val="none"/>
-        </w:rPr>
-      </w:pPr>
-      <w:r>
-        <w:rPr>
-          <w:rFonts w:ascii="Asana Math" w:hAnsi="Asana Math" w:eastAsia="Asana Math" w:cs="Asana Math"/>
-          <w:highlight w:val="none"/>
-          <w:lang w:val="es-ES"/>
-        </w:rPr>
-        <w:t xml:space="preserve">Realmente no trabajaremos con </w:t>
-      </w:r>
-      <w:r>
-        <w:rPr>
-          <w:rFonts w:ascii="Asana Math" w:hAnsi="Asana Math" w:eastAsia="Asana Math" w:cs="Asana Math"/>
-          <w:highlight w:val="none"/>
-          <w:lang w:val="es-ES"/>
-        </w:rPr>
-        <w:t xml:space="preserve">nuestra matriz original , ella unicamente nos serivira como base y copia para las rotaciones ya que al rotar , los valores cambien y es aqui donde entra la memoria dinamica, haremos una copia de nuestras fichas a las cuales si les podremos hacer las rotaci</w:t>
-      </w:r>
-      <w:r>
-        <w:rPr>
-          <w:rFonts w:ascii="Asana Math" w:hAnsi="Asana Math" w:eastAsia="Asana Math" w:cs="Asana Math"/>
-          <w:highlight w:val="none"/>
-          <w:lang w:val="es-ES"/>
-        </w:rPr>
-        <w:t xml:space="preserve">ónes correspondientes , esa copia de fichas se hara hasta que lleguemos a la base de nuestro tablero y hagamos el bitmasking cuando hacemos el bitmasking inmediatamente esa copia se borrar</w:t>
-      </w:r>
-      <w:r>
-        <w:rPr>
-          <w:rFonts w:ascii="Asana Math" w:hAnsi="Asana Math" w:eastAsia="Asana Math" w:cs="Asana Math"/>
-          <w:highlight w:val="none"/>
-          <w:lang w:val="es-ES"/>
-        </w:rPr>
-        <w:t xml:space="preserve">á de la </w:t>
-      </w:r>
-      <w:r>
-        <w:rPr>
-          <w:rFonts w:ascii="Asana Math" w:hAnsi="Asana Math" w:eastAsia="Asana Math" w:cs="Asana Math"/>
-          <w:b/>
-          <w:bCs/>
-          <w:highlight w:val="none"/>
-          <w:lang w:val="es-ES"/>
-        </w:rPr>
-        <w:t xml:space="preserve">dinamic memory.</w:t>
-      </w:r>
-      <w:r>
-        <w:rPr>
-          <w:rFonts w:ascii="Asana Math" w:hAnsi="Asana Math" w:eastAsia="Asana Math" w:cs="Asana Math"/>
-          <w:b/>
-          <w:bCs/>
-          <w:highlight w:val="none"/>
-          <w:lang w:val="es-ES"/>
-        </w:rPr>
-        <w:t xml:space="preserve"> </w:t>
-      </w:r>
-      <w:r>
-        <w:rPr>
-          <w:b/>
-          <w:bCs/>
-          <w:highlight w:val="none"/>
-        </w:rPr>
-      </w:r>
-      <w:r>
-        <w:rPr>
-          <w:b/>
-          <w:bCs/>
-          <w:highlight w:val="none"/>
-        </w:rPr>
-      </w:r>
-    </w:p>
-    <w:p>
-      <w:pPr>
-        <w:pBdr/>
-        <w:spacing/>
-        <w:ind/>
-        <w:jc w:val="left"/>
-        <w:rPr>
-          <w:rFonts w:ascii="Asana Math" w:hAnsi="Asana Math" w:cs="Asana Math"/>
-        </w:rPr>
-      </w:pPr>
-      <w:r>
-        <w:rPr>
-          <w:rFonts w:ascii="Asana Math" w:hAnsi="Asana Math" w:cs="Asana Math"/>
-        </w:rPr>
-      </w:r>
-      <w:r>
-        <w:rPr>
-          <w:rFonts w:ascii="Asana Math" w:hAnsi="Asana Math" w:cs="Asana Math"/>
-        </w:rPr>
-      </w:r>
-      <w:r>
-        <w:rPr>
-          <w:rFonts w:ascii="Asana Math" w:hAnsi="Asana Math" w:cs="Asana Math"/>
         </w:rPr>
       </w:r>
     </w:p>

--- a/Documentacion_Desafio1.docx
+++ b/Documentacion_Desafio1.docx
@@ -10425,6 +10425,7 @@
           <w:szCs w:val="24"/>
           <w:highlight w:val="none"/>
           <w:u w:val="none"/>
+          <w:lang w:val="es-ES" w:bidi="es-ES"/>
         </w:rPr>
       </w:r>
       <w:r>
@@ -10533,6 +10534,7 @@
           <w:szCs w:val="22"/>
           <w:highlight w:val="none"/>
           <w:u w:val="none"/>
+          <w:lang w:val="es-ES" w:bidi="es-ES"/>
         </w:rPr>
       </w:r>
       <w:r>
@@ -10766,7 +10768,7 @@
       </w:r>
       <w:r>
         <w:rPr>
-          <w:rFonts w:ascii="Classic Console" w:hAnsi="Classic Console" w:eastAsia="Classic Console" w:cs="Classic Console"/>
+          <w:rFonts w:ascii="Classic Console" w:hAnsi="Classic Console" w:cs="Classic Console"/>
           <w:b w:val="0"/>
           <w:bCs w:val="0"/>
           <w:i w:val="0"/>
@@ -10774,7 +10776,6 @@
           <w:szCs w:val="32"/>
           <w:highlight w:val="none"/>
           <w:u w:val="none"/>
-          <w:lang w:val="es-ES" w:bidi="es-ES"/>
         </w:rPr>
       </w:r>
       <w:r>
@@ -10970,7 +10971,7 @@
       </w:r>
       <w:r>
         <w:rPr>
-          <w:rFonts w:ascii="Classic Console" w:hAnsi="Classic Console" w:eastAsia="Classic Console" w:cs="Classic Console"/>
+          <w:rFonts w:ascii="Classic Console" w:hAnsi="Classic Console" w:cs="Classic Console"/>
           <w:b w:val="0"/>
           <w:bCs w:val="0"/>
           <w:i w:val="0"/>
@@ -10978,7 +10979,6 @@
           <w:szCs w:val="36"/>
           <w:highlight w:val="none"/>
           <w:u w:val="none"/>
-          <w:lang w:val="es-ES" w:bidi="es-ES"/>
         </w:rPr>
       </w:r>
       <w:r>
@@ -11134,7 +11134,7 @@
       </w:r>
       <w:r>
         <w:rPr>
-          <w:rFonts w:ascii="Classic Console" w:hAnsi="Classic Console" w:cs="Classic Console"/>
+          <w:rFonts w:ascii="Classic Console" w:hAnsi="Classic Console" w:eastAsia="Classic Console" w:cs="Classic Console"/>
           <w:b w:val="0"/>
           <w:bCs w:val="0"/>
           <w:i w:val="0"/>
@@ -11192,7 +11192,7 @@
       </w:r>
       <w:r>
         <w:rPr>
-          <w:rFonts w:ascii="Times New Roman" w:hAnsi="Times New Roman" w:cs="Times New Roman"/>
+          <w:rFonts w:ascii="Times New Roman" w:hAnsi="Times New Roman" w:eastAsia="Times New Roman" w:cs="Times New Roman"/>
           <w:b w:val="0"/>
           <w:bCs w:val="0"/>
           <w:i w:val="0"/>
@@ -11200,6 +11200,7 @@
           <w:szCs w:val="22"/>
           <w:highlight w:val="none"/>
           <w:u w:val="none"/>
+          <w:lang w:val="es-ES" w:bidi="es-ES"/>
         </w:rPr>
       </w:r>
       <w:r>
@@ -11251,7 +11252,7 @@
       </w:r>
       <w:r>
         <w:rPr>
-          <w:rFonts w:ascii="Times New Roman" w:hAnsi="Times New Roman" w:cs="Times New Roman"/>
+          <w:rFonts w:ascii="Times New Roman" w:hAnsi="Times New Roman" w:eastAsia="Times New Roman" w:cs="Times New Roman"/>
           <w:b w:val="0"/>
           <w:bCs w:val="0"/>
           <w:i w:val="0"/>
@@ -11259,6 +11260,7 @@
           <w:szCs w:val="22"/>
           <w:highlight w:val="none"/>
           <w:u w:val="none"/>
+          <w:lang w:val="es-ES" w:bidi="es-ES"/>
         </w:rPr>
       </w:r>
       <w:r>
@@ -11316,7 +11318,7 @@
       </w:r>
       <w:r>
         <w:rPr>
-          <w:rFonts w:ascii="Classic Console" w:hAnsi="Classic Console" w:eastAsia="Classic Console" w:cs="Classic Console"/>
+          <w:rFonts w:ascii="Classic Console" w:hAnsi="Classic Console" w:cs="Classic Console"/>
           <w:b w:val="0"/>
           <w:bCs w:val="0"/>
           <w:i w:val="0"/>
@@ -11374,7 +11376,7 @@
       </w:r>
       <w:r>
         <w:rPr>
-          <w:rFonts w:ascii="Times New Roman" w:hAnsi="Times New Roman" w:cs="Times New Roman"/>
+          <w:rFonts w:ascii="Times New Roman" w:hAnsi="Times New Roman" w:eastAsia="Times New Roman" w:cs="Times New Roman"/>
           <w:b w:val="0"/>
           <w:bCs w:val="0"/>
           <w:i w:val="0"/>
@@ -11382,6 +11384,7 @@
           <w:szCs w:val="22"/>
           <w:highlight w:val="none"/>
           <w:u w:val="none"/>
+          <w:lang w:val="es-ES" w:bidi="es-ES"/>
         </w:rPr>
       </w:r>
       <w:r>
@@ -11438,7 +11441,7 @@
       </w:r>
       <w:r>
         <w:rPr>
-          <w:rFonts w:ascii="Classic Console" w:hAnsi="Classic Console" w:eastAsia="Classic Console" w:cs="Classic Console"/>
+          <w:rFonts w:ascii="Classic Console" w:hAnsi="Classic Console" w:cs="Classic Console"/>
           <w:b w:val="0"/>
           <w:bCs w:val="0"/>
           <w:i w:val="0"/>
@@ -11533,7 +11536,7 @@
       </w:r>
       <w:r>
         <w:rPr>
-          <w:rFonts w:ascii="Classic Console" w:hAnsi="Classic Console" w:cs="Classic Console"/>
+          <w:rFonts w:ascii="Classic Console" w:hAnsi="Classic Console" w:eastAsia="Classic Console" w:cs="Classic Console"/>
           <w:b w:val="0"/>
           <w:bCs w:val="0"/>
           <w:i w:val="0"/>
@@ -11541,6 +11544,7 @@
           <w:szCs w:val="32"/>
           <w:highlight w:val="none"/>
           <w:u w:val="none"/>
+          <w:lang w:val="es-ES" w:bidi="es-ES"/>
         </w:rPr>
       </w:r>
       <w:r>
@@ -11598,16 +11602,14 @@
       </w:r>
       <w:r>
         <w:rPr>
-          <w:rFonts w:ascii="Classic Console" w:hAnsi="Classic Console" w:eastAsia="Classic Console" w:cs="Classic Console"/>
+          <w:rFonts w:ascii="Classic Console" w:hAnsi="Classic Console" w:cs="Classic Console"/>
           <w:b w:val="0"/>
           <w:bCs w:val="0"/>
           <w:i w:val="0"/>
-          <w:iCs w:val="0"/>
           <w:sz w:val="32"/>
           <w:szCs w:val="32"/>
           <w:highlight w:val="none"/>
           <w:u w:val="none"/>
-          <w:lang w:val="es-ES" w:bidi="es-ES"/>
         </w:rPr>
       </w:r>
       <w:r>
@@ -11765,12 +11767,10 @@
           <w:b w:val="0"/>
           <w:bCs w:val="0"/>
           <w:i w:val="0"/>
-          <w:iCs w:val="0"/>
           <w:sz w:val="22"/>
           <w:szCs w:val="22"/>
           <w:highlight w:val="none"/>
           <w:u w:val="none"/>
-          <w:lang w:val="es-ES" w:bidi="es-ES"/>
         </w:rPr>
       </w:r>
       <w:r>
@@ -11873,6 +11873,7 @@
           <w:szCs w:val="22"/>
           <w:highlight w:val="none"/>
           <w:u w:val="none"/>
+          <w:lang w:val="es-ES" w:bidi="es-ES"/>
         </w:rPr>
       </w:r>
       <w:r>
@@ -11933,14 +11934,10 @@
       </w:r>
       <w:r>
         <w:rPr>
-          <w:rFonts w:ascii="Times New Roman" w:hAnsi="Times New Roman" w:cs="Times New Roman"/>
-          <w:b w:val="0"/>
-          <w:bCs w:val="0"/>
-          <w:i w:val="0"/>
-          <w:sz w:val="22"/>
-          <w:szCs w:val="22"/>
-          <w:highlight w:val="none"/>
-          <w:u w:val="none"/>
+          <w:rFonts w:ascii="Classic Console" w:hAnsi="Classic Console" w:eastAsia="Classic Console" w:cs="Classic Console"/>
+          <w:sz w:val="32"/>
+          <w:szCs w:val="32"/>
+          <w:highlight w:val="none"/>
         </w:rPr>
       </w:r>
       <w:r>
@@ -11986,10 +11983,14 @@
       </w:r>
       <w:r>
         <w:rPr>
-          <w:rFonts w:ascii="Classic Console" w:hAnsi="Classic Console" w:eastAsia="Classic Console" w:cs="Classic Console"/>
-          <w:sz w:val="32"/>
-          <w:szCs w:val="32"/>
-          <w:highlight w:val="none"/>
+          <w:rFonts w:ascii="Times New Roman" w:hAnsi="Times New Roman" w:cs="Times New Roman"/>
+          <w:b w:val="0"/>
+          <w:bCs w:val="0"/>
+          <w:i w:val="0"/>
+          <w:sz w:val="22"/>
+          <w:szCs w:val="22"/>
+          <w:highlight w:val="none"/>
+          <w:u w:val="none"/>
         </w:rPr>
       </w:r>
       <w:r>
@@ -12049,15 +12050,9 @@
       </w:r>
       <w:r>
         <w:rPr>
-          <w:rFonts w:ascii="Times New Roman" w:hAnsi="Times New Roman" w:cs="Times New Roman"/>
           <w:b w:val="0"/>
           <w:bCs w:val="0"/>
           <w:i w:val="0"/>
-          <w:iCs/>
-          <w:sz w:val="22"/>
-          <w:szCs w:val="22"/>
-          <w:highlight w:val="none"/>
-          <w:u w:val="none"/>
         </w:rPr>
       </w:r>
       <w:r>
@@ -12097,15 +12092,9 @@
       </w:r>
       <w:r>
         <w:rPr>
-          <w:rFonts w:ascii="Times New Roman" w:hAnsi="Times New Roman" w:cs="Times New Roman"/>
           <w:b w:val="0"/>
           <w:bCs w:val="0"/>
           <w:i w:val="0"/>
-          <w:iCs/>
-          <w:sz w:val="22"/>
-          <w:szCs w:val="22"/>
-          <w:highlight w:val="none"/>
-          <w:u w:val="none"/>
         </w:rPr>
       </w:r>
       <w:r>
@@ -12150,10 +12139,14 @@
       </w:r>
       <w:r>
         <w:rPr>
+          <w:rFonts w:ascii="Times New Roman" w:hAnsi="Times New Roman" w:cs="Times New Roman"/>
           <w:b w:val="0"/>
           <w:bCs w:val="0"/>
           <w:i w:val="0"/>
-          <w:iCs w:val="0"/>
+          <w:sz w:val="22"/>
+          <w:szCs w:val="22"/>
+          <w:highlight w:val="none"/>
+          <w:u w:val="none"/>
         </w:rPr>
       </w:r>
       <w:r>
@@ -12210,7 +12203,7 @@
       </w:r>
       <w:r>
         <w:rPr>
-          <w:rFonts w:ascii="Classic Console" w:hAnsi="Classic Console" w:eastAsia="Classic Console" w:cs="Classic Console"/>
+          <w:rFonts w:ascii="Classic Console" w:hAnsi="Classic Console" w:cs="Classic Console"/>
           <w:b w:val="0"/>
           <w:bCs w:val="0"/>
           <w:i w:val="0"/>
@@ -12218,7 +12211,6 @@
           <w:szCs w:val="32"/>
           <w:highlight w:val="none"/>
           <w:u w:val="none"/>
-          <w:lang w:val="es-ES" w:bidi="es-ES"/>
         </w:rPr>
       </w:r>
       <w:r>
@@ -12410,7 +12402,7 @@
       </w:r>
       <w:r>
         <w:rPr>
-          <w:rFonts w:ascii="Classic Console" w:hAnsi="Classic Console" w:eastAsia="Classic Console" w:cs="Classic Console"/>
+          <w:rFonts w:ascii="Classic Console" w:hAnsi="Classic Console" w:cs="Classic Console"/>
           <w:b w:val="0"/>
           <w:bCs w:val="0"/>
           <w:i w:val="0"/>
@@ -12418,7 +12410,6 @@
           <w:szCs w:val="32"/>
           <w:highlight w:val="none"/>
           <w:u w:val="none"/>
-          <w:lang w:val="es-ES" w:bidi="es-ES"/>
         </w:rPr>
       </w:r>
       <w:r>
@@ -12565,7 +12556,7 @@
       </w:r>
       <w:r>
         <w:rPr>
-          <w:rFonts w:ascii="Classic Console" w:hAnsi="Classic Console" w:eastAsia="Classic Console" w:cs="Classic Console"/>
+          <w:rFonts w:ascii="Classic Console" w:hAnsi="Classic Console" w:cs="Classic Console"/>
           <w:b w:val="0"/>
           <w:bCs w:val="0"/>
           <w:i w:val="0"/>
@@ -12573,7 +12564,6 @@
           <w:szCs w:val="36"/>
           <w:highlight w:val="none"/>
           <w:u w:val="none"/>
-          <w:lang w:val="es-ES" w:bidi="es-ES"/>
         </w:rPr>
       </w:r>
       <w:r>
@@ -12705,20 +12695,6 @@
       </w:r>
       <w:r>
         <w:rPr>
-          <w:rFonts w:ascii="Classic Console" w:hAnsi="Classic Console" w:eastAsia="Classic Console" w:cs="Classic Console"/>
-          <w:b w:val="0"/>
-          <w:bCs w:val="0"/>
-          <w:i w:val="0"/>
-          <w:iCs w:val="0"/>
-          <w:sz w:val="36"/>
-          <w:szCs w:val="36"/>
-          <w:highlight w:val="none"/>
-          <w:u w:val="none"/>
-          <w:lang w:val="es-ES" w:bidi="es-ES"/>
-        </w:rPr>
-      </w:r>
-      <w:r>
-        <w:rPr>
           <w:rFonts w:ascii="Classic Console" w:hAnsi="Classic Console" w:cs="Classic Console"/>
           <w:b w:val="0"/>
           <w:bCs w:val="0"/>
@@ -12729,6 +12705,18 @@
           <w:u w:val="none"/>
         </w:rPr>
       </w:r>
+      <w:r>
+        <w:rPr>
+          <w:rFonts w:ascii="Classic Console" w:hAnsi="Classic Console" w:cs="Classic Console"/>
+          <w:b w:val="0"/>
+          <w:bCs w:val="0"/>
+          <w:i w:val="0"/>
+          <w:sz w:val="36"/>
+          <w:szCs w:val="36"/>
+          <w:highlight w:val="none"/>
+          <w:u w:val="none"/>
+        </w:rPr>
+      </w:r>
     </w:p>
     <w:p>
       <w:pPr>
@@ -12773,6 +12761,7 @@
           <w:szCs w:val="22"/>
           <w:highlight w:val="none"/>
           <w:u w:val="none"/>
+          <w:lang w:val="es-ES" w:bidi="es-ES"/>
         </w:rPr>
       </w:r>
       <w:r>
@@ -12876,7 +12865,7 @@
       </w:r>
       <w:r>
         <w:rPr>
-          <w:rFonts w:ascii="Classic Console" w:hAnsi="Classic Console" w:cs="Classic Console"/>
+          <w:rFonts w:ascii="Classic Console" w:hAnsi="Classic Console" w:eastAsia="Classic Console" w:cs="Classic Console"/>
           <w:b w:val="0"/>
           <w:bCs w:val="0"/>
           <w:i w:val="0"/>
@@ -12884,6 +12873,7 @@
           <w:szCs w:val="36"/>
           <w:highlight w:val="none"/>
           <w:u w:val="none"/>
+          <w:lang w:val="es-ES" w:bidi="es-ES"/>
         </w:rPr>
       </w:r>
       <w:r>
@@ -13091,7 +13081,7 @@
       </w:r>
       <w:r>
         <w:rPr>
-          <w:rFonts w:ascii="Classic Console" w:hAnsi="Classic Console" w:eastAsia="Classic Console" w:cs="Classic Console"/>
+          <w:rFonts w:ascii="Classic Console" w:hAnsi="Classic Console" w:cs="Classic Console"/>
           <w:b w:val="0"/>
           <w:bCs w:val="0"/>
           <w:i w:val="0"/>
@@ -13099,7 +13089,6 @@
           <w:szCs w:val="36"/>
           <w:highlight w:val="none"/>
           <w:u w:val="none"/>
-          <w:lang w:val="es-ES" w:bidi="es-ES"/>
         </w:rPr>
       </w:r>
       <w:r>
@@ -13255,19 +13244,6 @@
       </w:r>
       <w:r>
         <w:rPr>
-          <w:rFonts w:ascii="Classic Console" w:hAnsi="Classic Console" w:eastAsia="Classic Console" w:cs="Classic Console"/>
-          <w:b w:val="0"/>
-          <w:bCs w:val="0"/>
-          <w:i w:val="0"/>
-          <w:sz w:val="40"/>
-          <w:szCs w:val="40"/>
-          <w:highlight w:val="none"/>
-          <w:u w:val="none"/>
-          <w:lang w:val="es-ES" w:bidi="es-ES"/>
-        </w:rPr>
-      </w:r>
-      <w:r>
-        <w:rPr>
           <w:rFonts w:ascii="Classic Console" w:hAnsi="Classic Console" w:cs="Classic Console"/>
           <w:b w:val="0"/>
           <w:bCs w:val="0"/>
@@ -13278,6 +13254,18 @@
           <w:u w:val="none"/>
         </w:rPr>
       </w:r>
+      <w:r>
+        <w:rPr>
+          <w:rFonts w:ascii="Classic Console" w:hAnsi="Classic Console" w:cs="Classic Console"/>
+          <w:b w:val="0"/>
+          <w:bCs w:val="0"/>
+          <w:i w:val="0"/>
+          <w:sz w:val="40"/>
+          <w:szCs w:val="40"/>
+          <w:highlight w:val="none"/>
+          <w:u w:val="none"/>
+        </w:rPr>
+      </w:r>
     </w:p>
     <w:p>
       <w:pPr>
@@ -13317,7 +13305,6 @@
           <w:b/>
           <w:bCs/>
           <w:i/>
-          <w:iCs/>
           <w:sz w:val="24"/>
           <w:szCs w:val="24"/>
           <w:highlight w:val="none"/>
@@ -13520,6 +13507,7 @@
           <w:szCs w:val="24"/>
           <w:highlight w:val="none"/>
           <w:u w:val="none"/>
+          <w:lang w:val="es-ES" w:bidi="es-ES"/>
         </w:rPr>
       </w:r>
       <w:r>
@@ -13577,18 +13565,6 @@
       </w:r>
       <w:r>
         <w:rPr>
-          <w:rFonts w:ascii="Classic Console" w:hAnsi="Classic Console" w:eastAsia="Classic Console" w:cs="Classic Console"/>
-          <w:b w:val="0"/>
-          <w:bCs w:val="0"/>
-          <w:i w:val="0"/>
-          <w:sz w:val="36"/>
-          <w:szCs w:val="36"/>
-          <w:highlight w:val="none"/>
-          <w:u w:val="none"/>
-        </w:rPr>
-      </w:r>
-      <w:r>
-        <w:rPr>
           <w:rFonts w:ascii="Classic Console" w:hAnsi="Classic Console" w:cs="Classic Console"/>
           <w:b w:val="0"/>
           <w:bCs w:val="0"/>
@@ -13599,6 +13575,18 @@
           <w:u w:val="none"/>
         </w:rPr>
       </w:r>
+      <w:r>
+        <w:rPr>
+          <w:rFonts w:ascii="Classic Console" w:hAnsi="Classic Console" w:cs="Classic Console"/>
+          <w:b w:val="0"/>
+          <w:bCs w:val="0"/>
+          <w:i w:val="0"/>
+          <w:sz w:val="36"/>
+          <w:szCs w:val="36"/>
+          <w:highlight w:val="none"/>
+          <w:u w:val="none"/>
+        </w:rPr>
+      </w:r>
     </w:p>
     <w:p>
       <w:pPr>
@@ -13643,6 +13631,7 @@
           <w:szCs w:val="24"/>
           <w:highlight w:val="none"/>
           <w:u w:val="none"/>
+          <w:lang w:val="es-ES" w:bidi="es-ES"/>
         </w:rPr>
       </w:r>
       <w:r>
@@ -13732,6 +13721,7 @@
           <w:szCs w:val="24"/>
           <w:highlight w:val="none"/>
           <w:u w:val="none"/>
+          <w:lang w:val="es-ES" w:bidi="es-ES"/>
         </w:rPr>
       </w:r>
       <w:r>
@@ -13789,7 +13779,7 @@
       </w:r>
       <w:r>
         <w:rPr>
-          <w:rFonts w:ascii="Classic Console" w:hAnsi="Classic Console" w:eastAsia="Classic Console" w:cs="Classic Console"/>
+          <w:rFonts w:ascii="Classic Console" w:hAnsi="Classic Console" w:cs="Classic Console"/>
           <w:b w:val="0"/>
           <w:bCs w:val="0"/>
           <w:i w:val="0"/>
@@ -13853,7 +13843,7 @@
       </w:r>
       <w:r>
         <w:rPr>
-          <w:rFonts w:ascii="Classic Console" w:hAnsi="Classic Console" w:eastAsia="Classic Console" w:cs="Classic Console"/>
+          <w:rFonts w:ascii="Classic Console" w:hAnsi="Classic Console" w:cs="Classic Console"/>
           <w:b w:val="0"/>
           <w:bCs w:val="0"/>
           <w:i w:val="0"/>
@@ -13917,18 +13907,6 @@
       </w:r>
       <w:r>
         <w:rPr>
-          <w:rFonts w:ascii="Classic Console" w:hAnsi="Classic Console" w:eastAsia="Classic Console" w:cs="Classic Console"/>
-          <w:b w:val="0"/>
-          <w:bCs w:val="0"/>
-          <w:i w:val="0"/>
-          <w:sz w:val="44"/>
-          <w:szCs w:val="44"/>
-          <w:highlight w:val="none"/>
-          <w:u w:val="none"/>
-        </w:rPr>
-      </w:r>
-      <w:r>
-        <w:rPr>
           <w:rFonts w:ascii="Classic Console" w:hAnsi="Classic Console" w:cs="Classic Console"/>
           <w:b w:val="0"/>
           <w:bCs w:val="0"/>
@@ -13939,6 +13917,18 @@
           <w:u w:val="none"/>
         </w:rPr>
       </w:r>
+      <w:r>
+        <w:rPr>
+          <w:rFonts w:ascii="Classic Console" w:hAnsi="Classic Console" w:cs="Classic Console"/>
+          <w:b w:val="0"/>
+          <w:bCs w:val="0"/>
+          <w:i w:val="0"/>
+          <w:sz w:val="44"/>
+          <w:szCs w:val="44"/>
+          <w:highlight w:val="none"/>
+          <w:u w:val="none"/>
+        </w:rPr>
+      </w:r>
     </w:p>
     <w:p>
       <w:pPr>
@@ -13983,6 +13973,7 @@
           <w:szCs w:val="24"/>
           <w:highlight w:val="none"/>
           <w:u w:val="none"/>
+          <w:lang w:val="es-ES" w:bidi="es-ES"/>
         </w:rPr>
       </w:r>
       <w:r>
@@ -14040,7 +14031,7 @@
       </w:r>
       <w:r>
         <w:rPr>
-          <w:rFonts w:ascii="Classic Console" w:hAnsi="Classic Console" w:eastAsia="Classic Console" w:cs="Classic Console"/>
+          <w:rFonts w:ascii="Classic Console" w:hAnsi="Classic Console" w:cs="Classic Console"/>
           <w:b w:val="0"/>
           <w:bCs w:val="0"/>
           <w:i w:val="0"/>
@@ -14048,7 +14039,6 @@
           <w:szCs w:val="44"/>
           <w:highlight w:val="none"/>
           <w:u w:val="none"/>
-          <w:lang w:val="es-ES" w:bidi="es-ES"/>
         </w:rPr>
       </w:r>
       <w:r>
@@ -14105,18 +14095,6 @@
       </w:r>
       <w:r>
         <w:rPr>
-          <w:rFonts w:ascii="Classic Console" w:hAnsi="Classic Console" w:eastAsia="Classic Console" w:cs="Classic Console"/>
-          <w:b w:val="0"/>
-          <w:bCs w:val="0"/>
-          <w:i w:val="0"/>
-          <w:sz w:val="44"/>
-          <w:szCs w:val="44"/>
-          <w:highlight w:val="none"/>
-          <w:u w:val="none"/>
-        </w:rPr>
-      </w:r>
-      <w:r>
-        <w:rPr>
           <w:rFonts w:ascii="Classic Console" w:hAnsi="Classic Console" w:cs="Classic Console"/>
           <w:b w:val="0"/>
           <w:bCs w:val="0"/>
@@ -14127,6 +14105,18 @@
           <w:u w:val="none"/>
         </w:rPr>
       </w:r>
+      <w:r>
+        <w:rPr>
+          <w:rFonts w:ascii="Classic Console" w:hAnsi="Classic Console" w:cs="Classic Console"/>
+          <w:b w:val="0"/>
+          <w:bCs w:val="0"/>
+          <w:i w:val="0"/>
+          <w:sz w:val="44"/>
+          <w:szCs w:val="44"/>
+          <w:highlight w:val="none"/>
+          <w:u w:val="none"/>
+        </w:rPr>
+      </w:r>
     </w:p>
     <w:p>
       <w:pPr>
@@ -14186,6 +14176,7 @@
           <w:szCs w:val="24"/>
           <w:highlight w:val="none"/>
           <w:u w:val="none"/>
+          <w:lang w:val="es-ES" w:bidi="es-ES"/>
         </w:rPr>
       </w:r>
       <w:r>
@@ -14243,7 +14234,7 @@
       </w:r>
       <w:r>
         <w:rPr>
-          <w:rFonts w:ascii="Classic Console" w:hAnsi="Classic Console" w:eastAsia="Classic Console" w:cs="Classic Console"/>
+          <w:rFonts w:ascii="Classic Console" w:hAnsi="Classic Console" w:cs="Classic Console"/>
           <w:b w:val="0"/>
           <w:bCs w:val="0"/>
           <w:i w:val="0"/>
@@ -14251,7 +14242,6 @@
           <w:szCs w:val="40"/>
           <w:highlight w:val="none"/>
           <w:u w:val="none"/>
-          <w:lang w:val="es-ES" w:bidi="es-ES"/>
         </w:rPr>
       </w:r>
       <w:r>
@@ -14308,7 +14298,7 @@
       </w:r>
       <w:r>
         <w:rPr>
-          <w:rFonts w:ascii="Classic Console" w:hAnsi="Classic Console" w:eastAsia="Classic Console" w:cs="Classic Console"/>
+          <w:rFonts w:ascii="Classic Console" w:hAnsi="Classic Console" w:cs="Classic Console"/>
           <w:b w:val="0"/>
           <w:bCs w:val="0"/>
           <w:i w:val="0"/>
@@ -14372,7 +14362,7 @@
       </w:r>
       <w:r>
         <w:rPr>
-          <w:rFonts w:ascii="Classic Console" w:hAnsi="Classic Console" w:eastAsia="Classic Console" w:cs="Classic Console"/>
+          <w:rFonts w:ascii="Classic Console" w:hAnsi="Classic Console" w:cs="Classic Console"/>
           <w:b w:val="0"/>
           <w:bCs w:val="0"/>
           <w:i w:val="0"/>
@@ -14380,7 +14370,6 @@
           <w:szCs w:val="40"/>
           <w:highlight w:val="none"/>
           <w:u w:val="none"/>
-          <w:lang w:val="es-ES" w:bidi="es-ES"/>
         </w:rPr>
       </w:r>
       <w:r>
@@ -14436,7 +14425,7 @@
       </w:r>
       <w:r>
         <w:rPr>
-          <w:rFonts w:ascii="Classic Console" w:hAnsi="Classic Console" w:eastAsia="Classic Console" w:cs="Classic Console"/>
+          <w:rFonts w:ascii="Classic Console" w:hAnsi="Classic Console" w:cs="Classic Console"/>
           <w:b w:val="0"/>
           <w:bCs w:val="0"/>
           <w:i w:val="0"/>
@@ -14444,7 +14433,6 @@
           <w:szCs w:val="40"/>
           <w:highlight w:val="none"/>
           <w:u w:val="none"/>
-          <w:lang w:val="es-ES" w:bidi="es-ES"/>
         </w:rPr>
       </w:r>
       <w:r>
@@ -14500,7 +14488,7 @@
       </w:r>
       <w:r>
         <w:rPr>
-          <w:rFonts w:ascii="Classic Console" w:hAnsi="Classic Console" w:eastAsia="Classic Console" w:cs="Classic Console"/>
+          <w:rFonts w:ascii="Classic Console" w:hAnsi="Classic Console" w:cs="Classic Console"/>
           <w:b w:val="0"/>
           <w:bCs w:val="0"/>
           <w:i w:val="0"/>
@@ -14508,7 +14496,6 @@
           <w:szCs w:val="40"/>
           <w:highlight w:val="none"/>
           <w:u w:val="none"/>
-          <w:lang w:val="es-ES" w:bidi="es-ES"/>
         </w:rPr>
       </w:r>
       <w:r>
@@ -14636,19 +14623,6 @@
       </w:r>
       <w:r>
         <w:rPr>
-          <w:rFonts w:ascii="Classic Console" w:hAnsi="Classic Console" w:eastAsia="Classic Console" w:cs="Classic Console"/>
-          <w:b w:val="0"/>
-          <w:bCs w:val="0"/>
-          <w:i w:val="0"/>
-          <w:sz w:val="36"/>
-          <w:szCs w:val="36"/>
-          <w:highlight w:val="none"/>
-          <w:u w:val="none"/>
-          <w:lang w:val="es-ES" w:bidi="es-ES"/>
-        </w:rPr>
-      </w:r>
-      <w:r>
-        <w:rPr>
           <w:rFonts w:ascii="Classic Console" w:hAnsi="Classic Console" w:cs="Classic Console"/>
           <w:b w:val="0"/>
           <w:bCs w:val="0"/>
@@ -14659,6 +14633,18 @@
           <w:u w:val="none"/>
         </w:rPr>
       </w:r>
+      <w:r>
+        <w:rPr>
+          <w:rFonts w:ascii="Classic Console" w:hAnsi="Classic Console" w:cs="Classic Console"/>
+          <w:b w:val="0"/>
+          <w:bCs w:val="0"/>
+          <w:i w:val="0"/>
+          <w:sz w:val="36"/>
+          <w:szCs w:val="36"/>
+          <w:highlight w:val="none"/>
+          <w:u w:val="none"/>
+        </w:rPr>
+      </w:r>
     </w:p>
     <w:p>
       <w:pPr>
@@ -14688,12 +14674,6 @@
       </w:r>
       <w:r>
         <w:rPr>
-          <w:sz w:val="20"/>
-          <w:szCs w:val="20"/>
-        </w:rPr>
-      </w:r>
-      <w:r>
-        <w:rPr>
           <w:rFonts w:ascii="Times New Roman" w:hAnsi="Times New Roman" w:cs="Times New Roman"/>
           <w:b w:val="0"/>
           <w:bCs w:val="0"/>
@@ -14708,10 +14688,22 @@
       </w:r>
       <w:r>
         <w:rPr>
-          <w:sz w:val="20"/>
-          <w:szCs w:val="20"/>
-        </w:rPr>
-      </w:r>
+          <w:sz w:val="22"/>
+          <w:szCs w:val="22"/>
+        </w:rPr>
+      </w:r>
+    </w:p>
+    <w:p>
+      <w:pPr>
+        <w:pBdr/>
+        <w:spacing/>
+        <w:ind/>
+        <w:jc w:val="center"/>
+        <w:rPr>
+          <w:sz w:val="22"/>
+          <w:szCs w:val="22"/>
+        </w:rPr>
+      </w:pPr>
       <w:r>
         <w:rPr>
           <w:rFonts w:ascii="Times New Roman" w:hAnsi="Times New Roman" w:cs="Times New Roman"/>
@@ -14725,19 +14717,8 @@
           <w:u w:val="none"/>
           <w:lang w:val="es-ES" w:bidi="es-ES"/>
         </w:rPr>
-      </w:r>
-    </w:p>
-    <w:p>
-      <w:pPr>
-        <w:pBdr/>
-        <w:spacing/>
-        <w:ind/>
-        <w:jc w:val="center"/>
-        <w:rPr>
-          <w:sz w:val="22"/>
-          <w:szCs w:val="22"/>
-        </w:rPr>
-      </w:pPr>
+        <w:t xml:space="preserve">Para movernos a la derecha, podemos utilizar X++</w:t>
+      </w:r>
       <w:r>
         <w:rPr>
           <w:rFonts w:ascii="Times New Roman" w:hAnsi="Times New Roman" w:cs="Times New Roman"/>
@@ -14751,14 +14732,25 @@
           <w:u w:val="none"/>
           <w:lang w:val="es-ES" w:bidi="es-ES"/>
         </w:rPr>
-        <w:t xml:space="preserve">Para movernos a la derecha, podemos utilizar X++</w:t>
-      </w:r>
-      <w:r>
-        <w:rPr>
-          <w:sz w:val="20"/>
-          <w:szCs w:val="20"/>
-        </w:rPr>
-      </w:r>
+      </w:r>
+      <w:r>
+        <w:rPr>
+          <w:sz w:val="22"/>
+          <w:szCs w:val="22"/>
+        </w:rPr>
+      </w:r>
+    </w:p>
+    <w:p>
+      <w:pPr>
+        <w:pBdr/>
+        <w:spacing/>
+        <w:ind/>
+        <w:jc w:val="center"/>
+        <w:rPr>
+          <w:sz w:val="22"/>
+          <w:szCs w:val="22"/>
+        </w:rPr>
+      </w:pPr>
       <w:r>
         <w:rPr>
           <w:rFonts w:ascii="Times New Roman" w:hAnsi="Times New Roman" w:cs="Times New Roman"/>
@@ -14772,12 +14764,7 @@
           <w:u w:val="none"/>
           <w:lang w:val="es-ES" w:bidi="es-ES"/>
         </w:rPr>
-      </w:r>
-      <w:r>
-        <w:rPr>
-          <w:sz w:val="20"/>
-          <w:szCs w:val="20"/>
-        </w:rPr>
+        <w:t xml:space="preserve">Para movernos a la izquierda, X—</w:t>
       </w:r>
       <w:r>
         <w:rPr>
@@ -14793,6 +14780,12 @@
           <w:lang w:val="es-ES" w:bidi="es-ES"/>
         </w:rPr>
       </w:r>
+      <w:r>
+        <w:rPr>
+          <w:sz w:val="22"/>
+          <w:szCs w:val="22"/>
+        </w:rPr>
+      </w:r>
     </w:p>
     <w:p>
       <w:pPr>
@@ -14801,8 +14794,15 @@
         <w:ind/>
         <w:jc w:val="center"/>
         <w:rPr>
+          <w:rFonts w:ascii="Times New Roman" w:hAnsi="Times New Roman" w:cs="Times New Roman"/>
+          <w:b w:val="0"/>
+          <w:bCs w:val="0"/>
+          <w:i w:val="0"/>
           <w:sz w:val="22"/>
           <w:szCs w:val="22"/>
+          <w:highlight w:val="none"/>
+          <w:u w:val="none"/>
+          <w:lang w:val="es-ES" w:bidi="es-ES"/>
         </w:rPr>
       </w:pPr>
       <w:r>
@@ -14818,13 +14818,7 @@
           <w:u w:val="none"/>
           <w:lang w:val="es-ES" w:bidi="es-ES"/>
         </w:rPr>
-        <w:t xml:space="preserve">Para movernos a la izquierda, X—</w:t>
-      </w:r>
-      <w:r>
-        <w:rPr>
-          <w:sz w:val="20"/>
-          <w:szCs w:val="20"/>
-        </w:rPr>
+        <w:t xml:space="preserve">Y para bajar, únicamente Y++</w:t>
       </w:r>
       <w:r>
         <w:rPr>
@@ -14832,21 +14826,13 @@
           <w:b w:val="0"/>
           <w:bCs w:val="0"/>
           <w:i w:val="0"/>
-          <w:iCs w:val="0"/>
-          <w:sz w:val="22"/>
-          <w:szCs w:val="22"/>
+          <w:sz w:val="20"/>
+          <w:szCs w:val="20"/>
           <w:highlight w:val="none"/>
           <w:u w:val="none"/>
-          <w:lang w:val="es-ES" w:bidi="es-ES"/>
-        </w:rPr>
-      </w:r>
-    </w:p>
-    <w:p>
-      <w:pPr>
-        <w:pBdr/>
-        <w:spacing/>
-        <w:ind/>
-        <w:jc w:val="center"/>
+        </w:rPr>
+      </w:r>
+      <w:r>
         <w:rPr>
           <w:rFonts w:ascii="Times New Roman" w:hAnsi="Times New Roman" w:cs="Times New Roman"/>
           <w:b w:val="0"/>
@@ -14857,33 +14843,6 @@
           <w:highlight w:val="none"/>
           <w:u w:val="none"/>
           <w:lang w:val="es-ES" w:bidi="es-ES"/>
-        </w:rPr>
-      </w:pPr>
-      <w:r>
-        <w:rPr>
-          <w:rFonts w:ascii="Times New Roman" w:hAnsi="Times New Roman" w:cs="Times New Roman"/>
-          <w:b w:val="0"/>
-          <w:bCs w:val="0"/>
-          <w:i w:val="0"/>
-          <w:iCs w:val="0"/>
-          <w:sz w:val="22"/>
-          <w:szCs w:val="22"/>
-          <w:highlight w:val="none"/>
-          <w:u w:val="none"/>
-          <w:lang w:val="es-ES" w:bidi="es-ES"/>
-        </w:rPr>
-        <w:t xml:space="preserve">Y para bajar, únicamente Y++</w:t>
-      </w:r>
-      <w:r>
-        <w:rPr>
-          <w:rFonts w:ascii="Times New Roman" w:hAnsi="Times New Roman" w:cs="Times New Roman"/>
-          <w:b w:val="0"/>
-          <w:bCs w:val="0"/>
-          <w:i w:val="0"/>
-          <w:sz w:val="20"/>
-          <w:szCs w:val="20"/>
-          <w:highlight w:val="none"/>
-          <w:u w:val="none"/>
         </w:rPr>
       </w:r>
     </w:p>
@@ -14938,12 +14897,10 @@
           <w:b w:val="0"/>
           <w:bCs w:val="0"/>
           <w:i w:val="0"/>
-          <w:iCs w:val="0"/>
-          <w:sz w:val="24"/>
-          <w:szCs w:val="24"/>
+          <w:sz w:val="22"/>
+          <w:szCs w:val="22"/>
           <w:highlight w:val="none"/>
           <w:u w:val="none"/>
-          <w:lang w:val="es-ES" w:bidi="es-ES"/>
         </w:rPr>
       </w:r>
     </w:p>
@@ -14994,24 +14951,24 @@
       </w:r>
       <w:r>
         <w:rPr>
-          <w:rFonts w:ascii="Times New Roman" w:hAnsi="Times New Roman" w:eastAsia="Times New Roman" w:cs="Times New Roman"/>
-          <w:b/>
-          <w:bCs/>
-          <w:i/>
-          <w:iCs/>
-          <w:sz w:val="24"/>
-          <w:szCs w:val="24"/>
-          <w:u w:val="single"/>
-        </w:rPr>
-      </w:r>
-      <w:r>
-        <w:rPr>
           <w:rFonts w:ascii="Times New Roman" w:hAnsi="Times New Roman" w:cs="Times New Roman"/>
           <w:b/>
           <w:bCs/>
           <w:i/>
           <w:sz w:val="24"/>
           <w:szCs w:val="24"/>
+          <w:u w:val="single"/>
+        </w:rPr>
+      </w:r>
+      <w:r>
+        <w:rPr>
+          <w:rFonts w:ascii="Times New Roman" w:hAnsi="Times New Roman" w:eastAsia="Times New Roman" w:cs="Times New Roman"/>
+          <w:b/>
+          <w:bCs/>
+          <w:i/>
+          <w:sz w:val="24"/>
+          <w:szCs w:val="24"/>
+          <w:highlight w:val="none"/>
           <w:u w:val="single"/>
         </w:rPr>
       </w:r>
@@ -15036,7 +14993,7 @@
           <w:highlight w:val="none"/>
           <w:lang w:val="es-ES"/>
         </w:rPr>
-        <w:t xml:space="preserve">Lo que haremos para rotar nuestra ficha será lo siguiente: nosotros tenemos fichas predefinidas en el header pieces, entonces lo que haremos será llamar de manera aleatoria una de ellas y trabajaremos con ellas, creando una copia para que luego la rotación </w:t>
+        <w:t xml:space="preserve">L</w:t>
       </w:r>
       <w:r>
         <w:rPr>
@@ -15050,9 +15007,8 @@
           <w:highlight w:val="none"/>
           <w:lang w:val="es-ES"/>
         </w:rPr>
-        <w:t xml:space="preserve">hecha por la copia sea actualizada a la original.</w:t>
-      </w:r>
-      <w:r/>
+        <w:t xml:space="preserve">o que haremos para rotar nuestra ficha será lo siguiente: nosotros tenemos fichas predefinidas en el header pieces, entonces lo que haremos será llamar de manera aleatoria una de ellas y trabajaremos con ellas, creando una copia para que luego la rotación </w:t>
+      </w:r>
       <w:r>
         <w:rPr>
           <w:rFonts w:ascii="Times New Roman" w:hAnsi="Times New Roman" w:eastAsia="Times New Roman" w:cs="Times New Roman"/>
@@ -15065,8 +15021,8 @@
           <w:highlight w:val="none"/>
           <w:lang w:val="es-ES"/>
         </w:rPr>
-      </w:r>
-      <w:r/>
+        <w:t xml:space="preserve">hecha por la copia sea actualizada a la original.</w:t>
+      </w:r>
       <w:r>
         <w:rPr>
           <w:rFonts w:ascii="Times New Roman" w:hAnsi="Times New Roman" w:eastAsia="Times New Roman" w:cs="Times New Roman"/>
@@ -15080,6 +15036,7 @@
           <w:lang w:val="es-ES"/>
         </w:rPr>
       </w:r>
+      <w:r/>
     </w:p>
     <w:p>
       <w:pPr>
@@ -15110,18 +15067,14 @@
         </w:rPr>
         <w:t xml:space="preserve">Lo primero que haremos será llamar a nuestra ficha predefinida y crearemos una copia, la cual rotaremos. La rotaremos gráficamente como se ve en la imagen, así de 90 grados.</w:t>
       </w:r>
-      <w:r/>
-      <w:r>
-        <w:rPr>
-          <w:rFonts w:ascii="Times New Roman" w:hAnsi="Times New Roman" w:eastAsia="Times New Roman" w:cs="Times New Roman"/>
+      <w:r>
+        <w:rPr>
+          <w:rFonts w:ascii="Times New Roman" w:hAnsi="Times New Roman" w:cs="Times New Roman"/>
           <w:b w:val="0"/>
           <w:bCs w:val="0"/>
           <w:i w:val="0"/>
-          <w:iCs w:val="0"/>
           <w:sz w:val="24"/>
           <w:szCs w:val="24"/>
-          <w:highlight w:val="none"/>
-          <w:lang w:val="es-ES"/>
         </w:rPr>
       </w:r>
       <w:r>
@@ -15281,7 +15234,6 @@
       </w:pPr>
       <w:r/>
       <w:r/>
-      <w:r/>
     </w:p>
     <w:p>
       <w:pPr>
@@ -15290,52 +15242,58 @@
         <w:ind/>
         <w:jc w:val="center"/>
         <w:rPr>
-          <w:rFonts w:ascii="Asana Math" w:hAnsi="Asana Math" w:cs="Asana Math"/>
+          <w:rFonts w:ascii="Times New Roman" w:hAnsi="Times New Roman" w:cs="Times New Roman"/>
+          <w:highlight w:val="none"/>
+        </w:rPr>
+      </w:pPr>
+      <w:r>
+        <w:rPr>
+          <w:rFonts w:ascii="Times New Roman" w:hAnsi="Times New Roman" w:eastAsia="Times New Roman" w:cs="Times New Roman"/>
           <w:highlight w:val="none"/>
           <w:lang w:val="es-ES"/>
         </w:rPr>
-      </w:pPr>
-      <w:r>
-        <w:rPr>
-          <w:rFonts w:ascii="Asana Math" w:hAnsi="Asana Math" w:cs="Asana Math"/>
+      </w:r>
+      <w:r>
+        <w:rPr>
+          <w:rFonts w:ascii="Times New Roman" w:hAnsi="Times New Roman" w:eastAsia="Times New Roman" w:cs="Times New Roman"/>
           <w:highlight w:val="none"/>
           <w:lang w:val="es-ES"/>
         </w:rPr>
-      </w:r>
-      <w:r>
-        <w:rPr>
-          <w:rFonts w:ascii="Asana Math" w:hAnsi="Asana Math" w:cs="Asana Math"/>
+        <w:t xml:space="preserve">La idea principal de nuestra rotación es rotación por índices, donde para cada posición (0,0) se me traslade a (0,3), y para cada posicii</w:t>
+      </w:r>
+      <w:r>
+        <w:rPr>
+          <w:rFonts w:ascii="Times New Roman" w:hAnsi="Times New Roman" w:eastAsia="Times New Roman" w:cs="Times New Roman"/>
           <w:highlight w:val="none"/>
           <w:lang w:val="es-ES"/>
         </w:rPr>
-        <w:t xml:space="preserve">La idea principal de nuestra rotación es rotación por índices, donde para cada posición (0,0) se me traslade a (0,3), y para cada posicii</w:t>
-      </w:r>
-      <w:r>
-        <w:rPr>
-          <w:rFonts w:ascii="Asana Math" w:hAnsi="Asana Math" w:cs="Asana Math"/>
+        <w:t xml:space="preserve">ón</w:t>
+      </w:r>
+      <w:r>
+        <w:rPr>
+          <w:rFonts w:ascii="Times New Roman" w:hAnsi="Times New Roman" w:eastAsia="Times New Roman" w:cs="Times New Roman"/>
           <w:highlight w:val="none"/>
           <w:lang w:val="es-ES"/>
         </w:rPr>
-        <w:t xml:space="preserve">ón</w:t>
-      </w:r>
-      <w:r>
-        <w:rPr>
-          <w:rFonts w:ascii="Asana Math" w:hAnsi="Asana Math" w:cs="Asana Math"/>
-          <w:highlight w:val="none"/>
+        <w:t xml:space="preserve"> (3,0) se me traslade a (0,0). Podemos ver que tanto para índices [i][j] se mueven así</w:t>
+      </w:r>
+      <w:r>
+        <w:rPr>
+          <w:rFonts w:ascii="Times New Roman" w:hAnsi="Times New Roman" w:eastAsia="Times New Roman" w:cs="Times New Roman"/>
           <w:lang w:val="es-ES"/>
         </w:rPr>
-        <w:t xml:space="preserve"> (3,0) se me traslade a (0,0). Podemos ver que tanto para índices [i][j] se mueven así</w:t>
-      </w:r>
-      <w:r>
-        <w:rPr>
-          <w:rFonts w:ascii="Asana Math" w:hAnsi="Asana Math" w:cs="Asana Math"/>
+        <w:t xml:space="preserve"> que</w:t>
+      </w:r>
+      <w:r>
+        <w:rPr>
+          <w:rFonts w:ascii="Times New Roman" w:hAnsi="Times New Roman" w:eastAsia="Times New Roman" w:cs="Times New Roman"/>
+        </w:rPr>
+      </w:r>
+      <w:r>
+        <w:rPr>
+          <w:rFonts w:ascii="Times New Roman" w:hAnsi="Times New Roman" w:eastAsia="Times New Roman" w:cs="Times New Roman"/>
+          <w:highlight w:val="none"/>
           <w:lang w:val="es-ES"/>
-        </w:rPr>
-        <w:t xml:space="preserve"> que</w:t>
-      </w:r>
-      <w:r>
-        <w:rPr>
-          <w:rFonts w:ascii="Asana Math" w:hAnsi="Asana Math" w:cs="Asana Math"/>
         </w:rPr>
       </w:r>
     </w:p>
@@ -15386,6 +15344,14 @@
           <w:szCs w:val="36"/>
         </w:rPr>
       </w:r>
+      <w:r>
+        <w:rPr>
+          <w:rFonts w:ascii="Classic Console" w:hAnsi="Classic Console" w:cs="Classic Console"/>
+          <w:sz w:val="36"/>
+          <w:szCs w:val="36"/>
+          <w:highlight w:val="none"/>
+        </w:rPr>
+      </w:r>
     </w:p>
     <w:p>
       <w:pPr>
@@ -15400,21 +15366,697 @@
       <w:r>
         <w:rPr>
           <w:rFonts w:ascii="Asana Math" w:hAnsi="Asana Math" w:cs="Asana Math"/>
-          <w:highlight w:val="none"/>
+        </w:rPr>
+      </w:r>
+      <w:r>
+        <w:rPr>
+          <w:rFonts w:ascii="Asana Math" w:hAnsi="Asana Math" w:cs="Asana Math"/>
+        </w:rPr>
+      </w:r>
+      <w:r>
+        <w:rPr>
+          <w:rFonts w:ascii="Asana Math" w:hAnsi="Asana Math" w:cs="Asana Math"/>
+        </w:rPr>
+      </w:r>
+    </w:p>
+    <w:p>
+      <w:pPr>
+        <w:pBdr/>
+        <w:spacing/>
+        <w:ind/>
+        <w:jc w:val="center"/>
+        <w:rPr>
+          <w:rFonts w:ascii="Asana Math" w:hAnsi="Asana Math" w:cs="Asana Math"/>
+          <w:b/>
+          <w:bCs/>
+          <w:i/>
+          <w:highlight w:val="none"/>
+          <w:u w:val="single"/>
           <w:lang w:val="es-ES"/>
         </w:rPr>
-      </w:r>
+      </w:pPr>
       <w:r>
         <w:rPr>
           <w:rFonts w:ascii="Asana Math" w:hAnsi="Asana Math" w:cs="Asana Math"/>
-          <w:highlight w:val="none"/>
+          <w:b/>
+          <w:bCs/>
+          <w:i/>
+          <w:iCs/>
+          <w:highlight w:val="none"/>
+          <w:u w:val="single"/>
           <w:lang w:val="es-ES"/>
         </w:rPr>
       </w:r>
       <w:r>
         <w:rPr>
           <w:rFonts w:ascii="Asana Math" w:hAnsi="Asana Math" w:cs="Asana Math"/>
-          <w:highlight w:val="none"/>
+          <w:b/>
+          <w:bCs/>
+          <w:i/>
+          <w:iCs/>
+          <w:highlight w:val="none"/>
+          <w:u w:val="single"/>
+          <w:lang w:val="es-ES"/>
+        </w:rPr>
+        <w:t xml:space="preserve">COLISIONES</w:t>
+      </w:r>
+      <w:r>
+        <w:rPr>
+          <w:rFonts w:ascii="Asana Math" w:hAnsi="Asana Math" w:cs="Asana Math"/>
+          <w:b/>
+          <w:bCs/>
+          <w:i/>
+          <w:u w:val="single"/>
+        </w:rPr>
+      </w:r>
+    </w:p>
+    <w:p>
+      <w:pPr>
+        <w:pBdr/>
+        <w:spacing/>
+        <w:ind w:firstLine="0" w:left="709"/>
+        <w:jc w:val="center"/>
+        <w:rPr/>
+      </w:pPr>
+      <w:r>
+        <w:rPr>
+          <w:rFonts w:ascii="Times New Roman" w:hAnsi="Times New Roman" w:eastAsia="Times New Roman" w:cs="Times New Roman"/>
+          <w:b w:val="0"/>
+          <w:bCs w:val="0"/>
+          <w:i w:val="0"/>
+          <w:sz w:val="22"/>
+          <w:szCs w:val="22"/>
+          <w:highlight w:val="none"/>
+          <w:u w:val="none"/>
+          <w:lang w:val="es-ES" w:bidi="es-ES"/>
+        </w:rPr>
+        <w:t xml:space="preserve">Más que una función, las colisiones son una comprobación que hacemos para saber si hay algo debajo de mí o no, y así poder hacer dos cosas: bajar con Y++ o simplemente crear otra pieza aleatoria para mi Tetris.</w:t>
+      </w:r>
+      <w:r/>
+      <w:r>
+        <w:rPr>
+          <w:rFonts w:ascii="Times New Roman" w:hAnsi="Times New Roman" w:eastAsia="Times New Roman" w:cs="Times New Roman"/>
+          <w:b w:val="0"/>
+          <w:bCs w:val="0"/>
+          <w:i w:val="0"/>
+          <w:sz w:val="22"/>
+          <w:szCs w:val="22"/>
+          <w:highlight w:val="none"/>
+          <w:u w:val="none"/>
+          <w:lang w:val="es-ES" w:bidi="es-ES"/>
+        </w:rPr>
+      </w:r>
+      <w:r/>
+      <w:r>
+        <w:rPr>
+          <w:rFonts w:ascii="Times New Roman" w:hAnsi="Times New Roman" w:eastAsia="Times New Roman" w:cs="Times New Roman"/>
+          <w:b w:val="0"/>
+          <w:bCs w:val="0"/>
+          <w:i w:val="0"/>
+          <w:sz w:val="22"/>
+          <w:szCs w:val="22"/>
+          <w:highlight w:val="none"/>
+          <w:u w:val="none"/>
+          <w:lang w:val="es-ES" w:bidi="es-ES"/>
+        </w:rPr>
+      </w:r>
+    </w:p>
+    <w:p>
+      <w:pPr>
+        <w:pBdr/>
+        <w:spacing/>
+        <w:ind w:firstLine="0" w:left="709"/>
+        <w:jc w:val="center"/>
+        <w:rPr/>
+      </w:pPr>
+      <w:r>
+        <w:rPr>
+          <w:rFonts w:ascii="Times New Roman" w:hAnsi="Times New Roman" w:eastAsia="Times New Roman" w:cs="Times New Roman"/>
+          <w:b w:val="0"/>
+          <w:bCs w:val="0"/>
+          <w:i w:val="0"/>
+          <w:sz w:val="22"/>
+          <w:szCs w:val="22"/>
+          <w:highlight w:val="none"/>
+          <w:u w:val="none"/>
+          <w:lang w:val="es-ES" w:bidi="es-ES"/>
+        </w:rPr>
+        <w:t xml:space="preserve">Es por eso que para este header utilizaremos el tipo char como booleano, porque lo que nos retornará es si podemos bajar o no lo podemos hacer.</w:t>
+      </w:r>
+      <w:r/>
+      <w:r>
+        <w:rPr>
+          <w:rFonts w:ascii="Times New Roman" w:hAnsi="Times New Roman" w:eastAsia="Times New Roman" w:cs="Times New Roman"/>
+          <w:b w:val="0"/>
+          <w:bCs w:val="0"/>
+          <w:i w:val="0"/>
+          <w:sz w:val="22"/>
+          <w:szCs w:val="22"/>
+          <w:highlight w:val="none"/>
+          <w:u w:val="none"/>
+          <w:lang w:val="es-ES" w:bidi="es-ES"/>
+        </w:rPr>
+      </w:r>
+      <w:r/>
+      <w:r>
+        <w:rPr>
+          <w:rFonts w:ascii="Times New Roman" w:hAnsi="Times New Roman" w:eastAsia="Times New Roman" w:cs="Times New Roman"/>
+          <w:b w:val="0"/>
+          <w:bCs w:val="0"/>
+          <w:i w:val="0"/>
+          <w:sz w:val="22"/>
+          <w:szCs w:val="22"/>
+          <w:highlight w:val="none"/>
+          <w:u w:val="none"/>
+          <w:lang w:val="es-ES" w:bidi="es-ES"/>
+        </w:rPr>
+      </w:r>
+    </w:p>
+    <w:p>
+      <w:pPr>
+        <w:pBdr/>
+        <w:spacing/>
+        <w:ind w:firstLine="0" w:left="709"/>
+        <w:jc w:val="center"/>
+        <w:rPr/>
+      </w:pPr>
+      <w:r>
+        <w:rPr>
+          <w:rFonts w:ascii="Times New Roman" w:hAnsi="Times New Roman" w:eastAsia="Times New Roman" w:cs="Times New Roman"/>
+          <w:b w:val="0"/>
+          <w:bCs w:val="0"/>
+          <w:i w:val="0"/>
+          <w:sz w:val="22"/>
+          <w:szCs w:val="22"/>
+          <w:highlight w:val="none"/>
+          <w:u w:val="none"/>
+          <w:lang w:val="es-ES" w:bidi="es-ES"/>
+        </w:rPr>
+        <w:t xml:space="preserve">Nuestro flujo para verificar si podemos bajar será el siguiente:</w:t>
+      </w:r>
+      <w:r/>
+      <w:r>
+        <w:rPr>
+          <w:rFonts w:ascii="Times New Roman" w:hAnsi="Times New Roman" w:eastAsia="Times New Roman" w:cs="Times New Roman"/>
+          <w:b w:val="0"/>
+          <w:bCs w:val="0"/>
+          <w:i w:val="0"/>
+          <w:sz w:val="22"/>
+          <w:szCs w:val="22"/>
+          <w:highlight w:val="none"/>
+          <w:u w:val="none"/>
+          <w:lang w:val="es-ES" w:bidi="es-ES"/>
+        </w:rPr>
+      </w:r>
+      <w:r/>
+      <w:r>
+        <w:rPr>
+          <w:rFonts w:ascii="Times New Roman" w:hAnsi="Times New Roman" w:eastAsia="Times New Roman" w:cs="Times New Roman"/>
+          <w:b w:val="0"/>
+          <w:bCs w:val="0"/>
+          <w:i w:val="0"/>
+          <w:sz w:val="22"/>
+          <w:szCs w:val="22"/>
+          <w:highlight w:val="none"/>
+          <w:u w:val="none"/>
+          <w:lang w:val="es-ES" w:bidi="es-ES"/>
+        </w:rPr>
+      </w:r>
+    </w:p>
+    <w:p>
+      <w:pPr>
+        <w:pBdr/>
+        <w:spacing/>
+        <w:ind w:firstLine="0" w:left="709"/>
+        <w:jc w:val="center"/>
+        <w:rPr/>
+      </w:pPr>
+      <w:r>
+        <w:rPr>
+          <w:rFonts w:ascii="Times New Roman" w:hAnsi="Times New Roman" w:eastAsia="Times New Roman" w:cs="Times New Roman"/>
+          <w:b w:val="0"/>
+          <w:bCs w:val="0"/>
+          <w:i w:val="0"/>
+          <w:sz w:val="22"/>
+          <w:szCs w:val="22"/>
+          <w:highlight w:val="none"/>
+          <w:u w:val="none"/>
+          <w:lang w:val="es-ES" w:bidi="es-ES"/>
+        </w:rPr>
+        <w:t xml:space="preserve">Recorremos con coordenadas nuestros bits y únicamente nos interesan los bits que están activos.</w:t>
+      </w:r>
+      <w:r/>
+      <w:r>
+        <w:rPr>
+          <w:rFonts w:ascii="Times New Roman" w:hAnsi="Times New Roman" w:eastAsia="Times New Roman" w:cs="Times New Roman"/>
+          <w:b w:val="0"/>
+          <w:bCs w:val="0"/>
+          <w:i w:val="0"/>
+          <w:sz w:val="22"/>
+          <w:szCs w:val="22"/>
+          <w:highlight w:val="none"/>
+          <w:u w:val="none"/>
+          <w:lang w:val="es-ES" w:bidi="es-ES"/>
+        </w:rPr>
+      </w:r>
+      <w:r/>
+      <w:r>
+        <w:rPr>
+          <w:rFonts w:ascii="Times New Roman" w:hAnsi="Times New Roman" w:eastAsia="Times New Roman" w:cs="Times New Roman"/>
+          <w:b w:val="0"/>
+          <w:bCs w:val="0"/>
+          <w:i w:val="0"/>
+          <w:sz w:val="22"/>
+          <w:szCs w:val="22"/>
+          <w:highlight w:val="none"/>
+          <w:u w:val="none"/>
+          <w:lang w:val="es-ES" w:bidi="es-ES"/>
+        </w:rPr>
+      </w:r>
+    </w:p>
+    <w:p>
+      <w:pPr>
+        <w:pBdr/>
+        <w:spacing/>
+        <w:ind w:firstLine="0" w:left="709"/>
+        <w:jc w:val="center"/>
+        <w:rPr>
+          <w:rFonts w:ascii="Times New Roman" w:hAnsi="Times New Roman" w:eastAsia="Times New Roman" w:cs="Times New Roman"/>
+          <w:b w:val="0"/>
+          <w:bCs w:val="0"/>
+          <w:i w:val="0"/>
+          <w:sz w:val="22"/>
+          <w:szCs w:val="22"/>
+          <w:highlight w:val="none"/>
+          <w:u w:val="none"/>
+          <w:lang w:val="es-ES" w:bidi="es-ES"/>
+        </w:rPr>
+      </w:pPr>
+      <w:r>
+        <w:rPr>
+          <w:rFonts w:ascii="Times New Roman" w:hAnsi="Times New Roman" w:eastAsia="Times New Roman" w:cs="Times New Roman"/>
+          <w:b w:val="0"/>
+          <w:bCs w:val="0"/>
+          <w:i w:val="0"/>
+          <w:sz w:val="22"/>
+          <w:szCs w:val="22"/>
+          <w:highlight w:val="none"/>
+          <w:u w:val="none"/>
+          <w:lang w:val="es-ES" w:bidi="es-ES"/>
+        </w:rPr>
+        <w:t xml:space="preserve">Luego nos indexamos en nuestra columna de bits con </w:t>
+      </w:r>
+      <w:r>
+        <w:rPr>
+          <w:rFonts w:ascii="Times New Roman" w:hAnsi="Times New Roman" w:eastAsia="Times New Roman" w:cs="Times New Roman"/>
+          <w:b w:val="0"/>
+          <w:bCs w:val="0"/>
+          <w:i w:val="0"/>
+          <w:sz w:val="22"/>
+          <w:szCs w:val="22"/>
+          <w:highlight w:val="none"/>
+          <w:u w:val="none"/>
+          <w:lang w:val="es-ES" w:bidi="es-ES"/>
+        </w:rPr>
+      </w:r>
+    </w:p>
+    <w:p>
+      <w:pPr>
+        <w:suppressLineNumbers w:val="false"/>
+        <w:pBdr>
+          <w:top w:val="single" w:color="000000" w:sz="4" w:space="0"/>
+          <w:left w:val="single" w:color="000000" w:sz="4" w:space="0"/>
+          <w:bottom w:val="single" w:color="000000" w:sz="4" w:space="0"/>
+          <w:right w:val="single" w:color="000000" w:sz="4" w:space="0"/>
+          <w:between w:val="none" w:color="000000" w:sz="4" w:space="0"/>
+        </w:pBdr>
+        <w:spacing/>
+        <w:ind w:firstLine="0" w:left="709"/>
+        <w:jc w:val="center"/>
+        <w:rPr>
+          <w:rFonts w:ascii="Classic Console" w:hAnsi="Classic Console" w:cs="Classic Console"/>
+          <w:b w:val="0"/>
+          <w:bCs w:val="0"/>
+          <w:i w:val="0"/>
+          <w:sz w:val="32"/>
+          <w:szCs w:val="32"/>
+          <w:highlight w:val="none"/>
+          <w:u w:val="none"/>
+        </w:rPr>
+      </w:pPr>
+      <w:r>
+        <w:rPr>
+          <w:rFonts w:ascii="Classic Console" w:hAnsi="Classic Console" w:eastAsia="Classic Console" w:cs="Classic Console"/>
+          <w:b w:val="0"/>
+          <w:bCs w:val="0"/>
+          <w:i w:val="0"/>
+          <w:sz w:val="32"/>
+          <w:szCs w:val="32"/>
+          <w:highlight w:val="none"/>
+          <w:u w:val="none"/>
+          <w:lang w:val="es-ES" w:bidi="es-ES"/>
+        </w:rPr>
+        <w:t xml:space="preserve">X + j.</w:t>
+      </w:r>
+      <w:r>
+        <w:rPr>
+          <w:rFonts w:ascii="Classic Console" w:hAnsi="Classic Console" w:eastAsia="Classic Console" w:cs="Classic Console"/>
+          <w:b w:val="0"/>
+          <w:bCs w:val="0"/>
+          <w:i w:val="0"/>
+          <w:sz w:val="32"/>
+          <w:szCs w:val="32"/>
+          <w:highlight w:val="none"/>
+          <w:u w:val="none"/>
+          <w:lang w:val="es-ES" w:bidi="es-ES"/>
+        </w:rPr>
+      </w:r>
+      <w:r>
+        <w:rPr>
+          <w:rFonts w:ascii="Classic Console" w:hAnsi="Classic Console" w:eastAsia="Classic Console" w:cs="Classic Console"/>
+          <w:sz w:val="32"/>
+          <w:szCs w:val="32"/>
+        </w:rPr>
+      </w:r>
+    </w:p>
+    <w:p>
+      <w:pPr>
+        <w:pBdr/>
+        <w:spacing/>
+        <w:ind w:firstLine="0" w:left="709"/>
+        <w:jc w:val="center"/>
+        <w:rPr>
+          <w:rFonts w:ascii="Times New Roman" w:hAnsi="Times New Roman" w:eastAsia="Times New Roman" w:cs="Times New Roman"/>
+          <w:b w:val="0"/>
+          <w:bCs w:val="0"/>
+          <w:i w:val="0"/>
+          <w:sz w:val="22"/>
+          <w:szCs w:val="22"/>
+          <w:highlight w:val="none"/>
+          <w:u w:val="none"/>
+          <w:lang w:val="es-ES" w:bidi="es-ES"/>
+        </w:rPr>
+      </w:pPr>
+      <w:r>
+        <w:rPr>
+          <w:rFonts w:ascii="Times New Roman" w:hAnsi="Times New Roman" w:eastAsia="Times New Roman" w:cs="Times New Roman"/>
+          <w:b w:val="0"/>
+          <w:bCs w:val="0"/>
+          <w:i w:val="0"/>
+          <w:sz w:val="22"/>
+          <w:szCs w:val="22"/>
+          <w:highlight w:val="none"/>
+          <w:u w:val="none"/>
+          <w:lang w:val="es-ES" w:bidi="es-ES"/>
+        </w:rPr>
+        <w:t xml:space="preserve">Y luego "miramos" lo que hay debajo de nosotros con nuestras coordenadas </w:t>
+      </w:r>
+      <w:r>
+        <w:rPr>
+          <w:rFonts w:ascii="Times New Roman" w:hAnsi="Times New Roman" w:eastAsia="Times New Roman" w:cs="Times New Roman"/>
+          <w:b w:val="0"/>
+          <w:bCs w:val="0"/>
+          <w:i w:val="0"/>
+          <w:sz w:val="22"/>
+          <w:szCs w:val="22"/>
+          <w:highlight w:val="none"/>
+          <w:u w:val="none"/>
+          <w:lang w:val="es-ES" w:bidi="es-ES"/>
+        </w:rPr>
+      </w:r>
+    </w:p>
+    <w:p>
+      <w:pPr>
+        <w:suppressLineNumbers w:val="false"/>
+        <w:pBdr>
+          <w:top w:val="single" w:color="000000" w:sz="4" w:space="0"/>
+          <w:left w:val="single" w:color="000000" w:sz="4" w:space="0"/>
+          <w:bottom w:val="single" w:color="000000" w:sz="4" w:space="0"/>
+          <w:right w:val="single" w:color="000000" w:sz="4" w:space="0"/>
+          <w:between w:val="none" w:color="000000" w:sz="4" w:space="0"/>
+        </w:pBdr>
+        <w:spacing/>
+        <w:ind w:firstLine="0" w:left="709"/>
+        <w:jc w:val="center"/>
+        <w:rPr>
+          <w:rFonts w:ascii="Classic Console" w:hAnsi="Classic Console" w:cs="Classic Console"/>
+          <w:b w:val="0"/>
+          <w:bCs w:val="0"/>
+          <w:i w:val="0"/>
+          <w:sz w:val="36"/>
+          <w:szCs w:val="36"/>
+          <w:highlight w:val="none"/>
+          <w:u w:val="none"/>
+        </w:rPr>
+      </w:pPr>
+      <w:r>
+        <w:rPr>
+          <w:rFonts w:ascii="Classic Console" w:hAnsi="Classic Console" w:eastAsia="Classic Console" w:cs="Classic Console"/>
+          <w:b w:val="0"/>
+          <w:bCs w:val="0"/>
+          <w:i w:val="0"/>
+          <w:sz w:val="36"/>
+          <w:szCs w:val="36"/>
+          <w:highlight w:val="none"/>
+          <w:u w:val="none"/>
+          <w:lang w:val="es-ES" w:bidi="es-ES"/>
+        </w:rPr>
+        <w:t xml:space="preserve">Y + i + 1.</w:t>
+      </w:r>
+      <w:r>
+        <w:rPr>
+          <w:rFonts w:ascii="Classic Console" w:hAnsi="Classic Console" w:eastAsia="Classic Console" w:cs="Classic Console"/>
+          <w:b w:val="0"/>
+          <w:bCs w:val="0"/>
+          <w:i w:val="0"/>
+          <w:sz w:val="36"/>
+          <w:szCs w:val="36"/>
+          <w:highlight w:val="none"/>
+          <w:u w:val="none"/>
+          <w:lang w:val="es-ES" w:bidi="es-ES"/>
+        </w:rPr>
+      </w:r>
+      <w:r>
+        <w:rPr>
+          <w:rFonts w:ascii="Classic Console" w:hAnsi="Classic Console" w:eastAsia="Classic Console" w:cs="Classic Console"/>
+          <w:sz w:val="36"/>
+          <w:szCs w:val="36"/>
+        </w:rPr>
+      </w:r>
+    </w:p>
+    <w:p>
+      <w:pPr>
+        <w:pBdr/>
+        <w:spacing/>
+        <w:ind w:firstLine="0" w:left="709"/>
+        <w:jc w:val="center"/>
+        <w:rPr/>
+      </w:pPr>
+      <w:r>
+        <w:rPr>
+          <w:rFonts w:ascii="Times New Roman" w:hAnsi="Times New Roman" w:eastAsia="Times New Roman" w:cs="Times New Roman"/>
+          <w:b w:val="0"/>
+          <w:bCs w:val="0"/>
+          <w:i w:val="0"/>
+          <w:sz w:val="22"/>
+          <w:szCs w:val="22"/>
+          <w:highlight w:val="none"/>
+          <w:u w:val="none"/>
+          <w:lang w:val="es-ES" w:bidi="es-ES"/>
+        </w:rPr>
+        <w:t xml:space="preserve">Comprobamos que nuestra colisión no pase del suelo, sabiendo que nuestra "mirada" hacia abajo sea menor que el alto de nuestro tablero.</w:t>
+      </w:r>
+      <w:r/>
+      <w:r>
+        <w:rPr>
+          <w:rFonts w:ascii="Times New Roman" w:hAnsi="Times New Roman" w:eastAsia="Times New Roman" w:cs="Times New Roman"/>
+          <w:b w:val="0"/>
+          <w:bCs w:val="0"/>
+          <w:i w:val="0"/>
+          <w:sz w:val="22"/>
+          <w:szCs w:val="22"/>
+          <w:highlight w:val="none"/>
+          <w:u w:val="none"/>
+          <w:lang w:val="es-ES" w:bidi="es-ES"/>
+        </w:rPr>
+      </w:r>
+      <w:r/>
+      <w:r>
+        <w:rPr>
+          <w:rFonts w:ascii="Times New Roman" w:hAnsi="Times New Roman" w:eastAsia="Times New Roman" w:cs="Times New Roman"/>
+          <w:b w:val="0"/>
+          <w:bCs w:val="0"/>
+          <w:i w:val="0"/>
+          <w:sz w:val="22"/>
+          <w:szCs w:val="22"/>
+          <w:highlight w:val="none"/>
+          <w:u w:val="none"/>
+          <w:lang w:val="es-ES" w:bidi="es-ES"/>
+        </w:rPr>
+      </w:r>
+    </w:p>
+    <w:p>
+      <w:pPr>
+        <w:pBdr/>
+        <w:spacing/>
+        <w:ind w:firstLine="0" w:left="709"/>
+        <w:jc w:val="center"/>
+        <w:rPr/>
+      </w:pPr>
+      <w:r>
+        <w:rPr>
+          <w:rFonts w:ascii="Times New Roman" w:hAnsi="Times New Roman" w:eastAsia="Times New Roman" w:cs="Times New Roman"/>
+          <w:b w:val="0"/>
+          <w:bCs w:val="0"/>
+          <w:i w:val="0"/>
+          <w:sz w:val="22"/>
+          <w:szCs w:val="22"/>
+          <w:highlight w:val="none"/>
+          <w:u w:val="none"/>
+          <w:lang w:val="es-ES" w:bidi="es-ES"/>
+        </w:rPr>
+        <w:t xml:space="preserve">Luego verificamos si lo que hay debajo está activo o inactivo, y eso lo hacemos con el mismo bitwise del draw y el erase.</w:t>
+      </w:r>
+      <w:r/>
+      <w:r>
+        <w:rPr>
+          <w:rFonts w:ascii="Times New Roman" w:hAnsi="Times New Roman" w:eastAsia="Times New Roman" w:cs="Times New Roman"/>
+          <w:b w:val="0"/>
+          <w:bCs w:val="0"/>
+          <w:i w:val="0"/>
+          <w:sz w:val="22"/>
+          <w:szCs w:val="22"/>
+          <w:highlight w:val="none"/>
+          <w:u w:val="none"/>
+          <w:lang w:val="es-ES" w:bidi="es-ES"/>
+        </w:rPr>
+      </w:r>
+      <w:r/>
+      <w:r>
+        <w:rPr>
+          <w:rFonts w:ascii="Times New Roman" w:hAnsi="Times New Roman" w:eastAsia="Times New Roman" w:cs="Times New Roman"/>
+          <w:b w:val="0"/>
+          <w:bCs w:val="0"/>
+          <w:i w:val="0"/>
+          <w:sz w:val="22"/>
+          <w:szCs w:val="22"/>
+          <w:highlight w:val="none"/>
+          <w:u w:val="none"/>
+          <w:lang w:val="es-ES" w:bidi="es-ES"/>
+        </w:rPr>
+      </w:r>
+    </w:p>
+    <w:p>
+      <w:pPr>
+        <w:pBdr/>
+        <w:spacing/>
+        <w:ind w:firstLine="0" w:left="709"/>
+        <w:jc w:val="center"/>
+        <w:rPr>
+          <w:rFonts w:ascii="Times New Roman" w:hAnsi="Times New Roman" w:eastAsia="Times New Roman" w:cs="Times New Roman"/>
+          <w:b w:val="0"/>
+          <w:bCs w:val="0"/>
+          <w:i w:val="0"/>
+          <w:sz w:val="22"/>
+          <w:szCs w:val="22"/>
+          <w:highlight w:val="none"/>
+          <w:u w:val="none"/>
+        </w:rPr>
+      </w:pPr>
+      <w:r>
+        <w:rPr>
+          <w:rFonts w:ascii="Times New Roman" w:hAnsi="Times New Roman" w:eastAsia="Times New Roman" w:cs="Times New Roman"/>
+          <w:b w:val="0"/>
+          <w:bCs w:val="0"/>
+          <w:i w:val="0"/>
+          <w:sz w:val="22"/>
+          <w:szCs w:val="22"/>
+          <w:highlight w:val="none"/>
+          <w:u w:val="none"/>
+          <w:lang w:val="es-ES" w:bidi="es-ES"/>
+        </w:rPr>
+        <w:t xml:space="preserve">Utilizando la lógica de que si el bit está activado, entonces me saque un bool que me diga que no se puede bajar. Si no hay bits activos ahí, entonces todo sale bien con un return true;.</w:t>
+      </w:r>
+      <w:r/>
+      <w:r>
+        <w:rPr>
+          <w:rFonts w:ascii="Times New Roman" w:hAnsi="Times New Roman" w:eastAsia="Times New Roman" w:cs="Times New Roman"/>
+          <w:b w:val="0"/>
+          <w:bCs w:val="0"/>
+          <w:i w:val="0"/>
+          <w:sz w:val="22"/>
+          <w:szCs w:val="22"/>
+          <w:highlight w:val="none"/>
+          <w:u w:val="none"/>
+          <w:lang w:val="es-ES" w:bidi="es-ES"/>
+        </w:rPr>
+      </w:r>
+      <w:r>
+        <w:rPr>
+          <w:rFonts w:ascii="Times New Roman" w:hAnsi="Times New Roman" w:eastAsia="Times New Roman" w:cs="Times New Roman"/>
+          <w:b w:val="0"/>
+          <w:bCs w:val="0"/>
+          <w:i w:val="0"/>
+          <w:sz w:val="22"/>
+          <w:szCs w:val="22"/>
+          <w:highlight w:val="none"/>
+          <w:u w:val="none"/>
+        </w:rPr>
+      </w:r>
+    </w:p>
+    <w:p>
+      <w:pPr>
+        <w:pBdr/>
+        <w:spacing/>
+        <w:ind w:firstLine="0" w:left="709"/>
+        <w:jc w:val="center"/>
+        <w:rPr>
+          <w:rFonts w:ascii="Times New Roman" w:hAnsi="Times New Roman" w:cs="Times New Roman"/>
+          <w:b w:val="0"/>
+          <w:bCs w:val="0"/>
+          <w:i w:val="0"/>
+          <w:sz w:val="22"/>
+          <w:szCs w:val="22"/>
+          <w:highlight w:val="none"/>
+          <w:u w:val="none"/>
+        </w:rPr>
+      </w:pPr>
+      <w:r>
+        <w:rPr>
+          <w:rFonts w:ascii="Times New Roman" w:hAnsi="Times New Roman" w:eastAsia="Times New Roman" w:cs="Times New Roman"/>
+          <w:b w:val="0"/>
+          <w:bCs w:val="0"/>
+          <w:i w:val="0"/>
+          <w:sz w:val="22"/>
+          <w:szCs w:val="22"/>
+          <w:highlight w:val="none"/>
+          <w:u w:val="none"/>
+          <w:lang w:val="es-ES"/>
+        </w:rPr>
+      </w:r>
+      <w:r>
+        <w:rPr>
+          <w:rFonts w:ascii="Times New Roman" w:hAnsi="Times New Roman" w:eastAsia="Times New Roman" w:cs="Times New Roman"/>
+          <w:b w:val="0"/>
+          <w:bCs w:val="0"/>
+          <w:i w:val="0"/>
+          <w:sz w:val="22"/>
+          <w:szCs w:val="22"/>
+          <w:highlight w:val="none"/>
+          <w:u w:val="none"/>
+          <w:lang w:val="es-ES"/>
+        </w:rPr>
+      </w:r>
+      <w:r>
+        <w:rPr>
+          <w:rFonts w:ascii="Times New Roman" w:hAnsi="Times New Roman" w:eastAsia="Times New Roman" w:cs="Times New Roman"/>
+          <w:b w:val="0"/>
+          <w:bCs w:val="0"/>
+          <w:i w:val="0"/>
+          <w:sz w:val="22"/>
+          <w:szCs w:val="22"/>
+          <w:highlight w:val="none"/>
+          <w:u w:val="none"/>
           <w:lang w:val="es-ES"/>
         </w:rPr>
       </w:r>
@@ -15791,11 +16433,275 @@
       <w:suff w:val="tab"/>
     </w:lvl>
   </w:abstractNum>
+  <w:abstractNum w:abstractNumId="2">
+    <w:nsid w:val="1CEB064F"/>
+    <w:lvl w:ilvl="0">
+      <w:isLgl w:val="false"/>
+      <w:lvlJc w:val="left"/>
+      <w:lvlText w:val="%1."/>
+      <w:numFmt w:val="decimal"/>
+      <w:pPr>
+        <w:pBdr/>
+        <w:spacing/>
+        <w:ind w:hanging="360" w:left="709"/>
+      </w:pPr>
+      <w:rPr/>
+      <w:start w:val="1"/>
+      <w:suff w:val="tab"/>
+    </w:lvl>
+    <w:lvl w:ilvl="1">
+      <w:isLgl w:val="false"/>
+      <w:lvlJc w:val="left"/>
+      <w:lvlText w:val="%2."/>
+      <w:numFmt w:val="lowerLetter"/>
+      <w:pPr>
+        <w:pBdr/>
+        <w:spacing/>
+        <w:ind w:hanging="360" w:left="1429"/>
+      </w:pPr>
+      <w:rPr/>
+      <w:start w:val="1"/>
+      <w:suff w:val="tab"/>
+    </w:lvl>
+    <w:lvl w:ilvl="2">
+      <w:isLgl w:val="false"/>
+      <w:lvlJc w:val="right"/>
+      <w:lvlText w:val="%3."/>
+      <w:numFmt w:val="lowerRoman"/>
+      <w:pPr>
+        <w:pBdr/>
+        <w:spacing/>
+        <w:ind w:hanging="180" w:left="2149"/>
+      </w:pPr>
+      <w:rPr/>
+      <w:start w:val="1"/>
+      <w:suff w:val="tab"/>
+    </w:lvl>
+    <w:lvl w:ilvl="3">
+      <w:isLgl w:val="false"/>
+      <w:lvlJc w:val="left"/>
+      <w:lvlText w:val="%4."/>
+      <w:numFmt w:val="decimal"/>
+      <w:pPr>
+        <w:pBdr/>
+        <w:spacing/>
+        <w:ind w:hanging="360" w:left="2869"/>
+      </w:pPr>
+      <w:rPr/>
+      <w:start w:val="1"/>
+      <w:suff w:val="tab"/>
+    </w:lvl>
+    <w:lvl w:ilvl="4">
+      <w:isLgl w:val="false"/>
+      <w:lvlJc w:val="left"/>
+      <w:lvlText w:val="%5."/>
+      <w:numFmt w:val="lowerLetter"/>
+      <w:pPr>
+        <w:pBdr/>
+        <w:spacing/>
+        <w:ind w:hanging="360" w:left="3589"/>
+      </w:pPr>
+      <w:rPr/>
+      <w:start w:val="1"/>
+      <w:suff w:val="tab"/>
+    </w:lvl>
+    <w:lvl w:ilvl="5">
+      <w:isLgl w:val="false"/>
+      <w:lvlJc w:val="right"/>
+      <w:lvlText w:val="%6."/>
+      <w:numFmt w:val="lowerRoman"/>
+      <w:pPr>
+        <w:pBdr/>
+        <w:spacing/>
+        <w:ind w:hanging="180" w:left="4309"/>
+      </w:pPr>
+      <w:rPr/>
+      <w:start w:val="1"/>
+      <w:suff w:val="tab"/>
+    </w:lvl>
+    <w:lvl w:ilvl="6">
+      <w:isLgl w:val="false"/>
+      <w:lvlJc w:val="left"/>
+      <w:lvlText w:val="%7."/>
+      <w:numFmt w:val="decimal"/>
+      <w:pPr>
+        <w:pBdr/>
+        <w:spacing/>
+        <w:ind w:hanging="360" w:left="5029"/>
+      </w:pPr>
+      <w:rPr/>
+      <w:start w:val="1"/>
+      <w:suff w:val="tab"/>
+    </w:lvl>
+    <w:lvl w:ilvl="7">
+      <w:isLgl w:val="false"/>
+      <w:lvlJc w:val="left"/>
+      <w:lvlText w:val="%8."/>
+      <w:numFmt w:val="lowerLetter"/>
+      <w:pPr>
+        <w:pBdr/>
+        <w:spacing/>
+        <w:ind w:hanging="360" w:left="5749"/>
+      </w:pPr>
+      <w:rPr/>
+      <w:start w:val="1"/>
+      <w:suff w:val="tab"/>
+    </w:lvl>
+    <w:lvl w:ilvl="8">
+      <w:isLgl w:val="false"/>
+      <w:lvlJc w:val="right"/>
+      <w:lvlText w:val="%9."/>
+      <w:numFmt w:val="lowerRoman"/>
+      <w:pPr>
+        <w:pBdr/>
+        <w:spacing/>
+        <w:ind w:hanging="180" w:left="6469"/>
+      </w:pPr>
+      <w:rPr/>
+      <w:start w:val="1"/>
+      <w:suff w:val="tab"/>
+    </w:lvl>
+  </w:abstractNum>
+  <w:abstractNum w:abstractNumId="3">
+    <w:nsid w:val="0B834051"/>
+    <w:lvl w:ilvl="0">
+      <w:isLgl w:val="false"/>
+      <w:lvlJc w:val="left"/>
+      <w:lvlText w:val="%1)"/>
+      <w:numFmt w:val="decimal"/>
+      <w:pPr>
+        <w:pBdr/>
+        <w:spacing/>
+        <w:ind w:hanging="360" w:left="709"/>
+      </w:pPr>
+      <w:rPr/>
+      <w:start w:val="1"/>
+      <w:suff w:val="tab"/>
+    </w:lvl>
+    <w:lvl w:ilvl="1">
+      <w:isLgl w:val="false"/>
+      <w:lvlJc w:val="left"/>
+      <w:lvlText w:val="%2."/>
+      <w:numFmt w:val="lowerLetter"/>
+      <w:pPr>
+        <w:pBdr/>
+        <w:spacing/>
+        <w:ind w:hanging="360" w:left="1429"/>
+      </w:pPr>
+      <w:rPr/>
+      <w:start w:val="1"/>
+      <w:suff w:val="tab"/>
+    </w:lvl>
+    <w:lvl w:ilvl="2">
+      <w:isLgl w:val="false"/>
+      <w:lvlJc w:val="right"/>
+      <w:lvlText w:val="%3."/>
+      <w:numFmt w:val="lowerRoman"/>
+      <w:pPr>
+        <w:pBdr/>
+        <w:spacing/>
+        <w:ind w:hanging="180" w:left="2149"/>
+      </w:pPr>
+      <w:rPr/>
+      <w:start w:val="1"/>
+      <w:suff w:val="tab"/>
+    </w:lvl>
+    <w:lvl w:ilvl="3">
+      <w:isLgl w:val="false"/>
+      <w:lvlJc w:val="left"/>
+      <w:lvlText w:val="%4."/>
+      <w:numFmt w:val="decimal"/>
+      <w:pPr>
+        <w:pBdr/>
+        <w:spacing/>
+        <w:ind w:hanging="360" w:left="2869"/>
+      </w:pPr>
+      <w:rPr/>
+      <w:start w:val="1"/>
+      <w:suff w:val="tab"/>
+    </w:lvl>
+    <w:lvl w:ilvl="4">
+      <w:isLgl w:val="false"/>
+      <w:lvlJc w:val="left"/>
+      <w:lvlText w:val="%5."/>
+      <w:numFmt w:val="lowerLetter"/>
+      <w:pPr>
+        <w:pBdr/>
+        <w:spacing/>
+        <w:ind w:hanging="360" w:left="3589"/>
+      </w:pPr>
+      <w:rPr/>
+      <w:start w:val="1"/>
+      <w:suff w:val="tab"/>
+    </w:lvl>
+    <w:lvl w:ilvl="5">
+      <w:isLgl w:val="false"/>
+      <w:lvlJc w:val="right"/>
+      <w:lvlText w:val="%6."/>
+      <w:numFmt w:val="lowerRoman"/>
+      <w:pPr>
+        <w:pBdr/>
+        <w:spacing/>
+        <w:ind w:hanging="180" w:left="4309"/>
+      </w:pPr>
+      <w:rPr/>
+      <w:start w:val="1"/>
+      <w:suff w:val="tab"/>
+    </w:lvl>
+    <w:lvl w:ilvl="6">
+      <w:isLgl w:val="false"/>
+      <w:lvlJc w:val="left"/>
+      <w:lvlText w:val="%7."/>
+      <w:numFmt w:val="decimal"/>
+      <w:pPr>
+        <w:pBdr/>
+        <w:spacing/>
+        <w:ind w:hanging="360" w:left="5029"/>
+      </w:pPr>
+      <w:rPr/>
+      <w:start w:val="1"/>
+      <w:suff w:val="tab"/>
+    </w:lvl>
+    <w:lvl w:ilvl="7">
+      <w:isLgl w:val="false"/>
+      <w:lvlJc w:val="left"/>
+      <w:lvlText w:val="%8."/>
+      <w:numFmt w:val="lowerLetter"/>
+      <w:pPr>
+        <w:pBdr/>
+        <w:spacing/>
+        <w:ind w:hanging="360" w:left="5749"/>
+      </w:pPr>
+      <w:rPr/>
+      <w:start w:val="1"/>
+      <w:suff w:val="tab"/>
+    </w:lvl>
+    <w:lvl w:ilvl="8">
+      <w:isLgl w:val="false"/>
+      <w:lvlJc w:val="right"/>
+      <w:lvlText w:val="%9."/>
+      <w:numFmt w:val="lowerRoman"/>
+      <w:pPr>
+        <w:pBdr/>
+        <w:spacing/>
+        <w:ind w:hanging="180" w:left="6469"/>
+      </w:pPr>
+      <w:rPr/>
+      <w:start w:val="1"/>
+      <w:suff w:val="tab"/>
+    </w:lvl>
+  </w:abstractNum>
   <w:num w:numId="1">
     <w:abstractNumId w:val="0"/>
   </w:num>
   <w:num w:numId="2">
     <w:abstractNumId w:val="1"/>
+  </w:num>
+  <w:num w:numId="3">
+    <w:abstractNumId w:val="2"/>
+  </w:num>
+  <w:num w:numId="4">
+    <w:abstractNumId w:val="3"/>
   </w:num>
 </w:numbering>
 </file>

--- a/Documentacion_Desafio1.docx
+++ b/Documentacion_Desafio1.docx
@@ -15390,6 +15390,8 @@
           <w:b/>
           <w:bCs/>
           <w:i/>
+          <w:sz w:val="24"/>
+          <w:szCs w:val="24"/>
           <w:highlight w:val="none"/>
           <w:u w:val="single"/>
           <w:lang w:val="es-ES"/>
@@ -15402,6 +15404,8 @@
           <w:bCs/>
           <w:i/>
           <w:iCs/>
+          <w:sz w:val="24"/>
+          <w:szCs w:val="24"/>
           <w:highlight w:val="none"/>
           <w:u w:val="single"/>
           <w:lang w:val="es-ES"/>
@@ -15414,6 +15418,8 @@
           <w:bCs/>
           <w:i/>
           <w:iCs/>
+          <w:sz w:val="24"/>
+          <w:szCs w:val="24"/>
           <w:highlight w:val="none"/>
           <w:u w:val="single"/>
           <w:lang w:val="es-ES"/>
@@ -15426,6 +15432,8 @@
           <w:b/>
           <w:bCs/>
           <w:i/>
+          <w:sz w:val="24"/>
+          <w:szCs w:val="24"/>
           <w:u w:val="single"/>
         </w:rPr>
       </w:r>
@@ -16011,17 +16019,65 @@
         <w:ind w:firstLine="0" w:left="709"/>
         <w:jc w:val="center"/>
         <w:rPr>
-          <w:rFonts w:ascii="Times New Roman" w:hAnsi="Times New Roman" w:cs="Times New Roman"/>
-          <w:b w:val="0"/>
-          <w:bCs w:val="0"/>
-          <w:i w:val="0"/>
-          <w:sz w:val="22"/>
-          <w:szCs w:val="22"/>
-          <w:highlight w:val="none"/>
-          <w:u w:val="none"/>
-        </w:rPr>
-      </w:pPr>
-      <w:r>
+          <w:rFonts w:ascii="Times New Roman" w:hAnsi="Times New Roman" w:eastAsia="Times New Roman" w:cs="Times New Roman"/>
+          <w:b/>
+          <w:bCs/>
+          <w:i/>
+          <w:sz w:val="24"/>
+          <w:szCs w:val="24"/>
+          <w:highlight w:val="none"/>
+          <w:u w:val="single"/>
+          <w:lang w:val="es-ES"/>
+        </w:rPr>
+      </w:pPr>
+      <w:r>
+        <w:rPr>
+          <w:rFonts w:ascii="Times New Roman" w:hAnsi="Times New Roman" w:eastAsia="Times New Roman" w:cs="Times New Roman"/>
+          <w:b/>
+          <w:bCs/>
+          <w:i/>
+          <w:iCs/>
+          <w:sz w:val="24"/>
+          <w:szCs w:val="24"/>
+          <w:highlight w:val="none"/>
+          <w:u w:val="single"/>
+          <w:lang w:val="es-ES"/>
+        </w:rPr>
+      </w:r>
+      <w:r>
+        <w:rPr>
+          <w:rFonts w:ascii="Times New Roman" w:hAnsi="Times New Roman" w:eastAsia="Times New Roman" w:cs="Times New Roman"/>
+          <w:b/>
+          <w:bCs/>
+          <w:i/>
+          <w:iCs/>
+          <w:sz w:val="24"/>
+          <w:szCs w:val="24"/>
+          <w:highlight w:val="none"/>
+          <w:u w:val="single"/>
+          <w:lang w:val="es-ES"/>
+        </w:rPr>
+        <w:t xml:space="preserve">CLEAR LINES</w:t>
+      </w:r>
+      <w:r>
+        <w:rPr>
+          <w:rFonts w:ascii="Times New Roman" w:hAnsi="Times New Roman" w:cs="Times New Roman"/>
+          <w:b/>
+          <w:bCs/>
+          <w:i/>
+          <w:sz w:val="24"/>
+          <w:szCs w:val="24"/>
+          <w:highlight w:val="none"/>
+          <w:u w:val="single"/>
+        </w:rPr>
+      </w:r>
+    </w:p>
+    <w:p>
+      <w:pPr>
+        <w:pBdr/>
+        <w:spacing/>
+        <w:ind w:firstLine="0" w:left="709"/>
+        <w:jc w:val="center"/>
         <w:rPr>
           <w:rFonts w:ascii="Times New Roman" w:hAnsi="Times New Roman" w:eastAsia="Times New Roman" w:cs="Times New Roman"/>
           <w:b w:val="0"/>
@@ -16033,8 +16089,41 @@
           <w:u w:val="none"/>
           <w:lang w:val="es-ES"/>
         </w:rPr>
-      </w:r>
-      <w:r>
+      </w:pPr>
+      <w:r>
+        <w:rPr>
+          <w:rFonts w:ascii="Times New Roman" w:hAnsi="Times New Roman" w:eastAsia="Times New Roman" w:cs="Times New Roman"/>
+          <w:b w:val="0"/>
+          <w:bCs w:val="0"/>
+          <w:i w:val="0"/>
+          <w:iCs w:val="0"/>
+          <w:sz w:val="22"/>
+          <w:szCs w:val="22"/>
+          <w:highlight w:val="none"/>
+          <w:u w:val="none"/>
+          <w:lang w:val="es-ES"/>
+        </w:rPr>
+        <w:t xml:space="preserve">Esta es una de las partes del codigo importantes ya que tiene el importante flujo de trabajo que es el siguiente:</w:t>
+      </w:r>
+      <w:r>
+        <w:rPr>
+          <w:rFonts w:ascii="Times New Roman" w:hAnsi="Times New Roman" w:cs="Times New Roman"/>
+          <w:b w:val="0"/>
+          <w:bCs w:val="0"/>
+          <w:i w:val="0"/>
+          <w:sz w:val="22"/>
+          <w:szCs w:val="22"/>
+          <w:highlight w:val="none"/>
+          <w:u w:val="none"/>
+        </w:rPr>
+      </w:r>
+    </w:p>
+    <w:p>
+      <w:pPr>
+        <w:pBdr/>
+        <w:spacing/>
+        <w:ind w:firstLine="0" w:left="709"/>
+        <w:jc w:val="center"/>
         <w:rPr>
           <w:rFonts w:ascii="Times New Roman" w:hAnsi="Times New Roman" w:eastAsia="Times New Roman" w:cs="Times New Roman"/>
           <w:b w:val="0"/>
@@ -16046,13 +16135,295 @@
           <w:u w:val="none"/>
           <w:lang w:val="es-ES"/>
         </w:rPr>
-      </w:r>
+      </w:pPr>
       <w:r>
         <w:rPr>
           <w:rFonts w:ascii="Times New Roman" w:hAnsi="Times New Roman" w:eastAsia="Times New Roman" w:cs="Times New Roman"/>
           <w:b w:val="0"/>
           <w:bCs w:val="0"/>
           <w:i w:val="0"/>
+          <w:iCs w:val="0"/>
+          <w:sz w:val="22"/>
+          <w:szCs w:val="22"/>
+          <w:highlight w:val="none"/>
+          <w:u w:val="none"/>
+          <w:lang w:val="es-ES"/>
+        </w:rPr>
+        <w:t xml:space="preserve">Buscar filas completas</w:t>
+      </w:r>
+      <w:r>
+        <w:rPr>
+          <w:rFonts w:ascii="Times New Roman" w:hAnsi="Times New Roman" w:cs="Times New Roman"/>
+          <w:b w:val="0"/>
+          <w:bCs w:val="0"/>
+          <w:i w:val="0"/>
+          <w:sz w:val="22"/>
+          <w:szCs w:val="22"/>
+          <w:highlight w:val="none"/>
+          <w:u w:val="none"/>
+        </w:rPr>
+      </w:r>
+    </w:p>
+    <w:p>
+      <w:pPr>
+        <w:pBdr/>
+        <w:spacing/>
+        <w:ind w:firstLine="0" w:left="709"/>
+        <w:jc w:val="center"/>
+        <w:rPr>
+          <w:rFonts w:ascii="Times New Roman" w:hAnsi="Times New Roman" w:eastAsia="Times New Roman" w:cs="Times New Roman"/>
+          <w:b w:val="0"/>
+          <w:bCs w:val="0"/>
+          <w:i w:val="0"/>
+          <w:sz w:val="22"/>
+          <w:szCs w:val="22"/>
+          <w:highlight w:val="none"/>
+          <w:u w:val="none"/>
+          <w:lang w:val="es-ES"/>
+        </w:rPr>
+      </w:pPr>
+      <w:r>
+        <w:rPr>
+          <w:rFonts w:ascii="Times New Roman" w:hAnsi="Times New Roman" w:eastAsia="Times New Roman" w:cs="Times New Roman"/>
+          <w:b w:val="0"/>
+          <w:bCs w:val="0"/>
+          <w:i w:val="0"/>
+          <w:iCs w:val="0"/>
+          <w:sz w:val="22"/>
+          <w:szCs w:val="22"/>
+          <w:highlight w:val="none"/>
+          <w:u w:val="none"/>
+          <w:lang w:val="es-ES"/>
+        </w:rPr>
+        <w:t xml:space="preserve">Eliminar las filas completas</w:t>
+      </w:r>
+      <w:r>
+        <w:rPr>
+          <w:rFonts w:ascii="Times New Roman" w:hAnsi="Times New Roman" w:cs="Times New Roman"/>
+          <w:b w:val="0"/>
+          <w:bCs w:val="0"/>
+          <w:i w:val="0"/>
+          <w:sz w:val="22"/>
+          <w:szCs w:val="22"/>
+          <w:highlight w:val="none"/>
+          <w:u w:val="none"/>
+        </w:rPr>
+      </w:r>
+    </w:p>
+    <w:p>
+      <w:pPr>
+        <w:pBdr/>
+        <w:spacing/>
+        <w:ind w:firstLine="0" w:left="709"/>
+        <w:jc w:val="center"/>
+        <w:rPr>
+          <w:rFonts w:ascii="Times New Roman" w:hAnsi="Times New Roman" w:eastAsia="Times New Roman" w:cs="Times New Roman"/>
+          <w:b w:val="0"/>
+          <w:bCs w:val="0"/>
+          <w:i w:val="0"/>
+          <w:sz w:val="22"/>
+          <w:szCs w:val="22"/>
+          <w:highlight w:val="none"/>
+          <w:u w:val="none"/>
+          <w:lang w:val="es-ES"/>
+        </w:rPr>
+      </w:pPr>
+      <w:r>
+        <w:rPr>
+          <w:rFonts w:ascii="Times New Roman" w:hAnsi="Times New Roman" w:eastAsia="Times New Roman" w:cs="Times New Roman"/>
+          <w:b w:val="0"/>
+          <w:bCs w:val="0"/>
+          <w:i w:val="0"/>
+          <w:iCs w:val="0"/>
+          <w:sz w:val="22"/>
+          <w:szCs w:val="22"/>
+          <w:highlight w:val="none"/>
+          <w:u w:val="none"/>
+          <w:lang w:val="es-ES"/>
+        </w:rPr>
+        <w:t xml:space="preserve">Bajar todo lo que est</w:t>
+      </w:r>
+      <w:r>
+        <w:rPr>
+          <w:rFonts w:ascii="Times New Roman" w:hAnsi="Times New Roman" w:eastAsia="Times New Roman" w:cs="Times New Roman"/>
+          <w:b w:val="0"/>
+          <w:bCs w:val="0"/>
+          <w:i w:val="0"/>
+          <w:iCs w:val="0"/>
+          <w:sz w:val="22"/>
+          <w:szCs w:val="22"/>
+          <w:highlight w:val="none"/>
+          <w:u w:val="none"/>
+          <w:lang w:val="es-ES"/>
+        </w:rPr>
+        <w:t xml:space="preserve">á arriba</w:t>
+      </w:r>
+      <w:r>
+        <w:rPr>
+          <w:rFonts w:ascii="Times New Roman" w:hAnsi="Times New Roman" w:cs="Times New Roman"/>
+          <w:b w:val="0"/>
+          <w:bCs w:val="0"/>
+          <w:i w:val="0"/>
+          <w:sz w:val="22"/>
+          <w:szCs w:val="22"/>
+          <w:highlight w:val="none"/>
+          <w:u w:val="none"/>
+        </w:rPr>
+      </w:r>
+    </w:p>
+    <w:p>
+      <w:pPr>
+        <w:pBdr/>
+        <w:spacing/>
+        <w:ind w:firstLine="0" w:left="709"/>
+        <w:jc w:val="center"/>
+        <w:rPr>
+          <w:rFonts w:ascii="Times New Roman" w:hAnsi="Times New Roman" w:eastAsia="Times New Roman" w:cs="Times New Roman"/>
+          <w:b w:val="0"/>
+          <w:bCs w:val="0"/>
+          <w:i w:val="0"/>
+          <w:sz w:val="22"/>
+          <w:szCs w:val="22"/>
+          <w:highlight w:val="none"/>
+          <w:u w:val="none"/>
+          <w:lang w:val="es-ES"/>
+        </w:rPr>
+      </w:pPr>
+      <w:r>
+        <w:rPr>
+          <w:rFonts w:ascii="Times New Roman" w:hAnsi="Times New Roman" w:eastAsia="Times New Roman" w:cs="Times New Roman"/>
+          <w:b w:val="0"/>
+          <w:bCs w:val="0"/>
+          <w:i w:val="0"/>
+          <w:iCs w:val="0"/>
+          <w:sz w:val="22"/>
+          <w:szCs w:val="22"/>
+          <w:highlight w:val="none"/>
+          <w:u w:val="none"/>
+          <w:lang w:val="es-ES"/>
+        </w:rPr>
+        <w:t xml:space="preserve">Crear una fila vacia arriba</w:t>
+      </w:r>
+      <w:r>
+        <w:rPr>
+          <w:rFonts w:ascii="Times New Roman" w:hAnsi="Times New Roman" w:cs="Times New Roman"/>
+          <w:b w:val="0"/>
+          <w:bCs w:val="0"/>
+          <w:i w:val="0"/>
+          <w:sz w:val="22"/>
+          <w:szCs w:val="22"/>
+          <w:highlight w:val="none"/>
+          <w:u w:val="none"/>
+        </w:rPr>
+      </w:r>
+    </w:p>
+    <w:p>
+      <w:pPr>
+        <w:pBdr/>
+        <w:spacing/>
+        <w:ind w:firstLine="0" w:left="709"/>
+        <w:jc w:val="center"/>
+        <w:rPr>
+          <w:rFonts w:ascii="Times New Roman" w:hAnsi="Times New Roman" w:cs="Times New Roman"/>
+          <w:b w:val="0"/>
+          <w:bCs w:val="0"/>
+          <w:i w:val="0"/>
+          <w:sz w:val="22"/>
+          <w:szCs w:val="22"/>
+          <w:highlight w:val="none"/>
+          <w:u w:val="none"/>
+        </w:rPr>
+      </w:pPr>
+      <w:r>
+        <w:rPr>
+          <w:rFonts w:ascii="Times New Roman" w:hAnsi="Times New Roman" w:cs="Times New Roman"/>
+          <w:b w:val="0"/>
+          <w:bCs w:val="0"/>
+          <w:i w:val="0"/>
+          <w:sz w:val="22"/>
+          <w:szCs w:val="22"/>
+          <w:highlight w:val="none"/>
+          <w:u w:val="none"/>
+        </w:rPr>
+      </w:r>
+      <w:r>
+        <w:rPr>
+          <w:rFonts w:ascii="Times New Roman" w:hAnsi="Times New Roman" w:cs="Times New Roman"/>
+          <w:b w:val="0"/>
+          <w:bCs w:val="0"/>
+          <w:i w:val="0"/>
+          <w:sz w:val="22"/>
+          <w:szCs w:val="22"/>
+          <w:highlight w:val="none"/>
+          <w:u w:val="none"/>
+        </w:rPr>
+      </w:r>
+      <w:r>
+        <w:rPr>
+          <w:rFonts w:ascii="Times New Roman" w:hAnsi="Times New Roman" w:cs="Times New Roman"/>
+          <w:b w:val="0"/>
+          <w:bCs w:val="0"/>
+          <w:i w:val="0"/>
+          <w:sz w:val="22"/>
+          <w:szCs w:val="22"/>
+          <w:highlight w:val="none"/>
+          <w:u w:val="none"/>
+        </w:rPr>
+      </w:r>
+    </w:p>
+    <w:p>
+      <w:pPr>
+        <w:pBdr/>
+        <w:spacing/>
+        <w:ind w:firstLine="0" w:left="0"/>
+        <w:jc w:val="center"/>
+        <w:rPr>
+          <w:rFonts w:ascii="Times New Roman" w:hAnsi="Times New Roman" w:cs="Times New Roman"/>
+          <w:b w:val="0"/>
+          <w:bCs w:val="0"/>
+          <w:i w:val="0"/>
+          <w:sz w:val="22"/>
+          <w:szCs w:val="22"/>
+          <w:highlight w:val="none"/>
+          <w:u w:val="none"/>
+        </w:rPr>
+      </w:pPr>
+      <w:r>
+        <w:rPr>
+          <w:rFonts w:ascii="Times New Roman" w:hAnsi="Times New Roman" w:eastAsia="Times New Roman" w:cs="Times New Roman"/>
+          <w:b w:val="0"/>
+          <w:bCs w:val="0"/>
+          <w:i w:val="0"/>
+          <w:iCs w:val="0"/>
+          <w:sz w:val="22"/>
+          <w:szCs w:val="22"/>
+          <w:highlight w:val="none"/>
+          <w:u w:val="none"/>
+          <w:lang w:val="es-ES"/>
+        </w:rPr>
+        <w:t xml:space="preserve">Eso lo haremos de la siguiente manera</w:t>
+      </w:r>
+      <w:r>
+        <w:rPr>
+          <w:rFonts w:ascii="Times New Roman" w:hAnsi="Times New Roman" w:eastAsia="Times New Roman" w:cs="Times New Roman"/>
+          <w:b w:val="0"/>
+          <w:bCs w:val="0"/>
+          <w:i w:val="0"/>
+          <w:iCs w:val="0"/>
+          <w:sz w:val="22"/>
+          <w:szCs w:val="22"/>
+          <w:highlight w:val="none"/>
+          <w:u w:val="none"/>
+          <w:lang w:val="es-ES"/>
+        </w:rPr>
+      </w:r>
+      <w:r>
+        <w:rPr>
+          <w:rFonts w:ascii="Times New Roman" w:hAnsi="Times New Roman" w:eastAsia="Times New Roman" w:cs="Times New Roman"/>
+          <w:b w:val="0"/>
+          <w:bCs w:val="0"/>
+          <w:i w:val="0"/>
+          <w:iCs w:val="0"/>
           <w:sz w:val="22"/>
           <w:szCs w:val="22"/>
           <w:highlight w:val="none"/>
